--- a/docs/guides/crew/crew-troubleshooting.docx
+++ b/docs/guides/crew/crew-troubleshooting.docx
@@ -14997,6 +14997,118 @@
       <w:r>
         <w:rPr/>
         <w:t xml:space="preserve">Session ids must match exactly, including case. </w:t>
+      </w:r>
+    </w:p>
+    <w:p>
+      <w:pPr>
+        <w:pStyle w:val="BodyText"/>
+        <w:numPr>
+          <w:ilvl w:val="0"/>
+          <w:numId w:val="27"/>
+        </w:numPr>
+        <w:tabs>
+          <w:tab w:val="clear" w:pos="1134"/>
+          <w:tab w:val="left" w:pos="829" w:leader="none"/>
+        </w:tabs>
+        <w:bidi w:val="0"/>
+        <w:spacing w:before="120" w:after="0"/>
+        <w:ind w:hanging="283" w:left="829"/>
+        <w:jc w:val="left"/>
+        <w:rPr/>
+      </w:pPr>
+      <w:r>
+        <w:rPr/>
+        <w:t xml:space="preserve">Finding the repos to list: when </w:t>
+      </w:r>
+      <w:r>
+        <w:rPr>
+          <w:rStyle w:val="SourceText"/>
+        </w:rPr>
+        <w:t>/crew:migrate</w:t>
+      </w:r>
+      <w:r>
+        <w:rPr/>
+        <w:t xml:space="preserve"> reports a widening, run </w:t>
+      </w:r>
+      <w:r>
+        <w:rPr>
+          <w:rStyle w:val="SourceText"/>
+        </w:rPr>
+        <w:t>crew_autoclear_setup.py --root . apply-migrate --scan-root &lt;dir&gt;</w:t>
+      </w:r>
+      <w:r>
+        <w:rPr/>
+        <w:t xml:space="preserve">. It looks under </w:t>
+      </w:r>
+      <w:r>
+        <w:rPr>
+          <w:rStyle w:val="SourceText"/>
+        </w:rPr>
+        <w:t>&lt;dir&gt;</w:t>
+      </w:r>
+      <w:r>
+        <w:rPr/>
+        <w:t xml:space="preserve"> (3 levels by default, </w:t>
+      </w:r>
+      <w:r>
+        <w:rPr>
+          <w:rStyle w:val="SourceText"/>
+        </w:rPr>
+        <w:t>--scan-depth &lt;n&gt;</w:t>
+      </w:r>
+      <w:r>
+        <w:rPr/>
+        <w:t xml:space="preserve">), read-only, for repos whose </w:t>
+      </w:r>
+      <w:r>
+        <w:rPr>
+          <w:rStyle w:val="SourceText"/>
+        </w:rPr>
+        <w:t>.crew/config.json</w:t>
+      </w:r>
+      <w:r>
+        <w:rPr/>
+        <w:t xml:space="preserve"> or </w:t>
+      </w:r>
+      <w:r>
+        <w:rPr>
+          <w:rStyle w:val="SourceText"/>
+        </w:rPr>
+        <w:t>.crew/crew.json</w:t>
+      </w:r>
+      <w:r>
+        <w:rPr/>
+        <w:t xml:space="preserve"> still says </w:t>
+      </w:r>
+      <w:r>
+        <w:rPr>
+          <w:rStyle w:val="SourceText"/>
+        </w:rPr>
+        <w:t>context.autoClear.enabled: true</w:t>
+      </w:r>
+      <w:r>
+        <w:rPr/>
+        <w:t xml:space="preserve">, and proposes them with this repo. A repo it cannot read is listed and blocks </w:t>
+      </w:r>
+      <w:r>
+        <w:rPr>
+          <w:rStyle w:val="SourceText"/>
+        </w:rPr>
+        <w:t>--yes-widen</w:t>
+      </w:r>
+      <w:r>
+        <w:rPr/>
+        <w:t xml:space="preserve">. Repos outside </w:t>
+      </w:r>
+      <w:r>
+        <w:rPr>
+          <w:rStyle w:val="SourceText"/>
+        </w:rPr>
+        <w:t>&lt;dir&gt;</w:t>
+      </w:r>
+      <w:r>
+        <w:rPr/>
+        <w:t xml:space="preserve">, and repos an earlier migration already converted (their opt-in is gone), cannot be found: add those by hand. </w:t>
       </w:r>
     </w:p>
     <w:p>

--- a/docs/guides/crew/crew-troubleshooting.docx
+++ b/docs/guides/crew/crew-troubleshooting.docx
@@ -6508,11 +6508,93 @@
         <w:jc w:val="left"/>
         <w:rPr/>
       </w:pPr>
-      <w:bookmarkStart w:id="6" w:name="autopilot-in-a-worktree-and-the-refresh-"/>
+      <w:bookmarkStart w:id="6" w:name="a-diagram-check-fails-in-ci-with-no-reas"/>
       <w:bookmarkEnd w:id="6"/>
       <w:r>
         <w:rPr/>
-        <w:t>Autopilot in a Worktree, and the Refresh Check</w:t>
+        <w:t>A Diagram Check Fails in CI with No Reason, or "Running as Root Without --No-Sandbox"</w:t>
+      </w:r>
+    </w:p>
+    <w:p>
+      <w:pPr>
+        <w:pStyle w:val="BodyText"/>
+        <w:bidi w:val="0"/>
+        <w:jc w:val="left"/>
+        <w:rPr/>
+      </w:pPr>
+      <w:r>
+        <w:rPr/>
+        <w:t xml:space="preserve">Headless Chromium, which </w:t>
+      </w:r>
+      <w:r>
+        <w:rPr>
+          <w:rStyle w:val="SourceText"/>
+        </w:rPr>
+        <w:t>mmdc</w:t>
+      </w:r>
+      <w:r>
+        <w:rPr/>
+        <w:t xml:space="preserve"> drives, refuses to start as root unless puppeteer passes </w:t>
+      </w:r>
+      <w:r>
+        <w:rPr>
+          <w:rStyle w:val="SourceText"/>
+        </w:rPr>
+        <w:t>--no-sandbox</w:t>
+      </w:r>
+      <w:r>
+        <w:rPr/>
+        <w:t xml:space="preserve">, and CI containers run as root. A hand-written </w:t>
+      </w:r>
+      <w:r>
+        <w:rPr>
+          <w:rStyle w:val="SourceText"/>
+        </w:rPr>
+        <w:t>_verify</w:t>
+      </w:r>
+      <w:r>
+        <w:rPr/>
+        <w:t xml:space="preserve"> case that calls </w:t>
+      </w:r>
+      <w:r>
+        <w:rPr>
+          <w:rStyle w:val="SourceText"/>
+        </w:rPr>
+        <w:t>mmdc</w:t>
+      </w:r>
+      <w:r>
+        <w:rPr/>
+        <w:t xml:space="preserve"> bare fails there, and an older </w:t>
+      </w:r>
+      <w:r>
+        <w:rPr>
+          <w:rStyle w:val="SourceText"/>
+        </w:rPr>
+        <w:t>_verify/run-all.sh</w:t>
+      </w:r>
+      <w:r>
+        <w:rPr/>
+        <w:t xml:space="preserve"> or </w:t>
+      </w:r>
+      <w:r>
+        <w:rPr>
+          <w:rStyle w:val="SourceText"/>
+        </w:rPr>
+        <w:t>smoke.sh</w:t>
+      </w:r>
+      <w:r>
+        <w:rPr/>
+        <w:t xml:space="preserve"> threw the check's output away, so all the log said was </w:t>
+      </w:r>
+      <w:r>
+        <w:rPr>
+          <w:rStyle w:val="SourceText"/>
+        </w:rPr>
+        <w:t>FAIL &lt;name&gt;</w:t>
+      </w:r>
+      <w:r>
+        <w:rPr/>
+        <w:t>.</w:t>
       </w:r>
     </w:p>
     <w:p>
@@ -6527,6 +6609,7 @@
           <w:tab w:val="left" w:pos="829" w:leader="none"/>
         </w:tabs>
         <w:bidi w:val="0"/>
+        <w:spacing w:before="120" w:after="0"/>
         <w:ind w:hanging="283" w:left="829"/>
         <w:jc w:val="left"/>
         <w:rPr/>
@@ -6535,165 +6618,203 @@
         <w:rPr>
           <w:rStyle w:val="Strong"/>
         </w:rPr>
-        <w:t xml:space="preserve">Symptom: autopilot stops with </w:t>
-      </w:r>
-      <w:r>
-        <w:rPr>
-          <w:rStyle w:val="SourceText"/>
-        </w:rPr>
-        <w:t>cannot tell whether &lt;id&gt;'s direction is approved</w:t>
-      </w:r>
-      <w:r>
-        <w:rPr>
-          <w:rStyle w:val="Strong"/>
-        </w:rPr>
-        <w:t xml:space="preserve"> in a worktree.</w:t>
-      </w:r>
-      <w:r>
-        <w:rPr/>
-        <w:t xml:space="preserve"> </w:t>
-      </w:r>
-      <w:r>
-        <w:rPr>
-          <w:rStyle w:val="SourceText"/>
-        </w:rPr>
-        <w:t>crew_autopilot.py next</w:t>
-      </w:r>
-      <w:r>
-        <w:rPr/>
-        <w:t xml:space="preserve"> looks for the ticket's </w:t>
-      </w:r>
-      <w:r>
-        <w:rPr>
-          <w:rStyle w:val="SourceText"/>
-        </w:rPr>
-        <w:t>.work/INDEX.md</w:t>
-      </w:r>
-      <w:r>
-        <w:rPr/>
-        <w:t xml:space="preserve"> row in the checkout it runs in, and — since crew 1.0.349 — in the main checkout (the first record of </w:t>
-      </w:r>
-      <w:r>
-        <w:rPr>
-          <w:rStyle w:val="SourceText"/>
-        </w:rPr>
-        <w:t>git worktree list --porcelain</w:t>
-      </w:r>
-      <w:r>
-        <w:rPr/>
-        <w:t xml:space="preserve">) when this one has none. </w:t>
-      </w:r>
-      <w:r>
-        <w:rPr>
-          <w:rStyle w:val="SourceText"/>
-        </w:rPr>
-        <w:t>.work/</w:t>
-      </w:r>
-      <w:r>
-        <w:rPr/>
-        <w:t xml:space="preserve"> is git-ignored, so a lane worktree made from another branch starts with no INDEX at all. </w:t>
-      </w:r>
-      <w:r>
-        <w:rPr>
-          <w:rStyle w:val="Strong"/>
-        </w:rPr>
-        <w:t>Check:</w:t>
-      </w:r>
-      <w:r>
-        <w:rPr/>
-        <w:t xml:space="preserve"> the stop's reason names every INDEX.md it asked, or why the main checkout could not be read (a failed listing, a bare repository). </w:t>
-      </w:r>
-      <w:r>
-        <w:rPr>
-          <w:rStyle w:val="SourceText"/>
-        </w:rPr>
-        <w:t>--json</w:t>
-      </w:r>
-      <w:r>
-        <w:rPr/>
-        <w:t xml:space="preserve"> names the file that answered as </w:t>
-      </w:r>
-      <w:r>
-        <w:rPr>
-          <w:rStyle w:val="SourceText"/>
-        </w:rPr>
-        <w:t>index_source</w:t>
-      </w:r>
-      <w:r>
-        <w:rPr/>
-        <w:t xml:space="preserve">: </w:t>
+        <w:t>Use the ready case.</w:t>
+      </w:r>
+      <w:r>
+        <w:rPr/>
+        <w:t xml:space="preserve"> Copy </w:t>
+      </w:r>
+      <w:r>
+        <w:rPr>
+          <w:rStyle w:val="SourceText"/>
+        </w:rPr>
+        <w:t>templates/cases/diagrams-render.sh</w:t>
+      </w:r>
+      <w:r>
+        <w:rPr/>
+        <w:t xml:space="preserve"> from crew-setup into </w:t>
+      </w:r>
+      <w:r>
+        <w:rPr>
+          <w:rStyle w:val="SourceText"/>
+        </w:rPr>
+        <w:t>_verify/cases/</w:t>
+      </w:r>
+      <w:r>
+        <w:rPr/>
+        <w:t xml:space="preserve"> (crew-setup does this itself in a repo that has </w:t>
+      </w:r>
+      <w:r>
+        <w:rPr>
+          <w:rStyle w:val="SourceText"/>
+        </w:rPr>
+        <w:t>.mmd</w:t>
+      </w:r>
+      <w:r>
+        <w:rPr/>
+        <w:t xml:space="preserve"> files). It passes the same </w:t>
+      </w:r>
+      <w:r>
+        <w:rPr>
+          <w:rStyle w:val="SourceText"/>
+        </w:rPr>
+        <w:t>--no-sandbox</w:t>
+      </w:r>
+      <w:r>
+        <w:rPr/>
+        <w:t xml:space="preserve"> puppeteer config as crew's </w:t>
+      </w:r>
+      <w:r>
+        <w:rPr>
+          <w:rStyle w:val="SourceText"/>
+        </w:rPr>
+        <w:t>render.sh</w:t>
+      </w:r>
+      <w:r>
+        <w:rPr/>
+        <w:t xml:space="preserve"> every time, renders to a temp directory, prints mmdc's own last lines under a failed source's </w:t>
+      </w:r>
+      <w:r>
+        <w:rPr>
+          <w:rStyle w:val="SourceText"/>
+        </w:rPr>
+        <w:t>FAIL</w:t>
+      </w:r>
+      <w:r>
+        <w:rPr/>
+        <w:t xml:space="preserve"> line, and exits 77 (SKIP) where </w:t>
+      </w:r>
+      <w:r>
+        <w:rPr>
+          <w:rStyle w:val="SourceText"/>
+        </w:rPr>
+        <w:t>mmdc</w:t>
+      </w:r>
+      <w:r>
+        <w:rPr/>
+        <w:t xml:space="preserve"> is not installed. </w:t>
+      </w:r>
+      <w:r>
+        <w:rPr>
+          <w:rStyle w:val="SourceText"/>
+        </w:rPr>
+        <w:t>DIAGRAMS_DIR</w:t>
+      </w:r>
+      <w:r>
+        <w:rPr/>
+        <w:t xml:space="preserve"> points it at a directory other than </w:t>
+      </w:r>
+      <w:r>
+        <w:rPr>
+          <w:rStyle w:val="SourceText"/>
+        </w:rPr>
+        <w:t>docs/diagrams</w:t>
+      </w:r>
+      <w:r>
+        <w:rPr/>
+        <w:t xml:space="preserve">. </w:t>
       </w:r>
     </w:p>
     <w:p>
       <w:pPr>
-        <w:pStyle w:val="PreformattedText"/>
+        <w:pStyle w:val="BodyText"/>
+        <w:numPr>
+          <w:ilvl w:val="0"/>
+          <w:numId w:val="16"/>
+        </w:numPr>
+        <w:tabs>
+          <w:tab w:val="clear" w:pos="1134"/>
+          <w:tab w:val="left" w:pos="829" w:leader="none"/>
+        </w:tabs>
         <w:bidi w:val="0"/>
+        <w:ind w:hanging="283" w:left="829"/>
         <w:jc w:val="left"/>
         <w:rPr/>
       </w:pPr>
       <w:r>
         <w:rPr>
-          <w:rStyle w:val="SourceText"/>
-        </w:rPr>
-        <w:t>python3 "&lt;crew&gt;/hooks/scripts/crew_autopilot.py" next --root . --ticket &lt;id&gt; --json</w:t>
+          <w:rStyle w:val="Strong"/>
+        </w:rPr>
+        <w:t>See why a check failed.</w:t>
+      </w:r>
+      <w:r>
+        <w:rPr/>
+        <w:t xml:space="preserve"> The current template runners print the last 5 lines of a failing check's output under its </w:t>
+      </w:r>
+      <w:r>
+        <w:rPr>
+          <w:rStyle w:val="SourceText"/>
+        </w:rPr>
+        <w:t>FAIL</w:t>
+      </w:r>
+      <w:r>
+        <w:rPr/>
+        <w:t xml:space="preserve"> line and report exit 77 as </w:t>
+      </w:r>
+      <w:r>
+        <w:rPr>
+          <w:rStyle w:val="SourceText"/>
+        </w:rPr>
+        <w:t>SKIP</w:t>
+      </w:r>
+      <w:r>
+        <w:rPr/>
+        <w:t xml:space="preserve">, not a failure. A repo set up earlier keeps its old runners: copy </w:t>
+      </w:r>
+      <w:r>
+        <w:rPr>
+          <w:rStyle w:val="SourceText"/>
+        </w:rPr>
+        <w:t>check()</w:t>
+      </w:r>
+      <w:r>
+        <w:rPr/>
+        <w:t xml:space="preserve"> from the template </w:t>
+      </w:r>
+      <w:r>
+        <w:rPr>
+          <w:rStyle w:val="SourceText"/>
+        </w:rPr>
+        <w:t>smoke.sh</w:t>
+      </w:r>
+      <w:r>
+        <w:rPr/>
+        <w:t xml:space="preserve"> and </w:t>
+      </w:r>
+      <w:r>
+        <w:rPr>
+          <w:rStyle w:val="SourceText"/>
+        </w:rPr>
+        <w:t>run()</w:t>
+      </w:r>
+      <w:r>
+        <w:rPr/>
+        <w:t xml:space="preserve"> from the template </w:t>
+      </w:r>
+      <w:r>
+        <w:rPr>
+          <w:rStyle w:val="SourceText"/>
+        </w:rPr>
+        <w:t>run-all.sh</w:t>
+      </w:r>
+      <w:r>
+        <w:rPr/>
+        <w:t xml:space="preserve"> by hand. </w:t>
       </w:r>
     </w:p>
     <w:p>
       <w:pPr>
-        <w:pStyle w:val="BodyText"/>
+        <w:pStyle w:val="Heading2"/>
         <w:bidi w:val="0"/>
+        <w:ind w:hanging="0" w:left="0" w:right="0"/>
         <w:jc w:val="left"/>
         <w:rPr/>
       </w:pPr>
-      <w:r>
-        <w:rPr>
-          <w:rStyle w:val="Strong"/>
-        </w:rPr>
-        <w:t>Fix:</w:t>
-      </w:r>
-      <w:r>
-        <w:rPr/>
-        <w:t xml:space="preserve"> add </w:t>
-      </w:r>
-      <w:r>
-        <w:rPr>
-          <w:rStyle w:val="SourceText"/>
-        </w:rPr>
-        <w:t>&lt;id&gt; | ready | &lt;risk&gt; | &lt;repo&gt; | &lt;title&gt;</w:t>
-      </w:r>
-      <w:r>
-        <w:rPr/>
-        <w:t xml:space="preserve"> to either INDEX once the direction is agreed. Two other stops come from the same read: </w:t>
-      </w:r>
-      <w:r>
-        <w:rPr>
-          <w:rStyle w:val="SourceText"/>
-        </w:rPr>
-        <w:t>index-disagreement</w:t>
-      </w:r>
-      <w:r>
-        <w:rPr/>
-        <w:t xml:space="preserve"> (both INDEX files have a row and the status cells differ — make them agree), and </w:t>
-      </w:r>
-      <w:r>
-        <w:rPr>
-          <w:rStyle w:val="SourceText"/>
-        </w:rPr>
-        <w:t>folder-elsewhere</w:t>
-      </w:r>
-      <w:r>
-        <w:rPr/>
-        <w:t xml:space="preserve"> (the ticket's folder is only in the main checkout). Copy the folder with the </w:t>
-      </w:r>
-      <w:r>
-        <w:rPr>
-          <w:rStyle w:val="SourceText"/>
-        </w:rPr>
-        <w:t>cp -r</w:t>
-      </w:r>
-      <w:r>
-        <w:rPr/>
-        <w:t xml:space="preserve"> the reason prints; autopilot never reads a spec or plan from another checkout, because the scope guard reads Touch from this one.</w:t>
+      <w:bookmarkStart w:id="7" w:name="autopilot-in-a-worktree-and-the-refresh-"/>
+      <w:bookmarkEnd w:id="7"/>
+      <w:r>
+        <w:rPr/>
+        <w:t>Autopilot in a Worktree, and the Refresh Check</w:t>
       </w:r>
     </w:p>
     <w:p>
@@ -6716,83 +6837,93 @@
         <w:rPr>
           <w:rStyle w:val="Strong"/>
         </w:rPr>
-        <w:t xml:space="preserve">Symptom: the refresh check says </w:t>
-      </w:r>
-      <w:r>
-        <w:rPr>
-          <w:rStyle w:val="SourceText"/>
-        </w:rPr>
-        <w:t>fresh-uncommitted</w:t>
+        <w:t xml:space="preserve">Symptom: autopilot stops with </w:t>
+      </w:r>
+      <w:r>
+        <w:rPr>
+          <w:rStyle w:val="SourceText"/>
+        </w:rPr>
+        <w:t>cannot tell whether &lt;id&gt;'s direction is approved</w:t>
       </w:r>
       <w:r>
         <w:rPr>
           <w:rStyle w:val="Strong"/>
         </w:rPr>
-        <w:t>.</w:t>
-      </w:r>
-      <w:r>
-        <w:rPr/>
-        <w:t xml:space="preserve"> Every artifact the ticket reaches is current, but a refreshed file is not committed — the map, a diagram source or render, anything under the graph dir, or any other path under the refresh-artifact dirs (</w:t>
-      </w:r>
-      <w:r>
-        <w:rPr>
-          <w:rStyle w:val="SourceText"/>
-        </w:rPr>
-        <w:t>.claude/rules/</w:t>
-      </w:r>
-      <w:r>
-        <w:rPr/>
-        <w:t xml:space="preserve"> included). </w:t>
-      </w:r>
-      <w:r>
-        <w:rPr>
-          <w:rStyle w:val="SourceText"/>
-        </w:rPr>
-        <w:t>fresh</w:t>
-      </w:r>
-      <w:r>
-        <w:rPr/>
-        <w:t xml:space="preserve"> means current </w:t>
+        <w:t xml:space="preserve"> in a worktree.</w:t>
+      </w:r>
+      <w:r>
+        <w:rPr/>
+        <w:t xml:space="preserve"> </w:t>
+      </w:r>
+      <w:r>
+        <w:rPr>
+          <w:rStyle w:val="SourceText"/>
+        </w:rPr>
+        <w:t>crew_autopilot.py next</w:t>
+      </w:r>
+      <w:r>
+        <w:rPr/>
+        <w:t xml:space="preserve"> looks for the ticket's </w:t>
+      </w:r>
+      <w:r>
+        <w:rPr>
+          <w:rStyle w:val="SourceText"/>
+        </w:rPr>
+        <w:t>.work/INDEX.md</w:t>
+      </w:r>
+      <w:r>
+        <w:rPr/>
+        <w:t xml:space="preserve"> row in the checkout it runs in, and — since crew 1.0.349 — in the main checkout (the first record of </w:t>
+      </w:r>
+      <w:r>
+        <w:rPr>
+          <w:rStyle w:val="SourceText"/>
+        </w:rPr>
+        <w:t>git worktree list --porcelain</w:t>
+      </w:r>
+      <w:r>
+        <w:rPr/>
+        <w:t xml:space="preserve">) when this one has none. </w:t>
+      </w:r>
+      <w:r>
+        <w:rPr>
+          <w:rStyle w:val="SourceText"/>
+        </w:rPr>
+        <w:t>.work/</w:t>
+      </w:r>
+      <w:r>
+        <w:rPr/>
+        <w:t xml:space="preserve"> is git-ignored, so a lane worktree made from another branch starts with no INDEX at all. </w:t>
       </w:r>
       <w:r>
         <w:rPr>
           <w:rStyle w:val="Strong"/>
         </w:rPr>
-        <w:t>and</w:t>
-      </w:r>
-      <w:r>
-        <w:rPr/>
-        <w:t xml:space="preserve"> committed, so </w:t>
-      </w:r>
-      <w:r>
-        <w:rPr>
-          <w:rStyle w:val="SourceText"/>
-        </w:rPr>
-        <w:t>/crew:done</w:t>
-      </w:r>
-      <w:r>
-        <w:rPr/>
-        <w:t xml:space="preserve"> check 4 refuses it. </w:t>
-      </w:r>
-      <w:r>
-        <w:rPr>
-          <w:rStyle w:val="Strong"/>
-        </w:rPr>
         <w:t>Check:</w:t>
       </w:r>
       <w:r>
         <w:rPr/>
-        <w:t xml:space="preserve"> the </w:t>
-      </w:r>
-      <w:r>
-        <w:rPr>
-          <w:rStyle w:val="SourceText"/>
-        </w:rPr>
-        <w:t>uncommitted:</w:t>
-      </w:r>
-      <w:r>
-        <w:rPr/>
-        <w:t xml:space="preserve"> line lists the paths: </w:t>
+        <w:t xml:space="preserve"> the stop's reason names every INDEX.md it asked, or why the main checkout could not be read (a failed listing, a bare repository). </w:t>
+      </w:r>
+      <w:r>
+        <w:rPr>
+          <w:rStyle w:val="SourceText"/>
+        </w:rPr>
+        <w:t>--json</w:t>
+      </w:r>
+      <w:r>
+        <w:rPr/>
+        <w:t xml:space="preserve"> names the file that answered as </w:t>
+      </w:r>
+      <w:r>
+        <w:rPr>
+          <w:rStyle w:val="SourceText"/>
+        </w:rPr>
+        <w:t>index_source</w:t>
+      </w:r>
+      <w:r>
+        <w:rPr/>
+        <w:t xml:space="preserve">: </w:t>
       </w:r>
     </w:p>
     <w:p>
@@ -6806,7 +6937,7 @@
         <w:rPr>
           <w:rStyle w:val="SourceText"/>
         </w:rPr>
-        <w:t>python3 "&lt;crew&gt;/hooks/scripts/crew_refresh_check.py" --root . --ticket &lt;id&gt;</w:t>
+        <w:t>python3 "&lt;crew&gt;/hooks/scripts/crew_autopilot.py" next --root . --ticket &lt;id&gt; --json</w:t>
       </w:r>
     </w:p>
     <w:p>
@@ -6824,180 +6955,47 @@
       </w:r>
       <w:r>
         <w:rPr/>
-        <w:t xml:space="preserve"> commit exactly those paths and re-run until it says </w:t>
-      </w:r>
-      <w:r>
-        <w:rPr>
-          <w:rStyle w:val="SourceText"/>
-        </w:rPr>
-        <w:t>fresh</w:t>
-      </w:r>
-      <w:r>
-        <w:rPr/>
-        <w:t xml:space="preserve">; autopilot does it for you as its </w:t>
-      </w:r>
-      <w:r>
-        <w:rPr>
-          <w:rStyle w:val="SourceText"/>
-        </w:rPr>
-        <w:t>commit-refresh</w:t>
-      </w:r>
-      <w:r>
-        <w:rPr/>
-        <w:t xml:space="preserve"> phase. The commit changes no byte of the working state the review bundle is built from, so a review receipt stays current and no new round is needed. A file graphify writes and git ignores (</w:t>
-      </w:r>
-      <w:r>
-        <w:rPr>
-          <w:rStyle w:val="SourceText"/>
-        </w:rPr>
-        <w:t>manifest.json</w:t>
-      </w:r>
-      <w:r>
-        <w:rPr/>
-        <w:t xml:space="preserve">, </w:t>
-      </w:r>
-      <w:r>
-        <w:rPr>
-          <w:rStyle w:val="SourceText"/>
-        </w:rPr>
-        <w:t>cache/</w:t>
-      </w:r>
-      <w:r>
-        <w:rPr/>
-        <w:t>) never counts.</w:t>
-      </w:r>
-    </w:p>
-    <w:p>
-      <w:pPr>
-        <w:pStyle w:val="Heading2"/>
-        <w:bidi w:val="0"/>
-        <w:ind w:hanging="0" w:left="0" w:right="0"/>
-        <w:jc w:val="left"/>
-        <w:rPr/>
-      </w:pPr>
-      <w:bookmarkStart w:id="7" w:name="promote-gate-blocks-a-worktree-deploy"/>
-      <w:bookmarkEnd w:id="7"/>
-      <w:r>
-        <w:rPr/>
-        <w:t>Promote Gate Blocks a Worktree Deploy</w:t>
-      </w:r>
-    </w:p>
-    <w:p>
-      <w:pPr>
-        <w:pStyle w:val="BodyText"/>
-        <w:bidi w:val="0"/>
-        <w:jc w:val="left"/>
-        <w:rPr/>
-      </w:pPr>
-      <w:r>
-        <w:rPr>
-          <w:rStyle w:val="SourceText"/>
-        </w:rPr>
-        <w:t>promote-gate.sh</w:t>
-      </w:r>
-      <w:r>
-        <w:rPr/>
-        <w:t xml:space="preserve"> / </w:t>
-      </w:r>
-      <w:r>
-        <w:rPr>
-          <w:rStyle w:val="SourceText"/>
-        </w:rPr>
-        <w:t>.ps1</w:t>
-      </w:r>
-      <w:r>
-        <w:rPr/>
-        <w:t xml:space="preserve">, the </w:t>
-      </w:r>
-      <w:r>
-        <w:rPr>
-          <w:rStyle w:val="SourceText"/>
-        </w:rPr>
-        <w:t>PreToolUse</w:t>
-      </w:r>
-      <w:r>
-        <w:rPr/>
-        <w:t xml:space="preserve"> hook on declared </w:t>
-      </w:r>
-      <w:r>
-        <w:rPr>
-          <w:rStyle w:val="SourceText"/>
-        </w:rPr>
-        <w:t>deploy</w:t>
-      </w:r>
-      <w:r>
-        <w:rPr/>
-        <w:t xml:space="preserve"> commands. Since T-0505 it judges </w:t>
-      </w:r>
-      <w:r>
-        <w:rPr>
-          <w:rStyle w:val="Strong"/>
-        </w:rPr>
-        <w:t>the tree the deploy runs from</w:t>
-      </w:r>
-      <w:r>
-        <w:rPr/>
-        <w:t xml:space="preserve">: the Bash call's </w:t>
-      </w:r>
-      <w:r>
-        <w:rPr>
-          <w:rStyle w:val="SourceText"/>
-        </w:rPr>
-        <w:t>cwd</w:t>
-      </w:r>
-      <w:r>
-        <w:rPr/>
-        <w:t xml:space="preserve">, moved by a leading </w:t>
-      </w:r>
-      <w:r>
-        <w:rPr>
-          <w:rStyle w:val="SourceText"/>
-        </w:rPr>
-        <w:t>cd &lt;dir&gt; &amp;&amp;</w:t>
-      </w:r>
-      <w:r>
-        <w:rPr/>
-        <w:t xml:space="preserve"> and named by any </w:t>
-      </w:r>
-      <w:r>
-        <w:rPr>
-          <w:rStyle w:val="SourceText"/>
-        </w:rPr>
-        <w:t>git -C &lt;dir&gt;</w:t>
-      </w:r>
-      <w:r>
-        <w:rPr/>
-        <w:t xml:space="preserve">. That tree must be a worktree of the same repository, clean, and at every literal sha the command names. </w:t>
-      </w:r>
-      <w:r>
-        <w:rPr>
-          <w:rStyle w:val="SourceText"/>
-        </w:rPr>
-        <w:t>.crew/verify.json</w:t>
-      </w:r>
-      <w:r>
-        <w:rPr/>
-        <w:t xml:space="preserve">, </w:t>
-      </w:r>
-      <w:r>
-        <w:rPr>
-          <w:rStyle w:val="SourceText"/>
-        </w:rPr>
-        <w:t>.work/PROMOTIONS.md</w:t>
-      </w:r>
-      <w:r>
-        <w:rPr/>
-        <w:t xml:space="preserve"> and the </w:t>
-      </w:r>
-      <w:r>
-        <w:rPr>
-          <w:rStyle w:val="SourceText"/>
-        </w:rPr>
-        <w:t>.crew/.approved-&lt;env&gt;-&lt;sha&gt;</w:t>
-      </w:r>
-      <w:r>
-        <w:rPr/>
-        <w:t xml:space="preserve"> markers are still read from the session's project directory.</w:t>
+        <w:t xml:space="preserve"> add </w:t>
+      </w:r>
+      <w:r>
+        <w:rPr>
+          <w:rStyle w:val="SourceText"/>
+        </w:rPr>
+        <w:t>&lt;id&gt; | ready | &lt;risk&gt; | &lt;repo&gt; | &lt;title&gt;</w:t>
+      </w:r>
+      <w:r>
+        <w:rPr/>
+        <w:t xml:space="preserve"> to either INDEX once the direction is agreed. Two other stops come from the same read: </w:t>
+      </w:r>
+      <w:r>
+        <w:rPr>
+          <w:rStyle w:val="SourceText"/>
+        </w:rPr>
+        <w:t>index-disagreement</w:t>
+      </w:r>
+      <w:r>
+        <w:rPr/>
+        <w:t xml:space="preserve"> (both INDEX files have a row and the status cells differ — make them agree), and </w:t>
+      </w:r>
+      <w:r>
+        <w:rPr>
+          <w:rStyle w:val="SourceText"/>
+        </w:rPr>
+        <w:t>folder-elsewhere</w:t>
+      </w:r>
+      <w:r>
+        <w:rPr/>
+        <w:t xml:space="preserve"> (the ticket's folder is only in the main checkout). Copy the folder with the </w:t>
+      </w:r>
+      <w:r>
+        <w:rPr>
+          <w:rStyle w:val="SourceText"/>
+        </w:rPr>
+        <w:t>cp -r</w:t>
+      </w:r>
+      <w:r>
+        <w:rPr/>
+        <w:t xml:space="preserve"> the reason prints; autopilot never reads a spec or plan from another checkout, because the scope guard reads Touch from this one.</w:t>
       </w:r>
     </w:p>
     <w:p>
@@ -7012,7 +7010,6 @@
           <w:tab w:val="left" w:pos="829" w:leader="none"/>
         </w:tabs>
         <w:bidi w:val="0"/>
-        <w:spacing w:before="120" w:after="0"/>
         <w:ind w:hanging="283" w:left="829"/>
         <w:jc w:val="left"/>
         <w:rPr/>
@@ -7021,65 +7018,103 @@
         <w:rPr>
           <w:rStyle w:val="Strong"/>
         </w:rPr>
-        <w:t>"the tree this deploy runs from ('...') is dirty"</w:t>
-      </w:r>
-      <w:r>
-        <w:rPr/>
-        <w:t xml:space="preserve"> names the tree it judged. If that is the main checkout while you meant a worktree, run the command there: </w:t>
-      </w:r>
-      <w:r>
-        <w:rPr>
-          <w:rStyle w:val="SourceText"/>
-        </w:rPr>
-        <w:t>cd &lt;worktree&gt; &amp;&amp; &lt;deploy&gt;</w:t>
-      </w:r>
-      <w:r>
-        <w:rPr/>
-        <w:t xml:space="preserve">, or enter the worktree first. A dirty main checkout no longer blocks a clean worktree. </w:t>
+        <w:t xml:space="preserve">Symptom: the refresh check says </w:t>
+      </w:r>
+      <w:r>
+        <w:rPr>
+          <w:rStyle w:val="SourceText"/>
+        </w:rPr>
+        <w:t>fresh-uncommitted</w:t>
+      </w:r>
+      <w:r>
+        <w:rPr>
+          <w:rStyle w:val="Strong"/>
+        </w:rPr>
+        <w:t>.</w:t>
+      </w:r>
+      <w:r>
+        <w:rPr/>
+        <w:t xml:space="preserve"> Every artifact the ticket reaches is current, but a refreshed file is not committed — the map, a diagram source or render, anything under the graph dir, or any other path under the refresh-artifact dirs (</w:t>
+      </w:r>
+      <w:r>
+        <w:rPr>
+          <w:rStyle w:val="SourceText"/>
+        </w:rPr>
+        <w:t>.claude/rules/</w:t>
+      </w:r>
+      <w:r>
+        <w:rPr/>
+        <w:t xml:space="preserve"> included). </w:t>
+      </w:r>
+      <w:r>
+        <w:rPr>
+          <w:rStyle w:val="SourceText"/>
+        </w:rPr>
+        <w:t>fresh</w:t>
+      </w:r>
+      <w:r>
+        <w:rPr/>
+        <w:t xml:space="preserve"> means current </w:t>
+      </w:r>
+      <w:r>
+        <w:rPr>
+          <w:rStyle w:val="Strong"/>
+        </w:rPr>
+        <w:t>and</w:t>
+      </w:r>
+      <w:r>
+        <w:rPr/>
+        <w:t xml:space="preserve"> committed, so </w:t>
+      </w:r>
+      <w:r>
+        <w:rPr>
+          <w:rStyle w:val="SourceText"/>
+        </w:rPr>
+        <w:t>/crew:done</w:t>
+      </w:r>
+      <w:r>
+        <w:rPr/>
+        <w:t xml:space="preserve"> check 4 refuses it. </w:t>
+      </w:r>
+      <w:r>
+        <w:rPr>
+          <w:rStyle w:val="Strong"/>
+        </w:rPr>
+        <w:t>Check:</w:t>
+      </w:r>
+      <w:r>
+        <w:rPr/>
+        <w:t xml:space="preserve"> the </w:t>
+      </w:r>
+      <w:r>
+        <w:rPr>
+          <w:rStyle w:val="SourceText"/>
+        </w:rPr>
+        <w:t>uncommitted:</w:t>
+      </w:r>
+      <w:r>
+        <w:rPr/>
+        <w:t xml:space="preserve"> line lists the paths: </w:t>
       </w:r>
     </w:p>
     <w:p>
       <w:pPr>
-        <w:pStyle w:val="BodyText"/>
-        <w:numPr>
-          <w:ilvl w:val="0"/>
-          <w:numId w:val="18"/>
-        </w:numPr>
-        <w:tabs>
-          <w:tab w:val="clear" w:pos="1134"/>
-          <w:tab w:val="left" w:pos="829" w:leader="none"/>
-        </w:tabs>
+        <w:pStyle w:val="PreformattedText"/>
         <w:bidi w:val="0"/>
-        <w:spacing w:before="120" w:after="0"/>
-        <w:ind w:hanging="283" w:left="829"/>
         <w:jc w:val="left"/>
         <w:rPr/>
       </w:pPr>
       <w:r>
         <w:rPr>
-          <w:rStyle w:val="Strong"/>
-        </w:rPr>
-        <w:t>"no all-pass row for sha X"</w:t>
-      </w:r>
-      <w:r>
-        <w:rPr/>
-        <w:t xml:space="preserve"> where X is the worktree's sha: the upstream environment passed a different sha. Promote the worktree's sha upstream first; a row for the main checkout's sha does not carry over. </w:t>
+          <w:rStyle w:val="SourceText"/>
+        </w:rPr>
+        <w:t>python3 "&lt;crew&gt;/hooks/scripts/crew_refresh_check.py" --root . --ticket &lt;id&gt;</w:t>
       </w:r>
     </w:p>
     <w:p>
       <w:pPr>
         <w:pStyle w:val="BodyText"/>
-        <w:numPr>
-          <w:ilvl w:val="0"/>
-          <w:numId w:val="18"/>
-        </w:numPr>
-        <w:tabs>
-          <w:tab w:val="clear" w:pos="1134"/>
-          <w:tab w:val="left" w:pos="829" w:leader="none"/>
-        </w:tabs>
         <w:bidi w:val="0"/>
-        <w:spacing w:before="120" w:after="0"/>
-        <w:ind w:hanging="283" w:left="829"/>
         <w:jc w:val="left"/>
         <w:rPr/>
       </w:pPr>
@@ -7087,55 +7122,37 @@
         <w:rPr>
           <w:rStyle w:val="Strong"/>
         </w:rPr>
-        <w:t>"the command names commit '...', but the tree it runs from ... is at ..."</w:t>
-      </w:r>
-      <w:r>
-        <w:rPr/>
-        <w:t xml:space="preserve">: a literal </w:t>
-      </w:r>
-      <w:r>
-        <w:rPr>
-          <w:rStyle w:val="SourceText"/>
-        </w:rPr>
-        <w:t>ref=&lt;sha&gt;</w:t>
-      </w:r>
-      <w:r>
-        <w:rPr/>
-        <w:t xml:space="preserve"> that is not the tree's HEAD. Deploy from a tree at that sha, or drop the literal. </w:t>
-      </w:r>
-    </w:p>
-    <w:p>
-      <w:pPr>
-        <w:pStyle w:val="BodyText"/>
-        <w:numPr>
-          <w:ilvl w:val="0"/>
-          <w:numId w:val="18"/>
-        </w:numPr>
-        <w:tabs>
-          <w:tab w:val="clear" w:pos="1134"/>
-          <w:tab w:val="left" w:pos="829" w:leader="none"/>
-        </w:tabs>
-        <w:bidi w:val="0"/>
-        <w:spacing w:before="120" w:after="0"/>
-        <w:ind w:hanging="283" w:left="829"/>
-        <w:jc w:val="left"/>
-        <w:rPr/>
-      </w:pPr>
-      <w:r>
-        <w:rPr>
-          <w:rStyle w:val="Strong"/>
-        </w:rPr>
-        <w:t>"changes directory after it starts"</w:t>
-      </w:r>
-      <w:r>
-        <w:rPr/>
-        <w:t xml:space="preserve"> (a later </w:t>
-      </w:r>
-      <w:r>
-        <w:rPr>
-          <w:rStyle w:val="SourceText"/>
-        </w:rPr>
-        <w:t>cd</w:t>
+        <w:t>Fix:</w:t>
+      </w:r>
+      <w:r>
+        <w:rPr/>
+        <w:t xml:space="preserve"> commit exactly those paths and re-run until it says </w:t>
+      </w:r>
+      <w:r>
+        <w:rPr>
+          <w:rStyle w:val="SourceText"/>
+        </w:rPr>
+        <w:t>fresh</w:t>
+      </w:r>
+      <w:r>
+        <w:rPr/>
+        <w:t xml:space="preserve">; autopilot does it for you as its </w:t>
+      </w:r>
+      <w:r>
+        <w:rPr>
+          <w:rStyle w:val="SourceText"/>
+        </w:rPr>
+        <w:t>commit-refresh</w:t>
+      </w:r>
+      <w:r>
+        <w:rPr/>
+        <w:t xml:space="preserve"> phase. The commit changes no byte of the working state the review bundle is built from, so a review receipt stays current and no new round is needed. A file graphify writes and git ignores (</w:t>
+      </w:r>
+      <w:r>
+        <w:rPr>
+          <w:rStyle w:val="SourceText"/>
+        </w:rPr>
+        <w:t>manifest.json</w:t>
       </w:r>
       <w:r>
         <w:rPr/>
@@ -7145,236 +7162,11 @@
         <w:rPr>
           <w:rStyle w:val="SourceText"/>
         </w:rPr>
-        <w:t>bash -c 'cd ...'</w:t>
-      </w:r>
-      <w:r>
-        <w:rPr/>
-        <w:t xml:space="preserve">, </w:t>
-      </w:r>
-      <w:r>
-        <w:rPr>
-          <w:rStyle w:val="SourceText"/>
-        </w:rPr>
-        <w:t>env -C</w:t>
-      </w:r>
-      <w:r>
-        <w:rPr/>
-        <w:t xml:space="preserve">, </w:t>
-      </w:r>
-      <w:r>
-        <w:rPr>
-          <w:rStyle w:val="SourceText"/>
-        </w:rPr>
-        <w:t>make -C</w:t>
-      </w:r>
-      <w:r>
-        <w:rPr/>
-        <w:t xml:space="preserve">), </w:t>
-      </w:r>
-      <w:r>
-        <w:rPr>
-          <w:rStyle w:val="Strong"/>
-        </w:rPr>
-        <w:t>"names more than one tree"</w:t>
-      </w:r>
-      <w:r>
-        <w:rPr/>
-        <w:t xml:space="preserve">, </w:t>
-      </w:r>
-      <w:r>
-        <w:rPr>
-          <w:rStyle w:val="Strong"/>
-        </w:rPr>
-        <w:t>"not a form the gate reads with certainty"</w:t>
-      </w:r>
-      <w:r>
-        <w:rPr/>
-        <w:t xml:space="preserve"> or </w:t>
-      </w:r>
-      <w:r>
-        <w:rPr>
-          <w:rStyle w:val="SourceText"/>
-        </w:rPr>
-        <w:t>--git-dir</w:t>
-      </w:r>
-      <w:r>
-        <w:rPr/>
-        <w:t xml:space="preserve">: the gate will not guess. Put a single literal </w:t>
-      </w:r>
-      <w:r>
-        <w:rPr>
-          <w:rStyle w:val="SourceText"/>
-        </w:rPr>
-        <w:t>cd &lt;dir&gt; &amp;&amp;</w:t>
-      </w:r>
-      <w:r>
-        <w:rPr/>
-        <w:t xml:space="preserve"> first, or use </w:t>
-      </w:r>
-      <w:r>
-        <w:rPr>
-          <w:rStyle w:val="SourceText"/>
-        </w:rPr>
-        <w:t>git -C &lt;dir&gt;</w:t>
-      </w:r>
-      <w:r>
-        <w:rPr/>
-        <w:t xml:space="preserve"> - and note the directory the command itself runs in must be clean too. </w:t>
-      </w:r>
-    </w:p>
-    <w:p>
-      <w:pPr>
-        <w:pStyle w:val="BodyText"/>
-        <w:numPr>
-          <w:ilvl w:val="0"/>
-          <w:numId w:val="18"/>
-        </w:numPr>
-        <w:tabs>
-          <w:tab w:val="clear" w:pos="1134"/>
-          <w:tab w:val="left" w:pos="829" w:leader="none"/>
-        </w:tabs>
-        <w:bidi w:val="0"/>
-        <w:spacing w:before="120" w:after="0"/>
-        <w:ind w:hanging="283" w:left="829"/>
-        <w:jc w:val="left"/>
-        <w:rPr/>
-      </w:pPr>
-      <w:r>
-        <w:rPr>
-          <w:rStyle w:val="Strong"/>
-        </w:rPr>
-        <w:t>"index entries flagged skip-worktree or assume-unchanged"</w:t>
-      </w:r>
-      <w:r>
-        <w:rPr/>
-        <w:t xml:space="preserve">: those flags hide edits from </w:t>
-      </w:r>
-      <w:r>
-        <w:rPr>
-          <w:rStyle w:val="SourceText"/>
-        </w:rPr>
-        <w:t>git status</w:t>
-      </w:r>
-      <w:r>
-        <w:rPr/>
-        <w:t xml:space="preserve">; clear them in the tree being deployed. </w:t>
-      </w:r>
-    </w:p>
-    <w:p>
-      <w:pPr>
-        <w:pStyle w:val="BodyText"/>
-        <w:numPr>
-          <w:ilvl w:val="0"/>
-          <w:numId w:val="18"/>
-        </w:numPr>
-        <w:tabs>
-          <w:tab w:val="clear" w:pos="1134"/>
-          <w:tab w:val="left" w:pos="829" w:leader="none"/>
-        </w:tabs>
-        <w:bidi w:val="0"/>
-        <w:spacing w:before="120" w:after="0"/>
-        <w:ind w:hanging="283" w:left="829"/>
-        <w:jc w:val="left"/>
-        <w:rPr/>
-      </w:pPr>
-      <w:r>
-        <w:rPr>
-          <w:rStyle w:val="Strong"/>
-        </w:rPr>
-        <w:t>"has uncommitted changes: it ..."</w:t>
-      </w:r>
-      <w:r>
-        <w:rPr/>
-        <w:t xml:space="preserve"> also fires when the map is deleted or untracked, or edited under skip-worktree: the gate compares the file with HEAD's copy, not with </w:t>
-      </w:r>
-      <w:r>
-        <w:rPr>
-          <w:rStyle w:val="SourceText"/>
-        </w:rPr>
-        <w:t>git status</w:t>
-      </w:r>
-      <w:r>
-        <w:rPr/>
-        <w:t xml:space="preserve">. </w:t>
-      </w:r>
-    </w:p>
-    <w:p>
-      <w:pPr>
-        <w:pStyle w:val="BodyText"/>
-        <w:numPr>
-          <w:ilvl w:val="0"/>
-          <w:numId w:val="18"/>
-        </w:numPr>
-        <w:tabs>
-          <w:tab w:val="clear" w:pos="1134"/>
-          <w:tab w:val="left" w:pos="829" w:leader="none"/>
-        </w:tabs>
-        <w:bidi w:val="0"/>
-        <w:spacing w:before="120" w:after="0"/>
-        <w:ind w:hanging="283" w:left="829"/>
-        <w:jc w:val="left"/>
-        <w:rPr/>
-      </w:pPr>
-      <w:r>
-        <w:rPr>
-          <w:rStyle w:val="Strong"/>
-        </w:rPr>
-        <w:t>".crew/verify.json in the project dir ... has uncommitted changes"</w:t>
-      </w:r>
-      <w:r>
-        <w:rPr/>
-        <w:t xml:space="preserve">: commit or revert the map; an uncommitted map is not policy. </w:t>
-      </w:r>
-    </w:p>
-    <w:p>
-      <w:pPr>
-        <w:pStyle w:val="BodyText"/>
-        <w:numPr>
-          <w:ilvl w:val="0"/>
-          <w:numId w:val="18"/>
-        </w:numPr>
-        <w:tabs>
-          <w:tab w:val="clear" w:pos="1134"/>
-          <w:tab w:val="left" w:pos="829" w:leader="none"/>
-        </w:tabs>
-        <w:bidi w:val="0"/>
-        <w:ind w:hanging="283" w:left="829"/>
-        <w:jc w:val="left"/>
-        <w:rPr/>
-      </w:pPr>
-      <w:r>
-        <w:rPr/>
-        <w:t xml:space="preserve">Never route around a block by running the deploy yourself with </w:t>
-      </w:r>
-      <w:r>
-        <w:rPr>
-          <w:rStyle w:val="SourceText"/>
-        </w:rPr>
-        <w:t>!</w:t>
-      </w:r>
-      <w:r>
-        <w:rPr/>
-        <w:t xml:space="preserve">. </w:t>
-      </w:r>
-      <w:r>
-        <w:rPr>
-          <w:rStyle w:val="SourceText"/>
-        </w:rPr>
-        <w:t>/crew:promote</w:t>
-      </w:r>
-      <w:r>
-        <w:rPr/>
-        <w:t xml:space="preserve"> fixes the precondition the message names and asks you only for a </w:t>
-      </w:r>
-      <w:r>
-        <w:rPr>
-          <w:rStyle w:val="SourceText"/>
-        </w:rPr>
-        <w:t>requireHuman</w:t>
-      </w:r>
-      <w:r>
-        <w:rPr/>
-        <w:t xml:space="preserve"> yes or a genuinely interactive step. </w:t>
+        <w:t>cache/</w:t>
+      </w:r>
+      <w:r>
+        <w:rPr/>
+        <w:t>) never counts.</w:t>
       </w:r>
     </w:p>
     <w:p>
@@ -7385,11 +7177,11 @@
         <w:jc w:val="left"/>
         <w:rPr/>
       </w:pPr>
-      <w:bookmarkStart w:id="8" w:name="cloud-guard-false-positives"/>
+      <w:bookmarkStart w:id="8" w:name="promote-gate-blocks-a-worktree-deploy"/>
       <w:bookmarkEnd w:id="8"/>
       <w:r>
         <w:rPr/>
-        <w:t>Cloud Guard False Positives</w:t>
+        <w:t>Promote Gate Blocks a Worktree Deploy</w:t>
       </w:r>
     </w:p>
     <w:p>
@@ -7403,7 +7195,7 @@
         <w:rPr>
           <w:rStyle w:val="SourceText"/>
         </w:rPr>
-        <w:t>cloud-guard.sh</w:t>
+        <w:t>promote-gate.sh</w:t>
       </w:r>
       <w:r>
         <w:rPr/>
@@ -7413,11 +7205,11 @@
         <w:rPr>
           <w:rStyle w:val="SourceText"/>
         </w:rPr>
-        <w:t>cloud_guard.py</w:t>
-      </w:r>
-      <w:r>
-        <w:rPr/>
-        <w:t xml:space="preserve">, a </w:t>
+        <w:t>.ps1</w:t>
+      </w:r>
+      <w:r>
+        <w:rPr/>
+        <w:t xml:space="preserve">, the </w:t>
       </w:r>
       <w:r>
         <w:rPr>
@@ -7427,77 +7219,87 @@
       </w:r>
       <w:r>
         <w:rPr/>
-        <w:t xml:space="preserve"> hook on </w:t>
-      </w:r>
-      <w:r>
-        <w:rPr>
-          <w:rStyle w:val="SourceText"/>
-        </w:rPr>
-        <w:t>Bash</w:t>
-      </w:r>
-      <w:r>
-        <w:rPr/>
-        <w:t xml:space="preserve"> and </w:t>
-      </w:r>
-      <w:r>
-        <w:rPr>
-          <w:rStyle w:val="SourceText"/>
-        </w:rPr>
-        <w:t>PowerShell</w:t>
-      </w:r>
-      <w:r>
-        <w:rPr/>
-        <w:t xml:space="preserve">. </w:t>
+        <w:t xml:space="preserve"> hook on declared </w:t>
+      </w:r>
+      <w:r>
+        <w:rPr>
+          <w:rStyle w:val="SourceText"/>
+        </w:rPr>
+        <w:t>deploy</w:t>
+      </w:r>
+      <w:r>
+        <w:rPr/>
+        <w:t xml:space="preserve"> commands. Since T-0505 it judges </w:t>
       </w:r>
       <w:r>
         <w:rPr>
           <w:rStyle w:val="Strong"/>
         </w:rPr>
-        <w:t>Ships off</w:t>
-      </w:r>
-      <w:r>
-        <w:rPr/>
-        <w:t xml:space="preserve"> (</w:t>
-      </w:r>
-      <w:r>
-        <w:rPr>
-          <w:rStyle w:val="SourceText"/>
-        </w:rPr>
-        <w:t>guards.cloudGuard: off</w:t>
-      </w:r>
-      <w:r>
-        <w:rPr/>
-        <w:t xml:space="preserve">); turn it on with </w:t>
-      </w:r>
-      <w:r>
-        <w:rPr>
-          <w:rStyle w:val="SourceText"/>
-        </w:rPr>
-        <w:t>{"guards": {"cloudGuard": "report"}}</w:t>
-      </w:r>
-      <w:r>
-        <w:rPr/>
-        <w:t xml:space="preserve"> first to see what it </w:t>
-      </w:r>
-      <w:r>
-        <w:rPr>
-          <w:rStyle w:val="Emphasis"/>
-        </w:rPr>
-        <w:t>would</w:t>
-      </w:r>
-      <w:r>
-        <w:rPr/>
-        <w:t xml:space="preserve"> refuse before enforcing with </w:t>
-      </w:r>
-      <w:r>
-        <w:rPr>
-          <w:rStyle w:val="SourceText"/>
-        </w:rPr>
-        <w:t>"block"</w:t>
-      </w:r>
-      <w:r>
-        <w:rPr/>
-        <w:t>.</w:t>
+        <w:t>the tree the deploy runs from</w:t>
+      </w:r>
+      <w:r>
+        <w:rPr/>
+        <w:t xml:space="preserve">: the Bash call's </w:t>
+      </w:r>
+      <w:r>
+        <w:rPr>
+          <w:rStyle w:val="SourceText"/>
+        </w:rPr>
+        <w:t>cwd</w:t>
+      </w:r>
+      <w:r>
+        <w:rPr/>
+        <w:t xml:space="preserve">, moved by a leading </w:t>
+      </w:r>
+      <w:r>
+        <w:rPr>
+          <w:rStyle w:val="SourceText"/>
+        </w:rPr>
+        <w:t>cd &lt;dir&gt; &amp;&amp;</w:t>
+      </w:r>
+      <w:r>
+        <w:rPr/>
+        <w:t xml:space="preserve"> and named by any </w:t>
+      </w:r>
+      <w:r>
+        <w:rPr>
+          <w:rStyle w:val="SourceText"/>
+        </w:rPr>
+        <w:t>git -C &lt;dir&gt;</w:t>
+      </w:r>
+      <w:r>
+        <w:rPr/>
+        <w:t xml:space="preserve">. That tree must be a worktree of the same repository, clean, and at every literal sha the command names. </w:t>
+      </w:r>
+      <w:r>
+        <w:rPr>
+          <w:rStyle w:val="SourceText"/>
+        </w:rPr>
+        <w:t>.crew/verify.json</w:t>
+      </w:r>
+      <w:r>
+        <w:rPr/>
+        <w:t xml:space="preserve">, </w:t>
+      </w:r>
+      <w:r>
+        <w:rPr>
+          <w:rStyle w:val="SourceText"/>
+        </w:rPr>
+        <w:t>.work/PROMOTIONS.md</w:t>
+      </w:r>
+      <w:r>
+        <w:rPr/>
+        <w:t xml:space="preserve"> and the </w:t>
+      </w:r>
+      <w:r>
+        <w:rPr>
+          <w:rStyle w:val="SourceText"/>
+        </w:rPr>
+        <w:t>.crew/.approved-&lt;env&gt;-&lt;sha&gt;</w:t>
+      </w:r>
+      <w:r>
+        <w:rPr/>
+        <w:t xml:space="preserve"> markers are still read from the session's project directory.</w:t>
       </w:r>
     </w:p>
     <w:p>
@@ -7512,6 +7314,7 @@
           <w:tab w:val="left" w:pos="829" w:leader="none"/>
         </w:tabs>
         <w:bidi w:val="0"/>
+        <w:spacing w:before="120" w:after="0"/>
         <w:ind w:hanging="283" w:left="829"/>
         <w:jc w:val="left"/>
         <w:rPr/>
@@ -7520,131 +7323,21 @@
         <w:rPr>
           <w:rStyle w:val="Strong"/>
         </w:rPr>
-        <w:t>SQL text that merely looks destructive is not blocked.</w:t>
-      </w:r>
-      <w:r>
-        <w:rPr/>
-        <w:t xml:space="preserve"> </w:t>
-      </w:r>
-      <w:r>
-        <w:rPr>
-          <w:rStyle w:val="SourceText"/>
-        </w:rPr>
-        <w:t>DROP</w:t>
-      </w:r>
-      <w:r>
-        <w:rPr/>
-        <w:t>/</w:t>
-      </w:r>
-      <w:r>
-        <w:rPr>
-          <w:rStyle w:val="SourceText"/>
-        </w:rPr>
-        <w:t>TRUNCATE</w:t>
-      </w:r>
-      <w:r>
-        <w:rPr/>
-        <w:t xml:space="preserve"> inside a string literal or a comment does not count: the guard strips literals and comments before matching, read both as standard SQL and as MySQL, because the two dialects disagree about what </w:t>
-      </w:r>
-      <w:r>
-        <w:rPr>
-          <w:rStyle w:val="SourceText"/>
-        </w:rPr>
-        <w:t>\'</w:t>
-      </w:r>
-      <w:r>
-        <w:rPr/>
-        <w:t xml:space="preserve"> and </w:t>
-      </w:r>
-      <w:r>
-        <w:rPr>
-          <w:rStyle w:val="SourceText"/>
-        </w:rPr>
-        <w:t>--</w:t>
-      </w:r>
-      <w:r>
-        <w:rPr/>
-        <w:t xml:space="preserve"> mean — a payload is flagged only if </w:t>
-      </w:r>
-      <w:r>
-        <w:rPr>
-          <w:rStyle w:val="Strong"/>
-        </w:rPr>
-        <w:t>either</w:t>
-      </w:r>
-      <w:r>
-        <w:rPr/>
-        <w:t xml:space="preserve"> reading still shows the keyword outside a literal. So </w:t>
-      </w:r>
-      <w:r>
-        <w:rPr>
-          <w:rStyle w:val="SourceText"/>
-        </w:rPr>
-        <w:t>psql -c "SELECT 'DROP TABLE x' AS s"</w:t>
-      </w:r>
-      <w:r>
-        <w:rPr/>
-        <w:t xml:space="preserve"> and </w:t>
-      </w:r>
-      <w:r>
-        <w:rPr>
-          <w:rStyle w:val="SourceText"/>
-        </w:rPr>
-        <w:t>psql -c 'SELECT 1 -- DROP TABLE x'</w:t>
-      </w:r>
-      <w:r>
-        <w:rPr/>
-        <w:t xml:space="preserve"> are both allowed (</w:t>
-      </w:r>
-      <w:r>
-        <w:rPr>
-          <w:rStyle w:val="SourceText"/>
-        </w:rPr>
-        <w:t>plugin/crew/tests/test_cloud_guard.py</w:t>
-      </w:r>
-      <w:r>
-        <w:rPr/>
-        <w:t xml:space="preserve">, cases </w:t>
-      </w:r>
-      <w:r>
-        <w:rPr>
-          <w:rStyle w:val="SourceText"/>
-        </w:rPr>
-        <w:t>sql-literal</w:t>
-      </w:r>
-      <w:r>
-        <w:rPr/>
-        <w:t>/</w:t>
-      </w:r>
-      <w:r>
-        <w:rPr>
-          <w:rStyle w:val="SourceText"/>
-        </w:rPr>
-        <w:t>sql-comment</w:t>
-      </w:r>
-      <w:r>
-        <w:rPr/>
-        <w:t>/</w:t>
-      </w:r>
-      <w:r>
-        <w:rPr>
-          <w:rStyle w:val="SourceText"/>
-        </w:rPr>
-        <w:t>sql-block-comment</w:t>
-      </w:r>
-      <w:r>
-        <w:rPr/>
-        <w:t>). If a query like this is still blocked, the reason (</w:t>
-      </w:r>
-      <w:r>
-        <w:rPr>
-          <w:rStyle w:val="SourceText"/>
-        </w:rPr>
-        <w:t>[sqlDestructive]</w:t>
-      </w:r>
-      <w:r>
-        <w:rPr/>
-        <w:t xml:space="preserve"> in the deny message) is worth reading closely — the keyword may genuinely sit outside every literal reading.</w:t>
+        <w:t>"the tree this deploy runs from ('...') is dirty"</w:t>
+      </w:r>
+      <w:r>
+        <w:rPr/>
+        <w:t xml:space="preserve"> names the tree it judged. If that is the main checkout while you meant a worktree, run the command there: </w:t>
+      </w:r>
+      <w:r>
+        <w:rPr>
+          <w:rStyle w:val="SourceText"/>
+        </w:rPr>
+        <w:t>cd &lt;worktree&gt; &amp;&amp; &lt;deploy&gt;</w:t>
+      </w:r>
+      <w:r>
+        <w:rPr/>
+        <w:t xml:space="preserve">, or enter the worktree first. A dirty main checkout no longer blocks a clean worktree. </w:t>
       </w:r>
     </w:p>
     <w:p>
@@ -7659,6 +7352,7 @@
           <w:tab w:val="left" w:pos="829" w:leader="none"/>
         </w:tabs>
         <w:bidi w:val="0"/>
+        <w:spacing w:before="120" w:after="0"/>
         <w:ind w:hanging="283" w:left="829"/>
         <w:jc w:val="left"/>
         <w:rPr/>
@@ -7667,103 +7361,11 @@
         <w:rPr>
           <w:rStyle w:val="Strong"/>
         </w:rPr>
-        <w:t xml:space="preserve">A dry-run, help, or </w:t>
-      </w:r>
-      <w:r>
-        <w:rPr>
-          <w:rStyle w:val="SourceText"/>
-        </w:rPr>
-        <w:t>-WhatIf</w:t>
-      </w:r>
-      <w:r>
-        <w:rPr>
-          <w:rStyle w:val="Strong"/>
-        </w:rPr>
-        <w:t xml:space="preserve"> invocation is still classified as destructive.</w:t>
-      </w:r>
-      <w:r>
-        <w:rPr/>
-        <w:t xml:space="preserve"> The guard matches on the </w:t>
-      </w:r>
-      <w:r>
-        <w:rPr>
-          <w:rStyle w:val="Emphasis"/>
-        </w:rPr>
-        <w:t>subcommand</w:t>
-      </w:r>
-      <w:r>
-        <w:rPr/>
-        <w:t xml:space="preserve">, not on flags that make it a no-op: </w:t>
-      </w:r>
-      <w:r>
-        <w:rPr>
-          <w:rStyle w:val="SourceText"/>
-        </w:rPr>
-        <w:t>terraform destroy --help</w:t>
-      </w:r>
-      <w:r>
-        <w:rPr/>
-        <w:t xml:space="preserve">, </w:t>
-      </w:r>
-      <w:r>
-        <w:rPr>
-          <w:rStyle w:val="SourceText"/>
-        </w:rPr>
-        <w:t>aws ec2 terminate-instances --dry-run</w:t>
-      </w:r>
-      <w:r>
-        <w:rPr/>
-        <w:t xml:space="preserve"> and </w:t>
-      </w:r>
-      <w:r>
-        <w:rPr>
-          <w:rStyle w:val="SourceText"/>
-        </w:rPr>
-        <w:t>Remove-AzResourceGroup -WhatIf</w:t>
-      </w:r>
-      <w:r>
-        <w:rPr/>
-        <w:t xml:space="preserve"> are all judged exactly like the command they simulate, because nothing in </w:t>
-      </w:r>
-      <w:r>
-        <w:rPr>
-          <w:rStyle w:val="SourceText"/>
-        </w:rPr>
-        <w:t>_terraform_destructive</w:t>
-      </w:r>
-      <w:r>
-        <w:rPr/>
-        <w:t>/</w:t>
-      </w:r>
-      <w:r>
-        <w:rPr>
-          <w:rStyle w:val="SourceText"/>
-        </w:rPr>
-        <w:t>_aws_destructive</w:t>
-      </w:r>
-      <w:r>
-        <w:rPr/>
-        <w:t xml:space="preserve">/the </w:t>
-      </w:r>
-      <w:r>
-        <w:rPr>
-          <w:rStyle w:val="SourceText"/>
-        </w:rPr>
-        <w:t>Remove-Az*</w:t>
-      </w:r>
-      <w:r>
-        <w:rPr/>
-        <w:t xml:space="preserve"> matcher inspects those flags. This is a known gap, not a config bug — there is no key that special-cases them. If you need to run one of these unattended, use </w:t>
-      </w:r>
-      <w:r>
-        <w:rPr>
-          <w:rStyle w:val="SourceText"/>
-        </w:rPr>
-        <w:t>report</w:t>
-      </w:r>
-      <w:r>
-        <w:rPr/>
-        <w:t xml:space="preserve"> mode while testing, or approve the one-shot marker the deny message names.</w:t>
+        <w:t>"no all-pass row for sha X"</w:t>
+      </w:r>
+      <w:r>
+        <w:rPr/>
+        <w:t xml:space="preserve"> where X is the worktree's sha: the upstream environment passed a different sha. Promote the worktree's sha upstream first; a row for the main checkout's sha does not carry over. </w:t>
       </w:r>
     </w:p>
     <w:p>
@@ -7778,6 +7380,7 @@
           <w:tab w:val="left" w:pos="829" w:leader="none"/>
         </w:tabs>
         <w:bidi w:val="0"/>
+        <w:spacing w:before="120" w:after="0"/>
         <w:ind w:hanging="283" w:left="829"/>
         <w:jc w:val="left"/>
         <w:rPr/>
@@ -7786,277 +7389,294 @@
         <w:rPr>
           <w:rStyle w:val="Strong"/>
         </w:rPr>
-        <w:t>An "unpinned" repo makes an ordinary destructive command ask or deny, even when it is obviously fine.</w:t>
-      </w:r>
-      <w:r>
-        <w:rPr/>
-        <w:t xml:space="preserve"> With no </w:t>
-      </w:r>
-      <w:r>
-        <w:rPr>
-          <w:rStyle w:val="SourceText"/>
-        </w:rPr>
-        <w:t>cloud.*</w:t>
-      </w:r>
-      <w:r>
-        <w:rPr/>
-        <w:t xml:space="preserve"> pins, a read-only command (</w:t>
-      </w:r>
-      <w:r>
-        <w:rPr>
-          <w:rStyle w:val="SourceText"/>
-        </w:rPr>
-        <w:t>aws s3 ls</w:t>
-      </w:r>
-      <w:r>
-        <w:rPr/>
-        <w:t xml:space="preserve">, </w:t>
-      </w:r>
-      <w:r>
-        <w:rPr>
-          <w:rStyle w:val="SourceText"/>
-        </w:rPr>
-        <w:t>az group list</w:t>
-      </w:r>
-      <w:r>
-        <w:rPr/>
-        <w:t xml:space="preserve">) runs unchecked — but </w:t>
-      </w:r>
-      <w:r>
-        <w:rPr>
-          <w:rStyle w:val="Emphasis"/>
-        </w:rPr>
-        <w:t>any</w:t>
-      </w:r>
-      <w:r>
-        <w:rPr/>
-        <w:t xml:space="preserve"> destructive command has an identity the guard cannot vouch for, which is </w:t>
-      </w:r>
-      <w:r>
-        <w:rPr>
-          <w:rStyle w:val="Strong"/>
-        </w:rPr>
-        <w:t>unknown</w:t>
-      </w:r>
-      <w:r>
-        <w:rPr/>
-        <w:t xml:space="preserve">, and unknown is never allowed unattended: it </w:t>
-      </w:r>
-      <w:r>
-        <w:rPr>
-          <w:rStyle w:val="Strong"/>
-        </w:rPr>
-        <w:t>asks</w:t>
-      </w:r>
-      <w:r>
-        <w:rPr/>
-        <w:t xml:space="preserve"> when a person is there to answer and is </w:t>
-      </w:r>
-      <w:r>
-        <w:rPr>
-          <w:rStyle w:val="Strong"/>
-        </w:rPr>
-        <w:t>denied</w:t>
-      </w:r>
-      <w:r>
-        <w:rPr/>
-        <w:t xml:space="preserve"> when not (</w:t>
-      </w:r>
-      <w:r>
-        <w:rPr>
-          <w:rStyle w:val="SourceText"/>
-        </w:rPr>
-        <w:t>CREW_UNATTENDED=1</w:t>
-      </w:r>
-      <w:r>
-        <w:rPr/>
-        <w:t xml:space="preserve">, </w:t>
-      </w:r>
-      <w:r>
-        <w:rPr>
-          <w:rStyle w:val="SourceText"/>
-        </w:rPr>
-        <w:t>CI</w:t>
-      </w:r>
-      <w:r>
-        <w:rPr/>
-        <w:t xml:space="preserve">, or a non-interactive session). This is the rule most likely to surprise a first-time user, because it fires even in a repo that has never configured anything cloud-related. </w:t>
-      </w:r>
-      <w:r>
-        <w:rPr>
-          <w:rStyle w:val="Strong"/>
-        </w:rPr>
-        <w:t>Fix — pin the identity this repo may act as</w:t>
-      </w:r>
-      <w:r>
-        <w:rPr/>
-        <w:t xml:space="preserve">, in </w:t>
-      </w:r>
-      <w:r>
-        <w:rPr>
-          <w:rStyle w:val="SourceText"/>
-        </w:rPr>
-        <w:t>.crew/config.json</w:t>
-      </w:r>
-      <w:r>
-        <w:rPr/>
-        <w:t xml:space="preserve"> (repo-only; a machine-global </w:t>
-      </w:r>
-      <w:r>
-        <w:rPr>
-          <w:rStyle w:val="SourceText"/>
-        </w:rPr>
-        <w:t>cloud</w:t>
-      </w:r>
-      <w:r>
-        <w:rPr/>
-        <w:t xml:space="preserve"> block is ignored):</w:t>
+        <w:t>"the command names commit '...', but the tree it runs from ... is at ..."</w:t>
+      </w:r>
+      <w:r>
+        <w:rPr/>
+        <w:t xml:space="preserve">: a literal </w:t>
+      </w:r>
+      <w:r>
+        <w:rPr>
+          <w:rStyle w:val="SourceText"/>
+        </w:rPr>
+        <w:t>ref=&lt;sha&gt;</w:t>
+      </w:r>
+      <w:r>
+        <w:rPr/>
+        <w:t xml:space="preserve"> that is not the tree's HEAD. Deploy from a tree at that sha, or drop the literal. </w:t>
       </w:r>
     </w:p>
     <w:p>
       <w:pPr>
-        <w:pStyle w:val="PreformattedText"/>
+        <w:pStyle w:val="BodyText"/>
+        <w:numPr>
+          <w:ilvl w:val="0"/>
+          <w:numId w:val="19"/>
+        </w:numPr>
+        <w:tabs>
+          <w:tab w:val="clear" w:pos="1134"/>
+          <w:tab w:val="left" w:pos="829" w:leader="none"/>
+        </w:tabs>
         <w:bidi w:val="0"/>
+        <w:spacing w:before="120" w:after="0"/>
+        <w:ind w:hanging="283" w:left="829"/>
         <w:jc w:val="left"/>
         <w:rPr/>
       </w:pPr>
       <w:r>
         <w:rPr>
-          <w:rStyle w:val="SourceText"/>
-        </w:rPr>
-        <w:t>{ "cloud": {</w:t>
+          <w:rStyle w:val="Strong"/>
+        </w:rPr>
+        <w:t>"changes directory after it starts"</w:t>
+      </w:r>
+      <w:r>
+        <w:rPr/>
+        <w:t xml:space="preserve"> (a later </w:t>
+      </w:r>
+      <w:r>
+        <w:rPr>
+          <w:rStyle w:val="SourceText"/>
+        </w:rPr>
+        <w:t>cd</w:t>
+      </w:r>
+      <w:r>
+        <w:rPr/>
+        <w:t xml:space="preserve">, </w:t>
+      </w:r>
+      <w:r>
+        <w:rPr>
+          <w:rStyle w:val="SourceText"/>
+        </w:rPr>
+        <w:t>bash -c 'cd ...'</w:t>
+      </w:r>
+      <w:r>
+        <w:rPr/>
+        <w:t xml:space="preserve">, </w:t>
+      </w:r>
+      <w:r>
+        <w:rPr>
+          <w:rStyle w:val="SourceText"/>
+        </w:rPr>
+        <w:t>env -C</w:t>
+      </w:r>
+      <w:r>
+        <w:rPr/>
+        <w:t xml:space="preserve">, </w:t>
+      </w:r>
+      <w:r>
+        <w:rPr>
+          <w:rStyle w:val="SourceText"/>
+        </w:rPr>
+        <w:t>make -C</w:t>
+      </w:r>
+      <w:r>
+        <w:rPr/>
+        <w:t xml:space="preserve">), </w:t>
+      </w:r>
+      <w:r>
+        <w:rPr>
+          <w:rStyle w:val="Strong"/>
+        </w:rPr>
+        <w:t>"names more than one tree"</w:t>
+      </w:r>
+      <w:r>
+        <w:rPr/>
+        <w:t xml:space="preserve">, </w:t>
+      </w:r>
+      <w:r>
+        <w:rPr>
+          <w:rStyle w:val="Strong"/>
+        </w:rPr>
+        <w:t>"not a form the gate reads with certainty"</w:t>
+      </w:r>
+      <w:r>
+        <w:rPr/>
+        <w:t xml:space="preserve"> or </w:t>
+      </w:r>
+      <w:r>
+        <w:rPr>
+          <w:rStyle w:val="SourceText"/>
+        </w:rPr>
+        <w:t>--git-dir</w:t>
+      </w:r>
+      <w:r>
+        <w:rPr/>
+        <w:t xml:space="preserve">: the gate will not guess. Put a single literal </w:t>
+      </w:r>
+      <w:r>
+        <w:rPr>
+          <w:rStyle w:val="SourceText"/>
+        </w:rPr>
+        <w:t>cd &lt;dir&gt; &amp;&amp;</w:t>
+      </w:r>
+      <w:r>
+        <w:rPr/>
+        <w:t xml:space="preserve"> first, or use </w:t>
+      </w:r>
+      <w:r>
+        <w:rPr>
+          <w:rStyle w:val="SourceText"/>
+        </w:rPr>
+        <w:t>git -C &lt;dir&gt;</w:t>
+      </w:r>
+      <w:r>
+        <w:rPr/>
+        <w:t xml:space="preserve"> - and note the directory the command itself runs in must be clean too. </w:t>
       </w:r>
     </w:p>
     <w:p>
       <w:pPr>
-        <w:pStyle w:val="PreformattedText"/>
+        <w:pStyle w:val="BodyText"/>
+        <w:numPr>
+          <w:ilvl w:val="0"/>
+          <w:numId w:val="19"/>
+        </w:numPr>
+        <w:tabs>
+          <w:tab w:val="clear" w:pos="1134"/>
+          <w:tab w:val="left" w:pos="829" w:leader="none"/>
+        </w:tabs>
         <w:bidi w:val="0"/>
+        <w:spacing w:before="120" w:after="0"/>
+        <w:ind w:hanging="283" w:left="829"/>
         <w:jc w:val="left"/>
         <w:rPr/>
       </w:pPr>
       <w:r>
         <w:rPr>
-          <w:rStyle w:val="SourceText"/>
-        </w:rPr>
-        <w:t xml:space="preserve">    </w:t>
-      </w:r>
-      <w:r>
-        <w:rPr>
-          <w:rStyle w:val="SourceText"/>
-        </w:rPr>
-        <w:t>"awsProfiles": ["acme-dev", "acme-sandbox-*"],</w:t>
+          <w:rStyle w:val="Strong"/>
+        </w:rPr>
+        <w:t>"index entries flagged skip-worktree or assume-unchanged"</w:t>
+      </w:r>
+      <w:r>
+        <w:rPr/>
+        <w:t xml:space="preserve">: those flags hide edits from </w:t>
+      </w:r>
+      <w:r>
+        <w:rPr>
+          <w:rStyle w:val="SourceText"/>
+        </w:rPr>
+        <w:t>git status</w:t>
+      </w:r>
+      <w:r>
+        <w:rPr/>
+        <w:t xml:space="preserve">; clear them in the tree being deployed. </w:t>
       </w:r>
     </w:p>
     <w:p>
       <w:pPr>
-        <w:pStyle w:val="PreformattedText"/>
+        <w:pStyle w:val="BodyText"/>
+        <w:numPr>
+          <w:ilvl w:val="0"/>
+          <w:numId w:val="19"/>
+        </w:numPr>
+        <w:tabs>
+          <w:tab w:val="clear" w:pos="1134"/>
+          <w:tab w:val="left" w:pos="829" w:leader="none"/>
+        </w:tabs>
         <w:bidi w:val="0"/>
+        <w:spacing w:before="120" w:after="0"/>
+        <w:ind w:hanging="283" w:left="829"/>
         <w:jc w:val="left"/>
         <w:rPr/>
       </w:pPr>
       <w:r>
         <w:rPr>
-          <w:rStyle w:val="SourceText"/>
-        </w:rPr>
-        <w:t xml:space="preserve">    </w:t>
-      </w:r>
-      <w:r>
-        <w:rPr>
-          <w:rStyle w:val="SourceText"/>
-        </w:rPr>
-        <w:t>"awsRegions": ["eu-west-1"],</w:t>
+          <w:rStyle w:val="Strong"/>
+        </w:rPr>
+        <w:t>"has uncommitted changes: it ..."</w:t>
+      </w:r>
+      <w:r>
+        <w:rPr/>
+        <w:t xml:space="preserve"> also fires when the map is deleted or untracked, or edited under skip-worktree: the gate compares the file with HEAD's copy, not with </w:t>
+      </w:r>
+      <w:r>
+        <w:rPr>
+          <w:rStyle w:val="SourceText"/>
+        </w:rPr>
+        <w:t>git status</w:t>
+      </w:r>
+      <w:r>
+        <w:rPr/>
+        <w:t xml:space="preserve">. </w:t>
       </w:r>
     </w:p>
     <w:p>
       <w:pPr>
-        <w:pStyle w:val="PreformattedText"/>
+        <w:pStyle w:val="BodyText"/>
+        <w:numPr>
+          <w:ilvl w:val="0"/>
+          <w:numId w:val="19"/>
+        </w:numPr>
+        <w:tabs>
+          <w:tab w:val="clear" w:pos="1134"/>
+          <w:tab w:val="left" w:pos="829" w:leader="none"/>
+        </w:tabs>
         <w:bidi w:val="0"/>
+        <w:spacing w:before="120" w:after="0"/>
+        <w:ind w:hanging="283" w:left="829"/>
         <w:jc w:val="left"/>
         <w:rPr/>
       </w:pPr>
       <w:r>
         <w:rPr>
-          <w:rStyle w:val="SourceText"/>
-        </w:rPr>
-        <w:t xml:space="preserve">    </w:t>
-      </w:r>
-      <w:r>
-        <w:rPr>
-          <w:rStyle w:val="SourceText"/>
-        </w:rPr>
-        <w:t>"azureSubscriptions": ["00000000-0000-0000-0000-000000000000", "Acme Dev"] } }</w:t>
+          <w:rStyle w:val="Strong"/>
+        </w:rPr>
+        <w:t>".crew/verify.json in the project dir ... has uncommitted changes"</w:t>
+      </w:r>
+      <w:r>
+        <w:rPr/>
+        <w:t xml:space="preserve">: commit or revert the map; an uncommitted map is not policy. </w:t>
       </w:r>
     </w:p>
     <w:p>
       <w:pPr>
         <w:pStyle w:val="BodyText"/>
+        <w:numPr>
+          <w:ilvl w:val="0"/>
+          <w:numId w:val="19"/>
+        </w:numPr>
+        <w:tabs>
+          <w:tab w:val="clear" w:pos="1134"/>
+          <w:tab w:val="left" w:pos="829" w:leader="none"/>
+        </w:tabs>
         <w:bidi w:val="0"/>
+        <w:ind w:hanging="283" w:left="829"/>
         <w:jc w:val="left"/>
         <w:rPr/>
       </w:pPr>
       <w:r>
         <w:rPr/>
-        <w:t>A profile/region/subscription outside the pins is denied outright (</w:t>
-      </w:r>
-      <w:r>
-        <w:rPr>
-          <w:rStyle w:val="SourceText"/>
-        </w:rPr>
-        <w:t>[cloudIdentity]</w:t>
-      </w:r>
-      <w:r>
-        <w:rPr/>
-        <w:t xml:space="preserve">). Static </w:t>
-      </w:r>
-      <w:r>
-        <w:rPr>
-          <w:rStyle w:val="SourceText"/>
-        </w:rPr>
-        <w:t>AWS_ACCESS_KEY_ID</w:t>
-      </w:r>
-      <w:r>
-        <w:rPr/>
-        <w:t xml:space="preserve"> credentials and </w:t>
-      </w:r>
-      <w:r>
-        <w:rPr>
-          <w:rStyle w:val="SourceText"/>
-        </w:rPr>
-        <w:t>Remove-Az*</w:t>
-      </w:r>
-      <w:r>
-        <w:rPr/>
-        <w:t xml:space="preserve">'s saved PowerShell context are </w:t>
-      </w:r>
-      <w:r>
-        <w:rPr>
-          <w:rStyle w:val="Strong"/>
-        </w:rPr>
-        <w:t>always</w:t>
-      </w:r>
-      <w:r>
-        <w:rPr/>
-        <w:t xml:space="preserve"> unknown — the guard has no way to read either — so pinning does not silence those; only removing the static keys or naming the account through </w:t>
-      </w:r>
-      <w:r>
-        <w:rPr>
-          <w:rStyle w:val="SourceText"/>
-        </w:rPr>
-        <w:t>--profile</w:t>
-      </w:r>
-      <w:r>
-        <w:rPr/>
-        <w:t>/</w:t>
-      </w:r>
-      <w:r>
-        <w:rPr>
-          <w:rStyle w:val="SourceText"/>
-        </w:rPr>
-        <w:t>--subscription</w:t>
-      </w:r>
-      <w:r>
-        <w:rPr/>
-        <w:t xml:space="preserve"> does.</w:t>
+        <w:t xml:space="preserve">Never route around a block by running the deploy yourself with </w:t>
+      </w:r>
+      <w:r>
+        <w:rPr>
+          <w:rStyle w:val="SourceText"/>
+        </w:rPr>
+        <w:t>!</w:t>
+      </w:r>
+      <w:r>
+        <w:rPr/>
+        <w:t xml:space="preserve">. </w:t>
+      </w:r>
+      <w:r>
+        <w:rPr>
+          <w:rStyle w:val="SourceText"/>
+        </w:rPr>
+        <w:t>/crew:promote</w:t>
+      </w:r>
+      <w:r>
+        <w:rPr/>
+        <w:t xml:space="preserve"> fixes the precondition the message names and asks you only for a </w:t>
+      </w:r>
+      <w:r>
+        <w:rPr>
+          <w:rStyle w:val="SourceText"/>
+        </w:rPr>
+        <w:t>requireHuman</w:t>
+      </w:r>
+      <w:r>
+        <w:rPr/>
+        <w:t xml:space="preserve"> yes or a genuinely interactive step. </w:t>
       </w:r>
     </w:p>
     <w:p>
@@ -8067,8 +7687,690 @@
         <w:jc w:val="left"/>
         <w:rPr/>
       </w:pPr>
-      <w:bookmarkStart w:id="9" w:name="obsidian"/>
+      <w:bookmarkStart w:id="9" w:name="cloud-guard-false-positives"/>
       <w:bookmarkEnd w:id="9"/>
+      <w:r>
+        <w:rPr/>
+        <w:t>Cloud Guard False Positives</w:t>
+      </w:r>
+    </w:p>
+    <w:p>
+      <w:pPr>
+        <w:pStyle w:val="BodyText"/>
+        <w:bidi w:val="0"/>
+        <w:jc w:val="left"/>
+        <w:rPr/>
+      </w:pPr>
+      <w:r>
+        <w:rPr>
+          <w:rStyle w:val="SourceText"/>
+        </w:rPr>
+        <w:t>cloud-guard.sh</w:t>
+      </w:r>
+      <w:r>
+        <w:rPr/>
+        <w:t xml:space="preserve"> / </w:t>
+      </w:r>
+      <w:r>
+        <w:rPr>
+          <w:rStyle w:val="SourceText"/>
+        </w:rPr>
+        <w:t>cloud_guard.py</w:t>
+      </w:r>
+      <w:r>
+        <w:rPr/>
+        <w:t xml:space="preserve">, a </w:t>
+      </w:r>
+      <w:r>
+        <w:rPr>
+          <w:rStyle w:val="SourceText"/>
+        </w:rPr>
+        <w:t>PreToolUse</w:t>
+      </w:r>
+      <w:r>
+        <w:rPr/>
+        <w:t xml:space="preserve"> hook on </w:t>
+      </w:r>
+      <w:r>
+        <w:rPr>
+          <w:rStyle w:val="SourceText"/>
+        </w:rPr>
+        <w:t>Bash</w:t>
+      </w:r>
+      <w:r>
+        <w:rPr/>
+        <w:t xml:space="preserve"> and </w:t>
+      </w:r>
+      <w:r>
+        <w:rPr>
+          <w:rStyle w:val="SourceText"/>
+        </w:rPr>
+        <w:t>PowerShell</w:t>
+      </w:r>
+      <w:r>
+        <w:rPr/>
+        <w:t xml:space="preserve">. </w:t>
+      </w:r>
+      <w:r>
+        <w:rPr>
+          <w:rStyle w:val="Strong"/>
+        </w:rPr>
+        <w:t>Ships off</w:t>
+      </w:r>
+      <w:r>
+        <w:rPr/>
+        <w:t xml:space="preserve"> (</w:t>
+      </w:r>
+      <w:r>
+        <w:rPr>
+          <w:rStyle w:val="SourceText"/>
+        </w:rPr>
+        <w:t>guards.cloudGuard: off</w:t>
+      </w:r>
+      <w:r>
+        <w:rPr/>
+        <w:t xml:space="preserve">); turn it on with </w:t>
+      </w:r>
+      <w:r>
+        <w:rPr>
+          <w:rStyle w:val="SourceText"/>
+        </w:rPr>
+        <w:t>{"guards": {"cloudGuard": "report"}}</w:t>
+      </w:r>
+      <w:r>
+        <w:rPr/>
+        <w:t xml:space="preserve"> first to see what it </w:t>
+      </w:r>
+      <w:r>
+        <w:rPr>
+          <w:rStyle w:val="Emphasis"/>
+        </w:rPr>
+        <w:t>would</w:t>
+      </w:r>
+      <w:r>
+        <w:rPr/>
+        <w:t xml:space="preserve"> refuse before enforcing with </w:t>
+      </w:r>
+      <w:r>
+        <w:rPr>
+          <w:rStyle w:val="SourceText"/>
+        </w:rPr>
+        <w:t>"block"</w:t>
+      </w:r>
+      <w:r>
+        <w:rPr/>
+        <w:t>.</w:t>
+      </w:r>
+    </w:p>
+    <w:p>
+      <w:pPr>
+        <w:pStyle w:val="BodyText"/>
+        <w:numPr>
+          <w:ilvl w:val="0"/>
+          <w:numId w:val="20"/>
+        </w:numPr>
+        <w:tabs>
+          <w:tab w:val="clear" w:pos="1134"/>
+          <w:tab w:val="left" w:pos="829" w:leader="none"/>
+        </w:tabs>
+        <w:bidi w:val="0"/>
+        <w:ind w:hanging="283" w:left="829"/>
+        <w:jc w:val="left"/>
+        <w:rPr/>
+      </w:pPr>
+      <w:r>
+        <w:rPr>
+          <w:rStyle w:val="Strong"/>
+        </w:rPr>
+        <w:t>SQL text that merely looks destructive is not blocked.</w:t>
+      </w:r>
+      <w:r>
+        <w:rPr/>
+        <w:t xml:space="preserve"> </w:t>
+      </w:r>
+      <w:r>
+        <w:rPr>
+          <w:rStyle w:val="SourceText"/>
+        </w:rPr>
+        <w:t>DROP</w:t>
+      </w:r>
+      <w:r>
+        <w:rPr/>
+        <w:t>/</w:t>
+      </w:r>
+      <w:r>
+        <w:rPr>
+          <w:rStyle w:val="SourceText"/>
+        </w:rPr>
+        <w:t>TRUNCATE</w:t>
+      </w:r>
+      <w:r>
+        <w:rPr/>
+        <w:t xml:space="preserve"> inside a string literal or a comment does not count: the guard strips literals and comments before matching, read both as standard SQL and as MySQL, because the two dialects disagree about what </w:t>
+      </w:r>
+      <w:r>
+        <w:rPr>
+          <w:rStyle w:val="SourceText"/>
+        </w:rPr>
+        <w:t>\'</w:t>
+      </w:r>
+      <w:r>
+        <w:rPr/>
+        <w:t xml:space="preserve"> and </w:t>
+      </w:r>
+      <w:r>
+        <w:rPr>
+          <w:rStyle w:val="SourceText"/>
+        </w:rPr>
+        <w:t>--</w:t>
+      </w:r>
+      <w:r>
+        <w:rPr/>
+        <w:t xml:space="preserve"> mean — a payload is flagged only if </w:t>
+      </w:r>
+      <w:r>
+        <w:rPr>
+          <w:rStyle w:val="Strong"/>
+        </w:rPr>
+        <w:t>either</w:t>
+      </w:r>
+      <w:r>
+        <w:rPr/>
+        <w:t xml:space="preserve"> reading still shows the keyword outside a literal. So </w:t>
+      </w:r>
+      <w:r>
+        <w:rPr>
+          <w:rStyle w:val="SourceText"/>
+        </w:rPr>
+        <w:t>psql -c "SELECT 'DROP TABLE x' AS s"</w:t>
+      </w:r>
+      <w:r>
+        <w:rPr/>
+        <w:t xml:space="preserve"> and </w:t>
+      </w:r>
+      <w:r>
+        <w:rPr>
+          <w:rStyle w:val="SourceText"/>
+        </w:rPr>
+        <w:t>psql -c 'SELECT 1 -- DROP TABLE x'</w:t>
+      </w:r>
+      <w:r>
+        <w:rPr/>
+        <w:t xml:space="preserve"> are both allowed (</w:t>
+      </w:r>
+      <w:r>
+        <w:rPr>
+          <w:rStyle w:val="SourceText"/>
+        </w:rPr>
+        <w:t>plugin/crew/tests/test_cloud_guard.py</w:t>
+      </w:r>
+      <w:r>
+        <w:rPr/>
+        <w:t xml:space="preserve">, cases </w:t>
+      </w:r>
+      <w:r>
+        <w:rPr>
+          <w:rStyle w:val="SourceText"/>
+        </w:rPr>
+        <w:t>sql-literal</w:t>
+      </w:r>
+      <w:r>
+        <w:rPr/>
+        <w:t>/</w:t>
+      </w:r>
+      <w:r>
+        <w:rPr>
+          <w:rStyle w:val="SourceText"/>
+        </w:rPr>
+        <w:t>sql-comment</w:t>
+      </w:r>
+      <w:r>
+        <w:rPr/>
+        <w:t>/</w:t>
+      </w:r>
+      <w:r>
+        <w:rPr>
+          <w:rStyle w:val="SourceText"/>
+        </w:rPr>
+        <w:t>sql-block-comment</w:t>
+      </w:r>
+      <w:r>
+        <w:rPr/>
+        <w:t>). If a query like this is still blocked, the reason (</w:t>
+      </w:r>
+      <w:r>
+        <w:rPr>
+          <w:rStyle w:val="SourceText"/>
+        </w:rPr>
+        <w:t>[sqlDestructive]</w:t>
+      </w:r>
+      <w:r>
+        <w:rPr/>
+        <w:t xml:space="preserve"> in the deny message) is worth reading closely — the keyword may genuinely sit outside every literal reading.</w:t>
+      </w:r>
+    </w:p>
+    <w:p>
+      <w:pPr>
+        <w:pStyle w:val="BodyText"/>
+        <w:numPr>
+          <w:ilvl w:val="0"/>
+          <w:numId w:val="20"/>
+        </w:numPr>
+        <w:tabs>
+          <w:tab w:val="clear" w:pos="1134"/>
+          <w:tab w:val="left" w:pos="829" w:leader="none"/>
+        </w:tabs>
+        <w:bidi w:val="0"/>
+        <w:ind w:hanging="283" w:left="829"/>
+        <w:jc w:val="left"/>
+        <w:rPr/>
+      </w:pPr>
+      <w:r>
+        <w:rPr>
+          <w:rStyle w:val="Strong"/>
+        </w:rPr>
+        <w:t xml:space="preserve">A dry-run, help, or </w:t>
+      </w:r>
+      <w:r>
+        <w:rPr>
+          <w:rStyle w:val="SourceText"/>
+        </w:rPr>
+        <w:t>-WhatIf</w:t>
+      </w:r>
+      <w:r>
+        <w:rPr>
+          <w:rStyle w:val="Strong"/>
+        </w:rPr>
+        <w:t xml:space="preserve"> invocation is still classified as destructive.</w:t>
+      </w:r>
+      <w:r>
+        <w:rPr/>
+        <w:t xml:space="preserve"> The guard matches on the </w:t>
+      </w:r>
+      <w:r>
+        <w:rPr>
+          <w:rStyle w:val="Emphasis"/>
+        </w:rPr>
+        <w:t>subcommand</w:t>
+      </w:r>
+      <w:r>
+        <w:rPr/>
+        <w:t xml:space="preserve">, not on flags that make it a no-op: </w:t>
+      </w:r>
+      <w:r>
+        <w:rPr>
+          <w:rStyle w:val="SourceText"/>
+        </w:rPr>
+        <w:t>terraform destroy --help</w:t>
+      </w:r>
+      <w:r>
+        <w:rPr/>
+        <w:t xml:space="preserve">, </w:t>
+      </w:r>
+      <w:r>
+        <w:rPr>
+          <w:rStyle w:val="SourceText"/>
+        </w:rPr>
+        <w:t>aws ec2 terminate-instances --dry-run</w:t>
+      </w:r>
+      <w:r>
+        <w:rPr/>
+        <w:t xml:space="preserve"> and </w:t>
+      </w:r>
+      <w:r>
+        <w:rPr>
+          <w:rStyle w:val="SourceText"/>
+        </w:rPr>
+        <w:t>Remove-AzResourceGroup -WhatIf</w:t>
+      </w:r>
+      <w:r>
+        <w:rPr/>
+        <w:t xml:space="preserve"> are all judged exactly like the command they simulate, because nothing in </w:t>
+      </w:r>
+      <w:r>
+        <w:rPr>
+          <w:rStyle w:val="SourceText"/>
+        </w:rPr>
+        <w:t>_terraform_destructive</w:t>
+      </w:r>
+      <w:r>
+        <w:rPr/>
+        <w:t>/</w:t>
+      </w:r>
+      <w:r>
+        <w:rPr>
+          <w:rStyle w:val="SourceText"/>
+        </w:rPr>
+        <w:t>_aws_destructive</w:t>
+      </w:r>
+      <w:r>
+        <w:rPr/>
+        <w:t xml:space="preserve">/the </w:t>
+      </w:r>
+      <w:r>
+        <w:rPr>
+          <w:rStyle w:val="SourceText"/>
+        </w:rPr>
+        <w:t>Remove-Az*</w:t>
+      </w:r>
+      <w:r>
+        <w:rPr/>
+        <w:t xml:space="preserve"> matcher inspects those flags. This is a known gap, not a config bug — there is no key that special-cases them. If you need to run one of these unattended, use </w:t>
+      </w:r>
+      <w:r>
+        <w:rPr>
+          <w:rStyle w:val="SourceText"/>
+        </w:rPr>
+        <w:t>report</w:t>
+      </w:r>
+      <w:r>
+        <w:rPr/>
+        <w:t xml:space="preserve"> mode while testing, or approve the one-shot marker the deny message names.</w:t>
+      </w:r>
+    </w:p>
+    <w:p>
+      <w:pPr>
+        <w:pStyle w:val="BodyText"/>
+        <w:numPr>
+          <w:ilvl w:val="0"/>
+          <w:numId w:val="20"/>
+        </w:numPr>
+        <w:tabs>
+          <w:tab w:val="clear" w:pos="1134"/>
+          <w:tab w:val="left" w:pos="829" w:leader="none"/>
+        </w:tabs>
+        <w:bidi w:val="0"/>
+        <w:ind w:hanging="283" w:left="829"/>
+        <w:jc w:val="left"/>
+        <w:rPr/>
+      </w:pPr>
+      <w:r>
+        <w:rPr>
+          <w:rStyle w:val="Strong"/>
+        </w:rPr>
+        <w:t>An "unpinned" repo makes an ordinary destructive command ask or deny, even when it is obviously fine.</w:t>
+      </w:r>
+      <w:r>
+        <w:rPr/>
+        <w:t xml:space="preserve"> With no </w:t>
+      </w:r>
+      <w:r>
+        <w:rPr>
+          <w:rStyle w:val="SourceText"/>
+        </w:rPr>
+        <w:t>cloud.*</w:t>
+      </w:r>
+      <w:r>
+        <w:rPr/>
+        <w:t xml:space="preserve"> pins, a read-only command (</w:t>
+      </w:r>
+      <w:r>
+        <w:rPr>
+          <w:rStyle w:val="SourceText"/>
+        </w:rPr>
+        <w:t>aws s3 ls</w:t>
+      </w:r>
+      <w:r>
+        <w:rPr/>
+        <w:t xml:space="preserve">, </w:t>
+      </w:r>
+      <w:r>
+        <w:rPr>
+          <w:rStyle w:val="SourceText"/>
+        </w:rPr>
+        <w:t>az group list</w:t>
+      </w:r>
+      <w:r>
+        <w:rPr/>
+        <w:t xml:space="preserve">) runs unchecked — but </w:t>
+      </w:r>
+      <w:r>
+        <w:rPr>
+          <w:rStyle w:val="Emphasis"/>
+        </w:rPr>
+        <w:t>any</w:t>
+      </w:r>
+      <w:r>
+        <w:rPr/>
+        <w:t xml:space="preserve"> destructive command has an identity the guard cannot vouch for, which is </w:t>
+      </w:r>
+      <w:r>
+        <w:rPr>
+          <w:rStyle w:val="Strong"/>
+        </w:rPr>
+        <w:t>unknown</w:t>
+      </w:r>
+      <w:r>
+        <w:rPr/>
+        <w:t xml:space="preserve">, and unknown is never allowed unattended: it </w:t>
+      </w:r>
+      <w:r>
+        <w:rPr>
+          <w:rStyle w:val="Strong"/>
+        </w:rPr>
+        <w:t>asks</w:t>
+      </w:r>
+      <w:r>
+        <w:rPr/>
+        <w:t xml:space="preserve"> when a person is there to answer and is </w:t>
+      </w:r>
+      <w:r>
+        <w:rPr>
+          <w:rStyle w:val="Strong"/>
+        </w:rPr>
+        <w:t>denied</w:t>
+      </w:r>
+      <w:r>
+        <w:rPr/>
+        <w:t xml:space="preserve"> when not (</w:t>
+      </w:r>
+      <w:r>
+        <w:rPr>
+          <w:rStyle w:val="SourceText"/>
+        </w:rPr>
+        <w:t>CREW_UNATTENDED=1</w:t>
+      </w:r>
+      <w:r>
+        <w:rPr/>
+        <w:t xml:space="preserve">, </w:t>
+      </w:r>
+      <w:r>
+        <w:rPr>
+          <w:rStyle w:val="SourceText"/>
+        </w:rPr>
+        <w:t>CI</w:t>
+      </w:r>
+      <w:r>
+        <w:rPr/>
+        <w:t xml:space="preserve">, or a non-interactive session). This is the rule most likely to surprise a first-time user, because it fires even in a repo that has never configured anything cloud-related. </w:t>
+      </w:r>
+      <w:r>
+        <w:rPr>
+          <w:rStyle w:val="Strong"/>
+        </w:rPr>
+        <w:t>Fix — pin the identity this repo may act as</w:t>
+      </w:r>
+      <w:r>
+        <w:rPr/>
+        <w:t xml:space="preserve">, in </w:t>
+      </w:r>
+      <w:r>
+        <w:rPr>
+          <w:rStyle w:val="SourceText"/>
+        </w:rPr>
+        <w:t>.crew/config.json</w:t>
+      </w:r>
+      <w:r>
+        <w:rPr/>
+        <w:t xml:space="preserve"> (repo-only; a machine-global </w:t>
+      </w:r>
+      <w:r>
+        <w:rPr>
+          <w:rStyle w:val="SourceText"/>
+        </w:rPr>
+        <w:t>cloud</w:t>
+      </w:r>
+      <w:r>
+        <w:rPr/>
+        <w:t xml:space="preserve"> block is ignored):</w:t>
+      </w:r>
+    </w:p>
+    <w:p>
+      <w:pPr>
+        <w:pStyle w:val="PreformattedText"/>
+        <w:bidi w:val="0"/>
+        <w:jc w:val="left"/>
+        <w:rPr/>
+      </w:pPr>
+      <w:r>
+        <w:rPr>
+          <w:rStyle w:val="SourceText"/>
+        </w:rPr>
+        <w:t>{ "cloud": {</w:t>
+      </w:r>
+    </w:p>
+    <w:p>
+      <w:pPr>
+        <w:pStyle w:val="PreformattedText"/>
+        <w:bidi w:val="0"/>
+        <w:jc w:val="left"/>
+        <w:rPr/>
+      </w:pPr>
+      <w:r>
+        <w:rPr>
+          <w:rStyle w:val="SourceText"/>
+        </w:rPr>
+        <w:t xml:space="preserve">    </w:t>
+      </w:r>
+      <w:r>
+        <w:rPr>
+          <w:rStyle w:val="SourceText"/>
+        </w:rPr>
+        <w:t>"awsProfiles": ["acme-dev", "acme-sandbox-*"],</w:t>
+      </w:r>
+    </w:p>
+    <w:p>
+      <w:pPr>
+        <w:pStyle w:val="PreformattedText"/>
+        <w:bidi w:val="0"/>
+        <w:jc w:val="left"/>
+        <w:rPr/>
+      </w:pPr>
+      <w:r>
+        <w:rPr>
+          <w:rStyle w:val="SourceText"/>
+        </w:rPr>
+        <w:t xml:space="preserve">    </w:t>
+      </w:r>
+      <w:r>
+        <w:rPr>
+          <w:rStyle w:val="SourceText"/>
+        </w:rPr>
+        <w:t>"awsRegions": ["eu-west-1"],</w:t>
+      </w:r>
+    </w:p>
+    <w:p>
+      <w:pPr>
+        <w:pStyle w:val="PreformattedText"/>
+        <w:bidi w:val="0"/>
+        <w:jc w:val="left"/>
+        <w:rPr/>
+      </w:pPr>
+      <w:r>
+        <w:rPr>
+          <w:rStyle w:val="SourceText"/>
+        </w:rPr>
+        <w:t xml:space="preserve">    </w:t>
+      </w:r>
+      <w:r>
+        <w:rPr>
+          <w:rStyle w:val="SourceText"/>
+        </w:rPr>
+        <w:t>"azureSubscriptions": ["00000000-0000-0000-0000-000000000000", "Acme Dev"] } }</w:t>
+      </w:r>
+    </w:p>
+    <w:p>
+      <w:pPr>
+        <w:pStyle w:val="BodyText"/>
+        <w:bidi w:val="0"/>
+        <w:jc w:val="left"/>
+        <w:rPr/>
+      </w:pPr>
+      <w:r>
+        <w:rPr/>
+        <w:t>A profile/region/subscription outside the pins is denied outright (</w:t>
+      </w:r>
+      <w:r>
+        <w:rPr>
+          <w:rStyle w:val="SourceText"/>
+        </w:rPr>
+        <w:t>[cloudIdentity]</w:t>
+      </w:r>
+      <w:r>
+        <w:rPr/>
+        <w:t xml:space="preserve">). Static </w:t>
+      </w:r>
+      <w:r>
+        <w:rPr>
+          <w:rStyle w:val="SourceText"/>
+        </w:rPr>
+        <w:t>AWS_ACCESS_KEY_ID</w:t>
+      </w:r>
+      <w:r>
+        <w:rPr/>
+        <w:t xml:space="preserve"> credentials and </w:t>
+      </w:r>
+      <w:r>
+        <w:rPr>
+          <w:rStyle w:val="SourceText"/>
+        </w:rPr>
+        <w:t>Remove-Az*</w:t>
+      </w:r>
+      <w:r>
+        <w:rPr/>
+        <w:t xml:space="preserve">'s saved PowerShell context are </w:t>
+      </w:r>
+      <w:r>
+        <w:rPr>
+          <w:rStyle w:val="Strong"/>
+        </w:rPr>
+        <w:t>always</w:t>
+      </w:r>
+      <w:r>
+        <w:rPr/>
+        <w:t xml:space="preserve"> unknown — the guard has no way to read either — so pinning does not silence those; only removing the static keys or naming the account through </w:t>
+      </w:r>
+      <w:r>
+        <w:rPr>
+          <w:rStyle w:val="SourceText"/>
+        </w:rPr>
+        <w:t>--profile</w:t>
+      </w:r>
+      <w:r>
+        <w:rPr/>
+        <w:t>/</w:t>
+      </w:r>
+      <w:r>
+        <w:rPr>
+          <w:rStyle w:val="SourceText"/>
+        </w:rPr>
+        <w:t>--subscription</w:t>
+      </w:r>
+      <w:r>
+        <w:rPr/>
+        <w:t xml:space="preserve"> does.</w:t>
+      </w:r>
+    </w:p>
+    <w:p>
+      <w:pPr>
+        <w:pStyle w:val="Heading2"/>
+        <w:bidi w:val="0"/>
+        <w:ind w:hanging="0" w:left="0" w:right="0"/>
+        <w:jc w:val="left"/>
+        <w:rPr/>
+      </w:pPr>
+      <w:bookmarkStart w:id="10" w:name="obsidian"/>
+      <w:bookmarkEnd w:id="10"/>
       <w:r>
         <w:rPr/>
         <w:t>Obsidian</w:t>
@@ -8103,7 +8405,7 @@
         <w:pStyle w:val="BodyText"/>
         <w:numPr>
           <w:ilvl w:val="0"/>
-          <w:numId w:val="20"/>
+          <w:numId w:val="21"/>
         </w:numPr>
         <w:tabs>
           <w:tab w:val="clear" w:pos="1134"/>
@@ -8173,295 +8475,6 @@
       <w:r>
         <w:rPr/>
         <w:t>.</w:t>
-      </w:r>
-    </w:p>
-    <w:p>
-      <w:pPr>
-        <w:pStyle w:val="BodyText"/>
-        <w:numPr>
-          <w:ilvl w:val="0"/>
-          <w:numId w:val="20"/>
-        </w:numPr>
-        <w:tabs>
-          <w:tab w:val="clear" w:pos="1134"/>
-          <w:tab w:val="left" w:pos="829" w:leader="none"/>
-        </w:tabs>
-        <w:bidi w:val="0"/>
-        <w:ind w:hanging="283" w:left="829"/>
-        <w:jc w:val="left"/>
-        <w:rPr/>
-      </w:pPr>
-      <w:r>
-        <w:rPr>
-          <w:rStyle w:val="Strong"/>
-        </w:rPr>
-        <w:t>Symptom: recall never surfaces anything you know is in the vault.</w:t>
-      </w:r>
-      <w:r>
-        <w:rPr/>
-        <w:t xml:space="preserve"> </w:t>
-      </w:r>
-      <w:r>
-        <w:rPr>
-          <w:rStyle w:val="Strong"/>
-        </w:rPr>
-        <w:t>Check:</w:t>
-      </w:r>
-    </w:p>
-    <w:p>
-      <w:pPr>
-        <w:pStyle w:val="PreformattedText"/>
-        <w:bidi w:val="0"/>
-        <w:jc w:val="left"/>
-        <w:rPr/>
-      </w:pPr>
-      <w:r>
-        <w:rPr>
-          <w:rStyle w:val="SourceText"/>
-        </w:rPr>
-        <w:t>python3 "&lt;crew plugin root&gt;/hooks/scripts/crew_context.py" --stats</w:t>
-      </w:r>
-    </w:p>
-    <w:p>
-      <w:pPr>
-        <w:pStyle w:val="BodyText"/>
-        <w:bidi w:val="0"/>
-        <w:jc w:val="left"/>
-        <w:rPr/>
-      </w:pPr>
-      <w:r>
-        <w:rPr/>
-        <w:t xml:space="preserve">Read the </w:t>
-      </w:r>
-      <w:r>
-        <w:rPr>
-          <w:rStyle w:val="SourceText"/>
-        </w:rPr>
-        <w:t>miss reasons</w:t>
-      </w:r>
-      <w:r>
-        <w:rPr/>
-        <w:t xml:space="preserve"> line. </w:t>
-      </w:r>
-      <w:r>
-        <w:rPr>
-          <w:rStyle w:val="SourceText"/>
-        </w:rPr>
-        <w:t>cli-missing</w:t>
-      </w:r>
-      <w:r>
-        <w:rPr/>
-        <w:t xml:space="preserve"> means </w:t>
-      </w:r>
-      <w:r>
-        <w:rPr>
-          <w:rStyle w:val="SourceText"/>
-        </w:rPr>
-        <w:t>obsidian-vault</w:t>
-      </w:r>
-      <w:r>
-        <w:rPr/>
-        <w:t xml:space="preserve"> is not installed where crew can find it; </w:t>
-      </w:r>
-      <w:r>
-        <w:rPr>
-          <w:rStyle w:val="SourceText"/>
-        </w:rPr>
-        <w:t>cli-exit-N</w:t>
-      </w:r>
-      <w:r>
-        <w:rPr/>
-        <w:t xml:space="preserve">, </w:t>
-      </w:r>
-      <w:r>
-        <w:rPr>
-          <w:rStyle w:val="SourceText"/>
-        </w:rPr>
-        <w:t>cli-timeout</w:t>
-      </w:r>
-      <w:r>
-        <w:rPr/>
-        <w:t xml:space="preserve">, </w:t>
-      </w:r>
-      <w:r>
-        <w:rPr>
-          <w:rStyle w:val="SourceText"/>
-        </w:rPr>
-        <w:t>cli-bad-json</w:t>
-      </w:r>
-      <w:r>
-        <w:rPr/>
-        <w:t xml:space="preserve"> mean the CLI ran and failed; </w:t>
-      </w:r>
-      <w:r>
-        <w:rPr>
-          <w:rStyle w:val="SourceText"/>
-        </w:rPr>
-        <w:t>no-vaults</w:t>
-      </w:r>
-      <w:r>
-        <w:rPr/>
-        <w:t xml:space="preserve"> means no vault is currently </w:t>
-      </w:r>
-      <w:r>
-        <w:rPr>
-          <w:rStyle w:val="SourceText"/>
-        </w:rPr>
-        <w:t>primary</w:t>
-      </w:r>
-      <w:r>
-        <w:rPr/>
-        <w:t xml:space="preserve"> or </w:t>
-      </w:r>
-      <w:r>
-        <w:rPr>
-          <w:rStyle w:val="SourceText"/>
-        </w:rPr>
-        <w:t>recall</w:t>
-      </w:r>
-      <w:r>
-        <w:rPr/>
-        <w:t xml:space="preserve">; </w:t>
-      </w:r>
-      <w:r>
-        <w:rPr>
-          <w:rStyle w:val="SourceText"/>
-        </w:rPr>
-        <w:t>no-hits</w:t>
-      </w:r>
-      <w:r>
-        <w:rPr/>
-        <w:t xml:space="preserve"> means the search itself found nothing. Only </w:t>
-      </w:r>
-      <w:r>
-        <w:rPr>
-          <w:rStyle w:val="SourceText"/>
-        </w:rPr>
-        <w:t>no-hits</w:t>
-      </w:r>
-      <w:r>
-        <w:rPr/>
-        <w:t xml:space="preserve"> means "the vault genuinely has nothing relevant" — every other reason is a setup problem. Also confirm </w:t>
-      </w:r>
-      <w:r>
-        <w:rPr>
-          <w:rStyle w:val="SourceText"/>
-        </w:rPr>
-        <w:t>memory.inject</w:t>
-      </w:r>
-      <w:r>
-        <w:rPr/>
-        <w:t xml:space="preserve"> is not </w:t>
-      </w:r>
-      <w:r>
-        <w:rPr>
-          <w:rStyle w:val="SourceText"/>
-        </w:rPr>
-        <w:t>false</w:t>
-      </w:r>
-      <w:r>
-        <w:rPr/>
-        <w:t xml:space="preserve"> in </w:t>
-      </w:r>
-      <w:r>
-        <w:rPr>
-          <w:rStyle w:val="SourceText"/>
-        </w:rPr>
-        <w:t>.crew/config.json</w:t>
-      </w:r>
-      <w:r>
-        <w:rPr/>
-        <w:t xml:space="preserve"> — recall and code-map injection are on by default since 1.0.0, so "no recall ever appears" with the key set to </w:t>
-      </w:r>
-      <w:r>
-        <w:rPr>
-          <w:rStyle w:val="SourceText"/>
-        </w:rPr>
-        <w:t>false</w:t>
-      </w:r>
-      <w:r>
-        <w:rPr/>
-        <w:t xml:space="preserve"> is expected. </w:t>
-      </w:r>
-      <w:r>
-        <w:rPr>
-          <w:rStyle w:val="Strong"/>
-        </w:rPr>
-        <w:t>Fix:</w:t>
-      </w:r>
-      <w:r>
-        <w:rPr/>
-        <w:t xml:space="preserve"> </w:t>
-      </w:r>
-      <w:r>
-        <w:rPr>
-          <w:rStyle w:val="SourceText"/>
-        </w:rPr>
-        <w:t>$VO recall --query "&lt;words you expect&gt;"</w:t>
-      </w:r>
-      <w:r>
-        <w:rPr/>
-        <w:t xml:space="preserve"> directly, to separate "the CLI can't find it" from "the hook isn't calling the CLI". An empty answer can be the CLI's relevance floor or its excluded folders, not a missing note: the obsidian-vault recall CLI drops stop words, needs more than one matching word for a longer query, matches whole words only, and never reads </w:t>
-      </w:r>
-      <w:r>
-        <w:rPr>
-          <w:rStyle w:val="SourceText"/>
-        </w:rPr>
-        <w:t>wiki/sessions/archive/</w:t>
-      </w:r>
-      <w:r>
-        <w:rPr/>
-        <w:t xml:space="preserve">. Re-run with </w:t>
-      </w:r>
-      <w:r>
-        <w:rPr>
-          <w:rStyle w:val="SourceText"/>
-        </w:rPr>
-        <w:t>--min-terms 1</w:t>
-      </w:r>
-      <w:r>
-        <w:rPr/>
-        <w:t xml:space="preserve"> (the floor off) and </w:t>
-      </w:r>
-      <w:r>
-        <w:rPr>
-          <w:rStyle w:val="SourceText"/>
-        </w:rPr>
-        <w:t>--include-excluded</w:t>
-      </w:r>
-      <w:r>
-        <w:rPr/>
-        <w:t xml:space="preserve"> (read the archive) and read </w:t>
-      </w:r>
-      <w:r>
-        <w:rPr>
-          <w:rStyle w:val="SourceText"/>
-        </w:rPr>
-        <w:t>below_floor</w:t>
-      </w:r>
-      <w:r>
-        <w:rPr/>
-        <w:t xml:space="preserve"> and </w:t>
-      </w:r>
-      <w:r>
-        <w:rPr>
-          <w:rStyle w:val="SourceText"/>
-        </w:rPr>
-        <w:t>excluded_dirs</w:t>
-      </w:r>
-      <w:r>
-        <w:rPr/>
-        <w:t xml:space="preserve"> in the </w:t>
-      </w:r>
-      <w:r>
-        <w:rPr>
-          <w:rStyle w:val="SourceText"/>
-        </w:rPr>
-        <w:t>--json</w:t>
-      </w:r>
-      <w:r>
-        <w:rPr/>
-        <w:t xml:space="preserve"> output to see which one hid it.</w:t>
       </w:r>
     </w:p>
     <w:p>
@@ -8484,37 +8497,199 @@
         <w:rPr>
           <w:rStyle w:val="Strong"/>
         </w:rPr>
-        <w:t>Symptom: the gardener seems to be falling behind.</w:t>
-      </w:r>
-      <w:r>
-        <w:rPr/>
-        <w:t xml:space="preserve"> It runs in bounded passes on purpose, not continuously: </w:t>
+        <w:t>Symptom: recall never surfaces anything you know is in the vault.</w:t>
+      </w:r>
+      <w:r>
+        <w:rPr/>
+        <w:t xml:space="preserve"> </w:t>
       </w:r>
       <w:r>
         <w:rPr>
           <w:rStyle w:val="Strong"/>
         </w:rPr>
-        <w:t>at most 5 items or 10 minutes per run</w:t>
-      </w:r>
-      <w:r>
-        <w:rPr/>
-        <w:t xml:space="preserve">, whichever comes first, on </w:t>
+        <w:t>Check:</w:t>
+      </w:r>
+    </w:p>
+    <w:p>
+      <w:pPr>
+        <w:pStyle w:val="PreformattedText"/>
+        <w:bidi w:val="0"/>
+        <w:jc w:val="left"/>
+        <w:rPr/>
+      </w:pPr>
+      <w:r>
+        <w:rPr>
+          <w:rStyle w:val="SourceText"/>
+        </w:rPr>
+        <w:t>python3 "&lt;crew plugin root&gt;/hooks/scripts/crew_context.py" --stats</w:t>
+      </w:r>
+    </w:p>
+    <w:p>
+      <w:pPr>
+        <w:pStyle w:val="BodyText"/>
+        <w:bidi w:val="0"/>
+        <w:jc w:val="left"/>
+        <w:rPr/>
+      </w:pPr>
+      <w:r>
+        <w:rPr/>
+        <w:t xml:space="preserve">Read the </w:t>
+      </w:r>
+      <w:r>
+        <w:rPr>
+          <w:rStyle w:val="SourceText"/>
+        </w:rPr>
+        <w:t>miss reasons</w:t>
+      </w:r>
+      <w:r>
+        <w:rPr/>
+        <w:t xml:space="preserve"> line. </w:t>
+      </w:r>
+      <w:r>
+        <w:rPr>
+          <w:rStyle w:val="SourceText"/>
+        </w:rPr>
+        <w:t>cli-missing</w:t>
+      </w:r>
+      <w:r>
+        <w:rPr/>
+        <w:t xml:space="preserve"> means </w:t>
+      </w:r>
+      <w:r>
+        <w:rPr>
+          <w:rStyle w:val="SourceText"/>
+        </w:rPr>
+        <w:t>obsidian-vault</w:t>
+      </w:r>
+      <w:r>
+        <w:rPr/>
+        <w:t xml:space="preserve"> is not installed where crew can find it; </w:t>
+      </w:r>
+      <w:r>
+        <w:rPr>
+          <w:rStyle w:val="SourceText"/>
+        </w:rPr>
+        <w:t>cli-exit-N</w:t>
+      </w:r>
+      <w:r>
+        <w:rPr/>
+        <w:t xml:space="preserve">, </w:t>
+      </w:r>
+      <w:r>
+        <w:rPr>
+          <w:rStyle w:val="SourceText"/>
+        </w:rPr>
+        <w:t>cli-timeout</w:t>
+      </w:r>
+      <w:r>
+        <w:rPr/>
+        <w:t xml:space="preserve">, </w:t>
+      </w:r>
+      <w:r>
+        <w:rPr>
+          <w:rStyle w:val="SourceText"/>
+        </w:rPr>
+        <w:t>cli-bad-json</w:t>
+      </w:r>
+      <w:r>
+        <w:rPr/>
+        <w:t xml:space="preserve"> mean the CLI ran and failed; </w:t>
+      </w:r>
+      <w:r>
+        <w:rPr>
+          <w:rStyle w:val="SourceText"/>
+        </w:rPr>
+        <w:t>no-vaults</w:t>
+      </w:r>
+      <w:r>
+        <w:rPr/>
+        <w:t xml:space="preserve"> means no vault is currently </w:t>
+      </w:r>
+      <w:r>
+        <w:rPr>
+          <w:rStyle w:val="SourceText"/>
+        </w:rPr>
+        <w:t>primary</w:t>
+      </w:r>
+      <w:r>
+        <w:rPr/>
+        <w:t xml:space="preserve"> or </w:t>
+      </w:r>
+      <w:r>
+        <w:rPr>
+          <w:rStyle w:val="SourceText"/>
+        </w:rPr>
+        <w:t>recall</w:t>
+      </w:r>
+      <w:r>
+        <w:rPr/>
+        <w:t xml:space="preserve">; </w:t>
+      </w:r>
+      <w:r>
+        <w:rPr>
+          <w:rStyle w:val="SourceText"/>
+        </w:rPr>
+        <w:t>no-hits</w:t>
+      </w:r>
+      <w:r>
+        <w:rPr/>
+        <w:t xml:space="preserve"> means the search itself found nothing. Only </w:t>
+      </w:r>
+      <w:r>
+        <w:rPr>
+          <w:rStyle w:val="SourceText"/>
+        </w:rPr>
+        <w:t>no-hits</w:t>
+      </w:r>
+      <w:r>
+        <w:rPr/>
+        <w:t xml:space="preserve"> means "the vault genuinely has nothing relevant" — every other reason is a setup problem. Also confirm </w:t>
+      </w:r>
+      <w:r>
+        <w:rPr>
+          <w:rStyle w:val="SourceText"/>
+        </w:rPr>
+        <w:t>memory.inject</w:t>
+      </w:r>
+      <w:r>
+        <w:rPr/>
+        <w:t xml:space="preserve"> is not </w:t>
+      </w:r>
+      <w:r>
+        <w:rPr>
+          <w:rStyle w:val="SourceText"/>
+        </w:rPr>
+        <w:t>false</w:t>
+      </w:r>
+      <w:r>
+        <w:rPr/>
+        <w:t xml:space="preserve"> in </w:t>
+      </w:r>
+      <w:r>
+        <w:rPr>
+          <w:rStyle w:val="SourceText"/>
+        </w:rPr>
+        <w:t>.crew/config.json</w:t>
+      </w:r>
+      <w:r>
+        <w:rPr/>
+        <w:t xml:space="preserve"> — recall and code-map injection are on by default since 1.0.0, so "no recall ever appears" with the key set to </w:t>
+      </w:r>
+      <w:r>
+        <w:rPr>
+          <w:rStyle w:val="SourceText"/>
+        </w:rPr>
+        <w:t>false</w:t>
+      </w:r>
+      <w:r>
+        <w:rPr/>
+        <w:t xml:space="preserve"> is expected. </w:t>
       </w:r>
       <w:r>
         <w:rPr>
           <w:rStyle w:val="Strong"/>
         </w:rPr>
-        <w:t>one designated host</w:t>
-      </w:r>
-      <w:r>
-        <w:rPr/>
-        <w:t xml:space="preserve">, one run at a time. A session whose transcript lives on another machine is left queued for that machine and does not spend one of the five slots. </w:t>
-      </w:r>
-      <w:r>
-        <w:rPr>
-          <w:rStyle w:val="Strong"/>
-        </w:rPr>
-        <w:t>Check:</w:t>
+        <w:t>Fix:</w:t>
       </w:r>
       <w:r>
         <w:rPr/>
@@ -8524,71 +8699,71 @@
         <w:rPr>
           <w:rStyle w:val="SourceText"/>
         </w:rPr>
-        <w:t>$VO queue</w:t>
-      </w:r>
-      <w:r>
-        <w:rPr/>
-        <w:t xml:space="preserve"> (what is waiting) and </w:t>
-      </w:r>
-      <w:r>
-        <w:rPr>
-          <w:rStyle w:val="SourceText"/>
-        </w:rPr>
-        <w:t>~/.claude/obsidian/gardener.log</w:t>
-      </w:r>
-      <w:r>
-        <w:rPr/>
-        <w:t xml:space="preserve"> for lines starting </w:t>
-      </w:r>
-      <w:r>
-        <w:rPr>
-          <w:rStyle w:val="SourceText"/>
-        </w:rPr>
-        <w:t>left queued</w:t>
-      </w:r>
-      <w:r>
-        <w:rPr/>
-        <w:t xml:space="preserve">. </w:t>
-      </w:r>
-      <w:r>
-        <w:rPr>
-          <w:rStyle w:val="Strong"/>
-        </w:rPr>
-        <w:t>Fix:</w:t>
-      </w:r>
-      <w:r>
-        <w:rPr/>
-        <w:t xml:space="preserve"> run a bounded pass by hand (</w:t>
-      </w:r>
-      <w:r>
-        <w:rPr>
-          <w:rStyle w:val="SourceText"/>
-        </w:rPr>
-        <w:t>/obsidian-vault:garden</w:t>
-      </w:r>
-      <w:r>
-        <w:rPr/>
-        <w:t xml:space="preserve"> or </w:t>
-      </w:r>
-      <w:r>
-        <w:rPr>
-          <w:rStyle w:val="SourceText"/>
-        </w:rPr>
-        <w:t>$VO garden-run</w:t>
-      </w:r>
-      <w:r>
-        <w:rPr/>
-        <w:t xml:space="preserve">), or drain a large backlog in batches: </w:t>
-      </w:r>
-      <w:r>
-        <w:rPr>
-          <w:rStyle w:val="SourceText"/>
-        </w:rPr>
-        <w:t>$VO drain --apply --batches 4</w:t>
-      </w:r>
-      <w:r>
-        <w:rPr/>
-        <w:t>.</w:t>
+        <w:t>$VO recall --query "&lt;words you expect&gt;"</w:t>
+      </w:r>
+      <w:r>
+        <w:rPr/>
+        <w:t xml:space="preserve"> directly, to separate "the CLI can't find it" from "the hook isn't calling the CLI". An empty answer can be the CLI's relevance floor or its excluded folders, not a missing note: the obsidian-vault recall CLI drops stop words, needs more than one matching word for a longer query, matches whole words only, and never reads </w:t>
+      </w:r>
+      <w:r>
+        <w:rPr>
+          <w:rStyle w:val="SourceText"/>
+        </w:rPr>
+        <w:t>wiki/sessions/archive/</w:t>
+      </w:r>
+      <w:r>
+        <w:rPr/>
+        <w:t xml:space="preserve">. Re-run with </w:t>
+      </w:r>
+      <w:r>
+        <w:rPr>
+          <w:rStyle w:val="SourceText"/>
+        </w:rPr>
+        <w:t>--min-terms 1</w:t>
+      </w:r>
+      <w:r>
+        <w:rPr/>
+        <w:t xml:space="preserve"> (the floor off) and </w:t>
+      </w:r>
+      <w:r>
+        <w:rPr>
+          <w:rStyle w:val="SourceText"/>
+        </w:rPr>
+        <w:t>--include-excluded</w:t>
+      </w:r>
+      <w:r>
+        <w:rPr/>
+        <w:t xml:space="preserve"> (read the archive) and read </w:t>
+      </w:r>
+      <w:r>
+        <w:rPr>
+          <w:rStyle w:val="SourceText"/>
+        </w:rPr>
+        <w:t>below_floor</w:t>
+      </w:r>
+      <w:r>
+        <w:rPr/>
+        <w:t xml:space="preserve"> and </w:t>
+      </w:r>
+      <w:r>
+        <w:rPr>
+          <w:rStyle w:val="SourceText"/>
+        </w:rPr>
+        <w:t>excluded_dirs</w:t>
+      </w:r>
+      <w:r>
+        <w:rPr/>
+        <w:t xml:space="preserve"> in the </w:t>
+      </w:r>
+      <w:r>
+        <w:rPr>
+          <w:rStyle w:val="SourceText"/>
+        </w:rPr>
+        <w:t>--json</w:t>
+      </w:r>
+      <w:r>
+        <w:rPr/>
+        <w:t xml:space="preserve"> output to see which one hid it.</w:t>
       </w:r>
     </w:p>
     <w:p>
@@ -8596,7 +8771,7 @@
         <w:pStyle w:val="BodyText"/>
         <w:numPr>
           <w:ilvl w:val="0"/>
-          <w:numId w:val="21"/>
+          <w:numId w:val="22"/>
         </w:numPr>
         <w:tabs>
           <w:tab w:val="clear" w:pos="1134"/>
@@ -8611,41 +8786,111 @@
         <w:rPr>
           <w:rStyle w:val="Strong"/>
         </w:rPr>
-        <w:t>Symptom: two machines sharing one vault seem to be racing each other.</w:t>
-      </w:r>
-      <w:r>
-        <w:rPr/>
-        <w:t xml:space="preserve"> They are not writing the same file: each host appends to its own </w:t>
-      </w:r>
-      <w:r>
-        <w:rPr>
-          <w:rStyle w:val="SourceText"/>
-        </w:rPr>
-        <w:t>inbox/pending-reflect.&lt;host&gt;.md</w:t>
-      </w:r>
-      <w:r>
-        <w:rPr/>
-        <w:t xml:space="preserve"> and acknowledges to its own </w:t>
-      </w:r>
-      <w:r>
-        <w:rPr>
-          <w:rStyle w:val="SourceText"/>
-        </w:rPr>
-        <w:t>inbox/reflected.&lt;host&gt;.md</w:t>
-      </w:r>
-      <w:r>
-        <w:rPr/>
-        <w:t xml:space="preserve">, so two machines syncing one vault never contend for the same queue file. An older </w:t>
-      </w:r>
-      <w:r>
-        <w:rPr>
-          <w:rStyle w:val="SourceText"/>
-        </w:rPr>
-        <w:t>inbox/pending-reflect.md</w:t>
-      </w:r>
-      <w:r>
-        <w:rPr/>
-        <w:t xml:space="preserve"> (no host suffix) is still read if present, so an old backlog drains rather than being stranded — it is just never written again.</w:t>
+        <w:t>Symptom: the gardener seems to be falling behind.</w:t>
+      </w:r>
+      <w:r>
+        <w:rPr/>
+        <w:t xml:space="preserve"> It runs in bounded passes on purpose, not continuously: </w:t>
+      </w:r>
+      <w:r>
+        <w:rPr>
+          <w:rStyle w:val="Strong"/>
+        </w:rPr>
+        <w:t>at most 5 items or 10 minutes per run</w:t>
+      </w:r>
+      <w:r>
+        <w:rPr/>
+        <w:t xml:space="preserve">, whichever comes first, on </w:t>
+      </w:r>
+      <w:r>
+        <w:rPr>
+          <w:rStyle w:val="Strong"/>
+        </w:rPr>
+        <w:t>one designated host</w:t>
+      </w:r>
+      <w:r>
+        <w:rPr/>
+        <w:t xml:space="preserve">, one run at a time. A session whose transcript lives on another machine is left queued for that machine and does not spend one of the five slots. </w:t>
+      </w:r>
+      <w:r>
+        <w:rPr>
+          <w:rStyle w:val="Strong"/>
+        </w:rPr>
+        <w:t>Check:</w:t>
+      </w:r>
+      <w:r>
+        <w:rPr/>
+        <w:t xml:space="preserve"> </w:t>
+      </w:r>
+      <w:r>
+        <w:rPr>
+          <w:rStyle w:val="SourceText"/>
+        </w:rPr>
+        <w:t>$VO queue</w:t>
+      </w:r>
+      <w:r>
+        <w:rPr/>
+        <w:t xml:space="preserve"> (what is waiting) and </w:t>
+      </w:r>
+      <w:r>
+        <w:rPr>
+          <w:rStyle w:val="SourceText"/>
+        </w:rPr>
+        <w:t>~/.claude/obsidian/gardener.log</w:t>
+      </w:r>
+      <w:r>
+        <w:rPr/>
+        <w:t xml:space="preserve"> for lines starting </w:t>
+      </w:r>
+      <w:r>
+        <w:rPr>
+          <w:rStyle w:val="SourceText"/>
+        </w:rPr>
+        <w:t>left queued</w:t>
+      </w:r>
+      <w:r>
+        <w:rPr/>
+        <w:t xml:space="preserve">. </w:t>
+      </w:r>
+      <w:r>
+        <w:rPr>
+          <w:rStyle w:val="Strong"/>
+        </w:rPr>
+        <w:t>Fix:</w:t>
+      </w:r>
+      <w:r>
+        <w:rPr/>
+        <w:t xml:space="preserve"> run a bounded pass by hand (</w:t>
+      </w:r>
+      <w:r>
+        <w:rPr>
+          <w:rStyle w:val="SourceText"/>
+        </w:rPr>
+        <w:t>/obsidian-vault:garden</w:t>
+      </w:r>
+      <w:r>
+        <w:rPr/>
+        <w:t xml:space="preserve"> or </w:t>
+      </w:r>
+      <w:r>
+        <w:rPr>
+          <w:rStyle w:val="SourceText"/>
+        </w:rPr>
+        <w:t>$VO garden-run</w:t>
+      </w:r>
+      <w:r>
+        <w:rPr/>
+        <w:t xml:space="preserve">), or drain a large backlog in batches: </w:t>
+      </w:r>
+      <w:r>
+        <w:rPr>
+          <w:rStyle w:val="SourceText"/>
+        </w:rPr>
+        <w:t>$VO drain --apply --batches 4</w:t>
+      </w:r>
+      <w:r>
+        <w:rPr/>
+        <w:t>.</w:t>
       </w:r>
     </w:p>
     <w:p>
@@ -8653,7 +8898,7 @@
         <w:pStyle w:val="BodyText"/>
         <w:numPr>
           <w:ilvl w:val="0"/>
-          <w:numId w:val="21"/>
+          <w:numId w:val="22"/>
         </w:numPr>
         <w:tabs>
           <w:tab w:val="clear" w:pos="1134"/>
@@ -8668,6 +8913,63 @@
         <w:rPr>
           <w:rStyle w:val="Strong"/>
         </w:rPr>
+        <w:t>Symptom: two machines sharing one vault seem to be racing each other.</w:t>
+      </w:r>
+      <w:r>
+        <w:rPr/>
+        <w:t xml:space="preserve"> They are not writing the same file: each host appends to its own </w:t>
+      </w:r>
+      <w:r>
+        <w:rPr>
+          <w:rStyle w:val="SourceText"/>
+        </w:rPr>
+        <w:t>inbox/pending-reflect.&lt;host&gt;.md</w:t>
+      </w:r>
+      <w:r>
+        <w:rPr/>
+        <w:t xml:space="preserve"> and acknowledges to its own </w:t>
+      </w:r>
+      <w:r>
+        <w:rPr>
+          <w:rStyle w:val="SourceText"/>
+        </w:rPr>
+        <w:t>inbox/reflected.&lt;host&gt;.md</w:t>
+      </w:r>
+      <w:r>
+        <w:rPr/>
+        <w:t xml:space="preserve">, so two machines syncing one vault never contend for the same queue file. An older </w:t>
+      </w:r>
+      <w:r>
+        <w:rPr>
+          <w:rStyle w:val="SourceText"/>
+        </w:rPr>
+        <w:t>inbox/pending-reflect.md</w:t>
+      </w:r>
+      <w:r>
+        <w:rPr/>
+        <w:t xml:space="preserve"> (no host suffix) is still read if present, so an old backlog drains rather than being stranded — it is just never written again.</w:t>
+      </w:r>
+    </w:p>
+    <w:p>
+      <w:pPr>
+        <w:pStyle w:val="BodyText"/>
+        <w:numPr>
+          <w:ilvl w:val="0"/>
+          <w:numId w:val="22"/>
+        </w:numPr>
+        <w:tabs>
+          <w:tab w:val="clear" w:pos="1134"/>
+          <w:tab w:val="left" w:pos="829" w:leader="none"/>
+        </w:tabs>
+        <w:bidi w:val="0"/>
+        <w:ind w:hanging="283" w:left="829"/>
+        <w:jc w:val="left"/>
+        <w:rPr/>
+      </w:pPr>
+      <w:r>
+        <w:rPr>
+          <w:rStyle w:val="Strong"/>
+        </w:rPr>
         <w:t xml:space="preserve">Symptom: </w:t>
       </w:r>
       <w:r>
@@ -8736,7 +9038,7 @@
         <w:pStyle w:val="BodyText"/>
         <w:numPr>
           <w:ilvl w:val="1"/>
-          <w:numId w:val="21"/>
+          <w:numId w:val="22"/>
         </w:numPr>
         <w:tabs>
           <w:tab w:val="clear" w:pos="1134"/>
@@ -8794,7 +9096,7 @@
         <w:pStyle w:val="BodyText"/>
         <w:numPr>
           <w:ilvl w:val="1"/>
-          <w:numId w:val="21"/>
+          <w:numId w:val="22"/>
         </w:numPr>
         <w:tabs>
           <w:tab w:val="clear" w:pos="1134"/>
@@ -8854,7 +9156,7 @@
         <w:pStyle w:val="BodyText"/>
         <w:numPr>
           <w:ilvl w:val="1"/>
-          <w:numId w:val="21"/>
+          <w:numId w:val="22"/>
         </w:numPr>
         <w:tabs>
           <w:tab w:val="clear" w:pos="1134"/>
@@ -8912,7 +9214,7 @@
         <w:pStyle w:val="BodyText"/>
         <w:numPr>
           <w:ilvl w:val="1"/>
-          <w:numId w:val="21"/>
+          <w:numId w:val="22"/>
         </w:numPr>
         <w:tabs>
           <w:tab w:val="clear" w:pos="1134"/>
@@ -8972,8 +9274,8 @@
         <w:jc w:val="left"/>
         <w:rPr/>
       </w:pPr>
-      <w:bookmarkStart w:id="10" w:name="auto-wrap-up-clear-and-resume"/>
-      <w:bookmarkEnd w:id="10"/>
+      <w:bookmarkStart w:id="11" w:name="auto-wrap-up-clear-and-resume"/>
+      <w:bookmarkEnd w:id="11"/>
       <w:r>
         <w:rPr/>
         <w:t>Auto Wrap-Up, Clear and Resume</w:t>
@@ -9021,8 +9323,8 @@
         <w:jc w:val="left"/>
         <w:rPr/>
       </w:pPr>
-      <w:bookmarkStart w:id="11" w:name="auto-clear-did-nothing-on-windows"/>
-      <w:bookmarkEnd w:id="11"/>
+      <w:bookmarkStart w:id="12" w:name="auto-clear-did-nothing-on-windows"/>
+      <w:bookmarkEnd w:id="12"/>
       <w:r>
         <w:rPr/>
         <w:t>"Auto-Clear Did Nothing on Windows"</w:t>
@@ -9051,7 +9353,7 @@
         <w:pStyle w:val="BodyText"/>
         <w:numPr>
           <w:ilvl w:val="0"/>
-          <w:numId w:val="22"/>
+          <w:numId w:val="23"/>
         </w:numPr>
         <w:tabs>
           <w:tab w:val="clear" w:pos="1134"/>
@@ -9175,7 +9477,7 @@
         <w:pStyle w:val="BodyText"/>
         <w:numPr>
           <w:ilvl w:val="0"/>
-          <w:numId w:val="22"/>
+          <w:numId w:val="23"/>
         </w:numPr>
         <w:tabs>
           <w:tab w:val="clear" w:pos="1134"/>
@@ -9263,7 +9565,7 @@
         <w:pStyle w:val="BodyText"/>
         <w:numPr>
           <w:ilvl w:val="0"/>
-          <w:numId w:val="22"/>
+          <w:numId w:val="23"/>
         </w:numPr>
         <w:tabs>
           <w:tab w:val="clear" w:pos="1134"/>
@@ -9333,8 +9635,8 @@
         <w:jc w:val="left"/>
         <w:rPr/>
       </w:pPr>
-      <w:bookmarkStart w:id="12" w:name="claude-code-compacted-by-itself"/>
-      <w:bookmarkEnd w:id="12"/>
+      <w:bookmarkStart w:id="13" w:name="claude-code-compacted-by-itself"/>
+      <w:bookmarkEnd w:id="13"/>
       <w:r>
         <w:rPr/>
         <w:t>"Claude Code Compacted by Itself"</w:t>
@@ -9506,8 +9808,8 @@
         <w:jc w:val="left"/>
         <w:rPr/>
       </w:pPr>
-      <w:bookmarkStart w:id="13" w:name="turning-things-off"/>
-      <w:bookmarkEnd w:id="13"/>
+      <w:bookmarkStart w:id="14" w:name="turning-things-off"/>
+      <w:bookmarkEnd w:id="14"/>
       <w:r>
         <w:rPr/>
         <w:t>Turning Things Off</w:t>
@@ -11317,8 +11619,8 @@
         <w:jc w:val="left"/>
         <w:rPr/>
       </w:pPr>
-      <w:bookmarkStart w:id="14" w:name="web-testing"/>
-      <w:bookmarkEnd w:id="14"/>
+      <w:bookmarkStart w:id="15" w:name="web-testing"/>
+      <w:bookmarkEnd w:id="15"/>
       <w:r>
         <w:rPr/>
         <w:t>Web Testing</w:t>
@@ -11357,7 +11659,7 @@
         <w:pStyle w:val="BodyText"/>
         <w:numPr>
           <w:ilvl w:val="0"/>
-          <w:numId w:val="23"/>
+          <w:numId w:val="24"/>
         </w:numPr>
         <w:tabs>
           <w:tab w:val="clear" w:pos="1134"/>
@@ -11431,7 +11733,7 @@
         <w:pStyle w:val="BodyText"/>
         <w:numPr>
           <w:ilvl w:val="0"/>
-          <w:numId w:val="23"/>
+          <w:numId w:val="24"/>
         </w:numPr>
         <w:tabs>
           <w:tab w:val="clear" w:pos="1134"/>
@@ -11482,176 +11784,6 @@
       <w:r>
         <w:rPr/>
         <w:t xml:space="preserve">) skips the OS packages Chromium needs and produces a browser that launches, then crashes on first navigation. </w:t>
-      </w:r>
-    </w:p>
-    <w:p>
-      <w:pPr>
-        <w:pStyle w:val="BodyText"/>
-        <w:numPr>
-          <w:ilvl w:val="0"/>
-          <w:numId w:val="23"/>
-        </w:numPr>
-        <w:tabs>
-          <w:tab w:val="clear" w:pos="1134"/>
-          <w:tab w:val="left" w:pos="829" w:leader="none"/>
-        </w:tabs>
-        <w:bidi w:val="0"/>
-        <w:spacing w:before="120" w:after="0"/>
-        <w:ind w:hanging="283" w:left="829"/>
-        <w:jc w:val="left"/>
-        <w:rPr/>
-      </w:pPr>
-      <w:r>
-        <w:rPr>
-          <w:rStyle w:val="Strong"/>
-        </w:rPr>
-        <w:t>Docker absent -&gt; visual UNVERIFIED, not a fail.</w:t>
-      </w:r>
-      <w:r>
-        <w:rPr/>
-        <w:t xml:space="preserve"> </w:t>
-      </w:r>
-      <w:r>
-        <w:rPr>
-          <w:rStyle w:val="SourceText"/>
-        </w:rPr>
-        <w:t>toHaveScreenshot</w:t>
-      </w:r>
-      <w:r>
-        <w:rPr/>
-        <w:t xml:space="preserve"> baselines are only meaningful when generated inside </w:t>
-      </w:r>
-      <w:r>
-        <w:rPr>
-          <w:rStyle w:val="SourceText"/>
-        </w:rPr>
-        <w:t>mcr.microsoft.com/playwright:v1.63.0-noble</w:t>
-      </w:r>
-      <w:r>
-        <w:rPr/>
-        <w:t xml:space="preserve"> — the installer warns rather than blocking when Docker is missing, and the visual </w:t>
-      </w:r>
-      <w:r>
-        <w:rPr>
-          <w:rStyle w:val="SourceText"/>
-        </w:rPr>
-        <w:t>verify.json</w:t>
-      </w:r>
-      <w:r>
-        <w:rPr/>
-        <w:t xml:space="preserve"> rule is written to skip (report UNVERIFIED) outside that image rather than compare against a baseline that can never match. </w:t>
-      </w:r>
-    </w:p>
-    <w:p>
-      <w:pPr>
-        <w:pStyle w:val="BodyText"/>
-        <w:numPr>
-          <w:ilvl w:val="0"/>
-          <w:numId w:val="23"/>
-        </w:numPr>
-        <w:tabs>
-          <w:tab w:val="clear" w:pos="1134"/>
-          <w:tab w:val="left" w:pos="829" w:leader="none"/>
-        </w:tabs>
-        <w:bidi w:val="0"/>
-        <w:ind w:hanging="283" w:left="829"/>
-        <w:jc w:val="left"/>
-        <w:rPr/>
-      </w:pPr>
-      <w:r>
-        <w:rPr>
-          <w:rStyle w:val="Strong"/>
-        </w:rPr>
-        <w:t>MCP server won't connect on Windows.</w:t>
-      </w:r>
-      <w:r>
-        <w:rPr/>
-        <w:t xml:space="preserve"> Both </w:t>
-      </w:r>
-      <w:r>
-        <w:rPr>
-          <w:rStyle w:val="SourceText"/>
-        </w:rPr>
-        <w:t>@playwright/mcp</w:t>
-      </w:r>
-      <w:r>
-        <w:rPr/>
-        <w:t xml:space="preserve"> and </w:t>
-      </w:r>
-      <w:r>
-        <w:rPr>
-          <w:rStyle w:val="SourceText"/>
-        </w:rPr>
-        <w:t>chrome-devtools-mcp</w:t>
-      </w:r>
-      <w:r>
-        <w:rPr/>
-        <w:t xml:space="preserve"> are launched with </w:t>
-      </w:r>
-      <w:r>
-        <w:rPr>
-          <w:rStyle w:val="SourceText"/>
-        </w:rPr>
-        <w:t>npx</w:t>
-      </w:r>
-      <w:r>
-        <w:rPr/>
-        <w:t xml:space="preserve">, which the MCP host cannot invoke directly on Windows — wrap the entry as </w:t>
-      </w:r>
-      <w:r>
-        <w:rPr>
-          <w:rStyle w:val="SourceText"/>
-        </w:rPr>
-        <w:t>"command": "cmd", "args": ["/c", "npx", ...]</w:t>
-      </w:r>
-      <w:r>
-        <w:rPr/>
-        <w:t xml:space="preserve"> in </w:t>
-      </w:r>
-      <w:r>
-        <w:rPr>
-          <w:rStyle w:val="SourceText"/>
-        </w:rPr>
-        <w:t>.mcp.json</w:t>
-      </w:r>
-      <w:r>
-        <w:rPr/>
-        <w:t xml:space="preserve"> (documented in chrome-devtools-mcp's own troubleshooting for the "Connection closed" failure); the </w:t>
-      </w:r>
-      <w:r>
-        <w:rPr>
-          <w:rStyle w:val="SourceText"/>
-        </w:rPr>
-        <w:t>stack-web</w:t>
-      </w:r>
-      <w:r>
-        <w:rPr/>
-        <w:t xml:space="preserve"> skill's </w:t>
-      </w:r>
-      <w:r>
-        <w:rPr>
-          <w:rStyle w:val="SourceText"/>
-        </w:rPr>
-        <w:t>.mcp.json</w:t>
-      </w:r>
-      <w:r>
-        <w:rPr/>
-        <w:t xml:space="preserve"> example already shows this. </w:t>
-      </w:r>
-    </w:p>
-    <w:p>
-      <w:pPr>
-        <w:pStyle w:val="Heading2"/>
-        <w:bidi w:val="0"/>
-        <w:ind w:hanging="0" w:left="0" w:right="0"/>
-        <w:jc w:val="left"/>
-        <w:rPr/>
-      </w:pPr>
-      <w:bookmarkStart w:id="15" w:name="windows-notes"/>
-      <w:bookmarkEnd w:id="15"/>
-      <w:r>
-        <w:rPr/>
-        <w:t>Windows Notes</w:t>
       </w:r>
     </w:p>
     <w:p>
@@ -11673,41 +11805,43 @@
       </w:pPr>
       <w:r>
         <w:rPr>
-          <w:rStyle w:val="SourceText"/>
-        </w:rPr>
-        <w:t>pwsh</w:t>
-      </w:r>
-      <w:r>
-        <w:rPr>
           <w:rStyle w:val="Strong"/>
         </w:rPr>
-        <w:t xml:space="preserve"> is not on Git Bash's </w:t>
-      </w:r>
-      <w:r>
-        <w:rPr>
-          <w:rStyle w:val="SourceText"/>
-        </w:rPr>
-        <w:t>PATH</w:t>
-      </w:r>
-      <w:r>
-        <w:rPr>
-          <w:rStyle w:val="Strong"/>
-        </w:rPr>
-        <w:t>.</w:t>
-      </w:r>
-      <w:r>
-        <w:rPr/>
-        <w:t xml:space="preserve"> Every script that shells out to PowerShell names it by an absolute path or resolves it explicitly; a bare </w:t>
-      </w:r>
-      <w:r>
-        <w:rPr>
-          <w:rStyle w:val="SourceText"/>
-        </w:rPr>
-        <w:t>pwsh</w:t>
-      </w:r>
-      <w:r>
-        <w:rPr/>
-        <w:t xml:space="preserve"> in a hand-typed command fails as "command not found", which is easy to misread as PowerShell itself being broken. </w:t>
+        <w:t>Docker absent -&gt; visual UNVERIFIED, not a fail.</w:t>
+      </w:r>
+      <w:r>
+        <w:rPr/>
+        <w:t xml:space="preserve"> </w:t>
+      </w:r>
+      <w:r>
+        <w:rPr>
+          <w:rStyle w:val="SourceText"/>
+        </w:rPr>
+        <w:t>toHaveScreenshot</w:t>
+      </w:r>
+      <w:r>
+        <w:rPr/>
+        <w:t xml:space="preserve"> baselines are only meaningful when generated inside </w:t>
+      </w:r>
+      <w:r>
+        <w:rPr>
+          <w:rStyle w:val="SourceText"/>
+        </w:rPr>
+        <w:t>mcr.microsoft.com/playwright:v1.63.0-noble</w:t>
+      </w:r>
+      <w:r>
+        <w:rPr/>
+        <w:t xml:space="preserve"> — the installer warns rather than blocking when Docker is missing, and the visual </w:t>
+      </w:r>
+      <w:r>
+        <w:rPr>
+          <w:rStyle w:val="SourceText"/>
+        </w:rPr>
+        <w:t>verify.json</w:t>
+      </w:r>
+      <w:r>
+        <w:rPr/>
+        <w:t xml:space="preserve"> rule is written to skip (report UNVERIFIED) outside that image rather than compare against a baseline that can never match. </w:t>
       </w:r>
     </w:p>
     <w:p>
@@ -11722,7 +11856,6 @@
           <w:tab w:val="left" w:pos="829" w:leader="none"/>
         </w:tabs>
         <w:bidi w:val="0"/>
-        <w:spacing w:before="120" w:after="0"/>
         <w:ind w:hanging="283" w:left="829"/>
         <w:jc w:val="left"/>
         <w:rPr/>
@@ -11731,117 +11864,17 @@
         <w:rPr>
           <w:rStyle w:val="Strong"/>
         </w:rPr>
-        <w:t xml:space="preserve">Git Bash ships without </w:t>
-      </w:r>
-      <w:r>
-        <w:rPr>
-          <w:rStyle w:val="SourceText"/>
-        </w:rPr>
-        <w:t>python3</w:t>
-      </w:r>
-      <w:r>
-        <w:rPr>
-          <w:rStyle w:val="Strong"/>
-        </w:rPr>
-        <w:t>.</w:t>
-      </w:r>
-      <w:r>
-        <w:rPr/>
-        <w:t xml:space="preserve"> Every hook wrapper here resolves </w:t>
-      </w:r>
-      <w:r>
-        <w:rPr>
-          <w:rStyle w:val="SourceText"/>
-        </w:rPr>
-        <w:t>python3</w:t>
-      </w:r>
-      <w:r>
-        <w:rPr/>
-        <w:t xml:space="preserve">, then </w:t>
-      </w:r>
-      <w:r>
-        <w:rPr>
-          <w:rStyle w:val="SourceText"/>
-        </w:rPr>
-        <w:t>python</w:t>
-      </w:r>
-      <w:r>
-        <w:rPr/>
-        <w:t xml:space="preserve">, then </w:t>
-      </w:r>
-      <w:r>
-        <w:rPr>
-          <w:rStyle w:val="SourceText"/>
-        </w:rPr>
-        <w:t>py</w:t>
-      </w:r>
-      <w:r>
-        <w:rPr/>
-        <w:t xml:space="preserve">, and fails loudly on stderr rather than silently standing down when none resolves (see "no-python fail-closed", above). If a hook you expect to run says nothing at all, check for a usable Python on </w:t>
-      </w:r>
-      <w:r>
-        <w:rPr>
-          <w:rStyle w:val="SourceText"/>
-        </w:rPr>
-        <w:t>PATH</w:t>
-      </w:r>
-      <w:r>
-        <w:rPr/>
-        <w:t xml:space="preserve"> first. </w:t>
-      </w:r>
-    </w:p>
-    <w:p>
-      <w:pPr>
-        <w:pStyle w:val="BodyText"/>
-        <w:numPr>
-          <w:ilvl w:val="0"/>
-          <w:numId w:val="24"/>
-        </w:numPr>
-        <w:tabs>
-          <w:tab w:val="clear" w:pos="1134"/>
-          <w:tab w:val="left" w:pos="829" w:leader="none"/>
-        </w:tabs>
-        <w:bidi w:val="0"/>
-        <w:spacing w:before="120" w:after="0"/>
-        <w:ind w:hanging="283" w:left="829"/>
-        <w:jc w:val="left"/>
-        <w:rPr/>
-      </w:pPr>
-      <w:r>
-        <w:rPr>
-          <w:rStyle w:val="Strong"/>
-        </w:rPr>
-        <w:t>Both flavours are always registered.</w:t>
-      </w:r>
-      <w:r>
-        <w:rPr/>
-        <w:t xml:space="preserve"> </w:t>
-      </w:r>
-      <w:r>
-        <w:rPr>
-          <w:rStyle w:val="SourceText"/>
-        </w:rPr>
-        <w:t>hooks.json</w:t>
-      </w:r>
-      <w:r>
-        <w:rPr/>
-        <w:t xml:space="preserve"> pairs every bash command with a </w:t>
-      </w:r>
-      <w:r>
-        <w:rPr>
-          <w:rStyle w:val="SourceText"/>
-        </w:rPr>
-        <w:t>shell: "powershell"</w:t>
-      </w:r>
-      <w:r>
-        <w:rPr/>
-        <w:t xml:space="preserve"> sibling on the same event, so a machine with both </w:t>
-      </w:r>
-      <w:r>
-        <w:rPr>
-          <w:rStyle w:val="SourceText"/>
-        </w:rPr>
-        <w:t>bash</w:t>
+        <w:t>MCP server won't connect on Windows.</w:t>
+      </w:r>
+      <w:r>
+        <w:rPr/>
+        <w:t xml:space="preserve"> Both </w:t>
+      </w:r>
+      <w:r>
+        <w:rPr>
+          <w:rStyle w:val="SourceText"/>
+        </w:rPr>
+        <w:t>@playwright/mcp</w:t>
       </w:r>
       <w:r>
         <w:rPr/>
@@ -11851,188 +11884,61 @@
         <w:rPr>
           <w:rStyle w:val="SourceText"/>
         </w:rPr>
-        <w:t>pwsh</w:t>
-      </w:r>
-      <w:r>
-        <w:rPr/>
-        <w:t xml:space="preserve"> present runs both. This is not double-firing to fix — it is how the same hook reaches both shells; each PowerShell twin stands itself down on the wrong platform (</w:t>
-      </w:r>
-      <w:r>
-        <w:rPr>
-          <w:rStyle w:val="SourceText"/>
-        </w:rPr>
-        <w:t>$env:OS -ne 'Windows_NT'</w:t>
-      </w:r>
-      <w:r>
-        <w:rPr/>
-        <w:t xml:space="preserve">) rather than the bash twin doing that job. </w:t>
-      </w:r>
-    </w:p>
-    <w:p>
-      <w:pPr>
-        <w:pStyle w:val="BodyText"/>
-        <w:numPr>
-          <w:ilvl w:val="0"/>
-          <w:numId w:val="24"/>
-        </w:numPr>
-        <w:tabs>
-          <w:tab w:val="clear" w:pos="1134"/>
-          <w:tab w:val="left" w:pos="829" w:leader="none"/>
-        </w:tabs>
-        <w:bidi w:val="0"/>
-        <w:ind w:hanging="283" w:left="829"/>
-        <w:jc w:val="left"/>
-        <w:rPr/>
-      </w:pPr>
-      <w:r>
-        <w:rPr>
-          <w:rStyle w:val="Strong"/>
-        </w:rPr>
-        <w:t>Tests and checks are slow on Windows.</w:t>
-      </w:r>
-      <w:r>
-        <w:rPr/>
-        <w:t xml:space="preserve"> Read </w:t>
-      </w:r>
-      <w:r>
-        <w:rPr>
-          <w:rStyle w:val="SourceText"/>
-        </w:rPr>
-        <w:t>/crew:status</w:t>
-      </w:r>
-      <w:r>
-        <w:rPr/>
-        <w:t xml:space="preserve">'s </w:t>
-      </w:r>
-      <w:r>
-        <w:rPr>
-          <w:rStyle w:val="SourceText"/>
-        </w:rPr>
-        <w:t>shell</w:t>
-      </w:r>
-      <w:r>
-        <w:rPr/>
-        <w:t xml:space="preserve"> line first. It names the shell route crew's jobs take (</w:t>
-      </w:r>
-      <w:r>
-        <w:rPr>
-          <w:rStyle w:val="SourceText"/>
-        </w:rPr>
-        <w:t>shellRoute.mode</w:t>
-      </w:r>
-      <w:r>
-        <w:rPr/>
-        <w:t xml:space="preserve">: </w:t>
-      </w:r>
-      <w:r>
-        <w:rPr>
-          <w:rStyle w:val="SourceText"/>
-        </w:rPr>
-        <w:t>auto</w:t>
-      </w:r>
-      <w:r>
-        <w:rPr/>
-        <w:t xml:space="preserve">, </w:t>
-      </w:r>
-      <w:r>
-        <w:rPr>
-          <w:rStyle w:val="SourceText"/>
-        </w:rPr>
-        <w:t>wsl</w:t>
-      </w:r>
-      <w:r>
-        <w:rPr/>
-        <w:t xml:space="preserve">, </w:t>
-      </w:r>
-      <w:r>
-        <w:rPr>
-          <w:rStyle w:val="SourceText"/>
-        </w:rPr>
-        <w:t>powershell</w:t>
-      </w:r>
-      <w:r>
-        <w:rPr/>
-        <w:t xml:space="preserve">, </w:t>
-      </w:r>
-      <w:r>
-        <w:rPr>
-          <w:rStyle w:val="SourceText"/>
-        </w:rPr>
-        <w:t>gitbash</w:t>
-      </w:r>
-      <w:r>
-        <w:rPr/>
-        <w:t xml:space="preserve">) and why. </w:t>
-      </w:r>
-      <w:r>
-        <w:rPr>
-          <w:rStyle w:val="SourceText"/>
-        </w:rPr>
-        <w:t>WSL never probed</w:t>
-      </w:r>
-      <w:r>
-        <w:rPr/>
-        <w:t xml:space="preserve"> means nobody ran </w:t>
-      </w:r>
-      <w:r>
-        <w:rPr>
-          <w:rStyle w:val="SourceText"/>
-        </w:rPr>
-        <w:t>crew_shell.py probe --write</w:t>
-      </w:r>
-      <w:r>
-        <w:rPr/>
-        <w:t xml:space="preserve">; </w:t>
-      </w:r>
-      <w:r>
-        <w:rPr>
-          <w:rStyle w:val="SourceText"/>
-        </w:rPr>
-        <w:t>not-installed</w:t>
-      </w:r>
-      <w:r>
-        <w:rPr/>
-        <w:t xml:space="preserve"> comes with the </w:t>
-      </w:r>
-      <w:r>
-        <w:rPr>
-          <w:rStyle w:val="SourceText"/>
-        </w:rPr>
-        <w:t>wsl --install -d Ubuntu</w:t>
-      </w:r>
-      <w:r>
-        <w:rPr/>
-        <w:t xml:space="preserve"> recommendation, which crew prints and never runs. A repo on a Windows drive goes to WSL under </w:t>
-      </w:r>
-      <w:r>
-        <w:rPr>
-          <w:rStyle w:val="SourceText"/>
-        </w:rPr>
-        <w:t>auto</w:t>
-      </w:r>
-      <w:r>
-        <w:rPr/>
-        <w:t xml:space="preserve"> only after </w:t>
-      </w:r>
-      <w:r>
-        <w:rPr>
-          <w:rStyle w:val="SourceText"/>
-        </w:rPr>
-        <w:t>crew_shell.py measure --write</w:t>
-      </w:r>
-      <w:r>
-        <w:rPr/>
-        <w:t xml:space="preserve"> has shown WSL faster there. See "Choosing the shell route on Windows" in </w:t>
-      </w:r>
-      <w:r>
-        <w:rPr>
-          <w:rStyle w:val="SourceText"/>
-        </w:rPr>
-        <w:t>plugin/crew/skills/crew-setup/platform.md</w:t>
-      </w:r>
-      <w:r>
-        <w:rPr/>
-        <w:t xml:space="preserve">. </w:t>
+        <w:t>chrome-devtools-mcp</w:t>
+      </w:r>
+      <w:r>
+        <w:rPr/>
+        <w:t xml:space="preserve"> are launched with </w:t>
+      </w:r>
+      <w:r>
+        <w:rPr>
+          <w:rStyle w:val="SourceText"/>
+        </w:rPr>
+        <w:t>npx</w:t>
+      </w:r>
+      <w:r>
+        <w:rPr/>
+        <w:t xml:space="preserve">, which the MCP host cannot invoke directly on Windows — wrap the entry as </w:t>
+      </w:r>
+      <w:r>
+        <w:rPr>
+          <w:rStyle w:val="SourceText"/>
+        </w:rPr>
+        <w:t>"command": "cmd", "args": ["/c", "npx", ...]</w:t>
+      </w:r>
+      <w:r>
+        <w:rPr/>
+        <w:t xml:space="preserve"> in </w:t>
+      </w:r>
+      <w:r>
+        <w:rPr>
+          <w:rStyle w:val="SourceText"/>
+        </w:rPr>
+        <w:t>.mcp.json</w:t>
+      </w:r>
+      <w:r>
+        <w:rPr/>
+        <w:t xml:space="preserve"> (documented in chrome-devtools-mcp's own troubleshooting for the "Connection closed" failure); the </w:t>
+      </w:r>
+      <w:r>
+        <w:rPr>
+          <w:rStyle w:val="SourceText"/>
+        </w:rPr>
+        <w:t>stack-web</w:t>
+      </w:r>
+      <w:r>
+        <w:rPr/>
+        <w:t xml:space="preserve"> skill's </w:t>
+      </w:r>
+      <w:r>
+        <w:rPr>
+          <w:rStyle w:val="SourceText"/>
+        </w:rPr>
+        <w:t>.mcp.json</w:t>
+      </w:r>
+      <w:r>
+        <w:rPr/>
+        <w:t xml:space="preserve"> example already shows this. </w:t>
       </w:r>
     </w:p>
     <w:p>
@@ -12043,48 +11949,11 @@
         <w:jc w:val="left"/>
         <w:rPr/>
       </w:pPr>
-      <w:bookmarkStart w:id="16" w:name="auto-wrap-up-auto-clear-and-auto-resume"/>
+      <w:bookmarkStart w:id="16" w:name="windows-notes"/>
       <w:bookmarkEnd w:id="16"/>
       <w:r>
         <w:rPr/>
-        <w:t>Auto Wrap-Up, Auto-Clear and Auto-Resume</w:t>
-      </w:r>
-    </w:p>
-    <w:p>
-      <w:pPr>
-        <w:pStyle w:val="BodyText"/>
-        <w:bidi w:val="0"/>
-        <w:jc w:val="left"/>
-        <w:rPr/>
-      </w:pPr>
-      <w:r>
-        <w:rPr/>
-        <w:t>This section is folded into the troubleshooting guide (</w:t>
-      </w:r>
-      <w:r>
-        <w:rPr>
-          <w:rStyle w:val="SourceText"/>
-        </w:rPr>
-        <w:t>troubleshooting.md</w:t>
-      </w:r>
-      <w:r>
-        <w:rPr/>
-        <w:t>), linked from it as "Auto wrap-up, clear and resume". It covers the cycle that lets a long session finish itself cleanly, clear, and pick up where it stopped.</w:t>
-      </w:r>
-    </w:p>
-    <w:p>
-      <w:pPr>
-        <w:pStyle w:val="Heading3"/>
-        <w:bidi w:val="0"/>
-        <w:ind w:hanging="0" w:left="0" w:right="0"/>
-        <w:jc w:val="left"/>
-        <w:rPr/>
-      </w:pPr>
-      <w:bookmarkStart w:id="17" w:name="what-the-cycle-does"/>
-      <w:bookmarkEnd w:id="17"/>
-      <w:r>
-        <w:rPr/>
-        <w:t>What the Cycle Does</w:t>
+        <w:t>Windows Notes</w:t>
       </w:r>
     </w:p>
     <w:p>
@@ -12106,43 +11975,41 @@
       </w:pPr>
       <w:r>
         <w:rPr>
+          <w:rStyle w:val="SourceText"/>
+        </w:rPr>
+        <w:t>pwsh</w:t>
+      </w:r>
+      <w:r>
+        <w:rPr>
           <w:rStyle w:val="Strong"/>
         </w:rPr>
-        <w:t>Wrap-up.</w:t>
-      </w:r>
-      <w:r>
-        <w:rPr/>
-        <w:t xml:space="preserve"> When the context window crosses its threshold, the </w:t>
-      </w:r>
-      <w:r>
-        <w:rPr>
-          <w:rStyle w:val="SourceText"/>
-        </w:rPr>
-        <w:t>Stop</w:t>
-      </w:r>
-      <w:r>
-        <w:rPr/>
-        <w:t xml:space="preserve"> hook blocks once. It asks the session to finish or park the change in flight, write </w:t>
-      </w:r>
-      <w:r>
-        <w:rPr>
-          <w:rStyle w:val="SourceText"/>
-        </w:rPr>
-        <w:t>.work/HANDOFF.md</w:t>
-      </w:r>
-      <w:r>
-        <w:rPr/>
-        <w:t xml:space="preserve">, and update the ticket. This happens once for each threshold crossing in each session. It never happens on the forced continuation that follows a block. With </w:t>
-      </w:r>
-      <w:r>
-        <w:rPr>
-          <w:rStyle w:val="SourceText"/>
-        </w:rPr>
-        <w:t>context.autoClear.wrapUp</w:t>
-      </w:r>
-      <w:r>
-        <w:rPr/>
-        <w:t xml:space="preserve"> armed (below), the block carries the wrap-up procedure instead, and the clear waits for its results. </w:t>
+        <w:t xml:space="preserve"> is not on Git Bash's </w:t>
+      </w:r>
+      <w:r>
+        <w:rPr>
+          <w:rStyle w:val="SourceText"/>
+        </w:rPr>
+        <w:t>PATH</w:t>
+      </w:r>
+      <w:r>
+        <w:rPr>
+          <w:rStyle w:val="Strong"/>
+        </w:rPr>
+        <w:t>.</w:t>
+      </w:r>
+      <w:r>
+        <w:rPr/>
+        <w:t xml:space="preserve"> Every script that shells out to PowerShell names it by an absolute path or resolves it explicitly; a bare </w:t>
+      </w:r>
+      <w:r>
+        <w:rPr>
+          <w:rStyle w:val="SourceText"/>
+        </w:rPr>
+        <w:t>pwsh</w:t>
+      </w:r>
+      <w:r>
+        <w:rPr/>
+        <w:t xml:space="preserve"> in a hand-typed command fails as "command not found", which is easy to misread as PowerShell itself being broken. </w:t>
       </w:r>
     </w:p>
     <w:p>
@@ -12157,6 +12024,7 @@
           <w:tab w:val="left" w:pos="829" w:leader="none"/>
         </w:tabs>
         <w:bidi w:val="0"/>
+        <w:spacing w:before="120" w:after="0"/>
         <w:ind w:hanging="283" w:left="829"/>
         <w:jc w:val="left"/>
         <w:rPr/>
@@ -12165,57 +12033,204 @@
         <w:rPr>
           <w:rStyle w:val="Strong"/>
         </w:rPr>
-        <w:t>Clear, or notify.</w:t>
-      </w:r>
-      <w:r>
-        <w:rPr/>
-        <w:t xml:space="preserve"> After the handoff is written, auto-clear acts on it. What it does depends on </w:t>
-      </w:r>
-      <w:r>
-        <w:rPr>
-          <w:rStyle w:val="SourceText"/>
-        </w:rPr>
-        <w:t>method</w:t>
-      </w:r>
-      <w:r>
-        <w:rPr/>
-        <w:t xml:space="preserve"> (below): </w:t>
-      </w:r>
-      <w:r>
-        <w:rPr>
-          <w:rStyle w:val="SourceText"/>
-        </w:rPr>
-        <w:t>notify</w:t>
-      </w:r>
-      <w:r>
-        <w:rPr/>
-        <w:t xml:space="preserve"> (the default on native Windows) prints a message telling you the handoff is written and it is safe to run </w:t>
-      </w:r>
-      <w:r>
-        <w:rPr>
-          <w:rStyle w:val="SourceText"/>
-        </w:rPr>
-        <w:t>/clear</w:t>
-      </w:r>
-      <w:r>
-        <w:rPr/>
-        <w:t xml:space="preserve"> (or </w:t>
-      </w:r>
-      <w:r>
-        <w:rPr>
-          <w:rStyle w:val="SourceText"/>
-        </w:rPr>
-        <w:t>/compact</w:t>
-      </w:r>
-      <w:r>
-        <w:rPr/>
-        <w:t xml:space="preserve">) yourself — it types nothing. </w:t>
-      </w:r>
-      <w:r>
-        <w:rPr>
-          <w:rStyle w:val="SourceText"/>
-        </w:rPr>
-        <w:t>tmux</w:t>
+        <w:t xml:space="preserve">Git Bash ships without </w:t>
+      </w:r>
+      <w:r>
+        <w:rPr>
+          <w:rStyle w:val="SourceText"/>
+        </w:rPr>
+        <w:t>python3</w:t>
+      </w:r>
+      <w:r>
+        <w:rPr>
+          <w:rStyle w:val="Strong"/>
+        </w:rPr>
+        <w:t>.</w:t>
+      </w:r>
+      <w:r>
+        <w:rPr/>
+        <w:t xml:space="preserve"> Every hook wrapper here resolves </w:t>
+      </w:r>
+      <w:r>
+        <w:rPr>
+          <w:rStyle w:val="SourceText"/>
+        </w:rPr>
+        <w:t>python3</w:t>
+      </w:r>
+      <w:r>
+        <w:rPr/>
+        <w:t xml:space="preserve">, then </w:t>
+      </w:r>
+      <w:r>
+        <w:rPr>
+          <w:rStyle w:val="SourceText"/>
+        </w:rPr>
+        <w:t>python</w:t>
+      </w:r>
+      <w:r>
+        <w:rPr/>
+        <w:t xml:space="preserve">, then </w:t>
+      </w:r>
+      <w:r>
+        <w:rPr>
+          <w:rStyle w:val="SourceText"/>
+        </w:rPr>
+        <w:t>py</w:t>
+      </w:r>
+      <w:r>
+        <w:rPr/>
+        <w:t xml:space="preserve">, and fails loudly on stderr rather than silently standing down when none resolves (see "no-python fail-closed", above). If a hook you expect to run says nothing at all, check for a usable Python on </w:t>
+      </w:r>
+      <w:r>
+        <w:rPr>
+          <w:rStyle w:val="SourceText"/>
+        </w:rPr>
+        <w:t>PATH</w:t>
+      </w:r>
+      <w:r>
+        <w:rPr/>
+        <w:t xml:space="preserve"> first. </w:t>
+      </w:r>
+    </w:p>
+    <w:p>
+      <w:pPr>
+        <w:pStyle w:val="BodyText"/>
+        <w:numPr>
+          <w:ilvl w:val="0"/>
+          <w:numId w:val="25"/>
+        </w:numPr>
+        <w:tabs>
+          <w:tab w:val="clear" w:pos="1134"/>
+          <w:tab w:val="left" w:pos="829" w:leader="none"/>
+        </w:tabs>
+        <w:bidi w:val="0"/>
+        <w:spacing w:before="120" w:after="0"/>
+        <w:ind w:hanging="283" w:left="829"/>
+        <w:jc w:val="left"/>
+        <w:rPr/>
+      </w:pPr>
+      <w:r>
+        <w:rPr>
+          <w:rStyle w:val="Strong"/>
+        </w:rPr>
+        <w:t>Both flavours are always registered.</w:t>
+      </w:r>
+      <w:r>
+        <w:rPr/>
+        <w:t xml:space="preserve"> </w:t>
+      </w:r>
+      <w:r>
+        <w:rPr>
+          <w:rStyle w:val="SourceText"/>
+        </w:rPr>
+        <w:t>hooks.json</w:t>
+      </w:r>
+      <w:r>
+        <w:rPr/>
+        <w:t xml:space="preserve"> pairs every bash command with a </w:t>
+      </w:r>
+      <w:r>
+        <w:rPr>
+          <w:rStyle w:val="SourceText"/>
+        </w:rPr>
+        <w:t>shell: "powershell"</w:t>
+      </w:r>
+      <w:r>
+        <w:rPr/>
+        <w:t xml:space="preserve"> sibling on the same event, so a machine with both </w:t>
+      </w:r>
+      <w:r>
+        <w:rPr>
+          <w:rStyle w:val="SourceText"/>
+        </w:rPr>
+        <w:t>bash</w:t>
+      </w:r>
+      <w:r>
+        <w:rPr/>
+        <w:t xml:space="preserve"> and </w:t>
+      </w:r>
+      <w:r>
+        <w:rPr>
+          <w:rStyle w:val="SourceText"/>
+        </w:rPr>
+        <w:t>pwsh</w:t>
+      </w:r>
+      <w:r>
+        <w:rPr/>
+        <w:t xml:space="preserve"> present runs both. This is not double-firing to fix — it is how the same hook reaches both shells; each PowerShell twin stands itself down on the wrong platform (</w:t>
+      </w:r>
+      <w:r>
+        <w:rPr>
+          <w:rStyle w:val="SourceText"/>
+        </w:rPr>
+        <w:t>$env:OS -ne 'Windows_NT'</w:t>
+      </w:r>
+      <w:r>
+        <w:rPr/>
+        <w:t xml:space="preserve">) rather than the bash twin doing that job. </w:t>
+      </w:r>
+    </w:p>
+    <w:p>
+      <w:pPr>
+        <w:pStyle w:val="BodyText"/>
+        <w:numPr>
+          <w:ilvl w:val="0"/>
+          <w:numId w:val="25"/>
+        </w:numPr>
+        <w:tabs>
+          <w:tab w:val="clear" w:pos="1134"/>
+          <w:tab w:val="left" w:pos="829" w:leader="none"/>
+        </w:tabs>
+        <w:bidi w:val="0"/>
+        <w:ind w:hanging="283" w:left="829"/>
+        <w:jc w:val="left"/>
+        <w:rPr/>
+      </w:pPr>
+      <w:r>
+        <w:rPr>
+          <w:rStyle w:val="Strong"/>
+        </w:rPr>
+        <w:t>Tests and checks are slow on Windows.</w:t>
+      </w:r>
+      <w:r>
+        <w:rPr/>
+        <w:t xml:space="preserve"> Read </w:t>
+      </w:r>
+      <w:r>
+        <w:rPr>
+          <w:rStyle w:val="SourceText"/>
+        </w:rPr>
+        <w:t>/crew:status</w:t>
+      </w:r>
+      <w:r>
+        <w:rPr/>
+        <w:t xml:space="preserve">'s </w:t>
+      </w:r>
+      <w:r>
+        <w:rPr>
+          <w:rStyle w:val="SourceText"/>
+        </w:rPr>
+        <w:t>shell</w:t>
+      </w:r>
+      <w:r>
+        <w:rPr/>
+        <w:t xml:space="preserve"> line first. It names the shell route crew's jobs take (</w:t>
+      </w:r>
+      <w:r>
+        <w:rPr>
+          <w:rStyle w:val="SourceText"/>
+        </w:rPr>
+        <w:t>shellRoute.mode</w:t>
+      </w:r>
+      <w:r>
+        <w:rPr/>
+        <w:t xml:space="preserve">: </w:t>
+      </w:r>
+      <w:r>
+        <w:rPr>
+          <w:rStyle w:val="SourceText"/>
+        </w:rPr>
+        <w:t>auto</w:t>
       </w:r>
       <w:r>
         <w:rPr/>
@@ -12225,71 +12240,116 @@
         <w:rPr>
           <w:rStyle w:val="SourceText"/>
         </w:rPr>
-        <w:t>xdotool</w:t>
-      </w:r>
-      <w:r>
-        <w:rPr/>
-        <w:t xml:space="preserve"> and </w:t>
-      </w:r>
-      <w:r>
-        <w:rPr>
-          <w:rStyle w:val="SourceText"/>
-        </w:rPr>
-        <w:t>sendkeys</w:t>
-      </w:r>
-      <w:r>
-        <w:rPr/>
-        <w:t xml:space="preserve"> actually type the configured command into the terminal that runs this session. Whichever method is in force, it acts only when all five of these hold: - this machine opted in; - the handoff was written by this session after the wrap-up request, is longer than a stub, and is not the automatic PreCompact skeleton; - the context reading that caused the wrap-up was a real measurement (see "When it will not clear"); - this session is bound to its own Claude Code process, and that process has a terminal of its own (see "Which window gets the keystroke") — a headless session, such as a </w:t>
-      </w:r>
-      <w:r>
-        <w:rPr>
-          <w:rStyle w:val="SourceText"/>
-        </w:rPr>
-        <w:t>claude -p</w:t>
-      </w:r>
-      <w:r>
-        <w:rPr/>
-        <w:t xml:space="preserve"> child, gets one message instead, naming its handoff and saying the process that started it must start a new one; - for a method that types (</w:t>
-      </w:r>
-      <w:r>
-        <w:rPr>
-          <w:rStyle w:val="SourceText"/>
-        </w:rPr>
-        <w:t>tmux</w:t>
-      </w:r>
-      <w:r>
-        <w:rPr/>
-        <w:t>/</w:t>
-      </w:r>
-      <w:r>
-        <w:rPr>
-          <w:rStyle w:val="SourceText"/>
-        </w:rPr>
-        <w:t>xdotool</w:t>
-      </w:r>
-      <w:r>
-        <w:rPr/>
-        <w:t>/</w:t>
-      </w:r>
-      <w:r>
-        <w:rPr>
-          <w:rStyle w:val="SourceText"/>
-        </w:rPr>
-        <w:t>sendkeys</w:t>
-      </w:r>
-      <w:r>
-        <w:rPr/>
-        <w:t xml:space="preserve">), the target window can be identified exactly, from that process — </w:t>
-      </w:r>
-      <w:r>
-        <w:rPr>
-          <w:rStyle w:val="SourceText"/>
-        </w:rPr>
-        <w:t>notify</w:t>
-      </w:r>
-      <w:r>
-        <w:rPr/>
-        <w:t xml:space="preserve"> needs none of this, since it identifies no window. </w:t>
+        <w:t>wsl</w:t>
+      </w:r>
+      <w:r>
+        <w:rPr/>
+        <w:t xml:space="preserve">, </w:t>
+      </w:r>
+      <w:r>
+        <w:rPr>
+          <w:rStyle w:val="SourceText"/>
+        </w:rPr>
+        <w:t>powershell</w:t>
+      </w:r>
+      <w:r>
+        <w:rPr/>
+        <w:t xml:space="preserve">, </w:t>
+      </w:r>
+      <w:r>
+        <w:rPr>
+          <w:rStyle w:val="SourceText"/>
+        </w:rPr>
+        <w:t>gitbash</w:t>
+      </w:r>
+      <w:r>
+        <w:rPr/>
+        <w:t xml:space="preserve">) and why. </w:t>
+      </w:r>
+      <w:r>
+        <w:rPr>
+          <w:rStyle w:val="SourceText"/>
+        </w:rPr>
+        <w:t>WSL never probed</w:t>
+      </w:r>
+      <w:r>
+        <w:rPr/>
+        <w:t xml:space="preserve"> means nobody ran </w:t>
+      </w:r>
+      <w:r>
+        <w:rPr>
+          <w:rStyle w:val="SourceText"/>
+        </w:rPr>
+        <w:t>crew_shell.py probe --write</w:t>
+      </w:r>
+      <w:r>
+        <w:rPr/>
+        <w:t xml:space="preserve">; </w:t>
+      </w:r>
+      <w:r>
+        <w:rPr>
+          <w:rStyle w:val="SourceText"/>
+        </w:rPr>
+        <w:t>not-installed</w:t>
+      </w:r>
+      <w:r>
+        <w:rPr/>
+        <w:t xml:space="preserve"> comes with the </w:t>
+      </w:r>
+      <w:r>
+        <w:rPr>
+          <w:rStyle w:val="SourceText"/>
+        </w:rPr>
+        <w:t>wsl --install -d Ubuntu</w:t>
+      </w:r>
+      <w:r>
+        <w:rPr/>
+        <w:t xml:space="preserve"> recommendation, which crew prints and never runs. A repo on a Windows drive goes to WSL under </w:t>
+      </w:r>
+      <w:r>
+        <w:rPr>
+          <w:rStyle w:val="SourceText"/>
+        </w:rPr>
+        <w:t>auto</w:t>
+      </w:r>
+      <w:r>
+        <w:rPr/>
+        <w:t xml:space="preserve"> only after </w:t>
+      </w:r>
+      <w:r>
+        <w:rPr>
+          <w:rStyle w:val="SourceText"/>
+        </w:rPr>
+        <w:t>crew_shell.py measure --write</w:t>
+      </w:r>
+      <w:r>
+        <w:rPr/>
+        <w:t xml:space="preserve"> has shown WSL faster there. See "Choosing the shell route on Windows" in </w:t>
+      </w:r>
+      <w:r>
+        <w:rPr>
+          <w:rStyle w:val="SourceText"/>
+        </w:rPr>
+        <w:t>plugin/crew/skills/crew-setup/platform.md</w:t>
+      </w:r>
+      <w:r>
+        <w:rPr/>
+        <w:t xml:space="preserve">. </w:t>
+      </w:r>
+    </w:p>
+    <w:p>
+      <w:pPr>
+        <w:pStyle w:val="Heading2"/>
+        <w:bidi w:val="0"/>
+        <w:ind w:hanging="0" w:left="0" w:right="0"/>
+        <w:jc w:val="left"/>
+        <w:rPr/>
+      </w:pPr>
+      <w:bookmarkStart w:id="17" w:name="auto-wrap-up-auto-clear-and-auto-resume"/>
+      <w:bookmarkEnd w:id="17"/>
+      <w:r>
+        <w:rPr/>
+        <w:t>Auto Wrap-Up, Auto-Clear and Auto-Resume</w:t>
       </w:r>
     </w:p>
     <w:p>
@@ -12300,446 +12360,18 @@
         <w:rPr/>
       </w:pPr>
       <w:r>
-        <w:rPr>
-          <w:rStyle w:val="Strong"/>
-        </w:rPr>
-        <w:t>Crew neither causes nor tunes Claude Code's own auto-compact.</w:t>
-      </w:r>
-      <w:r>
-        <w:rPr/>
-        <w:t xml:space="preserve"> That is a separate, built-in behaviour that fires whenever Claude Code itself decides to; this cycle only reacts to a handoff once one exists, and nothing here makes auto-compact happen sooner, later, or at all. 3. </w:t>
-      </w:r>
-      <w:r>
-        <w:rPr>
-          <w:rStyle w:val="Strong"/>
-        </w:rPr>
-        <w:t>Resume.</w:t>
-      </w:r>
-      <w:r>
-        <w:rPr/>
-        <w:t xml:space="preserve"> The new session starts with the handoff and its next action already in context, within the 3,000-character resume budget. Nothing starts working unprompted: crew does not use </w:t>
-      </w:r>
-      <w:r>
-        <w:rPr>
-          <w:rStyle w:val="SourceText"/>
-        </w:rPr>
-        <w:t>initialUserMessage</w:t>
-      </w:r>
-      <w:r>
-        <w:rPr/>
-        <w:t xml:space="preserve">, so you press Enter to continue. Claude Code 2.1.282 drops it in an interactive session anyway (spike, 2026-09-25): it is honoured by </w:t>
-      </w:r>
-      <w:r>
-        <w:rPr>
-          <w:rStyle w:val="SourceText"/>
-        </w:rPr>
-        <w:t>claude -p</w:t>
-      </w:r>
-      <w:r>
-        <w:rPr/>
-        <w:t xml:space="preserve"> only.</w:t>
-      </w:r>
-    </w:p>
-    <w:p>
-      <w:pPr>
-        <w:pStyle w:val="BodyText"/>
-        <w:bidi w:val="0"/>
-        <w:jc w:val="left"/>
-        <w:rPr/>
-      </w:pPr>
-      <w:r>
-        <w:rPr/>
-        <w:t xml:space="preserve">With </w:t>
-      </w:r>
-      <w:r>
-        <w:rPr>
-          <w:rStyle w:val="SourceText"/>
-        </w:rPr>
-        <w:t>resume.auto: true</w:t>
-      </w:r>
-      <w:r>
-        <w:rPr/>
-        <w:t xml:space="preserve"> in the machine-global config, the handoff after </w:t>
-      </w:r>
-      <w:r>
-        <w:rPr>
-          <w:rStyle w:val="SourceText"/>
-        </w:rPr>
-        <w:t>/clear</w:t>
-      </w:r>
-      <w:r>
-        <w:rPr/>
-        <w:t xml:space="preserve"> or a manual </w:t>
-      </w:r>
-      <w:r>
-        <w:rPr>
-          <w:rStyle w:val="SourceText"/>
-        </w:rPr>
-        <w:t>/compact</w:t>
-      </w:r>
-      <w:r>
-        <w:rPr/>
-        <w:t xml:space="preserve"> also names the exact next command, read from the note's </w:t>
-      </w:r>
-      <w:r>
-        <w:rPr>
-          <w:rStyle w:val="SourceText"/>
-        </w:rPr>
-        <w:t>resume:</w:t>
-      </w:r>
-      <w:r>
-        <w:rPr/>
-        <w:t xml:space="preserve"> line (</w:t>
-      </w:r>
-      <w:r>
-        <w:rPr>
-          <w:rStyle w:val="SourceText"/>
-        </w:rPr>
-        <w:t>resume: /crew:done T-0001</w:t>
-      </w:r>
-      <w:r>
-        <w:rPr/>
-        <w:t xml:space="preserve">): </w:t>
-      </w:r>
-      <w:r>
-        <w:rPr>
-          <w:rStyle w:val="SourceText"/>
-        </w:rPr>
-        <w:t>Auto-resume: ready to run /crew:done T-0001.</w:t>
-      </w:r>
-      <w:r>
-        <w:rPr/>
-        <w:t xml:space="preserve"> — or </w:t>
-      </w:r>
-      <w:r>
-        <w:rPr>
-          <w:rStyle w:val="SourceText"/>
-        </w:rPr>
-        <w:t>Auto-resume did not start: &lt;reason&gt;.</w:t>
-      </w:r>
-      <w:r>
-        <w:rPr/>
-        <w:t xml:space="preserve"> when a check refuses it. It does not start from the hook: you press Enter or type it, or crew types it where the terminal can be identified (below). The refusal reasons are: compact was not a manual /compact; no handoff note, or it was archived as stale, or is stale and could not be archived; the handoff is the automatic PreCompact skeleton; no resume line, </w:t>
-      </w:r>
-      <w:r>
-        <w:rPr>
-          <w:rStyle w:val="SourceText"/>
-        </w:rPr>
-        <w:t>resume: none</w:t>
-      </w:r>
-      <w:r>
-        <w:rPr/>
-        <w:t xml:space="preserve">, or a line the grammar refuses (a second line, trailing text, an unknown command, or an excluded one such as </w:t>
-      </w:r>
-      <w:r>
-        <w:rPr>
-          <w:rStyle w:val="SourceText"/>
-        </w:rPr>
-        <w:t>/crew:approve</w:t>
-      </w:r>
-      <w:r>
-        <w:rPr/>
-        <w:t xml:space="preserve">); the note's </w:t>
-      </w:r>
-      <w:r>
-        <w:rPr>
-          <w:rStyle w:val="SourceText"/>
-        </w:rPr>
-        <w:t>branch:</w:t>
-      </w:r>
-      <w:r>
-        <w:rPr/>
-        <w:t xml:space="preserve"> or </w:t>
-      </w:r>
-      <w:r>
-        <w:rPr>
-          <w:rStyle w:val="SourceText"/>
-        </w:rPr>
-        <w:t>head:</w:t>
-      </w:r>
-      <w:r>
-        <w:rPr/>
-        <w:t xml:space="preserve"> does not match the checkout; the ticket directory or goal file is missing; the command is not installed; </w:t>
-      </w:r>
-      <w:r>
-        <w:rPr>
-          <w:rStyle w:val="SourceText"/>
-        </w:rPr>
-        <w:t>handoff-author.json</w:t>
-      </w:r>
-      <w:r>
-        <w:rPr/>
-        <w:t xml:space="preserve"> could not be read; no record of which session wrote this handoff; a later handoff write could not replace or remove </w:t>
-      </w:r>
-      <w:r>
-        <w:rPr>
-          <w:rStyle w:val="SourceText"/>
-        </w:rPr>
-        <w:t>handoff-author.json</w:t>
-      </w:r>
-      <w:r>
-        <w:rPr/>
-        <w:t xml:space="preserve"> (</w:t>
-      </w:r>
-      <w:r>
-        <w:rPr>
-          <w:rStyle w:val="SourceText"/>
-        </w:rPr>
-        <w:t>handoff-author.json.stuck</w:t>
-      </w:r>
-      <w:r>
-        <w:rPr/>
-        <w:t xml:space="preserve">), or the file and its directory are both read-only so it can be neither replaced nor removed; the handoff changed since its author session wrote it; the handoff was written by another session; this session's process could not be identified (always on a host without </w:t>
-      </w:r>
-      <w:r>
-        <w:rPr>
-          <w:rStyle w:val="SourceText"/>
-        </w:rPr>
-        <w:t>/proc</w:t>
-      </w:r>
-      <w:r>
-        <w:rPr/>
-        <w:t>, such as native Windows or macOS); the record of past auto-resumes (</w:t>
-      </w:r>
-      <w:r>
-        <w:rPr>
-          <w:rStyle w:val="SourceText"/>
-        </w:rPr>
-        <w:t>resume-state.json</w:t>
-      </w:r>
-      <w:r>
-        <w:rPr/>
-        <w:t xml:space="preserve">) could not be read, or its directory cannot be searched; this handoff was already resumed; the progress fingerprint could not be computed; the same command with no progress since the last auto-resume; </w:t>
-      </w:r>
-      <w:r>
-        <w:rPr>
-          <w:rStyle w:val="SourceText"/>
-        </w:rPr>
-        <w:t>internal error</w:t>
-      </w:r>
-      <w:r>
-        <w:rPr/>
-        <w:t xml:space="preserve"> (the decision itself failed, and the handoff is still injected). Never on a plain </w:t>
-      </w:r>
-      <w:r>
-        <w:rPr>
-          <w:rStyle w:val="SourceText"/>
-        </w:rPr>
-        <w:t>startup</w:t>
-      </w:r>
-      <w:r>
-        <w:rPr/>
-        <w:t>.</w:t>
-      </w:r>
-    </w:p>
-    <w:p>
-      <w:pPr>
-        <w:pStyle w:val="BodyText"/>
-        <w:bidi w:val="0"/>
-        <w:jc w:val="left"/>
-        <w:rPr/>
-      </w:pPr>
-      <w:r>
-        <w:rPr>
-          <w:rStyle w:val="Strong"/>
-        </w:rPr>
-        <w:t>Crew types it where it can (T-0013).</w:t>
-      </w:r>
-      <w:r>
-        <w:rPr/>
-        <w:t xml:space="preserve"> The context hook runs its own flavour's </w:t>
-      </w:r>
-      <w:r>
-        <w:rPr>
-          <w:rStyle w:val="SourceText"/>
-        </w:rPr>
-        <w:t>auto-clear</w:t>
-      </w:r>
-      <w:r>
-        <w:rPr/>
-        <w:t xml:space="preserve"> sender in resume mode. Consent is </w:t>
-      </w:r>
-      <w:r>
-        <w:rPr>
-          <w:rStyle w:val="SourceText"/>
-        </w:rPr>
-        <w:t>resume.auto</w:t>
-      </w:r>
-      <w:r>
-        <w:rPr/>
-        <w:t xml:space="preserve">; </w:t>
-      </w:r>
-      <w:r>
-        <w:rPr>
-          <w:rStyle w:val="SourceText"/>
-        </w:rPr>
-        <w:t>context.autoClear</w:t>
-      </w:r>
-      <w:r>
-        <w:rPr/>
-        <w:t xml:space="preserve"> only describes the terminal. In tmux it waits </w:t>
-      </w:r>
-      <w:r>
-        <w:rPr>
-          <w:rStyle w:val="SourceText"/>
-        </w:rPr>
-        <w:t>resume.typeDelaySeconds</w:t>
-      </w:r>
-      <w:r>
-        <w:rPr/>
-        <w:t xml:space="preserve"> (default 2), polls the pane for an idle, empty input line for up to </w:t>
-      </w:r>
-      <w:r>
-        <w:rPr>
-          <w:rStyle w:val="SourceText"/>
-        </w:rPr>
-        <w:t>resume.readyTimeoutSeconds</w:t>
-      </w:r>
-      <w:r>
-        <w:rPr/>
-        <w:t xml:space="preserve"> (default 15), then sends the command and, half a second later, Enter. On native Windows it types only under an explicit </w:t>
-      </w:r>
-      <w:r>
-        <w:rPr>
-          <w:rStyle w:val="SourceText"/>
-        </w:rPr>
-        <w:t>method: sendkeys</w:t>
-      </w:r>
-      <w:r>
-        <w:rPr/>
-        <w:t xml:space="preserve">, after the delay, with the focus and tab rechecks; </w:t>
-      </w:r>
-      <w:r>
-        <w:rPr>
-          <w:rStyle w:val="SourceText"/>
-        </w:rPr>
-        <w:t>auto</w:t>
-      </w:r>
-      <w:r>
-        <w:rPr/>
-        <w:t xml:space="preserve"> there types nothing. It types once per handoff (a marker under </w:t>
-      </w:r>
-      <w:r>
-        <w:rPr>
-          <w:rStyle w:val="SourceText"/>
-        </w:rPr>
-        <w:t>&lt;git-common-dir&gt;/crew/</w:t>
-      </w:r>
-      <w:r>
-        <w:rPr/>
-        <w:t xml:space="preserve">) and records the run first, so a run that could not be recorded is never typed. The context then says </w:t>
-      </w:r>
-      <w:r>
-        <w:rPr>
-          <w:rStyle w:val="SourceText"/>
-        </w:rPr>
-        <w:t>Auto-resume: typing /crew:done T-0001 into this session in 2s (method tmux)</w:t>
-      </w:r>
-      <w:r>
-        <w:rPr/>
-        <w:t xml:space="preserve">, or keeps the line above and adds </w:t>
-      </w:r>
-      <w:r>
-        <w:rPr>
-          <w:rStyle w:val="SourceText"/>
-        </w:rPr>
-        <w:t>Auto-resume was not typed: &lt;reason&gt;.</w:t>
-      </w:r>
-      <w:r>
-        <w:rPr/>
-        <w:t xml:space="preserve"> Every refusal is in </w:t>
-      </w:r>
-      <w:r>
-        <w:rPr>
-          <w:rStyle w:val="SourceText"/>
-        </w:rPr>
-        <w:t>.crew/.autoclear.log</w:t>
-      </w:r>
-      <w:r>
-        <w:rPr/>
-        <w:t xml:space="preserve">: decide did not say run; no usable method, </w:t>
-      </w:r>
-      <w:r>
-        <w:rPr>
-          <w:rStyle w:val="SourceText"/>
-        </w:rPr>
-        <w:t>$TMUX</w:t>
-      </w:r>
-      <w:r>
-        <w:rPr/>
-        <w:t xml:space="preserve"> unset or a pane that is not this session's; </w:t>
-      </w:r>
-      <w:r>
-        <w:rPr>
-          <w:rStyle w:val="SourceText"/>
-        </w:rPr>
-        <w:t>wtype</w:t>
-      </w:r>
-      <w:r>
-        <w:rPr/>
-        <w:t xml:space="preserve"> or </w:t>
-      </w:r>
-      <w:r>
-        <w:rPr>
-          <w:rStyle w:val="SourceText"/>
-        </w:rPr>
-        <w:t>xdotool</w:t>
-      </w:r>
-      <w:r>
-        <w:rPr/>
-        <w:t>; already typed; the run could not be recorded; the input line is not empty; not ready in time; on Windows, focus lost or a tab not provable. The 2 s default comes from a measurement (input ready by 0.134 s after SessionStart on Claude Code 2.1.282); a delay is still a guess, and Windows has no probe.</w:t>
-      </w:r>
-    </w:p>
-    <w:p>
-      <w:pPr>
-        <w:pStyle w:val="BodyText"/>
-        <w:bidi w:val="0"/>
-        <w:jc w:val="left"/>
-        <w:rPr/>
-      </w:pPr>
-      <w:r>
-        <w:rPr/>
-        <w:t xml:space="preserve">A note resumes only in the session that wrote it. Write it with the Write tool (as </w:t>
-      </w:r>
-      <w:r>
-        <w:rPr>
-          <w:rStyle w:val="SourceText"/>
-        </w:rPr>
-        <w:t>/crew:handoff</w:t>
-      </w:r>
-      <w:r>
-        <w:rPr/>
-        <w:t xml:space="preserve"> does): the context hook then records which session and which Claude Code process wrote it. After </w:t>
-      </w:r>
-      <w:r>
-        <w:rPr>
-          <w:rStyle w:val="SourceText"/>
-        </w:rPr>
-        <w:t>/compact</w:t>
-      </w:r>
-      <w:r>
-        <w:rPr/>
-        <w:t xml:space="preserve"> the session must match; after </w:t>
-      </w:r>
-      <w:r>
-        <w:rPr>
-          <w:rStyle w:val="SourceText"/>
-        </w:rPr>
-        <w:t>/clear</w:t>
-      </w:r>
-      <w:r>
-        <w:rPr/>
-        <w:t xml:space="preserve"> the process must, so a </w:t>
-      </w:r>
-      <w:r>
-        <w:rPr>
-          <w:rStyle w:val="SourceText"/>
-        </w:rPr>
-        <w:t>/clear</w:t>
-      </w:r>
-      <w:r>
-        <w:rPr/>
-        <w:t xml:space="preserve"> in another terminal on the same worktree waits. A note written by Bash or by hand waits.</w:t>
+        <w:rPr/>
+        <w:t>This section is folded into the troubleshooting guide (</w:t>
+      </w:r>
+      <w:r>
+        <w:rPr>
+          <w:rStyle w:val="SourceText"/>
+        </w:rPr>
+        <w:t>troubleshooting.md</w:t>
+      </w:r>
+      <w:r>
+        <w:rPr/>
+        <w:t>), linked from it as "Auto wrap-up, clear and resume". It covers the cycle that lets a long session finish itself cleanly, clear, and pick up where it stopped.</w:t>
       </w:r>
     </w:p>
     <w:p>
@@ -12750,8 +12382,678 @@
         <w:jc w:val="left"/>
         <w:rPr/>
       </w:pPr>
-      <w:bookmarkStart w:id="18" w:name="turning-it-on-and-off"/>
+      <w:bookmarkStart w:id="18" w:name="what-the-cycle-does"/>
       <w:bookmarkEnd w:id="18"/>
+      <w:r>
+        <w:rPr/>
+        <w:t>What the Cycle Does</w:t>
+      </w:r>
+    </w:p>
+    <w:p>
+      <w:pPr>
+        <w:pStyle w:val="BodyText"/>
+        <w:numPr>
+          <w:ilvl w:val="0"/>
+          <w:numId w:val="26"/>
+        </w:numPr>
+        <w:tabs>
+          <w:tab w:val="clear" w:pos="1134"/>
+          <w:tab w:val="left" w:pos="829" w:leader="none"/>
+        </w:tabs>
+        <w:bidi w:val="0"/>
+        <w:spacing w:before="120" w:after="0"/>
+        <w:ind w:hanging="283" w:left="829"/>
+        <w:jc w:val="left"/>
+        <w:rPr/>
+      </w:pPr>
+      <w:r>
+        <w:rPr>
+          <w:rStyle w:val="Strong"/>
+        </w:rPr>
+        <w:t>Wrap-up.</w:t>
+      </w:r>
+      <w:r>
+        <w:rPr/>
+        <w:t xml:space="preserve"> When the context window crosses its threshold, the </w:t>
+      </w:r>
+      <w:r>
+        <w:rPr>
+          <w:rStyle w:val="SourceText"/>
+        </w:rPr>
+        <w:t>Stop</w:t>
+      </w:r>
+      <w:r>
+        <w:rPr/>
+        <w:t xml:space="preserve"> hook blocks once. It asks the session to finish or park the change in flight, write </w:t>
+      </w:r>
+      <w:r>
+        <w:rPr>
+          <w:rStyle w:val="SourceText"/>
+        </w:rPr>
+        <w:t>.work/HANDOFF.md</w:t>
+      </w:r>
+      <w:r>
+        <w:rPr/>
+        <w:t xml:space="preserve">, and update the ticket. This happens once for each threshold crossing in each session. It never happens on the forced continuation that follows a block. With </w:t>
+      </w:r>
+      <w:r>
+        <w:rPr>
+          <w:rStyle w:val="SourceText"/>
+        </w:rPr>
+        <w:t>context.autoClear.wrapUp</w:t>
+      </w:r>
+      <w:r>
+        <w:rPr/>
+        <w:t xml:space="preserve"> armed (below), the block carries the wrap-up procedure instead, and the clear waits for its results. </w:t>
+      </w:r>
+    </w:p>
+    <w:p>
+      <w:pPr>
+        <w:pStyle w:val="BodyText"/>
+        <w:numPr>
+          <w:ilvl w:val="0"/>
+          <w:numId w:val="26"/>
+        </w:numPr>
+        <w:tabs>
+          <w:tab w:val="clear" w:pos="1134"/>
+          <w:tab w:val="left" w:pos="829" w:leader="none"/>
+        </w:tabs>
+        <w:bidi w:val="0"/>
+        <w:ind w:hanging="283" w:left="829"/>
+        <w:jc w:val="left"/>
+        <w:rPr/>
+      </w:pPr>
+      <w:r>
+        <w:rPr>
+          <w:rStyle w:val="Strong"/>
+        </w:rPr>
+        <w:t>Clear, or notify.</w:t>
+      </w:r>
+      <w:r>
+        <w:rPr/>
+        <w:t xml:space="preserve"> After the handoff is written, auto-clear acts on it. What it does depends on </w:t>
+      </w:r>
+      <w:r>
+        <w:rPr>
+          <w:rStyle w:val="SourceText"/>
+        </w:rPr>
+        <w:t>method</w:t>
+      </w:r>
+      <w:r>
+        <w:rPr/>
+        <w:t xml:space="preserve"> (below): </w:t>
+      </w:r>
+      <w:r>
+        <w:rPr>
+          <w:rStyle w:val="SourceText"/>
+        </w:rPr>
+        <w:t>notify</w:t>
+      </w:r>
+      <w:r>
+        <w:rPr/>
+        <w:t xml:space="preserve"> (the default on native Windows) prints a message telling you the handoff is written and it is safe to run </w:t>
+      </w:r>
+      <w:r>
+        <w:rPr>
+          <w:rStyle w:val="SourceText"/>
+        </w:rPr>
+        <w:t>/clear</w:t>
+      </w:r>
+      <w:r>
+        <w:rPr/>
+        <w:t xml:space="preserve"> (or </w:t>
+      </w:r>
+      <w:r>
+        <w:rPr>
+          <w:rStyle w:val="SourceText"/>
+        </w:rPr>
+        <w:t>/compact</w:t>
+      </w:r>
+      <w:r>
+        <w:rPr/>
+        <w:t xml:space="preserve">) yourself — it types nothing. </w:t>
+      </w:r>
+      <w:r>
+        <w:rPr>
+          <w:rStyle w:val="SourceText"/>
+        </w:rPr>
+        <w:t>tmux</w:t>
+      </w:r>
+      <w:r>
+        <w:rPr/>
+        <w:t xml:space="preserve">, </w:t>
+      </w:r>
+      <w:r>
+        <w:rPr>
+          <w:rStyle w:val="SourceText"/>
+        </w:rPr>
+        <w:t>xdotool</w:t>
+      </w:r>
+      <w:r>
+        <w:rPr/>
+        <w:t xml:space="preserve"> and </w:t>
+      </w:r>
+      <w:r>
+        <w:rPr>
+          <w:rStyle w:val="SourceText"/>
+        </w:rPr>
+        <w:t>sendkeys</w:t>
+      </w:r>
+      <w:r>
+        <w:rPr/>
+        <w:t xml:space="preserve"> actually type the configured command into the terminal that runs this session. Whichever method is in force, it acts only when all five of these hold: - this machine opted in; - the handoff was written by this session after the wrap-up request, is longer than a stub, and is not the automatic PreCompact skeleton; - the context reading that caused the wrap-up was a real measurement (see "When it will not clear"); - this session is bound to its own Claude Code process, and that process has a terminal of its own (see "Which window gets the keystroke") — a headless session, such as a </w:t>
+      </w:r>
+      <w:r>
+        <w:rPr>
+          <w:rStyle w:val="SourceText"/>
+        </w:rPr>
+        <w:t>claude -p</w:t>
+      </w:r>
+      <w:r>
+        <w:rPr/>
+        <w:t xml:space="preserve"> child, gets one message instead, naming its handoff and saying the process that started it must start a new one; - for a method that types (</w:t>
+      </w:r>
+      <w:r>
+        <w:rPr>
+          <w:rStyle w:val="SourceText"/>
+        </w:rPr>
+        <w:t>tmux</w:t>
+      </w:r>
+      <w:r>
+        <w:rPr/>
+        <w:t>/</w:t>
+      </w:r>
+      <w:r>
+        <w:rPr>
+          <w:rStyle w:val="SourceText"/>
+        </w:rPr>
+        <w:t>xdotool</w:t>
+      </w:r>
+      <w:r>
+        <w:rPr/>
+        <w:t>/</w:t>
+      </w:r>
+      <w:r>
+        <w:rPr>
+          <w:rStyle w:val="SourceText"/>
+        </w:rPr>
+        <w:t>sendkeys</w:t>
+      </w:r>
+      <w:r>
+        <w:rPr/>
+        <w:t xml:space="preserve">), the target window can be identified exactly, from that process — </w:t>
+      </w:r>
+      <w:r>
+        <w:rPr>
+          <w:rStyle w:val="SourceText"/>
+        </w:rPr>
+        <w:t>notify</w:t>
+      </w:r>
+      <w:r>
+        <w:rPr/>
+        <w:t xml:space="preserve"> needs none of this, since it identifies no window. </w:t>
+      </w:r>
+    </w:p>
+    <w:p>
+      <w:pPr>
+        <w:pStyle w:val="BodyText"/>
+        <w:bidi w:val="0"/>
+        <w:jc w:val="left"/>
+        <w:rPr/>
+      </w:pPr>
+      <w:r>
+        <w:rPr>
+          <w:rStyle w:val="Strong"/>
+        </w:rPr>
+        <w:t>Crew neither causes nor tunes Claude Code's own auto-compact.</w:t>
+      </w:r>
+      <w:r>
+        <w:rPr/>
+        <w:t xml:space="preserve"> That is a separate, built-in behaviour that fires whenever Claude Code itself decides to; this cycle only reacts to a handoff once one exists, and nothing here makes auto-compact happen sooner, later, or at all. 3. </w:t>
+      </w:r>
+      <w:r>
+        <w:rPr>
+          <w:rStyle w:val="Strong"/>
+        </w:rPr>
+        <w:t>Resume.</w:t>
+      </w:r>
+      <w:r>
+        <w:rPr/>
+        <w:t xml:space="preserve"> The new session starts with the handoff and its next action already in context, within the 3,000-character resume budget. Nothing starts working unprompted: crew does not use </w:t>
+      </w:r>
+      <w:r>
+        <w:rPr>
+          <w:rStyle w:val="SourceText"/>
+        </w:rPr>
+        <w:t>initialUserMessage</w:t>
+      </w:r>
+      <w:r>
+        <w:rPr/>
+        <w:t xml:space="preserve">, so you press Enter to continue. Claude Code 2.1.282 drops it in an interactive session anyway (spike, 2026-09-25): it is honoured by </w:t>
+      </w:r>
+      <w:r>
+        <w:rPr>
+          <w:rStyle w:val="SourceText"/>
+        </w:rPr>
+        <w:t>claude -p</w:t>
+      </w:r>
+      <w:r>
+        <w:rPr/>
+        <w:t xml:space="preserve"> only.</w:t>
+      </w:r>
+    </w:p>
+    <w:p>
+      <w:pPr>
+        <w:pStyle w:val="BodyText"/>
+        <w:bidi w:val="0"/>
+        <w:jc w:val="left"/>
+        <w:rPr/>
+      </w:pPr>
+      <w:r>
+        <w:rPr/>
+        <w:t xml:space="preserve">With </w:t>
+      </w:r>
+      <w:r>
+        <w:rPr>
+          <w:rStyle w:val="SourceText"/>
+        </w:rPr>
+        <w:t>resume.auto: true</w:t>
+      </w:r>
+      <w:r>
+        <w:rPr/>
+        <w:t xml:space="preserve"> in the machine-global config, the handoff after </w:t>
+      </w:r>
+      <w:r>
+        <w:rPr>
+          <w:rStyle w:val="SourceText"/>
+        </w:rPr>
+        <w:t>/clear</w:t>
+      </w:r>
+      <w:r>
+        <w:rPr/>
+        <w:t xml:space="preserve"> or a manual </w:t>
+      </w:r>
+      <w:r>
+        <w:rPr>
+          <w:rStyle w:val="SourceText"/>
+        </w:rPr>
+        <w:t>/compact</w:t>
+      </w:r>
+      <w:r>
+        <w:rPr/>
+        <w:t xml:space="preserve"> also names the exact next command, read from the note's </w:t>
+      </w:r>
+      <w:r>
+        <w:rPr>
+          <w:rStyle w:val="SourceText"/>
+        </w:rPr>
+        <w:t>resume:</w:t>
+      </w:r>
+      <w:r>
+        <w:rPr/>
+        <w:t xml:space="preserve"> line (</w:t>
+      </w:r>
+      <w:r>
+        <w:rPr>
+          <w:rStyle w:val="SourceText"/>
+        </w:rPr>
+        <w:t>resume: /crew:done T-0001</w:t>
+      </w:r>
+      <w:r>
+        <w:rPr/>
+        <w:t xml:space="preserve">): </w:t>
+      </w:r>
+      <w:r>
+        <w:rPr>
+          <w:rStyle w:val="SourceText"/>
+        </w:rPr>
+        <w:t>Auto-resume: ready to run /crew:done T-0001.</w:t>
+      </w:r>
+      <w:r>
+        <w:rPr/>
+        <w:t xml:space="preserve"> — or </w:t>
+      </w:r>
+      <w:r>
+        <w:rPr>
+          <w:rStyle w:val="SourceText"/>
+        </w:rPr>
+        <w:t>Auto-resume did not start: &lt;reason&gt;.</w:t>
+      </w:r>
+      <w:r>
+        <w:rPr/>
+        <w:t xml:space="preserve"> when a check refuses it. It does not start from the hook: you press Enter or type it, or crew types it where the terminal can be identified (below). The refusal reasons are: compact was not a manual /compact; no handoff note, or it was archived as stale, or is stale and could not be archived; the handoff is the automatic PreCompact skeleton; no resume line, </w:t>
+      </w:r>
+      <w:r>
+        <w:rPr>
+          <w:rStyle w:val="SourceText"/>
+        </w:rPr>
+        <w:t>resume: none</w:t>
+      </w:r>
+      <w:r>
+        <w:rPr/>
+        <w:t xml:space="preserve">, or a line the grammar refuses (a second line, trailing text, an unknown command, or an excluded one such as </w:t>
+      </w:r>
+      <w:r>
+        <w:rPr>
+          <w:rStyle w:val="SourceText"/>
+        </w:rPr>
+        <w:t>/crew:approve</w:t>
+      </w:r>
+      <w:r>
+        <w:rPr/>
+        <w:t xml:space="preserve">); the note's </w:t>
+      </w:r>
+      <w:r>
+        <w:rPr>
+          <w:rStyle w:val="SourceText"/>
+        </w:rPr>
+        <w:t>branch:</w:t>
+      </w:r>
+      <w:r>
+        <w:rPr/>
+        <w:t xml:space="preserve"> or </w:t>
+      </w:r>
+      <w:r>
+        <w:rPr>
+          <w:rStyle w:val="SourceText"/>
+        </w:rPr>
+        <w:t>head:</w:t>
+      </w:r>
+      <w:r>
+        <w:rPr/>
+        <w:t xml:space="preserve"> does not match the checkout; the ticket directory or goal file is missing; the command is not installed; </w:t>
+      </w:r>
+      <w:r>
+        <w:rPr>
+          <w:rStyle w:val="SourceText"/>
+        </w:rPr>
+        <w:t>handoff-author.json</w:t>
+      </w:r>
+      <w:r>
+        <w:rPr/>
+        <w:t xml:space="preserve"> could not be read; no record of which session wrote this handoff; a later handoff write could not replace or remove </w:t>
+      </w:r>
+      <w:r>
+        <w:rPr>
+          <w:rStyle w:val="SourceText"/>
+        </w:rPr>
+        <w:t>handoff-author.json</w:t>
+      </w:r>
+      <w:r>
+        <w:rPr/>
+        <w:t xml:space="preserve"> (</w:t>
+      </w:r>
+      <w:r>
+        <w:rPr>
+          <w:rStyle w:val="SourceText"/>
+        </w:rPr>
+        <w:t>handoff-author.json.stuck</w:t>
+      </w:r>
+      <w:r>
+        <w:rPr/>
+        <w:t xml:space="preserve">), or the file and its directory are both read-only so it can be neither replaced nor removed; the handoff changed since its author session wrote it; the handoff was written by another session; this session's process could not be identified (always on a host without </w:t>
+      </w:r>
+      <w:r>
+        <w:rPr>
+          <w:rStyle w:val="SourceText"/>
+        </w:rPr>
+        <w:t>/proc</w:t>
+      </w:r>
+      <w:r>
+        <w:rPr/>
+        <w:t>, such as native Windows or macOS); the record of past auto-resumes (</w:t>
+      </w:r>
+      <w:r>
+        <w:rPr>
+          <w:rStyle w:val="SourceText"/>
+        </w:rPr>
+        <w:t>resume-state.json</w:t>
+      </w:r>
+      <w:r>
+        <w:rPr/>
+        <w:t xml:space="preserve">) could not be read, or its directory cannot be searched; this handoff was already resumed; the progress fingerprint could not be computed; the same command with no progress since the last auto-resume; </w:t>
+      </w:r>
+      <w:r>
+        <w:rPr>
+          <w:rStyle w:val="SourceText"/>
+        </w:rPr>
+        <w:t>internal error</w:t>
+      </w:r>
+      <w:r>
+        <w:rPr/>
+        <w:t xml:space="preserve"> (the decision itself failed, and the handoff is still injected). Never on a plain </w:t>
+      </w:r>
+      <w:r>
+        <w:rPr>
+          <w:rStyle w:val="SourceText"/>
+        </w:rPr>
+        <w:t>startup</w:t>
+      </w:r>
+      <w:r>
+        <w:rPr/>
+        <w:t>.</w:t>
+      </w:r>
+    </w:p>
+    <w:p>
+      <w:pPr>
+        <w:pStyle w:val="BodyText"/>
+        <w:bidi w:val="0"/>
+        <w:jc w:val="left"/>
+        <w:rPr/>
+      </w:pPr>
+      <w:r>
+        <w:rPr>
+          <w:rStyle w:val="Strong"/>
+        </w:rPr>
+        <w:t>Crew types it where it can (T-0013).</w:t>
+      </w:r>
+      <w:r>
+        <w:rPr/>
+        <w:t xml:space="preserve"> The context hook runs its own flavour's </w:t>
+      </w:r>
+      <w:r>
+        <w:rPr>
+          <w:rStyle w:val="SourceText"/>
+        </w:rPr>
+        <w:t>auto-clear</w:t>
+      </w:r>
+      <w:r>
+        <w:rPr/>
+        <w:t xml:space="preserve"> sender in resume mode. Consent is </w:t>
+      </w:r>
+      <w:r>
+        <w:rPr>
+          <w:rStyle w:val="SourceText"/>
+        </w:rPr>
+        <w:t>resume.auto</w:t>
+      </w:r>
+      <w:r>
+        <w:rPr/>
+        <w:t xml:space="preserve">; </w:t>
+      </w:r>
+      <w:r>
+        <w:rPr>
+          <w:rStyle w:val="SourceText"/>
+        </w:rPr>
+        <w:t>context.autoClear</w:t>
+      </w:r>
+      <w:r>
+        <w:rPr/>
+        <w:t xml:space="preserve"> only describes the terminal. In tmux it waits </w:t>
+      </w:r>
+      <w:r>
+        <w:rPr>
+          <w:rStyle w:val="SourceText"/>
+        </w:rPr>
+        <w:t>resume.typeDelaySeconds</w:t>
+      </w:r>
+      <w:r>
+        <w:rPr/>
+        <w:t xml:space="preserve"> (default 2), polls the pane for an idle, empty input line for up to </w:t>
+      </w:r>
+      <w:r>
+        <w:rPr>
+          <w:rStyle w:val="SourceText"/>
+        </w:rPr>
+        <w:t>resume.readyTimeoutSeconds</w:t>
+      </w:r>
+      <w:r>
+        <w:rPr/>
+        <w:t xml:space="preserve"> (default 15), then sends the command and, half a second later, Enter. On native Windows it types only under an explicit </w:t>
+      </w:r>
+      <w:r>
+        <w:rPr>
+          <w:rStyle w:val="SourceText"/>
+        </w:rPr>
+        <w:t>method: sendkeys</w:t>
+      </w:r>
+      <w:r>
+        <w:rPr/>
+        <w:t xml:space="preserve">, after the delay, with the focus and tab rechecks; </w:t>
+      </w:r>
+      <w:r>
+        <w:rPr>
+          <w:rStyle w:val="SourceText"/>
+        </w:rPr>
+        <w:t>auto</w:t>
+      </w:r>
+      <w:r>
+        <w:rPr/>
+        <w:t xml:space="preserve"> there types nothing. It types once per handoff (a marker under </w:t>
+      </w:r>
+      <w:r>
+        <w:rPr>
+          <w:rStyle w:val="SourceText"/>
+        </w:rPr>
+        <w:t>&lt;git-common-dir&gt;/crew/</w:t>
+      </w:r>
+      <w:r>
+        <w:rPr/>
+        <w:t xml:space="preserve">) and records the run first, so a run that could not be recorded is never typed. The context then says </w:t>
+      </w:r>
+      <w:r>
+        <w:rPr>
+          <w:rStyle w:val="SourceText"/>
+        </w:rPr>
+        <w:t>Auto-resume: typing /crew:done T-0001 into this session in 2s (method tmux)</w:t>
+      </w:r>
+      <w:r>
+        <w:rPr/>
+        <w:t xml:space="preserve">, or keeps the line above and adds </w:t>
+      </w:r>
+      <w:r>
+        <w:rPr>
+          <w:rStyle w:val="SourceText"/>
+        </w:rPr>
+        <w:t>Auto-resume was not typed: &lt;reason&gt;.</w:t>
+      </w:r>
+      <w:r>
+        <w:rPr/>
+        <w:t xml:space="preserve"> Every refusal is in </w:t>
+      </w:r>
+      <w:r>
+        <w:rPr>
+          <w:rStyle w:val="SourceText"/>
+        </w:rPr>
+        <w:t>.crew/.autoclear.log</w:t>
+      </w:r>
+      <w:r>
+        <w:rPr/>
+        <w:t xml:space="preserve">: decide did not say run; no usable method, </w:t>
+      </w:r>
+      <w:r>
+        <w:rPr>
+          <w:rStyle w:val="SourceText"/>
+        </w:rPr>
+        <w:t>$TMUX</w:t>
+      </w:r>
+      <w:r>
+        <w:rPr/>
+        <w:t xml:space="preserve"> unset or a pane that is not this session's; </w:t>
+      </w:r>
+      <w:r>
+        <w:rPr>
+          <w:rStyle w:val="SourceText"/>
+        </w:rPr>
+        <w:t>wtype</w:t>
+      </w:r>
+      <w:r>
+        <w:rPr/>
+        <w:t xml:space="preserve"> or </w:t>
+      </w:r>
+      <w:r>
+        <w:rPr>
+          <w:rStyle w:val="SourceText"/>
+        </w:rPr>
+        <w:t>xdotool</w:t>
+      </w:r>
+      <w:r>
+        <w:rPr/>
+        <w:t>; already typed; the run could not be recorded; the input line is not empty; not ready in time; on Windows, focus lost or a tab not provable. The 2 s default comes from a measurement (input ready by 0.134 s after SessionStart on Claude Code 2.1.282); a delay is still a guess, and Windows has no probe.</w:t>
+      </w:r>
+    </w:p>
+    <w:p>
+      <w:pPr>
+        <w:pStyle w:val="BodyText"/>
+        <w:bidi w:val="0"/>
+        <w:jc w:val="left"/>
+        <w:rPr/>
+      </w:pPr>
+      <w:r>
+        <w:rPr/>
+        <w:t xml:space="preserve">A note resumes only in the session that wrote it. Write it with the Write tool (as </w:t>
+      </w:r>
+      <w:r>
+        <w:rPr>
+          <w:rStyle w:val="SourceText"/>
+        </w:rPr>
+        <w:t>/crew:handoff</w:t>
+      </w:r>
+      <w:r>
+        <w:rPr/>
+        <w:t xml:space="preserve"> does): the context hook then records which session and which Claude Code process wrote it. After </w:t>
+      </w:r>
+      <w:r>
+        <w:rPr>
+          <w:rStyle w:val="SourceText"/>
+        </w:rPr>
+        <w:t>/compact</w:t>
+      </w:r>
+      <w:r>
+        <w:rPr/>
+        <w:t xml:space="preserve"> the session must match; after </w:t>
+      </w:r>
+      <w:r>
+        <w:rPr>
+          <w:rStyle w:val="SourceText"/>
+        </w:rPr>
+        <w:t>/clear</w:t>
+      </w:r>
+      <w:r>
+        <w:rPr/>
+        <w:t xml:space="preserve"> the process must, so a </w:t>
+      </w:r>
+      <w:r>
+        <w:rPr>
+          <w:rStyle w:val="SourceText"/>
+        </w:rPr>
+        <w:t>/clear</w:t>
+      </w:r>
+      <w:r>
+        <w:rPr/>
+        <w:t xml:space="preserve"> in another terminal on the same worktree waits. A note written by Bash or by hand waits.</w:t>
+      </w:r>
+    </w:p>
+    <w:p>
+      <w:pPr>
+        <w:pStyle w:val="Heading3"/>
+        <w:bidi w:val="0"/>
+        <w:ind w:hanging="0" w:left="0" w:right="0"/>
+        <w:jc w:val="left"/>
+        <w:rPr/>
+      </w:pPr>
+      <w:bookmarkStart w:id="19" w:name="turning-it-on-and-off"/>
+      <w:bookmarkEnd w:id="19"/>
       <w:r>
         <w:rPr/>
         <w:t>Turning It on and Off</w:t>
@@ -14312,8 +14614,8 @@
         <w:jc w:val="left"/>
         <w:rPr/>
       </w:pPr>
-      <w:bookmarkStart w:id="19" w:name="armed-wrap-up-contextautoclearwrapup"/>
-      <w:bookmarkEnd w:id="19"/>
+      <w:bookmarkStart w:id="20" w:name="armed-wrap-up-contextautoclearwrapup"/>
+      <w:bookmarkEnd w:id="20"/>
       <w:r>
         <w:rPr/>
         <w:t>Armed wrap-up (</w:t>
@@ -14396,7 +14698,7 @@
         <w:pStyle w:val="BodyText"/>
         <w:numPr>
           <w:ilvl w:val="0"/>
-          <w:numId w:val="26"/>
+          <w:numId w:val="27"/>
         </w:numPr>
         <w:tabs>
           <w:tab w:val="clear" w:pos="1134"/>
@@ -14428,7 +14730,7 @@
         <w:pStyle w:val="BodyText"/>
         <w:numPr>
           <w:ilvl w:val="0"/>
-          <w:numId w:val="26"/>
+          <w:numId w:val="27"/>
         </w:numPr>
         <w:tabs>
           <w:tab w:val="clear" w:pos="1134"/>
@@ -14460,7 +14762,7 @@
         <w:pStyle w:val="BodyText"/>
         <w:numPr>
           <w:ilvl w:val="0"/>
-          <w:numId w:val="26"/>
+          <w:numId w:val="27"/>
         </w:numPr>
         <w:tabs>
           <w:tab w:val="clear" w:pos="1134"/>
@@ -14482,7 +14784,7 @@
         <w:pStyle w:val="BodyText"/>
         <w:numPr>
           <w:ilvl w:val="0"/>
-          <w:numId w:val="26"/>
+          <w:numId w:val="27"/>
         </w:numPr>
         <w:tabs>
           <w:tab w:val="clear" w:pos="1134"/>
@@ -14580,8 +14882,8 @@
         <w:jc w:val="left"/>
         <w:rPr/>
       </w:pPr>
-      <w:bookmarkStart w:id="20" w:name="arming-one-scratch-repo-while-other-sess"/>
-      <w:bookmarkEnd w:id="20"/>
+      <w:bookmarkStart w:id="21" w:name="arming-one-scratch-repo-while-other-sess"/>
+      <w:bookmarkEnd w:id="21"/>
       <w:r>
         <w:rPr/>
         <w:t>Arming one scratch repo while other sessions are live</w:t>
@@ -14866,7 +15168,7 @@
         <w:pStyle w:val="BodyText"/>
         <w:numPr>
           <w:ilvl w:val="0"/>
-          <w:numId w:val="27"/>
+          <w:numId w:val="28"/>
         </w:numPr>
         <w:tabs>
           <w:tab w:val="clear" w:pos="1134"/>
@@ -14908,7 +15210,7 @@
         <w:pStyle w:val="BodyText"/>
         <w:numPr>
           <w:ilvl w:val="0"/>
-          <w:numId w:val="27"/>
+          <w:numId w:val="28"/>
         </w:numPr>
         <w:tabs>
           <w:tab w:val="clear" w:pos="1134"/>
@@ -14930,7 +15232,7 @@
         <w:pStyle w:val="BodyText"/>
         <w:numPr>
           <w:ilvl w:val="0"/>
-          <w:numId w:val="27"/>
+          <w:numId w:val="28"/>
         </w:numPr>
         <w:tabs>
           <w:tab w:val="clear" w:pos="1134"/>
@@ -14982,7 +15284,7 @@
         <w:pStyle w:val="BodyText"/>
         <w:numPr>
           <w:ilvl w:val="0"/>
-          <w:numId w:val="27"/>
+          <w:numId w:val="28"/>
         </w:numPr>
         <w:tabs>
           <w:tab w:val="clear" w:pos="1134"/>
@@ -15004,7 +15306,7 @@
         <w:pStyle w:val="BodyText"/>
         <w:numPr>
           <w:ilvl w:val="0"/>
-          <w:numId w:val="27"/>
+          <w:numId w:val="28"/>
         </w:numPr>
         <w:tabs>
           <w:tab w:val="clear" w:pos="1134"/>
@@ -15056,7 +15358,7 @@
         <w:pStyle w:val="BodyText"/>
         <w:numPr>
           <w:ilvl w:val="0"/>
-          <w:numId w:val="27"/>
+          <w:numId w:val="28"/>
         </w:numPr>
         <w:tabs>
           <w:tab w:val="clear" w:pos="1134"/>
@@ -15312,8 +15614,8 @@
         <w:jc w:val="left"/>
         <w:rPr/>
       </w:pPr>
-      <w:bookmarkStart w:id="21" w:name="which-method-and-what-it-does"/>
-      <w:bookmarkEnd w:id="21"/>
+      <w:bookmarkStart w:id="22" w:name="which-method-and-what-it-does"/>
+      <w:bookmarkEnd w:id="22"/>
       <w:r>
         <w:rPr/>
         <w:t>Which Method, and What It Does</w:t>
@@ -15895,8 +16197,8 @@
         <w:jc w:val="left"/>
         <w:rPr/>
       </w:pPr>
-      <w:bookmarkStart w:id="22" w:name="when-it-will-not-clear-or-notify"/>
-      <w:bookmarkEnd w:id="22"/>
+      <w:bookmarkStart w:id="23" w:name="when-it-will-not-clear-or-notify"/>
+      <w:bookmarkEnd w:id="23"/>
       <w:r>
         <w:rPr/>
         <w:t>When It Will Not Clear (or Notify)</w:t>
@@ -17225,8 +17527,8 @@
         <w:jc w:val="left"/>
         <w:rPr/>
       </w:pPr>
-      <w:bookmarkStart w:id="23" w:name="which-window-gets-the-keystroke"/>
-      <w:bookmarkEnd w:id="23"/>
+      <w:bookmarkStart w:id="24" w:name="which-window-gets-the-keystroke"/>
+      <w:bookmarkEnd w:id="24"/>
       <w:r>
         <w:rPr/>
         <w:t>Which Window Gets the Keystroke</w:t>
@@ -17351,7 +17653,7 @@
         <w:pStyle w:val="BodyText"/>
         <w:numPr>
           <w:ilvl w:val="0"/>
-          <w:numId w:val="28"/>
+          <w:numId w:val="29"/>
         </w:numPr>
         <w:tabs>
           <w:tab w:val="clear" w:pos="1134"/>
@@ -17389,7 +17691,7 @@
         <w:pStyle w:val="BodyText"/>
         <w:numPr>
           <w:ilvl w:val="0"/>
-          <w:numId w:val="28"/>
+          <w:numId w:val="29"/>
         </w:numPr>
         <w:tabs>
           <w:tab w:val="clear" w:pos="1134"/>
@@ -17449,7 +17751,7 @@
         <w:pStyle w:val="BodyText"/>
         <w:numPr>
           <w:ilvl w:val="0"/>
-          <w:numId w:val="28"/>
+          <w:numId w:val="29"/>
         </w:numPr>
         <w:tabs>
           <w:tab w:val="clear" w:pos="1134"/>
@@ -20812,8 +21114,8 @@
   <w:abstractNum w:abstractNumId="25">
     <w:lvl w:ilvl="0">
       <w:start w:val="1"/>
-      <w:numFmt w:val="decimal"/>
-      <w:lvlText w:val="%1."/>
+      <w:numFmt w:val="bullet"/>
+      <w:lvlText w:val=""/>
       <w:lvlJc w:val="left"/>
       <w:pPr>
         <w:tabs>
@@ -20821,12 +21123,14 @@
         </w:tabs>
         <w:ind w:left="709" w:hanging="283"/>
       </w:pPr>
-      <w:rPr/>
+      <w:rPr>
+        <w:rFonts w:ascii="Symbol" w:hAnsi="Symbol" w:cs="Symbol" w:hint="default"/>
+      </w:rPr>
     </w:lvl>
     <w:lvl w:ilvl="1">
       <w:start w:val="1"/>
-      <w:numFmt w:val="decimal"/>
-      <w:lvlText w:val="%2."/>
+      <w:numFmt w:val="bullet"/>
+      <w:lvlText w:val=""/>
       <w:lvlJc w:val="left"/>
       <w:pPr>
         <w:tabs>
@@ -20834,12 +21138,14 @@
         </w:tabs>
         <w:ind w:left="1418" w:hanging="283"/>
       </w:pPr>
-      <w:rPr/>
+      <w:rPr>
+        <w:rFonts w:ascii="Symbol" w:hAnsi="Symbol" w:cs="Symbol" w:hint="default"/>
+      </w:rPr>
     </w:lvl>
     <w:lvl w:ilvl="2">
       <w:start w:val="1"/>
-      <w:numFmt w:val="decimal"/>
-      <w:lvlText w:val="%3."/>
+      <w:numFmt w:val="bullet"/>
+      <w:lvlText w:val=""/>
       <w:lvlJc w:val="left"/>
       <w:pPr>
         <w:tabs>
@@ -20847,12 +21153,14 @@
         </w:tabs>
         <w:ind w:left="2127" w:hanging="283"/>
       </w:pPr>
-      <w:rPr/>
+      <w:rPr>
+        <w:rFonts w:ascii="Symbol" w:hAnsi="Symbol" w:cs="Symbol" w:hint="default"/>
+      </w:rPr>
     </w:lvl>
     <w:lvl w:ilvl="3">
       <w:start w:val="1"/>
-      <w:numFmt w:val="decimal"/>
-      <w:lvlText w:val="%4."/>
+      <w:numFmt w:val="bullet"/>
+      <w:lvlText w:val=""/>
       <w:lvlJc w:val="left"/>
       <w:pPr>
         <w:tabs>
@@ -20860,12 +21168,14 @@
         </w:tabs>
         <w:ind w:left="2836" w:hanging="283"/>
       </w:pPr>
-      <w:rPr/>
+      <w:rPr>
+        <w:rFonts w:ascii="Symbol" w:hAnsi="Symbol" w:cs="Symbol" w:hint="default"/>
+      </w:rPr>
     </w:lvl>
     <w:lvl w:ilvl="4">
       <w:start w:val="1"/>
-      <w:numFmt w:val="decimal"/>
-      <w:lvlText w:val="%5."/>
+      <w:numFmt w:val="bullet"/>
+      <w:lvlText w:val=""/>
       <w:lvlJc w:val="left"/>
       <w:pPr>
         <w:tabs>
@@ -20873,12 +21183,14 @@
         </w:tabs>
         <w:ind w:left="3545" w:hanging="283"/>
       </w:pPr>
-      <w:rPr/>
+      <w:rPr>
+        <w:rFonts w:ascii="Symbol" w:hAnsi="Symbol" w:cs="Symbol" w:hint="default"/>
+      </w:rPr>
     </w:lvl>
     <w:lvl w:ilvl="5">
       <w:start w:val="1"/>
-      <w:numFmt w:val="decimal"/>
-      <w:lvlText w:val="%6."/>
+      <w:numFmt w:val="bullet"/>
+      <w:lvlText w:val=""/>
       <w:lvlJc w:val="left"/>
       <w:pPr>
         <w:tabs>
@@ -20886,12 +21198,14 @@
         </w:tabs>
         <w:ind w:left="4254" w:hanging="283"/>
       </w:pPr>
-      <w:rPr/>
+      <w:rPr>
+        <w:rFonts w:ascii="Symbol" w:hAnsi="Symbol" w:cs="Symbol" w:hint="default"/>
+      </w:rPr>
     </w:lvl>
     <w:lvl w:ilvl="6">
       <w:start w:val="1"/>
-      <w:numFmt w:val="decimal"/>
-      <w:lvlText w:val="%7."/>
+      <w:numFmt w:val="bullet"/>
+      <w:lvlText w:val=""/>
       <w:lvlJc w:val="left"/>
       <w:pPr>
         <w:tabs>
@@ -20899,12 +21213,14 @@
         </w:tabs>
         <w:ind w:left="4963" w:hanging="283"/>
       </w:pPr>
-      <w:rPr/>
+      <w:rPr>
+        <w:rFonts w:ascii="Symbol" w:hAnsi="Symbol" w:cs="Symbol" w:hint="default"/>
+      </w:rPr>
     </w:lvl>
     <w:lvl w:ilvl="7">
       <w:start w:val="1"/>
-      <w:numFmt w:val="decimal"/>
-      <w:lvlText w:val="%8."/>
+      <w:numFmt w:val="bullet"/>
+      <w:lvlText w:val=""/>
       <w:lvlJc w:val="left"/>
       <w:pPr>
         <w:tabs>
@@ -20912,12 +21228,14 @@
         </w:tabs>
         <w:ind w:left="5672" w:hanging="283"/>
       </w:pPr>
-      <w:rPr/>
+      <w:rPr>
+        <w:rFonts w:ascii="Symbol" w:hAnsi="Symbol" w:cs="Symbol" w:hint="default"/>
+      </w:rPr>
     </w:lvl>
     <w:lvl w:ilvl="8">
       <w:start w:val="1"/>
-      <w:numFmt w:val="decimal"/>
-      <w:lvlText w:val="%9."/>
+      <w:numFmt w:val="bullet"/>
+      <w:lvlText w:val=""/>
       <w:lvlJc w:val="left"/>
       <w:pPr>
         <w:tabs>
@@ -20925,14 +21243,16 @@
         </w:tabs>
         <w:ind w:left="6381" w:hanging="283"/>
       </w:pPr>
-      <w:rPr/>
+      <w:rPr>
+        <w:rFonts w:ascii="Symbol" w:hAnsi="Symbol" w:cs="Symbol" w:hint="default"/>
+      </w:rPr>
     </w:lvl>
   </w:abstractNum>
   <w:abstractNum w:abstractNumId="26">
     <w:lvl w:ilvl="0">
       <w:start w:val="1"/>
-      <w:numFmt w:val="bullet"/>
-      <w:lvlText w:val=""/>
+      <w:numFmt w:val="decimal"/>
+      <w:lvlText w:val="%1."/>
       <w:lvlJc w:val="left"/>
       <w:pPr>
         <w:tabs>
@@ -20940,14 +21260,12 @@
         </w:tabs>
         <w:ind w:left="709" w:hanging="283"/>
       </w:pPr>
-      <w:rPr>
-        <w:rFonts w:ascii="Symbol" w:hAnsi="Symbol" w:cs="Symbol" w:hint="default"/>
-      </w:rPr>
+      <w:rPr/>
     </w:lvl>
     <w:lvl w:ilvl="1">
       <w:start w:val="1"/>
-      <w:numFmt w:val="bullet"/>
-      <w:lvlText w:val=""/>
+      <w:numFmt w:val="decimal"/>
+      <w:lvlText w:val="%2."/>
       <w:lvlJc w:val="left"/>
       <w:pPr>
         <w:tabs>
@@ -20955,14 +21273,12 @@
         </w:tabs>
         <w:ind w:left="1418" w:hanging="283"/>
       </w:pPr>
-      <w:rPr>
-        <w:rFonts w:ascii="Symbol" w:hAnsi="Symbol" w:cs="Symbol" w:hint="default"/>
-      </w:rPr>
+      <w:rPr/>
     </w:lvl>
     <w:lvl w:ilvl="2">
       <w:start w:val="1"/>
-      <w:numFmt w:val="bullet"/>
-      <w:lvlText w:val=""/>
+      <w:numFmt w:val="decimal"/>
+      <w:lvlText w:val="%3."/>
       <w:lvlJc w:val="left"/>
       <w:pPr>
         <w:tabs>
@@ -20970,14 +21286,12 @@
         </w:tabs>
         <w:ind w:left="2127" w:hanging="283"/>
       </w:pPr>
-      <w:rPr>
-        <w:rFonts w:ascii="Symbol" w:hAnsi="Symbol" w:cs="Symbol" w:hint="default"/>
-      </w:rPr>
+      <w:rPr/>
     </w:lvl>
     <w:lvl w:ilvl="3">
       <w:start w:val="1"/>
-      <w:numFmt w:val="bullet"/>
-      <w:lvlText w:val=""/>
+      <w:numFmt w:val="decimal"/>
+      <w:lvlText w:val="%4."/>
       <w:lvlJc w:val="left"/>
       <w:pPr>
         <w:tabs>
@@ -20985,14 +21299,12 @@
         </w:tabs>
         <w:ind w:left="2836" w:hanging="283"/>
       </w:pPr>
-      <w:rPr>
-        <w:rFonts w:ascii="Symbol" w:hAnsi="Symbol" w:cs="Symbol" w:hint="default"/>
-      </w:rPr>
+      <w:rPr/>
     </w:lvl>
     <w:lvl w:ilvl="4">
       <w:start w:val="1"/>
-      <w:numFmt w:val="bullet"/>
-      <w:lvlText w:val=""/>
+      <w:numFmt w:val="decimal"/>
+      <w:lvlText w:val="%5."/>
       <w:lvlJc w:val="left"/>
       <w:pPr>
         <w:tabs>
@@ -21000,14 +21312,12 @@
         </w:tabs>
         <w:ind w:left="3545" w:hanging="283"/>
       </w:pPr>
-      <w:rPr>
-        <w:rFonts w:ascii="Symbol" w:hAnsi="Symbol" w:cs="Symbol" w:hint="default"/>
-      </w:rPr>
+      <w:rPr/>
     </w:lvl>
     <w:lvl w:ilvl="5">
       <w:start w:val="1"/>
-      <w:numFmt w:val="bullet"/>
-      <w:lvlText w:val=""/>
+      <w:numFmt w:val="decimal"/>
+      <w:lvlText w:val="%6."/>
       <w:lvlJc w:val="left"/>
       <w:pPr>
         <w:tabs>
@@ -21015,14 +21325,12 @@
         </w:tabs>
         <w:ind w:left="4254" w:hanging="283"/>
       </w:pPr>
-      <w:rPr>
-        <w:rFonts w:ascii="Symbol" w:hAnsi="Symbol" w:cs="Symbol" w:hint="default"/>
-      </w:rPr>
+      <w:rPr/>
     </w:lvl>
     <w:lvl w:ilvl="6">
       <w:start w:val="1"/>
-      <w:numFmt w:val="bullet"/>
-      <w:lvlText w:val=""/>
+      <w:numFmt w:val="decimal"/>
+      <w:lvlText w:val="%7."/>
       <w:lvlJc w:val="left"/>
       <w:pPr>
         <w:tabs>
@@ -21030,14 +21338,12 @@
         </w:tabs>
         <w:ind w:left="4963" w:hanging="283"/>
       </w:pPr>
-      <w:rPr>
-        <w:rFonts w:ascii="Symbol" w:hAnsi="Symbol" w:cs="Symbol" w:hint="default"/>
-      </w:rPr>
+      <w:rPr/>
     </w:lvl>
     <w:lvl w:ilvl="7">
       <w:start w:val="1"/>
-      <w:numFmt w:val="bullet"/>
-      <w:lvlText w:val=""/>
+      <w:numFmt w:val="decimal"/>
+      <w:lvlText w:val="%8."/>
       <w:lvlJc w:val="left"/>
       <w:pPr>
         <w:tabs>
@@ -21045,14 +21351,12 @@
         </w:tabs>
         <w:ind w:left="5672" w:hanging="283"/>
       </w:pPr>
-      <w:rPr>
-        <w:rFonts w:ascii="Symbol" w:hAnsi="Symbol" w:cs="Symbol" w:hint="default"/>
-      </w:rPr>
+      <w:rPr/>
     </w:lvl>
     <w:lvl w:ilvl="8">
       <w:start w:val="1"/>
-      <w:numFmt w:val="bullet"/>
-      <w:lvlText w:val=""/>
+      <w:numFmt w:val="decimal"/>
+      <w:lvlText w:val="%9."/>
       <w:lvlJc w:val="left"/>
       <w:pPr>
         <w:tabs>
@@ -21060,9 +21364,7 @@
         </w:tabs>
         <w:ind w:left="6381" w:hanging="283"/>
       </w:pPr>
-      <w:rPr>
-        <w:rFonts w:ascii="Symbol" w:hAnsi="Symbol" w:cs="Symbol" w:hint="default"/>
-      </w:rPr>
+      <w:rPr/>
     </w:lvl>
   </w:abstractNum>
   <w:abstractNum w:abstractNumId="27">
@@ -21340,6 +21642,143 @@
     </w:lvl>
   </w:abstractNum>
   <w:abstractNum w:abstractNumId="29">
+    <w:lvl w:ilvl="0">
+      <w:start w:val="1"/>
+      <w:numFmt w:val="bullet"/>
+      <w:lvlText w:val=""/>
+      <w:lvlJc w:val="left"/>
+      <w:pPr>
+        <w:tabs>
+          <w:tab w:val="num" w:pos="709"/>
+        </w:tabs>
+        <w:ind w:left="709" w:hanging="283"/>
+      </w:pPr>
+      <w:rPr>
+        <w:rFonts w:ascii="Symbol" w:hAnsi="Symbol" w:cs="Symbol" w:hint="default"/>
+      </w:rPr>
+    </w:lvl>
+    <w:lvl w:ilvl="1">
+      <w:start w:val="1"/>
+      <w:numFmt w:val="bullet"/>
+      <w:lvlText w:val=""/>
+      <w:lvlJc w:val="left"/>
+      <w:pPr>
+        <w:tabs>
+          <w:tab w:val="num" w:pos="1418"/>
+        </w:tabs>
+        <w:ind w:left="1418" w:hanging="283"/>
+      </w:pPr>
+      <w:rPr>
+        <w:rFonts w:ascii="Symbol" w:hAnsi="Symbol" w:cs="Symbol" w:hint="default"/>
+      </w:rPr>
+    </w:lvl>
+    <w:lvl w:ilvl="2">
+      <w:start w:val="1"/>
+      <w:numFmt w:val="bullet"/>
+      <w:lvlText w:val=""/>
+      <w:lvlJc w:val="left"/>
+      <w:pPr>
+        <w:tabs>
+          <w:tab w:val="num" w:pos="2127"/>
+        </w:tabs>
+        <w:ind w:left="2127" w:hanging="283"/>
+      </w:pPr>
+      <w:rPr>
+        <w:rFonts w:ascii="Symbol" w:hAnsi="Symbol" w:cs="Symbol" w:hint="default"/>
+      </w:rPr>
+    </w:lvl>
+    <w:lvl w:ilvl="3">
+      <w:start w:val="1"/>
+      <w:numFmt w:val="bullet"/>
+      <w:lvlText w:val=""/>
+      <w:lvlJc w:val="left"/>
+      <w:pPr>
+        <w:tabs>
+          <w:tab w:val="num" w:pos="2836"/>
+        </w:tabs>
+        <w:ind w:left="2836" w:hanging="283"/>
+      </w:pPr>
+      <w:rPr>
+        <w:rFonts w:ascii="Symbol" w:hAnsi="Symbol" w:cs="Symbol" w:hint="default"/>
+      </w:rPr>
+    </w:lvl>
+    <w:lvl w:ilvl="4">
+      <w:start w:val="1"/>
+      <w:numFmt w:val="bullet"/>
+      <w:lvlText w:val=""/>
+      <w:lvlJc w:val="left"/>
+      <w:pPr>
+        <w:tabs>
+          <w:tab w:val="num" w:pos="3545"/>
+        </w:tabs>
+        <w:ind w:left="3545" w:hanging="283"/>
+      </w:pPr>
+      <w:rPr>
+        <w:rFonts w:ascii="Symbol" w:hAnsi="Symbol" w:cs="Symbol" w:hint="default"/>
+      </w:rPr>
+    </w:lvl>
+    <w:lvl w:ilvl="5">
+      <w:start w:val="1"/>
+      <w:numFmt w:val="bullet"/>
+      <w:lvlText w:val=""/>
+      <w:lvlJc w:val="left"/>
+      <w:pPr>
+        <w:tabs>
+          <w:tab w:val="num" w:pos="4254"/>
+        </w:tabs>
+        <w:ind w:left="4254" w:hanging="283"/>
+      </w:pPr>
+      <w:rPr>
+        <w:rFonts w:ascii="Symbol" w:hAnsi="Symbol" w:cs="Symbol" w:hint="default"/>
+      </w:rPr>
+    </w:lvl>
+    <w:lvl w:ilvl="6">
+      <w:start w:val="1"/>
+      <w:numFmt w:val="bullet"/>
+      <w:lvlText w:val=""/>
+      <w:lvlJc w:val="left"/>
+      <w:pPr>
+        <w:tabs>
+          <w:tab w:val="num" w:pos="4963"/>
+        </w:tabs>
+        <w:ind w:left="4963" w:hanging="283"/>
+      </w:pPr>
+      <w:rPr>
+        <w:rFonts w:ascii="Symbol" w:hAnsi="Symbol" w:cs="Symbol" w:hint="default"/>
+      </w:rPr>
+    </w:lvl>
+    <w:lvl w:ilvl="7">
+      <w:start w:val="1"/>
+      <w:numFmt w:val="bullet"/>
+      <w:lvlText w:val=""/>
+      <w:lvlJc w:val="left"/>
+      <w:pPr>
+        <w:tabs>
+          <w:tab w:val="num" w:pos="5672"/>
+        </w:tabs>
+        <w:ind w:left="5672" w:hanging="283"/>
+      </w:pPr>
+      <w:rPr>
+        <w:rFonts w:ascii="Symbol" w:hAnsi="Symbol" w:cs="Symbol" w:hint="default"/>
+      </w:rPr>
+    </w:lvl>
+    <w:lvl w:ilvl="8">
+      <w:start w:val="1"/>
+      <w:numFmt w:val="bullet"/>
+      <w:lvlText w:val=""/>
+      <w:lvlJc w:val="left"/>
+      <w:pPr>
+        <w:tabs>
+          <w:tab w:val="num" w:pos="6381"/>
+        </w:tabs>
+        <w:ind w:left="6381" w:hanging="283"/>
+      </w:pPr>
+      <w:rPr>
+        <w:rFonts w:ascii="Symbol" w:hAnsi="Symbol" w:cs="Symbol" w:hint="default"/>
+      </w:rPr>
+    </w:lvl>
+  </w:abstractNum>
+  <w:abstractNum w:abstractNumId="30">
     <w:lvl w:ilvl="0">
       <w:start w:val="1"/>
       <w:numFmt w:val="none"/>
@@ -21547,6 +21986,9 @@
   </w:num>
   <w:num w:numId="29">
     <w:abstractNumId w:val="29"/>
+  </w:num>
+  <w:num w:numId="30">
+    <w:abstractNumId w:val="30"/>
   </w:num>
 </w:numbering>
 </file>

--- a/docs/guides/crew/crew-troubleshooting.docx
+++ b/docs/guides/crew/crew-troubleshooting.docx
@@ -15018,7 +15018,27 @@
       </w:pPr>
       <w:r>
         <w:rPr/>
-        <w:t xml:space="preserve">Finding the repos to list: when </w:t>
+        <w:t xml:space="preserve">Finding the repos to list: pass </w:t>
+      </w:r>
+      <w:r>
+        <w:rPr>
+          <w:rStyle w:val="SourceText"/>
+        </w:rPr>
+        <w:t>--scan-root &lt;dir&gt;</w:t>
+      </w:r>
+      <w:r>
+        <w:rPr/>
+        <w:t xml:space="preserve"> on the one </w:t>
+      </w:r>
+      <w:r>
+        <w:rPr>
+          <w:rStyle w:val="SourceText"/>
+        </w:rPr>
+        <w:t>apply-migrate</w:t>
+      </w:r>
+      <w:r>
+        <w:rPr/>
+        <w:t xml:space="preserve"> run that </w:t>
       </w:r>
       <w:r>
         <w:rPr>
@@ -15028,7 +15048,7 @@
       </w:r>
       <w:r>
         <w:rPr/>
-        <w:t xml:space="preserve"> reports a widening, run </w:t>
+        <w:t xml:space="preserve"> makes (</w:t>
       </w:r>
       <w:r>
         <w:rPr>
@@ -15038,7 +15058,7 @@
       </w:r>
       <w:r>
         <w:rPr/>
-        <w:t xml:space="preserve">. It looks under </w:t>
+        <w:t xml:space="preserve">); a later run cannot see this repo's own opt-in, which the first run removed. It looks under </w:t>
       </w:r>
       <w:r>
         <w:rPr>

--- a/docs/guides/crew/crew-troubleshooting.docx
+++ b/docs/guides/crew/crew-troubleshooting.docx
@@ -3267,7 +3267,7 @@
       </w:r>
       <w:r>
         <w:rPr/>
-        <w:t xml:space="preserve">; that refusal, and an explicit </w:t>
+        <w:t xml:space="preserve">; that refusal, an explicit </w:t>
       </w:r>
       <w:r>
         <w:rPr>
@@ -3277,7 +3277,27 @@
       </w:r>
       <w:r>
         <w:rPr/>
-        <w:t xml:space="preserve">, are the only two ways into </w:t>
+        <w:t xml:space="preserve">, and </w:t>
+      </w:r>
+      <w:r>
+        <w:rPr>
+          <w:rStyle w:val="SourceText"/>
+        </w:rPr>
+        <w:t>--reject --supersede-accepted</w:t>
+      </w:r>
+      <w:r>
+        <w:rPr/>
+        <w:t xml:space="preserve"> on an </w:t>
+      </w:r>
+      <w:r>
+        <w:rPr>
+          <w:rStyle w:val="SourceText"/>
+        </w:rPr>
+        <w:t>ACCEPTED</w:t>
+      </w:r>
+      <w:r>
+        <w:rPr/>
+        <w:t xml:space="preserve"> ticket are the only ways into </w:t>
       </w:r>
       <w:r>
         <w:rPr>
@@ -3897,7 +3917,27 @@
       </w:r>
       <w:r>
         <w:rPr/>
-        <w:t xml:space="preserve"> if the edit was deliberate, get the ticket reviewed again (spends the next round); if it was accidental, revert the edit and re-check.</w:t>
+        <w:t xml:space="preserve"> if the edit was deliberate, get the ticket reviewed again (spends the next round); if it was accidental, revert the edit and re-check. crew's own bookkeeping written after acceptance (the verify gate's records, a metrics row, the scope base) never stales a receipt: the bundle leaves </w:t>
+      </w:r>
+      <w:r>
+        <w:rPr>
+          <w:rStyle w:val="SourceText"/>
+        </w:rPr>
+        <w:t>crew_ticket.CREW_BOOKKEEPING_PATHS</w:t>
+      </w:r>
+      <w:r>
+        <w:rPr/>
+        <w:t xml:space="preserve"> out, whatever </w:t>
+      </w:r>
+      <w:r>
+        <w:rPr>
+          <w:rStyle w:val="SourceText"/>
+        </w:rPr>
+        <w:t>.gitignore</w:t>
+      </w:r>
+      <w:r>
+        <w:rPr/>
+        <w:t xml:space="preserve"> says.</w:t>
       </w:r>
     </w:p>
     <w:p>
@@ -3920,6 +3960,53 @@
         <w:rPr>
           <w:rStyle w:val="Strong"/>
         </w:rPr>
+        <w:t>Symptom: a receipt accepted under an older crew reads stale after the upgrade.</w:t>
+      </w:r>
+      <w:r>
+        <w:rPr/>
+        <w:t xml:space="preserve"> The upgrade to the release that brought T-0068 drops crew's bookkeeping from the bundle, so a receipt whose bundle held a non-ignored bookkeeping file (a repository that does not ignore </w:t>
+      </w:r>
+      <w:r>
+        <w:rPr>
+          <w:rStyle w:val="SourceText"/>
+        </w:rPr>
+        <w:t>.crew/*</w:t>
+      </w:r>
+      <w:r>
+        <w:rPr/>
+        <w:t xml:space="preserve">) no longer matches the rebuilt hash. </w:t>
+      </w:r>
+      <w:r>
+        <w:rPr>
+          <w:rStyle w:val="Strong"/>
+        </w:rPr>
+        <w:t>Fix:</w:t>
+      </w:r>
+      <w:r>
+        <w:rPr/>
+        <w:t xml:space="preserve"> one re-review of that ticket. Later bookkeeping writes cannot stale the new receipt.</w:t>
+      </w:r>
+    </w:p>
+    <w:p>
+      <w:pPr>
+        <w:pStyle w:val="BodyText"/>
+        <w:numPr>
+          <w:ilvl w:val="0"/>
+          <w:numId w:val="7"/>
+        </w:numPr>
+        <w:tabs>
+          <w:tab w:val="clear" w:pos="1134"/>
+          <w:tab w:val="left" w:pos="829" w:leader="none"/>
+        </w:tabs>
+        <w:bidi w:val="0"/>
+        <w:ind w:hanging="283" w:left="829"/>
+        <w:jc w:val="left"/>
+        <w:rPr/>
+      </w:pPr>
+      <w:r>
+        <w:rPr>
+          <w:rStyle w:val="Strong"/>
+        </w:rPr>
         <w:t>Symptom: Codex hit a usage limit.</w:t>
       </w:r>
       <w:r>
@@ -3994,7 +4081,7 @@
       </w:r>
       <w:r>
         <w:rPr/>
-        <w:t xml:space="preserve"> and applies to the next round only. The round is spent like any other. To check Codex yourself without spending one: </w:t>
+        <w:t xml:space="preserve"> and applies to the next round only. The round is spent like any other. To check Codex yourself without spending one:</w:t>
       </w:r>
     </w:p>
     <w:p>
@@ -4101,7 +4188,103 @@
       </w:r>
       <w:r>
         <w:rPr/>
-        <w:t>.</w:t>
+        <w:t xml:space="preserve">. An </w:t>
+      </w:r>
+      <w:r>
+        <w:rPr>
+          <w:rStyle w:val="SourceText"/>
+        </w:rPr>
+        <w:t>ACCEPTED</w:t>
+      </w:r>
+      <w:r>
+        <w:rPr/>
+        <w:t xml:space="preserve"> ticket whose head proved unshippable takes the explicit flag, the owner's call:</w:t>
+      </w:r>
+    </w:p>
+    <w:p>
+      <w:pPr>
+        <w:pStyle w:val="PreformattedText"/>
+        <w:bidi w:val="0"/>
+        <w:jc w:val="left"/>
+        <w:rPr/>
+      </w:pPr>
+      <w:r>
+        <w:rPr>
+          <w:rStyle w:val="SourceText"/>
+        </w:rPr>
+        <w:t>python3 "&lt;crew&gt;/hooks/scripts/review_ledger.py" --root . --ticket &lt;id&gt; --reject --by &lt;who&gt; \</w:t>
+      </w:r>
+    </w:p>
+    <w:p>
+      <w:pPr>
+        <w:pStyle w:val="PreformattedText"/>
+        <w:bidi w:val="0"/>
+        <w:jc w:val="left"/>
+        <w:rPr/>
+      </w:pPr>
+      <w:r>
+        <w:rPr>
+          <w:rStyle w:val="SourceText"/>
+        </w:rPr>
+        <w:t xml:space="preserve">  </w:t>
+      </w:r>
+      <w:r>
+        <w:rPr>
+          <w:rStyle w:val="SourceText"/>
+        </w:rPr>
+        <w:t>--supersede-accepted</w:t>
+      </w:r>
+    </w:p>
+    <w:p>
+      <w:pPr>
+        <w:pStyle w:val="BodyText"/>
+        <w:bidi w:val="0"/>
+        <w:jc w:val="left"/>
+        <w:rPr/>
+      </w:pPr>
+      <w:r>
+        <w:rPr/>
+        <w:t xml:space="preserve">It moves the ticket to </w:t>
+      </w:r>
+      <w:r>
+        <w:rPr>
+          <w:rStyle w:val="SourceText"/>
+        </w:rPr>
+        <w:t>NEEDS_REPLAN</w:t>
+      </w:r>
+      <w:r>
+        <w:rPr/>
+        <w:t xml:space="preserve">, keeps the old receipt in the </w:t>
+      </w:r>
+      <w:r>
+        <w:rPr>
+          <w:rStyle w:val="SourceText"/>
+        </w:rPr>
+        <w:t>superseded</w:t>
+      </w:r>
+      <w:r>
+        <w:rPr/>
+        <w:t xml:space="preserve"> list with who and when, and clears it; only an approved successor plan continues. It refuses, changing nothing, on any other state, a name starting </w:t>
+      </w:r>
+      <w:r>
+        <w:rPr>
+          <w:rStyle w:val="SourceText"/>
+        </w:rPr>
+        <w:t>auto:</w:t>
+      </w:r>
+      <w:r>
+        <w:rPr/>
+        <w:t xml:space="preserve">, or a receipt or round it cannot read. </w:t>
+      </w:r>
+      <w:r>
+        <w:rPr>
+          <w:rStyle w:val="SourceText"/>
+        </w:rPr>
+        <w:t>--by</w:t>
+      </w:r>
+      <w:r>
+        <w:rPr/>
+        <w:t xml:space="preserve"> is a recorded name, not a check of who is calling.</w:t>
       </w:r>
     </w:p>
     <w:p>
@@ -4124,45 +4307,21 @@
         <w:rPr>
           <w:rStyle w:val="Strong"/>
         </w:rPr>
-        <w:t xml:space="preserve">Symptom: </w:t>
-      </w:r>
-      <w:r>
-        <w:rPr>
-          <w:rStyle w:val="SourceText"/>
-        </w:rPr>
-        <w:t>crew_train.py acquire</w:t>
-      </w:r>
-      <w:r>
-        <w:rPr>
-          <w:rStyle w:val="Strong"/>
-        </w:rPr>
-        <w:t xml:space="preserve"> exits 1, </w:t>
-      </w:r>
-      <w:r>
-        <w:rPr>
-          <w:rStyle w:val="SourceText"/>
-        </w:rPr>
-        <w:t>waiting behind &lt;ticket&gt;</w:t>
-      </w:r>
-      <w:r>
-        <w:rPr>
-          <w:rStyle w:val="Strong"/>
-        </w:rPr>
-        <w:t>.</w:t>
-      </w:r>
-      <w:r>
-        <w:rPr/>
-        <w:t xml:space="preserve"> The clone's merge train is armed (L-0520) and an overlapping ticket holds it, or queued first on the same base. </w:t>
-      </w:r>
-      <w:r>
-        <w:rPr>
-          <w:rStyle w:val="Strong"/>
-        </w:rPr>
-        <w:t>Check:</w:t>
-      </w:r>
-      <w:r>
-        <w:rPr/>
-        <w:t xml:space="preserve"> </w:t>
+        <w:t>Symptom: the receipt names the wrong accepter</w:t>
+      </w:r>
+      <w:r>
+        <w:rPr/>
+        <w:t xml:space="preserve"> (a peer ran </w:t>
+      </w:r>
+      <w:r>
+        <w:rPr>
+          <w:rStyle w:val="SourceText"/>
+        </w:rPr>
+        <w:t>--accept --by</w:t>
+      </w:r>
+      <w:r>
+        <w:rPr/>
+        <w:t xml:space="preserve"> under its own name for a decision the owner made). </w:t>
       </w:r>
     </w:p>
     <w:p>
@@ -4176,7 +4335,27 @@
         <w:rPr>
           <w:rStyle w:val="SourceText"/>
         </w:rPr>
-        <w:t>python3 "&lt;crew&gt;/hooks/scripts/crew_train.py" --root . status</w:t>
+        <w:t>python3 "&lt;crew&gt;/hooks/scripts/review_ledger.py" --root . --ticket &lt;id&gt; --correct-acceptance \</w:t>
+      </w:r>
+    </w:p>
+    <w:p>
+      <w:pPr>
+        <w:pStyle w:val="PreformattedText"/>
+        <w:bidi w:val="0"/>
+        <w:jc w:val="left"/>
+        <w:rPr/>
+      </w:pPr>
+      <w:r>
+        <w:rPr>
+          <w:rStyle w:val="SourceText"/>
+        </w:rPr>
+        <w:t xml:space="preserve">  </w:t>
+      </w:r>
+      <w:r>
+        <w:rPr>
+          <w:rStyle w:val="SourceText"/>
+        </w:rPr>
+        <w:t>--by &lt;who&gt; --reason "&lt;why, one line&gt;"</w:t>
       </w:r>
     </w:p>
     <w:p>
@@ -4188,87 +4367,117 @@
       </w:pPr>
       <w:r>
         <w:rPr/>
-        <w:t>Each waiting entry lists the ticket it is behind and every colliding pair (</w:t>
-      </w:r>
-      <w:r>
-        <w:rPr>
-          <w:rStyle w:val="SourceText"/>
-        </w:rPr>
-        <w:t>&lt;mine&gt; x &lt;theirs&gt;</w:t>
-      </w:r>
-      <w:r>
-        <w:rPr/>
-        <w:t xml:space="preserve">); </w:t>
-      </w:r>
-      <w:r>
-        <w:rPr>
-          <w:rStyle w:val="SourceText"/>
-        </w:rPr>
-        <w:t>touch: undeclared: &lt;why&gt;</w:t>
-      </w:r>
-      <w:r>
-        <w:rPr/>
-        <w:t xml:space="preserve"> means that ticket's spec has no usable </w:t>
-      </w:r>
-      <w:r>
-        <w:rPr>
-          <w:rStyle w:val="SourceText"/>
-        </w:rPr>
-        <w:t>## Touch</w:t>
-      </w:r>
-      <w:r>
-        <w:rPr/>
-        <w:t xml:space="preserve">, which overlaps everything. </w:t>
-      </w:r>
-      <w:r>
-        <w:rPr>
-          <w:rStyle w:val="Strong"/>
-        </w:rPr>
-        <w:t>Fix:</w:t>
-      </w:r>
-      <w:r>
-        <w:rPr/>
-        <w:t xml:space="preserve"> wait for the holder to land and release, then acquire again before reviewing; fix an undeclared Touch in the spec. </w:t>
-      </w:r>
-      <w:r>
-        <w:rPr>
-          <w:rStyle w:val="SourceText"/>
-        </w:rPr>
-        <w:t>merge &lt;base&gt; first</w:t>
-      </w:r>
-      <w:r>
-        <w:rPr/>
-        <w:t xml:space="preserve"> means the base moved in this ticket's Touch: run </w:t>
-      </w:r>
-      <w:r>
-        <w:rPr>
-          <w:rStyle w:val="SourceText"/>
-        </w:rPr>
-        <w:t>crew_train.py catch-up --ticket &lt;id&gt;</w:t>
-      </w:r>
-      <w:r>
-        <w:rPr/>
-        <w:t xml:space="preserve"> (resolve any conflict), bump the version one past the base's, refresh the artifacts, commit, gate the merged head, review it again if </w:t>
-      </w:r>
-      <w:r>
-        <w:rPr>
-          <w:rStyle w:val="SourceText"/>
-        </w:rPr>
-        <w:t>review_ledger.py --check-receipt</w:t>
-      </w:r>
-      <w:r>
-        <w:rPr/>
-        <w:t xml:space="preserve"> reads stale, then acquire again. </w:t>
-      </w:r>
-      <w:r>
-        <w:rPr>
-          <w:rStyle w:val="SourceText"/>
-        </w:rPr>
-        <w:t>could not tell</w:t>
-      </w:r>
-      <w:r>
-        <w:rPr/>
-        <w:t xml:space="preserve"> (exit 3) means the train state could not be read — the message names the file; nothing is guessed.</w:t>
+        <w:t xml:space="preserve">Rewrites </w:t>
+      </w:r>
+      <w:r>
+        <w:rPr>
+          <w:rStyle w:val="SourceText"/>
+        </w:rPr>
+        <w:t>accepted_by</w:t>
+      </w:r>
+      <w:r>
+        <w:rPr/>
+        <w:t xml:space="preserve"> on an </w:t>
+      </w:r>
+      <w:r>
+        <w:rPr>
+          <w:rStyle w:val="SourceText"/>
+        </w:rPr>
+        <w:t>owner-accepted</w:t>
+      </w:r>
+      <w:r>
+        <w:rPr/>
+        <w:t xml:space="preserve"> receipt and appends </w:t>
+      </w:r>
+      <w:r>
+        <w:rPr>
+          <w:rStyle w:val="SourceText"/>
+        </w:rPr>
+        <w:t>{round, was, now, reason, at}</w:t>
+      </w:r>
+      <w:r>
+        <w:rPr/>
+        <w:t xml:space="preserve"> to </w:t>
+      </w:r>
+      <w:r>
+        <w:rPr>
+          <w:rStyle w:val="SourceText"/>
+        </w:rPr>
+        <w:t>acceptance_corrections</w:t>
+      </w:r>
+      <w:r>
+        <w:rPr/>
+        <w:t xml:space="preserve"> (shown by </w:t>
+      </w:r>
+      <w:r>
+        <w:rPr>
+          <w:rStyle w:val="SourceText"/>
+        </w:rPr>
+        <w:t>--status</w:t>
+      </w:r>
+      <w:r>
+        <w:rPr/>
+        <w:t xml:space="preserve">). Nothing else changes, so </w:t>
+      </w:r>
+      <w:r>
+        <w:rPr>
+          <w:rStyle w:val="SourceText"/>
+        </w:rPr>
+        <w:t>--check-receipt</w:t>
+      </w:r>
+      <w:r>
+        <w:rPr/>
+        <w:t xml:space="preserve"> answers the same. Refuses a </w:t>
+      </w:r>
+      <w:r>
+        <w:rPr>
+          <w:rStyle w:val="SourceText"/>
+        </w:rPr>
+        <w:t>clean</w:t>
+      </w:r>
+      <w:r>
+        <w:rPr/>
+        <w:t xml:space="preserve"> or </w:t>
+      </w:r>
+      <w:r>
+        <w:rPr>
+          <w:rStyle w:val="SourceText"/>
+        </w:rPr>
+        <w:t>auto-accepted</w:t>
+      </w:r>
+      <w:r>
+        <w:rPr/>
+        <w:t xml:space="preserve"> receipt, a name starting </w:t>
+      </w:r>
+      <w:r>
+        <w:rPr>
+          <w:rStyle w:val="SourceText"/>
+        </w:rPr>
+        <w:t>auto:</w:t>
+      </w:r>
+      <w:r>
+        <w:rPr/>
+        <w:t xml:space="preserve">, the name already recorded, and an empty or multi-line </w:t>
+      </w:r>
+      <w:r>
+        <w:rPr>
+          <w:rStyle w:val="SourceText"/>
+        </w:rPr>
+        <w:t>--by</w:t>
+      </w:r>
+      <w:r>
+        <w:rPr/>
+        <w:t xml:space="preserve"> or </w:t>
+      </w:r>
+      <w:r>
+        <w:rPr>
+          <w:rStyle w:val="SourceText"/>
+        </w:rPr>
+        <w:t>--reason</w:t>
+      </w:r>
+      <w:r>
+        <w:rPr/>
+        <w:t>. A wrong correction is fixed by another one; rows are never removed.</w:t>
       </w:r>
     </w:p>
     <w:p>
@@ -4291,41 +4500,57 @@
         <w:rPr>
           <w:rStyle w:val="Strong"/>
         </w:rPr>
-        <w:t>Symptom: a lane holds the train and its session died.</w:t>
+        <w:t xml:space="preserve">Symptom: </w:t>
+      </w:r>
+      <w:r>
+        <w:rPr>
+          <w:rStyle w:val="SourceText"/>
+        </w:rPr>
+        <w:t>crew_train.py acquire</w:t>
+      </w:r>
+      <w:r>
+        <w:rPr>
+          <w:rStyle w:val="Strong"/>
+        </w:rPr>
+        <w:t xml:space="preserve"> exits 1, or </w:t>
+      </w:r>
+      <w:r>
+        <w:rPr>
+          <w:rStyle w:val="SourceText"/>
+        </w:rPr>
+        <w:t>/crew:review</w:t>
+      </w:r>
+      <w:r>
+        <w:rPr>
+          <w:rStyle w:val="Strong"/>
+        </w:rPr>
+        <w:t xml:space="preserve"> stops with exit 6 and </w:t>
+      </w:r>
+      <w:r>
+        <w:rPr>
+          <w:rStyle w:val="SourceText"/>
+        </w:rPr>
+        <w:t>review-run: train: waiting behind &lt;ticket&gt;</w:t>
+      </w:r>
+      <w:r>
+        <w:rPr>
+          <w:rStyle w:val="Strong"/>
+        </w:rPr>
+        <w:t>.</w:t>
+      </w:r>
+      <w:r>
+        <w:rPr/>
+        <w:t xml:space="preserve"> The clone's merge train is armed (L-0520; the gate round takes it since L-0526, and no round was spent) and an overlapping ticket holds it, or queued first on the same base. </w:t>
+      </w:r>
+      <w:r>
+        <w:rPr>
+          <w:rStyle w:val="Strong"/>
+        </w:rPr>
+        <w:t>Check:</w:t>
       </w:r>
       <w:r>
         <w:rPr/>
         <w:t xml:space="preserve"> </w:t>
-      </w:r>
-      <w:r>
-        <w:rPr>
-          <w:rStyle w:val="SourceText"/>
-        </w:rPr>
-        <w:t>status</w:t>
-      </w:r>
-      <w:r>
-        <w:rPr/>
-        <w:t xml:space="preserve"> prints </w:t>
-      </w:r>
-      <w:r>
-        <w:rPr>
-          <w:rStyle w:val="SourceText"/>
-        </w:rPr>
-        <w:t>stale?:</w:t>
-      </w:r>
-      <w:r>
-        <w:rPr/>
-        <w:t xml:space="preserve"> beside it (worktree missing, head already in the base, held for hours). Nothing releases it automatically, by design. </w:t>
-      </w:r>
-      <w:r>
-        <w:rPr>
-          <w:rStyle w:val="Strong"/>
-        </w:rPr>
-        <w:t>Fix:</w:t>
-      </w:r>
-      <w:r>
-        <w:rPr/>
-        <w:t xml:space="preserve"> once you are sure it is dead: </w:t>
       </w:r>
     </w:p>
     <w:p>
@@ -4339,27 +4564,7 @@
         <w:rPr>
           <w:rStyle w:val="SourceText"/>
         </w:rPr>
-        <w:t>python3 "&lt;crew&gt;/hooks/scripts/crew_train.py" --root . release --ticket &lt;id&gt; --force \</w:t>
-      </w:r>
-    </w:p>
-    <w:p>
-      <w:pPr>
-        <w:pStyle w:val="PreformattedText"/>
-        <w:bidi w:val="0"/>
-        <w:jc w:val="left"/>
-        <w:rPr/>
-      </w:pPr>
-      <w:r>
-        <w:rPr>
-          <w:rStyle w:val="SourceText"/>
-        </w:rPr>
-        <w:t xml:space="preserve">  </w:t>
-      </w:r>
-      <w:r>
-        <w:rPr>
-          <w:rStyle w:val="SourceText"/>
-        </w:rPr>
-        <w:t>--by &lt;who&gt; --reason "&lt;why&gt;"</w:t>
+        <w:t>python3 "&lt;crew&gt;/hooks/scripts/crew_train.py" --root . status</w:t>
       </w:r>
     </w:p>
     <w:p>
@@ -4371,17 +4576,87 @@
       </w:pPr>
       <w:r>
         <w:rPr/>
-        <w:t xml:space="preserve">The release is logged as a </w:t>
-      </w:r>
-      <w:r>
-        <w:rPr>
-          <w:rStyle w:val="SourceText"/>
-        </w:rPr>
-        <w:t>force-release</w:t>
-      </w:r>
-      <w:r>
-        <w:rPr/>
-        <w:t xml:space="preserve"> event that the other lanes see.</w:t>
+        <w:t>Each waiting entry lists the ticket it is behind and every colliding pair (</w:t>
+      </w:r>
+      <w:r>
+        <w:rPr>
+          <w:rStyle w:val="SourceText"/>
+        </w:rPr>
+        <w:t>&lt;mine&gt; x &lt;theirs&gt;</w:t>
+      </w:r>
+      <w:r>
+        <w:rPr/>
+        <w:t xml:space="preserve">); </w:t>
+      </w:r>
+      <w:r>
+        <w:rPr>
+          <w:rStyle w:val="SourceText"/>
+        </w:rPr>
+        <w:t>touch: undeclared: &lt;why&gt;</w:t>
+      </w:r>
+      <w:r>
+        <w:rPr/>
+        <w:t xml:space="preserve"> means that ticket's spec has no usable </w:t>
+      </w:r>
+      <w:r>
+        <w:rPr>
+          <w:rStyle w:val="SourceText"/>
+        </w:rPr>
+        <w:t>## Touch</w:t>
+      </w:r>
+      <w:r>
+        <w:rPr/>
+        <w:t xml:space="preserve">, which overlaps everything. </w:t>
+      </w:r>
+      <w:r>
+        <w:rPr>
+          <w:rStyle w:val="Strong"/>
+        </w:rPr>
+        <w:t>Fix:</w:t>
+      </w:r>
+      <w:r>
+        <w:rPr/>
+        <w:t xml:space="preserve"> wait for the holder to land and release, then review again; fix an undeclared Touch in the spec. </w:t>
+      </w:r>
+      <w:r>
+        <w:rPr>
+          <w:rStyle w:val="SourceText"/>
+        </w:rPr>
+        <w:t>merge &lt;base&gt; first</w:t>
+      </w:r>
+      <w:r>
+        <w:rPr/>
+        <w:t xml:space="preserve"> means the base moved in this ticket's Touch: run </w:t>
+      </w:r>
+      <w:r>
+        <w:rPr>
+          <w:rStyle w:val="SourceText"/>
+        </w:rPr>
+        <w:t>crew_train.py catch-up --ticket &lt;id&gt;</w:t>
+      </w:r>
+      <w:r>
+        <w:rPr/>
+        <w:t xml:space="preserve"> (resolve any conflict), bump the version one past the base's, refresh the artifacts, commit, gate the merged head, review it again if </w:t>
+      </w:r>
+      <w:r>
+        <w:rPr>
+          <w:rStyle w:val="SourceText"/>
+        </w:rPr>
+        <w:t>review_ledger.py --check-receipt</w:t>
+      </w:r>
+      <w:r>
+        <w:rPr/>
+        <w:t xml:space="preserve"> reads stale, then acquire again. </w:t>
+      </w:r>
+      <w:r>
+        <w:rPr>
+          <w:rStyle w:val="SourceText"/>
+        </w:rPr>
+        <w:t>could not tell</w:t>
+      </w:r>
+      <w:r>
+        <w:rPr/>
+        <w:t xml:space="preserve"> (exit 3) means the train state could not be read — the message names the file; nothing is guessed.</w:t>
       </w:r>
     </w:p>
     <w:p>
@@ -4390,6 +4665,119 @@
         <w:numPr>
           <w:ilvl w:val="0"/>
           <w:numId w:val="11"/>
+        </w:numPr>
+        <w:tabs>
+          <w:tab w:val="clear" w:pos="1134"/>
+          <w:tab w:val="left" w:pos="829" w:leader="none"/>
+        </w:tabs>
+        <w:bidi w:val="0"/>
+        <w:ind w:hanging="283" w:left="829"/>
+        <w:jc w:val="left"/>
+        <w:rPr/>
+      </w:pPr>
+      <w:r>
+        <w:rPr>
+          <w:rStyle w:val="Strong"/>
+        </w:rPr>
+        <w:t>Symptom: a lane holds the train and its session died.</w:t>
+      </w:r>
+      <w:r>
+        <w:rPr/>
+        <w:t xml:space="preserve"> </w:t>
+      </w:r>
+      <w:r>
+        <w:rPr>
+          <w:rStyle w:val="SourceText"/>
+        </w:rPr>
+        <w:t>status</w:t>
+      </w:r>
+      <w:r>
+        <w:rPr/>
+        <w:t xml:space="preserve"> prints </w:t>
+      </w:r>
+      <w:r>
+        <w:rPr>
+          <w:rStyle w:val="SourceText"/>
+        </w:rPr>
+        <w:t>stale?:</w:t>
+      </w:r>
+      <w:r>
+        <w:rPr/>
+        <w:t xml:space="preserve"> beside it (worktree missing, head already in the base, held for hours). Nothing releases it automatically, by design. </w:t>
+      </w:r>
+      <w:r>
+        <w:rPr>
+          <w:rStyle w:val="Strong"/>
+        </w:rPr>
+        <w:t>Fix:</w:t>
+      </w:r>
+      <w:r>
+        <w:rPr/>
+        <w:t xml:space="preserve"> once you are sure it is dead: </w:t>
+      </w:r>
+    </w:p>
+    <w:p>
+      <w:pPr>
+        <w:pStyle w:val="PreformattedText"/>
+        <w:bidi w:val="0"/>
+        <w:jc w:val="left"/>
+        <w:rPr/>
+      </w:pPr>
+      <w:r>
+        <w:rPr>
+          <w:rStyle w:val="SourceText"/>
+        </w:rPr>
+        <w:t>python3 "&lt;crew&gt;/hooks/scripts/crew_train.py" --root . release --ticket &lt;id&gt; --force \</w:t>
+      </w:r>
+    </w:p>
+    <w:p>
+      <w:pPr>
+        <w:pStyle w:val="PreformattedText"/>
+        <w:bidi w:val="0"/>
+        <w:jc w:val="left"/>
+        <w:rPr/>
+      </w:pPr>
+      <w:r>
+        <w:rPr>
+          <w:rStyle w:val="SourceText"/>
+        </w:rPr>
+        <w:t xml:space="preserve">  </w:t>
+      </w:r>
+      <w:r>
+        <w:rPr>
+          <w:rStyle w:val="SourceText"/>
+        </w:rPr>
+        <w:t>--by &lt;who&gt; --reason "&lt;why&gt;"</w:t>
+      </w:r>
+    </w:p>
+    <w:p>
+      <w:pPr>
+        <w:pStyle w:val="BodyText"/>
+        <w:bidi w:val="0"/>
+        <w:jc w:val="left"/>
+        <w:rPr/>
+      </w:pPr>
+      <w:r>
+        <w:rPr/>
+        <w:t xml:space="preserve">The release is logged as a </w:t>
+      </w:r>
+      <w:r>
+        <w:rPr>
+          <w:rStyle w:val="SourceText"/>
+        </w:rPr>
+        <w:t>force-release</w:t>
+      </w:r>
+      <w:r>
+        <w:rPr/>
+        <w:t xml:space="preserve"> event that the other lanes see.</w:t>
+      </w:r>
+    </w:p>
+    <w:p>
+      <w:pPr>
+        <w:pStyle w:val="BodyText"/>
+        <w:numPr>
+          <w:ilvl w:val="0"/>
+          <w:numId w:val="12"/>
         </w:numPr>
         <w:tabs>
           <w:tab w:val="clear" w:pos="1134"/>
@@ -4587,7 +4975,7 @@
         <w:pStyle w:val="BodyText"/>
         <w:numPr>
           <w:ilvl w:val="0"/>
-          <w:numId w:val="12"/>
+          <w:numId w:val="13"/>
         </w:numPr>
         <w:tabs>
           <w:tab w:val="clear" w:pos="1134"/>
@@ -4858,349 +5246,6 @@
       <w:r>
         <w:rPr/>
         <w:t xml:space="preserve"> while the bash gate reads the inherited one. </w:t>
-      </w:r>
-    </w:p>
-    <w:p>
-      <w:pPr>
-        <w:pStyle w:val="BodyText"/>
-        <w:numPr>
-          <w:ilvl w:val="0"/>
-          <w:numId w:val="12"/>
-        </w:numPr>
-        <w:tabs>
-          <w:tab w:val="clear" w:pos="1134"/>
-          <w:tab w:val="left" w:pos="829" w:leader="none"/>
-        </w:tabs>
-        <w:bidi w:val="0"/>
-        <w:ind w:hanging="283" w:left="829"/>
-        <w:jc w:val="left"/>
-        <w:rPr/>
-      </w:pPr>
-      <w:r>
-        <w:rPr>
-          <w:rStyle w:val="Strong"/>
-        </w:rPr>
-        <w:t>Symptom: an edit inside Touch is still refused.</w:t>
-      </w:r>
-      <w:r>
-        <w:rPr/>
-        <w:t xml:space="preserve"> </w:t>
-      </w:r>
-      <w:r>
-        <w:rPr>
-          <w:rStyle w:val="Strong"/>
-        </w:rPr>
-        <w:t>Check:</w:t>
-      </w:r>
-      <w:r>
-        <w:rPr/>
-        <w:t xml:space="preserve"> approval status. </w:t>
-      </w:r>
-    </w:p>
-    <w:p>
-      <w:pPr>
-        <w:pStyle w:val="PreformattedText"/>
-        <w:bidi w:val="0"/>
-        <w:jc w:val="left"/>
-        <w:rPr/>
-      </w:pPr>
-      <w:r>
-        <w:rPr>
-          <w:rStyle w:val="SourceText"/>
-        </w:rPr>
-        <w:t>python3 "&lt;crew&gt;/hooks/scripts/crew_ticket.py" status --ticket &lt;id&gt;</w:t>
-      </w:r>
-    </w:p>
-    <w:p>
-      <w:pPr>
-        <w:pStyle w:val="BodyText"/>
-        <w:bidi w:val="0"/>
-        <w:jc w:val="left"/>
-        <w:rPr/>
-      </w:pPr>
-      <w:r>
-        <w:rPr/>
-        <w:t xml:space="preserve">Returns </w:t>
-      </w:r>
-      <w:r>
-        <w:rPr>
-          <w:rStyle w:val="SourceText"/>
-        </w:rPr>
-        <w:t>approved</w:t>
-      </w:r>
-      <w:r>
-        <w:rPr/>
-        <w:t xml:space="preserve"> (both </w:t>
-      </w:r>
-      <w:r>
-        <w:rPr>
-          <w:rStyle w:val="SourceText"/>
-        </w:rPr>
-        <w:t>spec.md</w:t>
-      </w:r>
-      <w:r>
-        <w:rPr/>
-        <w:t xml:space="preserve"> and </w:t>
-      </w:r>
-      <w:r>
-        <w:rPr>
-          <w:rStyle w:val="SourceText"/>
-        </w:rPr>
-        <w:t>plan.md</w:t>
-      </w:r>
-      <w:r>
-        <w:rPr/>
-        <w:t xml:space="preserve"> hash to what was approved), </w:t>
-      </w:r>
-      <w:r>
-        <w:rPr>
-          <w:rStyle w:val="SourceText"/>
-        </w:rPr>
-        <w:t>stale</w:t>
-      </w:r>
-      <w:r>
-        <w:rPr/>
-        <w:t xml:space="preserve"> (either file changed since), or </w:t>
-      </w:r>
-      <w:r>
-        <w:rPr>
-          <w:rStyle w:val="SourceText"/>
-        </w:rPr>
-        <w:t>none</w:t>
-      </w:r>
-      <w:r>
-        <w:rPr/>
-        <w:t xml:space="preserve">. </w:t>
-      </w:r>
-      <w:r>
-        <w:rPr>
-          <w:rStyle w:val="Strong"/>
-        </w:rPr>
-        <w:t>Editing spec.md or plan.md after approval makes the approval stale immediately</w:t>
-      </w:r>
-      <w:r>
-        <w:rPr/>
-        <w:t xml:space="preserve"> — that is deliberate: an edited spec cannot silently widen what the guard accepts. Only a receipt from the user's own prompt counts by default; a </w:t>
-      </w:r>
-      <w:r>
-        <w:rPr>
-          <w:rStyle w:val="SourceText"/>
-        </w:rPr>
-        <w:t>cli</w:t>
-      </w:r>
-      <w:r>
-        <w:rPr/>
-        <w:t xml:space="preserve">-sourced receipt (written by </w:t>
-      </w:r>
-      <w:r>
-        <w:rPr>
-          <w:rStyle w:val="SourceText"/>
-        </w:rPr>
-        <w:t>crew_ticket.py approve</w:t>
-      </w:r>
-      <w:r>
-        <w:rPr/>
-        <w:t xml:space="preserve"> directly, for tests/CI) is accepted only when </w:t>
-      </w:r>
-      <w:r>
-        <w:rPr>
-          <w:rStyle w:val="SourceText"/>
-        </w:rPr>
-        <w:t>.crew/config.json</w:t>
-      </w:r>
-      <w:r>
-        <w:rPr/>
-        <w:t xml:space="preserve"> sets </w:t>
-      </w:r>
-      <w:r>
-        <w:rPr>
-          <w:rStyle w:val="SourceText"/>
-        </w:rPr>
-        <w:t>scope.allowCliApproval: true</w:t>
-      </w:r>
-      <w:r>
-        <w:rPr/>
-        <w:t xml:space="preserve">, and an </w:t>
-      </w:r>
-      <w:r>
-        <w:rPr>
-          <w:rStyle w:val="SourceText"/>
-        </w:rPr>
-        <w:t>autopilot</w:t>
-      </w:r>
-      <w:r>
-        <w:rPr/>
-        <w:t xml:space="preserve"> receipt (from </w:t>
-      </w:r>
-      <w:r>
-        <w:rPr>
-          <w:rStyle w:val="SourceText"/>
-        </w:rPr>
-        <w:t>crew_autopilot.py approve</w:t>
-      </w:r>
-      <w:r>
-        <w:rPr/>
-        <w:t xml:space="preserve">) only while that is true and </w:t>
-      </w:r>
-      <w:r>
-        <w:rPr>
-          <w:rStyle w:val="SourceText"/>
-        </w:rPr>
-        <w:t>autopilot.approval</w:t>
-      </w:r>
-      <w:r>
-        <w:rPr/>
-        <w:t xml:space="preserve"> still allows it. That includes a receipt written inside an </w:t>
-      </w:r>
-      <w:r>
-        <w:rPr>
-          <w:rStyle w:val="SourceText"/>
-        </w:rPr>
-        <w:t>autopilot.sleep.schedule</w:t>
-      </w:r>
-      <w:r>
-        <w:rPr/>
-        <w:t xml:space="preserve"> window under </w:t>
-      </w:r>
-      <w:r>
-        <w:rPr>
-          <w:rStyle w:val="SourceText"/>
-        </w:rPr>
-        <w:t>autopilot.sleep.approval</w:t>
-      </w:r>
-      <w:r>
-        <w:rPr/>
-        <w:t xml:space="preserve">: once the window ends, the day value decides, and it may not allow it. The same holds for a manual </w:t>
-      </w:r>
-      <w:r>
-        <w:rPr>
-          <w:rStyle w:val="SourceText"/>
-        </w:rPr>
-        <w:t>/crew:autopilot sleep</w:t>
-      </w:r>
-      <w:r>
-        <w:rPr/>
-        <w:t xml:space="preserve"> once its </w:t>
-      </w:r>
-      <w:r>
-        <w:rPr>
-          <w:rStyle w:val="SourceText"/>
-        </w:rPr>
-        <w:t>until</w:t>
-      </w:r>
-      <w:r>
-        <w:rPr/>
-        <w:t xml:space="preserve"> passes. If </w:t>
-      </w:r>
-      <w:r>
-        <w:rPr>
-          <w:rStyle w:val="SourceText"/>
-        </w:rPr>
-        <w:t>settings</w:t>
-      </w:r>
-      <w:r>
-        <w:rPr/>
-        <w:t xml:space="preserve"> prints </w:t>
-      </w:r>
-      <w:r>
-        <w:rPr>
-          <w:rStyle w:val="SourceText"/>
-        </w:rPr>
-        <w:t>sleep=unknown source=manual</w:t>
-      </w:r>
-      <w:r>
-        <w:rPr/>
-        <w:t xml:space="preserve">, </w:t>
-      </w:r>
-      <w:r>
-        <w:rPr>
-          <w:rStyle w:val="SourceText"/>
-        </w:rPr>
-        <w:t>&lt;git-common-dir&gt;/crew/autopilot-sleep.json</w:t>
-      </w:r>
-      <w:r>
-        <w:rPr/>
-        <w:t xml:space="preserve"> could not be trusted (the warning names why): the stricter value applies per key until </w:t>
-      </w:r>
-      <w:r>
-        <w:rPr>
-          <w:rStyle w:val="SourceText"/>
-        </w:rPr>
-        <w:t>/crew:autopilot wake</w:t>
-      </w:r>
-      <w:r>
-        <w:rPr/>
-        <w:t xml:space="preserve"> removes or replaces it. </w:t>
-      </w:r>
-      <w:r>
-        <w:rPr>
-          <w:rStyle w:val="Strong"/>
-        </w:rPr>
-        <w:t>Fix:</w:t>
-      </w:r>
-      <w:r>
-        <w:rPr/>
-        <w:t xml:space="preserve"> re-approve. The user types </w:t>
-      </w:r>
-      <w:r>
-        <w:rPr>
-          <w:rStyle w:val="SourceText"/>
-        </w:rPr>
-        <w:t>/crew:approve &lt;id&gt;</w:t>
-      </w:r>
-      <w:r>
-        <w:rPr/>
-        <w:t xml:space="preserve"> again — the only other route is </w:t>
-      </w:r>
-      <w:r>
-        <w:rPr>
-          <w:rStyle w:val="SourceText"/>
-        </w:rPr>
-        <w:t>/crew:autopilot</w:t>
-      </w:r>
-      <w:r>
-        <w:rPr/>
-        <w:t xml:space="preserve"> under an opted-in </w:t>
-      </w:r>
-      <w:r>
-        <w:rPr>
-          <w:rStyle w:val="SourceText"/>
-        </w:rPr>
-        <w:t>autopilot.approval</w:t>
-      </w:r>
-      <w:r>
-        <w:rPr/>
-        <w:t xml:space="preserve">; </w:t>
-      </w:r>
-      <w:r>
-        <w:rPr>
-          <w:rStyle w:val="SourceText"/>
-        </w:rPr>
-        <w:t>scope_guard.py</w:t>
-      </w:r>
-      <w:r>
-        <w:rPr/>
-        <w:t xml:space="preserve"> refuses a Write/Edit under </w:t>
-      </w:r>
-      <w:r>
-        <w:rPr>
-          <w:rStyle w:val="SourceText"/>
-        </w:rPr>
-        <w:t>&lt;git-common-dir&gt;/crew/</w:t>
-      </w:r>
-      <w:r>
-        <w:rPr/>
-        <w:t xml:space="preserve"> in every mode but </w:t>
-      </w:r>
-      <w:r>
-        <w:rPr>
-          <w:rStyle w:val="SourceText"/>
-        </w:rPr>
-        <w:t>off</w:t>
-      </w:r>
-      <w:r>
-        <w:rPr/>
-        <w:t>, so a session cannot forge or refresh its own approval.</w:t>
       </w:r>
     </w:p>
     <w:p>
@@ -5223,7 +5268,7 @@
         <w:rPr>
           <w:rStyle w:val="Strong"/>
         </w:rPr>
-        <w:t>Symptom: you need to touch one more path mid-ticket.</w:t>
+        <w:t>Symptom: an edit inside Touch is still refused.</w:t>
       </w:r>
       <w:r>
         <w:rPr/>
@@ -5233,296 +5278,11 @@
         <w:rPr>
           <w:rStyle w:val="Strong"/>
         </w:rPr>
-        <w:t>Fix:</w:t>
-      </w:r>
-      <w:r>
-        <w:rPr/>
-        <w:t xml:space="preserve"> amend </w:t>
-      </w:r>
-      <w:r>
-        <w:rPr>
-          <w:rStyle w:val="SourceText"/>
-        </w:rPr>
-        <w:t>spec.md</w:t>
-      </w:r>
-      <w:r>
-        <w:rPr/>
-        <w:t xml:space="preserve">'s </w:t>
-      </w:r>
-      <w:r>
-        <w:rPr>
-          <w:rStyle w:val="SourceText"/>
-        </w:rPr>
-        <w:t>## Touch</w:t>
-      </w:r>
-      <w:r>
-        <w:rPr/>
-        <w:t xml:space="preserve"> (widen it), then approve again. There is no partial-approve; amending scope is edit-then-approve, same as any other spec change.</w:t>
-      </w:r>
-    </w:p>
-    <w:p>
-      <w:pPr>
-        <w:pStyle w:val="BodyText"/>
-        <w:numPr>
-          <w:ilvl w:val="0"/>
-          <w:numId w:val="13"/>
-        </w:numPr>
-        <w:tabs>
-          <w:tab w:val="clear" w:pos="1134"/>
-          <w:tab w:val="left" w:pos="829" w:leader="none"/>
-        </w:tabs>
-        <w:bidi w:val="0"/>
-        <w:ind w:hanging="283" w:left="829"/>
-        <w:jc w:val="left"/>
-        <w:rPr/>
-      </w:pPr>
-      <w:r>
-        <w:rPr>
-          <w:rStyle w:val="Strong"/>
-        </w:rPr>
-        <w:t xml:space="preserve">Symptom: </w:t>
-      </w:r>
-      <w:r>
-        <w:rPr>
-          <w:rStyle w:val="SourceText"/>
-        </w:rPr>
-        <w:t>/crew:done</w:t>
-      </w:r>
-      <w:r>
-        <w:rPr>
-          <w:rStyle w:val="Strong"/>
-        </w:rPr>
-        <w:t xml:space="preserve"> refuses on "out of scope" for a file the edit guard never saw.</w:t>
-      </w:r>
-      <w:r>
-        <w:rPr/>
-        <w:t xml:space="preserve"> This is the Stop-time completion audit (</w:t>
-      </w:r>
-      <w:r>
-        <w:rPr>
-          <w:rStyle w:val="SourceText"/>
-        </w:rPr>
-        <w:t>completion_audit.py</w:t>
-      </w:r>
-      <w:r>
-        <w:rPr/>
-        <w:t xml:space="preserve">), not the edit guard. The edit guard only sees </w:t>
-      </w:r>
-      <w:r>
-        <w:rPr>
-          <w:rStyle w:val="SourceText"/>
-        </w:rPr>
-        <w:t>Write</w:t>
-      </w:r>
-      <w:r>
-        <w:rPr/>
-        <w:t>/</w:t>
-      </w:r>
-      <w:r>
-        <w:rPr>
-          <w:rStyle w:val="SourceText"/>
-        </w:rPr>
-        <w:t>Edit</w:t>
-      </w:r>
-      <w:r>
-        <w:rPr/>
-        <w:t>/</w:t>
-      </w:r>
-      <w:r>
-        <w:rPr>
-          <w:rStyle w:val="SourceText"/>
-        </w:rPr>
-        <w:t>MultiEdit</w:t>
-      </w:r>
-      <w:r>
-        <w:rPr/>
-        <w:t>/</w:t>
-      </w:r>
-      <w:r>
-        <w:rPr>
-          <w:rStyle w:val="SourceText"/>
-        </w:rPr>
-        <w:t>NotebookEdit</w:t>
-      </w:r>
-      <w:r>
-        <w:rPr/>
-        <w:t xml:space="preserve"> tool calls; a </w:t>
-      </w:r>
-      <w:r>
-        <w:rPr>
-          <w:rStyle w:val="SourceText"/>
-        </w:rPr>
-        <w:t>sed -i</w:t>
-      </w:r>
-      <w:r>
-        <w:rPr/>
-        <w:t xml:space="preserve">, a redirect, a formatter or a </w:t>
-      </w:r>
-      <w:r>
-        <w:rPr>
-          <w:rStyle w:val="SourceText"/>
-        </w:rPr>
-        <w:t>git mv</w:t>
-      </w:r>
-      <w:r>
-        <w:rPr/>
-        <w:t xml:space="preserve"> never reaches it. The audit instead diffs the </w:t>
-      </w:r>
-      <w:r>
-        <w:rPr>
-          <w:rStyle w:val="Strong"/>
-        </w:rPr>
-        <w:t>whole working tree</w:t>
-      </w:r>
-      <w:r>
-        <w:rPr/>
-        <w:t xml:space="preserve"> against the ticket's scope base (</w:t>
-      </w:r>
-      <w:r>
-        <w:rPr>
-          <w:rStyle w:val="SourceText"/>
-        </w:rPr>
-        <w:t>scope_base.resolve</w:t>
-      </w:r>
-      <w:r>
-        <w:rPr/>
-        <w:t xml:space="preserve"> — the commit the ticket started from) across committed, staged, unstaged and untracked changes, so a shell-made write is caught here even though nothing blocked it at the time. A file byte-identical to main as last merged is not counted; a </w:t>
-      </w:r>
-      <w:r>
-        <w:rPr>
-          <w:rStyle w:val="SourceText"/>
-        </w:rPr>
-        <w:t>merged main: could not tell</w:t>
-      </w:r>
-      <w:r>
-        <w:rPr/>
-        <w:t xml:space="preserve"> line (a detached HEAD, none of </w:t>
-      </w:r>
-      <w:r>
-        <w:rPr>
-          <w:rStyle w:val="SourceText"/>
-        </w:rPr>
-        <w:t>origin/HEAD</w:t>
-      </w:r>
-      <w:r>
-        <w:rPr/>
-        <w:t xml:space="preserve">, </w:t>
-      </w:r>
-      <w:r>
-        <w:rPr>
-          <w:rStyle w:val="SourceText"/>
-        </w:rPr>
-        <w:t>origin/main</w:t>
-      </w:r>
-      <w:r>
-        <w:rPr/>
-        <w:t xml:space="preserve"> and </w:t>
-      </w:r>
-      <w:r>
-        <w:rPr>
-          <w:rStyle w:val="SourceText"/>
-        </w:rPr>
-        <w:t>main</w:t>
-      </w:r>
-      <w:r>
-        <w:rPr/>
-        <w:t xml:space="preserve"> naming a commit, or a git error) means every merged-in file was counted, so check out the ticket branch and rerun. A missing </w:t>
-      </w:r>
-      <w:r>
-        <w:rPr>
-          <w:rStyle w:val="SourceText"/>
-        </w:rPr>
-        <w:t>origin/main</w:t>
-      </w:r>
-      <w:r>
-        <w:rPr/>
-        <w:t xml:space="preserve"> alone is not that: a local </w:t>
-      </w:r>
-      <w:r>
-        <w:rPr>
-          <w:rStyle w:val="SourceText"/>
-        </w:rPr>
-        <w:t>main</w:t>
-      </w:r>
-      <w:r>
-        <w:rPr/>
-        <w:t xml:space="preserve"> is used instead. An untracked merged-in file (after </w:t>
-      </w:r>
-      <w:r>
-        <w:rPr>
-          <w:rStyle w:val="SourceText"/>
-        </w:rPr>
-        <w:t>git rm --cached</w:t>
-      </w:r>
-      <w:r>
-        <w:rPr/>
-        <w:t xml:space="preserve">) is main's only when </w:t>
-      </w:r>
-      <w:r>
-        <w:rPr>
-          <w:rStyle w:val="SourceText"/>
-        </w:rPr>
-        <w:t>git add</w:t>
-      </w:r>
-      <w:r>
-        <w:rPr/>
-        <w:t xml:space="preserve"> would record it identically: with </w:t>
-      </w:r>
-      <w:r>
-        <w:rPr>
-          <w:rStyle w:val="SourceText"/>
-        </w:rPr>
-        <w:t>core.fileMode=false</w:t>
-      </w:r>
-      <w:r>
-        <w:rPr/>
-        <w:t xml:space="preserve"> its execute bit is ignored, as git ignores it. On the review side, </w:t>
-      </w:r>
-      <w:r>
-        <w:rPr>
-          <w:rStyle w:val="SourceText"/>
-        </w:rPr>
-        <w:t>diffed-from-merged=could-not-tell</w:t>
-      </w:r>
-      <w:r>
-        <w:rPr/>
-        <w:t xml:space="preserve"> (or </w:t>
-      </w:r>
-      <w:r>
-        <w:rPr>
-          <w:rStyle w:val="SourceText"/>
-        </w:rPr>
-        <w:t>fork: could not tell</w:t>
-      </w:r>
-      <w:r>
-        <w:rPr/>
-        <w:t xml:space="preserve"> from </w:t>
-      </w:r>
-      <w:r>
-        <w:rPr>
-          <w:rStyle w:val="SourceText"/>
-        </w:rPr>
-        <w:t>--check-receipt</w:t>
-      </w:r>
-      <w:r>
-        <w:rPr/>
-        <w:t xml:space="preserve">) means </w:t>
-      </w:r>
-      <w:r>
-        <w:rPr>
-          <w:rStyle w:val="SourceText"/>
-        </w:rPr>
-        <w:t>git merge-base &lt;start&gt; &lt;merged&gt;</w:t>
-      </w:r>
-      <w:r>
-        <w:rPr/>
-        <w:t xml:space="preserve"> gave no answer, so a file main also changed shows main's lines as the ticket's: fetch, check the start commit still exists, and rebuild. </w:t>
-      </w:r>
-      <w:r>
-        <w:rPr>
-          <w:rStyle w:val="Strong"/>
-        </w:rPr>
-        <w:t>Check it directly, without waiting for a Stop:</w:t>
+        <w:t>Check:</w:t>
+      </w:r>
+      <w:r>
+        <w:rPr/>
+        <w:t xml:space="preserve"> approval status. </w:t>
       </w:r>
     </w:p>
     <w:p>
@@ -5536,7 +5296,7 @@
         <w:rPr>
           <w:rStyle w:val="SourceText"/>
         </w:rPr>
-        <w:t>python3 "&lt;crew&gt;/hooks/scripts/completion_audit.py" --check --ticket &lt;id&gt;</w:t>
+        <w:t>python3 "&lt;crew&gt;/hooks/scripts/crew_ticket.py" status --ticket &lt;id&gt;</w:t>
       </w:r>
     </w:p>
     <w:p>
@@ -5547,34 +5307,288 @@
         <w:rPr/>
       </w:pPr>
       <w:r>
+        <w:rPr/>
+        <w:t xml:space="preserve">Returns </w:t>
+      </w:r>
+      <w:r>
+        <w:rPr>
+          <w:rStyle w:val="SourceText"/>
+        </w:rPr>
+        <w:t>approved</w:t>
+      </w:r>
+      <w:r>
+        <w:rPr/>
+        <w:t xml:space="preserve"> (both </w:t>
+      </w:r>
+      <w:r>
+        <w:rPr>
+          <w:rStyle w:val="SourceText"/>
+        </w:rPr>
+        <w:t>spec.md</w:t>
+      </w:r>
+      <w:r>
+        <w:rPr/>
+        <w:t xml:space="preserve"> and </w:t>
+      </w:r>
+      <w:r>
+        <w:rPr>
+          <w:rStyle w:val="SourceText"/>
+        </w:rPr>
+        <w:t>plan.md</w:t>
+      </w:r>
+      <w:r>
+        <w:rPr/>
+        <w:t xml:space="preserve"> hash to what was approved), </w:t>
+      </w:r>
+      <w:r>
+        <w:rPr>
+          <w:rStyle w:val="SourceText"/>
+        </w:rPr>
+        <w:t>stale</w:t>
+      </w:r>
+      <w:r>
+        <w:rPr/>
+        <w:t xml:space="preserve"> (either file changed since), or </w:t>
+      </w:r>
+      <w:r>
+        <w:rPr>
+          <w:rStyle w:val="SourceText"/>
+        </w:rPr>
+        <w:t>none</w:t>
+      </w:r>
+      <w:r>
+        <w:rPr/>
+        <w:t xml:space="preserve">. </w:t>
+      </w:r>
+      <w:r>
         <w:rPr>
           <w:rStyle w:val="Strong"/>
         </w:rPr>
+        <w:t>Editing spec.md or plan.md after approval makes the approval stale immediately</w:t>
+      </w:r>
+      <w:r>
+        <w:rPr/>
+        <w:t xml:space="preserve"> — that is deliberate: an edited spec cannot silently widen what the guard accepts. Only a receipt from the user's own prompt counts by default; a </w:t>
+      </w:r>
+      <w:r>
+        <w:rPr>
+          <w:rStyle w:val="SourceText"/>
+        </w:rPr>
+        <w:t>cli</w:t>
+      </w:r>
+      <w:r>
+        <w:rPr/>
+        <w:t xml:space="preserve">-sourced receipt (written by </w:t>
+      </w:r>
+      <w:r>
+        <w:rPr>
+          <w:rStyle w:val="SourceText"/>
+        </w:rPr>
+        <w:t>crew_ticket.py approve</w:t>
+      </w:r>
+      <w:r>
+        <w:rPr/>
+        <w:t xml:space="preserve"> directly, for tests/CI) is accepted only when </w:t>
+      </w:r>
+      <w:r>
+        <w:rPr>
+          <w:rStyle w:val="SourceText"/>
+        </w:rPr>
+        <w:t>.crew/config.json</w:t>
+      </w:r>
+      <w:r>
+        <w:rPr/>
+        <w:t xml:space="preserve"> sets </w:t>
+      </w:r>
+      <w:r>
+        <w:rPr>
+          <w:rStyle w:val="SourceText"/>
+        </w:rPr>
+        <w:t>scope.allowCliApproval: true</w:t>
+      </w:r>
+      <w:r>
+        <w:rPr/>
+        <w:t xml:space="preserve">, and an </w:t>
+      </w:r>
+      <w:r>
+        <w:rPr>
+          <w:rStyle w:val="SourceText"/>
+        </w:rPr>
+        <w:t>autopilot</w:t>
+      </w:r>
+      <w:r>
+        <w:rPr/>
+        <w:t xml:space="preserve"> receipt (from </w:t>
+      </w:r>
+      <w:r>
+        <w:rPr>
+          <w:rStyle w:val="SourceText"/>
+        </w:rPr>
+        <w:t>crew_autopilot.py approve</w:t>
+      </w:r>
+      <w:r>
+        <w:rPr/>
+        <w:t xml:space="preserve">) only while that is true and </w:t>
+      </w:r>
+      <w:r>
+        <w:rPr>
+          <w:rStyle w:val="SourceText"/>
+        </w:rPr>
+        <w:t>autopilot.approval</w:t>
+      </w:r>
+      <w:r>
+        <w:rPr/>
+        <w:t xml:space="preserve"> still allows it. That includes a receipt written inside an </w:t>
+      </w:r>
+      <w:r>
+        <w:rPr>
+          <w:rStyle w:val="SourceText"/>
+        </w:rPr>
+        <w:t>autopilot.sleep.schedule</w:t>
+      </w:r>
+      <w:r>
+        <w:rPr/>
+        <w:t xml:space="preserve"> window under </w:t>
+      </w:r>
+      <w:r>
+        <w:rPr>
+          <w:rStyle w:val="SourceText"/>
+        </w:rPr>
+        <w:t>autopilot.sleep.approval</w:t>
+      </w:r>
+      <w:r>
+        <w:rPr/>
+        <w:t xml:space="preserve">: once the window ends, the day value decides, and it may not allow it. The same holds for a manual </w:t>
+      </w:r>
+      <w:r>
+        <w:rPr>
+          <w:rStyle w:val="SourceText"/>
+        </w:rPr>
+        <w:t>/crew:autopilot sleep</w:t>
+      </w:r>
+      <w:r>
+        <w:rPr/>
+        <w:t xml:space="preserve"> once its </w:t>
+      </w:r>
+      <w:r>
+        <w:rPr>
+          <w:rStyle w:val="SourceText"/>
+        </w:rPr>
+        <w:t>until</w:t>
+      </w:r>
+      <w:r>
+        <w:rPr/>
+        <w:t xml:space="preserve"> passes. If </w:t>
+      </w:r>
+      <w:r>
+        <w:rPr>
+          <w:rStyle w:val="SourceText"/>
+        </w:rPr>
+        <w:t>settings</w:t>
+      </w:r>
+      <w:r>
+        <w:rPr/>
+        <w:t xml:space="preserve"> prints </w:t>
+      </w:r>
+      <w:r>
+        <w:rPr>
+          <w:rStyle w:val="SourceText"/>
+        </w:rPr>
+        <w:t>sleep=unknown source=manual</w:t>
+      </w:r>
+      <w:r>
+        <w:rPr/>
+        <w:t xml:space="preserve">, </w:t>
+      </w:r>
+      <w:r>
+        <w:rPr>
+          <w:rStyle w:val="SourceText"/>
+        </w:rPr>
+        <w:t>&lt;git-common-dir&gt;/crew/autopilot-sleep.json</w:t>
+      </w:r>
+      <w:r>
+        <w:rPr/>
+        <w:t xml:space="preserve"> could not be trusted (the warning names why): the stricter value applies per key until </w:t>
+      </w:r>
+      <w:r>
+        <w:rPr>
+          <w:rStyle w:val="SourceText"/>
+        </w:rPr>
+        <w:t>/crew:autopilot wake</w:t>
+      </w:r>
+      <w:r>
+        <w:rPr/>
+        <w:t xml:space="preserve"> removes or replaces it. </w:t>
+      </w:r>
+      <w:r>
+        <w:rPr>
+          <w:rStyle w:val="Strong"/>
+        </w:rPr>
         <w:t>Fix:</w:t>
       </w:r>
       <w:r>
         <w:rPr/>
-        <w:t xml:space="preserve"> either the path genuinely needs to be in scope (widen Touch and re-approve), or revert the out-of-scope change. Files git ignores (including everything under </w:t>
-      </w:r>
-      <w:r>
-        <w:rPr>
-          <w:rStyle w:val="SourceText"/>
-        </w:rPr>
-        <w:t>.crew/</w:t>
-      </w:r>
-      <w:r>
-        <w:rPr/>
-        <w:t xml:space="preserve">) and </w:t>
-      </w:r>
-      <w:r>
-        <w:rPr>
-          <w:rStyle w:val="SourceText"/>
-        </w:rPr>
-        <w:t>.work/</w:t>
-      </w:r>
-      <w:r>
-        <w:rPr/>
-        <w:t xml:space="preserve"> itself are outside what the audit can see at all — that is by design, not a gap to work around.</w:t>
+        <w:t xml:space="preserve"> re-approve. The user types </w:t>
+      </w:r>
+      <w:r>
+        <w:rPr>
+          <w:rStyle w:val="SourceText"/>
+        </w:rPr>
+        <w:t>/crew:approve &lt;id&gt;</w:t>
+      </w:r>
+      <w:r>
+        <w:rPr/>
+        <w:t xml:space="preserve"> again — the only other route is </w:t>
+      </w:r>
+      <w:r>
+        <w:rPr>
+          <w:rStyle w:val="SourceText"/>
+        </w:rPr>
+        <w:t>/crew:autopilot</w:t>
+      </w:r>
+      <w:r>
+        <w:rPr/>
+        <w:t xml:space="preserve"> under an opted-in </w:t>
+      </w:r>
+      <w:r>
+        <w:rPr>
+          <w:rStyle w:val="SourceText"/>
+        </w:rPr>
+        <w:t>autopilot.approval</w:t>
+      </w:r>
+      <w:r>
+        <w:rPr/>
+        <w:t xml:space="preserve">; </w:t>
+      </w:r>
+      <w:r>
+        <w:rPr>
+          <w:rStyle w:val="SourceText"/>
+        </w:rPr>
+        <w:t>scope_guard.py</w:t>
+      </w:r>
+      <w:r>
+        <w:rPr/>
+        <w:t xml:space="preserve"> refuses a Write/Edit under </w:t>
+      </w:r>
+      <w:r>
+        <w:rPr>
+          <w:rStyle w:val="SourceText"/>
+        </w:rPr>
+        <w:t>&lt;git-common-dir&gt;/crew/</w:t>
+      </w:r>
+      <w:r>
+        <w:rPr/>
+        <w:t xml:space="preserve"> in every mode but </w:t>
+      </w:r>
+      <w:r>
+        <w:rPr>
+          <w:rStyle w:val="SourceText"/>
+        </w:rPr>
+        <w:t>off</w:t>
+      </w:r>
+      <w:r>
+        <w:rPr/>
+        <w:t>, so a session cannot forge or refresh its own approval.</w:t>
       </w:r>
     </w:p>
     <w:p>
@@ -5597,185 +5611,41 @@
         <w:rPr>
           <w:rStyle w:val="Strong"/>
         </w:rPr>
-        <w:t xml:space="preserve">Symptom: the scope base is the merge-base with </w:t>
-      </w:r>
-      <w:r>
-        <w:rPr>
-          <w:rStyle w:val="SourceText"/>
-        </w:rPr>
-        <w:t>main</w:t>
+        <w:t>Symptom: you need to touch one more path mid-ticket.</w:t>
+      </w:r>
+      <w:r>
+        <w:rPr/>
+        <w:t xml:space="preserve"> </w:t>
       </w:r>
       <w:r>
         <w:rPr>
           <w:rStyle w:val="Strong"/>
         </w:rPr>
-        <w:t xml:space="preserve"> on a repo whose branches come from </w:t>
-      </w:r>
-      <w:r>
-        <w:rPr>
-          <w:rStyle w:val="SourceText"/>
-        </w:rPr>
-        <w:t>development</w:t>
-      </w:r>
-      <w:r>
-        <w:rPr>
-          <w:rStyle w:val="Strong"/>
-        </w:rPr>
-        <w:t>.</w:t>
-      </w:r>
-      <w:r>
-        <w:rPr/>
-        <w:t xml:space="preserve"> </w:t>
-      </w:r>
-      <w:r>
-        <w:rPr>
-          <w:rStyle w:val="SourceText"/>
-        </w:rPr>
-        <w:t>scope_base.py --record</w:t>
-      </w:r>
-      <w:r>
-        <w:rPr/>
-        <w:t xml:space="preserve"> says "(fallback) recorded ... the merge-base with origin/main", and the review bundle or the completion audit lists hundreds of files the ticket never touched. With no </w:t>
-      </w:r>
-      <w:r>
-        <w:rPr>
-          <w:rStyle w:val="SourceText"/>
-        </w:rPr>
-        <w:t>tickets.baseBranch</w:t>
-      </w:r>
-      <w:r>
-        <w:rPr/>
-        <w:t xml:space="preserve">, the base branch is </w:t>
-      </w:r>
-      <w:r>
-        <w:rPr>
-          <w:rStyle w:val="SourceText"/>
-        </w:rPr>
-        <w:t>origin/HEAD</w:t>
-      </w:r>
-      <w:r>
-        <w:rPr/>
-        <w:t xml:space="preserve">'s target, then </w:t>
-      </w:r>
-      <w:r>
-        <w:rPr>
-          <w:rStyle w:val="SourceText"/>
-        </w:rPr>
-        <w:t>origin/main</w:t>
-      </w:r>
-      <w:r>
-        <w:rPr/>
-        <w:t xml:space="preserve">, then </w:t>
-      </w:r>
-      <w:r>
-        <w:rPr>
-          <w:rStyle w:val="SourceText"/>
-        </w:rPr>
-        <w:t>main</w:t>
-      </w:r>
-      <w:r>
-        <w:rPr/>
-        <w:t xml:space="preserve">, so a branch cut from </w:t>
-      </w:r>
-      <w:r>
-        <w:rPr>
-          <w:rStyle w:val="SourceText"/>
-        </w:rPr>
-        <w:t>development</w:t>
-      </w:r>
-      <w:r>
-        <w:rPr/>
-        <w:t xml:space="preserve"> is measured against </w:t>
-      </w:r>
-      <w:r>
-        <w:rPr>
-          <w:rStyle w:val="SourceText"/>
-        </w:rPr>
-        <w:t>main</w:t>
-      </w:r>
-      <w:r>
-        <w:rPr/>
-        <w:t xml:space="preserve"> and the whole integration branch looks like this ticket's change. </w:t>
-      </w:r>
-      <w:r>
-        <w:rPr>
-          <w:rStyle w:val="Strong"/>
-        </w:rPr>
         <w:t>Fix:</w:t>
       </w:r>
       <w:r>
         <w:rPr/>
-        <w:t xml:space="preserve"> set </w:t>
-      </w:r>
-      <w:r>
-        <w:rPr>
-          <w:rStyle w:val="SourceText"/>
-        </w:rPr>
-        <w:t>"tickets": {"baseBranch": "development"}</w:t>
-      </w:r>
-      <w:r>
-        <w:rPr/>
-        <w:t xml:space="preserve"> in the repo's </w:t>
-      </w:r>
-      <w:r>
-        <w:rPr>
-          <w:rStyle w:val="SourceText"/>
-        </w:rPr>
-        <w:t>.crew/config.json</w:t>
-      </w:r>
-      <w:r>
-        <w:rPr/>
-        <w:t xml:space="preserve">, then </w:t>
-      </w:r>
-      <w:r>
-        <w:rPr>
-          <w:rStyle w:val="SourceText"/>
-        </w:rPr>
-        <w:t>scope_base.py --root . --record &lt;id&gt;</w:t>
-      </w:r>
-      <w:r>
-        <w:rPr/>
-        <w:t xml:space="preserve">. A fallback recorded against the old branch is re-derived ("re-derived ... was a merge-base guess against origin/main"); an exact record is never moved. A value that names no commit here, or a config that does not parse, reads as </w:t>
-      </w:r>
-      <w:r>
-        <w:rPr>
-          <w:rStyle w:val="Strong"/>
-        </w:rPr>
-        <w:t>could not tell</w:t>
-      </w:r>
-      <w:r>
-        <w:rPr/>
-        <w:t xml:space="preserve">: </w:t>
-      </w:r>
-      <w:r>
-        <w:rPr>
-          <w:rStyle w:val="SourceText"/>
-        </w:rPr>
-        <w:t>--record</w:t>
-      </w:r>
-      <w:r>
-        <w:rPr/>
-        <w:t xml:space="preserve"> exits 1, </w:t>
-      </w:r>
-      <w:r>
-        <w:rPr>
-          <w:rStyle w:val="SourceText"/>
-        </w:rPr>
-        <w:t>--base</w:t>
-      </w:r>
-      <w:r>
-        <w:rPr/>
-        <w:t xml:space="preserve"> exits 3 with nothing on stdout, and the audit fails. It never falls back to </w:t>
-      </w:r>
-      <w:r>
-        <w:rPr>
-          <w:rStyle w:val="SourceText"/>
-        </w:rPr>
-        <w:t>origin/HEAD</w:t>
-      </w:r>
-      <w:r>
-        <w:rPr/>
-        <w:t xml:space="preserve"> silently. Fix the value; do not unset it to make the error go away.</w:t>
+        <w:t xml:space="preserve"> amend </w:t>
+      </w:r>
+      <w:r>
+        <w:rPr>
+          <w:rStyle w:val="SourceText"/>
+        </w:rPr>
+        <w:t>spec.md</w:t>
+      </w:r>
+      <w:r>
+        <w:rPr/>
+        <w:t xml:space="preserve">'s </w:t>
+      </w:r>
+      <w:r>
+        <w:rPr>
+          <w:rStyle w:val="SourceText"/>
+        </w:rPr>
+        <w:t>## Touch</w:t>
+      </w:r>
+      <w:r>
+        <w:rPr/>
+        <w:t xml:space="preserve"> (widen it), then approve again. There is no partial-approve; amending scope is edit-then-approve, same as any other spec change.</w:t>
       </w:r>
     </w:p>
     <w:p>
@@ -5796,311 +5666,265 @@
       </w:pPr>
       <w:r>
         <w:rPr>
-          <w:rStyle w:val="SourceText"/>
-        </w:rPr>
-        <w:t>scope.mode</w:t>
-      </w:r>
-      <w:r>
-        <w:rPr>
           <w:rStyle w:val="Strong"/>
         </w:rPr>
-        <w:t xml:space="preserve"> values, and what "auto" means:</w:t>
-      </w:r>
-      <w:r>
-        <w:rPr/>
-        <w:t xml:space="preserve"> </w:t>
-      </w:r>
-      <w:r>
-        <w:rPr>
-          <w:rStyle w:val="SourceText"/>
-        </w:rPr>
-        <w:t>off</w:t>
-      </w:r>
-      <w:r>
-        <w:rPr/>
-        <w:t xml:space="preserve"> (hooks do nothing, the default), </w:t>
-      </w:r>
-      <w:r>
-        <w:rPr>
-          <w:rStyle w:val="SourceText"/>
-        </w:rPr>
-        <w:t>report</w:t>
-      </w:r>
-      <w:r>
-        <w:rPr/>
-        <w:t xml:space="preserve"> (allows everything, logs the row to </w:t>
-      </w:r>
-      <w:r>
-        <w:rPr>
-          <w:rStyle w:val="SourceText"/>
-        </w:rPr>
-        <w:t>.crew/guard.log</w:t>
-      </w:r>
-      <w:r>
-        <w:rPr/>
-        <w:t xml:space="preserve">), </w:t>
-      </w:r>
-      <w:r>
-        <w:rPr>
-          <w:rStyle w:val="SourceText"/>
-        </w:rPr>
-        <w:t>block</w:t>
-      </w:r>
-      <w:r>
-        <w:rPr/>
-        <w:t xml:space="preserve"> (refuses out-of-scope writes and fails the completion audit), </w:t>
-      </w:r>
-      <w:r>
-        <w:rPr>
-          <w:rStyle w:val="SourceText"/>
-        </w:rPr>
-        <w:t>auto</w:t>
-      </w:r>
-      <w:r>
-        <w:rPr/>
-        <w:t xml:space="preserve"> (</w:t>
-      </w:r>
-      <w:r>
-        <w:rPr>
-          <w:rStyle w:val="SourceText"/>
-        </w:rPr>
-        <w:t>report</w:t>
-      </w:r>
-      <w:r>
-        <w:rPr/>
-        <w:t xml:space="preserve"> for the first ten tickets approved in this repo, then </w:t>
-      </w:r>
-      <w:r>
-        <w:rPr>
-          <w:rStyle w:val="SourceText"/>
-        </w:rPr>
-        <w:t>block</w:t>
-      </w:r>
-      <w:r>
-        <w:rPr/>
-        <w:t xml:space="preserve">). A config file that exists but fails to parse, or names an unknown mode, resolves to </w:t>
-      </w:r>
-      <w:r>
-        <w:rPr>
-          <w:rStyle w:val="SourceText"/>
-        </w:rPr>
-        <w:t>block</w:t>
-      </w:r>
-      <w:r>
-        <w:rPr/>
-        <w:t xml:space="preserve"> and says so — the unknown never collapses into the permissive value.</w:t>
+        <w:t xml:space="preserve">Symptom: </w:t>
+      </w:r>
+      <w:r>
+        <w:rPr>
+          <w:rStyle w:val="SourceText"/>
+        </w:rPr>
+        <w:t>/crew:done</w:t>
+      </w:r>
+      <w:r>
+        <w:rPr>
+          <w:rStyle w:val="Strong"/>
+        </w:rPr>
+        <w:t xml:space="preserve"> refuses on "out of scope" for a file the edit guard never saw.</w:t>
+      </w:r>
+      <w:r>
+        <w:rPr/>
+        <w:t xml:space="preserve"> This is the Stop-time completion audit (</w:t>
+      </w:r>
+      <w:r>
+        <w:rPr>
+          <w:rStyle w:val="SourceText"/>
+        </w:rPr>
+        <w:t>completion_audit.py</w:t>
+      </w:r>
+      <w:r>
+        <w:rPr/>
+        <w:t xml:space="preserve">), not the edit guard. The edit guard only sees </w:t>
+      </w:r>
+      <w:r>
+        <w:rPr>
+          <w:rStyle w:val="SourceText"/>
+        </w:rPr>
+        <w:t>Write</w:t>
+      </w:r>
+      <w:r>
+        <w:rPr/>
+        <w:t>/</w:t>
+      </w:r>
+      <w:r>
+        <w:rPr>
+          <w:rStyle w:val="SourceText"/>
+        </w:rPr>
+        <w:t>Edit</w:t>
+      </w:r>
+      <w:r>
+        <w:rPr/>
+        <w:t>/</w:t>
+      </w:r>
+      <w:r>
+        <w:rPr>
+          <w:rStyle w:val="SourceText"/>
+        </w:rPr>
+        <w:t>MultiEdit</w:t>
+      </w:r>
+      <w:r>
+        <w:rPr/>
+        <w:t>/</w:t>
+      </w:r>
+      <w:r>
+        <w:rPr>
+          <w:rStyle w:val="SourceText"/>
+        </w:rPr>
+        <w:t>NotebookEdit</w:t>
+      </w:r>
+      <w:r>
+        <w:rPr/>
+        <w:t xml:space="preserve"> tool calls; a </w:t>
+      </w:r>
+      <w:r>
+        <w:rPr>
+          <w:rStyle w:val="SourceText"/>
+        </w:rPr>
+        <w:t>sed -i</w:t>
+      </w:r>
+      <w:r>
+        <w:rPr/>
+        <w:t xml:space="preserve">, a redirect, a formatter or a </w:t>
+      </w:r>
+      <w:r>
+        <w:rPr>
+          <w:rStyle w:val="SourceText"/>
+        </w:rPr>
+        <w:t>git mv</w:t>
+      </w:r>
+      <w:r>
+        <w:rPr/>
+        <w:t xml:space="preserve"> never reaches it. The audit instead diffs the </w:t>
+      </w:r>
+      <w:r>
+        <w:rPr>
+          <w:rStyle w:val="Strong"/>
+        </w:rPr>
+        <w:t>whole working tree</w:t>
+      </w:r>
+      <w:r>
+        <w:rPr/>
+        <w:t xml:space="preserve"> against the ticket's scope base (</w:t>
+      </w:r>
+      <w:r>
+        <w:rPr>
+          <w:rStyle w:val="SourceText"/>
+        </w:rPr>
+        <w:t>scope_base.resolve</w:t>
+      </w:r>
+      <w:r>
+        <w:rPr/>
+        <w:t xml:space="preserve"> — the commit the ticket started from) across committed, staged, unstaged and untracked changes, so a shell-made write is caught here even though nothing blocked it at the time. A file byte-identical to main as last merged is not counted; a </w:t>
+      </w:r>
+      <w:r>
+        <w:rPr>
+          <w:rStyle w:val="SourceText"/>
+        </w:rPr>
+        <w:t>merged main: could not tell</w:t>
+      </w:r>
+      <w:r>
+        <w:rPr/>
+        <w:t xml:space="preserve"> line (a detached HEAD, none of </w:t>
+      </w:r>
+      <w:r>
+        <w:rPr>
+          <w:rStyle w:val="SourceText"/>
+        </w:rPr>
+        <w:t>origin/HEAD</w:t>
+      </w:r>
+      <w:r>
+        <w:rPr/>
+        <w:t xml:space="preserve">, </w:t>
+      </w:r>
+      <w:r>
+        <w:rPr>
+          <w:rStyle w:val="SourceText"/>
+        </w:rPr>
+        <w:t>origin/main</w:t>
+      </w:r>
+      <w:r>
+        <w:rPr/>
+        <w:t xml:space="preserve"> and </w:t>
+      </w:r>
+      <w:r>
+        <w:rPr>
+          <w:rStyle w:val="SourceText"/>
+        </w:rPr>
+        <w:t>main</w:t>
+      </w:r>
+      <w:r>
+        <w:rPr/>
+        <w:t xml:space="preserve"> naming a commit, or a git error) means every merged-in file was counted, so check out the ticket branch and rerun. A missing </w:t>
+      </w:r>
+      <w:r>
+        <w:rPr>
+          <w:rStyle w:val="SourceText"/>
+        </w:rPr>
+        <w:t>origin/main</w:t>
+      </w:r>
+      <w:r>
+        <w:rPr/>
+        <w:t xml:space="preserve"> alone is not that: a local </w:t>
+      </w:r>
+      <w:r>
+        <w:rPr>
+          <w:rStyle w:val="SourceText"/>
+        </w:rPr>
+        <w:t>main</w:t>
+      </w:r>
+      <w:r>
+        <w:rPr/>
+        <w:t xml:space="preserve"> is used instead. An untracked merged-in file (after </w:t>
+      </w:r>
+      <w:r>
+        <w:rPr>
+          <w:rStyle w:val="SourceText"/>
+        </w:rPr>
+        <w:t>git rm --cached</w:t>
+      </w:r>
+      <w:r>
+        <w:rPr/>
+        <w:t xml:space="preserve">) is main's only when </w:t>
+      </w:r>
+      <w:r>
+        <w:rPr>
+          <w:rStyle w:val="SourceText"/>
+        </w:rPr>
+        <w:t>git add</w:t>
+      </w:r>
+      <w:r>
+        <w:rPr/>
+        <w:t xml:space="preserve"> would record it identically: with </w:t>
+      </w:r>
+      <w:r>
+        <w:rPr>
+          <w:rStyle w:val="SourceText"/>
+        </w:rPr>
+        <w:t>core.fileMode=false</w:t>
+      </w:r>
+      <w:r>
+        <w:rPr/>
+        <w:t xml:space="preserve"> its execute bit is ignored, as git ignores it. On the review side, </w:t>
+      </w:r>
+      <w:r>
+        <w:rPr>
+          <w:rStyle w:val="SourceText"/>
+        </w:rPr>
+        <w:t>diffed-from-merged=could-not-tell</w:t>
+      </w:r>
+      <w:r>
+        <w:rPr/>
+        <w:t xml:space="preserve"> (or </w:t>
+      </w:r>
+      <w:r>
+        <w:rPr>
+          <w:rStyle w:val="SourceText"/>
+        </w:rPr>
+        <w:t>fork: could not tell</w:t>
+      </w:r>
+      <w:r>
+        <w:rPr/>
+        <w:t xml:space="preserve"> from </w:t>
+      </w:r>
+      <w:r>
+        <w:rPr>
+          <w:rStyle w:val="SourceText"/>
+        </w:rPr>
+        <w:t>--check-receipt</w:t>
+      </w:r>
+      <w:r>
+        <w:rPr/>
+        <w:t xml:space="preserve">) means </w:t>
+      </w:r>
+      <w:r>
+        <w:rPr>
+          <w:rStyle w:val="SourceText"/>
+        </w:rPr>
+        <w:t>git merge-base &lt;start&gt; &lt;merged&gt;</w:t>
+      </w:r>
+      <w:r>
+        <w:rPr/>
+        <w:t xml:space="preserve"> gave no answer, so a file main also changed shows main's lines as the ticket's: fetch, check the start commit still exists, and rebuild. </w:t>
+      </w:r>
+      <w:r>
+        <w:rPr>
+          <w:rStyle w:val="Strong"/>
+        </w:rPr>
+        <w:t>Check it directly, without waiting for a Stop:</w:t>
       </w:r>
     </w:p>
     <w:p>
       <w:pPr>
-        <w:pStyle w:val="BodyText"/>
-        <w:numPr>
-          <w:ilvl w:val="0"/>
-          <w:numId w:val="14"/>
-        </w:numPr>
-        <w:tabs>
-          <w:tab w:val="clear" w:pos="1134"/>
-          <w:tab w:val="left" w:pos="829" w:leader="none"/>
-        </w:tabs>
+        <w:pStyle w:val="PreformattedText"/>
         <w:bidi w:val="0"/>
-        <w:ind w:hanging="283" w:left="829"/>
         <w:jc w:val="left"/>
         <w:rPr/>
       </w:pPr>
       <w:r>
         <w:rPr>
-          <w:rStyle w:val="Strong"/>
-        </w:rPr>
-        <w:t>No-python fail-closed, and why it is not a bug:</w:t>
-      </w:r>
-      <w:r>
-        <w:rPr/>
-        <w:t xml:space="preserve"> if none of </w:t>
-      </w:r>
-      <w:r>
-        <w:rPr>
-          <w:rStyle w:val="SourceText"/>
-        </w:rPr>
-        <w:t>python3</w:t>
-      </w:r>
-      <w:r>
-        <w:rPr/>
-        <w:t>/</w:t>
-      </w:r>
-      <w:r>
-        <w:rPr>
-          <w:rStyle w:val="SourceText"/>
-        </w:rPr>
-        <w:t>python</w:t>
-      </w:r>
-      <w:r>
-        <w:rPr/>
-        <w:t>/</w:t>
-      </w:r>
-      <w:r>
-        <w:rPr>
-          <w:rStyle w:val="SourceText"/>
-        </w:rPr>
-        <w:t>py</w:t>
-      </w:r>
-      <w:r>
-        <w:rPr/>
-        <w:t xml:space="preserve"> resolves to a </w:t>
-      </w:r>
-      <w:r>
-        <w:rPr>
-          <w:rStyle w:val="Emphasis"/>
-        </w:rPr>
-        <w:t>proved</w:t>
-      </w:r>
-      <w:r>
-        <w:rPr/>
-        <w:t xml:space="preserve"> working interpreter, </w:t>
-      </w:r>
-      <w:r>
-        <w:rPr>
-          <w:rStyle w:val="SourceText"/>
-        </w:rPr>
-        <w:t>scope-guard.sh</w:t>
-      </w:r>
-      <w:r>
-        <w:rPr/>
-        <w:t xml:space="preserve"> (and </w:t>
-      </w:r>
-      <w:r>
-        <w:rPr>
-          <w:rStyle w:val="SourceText"/>
-        </w:rPr>
-        <w:t>completion-audit.sh</w:t>
-      </w:r>
-      <w:r>
-        <w:rPr/>
-        <w:t xml:space="preserve">, byte-for-byte the same logic) does </w:t>
-      </w:r>
-      <w:r>
-        <w:rPr>
-          <w:rStyle w:val="Strong"/>
-        </w:rPr>
-        <w:t>not</w:t>
-      </w:r>
-      <w:r>
-        <w:rPr/>
-        <w:t xml:space="preserve"> silently allow the write. It checks whether </w:t>
-      </w:r>
-      <w:r>
-        <w:rPr>
-          <w:rStyle w:val="SourceText"/>
-        </w:rPr>
-        <w:t>.crew/config.json</w:t>
-      </w:r>
-      <w:r>
-        <w:rPr/>
-        <w:t xml:space="preserve"> </w:t>
-      </w:r>
-      <w:r>
-        <w:rPr>
-          <w:rStyle w:val="Strong"/>
-        </w:rPr>
-        <w:t>provably</w:t>
-      </w:r>
-      <w:r>
-        <w:rPr/>
-        <w:t xml:space="preserve"> sets </w:t>
-      </w:r>
-      <w:r>
-        <w:rPr>
-          <w:rStyle w:val="SourceText"/>
-        </w:rPr>
-        <w:t>scope.mode</w:t>
-      </w:r>
-      <w:r>
-        <w:rPr/>
-        <w:t xml:space="preserve"> to </w:t>
-      </w:r>
-      <w:r>
-        <w:rPr>
-          <w:rStyle w:val="SourceText"/>
-        </w:rPr>
-        <w:t>off</w:t>
-      </w:r>
-      <w:r>
-        <w:rPr/>
-        <w:t xml:space="preserve"> — a crude, non-JSON textual check, because it runs in exactly the situation where python cannot parse the file for it — and only then exits 0. Anything it cannot prove </w:t>
-      </w:r>
-      <w:r>
-        <w:rPr>
-          <w:rStyle w:val="SourceText"/>
-        </w:rPr>
-        <w:t>off</w:t>
-      </w:r>
-      <w:r>
-        <w:rPr/>
-        <w:t xml:space="preserve"> (a corrupt file, </w:t>
-      </w:r>
-      <w:r>
-        <w:rPr>
-          <w:rStyle w:val="SourceText"/>
-        </w:rPr>
-        <w:t>report</w:t>
-      </w:r>
-      <w:r>
-        <w:rPr/>
-        <w:t xml:space="preserve">, </w:t>
-      </w:r>
-      <w:r>
-        <w:rPr>
-          <w:rStyle w:val="SourceText"/>
-        </w:rPr>
-        <w:t>auto</w:t>
-      </w:r>
-      <w:r>
-        <w:rPr/>
-        <w:t xml:space="preserve">, </w:t>
-      </w:r>
-      <w:r>
-        <w:rPr>
-          <w:rStyle w:val="SourceText"/>
-        </w:rPr>
-        <w:t>block</w:t>
-      </w:r>
-      <w:r>
-        <w:rPr/>
-        <w:t xml:space="preserve">, or no </w:t>
-      </w:r>
-      <w:r>
-        <w:rPr>
-          <w:rStyle w:val="SourceText"/>
-        </w:rPr>
-        <w:t>scope</w:t>
-      </w:r>
-      <w:r>
-        <w:rPr/>
-        <w:t xml:space="preserve"> key at all) fails </w:t>
-      </w:r>
-      <w:r>
-        <w:rPr>
-          <w:rStyle w:val="Strong"/>
-        </w:rPr>
-        <w:t>closed</w:t>
-      </w:r>
-      <w:r>
-        <w:rPr/>
-        <w:t xml:space="preserve"> with exit 2: "no usable python ... failing closed". Fix by installing a real Python 3, not by reading the closed refusal as a false positive.</w:t>
-      </w:r>
-    </w:p>
-    <w:p>
-      <w:pPr>
-        <w:pStyle w:val="Heading2"/>
-        <w:bidi w:val="0"/>
-        <w:ind w:hanging="0" w:left="0" w:right="0"/>
-        <w:jc w:val="left"/>
-        <w:rPr/>
-      </w:pPr>
-      <w:bookmarkStart w:id="5" w:name="verify-gate-says-could-not-tell"/>
-      <w:bookmarkEnd w:id="5"/>
-      <w:r>
-        <w:rPr/>
-        <w:t>Verify Gate Says COULD NOT TELL</w:t>
+          <w:rStyle w:val="SourceText"/>
+        </w:rPr>
+        <w:t>python3 "&lt;crew&gt;/hooks/scripts/completion_audit.py" --check --ticket &lt;id&gt;</w:t>
       </w:r>
     </w:p>
     <w:p>
@@ -6112,63 +5936,33 @@
       </w:pPr>
       <w:r>
         <w:rPr>
-          <w:rStyle w:val="SourceText"/>
-        </w:rPr>
-        <w:t>verify-gate.sh</w:t>
-      </w:r>
-      <w:r>
-        <w:rPr/>
-        <w:t xml:space="preserve"> / </w:t>
-      </w:r>
-      <w:r>
-        <w:rPr>
-          <w:rStyle w:val="SourceText"/>
-        </w:rPr>
-        <w:t>.ps1</w:t>
-      </w:r>
-      <w:r>
-        <w:rPr/>
-        <w:t xml:space="preserve"> (T-0082). A rule counts as passed only when its wrapper ended with status 0 </w:t>
-      </w:r>
-      <w:r>
-        <w:rPr>
           <w:rStyle w:val="Strong"/>
         </w:rPr>
-        <w:t>and</w:t>
-      </w:r>
-      <w:r>
-        <w:rPr/>
-        <w:t xml:space="preserve"> left a completion record saying the rule exited 0. Anything else that is not a plain exit status is FAILED as "could not tell": the gate prints </w:t>
-      </w:r>
-      <w:r>
-        <w:rPr>
-          <w:rStyle w:val="SourceText"/>
-        </w:rPr>
-        <w:t>VERIFY FAILED: &lt;cmd&gt;</w:t>
-      </w:r>
-      <w:r>
-        <w:rPr/>
-        <w:t xml:space="preserve">, then </w:t>
-      </w:r>
-      <w:r>
-        <w:rPr>
-          <w:rStyle w:val="SourceText"/>
-        </w:rPr>
-        <w:t>verify-gate: COULD NOT TELL (&lt;reason&gt;): &lt;cmd&gt;</w:t>
-      </w:r>
-      <w:r>
-        <w:rPr/>
-        <w:t xml:space="preserve">, exits 2, and neither marker advances. The summary adds </w:t>
-      </w:r>
-      <w:r>
-        <w:rPr>
-          <w:rStyle w:val="SourceText"/>
-        </w:rPr>
-        <w:t>verify-gate: N rule command(s) COULD NOT BE JUDGED - counted as FAILED</w:t>
-      </w:r>
-      <w:r>
-        <w:rPr/>
-        <w:t>. The reasons:</w:t>
+        <w:t>Fix:</w:t>
+      </w:r>
+      <w:r>
+        <w:rPr/>
+        <w:t xml:space="preserve"> either the path genuinely needs to be in scope (widen Touch and re-approve), or revert the out-of-scope change. Files git ignores (including everything under </w:t>
+      </w:r>
+      <w:r>
+        <w:rPr>
+          <w:rStyle w:val="SourceText"/>
+        </w:rPr>
+        <w:t>.crew/</w:t>
+      </w:r>
+      <w:r>
+        <w:rPr/>
+        <w:t xml:space="preserve">) and </w:t>
+      </w:r>
+      <w:r>
+        <w:rPr>
+          <w:rStyle w:val="SourceText"/>
+        </w:rPr>
+        <w:t>.work/</w:t>
+      </w:r>
+      <w:r>
+        <w:rPr/>
+        <w:t xml:space="preserve"> itself are outside what the audit can see at all — that is by design, not a gap to work around.</w:t>
       </w:r>
     </w:p>
     <w:p>
@@ -6192,21 +5986,185 @@
         <w:rPr>
           <w:rStyle w:val="Strong"/>
         </w:rPr>
-        <w:t>"exit status N, above 128 and not a signal number - the rule's own status"</w:t>
-      </w:r>
-      <w:r>
-        <w:rPr/>
-        <w:t xml:space="preserve"> (N from 193 to 255; signals stop at 64): the rule itself exited that code - 255 is common from </w:t>
-      </w:r>
-      <w:r>
-        <w:rPr>
-          <w:rStyle w:val="SourceText"/>
-        </w:rPr>
-        <w:t>ssh</w:t>
-      </w:r>
-      <w:r>
-        <w:rPr/>
-        <w:t xml:space="preserve"> or a shell error. It is still could-not-tell, because nothing distinguishes it from a crash code. </w:t>
+        <w:t xml:space="preserve">Symptom: the scope base is the merge-base with </w:t>
+      </w:r>
+      <w:r>
+        <w:rPr>
+          <w:rStyle w:val="SourceText"/>
+        </w:rPr>
+        <w:t>main</w:t>
+      </w:r>
+      <w:r>
+        <w:rPr>
+          <w:rStyle w:val="Strong"/>
+        </w:rPr>
+        <w:t xml:space="preserve"> on a repo whose branches come from </w:t>
+      </w:r>
+      <w:r>
+        <w:rPr>
+          <w:rStyle w:val="SourceText"/>
+        </w:rPr>
+        <w:t>development</w:t>
+      </w:r>
+      <w:r>
+        <w:rPr>
+          <w:rStyle w:val="Strong"/>
+        </w:rPr>
+        <w:t>.</w:t>
+      </w:r>
+      <w:r>
+        <w:rPr/>
+        <w:t xml:space="preserve"> </w:t>
+      </w:r>
+      <w:r>
+        <w:rPr>
+          <w:rStyle w:val="SourceText"/>
+        </w:rPr>
+        <w:t>scope_base.py --record</w:t>
+      </w:r>
+      <w:r>
+        <w:rPr/>
+        <w:t xml:space="preserve"> says "(fallback) recorded ... the merge-base with origin/main", and the review bundle or the completion audit lists hundreds of files the ticket never touched. With no </w:t>
+      </w:r>
+      <w:r>
+        <w:rPr>
+          <w:rStyle w:val="SourceText"/>
+        </w:rPr>
+        <w:t>tickets.baseBranch</w:t>
+      </w:r>
+      <w:r>
+        <w:rPr/>
+        <w:t xml:space="preserve">, the base branch is </w:t>
+      </w:r>
+      <w:r>
+        <w:rPr>
+          <w:rStyle w:val="SourceText"/>
+        </w:rPr>
+        <w:t>origin/HEAD</w:t>
+      </w:r>
+      <w:r>
+        <w:rPr/>
+        <w:t xml:space="preserve">'s target, then </w:t>
+      </w:r>
+      <w:r>
+        <w:rPr>
+          <w:rStyle w:val="SourceText"/>
+        </w:rPr>
+        <w:t>origin/main</w:t>
+      </w:r>
+      <w:r>
+        <w:rPr/>
+        <w:t xml:space="preserve">, then </w:t>
+      </w:r>
+      <w:r>
+        <w:rPr>
+          <w:rStyle w:val="SourceText"/>
+        </w:rPr>
+        <w:t>main</w:t>
+      </w:r>
+      <w:r>
+        <w:rPr/>
+        <w:t xml:space="preserve">, so a branch cut from </w:t>
+      </w:r>
+      <w:r>
+        <w:rPr>
+          <w:rStyle w:val="SourceText"/>
+        </w:rPr>
+        <w:t>development</w:t>
+      </w:r>
+      <w:r>
+        <w:rPr/>
+        <w:t xml:space="preserve"> is measured against </w:t>
+      </w:r>
+      <w:r>
+        <w:rPr>
+          <w:rStyle w:val="SourceText"/>
+        </w:rPr>
+        <w:t>main</w:t>
+      </w:r>
+      <w:r>
+        <w:rPr/>
+        <w:t xml:space="preserve"> and the whole integration branch looks like this ticket's change. </w:t>
+      </w:r>
+      <w:r>
+        <w:rPr>
+          <w:rStyle w:val="Strong"/>
+        </w:rPr>
+        <w:t>Fix:</w:t>
+      </w:r>
+      <w:r>
+        <w:rPr/>
+        <w:t xml:space="preserve"> set </w:t>
+      </w:r>
+      <w:r>
+        <w:rPr>
+          <w:rStyle w:val="SourceText"/>
+        </w:rPr>
+        <w:t>"tickets": {"baseBranch": "development"}</w:t>
+      </w:r>
+      <w:r>
+        <w:rPr/>
+        <w:t xml:space="preserve"> in the repo's </w:t>
+      </w:r>
+      <w:r>
+        <w:rPr>
+          <w:rStyle w:val="SourceText"/>
+        </w:rPr>
+        <w:t>.crew/config.json</w:t>
+      </w:r>
+      <w:r>
+        <w:rPr/>
+        <w:t xml:space="preserve">, then </w:t>
+      </w:r>
+      <w:r>
+        <w:rPr>
+          <w:rStyle w:val="SourceText"/>
+        </w:rPr>
+        <w:t>scope_base.py --root . --record &lt;id&gt;</w:t>
+      </w:r>
+      <w:r>
+        <w:rPr/>
+        <w:t xml:space="preserve">. A fallback recorded against the old branch is re-derived ("re-derived ... was a merge-base guess against origin/main"); an exact record is never moved. A value that names no commit here, or a config that does not parse, reads as </w:t>
+      </w:r>
+      <w:r>
+        <w:rPr>
+          <w:rStyle w:val="Strong"/>
+        </w:rPr>
+        <w:t>could not tell</w:t>
+      </w:r>
+      <w:r>
+        <w:rPr/>
+        <w:t xml:space="preserve">: </w:t>
+      </w:r>
+      <w:r>
+        <w:rPr>
+          <w:rStyle w:val="SourceText"/>
+        </w:rPr>
+        <w:t>--record</w:t>
+      </w:r>
+      <w:r>
+        <w:rPr/>
+        <w:t xml:space="preserve"> exits 1, </w:t>
+      </w:r>
+      <w:r>
+        <w:rPr>
+          <w:rStyle w:val="SourceText"/>
+        </w:rPr>
+        <w:t>--base</w:t>
+      </w:r>
+      <w:r>
+        <w:rPr/>
+        <w:t xml:space="preserve"> exits 3 with nothing on stdout, and the audit fails. It never falls back to </w:t>
+      </w:r>
+      <w:r>
+        <w:rPr>
+          <w:rStyle w:val="SourceText"/>
+        </w:rPr>
+        <w:t>origin/HEAD</w:t>
+      </w:r>
+      <w:r>
+        <w:rPr/>
+        <w:t xml:space="preserve"> silently. Fix the value; do not unset it to make the error go away. </w:t>
       </w:r>
     </w:p>
     <w:p>
@@ -6221,7 +6179,6 @@
           <w:tab w:val="left" w:pos="829" w:leader="none"/>
         </w:tabs>
         <w:bidi w:val="0"/>
-        <w:spacing w:before="120" w:after="0"/>
         <w:ind w:hanging="283" w:left="829"/>
         <w:jc w:val="left"/>
         <w:rPr/>
@@ -6230,21 +6187,157 @@
         <w:rPr>
           <w:rStyle w:val="Strong"/>
         </w:rPr>
-        <w:t>"exit status N: ended by signal N-128, or the rule's own status"</w:t>
-      </w:r>
-      <w:r>
-        <w:rPr/>
-        <w:t xml:space="preserve"> (N from 129 to 192): the rule was killed (137 is KILL, 143 is TERM) - an OOM kill, an outside </w:t>
-      </w:r>
-      <w:r>
-        <w:rPr>
-          <w:rStyle w:val="SourceText"/>
-        </w:rPr>
-        <w:t>timeout -s KILL</w:t>
-      </w:r>
-      <w:r>
-        <w:rPr/>
-        <w:t xml:space="preserve">, a CI step limit - or it really exited that code. Re-run the command by hand and see which. </w:t>
+        <w:t xml:space="preserve">Symptom: the completion audit or the verify gate lists </w:t>
+      </w:r>
+      <w:r>
+        <w:rPr>
+          <w:rStyle w:val="SourceText"/>
+        </w:rPr>
+        <w:t>.crew/.scope-base</w:t>
+      </w:r>
+      <w:r>
+        <w:rPr>
+          <w:rStyle w:val="Strong"/>
+        </w:rPr>
+        <w:t xml:space="preserve">, </w:t>
+      </w:r>
+      <w:r>
+        <w:rPr>
+          <w:rStyle w:val="SourceText"/>
+        </w:rPr>
+        <w:t>.crew/metrics.md</w:t>
+      </w:r>
+      <w:r>
+        <w:rPr>
+          <w:rStyle w:val="Strong"/>
+        </w:rPr>
+        <w:t xml:space="preserve"> or </w:t>
+      </w:r>
+      <w:r>
+        <w:rPr>
+          <w:rStyle w:val="SourceText"/>
+        </w:rPr>
+        <w:t>.crew/.verify-gate.record.json</w:t>
+      </w:r>
+      <w:r>
+        <w:rPr>
+          <w:rStyle w:val="Strong"/>
+        </w:rPr>
+        <w:t>.</w:t>
+      </w:r>
+      <w:r>
+        <w:rPr/>
+        <w:t xml:space="preserve"> Only a crew from before T-0068 does that, in a repository whose </w:t>
+      </w:r>
+      <w:r>
+        <w:rPr>
+          <w:rStyle w:val="SourceText"/>
+        </w:rPr>
+        <w:t>.gitignore</w:t>
+      </w:r>
+      <w:r>
+        <w:rPr/>
+        <w:t xml:space="preserve"> does not ignore </w:t>
+      </w:r>
+      <w:r>
+        <w:rPr>
+          <w:rStyle w:val="SourceText"/>
+        </w:rPr>
+        <w:t>.crew/*</w:t>
+      </w:r>
+      <w:r>
+        <w:rPr/>
+        <w:t xml:space="preserve">. </w:t>
+      </w:r>
+      <w:r>
+        <w:rPr>
+          <w:rStyle w:val="Strong"/>
+        </w:rPr>
+        <w:t>Fix:</w:t>
+      </w:r>
+      <w:r>
+        <w:rPr/>
+        <w:t xml:space="preserve"> update crew. These are crew's own bookkeeping (</w:t>
+      </w:r>
+      <w:r>
+        <w:rPr>
+          <w:rStyle w:val="SourceText"/>
+        </w:rPr>
+        <w:t>crew_ticket.CREW_BOOKKEEPING_PATHS</w:t>
+      </w:r>
+      <w:r>
+        <w:rPr/>
+        <w:t xml:space="preserve">), never a changed path for the audit, the gate or the review bundle; do not add them to Touch. A </w:t>
+      </w:r>
+      <w:r>
+        <w:rPr>
+          <w:rStyle w:val="SourceText"/>
+        </w:rPr>
+        <w:t>.crew/</w:t>
+      </w:r>
+      <w:r>
+        <w:rPr/>
+        <w:t xml:space="preserve"> path the audit still lists (</w:t>
+      </w:r>
+      <w:r>
+        <w:rPr>
+          <w:rStyle w:val="SourceText"/>
+        </w:rPr>
+        <w:t>.crew/verify.json</w:t>
+      </w:r>
+      <w:r>
+        <w:rPr/>
+        <w:t xml:space="preserve">, </w:t>
+      </w:r>
+      <w:r>
+        <w:rPr>
+          <w:rStyle w:val="SourceText"/>
+        </w:rPr>
+        <w:t>.crew/config.json</w:t>
+      </w:r>
+      <w:r>
+        <w:rPr/>
+        <w:t xml:space="preserve">, a committed </w:t>
+      </w:r>
+      <w:r>
+        <w:rPr>
+          <w:rStyle w:val="SourceText"/>
+        </w:rPr>
+        <w:t>.crew/incident.json</w:t>
+      </w:r>
+      <w:r>
+        <w:rPr/>
+        <w:t xml:space="preserve"> or </w:t>
+      </w:r>
+      <w:r>
+        <w:rPr>
+          <w:rStyle w:val="SourceText"/>
+        </w:rPr>
+        <w:t>.crew/tfplan/</w:t>
+      </w:r>
+      <w:r>
+        <w:rPr/>
+        <w:t xml:space="preserve"> file, a session marker) is a real change: only the ticket-flow bookkeeping and the hook logs (</w:t>
+      </w:r>
+      <w:r>
+        <w:rPr>
+          <w:rStyle w:val="SourceText"/>
+        </w:rPr>
+        <w:t>.crew/guard.log</w:t>
+      </w:r>
+      <w:r>
+        <w:rPr/>
+        <w:t xml:space="preserve">, </w:t>
+      </w:r>
+      <w:r>
+        <w:rPr>
+          <w:rStyle w:val="SourceText"/>
+        </w:rPr>
+        <w:t>.crew/.autoclear.log</w:t>
+      </w:r>
+      <w:r>
+        <w:rPr/>
+        <w:t>) are left out, never a file crew reads as a trust input.</w:t>
       </w:r>
     </w:p>
     <w:p>
@@ -6259,20 +6352,105 @@
           <w:tab w:val="left" w:pos="829" w:leader="none"/>
         </w:tabs>
         <w:bidi w:val="0"/>
-        <w:spacing w:before="120" w:after="0"/>
         <w:ind w:hanging="283" w:left="829"/>
         <w:jc w:val="left"/>
         <w:rPr/>
       </w:pPr>
       <w:r>
         <w:rPr>
+          <w:rStyle w:val="SourceText"/>
+        </w:rPr>
+        <w:t>scope.mode</w:t>
+      </w:r>
+      <w:r>
+        <w:rPr>
           <w:rStyle w:val="Strong"/>
         </w:rPr>
-        <w:t>"the rule's runner ended with status N before it recorded a result"</w:t>
-      </w:r>
-      <w:r>
-        <w:rPr/>
-        <w:t xml:space="preserve">: the wrapper around the rule was itself killed before it could write the record, so the rule's own result is unknown. </w:t>
+        <w:t xml:space="preserve"> values, and what "auto" means:</w:t>
+      </w:r>
+      <w:r>
+        <w:rPr/>
+        <w:t xml:space="preserve"> </w:t>
+      </w:r>
+      <w:r>
+        <w:rPr>
+          <w:rStyle w:val="SourceText"/>
+        </w:rPr>
+        <w:t>off</w:t>
+      </w:r>
+      <w:r>
+        <w:rPr/>
+        <w:t xml:space="preserve"> (hooks do nothing, the default), </w:t>
+      </w:r>
+      <w:r>
+        <w:rPr>
+          <w:rStyle w:val="SourceText"/>
+        </w:rPr>
+        <w:t>report</w:t>
+      </w:r>
+      <w:r>
+        <w:rPr/>
+        <w:t xml:space="preserve"> (allows everything, logs the row to </w:t>
+      </w:r>
+      <w:r>
+        <w:rPr>
+          <w:rStyle w:val="SourceText"/>
+        </w:rPr>
+        <w:t>.crew/guard.log</w:t>
+      </w:r>
+      <w:r>
+        <w:rPr/>
+        <w:t xml:space="preserve">), </w:t>
+      </w:r>
+      <w:r>
+        <w:rPr>
+          <w:rStyle w:val="SourceText"/>
+        </w:rPr>
+        <w:t>block</w:t>
+      </w:r>
+      <w:r>
+        <w:rPr/>
+        <w:t xml:space="preserve"> (refuses out-of-scope writes and fails the completion audit), </w:t>
+      </w:r>
+      <w:r>
+        <w:rPr>
+          <w:rStyle w:val="SourceText"/>
+        </w:rPr>
+        <w:t>auto</w:t>
+      </w:r>
+      <w:r>
+        <w:rPr/>
+        <w:t xml:space="preserve"> (</w:t>
+      </w:r>
+      <w:r>
+        <w:rPr>
+          <w:rStyle w:val="SourceText"/>
+        </w:rPr>
+        <w:t>report</w:t>
+      </w:r>
+      <w:r>
+        <w:rPr/>
+        <w:t xml:space="preserve"> for the first ten tickets approved in this repo, then </w:t>
+      </w:r>
+      <w:r>
+        <w:rPr>
+          <w:rStyle w:val="SourceText"/>
+        </w:rPr>
+        <w:t>block</w:t>
+      </w:r>
+      <w:r>
+        <w:rPr/>
+        <w:t xml:space="preserve">). A config file that exists but fails to parse, or names an unknown mode, resolves to </w:t>
+      </w:r>
+      <w:r>
+        <w:rPr>
+          <w:rStyle w:val="SourceText"/>
+        </w:rPr>
+        <w:t>block</w:t>
+      </w:r>
+      <w:r>
+        <w:rPr/>
+        <w:t xml:space="preserve"> and says so — the unknown never collapses into the permissive value.</w:t>
       </w:r>
     </w:p>
     <w:p>
@@ -6287,7 +6465,6 @@
           <w:tab w:val="left" w:pos="829" w:leader="none"/>
         </w:tabs>
         <w:bidi w:val="0"/>
-        <w:spacing w:before="120" w:after="0"/>
         <w:ind w:hanging="283" w:left="829"/>
         <w:jc w:val="left"/>
         <w:rPr/>
@@ -6296,208 +6473,181 @@
         <w:rPr>
           <w:rStyle w:val="Strong"/>
         </w:rPr>
-        <w:t>"no completion record"</w:t>
-      </w:r>
-      <w:r>
-        <w:rPr/>
-        <w:t xml:space="preserve">: the wrapper ended 0 but the record is missing, empty, not 1-3 digits or above 255 - the shape a native Windows kill that reports exit 0 leaves. Nothing about the rule can be told from that run. </w:t>
-      </w:r>
-    </w:p>
-    <w:p>
-      <w:pPr>
-        <w:pStyle w:val="BodyText"/>
-        <w:numPr>
-          <w:ilvl w:val="0"/>
-          <w:numId w:val="15"/>
-        </w:numPr>
-        <w:tabs>
-          <w:tab w:val="clear" w:pos="1134"/>
-          <w:tab w:val="left" w:pos="829" w:leader="none"/>
-        </w:tabs>
-        <w:bidi w:val="0"/>
-        <w:spacing w:before="120" w:after="0"/>
-        <w:ind w:hanging="283" w:left="829"/>
-        <w:jc w:val="left"/>
-        <w:rPr/>
-      </w:pPr>
+        <w:t>No-python fail-closed, and why it is not a bug:</w:t>
+      </w:r>
+      <w:r>
+        <w:rPr/>
+        <w:t xml:space="preserve"> if none of </w:t>
+      </w:r>
+      <w:r>
+        <w:rPr>
+          <w:rStyle w:val="SourceText"/>
+        </w:rPr>
+        <w:t>python3</w:t>
+      </w:r>
+      <w:r>
+        <w:rPr/>
+        <w:t>/</w:t>
+      </w:r>
+      <w:r>
+        <w:rPr>
+          <w:rStyle w:val="SourceText"/>
+        </w:rPr>
+        <w:t>python</w:t>
+      </w:r>
+      <w:r>
+        <w:rPr/>
+        <w:t>/</w:t>
+      </w:r>
+      <w:r>
+        <w:rPr>
+          <w:rStyle w:val="SourceText"/>
+        </w:rPr>
+        <w:t>py</w:t>
+      </w:r>
+      <w:r>
+        <w:rPr/>
+        <w:t xml:space="preserve"> resolves to a </w:t>
+      </w:r>
+      <w:r>
+        <w:rPr>
+          <w:rStyle w:val="Emphasis"/>
+        </w:rPr>
+        <w:t>proved</w:t>
+      </w:r>
+      <w:r>
+        <w:rPr/>
+        <w:t xml:space="preserve"> working interpreter, </w:t>
+      </w:r>
+      <w:r>
+        <w:rPr>
+          <w:rStyle w:val="SourceText"/>
+        </w:rPr>
+        <w:t>scope-guard.sh</w:t>
+      </w:r>
+      <w:r>
+        <w:rPr/>
+        <w:t xml:space="preserve"> (and </w:t>
+      </w:r>
+      <w:r>
+        <w:rPr>
+          <w:rStyle w:val="SourceText"/>
+        </w:rPr>
+        <w:t>completion-audit.sh</w:t>
+      </w:r>
+      <w:r>
+        <w:rPr/>
+        <w:t xml:space="preserve">, byte-for-byte the same logic) does </w:t>
+      </w:r>
       <w:r>
         <w:rPr>
           <w:rStyle w:val="Strong"/>
         </w:rPr>
-        <w:t>"the rule's shell could not be started"</w:t>
-      </w:r>
-      <w:r>
-        <w:rPr/>
-        <w:t xml:space="preserve"> (</w:t>
-      </w:r>
-      <w:r>
-        <w:rPr>
-          <w:rStyle w:val="SourceText"/>
-        </w:rPr>
-        <w:t>.ps1</w:t>
-      </w:r>
-      <w:r>
-        <w:rPr/>
-        <w:t xml:space="preserve"> only): the resolved bash vanished or would not launch for this rule. Before T-0082 this rule silently inherited the previous rule's pass. </w:t>
-      </w:r>
-    </w:p>
-    <w:p>
-      <w:pPr>
-        <w:pStyle w:val="BodyText"/>
-        <w:numPr>
-          <w:ilvl w:val="0"/>
-          <w:numId w:val="15"/>
-        </w:numPr>
-        <w:tabs>
-          <w:tab w:val="clear" w:pos="1134"/>
-          <w:tab w:val="left" w:pos="829" w:leader="none"/>
-        </w:tabs>
-        <w:bidi w:val="0"/>
-        <w:spacing w:before="120" w:after="0"/>
-        <w:ind w:hanging="283" w:left="829"/>
-        <w:jc w:val="left"/>
-        <w:rPr/>
-      </w:pPr>
+        <w:t>not</w:t>
+      </w:r>
+      <w:r>
+        <w:rPr/>
+        <w:t xml:space="preserve"> silently allow the write. It checks whether </w:t>
+      </w:r>
+      <w:r>
+        <w:rPr>
+          <w:rStyle w:val="SourceText"/>
+        </w:rPr>
+        <w:t>.crew/config.json</w:t>
+      </w:r>
+      <w:r>
+        <w:rPr/>
+        <w:t xml:space="preserve"> </w:t>
+      </w:r>
       <w:r>
         <w:rPr>
           <w:rStyle w:val="Strong"/>
         </w:rPr>
-        <w:t>"cannot create an output-capture file or a completion-record file"</w:t>
-      </w:r>
-      <w:r>
-        <w:rPr/>
-        <w:t xml:space="preserve"> or </w:t>
+        <w:t>provably</w:t>
+      </w:r>
+      <w:r>
+        <w:rPr/>
+        <w:t xml:space="preserve"> sets </w:t>
+      </w:r>
+      <w:r>
+        <w:rPr>
+          <w:rStyle w:val="SourceText"/>
+        </w:rPr>
+        <w:t>scope.mode</w:t>
+      </w:r>
+      <w:r>
+        <w:rPr/>
+        <w:t xml:space="preserve"> to </w:t>
+      </w:r>
+      <w:r>
+        <w:rPr>
+          <w:rStyle w:val="SourceText"/>
+        </w:rPr>
+        <w:t>off</w:t>
+      </w:r>
+      <w:r>
+        <w:rPr/>
+        <w:t xml:space="preserve"> — a crude, non-JSON textual check, because it runs in exactly the situation where python cannot parse the file for it — and only then exits 0. Anything it cannot prove </w:t>
+      </w:r>
+      <w:r>
+        <w:rPr>
+          <w:rStyle w:val="SourceText"/>
+        </w:rPr>
+        <w:t>off</w:t>
+      </w:r>
+      <w:r>
+        <w:rPr/>
+        <w:t xml:space="preserve"> (a corrupt file, </w:t>
+      </w:r>
+      <w:r>
+        <w:rPr>
+          <w:rStyle w:val="SourceText"/>
+        </w:rPr>
+        <w:t>report</w:t>
+      </w:r>
+      <w:r>
+        <w:rPr/>
+        <w:t xml:space="preserve">, </w:t>
+      </w:r>
+      <w:r>
+        <w:rPr>
+          <w:rStyle w:val="SourceText"/>
+        </w:rPr>
+        <w:t>auto</w:t>
+      </w:r>
+      <w:r>
+        <w:rPr/>
+        <w:t xml:space="preserve">, </w:t>
+      </w:r>
+      <w:r>
+        <w:rPr>
+          <w:rStyle w:val="SourceText"/>
+        </w:rPr>
+        <w:t>block</w:t>
+      </w:r>
+      <w:r>
+        <w:rPr/>
+        <w:t xml:space="preserve">, or no </w:t>
+      </w:r>
+      <w:r>
+        <w:rPr>
+          <w:rStyle w:val="SourceText"/>
+        </w:rPr>
+        <w:t>scope</w:t>
+      </w:r>
+      <w:r>
+        <w:rPr/>
+        <w:t xml:space="preserve"> key at all) fails </w:t>
       </w:r>
       <w:r>
         <w:rPr>
           <w:rStyle w:val="Strong"/>
         </w:rPr>
-        <w:t>"no usable bash resolved"</w:t>
-      </w:r>
-      <w:r>
-        <w:rPr/>
-        <w:t xml:space="preserve">: the existing refusals, now named as could-not-tell. </w:t>
-      </w:r>
-    </w:p>
-    <w:p>
-      <w:pPr>
-        <w:pStyle w:val="BodyText"/>
-        <w:numPr>
-          <w:ilvl w:val="0"/>
-          <w:numId w:val="15"/>
-        </w:numPr>
-        <w:tabs>
-          <w:tab w:val="clear" w:pos="1134"/>
-          <w:tab w:val="left" w:pos="829" w:leader="none"/>
-        </w:tabs>
-        <w:bidi w:val="0"/>
-        <w:ind w:hanging="283" w:left="829"/>
-        <w:jc w:val="left"/>
-        <w:rPr/>
-      </w:pPr>
-      <w:r>
-        <w:rPr>
-          <w:rStyle w:val="Strong"/>
-        </w:rPr>
-        <w:t>"the gate received TERM while this command was running"</w:t>
-      </w:r>
-      <w:r>
-        <w:rPr/>
-        <w:t xml:space="preserve"> (</w:t>
-      </w:r>
-      <w:r>
-        <w:rPr>
-          <w:rStyle w:val="SourceText"/>
-        </w:rPr>
-        <w:t>.sh</w:t>
-      </w:r>
-      <w:r>
-        <w:rPr/>
-        <w:t xml:space="preserve"> only): the gate itself was signalled mid-rule; it still exits 128+N. A killed </w:t>
-      </w:r>
-      <w:r>
-        <w:rPr>
-          <w:rStyle w:val="SourceText"/>
-        </w:rPr>
-        <w:t>.ps1</w:t>
-      </w:r>
-      <w:r>
-        <w:rPr/>
-        <w:t xml:space="preserve"> gate prints nothing (PowerShell has no signal trap); the marker not advancing covers it. </w:t>
-      </w:r>
-    </w:p>
-    <w:p>
-      <w:pPr>
-        <w:pStyle w:val="BodyText"/>
-        <w:bidi w:val="0"/>
-        <w:jc w:val="left"/>
-        <w:rPr/>
-      </w:pPr>
-      <w:r>
-        <w:rPr/>
-        <w:t xml:space="preserve">The command log carries status </w:t>
-      </w:r>
-      <w:r>
-        <w:rPr>
-          <w:rStyle w:val="SourceText"/>
-        </w:rPr>
-        <w:t>unknown</w:t>
-      </w:r>
-      <w:r>
-        <w:rPr/>
-        <w:t xml:space="preserve"> for such a rule; the record sync leaves that rule's entry as it was and the tree-pass cache never stores it. The gate still waits as long as a rule runs - a hung rule is not ended by the gate.</w:t>
-      </w:r>
-    </w:p>
-    <w:p>
-      <w:pPr>
-        <w:pStyle w:val="BodyText"/>
-        <w:bidi w:val="0"/>
-        <w:jc w:val="left"/>
-        <w:rPr/>
-      </w:pPr>
-      <w:r>
-        <w:rPr/>
-        <w:t>The CI receipt (</w:t>
-      </w:r>
-      <w:r>
-        <w:rPr>
-          <w:rStyle w:val="SourceText"/>
-        </w:rPr>
-        <w:t>ci_receipt.py</w:t>
-      </w:r>
-      <w:r>
-        <w:rPr/>
-        <w:t xml:space="preserve">, L-0673) lists such a command as </w:t>
-      </w:r>
-      <w:r>
-        <w:rPr>
-          <w:rStyle w:val="SourceText"/>
-        </w:rPr>
-        <w:t>UNKNOWN</w:t>
-      </w:r>
-      <w:r>
-        <w:rPr/>
-        <w:t xml:space="preserve">, and so a command the gate named failed, skipped or could-not-tell but never finished (a gate killed mid-rule). A log whose </w:t>
-      </w:r>
-      <w:r>
-        <w:rPr>
-          <w:rStyle w:val="SourceText"/>
-        </w:rPr>
-        <w:t>verify-gate: &lt;N&gt;s total across</w:t>
-      </w:r>
-      <w:r>
-        <w:rPr/>
-        <w:t xml:space="preserve"> line does not come after its last per-rule line records </w:t>
-      </w:r>
-      <w:r>
-        <w:rPr>
-          <w:rStyle w:val="SourceText"/>
-        </w:rPr>
-        <w:t>log_complete: false</w:t>
-      </w:r>
-      <w:r>
-        <w:rPr/>
-        <w:t>; when the gate also exited non-zero, the job summary says the list is partial. The list is informative only: what the receipt accepts did not change.</w:t>
+        <w:t>closed</w:t>
+      </w:r>
+      <w:r>
+        <w:rPr/>
+        <w:t xml:space="preserve"> with exit 2: "no usable python ... failing closed". Fix by installing a real Python 3, not by reading the closed refusal as a false positive.</w:t>
       </w:r>
     </w:p>
     <w:p>
@@ -6508,11 +6658,79 @@
         <w:jc w:val="left"/>
         <w:rPr/>
       </w:pPr>
-      <w:bookmarkStart w:id="6" w:name="autopilot-in-a-worktree-and-the-refresh-"/>
-      <w:bookmarkEnd w:id="6"/>
-      <w:r>
-        <w:rPr/>
-        <w:t>Autopilot in a Worktree, and the Refresh Check</w:t>
+      <w:bookmarkStart w:id="5" w:name="verify-gate-says-could-not-tell"/>
+      <w:bookmarkEnd w:id="5"/>
+      <w:r>
+        <w:rPr/>
+        <w:t>Verify Gate Says COULD NOT TELL</w:t>
+      </w:r>
+    </w:p>
+    <w:p>
+      <w:pPr>
+        <w:pStyle w:val="BodyText"/>
+        <w:bidi w:val="0"/>
+        <w:jc w:val="left"/>
+        <w:rPr/>
+      </w:pPr>
+      <w:r>
+        <w:rPr>
+          <w:rStyle w:val="SourceText"/>
+        </w:rPr>
+        <w:t>verify-gate.sh</w:t>
+      </w:r>
+      <w:r>
+        <w:rPr/>
+        <w:t xml:space="preserve"> / </w:t>
+      </w:r>
+      <w:r>
+        <w:rPr>
+          <w:rStyle w:val="SourceText"/>
+        </w:rPr>
+        <w:t>.ps1</w:t>
+      </w:r>
+      <w:r>
+        <w:rPr/>
+        <w:t xml:space="preserve"> (T-0082). A rule counts as passed only when its wrapper ended with status 0 </w:t>
+      </w:r>
+      <w:r>
+        <w:rPr>
+          <w:rStyle w:val="Strong"/>
+        </w:rPr>
+        <w:t>and</w:t>
+      </w:r>
+      <w:r>
+        <w:rPr/>
+        <w:t xml:space="preserve"> left a completion record saying the rule exited 0. Anything else that is not a plain exit status is FAILED as "could not tell": the gate prints </w:t>
+      </w:r>
+      <w:r>
+        <w:rPr>
+          <w:rStyle w:val="SourceText"/>
+        </w:rPr>
+        <w:t>VERIFY FAILED: &lt;cmd&gt;</w:t>
+      </w:r>
+      <w:r>
+        <w:rPr/>
+        <w:t xml:space="preserve">, then </w:t>
+      </w:r>
+      <w:r>
+        <w:rPr>
+          <w:rStyle w:val="SourceText"/>
+        </w:rPr>
+        <w:t>verify-gate: COULD NOT TELL (&lt;reason&gt;): &lt;cmd&gt;</w:t>
+      </w:r>
+      <w:r>
+        <w:rPr/>
+        <w:t xml:space="preserve">, exits 2, and neither marker advances. The summary adds </w:t>
+      </w:r>
+      <w:r>
+        <w:rPr>
+          <w:rStyle w:val="SourceText"/>
+        </w:rPr>
+        <w:t>verify-gate: N rule command(s) COULD NOT BE JUDGED - counted as FAILED</w:t>
+      </w:r>
+      <w:r>
+        <w:rPr/>
+        <w:t>. The reasons:</w:t>
       </w:r>
     </w:p>
     <w:p>
@@ -6527,6 +6745,7 @@
           <w:tab w:val="left" w:pos="829" w:leader="none"/>
         </w:tabs>
         <w:bidi w:val="0"/>
+        <w:spacing w:before="120" w:after="0"/>
         <w:ind w:hanging="283" w:left="829"/>
         <w:jc w:val="left"/>
         <w:rPr/>
@@ -6535,107 +6754,238 @@
         <w:rPr>
           <w:rStyle w:val="Strong"/>
         </w:rPr>
-        <w:t xml:space="preserve">Symptom: autopilot stops with </w:t>
-      </w:r>
-      <w:r>
-        <w:rPr>
-          <w:rStyle w:val="SourceText"/>
-        </w:rPr>
-        <w:t>cannot tell whether &lt;id&gt;'s direction is approved</w:t>
-      </w:r>
-      <w:r>
-        <w:rPr>
-          <w:rStyle w:val="Strong"/>
-        </w:rPr>
-        <w:t xml:space="preserve"> in a worktree.</w:t>
-      </w:r>
-      <w:r>
-        <w:rPr/>
-        <w:t xml:space="preserve"> </w:t>
-      </w:r>
-      <w:r>
-        <w:rPr>
-          <w:rStyle w:val="SourceText"/>
-        </w:rPr>
-        <w:t>crew_autopilot.py next</w:t>
-      </w:r>
-      <w:r>
-        <w:rPr/>
-        <w:t xml:space="preserve"> looks for the ticket's </w:t>
-      </w:r>
-      <w:r>
-        <w:rPr>
-          <w:rStyle w:val="SourceText"/>
-        </w:rPr>
-        <w:t>.work/INDEX.md</w:t>
-      </w:r>
-      <w:r>
-        <w:rPr/>
-        <w:t xml:space="preserve"> row in the checkout it runs in, and — since crew 1.0.349 — in the main checkout (the first record of </w:t>
-      </w:r>
-      <w:r>
-        <w:rPr>
-          <w:rStyle w:val="SourceText"/>
-        </w:rPr>
-        <w:t>git worktree list --porcelain</w:t>
-      </w:r>
-      <w:r>
-        <w:rPr/>
-        <w:t xml:space="preserve">) when this one has none. </w:t>
-      </w:r>
-      <w:r>
-        <w:rPr>
-          <w:rStyle w:val="SourceText"/>
-        </w:rPr>
-        <w:t>.work/</w:t>
-      </w:r>
-      <w:r>
-        <w:rPr/>
-        <w:t xml:space="preserve"> is git-ignored, so a lane worktree made from another branch starts with no INDEX at all. </w:t>
-      </w:r>
-      <w:r>
-        <w:rPr>
-          <w:rStyle w:val="Strong"/>
-        </w:rPr>
-        <w:t>Check:</w:t>
-      </w:r>
-      <w:r>
-        <w:rPr/>
-        <w:t xml:space="preserve"> the stop's reason names every INDEX.md it asked, or why the main checkout could not be read (a failed listing, a bare repository). </w:t>
-      </w:r>
-      <w:r>
-        <w:rPr>
-          <w:rStyle w:val="SourceText"/>
-        </w:rPr>
-        <w:t>--json</w:t>
-      </w:r>
-      <w:r>
-        <w:rPr/>
-        <w:t xml:space="preserve"> names the file that answered as </w:t>
-      </w:r>
-      <w:r>
-        <w:rPr>
-          <w:rStyle w:val="SourceText"/>
-        </w:rPr>
-        <w:t>index_source</w:t>
-      </w:r>
-      <w:r>
-        <w:rPr/>
-        <w:t xml:space="preserve">: </w:t>
+        <w:t>"exit status N, above 128 and not a signal number - the rule's own status"</w:t>
+      </w:r>
+      <w:r>
+        <w:rPr/>
+        <w:t xml:space="preserve"> (N from 193 to 255; signals stop at 64): the rule itself exited that code - 255 is common from </w:t>
+      </w:r>
+      <w:r>
+        <w:rPr>
+          <w:rStyle w:val="SourceText"/>
+        </w:rPr>
+        <w:t>ssh</w:t>
+      </w:r>
+      <w:r>
+        <w:rPr/>
+        <w:t xml:space="preserve"> or a shell error. It is still could-not-tell, because nothing distinguishes it from a crash code. </w:t>
       </w:r>
     </w:p>
     <w:p>
       <w:pPr>
-        <w:pStyle w:val="PreformattedText"/>
+        <w:pStyle w:val="BodyText"/>
+        <w:numPr>
+          <w:ilvl w:val="0"/>
+          <w:numId w:val="16"/>
+        </w:numPr>
+        <w:tabs>
+          <w:tab w:val="clear" w:pos="1134"/>
+          <w:tab w:val="left" w:pos="829" w:leader="none"/>
+        </w:tabs>
         <w:bidi w:val="0"/>
+        <w:spacing w:before="120" w:after="0"/>
+        <w:ind w:hanging="283" w:left="829"/>
         <w:jc w:val="left"/>
         <w:rPr/>
       </w:pPr>
       <w:r>
         <w:rPr>
-          <w:rStyle w:val="SourceText"/>
-        </w:rPr>
-        <w:t>python3 "&lt;crew&gt;/hooks/scripts/crew_autopilot.py" next --root . --ticket &lt;id&gt; --json</w:t>
+          <w:rStyle w:val="Strong"/>
+        </w:rPr>
+        <w:t>"exit status N: ended by signal N-128, or the rule's own status"</w:t>
+      </w:r>
+      <w:r>
+        <w:rPr/>
+        <w:t xml:space="preserve"> (N from 129 to 192): the rule was killed (137 is KILL, 143 is TERM) - an OOM kill, an outside </w:t>
+      </w:r>
+      <w:r>
+        <w:rPr>
+          <w:rStyle w:val="SourceText"/>
+        </w:rPr>
+        <w:t>timeout -s KILL</w:t>
+      </w:r>
+      <w:r>
+        <w:rPr/>
+        <w:t xml:space="preserve">, a CI step limit - or it really exited that code. Re-run the command by hand and see which. </w:t>
+      </w:r>
+    </w:p>
+    <w:p>
+      <w:pPr>
+        <w:pStyle w:val="BodyText"/>
+        <w:numPr>
+          <w:ilvl w:val="0"/>
+          <w:numId w:val="16"/>
+        </w:numPr>
+        <w:tabs>
+          <w:tab w:val="clear" w:pos="1134"/>
+          <w:tab w:val="left" w:pos="829" w:leader="none"/>
+        </w:tabs>
+        <w:bidi w:val="0"/>
+        <w:spacing w:before="120" w:after="0"/>
+        <w:ind w:hanging="283" w:left="829"/>
+        <w:jc w:val="left"/>
+        <w:rPr/>
+      </w:pPr>
+      <w:r>
+        <w:rPr>
+          <w:rStyle w:val="Strong"/>
+        </w:rPr>
+        <w:t>"the rule's runner ended with status N before it recorded a result"</w:t>
+      </w:r>
+      <w:r>
+        <w:rPr/>
+        <w:t xml:space="preserve">: the wrapper around the rule was itself killed before it could write the record, so the rule's own result is unknown. </w:t>
+      </w:r>
+    </w:p>
+    <w:p>
+      <w:pPr>
+        <w:pStyle w:val="BodyText"/>
+        <w:numPr>
+          <w:ilvl w:val="0"/>
+          <w:numId w:val="16"/>
+        </w:numPr>
+        <w:tabs>
+          <w:tab w:val="clear" w:pos="1134"/>
+          <w:tab w:val="left" w:pos="829" w:leader="none"/>
+        </w:tabs>
+        <w:bidi w:val="0"/>
+        <w:spacing w:before="120" w:after="0"/>
+        <w:ind w:hanging="283" w:left="829"/>
+        <w:jc w:val="left"/>
+        <w:rPr/>
+      </w:pPr>
+      <w:r>
+        <w:rPr>
+          <w:rStyle w:val="Strong"/>
+        </w:rPr>
+        <w:t>"no completion record"</w:t>
+      </w:r>
+      <w:r>
+        <w:rPr/>
+        <w:t xml:space="preserve">: the wrapper ended 0 but the record is missing, empty, not 1-3 digits or above 255 - the shape a native Windows kill that reports exit 0 leaves. Nothing about the rule can be told from that run. </w:t>
+      </w:r>
+    </w:p>
+    <w:p>
+      <w:pPr>
+        <w:pStyle w:val="BodyText"/>
+        <w:numPr>
+          <w:ilvl w:val="0"/>
+          <w:numId w:val="16"/>
+        </w:numPr>
+        <w:tabs>
+          <w:tab w:val="clear" w:pos="1134"/>
+          <w:tab w:val="left" w:pos="829" w:leader="none"/>
+        </w:tabs>
+        <w:bidi w:val="0"/>
+        <w:spacing w:before="120" w:after="0"/>
+        <w:ind w:hanging="283" w:left="829"/>
+        <w:jc w:val="left"/>
+        <w:rPr/>
+      </w:pPr>
+      <w:r>
+        <w:rPr>
+          <w:rStyle w:val="Strong"/>
+        </w:rPr>
+        <w:t>"the rule's shell could not be started"</w:t>
+      </w:r>
+      <w:r>
+        <w:rPr/>
+        <w:t xml:space="preserve"> (</w:t>
+      </w:r>
+      <w:r>
+        <w:rPr>
+          <w:rStyle w:val="SourceText"/>
+        </w:rPr>
+        <w:t>.ps1</w:t>
+      </w:r>
+      <w:r>
+        <w:rPr/>
+        <w:t xml:space="preserve"> only): the resolved bash vanished or would not launch for this rule. Before T-0082 this rule silently inherited the previous rule's pass. </w:t>
+      </w:r>
+    </w:p>
+    <w:p>
+      <w:pPr>
+        <w:pStyle w:val="BodyText"/>
+        <w:numPr>
+          <w:ilvl w:val="0"/>
+          <w:numId w:val="16"/>
+        </w:numPr>
+        <w:tabs>
+          <w:tab w:val="clear" w:pos="1134"/>
+          <w:tab w:val="left" w:pos="829" w:leader="none"/>
+        </w:tabs>
+        <w:bidi w:val="0"/>
+        <w:spacing w:before="120" w:after="0"/>
+        <w:ind w:hanging="283" w:left="829"/>
+        <w:jc w:val="left"/>
+        <w:rPr/>
+      </w:pPr>
+      <w:r>
+        <w:rPr>
+          <w:rStyle w:val="Strong"/>
+        </w:rPr>
+        <w:t>"cannot create an output-capture file or a completion-record file"</w:t>
+      </w:r>
+      <w:r>
+        <w:rPr/>
+        <w:t xml:space="preserve"> or </w:t>
+      </w:r>
+      <w:r>
+        <w:rPr>
+          <w:rStyle w:val="Strong"/>
+        </w:rPr>
+        <w:t>"no usable bash resolved"</w:t>
+      </w:r>
+      <w:r>
+        <w:rPr/>
+        <w:t xml:space="preserve">: the existing refusals, now named as could-not-tell. </w:t>
+      </w:r>
+    </w:p>
+    <w:p>
+      <w:pPr>
+        <w:pStyle w:val="BodyText"/>
+        <w:numPr>
+          <w:ilvl w:val="0"/>
+          <w:numId w:val="16"/>
+        </w:numPr>
+        <w:tabs>
+          <w:tab w:val="clear" w:pos="1134"/>
+          <w:tab w:val="left" w:pos="829" w:leader="none"/>
+        </w:tabs>
+        <w:bidi w:val="0"/>
+        <w:ind w:hanging="283" w:left="829"/>
+        <w:jc w:val="left"/>
+        <w:rPr/>
+      </w:pPr>
+      <w:r>
+        <w:rPr>
+          <w:rStyle w:val="Strong"/>
+        </w:rPr>
+        <w:t>"the gate received TERM while this command was running"</w:t>
+      </w:r>
+      <w:r>
+        <w:rPr/>
+        <w:t xml:space="preserve"> (</w:t>
+      </w:r>
+      <w:r>
+        <w:rPr>
+          <w:rStyle w:val="SourceText"/>
+        </w:rPr>
+        <w:t>.sh</w:t>
+      </w:r>
+      <w:r>
+        <w:rPr/>
+        <w:t xml:space="preserve"> only): the gate itself was signalled mid-rule; it still exits 128+N. A killed </w:t>
+      </w:r>
+      <w:r>
+        <w:rPr>
+          <w:rStyle w:val="SourceText"/>
+        </w:rPr>
+        <w:t>.ps1</w:t>
+      </w:r>
+      <w:r>
+        <w:rPr/>
+        <w:t xml:space="preserve"> gate prints nothing (PowerShell has no signal trap); the marker not advancing covers it. </w:t>
       </w:r>
     </w:p>
     <w:p>
@@ -6646,54 +6996,85 @@
         <w:rPr/>
       </w:pPr>
       <w:r>
-        <w:rPr>
-          <w:rStyle w:val="Strong"/>
-        </w:rPr>
-        <w:t>Fix:</w:t>
-      </w:r>
-      <w:r>
-        <w:rPr/>
-        <w:t xml:space="preserve"> add </w:t>
-      </w:r>
-      <w:r>
-        <w:rPr>
-          <w:rStyle w:val="SourceText"/>
-        </w:rPr>
-        <w:t>&lt;id&gt; | ready | &lt;risk&gt; | &lt;repo&gt; | &lt;title&gt;</w:t>
-      </w:r>
-      <w:r>
-        <w:rPr/>
-        <w:t xml:space="preserve"> to either INDEX once the direction is agreed. Two other stops come from the same read: </w:t>
-      </w:r>
-      <w:r>
-        <w:rPr>
-          <w:rStyle w:val="SourceText"/>
-        </w:rPr>
-        <w:t>index-disagreement</w:t>
-      </w:r>
-      <w:r>
-        <w:rPr/>
-        <w:t xml:space="preserve"> (both INDEX files have a row and the status cells differ — make them agree), and </w:t>
-      </w:r>
-      <w:r>
-        <w:rPr>
-          <w:rStyle w:val="SourceText"/>
-        </w:rPr>
-        <w:t>folder-elsewhere</w:t>
-      </w:r>
-      <w:r>
-        <w:rPr/>
-        <w:t xml:space="preserve"> (the ticket's folder is only in the main checkout). Copy the folder with the </w:t>
-      </w:r>
-      <w:r>
-        <w:rPr>
-          <w:rStyle w:val="SourceText"/>
-        </w:rPr>
-        <w:t>cp -r</w:t>
-      </w:r>
-      <w:r>
-        <w:rPr/>
-        <w:t xml:space="preserve"> the reason prints; autopilot never reads a spec or plan from another checkout, because the scope guard reads Touch from this one.</w:t>
+        <w:rPr/>
+        <w:t xml:space="preserve">The command log carries status </w:t>
+      </w:r>
+      <w:r>
+        <w:rPr>
+          <w:rStyle w:val="SourceText"/>
+        </w:rPr>
+        <w:t>unknown</w:t>
+      </w:r>
+      <w:r>
+        <w:rPr/>
+        <w:t xml:space="preserve"> for such a rule; the record sync leaves that rule's entry as it was and the tree-pass cache never stores it. The gate still waits as long as a rule runs - a hung rule is not ended by the gate.</w:t>
+      </w:r>
+    </w:p>
+    <w:p>
+      <w:pPr>
+        <w:pStyle w:val="BodyText"/>
+        <w:bidi w:val="0"/>
+        <w:jc w:val="left"/>
+        <w:rPr/>
+      </w:pPr>
+      <w:r>
+        <w:rPr/>
+        <w:t>The CI receipt (</w:t>
+      </w:r>
+      <w:r>
+        <w:rPr>
+          <w:rStyle w:val="SourceText"/>
+        </w:rPr>
+        <w:t>ci_receipt.py</w:t>
+      </w:r>
+      <w:r>
+        <w:rPr/>
+        <w:t xml:space="preserve">, L-0673) lists such a command as </w:t>
+      </w:r>
+      <w:r>
+        <w:rPr>
+          <w:rStyle w:val="SourceText"/>
+        </w:rPr>
+        <w:t>UNKNOWN</w:t>
+      </w:r>
+      <w:r>
+        <w:rPr/>
+        <w:t xml:space="preserve">, and so a command the gate named failed, skipped or could-not-tell but never finished (a gate killed mid-rule). A log whose </w:t>
+      </w:r>
+      <w:r>
+        <w:rPr>
+          <w:rStyle w:val="SourceText"/>
+        </w:rPr>
+        <w:t>verify-gate: &lt;N&gt;s total across</w:t>
+      </w:r>
+      <w:r>
+        <w:rPr/>
+        <w:t xml:space="preserve"> line does not come after its last per-rule line records </w:t>
+      </w:r>
+      <w:r>
+        <w:rPr>
+          <w:rStyle w:val="SourceText"/>
+        </w:rPr>
+        <w:t>log_complete: false</w:t>
+      </w:r>
+      <w:r>
+        <w:rPr/>
+        <w:t>; when the gate also exited non-zero, the job summary says the list is partial. The list is informative only: what the receipt accepts did not change.</w:t>
+      </w:r>
+    </w:p>
+    <w:p>
+      <w:pPr>
+        <w:pStyle w:val="Heading2"/>
+        <w:bidi w:val="0"/>
+        <w:ind w:hanging="0" w:left="0" w:right="0"/>
+        <w:jc w:val="left"/>
+        <w:rPr/>
+      </w:pPr>
+      <w:bookmarkStart w:id="6" w:name="autopilot-in-a-worktree-and-the-refresh-"/>
+      <w:bookmarkEnd w:id="6"/>
+      <w:r>
+        <w:rPr/>
+        <w:t>Autopilot in a Worktree, and the Refresh Check</w:t>
       </w:r>
     </w:p>
     <w:p>
@@ -6716,83 +7097,93 @@
         <w:rPr>
           <w:rStyle w:val="Strong"/>
         </w:rPr>
-        <w:t xml:space="preserve">Symptom: the refresh check says </w:t>
-      </w:r>
-      <w:r>
-        <w:rPr>
-          <w:rStyle w:val="SourceText"/>
-        </w:rPr>
-        <w:t>fresh-uncommitted</w:t>
+        <w:t xml:space="preserve">Symptom: autopilot stops with </w:t>
+      </w:r>
+      <w:r>
+        <w:rPr>
+          <w:rStyle w:val="SourceText"/>
+        </w:rPr>
+        <w:t>cannot tell whether &lt;id&gt;'s direction is approved</w:t>
       </w:r>
       <w:r>
         <w:rPr>
           <w:rStyle w:val="Strong"/>
         </w:rPr>
-        <w:t>.</w:t>
-      </w:r>
-      <w:r>
-        <w:rPr/>
-        <w:t xml:space="preserve"> Every artifact the ticket reaches is current, but a refreshed file is not committed — the map, a diagram source or render, anything under the graph dir, or any other path under the refresh-artifact dirs (</w:t>
-      </w:r>
-      <w:r>
-        <w:rPr>
-          <w:rStyle w:val="SourceText"/>
-        </w:rPr>
-        <w:t>.claude/rules/</w:t>
-      </w:r>
-      <w:r>
-        <w:rPr/>
-        <w:t xml:space="preserve"> included). </w:t>
-      </w:r>
-      <w:r>
-        <w:rPr>
-          <w:rStyle w:val="SourceText"/>
-        </w:rPr>
-        <w:t>fresh</w:t>
-      </w:r>
-      <w:r>
-        <w:rPr/>
-        <w:t xml:space="preserve"> means current </w:t>
+        <w:t xml:space="preserve"> in a worktree.</w:t>
+      </w:r>
+      <w:r>
+        <w:rPr/>
+        <w:t xml:space="preserve"> </w:t>
+      </w:r>
+      <w:r>
+        <w:rPr>
+          <w:rStyle w:val="SourceText"/>
+        </w:rPr>
+        <w:t>crew_autopilot.py next</w:t>
+      </w:r>
+      <w:r>
+        <w:rPr/>
+        <w:t xml:space="preserve"> looks for the ticket's </w:t>
+      </w:r>
+      <w:r>
+        <w:rPr>
+          <w:rStyle w:val="SourceText"/>
+        </w:rPr>
+        <w:t>.work/INDEX.md</w:t>
+      </w:r>
+      <w:r>
+        <w:rPr/>
+        <w:t xml:space="preserve"> row in the checkout it runs in, and — since crew 1.0.349 — in the main checkout (the first record of </w:t>
+      </w:r>
+      <w:r>
+        <w:rPr>
+          <w:rStyle w:val="SourceText"/>
+        </w:rPr>
+        <w:t>git worktree list --porcelain</w:t>
+      </w:r>
+      <w:r>
+        <w:rPr/>
+        <w:t xml:space="preserve">) when this one has none. </w:t>
+      </w:r>
+      <w:r>
+        <w:rPr>
+          <w:rStyle w:val="SourceText"/>
+        </w:rPr>
+        <w:t>.work/</w:t>
+      </w:r>
+      <w:r>
+        <w:rPr/>
+        <w:t xml:space="preserve"> is git-ignored, so a lane worktree made from another branch starts with no INDEX at all. </w:t>
       </w:r>
       <w:r>
         <w:rPr>
           <w:rStyle w:val="Strong"/>
         </w:rPr>
-        <w:t>and</w:t>
-      </w:r>
-      <w:r>
-        <w:rPr/>
-        <w:t xml:space="preserve"> committed, so </w:t>
-      </w:r>
-      <w:r>
-        <w:rPr>
-          <w:rStyle w:val="SourceText"/>
-        </w:rPr>
-        <w:t>/crew:done</w:t>
-      </w:r>
-      <w:r>
-        <w:rPr/>
-        <w:t xml:space="preserve"> check 4 refuses it. </w:t>
-      </w:r>
-      <w:r>
-        <w:rPr>
-          <w:rStyle w:val="Strong"/>
-        </w:rPr>
         <w:t>Check:</w:t>
       </w:r>
       <w:r>
         <w:rPr/>
-        <w:t xml:space="preserve"> the </w:t>
-      </w:r>
-      <w:r>
-        <w:rPr>
-          <w:rStyle w:val="SourceText"/>
-        </w:rPr>
-        <w:t>uncommitted:</w:t>
-      </w:r>
-      <w:r>
-        <w:rPr/>
-        <w:t xml:space="preserve"> line lists the paths: </w:t>
+        <w:t xml:space="preserve"> the stop's reason names every INDEX.md it asked, or why the main checkout could not be read (a failed listing, a bare repository). </w:t>
+      </w:r>
+      <w:r>
+        <w:rPr>
+          <w:rStyle w:val="SourceText"/>
+        </w:rPr>
+        <w:t>--json</w:t>
+      </w:r>
+      <w:r>
+        <w:rPr/>
+        <w:t xml:space="preserve"> names the file that answered as </w:t>
+      </w:r>
+      <w:r>
+        <w:rPr>
+          <w:rStyle w:val="SourceText"/>
+        </w:rPr>
+        <w:t>index_source</w:t>
+      </w:r>
+      <w:r>
+        <w:rPr/>
+        <w:t xml:space="preserve">: </w:t>
       </w:r>
     </w:p>
     <w:p>
@@ -6806,7 +7197,7 @@
         <w:rPr>
           <w:rStyle w:val="SourceText"/>
         </w:rPr>
-        <w:t>python3 "&lt;crew&gt;/hooks/scripts/crew_refresh_check.py" --root . --ticket &lt;id&gt;</w:t>
+        <w:t>python3 "&lt;crew&gt;/hooks/scripts/crew_autopilot.py" next --root . --ticket &lt;id&gt; --json</w:t>
       </w:r>
     </w:p>
     <w:p>
@@ -6824,180 +7215,47 @@
       </w:r>
       <w:r>
         <w:rPr/>
-        <w:t xml:space="preserve"> commit exactly those paths and re-run until it says </w:t>
-      </w:r>
-      <w:r>
-        <w:rPr>
-          <w:rStyle w:val="SourceText"/>
-        </w:rPr>
-        <w:t>fresh</w:t>
-      </w:r>
-      <w:r>
-        <w:rPr/>
-        <w:t xml:space="preserve">; autopilot does it for you as its </w:t>
-      </w:r>
-      <w:r>
-        <w:rPr>
-          <w:rStyle w:val="SourceText"/>
-        </w:rPr>
-        <w:t>commit-refresh</w:t>
-      </w:r>
-      <w:r>
-        <w:rPr/>
-        <w:t xml:space="preserve"> phase. The commit changes no byte of the working state the review bundle is built from, so a review receipt stays current and no new round is needed. A file graphify writes and git ignores (</w:t>
-      </w:r>
-      <w:r>
-        <w:rPr>
-          <w:rStyle w:val="SourceText"/>
-        </w:rPr>
-        <w:t>manifest.json</w:t>
-      </w:r>
-      <w:r>
-        <w:rPr/>
-        <w:t xml:space="preserve">, </w:t>
-      </w:r>
-      <w:r>
-        <w:rPr>
-          <w:rStyle w:val="SourceText"/>
-        </w:rPr>
-        <w:t>cache/</w:t>
-      </w:r>
-      <w:r>
-        <w:rPr/>
-        <w:t>) never counts.</w:t>
-      </w:r>
-    </w:p>
-    <w:p>
-      <w:pPr>
-        <w:pStyle w:val="Heading2"/>
-        <w:bidi w:val="0"/>
-        <w:ind w:hanging="0" w:left="0" w:right="0"/>
-        <w:jc w:val="left"/>
-        <w:rPr/>
-      </w:pPr>
-      <w:bookmarkStart w:id="7" w:name="promote-gate-blocks-a-worktree-deploy"/>
-      <w:bookmarkEnd w:id="7"/>
-      <w:r>
-        <w:rPr/>
-        <w:t>Promote Gate Blocks a Worktree Deploy</w:t>
-      </w:r>
-    </w:p>
-    <w:p>
-      <w:pPr>
-        <w:pStyle w:val="BodyText"/>
-        <w:bidi w:val="0"/>
-        <w:jc w:val="left"/>
-        <w:rPr/>
-      </w:pPr>
-      <w:r>
-        <w:rPr>
-          <w:rStyle w:val="SourceText"/>
-        </w:rPr>
-        <w:t>promote-gate.sh</w:t>
-      </w:r>
-      <w:r>
-        <w:rPr/>
-        <w:t xml:space="preserve"> / </w:t>
-      </w:r>
-      <w:r>
-        <w:rPr>
-          <w:rStyle w:val="SourceText"/>
-        </w:rPr>
-        <w:t>.ps1</w:t>
-      </w:r>
-      <w:r>
-        <w:rPr/>
-        <w:t xml:space="preserve">, the </w:t>
-      </w:r>
-      <w:r>
-        <w:rPr>
-          <w:rStyle w:val="SourceText"/>
-        </w:rPr>
-        <w:t>PreToolUse</w:t>
-      </w:r>
-      <w:r>
-        <w:rPr/>
-        <w:t xml:space="preserve"> hook on declared </w:t>
-      </w:r>
-      <w:r>
-        <w:rPr>
-          <w:rStyle w:val="SourceText"/>
-        </w:rPr>
-        <w:t>deploy</w:t>
-      </w:r>
-      <w:r>
-        <w:rPr/>
-        <w:t xml:space="preserve"> commands. Since T-0505 it judges </w:t>
-      </w:r>
-      <w:r>
-        <w:rPr>
-          <w:rStyle w:val="Strong"/>
-        </w:rPr>
-        <w:t>the tree the deploy runs from</w:t>
-      </w:r>
-      <w:r>
-        <w:rPr/>
-        <w:t xml:space="preserve">: the Bash call's </w:t>
-      </w:r>
-      <w:r>
-        <w:rPr>
-          <w:rStyle w:val="SourceText"/>
-        </w:rPr>
-        <w:t>cwd</w:t>
-      </w:r>
-      <w:r>
-        <w:rPr/>
-        <w:t xml:space="preserve">, moved by a leading </w:t>
-      </w:r>
-      <w:r>
-        <w:rPr>
-          <w:rStyle w:val="SourceText"/>
-        </w:rPr>
-        <w:t>cd &lt;dir&gt; &amp;&amp;</w:t>
-      </w:r>
-      <w:r>
-        <w:rPr/>
-        <w:t xml:space="preserve"> and named by any </w:t>
-      </w:r>
-      <w:r>
-        <w:rPr>
-          <w:rStyle w:val="SourceText"/>
-        </w:rPr>
-        <w:t>git -C &lt;dir&gt;</w:t>
-      </w:r>
-      <w:r>
-        <w:rPr/>
-        <w:t xml:space="preserve">. That tree must be a worktree of the same repository, clean, and at every literal sha the command names. </w:t>
-      </w:r>
-      <w:r>
-        <w:rPr>
-          <w:rStyle w:val="SourceText"/>
-        </w:rPr>
-        <w:t>.crew/verify.json</w:t>
-      </w:r>
-      <w:r>
-        <w:rPr/>
-        <w:t xml:space="preserve">, </w:t>
-      </w:r>
-      <w:r>
-        <w:rPr>
-          <w:rStyle w:val="SourceText"/>
-        </w:rPr>
-        <w:t>.work/PROMOTIONS.md</w:t>
-      </w:r>
-      <w:r>
-        <w:rPr/>
-        <w:t xml:space="preserve"> and the </w:t>
-      </w:r>
-      <w:r>
-        <w:rPr>
-          <w:rStyle w:val="SourceText"/>
-        </w:rPr>
-        <w:t>.crew/.approved-&lt;env&gt;-&lt;sha&gt;</w:t>
-      </w:r>
-      <w:r>
-        <w:rPr/>
-        <w:t xml:space="preserve"> markers are still read from the session's project directory.</w:t>
+        <w:t xml:space="preserve"> add </w:t>
+      </w:r>
+      <w:r>
+        <w:rPr>
+          <w:rStyle w:val="SourceText"/>
+        </w:rPr>
+        <w:t>&lt;id&gt; | ready | &lt;risk&gt; | &lt;repo&gt; | &lt;title&gt;</w:t>
+      </w:r>
+      <w:r>
+        <w:rPr/>
+        <w:t xml:space="preserve"> to either INDEX once the direction is agreed. Two other stops come from the same read: </w:t>
+      </w:r>
+      <w:r>
+        <w:rPr>
+          <w:rStyle w:val="SourceText"/>
+        </w:rPr>
+        <w:t>index-disagreement</w:t>
+      </w:r>
+      <w:r>
+        <w:rPr/>
+        <w:t xml:space="preserve"> (both INDEX files have a row and the status cells differ — make them agree), and </w:t>
+      </w:r>
+      <w:r>
+        <w:rPr>
+          <w:rStyle w:val="SourceText"/>
+        </w:rPr>
+        <w:t>folder-elsewhere</w:t>
+      </w:r>
+      <w:r>
+        <w:rPr/>
+        <w:t xml:space="preserve"> (the ticket's folder is only in the main checkout). Copy the folder with the </w:t>
+      </w:r>
+      <w:r>
+        <w:rPr>
+          <w:rStyle w:val="SourceText"/>
+        </w:rPr>
+        <w:t>cp -r</w:t>
+      </w:r>
+      <w:r>
+        <w:rPr/>
+        <w:t xml:space="preserve"> the reason prints; autopilot never reads a spec or plan from another checkout, because the scope guard reads Touch from this one.</w:t>
       </w:r>
     </w:p>
     <w:p>
@@ -7012,7 +7270,6 @@
           <w:tab w:val="left" w:pos="829" w:leader="none"/>
         </w:tabs>
         <w:bidi w:val="0"/>
-        <w:spacing w:before="120" w:after="0"/>
         <w:ind w:hanging="283" w:left="829"/>
         <w:jc w:val="left"/>
         <w:rPr/>
@@ -7021,65 +7278,103 @@
         <w:rPr>
           <w:rStyle w:val="Strong"/>
         </w:rPr>
-        <w:t>"the tree this deploy runs from ('...') is dirty"</w:t>
-      </w:r>
-      <w:r>
-        <w:rPr/>
-        <w:t xml:space="preserve"> names the tree it judged. If that is the main checkout while you meant a worktree, run the command there: </w:t>
-      </w:r>
-      <w:r>
-        <w:rPr>
-          <w:rStyle w:val="SourceText"/>
-        </w:rPr>
-        <w:t>cd &lt;worktree&gt; &amp;&amp; &lt;deploy&gt;</w:t>
-      </w:r>
-      <w:r>
-        <w:rPr/>
-        <w:t xml:space="preserve">, or enter the worktree first. A dirty main checkout no longer blocks a clean worktree. </w:t>
+        <w:t xml:space="preserve">Symptom: the refresh check says </w:t>
+      </w:r>
+      <w:r>
+        <w:rPr>
+          <w:rStyle w:val="SourceText"/>
+        </w:rPr>
+        <w:t>fresh-uncommitted</w:t>
+      </w:r>
+      <w:r>
+        <w:rPr>
+          <w:rStyle w:val="Strong"/>
+        </w:rPr>
+        <w:t>.</w:t>
+      </w:r>
+      <w:r>
+        <w:rPr/>
+        <w:t xml:space="preserve"> Every artifact the ticket reaches is current, but a refreshed file is not committed — the map, a diagram source or render, anything under the graph dir, or any other path under the refresh-artifact dirs (</w:t>
+      </w:r>
+      <w:r>
+        <w:rPr>
+          <w:rStyle w:val="SourceText"/>
+        </w:rPr>
+        <w:t>.claude/rules/</w:t>
+      </w:r>
+      <w:r>
+        <w:rPr/>
+        <w:t xml:space="preserve"> included). </w:t>
+      </w:r>
+      <w:r>
+        <w:rPr>
+          <w:rStyle w:val="SourceText"/>
+        </w:rPr>
+        <w:t>fresh</w:t>
+      </w:r>
+      <w:r>
+        <w:rPr/>
+        <w:t xml:space="preserve"> means current </w:t>
+      </w:r>
+      <w:r>
+        <w:rPr>
+          <w:rStyle w:val="Strong"/>
+        </w:rPr>
+        <w:t>and</w:t>
+      </w:r>
+      <w:r>
+        <w:rPr/>
+        <w:t xml:space="preserve"> committed, so </w:t>
+      </w:r>
+      <w:r>
+        <w:rPr>
+          <w:rStyle w:val="SourceText"/>
+        </w:rPr>
+        <w:t>/crew:done</w:t>
+      </w:r>
+      <w:r>
+        <w:rPr/>
+        <w:t xml:space="preserve"> check 4 refuses it. </w:t>
+      </w:r>
+      <w:r>
+        <w:rPr>
+          <w:rStyle w:val="Strong"/>
+        </w:rPr>
+        <w:t>Check:</w:t>
+      </w:r>
+      <w:r>
+        <w:rPr/>
+        <w:t xml:space="preserve"> the </w:t>
+      </w:r>
+      <w:r>
+        <w:rPr>
+          <w:rStyle w:val="SourceText"/>
+        </w:rPr>
+        <w:t>uncommitted:</w:t>
+      </w:r>
+      <w:r>
+        <w:rPr/>
+        <w:t xml:space="preserve"> line lists the paths: </w:t>
       </w:r>
     </w:p>
     <w:p>
       <w:pPr>
-        <w:pStyle w:val="BodyText"/>
-        <w:numPr>
-          <w:ilvl w:val="0"/>
-          <w:numId w:val="18"/>
-        </w:numPr>
-        <w:tabs>
-          <w:tab w:val="clear" w:pos="1134"/>
-          <w:tab w:val="left" w:pos="829" w:leader="none"/>
-        </w:tabs>
+        <w:pStyle w:val="PreformattedText"/>
         <w:bidi w:val="0"/>
-        <w:spacing w:before="120" w:after="0"/>
-        <w:ind w:hanging="283" w:left="829"/>
         <w:jc w:val="left"/>
         <w:rPr/>
       </w:pPr>
       <w:r>
         <w:rPr>
-          <w:rStyle w:val="Strong"/>
-        </w:rPr>
-        <w:t>"no all-pass row for sha X"</w:t>
-      </w:r>
-      <w:r>
-        <w:rPr/>
-        <w:t xml:space="preserve"> where X is the worktree's sha: the upstream environment passed a different sha. Promote the worktree's sha upstream first; a row for the main checkout's sha does not carry over. </w:t>
+          <w:rStyle w:val="SourceText"/>
+        </w:rPr>
+        <w:t>python3 "&lt;crew&gt;/hooks/scripts/crew_refresh_check.py" --root . --ticket &lt;id&gt;</w:t>
       </w:r>
     </w:p>
     <w:p>
       <w:pPr>
         <w:pStyle w:val="BodyText"/>
-        <w:numPr>
-          <w:ilvl w:val="0"/>
-          <w:numId w:val="18"/>
-        </w:numPr>
-        <w:tabs>
-          <w:tab w:val="clear" w:pos="1134"/>
-          <w:tab w:val="left" w:pos="829" w:leader="none"/>
-        </w:tabs>
         <w:bidi w:val="0"/>
-        <w:spacing w:before="120" w:after="0"/>
-        <w:ind w:hanging="283" w:left="829"/>
         <w:jc w:val="left"/>
         <w:rPr/>
       </w:pPr>
@@ -7087,55 +7382,37 @@
         <w:rPr>
           <w:rStyle w:val="Strong"/>
         </w:rPr>
-        <w:t>"the command names commit '...', but the tree it runs from ... is at ..."</w:t>
-      </w:r>
-      <w:r>
-        <w:rPr/>
-        <w:t xml:space="preserve">: a literal </w:t>
-      </w:r>
-      <w:r>
-        <w:rPr>
-          <w:rStyle w:val="SourceText"/>
-        </w:rPr>
-        <w:t>ref=&lt;sha&gt;</w:t>
-      </w:r>
-      <w:r>
-        <w:rPr/>
-        <w:t xml:space="preserve"> that is not the tree's HEAD. Deploy from a tree at that sha, or drop the literal. </w:t>
-      </w:r>
-    </w:p>
-    <w:p>
-      <w:pPr>
-        <w:pStyle w:val="BodyText"/>
-        <w:numPr>
-          <w:ilvl w:val="0"/>
-          <w:numId w:val="18"/>
-        </w:numPr>
-        <w:tabs>
-          <w:tab w:val="clear" w:pos="1134"/>
-          <w:tab w:val="left" w:pos="829" w:leader="none"/>
-        </w:tabs>
-        <w:bidi w:val="0"/>
-        <w:spacing w:before="120" w:after="0"/>
-        <w:ind w:hanging="283" w:left="829"/>
-        <w:jc w:val="left"/>
-        <w:rPr/>
-      </w:pPr>
-      <w:r>
-        <w:rPr>
-          <w:rStyle w:val="Strong"/>
-        </w:rPr>
-        <w:t>"changes directory after it starts"</w:t>
-      </w:r>
-      <w:r>
-        <w:rPr/>
-        <w:t xml:space="preserve"> (a later </w:t>
-      </w:r>
-      <w:r>
-        <w:rPr>
-          <w:rStyle w:val="SourceText"/>
-        </w:rPr>
-        <w:t>cd</w:t>
+        <w:t>Fix:</w:t>
+      </w:r>
+      <w:r>
+        <w:rPr/>
+        <w:t xml:space="preserve"> commit exactly those paths and re-run until it says </w:t>
+      </w:r>
+      <w:r>
+        <w:rPr>
+          <w:rStyle w:val="SourceText"/>
+        </w:rPr>
+        <w:t>fresh</w:t>
+      </w:r>
+      <w:r>
+        <w:rPr/>
+        <w:t xml:space="preserve">; autopilot does it for you as its </w:t>
+      </w:r>
+      <w:r>
+        <w:rPr>
+          <w:rStyle w:val="SourceText"/>
+        </w:rPr>
+        <w:t>commit-refresh</w:t>
+      </w:r>
+      <w:r>
+        <w:rPr/>
+        <w:t xml:space="preserve"> phase. The commit changes no byte of the working state the review bundle is built from, so a review receipt stays current and no new round is needed. A file graphify writes and git ignores (</w:t>
+      </w:r>
+      <w:r>
+        <w:rPr>
+          <w:rStyle w:val="SourceText"/>
+        </w:rPr>
+        <w:t>manifest.json</w:t>
       </w:r>
       <w:r>
         <w:rPr/>
@@ -7145,236 +7422,11 @@
         <w:rPr>
           <w:rStyle w:val="SourceText"/>
         </w:rPr>
-        <w:t>bash -c 'cd ...'</w:t>
-      </w:r>
-      <w:r>
-        <w:rPr/>
-        <w:t xml:space="preserve">, </w:t>
-      </w:r>
-      <w:r>
-        <w:rPr>
-          <w:rStyle w:val="SourceText"/>
-        </w:rPr>
-        <w:t>env -C</w:t>
-      </w:r>
-      <w:r>
-        <w:rPr/>
-        <w:t xml:space="preserve">, </w:t>
-      </w:r>
-      <w:r>
-        <w:rPr>
-          <w:rStyle w:val="SourceText"/>
-        </w:rPr>
-        <w:t>make -C</w:t>
-      </w:r>
-      <w:r>
-        <w:rPr/>
-        <w:t xml:space="preserve">), </w:t>
-      </w:r>
-      <w:r>
-        <w:rPr>
-          <w:rStyle w:val="Strong"/>
-        </w:rPr>
-        <w:t>"names more than one tree"</w:t>
-      </w:r>
-      <w:r>
-        <w:rPr/>
-        <w:t xml:space="preserve">, </w:t>
-      </w:r>
-      <w:r>
-        <w:rPr>
-          <w:rStyle w:val="Strong"/>
-        </w:rPr>
-        <w:t>"not a form the gate reads with certainty"</w:t>
-      </w:r>
-      <w:r>
-        <w:rPr/>
-        <w:t xml:space="preserve"> or </w:t>
-      </w:r>
-      <w:r>
-        <w:rPr>
-          <w:rStyle w:val="SourceText"/>
-        </w:rPr>
-        <w:t>--git-dir</w:t>
-      </w:r>
-      <w:r>
-        <w:rPr/>
-        <w:t xml:space="preserve">: the gate will not guess. Put a single literal </w:t>
-      </w:r>
-      <w:r>
-        <w:rPr>
-          <w:rStyle w:val="SourceText"/>
-        </w:rPr>
-        <w:t>cd &lt;dir&gt; &amp;&amp;</w:t>
-      </w:r>
-      <w:r>
-        <w:rPr/>
-        <w:t xml:space="preserve"> first, or use </w:t>
-      </w:r>
-      <w:r>
-        <w:rPr>
-          <w:rStyle w:val="SourceText"/>
-        </w:rPr>
-        <w:t>git -C &lt;dir&gt;</w:t>
-      </w:r>
-      <w:r>
-        <w:rPr/>
-        <w:t xml:space="preserve"> - and note the directory the command itself runs in must be clean too. </w:t>
-      </w:r>
-    </w:p>
-    <w:p>
-      <w:pPr>
-        <w:pStyle w:val="BodyText"/>
-        <w:numPr>
-          <w:ilvl w:val="0"/>
-          <w:numId w:val="18"/>
-        </w:numPr>
-        <w:tabs>
-          <w:tab w:val="clear" w:pos="1134"/>
-          <w:tab w:val="left" w:pos="829" w:leader="none"/>
-        </w:tabs>
-        <w:bidi w:val="0"/>
-        <w:spacing w:before="120" w:after="0"/>
-        <w:ind w:hanging="283" w:left="829"/>
-        <w:jc w:val="left"/>
-        <w:rPr/>
-      </w:pPr>
-      <w:r>
-        <w:rPr>
-          <w:rStyle w:val="Strong"/>
-        </w:rPr>
-        <w:t>"index entries flagged skip-worktree or assume-unchanged"</w:t>
-      </w:r>
-      <w:r>
-        <w:rPr/>
-        <w:t xml:space="preserve">: those flags hide edits from </w:t>
-      </w:r>
-      <w:r>
-        <w:rPr>
-          <w:rStyle w:val="SourceText"/>
-        </w:rPr>
-        <w:t>git status</w:t>
-      </w:r>
-      <w:r>
-        <w:rPr/>
-        <w:t xml:space="preserve">; clear them in the tree being deployed. </w:t>
-      </w:r>
-    </w:p>
-    <w:p>
-      <w:pPr>
-        <w:pStyle w:val="BodyText"/>
-        <w:numPr>
-          <w:ilvl w:val="0"/>
-          <w:numId w:val="18"/>
-        </w:numPr>
-        <w:tabs>
-          <w:tab w:val="clear" w:pos="1134"/>
-          <w:tab w:val="left" w:pos="829" w:leader="none"/>
-        </w:tabs>
-        <w:bidi w:val="0"/>
-        <w:spacing w:before="120" w:after="0"/>
-        <w:ind w:hanging="283" w:left="829"/>
-        <w:jc w:val="left"/>
-        <w:rPr/>
-      </w:pPr>
-      <w:r>
-        <w:rPr>
-          <w:rStyle w:val="Strong"/>
-        </w:rPr>
-        <w:t>"has uncommitted changes: it ..."</w:t>
-      </w:r>
-      <w:r>
-        <w:rPr/>
-        <w:t xml:space="preserve"> also fires when the map is deleted or untracked, or edited under skip-worktree: the gate compares the file with HEAD's copy, not with </w:t>
-      </w:r>
-      <w:r>
-        <w:rPr>
-          <w:rStyle w:val="SourceText"/>
-        </w:rPr>
-        <w:t>git status</w:t>
-      </w:r>
-      <w:r>
-        <w:rPr/>
-        <w:t xml:space="preserve">. </w:t>
-      </w:r>
-    </w:p>
-    <w:p>
-      <w:pPr>
-        <w:pStyle w:val="BodyText"/>
-        <w:numPr>
-          <w:ilvl w:val="0"/>
-          <w:numId w:val="18"/>
-        </w:numPr>
-        <w:tabs>
-          <w:tab w:val="clear" w:pos="1134"/>
-          <w:tab w:val="left" w:pos="829" w:leader="none"/>
-        </w:tabs>
-        <w:bidi w:val="0"/>
-        <w:spacing w:before="120" w:after="0"/>
-        <w:ind w:hanging="283" w:left="829"/>
-        <w:jc w:val="left"/>
-        <w:rPr/>
-      </w:pPr>
-      <w:r>
-        <w:rPr>
-          <w:rStyle w:val="Strong"/>
-        </w:rPr>
-        <w:t>".crew/verify.json in the project dir ... has uncommitted changes"</w:t>
-      </w:r>
-      <w:r>
-        <w:rPr/>
-        <w:t xml:space="preserve">: commit or revert the map; an uncommitted map is not policy. </w:t>
-      </w:r>
-    </w:p>
-    <w:p>
-      <w:pPr>
-        <w:pStyle w:val="BodyText"/>
-        <w:numPr>
-          <w:ilvl w:val="0"/>
-          <w:numId w:val="18"/>
-        </w:numPr>
-        <w:tabs>
-          <w:tab w:val="clear" w:pos="1134"/>
-          <w:tab w:val="left" w:pos="829" w:leader="none"/>
-        </w:tabs>
-        <w:bidi w:val="0"/>
-        <w:ind w:hanging="283" w:left="829"/>
-        <w:jc w:val="left"/>
-        <w:rPr/>
-      </w:pPr>
-      <w:r>
-        <w:rPr/>
-        <w:t xml:space="preserve">Never route around a block by running the deploy yourself with </w:t>
-      </w:r>
-      <w:r>
-        <w:rPr>
-          <w:rStyle w:val="SourceText"/>
-        </w:rPr>
-        <w:t>!</w:t>
-      </w:r>
-      <w:r>
-        <w:rPr/>
-        <w:t xml:space="preserve">. </w:t>
-      </w:r>
-      <w:r>
-        <w:rPr>
-          <w:rStyle w:val="SourceText"/>
-        </w:rPr>
-        <w:t>/crew:promote</w:t>
-      </w:r>
-      <w:r>
-        <w:rPr/>
-        <w:t xml:space="preserve"> fixes the precondition the message names and asks you only for a </w:t>
-      </w:r>
-      <w:r>
-        <w:rPr>
-          <w:rStyle w:val="SourceText"/>
-        </w:rPr>
-        <w:t>requireHuman</w:t>
-      </w:r>
-      <w:r>
-        <w:rPr/>
-        <w:t xml:space="preserve"> yes or a genuinely interactive step. </w:t>
+        <w:t>cache/</w:t>
+      </w:r>
+      <w:r>
+        <w:rPr/>
+        <w:t>) never counts.</w:t>
       </w:r>
     </w:p>
     <w:p>
@@ -7385,11 +7437,11 @@
         <w:jc w:val="left"/>
         <w:rPr/>
       </w:pPr>
-      <w:bookmarkStart w:id="8" w:name="cloud-guard-false-positives"/>
-      <w:bookmarkEnd w:id="8"/>
-      <w:r>
-        <w:rPr/>
-        <w:t>Cloud Guard False Positives</w:t>
+      <w:bookmarkStart w:id="7" w:name="promote-gate-blocks-a-worktree-deploy"/>
+      <w:bookmarkEnd w:id="7"/>
+      <w:r>
+        <w:rPr/>
+        <w:t>Promote Gate Blocks a Worktree Deploy</w:t>
       </w:r>
     </w:p>
     <w:p>
@@ -7403,7 +7455,7 @@
         <w:rPr>
           <w:rStyle w:val="SourceText"/>
         </w:rPr>
-        <w:t>cloud-guard.sh</w:t>
+        <w:t>promote-gate.sh</w:t>
       </w:r>
       <w:r>
         <w:rPr/>
@@ -7413,11 +7465,11 @@
         <w:rPr>
           <w:rStyle w:val="SourceText"/>
         </w:rPr>
-        <w:t>cloud_guard.py</w:t>
-      </w:r>
-      <w:r>
-        <w:rPr/>
-        <w:t xml:space="preserve">, a </w:t>
+        <w:t>.ps1</w:t>
+      </w:r>
+      <w:r>
+        <w:rPr/>
+        <w:t xml:space="preserve">, the </w:t>
       </w:r>
       <w:r>
         <w:rPr>
@@ -7427,77 +7479,87 @@
       </w:r>
       <w:r>
         <w:rPr/>
-        <w:t xml:space="preserve"> hook on </w:t>
-      </w:r>
-      <w:r>
-        <w:rPr>
-          <w:rStyle w:val="SourceText"/>
-        </w:rPr>
-        <w:t>Bash</w:t>
-      </w:r>
-      <w:r>
-        <w:rPr/>
-        <w:t xml:space="preserve"> and </w:t>
-      </w:r>
-      <w:r>
-        <w:rPr>
-          <w:rStyle w:val="SourceText"/>
-        </w:rPr>
-        <w:t>PowerShell</w:t>
-      </w:r>
-      <w:r>
-        <w:rPr/>
-        <w:t xml:space="preserve">. </w:t>
+        <w:t xml:space="preserve"> hook on declared </w:t>
+      </w:r>
+      <w:r>
+        <w:rPr>
+          <w:rStyle w:val="SourceText"/>
+        </w:rPr>
+        <w:t>deploy</w:t>
+      </w:r>
+      <w:r>
+        <w:rPr/>
+        <w:t xml:space="preserve"> commands. Since T-0505 it judges </w:t>
       </w:r>
       <w:r>
         <w:rPr>
           <w:rStyle w:val="Strong"/>
         </w:rPr>
-        <w:t>Ships off</w:t>
-      </w:r>
-      <w:r>
-        <w:rPr/>
-        <w:t xml:space="preserve"> (</w:t>
-      </w:r>
-      <w:r>
-        <w:rPr>
-          <w:rStyle w:val="SourceText"/>
-        </w:rPr>
-        <w:t>guards.cloudGuard: off</w:t>
-      </w:r>
-      <w:r>
-        <w:rPr/>
-        <w:t xml:space="preserve">); turn it on with </w:t>
-      </w:r>
-      <w:r>
-        <w:rPr>
-          <w:rStyle w:val="SourceText"/>
-        </w:rPr>
-        <w:t>{"guards": {"cloudGuard": "report"}}</w:t>
-      </w:r>
-      <w:r>
-        <w:rPr/>
-        <w:t xml:space="preserve"> first to see what it </w:t>
-      </w:r>
-      <w:r>
-        <w:rPr>
-          <w:rStyle w:val="Emphasis"/>
-        </w:rPr>
-        <w:t>would</w:t>
-      </w:r>
-      <w:r>
-        <w:rPr/>
-        <w:t xml:space="preserve"> refuse before enforcing with </w:t>
-      </w:r>
-      <w:r>
-        <w:rPr>
-          <w:rStyle w:val="SourceText"/>
-        </w:rPr>
-        <w:t>"block"</w:t>
-      </w:r>
-      <w:r>
-        <w:rPr/>
-        <w:t>.</w:t>
+        <w:t>the tree the deploy runs from</w:t>
+      </w:r>
+      <w:r>
+        <w:rPr/>
+        <w:t xml:space="preserve">: the Bash call's </w:t>
+      </w:r>
+      <w:r>
+        <w:rPr>
+          <w:rStyle w:val="SourceText"/>
+        </w:rPr>
+        <w:t>cwd</w:t>
+      </w:r>
+      <w:r>
+        <w:rPr/>
+        <w:t xml:space="preserve">, moved by a leading </w:t>
+      </w:r>
+      <w:r>
+        <w:rPr>
+          <w:rStyle w:val="SourceText"/>
+        </w:rPr>
+        <w:t>cd &lt;dir&gt; &amp;&amp;</w:t>
+      </w:r>
+      <w:r>
+        <w:rPr/>
+        <w:t xml:space="preserve"> and named by any </w:t>
+      </w:r>
+      <w:r>
+        <w:rPr>
+          <w:rStyle w:val="SourceText"/>
+        </w:rPr>
+        <w:t>git -C &lt;dir&gt;</w:t>
+      </w:r>
+      <w:r>
+        <w:rPr/>
+        <w:t xml:space="preserve">. That tree must be a worktree of the same repository, clean, and at every literal sha the command names. </w:t>
+      </w:r>
+      <w:r>
+        <w:rPr>
+          <w:rStyle w:val="SourceText"/>
+        </w:rPr>
+        <w:t>.crew/verify.json</w:t>
+      </w:r>
+      <w:r>
+        <w:rPr/>
+        <w:t xml:space="preserve">, </w:t>
+      </w:r>
+      <w:r>
+        <w:rPr>
+          <w:rStyle w:val="SourceText"/>
+        </w:rPr>
+        <w:t>.work/PROMOTIONS.md</w:t>
+      </w:r>
+      <w:r>
+        <w:rPr/>
+        <w:t xml:space="preserve"> and the </w:t>
+      </w:r>
+      <w:r>
+        <w:rPr>
+          <w:rStyle w:val="SourceText"/>
+        </w:rPr>
+        <w:t>.crew/.approved-&lt;env&gt;-&lt;sha&gt;</w:t>
+      </w:r>
+      <w:r>
+        <w:rPr/>
+        <w:t xml:space="preserve"> markers are still read from the session's project directory.</w:t>
       </w:r>
     </w:p>
     <w:p>
@@ -7512,6 +7574,7 @@
           <w:tab w:val="left" w:pos="829" w:leader="none"/>
         </w:tabs>
         <w:bidi w:val="0"/>
+        <w:spacing w:before="120" w:after="0"/>
         <w:ind w:hanging="283" w:left="829"/>
         <w:jc w:val="left"/>
         <w:rPr/>
@@ -7520,131 +7583,21 @@
         <w:rPr>
           <w:rStyle w:val="Strong"/>
         </w:rPr>
-        <w:t>SQL text that merely looks destructive is not blocked.</w:t>
-      </w:r>
-      <w:r>
-        <w:rPr/>
-        <w:t xml:space="preserve"> </w:t>
-      </w:r>
-      <w:r>
-        <w:rPr>
-          <w:rStyle w:val="SourceText"/>
-        </w:rPr>
-        <w:t>DROP</w:t>
-      </w:r>
-      <w:r>
-        <w:rPr/>
-        <w:t>/</w:t>
-      </w:r>
-      <w:r>
-        <w:rPr>
-          <w:rStyle w:val="SourceText"/>
-        </w:rPr>
-        <w:t>TRUNCATE</w:t>
-      </w:r>
-      <w:r>
-        <w:rPr/>
-        <w:t xml:space="preserve"> inside a string literal or a comment does not count: the guard strips literals and comments before matching, read both as standard SQL and as MySQL, because the two dialects disagree about what </w:t>
-      </w:r>
-      <w:r>
-        <w:rPr>
-          <w:rStyle w:val="SourceText"/>
-        </w:rPr>
-        <w:t>\'</w:t>
-      </w:r>
-      <w:r>
-        <w:rPr/>
-        <w:t xml:space="preserve"> and </w:t>
-      </w:r>
-      <w:r>
-        <w:rPr>
-          <w:rStyle w:val="SourceText"/>
-        </w:rPr>
-        <w:t>--</w:t>
-      </w:r>
-      <w:r>
-        <w:rPr/>
-        <w:t xml:space="preserve"> mean — a payload is flagged only if </w:t>
-      </w:r>
-      <w:r>
-        <w:rPr>
-          <w:rStyle w:val="Strong"/>
-        </w:rPr>
-        <w:t>either</w:t>
-      </w:r>
-      <w:r>
-        <w:rPr/>
-        <w:t xml:space="preserve"> reading still shows the keyword outside a literal. So </w:t>
-      </w:r>
-      <w:r>
-        <w:rPr>
-          <w:rStyle w:val="SourceText"/>
-        </w:rPr>
-        <w:t>psql -c "SELECT 'DROP TABLE x' AS s"</w:t>
-      </w:r>
-      <w:r>
-        <w:rPr/>
-        <w:t xml:space="preserve"> and </w:t>
-      </w:r>
-      <w:r>
-        <w:rPr>
-          <w:rStyle w:val="SourceText"/>
-        </w:rPr>
-        <w:t>psql -c 'SELECT 1 -- DROP TABLE x'</w:t>
-      </w:r>
-      <w:r>
-        <w:rPr/>
-        <w:t xml:space="preserve"> are both allowed (</w:t>
-      </w:r>
-      <w:r>
-        <w:rPr>
-          <w:rStyle w:val="SourceText"/>
-        </w:rPr>
-        <w:t>plugin/crew/tests/test_cloud_guard.py</w:t>
-      </w:r>
-      <w:r>
-        <w:rPr/>
-        <w:t xml:space="preserve">, cases </w:t>
-      </w:r>
-      <w:r>
-        <w:rPr>
-          <w:rStyle w:val="SourceText"/>
-        </w:rPr>
-        <w:t>sql-literal</w:t>
-      </w:r>
-      <w:r>
-        <w:rPr/>
-        <w:t>/</w:t>
-      </w:r>
-      <w:r>
-        <w:rPr>
-          <w:rStyle w:val="SourceText"/>
-        </w:rPr>
-        <w:t>sql-comment</w:t>
-      </w:r>
-      <w:r>
-        <w:rPr/>
-        <w:t>/</w:t>
-      </w:r>
-      <w:r>
-        <w:rPr>
-          <w:rStyle w:val="SourceText"/>
-        </w:rPr>
-        <w:t>sql-block-comment</w:t>
-      </w:r>
-      <w:r>
-        <w:rPr/>
-        <w:t>). If a query like this is still blocked, the reason (</w:t>
-      </w:r>
-      <w:r>
-        <w:rPr>
-          <w:rStyle w:val="SourceText"/>
-        </w:rPr>
-        <w:t>[sqlDestructive]</w:t>
-      </w:r>
-      <w:r>
-        <w:rPr/>
-        <w:t xml:space="preserve"> in the deny message) is worth reading closely — the keyword may genuinely sit outside every literal reading.</w:t>
+        <w:t>"the tree this deploy runs from ('...') is dirty"</w:t>
+      </w:r>
+      <w:r>
+        <w:rPr/>
+        <w:t xml:space="preserve"> names the tree it judged. If that is the main checkout while you meant a worktree, run the command there: </w:t>
+      </w:r>
+      <w:r>
+        <w:rPr>
+          <w:rStyle w:val="SourceText"/>
+        </w:rPr>
+        <w:t>cd &lt;worktree&gt; &amp;&amp; &lt;deploy&gt;</w:t>
+      </w:r>
+      <w:r>
+        <w:rPr/>
+        <w:t xml:space="preserve">, or enter the worktree first. A dirty main checkout no longer blocks a clean worktree. </w:t>
       </w:r>
     </w:p>
     <w:p>
@@ -7659,6 +7612,7 @@
           <w:tab w:val="left" w:pos="829" w:leader="none"/>
         </w:tabs>
         <w:bidi w:val="0"/>
+        <w:spacing w:before="120" w:after="0"/>
         <w:ind w:hanging="283" w:left="829"/>
         <w:jc w:val="left"/>
         <w:rPr/>
@@ -7667,103 +7621,11 @@
         <w:rPr>
           <w:rStyle w:val="Strong"/>
         </w:rPr>
-        <w:t xml:space="preserve">A dry-run, help, or </w:t>
-      </w:r>
-      <w:r>
-        <w:rPr>
-          <w:rStyle w:val="SourceText"/>
-        </w:rPr>
-        <w:t>-WhatIf</w:t>
-      </w:r>
-      <w:r>
-        <w:rPr>
-          <w:rStyle w:val="Strong"/>
-        </w:rPr>
-        <w:t xml:space="preserve"> invocation is still classified as destructive.</w:t>
-      </w:r>
-      <w:r>
-        <w:rPr/>
-        <w:t xml:space="preserve"> The guard matches on the </w:t>
-      </w:r>
-      <w:r>
-        <w:rPr>
-          <w:rStyle w:val="Emphasis"/>
-        </w:rPr>
-        <w:t>subcommand</w:t>
-      </w:r>
-      <w:r>
-        <w:rPr/>
-        <w:t xml:space="preserve">, not on flags that make it a no-op: </w:t>
-      </w:r>
-      <w:r>
-        <w:rPr>
-          <w:rStyle w:val="SourceText"/>
-        </w:rPr>
-        <w:t>terraform destroy --help</w:t>
-      </w:r>
-      <w:r>
-        <w:rPr/>
-        <w:t xml:space="preserve">, </w:t>
-      </w:r>
-      <w:r>
-        <w:rPr>
-          <w:rStyle w:val="SourceText"/>
-        </w:rPr>
-        <w:t>aws ec2 terminate-instances --dry-run</w:t>
-      </w:r>
-      <w:r>
-        <w:rPr/>
-        <w:t xml:space="preserve"> and </w:t>
-      </w:r>
-      <w:r>
-        <w:rPr>
-          <w:rStyle w:val="SourceText"/>
-        </w:rPr>
-        <w:t>Remove-AzResourceGroup -WhatIf</w:t>
-      </w:r>
-      <w:r>
-        <w:rPr/>
-        <w:t xml:space="preserve"> are all judged exactly like the command they simulate, because nothing in </w:t>
-      </w:r>
-      <w:r>
-        <w:rPr>
-          <w:rStyle w:val="SourceText"/>
-        </w:rPr>
-        <w:t>_terraform_destructive</w:t>
-      </w:r>
-      <w:r>
-        <w:rPr/>
-        <w:t>/</w:t>
-      </w:r>
-      <w:r>
-        <w:rPr>
-          <w:rStyle w:val="SourceText"/>
-        </w:rPr>
-        <w:t>_aws_destructive</w:t>
-      </w:r>
-      <w:r>
-        <w:rPr/>
-        <w:t xml:space="preserve">/the </w:t>
-      </w:r>
-      <w:r>
-        <w:rPr>
-          <w:rStyle w:val="SourceText"/>
-        </w:rPr>
-        <w:t>Remove-Az*</w:t>
-      </w:r>
-      <w:r>
-        <w:rPr/>
-        <w:t xml:space="preserve"> matcher inspects those flags. This is a known gap, not a config bug — there is no key that special-cases them. If you need to run one of these unattended, use </w:t>
-      </w:r>
-      <w:r>
-        <w:rPr>
-          <w:rStyle w:val="SourceText"/>
-        </w:rPr>
-        <w:t>report</w:t>
-      </w:r>
-      <w:r>
-        <w:rPr/>
-        <w:t xml:space="preserve"> mode while testing, or approve the one-shot marker the deny message names.</w:t>
+        <w:t>"no all-pass row for sha X"</w:t>
+      </w:r>
+      <w:r>
+        <w:rPr/>
+        <w:t xml:space="preserve"> where X is the worktree's sha: the upstream environment passed a different sha. Promote the worktree's sha upstream first; a row for the main checkout's sha does not carry over. </w:t>
       </w:r>
     </w:p>
     <w:p>
@@ -7772,6 +7634,706 @@
         <w:numPr>
           <w:ilvl w:val="0"/>
           <w:numId w:val="19"/>
+        </w:numPr>
+        <w:tabs>
+          <w:tab w:val="clear" w:pos="1134"/>
+          <w:tab w:val="left" w:pos="829" w:leader="none"/>
+        </w:tabs>
+        <w:bidi w:val="0"/>
+        <w:spacing w:before="120" w:after="0"/>
+        <w:ind w:hanging="283" w:left="829"/>
+        <w:jc w:val="left"/>
+        <w:rPr/>
+      </w:pPr>
+      <w:r>
+        <w:rPr>
+          <w:rStyle w:val="Strong"/>
+        </w:rPr>
+        <w:t>"the command names commit '...', but the tree it runs from ... is at ..."</w:t>
+      </w:r>
+      <w:r>
+        <w:rPr/>
+        <w:t xml:space="preserve">: a literal </w:t>
+      </w:r>
+      <w:r>
+        <w:rPr>
+          <w:rStyle w:val="SourceText"/>
+        </w:rPr>
+        <w:t>ref=&lt;sha&gt;</w:t>
+      </w:r>
+      <w:r>
+        <w:rPr/>
+        <w:t xml:space="preserve"> that is not the tree's HEAD. Deploy from a tree at that sha, or drop the literal. </w:t>
+      </w:r>
+    </w:p>
+    <w:p>
+      <w:pPr>
+        <w:pStyle w:val="BodyText"/>
+        <w:numPr>
+          <w:ilvl w:val="0"/>
+          <w:numId w:val="19"/>
+        </w:numPr>
+        <w:tabs>
+          <w:tab w:val="clear" w:pos="1134"/>
+          <w:tab w:val="left" w:pos="829" w:leader="none"/>
+        </w:tabs>
+        <w:bidi w:val="0"/>
+        <w:spacing w:before="120" w:after="0"/>
+        <w:ind w:hanging="283" w:left="829"/>
+        <w:jc w:val="left"/>
+        <w:rPr/>
+      </w:pPr>
+      <w:r>
+        <w:rPr>
+          <w:rStyle w:val="Strong"/>
+        </w:rPr>
+        <w:t>"changes directory after it starts"</w:t>
+      </w:r>
+      <w:r>
+        <w:rPr/>
+        <w:t xml:space="preserve"> (a later </w:t>
+      </w:r>
+      <w:r>
+        <w:rPr>
+          <w:rStyle w:val="SourceText"/>
+        </w:rPr>
+        <w:t>cd</w:t>
+      </w:r>
+      <w:r>
+        <w:rPr/>
+        <w:t xml:space="preserve">, </w:t>
+      </w:r>
+      <w:r>
+        <w:rPr>
+          <w:rStyle w:val="SourceText"/>
+        </w:rPr>
+        <w:t>bash -c 'cd ...'</w:t>
+      </w:r>
+      <w:r>
+        <w:rPr/>
+        <w:t xml:space="preserve">, </w:t>
+      </w:r>
+      <w:r>
+        <w:rPr>
+          <w:rStyle w:val="SourceText"/>
+        </w:rPr>
+        <w:t>env -C</w:t>
+      </w:r>
+      <w:r>
+        <w:rPr/>
+        <w:t xml:space="preserve">, </w:t>
+      </w:r>
+      <w:r>
+        <w:rPr>
+          <w:rStyle w:val="SourceText"/>
+        </w:rPr>
+        <w:t>make -C</w:t>
+      </w:r>
+      <w:r>
+        <w:rPr/>
+        <w:t xml:space="preserve">), </w:t>
+      </w:r>
+      <w:r>
+        <w:rPr>
+          <w:rStyle w:val="Strong"/>
+        </w:rPr>
+        <w:t>"names more than one tree"</w:t>
+      </w:r>
+      <w:r>
+        <w:rPr/>
+        <w:t xml:space="preserve">, </w:t>
+      </w:r>
+      <w:r>
+        <w:rPr>
+          <w:rStyle w:val="Strong"/>
+        </w:rPr>
+        <w:t>"not a form the gate reads with certainty"</w:t>
+      </w:r>
+      <w:r>
+        <w:rPr/>
+        <w:t xml:space="preserve"> or </w:t>
+      </w:r>
+      <w:r>
+        <w:rPr>
+          <w:rStyle w:val="SourceText"/>
+        </w:rPr>
+        <w:t>--git-dir</w:t>
+      </w:r>
+      <w:r>
+        <w:rPr/>
+        <w:t xml:space="preserve">: the gate will not guess. Put a single literal </w:t>
+      </w:r>
+      <w:r>
+        <w:rPr>
+          <w:rStyle w:val="SourceText"/>
+        </w:rPr>
+        <w:t>cd &lt;dir&gt; &amp;&amp;</w:t>
+      </w:r>
+      <w:r>
+        <w:rPr/>
+        <w:t xml:space="preserve"> first, or use </w:t>
+      </w:r>
+      <w:r>
+        <w:rPr>
+          <w:rStyle w:val="SourceText"/>
+        </w:rPr>
+        <w:t>git -C &lt;dir&gt;</w:t>
+      </w:r>
+      <w:r>
+        <w:rPr/>
+        <w:t xml:space="preserve"> - and note the directory the command itself runs in must be clean too. </w:t>
+      </w:r>
+    </w:p>
+    <w:p>
+      <w:pPr>
+        <w:pStyle w:val="BodyText"/>
+        <w:numPr>
+          <w:ilvl w:val="0"/>
+          <w:numId w:val="19"/>
+        </w:numPr>
+        <w:tabs>
+          <w:tab w:val="clear" w:pos="1134"/>
+          <w:tab w:val="left" w:pos="829" w:leader="none"/>
+        </w:tabs>
+        <w:bidi w:val="0"/>
+        <w:spacing w:before="120" w:after="0"/>
+        <w:ind w:hanging="283" w:left="829"/>
+        <w:jc w:val="left"/>
+        <w:rPr/>
+      </w:pPr>
+      <w:r>
+        <w:rPr>
+          <w:rStyle w:val="Strong"/>
+        </w:rPr>
+        <w:t>"index entries flagged skip-worktree or assume-unchanged"</w:t>
+      </w:r>
+      <w:r>
+        <w:rPr/>
+        <w:t xml:space="preserve">: those flags hide edits from </w:t>
+      </w:r>
+      <w:r>
+        <w:rPr>
+          <w:rStyle w:val="SourceText"/>
+        </w:rPr>
+        <w:t>git status</w:t>
+      </w:r>
+      <w:r>
+        <w:rPr/>
+        <w:t xml:space="preserve">; clear them in the tree being deployed. </w:t>
+      </w:r>
+    </w:p>
+    <w:p>
+      <w:pPr>
+        <w:pStyle w:val="BodyText"/>
+        <w:numPr>
+          <w:ilvl w:val="0"/>
+          <w:numId w:val="19"/>
+        </w:numPr>
+        <w:tabs>
+          <w:tab w:val="clear" w:pos="1134"/>
+          <w:tab w:val="left" w:pos="829" w:leader="none"/>
+        </w:tabs>
+        <w:bidi w:val="0"/>
+        <w:spacing w:before="120" w:after="0"/>
+        <w:ind w:hanging="283" w:left="829"/>
+        <w:jc w:val="left"/>
+        <w:rPr/>
+      </w:pPr>
+      <w:r>
+        <w:rPr>
+          <w:rStyle w:val="Strong"/>
+        </w:rPr>
+        <w:t>"has uncommitted changes: it ..."</w:t>
+      </w:r>
+      <w:r>
+        <w:rPr/>
+        <w:t xml:space="preserve"> also fires when the map is deleted or untracked, or edited under skip-worktree: the gate compares the file with HEAD's copy, not with </w:t>
+      </w:r>
+      <w:r>
+        <w:rPr>
+          <w:rStyle w:val="SourceText"/>
+        </w:rPr>
+        <w:t>git status</w:t>
+      </w:r>
+      <w:r>
+        <w:rPr/>
+        <w:t xml:space="preserve">. </w:t>
+      </w:r>
+    </w:p>
+    <w:p>
+      <w:pPr>
+        <w:pStyle w:val="BodyText"/>
+        <w:numPr>
+          <w:ilvl w:val="0"/>
+          <w:numId w:val="19"/>
+        </w:numPr>
+        <w:tabs>
+          <w:tab w:val="clear" w:pos="1134"/>
+          <w:tab w:val="left" w:pos="829" w:leader="none"/>
+        </w:tabs>
+        <w:bidi w:val="0"/>
+        <w:spacing w:before="120" w:after="0"/>
+        <w:ind w:hanging="283" w:left="829"/>
+        <w:jc w:val="left"/>
+        <w:rPr/>
+      </w:pPr>
+      <w:r>
+        <w:rPr>
+          <w:rStyle w:val="Strong"/>
+        </w:rPr>
+        <w:t>".crew/verify.json in the project dir ... has uncommitted changes"</w:t>
+      </w:r>
+      <w:r>
+        <w:rPr/>
+        <w:t xml:space="preserve">: commit or revert the map; an uncommitted map is not policy. </w:t>
+      </w:r>
+    </w:p>
+    <w:p>
+      <w:pPr>
+        <w:pStyle w:val="BodyText"/>
+        <w:numPr>
+          <w:ilvl w:val="0"/>
+          <w:numId w:val="19"/>
+        </w:numPr>
+        <w:tabs>
+          <w:tab w:val="clear" w:pos="1134"/>
+          <w:tab w:val="left" w:pos="829" w:leader="none"/>
+        </w:tabs>
+        <w:bidi w:val="0"/>
+        <w:ind w:hanging="283" w:left="829"/>
+        <w:jc w:val="left"/>
+        <w:rPr/>
+      </w:pPr>
+      <w:r>
+        <w:rPr/>
+        <w:t xml:space="preserve">Never route around a block by running the deploy yourself with </w:t>
+      </w:r>
+      <w:r>
+        <w:rPr>
+          <w:rStyle w:val="SourceText"/>
+        </w:rPr>
+        <w:t>!</w:t>
+      </w:r>
+      <w:r>
+        <w:rPr/>
+        <w:t xml:space="preserve">. </w:t>
+      </w:r>
+      <w:r>
+        <w:rPr>
+          <w:rStyle w:val="SourceText"/>
+        </w:rPr>
+        <w:t>/crew:promote</w:t>
+      </w:r>
+      <w:r>
+        <w:rPr/>
+        <w:t xml:space="preserve"> fixes the precondition the message names and asks you only for a </w:t>
+      </w:r>
+      <w:r>
+        <w:rPr>
+          <w:rStyle w:val="SourceText"/>
+        </w:rPr>
+        <w:t>requireHuman</w:t>
+      </w:r>
+      <w:r>
+        <w:rPr/>
+        <w:t xml:space="preserve"> yes or a genuinely interactive step. </w:t>
+      </w:r>
+    </w:p>
+    <w:p>
+      <w:pPr>
+        <w:pStyle w:val="Heading2"/>
+        <w:bidi w:val="0"/>
+        <w:ind w:hanging="0" w:left="0" w:right="0"/>
+        <w:jc w:val="left"/>
+        <w:rPr/>
+      </w:pPr>
+      <w:bookmarkStart w:id="8" w:name="cloud-guard-false-positives"/>
+      <w:bookmarkEnd w:id="8"/>
+      <w:r>
+        <w:rPr/>
+        <w:t>Cloud Guard False Positives</w:t>
+      </w:r>
+    </w:p>
+    <w:p>
+      <w:pPr>
+        <w:pStyle w:val="BodyText"/>
+        <w:bidi w:val="0"/>
+        <w:jc w:val="left"/>
+        <w:rPr/>
+      </w:pPr>
+      <w:r>
+        <w:rPr>
+          <w:rStyle w:val="SourceText"/>
+        </w:rPr>
+        <w:t>cloud-guard.sh</w:t>
+      </w:r>
+      <w:r>
+        <w:rPr/>
+        <w:t xml:space="preserve"> / </w:t>
+      </w:r>
+      <w:r>
+        <w:rPr>
+          <w:rStyle w:val="SourceText"/>
+        </w:rPr>
+        <w:t>cloud_guard.py</w:t>
+      </w:r>
+      <w:r>
+        <w:rPr/>
+        <w:t xml:space="preserve">, a </w:t>
+      </w:r>
+      <w:r>
+        <w:rPr>
+          <w:rStyle w:val="SourceText"/>
+        </w:rPr>
+        <w:t>PreToolUse</w:t>
+      </w:r>
+      <w:r>
+        <w:rPr/>
+        <w:t xml:space="preserve"> hook on </w:t>
+      </w:r>
+      <w:r>
+        <w:rPr>
+          <w:rStyle w:val="SourceText"/>
+        </w:rPr>
+        <w:t>Bash</w:t>
+      </w:r>
+      <w:r>
+        <w:rPr/>
+        <w:t xml:space="preserve"> and </w:t>
+      </w:r>
+      <w:r>
+        <w:rPr>
+          <w:rStyle w:val="SourceText"/>
+        </w:rPr>
+        <w:t>PowerShell</w:t>
+      </w:r>
+      <w:r>
+        <w:rPr/>
+        <w:t xml:space="preserve">. </w:t>
+      </w:r>
+      <w:r>
+        <w:rPr>
+          <w:rStyle w:val="Strong"/>
+        </w:rPr>
+        <w:t>Ships off</w:t>
+      </w:r>
+      <w:r>
+        <w:rPr/>
+        <w:t xml:space="preserve"> (</w:t>
+      </w:r>
+      <w:r>
+        <w:rPr>
+          <w:rStyle w:val="SourceText"/>
+        </w:rPr>
+        <w:t>guards.cloudGuard: off</w:t>
+      </w:r>
+      <w:r>
+        <w:rPr/>
+        <w:t xml:space="preserve">); turn it on with </w:t>
+      </w:r>
+      <w:r>
+        <w:rPr>
+          <w:rStyle w:val="SourceText"/>
+        </w:rPr>
+        <w:t>{"guards": {"cloudGuard": "report"}}</w:t>
+      </w:r>
+      <w:r>
+        <w:rPr/>
+        <w:t xml:space="preserve"> first to see what it </w:t>
+      </w:r>
+      <w:r>
+        <w:rPr>
+          <w:rStyle w:val="Emphasis"/>
+        </w:rPr>
+        <w:t>would</w:t>
+      </w:r>
+      <w:r>
+        <w:rPr/>
+        <w:t xml:space="preserve"> refuse before enforcing with </w:t>
+      </w:r>
+      <w:r>
+        <w:rPr>
+          <w:rStyle w:val="SourceText"/>
+        </w:rPr>
+        <w:t>"block"</w:t>
+      </w:r>
+      <w:r>
+        <w:rPr/>
+        <w:t>.</w:t>
+      </w:r>
+    </w:p>
+    <w:p>
+      <w:pPr>
+        <w:pStyle w:val="BodyText"/>
+        <w:numPr>
+          <w:ilvl w:val="0"/>
+          <w:numId w:val="20"/>
+        </w:numPr>
+        <w:tabs>
+          <w:tab w:val="clear" w:pos="1134"/>
+          <w:tab w:val="left" w:pos="829" w:leader="none"/>
+        </w:tabs>
+        <w:bidi w:val="0"/>
+        <w:ind w:hanging="283" w:left="829"/>
+        <w:jc w:val="left"/>
+        <w:rPr/>
+      </w:pPr>
+      <w:r>
+        <w:rPr>
+          <w:rStyle w:val="Strong"/>
+        </w:rPr>
+        <w:t>SQL text that merely looks destructive is not blocked.</w:t>
+      </w:r>
+      <w:r>
+        <w:rPr/>
+        <w:t xml:space="preserve"> </w:t>
+      </w:r>
+      <w:r>
+        <w:rPr>
+          <w:rStyle w:val="SourceText"/>
+        </w:rPr>
+        <w:t>DROP</w:t>
+      </w:r>
+      <w:r>
+        <w:rPr/>
+        <w:t>/</w:t>
+      </w:r>
+      <w:r>
+        <w:rPr>
+          <w:rStyle w:val="SourceText"/>
+        </w:rPr>
+        <w:t>TRUNCATE</w:t>
+      </w:r>
+      <w:r>
+        <w:rPr/>
+        <w:t xml:space="preserve"> inside a string literal or a comment does not count: the guard strips literals and comments before matching, read both as standard SQL and as MySQL, because the two dialects disagree about what </w:t>
+      </w:r>
+      <w:r>
+        <w:rPr>
+          <w:rStyle w:val="SourceText"/>
+        </w:rPr>
+        <w:t>\'</w:t>
+      </w:r>
+      <w:r>
+        <w:rPr/>
+        <w:t xml:space="preserve"> and </w:t>
+      </w:r>
+      <w:r>
+        <w:rPr>
+          <w:rStyle w:val="SourceText"/>
+        </w:rPr>
+        <w:t>--</w:t>
+      </w:r>
+      <w:r>
+        <w:rPr/>
+        <w:t xml:space="preserve"> mean — a payload is flagged only if </w:t>
+      </w:r>
+      <w:r>
+        <w:rPr>
+          <w:rStyle w:val="Strong"/>
+        </w:rPr>
+        <w:t>either</w:t>
+      </w:r>
+      <w:r>
+        <w:rPr/>
+        <w:t xml:space="preserve"> reading still shows the keyword outside a literal. So </w:t>
+      </w:r>
+      <w:r>
+        <w:rPr>
+          <w:rStyle w:val="SourceText"/>
+        </w:rPr>
+        <w:t>psql -c "SELECT 'DROP TABLE x' AS s"</w:t>
+      </w:r>
+      <w:r>
+        <w:rPr/>
+        <w:t xml:space="preserve"> and </w:t>
+      </w:r>
+      <w:r>
+        <w:rPr>
+          <w:rStyle w:val="SourceText"/>
+        </w:rPr>
+        <w:t>psql -c 'SELECT 1 -- DROP TABLE x'</w:t>
+      </w:r>
+      <w:r>
+        <w:rPr/>
+        <w:t xml:space="preserve"> are both allowed (</w:t>
+      </w:r>
+      <w:r>
+        <w:rPr>
+          <w:rStyle w:val="SourceText"/>
+        </w:rPr>
+        <w:t>plugin/crew/tests/test_cloud_guard.py</w:t>
+      </w:r>
+      <w:r>
+        <w:rPr/>
+        <w:t xml:space="preserve">, cases </w:t>
+      </w:r>
+      <w:r>
+        <w:rPr>
+          <w:rStyle w:val="SourceText"/>
+        </w:rPr>
+        <w:t>sql-literal</w:t>
+      </w:r>
+      <w:r>
+        <w:rPr/>
+        <w:t>/</w:t>
+      </w:r>
+      <w:r>
+        <w:rPr>
+          <w:rStyle w:val="SourceText"/>
+        </w:rPr>
+        <w:t>sql-comment</w:t>
+      </w:r>
+      <w:r>
+        <w:rPr/>
+        <w:t>/</w:t>
+      </w:r>
+      <w:r>
+        <w:rPr>
+          <w:rStyle w:val="SourceText"/>
+        </w:rPr>
+        <w:t>sql-block-comment</w:t>
+      </w:r>
+      <w:r>
+        <w:rPr/>
+        <w:t>). If a query like this is still blocked, the reason (</w:t>
+      </w:r>
+      <w:r>
+        <w:rPr>
+          <w:rStyle w:val="SourceText"/>
+        </w:rPr>
+        <w:t>[sqlDestructive]</w:t>
+      </w:r>
+      <w:r>
+        <w:rPr/>
+        <w:t xml:space="preserve"> in the deny message) is worth reading closely — the keyword may genuinely sit outside every literal reading.</w:t>
+      </w:r>
+    </w:p>
+    <w:p>
+      <w:pPr>
+        <w:pStyle w:val="BodyText"/>
+        <w:numPr>
+          <w:ilvl w:val="0"/>
+          <w:numId w:val="20"/>
+        </w:numPr>
+        <w:tabs>
+          <w:tab w:val="clear" w:pos="1134"/>
+          <w:tab w:val="left" w:pos="829" w:leader="none"/>
+        </w:tabs>
+        <w:bidi w:val="0"/>
+        <w:ind w:hanging="283" w:left="829"/>
+        <w:jc w:val="left"/>
+        <w:rPr/>
+      </w:pPr>
+      <w:r>
+        <w:rPr>
+          <w:rStyle w:val="Strong"/>
+        </w:rPr>
+        <w:t xml:space="preserve">A dry-run, help, or </w:t>
+      </w:r>
+      <w:r>
+        <w:rPr>
+          <w:rStyle w:val="SourceText"/>
+        </w:rPr>
+        <w:t>-WhatIf</w:t>
+      </w:r>
+      <w:r>
+        <w:rPr>
+          <w:rStyle w:val="Strong"/>
+        </w:rPr>
+        <w:t xml:space="preserve"> invocation is still classified as destructive.</w:t>
+      </w:r>
+      <w:r>
+        <w:rPr/>
+        <w:t xml:space="preserve"> The guard matches on the </w:t>
+      </w:r>
+      <w:r>
+        <w:rPr>
+          <w:rStyle w:val="Emphasis"/>
+        </w:rPr>
+        <w:t>subcommand</w:t>
+      </w:r>
+      <w:r>
+        <w:rPr/>
+        <w:t xml:space="preserve">, not on flags that make it a no-op: </w:t>
+      </w:r>
+      <w:r>
+        <w:rPr>
+          <w:rStyle w:val="SourceText"/>
+        </w:rPr>
+        <w:t>terraform destroy --help</w:t>
+      </w:r>
+      <w:r>
+        <w:rPr/>
+        <w:t xml:space="preserve">, </w:t>
+      </w:r>
+      <w:r>
+        <w:rPr>
+          <w:rStyle w:val="SourceText"/>
+        </w:rPr>
+        <w:t>aws ec2 terminate-instances --dry-run</w:t>
+      </w:r>
+      <w:r>
+        <w:rPr/>
+        <w:t xml:space="preserve"> and </w:t>
+      </w:r>
+      <w:r>
+        <w:rPr>
+          <w:rStyle w:val="SourceText"/>
+        </w:rPr>
+        <w:t>Remove-AzResourceGroup -WhatIf</w:t>
+      </w:r>
+      <w:r>
+        <w:rPr/>
+        <w:t xml:space="preserve"> are all judged exactly like the command they simulate, because nothing in </w:t>
+      </w:r>
+      <w:r>
+        <w:rPr>
+          <w:rStyle w:val="SourceText"/>
+        </w:rPr>
+        <w:t>_terraform_destructive</w:t>
+      </w:r>
+      <w:r>
+        <w:rPr/>
+        <w:t>/</w:t>
+      </w:r>
+      <w:r>
+        <w:rPr>
+          <w:rStyle w:val="SourceText"/>
+        </w:rPr>
+        <w:t>_aws_destructive</w:t>
+      </w:r>
+      <w:r>
+        <w:rPr/>
+        <w:t xml:space="preserve">/the </w:t>
+      </w:r>
+      <w:r>
+        <w:rPr>
+          <w:rStyle w:val="SourceText"/>
+        </w:rPr>
+        <w:t>Remove-Az*</w:t>
+      </w:r>
+      <w:r>
+        <w:rPr/>
+        <w:t xml:space="preserve"> matcher inspects those flags. This is a known gap, not a config bug — there is no key that special-cases them. If you need to run one of these unattended, use </w:t>
+      </w:r>
+      <w:r>
+        <w:rPr>
+          <w:rStyle w:val="SourceText"/>
+        </w:rPr>
+        <w:t>report</w:t>
+      </w:r>
+      <w:r>
+        <w:rPr/>
+        <w:t xml:space="preserve"> mode while testing, or approve the one-shot marker the deny message names.</w:t>
+      </w:r>
+    </w:p>
+    <w:p>
+      <w:pPr>
+        <w:pStyle w:val="BodyText"/>
+        <w:numPr>
+          <w:ilvl w:val="0"/>
+          <w:numId w:val="20"/>
         </w:numPr>
         <w:tabs>
           <w:tab w:val="clear" w:pos="1134"/>
@@ -8103,7 +8665,7 @@
         <w:pStyle w:val="BodyText"/>
         <w:numPr>
           <w:ilvl w:val="0"/>
-          <w:numId w:val="20"/>
+          <w:numId w:val="21"/>
         </w:numPr>
         <w:tabs>
           <w:tab w:val="clear" w:pos="1134"/>
@@ -8173,295 +8735,6 @@
       <w:r>
         <w:rPr/>
         <w:t>.</w:t>
-      </w:r>
-    </w:p>
-    <w:p>
-      <w:pPr>
-        <w:pStyle w:val="BodyText"/>
-        <w:numPr>
-          <w:ilvl w:val="0"/>
-          <w:numId w:val="20"/>
-        </w:numPr>
-        <w:tabs>
-          <w:tab w:val="clear" w:pos="1134"/>
-          <w:tab w:val="left" w:pos="829" w:leader="none"/>
-        </w:tabs>
-        <w:bidi w:val="0"/>
-        <w:ind w:hanging="283" w:left="829"/>
-        <w:jc w:val="left"/>
-        <w:rPr/>
-      </w:pPr>
-      <w:r>
-        <w:rPr>
-          <w:rStyle w:val="Strong"/>
-        </w:rPr>
-        <w:t>Symptom: recall never surfaces anything you know is in the vault.</w:t>
-      </w:r>
-      <w:r>
-        <w:rPr/>
-        <w:t xml:space="preserve"> </w:t>
-      </w:r>
-      <w:r>
-        <w:rPr>
-          <w:rStyle w:val="Strong"/>
-        </w:rPr>
-        <w:t>Check:</w:t>
-      </w:r>
-    </w:p>
-    <w:p>
-      <w:pPr>
-        <w:pStyle w:val="PreformattedText"/>
-        <w:bidi w:val="0"/>
-        <w:jc w:val="left"/>
-        <w:rPr/>
-      </w:pPr>
-      <w:r>
-        <w:rPr>
-          <w:rStyle w:val="SourceText"/>
-        </w:rPr>
-        <w:t>python3 "&lt;crew plugin root&gt;/hooks/scripts/crew_context.py" --stats</w:t>
-      </w:r>
-    </w:p>
-    <w:p>
-      <w:pPr>
-        <w:pStyle w:val="BodyText"/>
-        <w:bidi w:val="0"/>
-        <w:jc w:val="left"/>
-        <w:rPr/>
-      </w:pPr>
-      <w:r>
-        <w:rPr/>
-        <w:t xml:space="preserve">Read the </w:t>
-      </w:r>
-      <w:r>
-        <w:rPr>
-          <w:rStyle w:val="SourceText"/>
-        </w:rPr>
-        <w:t>miss reasons</w:t>
-      </w:r>
-      <w:r>
-        <w:rPr/>
-        <w:t xml:space="preserve"> line. </w:t>
-      </w:r>
-      <w:r>
-        <w:rPr>
-          <w:rStyle w:val="SourceText"/>
-        </w:rPr>
-        <w:t>cli-missing</w:t>
-      </w:r>
-      <w:r>
-        <w:rPr/>
-        <w:t xml:space="preserve"> means </w:t>
-      </w:r>
-      <w:r>
-        <w:rPr>
-          <w:rStyle w:val="SourceText"/>
-        </w:rPr>
-        <w:t>obsidian-vault</w:t>
-      </w:r>
-      <w:r>
-        <w:rPr/>
-        <w:t xml:space="preserve"> is not installed where crew can find it; </w:t>
-      </w:r>
-      <w:r>
-        <w:rPr>
-          <w:rStyle w:val="SourceText"/>
-        </w:rPr>
-        <w:t>cli-exit-N</w:t>
-      </w:r>
-      <w:r>
-        <w:rPr/>
-        <w:t xml:space="preserve">, </w:t>
-      </w:r>
-      <w:r>
-        <w:rPr>
-          <w:rStyle w:val="SourceText"/>
-        </w:rPr>
-        <w:t>cli-timeout</w:t>
-      </w:r>
-      <w:r>
-        <w:rPr/>
-        <w:t xml:space="preserve">, </w:t>
-      </w:r>
-      <w:r>
-        <w:rPr>
-          <w:rStyle w:val="SourceText"/>
-        </w:rPr>
-        <w:t>cli-bad-json</w:t>
-      </w:r>
-      <w:r>
-        <w:rPr/>
-        <w:t xml:space="preserve"> mean the CLI ran and failed; </w:t>
-      </w:r>
-      <w:r>
-        <w:rPr>
-          <w:rStyle w:val="SourceText"/>
-        </w:rPr>
-        <w:t>no-vaults</w:t>
-      </w:r>
-      <w:r>
-        <w:rPr/>
-        <w:t xml:space="preserve"> means no vault is currently </w:t>
-      </w:r>
-      <w:r>
-        <w:rPr>
-          <w:rStyle w:val="SourceText"/>
-        </w:rPr>
-        <w:t>primary</w:t>
-      </w:r>
-      <w:r>
-        <w:rPr/>
-        <w:t xml:space="preserve"> or </w:t>
-      </w:r>
-      <w:r>
-        <w:rPr>
-          <w:rStyle w:val="SourceText"/>
-        </w:rPr>
-        <w:t>recall</w:t>
-      </w:r>
-      <w:r>
-        <w:rPr/>
-        <w:t xml:space="preserve">; </w:t>
-      </w:r>
-      <w:r>
-        <w:rPr>
-          <w:rStyle w:val="SourceText"/>
-        </w:rPr>
-        <w:t>no-hits</w:t>
-      </w:r>
-      <w:r>
-        <w:rPr/>
-        <w:t xml:space="preserve"> means the search itself found nothing. Only </w:t>
-      </w:r>
-      <w:r>
-        <w:rPr>
-          <w:rStyle w:val="SourceText"/>
-        </w:rPr>
-        <w:t>no-hits</w:t>
-      </w:r>
-      <w:r>
-        <w:rPr/>
-        <w:t xml:space="preserve"> means "the vault genuinely has nothing relevant" — every other reason is a setup problem. Also confirm </w:t>
-      </w:r>
-      <w:r>
-        <w:rPr>
-          <w:rStyle w:val="SourceText"/>
-        </w:rPr>
-        <w:t>memory.inject</w:t>
-      </w:r>
-      <w:r>
-        <w:rPr/>
-        <w:t xml:space="preserve"> is not </w:t>
-      </w:r>
-      <w:r>
-        <w:rPr>
-          <w:rStyle w:val="SourceText"/>
-        </w:rPr>
-        <w:t>false</w:t>
-      </w:r>
-      <w:r>
-        <w:rPr/>
-        <w:t xml:space="preserve"> in </w:t>
-      </w:r>
-      <w:r>
-        <w:rPr>
-          <w:rStyle w:val="SourceText"/>
-        </w:rPr>
-        <w:t>.crew/config.json</w:t>
-      </w:r>
-      <w:r>
-        <w:rPr/>
-        <w:t xml:space="preserve"> — recall and code-map injection are on by default since 1.0.0, so "no recall ever appears" with the key set to </w:t>
-      </w:r>
-      <w:r>
-        <w:rPr>
-          <w:rStyle w:val="SourceText"/>
-        </w:rPr>
-        <w:t>false</w:t>
-      </w:r>
-      <w:r>
-        <w:rPr/>
-        <w:t xml:space="preserve"> is expected. </w:t>
-      </w:r>
-      <w:r>
-        <w:rPr>
-          <w:rStyle w:val="Strong"/>
-        </w:rPr>
-        <w:t>Fix:</w:t>
-      </w:r>
-      <w:r>
-        <w:rPr/>
-        <w:t xml:space="preserve"> </w:t>
-      </w:r>
-      <w:r>
-        <w:rPr>
-          <w:rStyle w:val="SourceText"/>
-        </w:rPr>
-        <w:t>$VO recall --query "&lt;words you expect&gt;"</w:t>
-      </w:r>
-      <w:r>
-        <w:rPr/>
-        <w:t xml:space="preserve"> directly, to separate "the CLI can't find it" from "the hook isn't calling the CLI". An empty answer can be the CLI's relevance floor or its excluded folders, not a missing note: the obsidian-vault recall CLI drops stop words, needs more than one matching word for a longer query, matches whole words only, and never reads </w:t>
-      </w:r>
-      <w:r>
-        <w:rPr>
-          <w:rStyle w:val="SourceText"/>
-        </w:rPr>
-        <w:t>wiki/sessions/archive/</w:t>
-      </w:r>
-      <w:r>
-        <w:rPr/>
-        <w:t xml:space="preserve">. Re-run with </w:t>
-      </w:r>
-      <w:r>
-        <w:rPr>
-          <w:rStyle w:val="SourceText"/>
-        </w:rPr>
-        <w:t>--min-terms 1</w:t>
-      </w:r>
-      <w:r>
-        <w:rPr/>
-        <w:t xml:space="preserve"> (the floor off) and </w:t>
-      </w:r>
-      <w:r>
-        <w:rPr>
-          <w:rStyle w:val="SourceText"/>
-        </w:rPr>
-        <w:t>--include-excluded</w:t>
-      </w:r>
-      <w:r>
-        <w:rPr/>
-        <w:t xml:space="preserve"> (read the archive) and read </w:t>
-      </w:r>
-      <w:r>
-        <w:rPr>
-          <w:rStyle w:val="SourceText"/>
-        </w:rPr>
-        <w:t>below_floor</w:t>
-      </w:r>
-      <w:r>
-        <w:rPr/>
-        <w:t xml:space="preserve"> and </w:t>
-      </w:r>
-      <w:r>
-        <w:rPr>
-          <w:rStyle w:val="SourceText"/>
-        </w:rPr>
-        <w:t>excluded_dirs</w:t>
-      </w:r>
-      <w:r>
-        <w:rPr/>
-        <w:t xml:space="preserve"> in the </w:t>
-      </w:r>
-      <w:r>
-        <w:rPr>
-          <w:rStyle w:val="SourceText"/>
-        </w:rPr>
-        <w:t>--json</w:t>
-      </w:r>
-      <w:r>
-        <w:rPr/>
-        <w:t xml:space="preserve"> output to see which one hid it.</w:t>
       </w:r>
     </w:p>
     <w:p>
@@ -8484,37 +8757,199 @@
         <w:rPr>
           <w:rStyle w:val="Strong"/>
         </w:rPr>
-        <w:t>Symptom: the gardener seems to be falling behind.</w:t>
-      </w:r>
-      <w:r>
-        <w:rPr/>
-        <w:t xml:space="preserve"> It runs in bounded passes on purpose, not continuously: </w:t>
+        <w:t>Symptom: recall never surfaces anything you know is in the vault.</w:t>
+      </w:r>
+      <w:r>
+        <w:rPr/>
+        <w:t xml:space="preserve"> </w:t>
       </w:r>
       <w:r>
         <w:rPr>
           <w:rStyle w:val="Strong"/>
         </w:rPr>
-        <w:t>at most 5 items or 10 minutes per run</w:t>
-      </w:r>
-      <w:r>
-        <w:rPr/>
-        <w:t xml:space="preserve">, whichever comes first, on </w:t>
+        <w:t>Check:</w:t>
+      </w:r>
+    </w:p>
+    <w:p>
+      <w:pPr>
+        <w:pStyle w:val="PreformattedText"/>
+        <w:bidi w:val="0"/>
+        <w:jc w:val="left"/>
+        <w:rPr/>
+      </w:pPr>
+      <w:r>
+        <w:rPr>
+          <w:rStyle w:val="SourceText"/>
+        </w:rPr>
+        <w:t>python3 "&lt;crew plugin root&gt;/hooks/scripts/crew_context.py" --stats</w:t>
+      </w:r>
+    </w:p>
+    <w:p>
+      <w:pPr>
+        <w:pStyle w:val="BodyText"/>
+        <w:bidi w:val="0"/>
+        <w:jc w:val="left"/>
+        <w:rPr/>
+      </w:pPr>
+      <w:r>
+        <w:rPr/>
+        <w:t xml:space="preserve">Read the </w:t>
+      </w:r>
+      <w:r>
+        <w:rPr>
+          <w:rStyle w:val="SourceText"/>
+        </w:rPr>
+        <w:t>miss reasons</w:t>
+      </w:r>
+      <w:r>
+        <w:rPr/>
+        <w:t xml:space="preserve"> line. </w:t>
+      </w:r>
+      <w:r>
+        <w:rPr>
+          <w:rStyle w:val="SourceText"/>
+        </w:rPr>
+        <w:t>cli-missing</w:t>
+      </w:r>
+      <w:r>
+        <w:rPr/>
+        <w:t xml:space="preserve"> means </w:t>
+      </w:r>
+      <w:r>
+        <w:rPr>
+          <w:rStyle w:val="SourceText"/>
+        </w:rPr>
+        <w:t>obsidian-vault</w:t>
+      </w:r>
+      <w:r>
+        <w:rPr/>
+        <w:t xml:space="preserve"> is not installed where crew can find it; </w:t>
+      </w:r>
+      <w:r>
+        <w:rPr>
+          <w:rStyle w:val="SourceText"/>
+        </w:rPr>
+        <w:t>cli-exit-N</w:t>
+      </w:r>
+      <w:r>
+        <w:rPr/>
+        <w:t xml:space="preserve">, </w:t>
+      </w:r>
+      <w:r>
+        <w:rPr>
+          <w:rStyle w:val="SourceText"/>
+        </w:rPr>
+        <w:t>cli-timeout</w:t>
+      </w:r>
+      <w:r>
+        <w:rPr/>
+        <w:t xml:space="preserve">, </w:t>
+      </w:r>
+      <w:r>
+        <w:rPr>
+          <w:rStyle w:val="SourceText"/>
+        </w:rPr>
+        <w:t>cli-bad-json</w:t>
+      </w:r>
+      <w:r>
+        <w:rPr/>
+        <w:t xml:space="preserve"> mean the CLI ran and failed; </w:t>
+      </w:r>
+      <w:r>
+        <w:rPr>
+          <w:rStyle w:val="SourceText"/>
+        </w:rPr>
+        <w:t>no-vaults</w:t>
+      </w:r>
+      <w:r>
+        <w:rPr/>
+        <w:t xml:space="preserve"> means no vault is currently </w:t>
+      </w:r>
+      <w:r>
+        <w:rPr>
+          <w:rStyle w:val="SourceText"/>
+        </w:rPr>
+        <w:t>primary</w:t>
+      </w:r>
+      <w:r>
+        <w:rPr/>
+        <w:t xml:space="preserve"> or </w:t>
+      </w:r>
+      <w:r>
+        <w:rPr>
+          <w:rStyle w:val="SourceText"/>
+        </w:rPr>
+        <w:t>recall</w:t>
+      </w:r>
+      <w:r>
+        <w:rPr/>
+        <w:t xml:space="preserve">; </w:t>
+      </w:r>
+      <w:r>
+        <w:rPr>
+          <w:rStyle w:val="SourceText"/>
+        </w:rPr>
+        <w:t>no-hits</w:t>
+      </w:r>
+      <w:r>
+        <w:rPr/>
+        <w:t xml:space="preserve"> means the search itself found nothing. Only </w:t>
+      </w:r>
+      <w:r>
+        <w:rPr>
+          <w:rStyle w:val="SourceText"/>
+        </w:rPr>
+        <w:t>no-hits</w:t>
+      </w:r>
+      <w:r>
+        <w:rPr/>
+        <w:t xml:space="preserve"> means "the vault genuinely has nothing relevant" — every other reason is a setup problem. Also confirm </w:t>
+      </w:r>
+      <w:r>
+        <w:rPr>
+          <w:rStyle w:val="SourceText"/>
+        </w:rPr>
+        <w:t>memory.inject</w:t>
+      </w:r>
+      <w:r>
+        <w:rPr/>
+        <w:t xml:space="preserve"> is not </w:t>
+      </w:r>
+      <w:r>
+        <w:rPr>
+          <w:rStyle w:val="SourceText"/>
+        </w:rPr>
+        <w:t>false</w:t>
+      </w:r>
+      <w:r>
+        <w:rPr/>
+        <w:t xml:space="preserve"> in </w:t>
+      </w:r>
+      <w:r>
+        <w:rPr>
+          <w:rStyle w:val="SourceText"/>
+        </w:rPr>
+        <w:t>.crew/config.json</w:t>
+      </w:r>
+      <w:r>
+        <w:rPr/>
+        <w:t xml:space="preserve"> — recall and code-map injection are on by default since 1.0.0, so "no recall ever appears" with the key set to </w:t>
+      </w:r>
+      <w:r>
+        <w:rPr>
+          <w:rStyle w:val="SourceText"/>
+        </w:rPr>
+        <w:t>false</w:t>
+      </w:r>
+      <w:r>
+        <w:rPr/>
+        <w:t xml:space="preserve"> is expected. </w:t>
       </w:r>
       <w:r>
         <w:rPr>
           <w:rStyle w:val="Strong"/>
         </w:rPr>
-        <w:t>one designated host</w:t>
-      </w:r>
-      <w:r>
-        <w:rPr/>
-        <w:t xml:space="preserve">, one run at a time. A session whose transcript lives on another machine is left queued for that machine and does not spend one of the five slots. </w:t>
-      </w:r>
-      <w:r>
-        <w:rPr>
-          <w:rStyle w:val="Strong"/>
-        </w:rPr>
-        <w:t>Check:</w:t>
+        <w:t>Fix:</w:t>
       </w:r>
       <w:r>
         <w:rPr/>
@@ -8524,71 +8959,71 @@
         <w:rPr>
           <w:rStyle w:val="SourceText"/>
         </w:rPr>
-        <w:t>$VO queue</w:t>
-      </w:r>
-      <w:r>
-        <w:rPr/>
-        <w:t xml:space="preserve"> (what is waiting) and </w:t>
-      </w:r>
-      <w:r>
-        <w:rPr>
-          <w:rStyle w:val="SourceText"/>
-        </w:rPr>
-        <w:t>~/.claude/obsidian/gardener.log</w:t>
-      </w:r>
-      <w:r>
-        <w:rPr/>
-        <w:t xml:space="preserve"> for lines starting </w:t>
-      </w:r>
-      <w:r>
-        <w:rPr>
-          <w:rStyle w:val="SourceText"/>
-        </w:rPr>
-        <w:t>left queued</w:t>
-      </w:r>
-      <w:r>
-        <w:rPr/>
-        <w:t xml:space="preserve">. </w:t>
-      </w:r>
-      <w:r>
-        <w:rPr>
-          <w:rStyle w:val="Strong"/>
-        </w:rPr>
-        <w:t>Fix:</w:t>
-      </w:r>
-      <w:r>
-        <w:rPr/>
-        <w:t xml:space="preserve"> run a bounded pass by hand (</w:t>
-      </w:r>
-      <w:r>
-        <w:rPr>
-          <w:rStyle w:val="SourceText"/>
-        </w:rPr>
-        <w:t>/obsidian-vault:garden</w:t>
-      </w:r>
-      <w:r>
-        <w:rPr/>
-        <w:t xml:space="preserve"> or </w:t>
-      </w:r>
-      <w:r>
-        <w:rPr>
-          <w:rStyle w:val="SourceText"/>
-        </w:rPr>
-        <w:t>$VO garden-run</w:t>
-      </w:r>
-      <w:r>
-        <w:rPr/>
-        <w:t xml:space="preserve">), or drain a large backlog in batches: </w:t>
-      </w:r>
-      <w:r>
-        <w:rPr>
-          <w:rStyle w:val="SourceText"/>
-        </w:rPr>
-        <w:t>$VO drain --apply --batches 4</w:t>
-      </w:r>
-      <w:r>
-        <w:rPr/>
-        <w:t>.</w:t>
+        <w:t>$VO recall --query "&lt;words you expect&gt;"</w:t>
+      </w:r>
+      <w:r>
+        <w:rPr/>
+        <w:t xml:space="preserve"> directly, to separate "the CLI can't find it" from "the hook isn't calling the CLI". An empty answer can be the CLI's relevance floor or its excluded folders, not a missing note: the obsidian-vault recall CLI drops stop words, needs more than one matching word for a longer query, matches whole words only, and never reads </w:t>
+      </w:r>
+      <w:r>
+        <w:rPr>
+          <w:rStyle w:val="SourceText"/>
+        </w:rPr>
+        <w:t>wiki/sessions/archive/</w:t>
+      </w:r>
+      <w:r>
+        <w:rPr/>
+        <w:t xml:space="preserve">. Re-run with </w:t>
+      </w:r>
+      <w:r>
+        <w:rPr>
+          <w:rStyle w:val="SourceText"/>
+        </w:rPr>
+        <w:t>--min-terms 1</w:t>
+      </w:r>
+      <w:r>
+        <w:rPr/>
+        <w:t xml:space="preserve"> (the floor off) and </w:t>
+      </w:r>
+      <w:r>
+        <w:rPr>
+          <w:rStyle w:val="SourceText"/>
+        </w:rPr>
+        <w:t>--include-excluded</w:t>
+      </w:r>
+      <w:r>
+        <w:rPr/>
+        <w:t xml:space="preserve"> (read the archive) and read </w:t>
+      </w:r>
+      <w:r>
+        <w:rPr>
+          <w:rStyle w:val="SourceText"/>
+        </w:rPr>
+        <w:t>below_floor</w:t>
+      </w:r>
+      <w:r>
+        <w:rPr/>
+        <w:t xml:space="preserve"> and </w:t>
+      </w:r>
+      <w:r>
+        <w:rPr>
+          <w:rStyle w:val="SourceText"/>
+        </w:rPr>
+        <w:t>excluded_dirs</w:t>
+      </w:r>
+      <w:r>
+        <w:rPr/>
+        <w:t xml:space="preserve"> in the </w:t>
+      </w:r>
+      <w:r>
+        <w:rPr>
+          <w:rStyle w:val="SourceText"/>
+        </w:rPr>
+        <w:t>--json</w:t>
+      </w:r>
+      <w:r>
+        <w:rPr/>
+        <w:t xml:space="preserve"> output to see which one hid it.</w:t>
       </w:r>
     </w:p>
     <w:p>
@@ -8596,7 +9031,7 @@
         <w:pStyle w:val="BodyText"/>
         <w:numPr>
           <w:ilvl w:val="0"/>
-          <w:numId w:val="21"/>
+          <w:numId w:val="22"/>
         </w:numPr>
         <w:tabs>
           <w:tab w:val="clear" w:pos="1134"/>
@@ -8611,41 +9046,111 @@
         <w:rPr>
           <w:rStyle w:val="Strong"/>
         </w:rPr>
-        <w:t>Symptom: two machines sharing one vault seem to be racing each other.</w:t>
-      </w:r>
-      <w:r>
-        <w:rPr/>
-        <w:t xml:space="preserve"> They are not writing the same file: each host appends to its own </w:t>
-      </w:r>
-      <w:r>
-        <w:rPr>
-          <w:rStyle w:val="SourceText"/>
-        </w:rPr>
-        <w:t>inbox/pending-reflect.&lt;host&gt;.md</w:t>
-      </w:r>
-      <w:r>
-        <w:rPr/>
-        <w:t xml:space="preserve"> and acknowledges to its own </w:t>
-      </w:r>
-      <w:r>
-        <w:rPr>
-          <w:rStyle w:val="SourceText"/>
-        </w:rPr>
-        <w:t>inbox/reflected.&lt;host&gt;.md</w:t>
-      </w:r>
-      <w:r>
-        <w:rPr/>
-        <w:t xml:space="preserve">, so two machines syncing one vault never contend for the same queue file. An older </w:t>
-      </w:r>
-      <w:r>
-        <w:rPr>
-          <w:rStyle w:val="SourceText"/>
-        </w:rPr>
-        <w:t>inbox/pending-reflect.md</w:t>
-      </w:r>
-      <w:r>
-        <w:rPr/>
-        <w:t xml:space="preserve"> (no host suffix) is still read if present, so an old backlog drains rather than being stranded — it is just never written again.</w:t>
+        <w:t>Symptom: the gardener seems to be falling behind.</w:t>
+      </w:r>
+      <w:r>
+        <w:rPr/>
+        <w:t xml:space="preserve"> It runs in bounded passes on purpose, not continuously: </w:t>
+      </w:r>
+      <w:r>
+        <w:rPr>
+          <w:rStyle w:val="Strong"/>
+        </w:rPr>
+        <w:t>at most 5 items or 10 minutes per run</w:t>
+      </w:r>
+      <w:r>
+        <w:rPr/>
+        <w:t xml:space="preserve">, whichever comes first, on </w:t>
+      </w:r>
+      <w:r>
+        <w:rPr>
+          <w:rStyle w:val="Strong"/>
+        </w:rPr>
+        <w:t>one designated host</w:t>
+      </w:r>
+      <w:r>
+        <w:rPr/>
+        <w:t xml:space="preserve">, one run at a time. A session whose transcript lives on another machine is left queued for that machine and does not spend one of the five slots. </w:t>
+      </w:r>
+      <w:r>
+        <w:rPr>
+          <w:rStyle w:val="Strong"/>
+        </w:rPr>
+        <w:t>Check:</w:t>
+      </w:r>
+      <w:r>
+        <w:rPr/>
+        <w:t xml:space="preserve"> </w:t>
+      </w:r>
+      <w:r>
+        <w:rPr>
+          <w:rStyle w:val="SourceText"/>
+        </w:rPr>
+        <w:t>$VO queue</w:t>
+      </w:r>
+      <w:r>
+        <w:rPr/>
+        <w:t xml:space="preserve"> (what is waiting) and </w:t>
+      </w:r>
+      <w:r>
+        <w:rPr>
+          <w:rStyle w:val="SourceText"/>
+        </w:rPr>
+        <w:t>~/.claude/obsidian/gardener.log</w:t>
+      </w:r>
+      <w:r>
+        <w:rPr/>
+        <w:t xml:space="preserve"> for lines starting </w:t>
+      </w:r>
+      <w:r>
+        <w:rPr>
+          <w:rStyle w:val="SourceText"/>
+        </w:rPr>
+        <w:t>left queued</w:t>
+      </w:r>
+      <w:r>
+        <w:rPr/>
+        <w:t xml:space="preserve">. </w:t>
+      </w:r>
+      <w:r>
+        <w:rPr>
+          <w:rStyle w:val="Strong"/>
+        </w:rPr>
+        <w:t>Fix:</w:t>
+      </w:r>
+      <w:r>
+        <w:rPr/>
+        <w:t xml:space="preserve"> run a bounded pass by hand (</w:t>
+      </w:r>
+      <w:r>
+        <w:rPr>
+          <w:rStyle w:val="SourceText"/>
+        </w:rPr>
+        <w:t>/obsidian-vault:garden</w:t>
+      </w:r>
+      <w:r>
+        <w:rPr/>
+        <w:t xml:space="preserve"> or </w:t>
+      </w:r>
+      <w:r>
+        <w:rPr>
+          <w:rStyle w:val="SourceText"/>
+        </w:rPr>
+        <w:t>$VO garden-run</w:t>
+      </w:r>
+      <w:r>
+        <w:rPr/>
+        <w:t xml:space="preserve">), or drain a large backlog in batches: </w:t>
+      </w:r>
+      <w:r>
+        <w:rPr>
+          <w:rStyle w:val="SourceText"/>
+        </w:rPr>
+        <w:t>$VO drain --apply --batches 4</w:t>
+      </w:r>
+      <w:r>
+        <w:rPr/>
+        <w:t>.</w:t>
       </w:r>
     </w:p>
     <w:p>
@@ -8653,7 +9158,7 @@
         <w:pStyle w:val="BodyText"/>
         <w:numPr>
           <w:ilvl w:val="0"/>
-          <w:numId w:val="21"/>
+          <w:numId w:val="22"/>
         </w:numPr>
         <w:tabs>
           <w:tab w:val="clear" w:pos="1134"/>
@@ -8668,6 +9173,63 @@
         <w:rPr>
           <w:rStyle w:val="Strong"/>
         </w:rPr>
+        <w:t>Symptom: two machines sharing one vault seem to be racing each other.</w:t>
+      </w:r>
+      <w:r>
+        <w:rPr/>
+        <w:t xml:space="preserve"> They are not writing the same file: each host appends to its own </w:t>
+      </w:r>
+      <w:r>
+        <w:rPr>
+          <w:rStyle w:val="SourceText"/>
+        </w:rPr>
+        <w:t>inbox/pending-reflect.&lt;host&gt;.md</w:t>
+      </w:r>
+      <w:r>
+        <w:rPr/>
+        <w:t xml:space="preserve"> and acknowledges to its own </w:t>
+      </w:r>
+      <w:r>
+        <w:rPr>
+          <w:rStyle w:val="SourceText"/>
+        </w:rPr>
+        <w:t>inbox/reflected.&lt;host&gt;.md</w:t>
+      </w:r>
+      <w:r>
+        <w:rPr/>
+        <w:t xml:space="preserve">, so two machines syncing one vault never contend for the same queue file. An older </w:t>
+      </w:r>
+      <w:r>
+        <w:rPr>
+          <w:rStyle w:val="SourceText"/>
+        </w:rPr>
+        <w:t>inbox/pending-reflect.md</w:t>
+      </w:r>
+      <w:r>
+        <w:rPr/>
+        <w:t xml:space="preserve"> (no host suffix) is still read if present, so an old backlog drains rather than being stranded — it is just never written again.</w:t>
+      </w:r>
+    </w:p>
+    <w:p>
+      <w:pPr>
+        <w:pStyle w:val="BodyText"/>
+        <w:numPr>
+          <w:ilvl w:val="0"/>
+          <w:numId w:val="22"/>
+        </w:numPr>
+        <w:tabs>
+          <w:tab w:val="clear" w:pos="1134"/>
+          <w:tab w:val="left" w:pos="829" w:leader="none"/>
+        </w:tabs>
+        <w:bidi w:val="0"/>
+        <w:ind w:hanging="283" w:left="829"/>
+        <w:jc w:val="left"/>
+        <w:rPr/>
+      </w:pPr>
+      <w:r>
+        <w:rPr>
+          <w:rStyle w:val="Strong"/>
+        </w:rPr>
         <w:t xml:space="preserve">Symptom: </w:t>
       </w:r>
       <w:r>
@@ -8736,7 +9298,7 @@
         <w:pStyle w:val="BodyText"/>
         <w:numPr>
           <w:ilvl w:val="1"/>
-          <w:numId w:val="21"/>
+          <w:numId w:val="22"/>
         </w:numPr>
         <w:tabs>
           <w:tab w:val="clear" w:pos="1134"/>
@@ -8794,7 +9356,7 @@
         <w:pStyle w:val="BodyText"/>
         <w:numPr>
           <w:ilvl w:val="1"/>
-          <w:numId w:val="21"/>
+          <w:numId w:val="22"/>
         </w:numPr>
         <w:tabs>
           <w:tab w:val="clear" w:pos="1134"/>
@@ -8854,7 +9416,7 @@
         <w:pStyle w:val="BodyText"/>
         <w:numPr>
           <w:ilvl w:val="1"/>
-          <w:numId w:val="21"/>
+          <w:numId w:val="22"/>
         </w:numPr>
         <w:tabs>
           <w:tab w:val="clear" w:pos="1134"/>
@@ -8912,7 +9474,7 @@
         <w:pStyle w:val="BodyText"/>
         <w:numPr>
           <w:ilvl w:val="1"/>
-          <w:numId w:val="21"/>
+          <w:numId w:val="22"/>
         </w:numPr>
         <w:tabs>
           <w:tab w:val="clear" w:pos="1134"/>
@@ -9051,7 +9613,7 @@
         <w:pStyle w:val="BodyText"/>
         <w:numPr>
           <w:ilvl w:val="0"/>
-          <w:numId w:val="22"/>
+          <w:numId w:val="23"/>
         </w:numPr>
         <w:tabs>
           <w:tab w:val="clear" w:pos="1134"/>
@@ -9175,7 +9737,7 @@
         <w:pStyle w:val="BodyText"/>
         <w:numPr>
           <w:ilvl w:val="0"/>
-          <w:numId w:val="22"/>
+          <w:numId w:val="23"/>
         </w:numPr>
         <w:tabs>
           <w:tab w:val="clear" w:pos="1134"/>
@@ -9263,7 +9825,7 @@
         <w:pStyle w:val="BodyText"/>
         <w:numPr>
           <w:ilvl w:val="0"/>
-          <w:numId w:val="22"/>
+          <w:numId w:val="23"/>
         </w:numPr>
         <w:tabs>
           <w:tab w:val="clear" w:pos="1134"/>
@@ -11357,7 +11919,7 @@
         <w:pStyle w:val="BodyText"/>
         <w:numPr>
           <w:ilvl w:val="0"/>
-          <w:numId w:val="23"/>
+          <w:numId w:val="24"/>
         </w:numPr>
         <w:tabs>
           <w:tab w:val="clear" w:pos="1134"/>
@@ -11431,7 +11993,7 @@
         <w:pStyle w:val="BodyText"/>
         <w:numPr>
           <w:ilvl w:val="0"/>
-          <w:numId w:val="23"/>
+          <w:numId w:val="24"/>
         </w:numPr>
         <w:tabs>
           <w:tab w:val="clear" w:pos="1134"/>
@@ -11482,176 +12044,6 @@
       <w:r>
         <w:rPr/>
         <w:t xml:space="preserve">) skips the OS packages Chromium needs and produces a browser that launches, then crashes on first navigation. </w:t>
-      </w:r>
-    </w:p>
-    <w:p>
-      <w:pPr>
-        <w:pStyle w:val="BodyText"/>
-        <w:numPr>
-          <w:ilvl w:val="0"/>
-          <w:numId w:val="23"/>
-        </w:numPr>
-        <w:tabs>
-          <w:tab w:val="clear" w:pos="1134"/>
-          <w:tab w:val="left" w:pos="829" w:leader="none"/>
-        </w:tabs>
-        <w:bidi w:val="0"/>
-        <w:spacing w:before="120" w:after="0"/>
-        <w:ind w:hanging="283" w:left="829"/>
-        <w:jc w:val="left"/>
-        <w:rPr/>
-      </w:pPr>
-      <w:r>
-        <w:rPr>
-          <w:rStyle w:val="Strong"/>
-        </w:rPr>
-        <w:t>Docker absent -&gt; visual UNVERIFIED, not a fail.</w:t>
-      </w:r>
-      <w:r>
-        <w:rPr/>
-        <w:t xml:space="preserve"> </w:t>
-      </w:r>
-      <w:r>
-        <w:rPr>
-          <w:rStyle w:val="SourceText"/>
-        </w:rPr>
-        <w:t>toHaveScreenshot</w:t>
-      </w:r>
-      <w:r>
-        <w:rPr/>
-        <w:t xml:space="preserve"> baselines are only meaningful when generated inside </w:t>
-      </w:r>
-      <w:r>
-        <w:rPr>
-          <w:rStyle w:val="SourceText"/>
-        </w:rPr>
-        <w:t>mcr.microsoft.com/playwright:v1.63.0-noble</w:t>
-      </w:r>
-      <w:r>
-        <w:rPr/>
-        <w:t xml:space="preserve"> — the installer warns rather than blocking when Docker is missing, and the visual </w:t>
-      </w:r>
-      <w:r>
-        <w:rPr>
-          <w:rStyle w:val="SourceText"/>
-        </w:rPr>
-        <w:t>verify.json</w:t>
-      </w:r>
-      <w:r>
-        <w:rPr/>
-        <w:t xml:space="preserve"> rule is written to skip (report UNVERIFIED) outside that image rather than compare against a baseline that can never match. </w:t>
-      </w:r>
-    </w:p>
-    <w:p>
-      <w:pPr>
-        <w:pStyle w:val="BodyText"/>
-        <w:numPr>
-          <w:ilvl w:val="0"/>
-          <w:numId w:val="23"/>
-        </w:numPr>
-        <w:tabs>
-          <w:tab w:val="clear" w:pos="1134"/>
-          <w:tab w:val="left" w:pos="829" w:leader="none"/>
-        </w:tabs>
-        <w:bidi w:val="0"/>
-        <w:ind w:hanging="283" w:left="829"/>
-        <w:jc w:val="left"/>
-        <w:rPr/>
-      </w:pPr>
-      <w:r>
-        <w:rPr>
-          <w:rStyle w:val="Strong"/>
-        </w:rPr>
-        <w:t>MCP server won't connect on Windows.</w:t>
-      </w:r>
-      <w:r>
-        <w:rPr/>
-        <w:t xml:space="preserve"> Both </w:t>
-      </w:r>
-      <w:r>
-        <w:rPr>
-          <w:rStyle w:val="SourceText"/>
-        </w:rPr>
-        <w:t>@playwright/mcp</w:t>
-      </w:r>
-      <w:r>
-        <w:rPr/>
-        <w:t xml:space="preserve"> and </w:t>
-      </w:r>
-      <w:r>
-        <w:rPr>
-          <w:rStyle w:val="SourceText"/>
-        </w:rPr>
-        <w:t>chrome-devtools-mcp</w:t>
-      </w:r>
-      <w:r>
-        <w:rPr/>
-        <w:t xml:space="preserve"> are launched with </w:t>
-      </w:r>
-      <w:r>
-        <w:rPr>
-          <w:rStyle w:val="SourceText"/>
-        </w:rPr>
-        <w:t>npx</w:t>
-      </w:r>
-      <w:r>
-        <w:rPr/>
-        <w:t xml:space="preserve">, which the MCP host cannot invoke directly on Windows — wrap the entry as </w:t>
-      </w:r>
-      <w:r>
-        <w:rPr>
-          <w:rStyle w:val="SourceText"/>
-        </w:rPr>
-        <w:t>"command": "cmd", "args": ["/c", "npx", ...]</w:t>
-      </w:r>
-      <w:r>
-        <w:rPr/>
-        <w:t xml:space="preserve"> in </w:t>
-      </w:r>
-      <w:r>
-        <w:rPr>
-          <w:rStyle w:val="SourceText"/>
-        </w:rPr>
-        <w:t>.mcp.json</w:t>
-      </w:r>
-      <w:r>
-        <w:rPr/>
-        <w:t xml:space="preserve"> (documented in chrome-devtools-mcp's own troubleshooting for the "Connection closed" failure); the </w:t>
-      </w:r>
-      <w:r>
-        <w:rPr>
-          <w:rStyle w:val="SourceText"/>
-        </w:rPr>
-        <w:t>stack-web</w:t>
-      </w:r>
-      <w:r>
-        <w:rPr/>
-        <w:t xml:space="preserve"> skill's </w:t>
-      </w:r>
-      <w:r>
-        <w:rPr>
-          <w:rStyle w:val="SourceText"/>
-        </w:rPr>
-        <w:t>.mcp.json</w:t>
-      </w:r>
-      <w:r>
-        <w:rPr/>
-        <w:t xml:space="preserve"> example already shows this. </w:t>
-      </w:r>
-    </w:p>
-    <w:p>
-      <w:pPr>
-        <w:pStyle w:val="Heading2"/>
-        <w:bidi w:val="0"/>
-        <w:ind w:hanging="0" w:left="0" w:right="0"/>
-        <w:jc w:val="left"/>
-        <w:rPr/>
-      </w:pPr>
-      <w:bookmarkStart w:id="15" w:name="windows-notes"/>
-      <w:bookmarkEnd w:id="15"/>
-      <w:r>
-        <w:rPr/>
-        <w:t>Windows Notes</w:t>
       </w:r>
     </w:p>
     <w:p>
@@ -11673,41 +12065,43 @@
       </w:pPr>
       <w:r>
         <w:rPr>
-          <w:rStyle w:val="SourceText"/>
-        </w:rPr>
-        <w:t>pwsh</w:t>
-      </w:r>
-      <w:r>
-        <w:rPr>
           <w:rStyle w:val="Strong"/>
         </w:rPr>
-        <w:t xml:space="preserve"> is not on Git Bash's </w:t>
-      </w:r>
-      <w:r>
-        <w:rPr>
-          <w:rStyle w:val="SourceText"/>
-        </w:rPr>
-        <w:t>PATH</w:t>
-      </w:r>
-      <w:r>
-        <w:rPr>
-          <w:rStyle w:val="Strong"/>
-        </w:rPr>
-        <w:t>.</w:t>
-      </w:r>
-      <w:r>
-        <w:rPr/>
-        <w:t xml:space="preserve"> Every script that shells out to PowerShell names it by an absolute path or resolves it explicitly; a bare </w:t>
-      </w:r>
-      <w:r>
-        <w:rPr>
-          <w:rStyle w:val="SourceText"/>
-        </w:rPr>
-        <w:t>pwsh</w:t>
-      </w:r>
-      <w:r>
-        <w:rPr/>
-        <w:t xml:space="preserve"> in a hand-typed command fails as "command not found", which is easy to misread as PowerShell itself being broken. </w:t>
+        <w:t>Docker absent -&gt; visual UNVERIFIED, not a fail.</w:t>
+      </w:r>
+      <w:r>
+        <w:rPr/>
+        <w:t xml:space="preserve"> </w:t>
+      </w:r>
+      <w:r>
+        <w:rPr>
+          <w:rStyle w:val="SourceText"/>
+        </w:rPr>
+        <w:t>toHaveScreenshot</w:t>
+      </w:r>
+      <w:r>
+        <w:rPr/>
+        <w:t xml:space="preserve"> baselines are only meaningful when generated inside </w:t>
+      </w:r>
+      <w:r>
+        <w:rPr>
+          <w:rStyle w:val="SourceText"/>
+        </w:rPr>
+        <w:t>mcr.microsoft.com/playwright:v1.63.0-noble</w:t>
+      </w:r>
+      <w:r>
+        <w:rPr/>
+        <w:t xml:space="preserve"> — the installer warns rather than blocking when Docker is missing, and the visual </w:t>
+      </w:r>
+      <w:r>
+        <w:rPr>
+          <w:rStyle w:val="SourceText"/>
+        </w:rPr>
+        <w:t>verify.json</w:t>
+      </w:r>
+      <w:r>
+        <w:rPr/>
+        <w:t xml:space="preserve"> rule is written to skip (report UNVERIFIED) outside that image rather than compare against a baseline that can never match. </w:t>
       </w:r>
     </w:p>
     <w:p>
@@ -11722,7 +12116,6 @@
           <w:tab w:val="left" w:pos="829" w:leader="none"/>
         </w:tabs>
         <w:bidi w:val="0"/>
-        <w:spacing w:before="120" w:after="0"/>
         <w:ind w:hanging="283" w:left="829"/>
         <w:jc w:val="left"/>
         <w:rPr/>
@@ -11731,117 +12124,17 @@
         <w:rPr>
           <w:rStyle w:val="Strong"/>
         </w:rPr>
-        <w:t xml:space="preserve">Git Bash ships without </w:t>
-      </w:r>
-      <w:r>
-        <w:rPr>
-          <w:rStyle w:val="SourceText"/>
-        </w:rPr>
-        <w:t>python3</w:t>
-      </w:r>
-      <w:r>
-        <w:rPr>
-          <w:rStyle w:val="Strong"/>
-        </w:rPr>
-        <w:t>.</w:t>
-      </w:r>
-      <w:r>
-        <w:rPr/>
-        <w:t xml:space="preserve"> Every hook wrapper here resolves </w:t>
-      </w:r>
-      <w:r>
-        <w:rPr>
-          <w:rStyle w:val="SourceText"/>
-        </w:rPr>
-        <w:t>python3</w:t>
-      </w:r>
-      <w:r>
-        <w:rPr/>
-        <w:t xml:space="preserve">, then </w:t>
-      </w:r>
-      <w:r>
-        <w:rPr>
-          <w:rStyle w:val="SourceText"/>
-        </w:rPr>
-        <w:t>python</w:t>
-      </w:r>
-      <w:r>
-        <w:rPr/>
-        <w:t xml:space="preserve">, then </w:t>
-      </w:r>
-      <w:r>
-        <w:rPr>
-          <w:rStyle w:val="SourceText"/>
-        </w:rPr>
-        <w:t>py</w:t>
-      </w:r>
-      <w:r>
-        <w:rPr/>
-        <w:t xml:space="preserve">, and fails loudly on stderr rather than silently standing down when none resolves (see "no-python fail-closed", above). If a hook you expect to run says nothing at all, check for a usable Python on </w:t>
-      </w:r>
-      <w:r>
-        <w:rPr>
-          <w:rStyle w:val="SourceText"/>
-        </w:rPr>
-        <w:t>PATH</w:t>
-      </w:r>
-      <w:r>
-        <w:rPr/>
-        <w:t xml:space="preserve"> first. </w:t>
-      </w:r>
-    </w:p>
-    <w:p>
-      <w:pPr>
-        <w:pStyle w:val="BodyText"/>
-        <w:numPr>
-          <w:ilvl w:val="0"/>
-          <w:numId w:val="24"/>
-        </w:numPr>
-        <w:tabs>
-          <w:tab w:val="clear" w:pos="1134"/>
-          <w:tab w:val="left" w:pos="829" w:leader="none"/>
-        </w:tabs>
-        <w:bidi w:val="0"/>
-        <w:spacing w:before="120" w:after="0"/>
-        <w:ind w:hanging="283" w:left="829"/>
-        <w:jc w:val="left"/>
-        <w:rPr/>
-      </w:pPr>
-      <w:r>
-        <w:rPr>
-          <w:rStyle w:val="Strong"/>
-        </w:rPr>
-        <w:t>Both flavours are always registered.</w:t>
-      </w:r>
-      <w:r>
-        <w:rPr/>
-        <w:t xml:space="preserve"> </w:t>
-      </w:r>
-      <w:r>
-        <w:rPr>
-          <w:rStyle w:val="SourceText"/>
-        </w:rPr>
-        <w:t>hooks.json</w:t>
-      </w:r>
-      <w:r>
-        <w:rPr/>
-        <w:t xml:space="preserve"> pairs every bash command with a </w:t>
-      </w:r>
-      <w:r>
-        <w:rPr>
-          <w:rStyle w:val="SourceText"/>
-        </w:rPr>
-        <w:t>shell: "powershell"</w:t>
-      </w:r>
-      <w:r>
-        <w:rPr/>
-        <w:t xml:space="preserve"> sibling on the same event, so a machine with both </w:t>
-      </w:r>
-      <w:r>
-        <w:rPr>
-          <w:rStyle w:val="SourceText"/>
-        </w:rPr>
-        <w:t>bash</w:t>
+        <w:t>MCP server won't connect on Windows.</w:t>
+      </w:r>
+      <w:r>
+        <w:rPr/>
+        <w:t xml:space="preserve"> Both </w:t>
+      </w:r>
+      <w:r>
+        <w:rPr>
+          <w:rStyle w:val="SourceText"/>
+        </w:rPr>
+        <w:t>@playwright/mcp</w:t>
       </w:r>
       <w:r>
         <w:rPr/>
@@ -11851,188 +12144,61 @@
         <w:rPr>
           <w:rStyle w:val="SourceText"/>
         </w:rPr>
-        <w:t>pwsh</w:t>
-      </w:r>
-      <w:r>
-        <w:rPr/>
-        <w:t xml:space="preserve"> present runs both. This is not double-firing to fix — it is how the same hook reaches both shells; each PowerShell twin stands itself down on the wrong platform (</w:t>
-      </w:r>
-      <w:r>
-        <w:rPr>
-          <w:rStyle w:val="SourceText"/>
-        </w:rPr>
-        <w:t>$env:OS -ne 'Windows_NT'</w:t>
-      </w:r>
-      <w:r>
-        <w:rPr/>
-        <w:t xml:space="preserve">) rather than the bash twin doing that job. </w:t>
-      </w:r>
-    </w:p>
-    <w:p>
-      <w:pPr>
-        <w:pStyle w:val="BodyText"/>
-        <w:numPr>
-          <w:ilvl w:val="0"/>
-          <w:numId w:val="24"/>
-        </w:numPr>
-        <w:tabs>
-          <w:tab w:val="clear" w:pos="1134"/>
-          <w:tab w:val="left" w:pos="829" w:leader="none"/>
-        </w:tabs>
-        <w:bidi w:val="0"/>
-        <w:ind w:hanging="283" w:left="829"/>
-        <w:jc w:val="left"/>
-        <w:rPr/>
-      </w:pPr>
-      <w:r>
-        <w:rPr>
-          <w:rStyle w:val="Strong"/>
-        </w:rPr>
-        <w:t>Tests and checks are slow on Windows.</w:t>
-      </w:r>
-      <w:r>
-        <w:rPr/>
-        <w:t xml:space="preserve"> Read </w:t>
-      </w:r>
-      <w:r>
-        <w:rPr>
-          <w:rStyle w:val="SourceText"/>
-        </w:rPr>
-        <w:t>/crew:status</w:t>
-      </w:r>
-      <w:r>
-        <w:rPr/>
-        <w:t xml:space="preserve">'s </w:t>
-      </w:r>
-      <w:r>
-        <w:rPr>
-          <w:rStyle w:val="SourceText"/>
-        </w:rPr>
-        <w:t>shell</w:t>
-      </w:r>
-      <w:r>
-        <w:rPr/>
-        <w:t xml:space="preserve"> line first. It names the shell route crew's jobs take (</w:t>
-      </w:r>
-      <w:r>
-        <w:rPr>
-          <w:rStyle w:val="SourceText"/>
-        </w:rPr>
-        <w:t>shellRoute.mode</w:t>
-      </w:r>
-      <w:r>
-        <w:rPr/>
-        <w:t xml:space="preserve">: </w:t>
-      </w:r>
-      <w:r>
-        <w:rPr>
-          <w:rStyle w:val="SourceText"/>
-        </w:rPr>
-        <w:t>auto</w:t>
-      </w:r>
-      <w:r>
-        <w:rPr/>
-        <w:t xml:space="preserve">, </w:t>
-      </w:r>
-      <w:r>
-        <w:rPr>
-          <w:rStyle w:val="SourceText"/>
-        </w:rPr>
-        <w:t>wsl</w:t>
-      </w:r>
-      <w:r>
-        <w:rPr/>
-        <w:t xml:space="preserve">, </w:t>
-      </w:r>
-      <w:r>
-        <w:rPr>
-          <w:rStyle w:val="SourceText"/>
-        </w:rPr>
-        <w:t>powershell</w:t>
-      </w:r>
-      <w:r>
-        <w:rPr/>
-        <w:t xml:space="preserve">, </w:t>
-      </w:r>
-      <w:r>
-        <w:rPr>
-          <w:rStyle w:val="SourceText"/>
-        </w:rPr>
-        <w:t>gitbash</w:t>
-      </w:r>
-      <w:r>
-        <w:rPr/>
-        <w:t xml:space="preserve">) and why. </w:t>
-      </w:r>
-      <w:r>
-        <w:rPr>
-          <w:rStyle w:val="SourceText"/>
-        </w:rPr>
-        <w:t>WSL never probed</w:t>
-      </w:r>
-      <w:r>
-        <w:rPr/>
-        <w:t xml:space="preserve"> means nobody ran </w:t>
-      </w:r>
-      <w:r>
-        <w:rPr>
-          <w:rStyle w:val="SourceText"/>
-        </w:rPr>
-        <w:t>crew_shell.py probe --write</w:t>
-      </w:r>
-      <w:r>
-        <w:rPr/>
-        <w:t xml:space="preserve">; </w:t>
-      </w:r>
-      <w:r>
-        <w:rPr>
-          <w:rStyle w:val="SourceText"/>
-        </w:rPr>
-        <w:t>not-installed</w:t>
-      </w:r>
-      <w:r>
-        <w:rPr/>
-        <w:t xml:space="preserve"> comes with the </w:t>
-      </w:r>
-      <w:r>
-        <w:rPr>
-          <w:rStyle w:val="SourceText"/>
-        </w:rPr>
-        <w:t>wsl --install -d Ubuntu</w:t>
-      </w:r>
-      <w:r>
-        <w:rPr/>
-        <w:t xml:space="preserve"> recommendation, which crew prints and never runs. A repo on a Windows drive goes to WSL under </w:t>
-      </w:r>
-      <w:r>
-        <w:rPr>
-          <w:rStyle w:val="SourceText"/>
-        </w:rPr>
-        <w:t>auto</w:t>
-      </w:r>
-      <w:r>
-        <w:rPr/>
-        <w:t xml:space="preserve"> only after </w:t>
-      </w:r>
-      <w:r>
-        <w:rPr>
-          <w:rStyle w:val="SourceText"/>
-        </w:rPr>
-        <w:t>crew_shell.py measure --write</w:t>
-      </w:r>
-      <w:r>
-        <w:rPr/>
-        <w:t xml:space="preserve"> has shown WSL faster there. See "Choosing the shell route on Windows" in </w:t>
-      </w:r>
-      <w:r>
-        <w:rPr>
-          <w:rStyle w:val="SourceText"/>
-        </w:rPr>
-        <w:t>plugin/crew/skills/crew-setup/platform.md</w:t>
-      </w:r>
-      <w:r>
-        <w:rPr/>
-        <w:t xml:space="preserve">. </w:t>
+        <w:t>chrome-devtools-mcp</w:t>
+      </w:r>
+      <w:r>
+        <w:rPr/>
+        <w:t xml:space="preserve"> are launched with </w:t>
+      </w:r>
+      <w:r>
+        <w:rPr>
+          <w:rStyle w:val="SourceText"/>
+        </w:rPr>
+        <w:t>npx</w:t>
+      </w:r>
+      <w:r>
+        <w:rPr/>
+        <w:t xml:space="preserve">, which the MCP host cannot invoke directly on Windows — wrap the entry as </w:t>
+      </w:r>
+      <w:r>
+        <w:rPr>
+          <w:rStyle w:val="SourceText"/>
+        </w:rPr>
+        <w:t>"command": "cmd", "args": ["/c", "npx", ...]</w:t>
+      </w:r>
+      <w:r>
+        <w:rPr/>
+        <w:t xml:space="preserve"> in </w:t>
+      </w:r>
+      <w:r>
+        <w:rPr>
+          <w:rStyle w:val="SourceText"/>
+        </w:rPr>
+        <w:t>.mcp.json</w:t>
+      </w:r>
+      <w:r>
+        <w:rPr/>
+        <w:t xml:space="preserve"> (documented in chrome-devtools-mcp's own troubleshooting for the "Connection closed" failure); the </w:t>
+      </w:r>
+      <w:r>
+        <w:rPr>
+          <w:rStyle w:val="SourceText"/>
+        </w:rPr>
+        <w:t>stack-web</w:t>
+      </w:r>
+      <w:r>
+        <w:rPr/>
+        <w:t xml:space="preserve"> skill's </w:t>
+      </w:r>
+      <w:r>
+        <w:rPr>
+          <w:rStyle w:val="SourceText"/>
+        </w:rPr>
+        <w:t>.mcp.json</w:t>
+      </w:r>
+      <w:r>
+        <w:rPr/>
+        <w:t xml:space="preserve"> example already shows this. </w:t>
       </w:r>
     </w:p>
     <w:p>
@@ -12043,48 +12209,11 @@
         <w:jc w:val="left"/>
         <w:rPr/>
       </w:pPr>
-      <w:bookmarkStart w:id="16" w:name="auto-wrap-up-auto-clear-and-auto-resume"/>
-      <w:bookmarkEnd w:id="16"/>
-      <w:r>
-        <w:rPr/>
-        <w:t>Auto Wrap-Up, Auto-Clear and Auto-Resume</w:t>
-      </w:r>
-    </w:p>
-    <w:p>
-      <w:pPr>
-        <w:pStyle w:val="BodyText"/>
-        <w:bidi w:val="0"/>
-        <w:jc w:val="left"/>
-        <w:rPr/>
-      </w:pPr>
-      <w:r>
-        <w:rPr/>
-        <w:t>This section is folded into the troubleshooting guide (</w:t>
-      </w:r>
-      <w:r>
-        <w:rPr>
-          <w:rStyle w:val="SourceText"/>
-        </w:rPr>
-        <w:t>troubleshooting.md</w:t>
-      </w:r>
-      <w:r>
-        <w:rPr/>
-        <w:t>), linked from it as "Auto wrap-up, clear and resume". It covers the cycle that lets a long session finish itself cleanly, clear, and pick up where it stopped.</w:t>
-      </w:r>
-    </w:p>
-    <w:p>
-      <w:pPr>
-        <w:pStyle w:val="Heading3"/>
-        <w:bidi w:val="0"/>
-        <w:ind w:hanging="0" w:left="0" w:right="0"/>
-        <w:jc w:val="left"/>
-        <w:rPr/>
-      </w:pPr>
-      <w:bookmarkStart w:id="17" w:name="what-the-cycle-does"/>
-      <w:bookmarkEnd w:id="17"/>
-      <w:r>
-        <w:rPr/>
-        <w:t>What the Cycle Does</w:t>
+      <w:bookmarkStart w:id="15" w:name="windows-notes"/>
+      <w:bookmarkEnd w:id="15"/>
+      <w:r>
+        <w:rPr/>
+        <w:t>Windows Notes</w:t>
       </w:r>
     </w:p>
     <w:p>
@@ -12106,43 +12235,41 @@
       </w:pPr>
       <w:r>
         <w:rPr>
+          <w:rStyle w:val="SourceText"/>
+        </w:rPr>
+        <w:t>pwsh</w:t>
+      </w:r>
+      <w:r>
+        <w:rPr>
           <w:rStyle w:val="Strong"/>
         </w:rPr>
-        <w:t>Wrap-up.</w:t>
-      </w:r>
-      <w:r>
-        <w:rPr/>
-        <w:t xml:space="preserve"> When the context window crosses its threshold, the </w:t>
-      </w:r>
-      <w:r>
-        <w:rPr>
-          <w:rStyle w:val="SourceText"/>
-        </w:rPr>
-        <w:t>Stop</w:t>
-      </w:r>
-      <w:r>
-        <w:rPr/>
-        <w:t xml:space="preserve"> hook blocks once. It asks the session to finish or park the change in flight, write </w:t>
-      </w:r>
-      <w:r>
-        <w:rPr>
-          <w:rStyle w:val="SourceText"/>
-        </w:rPr>
-        <w:t>.work/HANDOFF.md</w:t>
-      </w:r>
-      <w:r>
-        <w:rPr/>
-        <w:t xml:space="preserve">, and update the ticket. This happens once for each threshold crossing in each session. It never happens on the forced continuation that follows a block. With </w:t>
-      </w:r>
-      <w:r>
-        <w:rPr>
-          <w:rStyle w:val="SourceText"/>
-        </w:rPr>
-        <w:t>context.autoClear.wrapUp</w:t>
-      </w:r>
-      <w:r>
-        <w:rPr/>
-        <w:t xml:space="preserve"> armed (below), the block carries the wrap-up procedure instead, and the clear waits for its results. </w:t>
+        <w:t xml:space="preserve"> is not on Git Bash's </w:t>
+      </w:r>
+      <w:r>
+        <w:rPr>
+          <w:rStyle w:val="SourceText"/>
+        </w:rPr>
+        <w:t>PATH</w:t>
+      </w:r>
+      <w:r>
+        <w:rPr>
+          <w:rStyle w:val="Strong"/>
+        </w:rPr>
+        <w:t>.</w:t>
+      </w:r>
+      <w:r>
+        <w:rPr/>
+        <w:t xml:space="preserve"> Every script that shells out to PowerShell names it by an absolute path or resolves it explicitly; a bare </w:t>
+      </w:r>
+      <w:r>
+        <w:rPr>
+          <w:rStyle w:val="SourceText"/>
+        </w:rPr>
+        <w:t>pwsh</w:t>
+      </w:r>
+      <w:r>
+        <w:rPr/>
+        <w:t xml:space="preserve"> in a hand-typed command fails as "command not found", which is easy to misread as PowerShell itself being broken. </w:t>
       </w:r>
     </w:p>
     <w:p>
@@ -12151,6 +12278,441 @@
         <w:numPr>
           <w:ilvl w:val="0"/>
           <w:numId w:val="25"/>
+        </w:numPr>
+        <w:tabs>
+          <w:tab w:val="clear" w:pos="1134"/>
+          <w:tab w:val="left" w:pos="829" w:leader="none"/>
+        </w:tabs>
+        <w:bidi w:val="0"/>
+        <w:spacing w:before="120" w:after="0"/>
+        <w:ind w:hanging="283" w:left="829"/>
+        <w:jc w:val="left"/>
+        <w:rPr/>
+      </w:pPr>
+      <w:r>
+        <w:rPr>
+          <w:rStyle w:val="Strong"/>
+        </w:rPr>
+        <w:t xml:space="preserve">Git Bash ships without </w:t>
+      </w:r>
+      <w:r>
+        <w:rPr>
+          <w:rStyle w:val="SourceText"/>
+        </w:rPr>
+        <w:t>python3</w:t>
+      </w:r>
+      <w:r>
+        <w:rPr>
+          <w:rStyle w:val="Strong"/>
+        </w:rPr>
+        <w:t>.</w:t>
+      </w:r>
+      <w:r>
+        <w:rPr/>
+        <w:t xml:space="preserve"> Every hook wrapper here resolves </w:t>
+      </w:r>
+      <w:r>
+        <w:rPr>
+          <w:rStyle w:val="SourceText"/>
+        </w:rPr>
+        <w:t>python3</w:t>
+      </w:r>
+      <w:r>
+        <w:rPr/>
+        <w:t xml:space="preserve">, then </w:t>
+      </w:r>
+      <w:r>
+        <w:rPr>
+          <w:rStyle w:val="SourceText"/>
+        </w:rPr>
+        <w:t>python</w:t>
+      </w:r>
+      <w:r>
+        <w:rPr/>
+        <w:t xml:space="preserve">, then </w:t>
+      </w:r>
+      <w:r>
+        <w:rPr>
+          <w:rStyle w:val="SourceText"/>
+        </w:rPr>
+        <w:t>py</w:t>
+      </w:r>
+      <w:r>
+        <w:rPr/>
+        <w:t xml:space="preserve">, and fails loudly on stderr rather than silently standing down when none resolves (see "no-python fail-closed", above). If a hook you expect to run says nothing at all, check for a usable Python on </w:t>
+      </w:r>
+      <w:r>
+        <w:rPr>
+          <w:rStyle w:val="SourceText"/>
+        </w:rPr>
+        <w:t>PATH</w:t>
+      </w:r>
+      <w:r>
+        <w:rPr/>
+        <w:t xml:space="preserve"> first. </w:t>
+      </w:r>
+    </w:p>
+    <w:p>
+      <w:pPr>
+        <w:pStyle w:val="BodyText"/>
+        <w:numPr>
+          <w:ilvl w:val="0"/>
+          <w:numId w:val="25"/>
+        </w:numPr>
+        <w:tabs>
+          <w:tab w:val="clear" w:pos="1134"/>
+          <w:tab w:val="left" w:pos="829" w:leader="none"/>
+        </w:tabs>
+        <w:bidi w:val="0"/>
+        <w:spacing w:before="120" w:after="0"/>
+        <w:ind w:hanging="283" w:left="829"/>
+        <w:jc w:val="left"/>
+        <w:rPr/>
+      </w:pPr>
+      <w:r>
+        <w:rPr>
+          <w:rStyle w:val="Strong"/>
+        </w:rPr>
+        <w:t>Both flavours are always registered.</w:t>
+      </w:r>
+      <w:r>
+        <w:rPr/>
+        <w:t xml:space="preserve"> </w:t>
+      </w:r>
+      <w:r>
+        <w:rPr>
+          <w:rStyle w:val="SourceText"/>
+        </w:rPr>
+        <w:t>hooks.json</w:t>
+      </w:r>
+      <w:r>
+        <w:rPr/>
+        <w:t xml:space="preserve"> pairs every bash command with a </w:t>
+      </w:r>
+      <w:r>
+        <w:rPr>
+          <w:rStyle w:val="SourceText"/>
+        </w:rPr>
+        <w:t>shell: "powershell"</w:t>
+      </w:r>
+      <w:r>
+        <w:rPr/>
+        <w:t xml:space="preserve"> sibling on the same event, so a machine with both </w:t>
+      </w:r>
+      <w:r>
+        <w:rPr>
+          <w:rStyle w:val="SourceText"/>
+        </w:rPr>
+        <w:t>bash</w:t>
+      </w:r>
+      <w:r>
+        <w:rPr/>
+        <w:t xml:space="preserve"> and </w:t>
+      </w:r>
+      <w:r>
+        <w:rPr>
+          <w:rStyle w:val="SourceText"/>
+        </w:rPr>
+        <w:t>pwsh</w:t>
+      </w:r>
+      <w:r>
+        <w:rPr/>
+        <w:t xml:space="preserve"> present runs both. This is not double-firing to fix — it is how the same hook reaches both shells; each PowerShell twin stands itself down on the wrong platform (</w:t>
+      </w:r>
+      <w:r>
+        <w:rPr>
+          <w:rStyle w:val="SourceText"/>
+        </w:rPr>
+        <w:t>$env:OS -ne 'Windows_NT'</w:t>
+      </w:r>
+      <w:r>
+        <w:rPr/>
+        <w:t xml:space="preserve">) rather than the bash twin doing that job. </w:t>
+      </w:r>
+    </w:p>
+    <w:p>
+      <w:pPr>
+        <w:pStyle w:val="BodyText"/>
+        <w:numPr>
+          <w:ilvl w:val="0"/>
+          <w:numId w:val="25"/>
+        </w:numPr>
+        <w:tabs>
+          <w:tab w:val="clear" w:pos="1134"/>
+          <w:tab w:val="left" w:pos="829" w:leader="none"/>
+        </w:tabs>
+        <w:bidi w:val="0"/>
+        <w:ind w:hanging="283" w:left="829"/>
+        <w:jc w:val="left"/>
+        <w:rPr/>
+      </w:pPr>
+      <w:r>
+        <w:rPr>
+          <w:rStyle w:val="Strong"/>
+        </w:rPr>
+        <w:t>Tests and checks are slow on Windows.</w:t>
+      </w:r>
+      <w:r>
+        <w:rPr/>
+        <w:t xml:space="preserve"> Read </w:t>
+      </w:r>
+      <w:r>
+        <w:rPr>
+          <w:rStyle w:val="SourceText"/>
+        </w:rPr>
+        <w:t>/crew:status</w:t>
+      </w:r>
+      <w:r>
+        <w:rPr/>
+        <w:t xml:space="preserve">'s </w:t>
+      </w:r>
+      <w:r>
+        <w:rPr>
+          <w:rStyle w:val="SourceText"/>
+        </w:rPr>
+        <w:t>shell</w:t>
+      </w:r>
+      <w:r>
+        <w:rPr/>
+        <w:t xml:space="preserve"> line first. It names the shell route crew's jobs take (</w:t>
+      </w:r>
+      <w:r>
+        <w:rPr>
+          <w:rStyle w:val="SourceText"/>
+        </w:rPr>
+        <w:t>shellRoute.mode</w:t>
+      </w:r>
+      <w:r>
+        <w:rPr/>
+        <w:t xml:space="preserve">: </w:t>
+      </w:r>
+      <w:r>
+        <w:rPr>
+          <w:rStyle w:val="SourceText"/>
+        </w:rPr>
+        <w:t>auto</w:t>
+      </w:r>
+      <w:r>
+        <w:rPr/>
+        <w:t xml:space="preserve">, </w:t>
+      </w:r>
+      <w:r>
+        <w:rPr>
+          <w:rStyle w:val="SourceText"/>
+        </w:rPr>
+        <w:t>wsl</w:t>
+      </w:r>
+      <w:r>
+        <w:rPr/>
+        <w:t xml:space="preserve">, </w:t>
+      </w:r>
+      <w:r>
+        <w:rPr>
+          <w:rStyle w:val="SourceText"/>
+        </w:rPr>
+        <w:t>powershell</w:t>
+      </w:r>
+      <w:r>
+        <w:rPr/>
+        <w:t xml:space="preserve">, </w:t>
+      </w:r>
+      <w:r>
+        <w:rPr>
+          <w:rStyle w:val="SourceText"/>
+        </w:rPr>
+        <w:t>gitbash</w:t>
+      </w:r>
+      <w:r>
+        <w:rPr/>
+        <w:t xml:space="preserve">) and why. </w:t>
+      </w:r>
+      <w:r>
+        <w:rPr>
+          <w:rStyle w:val="SourceText"/>
+        </w:rPr>
+        <w:t>WSL never probed</w:t>
+      </w:r>
+      <w:r>
+        <w:rPr/>
+        <w:t xml:space="preserve"> means nobody ran </w:t>
+      </w:r>
+      <w:r>
+        <w:rPr>
+          <w:rStyle w:val="SourceText"/>
+        </w:rPr>
+        <w:t>crew_shell.py probe --write</w:t>
+      </w:r>
+      <w:r>
+        <w:rPr/>
+        <w:t xml:space="preserve">; </w:t>
+      </w:r>
+      <w:r>
+        <w:rPr>
+          <w:rStyle w:val="SourceText"/>
+        </w:rPr>
+        <w:t>not-installed</w:t>
+      </w:r>
+      <w:r>
+        <w:rPr/>
+        <w:t xml:space="preserve"> comes with the </w:t>
+      </w:r>
+      <w:r>
+        <w:rPr>
+          <w:rStyle w:val="SourceText"/>
+        </w:rPr>
+        <w:t>wsl --install -d Ubuntu</w:t>
+      </w:r>
+      <w:r>
+        <w:rPr/>
+        <w:t xml:space="preserve"> recommendation, which crew prints and never runs. A repo on a Windows drive goes to WSL under </w:t>
+      </w:r>
+      <w:r>
+        <w:rPr>
+          <w:rStyle w:val="SourceText"/>
+        </w:rPr>
+        <w:t>auto</w:t>
+      </w:r>
+      <w:r>
+        <w:rPr/>
+        <w:t xml:space="preserve"> only after </w:t>
+      </w:r>
+      <w:r>
+        <w:rPr>
+          <w:rStyle w:val="SourceText"/>
+        </w:rPr>
+        <w:t>crew_shell.py measure --write</w:t>
+      </w:r>
+      <w:r>
+        <w:rPr/>
+        <w:t xml:space="preserve"> has shown WSL faster there. See "Choosing the shell route on Windows" in </w:t>
+      </w:r>
+      <w:r>
+        <w:rPr>
+          <w:rStyle w:val="SourceText"/>
+        </w:rPr>
+        <w:t>plugin/crew/skills/crew-setup/platform.md</w:t>
+      </w:r>
+      <w:r>
+        <w:rPr/>
+        <w:t xml:space="preserve">. </w:t>
+      </w:r>
+    </w:p>
+    <w:p>
+      <w:pPr>
+        <w:pStyle w:val="Heading2"/>
+        <w:bidi w:val="0"/>
+        <w:ind w:hanging="0" w:left="0" w:right="0"/>
+        <w:jc w:val="left"/>
+        <w:rPr/>
+      </w:pPr>
+      <w:bookmarkStart w:id="16" w:name="auto-wrap-up-auto-clear-and-auto-resume"/>
+      <w:bookmarkEnd w:id="16"/>
+      <w:r>
+        <w:rPr/>
+        <w:t>Auto Wrap-Up, Auto-Clear and Auto-Resume</w:t>
+      </w:r>
+    </w:p>
+    <w:p>
+      <w:pPr>
+        <w:pStyle w:val="BodyText"/>
+        <w:bidi w:val="0"/>
+        <w:jc w:val="left"/>
+        <w:rPr/>
+      </w:pPr>
+      <w:r>
+        <w:rPr/>
+        <w:t>This section is folded into the troubleshooting guide (</w:t>
+      </w:r>
+      <w:r>
+        <w:rPr>
+          <w:rStyle w:val="SourceText"/>
+        </w:rPr>
+        <w:t>troubleshooting.md</w:t>
+      </w:r>
+      <w:r>
+        <w:rPr/>
+        <w:t>), linked from it as "Auto wrap-up, clear and resume". It covers the cycle that lets a long session finish itself cleanly, clear, and pick up where it stopped.</w:t>
+      </w:r>
+    </w:p>
+    <w:p>
+      <w:pPr>
+        <w:pStyle w:val="Heading3"/>
+        <w:bidi w:val="0"/>
+        <w:ind w:hanging="0" w:left="0" w:right="0"/>
+        <w:jc w:val="left"/>
+        <w:rPr/>
+      </w:pPr>
+      <w:bookmarkStart w:id="17" w:name="what-the-cycle-does"/>
+      <w:bookmarkEnd w:id="17"/>
+      <w:r>
+        <w:rPr/>
+        <w:t>What the Cycle Does</w:t>
+      </w:r>
+    </w:p>
+    <w:p>
+      <w:pPr>
+        <w:pStyle w:val="BodyText"/>
+        <w:numPr>
+          <w:ilvl w:val="0"/>
+          <w:numId w:val="26"/>
+        </w:numPr>
+        <w:tabs>
+          <w:tab w:val="clear" w:pos="1134"/>
+          <w:tab w:val="left" w:pos="829" w:leader="none"/>
+        </w:tabs>
+        <w:bidi w:val="0"/>
+        <w:spacing w:before="120" w:after="0"/>
+        <w:ind w:hanging="283" w:left="829"/>
+        <w:jc w:val="left"/>
+        <w:rPr/>
+      </w:pPr>
+      <w:r>
+        <w:rPr>
+          <w:rStyle w:val="Strong"/>
+        </w:rPr>
+        <w:t>Wrap-up.</w:t>
+      </w:r>
+      <w:r>
+        <w:rPr/>
+        <w:t xml:space="preserve"> When the context window crosses its threshold, the </w:t>
+      </w:r>
+      <w:r>
+        <w:rPr>
+          <w:rStyle w:val="SourceText"/>
+        </w:rPr>
+        <w:t>Stop</w:t>
+      </w:r>
+      <w:r>
+        <w:rPr/>
+        <w:t xml:space="preserve"> hook blocks once. It asks the session to finish or park the change in flight, write </w:t>
+      </w:r>
+      <w:r>
+        <w:rPr>
+          <w:rStyle w:val="SourceText"/>
+        </w:rPr>
+        <w:t>.work/HANDOFF.md</w:t>
+      </w:r>
+      <w:r>
+        <w:rPr/>
+        <w:t xml:space="preserve">, and update the ticket. This happens once for each threshold crossing in each session. It never happens on the forced continuation that follows a block. With </w:t>
+      </w:r>
+      <w:r>
+        <w:rPr>
+          <w:rStyle w:val="SourceText"/>
+        </w:rPr>
+        <w:t>context.autoClear.wrapUp</w:t>
+      </w:r>
+      <w:r>
+        <w:rPr/>
+        <w:t xml:space="preserve"> armed (below), the block carries the wrap-up procedure instead, and the clear waits for its results. </w:t>
+      </w:r>
+    </w:p>
+    <w:p>
+      <w:pPr>
+        <w:pStyle w:val="BodyText"/>
+        <w:numPr>
+          <w:ilvl w:val="0"/>
+          <w:numId w:val="26"/>
         </w:numPr>
         <w:tabs>
           <w:tab w:val="clear" w:pos="1134"/>
@@ -14396,7 +14958,7 @@
         <w:pStyle w:val="BodyText"/>
         <w:numPr>
           <w:ilvl w:val="0"/>
-          <w:numId w:val="26"/>
+          <w:numId w:val="27"/>
         </w:numPr>
         <w:tabs>
           <w:tab w:val="clear" w:pos="1134"/>
@@ -14428,7 +14990,7 @@
         <w:pStyle w:val="BodyText"/>
         <w:numPr>
           <w:ilvl w:val="0"/>
-          <w:numId w:val="26"/>
+          <w:numId w:val="27"/>
         </w:numPr>
         <w:tabs>
           <w:tab w:val="clear" w:pos="1134"/>
@@ -14460,7 +15022,7 @@
         <w:pStyle w:val="BodyText"/>
         <w:numPr>
           <w:ilvl w:val="0"/>
-          <w:numId w:val="26"/>
+          <w:numId w:val="27"/>
         </w:numPr>
         <w:tabs>
           <w:tab w:val="clear" w:pos="1134"/>
@@ -14482,7 +15044,7 @@
         <w:pStyle w:val="BodyText"/>
         <w:numPr>
           <w:ilvl w:val="0"/>
-          <w:numId w:val="26"/>
+          <w:numId w:val="27"/>
         </w:numPr>
         <w:tabs>
           <w:tab w:val="clear" w:pos="1134"/>
@@ -14866,7 +15428,7 @@
         <w:pStyle w:val="BodyText"/>
         <w:numPr>
           <w:ilvl w:val="0"/>
-          <w:numId w:val="27"/>
+          <w:numId w:val="28"/>
         </w:numPr>
         <w:tabs>
           <w:tab w:val="clear" w:pos="1134"/>
@@ -14908,7 +15470,7 @@
         <w:pStyle w:val="BodyText"/>
         <w:numPr>
           <w:ilvl w:val="0"/>
-          <w:numId w:val="27"/>
+          <w:numId w:val="28"/>
         </w:numPr>
         <w:tabs>
           <w:tab w:val="clear" w:pos="1134"/>
@@ -14930,7 +15492,7 @@
         <w:pStyle w:val="BodyText"/>
         <w:numPr>
           <w:ilvl w:val="0"/>
-          <w:numId w:val="27"/>
+          <w:numId w:val="28"/>
         </w:numPr>
         <w:tabs>
           <w:tab w:val="clear" w:pos="1134"/>
@@ -14982,7 +15544,7 @@
         <w:pStyle w:val="BodyText"/>
         <w:numPr>
           <w:ilvl w:val="0"/>
-          <w:numId w:val="27"/>
+          <w:numId w:val="28"/>
         </w:numPr>
         <w:tabs>
           <w:tab w:val="clear" w:pos="1134"/>
@@ -15004,7 +15566,7 @@
         <w:pStyle w:val="BodyText"/>
         <w:numPr>
           <w:ilvl w:val="0"/>
-          <w:numId w:val="27"/>
+          <w:numId w:val="28"/>
         </w:numPr>
         <w:tabs>
           <w:tab w:val="clear" w:pos="1134"/>
@@ -15056,7 +15618,7 @@
         <w:pStyle w:val="BodyText"/>
         <w:numPr>
           <w:ilvl w:val="0"/>
-          <w:numId w:val="27"/>
+          <w:numId w:val="28"/>
         </w:numPr>
         <w:tabs>
           <w:tab w:val="clear" w:pos="1134"/>
@@ -17351,7 +17913,7 @@
         <w:pStyle w:val="BodyText"/>
         <w:numPr>
           <w:ilvl w:val="0"/>
-          <w:numId w:val="28"/>
+          <w:numId w:val="29"/>
         </w:numPr>
         <w:tabs>
           <w:tab w:val="clear" w:pos="1134"/>
@@ -17389,7 +17951,7 @@
         <w:pStyle w:val="BodyText"/>
         <w:numPr>
           <w:ilvl w:val="0"/>
-          <w:numId w:val="28"/>
+          <w:numId w:val="29"/>
         </w:numPr>
         <w:tabs>
           <w:tab w:val="clear" w:pos="1134"/>
@@ -17449,7 +18011,7 @@
         <w:pStyle w:val="BodyText"/>
         <w:numPr>
           <w:ilvl w:val="0"/>
-          <w:numId w:val="28"/>
+          <w:numId w:val="29"/>
         </w:numPr>
         <w:tabs>
           <w:tab w:val="clear" w:pos="1134"/>
@@ -20812,8 +21374,8 @@
   <w:abstractNum w:abstractNumId="25">
     <w:lvl w:ilvl="0">
       <w:start w:val="1"/>
-      <w:numFmt w:val="decimal"/>
-      <w:lvlText w:val="%1."/>
+      <w:numFmt w:val="bullet"/>
+      <w:lvlText w:val=""/>
       <w:lvlJc w:val="left"/>
       <w:pPr>
         <w:tabs>
@@ -20821,12 +21383,14 @@
         </w:tabs>
         <w:ind w:left="709" w:hanging="283"/>
       </w:pPr>
-      <w:rPr/>
+      <w:rPr>
+        <w:rFonts w:ascii="Symbol" w:hAnsi="Symbol" w:cs="Symbol" w:hint="default"/>
+      </w:rPr>
     </w:lvl>
     <w:lvl w:ilvl="1">
       <w:start w:val="1"/>
-      <w:numFmt w:val="decimal"/>
-      <w:lvlText w:val="%2."/>
+      <w:numFmt w:val="bullet"/>
+      <w:lvlText w:val=""/>
       <w:lvlJc w:val="left"/>
       <w:pPr>
         <w:tabs>
@@ -20834,12 +21398,14 @@
         </w:tabs>
         <w:ind w:left="1418" w:hanging="283"/>
       </w:pPr>
-      <w:rPr/>
+      <w:rPr>
+        <w:rFonts w:ascii="Symbol" w:hAnsi="Symbol" w:cs="Symbol" w:hint="default"/>
+      </w:rPr>
     </w:lvl>
     <w:lvl w:ilvl="2">
       <w:start w:val="1"/>
-      <w:numFmt w:val="decimal"/>
-      <w:lvlText w:val="%3."/>
+      <w:numFmt w:val="bullet"/>
+      <w:lvlText w:val=""/>
       <w:lvlJc w:val="left"/>
       <w:pPr>
         <w:tabs>
@@ -20847,12 +21413,14 @@
         </w:tabs>
         <w:ind w:left="2127" w:hanging="283"/>
       </w:pPr>
-      <w:rPr/>
+      <w:rPr>
+        <w:rFonts w:ascii="Symbol" w:hAnsi="Symbol" w:cs="Symbol" w:hint="default"/>
+      </w:rPr>
     </w:lvl>
     <w:lvl w:ilvl="3">
       <w:start w:val="1"/>
-      <w:numFmt w:val="decimal"/>
-      <w:lvlText w:val="%4."/>
+      <w:numFmt w:val="bullet"/>
+      <w:lvlText w:val=""/>
       <w:lvlJc w:val="left"/>
       <w:pPr>
         <w:tabs>
@@ -20860,12 +21428,14 @@
         </w:tabs>
         <w:ind w:left="2836" w:hanging="283"/>
       </w:pPr>
-      <w:rPr/>
+      <w:rPr>
+        <w:rFonts w:ascii="Symbol" w:hAnsi="Symbol" w:cs="Symbol" w:hint="default"/>
+      </w:rPr>
     </w:lvl>
     <w:lvl w:ilvl="4">
       <w:start w:val="1"/>
-      <w:numFmt w:val="decimal"/>
-      <w:lvlText w:val="%5."/>
+      <w:numFmt w:val="bullet"/>
+      <w:lvlText w:val=""/>
       <w:lvlJc w:val="left"/>
       <w:pPr>
         <w:tabs>
@@ -20873,12 +21443,14 @@
         </w:tabs>
         <w:ind w:left="3545" w:hanging="283"/>
       </w:pPr>
-      <w:rPr/>
+      <w:rPr>
+        <w:rFonts w:ascii="Symbol" w:hAnsi="Symbol" w:cs="Symbol" w:hint="default"/>
+      </w:rPr>
     </w:lvl>
     <w:lvl w:ilvl="5">
       <w:start w:val="1"/>
-      <w:numFmt w:val="decimal"/>
-      <w:lvlText w:val="%6."/>
+      <w:numFmt w:val="bullet"/>
+      <w:lvlText w:val=""/>
       <w:lvlJc w:val="left"/>
       <w:pPr>
         <w:tabs>
@@ -20886,12 +21458,14 @@
         </w:tabs>
         <w:ind w:left="4254" w:hanging="283"/>
       </w:pPr>
-      <w:rPr/>
+      <w:rPr>
+        <w:rFonts w:ascii="Symbol" w:hAnsi="Symbol" w:cs="Symbol" w:hint="default"/>
+      </w:rPr>
     </w:lvl>
     <w:lvl w:ilvl="6">
       <w:start w:val="1"/>
-      <w:numFmt w:val="decimal"/>
-      <w:lvlText w:val="%7."/>
+      <w:numFmt w:val="bullet"/>
+      <w:lvlText w:val=""/>
       <w:lvlJc w:val="left"/>
       <w:pPr>
         <w:tabs>
@@ -20899,12 +21473,14 @@
         </w:tabs>
         <w:ind w:left="4963" w:hanging="283"/>
       </w:pPr>
-      <w:rPr/>
+      <w:rPr>
+        <w:rFonts w:ascii="Symbol" w:hAnsi="Symbol" w:cs="Symbol" w:hint="default"/>
+      </w:rPr>
     </w:lvl>
     <w:lvl w:ilvl="7">
       <w:start w:val="1"/>
-      <w:numFmt w:val="decimal"/>
-      <w:lvlText w:val="%8."/>
+      <w:numFmt w:val="bullet"/>
+      <w:lvlText w:val=""/>
       <w:lvlJc w:val="left"/>
       <w:pPr>
         <w:tabs>
@@ -20912,12 +21488,14 @@
         </w:tabs>
         <w:ind w:left="5672" w:hanging="283"/>
       </w:pPr>
-      <w:rPr/>
+      <w:rPr>
+        <w:rFonts w:ascii="Symbol" w:hAnsi="Symbol" w:cs="Symbol" w:hint="default"/>
+      </w:rPr>
     </w:lvl>
     <w:lvl w:ilvl="8">
       <w:start w:val="1"/>
-      <w:numFmt w:val="decimal"/>
-      <w:lvlText w:val="%9."/>
+      <w:numFmt w:val="bullet"/>
+      <w:lvlText w:val=""/>
       <w:lvlJc w:val="left"/>
       <w:pPr>
         <w:tabs>
@@ -20925,14 +21503,16 @@
         </w:tabs>
         <w:ind w:left="6381" w:hanging="283"/>
       </w:pPr>
-      <w:rPr/>
+      <w:rPr>
+        <w:rFonts w:ascii="Symbol" w:hAnsi="Symbol" w:cs="Symbol" w:hint="default"/>
+      </w:rPr>
     </w:lvl>
   </w:abstractNum>
   <w:abstractNum w:abstractNumId="26">
     <w:lvl w:ilvl="0">
       <w:start w:val="1"/>
-      <w:numFmt w:val="bullet"/>
-      <w:lvlText w:val=""/>
+      <w:numFmt w:val="decimal"/>
+      <w:lvlText w:val="%1."/>
       <w:lvlJc w:val="left"/>
       <w:pPr>
         <w:tabs>
@@ -20940,14 +21520,12 @@
         </w:tabs>
         <w:ind w:left="709" w:hanging="283"/>
       </w:pPr>
-      <w:rPr>
-        <w:rFonts w:ascii="Symbol" w:hAnsi="Symbol" w:cs="Symbol" w:hint="default"/>
-      </w:rPr>
+      <w:rPr/>
     </w:lvl>
     <w:lvl w:ilvl="1">
       <w:start w:val="1"/>
-      <w:numFmt w:val="bullet"/>
-      <w:lvlText w:val=""/>
+      <w:numFmt w:val="decimal"/>
+      <w:lvlText w:val="%2."/>
       <w:lvlJc w:val="left"/>
       <w:pPr>
         <w:tabs>
@@ -20955,14 +21533,12 @@
         </w:tabs>
         <w:ind w:left="1418" w:hanging="283"/>
       </w:pPr>
-      <w:rPr>
-        <w:rFonts w:ascii="Symbol" w:hAnsi="Symbol" w:cs="Symbol" w:hint="default"/>
-      </w:rPr>
+      <w:rPr/>
     </w:lvl>
     <w:lvl w:ilvl="2">
       <w:start w:val="1"/>
-      <w:numFmt w:val="bullet"/>
-      <w:lvlText w:val=""/>
+      <w:numFmt w:val="decimal"/>
+      <w:lvlText w:val="%3."/>
       <w:lvlJc w:val="left"/>
       <w:pPr>
         <w:tabs>
@@ -20970,14 +21546,12 @@
         </w:tabs>
         <w:ind w:left="2127" w:hanging="283"/>
       </w:pPr>
-      <w:rPr>
-        <w:rFonts w:ascii="Symbol" w:hAnsi="Symbol" w:cs="Symbol" w:hint="default"/>
-      </w:rPr>
+      <w:rPr/>
     </w:lvl>
     <w:lvl w:ilvl="3">
       <w:start w:val="1"/>
-      <w:numFmt w:val="bullet"/>
-      <w:lvlText w:val=""/>
+      <w:numFmt w:val="decimal"/>
+      <w:lvlText w:val="%4."/>
       <w:lvlJc w:val="left"/>
       <w:pPr>
         <w:tabs>
@@ -20985,14 +21559,12 @@
         </w:tabs>
         <w:ind w:left="2836" w:hanging="283"/>
       </w:pPr>
-      <w:rPr>
-        <w:rFonts w:ascii="Symbol" w:hAnsi="Symbol" w:cs="Symbol" w:hint="default"/>
-      </w:rPr>
+      <w:rPr/>
     </w:lvl>
     <w:lvl w:ilvl="4">
       <w:start w:val="1"/>
-      <w:numFmt w:val="bullet"/>
-      <w:lvlText w:val=""/>
+      <w:numFmt w:val="decimal"/>
+      <w:lvlText w:val="%5."/>
       <w:lvlJc w:val="left"/>
       <w:pPr>
         <w:tabs>
@@ -21000,14 +21572,12 @@
         </w:tabs>
         <w:ind w:left="3545" w:hanging="283"/>
       </w:pPr>
-      <w:rPr>
-        <w:rFonts w:ascii="Symbol" w:hAnsi="Symbol" w:cs="Symbol" w:hint="default"/>
-      </w:rPr>
+      <w:rPr/>
     </w:lvl>
     <w:lvl w:ilvl="5">
       <w:start w:val="1"/>
-      <w:numFmt w:val="bullet"/>
-      <w:lvlText w:val=""/>
+      <w:numFmt w:val="decimal"/>
+      <w:lvlText w:val="%6."/>
       <w:lvlJc w:val="left"/>
       <w:pPr>
         <w:tabs>
@@ -21015,14 +21585,12 @@
         </w:tabs>
         <w:ind w:left="4254" w:hanging="283"/>
       </w:pPr>
-      <w:rPr>
-        <w:rFonts w:ascii="Symbol" w:hAnsi="Symbol" w:cs="Symbol" w:hint="default"/>
-      </w:rPr>
+      <w:rPr/>
     </w:lvl>
     <w:lvl w:ilvl="6">
       <w:start w:val="1"/>
-      <w:numFmt w:val="bullet"/>
-      <w:lvlText w:val=""/>
+      <w:numFmt w:val="decimal"/>
+      <w:lvlText w:val="%7."/>
       <w:lvlJc w:val="left"/>
       <w:pPr>
         <w:tabs>
@@ -21030,14 +21598,12 @@
         </w:tabs>
         <w:ind w:left="4963" w:hanging="283"/>
       </w:pPr>
-      <w:rPr>
-        <w:rFonts w:ascii="Symbol" w:hAnsi="Symbol" w:cs="Symbol" w:hint="default"/>
-      </w:rPr>
+      <w:rPr/>
     </w:lvl>
     <w:lvl w:ilvl="7">
       <w:start w:val="1"/>
-      <w:numFmt w:val="bullet"/>
-      <w:lvlText w:val=""/>
+      <w:numFmt w:val="decimal"/>
+      <w:lvlText w:val="%8."/>
       <w:lvlJc w:val="left"/>
       <w:pPr>
         <w:tabs>
@@ -21045,14 +21611,12 @@
         </w:tabs>
         <w:ind w:left="5672" w:hanging="283"/>
       </w:pPr>
-      <w:rPr>
-        <w:rFonts w:ascii="Symbol" w:hAnsi="Symbol" w:cs="Symbol" w:hint="default"/>
-      </w:rPr>
+      <w:rPr/>
     </w:lvl>
     <w:lvl w:ilvl="8">
       <w:start w:val="1"/>
-      <w:numFmt w:val="bullet"/>
-      <w:lvlText w:val=""/>
+      <w:numFmt w:val="decimal"/>
+      <w:lvlText w:val="%9."/>
       <w:lvlJc w:val="left"/>
       <w:pPr>
         <w:tabs>
@@ -21060,9 +21624,7 @@
         </w:tabs>
         <w:ind w:left="6381" w:hanging="283"/>
       </w:pPr>
-      <w:rPr>
-        <w:rFonts w:ascii="Symbol" w:hAnsi="Symbol" w:cs="Symbol" w:hint="default"/>
-      </w:rPr>
+      <w:rPr/>
     </w:lvl>
   </w:abstractNum>
   <w:abstractNum w:abstractNumId="27">
@@ -21340,6 +21902,143 @@
     </w:lvl>
   </w:abstractNum>
   <w:abstractNum w:abstractNumId="29">
+    <w:lvl w:ilvl="0">
+      <w:start w:val="1"/>
+      <w:numFmt w:val="bullet"/>
+      <w:lvlText w:val=""/>
+      <w:lvlJc w:val="left"/>
+      <w:pPr>
+        <w:tabs>
+          <w:tab w:val="num" w:pos="709"/>
+        </w:tabs>
+        <w:ind w:left="709" w:hanging="283"/>
+      </w:pPr>
+      <w:rPr>
+        <w:rFonts w:ascii="Symbol" w:hAnsi="Symbol" w:cs="Symbol" w:hint="default"/>
+      </w:rPr>
+    </w:lvl>
+    <w:lvl w:ilvl="1">
+      <w:start w:val="1"/>
+      <w:numFmt w:val="bullet"/>
+      <w:lvlText w:val=""/>
+      <w:lvlJc w:val="left"/>
+      <w:pPr>
+        <w:tabs>
+          <w:tab w:val="num" w:pos="1418"/>
+        </w:tabs>
+        <w:ind w:left="1418" w:hanging="283"/>
+      </w:pPr>
+      <w:rPr>
+        <w:rFonts w:ascii="Symbol" w:hAnsi="Symbol" w:cs="Symbol" w:hint="default"/>
+      </w:rPr>
+    </w:lvl>
+    <w:lvl w:ilvl="2">
+      <w:start w:val="1"/>
+      <w:numFmt w:val="bullet"/>
+      <w:lvlText w:val=""/>
+      <w:lvlJc w:val="left"/>
+      <w:pPr>
+        <w:tabs>
+          <w:tab w:val="num" w:pos="2127"/>
+        </w:tabs>
+        <w:ind w:left="2127" w:hanging="283"/>
+      </w:pPr>
+      <w:rPr>
+        <w:rFonts w:ascii="Symbol" w:hAnsi="Symbol" w:cs="Symbol" w:hint="default"/>
+      </w:rPr>
+    </w:lvl>
+    <w:lvl w:ilvl="3">
+      <w:start w:val="1"/>
+      <w:numFmt w:val="bullet"/>
+      <w:lvlText w:val=""/>
+      <w:lvlJc w:val="left"/>
+      <w:pPr>
+        <w:tabs>
+          <w:tab w:val="num" w:pos="2836"/>
+        </w:tabs>
+        <w:ind w:left="2836" w:hanging="283"/>
+      </w:pPr>
+      <w:rPr>
+        <w:rFonts w:ascii="Symbol" w:hAnsi="Symbol" w:cs="Symbol" w:hint="default"/>
+      </w:rPr>
+    </w:lvl>
+    <w:lvl w:ilvl="4">
+      <w:start w:val="1"/>
+      <w:numFmt w:val="bullet"/>
+      <w:lvlText w:val=""/>
+      <w:lvlJc w:val="left"/>
+      <w:pPr>
+        <w:tabs>
+          <w:tab w:val="num" w:pos="3545"/>
+        </w:tabs>
+        <w:ind w:left="3545" w:hanging="283"/>
+      </w:pPr>
+      <w:rPr>
+        <w:rFonts w:ascii="Symbol" w:hAnsi="Symbol" w:cs="Symbol" w:hint="default"/>
+      </w:rPr>
+    </w:lvl>
+    <w:lvl w:ilvl="5">
+      <w:start w:val="1"/>
+      <w:numFmt w:val="bullet"/>
+      <w:lvlText w:val=""/>
+      <w:lvlJc w:val="left"/>
+      <w:pPr>
+        <w:tabs>
+          <w:tab w:val="num" w:pos="4254"/>
+        </w:tabs>
+        <w:ind w:left="4254" w:hanging="283"/>
+      </w:pPr>
+      <w:rPr>
+        <w:rFonts w:ascii="Symbol" w:hAnsi="Symbol" w:cs="Symbol" w:hint="default"/>
+      </w:rPr>
+    </w:lvl>
+    <w:lvl w:ilvl="6">
+      <w:start w:val="1"/>
+      <w:numFmt w:val="bullet"/>
+      <w:lvlText w:val=""/>
+      <w:lvlJc w:val="left"/>
+      <w:pPr>
+        <w:tabs>
+          <w:tab w:val="num" w:pos="4963"/>
+        </w:tabs>
+        <w:ind w:left="4963" w:hanging="283"/>
+      </w:pPr>
+      <w:rPr>
+        <w:rFonts w:ascii="Symbol" w:hAnsi="Symbol" w:cs="Symbol" w:hint="default"/>
+      </w:rPr>
+    </w:lvl>
+    <w:lvl w:ilvl="7">
+      <w:start w:val="1"/>
+      <w:numFmt w:val="bullet"/>
+      <w:lvlText w:val=""/>
+      <w:lvlJc w:val="left"/>
+      <w:pPr>
+        <w:tabs>
+          <w:tab w:val="num" w:pos="5672"/>
+        </w:tabs>
+        <w:ind w:left="5672" w:hanging="283"/>
+      </w:pPr>
+      <w:rPr>
+        <w:rFonts w:ascii="Symbol" w:hAnsi="Symbol" w:cs="Symbol" w:hint="default"/>
+      </w:rPr>
+    </w:lvl>
+    <w:lvl w:ilvl="8">
+      <w:start w:val="1"/>
+      <w:numFmt w:val="bullet"/>
+      <w:lvlText w:val=""/>
+      <w:lvlJc w:val="left"/>
+      <w:pPr>
+        <w:tabs>
+          <w:tab w:val="num" w:pos="6381"/>
+        </w:tabs>
+        <w:ind w:left="6381" w:hanging="283"/>
+      </w:pPr>
+      <w:rPr>
+        <w:rFonts w:ascii="Symbol" w:hAnsi="Symbol" w:cs="Symbol" w:hint="default"/>
+      </w:rPr>
+    </w:lvl>
+  </w:abstractNum>
+  <w:abstractNum w:abstractNumId="30">
     <w:lvl w:ilvl="0">
       <w:start w:val="1"/>
       <w:numFmt w:val="none"/>
@@ -21547,6 +22246,9 @@
   </w:num>
   <w:num w:numId="29">
     <w:abstractNumId w:val="29"/>
+  </w:num>
+  <w:num w:numId="30">
+    <w:abstractNumId w:val="30"/>
   </w:num>
 </w:numbering>
 </file>

--- a/docs/guides/crew/crew-troubleshooting.docx
+++ b/docs/guides/crew/crew-troubleshooting.docx
@@ -5215,7 +5215,7 @@
       </w:r>
       <w:r>
         <w:rPr/>
-        <w:t xml:space="preserve">; crew 1.0.343, L-0680): a lane notifies with the main checkout's settings, and a relative handoff path still names a file in the lane. The verify gate, the scope and completion wrappers and </w:t>
+        <w:t xml:space="preserve">; crew 1.0.343, L-0680): a lane notifies with the main checkout's settings, and a relative handoff path still names a file in the lane. Since L-0681 the verify gate (both flavours), </w:t>
       </w:r>
       <w:r>
         <w:rPr>
@@ -5225,27 +5225,17 @@
       </w:r>
       <w:r>
         <w:rPr/>
-        <w:t xml:space="preserve"> do not inherit yet, so </w:t>
-      </w:r>
-      <w:r>
-        <w:rPr>
-          <w:rStyle w:val="SourceText"/>
-        </w:rPr>
-        <w:t>verify-gate.ps1</w:t>
-      </w:r>
-      <w:r>
-        <w:rPr/>
-        <w:t xml:space="preserve"> still reads the lane's own </w:t>
-      </w:r>
-      <w:r>
-        <w:rPr>
-          <w:rStyle w:val="SourceText"/>
-        </w:rPr>
-        <w:t>emergency.standDown</w:t>
-      </w:r>
-      <w:r>
-        <w:rPr/>
-        <w:t xml:space="preserve"> while the bash gate reads the inherited one. </w:t>
+        <w:t xml:space="preserve"> and the scope and completion wrappers inherit as well: an inherited </w:t>
+      </w:r>
+      <w:r>
+        <w:rPr>
+          <w:rStyle w:val="SourceText"/>
+        </w:rPr>
+        <w:t>"verifyGate": false</w:t>
+      </w:r>
+      <w:r>
+        <w:rPr/>
+        <w:t xml:space="preserve"> stands a lane's Stop gate down, and with no python a lane whose main checkout has a config blocks writes and the Stop. </w:t>
       </w:r>
     </w:p>
     <w:p>

--- a/docs/guides/crew/crew-troubleshooting.docx
+++ b/docs/guides/crew/crew-troubleshooting.docx
@@ -7295,11 +7295,69 @@
         <w:rPr>
           <w:rStyle w:val="Strong"/>
         </w:rPr>
+        <w:t>"PROMOTION BLOCKED (workflow dispatch): python could not be found ..."</w:t>
+      </w:r>
+      <w:r>
+        <w:rPr/>
+        <w:t xml:space="preserve"> (L-0664, PowerShell tool): the map declares a dispatch deploy, the command names </w:t>
+      </w:r>
+      <w:r>
+        <w:rPr>
+          <w:rStyle w:val="SourceText"/>
+        </w:rPr>
+        <w:t>gh</w:t>
+      </w:r>
+      <w:r>
+        <w:rPr/>
+        <w:t xml:space="preserve"> with </w:t>
+      </w:r>
+      <w:r>
+        <w:rPr>
+          <w:rStyle w:val="SourceText"/>
+        </w:rPr>
+        <w:t>workflow</w:t>
+      </w:r>
+      <w:r>
+        <w:rPr/>
+        <w:t xml:space="preserve"> or </w:t>
+      </w:r>
+      <w:r>
+        <w:rPr>
+          <w:rStyle w:val="SourceText"/>
+        </w:rPr>
+        <w:t>dispatches</w:t>
+      </w:r>
+      <w:r>
+        <w:rPr/>
+        <w:t xml:space="preserve">, and no python resolved to read it. Install Python 3 or put it on PATH; this is not a pass. </w:t>
+      </w:r>
+    </w:p>
+    <w:p>
+      <w:pPr>
+        <w:pStyle w:val="BodyText"/>
+        <w:numPr>
+          <w:ilvl w:val="0"/>
+          <w:numId w:val="18"/>
+        </w:numPr>
+        <w:tabs>
+          <w:tab w:val="clear" w:pos="1134"/>
+          <w:tab w:val="left" w:pos="829" w:leader="none"/>
+        </w:tabs>
+        <w:bidi w:val="0"/>
+        <w:spacing w:before="120" w:after="0"/>
+        <w:ind w:hanging="283" w:left="829"/>
+        <w:jc w:val="left"/>
+        <w:rPr/>
+      </w:pPr>
+      <w:r>
+        <w:rPr>
+          <w:rStyle w:val="Strong"/>
+        </w:rPr>
         <w:t>"PROMOTION BLOCKED (workflow dispatch): the gate could not tell ..."</w:t>
       </w:r>
       <w:r>
         <w:rPr/>
-        <w:t xml:space="preserve"> (T-0062, Bash tool): the command is a </w:t>
+        <w:t xml:space="preserve"> (T-0062 on the Bash tool, L-0664 on the PowerShell tool): the command is a </w:t>
       </w:r>
       <w:r>
         <w:rPr>

--- a/docs/guides/crew/crew-troubleshooting.docx
+++ b/docs/guides/crew/crew-troubleshooting.docx
@@ -6759,7 +6759,7 @@
       </w:r>
       <w:r>
         <w:rPr/>
-        <w:t xml:space="preserve">, not a failure. A repo set up earlier keeps its old runners: copy </w:t>
+        <w:t xml:space="preserve">, not a failure. A repo set up earlier keeps its old runners: replace the counter line, the </w:t>
       </w:r>
       <w:r>
         <w:rPr>
@@ -6769,7 +6769,57 @@
       </w:r>
       <w:r>
         <w:rPr/>
-        <w:t xml:space="preserve"> from the template </w:t>
+        <w:t xml:space="preserve"> / </w:t>
+      </w:r>
+      <w:r>
+        <w:rPr>
+          <w:rStyle w:val="SourceText"/>
+        </w:rPr>
+        <w:t>run()</w:t>
+      </w:r>
+      <w:r>
+        <w:rPr/>
+        <w:t xml:space="preserve"> function with the </w:t>
+      </w:r>
+      <w:r>
+        <w:rPr>
+          <w:rStyle w:val="SourceText"/>
+        </w:rPr>
+        <w:t>CUR_OUT</w:t>
+      </w:r>
+      <w:r>
+        <w:rPr/>
+        <w:t xml:space="preserve"> / </w:t>
+      </w:r>
+      <w:r>
+        <w:rPr>
+          <w:rStyle w:val="SourceText"/>
+        </w:rPr>
+        <w:t>cleanup</w:t>
+      </w:r>
+      <w:r>
+        <w:rPr/>
+        <w:t xml:space="preserve"> / </w:t>
+      </w:r>
+      <w:r>
+        <w:rPr>
+          <w:rStyle w:val="SourceText"/>
+        </w:rPr>
+        <w:t>trap</w:t>
+      </w:r>
+      <w:r>
+        <w:rPr/>
+        <w:t xml:space="preserve"> lines above it, and the final count line from the templates. Copying </w:t>
+      </w:r>
+      <w:r>
+        <w:rPr>
+          <w:rStyle w:val="SourceText"/>
+        </w:rPr>
+        <w:t>check()</w:t>
+      </w:r>
+      <w:r>
+        <w:rPr/>
+        <w:t xml:space="preserve"> alone breaks the old </w:t>
       </w:r>
       <w:r>
         <w:rPr>
@@ -6779,27 +6829,27 @@
       </w:r>
       <w:r>
         <w:rPr/>
-        <w:t xml:space="preserve"> and </w:t>
-      </w:r>
-      <w:r>
-        <w:rPr>
-          <w:rStyle w:val="SourceText"/>
-        </w:rPr>
-        <w:t>run()</w:t>
-      </w:r>
-      <w:r>
-        <w:rPr/>
-        <w:t xml:space="preserve"> from the template </w:t>
-      </w:r>
-      <w:r>
-        <w:rPr>
-          <w:rStyle w:val="SourceText"/>
-        </w:rPr>
-        <w:t>run-all.sh</w:t>
-      </w:r>
-      <w:r>
-        <w:rPr/>
-        <w:t xml:space="preserve"> by hand. </w:t>
+        <w:t xml:space="preserve"> on the first exit 77 (</w:t>
+      </w:r>
+      <w:r>
+        <w:rPr>
+          <w:rStyle w:val="SourceText"/>
+        </w:rPr>
+        <w:t>SKIP</w:t>
+      </w:r>
+      <w:r>
+        <w:rPr/>
+        <w:t xml:space="preserve"> is unset under </w:t>
+      </w:r>
+      <w:r>
+        <w:rPr>
+          <w:rStyle w:val="SourceText"/>
+        </w:rPr>
+        <w:t>set -u</w:t>
+      </w:r>
+      <w:r>
+        <w:rPr/>
+        <w:t xml:space="preserve">). </w:t>
       </w:r>
     </w:p>
     <w:p>

--- a/docs/guides/crew/crew-troubleshooting.docx
+++ b/docs/guides/crew/crew-troubleshooting.docx
@@ -5235,7 +5235,17 @@
       </w:r>
       <w:r>
         <w:rPr/>
-        <w:t xml:space="preserve"> stands a lane's Stop gate down, and with no python a lane whose main checkout has a config blocks writes and the Stop. </w:t>
+        <w:t xml:space="preserve"> stands a lane's Stop gate down, and with no python a lane whose main checkout has a config blocks writes and the Stop (the PowerShell 7 wrappers still allow one that strictly says </w:t>
+      </w:r>
+      <w:r>
+        <w:rPr>
+          <w:rStyle w:val="SourceText"/>
+        </w:rPr>
+        <w:t>scope.mode: off</w:t>
+      </w:r>
+      <w:r>
+        <w:rPr/>
+        <w:t xml:space="preserve">). </w:t>
       </w:r>
     </w:p>
     <w:p>
@@ -6638,6 +6648,123 @@
       <w:r>
         <w:rPr/>
         <w:t xml:space="preserve"> with exit 2: "no usable python ... failing closed". Fix by installing a real Python 3, not by reading the closed refusal as a false positive.</w:t>
+      </w:r>
+    </w:p>
+    <w:p>
+      <w:pPr>
+        <w:pStyle w:val="BodyText"/>
+        <w:numPr>
+          <w:ilvl w:val="0"/>
+          <w:numId w:val="15"/>
+        </w:numPr>
+        <w:tabs>
+          <w:tab w:val="clear" w:pos="1134"/>
+          <w:tab w:val="left" w:pos="829" w:leader="none"/>
+        </w:tabs>
+        <w:bidi w:val="0"/>
+        <w:ind w:hanging="283" w:left="829"/>
+        <w:jc w:val="left"/>
+        <w:rPr/>
+      </w:pPr>
+      <w:r>
+        <w:rPr>
+          <w:rStyle w:val="Strong"/>
+        </w:rPr>
+        <w:t>"the python probe timed out" (the PowerShell scope guard, completion audit, approval hook and verify gate, crew 1.1.8, L-0690).</w:t>
+      </w:r>
+      <w:r>
+        <w:rPr/>
+        <w:t xml:space="preserve"> The probe gives each candidate 3 s and the whole walk 8 s; when it runs out of time, or kills a candidate at its bound, it says "the python probe timed out" (could not tell) instead of "no usable python", with the same exit code. Whenever the probe finds nothing, </w:t>
+      </w:r>
+      <w:r>
+        <w:rPr>
+          <w:rStyle w:val="SourceText"/>
+        </w:rPr>
+        <w:t>python probe:</w:t>
+      </w:r>
+      <w:r>
+        <w:rPr/>
+        <w:t xml:space="preserve"> lines follow on stderr: a summary (</w:t>
+      </w:r>
+      <w:r>
+        <w:rPr>
+          <w:rStyle w:val="SourceText"/>
+        </w:rPr>
+        <w:t>found</w:t>
+      </w:r>
+      <w:r>
+        <w:rPr/>
+        <w:t xml:space="preserve">, </w:t>
+      </w:r>
+      <w:r>
+        <w:rPr>
+          <w:rStyle w:val="SourceText"/>
+        </w:rPr>
+        <w:t>not-found</w:t>
+      </w:r>
+      <w:r>
+        <w:rPr/>
+        <w:t xml:space="preserve">, </w:t>
+      </w:r>
+      <w:r>
+        <w:rPr>
+          <w:rStyle w:val="SourceText"/>
+        </w:rPr>
+        <w:t>rejected</w:t>
+      </w:r>
+      <w:r>
+        <w:rPr/>
+        <w:t xml:space="preserve"> or </w:t>
+      </w:r>
+      <w:r>
+        <w:rPr>
+          <w:rStyle w:val="SourceText"/>
+        </w:rPr>
+        <w:t>timed-out</w:t>
+      </w:r>
+      <w:r>
+        <w:rPr/>
+        <w:t>, the elapsed milliseconds and both bounds), then each candidate tried with its path, its time and what happened (</w:t>
+      </w:r>
+      <w:r>
+        <w:rPr>
+          <w:rStyle w:val="SourceText"/>
+        </w:rPr>
+        <w:t>killed-at-bound</w:t>
+      </w:r>
+      <w:r>
+        <w:rPr/>
+        <w:t xml:space="preserve">, </w:t>
+      </w:r>
+      <w:r>
+        <w:rPr>
+          <w:rStyle w:val="SourceText"/>
+        </w:rPr>
+        <w:t>exit-nonzero</w:t>
+      </w:r>
+      <w:r>
+        <w:rPr/>
+        <w:t xml:space="preserve">, </w:t>
+      </w:r>
+      <w:r>
+        <w:rPr>
+          <w:rStyle w:val="SourceText"/>
+        </w:rPr>
+        <w:t>not-python-proof</w:t>
+      </w:r>
+      <w:r>
+        <w:rPr/>
+        <w:t xml:space="preserve">, </w:t>
+      </w:r>
+      <w:r>
+        <w:rPr>
+          <w:rStyle w:val="SourceText"/>
+        </w:rPr>
+        <w:t>not-tried-budget-spent</w:t>
+      </w:r>
+      <w:r>
+        <w:rPr/>
+        <w:t xml:space="preserve">, ...). A timeout under heavy load is the machine, not a missing python: re-run when it is idle. The other PowerShell hooks and the bash twins do not report this yet. </w:t>
       </w:r>
     </w:p>
     <w:p>

--- a/docs/guides/crew/crew-troubleshooting.docx
+++ b/docs/guides/crew/crew-troubleshooting.docx
@@ -7244,6 +7244,84 @@
       <w:r>
         <w:rPr/>
         <w:t xml:space="preserve">, or enter the worktree first. A dirty main checkout no longer blocks a clean worktree. </w:t>
+      </w:r>
+    </w:p>
+    <w:p>
+      <w:pPr>
+        <w:pStyle w:val="BodyText"/>
+        <w:numPr>
+          <w:ilvl w:val="0"/>
+          <w:numId w:val="18"/>
+        </w:numPr>
+        <w:tabs>
+          <w:tab w:val="clear" w:pos="1134"/>
+          <w:tab w:val="left" w:pos="829" w:leader="none"/>
+        </w:tabs>
+        <w:bidi w:val="0"/>
+        <w:spacing w:before="120" w:after="0"/>
+        <w:ind w:hanging="283" w:left="829"/>
+        <w:jc w:val="left"/>
+        <w:rPr/>
+      </w:pPr>
+      <w:r>
+        <w:rPr>
+          <w:rStyle w:val="Strong"/>
+        </w:rPr>
+        <w:t>"has rows for sha X ..., but the newest row is not all-pass"</w:t>
+      </w:r>
+      <w:r>
+        <w:rPr/>
+        <w:t xml:space="preserve"> (L-0665): the newest </w:t>
+      </w:r>
+      <w:r>
+        <w:rPr>
+          <w:rStyle w:val="SourceText"/>
+        </w:rPr>
+        <w:t>.work/PROMOTIONS.md</w:t>
+      </w:r>
+      <w:r>
+        <w:rPr/>
+        <w:t xml:space="preserve"> row for that environment and sha is a failure, a </w:t>
+      </w:r>
+      <w:r>
+        <w:rPr>
+          <w:rStyle w:val="SourceText"/>
+        </w:rPr>
+        <w:t>not-run</w:t>
+      </w:r>
+      <w:r>
+        <w:rPr/>
+        <w:t xml:space="preserve"> row from </w:t>
+      </w:r>
+      <w:r>
+        <w:rPr>
+          <w:rStyle w:val="SourceText"/>
+        </w:rPr>
+        <w:t>crew_ghdeploy.py record</w:t>
+      </w:r>
+      <w:r>
+        <w:rPr/>
+        <w:t xml:space="preserve">, or anything but three </w:t>
+      </w:r>
+      <w:r>
+        <w:rPr>
+          <w:rStyle w:val="SourceText"/>
+        </w:rPr>
+        <w:t>pass</w:t>
+      </w:r>
+      <w:r>
+        <w:rPr/>
+        <w:t xml:space="preserve"> cells; an older pass no longer counts. Re-run </w:t>
+      </w:r>
+      <w:r>
+        <w:rPr>
+          <w:rStyle w:val="SourceText"/>
+        </w:rPr>
+        <w:t>/crew:promote &lt;upstream&gt;</w:t>
+      </w:r>
+      <w:r>
+        <w:rPr/>
+        <w:t xml:space="preserve"> for that sha and let it append its row. </w:t>
       </w:r>
     </w:p>
     <w:p>

--- a/docs/guides/crew/crew-troubleshooting.docx
+++ b/docs/guides/crew/crew-troubleshooting.docx
@@ -6670,7 +6670,7 @@
         <w:rPr>
           <w:rStyle w:val="Strong"/>
         </w:rPr>
-        <w:t>"the python probe timed out" (the PowerShell scope guard, completion audit, approval hook and verify gate, crew 1.1.8, L-0690).</w:t>
+        <w:t>"the python probe timed out" (the PowerShell scope guard, completion audit, approval hook and verify gate, crew 1.1.3, L-0690).</w:t>
       </w:r>
       <w:r>
         <w:rPr/>

--- a/docs/guides/crew/crew-troubleshooting.docx
+++ b/docs/guides/crew/crew-troubleshooting.docx
@@ -6670,7 +6670,7 @@
         <w:rPr>
           <w:rStyle w:val="Strong"/>
         </w:rPr>
-        <w:t>"the python probe timed out" (the PowerShell scope guard, completion audit, approval hook and verify gate, crew 1.1.3, L-0690).</w:t>
+        <w:t>"the python probe timed out" (the PowerShell scope guard, completion audit, approval hook and verify gate, crew 1.1.8, L-0690).</w:t>
       </w:r>
       <w:r>
         <w:rPr/>

--- a/docs/guides/crew/crew-troubleshooting.docx
+++ b/docs/guides/crew/crew-troubleshooting.docx
@@ -7322,6 +7322,74 @@
       <w:r>
         <w:rPr/>
         <w:t xml:space="preserve"> for that sha and let it append its row. </w:t>
+      </w:r>
+    </w:p>
+    <w:p>
+      <w:pPr>
+        <w:pStyle w:val="BodyText"/>
+        <w:numPr>
+          <w:ilvl w:val="0"/>
+          <w:numId w:val="18"/>
+        </w:numPr>
+        <w:tabs>
+          <w:tab w:val="clear" w:pos="1134"/>
+          <w:tab w:val="left" w:pos="829" w:leader="none"/>
+        </w:tabs>
+        <w:bidi w:val="0"/>
+        <w:spacing w:before="120" w:after="0"/>
+        <w:ind w:hanging="283" w:left="829"/>
+        <w:jc w:val="left"/>
+        <w:rPr/>
+      </w:pPr>
+      <w:r>
+        <w:rPr>
+          <w:rStyle w:val="Strong"/>
+        </w:rPr>
+        <w:t>"DEPLOY NOT RECORDED" for a sha no deploy ran at</w:t>
+      </w:r>
+      <w:r>
+        <w:rPr/>
+        <w:t>: before L-0689 a command that was a FRAGMENT of a declared deploy (</w:t>
+      </w:r>
+      <w:r>
+        <w:rPr>
+          <w:rStyle w:val="SourceText"/>
+        </w:rPr>
+        <w:t>git rev-parse HEAD</w:t>
+      </w:r>
+      <w:r>
+        <w:rPr/>
+        <w:t xml:space="preserve">, </w:t>
+      </w:r>
+      <w:r>
+        <w:rPr>
+          <w:rStyle w:val="SourceText"/>
+        </w:rPr>
+        <w:t>development</w:t>
+      </w:r>
+      <w:r>
+        <w:rPr/>
+        <w:t xml:space="preserve">) matched it, and the gate wrote </w:t>
+      </w:r>
+      <w:r>
+        <w:rPr>
+          <w:rStyle w:val="SourceText"/>
+        </w:rPr>
+        <w:t>.crew/.deploy-in-flight</w:t>
+      </w:r>
+      <w:r>
+        <w:rPr/>
+        <w:t xml:space="preserve"> for a deploy that never ran. A command now matches only when it contains the declared text. A stale marker left by an older crew names that sha; check that no deploy ran, then delete </w:t>
+      </w:r>
+      <w:r>
+        <w:rPr>
+          <w:rStyle w:val="SourceText"/>
+        </w:rPr>
+        <w:t>.crew/.deploy-in-flight</w:t>
+      </w:r>
+      <w:r>
+        <w:rPr/>
+        <w:t xml:space="preserve"> by hand. If a real deploy is now unmatched, its runs are shorter than the declared text: declare the shortest text every real run contains. </w:t>
       </w:r>
     </w:p>
     <w:p>

--- a/docs/guides/crew/crew-troubleshooting.docx
+++ b/docs/guides/crew/crew-troubleshooting.docx
@@ -6750,7 +6750,7 @@
         <w:rPr>
           <w:rStyle w:val="Strong"/>
         </w:rPr>
-        <w:t>"the python probe timed out" (the PowerShell scope guard, completion audit, approval hook and verify gate, crew 1.1.8, L-0690).</w:t>
+        <w:t>"the python probe timed out" (the PowerShell scope guard, completion audit, approval hook and verify gate, crew 1.1.4, L-0690).</w:t>
       </w:r>
       <w:r>
         <w:rPr/>

--- a/docs/guides/crew/crew-troubleshooting.docx
+++ b/docs/guides/crew/crew-troubleshooting.docx
@@ -6750,7 +6750,7 @@
         <w:rPr>
           <w:rStyle w:val="Strong"/>
         </w:rPr>
-        <w:t>"the python probe timed out" (the PowerShell scope guard, completion audit, approval hook and verify gate, crew 1.1.4, L-0690).</w:t>
+        <w:t>"the python probe timed out" (the PowerShell scope guard, completion audit, approval hook and verify gate, crew 1.1.8, L-0690).</w:t>
       </w:r>
       <w:r>
         <w:rPr/>

--- a/docs/guides/crew/crew-troubleshooting.docx
+++ b/docs/guides/crew/crew-troubleshooting.docx
@@ -3626,7 +3626,7 @@
       </w:r>
       <w:r>
         <w:rPr/>
-        <w:t xml:space="preserve"> table row) or a line admitting the review fell short ("skipped", "truncated", "could not review") is still INCOMPLETE </w:t>
+        <w:t xml:space="preserve"> table row) or a line matching the shortfall wording list ("skipped", "truncated", "could not review") is still INCOMPLETE </w:t>
       </w:r>
       <w:r>
         <w:rPr>
@@ -3636,7 +3636,7 @@
       </w:r>
       <w:r>
         <w:rPr/>
-        <w:t xml:space="preserve">. </w:t>
+        <w:t xml:space="preserve">. That list cannot catch every admission: one it misses ("I only inspected one of the nine files") is ignored as prose and the round stays FINDINGS, so read the ignored lines. </w:t>
       </w:r>
       <w:r>
         <w:rPr>
@@ -8810,6 +8810,64 @@
         <w:rPr>
           <w:rStyle w:val="Strong"/>
         </w:rPr>
+        <w:t>An older crew wrote the note's id lowercased.</w:t>
+      </w:r>
+      <w:r>
+        <w:rPr/>
+        <w:t xml:space="preserve"> </w:t>
+      </w:r>
+      <w:r>
+        <w:rPr>
+          <w:rStyle w:val="SourceText"/>
+        </w:rPr>
+        <w:t>obsidian: could not update: T-0042 on Board.md belongs to another repo (https://example.invalid/team/app, per T-0042.md), not this one (https://example.invalid/Team/App): give this repo its own obsidian.boardDir; the note may carry this repo's id as an older crew wrote it (lowercased): if the card is this repo's, change the line to 'repo-id: https://example.invalid/Team/App'</w:t>
+      </w:r>
+      <w:r>
+        <w:rPr/>
+        <w:t xml:space="preserve"> </w:t>
+      </w:r>
+      <w:r>
+        <w:rPr>
+          <w:rStyle w:val="Strong"/>
+        </w:rPr>
+        <w:t>Fix:</w:t>
+      </w:r>
+      <w:r>
+        <w:rPr/>
+        <w:t xml:space="preserve"> since T-0071 an origin keeps the case of its user and path. If the card is yours, change the note's </w:t>
+      </w:r>
+      <w:r>
+        <w:rPr>
+          <w:rStyle w:val="SourceText"/>
+        </w:rPr>
+        <w:t>repo-id:</w:t>
+      </w:r>
+      <w:r>
+        <w:rPr/>
+        <w:t xml:space="preserve"> line to the id it names. </w:t>
+      </w:r>
+    </w:p>
+    <w:p>
+      <w:pPr>
+        <w:pStyle w:val="BodyText"/>
+        <w:numPr>
+          <w:ilvl w:val="1"/>
+          <w:numId w:val="21"/>
+        </w:numPr>
+        <w:tabs>
+          <w:tab w:val="clear" w:pos="1134"/>
+          <w:tab w:val="left" w:pos="1538" w:leader="none"/>
+        </w:tabs>
+        <w:bidi w:val="0"/>
+        <w:spacing w:before="120" w:after="0"/>
+        <w:ind w:hanging="283" w:left="1538"/>
+        <w:jc w:val="left"/>
+        <w:rPr/>
+      </w:pPr>
+      <w:r>
+        <w:rPr>
+          <w:rStyle w:val="Strong"/>
+        </w:rPr>
         <w:t>Nobody can tell who owns it.</w:t>
       </w:r>
       <w:r>
@@ -9506,8 +9564,902 @@
         <w:jc w:val="left"/>
         <w:rPr/>
       </w:pPr>
-      <w:bookmarkStart w:id="13" w:name="turning-things-off"/>
+      <w:bookmarkStart w:id="13" w:name="graph-refresh-refused-secrets-denylisted"/>
       <w:bookmarkEnd w:id="13"/>
+      <w:r>
+        <w:rPr/>
+        <w:t>Graph Refresh Refused: Secrets-Denylisted Path</w:t>
+      </w:r>
+    </w:p>
+    <w:p>
+      <w:pPr>
+        <w:pStyle w:val="BodyText"/>
+        <w:bidi w:val="0"/>
+        <w:jc w:val="left"/>
+        <w:rPr/>
+      </w:pPr>
+      <w:r>
+        <w:rPr/>
+        <w:t xml:space="preserve">graphify reads every file its ignore rules do not exclude and records the symbols it finds in </w:t>
+      </w:r>
+      <w:r>
+        <w:rPr>
+          <w:rStyle w:val="SourceText"/>
+        </w:rPr>
+        <w:t>graph.json</w:t>
+      </w:r>
+      <w:r>
+        <w:rPr/>
+        <w:t xml:space="preserve">. For a file git tracks, </w:t>
+      </w:r>
+      <w:r>
+        <w:rPr>
+          <w:rStyle w:val="SourceText"/>
+        </w:rPr>
+        <w:t>.gitignore</w:t>
+      </w:r>
+      <w:r>
+        <w:rPr/>
+        <w:t xml:space="preserve"> does not stop it: only </w:t>
+      </w:r>
+      <w:r>
+        <w:rPr>
+          <w:rStyle w:val="SourceText"/>
+        </w:rPr>
+        <w:t>.graphifyignore</w:t>
+      </w:r>
+      <w:r>
+        <w:rPr/>
+        <w:t xml:space="preserve"> does. So crew checks, before it names or runs a graph build, that the root </w:t>
+      </w:r>
+      <w:r>
+        <w:rPr>
+          <w:rStyle w:val="SourceText"/>
+        </w:rPr>
+        <w:t>.graphifyignore</w:t>
+      </w:r>
+      <w:r>
+        <w:rPr/>
+        <w:t xml:space="preserve"> excludes every file the secrets denylist matches.</w:t>
+      </w:r>
+    </w:p>
+    <w:p>
+      <w:pPr>
+        <w:pStyle w:val="BodyText"/>
+        <w:numPr>
+          <w:ilvl w:val="0"/>
+          <w:numId w:val="23"/>
+        </w:numPr>
+        <w:tabs>
+          <w:tab w:val="clear" w:pos="1134"/>
+          <w:tab w:val="left" w:pos="829" w:leader="none"/>
+        </w:tabs>
+        <w:bidi w:val="0"/>
+        <w:ind w:hanging="283" w:left="829"/>
+        <w:jc w:val="left"/>
+        <w:rPr/>
+      </w:pPr>
+      <w:r>
+        <w:rPr>
+          <w:rStyle w:val="Strong"/>
+        </w:rPr>
+        <w:t xml:space="preserve">Symptom: </w:t>
+      </w:r>
+      <w:r>
+        <w:rPr>
+          <w:rStyle w:val="SourceText"/>
+        </w:rPr>
+        <w:t>refresh-check</w:t>
+      </w:r>
+      <w:r>
+        <w:rPr>
+          <w:rStyle w:val="Strong"/>
+        </w:rPr>
+        <w:t xml:space="preserve"> prints </w:t>
+      </w:r>
+      <w:r>
+        <w:rPr>
+          <w:rStyle w:val="SourceText"/>
+        </w:rPr>
+        <w:t>graph graphify-out: unknown - graphify would read N secrets-denylisted path(s) .graphifyignore does not exclude: ...; stop - a refresh cannot settle this</w:t>
+      </w:r>
+      <w:r>
+        <w:rPr>
+          <w:rStyle w:val="Strong"/>
+        </w:rPr>
+        <w:t>,</w:t>
+      </w:r>
+      <w:r>
+        <w:rPr/>
+        <w:t xml:space="preserve"> or </w:t>
+      </w:r>
+      <w:r>
+        <w:rPr>
+          <w:rStyle w:val="SourceText"/>
+        </w:rPr>
+        <w:t>/crew:status</w:t>
+      </w:r>
+      <w:r>
+        <w:rPr/>
+        <w:t xml:space="preserve"> prints </w:t>
+      </w:r>
+      <w:r>
+        <w:rPr>
+          <w:rStyle w:val="SourceText"/>
+        </w:rPr>
+        <w:t>graph-ignore UNCOVERED</w:t>
+      </w:r>
+      <w:r>
+        <w:rPr/>
+        <w:t xml:space="preserve">. </w:t>
+      </w:r>
+      <w:r>
+        <w:rPr>
+          <w:rStyle w:val="Strong"/>
+        </w:rPr>
+        <w:t>Check:</w:t>
+      </w:r>
+      <w:r>
+        <w:rPr/>
+        <w:t xml:space="preserve"> which files, and from which source. </w:t>
+      </w:r>
+    </w:p>
+    <w:p>
+      <w:pPr>
+        <w:pStyle w:val="PreformattedText"/>
+        <w:bidi w:val="0"/>
+        <w:jc w:val="left"/>
+        <w:rPr/>
+      </w:pPr>
+      <w:r>
+        <w:rPr>
+          <w:rStyle w:val="SourceText"/>
+        </w:rPr>
+        <w:t>python3 "&lt;crew&gt;/hooks/scripts/crew_graph_ignore.py" --root . --check --json</w:t>
+      </w:r>
+    </w:p>
+    <w:p>
+      <w:pPr>
+        <w:pStyle w:val="BodyText"/>
+        <w:bidi w:val="0"/>
+        <w:jc w:val="left"/>
+        <w:rPr/>
+      </w:pPr>
+      <w:r>
+        <w:rPr/>
+        <w:t>The denylist is the built-in patterns (</w:t>
+      </w:r>
+      <w:r>
+        <w:rPr>
+          <w:rStyle w:val="SourceText"/>
+        </w:rPr>
+        <w:t>.env</w:t>
+      </w:r>
+      <w:r>
+        <w:rPr/>
+        <w:t xml:space="preserve">, </w:t>
+      </w:r>
+      <w:r>
+        <w:rPr>
+          <w:rStyle w:val="SourceText"/>
+        </w:rPr>
+        <w:t>.env.*</w:t>
+      </w:r>
+      <w:r>
+        <w:rPr/>
+        <w:t xml:space="preserve"> but not </w:t>
+      </w:r>
+      <w:r>
+        <w:rPr>
+          <w:rStyle w:val="SourceText"/>
+        </w:rPr>
+        <w:t>.env.example</w:t>
+      </w:r>
+      <w:r>
+        <w:rPr/>
+        <w:t xml:space="preserve">, </w:t>
+      </w:r>
+      <w:r>
+        <w:rPr>
+          <w:rStyle w:val="SourceText"/>
+        </w:rPr>
+        <w:t>*.pem</w:t>
+      </w:r>
+      <w:r>
+        <w:rPr/>
+        <w:t xml:space="preserve">, </w:t>
+      </w:r>
+      <w:r>
+        <w:rPr>
+          <w:rStyle w:val="SourceText"/>
+        </w:rPr>
+        <w:t>*.key</w:t>
+      </w:r>
+      <w:r>
+        <w:rPr/>
+        <w:t xml:space="preserve">, </w:t>
+      </w:r>
+      <w:r>
+        <w:rPr>
+          <w:rStyle w:val="SourceText"/>
+        </w:rPr>
+        <w:t>*.p12</w:t>
+      </w:r>
+      <w:r>
+        <w:rPr/>
+        <w:t xml:space="preserve">, </w:t>
+      </w:r>
+      <w:r>
+        <w:rPr>
+          <w:rStyle w:val="SourceText"/>
+        </w:rPr>
+        <w:t>*.pfx</w:t>
+      </w:r>
+      <w:r>
+        <w:rPr/>
+        <w:t xml:space="preserve">, </w:t>
+      </w:r>
+      <w:r>
+        <w:rPr>
+          <w:rStyle w:val="SourceText"/>
+        </w:rPr>
+        <w:t>id_rsa*</w:t>
+      </w:r>
+      <w:r>
+        <w:rPr/>
+        <w:t xml:space="preserve">, </w:t>
+      </w:r>
+      <w:r>
+        <w:rPr>
+          <w:rStyle w:val="SourceText"/>
+        </w:rPr>
+        <w:t>id_ed25519*</w:t>
+      </w:r>
+      <w:r>
+        <w:rPr/>
+        <w:t xml:space="preserve">), </w:t>
+      </w:r>
+      <w:r>
+        <w:rPr>
+          <w:rStyle w:val="SourceText"/>
+        </w:rPr>
+        <w:t>.claude/secrets-denylist</w:t>
+      </w:r>
+      <w:r>
+        <w:rPr/>
+        <w:t xml:space="preserve"> if it exists, and every in-repo </w:t>
+      </w:r>
+      <w:r>
+        <w:rPr>
+          <w:rStyle w:val="SourceText"/>
+        </w:rPr>
+        <w:t>Read(...)</w:t>
+      </w:r>
+      <w:r>
+        <w:rPr/>
+        <w:t xml:space="preserve"> rule in </w:t>
+      </w:r>
+      <w:r>
+        <w:rPr>
+          <w:rStyle w:val="SourceText"/>
+        </w:rPr>
+        <w:t>permissions.deny</w:t>
+      </w:r>
+      <w:r>
+        <w:rPr/>
+        <w:t xml:space="preserve"> of </w:t>
+      </w:r>
+      <w:r>
+        <w:rPr>
+          <w:rStyle w:val="SourceText"/>
+        </w:rPr>
+        <w:t>.claude/settings.json</w:t>
+      </w:r>
+      <w:r>
+        <w:rPr/>
+        <w:t xml:space="preserve"> and </w:t>
+      </w:r>
+      <w:r>
+        <w:rPr>
+          <w:rStyle w:val="SourceText"/>
+        </w:rPr>
+        <w:t>.claude/settings.local.json</w:t>
+      </w:r>
+      <w:r>
+        <w:rPr/>
+        <w:t xml:space="preserve">. </w:t>
+      </w:r>
+      <w:r>
+        <w:rPr>
+          <w:rStyle w:val="SourceText"/>
+        </w:rPr>
+        <w:t>sources</w:t>
+      </w:r>
+      <w:r>
+        <w:rPr/>
+        <w:t xml:space="preserve"> in the JSON names which ones were read. </w:t>
+      </w:r>
+      <w:r>
+        <w:rPr>
+          <w:rStyle w:val="Strong"/>
+        </w:rPr>
+        <w:t>Fix:</w:t>
+      </w:r>
+      <w:r>
+        <w:rPr/>
+        <w:t xml:space="preserve"> add the missing patterns, then check again.</w:t>
+      </w:r>
+    </w:p>
+    <w:p>
+      <w:pPr>
+        <w:pStyle w:val="PreformattedText"/>
+        <w:bidi w:val="0"/>
+        <w:jc w:val="left"/>
+        <w:rPr/>
+      </w:pPr>
+      <w:r>
+        <w:rPr>
+          <w:rStyle w:val="SourceText"/>
+        </w:rPr>
+        <w:t>python3 "&lt;crew&gt;/hooks/scripts/crew_graph_ignore.py" --root . --write</w:t>
+      </w:r>
+    </w:p>
+    <w:p>
+      <w:pPr>
+        <w:pStyle w:val="BodyText"/>
+        <w:bidi w:val="0"/>
+        <w:jc w:val="left"/>
+        <w:rPr/>
+      </w:pPr>
+      <w:r>
+        <w:rPr/>
+        <w:t xml:space="preserve">It appends the missing patterns, then any flagged path they still miss (the denylist ignores case, </w:t>
+      </w:r>
+      <w:r>
+        <w:rPr>
+          <w:rStyle w:val="SourceText"/>
+        </w:rPr>
+        <w:t>.graphifyignore</w:t>
+      </w:r>
+      <w:r>
+        <w:rPr/>
+        <w:t xml:space="preserve"> does not, so </w:t>
+      </w:r>
+      <w:r>
+        <w:rPr>
+          <w:rStyle w:val="SourceText"/>
+        </w:rPr>
+        <w:t>.ENV</w:t>
+      </w:r>
+      <w:r>
+        <w:rPr/>
+        <w:t xml:space="preserve"> gets </w:t>
+      </w:r>
+      <w:r>
+        <w:rPr>
+          <w:rStyle w:val="SourceText"/>
+        </w:rPr>
+        <w:t>/.ENV</w:t>
+      </w:r>
+      <w:r>
+        <w:rPr/>
+        <w:t xml:space="preserve">), under one marked block, and leaves every existing line as it was. Commit </w:t>
+      </w:r>
+      <w:r>
+        <w:rPr>
+          <w:rStyle w:val="SourceText"/>
+        </w:rPr>
+        <w:t>.graphifyignore</w:t>
+      </w:r>
+      <w:r>
+        <w:rPr/>
+        <w:t xml:space="preserve">, then re-run the refresh check. If it prints </w:t>
+      </w:r>
+      <w:r>
+        <w:rPr>
+          <w:rStyle w:val="SourceText"/>
+        </w:rPr>
+        <w:t>line N (`!pattern`) re-includes denylisted &lt;path&gt;; remove that line or accept the exposure</w:t>
+      </w:r>
+      <w:r>
+        <w:rPr/>
+        <w:t xml:space="preserve"> and exits 1, your own </w:t>
+      </w:r>
+      <w:r>
+        <w:rPr>
+          <w:rStyle w:val="SourceText"/>
+        </w:rPr>
+        <w:t>!</w:t>
+      </w:r>
+      <w:r>
+        <w:rPr/>
+        <w:t xml:space="preserve"> line is the reason: </w:t>
+      </w:r>
+      <w:r>
+        <w:rPr>
+          <w:rStyle w:val="SourceText"/>
+        </w:rPr>
+        <w:t>--write</w:t>
+      </w:r>
+      <w:r>
+        <w:rPr/>
+        <w:t xml:space="preserve"> never overrides it. Delete the line, or keep it and accept that graphify reads that file. A path that is not one line of plain text (a name holding a line break or other control character) is never written either; it stays named, escaped, by </w:t>
+      </w:r>
+      <w:r>
+        <w:rPr>
+          <w:rStyle w:val="SourceText"/>
+        </w:rPr>
+        <w:t>--check</w:t>
+      </w:r>
+      <w:r>
+        <w:rPr/>
+        <w:t>: rename the file or exclude it by hand.</w:t>
+      </w:r>
+    </w:p>
+    <w:p>
+      <w:pPr>
+        <w:pStyle w:val="BodyText"/>
+        <w:numPr>
+          <w:ilvl w:val="0"/>
+          <w:numId w:val="24"/>
+        </w:numPr>
+        <w:tabs>
+          <w:tab w:val="clear" w:pos="1134"/>
+          <w:tab w:val="left" w:pos="829" w:leader="none"/>
+        </w:tabs>
+        <w:bidi w:val="0"/>
+        <w:ind w:hanging="283" w:left="829"/>
+        <w:jc w:val="left"/>
+        <w:rPr/>
+      </w:pPr>
+      <w:r>
+        <w:rPr>
+          <w:rStyle w:val="Strong"/>
+        </w:rPr>
+        <w:t xml:space="preserve">Symptom: </w:t>
+      </w:r>
+      <w:r>
+        <w:rPr>
+          <w:rStyle w:val="SourceText"/>
+        </w:rPr>
+        <w:t>denylist coverage unknown: &lt;reason&gt;</w:t>
+      </w:r>
+      <w:r>
+        <w:rPr/>
+        <w:t xml:space="preserve"> (the refresh check) or </w:t>
+      </w:r>
+      <w:r>
+        <w:rPr>
+          <w:rStyle w:val="SourceText"/>
+        </w:rPr>
+        <w:t>graph-ignore unknown</w:t>
+      </w:r>
+      <w:r>
+        <w:rPr/>
+        <w:t xml:space="preserve"> (</w:t>
+      </w:r>
+      <w:r>
+        <w:rPr>
+          <w:rStyle w:val="SourceText"/>
+        </w:rPr>
+        <w:t>/crew:status</w:t>
+      </w:r>
+      <w:r>
+        <w:rPr/>
+        <w:t xml:space="preserve">). </w:t>
+      </w:r>
+      <w:r>
+        <w:rPr>
+          <w:rStyle w:val="Strong"/>
+        </w:rPr>
+        <w:t>Check:</w:t>
+      </w:r>
+      <w:r>
+        <w:rPr/>
+        <w:t xml:space="preserve"> the reason names it: git missing, a settings file that does not parse, an unreadable </w:t>
+      </w:r>
+      <w:r>
+        <w:rPr>
+          <w:rStyle w:val="SourceText"/>
+        </w:rPr>
+        <w:t>.claude/secrets-denylist</w:t>
+      </w:r>
+      <w:r>
+        <w:rPr/>
+        <w:t xml:space="preserve"> or </w:t>
+      </w:r>
+      <w:r>
+        <w:rPr>
+          <w:rStyle w:val="SourceText"/>
+        </w:rPr>
+        <w:t>.graphifyignore</w:t>
+      </w:r>
+      <w:r>
+        <w:rPr/>
+        <w:t xml:space="preserve">, a nested </w:t>
+      </w:r>
+      <w:r>
+        <w:rPr>
+          <w:rStyle w:val="SourceText"/>
+        </w:rPr>
+        <w:t>.graphifyignore</w:t>
+      </w:r>
+      <w:r>
+        <w:rPr/>
+        <w:t xml:space="preserve"> (only the root one is evaluated, and a nested one could re-include a file with </w:t>
+      </w:r>
+      <w:r>
+        <w:rPr>
+          <w:rStyle w:val="SourceText"/>
+        </w:rPr>
+        <w:t>!</w:t>
+      </w:r>
+      <w:r>
+        <w:rPr/>
+        <w:t xml:space="preserve">), a nested repository or submodule </w:t>
+      </w:r>
+      <w:r>
+        <w:rPr>
+          <w:rStyle w:val="SourceText"/>
+        </w:rPr>
+        <w:t>.graphifyignore</w:t>
+      </w:r>
+      <w:r>
+        <w:rPr/>
+        <w:t xml:space="preserve"> does not exclude, a symlink that resolves outside the repository or not at all, or a deny-all </w:t>
+      </w:r>
+      <w:r>
+        <w:rPr>
+          <w:rStyle w:val="SourceText"/>
+        </w:rPr>
+        <w:t>Read</w:t>
+      </w:r>
+      <w:r>
+        <w:rPr/>
+        <w:t xml:space="preserve"> rule. </w:t>
+      </w:r>
+      <w:r>
+        <w:rPr>
+          <w:rStyle w:val="Strong"/>
+        </w:rPr>
+        <w:t>Fix:</w:t>
+      </w:r>
+      <w:r>
+        <w:rPr/>
+        <w:t xml:space="preserve"> repair what it names. An unknown is never read as covered, so no refresh is named until it is fixed.</w:t>
+      </w:r>
+    </w:p>
+    <w:p>
+      <w:pPr>
+        <w:pStyle w:val="BodyText"/>
+        <w:numPr>
+          <w:ilvl w:val="0"/>
+          <w:numId w:val="24"/>
+        </w:numPr>
+        <w:tabs>
+          <w:tab w:val="clear" w:pos="1134"/>
+          <w:tab w:val="left" w:pos="829" w:leader="none"/>
+        </w:tabs>
+        <w:bidi w:val="0"/>
+        <w:ind w:hanging="283" w:left="829"/>
+        <w:jc w:val="left"/>
+        <w:rPr/>
+      </w:pPr>
+      <w:r>
+        <w:rPr>
+          <w:rStyle w:val="Strong"/>
+        </w:rPr>
+        <w:t>Symptom: a graph was built before the fix</w:t>
+      </w:r>
+      <w:r>
+        <w:rPr/>
+        <w:t xml:space="preserve"> (by hand, or by graphify's post-commit hook, which bypasses crew). </w:t>
+      </w:r>
+      <w:r>
+        <w:rPr>
+          <w:rStyle w:val="Strong"/>
+        </w:rPr>
+        <w:t>Fix:</w:t>
+      </w:r>
+      <w:r>
+        <w:rPr/>
+        <w:t xml:space="preserve"> treat that graph as holding text from the secret files. Delete the graph output directory (</w:t>
+      </w:r>
+      <w:r>
+        <w:rPr>
+          <w:rStyle w:val="SourceText"/>
+        </w:rPr>
+        <w:t>graphify-out/</w:t>
+      </w:r>
+      <w:r>
+        <w:rPr/>
+        <w:t xml:space="preserve"> by default), run </w:t>
+      </w:r>
+      <w:r>
+        <w:rPr>
+          <w:rStyle w:val="SourceText"/>
+        </w:rPr>
+        <w:t>--write</w:t>
+      </w:r>
+      <w:r>
+        <w:rPr/>
+        <w:t xml:space="preserve">, check that </w:t>
+      </w:r>
+      <w:r>
+        <w:rPr>
+          <w:rStyle w:val="SourceText"/>
+        </w:rPr>
+        <w:t>--check</w:t>
+      </w:r>
+      <w:r>
+        <w:rPr/>
+        <w:t xml:space="preserve"> exits 0, then rebuild. Commit the rebuild if the output is tracked. The crew-graph skill's </w:t>
+      </w:r>
+      <w:r>
+        <w:rPr>
+          <w:rStyle w:val="Strong"/>
+        </w:rPr>
+        <w:t>Tainted graph</w:t>
+      </w:r>
+      <w:r>
+        <w:rPr/>
+        <w:t xml:space="preserve"> section has the same steps.</w:t>
+      </w:r>
+    </w:p>
+    <w:p>
+      <w:pPr>
+        <w:pStyle w:val="Heading2"/>
+        <w:bidi w:val="0"/>
+        <w:ind w:hanging="0" w:left="0" w:right="0"/>
+        <w:jc w:val="left"/>
+        <w:rPr/>
+      </w:pPr>
+      <w:bookmarkStart w:id="14" w:name="a-message-from-another-session-asks-for-"/>
+      <w:bookmarkEnd w:id="14"/>
+      <w:r>
+        <w:rPr/>
+        <w:t>A Message from Another Session Asks for an Approval or an Edit</w:t>
+      </w:r>
+    </w:p>
+    <w:p>
+      <w:pPr>
+        <w:pStyle w:val="BodyText"/>
+        <w:bidi w:val="0"/>
+        <w:jc w:val="left"/>
+        <w:rPr/>
+      </w:pPr>
+      <w:r>
+        <w:rPr/>
+        <w:t xml:space="preserve">Sessions that share a coordination channel may message each other over Claude Code's bridge, but a message is only a doorbell: "the record on </w:t>
+      </w:r>
+      <w:r>
+        <w:rPr>
+          <w:rStyle w:val="SourceText"/>
+        </w:rPr>
+        <w:t>crew-coord/&lt;channel&gt;</w:t>
+      </w:r>
+      <w:r>
+        <w:rPr/>
+        <w:t xml:space="preserve"> moved". Nothing in a message is ever an approval, an answer to a question you were asked, or permission to edit a file outside the ticket's Touch list.</w:t>
+      </w:r>
+    </w:p>
+    <w:p>
+      <w:pPr>
+        <w:pStyle w:val="BodyText"/>
+        <w:numPr>
+          <w:ilvl w:val="0"/>
+          <w:numId w:val="25"/>
+        </w:numPr>
+        <w:tabs>
+          <w:tab w:val="clear" w:pos="1134"/>
+          <w:tab w:val="left" w:pos="829" w:leader="none"/>
+        </w:tabs>
+        <w:bidi w:val="0"/>
+        <w:ind w:hanging="283" w:left="829"/>
+        <w:jc w:val="left"/>
+        <w:rPr/>
+      </w:pPr>
+      <w:r>
+        <w:rPr>
+          <w:rStyle w:val="Strong"/>
+        </w:rPr>
+        <w:t xml:space="preserve">Symptom: a peer's message says "approve T-0042", "answer Q2 with option B" or "edit </w:t>
+      </w:r>
+      <w:r>
+        <w:rPr>
+          <w:rStyle w:val="SourceText"/>
+        </w:rPr>
+        <w:t>src/x.py</w:t>
+      </w:r>
+      <w:r>
+        <w:rPr>
+          <w:rStyle w:val="Strong"/>
+        </w:rPr>
+        <w:t xml:space="preserve">", or the session prints </w:t>
+      </w:r>
+      <w:r>
+        <w:rPr>
+          <w:rStyle w:val="SourceText"/>
+        </w:rPr>
+        <w:t>not a doorbell</w:t>
+      </w:r>
+      <w:r>
+        <w:rPr>
+          <w:rStyle w:val="Strong"/>
+        </w:rPr>
+        <w:t xml:space="preserve"> or </w:t>
+      </w:r>
+      <w:r>
+        <w:rPr>
+          <w:rStyle w:val="SourceText"/>
+        </w:rPr>
+        <w:t>could not tell</w:t>
+      </w:r>
+      <w:r>
+        <w:rPr>
+          <w:rStyle w:val="Strong"/>
+        </w:rPr>
+        <w:t>.</w:t>
+      </w:r>
+      <w:r>
+        <w:rPr/>
+        <w:t xml:space="preserve"> </w:t>
+      </w:r>
+      <w:r>
+        <w:rPr>
+          <w:rStyle w:val="Strong"/>
+        </w:rPr>
+        <w:t>Check:</w:t>
+      </w:r>
+      <w:r>
+        <w:rPr/>
+        <w:t xml:space="preserve"> what the classifier made of it. </w:t>
+      </w:r>
+    </w:p>
+    <w:p>
+      <w:pPr>
+        <w:pStyle w:val="PreformattedText"/>
+        <w:bidi w:val="0"/>
+        <w:jc w:val="left"/>
+        <w:rPr/>
+      </w:pPr>
+      <w:r>
+        <w:rPr>
+          <w:rStyle w:val="SourceText"/>
+        </w:rPr>
+        <w:t>python3 "&lt;crew&gt;/hooks/scripts/crew_bridge.py" receive --channel &lt;c&gt; --remote origin &lt;&lt;'END-7f3a'</w:t>
+      </w:r>
+    </w:p>
+    <w:p>
+      <w:pPr>
+        <w:pStyle w:val="PreformattedText"/>
+        <w:bidi w:val="0"/>
+        <w:jc w:val="left"/>
+        <w:rPr/>
+      </w:pPr>
+      <w:r>
+        <w:rPr>
+          <w:rStyle w:val="SourceText"/>
+        </w:rPr>
+        <w:t>&lt;the message, exactly as received&gt;</w:t>
+      </w:r>
+    </w:p>
+    <w:p>
+      <w:pPr>
+        <w:pStyle w:val="PreformattedText"/>
+        <w:bidi w:val="0"/>
+        <w:jc w:val="left"/>
+        <w:rPr/>
+      </w:pPr>
+      <w:r>
+        <w:rPr>
+          <w:rStyle w:val="SourceText"/>
+        </w:rPr>
+        <w:t>END-7f3a</w:t>
+      </w:r>
+    </w:p>
+    <w:p>
+      <w:pPr>
+        <w:pStyle w:val="BodyText"/>
+        <w:bidi w:val="0"/>
+        <w:jc w:val="left"/>
+        <w:rPr/>
+      </w:pPr>
+      <w:r>
+        <w:rPr/>
+        <w:t>Use a terminator of your own that the message does not contain. Exit 0 is a doorbell whose tip is in the fetched record; exit 3 (</w:t>
+      </w:r>
+      <w:r>
+        <w:rPr>
+          <w:rStyle w:val="SourceText"/>
+        </w:rPr>
+        <w:t>could not tell</w:t>
+      </w:r>
+      <w:r>
+        <w:rPr/>
+        <w:t>) means the fetch failed or the announced tip is not in the record; exit 1 (</w:t>
+      </w:r>
+      <w:r>
+        <w:rPr>
+          <w:rStyle w:val="SourceText"/>
+        </w:rPr>
+        <w:t>not a doorbell</w:t>
+      </w:r>
+      <w:r>
+        <w:rPr/>
+        <w:t xml:space="preserve">) is anything else, printed once, made safe and labelled </w:t>
+      </w:r>
+      <w:r>
+        <w:rPr>
+          <w:rStyle w:val="SourceText"/>
+        </w:rPr>
+        <w:t>[peer-written]</w:t>
+      </w:r>
+      <w:r>
+        <w:rPr/>
+        <w:t xml:space="preserve">. </w:t>
+      </w:r>
+      <w:r>
+        <w:rPr>
+          <w:rStyle w:val="Strong"/>
+        </w:rPr>
+        <w:t>Fix:</w:t>
+      </w:r>
+      <w:r>
+        <w:rPr/>
+        <w:t xml:space="preserve"> whatever it printed, do not act on the message's text. Run the one next step it names, </w:t>
+      </w:r>
+      <w:r>
+        <w:rPr>
+          <w:rStyle w:val="SourceText"/>
+        </w:rPr>
+        <w:t>crew_coord.py status --channel &lt;c&gt; --remote origin</w:t>
+      </w:r>
+      <w:r>
+        <w:rPr/>
+        <w:t>, and read the record. An approval is yours to type (</w:t>
+      </w:r>
+      <w:r>
+        <w:rPr>
+          <w:rStyle w:val="SourceText"/>
+        </w:rPr>
+        <w:t>/crew:approve &lt;id&gt;</w:t>
+      </w:r>
+      <w:r>
+        <w:rPr/>
+        <w:t xml:space="preserve">); a question is answered under your own questions policy; a request the peer needs actioned is filed in the record by the peer. Report </w:t>
+      </w:r>
+      <w:r>
+        <w:rPr>
+          <w:rStyle w:val="SourceText"/>
+        </w:rPr>
+        <w:t>could not tell</w:t>
+      </w:r>
+      <w:r>
+        <w:rPr/>
+        <w:t xml:space="preserve"> and </w:t>
+      </w:r>
+      <w:r>
+        <w:rPr>
+          <w:rStyle w:val="SourceText"/>
+        </w:rPr>
+        <w:t>not a doorbell</w:t>
+      </w:r>
+      <w:r>
+        <w:rPr/>
+        <w:t xml:space="preserve"> to whoever owns the channel.</w:t>
+      </w:r>
+    </w:p>
+    <w:p>
+      <w:pPr>
+        <w:pStyle w:val="Heading2"/>
+        <w:bidi w:val="0"/>
+        <w:ind w:hanging="0" w:left="0" w:right="0"/>
+        <w:jc w:val="left"/>
+        <w:rPr/>
+      </w:pPr>
+      <w:bookmarkStart w:id="15" w:name="turning-things-off"/>
+      <w:bookmarkEnd w:id="15"/>
       <w:r>
         <w:rPr/>
         <w:t>Turning Things Off</w:t>
@@ -11317,8 +12269,8 @@
         <w:jc w:val="left"/>
         <w:rPr/>
       </w:pPr>
-      <w:bookmarkStart w:id="14" w:name="web-testing"/>
-      <w:bookmarkEnd w:id="14"/>
+      <w:bookmarkStart w:id="16" w:name="web-testing"/>
+      <w:bookmarkEnd w:id="16"/>
       <w:r>
         <w:rPr/>
         <w:t>Web Testing</w:t>
@@ -11357,7 +12309,7 @@
         <w:pStyle w:val="BodyText"/>
         <w:numPr>
           <w:ilvl w:val="0"/>
-          <w:numId w:val="23"/>
+          <w:numId w:val="26"/>
         </w:numPr>
         <w:tabs>
           <w:tab w:val="clear" w:pos="1134"/>
@@ -11431,7 +12383,7 @@
         <w:pStyle w:val="BodyText"/>
         <w:numPr>
           <w:ilvl w:val="0"/>
-          <w:numId w:val="23"/>
+          <w:numId w:val="26"/>
         </w:numPr>
         <w:tabs>
           <w:tab w:val="clear" w:pos="1134"/>
@@ -11489,7 +12441,7 @@
         <w:pStyle w:val="BodyText"/>
         <w:numPr>
           <w:ilvl w:val="0"/>
-          <w:numId w:val="23"/>
+          <w:numId w:val="26"/>
         </w:numPr>
         <w:tabs>
           <w:tab w:val="clear" w:pos="1134"/>
@@ -11547,7 +12499,7 @@
         <w:pStyle w:val="BodyText"/>
         <w:numPr>
           <w:ilvl w:val="0"/>
-          <w:numId w:val="23"/>
+          <w:numId w:val="26"/>
         </w:numPr>
         <w:tabs>
           <w:tab w:val="clear" w:pos="1134"/>
@@ -11647,8 +12599,8 @@
         <w:jc w:val="left"/>
         <w:rPr/>
       </w:pPr>
-      <w:bookmarkStart w:id="15" w:name="windows-notes"/>
-      <w:bookmarkEnd w:id="15"/>
+      <w:bookmarkStart w:id="17" w:name="windows-notes"/>
+      <w:bookmarkEnd w:id="17"/>
       <w:r>
         <w:rPr/>
         <w:t>Windows Notes</w:t>
@@ -11659,7 +12611,7 @@
         <w:pStyle w:val="BodyText"/>
         <w:numPr>
           <w:ilvl w:val="0"/>
-          <w:numId w:val="24"/>
+          <w:numId w:val="27"/>
         </w:numPr>
         <w:tabs>
           <w:tab w:val="clear" w:pos="1134"/>
@@ -11715,7 +12667,7 @@
         <w:pStyle w:val="BodyText"/>
         <w:numPr>
           <w:ilvl w:val="0"/>
-          <w:numId w:val="24"/>
+          <w:numId w:val="27"/>
         </w:numPr>
         <w:tabs>
           <w:tab w:val="clear" w:pos="1134"/>
@@ -11795,7 +12747,7 @@
         <w:pStyle w:val="BodyText"/>
         <w:numPr>
           <w:ilvl w:val="0"/>
-          <w:numId w:val="24"/>
+          <w:numId w:val="27"/>
         </w:numPr>
         <w:tabs>
           <w:tab w:val="clear" w:pos="1134"/>
@@ -11873,7 +12825,7 @@
         <w:pStyle w:val="BodyText"/>
         <w:numPr>
           <w:ilvl w:val="0"/>
-          <w:numId w:val="24"/>
+          <w:numId w:val="27"/>
         </w:numPr>
         <w:tabs>
           <w:tab w:val="clear" w:pos="1134"/>
@@ -12043,8 +12995,8 @@
         <w:jc w:val="left"/>
         <w:rPr/>
       </w:pPr>
-      <w:bookmarkStart w:id="16" w:name="auto-wrap-up-auto-clear-and-auto-resume"/>
-      <w:bookmarkEnd w:id="16"/>
+      <w:bookmarkStart w:id="18" w:name="auto-wrap-up-auto-clear-and-auto-resume"/>
+      <w:bookmarkEnd w:id="18"/>
       <w:r>
         <w:rPr/>
         <w:t>Auto Wrap-Up, Auto-Clear and Auto-Resume</w:t>
@@ -12080,8 +13032,8 @@
         <w:jc w:val="left"/>
         <w:rPr/>
       </w:pPr>
-      <w:bookmarkStart w:id="17" w:name="what-the-cycle-does"/>
-      <w:bookmarkEnd w:id="17"/>
+      <w:bookmarkStart w:id="19" w:name="what-the-cycle-does"/>
+      <w:bookmarkEnd w:id="19"/>
       <w:r>
         <w:rPr/>
         <w:t>What the Cycle Does</w:t>
@@ -12092,7 +13044,7 @@
         <w:pStyle w:val="BodyText"/>
         <w:numPr>
           <w:ilvl w:val="0"/>
-          <w:numId w:val="25"/>
+          <w:numId w:val="28"/>
         </w:numPr>
         <w:tabs>
           <w:tab w:val="clear" w:pos="1134"/>
@@ -12150,7 +13102,7 @@
         <w:pStyle w:val="BodyText"/>
         <w:numPr>
           <w:ilvl w:val="0"/>
-          <w:numId w:val="25"/>
+          <w:numId w:val="28"/>
         </w:numPr>
         <w:tabs>
           <w:tab w:val="clear" w:pos="1134"/>
@@ -12750,8 +13702,8 @@
         <w:jc w:val="left"/>
         <w:rPr/>
       </w:pPr>
-      <w:bookmarkStart w:id="18" w:name="turning-it-on-and-off"/>
-      <w:bookmarkEnd w:id="18"/>
+      <w:bookmarkStart w:id="20" w:name="turning-it-on-and-off"/>
+      <w:bookmarkEnd w:id="20"/>
       <w:r>
         <w:rPr/>
         <w:t>Turning It on and Off</w:t>
@@ -14312,8 +15264,8 @@
         <w:jc w:val="left"/>
         <w:rPr/>
       </w:pPr>
-      <w:bookmarkStart w:id="19" w:name="armed-wrap-up-contextautoclearwrapup"/>
-      <w:bookmarkEnd w:id="19"/>
+      <w:bookmarkStart w:id="21" w:name="armed-wrap-up-contextautoclearwrapup"/>
+      <w:bookmarkEnd w:id="21"/>
       <w:r>
         <w:rPr/>
         <w:t>Armed wrap-up (</w:t>
@@ -14396,7 +15348,7 @@
         <w:pStyle w:val="BodyText"/>
         <w:numPr>
           <w:ilvl w:val="0"/>
-          <w:numId w:val="26"/>
+          <w:numId w:val="29"/>
         </w:numPr>
         <w:tabs>
           <w:tab w:val="clear" w:pos="1134"/>
@@ -14428,7 +15380,7 @@
         <w:pStyle w:val="BodyText"/>
         <w:numPr>
           <w:ilvl w:val="0"/>
-          <w:numId w:val="26"/>
+          <w:numId w:val="29"/>
         </w:numPr>
         <w:tabs>
           <w:tab w:val="clear" w:pos="1134"/>
@@ -14460,7 +15412,7 @@
         <w:pStyle w:val="BodyText"/>
         <w:numPr>
           <w:ilvl w:val="0"/>
-          <w:numId w:val="26"/>
+          <w:numId w:val="29"/>
         </w:numPr>
         <w:tabs>
           <w:tab w:val="clear" w:pos="1134"/>
@@ -14482,7 +15434,7 @@
         <w:pStyle w:val="BodyText"/>
         <w:numPr>
           <w:ilvl w:val="0"/>
-          <w:numId w:val="26"/>
+          <w:numId w:val="29"/>
         </w:numPr>
         <w:tabs>
           <w:tab w:val="clear" w:pos="1134"/>
@@ -14580,8 +15532,8 @@
         <w:jc w:val="left"/>
         <w:rPr/>
       </w:pPr>
-      <w:bookmarkStart w:id="20" w:name="arming-one-scratch-repo-while-other-sess"/>
-      <w:bookmarkEnd w:id="20"/>
+      <w:bookmarkStart w:id="22" w:name="arming-one-scratch-repo-while-other-sess"/>
+      <w:bookmarkEnd w:id="22"/>
       <w:r>
         <w:rPr/>
         <w:t>Arming one scratch repo while other sessions are live</w:t>
@@ -14866,7 +15818,7 @@
         <w:pStyle w:val="BodyText"/>
         <w:numPr>
           <w:ilvl w:val="0"/>
-          <w:numId w:val="27"/>
+          <w:numId w:val="30"/>
         </w:numPr>
         <w:tabs>
           <w:tab w:val="clear" w:pos="1134"/>
@@ -14908,7 +15860,7 @@
         <w:pStyle w:val="BodyText"/>
         <w:numPr>
           <w:ilvl w:val="0"/>
-          <w:numId w:val="27"/>
+          <w:numId w:val="30"/>
         </w:numPr>
         <w:tabs>
           <w:tab w:val="clear" w:pos="1134"/>
@@ -14930,7 +15882,7 @@
         <w:pStyle w:val="BodyText"/>
         <w:numPr>
           <w:ilvl w:val="0"/>
-          <w:numId w:val="27"/>
+          <w:numId w:val="30"/>
         </w:numPr>
         <w:tabs>
           <w:tab w:val="clear" w:pos="1134"/>
@@ -14982,7 +15934,7 @@
         <w:pStyle w:val="BodyText"/>
         <w:numPr>
           <w:ilvl w:val="0"/>
-          <w:numId w:val="27"/>
+          <w:numId w:val="30"/>
         </w:numPr>
         <w:tabs>
           <w:tab w:val="clear" w:pos="1134"/>
@@ -15004,7 +15956,7 @@
         <w:pStyle w:val="BodyText"/>
         <w:numPr>
           <w:ilvl w:val="0"/>
-          <w:numId w:val="27"/>
+          <w:numId w:val="30"/>
         </w:numPr>
         <w:tabs>
           <w:tab w:val="clear" w:pos="1134"/>
@@ -15056,7 +16008,7 @@
         <w:pStyle w:val="BodyText"/>
         <w:numPr>
           <w:ilvl w:val="0"/>
-          <w:numId w:val="27"/>
+          <w:numId w:val="30"/>
         </w:numPr>
         <w:tabs>
           <w:tab w:val="clear" w:pos="1134"/>
@@ -15312,8 +16264,8 @@
         <w:jc w:val="left"/>
         <w:rPr/>
       </w:pPr>
-      <w:bookmarkStart w:id="21" w:name="which-method-and-what-it-does"/>
-      <w:bookmarkEnd w:id="21"/>
+      <w:bookmarkStart w:id="23" w:name="which-method-and-what-it-does"/>
+      <w:bookmarkEnd w:id="23"/>
       <w:r>
         <w:rPr/>
         <w:t>Which Method, and What It Does</w:t>
@@ -15895,8 +16847,8 @@
         <w:jc w:val="left"/>
         <w:rPr/>
       </w:pPr>
-      <w:bookmarkStart w:id="22" w:name="when-it-will-not-clear-or-notify"/>
-      <w:bookmarkEnd w:id="22"/>
+      <w:bookmarkStart w:id="24" w:name="when-it-will-not-clear-or-notify"/>
+      <w:bookmarkEnd w:id="24"/>
       <w:r>
         <w:rPr/>
         <w:t>When It Will Not Clear (or Notify)</w:t>
@@ -17225,8 +18177,8 @@
         <w:jc w:val="left"/>
         <w:rPr/>
       </w:pPr>
-      <w:bookmarkStart w:id="23" w:name="which-window-gets-the-keystroke"/>
-      <w:bookmarkEnd w:id="23"/>
+      <w:bookmarkStart w:id="25" w:name="which-window-gets-the-keystroke"/>
+      <w:bookmarkEnd w:id="25"/>
       <w:r>
         <w:rPr/>
         <w:t>Which Window Gets the Keystroke</w:t>
@@ -17351,7 +18303,7 @@
         <w:pStyle w:val="BodyText"/>
         <w:numPr>
           <w:ilvl w:val="0"/>
-          <w:numId w:val="28"/>
+          <w:numId w:val="31"/>
         </w:numPr>
         <w:tabs>
           <w:tab w:val="clear" w:pos="1134"/>
@@ -17389,7 +18341,7 @@
         <w:pStyle w:val="BodyText"/>
         <w:numPr>
           <w:ilvl w:val="0"/>
-          <w:numId w:val="28"/>
+          <w:numId w:val="31"/>
         </w:numPr>
         <w:tabs>
           <w:tab w:val="clear" w:pos="1134"/>
@@ -17449,7 +18401,7 @@
         <w:pStyle w:val="BodyText"/>
         <w:numPr>
           <w:ilvl w:val="0"/>
-          <w:numId w:val="28"/>
+          <w:numId w:val="31"/>
         </w:numPr>
         <w:tabs>
           <w:tab w:val="clear" w:pos="1134"/>
@@ -20812,8 +21764,8 @@
   <w:abstractNum w:abstractNumId="25">
     <w:lvl w:ilvl="0">
       <w:start w:val="1"/>
-      <w:numFmt w:val="decimal"/>
-      <w:lvlText w:val="%1."/>
+      <w:numFmt w:val="bullet"/>
+      <w:lvlText w:val=""/>
       <w:lvlJc w:val="left"/>
       <w:pPr>
         <w:tabs>
@@ -20821,12 +21773,14 @@
         </w:tabs>
         <w:ind w:left="709" w:hanging="283"/>
       </w:pPr>
-      <w:rPr/>
+      <w:rPr>
+        <w:rFonts w:ascii="Symbol" w:hAnsi="Symbol" w:cs="Symbol" w:hint="default"/>
+      </w:rPr>
     </w:lvl>
     <w:lvl w:ilvl="1">
       <w:start w:val="1"/>
-      <w:numFmt w:val="decimal"/>
-      <w:lvlText w:val="%2."/>
+      <w:numFmt w:val="bullet"/>
+      <w:lvlText w:val=""/>
       <w:lvlJc w:val="left"/>
       <w:pPr>
         <w:tabs>
@@ -20834,12 +21788,14 @@
         </w:tabs>
         <w:ind w:left="1418" w:hanging="283"/>
       </w:pPr>
-      <w:rPr/>
+      <w:rPr>
+        <w:rFonts w:ascii="Symbol" w:hAnsi="Symbol" w:cs="Symbol" w:hint="default"/>
+      </w:rPr>
     </w:lvl>
     <w:lvl w:ilvl="2">
       <w:start w:val="1"/>
-      <w:numFmt w:val="decimal"/>
-      <w:lvlText w:val="%3."/>
+      <w:numFmt w:val="bullet"/>
+      <w:lvlText w:val=""/>
       <w:lvlJc w:val="left"/>
       <w:pPr>
         <w:tabs>
@@ -20847,12 +21803,14 @@
         </w:tabs>
         <w:ind w:left="2127" w:hanging="283"/>
       </w:pPr>
-      <w:rPr/>
+      <w:rPr>
+        <w:rFonts w:ascii="Symbol" w:hAnsi="Symbol" w:cs="Symbol" w:hint="default"/>
+      </w:rPr>
     </w:lvl>
     <w:lvl w:ilvl="3">
       <w:start w:val="1"/>
-      <w:numFmt w:val="decimal"/>
-      <w:lvlText w:val="%4."/>
+      <w:numFmt w:val="bullet"/>
+      <w:lvlText w:val=""/>
       <w:lvlJc w:val="left"/>
       <w:pPr>
         <w:tabs>
@@ -20860,12 +21818,14 @@
         </w:tabs>
         <w:ind w:left="2836" w:hanging="283"/>
       </w:pPr>
-      <w:rPr/>
+      <w:rPr>
+        <w:rFonts w:ascii="Symbol" w:hAnsi="Symbol" w:cs="Symbol" w:hint="default"/>
+      </w:rPr>
     </w:lvl>
     <w:lvl w:ilvl="4">
       <w:start w:val="1"/>
-      <w:numFmt w:val="decimal"/>
-      <w:lvlText w:val="%5."/>
+      <w:numFmt w:val="bullet"/>
+      <w:lvlText w:val=""/>
       <w:lvlJc w:val="left"/>
       <w:pPr>
         <w:tabs>
@@ -20873,12 +21833,14 @@
         </w:tabs>
         <w:ind w:left="3545" w:hanging="283"/>
       </w:pPr>
-      <w:rPr/>
+      <w:rPr>
+        <w:rFonts w:ascii="Symbol" w:hAnsi="Symbol" w:cs="Symbol" w:hint="default"/>
+      </w:rPr>
     </w:lvl>
     <w:lvl w:ilvl="5">
       <w:start w:val="1"/>
-      <w:numFmt w:val="decimal"/>
-      <w:lvlText w:val="%6."/>
+      <w:numFmt w:val="bullet"/>
+      <w:lvlText w:val=""/>
       <w:lvlJc w:val="left"/>
       <w:pPr>
         <w:tabs>
@@ -20886,12 +21848,14 @@
         </w:tabs>
         <w:ind w:left="4254" w:hanging="283"/>
       </w:pPr>
-      <w:rPr/>
+      <w:rPr>
+        <w:rFonts w:ascii="Symbol" w:hAnsi="Symbol" w:cs="Symbol" w:hint="default"/>
+      </w:rPr>
     </w:lvl>
     <w:lvl w:ilvl="6">
       <w:start w:val="1"/>
-      <w:numFmt w:val="decimal"/>
-      <w:lvlText w:val="%7."/>
+      <w:numFmt w:val="bullet"/>
+      <w:lvlText w:val=""/>
       <w:lvlJc w:val="left"/>
       <w:pPr>
         <w:tabs>
@@ -20899,12 +21863,14 @@
         </w:tabs>
         <w:ind w:left="4963" w:hanging="283"/>
       </w:pPr>
-      <w:rPr/>
+      <w:rPr>
+        <w:rFonts w:ascii="Symbol" w:hAnsi="Symbol" w:cs="Symbol" w:hint="default"/>
+      </w:rPr>
     </w:lvl>
     <w:lvl w:ilvl="7">
       <w:start w:val="1"/>
-      <w:numFmt w:val="decimal"/>
-      <w:lvlText w:val="%8."/>
+      <w:numFmt w:val="bullet"/>
+      <w:lvlText w:val=""/>
       <w:lvlJc w:val="left"/>
       <w:pPr>
         <w:tabs>
@@ -20912,12 +21878,14 @@
         </w:tabs>
         <w:ind w:left="5672" w:hanging="283"/>
       </w:pPr>
-      <w:rPr/>
+      <w:rPr>
+        <w:rFonts w:ascii="Symbol" w:hAnsi="Symbol" w:cs="Symbol" w:hint="default"/>
+      </w:rPr>
     </w:lvl>
     <w:lvl w:ilvl="8">
       <w:start w:val="1"/>
-      <w:numFmt w:val="decimal"/>
-      <w:lvlText w:val="%9."/>
+      <w:numFmt w:val="bullet"/>
+      <w:lvlText w:val=""/>
       <w:lvlJc w:val="left"/>
       <w:pPr>
         <w:tabs>
@@ -20925,7 +21893,9 @@
         </w:tabs>
         <w:ind w:left="6381" w:hanging="283"/>
       </w:pPr>
-      <w:rPr/>
+      <w:rPr>
+        <w:rFonts w:ascii="Symbol" w:hAnsi="Symbol" w:cs="Symbol" w:hint="default"/>
+      </w:rPr>
     </w:lvl>
   </w:abstractNum>
   <w:abstractNum w:abstractNumId="26">
@@ -21205,8 +22175,8 @@
   <w:abstractNum w:abstractNumId="28">
     <w:lvl w:ilvl="0">
       <w:start w:val="1"/>
-      <w:numFmt w:val="bullet"/>
-      <w:lvlText w:val=""/>
+      <w:numFmt w:val="decimal"/>
+      <w:lvlText w:val="%1."/>
       <w:lvlJc w:val="left"/>
       <w:pPr>
         <w:tabs>
@@ -21214,14 +22184,12 @@
         </w:tabs>
         <w:ind w:left="709" w:hanging="283"/>
       </w:pPr>
-      <w:rPr>
-        <w:rFonts w:ascii="Symbol" w:hAnsi="Symbol" w:cs="Symbol" w:hint="default"/>
-      </w:rPr>
+      <w:rPr/>
     </w:lvl>
     <w:lvl w:ilvl="1">
       <w:start w:val="1"/>
-      <w:numFmt w:val="bullet"/>
-      <w:lvlText w:val=""/>
+      <w:numFmt w:val="decimal"/>
+      <w:lvlText w:val="%2."/>
       <w:lvlJc w:val="left"/>
       <w:pPr>
         <w:tabs>
@@ -21229,14 +22197,12 @@
         </w:tabs>
         <w:ind w:left="1418" w:hanging="283"/>
       </w:pPr>
-      <w:rPr>
-        <w:rFonts w:ascii="Symbol" w:hAnsi="Symbol" w:cs="Symbol" w:hint="default"/>
-      </w:rPr>
+      <w:rPr/>
     </w:lvl>
     <w:lvl w:ilvl="2">
       <w:start w:val="1"/>
-      <w:numFmt w:val="bullet"/>
-      <w:lvlText w:val=""/>
+      <w:numFmt w:val="decimal"/>
+      <w:lvlText w:val="%3."/>
       <w:lvlJc w:val="left"/>
       <w:pPr>
         <w:tabs>
@@ -21244,14 +22210,12 @@
         </w:tabs>
         <w:ind w:left="2127" w:hanging="283"/>
       </w:pPr>
-      <w:rPr>
-        <w:rFonts w:ascii="Symbol" w:hAnsi="Symbol" w:cs="Symbol" w:hint="default"/>
-      </w:rPr>
+      <w:rPr/>
     </w:lvl>
     <w:lvl w:ilvl="3">
       <w:start w:val="1"/>
-      <w:numFmt w:val="bullet"/>
-      <w:lvlText w:val=""/>
+      <w:numFmt w:val="decimal"/>
+      <w:lvlText w:val="%4."/>
       <w:lvlJc w:val="left"/>
       <w:pPr>
         <w:tabs>
@@ -21259,14 +22223,12 @@
         </w:tabs>
         <w:ind w:left="2836" w:hanging="283"/>
       </w:pPr>
-      <w:rPr>
-        <w:rFonts w:ascii="Symbol" w:hAnsi="Symbol" w:cs="Symbol" w:hint="default"/>
-      </w:rPr>
+      <w:rPr/>
     </w:lvl>
     <w:lvl w:ilvl="4">
       <w:start w:val="1"/>
-      <w:numFmt w:val="bullet"/>
-      <w:lvlText w:val=""/>
+      <w:numFmt w:val="decimal"/>
+      <w:lvlText w:val="%5."/>
       <w:lvlJc w:val="left"/>
       <w:pPr>
         <w:tabs>
@@ -21274,14 +22236,12 @@
         </w:tabs>
         <w:ind w:left="3545" w:hanging="283"/>
       </w:pPr>
-      <w:rPr>
-        <w:rFonts w:ascii="Symbol" w:hAnsi="Symbol" w:cs="Symbol" w:hint="default"/>
-      </w:rPr>
+      <w:rPr/>
     </w:lvl>
     <w:lvl w:ilvl="5">
       <w:start w:val="1"/>
-      <w:numFmt w:val="bullet"/>
-      <w:lvlText w:val=""/>
+      <w:numFmt w:val="decimal"/>
+      <w:lvlText w:val="%6."/>
       <w:lvlJc w:val="left"/>
       <w:pPr>
         <w:tabs>
@@ -21289,14 +22249,12 @@
         </w:tabs>
         <w:ind w:left="4254" w:hanging="283"/>
       </w:pPr>
-      <w:rPr>
-        <w:rFonts w:ascii="Symbol" w:hAnsi="Symbol" w:cs="Symbol" w:hint="default"/>
-      </w:rPr>
+      <w:rPr/>
     </w:lvl>
     <w:lvl w:ilvl="6">
       <w:start w:val="1"/>
-      <w:numFmt w:val="bullet"/>
-      <w:lvlText w:val=""/>
+      <w:numFmt w:val="decimal"/>
+      <w:lvlText w:val="%7."/>
       <w:lvlJc w:val="left"/>
       <w:pPr>
         <w:tabs>
@@ -21304,14 +22262,12 @@
         </w:tabs>
         <w:ind w:left="4963" w:hanging="283"/>
       </w:pPr>
-      <w:rPr>
-        <w:rFonts w:ascii="Symbol" w:hAnsi="Symbol" w:cs="Symbol" w:hint="default"/>
-      </w:rPr>
+      <w:rPr/>
     </w:lvl>
     <w:lvl w:ilvl="7">
       <w:start w:val="1"/>
-      <w:numFmt w:val="bullet"/>
-      <w:lvlText w:val=""/>
+      <w:numFmt w:val="decimal"/>
+      <w:lvlText w:val="%8."/>
       <w:lvlJc w:val="left"/>
       <w:pPr>
         <w:tabs>
@@ -21319,14 +22275,12 @@
         </w:tabs>
         <w:ind w:left="5672" w:hanging="283"/>
       </w:pPr>
-      <w:rPr>
-        <w:rFonts w:ascii="Symbol" w:hAnsi="Symbol" w:cs="Symbol" w:hint="default"/>
-      </w:rPr>
+      <w:rPr/>
     </w:lvl>
     <w:lvl w:ilvl="8">
       <w:start w:val="1"/>
-      <w:numFmt w:val="bullet"/>
-      <w:lvlText w:val=""/>
+      <w:numFmt w:val="decimal"/>
+      <w:lvlText w:val="%9."/>
       <w:lvlJc w:val="left"/>
       <w:pPr>
         <w:tabs>
@@ -21334,12 +22288,421 @@
         </w:tabs>
         <w:ind w:left="6381" w:hanging="283"/>
       </w:pPr>
-      <w:rPr>
-        <w:rFonts w:ascii="Symbol" w:hAnsi="Symbol" w:cs="Symbol" w:hint="default"/>
-      </w:rPr>
+      <w:rPr/>
     </w:lvl>
   </w:abstractNum>
   <w:abstractNum w:abstractNumId="29">
+    <w:lvl w:ilvl="0">
+      <w:start w:val="1"/>
+      <w:numFmt w:val="bullet"/>
+      <w:lvlText w:val=""/>
+      <w:lvlJc w:val="left"/>
+      <w:pPr>
+        <w:tabs>
+          <w:tab w:val="num" w:pos="709"/>
+        </w:tabs>
+        <w:ind w:left="709" w:hanging="283"/>
+      </w:pPr>
+      <w:rPr>
+        <w:rFonts w:ascii="Symbol" w:hAnsi="Symbol" w:cs="Symbol" w:hint="default"/>
+      </w:rPr>
+    </w:lvl>
+    <w:lvl w:ilvl="1">
+      <w:start w:val="1"/>
+      <w:numFmt w:val="bullet"/>
+      <w:lvlText w:val=""/>
+      <w:lvlJc w:val="left"/>
+      <w:pPr>
+        <w:tabs>
+          <w:tab w:val="num" w:pos="1418"/>
+        </w:tabs>
+        <w:ind w:left="1418" w:hanging="283"/>
+      </w:pPr>
+      <w:rPr>
+        <w:rFonts w:ascii="Symbol" w:hAnsi="Symbol" w:cs="Symbol" w:hint="default"/>
+      </w:rPr>
+    </w:lvl>
+    <w:lvl w:ilvl="2">
+      <w:start w:val="1"/>
+      <w:numFmt w:val="bullet"/>
+      <w:lvlText w:val=""/>
+      <w:lvlJc w:val="left"/>
+      <w:pPr>
+        <w:tabs>
+          <w:tab w:val="num" w:pos="2127"/>
+        </w:tabs>
+        <w:ind w:left="2127" w:hanging="283"/>
+      </w:pPr>
+      <w:rPr>
+        <w:rFonts w:ascii="Symbol" w:hAnsi="Symbol" w:cs="Symbol" w:hint="default"/>
+      </w:rPr>
+    </w:lvl>
+    <w:lvl w:ilvl="3">
+      <w:start w:val="1"/>
+      <w:numFmt w:val="bullet"/>
+      <w:lvlText w:val=""/>
+      <w:lvlJc w:val="left"/>
+      <w:pPr>
+        <w:tabs>
+          <w:tab w:val="num" w:pos="2836"/>
+        </w:tabs>
+        <w:ind w:left="2836" w:hanging="283"/>
+      </w:pPr>
+      <w:rPr>
+        <w:rFonts w:ascii="Symbol" w:hAnsi="Symbol" w:cs="Symbol" w:hint="default"/>
+      </w:rPr>
+    </w:lvl>
+    <w:lvl w:ilvl="4">
+      <w:start w:val="1"/>
+      <w:numFmt w:val="bullet"/>
+      <w:lvlText w:val=""/>
+      <w:lvlJc w:val="left"/>
+      <w:pPr>
+        <w:tabs>
+          <w:tab w:val="num" w:pos="3545"/>
+        </w:tabs>
+        <w:ind w:left="3545" w:hanging="283"/>
+      </w:pPr>
+      <w:rPr>
+        <w:rFonts w:ascii="Symbol" w:hAnsi="Symbol" w:cs="Symbol" w:hint="default"/>
+      </w:rPr>
+    </w:lvl>
+    <w:lvl w:ilvl="5">
+      <w:start w:val="1"/>
+      <w:numFmt w:val="bullet"/>
+      <w:lvlText w:val=""/>
+      <w:lvlJc w:val="left"/>
+      <w:pPr>
+        <w:tabs>
+          <w:tab w:val="num" w:pos="4254"/>
+        </w:tabs>
+        <w:ind w:left="4254" w:hanging="283"/>
+      </w:pPr>
+      <w:rPr>
+        <w:rFonts w:ascii="Symbol" w:hAnsi="Symbol" w:cs="Symbol" w:hint="default"/>
+      </w:rPr>
+    </w:lvl>
+    <w:lvl w:ilvl="6">
+      <w:start w:val="1"/>
+      <w:numFmt w:val="bullet"/>
+      <w:lvlText w:val=""/>
+      <w:lvlJc w:val="left"/>
+      <w:pPr>
+        <w:tabs>
+          <w:tab w:val="num" w:pos="4963"/>
+        </w:tabs>
+        <w:ind w:left="4963" w:hanging="283"/>
+      </w:pPr>
+      <w:rPr>
+        <w:rFonts w:ascii="Symbol" w:hAnsi="Symbol" w:cs="Symbol" w:hint="default"/>
+      </w:rPr>
+    </w:lvl>
+    <w:lvl w:ilvl="7">
+      <w:start w:val="1"/>
+      <w:numFmt w:val="bullet"/>
+      <w:lvlText w:val=""/>
+      <w:lvlJc w:val="left"/>
+      <w:pPr>
+        <w:tabs>
+          <w:tab w:val="num" w:pos="5672"/>
+        </w:tabs>
+        <w:ind w:left="5672" w:hanging="283"/>
+      </w:pPr>
+      <w:rPr>
+        <w:rFonts w:ascii="Symbol" w:hAnsi="Symbol" w:cs="Symbol" w:hint="default"/>
+      </w:rPr>
+    </w:lvl>
+    <w:lvl w:ilvl="8">
+      <w:start w:val="1"/>
+      <w:numFmt w:val="bullet"/>
+      <w:lvlText w:val=""/>
+      <w:lvlJc w:val="left"/>
+      <w:pPr>
+        <w:tabs>
+          <w:tab w:val="num" w:pos="6381"/>
+        </w:tabs>
+        <w:ind w:left="6381" w:hanging="283"/>
+      </w:pPr>
+      <w:rPr>
+        <w:rFonts w:ascii="Symbol" w:hAnsi="Symbol" w:cs="Symbol" w:hint="default"/>
+      </w:rPr>
+    </w:lvl>
+  </w:abstractNum>
+  <w:abstractNum w:abstractNumId="30">
+    <w:lvl w:ilvl="0">
+      <w:start w:val="1"/>
+      <w:numFmt w:val="bullet"/>
+      <w:lvlText w:val=""/>
+      <w:lvlJc w:val="left"/>
+      <w:pPr>
+        <w:tabs>
+          <w:tab w:val="num" w:pos="709"/>
+        </w:tabs>
+        <w:ind w:left="709" w:hanging="283"/>
+      </w:pPr>
+      <w:rPr>
+        <w:rFonts w:ascii="Symbol" w:hAnsi="Symbol" w:cs="Symbol" w:hint="default"/>
+      </w:rPr>
+    </w:lvl>
+    <w:lvl w:ilvl="1">
+      <w:start w:val="1"/>
+      <w:numFmt w:val="bullet"/>
+      <w:lvlText w:val=""/>
+      <w:lvlJc w:val="left"/>
+      <w:pPr>
+        <w:tabs>
+          <w:tab w:val="num" w:pos="1418"/>
+        </w:tabs>
+        <w:ind w:left="1418" w:hanging="283"/>
+      </w:pPr>
+      <w:rPr>
+        <w:rFonts w:ascii="Symbol" w:hAnsi="Symbol" w:cs="Symbol" w:hint="default"/>
+      </w:rPr>
+    </w:lvl>
+    <w:lvl w:ilvl="2">
+      <w:start w:val="1"/>
+      <w:numFmt w:val="bullet"/>
+      <w:lvlText w:val=""/>
+      <w:lvlJc w:val="left"/>
+      <w:pPr>
+        <w:tabs>
+          <w:tab w:val="num" w:pos="2127"/>
+        </w:tabs>
+        <w:ind w:left="2127" w:hanging="283"/>
+      </w:pPr>
+      <w:rPr>
+        <w:rFonts w:ascii="Symbol" w:hAnsi="Symbol" w:cs="Symbol" w:hint="default"/>
+      </w:rPr>
+    </w:lvl>
+    <w:lvl w:ilvl="3">
+      <w:start w:val="1"/>
+      <w:numFmt w:val="bullet"/>
+      <w:lvlText w:val=""/>
+      <w:lvlJc w:val="left"/>
+      <w:pPr>
+        <w:tabs>
+          <w:tab w:val="num" w:pos="2836"/>
+        </w:tabs>
+        <w:ind w:left="2836" w:hanging="283"/>
+      </w:pPr>
+      <w:rPr>
+        <w:rFonts w:ascii="Symbol" w:hAnsi="Symbol" w:cs="Symbol" w:hint="default"/>
+      </w:rPr>
+    </w:lvl>
+    <w:lvl w:ilvl="4">
+      <w:start w:val="1"/>
+      <w:numFmt w:val="bullet"/>
+      <w:lvlText w:val=""/>
+      <w:lvlJc w:val="left"/>
+      <w:pPr>
+        <w:tabs>
+          <w:tab w:val="num" w:pos="3545"/>
+        </w:tabs>
+        <w:ind w:left="3545" w:hanging="283"/>
+      </w:pPr>
+      <w:rPr>
+        <w:rFonts w:ascii="Symbol" w:hAnsi="Symbol" w:cs="Symbol" w:hint="default"/>
+      </w:rPr>
+    </w:lvl>
+    <w:lvl w:ilvl="5">
+      <w:start w:val="1"/>
+      <w:numFmt w:val="bullet"/>
+      <w:lvlText w:val=""/>
+      <w:lvlJc w:val="left"/>
+      <w:pPr>
+        <w:tabs>
+          <w:tab w:val="num" w:pos="4254"/>
+        </w:tabs>
+        <w:ind w:left="4254" w:hanging="283"/>
+      </w:pPr>
+      <w:rPr>
+        <w:rFonts w:ascii="Symbol" w:hAnsi="Symbol" w:cs="Symbol" w:hint="default"/>
+      </w:rPr>
+    </w:lvl>
+    <w:lvl w:ilvl="6">
+      <w:start w:val="1"/>
+      <w:numFmt w:val="bullet"/>
+      <w:lvlText w:val=""/>
+      <w:lvlJc w:val="left"/>
+      <w:pPr>
+        <w:tabs>
+          <w:tab w:val="num" w:pos="4963"/>
+        </w:tabs>
+        <w:ind w:left="4963" w:hanging="283"/>
+      </w:pPr>
+      <w:rPr>
+        <w:rFonts w:ascii="Symbol" w:hAnsi="Symbol" w:cs="Symbol" w:hint="default"/>
+      </w:rPr>
+    </w:lvl>
+    <w:lvl w:ilvl="7">
+      <w:start w:val="1"/>
+      <w:numFmt w:val="bullet"/>
+      <w:lvlText w:val=""/>
+      <w:lvlJc w:val="left"/>
+      <w:pPr>
+        <w:tabs>
+          <w:tab w:val="num" w:pos="5672"/>
+        </w:tabs>
+        <w:ind w:left="5672" w:hanging="283"/>
+      </w:pPr>
+      <w:rPr>
+        <w:rFonts w:ascii="Symbol" w:hAnsi="Symbol" w:cs="Symbol" w:hint="default"/>
+      </w:rPr>
+    </w:lvl>
+    <w:lvl w:ilvl="8">
+      <w:start w:val="1"/>
+      <w:numFmt w:val="bullet"/>
+      <w:lvlText w:val=""/>
+      <w:lvlJc w:val="left"/>
+      <w:pPr>
+        <w:tabs>
+          <w:tab w:val="num" w:pos="6381"/>
+        </w:tabs>
+        <w:ind w:left="6381" w:hanging="283"/>
+      </w:pPr>
+      <w:rPr>
+        <w:rFonts w:ascii="Symbol" w:hAnsi="Symbol" w:cs="Symbol" w:hint="default"/>
+      </w:rPr>
+    </w:lvl>
+  </w:abstractNum>
+  <w:abstractNum w:abstractNumId="31">
+    <w:lvl w:ilvl="0">
+      <w:start w:val="1"/>
+      <w:numFmt w:val="bullet"/>
+      <w:lvlText w:val=""/>
+      <w:lvlJc w:val="left"/>
+      <w:pPr>
+        <w:tabs>
+          <w:tab w:val="num" w:pos="709"/>
+        </w:tabs>
+        <w:ind w:left="709" w:hanging="283"/>
+      </w:pPr>
+      <w:rPr>
+        <w:rFonts w:ascii="Symbol" w:hAnsi="Symbol" w:cs="Symbol" w:hint="default"/>
+      </w:rPr>
+    </w:lvl>
+    <w:lvl w:ilvl="1">
+      <w:start w:val="1"/>
+      <w:numFmt w:val="bullet"/>
+      <w:lvlText w:val=""/>
+      <w:lvlJc w:val="left"/>
+      <w:pPr>
+        <w:tabs>
+          <w:tab w:val="num" w:pos="1418"/>
+        </w:tabs>
+        <w:ind w:left="1418" w:hanging="283"/>
+      </w:pPr>
+      <w:rPr>
+        <w:rFonts w:ascii="Symbol" w:hAnsi="Symbol" w:cs="Symbol" w:hint="default"/>
+      </w:rPr>
+    </w:lvl>
+    <w:lvl w:ilvl="2">
+      <w:start w:val="1"/>
+      <w:numFmt w:val="bullet"/>
+      <w:lvlText w:val=""/>
+      <w:lvlJc w:val="left"/>
+      <w:pPr>
+        <w:tabs>
+          <w:tab w:val="num" w:pos="2127"/>
+        </w:tabs>
+        <w:ind w:left="2127" w:hanging="283"/>
+      </w:pPr>
+      <w:rPr>
+        <w:rFonts w:ascii="Symbol" w:hAnsi="Symbol" w:cs="Symbol" w:hint="default"/>
+      </w:rPr>
+    </w:lvl>
+    <w:lvl w:ilvl="3">
+      <w:start w:val="1"/>
+      <w:numFmt w:val="bullet"/>
+      <w:lvlText w:val=""/>
+      <w:lvlJc w:val="left"/>
+      <w:pPr>
+        <w:tabs>
+          <w:tab w:val="num" w:pos="2836"/>
+        </w:tabs>
+        <w:ind w:left="2836" w:hanging="283"/>
+      </w:pPr>
+      <w:rPr>
+        <w:rFonts w:ascii="Symbol" w:hAnsi="Symbol" w:cs="Symbol" w:hint="default"/>
+      </w:rPr>
+    </w:lvl>
+    <w:lvl w:ilvl="4">
+      <w:start w:val="1"/>
+      <w:numFmt w:val="bullet"/>
+      <w:lvlText w:val=""/>
+      <w:lvlJc w:val="left"/>
+      <w:pPr>
+        <w:tabs>
+          <w:tab w:val="num" w:pos="3545"/>
+        </w:tabs>
+        <w:ind w:left="3545" w:hanging="283"/>
+      </w:pPr>
+      <w:rPr>
+        <w:rFonts w:ascii="Symbol" w:hAnsi="Symbol" w:cs="Symbol" w:hint="default"/>
+      </w:rPr>
+    </w:lvl>
+    <w:lvl w:ilvl="5">
+      <w:start w:val="1"/>
+      <w:numFmt w:val="bullet"/>
+      <w:lvlText w:val=""/>
+      <w:lvlJc w:val="left"/>
+      <w:pPr>
+        <w:tabs>
+          <w:tab w:val="num" w:pos="4254"/>
+        </w:tabs>
+        <w:ind w:left="4254" w:hanging="283"/>
+      </w:pPr>
+      <w:rPr>
+        <w:rFonts w:ascii="Symbol" w:hAnsi="Symbol" w:cs="Symbol" w:hint="default"/>
+      </w:rPr>
+    </w:lvl>
+    <w:lvl w:ilvl="6">
+      <w:start w:val="1"/>
+      <w:numFmt w:val="bullet"/>
+      <w:lvlText w:val=""/>
+      <w:lvlJc w:val="left"/>
+      <w:pPr>
+        <w:tabs>
+          <w:tab w:val="num" w:pos="4963"/>
+        </w:tabs>
+        <w:ind w:left="4963" w:hanging="283"/>
+      </w:pPr>
+      <w:rPr>
+        <w:rFonts w:ascii="Symbol" w:hAnsi="Symbol" w:cs="Symbol" w:hint="default"/>
+      </w:rPr>
+    </w:lvl>
+    <w:lvl w:ilvl="7">
+      <w:start w:val="1"/>
+      <w:numFmt w:val="bullet"/>
+      <w:lvlText w:val=""/>
+      <w:lvlJc w:val="left"/>
+      <w:pPr>
+        <w:tabs>
+          <w:tab w:val="num" w:pos="5672"/>
+        </w:tabs>
+        <w:ind w:left="5672" w:hanging="283"/>
+      </w:pPr>
+      <w:rPr>
+        <w:rFonts w:ascii="Symbol" w:hAnsi="Symbol" w:cs="Symbol" w:hint="default"/>
+      </w:rPr>
+    </w:lvl>
+    <w:lvl w:ilvl="8">
+      <w:start w:val="1"/>
+      <w:numFmt w:val="bullet"/>
+      <w:lvlText w:val=""/>
+      <w:lvlJc w:val="left"/>
+      <w:pPr>
+        <w:tabs>
+          <w:tab w:val="num" w:pos="6381"/>
+        </w:tabs>
+        <w:ind w:left="6381" w:hanging="283"/>
+      </w:pPr>
+      <w:rPr>
+        <w:rFonts w:ascii="Symbol" w:hAnsi="Symbol" w:cs="Symbol" w:hint="default"/>
+      </w:rPr>
+    </w:lvl>
+  </w:abstractNum>
+  <w:abstractNum w:abstractNumId="32">
     <w:lvl w:ilvl="0">
       <w:start w:val="1"/>
       <w:numFmt w:val="none"/>
@@ -21547,6 +22910,15 @@
   </w:num>
   <w:num w:numId="29">
     <w:abstractNumId w:val="29"/>
+  </w:num>
+  <w:num w:numId="30">
+    <w:abstractNumId w:val="30"/>
+  </w:num>
+  <w:num w:numId="31">
+    <w:abstractNumId w:val="31"/>
+  </w:num>
+  <w:num w:numId="32">
+    <w:abstractNumId w:val="32"/>
   </w:num>
 </w:numbering>
 </file>

--- a/docs/guides/crew/crew-troubleshooting.docx
+++ b/docs/guides/crew/crew-troubleshooting.docx
@@ -10367,7 +10367,7 @@
       </w:pPr>
       <w:r>
         <w:rPr/>
-        <w:t>Use a terminator of your own that the message does not contain. Exit 0 is a doorbell whose tip is in the fetched record; exit 3 (</w:t>
+        <w:t>Use a terminator of your own, and check first that no line of the message equals it: such a line would end the heredoc early and run what follows as shell. Exit 0 is a doorbell whose tip is in the fetched record; exit 3 (</w:t>
       </w:r>
       <w:r>
         <w:rPr>

--- a/docs/guides/crew/crew-troubleshooting.docx
+++ b/docs/guides/crew/crew-troubleshooting.docx
@@ -3626,7 +3626,7 @@
       </w:r>
       <w:r>
         <w:rPr/>
-        <w:t xml:space="preserve"> table row) or a line admitting the review fell short ("skipped", "truncated", "could not review") is still INCOMPLETE </w:t>
+        <w:t xml:space="preserve"> table row) or a line matching the shortfall wording list ("skipped", "truncated", "could not review") is still INCOMPLETE </w:t>
       </w:r>
       <w:r>
         <w:rPr>
@@ -3636,7 +3636,7 @@
       </w:r>
       <w:r>
         <w:rPr/>
-        <w:t xml:space="preserve">. </w:t>
+        <w:t xml:space="preserve">. That list cannot catch every admission: one it misses ("I only inspected one of the nine files") is ignored as prose and the round stays FINDINGS, so read the ignored lines. </w:t>
       </w:r>
       <w:r>
         <w:rPr>
@@ -6875,8 +6875,895 @@
         <w:jc w:val="left"/>
         <w:rPr/>
       </w:pPr>
-      <w:bookmarkStart w:id="7" w:name="promote-gate-blocks-a-worktree-deploy"/>
+      <w:bookmarkStart w:id="7" w:name="wave-refuses-a-cross-session-dependency"/>
       <w:bookmarkEnd w:id="7"/>
+      <w:r>
+        <w:rPr/>
+        <w:t>Wave Refuses a Cross-Session Dependency</w:t>
+      </w:r>
+    </w:p>
+    <w:p>
+      <w:pPr>
+        <w:pStyle w:val="BodyText"/>
+        <w:bidi w:val="0"/>
+        <w:jc w:val="left"/>
+        <w:rPr/>
+      </w:pPr>
+      <w:r>
+        <w:rPr/>
+        <w:t xml:space="preserve">A wave ticket may depend on a ticket another session works, written </w:t>
+      </w:r>
+      <w:r>
+        <w:rPr>
+          <w:rStyle w:val="SourceText"/>
+        </w:rPr>
+        <w:t>&lt;channel&gt;:&lt;id&gt;</w:t>
+      </w:r>
+      <w:r>
+        <w:rPr/>
+        <w:t xml:space="preserve"> or </w:t>
+      </w:r>
+      <w:r>
+        <w:rPr>
+          <w:rStyle w:val="SourceText"/>
+        </w:rPr>
+        <w:t>&lt;channel&gt;:&lt;repo&gt;:&lt;id&gt;</w:t>
+      </w:r>
+      <w:r>
+        <w:rPr/>
+        <w:t xml:space="preserve"> in the set file's </w:t>
+      </w:r>
+      <w:r>
+        <w:rPr>
+          <w:rStyle w:val="SourceText"/>
+        </w:rPr>
+        <w:t>deps</w:t>
+      </w:r>
+      <w:r>
+        <w:rPr/>
+        <w:t xml:space="preserve"> or the INDEX row's </w:t>
+      </w:r>
+      <w:r>
+        <w:rPr>
+          <w:rStyle w:val="SourceText"/>
+        </w:rPr>
+        <w:t>(depends on ...)</w:t>
+      </w:r>
+      <w:r>
+        <w:rPr/>
+        <w:t xml:space="preserve">. The wave fetches </w:t>
+      </w:r>
+      <w:r>
+        <w:rPr>
+          <w:rStyle w:val="SourceText"/>
+        </w:rPr>
+        <w:t>crew-coord/&lt;channel&gt;</w:t>
+      </w:r>
+      <w:r>
+        <w:rPr/>
+        <w:t xml:space="preserve"> from </w:t>
+      </w:r>
+      <w:r>
+        <w:rPr>
+          <w:rStyle w:val="SourceText"/>
+        </w:rPr>
+        <w:t>coord.remote</w:t>
+      </w:r>
+      <w:r>
+        <w:rPr/>
+        <w:t xml:space="preserve"> (default </w:t>
+      </w:r>
+      <w:r>
+        <w:rPr>
+          <w:rStyle w:val="SourceText"/>
+        </w:rPr>
+        <w:t>origin</w:t>
+      </w:r>
+      <w:r>
+        <w:rPr/>
+        <w:t xml:space="preserve">) and counts the dependency closed only when exactly one claim for that id reads </w:t>
+      </w:r>
+      <w:r>
+        <w:rPr>
+          <w:rStyle w:val="SourceText"/>
+        </w:rPr>
+        <w:t>done</w:t>
+      </w:r>
+      <w:r>
+        <w:rPr/>
+        <w:t xml:space="preserve">. Every line about the peer's claim is peer-written data and ends </w:t>
+      </w:r>
+      <w:r>
+        <w:rPr>
+          <w:rStyle w:val="SourceText"/>
+        </w:rPr>
+        <w:t>[peer-written]</w:t>
+      </w:r>
+      <w:r>
+        <w:rPr/>
+        <w:t>.</w:t>
+      </w:r>
+    </w:p>
+    <w:tbl>
+      <w:tblPr>
+        <w:tblW w:w="11825" w:type="dxa"/>
+        <w:jc w:val="left"/>
+        <w:tblInd w:w="0" w:type="dxa"/>
+        <w:tblLayout w:type="fixed"/>
+        <w:tblCellMar>
+          <w:top w:w="28" w:type="dxa"/>
+          <w:left w:w="28" w:type="dxa"/>
+          <w:bottom w:w="28" w:type="dxa"/>
+          <w:right w:w="28" w:type="dxa"/>
+        </w:tblCellMar>
+      </w:tblPr>
+      <w:tblGrid>
+        <w:gridCol w:w="4466"/>
+        <w:gridCol w:w="3701"/>
+        <w:gridCol w:w="3658"/>
+      </w:tblGrid>
+      <w:tr>
+        <w:trPr>
+          <w:tblHeader w:val="true"/>
+        </w:trPr>
+        <w:tc>
+          <w:tcPr>
+            <w:tcW w:w="4466" w:type="dxa"/>
+            <w:tcBorders/>
+            <w:vAlign w:val="center"/>
+          </w:tcPr>
+          <w:p>
+            <w:pPr>
+              <w:pStyle w:val="TableHeading"/>
+              <w:suppressLineNumbers/>
+              <w:shd w:fill="434C5E" w:val="clear"/>
+              <w:bidi w:val="0"/>
+              <w:spacing w:before="120" w:after="120"/>
+              <w:jc w:val="left"/>
+              <w:rPr/>
+            </w:pPr>
+            <w:r>
+              <w:rPr>
+                <w:rStyle w:val="SourceText"/>
+              </w:rPr>
+              <w:t>crew_wave.py plan</w:t>
+            </w:r>
+            <w:r>
+              <w:rPr/>
+              <w:t xml:space="preserve"> says</w:t>
+            </w:r>
+          </w:p>
+        </w:tc>
+        <w:tc>
+          <w:tcPr>
+            <w:tcW w:w="3701" w:type="dxa"/>
+            <w:tcBorders/>
+            <w:vAlign w:val="center"/>
+          </w:tcPr>
+          <w:p>
+            <w:pPr>
+              <w:pStyle w:val="TableHeading"/>
+              <w:suppressLineNumbers/>
+              <w:shd w:fill="434C5E" w:val="clear"/>
+              <w:bidi w:val="0"/>
+              <w:spacing w:before="120" w:after="120"/>
+              <w:jc w:val="left"/>
+              <w:rPr/>
+            </w:pPr>
+            <w:r>
+              <w:rPr/>
+              <w:t>Means</w:t>
+            </w:r>
+          </w:p>
+        </w:tc>
+        <w:tc>
+          <w:tcPr>
+            <w:tcW w:w="3658" w:type="dxa"/>
+            <w:tcBorders/>
+            <w:vAlign w:val="center"/>
+          </w:tcPr>
+          <w:p>
+            <w:pPr>
+              <w:pStyle w:val="TableHeading"/>
+              <w:suppressLineNumbers/>
+              <w:shd w:fill="434C5E" w:val="clear"/>
+              <w:bidi w:val="0"/>
+              <w:spacing w:before="120" w:after="120"/>
+              <w:jc w:val="left"/>
+              <w:rPr/>
+            </w:pPr>
+            <w:r>
+              <w:rPr/>
+              <w:t>Do</w:t>
+            </w:r>
+          </w:p>
+        </w:tc>
+      </w:tr>
+      <w:tr>
+        <w:trPr/>
+        <w:tc>
+          <w:tcPr>
+            <w:tcW w:w="4466" w:type="dxa"/>
+            <w:tcBorders/>
+            <w:vAlign w:val="center"/>
+          </w:tcPr>
+          <w:p>
+            <w:pPr>
+              <w:pStyle w:val="TableContents"/>
+              <w:shd w:fill="2E3440" w:val="clear"/>
+              <w:bidi w:val="0"/>
+              <w:spacing w:before="120" w:after="120"/>
+              <w:jc w:val="left"/>
+              <w:rPr/>
+            </w:pPr>
+            <w:r>
+              <w:rPr>
+                <w:rStyle w:val="SourceText"/>
+              </w:rPr>
+              <w:t>dependency &lt;channel&gt;:&lt;id&gt; is not closed: the peer claim reads working (...)</w:t>
+            </w:r>
+          </w:p>
+        </w:tc>
+        <w:tc>
+          <w:tcPr>
+            <w:tcW w:w="3701" w:type="dxa"/>
+            <w:tcBorders/>
+            <w:vAlign w:val="center"/>
+          </w:tcPr>
+          <w:p>
+            <w:pPr>
+              <w:pStyle w:val="TableContents"/>
+              <w:shd w:fill="2E3440" w:val="clear"/>
+              <w:bidi w:val="0"/>
+              <w:spacing w:before="120" w:after="120"/>
+              <w:jc w:val="left"/>
+              <w:rPr/>
+            </w:pPr>
+            <w:r>
+              <w:rPr/>
+              <w:t xml:space="preserve">the peer is still on it; </w:t>
+            </w:r>
+            <w:r>
+              <w:rPr>
+                <w:rStyle w:val="SourceText"/>
+              </w:rPr>
+              <w:t>owner unknown</w:t>
+            </w:r>
+            <w:r>
+              <w:rPr/>
+              <w:t xml:space="preserve"> in the brackets means its heartbeat is past the TTL</w:t>
+            </w:r>
+          </w:p>
+        </w:tc>
+        <w:tc>
+          <w:tcPr>
+            <w:tcW w:w="3658" w:type="dxa"/>
+            <w:tcBorders/>
+            <w:vAlign w:val="center"/>
+          </w:tcPr>
+          <w:p>
+            <w:pPr>
+              <w:pStyle w:val="TableContents"/>
+              <w:shd w:fill="2E3440" w:val="clear"/>
+              <w:bidi w:val="0"/>
+              <w:spacing w:before="120" w:after="120"/>
+              <w:jc w:val="left"/>
+              <w:rPr/>
+            </w:pPr>
+            <w:r>
+              <w:rPr/>
+              <w:t xml:space="preserve">wait for the peer's </w:t>
+            </w:r>
+            <w:r>
+              <w:rPr>
+                <w:rStyle w:val="SourceText"/>
+              </w:rPr>
+              <w:t>done</w:t>
+            </w:r>
+            <w:r>
+              <w:rPr/>
+              <w:t>, or take the ticket out of this wave</w:t>
+            </w:r>
+          </w:p>
+        </w:tc>
+      </w:tr>
+      <w:tr>
+        <w:trPr/>
+        <w:tc>
+          <w:tcPr>
+            <w:tcW w:w="4466" w:type="dxa"/>
+            <w:tcBorders/>
+            <w:vAlign w:val="center"/>
+          </w:tcPr>
+          <w:p>
+            <w:pPr>
+              <w:pStyle w:val="TableContents"/>
+              <w:shd w:fill="2E3440" w:val="clear"/>
+              <w:bidi w:val="0"/>
+              <w:spacing w:before="120" w:after="120"/>
+              <w:jc w:val="left"/>
+              <w:rPr/>
+            </w:pPr>
+            <w:r>
+              <w:rPr>
+                <w:rStyle w:val="SourceText"/>
+              </w:rPr>
+              <w:t>... reads released (...); only done closes it</w:t>
+            </w:r>
+          </w:p>
+        </w:tc>
+        <w:tc>
+          <w:tcPr>
+            <w:tcW w:w="3701" w:type="dxa"/>
+            <w:tcBorders/>
+            <w:vAlign w:val="center"/>
+          </w:tcPr>
+          <w:p>
+            <w:pPr>
+              <w:pStyle w:val="TableContents"/>
+              <w:shd w:fill="2E3440" w:val="clear"/>
+              <w:bidi w:val="0"/>
+              <w:spacing w:before="120" w:after="120"/>
+              <w:jc w:val="left"/>
+              <w:rPr/>
+            </w:pPr>
+            <w:r>
+              <w:rPr/>
+              <w:t>the peer gave the ticket back unfinished</w:t>
+            </w:r>
+          </w:p>
+        </w:tc>
+        <w:tc>
+          <w:tcPr>
+            <w:tcW w:w="3658" w:type="dxa"/>
+            <w:tcBorders/>
+            <w:vAlign w:val="center"/>
+          </w:tcPr>
+          <w:p>
+            <w:pPr>
+              <w:pStyle w:val="TableContents"/>
+              <w:shd w:fill="2E3440" w:val="clear"/>
+              <w:bidi w:val="0"/>
+              <w:spacing w:before="120" w:after="120"/>
+              <w:jc w:val="left"/>
+              <w:rPr/>
+            </w:pPr>
+            <w:r>
+              <w:rPr/>
+              <w:t xml:space="preserve">agree with the peer who finishes it; </w:t>
+            </w:r>
+            <w:r>
+              <w:rPr>
+                <w:rStyle w:val="SourceText"/>
+              </w:rPr>
+              <w:t>released</w:t>
+            </w:r>
+            <w:r>
+              <w:rPr/>
+              <w:t xml:space="preserve"> never closes it</w:t>
+            </w:r>
+          </w:p>
+        </w:tc>
+      </w:tr>
+      <w:tr>
+        <w:trPr/>
+        <w:tc>
+          <w:tcPr>
+            <w:tcW w:w="4466" w:type="dxa"/>
+            <w:tcBorders/>
+            <w:vAlign w:val="center"/>
+          </w:tcPr>
+          <w:p>
+            <w:pPr>
+              <w:pStyle w:val="TableContents"/>
+              <w:shd w:fill="2E3440" w:val="clear"/>
+              <w:bidi w:val="0"/>
+              <w:spacing w:before="120" w:after="120"/>
+              <w:jc w:val="left"/>
+              <w:rPr/>
+            </w:pPr>
+            <w:r>
+              <w:rPr>
+                <w:rStyle w:val="SourceText"/>
+              </w:rPr>
+              <w:t>dependency &lt;channel&gt;:&lt;id&gt; unknown: no claim for &lt;id&gt; on crew-coord/&lt;channel&gt;</w:t>
+            </w:r>
+          </w:p>
+        </w:tc>
+        <w:tc>
+          <w:tcPr>
+            <w:tcW w:w="3701" w:type="dxa"/>
+            <w:tcBorders/>
+            <w:vAlign w:val="center"/>
+          </w:tcPr>
+          <w:p>
+            <w:pPr>
+              <w:pStyle w:val="TableContents"/>
+              <w:shd w:fill="2E3440" w:val="clear"/>
+              <w:bidi w:val="0"/>
+              <w:spacing w:before="120" w:after="120"/>
+              <w:jc w:val="left"/>
+              <w:rPr/>
+            </w:pPr>
+            <w:r>
+              <w:rPr/>
+              <w:t>nobody on the channel has claimed that id</w:t>
+            </w:r>
+          </w:p>
+        </w:tc>
+        <w:tc>
+          <w:tcPr>
+            <w:tcW w:w="3658" w:type="dxa"/>
+            <w:tcBorders/>
+            <w:vAlign w:val="center"/>
+          </w:tcPr>
+          <w:p>
+            <w:pPr>
+              <w:pStyle w:val="TableContents"/>
+              <w:shd w:fill="2E3440" w:val="clear"/>
+              <w:bidi w:val="0"/>
+              <w:spacing w:before="120" w:after="120"/>
+              <w:jc w:val="left"/>
+              <w:rPr/>
+            </w:pPr>
+            <w:r>
+              <w:rPr/>
+              <w:t xml:space="preserve">check the id and channel with </w:t>
+            </w:r>
+            <w:r>
+              <w:rPr>
+                <w:rStyle w:val="SourceText"/>
+              </w:rPr>
+              <w:t>crew_coord.py status --channel &lt;channel&gt;</w:t>
+            </w:r>
+          </w:p>
+        </w:tc>
+      </w:tr>
+      <w:tr>
+        <w:trPr/>
+        <w:tc>
+          <w:tcPr>
+            <w:tcW w:w="4466" w:type="dxa"/>
+            <w:tcBorders/>
+            <w:vAlign w:val="center"/>
+          </w:tcPr>
+          <w:p>
+            <w:pPr>
+              <w:pStyle w:val="TableContents"/>
+              <w:shd w:fill="2E3440" w:val="clear"/>
+              <w:bidi w:val="0"/>
+              <w:spacing w:before="120" w:after="120"/>
+              <w:jc w:val="left"/>
+              <w:rPr/>
+            </w:pPr>
+            <w:r>
+              <w:rPr>
+                <w:rStyle w:val="SourceText"/>
+              </w:rPr>
+              <w:t>... unknown: 2 repositories on crew-coord/&lt;channel&gt; hold &lt;id&gt;; name one as &lt;channel&gt;:&lt;repo&gt;:&lt;id&gt;</w:t>
+            </w:r>
+          </w:p>
+        </w:tc>
+        <w:tc>
+          <w:tcPr>
+            <w:tcW w:w="3701" w:type="dxa"/>
+            <w:tcBorders/>
+            <w:vAlign w:val="center"/>
+          </w:tcPr>
+          <w:p>
+            <w:pPr>
+              <w:pStyle w:val="TableContents"/>
+              <w:shd w:fill="2E3440" w:val="clear"/>
+              <w:bidi w:val="0"/>
+              <w:spacing w:before="120" w:after="120"/>
+              <w:jc w:val="left"/>
+              <w:rPr/>
+            </w:pPr>
+            <w:r>
+              <w:rPr/>
+              <w:t>the short form is ambiguous</w:t>
+            </w:r>
+          </w:p>
+        </w:tc>
+        <w:tc>
+          <w:tcPr>
+            <w:tcW w:w="3658" w:type="dxa"/>
+            <w:tcBorders/>
+            <w:vAlign w:val="center"/>
+          </w:tcPr>
+          <w:p>
+            <w:pPr>
+              <w:pStyle w:val="TableContents"/>
+              <w:shd w:fill="2E3440" w:val="clear"/>
+              <w:bidi w:val="0"/>
+              <w:spacing w:before="120" w:after="120"/>
+              <w:jc w:val="left"/>
+              <w:rPr/>
+            </w:pPr>
+            <w:r>
+              <w:rPr/>
+              <w:t xml:space="preserve">write the long form, with the repo key </w:t>
+            </w:r>
+            <w:r>
+              <w:rPr>
+                <w:rStyle w:val="SourceText"/>
+              </w:rPr>
+              <w:t>status</w:t>
+            </w:r>
+            <w:r>
+              <w:rPr/>
+              <w:t xml:space="preserve"> prints</w:t>
+            </w:r>
+          </w:p>
+        </w:tc>
+      </w:tr>
+      <w:tr>
+        <w:trPr/>
+        <w:tc>
+          <w:tcPr>
+            <w:tcW w:w="4466" w:type="dxa"/>
+            <w:tcBorders/>
+            <w:vAlign w:val="center"/>
+          </w:tcPr>
+          <w:p>
+            <w:pPr>
+              <w:pStyle w:val="TableContents"/>
+              <w:shd w:fill="2E3440" w:val="clear"/>
+              <w:bidi w:val="0"/>
+              <w:spacing w:before="120" w:after="120"/>
+              <w:jc w:val="left"/>
+              <w:rPr/>
+            </w:pPr>
+            <w:r>
+              <w:rPr>
+                <w:rStyle w:val="SourceText"/>
+              </w:rPr>
+              <w:t>... unknown: its claim ... is corrupt (...)</w:t>
+            </w:r>
+          </w:p>
+        </w:tc>
+        <w:tc>
+          <w:tcPr>
+            <w:tcW w:w="3701" w:type="dxa"/>
+            <w:tcBorders/>
+            <w:vAlign w:val="center"/>
+          </w:tcPr>
+          <w:p>
+            <w:pPr>
+              <w:pStyle w:val="TableContents"/>
+              <w:shd w:fill="2E3440" w:val="clear"/>
+              <w:bidi w:val="0"/>
+              <w:spacing w:before="120" w:after="120"/>
+              <w:jc w:val="left"/>
+              <w:rPr/>
+            </w:pPr>
+            <w:r>
+              <w:rPr/>
+              <w:t>the claim file does not parse</w:t>
+            </w:r>
+          </w:p>
+        </w:tc>
+        <w:tc>
+          <w:tcPr>
+            <w:tcW w:w="3658" w:type="dxa"/>
+            <w:tcBorders/>
+            <w:vAlign w:val="center"/>
+          </w:tcPr>
+          <w:p>
+            <w:pPr>
+              <w:pStyle w:val="TableContents"/>
+              <w:shd w:fill="2E3440" w:val="clear"/>
+              <w:bidi w:val="0"/>
+              <w:spacing w:before="120" w:after="120"/>
+              <w:jc w:val="left"/>
+              <w:rPr/>
+            </w:pPr>
+            <w:r>
+              <w:rPr/>
+              <w:t>the claim's holder or the owner repairs it; the wave never guesses</w:t>
+            </w:r>
+          </w:p>
+        </w:tc>
+      </w:tr>
+      <w:tr>
+        <w:trPr/>
+        <w:tc>
+          <w:tcPr>
+            <w:tcW w:w="4466" w:type="dxa"/>
+            <w:tcBorders/>
+            <w:vAlign w:val="center"/>
+          </w:tcPr>
+          <w:p>
+            <w:pPr>
+              <w:pStyle w:val="TableContents"/>
+              <w:shd w:fill="2E3440" w:val="clear"/>
+              <w:bidi w:val="0"/>
+              <w:spacing w:before="120" w:after="120"/>
+              <w:jc w:val="left"/>
+              <w:rPr/>
+            </w:pPr>
+            <w:r>
+              <w:rPr>
+                <w:rStyle w:val="SourceText"/>
+              </w:rPr>
+              <w:t>... unknown: crew-coord/&lt;channel&gt; does not exist on &lt;remote&gt;</w:t>
+            </w:r>
+            <w:r>
+              <w:rPr/>
+              <w:t xml:space="preserve"> or </w:t>
+            </w:r>
+            <w:r>
+              <w:rPr>
+                <w:rStyle w:val="SourceText"/>
+              </w:rPr>
+              <w:t>could not fetch ...</w:t>
+            </w:r>
+          </w:p>
+        </w:tc>
+        <w:tc>
+          <w:tcPr>
+            <w:tcW w:w="3701" w:type="dxa"/>
+            <w:tcBorders/>
+            <w:vAlign w:val="center"/>
+          </w:tcPr>
+          <w:p>
+            <w:pPr>
+              <w:pStyle w:val="TableContents"/>
+              <w:shd w:fill="2E3440" w:val="clear"/>
+              <w:bidi w:val="0"/>
+              <w:spacing w:before="120" w:after="120"/>
+              <w:jc w:val="left"/>
+              <w:rPr/>
+            </w:pPr>
+            <w:r>
+              <w:rPr/>
+              <w:t>the channel is absent, or the remote cannot be reached</w:t>
+            </w:r>
+          </w:p>
+        </w:tc>
+        <w:tc>
+          <w:tcPr>
+            <w:tcW w:w="3658" w:type="dxa"/>
+            <w:tcBorders/>
+            <w:vAlign w:val="center"/>
+          </w:tcPr>
+          <w:p>
+            <w:pPr>
+              <w:pStyle w:val="TableContents"/>
+              <w:shd w:fill="2E3440" w:val="clear"/>
+              <w:bidi w:val="0"/>
+              <w:spacing w:before="120" w:after="120"/>
+              <w:jc w:val="left"/>
+              <w:rPr/>
+            </w:pPr>
+            <w:r>
+              <w:rPr/>
+              <w:t xml:space="preserve">check the channel name and </w:t>
+            </w:r>
+            <w:r>
+              <w:rPr>
+                <w:rStyle w:val="SourceText"/>
+              </w:rPr>
+              <w:t>coord.remote</w:t>
+            </w:r>
+            <w:r>
+              <w:rPr/>
+              <w:t>, then plan again</w:t>
+            </w:r>
+          </w:p>
+        </w:tc>
+      </w:tr>
+      <w:tr>
+        <w:trPr/>
+        <w:tc>
+          <w:tcPr>
+            <w:tcW w:w="4466" w:type="dxa"/>
+            <w:tcBorders/>
+            <w:vAlign w:val="center"/>
+          </w:tcPr>
+          <w:p>
+            <w:pPr>
+              <w:pStyle w:val="TableContents"/>
+              <w:shd w:fill="2E3440" w:val="clear"/>
+              <w:bidi w:val="0"/>
+              <w:spacing w:before="120" w:after="120"/>
+              <w:jc w:val="left"/>
+              <w:rPr/>
+            </w:pPr>
+            <w:r>
+              <w:rPr>
+                <w:rStyle w:val="SourceText"/>
+              </w:rPr>
+              <w:t>... unknown: '&lt;remote&gt;' (coord.remote) is not a configured remote</w:t>
+            </w:r>
+          </w:p>
+        </w:tc>
+        <w:tc>
+          <w:tcPr>
+            <w:tcW w:w="3701" w:type="dxa"/>
+            <w:tcBorders/>
+            <w:vAlign w:val="center"/>
+          </w:tcPr>
+          <w:p>
+            <w:pPr>
+              <w:pStyle w:val="TableContents"/>
+              <w:shd w:fill="2E3440" w:val="clear"/>
+              <w:bidi w:val="0"/>
+              <w:spacing w:before="120" w:after="120"/>
+              <w:jc w:val="left"/>
+              <w:rPr/>
+            </w:pPr>
+            <w:r>
+              <w:rPr>
+                <w:rStyle w:val="SourceText"/>
+              </w:rPr>
+              <w:t>coord.remote</w:t>
+            </w:r>
+            <w:r>
+              <w:rPr/>
+              <w:t xml:space="preserve"> names no remote of this checkout</w:t>
+            </w:r>
+          </w:p>
+        </w:tc>
+        <w:tc>
+          <w:tcPr>
+            <w:tcW w:w="3658" w:type="dxa"/>
+            <w:tcBorders/>
+            <w:vAlign w:val="center"/>
+          </w:tcPr>
+          <w:p>
+            <w:pPr>
+              <w:pStyle w:val="TableContents"/>
+              <w:shd w:fill="2E3440" w:val="clear"/>
+              <w:bidi w:val="0"/>
+              <w:spacing w:before="120" w:after="120"/>
+              <w:jc w:val="left"/>
+              <w:rPr/>
+            </w:pPr>
+            <w:r>
+              <w:rPr>
+                <w:rStyle w:val="SourceText"/>
+              </w:rPr>
+              <w:t>git remote add &lt;remote&gt; &lt;url&gt;</w:t>
+            </w:r>
+            <w:r>
+              <w:rPr/>
+              <w:t xml:space="preserve">, or fix </w:t>
+            </w:r>
+            <w:r>
+              <w:rPr>
+                <w:rStyle w:val="SourceText"/>
+              </w:rPr>
+              <w:t>coord.remote</w:t>
+            </w:r>
+          </w:p>
+        </w:tc>
+      </w:tr>
+      <w:tr>
+        <w:trPr/>
+        <w:tc>
+          <w:tcPr>
+            <w:tcW w:w="4466" w:type="dxa"/>
+            <w:tcBorders/>
+            <w:vAlign w:val="center"/>
+          </w:tcPr>
+          <w:p>
+            <w:pPr>
+              <w:pStyle w:val="TableContents"/>
+              <w:shd w:fill="2E3440" w:val="clear"/>
+              <w:bidi w:val="0"/>
+              <w:spacing w:before="120" w:after="120"/>
+              <w:jc w:val="left"/>
+              <w:rPr/>
+            </w:pPr>
+            <w:r>
+              <w:rPr>
+                <w:rStyle w:val="SourceText"/>
+              </w:rPr>
+              <w:t>dependencies unknown: ...</w:t>
+            </w:r>
+          </w:p>
+        </w:tc>
+        <w:tc>
+          <w:tcPr>
+            <w:tcW w:w="3701" w:type="dxa"/>
+            <w:tcBorders/>
+            <w:vAlign w:val="center"/>
+          </w:tcPr>
+          <w:p>
+            <w:pPr>
+              <w:pStyle w:val="TableContents"/>
+              <w:shd w:fill="2E3440" w:val="clear"/>
+              <w:bidi w:val="0"/>
+              <w:spacing w:before="120" w:after="120"/>
+              <w:jc w:val="left"/>
+              <w:rPr/>
+            </w:pPr>
+            <w:r>
+              <w:rPr/>
+              <w:t xml:space="preserve">a dependency is not </w:t>
+            </w:r>
+            <w:r>
+              <w:rPr>
+                <w:rStyle w:val="SourceText"/>
+              </w:rPr>
+              <w:t>&lt;id&gt;</w:t>
+            </w:r>
+            <w:r>
+              <w:rPr/>
+              <w:t xml:space="preserve">, </w:t>
+            </w:r>
+            <w:r>
+              <w:rPr>
+                <w:rStyle w:val="SourceText"/>
+              </w:rPr>
+              <w:t>&lt;channel&gt;:&lt;id&gt;</w:t>
+            </w:r>
+            <w:r>
+              <w:rPr/>
+              <w:t xml:space="preserve"> or </w:t>
+            </w:r>
+            <w:r>
+              <w:rPr>
+                <w:rStyle w:val="SourceText"/>
+              </w:rPr>
+              <w:t>&lt;channel&gt;:&lt;repo&gt;:&lt;id&gt;</w:t>
+            </w:r>
+          </w:p>
+        </w:tc>
+        <w:tc>
+          <w:tcPr>
+            <w:tcW w:w="3658" w:type="dxa"/>
+            <w:tcBorders/>
+            <w:vAlign w:val="center"/>
+          </w:tcPr>
+          <w:p>
+            <w:pPr>
+              <w:pStyle w:val="TableContents"/>
+              <w:shd w:fill="2E3440" w:val="clear"/>
+              <w:bidi w:val="0"/>
+              <w:spacing w:before="120" w:after="120"/>
+              <w:jc w:val="left"/>
+              <w:rPr/>
+            </w:pPr>
+            <w:r>
+              <w:rPr/>
+              <w:t xml:space="preserve">fix the set file's </w:t>
+            </w:r>
+            <w:r>
+              <w:rPr>
+                <w:rStyle w:val="SourceText"/>
+              </w:rPr>
+              <w:t>deps</w:t>
+            </w:r>
+            <w:r>
+              <w:rPr/>
+              <w:t xml:space="preserve"> or the INDEX row; </w:t>
+            </w:r>
+            <w:r>
+              <w:rPr>
+                <w:rStyle w:val="SourceText"/>
+              </w:rPr>
+              <w:t>crew_wave.py set</w:t>
+            </w:r>
+            <w:r>
+              <w:rPr/>
+              <w:t xml:space="preserve"> refuses a malformed one</w:t>
+            </w:r>
+          </w:p>
+        </w:tc>
+      </w:tr>
+    </w:tbl>
+    <w:p>
+      <w:pPr>
+        <w:pStyle w:val="Heading2"/>
+        <w:bidi w:val="0"/>
+        <w:ind w:hanging="0" w:left="0" w:right="0"/>
+        <w:jc w:val="left"/>
+        <w:rPr/>
+      </w:pPr>
+      <w:bookmarkStart w:id="8" w:name="promote-gate-blocks-a-worktree-deploy"/>
+      <w:bookmarkEnd w:id="8"/>
       <w:r>
         <w:rPr/>
         <w:t>Promote Gate Blocks a Worktree Deploy</w:t>
@@ -7385,8 +8272,8 @@
         <w:jc w:val="left"/>
         <w:rPr/>
       </w:pPr>
-      <w:bookmarkStart w:id="8" w:name="cloud-guard-false-positives"/>
-      <w:bookmarkEnd w:id="8"/>
+      <w:bookmarkStart w:id="9" w:name="cloud-guard-false-positives"/>
+      <w:bookmarkEnd w:id="9"/>
       <w:r>
         <w:rPr/>
         <w:t>Cloud Guard False Positives</w:t>
@@ -8067,8 +8954,8 @@
         <w:jc w:val="left"/>
         <w:rPr/>
       </w:pPr>
-      <w:bookmarkStart w:id="9" w:name="obsidian"/>
-      <w:bookmarkEnd w:id="9"/>
+      <w:bookmarkStart w:id="10" w:name="obsidian"/>
+      <w:bookmarkEnd w:id="10"/>
       <w:r>
         <w:rPr/>
         <w:t>Obsidian</w:t>
@@ -8810,6 +9697,64 @@
         <w:rPr>
           <w:rStyle w:val="Strong"/>
         </w:rPr>
+        <w:t>An older crew wrote the note's id lowercased.</w:t>
+      </w:r>
+      <w:r>
+        <w:rPr/>
+        <w:t xml:space="preserve"> </w:t>
+      </w:r>
+      <w:r>
+        <w:rPr>
+          <w:rStyle w:val="SourceText"/>
+        </w:rPr>
+        <w:t>obsidian: could not update: T-0042 on Board.md belongs to another repo (https://example.invalid/team/app, per T-0042.md), not this one (https://example.invalid/Team/App): give this repo its own obsidian.boardDir; the note may carry this repo's id as an older crew wrote it (lowercased): if the card is this repo's, change the line to 'repo-id: https://example.invalid/Team/App'</w:t>
+      </w:r>
+      <w:r>
+        <w:rPr/>
+        <w:t xml:space="preserve"> </w:t>
+      </w:r>
+      <w:r>
+        <w:rPr>
+          <w:rStyle w:val="Strong"/>
+        </w:rPr>
+        <w:t>Fix:</w:t>
+      </w:r>
+      <w:r>
+        <w:rPr/>
+        <w:t xml:space="preserve"> since T-0071 an origin keeps the case of its user and path. If the card is yours, change the note's </w:t>
+      </w:r>
+      <w:r>
+        <w:rPr>
+          <w:rStyle w:val="SourceText"/>
+        </w:rPr>
+        <w:t>repo-id:</w:t>
+      </w:r>
+      <w:r>
+        <w:rPr/>
+        <w:t xml:space="preserve"> line to the id it names. </w:t>
+      </w:r>
+    </w:p>
+    <w:p>
+      <w:pPr>
+        <w:pStyle w:val="BodyText"/>
+        <w:numPr>
+          <w:ilvl w:val="1"/>
+          <w:numId w:val="21"/>
+        </w:numPr>
+        <w:tabs>
+          <w:tab w:val="clear" w:pos="1134"/>
+          <w:tab w:val="left" w:pos="1538" w:leader="none"/>
+        </w:tabs>
+        <w:bidi w:val="0"/>
+        <w:spacing w:before="120" w:after="0"/>
+        <w:ind w:hanging="283" w:left="1538"/>
+        <w:jc w:val="left"/>
+        <w:rPr/>
+      </w:pPr>
+      <w:r>
+        <w:rPr>
+          <w:rStyle w:val="Strong"/>
+        </w:rPr>
         <w:t>Nobody can tell who owns it.</w:t>
       </w:r>
       <w:r>
@@ -8972,8 +9917,8 @@
         <w:jc w:val="left"/>
         <w:rPr/>
       </w:pPr>
-      <w:bookmarkStart w:id="10" w:name="auto-wrap-up-clear-and-resume"/>
-      <w:bookmarkEnd w:id="10"/>
+      <w:bookmarkStart w:id="11" w:name="auto-wrap-up-clear-and-resume"/>
+      <w:bookmarkEnd w:id="11"/>
       <w:r>
         <w:rPr/>
         <w:t>Auto Wrap-Up, Clear and Resume</w:t>
@@ -9021,8 +9966,8 @@
         <w:jc w:val="left"/>
         <w:rPr/>
       </w:pPr>
-      <w:bookmarkStart w:id="11" w:name="auto-clear-did-nothing-on-windows"/>
-      <w:bookmarkEnd w:id="11"/>
+      <w:bookmarkStart w:id="12" w:name="auto-clear-did-nothing-on-windows"/>
+      <w:bookmarkEnd w:id="12"/>
       <w:r>
         <w:rPr/>
         <w:t>"Auto-Clear Did Nothing on Windows"</w:t>
@@ -9333,8 +10278,8 @@
         <w:jc w:val="left"/>
         <w:rPr/>
       </w:pPr>
-      <w:bookmarkStart w:id="12" w:name="claude-code-compacted-by-itself"/>
-      <w:bookmarkEnd w:id="12"/>
+      <w:bookmarkStart w:id="13" w:name="claude-code-compacted-by-itself"/>
+      <w:bookmarkEnd w:id="13"/>
       <w:r>
         <w:rPr/>
         <w:t>"Claude Code Compacted by Itself"</w:t>
@@ -9506,8 +10451,658 @@
         <w:jc w:val="left"/>
         <w:rPr/>
       </w:pPr>
-      <w:bookmarkStart w:id="13" w:name="turning-things-off"/>
-      <w:bookmarkEnd w:id="13"/>
+      <w:bookmarkStart w:id="14" w:name="graph-refresh-refused-secrets-denylisted"/>
+      <w:bookmarkEnd w:id="14"/>
+      <w:r>
+        <w:rPr/>
+        <w:t>Graph Refresh Refused: Secrets-Denylisted Path</w:t>
+      </w:r>
+    </w:p>
+    <w:p>
+      <w:pPr>
+        <w:pStyle w:val="BodyText"/>
+        <w:bidi w:val="0"/>
+        <w:jc w:val="left"/>
+        <w:rPr/>
+      </w:pPr>
+      <w:r>
+        <w:rPr/>
+        <w:t xml:space="preserve">graphify reads every file its ignore rules do not exclude and records the symbols it finds in </w:t>
+      </w:r>
+      <w:r>
+        <w:rPr>
+          <w:rStyle w:val="SourceText"/>
+        </w:rPr>
+        <w:t>graph.json</w:t>
+      </w:r>
+      <w:r>
+        <w:rPr/>
+        <w:t xml:space="preserve">. For a file git tracks, </w:t>
+      </w:r>
+      <w:r>
+        <w:rPr>
+          <w:rStyle w:val="SourceText"/>
+        </w:rPr>
+        <w:t>.gitignore</w:t>
+      </w:r>
+      <w:r>
+        <w:rPr/>
+        <w:t xml:space="preserve"> does not stop it: only </w:t>
+      </w:r>
+      <w:r>
+        <w:rPr>
+          <w:rStyle w:val="SourceText"/>
+        </w:rPr>
+        <w:t>.graphifyignore</w:t>
+      </w:r>
+      <w:r>
+        <w:rPr/>
+        <w:t xml:space="preserve"> does. So crew checks, before it names or runs a graph build, that the root </w:t>
+      </w:r>
+      <w:r>
+        <w:rPr>
+          <w:rStyle w:val="SourceText"/>
+        </w:rPr>
+        <w:t>.graphifyignore</w:t>
+      </w:r>
+      <w:r>
+        <w:rPr/>
+        <w:t xml:space="preserve"> excludes every file the secrets denylist matches.</w:t>
+      </w:r>
+    </w:p>
+    <w:p>
+      <w:pPr>
+        <w:pStyle w:val="BodyText"/>
+        <w:numPr>
+          <w:ilvl w:val="0"/>
+          <w:numId w:val="23"/>
+        </w:numPr>
+        <w:tabs>
+          <w:tab w:val="clear" w:pos="1134"/>
+          <w:tab w:val="left" w:pos="829" w:leader="none"/>
+        </w:tabs>
+        <w:bidi w:val="0"/>
+        <w:ind w:hanging="283" w:left="829"/>
+        <w:jc w:val="left"/>
+        <w:rPr/>
+      </w:pPr>
+      <w:r>
+        <w:rPr>
+          <w:rStyle w:val="Strong"/>
+        </w:rPr>
+        <w:t xml:space="preserve">Symptom: </w:t>
+      </w:r>
+      <w:r>
+        <w:rPr>
+          <w:rStyle w:val="SourceText"/>
+        </w:rPr>
+        <w:t>refresh-check</w:t>
+      </w:r>
+      <w:r>
+        <w:rPr>
+          <w:rStyle w:val="Strong"/>
+        </w:rPr>
+        <w:t xml:space="preserve"> prints </w:t>
+      </w:r>
+      <w:r>
+        <w:rPr>
+          <w:rStyle w:val="SourceText"/>
+        </w:rPr>
+        <w:t>graph graphify-out: unknown - graphify would read N secrets-denylisted path(s) .graphifyignore does not exclude: ...; stop - a refresh cannot settle this</w:t>
+      </w:r>
+      <w:r>
+        <w:rPr>
+          <w:rStyle w:val="Strong"/>
+        </w:rPr>
+        <w:t>,</w:t>
+      </w:r>
+      <w:r>
+        <w:rPr/>
+        <w:t xml:space="preserve"> or </w:t>
+      </w:r>
+      <w:r>
+        <w:rPr>
+          <w:rStyle w:val="SourceText"/>
+        </w:rPr>
+        <w:t>/crew:status</w:t>
+      </w:r>
+      <w:r>
+        <w:rPr/>
+        <w:t xml:space="preserve"> prints </w:t>
+      </w:r>
+      <w:r>
+        <w:rPr>
+          <w:rStyle w:val="SourceText"/>
+        </w:rPr>
+        <w:t>graph-ignore UNCOVERED</w:t>
+      </w:r>
+      <w:r>
+        <w:rPr/>
+        <w:t xml:space="preserve">. </w:t>
+      </w:r>
+      <w:r>
+        <w:rPr>
+          <w:rStyle w:val="Strong"/>
+        </w:rPr>
+        <w:t>Check:</w:t>
+      </w:r>
+      <w:r>
+        <w:rPr/>
+        <w:t xml:space="preserve"> which files, and from which source. </w:t>
+      </w:r>
+    </w:p>
+    <w:p>
+      <w:pPr>
+        <w:pStyle w:val="PreformattedText"/>
+        <w:bidi w:val="0"/>
+        <w:jc w:val="left"/>
+        <w:rPr/>
+      </w:pPr>
+      <w:r>
+        <w:rPr>
+          <w:rStyle w:val="SourceText"/>
+        </w:rPr>
+        <w:t>python3 "&lt;crew&gt;/hooks/scripts/crew_graph_ignore.py" --root . --check --json</w:t>
+      </w:r>
+    </w:p>
+    <w:p>
+      <w:pPr>
+        <w:pStyle w:val="BodyText"/>
+        <w:bidi w:val="0"/>
+        <w:jc w:val="left"/>
+        <w:rPr/>
+      </w:pPr>
+      <w:r>
+        <w:rPr/>
+        <w:t>The denylist is the built-in patterns (</w:t>
+      </w:r>
+      <w:r>
+        <w:rPr>
+          <w:rStyle w:val="SourceText"/>
+        </w:rPr>
+        <w:t>.env</w:t>
+      </w:r>
+      <w:r>
+        <w:rPr/>
+        <w:t xml:space="preserve">, </w:t>
+      </w:r>
+      <w:r>
+        <w:rPr>
+          <w:rStyle w:val="SourceText"/>
+        </w:rPr>
+        <w:t>.env.*</w:t>
+      </w:r>
+      <w:r>
+        <w:rPr/>
+        <w:t xml:space="preserve"> but not </w:t>
+      </w:r>
+      <w:r>
+        <w:rPr>
+          <w:rStyle w:val="SourceText"/>
+        </w:rPr>
+        <w:t>.env.example</w:t>
+      </w:r>
+      <w:r>
+        <w:rPr/>
+        <w:t xml:space="preserve">, </w:t>
+      </w:r>
+      <w:r>
+        <w:rPr>
+          <w:rStyle w:val="SourceText"/>
+        </w:rPr>
+        <w:t>*.pem</w:t>
+      </w:r>
+      <w:r>
+        <w:rPr/>
+        <w:t xml:space="preserve">, </w:t>
+      </w:r>
+      <w:r>
+        <w:rPr>
+          <w:rStyle w:val="SourceText"/>
+        </w:rPr>
+        <w:t>*.key</w:t>
+      </w:r>
+      <w:r>
+        <w:rPr/>
+        <w:t xml:space="preserve">, </w:t>
+      </w:r>
+      <w:r>
+        <w:rPr>
+          <w:rStyle w:val="SourceText"/>
+        </w:rPr>
+        <w:t>*.p12</w:t>
+      </w:r>
+      <w:r>
+        <w:rPr/>
+        <w:t xml:space="preserve">, </w:t>
+      </w:r>
+      <w:r>
+        <w:rPr>
+          <w:rStyle w:val="SourceText"/>
+        </w:rPr>
+        <w:t>*.pfx</w:t>
+      </w:r>
+      <w:r>
+        <w:rPr/>
+        <w:t xml:space="preserve">, </w:t>
+      </w:r>
+      <w:r>
+        <w:rPr>
+          <w:rStyle w:val="SourceText"/>
+        </w:rPr>
+        <w:t>id_rsa*</w:t>
+      </w:r>
+      <w:r>
+        <w:rPr/>
+        <w:t xml:space="preserve">, </w:t>
+      </w:r>
+      <w:r>
+        <w:rPr>
+          <w:rStyle w:val="SourceText"/>
+        </w:rPr>
+        <w:t>id_ed25519*</w:t>
+      </w:r>
+      <w:r>
+        <w:rPr/>
+        <w:t xml:space="preserve">), </w:t>
+      </w:r>
+      <w:r>
+        <w:rPr>
+          <w:rStyle w:val="SourceText"/>
+        </w:rPr>
+        <w:t>.claude/secrets-denylist</w:t>
+      </w:r>
+      <w:r>
+        <w:rPr/>
+        <w:t xml:space="preserve"> if it exists, and every in-repo </w:t>
+      </w:r>
+      <w:r>
+        <w:rPr>
+          <w:rStyle w:val="SourceText"/>
+        </w:rPr>
+        <w:t>Read(...)</w:t>
+      </w:r>
+      <w:r>
+        <w:rPr/>
+        <w:t xml:space="preserve"> rule in </w:t>
+      </w:r>
+      <w:r>
+        <w:rPr>
+          <w:rStyle w:val="SourceText"/>
+        </w:rPr>
+        <w:t>permissions.deny</w:t>
+      </w:r>
+      <w:r>
+        <w:rPr/>
+        <w:t xml:space="preserve"> of </w:t>
+      </w:r>
+      <w:r>
+        <w:rPr>
+          <w:rStyle w:val="SourceText"/>
+        </w:rPr>
+        <w:t>.claude/settings.json</w:t>
+      </w:r>
+      <w:r>
+        <w:rPr/>
+        <w:t xml:space="preserve"> and </w:t>
+      </w:r>
+      <w:r>
+        <w:rPr>
+          <w:rStyle w:val="SourceText"/>
+        </w:rPr>
+        <w:t>.claude/settings.local.json</w:t>
+      </w:r>
+      <w:r>
+        <w:rPr/>
+        <w:t xml:space="preserve">. </w:t>
+      </w:r>
+      <w:r>
+        <w:rPr>
+          <w:rStyle w:val="SourceText"/>
+        </w:rPr>
+        <w:t>sources</w:t>
+      </w:r>
+      <w:r>
+        <w:rPr/>
+        <w:t xml:space="preserve"> in the JSON names which ones were read. </w:t>
+      </w:r>
+      <w:r>
+        <w:rPr>
+          <w:rStyle w:val="Strong"/>
+        </w:rPr>
+        <w:t>Fix:</w:t>
+      </w:r>
+      <w:r>
+        <w:rPr/>
+        <w:t xml:space="preserve"> add the missing patterns, then check again.</w:t>
+      </w:r>
+    </w:p>
+    <w:p>
+      <w:pPr>
+        <w:pStyle w:val="PreformattedText"/>
+        <w:bidi w:val="0"/>
+        <w:jc w:val="left"/>
+        <w:rPr/>
+      </w:pPr>
+      <w:r>
+        <w:rPr>
+          <w:rStyle w:val="SourceText"/>
+        </w:rPr>
+        <w:t>python3 "&lt;crew&gt;/hooks/scripts/crew_graph_ignore.py" --root . --write</w:t>
+      </w:r>
+    </w:p>
+    <w:p>
+      <w:pPr>
+        <w:pStyle w:val="BodyText"/>
+        <w:bidi w:val="0"/>
+        <w:jc w:val="left"/>
+        <w:rPr/>
+      </w:pPr>
+      <w:r>
+        <w:rPr/>
+        <w:t xml:space="preserve">It appends the missing patterns, then any flagged path they still miss (the denylist ignores case, </w:t>
+      </w:r>
+      <w:r>
+        <w:rPr>
+          <w:rStyle w:val="SourceText"/>
+        </w:rPr>
+        <w:t>.graphifyignore</w:t>
+      </w:r>
+      <w:r>
+        <w:rPr/>
+        <w:t xml:space="preserve"> does not, so </w:t>
+      </w:r>
+      <w:r>
+        <w:rPr>
+          <w:rStyle w:val="SourceText"/>
+        </w:rPr>
+        <w:t>.ENV</w:t>
+      </w:r>
+      <w:r>
+        <w:rPr/>
+        <w:t xml:space="preserve"> gets </w:t>
+      </w:r>
+      <w:r>
+        <w:rPr>
+          <w:rStyle w:val="SourceText"/>
+        </w:rPr>
+        <w:t>/.ENV</w:t>
+      </w:r>
+      <w:r>
+        <w:rPr/>
+        <w:t xml:space="preserve">), under one marked block, and leaves every existing line as it was. Commit </w:t>
+      </w:r>
+      <w:r>
+        <w:rPr>
+          <w:rStyle w:val="SourceText"/>
+        </w:rPr>
+        <w:t>.graphifyignore</w:t>
+      </w:r>
+      <w:r>
+        <w:rPr/>
+        <w:t xml:space="preserve">, then re-run the refresh check. If it prints </w:t>
+      </w:r>
+      <w:r>
+        <w:rPr>
+          <w:rStyle w:val="SourceText"/>
+        </w:rPr>
+        <w:t>line N (`!pattern`) re-includes denylisted &lt;path&gt;; remove that line or accept the exposure</w:t>
+      </w:r>
+      <w:r>
+        <w:rPr/>
+        <w:t xml:space="preserve"> and exits 1, your own </w:t>
+      </w:r>
+      <w:r>
+        <w:rPr>
+          <w:rStyle w:val="SourceText"/>
+        </w:rPr>
+        <w:t>!</w:t>
+      </w:r>
+      <w:r>
+        <w:rPr/>
+        <w:t xml:space="preserve"> line is the reason: </w:t>
+      </w:r>
+      <w:r>
+        <w:rPr>
+          <w:rStyle w:val="SourceText"/>
+        </w:rPr>
+        <w:t>--write</w:t>
+      </w:r>
+      <w:r>
+        <w:rPr/>
+        <w:t xml:space="preserve"> never overrides it. Delete the line, or keep it and accept that graphify reads that file. A path that is not one line of plain text (a name holding a line break or other control character) is never written either; it stays named, escaped, by </w:t>
+      </w:r>
+      <w:r>
+        <w:rPr>
+          <w:rStyle w:val="SourceText"/>
+        </w:rPr>
+        <w:t>--check</w:t>
+      </w:r>
+      <w:r>
+        <w:rPr/>
+        <w:t>: rename the file or exclude it by hand.</w:t>
+      </w:r>
+    </w:p>
+    <w:p>
+      <w:pPr>
+        <w:pStyle w:val="BodyText"/>
+        <w:numPr>
+          <w:ilvl w:val="0"/>
+          <w:numId w:val="24"/>
+        </w:numPr>
+        <w:tabs>
+          <w:tab w:val="clear" w:pos="1134"/>
+          <w:tab w:val="left" w:pos="829" w:leader="none"/>
+        </w:tabs>
+        <w:bidi w:val="0"/>
+        <w:ind w:hanging="283" w:left="829"/>
+        <w:jc w:val="left"/>
+        <w:rPr/>
+      </w:pPr>
+      <w:r>
+        <w:rPr>
+          <w:rStyle w:val="Strong"/>
+        </w:rPr>
+        <w:t xml:space="preserve">Symptom: </w:t>
+      </w:r>
+      <w:r>
+        <w:rPr>
+          <w:rStyle w:val="SourceText"/>
+        </w:rPr>
+        <w:t>denylist coverage unknown: &lt;reason&gt;</w:t>
+      </w:r>
+      <w:r>
+        <w:rPr/>
+        <w:t xml:space="preserve"> (the refresh check) or </w:t>
+      </w:r>
+      <w:r>
+        <w:rPr>
+          <w:rStyle w:val="SourceText"/>
+        </w:rPr>
+        <w:t>graph-ignore unknown</w:t>
+      </w:r>
+      <w:r>
+        <w:rPr/>
+        <w:t xml:space="preserve"> (</w:t>
+      </w:r>
+      <w:r>
+        <w:rPr>
+          <w:rStyle w:val="SourceText"/>
+        </w:rPr>
+        <w:t>/crew:status</w:t>
+      </w:r>
+      <w:r>
+        <w:rPr/>
+        <w:t xml:space="preserve">). </w:t>
+      </w:r>
+      <w:r>
+        <w:rPr>
+          <w:rStyle w:val="Strong"/>
+        </w:rPr>
+        <w:t>Check:</w:t>
+      </w:r>
+      <w:r>
+        <w:rPr/>
+        <w:t xml:space="preserve"> the reason names it: git missing, a settings file that does not parse, an unreadable </w:t>
+      </w:r>
+      <w:r>
+        <w:rPr>
+          <w:rStyle w:val="SourceText"/>
+        </w:rPr>
+        <w:t>.claude/secrets-denylist</w:t>
+      </w:r>
+      <w:r>
+        <w:rPr/>
+        <w:t xml:space="preserve"> or </w:t>
+      </w:r>
+      <w:r>
+        <w:rPr>
+          <w:rStyle w:val="SourceText"/>
+        </w:rPr>
+        <w:t>.graphifyignore</w:t>
+      </w:r>
+      <w:r>
+        <w:rPr/>
+        <w:t xml:space="preserve">, a nested </w:t>
+      </w:r>
+      <w:r>
+        <w:rPr>
+          <w:rStyle w:val="SourceText"/>
+        </w:rPr>
+        <w:t>.graphifyignore</w:t>
+      </w:r>
+      <w:r>
+        <w:rPr/>
+        <w:t xml:space="preserve"> (only the root one is evaluated, and a nested one could re-include a file with </w:t>
+      </w:r>
+      <w:r>
+        <w:rPr>
+          <w:rStyle w:val="SourceText"/>
+        </w:rPr>
+        <w:t>!</w:t>
+      </w:r>
+      <w:r>
+        <w:rPr/>
+        <w:t xml:space="preserve">), a nested repository or submodule </w:t>
+      </w:r>
+      <w:r>
+        <w:rPr>
+          <w:rStyle w:val="SourceText"/>
+        </w:rPr>
+        <w:t>.graphifyignore</w:t>
+      </w:r>
+      <w:r>
+        <w:rPr/>
+        <w:t xml:space="preserve"> does not exclude, a symlink that resolves outside the repository or not at all, or a deny-all </w:t>
+      </w:r>
+      <w:r>
+        <w:rPr>
+          <w:rStyle w:val="SourceText"/>
+        </w:rPr>
+        <w:t>Read</w:t>
+      </w:r>
+      <w:r>
+        <w:rPr/>
+        <w:t xml:space="preserve"> rule. </w:t>
+      </w:r>
+      <w:r>
+        <w:rPr>
+          <w:rStyle w:val="Strong"/>
+        </w:rPr>
+        <w:t>Fix:</w:t>
+      </w:r>
+      <w:r>
+        <w:rPr/>
+        <w:t xml:space="preserve"> repair what it names. An unknown is never read as covered, so no refresh is named until it is fixed.</w:t>
+      </w:r>
+    </w:p>
+    <w:p>
+      <w:pPr>
+        <w:pStyle w:val="BodyText"/>
+        <w:numPr>
+          <w:ilvl w:val="0"/>
+          <w:numId w:val="24"/>
+        </w:numPr>
+        <w:tabs>
+          <w:tab w:val="clear" w:pos="1134"/>
+          <w:tab w:val="left" w:pos="829" w:leader="none"/>
+        </w:tabs>
+        <w:bidi w:val="0"/>
+        <w:ind w:hanging="283" w:left="829"/>
+        <w:jc w:val="left"/>
+        <w:rPr/>
+      </w:pPr>
+      <w:r>
+        <w:rPr>
+          <w:rStyle w:val="Strong"/>
+        </w:rPr>
+        <w:t>Symptom: a graph was built before the fix</w:t>
+      </w:r>
+      <w:r>
+        <w:rPr/>
+        <w:t xml:space="preserve"> (by hand, or by graphify's post-commit hook, which bypasses crew). </w:t>
+      </w:r>
+      <w:r>
+        <w:rPr>
+          <w:rStyle w:val="Strong"/>
+        </w:rPr>
+        <w:t>Fix:</w:t>
+      </w:r>
+      <w:r>
+        <w:rPr/>
+        <w:t xml:space="preserve"> treat that graph as holding text from the secret files. Delete the graph output directory (</w:t>
+      </w:r>
+      <w:r>
+        <w:rPr>
+          <w:rStyle w:val="SourceText"/>
+        </w:rPr>
+        <w:t>graphify-out/</w:t>
+      </w:r>
+      <w:r>
+        <w:rPr/>
+        <w:t xml:space="preserve"> by default), run </w:t>
+      </w:r>
+      <w:r>
+        <w:rPr>
+          <w:rStyle w:val="SourceText"/>
+        </w:rPr>
+        <w:t>--write</w:t>
+      </w:r>
+      <w:r>
+        <w:rPr/>
+        <w:t xml:space="preserve">, check that </w:t>
+      </w:r>
+      <w:r>
+        <w:rPr>
+          <w:rStyle w:val="SourceText"/>
+        </w:rPr>
+        <w:t>--check</w:t>
+      </w:r>
+      <w:r>
+        <w:rPr/>
+        <w:t xml:space="preserve"> exits 0, then rebuild. Commit the rebuild if the output is tracked. The crew-graph skill's </w:t>
+      </w:r>
+      <w:r>
+        <w:rPr>
+          <w:rStyle w:val="Strong"/>
+        </w:rPr>
+        <w:t>Tainted graph</w:t>
+      </w:r>
+      <w:r>
+        <w:rPr/>
+        <w:t xml:space="preserve"> section has the same steps.</w:t>
+      </w:r>
+    </w:p>
+    <w:p>
+      <w:pPr>
+        <w:pStyle w:val="Heading2"/>
+        <w:bidi w:val="0"/>
+        <w:ind w:hanging="0" w:left="0" w:right="0"/>
+        <w:jc w:val="left"/>
+        <w:rPr/>
+      </w:pPr>
+      <w:bookmarkStart w:id="15" w:name="turning-things-off"/>
+      <w:bookmarkEnd w:id="15"/>
       <w:r>
         <w:rPr/>
         <w:t>Turning Things Off</w:t>
@@ -11317,8 +12912,8 @@
         <w:jc w:val="left"/>
         <w:rPr/>
       </w:pPr>
-      <w:bookmarkStart w:id="14" w:name="web-testing"/>
-      <w:bookmarkEnd w:id="14"/>
+      <w:bookmarkStart w:id="16" w:name="web-testing"/>
+      <w:bookmarkEnd w:id="16"/>
       <w:r>
         <w:rPr/>
         <w:t>Web Testing</w:t>
@@ -11357,7 +12952,7 @@
         <w:pStyle w:val="BodyText"/>
         <w:numPr>
           <w:ilvl w:val="0"/>
-          <w:numId w:val="23"/>
+          <w:numId w:val="25"/>
         </w:numPr>
         <w:tabs>
           <w:tab w:val="clear" w:pos="1134"/>
@@ -11431,7 +13026,7 @@
         <w:pStyle w:val="BodyText"/>
         <w:numPr>
           <w:ilvl w:val="0"/>
-          <w:numId w:val="23"/>
+          <w:numId w:val="25"/>
         </w:numPr>
         <w:tabs>
           <w:tab w:val="clear" w:pos="1134"/>
@@ -11482,609 +13077,6 @@
       <w:r>
         <w:rPr/>
         <w:t xml:space="preserve">) skips the OS packages Chromium needs and produces a browser that launches, then crashes on first navigation. </w:t>
-      </w:r>
-    </w:p>
-    <w:p>
-      <w:pPr>
-        <w:pStyle w:val="BodyText"/>
-        <w:numPr>
-          <w:ilvl w:val="0"/>
-          <w:numId w:val="23"/>
-        </w:numPr>
-        <w:tabs>
-          <w:tab w:val="clear" w:pos="1134"/>
-          <w:tab w:val="left" w:pos="829" w:leader="none"/>
-        </w:tabs>
-        <w:bidi w:val="0"/>
-        <w:spacing w:before="120" w:after="0"/>
-        <w:ind w:hanging="283" w:left="829"/>
-        <w:jc w:val="left"/>
-        <w:rPr/>
-      </w:pPr>
-      <w:r>
-        <w:rPr>
-          <w:rStyle w:val="Strong"/>
-        </w:rPr>
-        <w:t>Docker absent -&gt; visual UNVERIFIED, not a fail.</w:t>
-      </w:r>
-      <w:r>
-        <w:rPr/>
-        <w:t xml:space="preserve"> </w:t>
-      </w:r>
-      <w:r>
-        <w:rPr>
-          <w:rStyle w:val="SourceText"/>
-        </w:rPr>
-        <w:t>toHaveScreenshot</w:t>
-      </w:r>
-      <w:r>
-        <w:rPr/>
-        <w:t xml:space="preserve"> baselines are only meaningful when generated inside </w:t>
-      </w:r>
-      <w:r>
-        <w:rPr>
-          <w:rStyle w:val="SourceText"/>
-        </w:rPr>
-        <w:t>mcr.microsoft.com/playwright:v1.63.0-noble</w:t>
-      </w:r>
-      <w:r>
-        <w:rPr/>
-        <w:t xml:space="preserve"> — the installer warns rather than blocking when Docker is missing, and the visual </w:t>
-      </w:r>
-      <w:r>
-        <w:rPr>
-          <w:rStyle w:val="SourceText"/>
-        </w:rPr>
-        <w:t>verify.json</w:t>
-      </w:r>
-      <w:r>
-        <w:rPr/>
-        <w:t xml:space="preserve"> rule is written to skip (report UNVERIFIED) outside that image rather than compare against a baseline that can never match. </w:t>
-      </w:r>
-    </w:p>
-    <w:p>
-      <w:pPr>
-        <w:pStyle w:val="BodyText"/>
-        <w:numPr>
-          <w:ilvl w:val="0"/>
-          <w:numId w:val="23"/>
-        </w:numPr>
-        <w:tabs>
-          <w:tab w:val="clear" w:pos="1134"/>
-          <w:tab w:val="left" w:pos="829" w:leader="none"/>
-        </w:tabs>
-        <w:bidi w:val="0"/>
-        <w:ind w:hanging="283" w:left="829"/>
-        <w:jc w:val="left"/>
-        <w:rPr/>
-      </w:pPr>
-      <w:r>
-        <w:rPr>
-          <w:rStyle w:val="Strong"/>
-        </w:rPr>
-        <w:t>MCP server won't connect on Windows.</w:t>
-      </w:r>
-      <w:r>
-        <w:rPr/>
-        <w:t xml:space="preserve"> Both </w:t>
-      </w:r>
-      <w:r>
-        <w:rPr>
-          <w:rStyle w:val="SourceText"/>
-        </w:rPr>
-        <w:t>@playwright/mcp</w:t>
-      </w:r>
-      <w:r>
-        <w:rPr/>
-        <w:t xml:space="preserve"> and </w:t>
-      </w:r>
-      <w:r>
-        <w:rPr>
-          <w:rStyle w:val="SourceText"/>
-        </w:rPr>
-        <w:t>chrome-devtools-mcp</w:t>
-      </w:r>
-      <w:r>
-        <w:rPr/>
-        <w:t xml:space="preserve"> are launched with </w:t>
-      </w:r>
-      <w:r>
-        <w:rPr>
-          <w:rStyle w:val="SourceText"/>
-        </w:rPr>
-        <w:t>npx</w:t>
-      </w:r>
-      <w:r>
-        <w:rPr/>
-        <w:t xml:space="preserve">, which the MCP host cannot invoke directly on Windows — wrap the entry as </w:t>
-      </w:r>
-      <w:r>
-        <w:rPr>
-          <w:rStyle w:val="SourceText"/>
-        </w:rPr>
-        <w:t>"command": "cmd", "args": ["/c", "npx", ...]</w:t>
-      </w:r>
-      <w:r>
-        <w:rPr/>
-        <w:t xml:space="preserve"> in </w:t>
-      </w:r>
-      <w:r>
-        <w:rPr>
-          <w:rStyle w:val="SourceText"/>
-        </w:rPr>
-        <w:t>.mcp.json</w:t>
-      </w:r>
-      <w:r>
-        <w:rPr/>
-        <w:t xml:space="preserve"> (documented in chrome-devtools-mcp's own troubleshooting for the "Connection closed" failure); the </w:t>
-      </w:r>
-      <w:r>
-        <w:rPr>
-          <w:rStyle w:val="SourceText"/>
-        </w:rPr>
-        <w:t>stack-web</w:t>
-      </w:r>
-      <w:r>
-        <w:rPr/>
-        <w:t xml:space="preserve"> skill's </w:t>
-      </w:r>
-      <w:r>
-        <w:rPr>
-          <w:rStyle w:val="SourceText"/>
-        </w:rPr>
-        <w:t>.mcp.json</w:t>
-      </w:r>
-      <w:r>
-        <w:rPr/>
-        <w:t xml:space="preserve"> example already shows this. </w:t>
-      </w:r>
-    </w:p>
-    <w:p>
-      <w:pPr>
-        <w:pStyle w:val="Heading2"/>
-        <w:bidi w:val="0"/>
-        <w:ind w:hanging="0" w:left="0" w:right="0"/>
-        <w:jc w:val="left"/>
-        <w:rPr/>
-      </w:pPr>
-      <w:bookmarkStart w:id="15" w:name="windows-notes"/>
-      <w:bookmarkEnd w:id="15"/>
-      <w:r>
-        <w:rPr/>
-        <w:t>Windows Notes</w:t>
-      </w:r>
-    </w:p>
-    <w:p>
-      <w:pPr>
-        <w:pStyle w:val="BodyText"/>
-        <w:numPr>
-          <w:ilvl w:val="0"/>
-          <w:numId w:val="24"/>
-        </w:numPr>
-        <w:tabs>
-          <w:tab w:val="clear" w:pos="1134"/>
-          <w:tab w:val="left" w:pos="829" w:leader="none"/>
-        </w:tabs>
-        <w:bidi w:val="0"/>
-        <w:spacing w:before="120" w:after="0"/>
-        <w:ind w:hanging="283" w:left="829"/>
-        <w:jc w:val="left"/>
-        <w:rPr/>
-      </w:pPr>
-      <w:r>
-        <w:rPr>
-          <w:rStyle w:val="SourceText"/>
-        </w:rPr>
-        <w:t>pwsh</w:t>
-      </w:r>
-      <w:r>
-        <w:rPr>
-          <w:rStyle w:val="Strong"/>
-        </w:rPr>
-        <w:t xml:space="preserve"> is not on Git Bash's </w:t>
-      </w:r>
-      <w:r>
-        <w:rPr>
-          <w:rStyle w:val="SourceText"/>
-        </w:rPr>
-        <w:t>PATH</w:t>
-      </w:r>
-      <w:r>
-        <w:rPr>
-          <w:rStyle w:val="Strong"/>
-        </w:rPr>
-        <w:t>.</w:t>
-      </w:r>
-      <w:r>
-        <w:rPr/>
-        <w:t xml:space="preserve"> Every script that shells out to PowerShell names it by an absolute path or resolves it explicitly; a bare </w:t>
-      </w:r>
-      <w:r>
-        <w:rPr>
-          <w:rStyle w:val="SourceText"/>
-        </w:rPr>
-        <w:t>pwsh</w:t>
-      </w:r>
-      <w:r>
-        <w:rPr/>
-        <w:t xml:space="preserve"> in a hand-typed command fails as "command not found", which is easy to misread as PowerShell itself being broken. </w:t>
-      </w:r>
-    </w:p>
-    <w:p>
-      <w:pPr>
-        <w:pStyle w:val="BodyText"/>
-        <w:numPr>
-          <w:ilvl w:val="0"/>
-          <w:numId w:val="24"/>
-        </w:numPr>
-        <w:tabs>
-          <w:tab w:val="clear" w:pos="1134"/>
-          <w:tab w:val="left" w:pos="829" w:leader="none"/>
-        </w:tabs>
-        <w:bidi w:val="0"/>
-        <w:spacing w:before="120" w:after="0"/>
-        <w:ind w:hanging="283" w:left="829"/>
-        <w:jc w:val="left"/>
-        <w:rPr/>
-      </w:pPr>
-      <w:r>
-        <w:rPr>
-          <w:rStyle w:val="Strong"/>
-        </w:rPr>
-        <w:t xml:space="preserve">Git Bash ships without </w:t>
-      </w:r>
-      <w:r>
-        <w:rPr>
-          <w:rStyle w:val="SourceText"/>
-        </w:rPr>
-        <w:t>python3</w:t>
-      </w:r>
-      <w:r>
-        <w:rPr>
-          <w:rStyle w:val="Strong"/>
-        </w:rPr>
-        <w:t>.</w:t>
-      </w:r>
-      <w:r>
-        <w:rPr/>
-        <w:t xml:space="preserve"> Every hook wrapper here resolves </w:t>
-      </w:r>
-      <w:r>
-        <w:rPr>
-          <w:rStyle w:val="SourceText"/>
-        </w:rPr>
-        <w:t>python3</w:t>
-      </w:r>
-      <w:r>
-        <w:rPr/>
-        <w:t xml:space="preserve">, then </w:t>
-      </w:r>
-      <w:r>
-        <w:rPr>
-          <w:rStyle w:val="SourceText"/>
-        </w:rPr>
-        <w:t>python</w:t>
-      </w:r>
-      <w:r>
-        <w:rPr/>
-        <w:t xml:space="preserve">, then </w:t>
-      </w:r>
-      <w:r>
-        <w:rPr>
-          <w:rStyle w:val="SourceText"/>
-        </w:rPr>
-        <w:t>py</w:t>
-      </w:r>
-      <w:r>
-        <w:rPr/>
-        <w:t xml:space="preserve">, and fails loudly on stderr rather than silently standing down when none resolves (see "no-python fail-closed", above). If a hook you expect to run says nothing at all, check for a usable Python on </w:t>
-      </w:r>
-      <w:r>
-        <w:rPr>
-          <w:rStyle w:val="SourceText"/>
-        </w:rPr>
-        <w:t>PATH</w:t>
-      </w:r>
-      <w:r>
-        <w:rPr/>
-        <w:t xml:space="preserve"> first. </w:t>
-      </w:r>
-    </w:p>
-    <w:p>
-      <w:pPr>
-        <w:pStyle w:val="BodyText"/>
-        <w:numPr>
-          <w:ilvl w:val="0"/>
-          <w:numId w:val="24"/>
-        </w:numPr>
-        <w:tabs>
-          <w:tab w:val="clear" w:pos="1134"/>
-          <w:tab w:val="left" w:pos="829" w:leader="none"/>
-        </w:tabs>
-        <w:bidi w:val="0"/>
-        <w:spacing w:before="120" w:after="0"/>
-        <w:ind w:hanging="283" w:left="829"/>
-        <w:jc w:val="left"/>
-        <w:rPr/>
-      </w:pPr>
-      <w:r>
-        <w:rPr>
-          <w:rStyle w:val="Strong"/>
-        </w:rPr>
-        <w:t>Both flavours are always registered.</w:t>
-      </w:r>
-      <w:r>
-        <w:rPr/>
-        <w:t xml:space="preserve"> </w:t>
-      </w:r>
-      <w:r>
-        <w:rPr>
-          <w:rStyle w:val="SourceText"/>
-        </w:rPr>
-        <w:t>hooks.json</w:t>
-      </w:r>
-      <w:r>
-        <w:rPr/>
-        <w:t xml:space="preserve"> pairs every bash command with a </w:t>
-      </w:r>
-      <w:r>
-        <w:rPr>
-          <w:rStyle w:val="SourceText"/>
-        </w:rPr>
-        <w:t>shell: "powershell"</w:t>
-      </w:r>
-      <w:r>
-        <w:rPr/>
-        <w:t xml:space="preserve"> sibling on the same event, so a machine with both </w:t>
-      </w:r>
-      <w:r>
-        <w:rPr>
-          <w:rStyle w:val="SourceText"/>
-        </w:rPr>
-        <w:t>bash</w:t>
-      </w:r>
-      <w:r>
-        <w:rPr/>
-        <w:t xml:space="preserve"> and </w:t>
-      </w:r>
-      <w:r>
-        <w:rPr>
-          <w:rStyle w:val="SourceText"/>
-        </w:rPr>
-        <w:t>pwsh</w:t>
-      </w:r>
-      <w:r>
-        <w:rPr/>
-        <w:t xml:space="preserve"> present runs both. This is not double-firing to fix — it is how the same hook reaches both shells; each PowerShell twin stands itself down on the wrong platform (</w:t>
-      </w:r>
-      <w:r>
-        <w:rPr>
-          <w:rStyle w:val="SourceText"/>
-        </w:rPr>
-        <w:t>$env:OS -ne 'Windows_NT'</w:t>
-      </w:r>
-      <w:r>
-        <w:rPr/>
-        <w:t xml:space="preserve">) rather than the bash twin doing that job. </w:t>
-      </w:r>
-    </w:p>
-    <w:p>
-      <w:pPr>
-        <w:pStyle w:val="BodyText"/>
-        <w:numPr>
-          <w:ilvl w:val="0"/>
-          <w:numId w:val="24"/>
-        </w:numPr>
-        <w:tabs>
-          <w:tab w:val="clear" w:pos="1134"/>
-          <w:tab w:val="left" w:pos="829" w:leader="none"/>
-        </w:tabs>
-        <w:bidi w:val="0"/>
-        <w:ind w:hanging="283" w:left="829"/>
-        <w:jc w:val="left"/>
-        <w:rPr/>
-      </w:pPr>
-      <w:r>
-        <w:rPr>
-          <w:rStyle w:val="Strong"/>
-        </w:rPr>
-        <w:t>Tests and checks are slow on Windows.</w:t>
-      </w:r>
-      <w:r>
-        <w:rPr/>
-        <w:t xml:space="preserve"> Read </w:t>
-      </w:r>
-      <w:r>
-        <w:rPr>
-          <w:rStyle w:val="SourceText"/>
-        </w:rPr>
-        <w:t>/crew:status</w:t>
-      </w:r>
-      <w:r>
-        <w:rPr/>
-        <w:t xml:space="preserve">'s </w:t>
-      </w:r>
-      <w:r>
-        <w:rPr>
-          <w:rStyle w:val="SourceText"/>
-        </w:rPr>
-        <w:t>shell</w:t>
-      </w:r>
-      <w:r>
-        <w:rPr/>
-        <w:t xml:space="preserve"> line first. It names the shell route crew's jobs take (</w:t>
-      </w:r>
-      <w:r>
-        <w:rPr>
-          <w:rStyle w:val="SourceText"/>
-        </w:rPr>
-        <w:t>shellRoute.mode</w:t>
-      </w:r>
-      <w:r>
-        <w:rPr/>
-        <w:t xml:space="preserve">: </w:t>
-      </w:r>
-      <w:r>
-        <w:rPr>
-          <w:rStyle w:val="SourceText"/>
-        </w:rPr>
-        <w:t>auto</w:t>
-      </w:r>
-      <w:r>
-        <w:rPr/>
-        <w:t xml:space="preserve">, </w:t>
-      </w:r>
-      <w:r>
-        <w:rPr>
-          <w:rStyle w:val="SourceText"/>
-        </w:rPr>
-        <w:t>wsl</w:t>
-      </w:r>
-      <w:r>
-        <w:rPr/>
-        <w:t xml:space="preserve">, </w:t>
-      </w:r>
-      <w:r>
-        <w:rPr>
-          <w:rStyle w:val="SourceText"/>
-        </w:rPr>
-        <w:t>powershell</w:t>
-      </w:r>
-      <w:r>
-        <w:rPr/>
-        <w:t xml:space="preserve">, </w:t>
-      </w:r>
-      <w:r>
-        <w:rPr>
-          <w:rStyle w:val="SourceText"/>
-        </w:rPr>
-        <w:t>gitbash</w:t>
-      </w:r>
-      <w:r>
-        <w:rPr/>
-        <w:t xml:space="preserve">) and why. </w:t>
-      </w:r>
-      <w:r>
-        <w:rPr>
-          <w:rStyle w:val="SourceText"/>
-        </w:rPr>
-        <w:t>WSL never probed</w:t>
-      </w:r>
-      <w:r>
-        <w:rPr/>
-        <w:t xml:space="preserve"> means nobody ran </w:t>
-      </w:r>
-      <w:r>
-        <w:rPr>
-          <w:rStyle w:val="SourceText"/>
-        </w:rPr>
-        <w:t>crew_shell.py probe --write</w:t>
-      </w:r>
-      <w:r>
-        <w:rPr/>
-        <w:t xml:space="preserve">; </w:t>
-      </w:r>
-      <w:r>
-        <w:rPr>
-          <w:rStyle w:val="SourceText"/>
-        </w:rPr>
-        <w:t>not-installed</w:t>
-      </w:r>
-      <w:r>
-        <w:rPr/>
-        <w:t xml:space="preserve"> comes with the </w:t>
-      </w:r>
-      <w:r>
-        <w:rPr>
-          <w:rStyle w:val="SourceText"/>
-        </w:rPr>
-        <w:t>wsl --install -d Ubuntu</w:t>
-      </w:r>
-      <w:r>
-        <w:rPr/>
-        <w:t xml:space="preserve"> recommendation, which crew prints and never runs. A repo on a Windows drive goes to WSL under </w:t>
-      </w:r>
-      <w:r>
-        <w:rPr>
-          <w:rStyle w:val="SourceText"/>
-        </w:rPr>
-        <w:t>auto</w:t>
-      </w:r>
-      <w:r>
-        <w:rPr/>
-        <w:t xml:space="preserve"> only after </w:t>
-      </w:r>
-      <w:r>
-        <w:rPr>
-          <w:rStyle w:val="SourceText"/>
-        </w:rPr>
-        <w:t>crew_shell.py measure --write</w:t>
-      </w:r>
-      <w:r>
-        <w:rPr/>
-        <w:t xml:space="preserve"> has shown WSL faster there. See "Choosing the shell route on Windows" in </w:t>
-      </w:r>
-      <w:r>
-        <w:rPr>
-          <w:rStyle w:val="SourceText"/>
-        </w:rPr>
-        <w:t>plugin/crew/skills/crew-setup/platform.md</w:t>
-      </w:r>
-      <w:r>
-        <w:rPr/>
-        <w:t xml:space="preserve">. </w:t>
-      </w:r>
-    </w:p>
-    <w:p>
-      <w:pPr>
-        <w:pStyle w:val="Heading2"/>
-        <w:bidi w:val="0"/>
-        <w:ind w:hanging="0" w:left="0" w:right="0"/>
-        <w:jc w:val="left"/>
-        <w:rPr/>
-      </w:pPr>
-      <w:bookmarkStart w:id="16" w:name="auto-wrap-up-auto-clear-and-auto-resume"/>
-      <w:bookmarkEnd w:id="16"/>
-      <w:r>
-        <w:rPr/>
-        <w:t>Auto Wrap-Up, Auto-Clear and Auto-Resume</w:t>
-      </w:r>
-    </w:p>
-    <w:p>
-      <w:pPr>
-        <w:pStyle w:val="BodyText"/>
-        <w:bidi w:val="0"/>
-        <w:jc w:val="left"/>
-        <w:rPr/>
-      </w:pPr>
-      <w:r>
-        <w:rPr/>
-        <w:t>This section is folded into the troubleshooting guide (</w:t>
-      </w:r>
-      <w:r>
-        <w:rPr>
-          <w:rStyle w:val="SourceText"/>
-        </w:rPr>
-        <w:t>troubleshooting.md</w:t>
-      </w:r>
-      <w:r>
-        <w:rPr/>
-        <w:t>), linked from it as "Auto wrap-up, clear and resume". It covers the cycle that lets a long session finish itself cleanly, clear, and pick up where it stopped.</w:t>
-      </w:r>
-    </w:p>
-    <w:p>
-      <w:pPr>
-        <w:pStyle w:val="Heading3"/>
-        <w:bidi w:val="0"/>
-        <w:ind w:hanging="0" w:left="0" w:right="0"/>
-        <w:jc w:val="left"/>
-        <w:rPr/>
-      </w:pPr>
-      <w:bookmarkStart w:id="17" w:name="what-the-cycle-does"/>
-      <w:bookmarkEnd w:id="17"/>
-      <w:r>
-        <w:rPr/>
-        <w:t>What the Cycle Does</w:t>
       </w:r>
     </w:p>
     <w:p>
@@ -12108,41 +13100,41 @@
         <w:rPr>
           <w:rStyle w:val="Strong"/>
         </w:rPr>
-        <w:t>Wrap-up.</w:t>
-      </w:r>
-      <w:r>
-        <w:rPr/>
-        <w:t xml:space="preserve"> When the context window crosses its threshold, the </w:t>
-      </w:r>
-      <w:r>
-        <w:rPr>
-          <w:rStyle w:val="SourceText"/>
-        </w:rPr>
-        <w:t>Stop</w:t>
-      </w:r>
-      <w:r>
-        <w:rPr/>
-        <w:t xml:space="preserve"> hook blocks once. It asks the session to finish or park the change in flight, write </w:t>
-      </w:r>
-      <w:r>
-        <w:rPr>
-          <w:rStyle w:val="SourceText"/>
-        </w:rPr>
-        <w:t>.work/HANDOFF.md</w:t>
-      </w:r>
-      <w:r>
-        <w:rPr/>
-        <w:t xml:space="preserve">, and update the ticket. This happens once for each threshold crossing in each session. It never happens on the forced continuation that follows a block. With </w:t>
-      </w:r>
-      <w:r>
-        <w:rPr>
-          <w:rStyle w:val="SourceText"/>
-        </w:rPr>
-        <w:t>context.autoClear.wrapUp</w:t>
-      </w:r>
-      <w:r>
-        <w:rPr/>
-        <w:t xml:space="preserve"> armed (below), the block carries the wrap-up procedure instead, and the clear waits for its results. </w:t>
+        <w:t>Docker absent -&gt; visual UNVERIFIED, not a fail.</w:t>
+      </w:r>
+      <w:r>
+        <w:rPr/>
+        <w:t xml:space="preserve"> </w:t>
+      </w:r>
+      <w:r>
+        <w:rPr>
+          <w:rStyle w:val="SourceText"/>
+        </w:rPr>
+        <w:t>toHaveScreenshot</w:t>
+      </w:r>
+      <w:r>
+        <w:rPr/>
+        <w:t xml:space="preserve"> baselines are only meaningful when generated inside </w:t>
+      </w:r>
+      <w:r>
+        <w:rPr>
+          <w:rStyle w:val="SourceText"/>
+        </w:rPr>
+        <w:t>mcr.microsoft.com/playwright:v1.63.0-noble</w:t>
+      </w:r>
+      <w:r>
+        <w:rPr/>
+        <w:t xml:space="preserve"> — the installer warns rather than blocking when Docker is missing, and the visual </w:t>
+      </w:r>
+      <w:r>
+        <w:rPr>
+          <w:rStyle w:val="SourceText"/>
+        </w:rPr>
+        <w:t>verify.json</w:t>
+      </w:r>
+      <w:r>
+        <w:rPr/>
+        <w:t xml:space="preserve"> rule is written to skip (report UNVERIFIED) outside that image rather than compare against a baseline that can never match. </w:t>
       </w:r>
     </w:p>
     <w:p>
@@ -12165,57 +13157,373 @@
         <w:rPr>
           <w:rStyle w:val="Strong"/>
         </w:rPr>
-        <w:t>Clear, or notify.</w:t>
-      </w:r>
-      <w:r>
-        <w:rPr/>
-        <w:t xml:space="preserve"> After the handoff is written, auto-clear acts on it. What it does depends on </w:t>
-      </w:r>
-      <w:r>
-        <w:rPr>
-          <w:rStyle w:val="SourceText"/>
-        </w:rPr>
-        <w:t>method</w:t>
-      </w:r>
-      <w:r>
-        <w:rPr/>
-        <w:t xml:space="preserve"> (below): </w:t>
-      </w:r>
-      <w:r>
-        <w:rPr>
-          <w:rStyle w:val="SourceText"/>
-        </w:rPr>
-        <w:t>notify</w:t>
-      </w:r>
-      <w:r>
-        <w:rPr/>
-        <w:t xml:space="preserve"> (the default on native Windows) prints a message telling you the handoff is written and it is safe to run </w:t>
-      </w:r>
-      <w:r>
-        <w:rPr>
-          <w:rStyle w:val="SourceText"/>
-        </w:rPr>
-        <w:t>/clear</w:t>
-      </w:r>
-      <w:r>
-        <w:rPr/>
-        <w:t xml:space="preserve"> (or </w:t>
-      </w:r>
-      <w:r>
-        <w:rPr>
-          <w:rStyle w:val="SourceText"/>
-        </w:rPr>
-        <w:t>/compact</w:t>
-      </w:r>
-      <w:r>
-        <w:rPr/>
-        <w:t xml:space="preserve">) yourself — it types nothing. </w:t>
-      </w:r>
-      <w:r>
-        <w:rPr>
-          <w:rStyle w:val="SourceText"/>
-        </w:rPr>
-        <w:t>tmux</w:t>
+        <w:t>MCP server won't connect on Windows.</w:t>
+      </w:r>
+      <w:r>
+        <w:rPr/>
+        <w:t xml:space="preserve"> Both </w:t>
+      </w:r>
+      <w:r>
+        <w:rPr>
+          <w:rStyle w:val="SourceText"/>
+        </w:rPr>
+        <w:t>@playwright/mcp</w:t>
+      </w:r>
+      <w:r>
+        <w:rPr/>
+        <w:t xml:space="preserve"> and </w:t>
+      </w:r>
+      <w:r>
+        <w:rPr>
+          <w:rStyle w:val="SourceText"/>
+        </w:rPr>
+        <w:t>chrome-devtools-mcp</w:t>
+      </w:r>
+      <w:r>
+        <w:rPr/>
+        <w:t xml:space="preserve"> are launched with </w:t>
+      </w:r>
+      <w:r>
+        <w:rPr>
+          <w:rStyle w:val="SourceText"/>
+        </w:rPr>
+        <w:t>npx</w:t>
+      </w:r>
+      <w:r>
+        <w:rPr/>
+        <w:t xml:space="preserve">, which the MCP host cannot invoke directly on Windows — wrap the entry as </w:t>
+      </w:r>
+      <w:r>
+        <w:rPr>
+          <w:rStyle w:val="SourceText"/>
+        </w:rPr>
+        <w:t>"command": "cmd", "args": ["/c", "npx", ...]</w:t>
+      </w:r>
+      <w:r>
+        <w:rPr/>
+        <w:t xml:space="preserve"> in </w:t>
+      </w:r>
+      <w:r>
+        <w:rPr>
+          <w:rStyle w:val="SourceText"/>
+        </w:rPr>
+        <w:t>.mcp.json</w:t>
+      </w:r>
+      <w:r>
+        <w:rPr/>
+        <w:t xml:space="preserve"> (documented in chrome-devtools-mcp's own troubleshooting for the "Connection closed" failure); the </w:t>
+      </w:r>
+      <w:r>
+        <w:rPr>
+          <w:rStyle w:val="SourceText"/>
+        </w:rPr>
+        <w:t>stack-web</w:t>
+      </w:r>
+      <w:r>
+        <w:rPr/>
+        <w:t xml:space="preserve"> skill's </w:t>
+      </w:r>
+      <w:r>
+        <w:rPr>
+          <w:rStyle w:val="SourceText"/>
+        </w:rPr>
+        <w:t>.mcp.json</w:t>
+      </w:r>
+      <w:r>
+        <w:rPr/>
+        <w:t xml:space="preserve"> example already shows this. </w:t>
+      </w:r>
+    </w:p>
+    <w:p>
+      <w:pPr>
+        <w:pStyle w:val="Heading2"/>
+        <w:bidi w:val="0"/>
+        <w:ind w:hanging="0" w:left="0" w:right="0"/>
+        <w:jc w:val="left"/>
+        <w:rPr/>
+      </w:pPr>
+      <w:bookmarkStart w:id="17" w:name="windows-notes"/>
+      <w:bookmarkEnd w:id="17"/>
+      <w:r>
+        <w:rPr/>
+        <w:t>Windows Notes</w:t>
+      </w:r>
+    </w:p>
+    <w:p>
+      <w:pPr>
+        <w:pStyle w:val="BodyText"/>
+        <w:numPr>
+          <w:ilvl w:val="0"/>
+          <w:numId w:val="26"/>
+        </w:numPr>
+        <w:tabs>
+          <w:tab w:val="clear" w:pos="1134"/>
+          <w:tab w:val="left" w:pos="829" w:leader="none"/>
+        </w:tabs>
+        <w:bidi w:val="0"/>
+        <w:spacing w:before="120" w:after="0"/>
+        <w:ind w:hanging="283" w:left="829"/>
+        <w:jc w:val="left"/>
+        <w:rPr/>
+      </w:pPr>
+      <w:r>
+        <w:rPr>
+          <w:rStyle w:val="SourceText"/>
+        </w:rPr>
+        <w:t>pwsh</w:t>
+      </w:r>
+      <w:r>
+        <w:rPr>
+          <w:rStyle w:val="Strong"/>
+        </w:rPr>
+        <w:t xml:space="preserve"> is not on Git Bash's </w:t>
+      </w:r>
+      <w:r>
+        <w:rPr>
+          <w:rStyle w:val="SourceText"/>
+        </w:rPr>
+        <w:t>PATH</w:t>
+      </w:r>
+      <w:r>
+        <w:rPr>
+          <w:rStyle w:val="Strong"/>
+        </w:rPr>
+        <w:t>.</w:t>
+      </w:r>
+      <w:r>
+        <w:rPr/>
+        <w:t xml:space="preserve"> Every script that shells out to PowerShell names it by an absolute path or resolves it explicitly; a bare </w:t>
+      </w:r>
+      <w:r>
+        <w:rPr>
+          <w:rStyle w:val="SourceText"/>
+        </w:rPr>
+        <w:t>pwsh</w:t>
+      </w:r>
+      <w:r>
+        <w:rPr/>
+        <w:t xml:space="preserve"> in a hand-typed command fails as "command not found", which is easy to misread as PowerShell itself being broken. </w:t>
+      </w:r>
+    </w:p>
+    <w:p>
+      <w:pPr>
+        <w:pStyle w:val="BodyText"/>
+        <w:numPr>
+          <w:ilvl w:val="0"/>
+          <w:numId w:val="26"/>
+        </w:numPr>
+        <w:tabs>
+          <w:tab w:val="clear" w:pos="1134"/>
+          <w:tab w:val="left" w:pos="829" w:leader="none"/>
+        </w:tabs>
+        <w:bidi w:val="0"/>
+        <w:spacing w:before="120" w:after="0"/>
+        <w:ind w:hanging="283" w:left="829"/>
+        <w:jc w:val="left"/>
+        <w:rPr/>
+      </w:pPr>
+      <w:r>
+        <w:rPr>
+          <w:rStyle w:val="Strong"/>
+        </w:rPr>
+        <w:t xml:space="preserve">Git Bash ships without </w:t>
+      </w:r>
+      <w:r>
+        <w:rPr>
+          <w:rStyle w:val="SourceText"/>
+        </w:rPr>
+        <w:t>python3</w:t>
+      </w:r>
+      <w:r>
+        <w:rPr>
+          <w:rStyle w:val="Strong"/>
+        </w:rPr>
+        <w:t>.</w:t>
+      </w:r>
+      <w:r>
+        <w:rPr/>
+        <w:t xml:space="preserve"> Every hook wrapper here resolves </w:t>
+      </w:r>
+      <w:r>
+        <w:rPr>
+          <w:rStyle w:val="SourceText"/>
+        </w:rPr>
+        <w:t>python3</w:t>
+      </w:r>
+      <w:r>
+        <w:rPr/>
+        <w:t xml:space="preserve">, then </w:t>
+      </w:r>
+      <w:r>
+        <w:rPr>
+          <w:rStyle w:val="SourceText"/>
+        </w:rPr>
+        <w:t>python</w:t>
+      </w:r>
+      <w:r>
+        <w:rPr/>
+        <w:t xml:space="preserve">, then </w:t>
+      </w:r>
+      <w:r>
+        <w:rPr>
+          <w:rStyle w:val="SourceText"/>
+        </w:rPr>
+        <w:t>py</w:t>
+      </w:r>
+      <w:r>
+        <w:rPr/>
+        <w:t xml:space="preserve">, and fails loudly on stderr rather than silently standing down when none resolves (see "no-python fail-closed", above). If a hook you expect to run says nothing at all, check for a usable Python on </w:t>
+      </w:r>
+      <w:r>
+        <w:rPr>
+          <w:rStyle w:val="SourceText"/>
+        </w:rPr>
+        <w:t>PATH</w:t>
+      </w:r>
+      <w:r>
+        <w:rPr/>
+        <w:t xml:space="preserve"> first. </w:t>
+      </w:r>
+    </w:p>
+    <w:p>
+      <w:pPr>
+        <w:pStyle w:val="BodyText"/>
+        <w:numPr>
+          <w:ilvl w:val="0"/>
+          <w:numId w:val="26"/>
+        </w:numPr>
+        <w:tabs>
+          <w:tab w:val="clear" w:pos="1134"/>
+          <w:tab w:val="left" w:pos="829" w:leader="none"/>
+        </w:tabs>
+        <w:bidi w:val="0"/>
+        <w:spacing w:before="120" w:after="0"/>
+        <w:ind w:hanging="283" w:left="829"/>
+        <w:jc w:val="left"/>
+        <w:rPr/>
+      </w:pPr>
+      <w:r>
+        <w:rPr>
+          <w:rStyle w:val="Strong"/>
+        </w:rPr>
+        <w:t>Both flavours are always registered.</w:t>
+      </w:r>
+      <w:r>
+        <w:rPr/>
+        <w:t xml:space="preserve"> </w:t>
+      </w:r>
+      <w:r>
+        <w:rPr>
+          <w:rStyle w:val="SourceText"/>
+        </w:rPr>
+        <w:t>hooks.json</w:t>
+      </w:r>
+      <w:r>
+        <w:rPr/>
+        <w:t xml:space="preserve"> pairs every bash command with a </w:t>
+      </w:r>
+      <w:r>
+        <w:rPr>
+          <w:rStyle w:val="SourceText"/>
+        </w:rPr>
+        <w:t>shell: "powershell"</w:t>
+      </w:r>
+      <w:r>
+        <w:rPr/>
+        <w:t xml:space="preserve"> sibling on the same event, so a machine with both </w:t>
+      </w:r>
+      <w:r>
+        <w:rPr>
+          <w:rStyle w:val="SourceText"/>
+        </w:rPr>
+        <w:t>bash</w:t>
+      </w:r>
+      <w:r>
+        <w:rPr/>
+        <w:t xml:space="preserve"> and </w:t>
+      </w:r>
+      <w:r>
+        <w:rPr>
+          <w:rStyle w:val="SourceText"/>
+        </w:rPr>
+        <w:t>pwsh</w:t>
+      </w:r>
+      <w:r>
+        <w:rPr/>
+        <w:t xml:space="preserve"> present runs both. This is not double-firing to fix — it is how the same hook reaches both shells; each PowerShell twin stands itself down on the wrong platform (</w:t>
+      </w:r>
+      <w:r>
+        <w:rPr>
+          <w:rStyle w:val="SourceText"/>
+        </w:rPr>
+        <w:t>$env:OS -ne 'Windows_NT'</w:t>
+      </w:r>
+      <w:r>
+        <w:rPr/>
+        <w:t xml:space="preserve">) rather than the bash twin doing that job. </w:t>
+      </w:r>
+    </w:p>
+    <w:p>
+      <w:pPr>
+        <w:pStyle w:val="BodyText"/>
+        <w:numPr>
+          <w:ilvl w:val="0"/>
+          <w:numId w:val="26"/>
+        </w:numPr>
+        <w:tabs>
+          <w:tab w:val="clear" w:pos="1134"/>
+          <w:tab w:val="left" w:pos="829" w:leader="none"/>
+        </w:tabs>
+        <w:bidi w:val="0"/>
+        <w:ind w:hanging="283" w:left="829"/>
+        <w:jc w:val="left"/>
+        <w:rPr/>
+      </w:pPr>
+      <w:r>
+        <w:rPr>
+          <w:rStyle w:val="Strong"/>
+        </w:rPr>
+        <w:t>Tests and checks are slow on Windows.</w:t>
+      </w:r>
+      <w:r>
+        <w:rPr/>
+        <w:t xml:space="preserve"> Read </w:t>
+      </w:r>
+      <w:r>
+        <w:rPr>
+          <w:rStyle w:val="SourceText"/>
+        </w:rPr>
+        <w:t>/crew:status</w:t>
+      </w:r>
+      <w:r>
+        <w:rPr/>
+        <w:t xml:space="preserve">'s </w:t>
+      </w:r>
+      <w:r>
+        <w:rPr>
+          <w:rStyle w:val="SourceText"/>
+        </w:rPr>
+        <w:t>shell</w:t>
+      </w:r>
+      <w:r>
+        <w:rPr/>
+        <w:t xml:space="preserve"> line first. It names the shell route crew's jobs take (</w:t>
+      </w:r>
+      <w:r>
+        <w:rPr>
+          <w:rStyle w:val="SourceText"/>
+        </w:rPr>
+        <w:t>shellRoute.mode</w:t>
+      </w:r>
+      <w:r>
+        <w:rPr/>
+        <w:t xml:space="preserve">: </w:t>
+      </w:r>
+      <w:r>
+        <w:rPr>
+          <w:rStyle w:val="SourceText"/>
+        </w:rPr>
+        <w:t>auto</w:t>
       </w:r>
       <w:r>
         <w:rPr/>
@@ -12225,71 +13533,116 @@
         <w:rPr>
           <w:rStyle w:val="SourceText"/>
         </w:rPr>
-        <w:t>xdotool</w:t>
-      </w:r>
-      <w:r>
-        <w:rPr/>
-        <w:t xml:space="preserve"> and </w:t>
-      </w:r>
-      <w:r>
-        <w:rPr>
-          <w:rStyle w:val="SourceText"/>
-        </w:rPr>
-        <w:t>sendkeys</w:t>
-      </w:r>
-      <w:r>
-        <w:rPr/>
-        <w:t xml:space="preserve"> actually type the configured command into the terminal that runs this session. Whichever method is in force, it acts only when all five of these hold: - this machine opted in; - the handoff was written by this session after the wrap-up request, is longer than a stub, and is not the automatic PreCompact skeleton; - the context reading that caused the wrap-up was a real measurement (see "When it will not clear"); - this session is bound to its own Claude Code process, and that process has a terminal of its own (see "Which window gets the keystroke") — a headless session, such as a </w:t>
-      </w:r>
-      <w:r>
-        <w:rPr>
-          <w:rStyle w:val="SourceText"/>
-        </w:rPr>
-        <w:t>claude -p</w:t>
-      </w:r>
-      <w:r>
-        <w:rPr/>
-        <w:t xml:space="preserve"> child, gets one message instead, naming its handoff and saying the process that started it must start a new one; - for a method that types (</w:t>
-      </w:r>
-      <w:r>
-        <w:rPr>
-          <w:rStyle w:val="SourceText"/>
-        </w:rPr>
-        <w:t>tmux</w:t>
-      </w:r>
-      <w:r>
-        <w:rPr/>
-        <w:t>/</w:t>
-      </w:r>
-      <w:r>
-        <w:rPr>
-          <w:rStyle w:val="SourceText"/>
-        </w:rPr>
-        <w:t>xdotool</w:t>
-      </w:r>
-      <w:r>
-        <w:rPr/>
-        <w:t>/</w:t>
-      </w:r>
-      <w:r>
-        <w:rPr>
-          <w:rStyle w:val="SourceText"/>
-        </w:rPr>
-        <w:t>sendkeys</w:t>
-      </w:r>
-      <w:r>
-        <w:rPr/>
-        <w:t xml:space="preserve">), the target window can be identified exactly, from that process — </w:t>
-      </w:r>
-      <w:r>
-        <w:rPr>
-          <w:rStyle w:val="SourceText"/>
-        </w:rPr>
-        <w:t>notify</w:t>
-      </w:r>
-      <w:r>
-        <w:rPr/>
-        <w:t xml:space="preserve"> needs none of this, since it identifies no window. </w:t>
+        <w:t>wsl</w:t>
+      </w:r>
+      <w:r>
+        <w:rPr/>
+        <w:t xml:space="preserve">, </w:t>
+      </w:r>
+      <w:r>
+        <w:rPr>
+          <w:rStyle w:val="SourceText"/>
+        </w:rPr>
+        <w:t>powershell</w:t>
+      </w:r>
+      <w:r>
+        <w:rPr/>
+        <w:t xml:space="preserve">, </w:t>
+      </w:r>
+      <w:r>
+        <w:rPr>
+          <w:rStyle w:val="SourceText"/>
+        </w:rPr>
+        <w:t>gitbash</w:t>
+      </w:r>
+      <w:r>
+        <w:rPr/>
+        <w:t xml:space="preserve">) and why. </w:t>
+      </w:r>
+      <w:r>
+        <w:rPr>
+          <w:rStyle w:val="SourceText"/>
+        </w:rPr>
+        <w:t>WSL never probed</w:t>
+      </w:r>
+      <w:r>
+        <w:rPr/>
+        <w:t xml:space="preserve"> means nobody ran </w:t>
+      </w:r>
+      <w:r>
+        <w:rPr>
+          <w:rStyle w:val="SourceText"/>
+        </w:rPr>
+        <w:t>crew_shell.py probe --write</w:t>
+      </w:r>
+      <w:r>
+        <w:rPr/>
+        <w:t xml:space="preserve">; </w:t>
+      </w:r>
+      <w:r>
+        <w:rPr>
+          <w:rStyle w:val="SourceText"/>
+        </w:rPr>
+        <w:t>not-installed</w:t>
+      </w:r>
+      <w:r>
+        <w:rPr/>
+        <w:t xml:space="preserve"> comes with the </w:t>
+      </w:r>
+      <w:r>
+        <w:rPr>
+          <w:rStyle w:val="SourceText"/>
+        </w:rPr>
+        <w:t>wsl --install -d Ubuntu</w:t>
+      </w:r>
+      <w:r>
+        <w:rPr/>
+        <w:t xml:space="preserve"> recommendation, which crew prints and never runs. A repo on a Windows drive goes to WSL under </w:t>
+      </w:r>
+      <w:r>
+        <w:rPr>
+          <w:rStyle w:val="SourceText"/>
+        </w:rPr>
+        <w:t>auto</w:t>
+      </w:r>
+      <w:r>
+        <w:rPr/>
+        <w:t xml:space="preserve"> only after </w:t>
+      </w:r>
+      <w:r>
+        <w:rPr>
+          <w:rStyle w:val="SourceText"/>
+        </w:rPr>
+        <w:t>crew_shell.py measure --write</w:t>
+      </w:r>
+      <w:r>
+        <w:rPr/>
+        <w:t xml:space="preserve"> has shown WSL faster there. See "Choosing the shell route on Windows" in </w:t>
+      </w:r>
+      <w:r>
+        <w:rPr>
+          <w:rStyle w:val="SourceText"/>
+        </w:rPr>
+        <w:t>plugin/crew/skills/crew-setup/platform.md</w:t>
+      </w:r>
+      <w:r>
+        <w:rPr/>
+        <w:t xml:space="preserve">. </w:t>
+      </w:r>
+    </w:p>
+    <w:p>
+      <w:pPr>
+        <w:pStyle w:val="Heading2"/>
+        <w:bidi w:val="0"/>
+        <w:ind w:hanging="0" w:left="0" w:right="0"/>
+        <w:jc w:val="left"/>
+        <w:rPr/>
+      </w:pPr>
+      <w:bookmarkStart w:id="18" w:name="auto-wrap-up-auto-clear-and-auto-resume"/>
+      <w:bookmarkEnd w:id="18"/>
+      <w:r>
+        <w:rPr/>
+        <w:t>Auto Wrap-Up, Auto-Clear and Auto-Resume</w:t>
       </w:r>
     </w:p>
     <w:p>
@@ -12300,446 +13653,18 @@
         <w:rPr/>
       </w:pPr>
       <w:r>
-        <w:rPr>
-          <w:rStyle w:val="Strong"/>
-        </w:rPr>
-        <w:t>Crew neither causes nor tunes Claude Code's own auto-compact.</w:t>
-      </w:r>
-      <w:r>
-        <w:rPr/>
-        <w:t xml:space="preserve"> That is a separate, built-in behaviour that fires whenever Claude Code itself decides to; this cycle only reacts to a handoff once one exists, and nothing here makes auto-compact happen sooner, later, or at all. 3. </w:t>
-      </w:r>
-      <w:r>
-        <w:rPr>
-          <w:rStyle w:val="Strong"/>
-        </w:rPr>
-        <w:t>Resume.</w:t>
-      </w:r>
-      <w:r>
-        <w:rPr/>
-        <w:t xml:space="preserve"> The new session starts with the handoff and its next action already in context, within the 3,000-character resume budget. Nothing starts working unprompted: crew does not use </w:t>
-      </w:r>
-      <w:r>
-        <w:rPr>
-          <w:rStyle w:val="SourceText"/>
-        </w:rPr>
-        <w:t>initialUserMessage</w:t>
-      </w:r>
-      <w:r>
-        <w:rPr/>
-        <w:t xml:space="preserve">, so you press Enter to continue. Claude Code 2.1.282 drops it in an interactive session anyway (spike, 2026-09-25): it is honoured by </w:t>
-      </w:r>
-      <w:r>
-        <w:rPr>
-          <w:rStyle w:val="SourceText"/>
-        </w:rPr>
-        <w:t>claude -p</w:t>
-      </w:r>
-      <w:r>
-        <w:rPr/>
-        <w:t xml:space="preserve"> only.</w:t>
-      </w:r>
-    </w:p>
-    <w:p>
-      <w:pPr>
-        <w:pStyle w:val="BodyText"/>
-        <w:bidi w:val="0"/>
-        <w:jc w:val="left"/>
-        <w:rPr/>
-      </w:pPr>
-      <w:r>
-        <w:rPr/>
-        <w:t xml:space="preserve">With </w:t>
-      </w:r>
-      <w:r>
-        <w:rPr>
-          <w:rStyle w:val="SourceText"/>
-        </w:rPr>
-        <w:t>resume.auto: true</w:t>
-      </w:r>
-      <w:r>
-        <w:rPr/>
-        <w:t xml:space="preserve"> in the machine-global config, the handoff after </w:t>
-      </w:r>
-      <w:r>
-        <w:rPr>
-          <w:rStyle w:val="SourceText"/>
-        </w:rPr>
-        <w:t>/clear</w:t>
-      </w:r>
-      <w:r>
-        <w:rPr/>
-        <w:t xml:space="preserve"> or a manual </w:t>
-      </w:r>
-      <w:r>
-        <w:rPr>
-          <w:rStyle w:val="SourceText"/>
-        </w:rPr>
-        <w:t>/compact</w:t>
-      </w:r>
-      <w:r>
-        <w:rPr/>
-        <w:t xml:space="preserve"> also names the exact next command, read from the note's </w:t>
-      </w:r>
-      <w:r>
-        <w:rPr>
-          <w:rStyle w:val="SourceText"/>
-        </w:rPr>
-        <w:t>resume:</w:t>
-      </w:r>
-      <w:r>
-        <w:rPr/>
-        <w:t xml:space="preserve"> line (</w:t>
-      </w:r>
-      <w:r>
-        <w:rPr>
-          <w:rStyle w:val="SourceText"/>
-        </w:rPr>
-        <w:t>resume: /crew:done T-0001</w:t>
-      </w:r>
-      <w:r>
-        <w:rPr/>
-        <w:t xml:space="preserve">): </w:t>
-      </w:r>
-      <w:r>
-        <w:rPr>
-          <w:rStyle w:val="SourceText"/>
-        </w:rPr>
-        <w:t>Auto-resume: ready to run /crew:done T-0001.</w:t>
-      </w:r>
-      <w:r>
-        <w:rPr/>
-        <w:t xml:space="preserve"> — or </w:t>
-      </w:r>
-      <w:r>
-        <w:rPr>
-          <w:rStyle w:val="SourceText"/>
-        </w:rPr>
-        <w:t>Auto-resume did not start: &lt;reason&gt;.</w:t>
-      </w:r>
-      <w:r>
-        <w:rPr/>
-        <w:t xml:space="preserve"> when a check refuses it. It does not start from the hook: you press Enter or type it, or crew types it where the terminal can be identified (below). The refusal reasons are: compact was not a manual /compact; no handoff note, or it was archived as stale, or is stale and could not be archived; the handoff is the automatic PreCompact skeleton; no resume line, </w:t>
-      </w:r>
-      <w:r>
-        <w:rPr>
-          <w:rStyle w:val="SourceText"/>
-        </w:rPr>
-        <w:t>resume: none</w:t>
-      </w:r>
-      <w:r>
-        <w:rPr/>
-        <w:t xml:space="preserve">, or a line the grammar refuses (a second line, trailing text, an unknown command, or an excluded one such as </w:t>
-      </w:r>
-      <w:r>
-        <w:rPr>
-          <w:rStyle w:val="SourceText"/>
-        </w:rPr>
-        <w:t>/crew:approve</w:t>
-      </w:r>
-      <w:r>
-        <w:rPr/>
-        <w:t xml:space="preserve">); the note's </w:t>
-      </w:r>
-      <w:r>
-        <w:rPr>
-          <w:rStyle w:val="SourceText"/>
-        </w:rPr>
-        <w:t>branch:</w:t>
-      </w:r>
-      <w:r>
-        <w:rPr/>
-        <w:t xml:space="preserve"> or </w:t>
-      </w:r>
-      <w:r>
-        <w:rPr>
-          <w:rStyle w:val="SourceText"/>
-        </w:rPr>
-        <w:t>head:</w:t>
-      </w:r>
-      <w:r>
-        <w:rPr/>
-        <w:t xml:space="preserve"> does not match the checkout; the ticket directory or goal file is missing; the command is not installed; </w:t>
-      </w:r>
-      <w:r>
-        <w:rPr>
-          <w:rStyle w:val="SourceText"/>
-        </w:rPr>
-        <w:t>handoff-author.json</w:t>
-      </w:r>
-      <w:r>
-        <w:rPr/>
-        <w:t xml:space="preserve"> could not be read; no record of which session wrote this handoff; a later handoff write could not replace or remove </w:t>
-      </w:r>
-      <w:r>
-        <w:rPr>
-          <w:rStyle w:val="SourceText"/>
-        </w:rPr>
-        <w:t>handoff-author.json</w:t>
-      </w:r>
-      <w:r>
-        <w:rPr/>
-        <w:t xml:space="preserve"> (</w:t>
-      </w:r>
-      <w:r>
-        <w:rPr>
-          <w:rStyle w:val="SourceText"/>
-        </w:rPr>
-        <w:t>handoff-author.json.stuck</w:t>
-      </w:r>
-      <w:r>
-        <w:rPr/>
-        <w:t xml:space="preserve">), or the file and its directory are both read-only so it can be neither replaced nor removed; the handoff changed since its author session wrote it; the handoff was written by another session; this session's process could not be identified (always on a host without </w:t>
-      </w:r>
-      <w:r>
-        <w:rPr>
-          <w:rStyle w:val="SourceText"/>
-        </w:rPr>
-        <w:t>/proc</w:t>
-      </w:r>
-      <w:r>
-        <w:rPr/>
-        <w:t>, such as native Windows or macOS); the record of past auto-resumes (</w:t>
-      </w:r>
-      <w:r>
-        <w:rPr>
-          <w:rStyle w:val="SourceText"/>
-        </w:rPr>
-        <w:t>resume-state.json</w:t>
-      </w:r>
-      <w:r>
-        <w:rPr/>
-        <w:t xml:space="preserve">) could not be read, or its directory cannot be searched; this handoff was already resumed; the progress fingerprint could not be computed; the same command with no progress since the last auto-resume; </w:t>
-      </w:r>
-      <w:r>
-        <w:rPr>
-          <w:rStyle w:val="SourceText"/>
-        </w:rPr>
-        <w:t>internal error</w:t>
-      </w:r>
-      <w:r>
-        <w:rPr/>
-        <w:t xml:space="preserve"> (the decision itself failed, and the handoff is still injected). Never on a plain </w:t>
-      </w:r>
-      <w:r>
-        <w:rPr>
-          <w:rStyle w:val="SourceText"/>
-        </w:rPr>
-        <w:t>startup</w:t>
-      </w:r>
-      <w:r>
-        <w:rPr/>
-        <w:t>.</w:t>
-      </w:r>
-    </w:p>
-    <w:p>
-      <w:pPr>
-        <w:pStyle w:val="BodyText"/>
-        <w:bidi w:val="0"/>
-        <w:jc w:val="left"/>
-        <w:rPr/>
-      </w:pPr>
-      <w:r>
-        <w:rPr>
-          <w:rStyle w:val="Strong"/>
-        </w:rPr>
-        <w:t>Crew types it where it can (T-0013).</w:t>
-      </w:r>
-      <w:r>
-        <w:rPr/>
-        <w:t xml:space="preserve"> The context hook runs its own flavour's </w:t>
-      </w:r>
-      <w:r>
-        <w:rPr>
-          <w:rStyle w:val="SourceText"/>
-        </w:rPr>
-        <w:t>auto-clear</w:t>
-      </w:r>
-      <w:r>
-        <w:rPr/>
-        <w:t xml:space="preserve"> sender in resume mode. Consent is </w:t>
-      </w:r>
-      <w:r>
-        <w:rPr>
-          <w:rStyle w:val="SourceText"/>
-        </w:rPr>
-        <w:t>resume.auto</w:t>
-      </w:r>
-      <w:r>
-        <w:rPr/>
-        <w:t xml:space="preserve">; </w:t>
-      </w:r>
-      <w:r>
-        <w:rPr>
-          <w:rStyle w:val="SourceText"/>
-        </w:rPr>
-        <w:t>context.autoClear</w:t>
-      </w:r>
-      <w:r>
-        <w:rPr/>
-        <w:t xml:space="preserve"> only describes the terminal. In tmux it waits </w:t>
-      </w:r>
-      <w:r>
-        <w:rPr>
-          <w:rStyle w:val="SourceText"/>
-        </w:rPr>
-        <w:t>resume.typeDelaySeconds</w:t>
-      </w:r>
-      <w:r>
-        <w:rPr/>
-        <w:t xml:space="preserve"> (default 2), polls the pane for an idle, empty input line for up to </w:t>
-      </w:r>
-      <w:r>
-        <w:rPr>
-          <w:rStyle w:val="SourceText"/>
-        </w:rPr>
-        <w:t>resume.readyTimeoutSeconds</w:t>
-      </w:r>
-      <w:r>
-        <w:rPr/>
-        <w:t xml:space="preserve"> (default 15), then sends the command and, half a second later, Enter. On native Windows it types only under an explicit </w:t>
-      </w:r>
-      <w:r>
-        <w:rPr>
-          <w:rStyle w:val="SourceText"/>
-        </w:rPr>
-        <w:t>method: sendkeys</w:t>
-      </w:r>
-      <w:r>
-        <w:rPr/>
-        <w:t xml:space="preserve">, after the delay, with the focus and tab rechecks; </w:t>
-      </w:r>
-      <w:r>
-        <w:rPr>
-          <w:rStyle w:val="SourceText"/>
-        </w:rPr>
-        <w:t>auto</w:t>
-      </w:r>
-      <w:r>
-        <w:rPr/>
-        <w:t xml:space="preserve"> there types nothing. It types once per handoff (a marker under </w:t>
-      </w:r>
-      <w:r>
-        <w:rPr>
-          <w:rStyle w:val="SourceText"/>
-        </w:rPr>
-        <w:t>&lt;git-common-dir&gt;/crew/</w:t>
-      </w:r>
-      <w:r>
-        <w:rPr/>
-        <w:t xml:space="preserve">) and records the run first, so a run that could not be recorded is never typed. The context then says </w:t>
-      </w:r>
-      <w:r>
-        <w:rPr>
-          <w:rStyle w:val="SourceText"/>
-        </w:rPr>
-        <w:t>Auto-resume: typing /crew:done T-0001 into this session in 2s (method tmux)</w:t>
-      </w:r>
-      <w:r>
-        <w:rPr/>
-        <w:t xml:space="preserve">, or keeps the line above and adds </w:t>
-      </w:r>
-      <w:r>
-        <w:rPr>
-          <w:rStyle w:val="SourceText"/>
-        </w:rPr>
-        <w:t>Auto-resume was not typed: &lt;reason&gt;.</w:t>
-      </w:r>
-      <w:r>
-        <w:rPr/>
-        <w:t xml:space="preserve"> Every refusal is in </w:t>
-      </w:r>
-      <w:r>
-        <w:rPr>
-          <w:rStyle w:val="SourceText"/>
-        </w:rPr>
-        <w:t>.crew/.autoclear.log</w:t>
-      </w:r>
-      <w:r>
-        <w:rPr/>
-        <w:t xml:space="preserve">: decide did not say run; no usable method, </w:t>
-      </w:r>
-      <w:r>
-        <w:rPr>
-          <w:rStyle w:val="SourceText"/>
-        </w:rPr>
-        <w:t>$TMUX</w:t>
-      </w:r>
-      <w:r>
-        <w:rPr/>
-        <w:t xml:space="preserve"> unset or a pane that is not this session's; </w:t>
-      </w:r>
-      <w:r>
-        <w:rPr>
-          <w:rStyle w:val="SourceText"/>
-        </w:rPr>
-        <w:t>wtype</w:t>
-      </w:r>
-      <w:r>
-        <w:rPr/>
-        <w:t xml:space="preserve"> or </w:t>
-      </w:r>
-      <w:r>
-        <w:rPr>
-          <w:rStyle w:val="SourceText"/>
-        </w:rPr>
-        <w:t>xdotool</w:t>
-      </w:r>
-      <w:r>
-        <w:rPr/>
-        <w:t>; already typed; the run could not be recorded; the input line is not empty; not ready in time; on Windows, focus lost or a tab not provable. The 2 s default comes from a measurement (input ready by 0.134 s after SessionStart on Claude Code 2.1.282); a delay is still a guess, and Windows has no probe.</w:t>
-      </w:r>
-    </w:p>
-    <w:p>
-      <w:pPr>
-        <w:pStyle w:val="BodyText"/>
-        <w:bidi w:val="0"/>
-        <w:jc w:val="left"/>
-        <w:rPr/>
-      </w:pPr>
-      <w:r>
-        <w:rPr/>
-        <w:t xml:space="preserve">A note resumes only in the session that wrote it. Write it with the Write tool (as </w:t>
-      </w:r>
-      <w:r>
-        <w:rPr>
-          <w:rStyle w:val="SourceText"/>
-        </w:rPr>
-        <w:t>/crew:handoff</w:t>
-      </w:r>
-      <w:r>
-        <w:rPr/>
-        <w:t xml:space="preserve"> does): the context hook then records which session and which Claude Code process wrote it. After </w:t>
-      </w:r>
-      <w:r>
-        <w:rPr>
-          <w:rStyle w:val="SourceText"/>
-        </w:rPr>
-        <w:t>/compact</w:t>
-      </w:r>
-      <w:r>
-        <w:rPr/>
-        <w:t xml:space="preserve"> the session must match; after </w:t>
-      </w:r>
-      <w:r>
-        <w:rPr>
-          <w:rStyle w:val="SourceText"/>
-        </w:rPr>
-        <w:t>/clear</w:t>
-      </w:r>
-      <w:r>
-        <w:rPr/>
-        <w:t xml:space="preserve"> the process must, so a </w:t>
-      </w:r>
-      <w:r>
-        <w:rPr>
-          <w:rStyle w:val="SourceText"/>
-        </w:rPr>
-        <w:t>/clear</w:t>
-      </w:r>
-      <w:r>
-        <w:rPr/>
-        <w:t xml:space="preserve"> in another terminal on the same worktree waits. A note written by Bash or by hand waits.</w:t>
+        <w:rPr/>
+        <w:t>This section is folded into the troubleshooting guide (</w:t>
+      </w:r>
+      <w:r>
+        <w:rPr>
+          <w:rStyle w:val="SourceText"/>
+        </w:rPr>
+        <w:t>troubleshooting.md</w:t>
+      </w:r>
+      <w:r>
+        <w:rPr/>
+        <w:t>), linked from it as "Auto wrap-up, clear and resume". It covers the cycle that lets a long session finish itself cleanly, clear, and pick up where it stopped.</w:t>
       </w:r>
     </w:p>
     <w:p>
@@ -12750,8 +13675,678 @@
         <w:jc w:val="left"/>
         <w:rPr/>
       </w:pPr>
-      <w:bookmarkStart w:id="18" w:name="turning-it-on-and-off"/>
-      <w:bookmarkEnd w:id="18"/>
+      <w:bookmarkStart w:id="19" w:name="what-the-cycle-does"/>
+      <w:bookmarkEnd w:id="19"/>
+      <w:r>
+        <w:rPr/>
+        <w:t>What the Cycle Does</w:t>
+      </w:r>
+    </w:p>
+    <w:p>
+      <w:pPr>
+        <w:pStyle w:val="BodyText"/>
+        <w:numPr>
+          <w:ilvl w:val="0"/>
+          <w:numId w:val="27"/>
+        </w:numPr>
+        <w:tabs>
+          <w:tab w:val="clear" w:pos="1134"/>
+          <w:tab w:val="left" w:pos="829" w:leader="none"/>
+        </w:tabs>
+        <w:bidi w:val="0"/>
+        <w:spacing w:before="120" w:after="0"/>
+        <w:ind w:hanging="283" w:left="829"/>
+        <w:jc w:val="left"/>
+        <w:rPr/>
+      </w:pPr>
+      <w:r>
+        <w:rPr>
+          <w:rStyle w:val="Strong"/>
+        </w:rPr>
+        <w:t>Wrap-up.</w:t>
+      </w:r>
+      <w:r>
+        <w:rPr/>
+        <w:t xml:space="preserve"> When the context window crosses its threshold, the </w:t>
+      </w:r>
+      <w:r>
+        <w:rPr>
+          <w:rStyle w:val="SourceText"/>
+        </w:rPr>
+        <w:t>Stop</w:t>
+      </w:r>
+      <w:r>
+        <w:rPr/>
+        <w:t xml:space="preserve"> hook blocks once. It asks the session to finish or park the change in flight, write </w:t>
+      </w:r>
+      <w:r>
+        <w:rPr>
+          <w:rStyle w:val="SourceText"/>
+        </w:rPr>
+        <w:t>.work/HANDOFF.md</w:t>
+      </w:r>
+      <w:r>
+        <w:rPr/>
+        <w:t xml:space="preserve">, and update the ticket. This happens once for each threshold crossing in each session. It never happens on the forced continuation that follows a block. With </w:t>
+      </w:r>
+      <w:r>
+        <w:rPr>
+          <w:rStyle w:val="SourceText"/>
+        </w:rPr>
+        <w:t>context.autoClear.wrapUp</w:t>
+      </w:r>
+      <w:r>
+        <w:rPr/>
+        <w:t xml:space="preserve"> armed (below), the block carries the wrap-up procedure instead, and the clear waits for its results. </w:t>
+      </w:r>
+    </w:p>
+    <w:p>
+      <w:pPr>
+        <w:pStyle w:val="BodyText"/>
+        <w:numPr>
+          <w:ilvl w:val="0"/>
+          <w:numId w:val="27"/>
+        </w:numPr>
+        <w:tabs>
+          <w:tab w:val="clear" w:pos="1134"/>
+          <w:tab w:val="left" w:pos="829" w:leader="none"/>
+        </w:tabs>
+        <w:bidi w:val="0"/>
+        <w:ind w:hanging="283" w:left="829"/>
+        <w:jc w:val="left"/>
+        <w:rPr/>
+      </w:pPr>
+      <w:r>
+        <w:rPr>
+          <w:rStyle w:val="Strong"/>
+        </w:rPr>
+        <w:t>Clear, or notify.</w:t>
+      </w:r>
+      <w:r>
+        <w:rPr/>
+        <w:t xml:space="preserve"> After the handoff is written, auto-clear acts on it. What it does depends on </w:t>
+      </w:r>
+      <w:r>
+        <w:rPr>
+          <w:rStyle w:val="SourceText"/>
+        </w:rPr>
+        <w:t>method</w:t>
+      </w:r>
+      <w:r>
+        <w:rPr/>
+        <w:t xml:space="preserve"> (below): </w:t>
+      </w:r>
+      <w:r>
+        <w:rPr>
+          <w:rStyle w:val="SourceText"/>
+        </w:rPr>
+        <w:t>notify</w:t>
+      </w:r>
+      <w:r>
+        <w:rPr/>
+        <w:t xml:space="preserve"> (the default on native Windows) prints a message telling you the handoff is written and it is safe to run </w:t>
+      </w:r>
+      <w:r>
+        <w:rPr>
+          <w:rStyle w:val="SourceText"/>
+        </w:rPr>
+        <w:t>/clear</w:t>
+      </w:r>
+      <w:r>
+        <w:rPr/>
+        <w:t xml:space="preserve"> (or </w:t>
+      </w:r>
+      <w:r>
+        <w:rPr>
+          <w:rStyle w:val="SourceText"/>
+        </w:rPr>
+        <w:t>/compact</w:t>
+      </w:r>
+      <w:r>
+        <w:rPr/>
+        <w:t xml:space="preserve">) yourself — it types nothing. </w:t>
+      </w:r>
+      <w:r>
+        <w:rPr>
+          <w:rStyle w:val="SourceText"/>
+        </w:rPr>
+        <w:t>tmux</w:t>
+      </w:r>
+      <w:r>
+        <w:rPr/>
+        <w:t xml:space="preserve">, </w:t>
+      </w:r>
+      <w:r>
+        <w:rPr>
+          <w:rStyle w:val="SourceText"/>
+        </w:rPr>
+        <w:t>xdotool</w:t>
+      </w:r>
+      <w:r>
+        <w:rPr/>
+        <w:t xml:space="preserve"> and </w:t>
+      </w:r>
+      <w:r>
+        <w:rPr>
+          <w:rStyle w:val="SourceText"/>
+        </w:rPr>
+        <w:t>sendkeys</w:t>
+      </w:r>
+      <w:r>
+        <w:rPr/>
+        <w:t xml:space="preserve"> actually type the configured command into the terminal that runs this session. Whichever method is in force, it acts only when all five of these hold: - this machine opted in; - the handoff was written by this session after the wrap-up request, is longer than a stub, and is not the automatic PreCompact skeleton; - the context reading that caused the wrap-up was a real measurement (see "When it will not clear"); - this session is bound to its own Claude Code process, and that process has a terminal of its own (see "Which window gets the keystroke") — a headless session, such as a </w:t>
+      </w:r>
+      <w:r>
+        <w:rPr>
+          <w:rStyle w:val="SourceText"/>
+        </w:rPr>
+        <w:t>claude -p</w:t>
+      </w:r>
+      <w:r>
+        <w:rPr/>
+        <w:t xml:space="preserve"> child, gets one message instead, naming its handoff and saying the process that started it must start a new one; - for a method that types (</w:t>
+      </w:r>
+      <w:r>
+        <w:rPr>
+          <w:rStyle w:val="SourceText"/>
+        </w:rPr>
+        <w:t>tmux</w:t>
+      </w:r>
+      <w:r>
+        <w:rPr/>
+        <w:t>/</w:t>
+      </w:r>
+      <w:r>
+        <w:rPr>
+          <w:rStyle w:val="SourceText"/>
+        </w:rPr>
+        <w:t>xdotool</w:t>
+      </w:r>
+      <w:r>
+        <w:rPr/>
+        <w:t>/</w:t>
+      </w:r>
+      <w:r>
+        <w:rPr>
+          <w:rStyle w:val="SourceText"/>
+        </w:rPr>
+        <w:t>sendkeys</w:t>
+      </w:r>
+      <w:r>
+        <w:rPr/>
+        <w:t xml:space="preserve">), the target window can be identified exactly, from that process — </w:t>
+      </w:r>
+      <w:r>
+        <w:rPr>
+          <w:rStyle w:val="SourceText"/>
+        </w:rPr>
+        <w:t>notify</w:t>
+      </w:r>
+      <w:r>
+        <w:rPr/>
+        <w:t xml:space="preserve"> needs none of this, since it identifies no window. </w:t>
+      </w:r>
+    </w:p>
+    <w:p>
+      <w:pPr>
+        <w:pStyle w:val="BodyText"/>
+        <w:bidi w:val="0"/>
+        <w:jc w:val="left"/>
+        <w:rPr/>
+      </w:pPr>
+      <w:r>
+        <w:rPr>
+          <w:rStyle w:val="Strong"/>
+        </w:rPr>
+        <w:t>Crew neither causes nor tunes Claude Code's own auto-compact.</w:t>
+      </w:r>
+      <w:r>
+        <w:rPr/>
+        <w:t xml:space="preserve"> That is a separate, built-in behaviour that fires whenever Claude Code itself decides to; this cycle only reacts to a handoff once one exists, and nothing here makes auto-compact happen sooner, later, or at all. 3. </w:t>
+      </w:r>
+      <w:r>
+        <w:rPr>
+          <w:rStyle w:val="Strong"/>
+        </w:rPr>
+        <w:t>Resume.</w:t>
+      </w:r>
+      <w:r>
+        <w:rPr/>
+        <w:t xml:space="preserve"> The new session starts with the handoff and its next action already in context, within the 3,000-character resume budget. Nothing starts working unprompted: crew does not use </w:t>
+      </w:r>
+      <w:r>
+        <w:rPr>
+          <w:rStyle w:val="SourceText"/>
+        </w:rPr>
+        <w:t>initialUserMessage</w:t>
+      </w:r>
+      <w:r>
+        <w:rPr/>
+        <w:t xml:space="preserve">, so you press Enter to continue. Claude Code 2.1.282 drops it in an interactive session anyway (spike, 2026-09-25): it is honoured by </w:t>
+      </w:r>
+      <w:r>
+        <w:rPr>
+          <w:rStyle w:val="SourceText"/>
+        </w:rPr>
+        <w:t>claude -p</w:t>
+      </w:r>
+      <w:r>
+        <w:rPr/>
+        <w:t xml:space="preserve"> only.</w:t>
+      </w:r>
+    </w:p>
+    <w:p>
+      <w:pPr>
+        <w:pStyle w:val="BodyText"/>
+        <w:bidi w:val="0"/>
+        <w:jc w:val="left"/>
+        <w:rPr/>
+      </w:pPr>
+      <w:r>
+        <w:rPr/>
+        <w:t xml:space="preserve">With </w:t>
+      </w:r>
+      <w:r>
+        <w:rPr>
+          <w:rStyle w:val="SourceText"/>
+        </w:rPr>
+        <w:t>resume.auto: true</w:t>
+      </w:r>
+      <w:r>
+        <w:rPr/>
+        <w:t xml:space="preserve"> in the machine-global config, the handoff after </w:t>
+      </w:r>
+      <w:r>
+        <w:rPr>
+          <w:rStyle w:val="SourceText"/>
+        </w:rPr>
+        <w:t>/clear</w:t>
+      </w:r>
+      <w:r>
+        <w:rPr/>
+        <w:t xml:space="preserve"> or a manual </w:t>
+      </w:r>
+      <w:r>
+        <w:rPr>
+          <w:rStyle w:val="SourceText"/>
+        </w:rPr>
+        <w:t>/compact</w:t>
+      </w:r>
+      <w:r>
+        <w:rPr/>
+        <w:t xml:space="preserve"> also names the exact next command, read from the note's </w:t>
+      </w:r>
+      <w:r>
+        <w:rPr>
+          <w:rStyle w:val="SourceText"/>
+        </w:rPr>
+        <w:t>resume:</w:t>
+      </w:r>
+      <w:r>
+        <w:rPr/>
+        <w:t xml:space="preserve"> line (</w:t>
+      </w:r>
+      <w:r>
+        <w:rPr>
+          <w:rStyle w:val="SourceText"/>
+        </w:rPr>
+        <w:t>resume: /crew:done T-0001</w:t>
+      </w:r>
+      <w:r>
+        <w:rPr/>
+        <w:t xml:space="preserve">): </w:t>
+      </w:r>
+      <w:r>
+        <w:rPr>
+          <w:rStyle w:val="SourceText"/>
+        </w:rPr>
+        <w:t>Auto-resume: ready to run /crew:done T-0001.</w:t>
+      </w:r>
+      <w:r>
+        <w:rPr/>
+        <w:t xml:space="preserve"> — or </w:t>
+      </w:r>
+      <w:r>
+        <w:rPr>
+          <w:rStyle w:val="SourceText"/>
+        </w:rPr>
+        <w:t>Auto-resume did not start: &lt;reason&gt;.</w:t>
+      </w:r>
+      <w:r>
+        <w:rPr/>
+        <w:t xml:space="preserve"> when a check refuses it. It does not start from the hook: you press Enter or type it, or crew types it where the terminal can be identified (below). The refusal reasons are: compact was not a manual /compact; no handoff note, or it was archived as stale, or is stale and could not be archived; the handoff is the automatic PreCompact skeleton; no resume line, </w:t>
+      </w:r>
+      <w:r>
+        <w:rPr>
+          <w:rStyle w:val="SourceText"/>
+        </w:rPr>
+        <w:t>resume: none</w:t>
+      </w:r>
+      <w:r>
+        <w:rPr/>
+        <w:t xml:space="preserve">, or a line the grammar refuses (a second line, trailing text, an unknown command, or an excluded one such as </w:t>
+      </w:r>
+      <w:r>
+        <w:rPr>
+          <w:rStyle w:val="SourceText"/>
+        </w:rPr>
+        <w:t>/crew:approve</w:t>
+      </w:r>
+      <w:r>
+        <w:rPr/>
+        <w:t xml:space="preserve">); the note's </w:t>
+      </w:r>
+      <w:r>
+        <w:rPr>
+          <w:rStyle w:val="SourceText"/>
+        </w:rPr>
+        <w:t>branch:</w:t>
+      </w:r>
+      <w:r>
+        <w:rPr/>
+        <w:t xml:space="preserve"> or </w:t>
+      </w:r>
+      <w:r>
+        <w:rPr>
+          <w:rStyle w:val="SourceText"/>
+        </w:rPr>
+        <w:t>head:</w:t>
+      </w:r>
+      <w:r>
+        <w:rPr/>
+        <w:t xml:space="preserve"> does not match the checkout; the ticket directory or goal file is missing; the command is not installed; </w:t>
+      </w:r>
+      <w:r>
+        <w:rPr>
+          <w:rStyle w:val="SourceText"/>
+        </w:rPr>
+        <w:t>handoff-author.json</w:t>
+      </w:r>
+      <w:r>
+        <w:rPr/>
+        <w:t xml:space="preserve"> could not be read; no record of which session wrote this handoff; a later handoff write could not replace or remove </w:t>
+      </w:r>
+      <w:r>
+        <w:rPr>
+          <w:rStyle w:val="SourceText"/>
+        </w:rPr>
+        <w:t>handoff-author.json</w:t>
+      </w:r>
+      <w:r>
+        <w:rPr/>
+        <w:t xml:space="preserve"> (</w:t>
+      </w:r>
+      <w:r>
+        <w:rPr>
+          <w:rStyle w:val="SourceText"/>
+        </w:rPr>
+        <w:t>handoff-author.json.stuck</w:t>
+      </w:r>
+      <w:r>
+        <w:rPr/>
+        <w:t xml:space="preserve">), or the file and its directory are both read-only so it can be neither replaced nor removed; the handoff changed since its author session wrote it; the handoff was written by another session; this session's process could not be identified (always on a host without </w:t>
+      </w:r>
+      <w:r>
+        <w:rPr>
+          <w:rStyle w:val="SourceText"/>
+        </w:rPr>
+        <w:t>/proc</w:t>
+      </w:r>
+      <w:r>
+        <w:rPr/>
+        <w:t>, such as native Windows or macOS); the record of past auto-resumes (</w:t>
+      </w:r>
+      <w:r>
+        <w:rPr>
+          <w:rStyle w:val="SourceText"/>
+        </w:rPr>
+        <w:t>resume-state.json</w:t>
+      </w:r>
+      <w:r>
+        <w:rPr/>
+        <w:t xml:space="preserve">) could not be read, or its directory cannot be searched; this handoff was already resumed; the progress fingerprint could not be computed; the same command with no progress since the last auto-resume; </w:t>
+      </w:r>
+      <w:r>
+        <w:rPr>
+          <w:rStyle w:val="SourceText"/>
+        </w:rPr>
+        <w:t>internal error</w:t>
+      </w:r>
+      <w:r>
+        <w:rPr/>
+        <w:t xml:space="preserve"> (the decision itself failed, and the handoff is still injected). Never on a plain </w:t>
+      </w:r>
+      <w:r>
+        <w:rPr>
+          <w:rStyle w:val="SourceText"/>
+        </w:rPr>
+        <w:t>startup</w:t>
+      </w:r>
+      <w:r>
+        <w:rPr/>
+        <w:t>.</w:t>
+      </w:r>
+    </w:p>
+    <w:p>
+      <w:pPr>
+        <w:pStyle w:val="BodyText"/>
+        <w:bidi w:val="0"/>
+        <w:jc w:val="left"/>
+        <w:rPr/>
+      </w:pPr>
+      <w:r>
+        <w:rPr>
+          <w:rStyle w:val="Strong"/>
+        </w:rPr>
+        <w:t>Crew types it where it can (T-0013).</w:t>
+      </w:r>
+      <w:r>
+        <w:rPr/>
+        <w:t xml:space="preserve"> The context hook runs its own flavour's </w:t>
+      </w:r>
+      <w:r>
+        <w:rPr>
+          <w:rStyle w:val="SourceText"/>
+        </w:rPr>
+        <w:t>auto-clear</w:t>
+      </w:r>
+      <w:r>
+        <w:rPr/>
+        <w:t xml:space="preserve"> sender in resume mode. Consent is </w:t>
+      </w:r>
+      <w:r>
+        <w:rPr>
+          <w:rStyle w:val="SourceText"/>
+        </w:rPr>
+        <w:t>resume.auto</w:t>
+      </w:r>
+      <w:r>
+        <w:rPr/>
+        <w:t xml:space="preserve">; </w:t>
+      </w:r>
+      <w:r>
+        <w:rPr>
+          <w:rStyle w:val="SourceText"/>
+        </w:rPr>
+        <w:t>context.autoClear</w:t>
+      </w:r>
+      <w:r>
+        <w:rPr/>
+        <w:t xml:space="preserve"> only describes the terminal. In tmux it waits </w:t>
+      </w:r>
+      <w:r>
+        <w:rPr>
+          <w:rStyle w:val="SourceText"/>
+        </w:rPr>
+        <w:t>resume.typeDelaySeconds</w:t>
+      </w:r>
+      <w:r>
+        <w:rPr/>
+        <w:t xml:space="preserve"> (default 2), polls the pane for an idle, empty input line for up to </w:t>
+      </w:r>
+      <w:r>
+        <w:rPr>
+          <w:rStyle w:val="SourceText"/>
+        </w:rPr>
+        <w:t>resume.readyTimeoutSeconds</w:t>
+      </w:r>
+      <w:r>
+        <w:rPr/>
+        <w:t xml:space="preserve"> (default 15), then sends the command and, half a second later, Enter. On native Windows it types only under an explicit </w:t>
+      </w:r>
+      <w:r>
+        <w:rPr>
+          <w:rStyle w:val="SourceText"/>
+        </w:rPr>
+        <w:t>method: sendkeys</w:t>
+      </w:r>
+      <w:r>
+        <w:rPr/>
+        <w:t xml:space="preserve">, after the delay, with the focus and tab rechecks; </w:t>
+      </w:r>
+      <w:r>
+        <w:rPr>
+          <w:rStyle w:val="SourceText"/>
+        </w:rPr>
+        <w:t>auto</w:t>
+      </w:r>
+      <w:r>
+        <w:rPr/>
+        <w:t xml:space="preserve"> there types nothing. It types once per handoff (a marker under </w:t>
+      </w:r>
+      <w:r>
+        <w:rPr>
+          <w:rStyle w:val="SourceText"/>
+        </w:rPr>
+        <w:t>&lt;git-common-dir&gt;/crew/</w:t>
+      </w:r>
+      <w:r>
+        <w:rPr/>
+        <w:t xml:space="preserve">) and records the run first, so a run that could not be recorded is never typed. The context then says </w:t>
+      </w:r>
+      <w:r>
+        <w:rPr>
+          <w:rStyle w:val="SourceText"/>
+        </w:rPr>
+        <w:t>Auto-resume: typing /crew:done T-0001 into this session in 2s (method tmux)</w:t>
+      </w:r>
+      <w:r>
+        <w:rPr/>
+        <w:t xml:space="preserve">, or keeps the line above and adds </w:t>
+      </w:r>
+      <w:r>
+        <w:rPr>
+          <w:rStyle w:val="SourceText"/>
+        </w:rPr>
+        <w:t>Auto-resume was not typed: &lt;reason&gt;.</w:t>
+      </w:r>
+      <w:r>
+        <w:rPr/>
+        <w:t xml:space="preserve"> Every refusal is in </w:t>
+      </w:r>
+      <w:r>
+        <w:rPr>
+          <w:rStyle w:val="SourceText"/>
+        </w:rPr>
+        <w:t>.crew/.autoclear.log</w:t>
+      </w:r>
+      <w:r>
+        <w:rPr/>
+        <w:t xml:space="preserve">: decide did not say run; no usable method, </w:t>
+      </w:r>
+      <w:r>
+        <w:rPr>
+          <w:rStyle w:val="SourceText"/>
+        </w:rPr>
+        <w:t>$TMUX</w:t>
+      </w:r>
+      <w:r>
+        <w:rPr/>
+        <w:t xml:space="preserve"> unset or a pane that is not this session's; </w:t>
+      </w:r>
+      <w:r>
+        <w:rPr>
+          <w:rStyle w:val="SourceText"/>
+        </w:rPr>
+        <w:t>wtype</w:t>
+      </w:r>
+      <w:r>
+        <w:rPr/>
+        <w:t xml:space="preserve"> or </w:t>
+      </w:r>
+      <w:r>
+        <w:rPr>
+          <w:rStyle w:val="SourceText"/>
+        </w:rPr>
+        <w:t>xdotool</w:t>
+      </w:r>
+      <w:r>
+        <w:rPr/>
+        <w:t>; already typed; the run could not be recorded; the input line is not empty; not ready in time; on Windows, focus lost or a tab not provable. The 2 s default comes from a measurement (input ready by 0.134 s after SessionStart on Claude Code 2.1.282); a delay is still a guess, and Windows has no probe.</w:t>
+      </w:r>
+    </w:p>
+    <w:p>
+      <w:pPr>
+        <w:pStyle w:val="BodyText"/>
+        <w:bidi w:val="0"/>
+        <w:jc w:val="left"/>
+        <w:rPr/>
+      </w:pPr>
+      <w:r>
+        <w:rPr/>
+        <w:t xml:space="preserve">A note resumes only in the session that wrote it. Write it with the Write tool (as </w:t>
+      </w:r>
+      <w:r>
+        <w:rPr>
+          <w:rStyle w:val="SourceText"/>
+        </w:rPr>
+        <w:t>/crew:handoff</w:t>
+      </w:r>
+      <w:r>
+        <w:rPr/>
+        <w:t xml:space="preserve"> does): the context hook then records which session and which Claude Code process wrote it. After </w:t>
+      </w:r>
+      <w:r>
+        <w:rPr>
+          <w:rStyle w:val="SourceText"/>
+        </w:rPr>
+        <w:t>/compact</w:t>
+      </w:r>
+      <w:r>
+        <w:rPr/>
+        <w:t xml:space="preserve"> the session must match; after </w:t>
+      </w:r>
+      <w:r>
+        <w:rPr>
+          <w:rStyle w:val="SourceText"/>
+        </w:rPr>
+        <w:t>/clear</w:t>
+      </w:r>
+      <w:r>
+        <w:rPr/>
+        <w:t xml:space="preserve"> the process must, so a </w:t>
+      </w:r>
+      <w:r>
+        <w:rPr>
+          <w:rStyle w:val="SourceText"/>
+        </w:rPr>
+        <w:t>/clear</w:t>
+      </w:r>
+      <w:r>
+        <w:rPr/>
+        <w:t xml:space="preserve"> in another terminal on the same worktree waits. A note written by Bash or by hand waits.</w:t>
+      </w:r>
+    </w:p>
+    <w:p>
+      <w:pPr>
+        <w:pStyle w:val="Heading3"/>
+        <w:bidi w:val="0"/>
+        <w:ind w:hanging="0" w:left="0" w:right="0"/>
+        <w:jc w:val="left"/>
+        <w:rPr/>
+      </w:pPr>
+      <w:bookmarkStart w:id="20" w:name="turning-it-on-and-off"/>
+      <w:bookmarkEnd w:id="20"/>
       <w:r>
         <w:rPr/>
         <w:t>Turning It on and Off</w:t>
@@ -14312,8 +15907,8 @@
         <w:jc w:val="left"/>
         <w:rPr/>
       </w:pPr>
-      <w:bookmarkStart w:id="19" w:name="armed-wrap-up-contextautoclearwrapup"/>
-      <w:bookmarkEnd w:id="19"/>
+      <w:bookmarkStart w:id="21" w:name="armed-wrap-up-contextautoclearwrapup"/>
+      <w:bookmarkEnd w:id="21"/>
       <w:r>
         <w:rPr/>
         <w:t>Armed wrap-up (</w:t>
@@ -14396,7 +15991,7 @@
         <w:pStyle w:val="BodyText"/>
         <w:numPr>
           <w:ilvl w:val="0"/>
-          <w:numId w:val="26"/>
+          <w:numId w:val="28"/>
         </w:numPr>
         <w:tabs>
           <w:tab w:val="clear" w:pos="1134"/>
@@ -14428,7 +16023,7 @@
         <w:pStyle w:val="BodyText"/>
         <w:numPr>
           <w:ilvl w:val="0"/>
-          <w:numId w:val="26"/>
+          <w:numId w:val="28"/>
         </w:numPr>
         <w:tabs>
           <w:tab w:val="clear" w:pos="1134"/>
@@ -14460,7 +16055,7 @@
         <w:pStyle w:val="BodyText"/>
         <w:numPr>
           <w:ilvl w:val="0"/>
-          <w:numId w:val="26"/>
+          <w:numId w:val="28"/>
         </w:numPr>
         <w:tabs>
           <w:tab w:val="clear" w:pos="1134"/>
@@ -14482,7 +16077,7 @@
         <w:pStyle w:val="BodyText"/>
         <w:numPr>
           <w:ilvl w:val="0"/>
-          <w:numId w:val="26"/>
+          <w:numId w:val="28"/>
         </w:numPr>
         <w:tabs>
           <w:tab w:val="clear" w:pos="1134"/>
@@ -14580,8 +16175,8 @@
         <w:jc w:val="left"/>
         <w:rPr/>
       </w:pPr>
-      <w:bookmarkStart w:id="20" w:name="arming-one-scratch-repo-while-other-sess"/>
-      <w:bookmarkEnd w:id="20"/>
+      <w:bookmarkStart w:id="22" w:name="arming-one-scratch-repo-while-other-sess"/>
+      <w:bookmarkEnd w:id="22"/>
       <w:r>
         <w:rPr/>
         <w:t>Arming one scratch repo while other sessions are live</w:t>
@@ -14866,7 +16461,7 @@
         <w:pStyle w:val="BodyText"/>
         <w:numPr>
           <w:ilvl w:val="0"/>
-          <w:numId w:val="27"/>
+          <w:numId w:val="29"/>
         </w:numPr>
         <w:tabs>
           <w:tab w:val="clear" w:pos="1134"/>
@@ -14908,7 +16503,7 @@
         <w:pStyle w:val="BodyText"/>
         <w:numPr>
           <w:ilvl w:val="0"/>
-          <w:numId w:val="27"/>
+          <w:numId w:val="29"/>
         </w:numPr>
         <w:tabs>
           <w:tab w:val="clear" w:pos="1134"/>
@@ -14930,7 +16525,7 @@
         <w:pStyle w:val="BodyText"/>
         <w:numPr>
           <w:ilvl w:val="0"/>
-          <w:numId w:val="27"/>
+          <w:numId w:val="29"/>
         </w:numPr>
         <w:tabs>
           <w:tab w:val="clear" w:pos="1134"/>
@@ -14982,7 +16577,7 @@
         <w:pStyle w:val="BodyText"/>
         <w:numPr>
           <w:ilvl w:val="0"/>
-          <w:numId w:val="27"/>
+          <w:numId w:val="29"/>
         </w:numPr>
         <w:tabs>
           <w:tab w:val="clear" w:pos="1134"/>
@@ -15004,7 +16599,7 @@
         <w:pStyle w:val="BodyText"/>
         <w:numPr>
           <w:ilvl w:val="0"/>
-          <w:numId w:val="27"/>
+          <w:numId w:val="29"/>
         </w:numPr>
         <w:tabs>
           <w:tab w:val="clear" w:pos="1134"/>
@@ -15056,7 +16651,7 @@
         <w:pStyle w:val="BodyText"/>
         <w:numPr>
           <w:ilvl w:val="0"/>
-          <w:numId w:val="27"/>
+          <w:numId w:val="29"/>
         </w:numPr>
         <w:tabs>
           <w:tab w:val="clear" w:pos="1134"/>
@@ -15312,8 +16907,8 @@
         <w:jc w:val="left"/>
         <w:rPr/>
       </w:pPr>
-      <w:bookmarkStart w:id="21" w:name="which-method-and-what-it-does"/>
-      <w:bookmarkEnd w:id="21"/>
+      <w:bookmarkStart w:id="23" w:name="which-method-and-what-it-does"/>
+      <w:bookmarkEnd w:id="23"/>
       <w:r>
         <w:rPr/>
         <w:t>Which Method, and What It Does</w:t>
@@ -15895,8 +17490,8 @@
         <w:jc w:val="left"/>
         <w:rPr/>
       </w:pPr>
-      <w:bookmarkStart w:id="22" w:name="when-it-will-not-clear-or-notify"/>
-      <w:bookmarkEnd w:id="22"/>
+      <w:bookmarkStart w:id="24" w:name="when-it-will-not-clear-or-notify"/>
+      <w:bookmarkEnd w:id="24"/>
       <w:r>
         <w:rPr/>
         <w:t>When It Will Not Clear (or Notify)</w:t>
@@ -17225,8 +18820,8 @@
         <w:jc w:val="left"/>
         <w:rPr/>
       </w:pPr>
-      <w:bookmarkStart w:id="23" w:name="which-window-gets-the-keystroke"/>
-      <w:bookmarkEnd w:id="23"/>
+      <w:bookmarkStart w:id="25" w:name="which-window-gets-the-keystroke"/>
+      <w:bookmarkEnd w:id="25"/>
       <w:r>
         <w:rPr/>
         <w:t>Which Window Gets the Keystroke</w:t>
@@ -17351,7 +18946,7 @@
         <w:pStyle w:val="BodyText"/>
         <w:numPr>
           <w:ilvl w:val="0"/>
-          <w:numId w:val="28"/>
+          <w:numId w:val="30"/>
         </w:numPr>
         <w:tabs>
           <w:tab w:val="clear" w:pos="1134"/>
@@ -17389,7 +18984,7 @@
         <w:pStyle w:val="BodyText"/>
         <w:numPr>
           <w:ilvl w:val="0"/>
-          <w:numId w:val="28"/>
+          <w:numId w:val="30"/>
         </w:numPr>
         <w:tabs>
           <w:tab w:val="clear" w:pos="1134"/>
@@ -17449,7 +19044,7 @@
         <w:pStyle w:val="BodyText"/>
         <w:numPr>
           <w:ilvl w:val="0"/>
-          <w:numId w:val="28"/>
+          <w:numId w:val="30"/>
         </w:numPr>
         <w:tabs>
           <w:tab w:val="clear" w:pos="1134"/>
@@ -20812,8 +22407,8 @@
   <w:abstractNum w:abstractNumId="25">
     <w:lvl w:ilvl="0">
       <w:start w:val="1"/>
-      <w:numFmt w:val="decimal"/>
-      <w:lvlText w:val="%1."/>
+      <w:numFmt w:val="bullet"/>
+      <w:lvlText w:val=""/>
       <w:lvlJc w:val="left"/>
       <w:pPr>
         <w:tabs>
@@ -20821,12 +22416,14 @@
         </w:tabs>
         <w:ind w:left="709" w:hanging="283"/>
       </w:pPr>
-      <w:rPr/>
+      <w:rPr>
+        <w:rFonts w:ascii="Symbol" w:hAnsi="Symbol" w:cs="Symbol" w:hint="default"/>
+      </w:rPr>
     </w:lvl>
     <w:lvl w:ilvl="1">
       <w:start w:val="1"/>
-      <w:numFmt w:val="decimal"/>
-      <w:lvlText w:val="%2."/>
+      <w:numFmt w:val="bullet"/>
+      <w:lvlText w:val=""/>
       <w:lvlJc w:val="left"/>
       <w:pPr>
         <w:tabs>
@@ -20834,12 +22431,14 @@
         </w:tabs>
         <w:ind w:left="1418" w:hanging="283"/>
       </w:pPr>
-      <w:rPr/>
+      <w:rPr>
+        <w:rFonts w:ascii="Symbol" w:hAnsi="Symbol" w:cs="Symbol" w:hint="default"/>
+      </w:rPr>
     </w:lvl>
     <w:lvl w:ilvl="2">
       <w:start w:val="1"/>
-      <w:numFmt w:val="decimal"/>
-      <w:lvlText w:val="%3."/>
+      <w:numFmt w:val="bullet"/>
+      <w:lvlText w:val=""/>
       <w:lvlJc w:val="left"/>
       <w:pPr>
         <w:tabs>
@@ -20847,12 +22446,14 @@
         </w:tabs>
         <w:ind w:left="2127" w:hanging="283"/>
       </w:pPr>
-      <w:rPr/>
+      <w:rPr>
+        <w:rFonts w:ascii="Symbol" w:hAnsi="Symbol" w:cs="Symbol" w:hint="default"/>
+      </w:rPr>
     </w:lvl>
     <w:lvl w:ilvl="3">
       <w:start w:val="1"/>
-      <w:numFmt w:val="decimal"/>
-      <w:lvlText w:val="%4."/>
+      <w:numFmt w:val="bullet"/>
+      <w:lvlText w:val=""/>
       <w:lvlJc w:val="left"/>
       <w:pPr>
         <w:tabs>
@@ -20860,12 +22461,14 @@
         </w:tabs>
         <w:ind w:left="2836" w:hanging="283"/>
       </w:pPr>
-      <w:rPr/>
+      <w:rPr>
+        <w:rFonts w:ascii="Symbol" w:hAnsi="Symbol" w:cs="Symbol" w:hint="default"/>
+      </w:rPr>
     </w:lvl>
     <w:lvl w:ilvl="4">
       <w:start w:val="1"/>
-      <w:numFmt w:val="decimal"/>
-      <w:lvlText w:val="%5."/>
+      <w:numFmt w:val="bullet"/>
+      <w:lvlText w:val=""/>
       <w:lvlJc w:val="left"/>
       <w:pPr>
         <w:tabs>
@@ -20873,12 +22476,14 @@
         </w:tabs>
         <w:ind w:left="3545" w:hanging="283"/>
       </w:pPr>
-      <w:rPr/>
+      <w:rPr>
+        <w:rFonts w:ascii="Symbol" w:hAnsi="Symbol" w:cs="Symbol" w:hint="default"/>
+      </w:rPr>
     </w:lvl>
     <w:lvl w:ilvl="5">
       <w:start w:val="1"/>
-      <w:numFmt w:val="decimal"/>
-      <w:lvlText w:val="%6."/>
+      <w:numFmt w:val="bullet"/>
+      <w:lvlText w:val=""/>
       <w:lvlJc w:val="left"/>
       <w:pPr>
         <w:tabs>
@@ -20886,12 +22491,14 @@
         </w:tabs>
         <w:ind w:left="4254" w:hanging="283"/>
       </w:pPr>
-      <w:rPr/>
+      <w:rPr>
+        <w:rFonts w:ascii="Symbol" w:hAnsi="Symbol" w:cs="Symbol" w:hint="default"/>
+      </w:rPr>
     </w:lvl>
     <w:lvl w:ilvl="6">
       <w:start w:val="1"/>
-      <w:numFmt w:val="decimal"/>
-      <w:lvlText w:val="%7."/>
+      <w:numFmt w:val="bullet"/>
+      <w:lvlText w:val=""/>
       <w:lvlJc w:val="left"/>
       <w:pPr>
         <w:tabs>
@@ -20899,12 +22506,14 @@
         </w:tabs>
         <w:ind w:left="4963" w:hanging="283"/>
       </w:pPr>
-      <w:rPr/>
+      <w:rPr>
+        <w:rFonts w:ascii="Symbol" w:hAnsi="Symbol" w:cs="Symbol" w:hint="default"/>
+      </w:rPr>
     </w:lvl>
     <w:lvl w:ilvl="7">
       <w:start w:val="1"/>
-      <w:numFmt w:val="decimal"/>
-      <w:lvlText w:val="%8."/>
+      <w:numFmt w:val="bullet"/>
+      <w:lvlText w:val=""/>
       <w:lvlJc w:val="left"/>
       <w:pPr>
         <w:tabs>
@@ -20912,12 +22521,14 @@
         </w:tabs>
         <w:ind w:left="5672" w:hanging="283"/>
       </w:pPr>
-      <w:rPr/>
+      <w:rPr>
+        <w:rFonts w:ascii="Symbol" w:hAnsi="Symbol" w:cs="Symbol" w:hint="default"/>
+      </w:rPr>
     </w:lvl>
     <w:lvl w:ilvl="8">
       <w:start w:val="1"/>
-      <w:numFmt w:val="decimal"/>
-      <w:lvlText w:val="%9."/>
+      <w:numFmt w:val="bullet"/>
+      <w:lvlText w:val=""/>
       <w:lvlJc w:val="left"/>
       <w:pPr>
         <w:tabs>
@@ -20925,7 +22536,9 @@
         </w:tabs>
         <w:ind w:left="6381" w:hanging="283"/>
       </w:pPr>
-      <w:rPr/>
+      <w:rPr>
+        <w:rFonts w:ascii="Symbol" w:hAnsi="Symbol" w:cs="Symbol" w:hint="default"/>
+      </w:rPr>
     </w:lvl>
   </w:abstractNum>
   <w:abstractNum w:abstractNumId="26">
@@ -21068,8 +22681,8 @@
   <w:abstractNum w:abstractNumId="27">
     <w:lvl w:ilvl="0">
       <w:start w:val="1"/>
-      <w:numFmt w:val="bullet"/>
-      <w:lvlText w:val=""/>
+      <w:numFmt w:val="decimal"/>
+      <w:lvlText w:val="%1."/>
       <w:lvlJc w:val="left"/>
       <w:pPr>
         <w:tabs>
@@ -21077,14 +22690,12 @@
         </w:tabs>
         <w:ind w:left="709" w:hanging="283"/>
       </w:pPr>
-      <w:rPr>
-        <w:rFonts w:ascii="Symbol" w:hAnsi="Symbol" w:cs="Symbol" w:hint="default"/>
-      </w:rPr>
+      <w:rPr/>
     </w:lvl>
     <w:lvl w:ilvl="1">
       <w:start w:val="1"/>
-      <w:numFmt w:val="bullet"/>
-      <w:lvlText w:val=""/>
+      <w:numFmt w:val="decimal"/>
+      <w:lvlText w:val="%2."/>
       <w:lvlJc w:val="left"/>
       <w:pPr>
         <w:tabs>
@@ -21092,14 +22703,12 @@
         </w:tabs>
         <w:ind w:left="1418" w:hanging="283"/>
       </w:pPr>
-      <w:rPr>
-        <w:rFonts w:ascii="Symbol" w:hAnsi="Symbol" w:cs="Symbol" w:hint="default"/>
-      </w:rPr>
+      <w:rPr/>
     </w:lvl>
     <w:lvl w:ilvl="2">
       <w:start w:val="1"/>
-      <w:numFmt w:val="bullet"/>
-      <w:lvlText w:val=""/>
+      <w:numFmt w:val="decimal"/>
+      <w:lvlText w:val="%3."/>
       <w:lvlJc w:val="left"/>
       <w:pPr>
         <w:tabs>
@@ -21107,14 +22716,12 @@
         </w:tabs>
         <w:ind w:left="2127" w:hanging="283"/>
       </w:pPr>
-      <w:rPr>
-        <w:rFonts w:ascii="Symbol" w:hAnsi="Symbol" w:cs="Symbol" w:hint="default"/>
-      </w:rPr>
+      <w:rPr/>
     </w:lvl>
     <w:lvl w:ilvl="3">
       <w:start w:val="1"/>
-      <w:numFmt w:val="bullet"/>
-      <w:lvlText w:val=""/>
+      <w:numFmt w:val="decimal"/>
+      <w:lvlText w:val="%4."/>
       <w:lvlJc w:val="left"/>
       <w:pPr>
         <w:tabs>
@@ -21122,14 +22729,12 @@
         </w:tabs>
         <w:ind w:left="2836" w:hanging="283"/>
       </w:pPr>
-      <w:rPr>
-        <w:rFonts w:ascii="Symbol" w:hAnsi="Symbol" w:cs="Symbol" w:hint="default"/>
-      </w:rPr>
+      <w:rPr/>
     </w:lvl>
     <w:lvl w:ilvl="4">
       <w:start w:val="1"/>
-      <w:numFmt w:val="bullet"/>
-      <w:lvlText w:val=""/>
+      <w:numFmt w:val="decimal"/>
+      <w:lvlText w:val="%5."/>
       <w:lvlJc w:val="left"/>
       <w:pPr>
         <w:tabs>
@@ -21137,14 +22742,12 @@
         </w:tabs>
         <w:ind w:left="3545" w:hanging="283"/>
       </w:pPr>
-      <w:rPr>
-        <w:rFonts w:ascii="Symbol" w:hAnsi="Symbol" w:cs="Symbol" w:hint="default"/>
-      </w:rPr>
+      <w:rPr/>
     </w:lvl>
     <w:lvl w:ilvl="5">
       <w:start w:val="1"/>
-      <w:numFmt w:val="bullet"/>
-      <w:lvlText w:val=""/>
+      <w:numFmt w:val="decimal"/>
+      <w:lvlText w:val="%6."/>
       <w:lvlJc w:val="left"/>
       <w:pPr>
         <w:tabs>
@@ -21152,14 +22755,12 @@
         </w:tabs>
         <w:ind w:left="4254" w:hanging="283"/>
       </w:pPr>
-      <w:rPr>
-        <w:rFonts w:ascii="Symbol" w:hAnsi="Symbol" w:cs="Symbol" w:hint="default"/>
-      </w:rPr>
+      <w:rPr/>
     </w:lvl>
     <w:lvl w:ilvl="6">
       <w:start w:val="1"/>
-      <w:numFmt w:val="bullet"/>
-      <w:lvlText w:val=""/>
+      <w:numFmt w:val="decimal"/>
+      <w:lvlText w:val="%7."/>
       <w:lvlJc w:val="left"/>
       <w:pPr>
         <w:tabs>
@@ -21167,14 +22768,12 @@
         </w:tabs>
         <w:ind w:left="4963" w:hanging="283"/>
       </w:pPr>
-      <w:rPr>
-        <w:rFonts w:ascii="Symbol" w:hAnsi="Symbol" w:cs="Symbol" w:hint="default"/>
-      </w:rPr>
+      <w:rPr/>
     </w:lvl>
     <w:lvl w:ilvl="7">
       <w:start w:val="1"/>
-      <w:numFmt w:val="bullet"/>
-      <w:lvlText w:val=""/>
+      <w:numFmt w:val="decimal"/>
+      <w:lvlText w:val="%8."/>
       <w:lvlJc w:val="left"/>
       <w:pPr>
         <w:tabs>
@@ -21182,14 +22781,12 @@
         </w:tabs>
         <w:ind w:left="5672" w:hanging="283"/>
       </w:pPr>
-      <w:rPr>
-        <w:rFonts w:ascii="Symbol" w:hAnsi="Symbol" w:cs="Symbol" w:hint="default"/>
-      </w:rPr>
+      <w:rPr/>
     </w:lvl>
     <w:lvl w:ilvl="8">
       <w:start w:val="1"/>
-      <w:numFmt w:val="bullet"/>
-      <w:lvlText w:val=""/>
+      <w:numFmt w:val="decimal"/>
+      <w:lvlText w:val="%9."/>
       <w:lvlJc w:val="left"/>
       <w:pPr>
         <w:tabs>
@@ -21197,9 +22794,7 @@
         </w:tabs>
         <w:ind w:left="6381" w:hanging="283"/>
       </w:pPr>
-      <w:rPr>
-        <w:rFonts w:ascii="Symbol" w:hAnsi="Symbol" w:cs="Symbol" w:hint="default"/>
-      </w:rPr>
+      <w:rPr/>
     </w:lvl>
   </w:abstractNum>
   <w:abstractNum w:abstractNumId="28">
@@ -21340,6 +22935,280 @@
     </w:lvl>
   </w:abstractNum>
   <w:abstractNum w:abstractNumId="29">
+    <w:lvl w:ilvl="0">
+      <w:start w:val="1"/>
+      <w:numFmt w:val="bullet"/>
+      <w:lvlText w:val=""/>
+      <w:lvlJc w:val="left"/>
+      <w:pPr>
+        <w:tabs>
+          <w:tab w:val="num" w:pos="709"/>
+        </w:tabs>
+        <w:ind w:left="709" w:hanging="283"/>
+      </w:pPr>
+      <w:rPr>
+        <w:rFonts w:ascii="Symbol" w:hAnsi="Symbol" w:cs="Symbol" w:hint="default"/>
+      </w:rPr>
+    </w:lvl>
+    <w:lvl w:ilvl="1">
+      <w:start w:val="1"/>
+      <w:numFmt w:val="bullet"/>
+      <w:lvlText w:val=""/>
+      <w:lvlJc w:val="left"/>
+      <w:pPr>
+        <w:tabs>
+          <w:tab w:val="num" w:pos="1418"/>
+        </w:tabs>
+        <w:ind w:left="1418" w:hanging="283"/>
+      </w:pPr>
+      <w:rPr>
+        <w:rFonts w:ascii="Symbol" w:hAnsi="Symbol" w:cs="Symbol" w:hint="default"/>
+      </w:rPr>
+    </w:lvl>
+    <w:lvl w:ilvl="2">
+      <w:start w:val="1"/>
+      <w:numFmt w:val="bullet"/>
+      <w:lvlText w:val=""/>
+      <w:lvlJc w:val="left"/>
+      <w:pPr>
+        <w:tabs>
+          <w:tab w:val="num" w:pos="2127"/>
+        </w:tabs>
+        <w:ind w:left="2127" w:hanging="283"/>
+      </w:pPr>
+      <w:rPr>
+        <w:rFonts w:ascii="Symbol" w:hAnsi="Symbol" w:cs="Symbol" w:hint="default"/>
+      </w:rPr>
+    </w:lvl>
+    <w:lvl w:ilvl="3">
+      <w:start w:val="1"/>
+      <w:numFmt w:val="bullet"/>
+      <w:lvlText w:val=""/>
+      <w:lvlJc w:val="left"/>
+      <w:pPr>
+        <w:tabs>
+          <w:tab w:val="num" w:pos="2836"/>
+        </w:tabs>
+        <w:ind w:left="2836" w:hanging="283"/>
+      </w:pPr>
+      <w:rPr>
+        <w:rFonts w:ascii="Symbol" w:hAnsi="Symbol" w:cs="Symbol" w:hint="default"/>
+      </w:rPr>
+    </w:lvl>
+    <w:lvl w:ilvl="4">
+      <w:start w:val="1"/>
+      <w:numFmt w:val="bullet"/>
+      <w:lvlText w:val=""/>
+      <w:lvlJc w:val="left"/>
+      <w:pPr>
+        <w:tabs>
+          <w:tab w:val="num" w:pos="3545"/>
+        </w:tabs>
+        <w:ind w:left="3545" w:hanging="283"/>
+      </w:pPr>
+      <w:rPr>
+        <w:rFonts w:ascii="Symbol" w:hAnsi="Symbol" w:cs="Symbol" w:hint="default"/>
+      </w:rPr>
+    </w:lvl>
+    <w:lvl w:ilvl="5">
+      <w:start w:val="1"/>
+      <w:numFmt w:val="bullet"/>
+      <w:lvlText w:val=""/>
+      <w:lvlJc w:val="left"/>
+      <w:pPr>
+        <w:tabs>
+          <w:tab w:val="num" w:pos="4254"/>
+        </w:tabs>
+        <w:ind w:left="4254" w:hanging="283"/>
+      </w:pPr>
+      <w:rPr>
+        <w:rFonts w:ascii="Symbol" w:hAnsi="Symbol" w:cs="Symbol" w:hint="default"/>
+      </w:rPr>
+    </w:lvl>
+    <w:lvl w:ilvl="6">
+      <w:start w:val="1"/>
+      <w:numFmt w:val="bullet"/>
+      <w:lvlText w:val=""/>
+      <w:lvlJc w:val="left"/>
+      <w:pPr>
+        <w:tabs>
+          <w:tab w:val="num" w:pos="4963"/>
+        </w:tabs>
+        <w:ind w:left="4963" w:hanging="283"/>
+      </w:pPr>
+      <w:rPr>
+        <w:rFonts w:ascii="Symbol" w:hAnsi="Symbol" w:cs="Symbol" w:hint="default"/>
+      </w:rPr>
+    </w:lvl>
+    <w:lvl w:ilvl="7">
+      <w:start w:val="1"/>
+      <w:numFmt w:val="bullet"/>
+      <w:lvlText w:val=""/>
+      <w:lvlJc w:val="left"/>
+      <w:pPr>
+        <w:tabs>
+          <w:tab w:val="num" w:pos="5672"/>
+        </w:tabs>
+        <w:ind w:left="5672" w:hanging="283"/>
+      </w:pPr>
+      <w:rPr>
+        <w:rFonts w:ascii="Symbol" w:hAnsi="Symbol" w:cs="Symbol" w:hint="default"/>
+      </w:rPr>
+    </w:lvl>
+    <w:lvl w:ilvl="8">
+      <w:start w:val="1"/>
+      <w:numFmt w:val="bullet"/>
+      <w:lvlText w:val=""/>
+      <w:lvlJc w:val="left"/>
+      <w:pPr>
+        <w:tabs>
+          <w:tab w:val="num" w:pos="6381"/>
+        </w:tabs>
+        <w:ind w:left="6381" w:hanging="283"/>
+      </w:pPr>
+      <w:rPr>
+        <w:rFonts w:ascii="Symbol" w:hAnsi="Symbol" w:cs="Symbol" w:hint="default"/>
+      </w:rPr>
+    </w:lvl>
+  </w:abstractNum>
+  <w:abstractNum w:abstractNumId="30">
+    <w:lvl w:ilvl="0">
+      <w:start w:val="1"/>
+      <w:numFmt w:val="bullet"/>
+      <w:lvlText w:val=""/>
+      <w:lvlJc w:val="left"/>
+      <w:pPr>
+        <w:tabs>
+          <w:tab w:val="num" w:pos="709"/>
+        </w:tabs>
+        <w:ind w:left="709" w:hanging="283"/>
+      </w:pPr>
+      <w:rPr>
+        <w:rFonts w:ascii="Symbol" w:hAnsi="Symbol" w:cs="Symbol" w:hint="default"/>
+      </w:rPr>
+    </w:lvl>
+    <w:lvl w:ilvl="1">
+      <w:start w:val="1"/>
+      <w:numFmt w:val="bullet"/>
+      <w:lvlText w:val=""/>
+      <w:lvlJc w:val="left"/>
+      <w:pPr>
+        <w:tabs>
+          <w:tab w:val="num" w:pos="1418"/>
+        </w:tabs>
+        <w:ind w:left="1418" w:hanging="283"/>
+      </w:pPr>
+      <w:rPr>
+        <w:rFonts w:ascii="Symbol" w:hAnsi="Symbol" w:cs="Symbol" w:hint="default"/>
+      </w:rPr>
+    </w:lvl>
+    <w:lvl w:ilvl="2">
+      <w:start w:val="1"/>
+      <w:numFmt w:val="bullet"/>
+      <w:lvlText w:val=""/>
+      <w:lvlJc w:val="left"/>
+      <w:pPr>
+        <w:tabs>
+          <w:tab w:val="num" w:pos="2127"/>
+        </w:tabs>
+        <w:ind w:left="2127" w:hanging="283"/>
+      </w:pPr>
+      <w:rPr>
+        <w:rFonts w:ascii="Symbol" w:hAnsi="Symbol" w:cs="Symbol" w:hint="default"/>
+      </w:rPr>
+    </w:lvl>
+    <w:lvl w:ilvl="3">
+      <w:start w:val="1"/>
+      <w:numFmt w:val="bullet"/>
+      <w:lvlText w:val=""/>
+      <w:lvlJc w:val="left"/>
+      <w:pPr>
+        <w:tabs>
+          <w:tab w:val="num" w:pos="2836"/>
+        </w:tabs>
+        <w:ind w:left="2836" w:hanging="283"/>
+      </w:pPr>
+      <w:rPr>
+        <w:rFonts w:ascii="Symbol" w:hAnsi="Symbol" w:cs="Symbol" w:hint="default"/>
+      </w:rPr>
+    </w:lvl>
+    <w:lvl w:ilvl="4">
+      <w:start w:val="1"/>
+      <w:numFmt w:val="bullet"/>
+      <w:lvlText w:val=""/>
+      <w:lvlJc w:val="left"/>
+      <w:pPr>
+        <w:tabs>
+          <w:tab w:val="num" w:pos="3545"/>
+        </w:tabs>
+        <w:ind w:left="3545" w:hanging="283"/>
+      </w:pPr>
+      <w:rPr>
+        <w:rFonts w:ascii="Symbol" w:hAnsi="Symbol" w:cs="Symbol" w:hint="default"/>
+      </w:rPr>
+    </w:lvl>
+    <w:lvl w:ilvl="5">
+      <w:start w:val="1"/>
+      <w:numFmt w:val="bullet"/>
+      <w:lvlText w:val=""/>
+      <w:lvlJc w:val="left"/>
+      <w:pPr>
+        <w:tabs>
+          <w:tab w:val="num" w:pos="4254"/>
+        </w:tabs>
+        <w:ind w:left="4254" w:hanging="283"/>
+      </w:pPr>
+      <w:rPr>
+        <w:rFonts w:ascii="Symbol" w:hAnsi="Symbol" w:cs="Symbol" w:hint="default"/>
+      </w:rPr>
+    </w:lvl>
+    <w:lvl w:ilvl="6">
+      <w:start w:val="1"/>
+      <w:numFmt w:val="bullet"/>
+      <w:lvlText w:val=""/>
+      <w:lvlJc w:val="left"/>
+      <w:pPr>
+        <w:tabs>
+          <w:tab w:val="num" w:pos="4963"/>
+        </w:tabs>
+        <w:ind w:left="4963" w:hanging="283"/>
+      </w:pPr>
+      <w:rPr>
+        <w:rFonts w:ascii="Symbol" w:hAnsi="Symbol" w:cs="Symbol" w:hint="default"/>
+      </w:rPr>
+    </w:lvl>
+    <w:lvl w:ilvl="7">
+      <w:start w:val="1"/>
+      <w:numFmt w:val="bullet"/>
+      <w:lvlText w:val=""/>
+      <w:lvlJc w:val="left"/>
+      <w:pPr>
+        <w:tabs>
+          <w:tab w:val="num" w:pos="5672"/>
+        </w:tabs>
+        <w:ind w:left="5672" w:hanging="283"/>
+      </w:pPr>
+      <w:rPr>
+        <w:rFonts w:ascii="Symbol" w:hAnsi="Symbol" w:cs="Symbol" w:hint="default"/>
+      </w:rPr>
+    </w:lvl>
+    <w:lvl w:ilvl="8">
+      <w:start w:val="1"/>
+      <w:numFmt w:val="bullet"/>
+      <w:lvlText w:val=""/>
+      <w:lvlJc w:val="left"/>
+      <w:pPr>
+        <w:tabs>
+          <w:tab w:val="num" w:pos="6381"/>
+        </w:tabs>
+        <w:ind w:left="6381" w:hanging="283"/>
+      </w:pPr>
+      <w:rPr>
+        <w:rFonts w:ascii="Symbol" w:hAnsi="Symbol" w:cs="Symbol" w:hint="default"/>
+      </w:rPr>
+    </w:lvl>
+  </w:abstractNum>
+  <w:abstractNum w:abstractNumId="31">
     <w:lvl w:ilvl="0">
       <w:start w:val="1"/>
       <w:numFmt w:val="none"/>
@@ -21547,6 +23416,12 @@
   </w:num>
   <w:num w:numId="29">
     <w:abstractNumId w:val="29"/>
+  </w:num>
+  <w:num w:numId="30">
+    <w:abstractNumId w:val="30"/>
+  </w:num>
+  <w:num w:numId="31">
+    <w:abstractNumId w:val="31"/>
   </w:num>
 </w:numbering>
 </file>

--- a/docs/guides/crew/crew-troubleshooting.docx
+++ b/docs/guides/crew/crew-troubleshooting.docx
@@ -2812,41 +2812,125 @@
         <w:rPr>
           <w:rStyle w:val="Strong"/>
         </w:rPr>
-        <w:t>Silence one hook without touching the rest:</w:t>
-      </w:r>
-      <w:r>
-        <w:rPr/>
-        <w:t xml:space="preserve"> set its own key. </w:t>
-      </w:r>
-      <w:r>
-        <w:rPr>
-          <w:rStyle w:val="SourceText"/>
-        </w:rPr>
-        <w:t>guards.roleWrites: off</w:t>
-      </w:r>
-      <w:r>
-        <w:rPr/>
-        <w:t xml:space="preserve">, </w:t>
-      </w:r>
-      <w:r>
-        <w:rPr>
-          <w:rStyle w:val="SourceText"/>
-        </w:rPr>
-        <w:t>guards.cloudGuard: off</w:t>
-      </w:r>
-      <w:r>
-        <w:rPr/>
-        <w:t xml:space="preserve"> and </w:t>
-      </w:r>
-      <w:r>
-        <w:rPr>
-          <w:rStyle w:val="SourceText"/>
-        </w:rPr>
-        <w:t>scope.mode: off</w:t>
-      </w:r>
-      <w:r>
-        <w:rPr/>
-        <w:t xml:space="preserve"> are already the shipped defaults — a noisy session usually means one of these was turned on somewhere (repo or machine-global) and forgotten, not that the default changed. </w:t>
+        <w:t>Blocker pings (</w:t>
+      </w:r>
+      <w:r>
+        <w:rPr>
+          <w:rStyle w:val="SourceText"/>
+        </w:rPr>
+        <w:t>notify.events</w:t>
+      </w:r>
+      <w:r>
+        <w:rPr>
+          <w:rStyle w:val="Strong"/>
+        </w:rPr>
+        <w:t xml:space="preserve"> has </w:t>
+      </w:r>
+      <w:r>
+        <w:rPr>
+          <w:rStyle w:val="SourceText"/>
+        </w:rPr>
+        <w:t>blocker</w:t>
+      </w:r>
+      <w:r>
+        <w:rPr>
+          <w:rStyle w:val="Strong"/>
+        </w:rPr>
+        <w:t>).</w:t>
+      </w:r>
+      <w:r>
+        <w:rPr/>
+        <w:t xml:space="preserve"> </w:t>
+      </w:r>
+      <w:r>
+        <w:rPr>
+          <w:rStyle w:val="SourceText"/>
+        </w:rPr>
+        <w:t>Stop gate refused</w:t>
+      </w:r>
+      <w:r>
+        <w:rPr/>
+        <w:t xml:space="preserve"> means the verify gate or the completion audit refused the same ticket at Stop twice in a row (</w:t>
+      </w:r>
+      <w:r>
+        <w:rPr>
+          <w:rStyle w:val="SourceText"/>
+        </w:rPr>
+        <w:t>crew_notify.py stop</w:t>
+      </w:r>
+      <w:r>
+        <w:rPr/>
+        <w:t xml:space="preserve"> records it; the gates call it once their harness-only change lands). </w:t>
+      </w:r>
+      <w:r>
+        <w:rPr>
+          <w:rStyle w:val="SourceText"/>
+        </w:rPr>
+        <w:t>Lane stalled</w:t>
+      </w:r>
+      <w:r>
+        <w:rPr/>
+        <w:t xml:space="preserve"> means </w:t>
+      </w:r>
+      <w:r>
+        <w:rPr>
+          <w:rStyle w:val="SourceText"/>
+        </w:rPr>
+        <w:t>/crew:autopilot</w:t>
+      </w:r>
+      <w:r>
+        <w:rPr/>
+        <w:t xml:space="preserve"> found another runner's in-flight marker </w:t>
+      </w:r>
+      <w:r>
+        <w:rPr>
+          <w:rStyle w:val="SourceText"/>
+        </w:rPr>
+        <w:t>stale</w:t>
+      </w:r>
+      <w:r>
+        <w:rPr/>
+        <w:t xml:space="preserve"> (a dead pid, or no heartbeat inside T-0049's 30-minute TTL) and names the owner's </w:t>
+      </w:r>
+      <w:r>
+        <w:rPr>
+          <w:rStyle w:val="SourceText"/>
+        </w:rPr>
+        <w:t>crew_inflight.py clear</w:t>
+      </w:r>
+      <w:r>
+        <w:rPr/>
+        <w:t xml:space="preserve">; </w:t>
+      </w:r>
+      <w:r>
+        <w:rPr>
+          <w:rStyle w:val="SourceText"/>
+        </w:rPr>
+        <w:t>Lane state unknown</w:t>
+      </w:r>
+      <w:r>
+        <w:rPr/>
+        <w:t xml:space="preserve"> means it could not tell. </w:t>
+      </w:r>
+      <w:r>
+        <w:rPr>
+          <w:rStyle w:val="SourceText"/>
+        </w:rPr>
+        <w:t>Approval waiting</w:t>
+      </w:r>
+      <w:r>
+        <w:rPr/>
+        <w:t xml:space="preserve"> is autopilot stopped at </w:t>
+      </w:r>
+      <w:r>
+        <w:rPr>
+          <w:rStyle w:val="SourceText"/>
+        </w:rPr>
+        <w:t>approve</w:t>
+      </w:r>
+      <w:r>
+        <w:rPr/>
+        <w:t xml:space="preserve">. </w:t>
       </w:r>
     </w:p>
     <w:p>
@@ -2870,31 +2954,41 @@
         <w:rPr>
           <w:rStyle w:val="Strong"/>
         </w:rPr>
-        <w:t>Silence the SessionStart context specifically:</w:t>
-      </w:r>
-      <w:r>
-        <w:rPr/>
-        <w:t xml:space="preserve"> </w:t>
-      </w:r>
-      <w:r>
-        <w:rPr>
-          <w:rStyle w:val="SourceText"/>
-        </w:rPr>
-        <w:t>{"memory": {"inject": false}}</w:t>
-      </w:r>
-      <w:r>
-        <w:rPr/>
-        <w:t xml:space="preserve"> stops the context hook; </w:t>
-      </w:r>
-      <w:r>
-        <w:rPr>
-          <w:rStyle w:val="SourceText"/>
-        </w:rPr>
-        <w:t>handoff-read.sh</w:t>
-      </w:r>
-      <w:r>
-        <w:rPr/>
-        <w:t xml:space="preserve"> then prints the handoff on resume instead. </w:t>
+        <w:t>Silence one hook without touching the rest:</w:t>
+      </w:r>
+      <w:r>
+        <w:rPr/>
+        <w:t xml:space="preserve"> set its own key. </w:t>
+      </w:r>
+      <w:r>
+        <w:rPr>
+          <w:rStyle w:val="SourceText"/>
+        </w:rPr>
+        <w:t>guards.roleWrites: off</w:t>
+      </w:r>
+      <w:r>
+        <w:rPr/>
+        <w:t xml:space="preserve">, </w:t>
+      </w:r>
+      <w:r>
+        <w:rPr>
+          <w:rStyle w:val="SourceText"/>
+        </w:rPr>
+        <w:t>guards.cloudGuard: off</w:t>
+      </w:r>
+      <w:r>
+        <w:rPr/>
+        <w:t xml:space="preserve"> and </w:t>
+      </w:r>
+      <w:r>
+        <w:rPr>
+          <w:rStyle w:val="SourceText"/>
+        </w:rPr>
+        <w:t>scope.mode: off</w:t>
+      </w:r>
+      <w:r>
+        <w:rPr/>
+        <w:t xml:space="preserve"> are already the shipped defaults — a noisy session usually means one of these was turned on somewhere (repo or machine-global) and forgotten, not that the default changed. </w:t>
       </w:r>
     </w:p>
     <w:p>
@@ -2909,6 +3003,54 @@
           <w:tab w:val="left" w:pos="829" w:leader="none"/>
         </w:tabs>
         <w:bidi w:val="0"/>
+        <w:spacing w:before="120" w:after="0"/>
+        <w:ind w:hanging="283" w:left="829"/>
+        <w:jc w:val="left"/>
+        <w:rPr/>
+      </w:pPr>
+      <w:r>
+        <w:rPr>
+          <w:rStyle w:val="Strong"/>
+        </w:rPr>
+        <w:t>Silence the SessionStart context specifically:</w:t>
+      </w:r>
+      <w:r>
+        <w:rPr/>
+        <w:t xml:space="preserve"> </w:t>
+      </w:r>
+      <w:r>
+        <w:rPr>
+          <w:rStyle w:val="SourceText"/>
+        </w:rPr>
+        <w:t>{"memory": {"inject": false}}</w:t>
+      </w:r>
+      <w:r>
+        <w:rPr/>
+        <w:t xml:space="preserve"> stops the context hook; </w:t>
+      </w:r>
+      <w:r>
+        <w:rPr>
+          <w:rStyle w:val="SourceText"/>
+        </w:rPr>
+        <w:t>handoff-read.sh</w:t>
+      </w:r>
+      <w:r>
+        <w:rPr/>
+        <w:t xml:space="preserve"> then prints the handoff on resume instead. </w:t>
+      </w:r>
+    </w:p>
+    <w:p>
+      <w:pPr>
+        <w:pStyle w:val="BodyText"/>
+        <w:numPr>
+          <w:ilvl w:val="0"/>
+          <w:numId w:val="4"/>
+        </w:numPr>
+        <w:tabs>
+          <w:tab w:val="clear" w:pos="1134"/>
+          <w:tab w:val="left" w:pos="829" w:leader="none"/>
+        </w:tabs>
+        <w:bidi w:val="0"/>
         <w:ind w:hanging="283" w:left="829"/>
         <w:jc w:val="left"/>
         <w:rPr/>
@@ -3437,7 +3579,27 @@
       </w:r>
       <w:r>
         <w:rPr/>
-        <w:t xml:space="preserve"> ticket opens a fresh budget of two rounds counted from the successor plan; the rounds already spent stay in the ledger and are not erased.</w:t>
+        <w:t xml:space="preserve"> ticket opens a fresh budget of two rounds counted from the successor plan; the rounds already spent stay in the ledger and are not erased. With notify on, a spent budget whose last round carries a BLOCK sends the </w:t>
+      </w:r>
+      <w:r>
+        <w:rPr>
+          <w:rStyle w:val="SourceText"/>
+        </w:rPr>
+        <w:t>Review out of rounds</w:t>
+      </w:r>
+      <w:r>
+        <w:rPr/>
+        <w:t xml:space="preserve"> ping when </w:t>
+      </w:r>
+      <w:r>
+        <w:rPr>
+          <w:rStyle w:val="SourceText"/>
+        </w:rPr>
+        <w:t>/crew:autopilot</w:t>
+      </w:r>
+      <w:r>
+        <w:rPr/>
+        <w:t xml:space="preserve"> stops on it.</w:t>
       </w:r>
     </w:p>
     <w:p>
@@ -3626,7 +3788,7 @@
       </w:r>
       <w:r>
         <w:rPr/>
-        <w:t xml:space="preserve"> table row) or a line admitting the review fell short ("skipped", "truncated", "could not review") is still INCOMPLETE </w:t>
+        <w:t xml:space="preserve"> table row) or a line matching the shortfall wording list ("skipped", "truncated", "could not review") is still INCOMPLETE </w:t>
       </w:r>
       <w:r>
         <w:rPr>
@@ -3636,7 +3798,7 @@
       </w:r>
       <w:r>
         <w:rPr/>
-        <w:t xml:space="preserve">. </w:t>
+        <w:t xml:space="preserve">. That list cannot catch every admission: one it misses ("I only inspected one of the nine files") is ignored as prose and the round stays FINDINGS, so read the ignored lines. </w:t>
       </w:r>
       <w:r>
         <w:rPr>
@@ -4872,6 +5034,84 @@
           <w:tab w:val="left" w:pos="829" w:leader="none"/>
         </w:tabs>
         <w:bidi w:val="0"/>
+        <w:spacing w:before="120" w:after="0"/>
+        <w:ind w:hanging="283" w:left="829"/>
+        <w:jc w:val="left"/>
+        <w:rPr/>
+      </w:pPr>
+      <w:r>
+        <w:rPr>
+          <w:rStyle w:val="Strong"/>
+        </w:rPr>
+        <w:t>Symptom: which tickets still need my approval?</w:t>
+      </w:r>
+      <w:r>
+        <w:rPr/>
+        <w:t xml:space="preserve"> </w:t>
+      </w:r>
+      <w:r>
+        <w:rPr>
+          <w:rStyle w:val="Strong"/>
+        </w:rPr>
+        <w:t>Check:</w:t>
+      </w:r>
+      <w:r>
+        <w:rPr/>
+        <w:t xml:space="preserve"> </w:t>
+      </w:r>
+      <w:r>
+        <w:rPr>
+          <w:rStyle w:val="SourceText"/>
+        </w:rPr>
+        <w:t>/crew:status --approvals</w:t>
+      </w:r>
+      <w:r>
+        <w:rPr/>
+        <w:t xml:space="preserve">. It prints one ready-to-paste </w:t>
+      </w:r>
+      <w:r>
+        <w:rPr>
+          <w:rStyle w:val="SourceText"/>
+        </w:rPr>
+        <w:t>/crew:approve &lt;id&gt;</w:t>
+      </w:r>
+      <w:r>
+        <w:rPr/>
+        <w:t xml:space="preserve"> line, with a </w:t>
+      </w:r>
+      <w:r>
+        <w:rPr>
+          <w:rStyle w:val="SourceText"/>
+        </w:rPr>
+        <w:t>why: &lt;why&gt;</w:t>
+      </w:r>
+      <w:r>
+        <w:rPr/>
+        <w:t xml:space="preserve"> line under it, per open ticket whose approval is missing, stale or unaccepted, and nothing for merged, current or spec-only tickets (</w:t>
+      </w:r>
+      <w:r>
+        <w:rPr>
+          <w:rStyle w:val="SourceText"/>
+        </w:rPr>
+        <w:t>nothing needs approval</w:t>
+      </w:r>
+      <w:r>
+        <w:rPr/>
+        <w:t xml:space="preserve"> when there are none). Approving a ticket it does not list changes nothing. </w:t>
+      </w:r>
+    </w:p>
+    <w:p>
+      <w:pPr>
+        <w:pStyle w:val="BodyText"/>
+        <w:numPr>
+          <w:ilvl w:val="0"/>
+          <w:numId w:val="12"/>
+        </w:numPr>
+        <w:tabs>
+          <w:tab w:val="clear" w:pos="1134"/>
+          <w:tab w:val="left" w:pos="829" w:leader="none"/>
+        </w:tabs>
+        <w:bidi w:val="0"/>
         <w:ind w:hanging="283" w:left="829"/>
         <w:jc w:val="left"/>
         <w:rPr/>
@@ -8061,14 +8301,828 @@
     </w:p>
     <w:p>
       <w:pPr>
+        <w:pStyle w:val="Heading3"/>
+        <w:bidi w:val="0"/>
+        <w:ind w:hanging="0" w:left="0" w:right="0"/>
+        <w:jc w:val="left"/>
+        <w:rPr/>
+      </w:pPr>
+      <w:bookmarkStart w:id="9" w:name="unattended-launch-refuses"/>
+      <w:bookmarkEnd w:id="9"/>
+      <w:r>
+        <w:rPr/>
+        <w:t>Unattended Launch Refuses</w:t>
+      </w:r>
+    </w:p>
+    <w:p>
+      <w:pPr>
+        <w:pStyle w:val="BodyText"/>
+        <w:bidi w:val="0"/>
+        <w:jc w:val="left"/>
+        <w:rPr/>
+      </w:pPr>
+      <w:r>
+        <w:rPr>
+          <w:rStyle w:val="SourceText"/>
+        </w:rPr>
+        <w:t>crew_unattended.py launch -- claude ...</w:t>
+      </w:r>
+      <w:r>
+        <w:rPr/>
+        <w:t xml:space="preserve"> starts an unattended session holding sealed, owner-named cloud credentials, or refuses and starts nothing (plugin README, "Unattended runs: sealed cloud credentials"). Run </w:t>
+      </w:r>
+      <w:r>
+        <w:rPr>
+          <w:rStyle w:val="SourceText"/>
+        </w:rPr>
+        <w:t>python3 "&lt;crew&gt;/hooks/scripts/crew_unattended.py" check --root .</w:t>
+      </w:r>
+      <w:r>
+        <w:rPr/>
+        <w:t xml:space="preserve"> to see every check without launching. Each line is </w:t>
+      </w:r>
+      <w:r>
+        <w:rPr>
+          <w:rStyle w:val="SourceText"/>
+        </w:rPr>
+        <w:t>ready</w:t>
+      </w:r>
+      <w:r>
+        <w:rPr/>
+        <w:t xml:space="preserve">, </w:t>
+      </w:r>
+      <w:r>
+        <w:rPr>
+          <w:rStyle w:val="SourceText"/>
+        </w:rPr>
+        <w:t>refuse</w:t>
+      </w:r>
+      <w:r>
+        <w:rPr/>
+        <w:t xml:space="preserve"> or </w:t>
+      </w:r>
+      <w:r>
+        <w:rPr>
+          <w:rStyle w:val="SourceText"/>
+        </w:rPr>
+        <w:t>unknown</w:t>
+      </w:r>
+      <w:r>
+        <w:rPr/>
+        <w:t xml:space="preserve"> (could not tell, which also refuses).</w:t>
+      </w:r>
+    </w:p>
+    <w:p>
+      <w:pPr>
+        <w:pStyle w:val="BodyText"/>
+        <w:numPr>
+          <w:ilvl w:val="0"/>
+          <w:numId w:val="20"/>
+        </w:numPr>
+        <w:tabs>
+          <w:tab w:val="clear" w:pos="1134"/>
+          <w:tab w:val="left" w:pos="829" w:leader="none"/>
+        </w:tabs>
+        <w:bidi w:val="0"/>
+        <w:spacing w:before="120" w:after="0"/>
+        <w:ind w:hanging="283" w:left="829"/>
+        <w:jc w:val="left"/>
+        <w:rPr/>
+      </w:pPr>
+      <w:r>
+        <w:rPr>
+          <w:rStyle w:val="SourceText"/>
+        </w:rPr>
+        <w:t>config: no read-only identity named</w:t>
+      </w:r>
+      <w:r>
+        <w:rPr/>
+        <w:t xml:space="preserve"> (or </w:t>
+      </w:r>
+      <w:r>
+        <w:rPr>
+          <w:rStyle w:val="SourceText"/>
+        </w:rPr>
+        <w:t>no unattendedCloud in the machine config</w:t>
+      </w:r>
+      <w:r>
+        <w:rPr/>
+        <w:t xml:space="preserve">). The defaults name nothing. </w:t>
+      </w:r>
+      <w:r>
+        <w:rPr>
+          <w:rStyle w:val="Strong"/>
+        </w:rPr>
+        <w:t>Fix:</w:t>
+      </w:r>
+      <w:r>
+        <w:rPr/>
+        <w:t xml:space="preserve"> name the read-only role in </w:t>
+      </w:r>
+      <w:r>
+        <w:rPr>
+          <w:rStyle w:val="SourceText"/>
+        </w:rPr>
+        <w:t>~/.claude/crew/config.json</w:t>
+      </w:r>
+      <w:r>
+        <w:rPr/>
+        <w:t xml:space="preserve">, never in the repo (a repo copy is ignored and reported): set </w:t>
+      </w:r>
+      <w:r>
+        <w:rPr>
+          <w:rStyle w:val="SourceText"/>
+        </w:rPr>
+        <w:t>unattendedCloud.aws.readOnly.profile</w:t>
+      </w:r>
+      <w:r>
+        <w:rPr/>
+        <w:t xml:space="preserve"> and </w:t>
+      </w:r>
+      <w:r>
+        <w:rPr>
+          <w:rStyle w:val="SourceText"/>
+        </w:rPr>
+        <w:t>unattendedCloud.aws.readOnly.identity</w:t>
+      </w:r>
+      <w:r>
+        <w:rPr/>
+        <w:t xml:space="preserve">, the assumed-role ARN prefix ending in </w:t>
+      </w:r>
+      <w:r>
+        <w:rPr>
+          <w:rStyle w:val="SourceText"/>
+        </w:rPr>
+        <w:t>/</w:t>
+      </w:r>
+      <w:r>
+        <w:rPr/>
+        <w:t xml:space="preserve">. </w:t>
+      </w:r>
+    </w:p>
+    <w:p>
+      <w:pPr>
+        <w:pStyle w:val="BodyText"/>
+        <w:numPr>
+          <w:ilvl w:val="0"/>
+          <w:numId w:val="20"/>
+        </w:numPr>
+        <w:tabs>
+          <w:tab w:val="clear" w:pos="1134"/>
+          <w:tab w:val="left" w:pos="829" w:leader="none"/>
+        </w:tabs>
+        <w:bidi w:val="0"/>
+        <w:spacing w:before="120" w:after="0"/>
+        <w:ind w:hanging="283" w:left="829"/>
+        <w:jc w:val="left"/>
+        <w:rPr/>
+      </w:pPr>
+      <w:r>
+        <w:rPr>
+          <w:rStyle w:val="SourceText"/>
+        </w:rPr>
+        <w:t>config: environment X is not nonProd</w:t>
+      </w:r>
+      <w:r>
+        <w:rPr/>
+        <w:t xml:space="preserve"> or </w:t>
+      </w:r>
+      <w:r>
+        <w:rPr>
+          <w:rStyle w:val="SourceText"/>
+        </w:rPr>
+        <w:t>no machine entry for nonProd environment X</w:t>
+      </w:r>
+      <w:r>
+        <w:rPr>
+          <w:rStyle w:val="Strong"/>
+        </w:rPr>
+        <w:t>.</w:t>
+      </w:r>
+      <w:r>
+        <w:rPr/>
+        <w:t xml:space="preserve"> </w:t>
+      </w:r>
+      <w:r>
+        <w:rPr>
+          <w:rStyle w:val="SourceText"/>
+        </w:rPr>
+        <w:t>--environment</w:t>
+      </w:r>
+      <w:r>
+        <w:rPr/>
+        <w:t xml:space="preserve"> needs both the repo's </w:t>
+      </w:r>
+      <w:r>
+        <w:rPr>
+          <w:rStyle w:val="SourceText"/>
+        </w:rPr>
+        <w:t>environments.nonProd</w:t>
+      </w:r>
+      <w:r>
+        <w:rPr/>
+        <w:t xml:space="preserve"> to match the name and a machine </w:t>
+      </w:r>
+      <w:r>
+        <w:rPr>
+          <w:rStyle w:val="SourceText"/>
+        </w:rPr>
+        <w:t>unattendedCloud.aws.nonProd</w:t>
+      </w:r>
+      <w:r>
+        <w:rPr/>
+        <w:t xml:space="preserve"> entry for it. There is no production entry, by design. </w:t>
+      </w:r>
+    </w:p>
+    <w:p>
+      <w:pPr>
+        <w:pStyle w:val="BodyText"/>
+        <w:numPr>
+          <w:ilvl w:val="0"/>
+          <w:numId w:val="20"/>
+        </w:numPr>
+        <w:tabs>
+          <w:tab w:val="clear" w:pos="1134"/>
+          <w:tab w:val="left" w:pos="829" w:leader="none"/>
+        </w:tabs>
+        <w:bidi w:val="0"/>
+        <w:spacing w:before="120" w:after="0"/>
+        <w:ind w:hanging="283" w:left="829"/>
+        <w:jc w:val="left"/>
+        <w:rPr/>
+      </w:pPr>
+      <w:r>
+        <w:rPr>
+          <w:rStyle w:val="SourceText"/>
+        </w:rPr>
+        <w:t>provider not implemented</w:t>
+      </w:r>
+      <w:r>
+        <w:rPr>
+          <w:rStyle w:val="Strong"/>
+        </w:rPr>
+        <w:t>.</w:t>
+      </w:r>
+      <w:r>
+        <w:rPr/>
+        <w:t xml:space="preserve"> Only </w:t>
+      </w:r>
+      <w:r>
+        <w:rPr>
+          <w:rStyle w:val="SourceText"/>
+        </w:rPr>
+        <w:t>aws</w:t>
+      </w:r>
+      <w:r>
+        <w:rPr/>
+        <w:t xml:space="preserve"> is read; remove the other key. </w:t>
+      </w:r>
+    </w:p>
+    <w:p>
+      <w:pPr>
+        <w:pStyle w:val="BodyText"/>
+        <w:numPr>
+          <w:ilvl w:val="0"/>
+          <w:numId w:val="20"/>
+        </w:numPr>
+        <w:tabs>
+          <w:tab w:val="clear" w:pos="1134"/>
+          <w:tab w:val="left" w:pos="829" w:leader="none"/>
+        </w:tabs>
+        <w:bidi w:val="0"/>
+        <w:spacing w:before="120" w:after="0"/>
+        <w:ind w:hanging="283" w:left="829"/>
+        <w:jc w:val="left"/>
+        <w:rPr/>
+      </w:pPr>
+      <w:r>
+        <w:rPr>
+          <w:rStyle w:val="SourceText"/>
+        </w:rPr>
+        <w:t>export: no SessionToken ...: these are static keys</w:t>
+      </w:r>
+      <w:r>
+        <w:rPr>
+          <w:rStyle w:val="Strong"/>
+        </w:rPr>
+        <w:t>.</w:t>
+      </w:r>
+      <w:r>
+        <w:rPr/>
+        <w:t xml:space="preserve"> The profile resolves to long-lived keys. </w:t>
+      </w:r>
+      <w:r>
+        <w:rPr>
+          <w:rStyle w:val="Strong"/>
+        </w:rPr>
+        <w:t>Fix:</w:t>
+      </w:r>
+      <w:r>
+        <w:rPr/>
+        <w:t xml:space="preserve"> point it at an SSO or assume-role profile; crew never runs </w:t>
+      </w:r>
+      <w:r>
+        <w:rPr>
+          <w:rStyle w:val="SourceText"/>
+        </w:rPr>
+        <w:t>aws sso login</w:t>
+      </w:r>
+      <w:r>
+        <w:rPr/>
+        <w:t xml:space="preserve"> for you. </w:t>
+      </w:r>
+    </w:p>
+    <w:p>
+      <w:pPr>
+        <w:pStyle w:val="BodyText"/>
+        <w:numPr>
+          <w:ilvl w:val="0"/>
+          <w:numId w:val="20"/>
+        </w:numPr>
+        <w:tabs>
+          <w:tab w:val="clear" w:pos="1134"/>
+          <w:tab w:val="left" w:pos="829" w:leader="none"/>
+        </w:tabs>
+        <w:bidi w:val="0"/>
+        <w:spacing w:before="120" w:after="0"/>
+        <w:ind w:hanging="283" w:left="829"/>
+        <w:jc w:val="left"/>
+        <w:rPr/>
+      </w:pPr>
+      <w:r>
+        <w:rPr>
+          <w:rStyle w:val="SourceText"/>
+        </w:rPr>
+        <w:t>export: credentials expire in under 15 minutes</w:t>
+      </w:r>
+      <w:r>
+        <w:rPr/>
+        <w:t xml:space="preserve"> or </w:t>
+      </w:r>
+      <w:r>
+        <w:rPr>
+          <w:rStyle w:val="SourceText"/>
+        </w:rPr>
+        <w:t>export ... exited</w:t>
+      </w:r>
+      <w:r>
+        <w:rPr/>
+        <w:t>: refresh the profile's session yourself (</w:t>
+      </w:r>
+      <w:r>
+        <w:rPr>
+          <w:rStyle w:val="SourceText"/>
+        </w:rPr>
+        <w:t>aws sso login</w:t>
+      </w:r>
+      <w:r>
+        <w:rPr/>
+        <w:t xml:space="preserve">), then retry. </w:t>
+      </w:r>
+    </w:p>
+    <w:p>
+      <w:pPr>
+        <w:pStyle w:val="BodyText"/>
+        <w:numPr>
+          <w:ilvl w:val="0"/>
+          <w:numId w:val="20"/>
+        </w:numPr>
+        <w:tabs>
+          <w:tab w:val="clear" w:pos="1134"/>
+          <w:tab w:val="left" w:pos="829" w:leader="none"/>
+        </w:tabs>
+        <w:bidi w:val="0"/>
+        <w:spacing w:before="120" w:after="0"/>
+        <w:ind w:hanging="283" w:left="829"/>
+        <w:jc w:val="left"/>
+        <w:rPr/>
+      </w:pPr>
+      <w:r>
+        <w:rPr>
+          <w:rStyle w:val="SourceText"/>
+        </w:rPr>
+        <w:t>identity: STS says ..., expected ...</w:t>
+      </w:r>
+      <w:r>
+        <w:rPr>
+          <w:rStyle w:val="Strong"/>
+        </w:rPr>
+        <w:t>.</w:t>
+      </w:r>
+      <w:r>
+        <w:rPr/>
+        <w:t xml:space="preserve"> The exported credentials are a different role than the one named; a </w:t>
+      </w:r>
+      <w:r>
+        <w:rPr>
+          <w:rStyle w:val="SourceText"/>
+        </w:rPr>
+        <w:t>:user/</w:t>
+      </w:r>
+      <w:r>
+        <w:rPr/>
+        <w:t xml:space="preserve"> ARN is a long-lived IAM user and always refuses. Fix the profile, or the prefix if the role was renamed. </w:t>
+      </w:r>
+    </w:p>
+    <w:p>
+      <w:pPr>
+        <w:pStyle w:val="BodyText"/>
+        <w:numPr>
+          <w:ilvl w:val="0"/>
+          <w:numId w:val="20"/>
+        </w:numPr>
+        <w:tabs>
+          <w:tab w:val="clear" w:pos="1134"/>
+          <w:tab w:val="left" w:pos="829" w:leader="none"/>
+        </w:tabs>
+        <w:bidi w:val="0"/>
+        <w:spacing w:before="120" w:after="0"/>
+        <w:ind w:hanging="283" w:left="829"/>
+        <w:jc w:val="left"/>
+        <w:rPr/>
+      </w:pPr>
+      <w:r>
+        <w:rPr>
+          <w:rStyle w:val="SourceText"/>
+        </w:rPr>
+        <w:t>sandbox: unavailable: apply-seccomp: write /proc/self/setgroups ...</w:t>
+      </w:r>
+      <w:r>
+        <w:rPr>
+          <w:rStyle w:val="Strong"/>
+        </w:rPr>
+        <w:t>.</w:t>
+      </w:r>
+      <w:r>
+        <w:rPr/>
+        <w:t xml:space="preserve"> Claude Code's sandbox starts but cannot run commands on this host (measured with </w:t>
+      </w:r>
+      <w:r>
+        <w:rPr>
+          <w:rStyle w:val="SourceText"/>
+        </w:rPr>
+        <w:t>kernel.apparmor_restrict_unprivileged_userns = 1</w:t>
+      </w:r>
+      <w:r>
+        <w:rPr/>
+        <w:t xml:space="preserve">). Every launch refuses until the host owner makes the sandbox usable or runs unattended work as a separate OS user or container. </w:t>
+      </w:r>
+    </w:p>
+    <w:p>
+      <w:pPr>
+        <w:pStyle w:val="BodyText"/>
+        <w:numPr>
+          <w:ilvl w:val="0"/>
+          <w:numId w:val="20"/>
+        </w:numPr>
+        <w:tabs>
+          <w:tab w:val="clear" w:pos="1134"/>
+          <w:tab w:val="left" w:pos="829" w:leader="none"/>
+        </w:tabs>
+        <w:bidi w:val="0"/>
+        <w:spacing w:before="120" w:after="0"/>
+        <w:ind w:hanging="283" w:left="829"/>
+        <w:jc w:val="left"/>
+        <w:rPr/>
+      </w:pPr>
+      <w:r>
+        <w:rPr>
+          <w:rStyle w:val="SourceText"/>
+        </w:rPr>
+        <w:t>settings: &lt;file&gt; sets sandbox</w:t>
+      </w:r>
+      <w:r>
+        <w:rPr/>
+        <w:t xml:space="preserve"> or </w:t>
+      </w:r>
+      <w:r>
+        <w:rPr>
+          <w:rStyle w:val="SourceText"/>
+        </w:rPr>
+        <w:t>allows Read(...)</w:t>
+      </w:r>
+      <w:r>
+        <w:rPr>
+          <w:rStyle w:val="Strong"/>
+        </w:rPr>
+        <w:t>.</w:t>
+      </w:r>
+      <w:r>
+        <w:rPr/>
+        <w:t xml:space="preserve"> The repo's </w:t>
+      </w:r>
+      <w:r>
+        <w:rPr>
+          <w:rStyle w:val="SourceText"/>
+        </w:rPr>
+        <w:t>.claude/settings.json</w:t>
+      </w:r>
+      <w:r>
+        <w:rPr/>
+        <w:t xml:space="preserve"> or </w:t>
+      </w:r>
+      <w:r>
+        <w:rPr>
+          <w:rStyle w:val="SourceText"/>
+        </w:rPr>
+        <w:t>.claude/settings.local.json</w:t>
+      </w:r>
+      <w:r>
+        <w:rPr/>
+        <w:t xml:space="preserve"> tries to shape the sandbox or widen reads. The sealed session never loads those files, but the launcher refuses rather than trust that. </w:t>
+      </w:r>
+      <w:r>
+        <w:rPr>
+          <w:rStyle w:val="Strong"/>
+        </w:rPr>
+        <w:t>Fix:</w:t>
+      </w:r>
+      <w:r>
+        <w:rPr/>
+        <w:t xml:space="preserve"> remove the key from the repo's file, or run that work attended. </w:t>
+      </w:r>
+    </w:p>
+    <w:p>
+      <w:pPr>
+        <w:pStyle w:val="BodyText"/>
+        <w:numPr>
+          <w:ilvl w:val="0"/>
+          <w:numId w:val="20"/>
+        </w:numPr>
+        <w:tabs>
+          <w:tab w:val="clear" w:pos="1134"/>
+          <w:tab w:val="left" w:pos="829" w:leader="none"/>
+        </w:tabs>
+        <w:bidi w:val="0"/>
+        <w:spacing w:before="120" w:after="0"/>
+        <w:ind w:hanging="283" w:left="829"/>
+        <w:jc w:val="left"/>
+        <w:rPr/>
+      </w:pPr>
+      <w:r>
+        <w:rPr>
+          <w:rStyle w:val="SourceText"/>
+        </w:rPr>
+        <w:t>settings: ... sandbox.excludedCommands</w:t>
+      </w:r>
+      <w:r>
+        <w:rPr/>
+        <w:t xml:space="preserve">, </w:t>
+      </w:r>
+      <w:r>
+        <w:rPr>
+          <w:rStyle w:val="SourceText"/>
+        </w:rPr>
+        <w:t>allowRead entry ... could re-open a credential store</w:t>
+      </w:r>
+      <w:r>
+        <w:rPr/>
+        <w:t xml:space="preserve"> or </w:t>
+      </w:r>
+      <w:r>
+        <w:rPr>
+          <w:rStyle w:val="SourceText"/>
+        </w:rPr>
+        <w:t>sandbox.filesystem.disabled</w:t>
+      </w:r>
+      <w:r>
+        <w:rPr>
+          <w:rStyle w:val="Strong"/>
+        </w:rPr>
+        <w:t>.</w:t>
+      </w:r>
+      <w:r>
+        <w:rPr/>
+        <w:t xml:space="preserve"> Your </w:t>
+      </w:r>
+      <w:r>
+        <w:rPr>
+          <w:rStyle w:val="SourceText"/>
+        </w:rPr>
+        <w:t>~/.claude/settings.json</w:t>
+      </w:r>
+      <w:r>
+        <w:rPr/>
+        <w:t xml:space="preserve"> loads in the sealed session and would let a command run unsandboxed or re-open a store. </w:t>
+      </w:r>
+      <w:r>
+        <w:rPr>
+          <w:rStyle w:val="Strong"/>
+        </w:rPr>
+        <w:t>Fix:</w:t>
+      </w:r>
+      <w:r>
+        <w:rPr/>
+        <w:t xml:space="preserve"> move the entry out of your user settings (or narrow the </w:t>
+      </w:r>
+      <w:r>
+        <w:rPr>
+          <w:rStyle w:val="SourceText"/>
+        </w:rPr>
+        <w:t>allowRead</w:t>
+      </w:r>
+      <w:r>
+        <w:rPr/>
+        <w:t xml:space="preserve"> away from the stores), then retry. </w:t>
+      </w:r>
+    </w:p>
+    <w:p>
+      <w:pPr>
+        <w:pStyle w:val="BodyText"/>
+        <w:numPr>
+          <w:ilvl w:val="0"/>
+          <w:numId w:val="20"/>
+        </w:numPr>
+        <w:tabs>
+          <w:tab w:val="clear" w:pos="1134"/>
+          <w:tab w:val="left" w:pos="829" w:leader="none"/>
+        </w:tabs>
+        <w:bidi w:val="0"/>
+        <w:spacing w:before="120" w:after="0"/>
+        <w:ind w:hanging="283" w:left="829"/>
+        <w:jc w:val="left"/>
+        <w:rPr/>
+      </w:pPr>
+      <w:r>
+        <w:rPr>
+          <w:rStyle w:val="SourceText"/>
+        </w:rPr>
+        <w:t>sandbox: the session can read a store: OPEN &lt;path&gt;</w:t>
+      </w:r>
+      <w:r>
+        <w:rPr>
+          <w:rStyle w:val="Strong"/>
+        </w:rPr>
+        <w:t>.</w:t>
+      </w:r>
+      <w:r>
+        <w:rPr/>
+        <w:t xml:space="preserve"> The sealed settings did not hold for that path (a managed or user setting may be widening it). Nothing launches; find the setting. </w:t>
+      </w:r>
+    </w:p>
+    <w:p>
+      <w:pPr>
+        <w:pStyle w:val="BodyText"/>
+        <w:numPr>
+          <w:ilvl w:val="0"/>
+          <w:numId w:val="20"/>
+        </w:numPr>
+        <w:tabs>
+          <w:tab w:val="clear" w:pos="1134"/>
+          <w:tab w:val="left" w:pos="829" w:leader="none"/>
+        </w:tabs>
+        <w:bidi w:val="0"/>
+        <w:spacing w:before="120" w:after="0"/>
+        <w:ind w:hanging="283" w:left="829"/>
+        <w:jc w:val="left"/>
+        <w:rPr/>
+      </w:pPr>
+      <w:r>
+        <w:rPr>
+          <w:rStyle w:val="SourceText"/>
+        </w:rPr>
+        <w:t>sandbox: store not reported</w:t>
+      </w:r>
+      <w:r>
+        <w:rPr>
+          <w:rStyle w:val="Strong"/>
+        </w:rPr>
+        <w:t xml:space="preserve">, </w:t>
+      </w:r>
+      <w:r>
+        <w:rPr>
+          <w:rStyle w:val="SourceText"/>
+        </w:rPr>
+        <w:t>could not tell</w:t>
+      </w:r>
+      <w:r>
+        <w:rPr>
+          <w:rStyle w:val="Strong"/>
+        </w:rPr>
+        <w:t xml:space="preserve">, </w:t>
+      </w:r>
+      <w:r>
+        <w:rPr>
+          <w:rStyle w:val="SourceText"/>
+        </w:rPr>
+        <w:t>no end marker</w:t>
+      </w:r>
+      <w:r>
+        <w:rPr>
+          <w:rStyle w:val="Strong"/>
+        </w:rPr>
+        <w:t xml:space="preserve">, or </w:t>
+      </w:r>
+      <w:r>
+        <w:rPr>
+          <w:rStyle w:val="SourceText"/>
+        </w:rPr>
+        <w:t>probe made no tool call</w:t>
+      </w:r>
+      <w:r>
+        <w:rPr>
+          <w:rStyle w:val="Strong"/>
+        </w:rPr>
+        <w:t>.</w:t>
+      </w:r>
+      <w:r>
+        <w:rPr/>
+        <w:t xml:space="preserve"> The probe did not measure every store, or its output was cut short; retry, and treat a repeat as a host problem, not a pass. </w:t>
+      </w:r>
+    </w:p>
+    <w:p>
+      <w:pPr>
+        <w:pStyle w:val="BodyText"/>
+        <w:numPr>
+          <w:ilvl w:val="0"/>
+          <w:numId w:val="20"/>
+        </w:numPr>
+        <w:tabs>
+          <w:tab w:val="clear" w:pos="1134"/>
+          <w:tab w:val="left" w:pos="829" w:leader="none"/>
+        </w:tabs>
+        <w:bidi w:val="0"/>
+        <w:ind w:hanging="283" w:left="829"/>
+        <w:jc w:val="left"/>
+        <w:rPr/>
+      </w:pPr>
+      <w:r>
+        <w:rPr>
+          <w:rStyle w:val="SourceText"/>
+        </w:rPr>
+        <w:t>refuse command: ...</w:t>
+      </w:r>
+      <w:r>
+        <w:rPr>
+          <w:rStyle w:val="Strong"/>
+        </w:rPr>
+        <w:t>.</w:t>
+      </w:r>
+      <w:r>
+        <w:rPr/>
+        <w:t xml:space="preserve"> </w:t>
+      </w:r>
+      <w:r>
+        <w:rPr>
+          <w:rStyle w:val="SourceText"/>
+        </w:rPr>
+        <w:t>launch</w:t>
+      </w:r>
+      <w:r>
+        <w:rPr/>
+        <w:t xml:space="preserve"> runs </w:t>
+      </w:r>
+      <w:r>
+        <w:rPr>
+          <w:rStyle w:val="SourceText"/>
+        </w:rPr>
+        <w:t>claude</w:t>
+      </w:r>
+      <w:r>
+        <w:rPr/>
+        <w:t xml:space="preserve"> only (an executable file or a name on </w:t>
+      </w:r>
+      <w:r>
+        <w:rPr>
+          <w:rStyle w:val="SourceText"/>
+        </w:rPr>
+        <w:t>PATH</w:t>
+      </w:r>
+      <w:r>
+        <w:rPr/>
+        <w:t xml:space="preserve">), and supplies </w:t>
+      </w:r>
+      <w:r>
+        <w:rPr>
+          <w:rStyle w:val="SourceText"/>
+        </w:rPr>
+        <w:t>--settings</w:t>
+      </w:r>
+      <w:r>
+        <w:rPr/>
+        <w:t xml:space="preserve"> and </w:t>
+      </w:r>
+      <w:r>
+        <w:rPr>
+          <w:rStyle w:val="SourceText"/>
+        </w:rPr>
+        <w:t>--setting-sources</w:t>
+      </w:r>
+      <w:r>
+        <w:rPr/>
+        <w:t xml:space="preserve"> itself. </w:t>
+      </w:r>
+    </w:p>
+    <w:p>
+      <w:pPr>
         <w:pStyle w:val="Heading2"/>
         <w:bidi w:val="0"/>
         <w:ind w:hanging="0" w:left="0" w:right="0"/>
         <w:jc w:val="left"/>
         <w:rPr/>
       </w:pPr>
-      <w:bookmarkStart w:id="9" w:name="obsidian"/>
-      <w:bookmarkEnd w:id="9"/>
+      <w:bookmarkStart w:id="10" w:name="obsidian"/>
+      <w:bookmarkEnd w:id="10"/>
       <w:r>
         <w:rPr/>
         <w:t>Obsidian</w:t>
@@ -8103,7 +9157,7 @@
         <w:pStyle w:val="BodyText"/>
         <w:numPr>
           <w:ilvl w:val="0"/>
-          <w:numId w:val="20"/>
+          <w:numId w:val="21"/>
         </w:numPr>
         <w:tabs>
           <w:tab w:val="clear" w:pos="1134"/>
@@ -8173,295 +9227,6 @@
       <w:r>
         <w:rPr/>
         <w:t>.</w:t>
-      </w:r>
-    </w:p>
-    <w:p>
-      <w:pPr>
-        <w:pStyle w:val="BodyText"/>
-        <w:numPr>
-          <w:ilvl w:val="0"/>
-          <w:numId w:val="20"/>
-        </w:numPr>
-        <w:tabs>
-          <w:tab w:val="clear" w:pos="1134"/>
-          <w:tab w:val="left" w:pos="829" w:leader="none"/>
-        </w:tabs>
-        <w:bidi w:val="0"/>
-        <w:ind w:hanging="283" w:left="829"/>
-        <w:jc w:val="left"/>
-        <w:rPr/>
-      </w:pPr>
-      <w:r>
-        <w:rPr>
-          <w:rStyle w:val="Strong"/>
-        </w:rPr>
-        <w:t>Symptom: recall never surfaces anything you know is in the vault.</w:t>
-      </w:r>
-      <w:r>
-        <w:rPr/>
-        <w:t xml:space="preserve"> </w:t>
-      </w:r>
-      <w:r>
-        <w:rPr>
-          <w:rStyle w:val="Strong"/>
-        </w:rPr>
-        <w:t>Check:</w:t>
-      </w:r>
-    </w:p>
-    <w:p>
-      <w:pPr>
-        <w:pStyle w:val="PreformattedText"/>
-        <w:bidi w:val="0"/>
-        <w:jc w:val="left"/>
-        <w:rPr/>
-      </w:pPr>
-      <w:r>
-        <w:rPr>
-          <w:rStyle w:val="SourceText"/>
-        </w:rPr>
-        <w:t>python3 "&lt;crew plugin root&gt;/hooks/scripts/crew_context.py" --stats</w:t>
-      </w:r>
-    </w:p>
-    <w:p>
-      <w:pPr>
-        <w:pStyle w:val="BodyText"/>
-        <w:bidi w:val="0"/>
-        <w:jc w:val="left"/>
-        <w:rPr/>
-      </w:pPr>
-      <w:r>
-        <w:rPr/>
-        <w:t xml:space="preserve">Read the </w:t>
-      </w:r>
-      <w:r>
-        <w:rPr>
-          <w:rStyle w:val="SourceText"/>
-        </w:rPr>
-        <w:t>miss reasons</w:t>
-      </w:r>
-      <w:r>
-        <w:rPr/>
-        <w:t xml:space="preserve"> line. </w:t>
-      </w:r>
-      <w:r>
-        <w:rPr>
-          <w:rStyle w:val="SourceText"/>
-        </w:rPr>
-        <w:t>cli-missing</w:t>
-      </w:r>
-      <w:r>
-        <w:rPr/>
-        <w:t xml:space="preserve"> means </w:t>
-      </w:r>
-      <w:r>
-        <w:rPr>
-          <w:rStyle w:val="SourceText"/>
-        </w:rPr>
-        <w:t>obsidian-vault</w:t>
-      </w:r>
-      <w:r>
-        <w:rPr/>
-        <w:t xml:space="preserve"> is not installed where crew can find it; </w:t>
-      </w:r>
-      <w:r>
-        <w:rPr>
-          <w:rStyle w:val="SourceText"/>
-        </w:rPr>
-        <w:t>cli-exit-N</w:t>
-      </w:r>
-      <w:r>
-        <w:rPr/>
-        <w:t xml:space="preserve">, </w:t>
-      </w:r>
-      <w:r>
-        <w:rPr>
-          <w:rStyle w:val="SourceText"/>
-        </w:rPr>
-        <w:t>cli-timeout</w:t>
-      </w:r>
-      <w:r>
-        <w:rPr/>
-        <w:t xml:space="preserve">, </w:t>
-      </w:r>
-      <w:r>
-        <w:rPr>
-          <w:rStyle w:val="SourceText"/>
-        </w:rPr>
-        <w:t>cli-bad-json</w:t>
-      </w:r>
-      <w:r>
-        <w:rPr/>
-        <w:t xml:space="preserve"> mean the CLI ran and failed; </w:t>
-      </w:r>
-      <w:r>
-        <w:rPr>
-          <w:rStyle w:val="SourceText"/>
-        </w:rPr>
-        <w:t>no-vaults</w:t>
-      </w:r>
-      <w:r>
-        <w:rPr/>
-        <w:t xml:space="preserve"> means no vault is currently </w:t>
-      </w:r>
-      <w:r>
-        <w:rPr>
-          <w:rStyle w:val="SourceText"/>
-        </w:rPr>
-        <w:t>primary</w:t>
-      </w:r>
-      <w:r>
-        <w:rPr/>
-        <w:t xml:space="preserve"> or </w:t>
-      </w:r>
-      <w:r>
-        <w:rPr>
-          <w:rStyle w:val="SourceText"/>
-        </w:rPr>
-        <w:t>recall</w:t>
-      </w:r>
-      <w:r>
-        <w:rPr/>
-        <w:t xml:space="preserve">; </w:t>
-      </w:r>
-      <w:r>
-        <w:rPr>
-          <w:rStyle w:val="SourceText"/>
-        </w:rPr>
-        <w:t>no-hits</w:t>
-      </w:r>
-      <w:r>
-        <w:rPr/>
-        <w:t xml:space="preserve"> means the search itself found nothing. Only </w:t>
-      </w:r>
-      <w:r>
-        <w:rPr>
-          <w:rStyle w:val="SourceText"/>
-        </w:rPr>
-        <w:t>no-hits</w:t>
-      </w:r>
-      <w:r>
-        <w:rPr/>
-        <w:t xml:space="preserve"> means "the vault genuinely has nothing relevant" — every other reason is a setup problem. Also confirm </w:t>
-      </w:r>
-      <w:r>
-        <w:rPr>
-          <w:rStyle w:val="SourceText"/>
-        </w:rPr>
-        <w:t>memory.inject</w:t>
-      </w:r>
-      <w:r>
-        <w:rPr/>
-        <w:t xml:space="preserve"> is not </w:t>
-      </w:r>
-      <w:r>
-        <w:rPr>
-          <w:rStyle w:val="SourceText"/>
-        </w:rPr>
-        <w:t>false</w:t>
-      </w:r>
-      <w:r>
-        <w:rPr/>
-        <w:t xml:space="preserve"> in </w:t>
-      </w:r>
-      <w:r>
-        <w:rPr>
-          <w:rStyle w:val="SourceText"/>
-        </w:rPr>
-        <w:t>.crew/config.json</w:t>
-      </w:r>
-      <w:r>
-        <w:rPr/>
-        <w:t xml:space="preserve"> — recall and code-map injection are on by default since 1.0.0, so "no recall ever appears" with the key set to </w:t>
-      </w:r>
-      <w:r>
-        <w:rPr>
-          <w:rStyle w:val="SourceText"/>
-        </w:rPr>
-        <w:t>false</w:t>
-      </w:r>
-      <w:r>
-        <w:rPr/>
-        <w:t xml:space="preserve"> is expected. </w:t>
-      </w:r>
-      <w:r>
-        <w:rPr>
-          <w:rStyle w:val="Strong"/>
-        </w:rPr>
-        <w:t>Fix:</w:t>
-      </w:r>
-      <w:r>
-        <w:rPr/>
-        <w:t xml:space="preserve"> </w:t>
-      </w:r>
-      <w:r>
-        <w:rPr>
-          <w:rStyle w:val="SourceText"/>
-        </w:rPr>
-        <w:t>$VO recall --query "&lt;words you expect&gt;"</w:t>
-      </w:r>
-      <w:r>
-        <w:rPr/>
-        <w:t xml:space="preserve"> directly, to separate "the CLI can't find it" from "the hook isn't calling the CLI". An empty answer can be the CLI's relevance floor or its excluded folders, not a missing note: the obsidian-vault recall CLI drops stop words, needs more than one matching word for a longer query, matches whole words only, and never reads </w:t>
-      </w:r>
-      <w:r>
-        <w:rPr>
-          <w:rStyle w:val="SourceText"/>
-        </w:rPr>
-        <w:t>wiki/sessions/archive/</w:t>
-      </w:r>
-      <w:r>
-        <w:rPr/>
-        <w:t xml:space="preserve">. Re-run with </w:t>
-      </w:r>
-      <w:r>
-        <w:rPr>
-          <w:rStyle w:val="SourceText"/>
-        </w:rPr>
-        <w:t>--min-terms 1</w:t>
-      </w:r>
-      <w:r>
-        <w:rPr/>
-        <w:t xml:space="preserve"> (the floor off) and </w:t>
-      </w:r>
-      <w:r>
-        <w:rPr>
-          <w:rStyle w:val="SourceText"/>
-        </w:rPr>
-        <w:t>--include-excluded</w:t>
-      </w:r>
-      <w:r>
-        <w:rPr/>
-        <w:t xml:space="preserve"> (read the archive) and read </w:t>
-      </w:r>
-      <w:r>
-        <w:rPr>
-          <w:rStyle w:val="SourceText"/>
-        </w:rPr>
-        <w:t>below_floor</w:t>
-      </w:r>
-      <w:r>
-        <w:rPr/>
-        <w:t xml:space="preserve"> and </w:t>
-      </w:r>
-      <w:r>
-        <w:rPr>
-          <w:rStyle w:val="SourceText"/>
-        </w:rPr>
-        <w:t>excluded_dirs</w:t>
-      </w:r>
-      <w:r>
-        <w:rPr/>
-        <w:t xml:space="preserve"> in the </w:t>
-      </w:r>
-      <w:r>
-        <w:rPr>
-          <w:rStyle w:val="SourceText"/>
-        </w:rPr>
-        <w:t>--json</w:t>
-      </w:r>
-      <w:r>
-        <w:rPr/>
-        <w:t xml:space="preserve"> output to see which one hid it.</w:t>
       </w:r>
     </w:p>
     <w:p>
@@ -8484,37 +9249,199 @@
         <w:rPr>
           <w:rStyle w:val="Strong"/>
         </w:rPr>
-        <w:t>Symptom: the gardener seems to be falling behind.</w:t>
-      </w:r>
-      <w:r>
-        <w:rPr/>
-        <w:t xml:space="preserve"> It runs in bounded passes on purpose, not continuously: </w:t>
+        <w:t>Symptom: recall never surfaces anything you know is in the vault.</w:t>
+      </w:r>
+      <w:r>
+        <w:rPr/>
+        <w:t xml:space="preserve"> </w:t>
       </w:r>
       <w:r>
         <w:rPr>
           <w:rStyle w:val="Strong"/>
         </w:rPr>
-        <w:t>at most 5 items or 10 minutes per run</w:t>
-      </w:r>
-      <w:r>
-        <w:rPr/>
-        <w:t xml:space="preserve">, whichever comes first, on </w:t>
+        <w:t>Check:</w:t>
+      </w:r>
+    </w:p>
+    <w:p>
+      <w:pPr>
+        <w:pStyle w:val="PreformattedText"/>
+        <w:bidi w:val="0"/>
+        <w:jc w:val="left"/>
+        <w:rPr/>
+      </w:pPr>
+      <w:r>
+        <w:rPr>
+          <w:rStyle w:val="SourceText"/>
+        </w:rPr>
+        <w:t>python3 "&lt;crew plugin root&gt;/hooks/scripts/crew_context.py" --stats</w:t>
+      </w:r>
+    </w:p>
+    <w:p>
+      <w:pPr>
+        <w:pStyle w:val="BodyText"/>
+        <w:bidi w:val="0"/>
+        <w:jc w:val="left"/>
+        <w:rPr/>
+      </w:pPr>
+      <w:r>
+        <w:rPr/>
+        <w:t xml:space="preserve">Read the </w:t>
+      </w:r>
+      <w:r>
+        <w:rPr>
+          <w:rStyle w:val="SourceText"/>
+        </w:rPr>
+        <w:t>miss reasons</w:t>
+      </w:r>
+      <w:r>
+        <w:rPr/>
+        <w:t xml:space="preserve"> line. </w:t>
+      </w:r>
+      <w:r>
+        <w:rPr>
+          <w:rStyle w:val="SourceText"/>
+        </w:rPr>
+        <w:t>cli-missing</w:t>
+      </w:r>
+      <w:r>
+        <w:rPr/>
+        <w:t xml:space="preserve"> means </w:t>
+      </w:r>
+      <w:r>
+        <w:rPr>
+          <w:rStyle w:val="SourceText"/>
+        </w:rPr>
+        <w:t>obsidian-vault</w:t>
+      </w:r>
+      <w:r>
+        <w:rPr/>
+        <w:t xml:space="preserve"> is not installed where crew can find it; </w:t>
+      </w:r>
+      <w:r>
+        <w:rPr>
+          <w:rStyle w:val="SourceText"/>
+        </w:rPr>
+        <w:t>cli-exit-N</w:t>
+      </w:r>
+      <w:r>
+        <w:rPr/>
+        <w:t xml:space="preserve">, </w:t>
+      </w:r>
+      <w:r>
+        <w:rPr>
+          <w:rStyle w:val="SourceText"/>
+        </w:rPr>
+        <w:t>cli-timeout</w:t>
+      </w:r>
+      <w:r>
+        <w:rPr/>
+        <w:t xml:space="preserve">, </w:t>
+      </w:r>
+      <w:r>
+        <w:rPr>
+          <w:rStyle w:val="SourceText"/>
+        </w:rPr>
+        <w:t>cli-bad-json</w:t>
+      </w:r>
+      <w:r>
+        <w:rPr/>
+        <w:t xml:space="preserve"> mean the CLI ran and failed; </w:t>
+      </w:r>
+      <w:r>
+        <w:rPr>
+          <w:rStyle w:val="SourceText"/>
+        </w:rPr>
+        <w:t>no-vaults</w:t>
+      </w:r>
+      <w:r>
+        <w:rPr/>
+        <w:t xml:space="preserve"> means no vault is currently </w:t>
+      </w:r>
+      <w:r>
+        <w:rPr>
+          <w:rStyle w:val="SourceText"/>
+        </w:rPr>
+        <w:t>primary</w:t>
+      </w:r>
+      <w:r>
+        <w:rPr/>
+        <w:t xml:space="preserve"> or </w:t>
+      </w:r>
+      <w:r>
+        <w:rPr>
+          <w:rStyle w:val="SourceText"/>
+        </w:rPr>
+        <w:t>recall</w:t>
+      </w:r>
+      <w:r>
+        <w:rPr/>
+        <w:t xml:space="preserve">; </w:t>
+      </w:r>
+      <w:r>
+        <w:rPr>
+          <w:rStyle w:val="SourceText"/>
+        </w:rPr>
+        <w:t>no-hits</w:t>
+      </w:r>
+      <w:r>
+        <w:rPr/>
+        <w:t xml:space="preserve"> means the search itself found nothing. Only </w:t>
+      </w:r>
+      <w:r>
+        <w:rPr>
+          <w:rStyle w:val="SourceText"/>
+        </w:rPr>
+        <w:t>no-hits</w:t>
+      </w:r>
+      <w:r>
+        <w:rPr/>
+        <w:t xml:space="preserve"> means "the vault genuinely has nothing relevant" — every other reason is a setup problem. Also confirm </w:t>
+      </w:r>
+      <w:r>
+        <w:rPr>
+          <w:rStyle w:val="SourceText"/>
+        </w:rPr>
+        <w:t>memory.inject</w:t>
+      </w:r>
+      <w:r>
+        <w:rPr/>
+        <w:t xml:space="preserve"> is not </w:t>
+      </w:r>
+      <w:r>
+        <w:rPr>
+          <w:rStyle w:val="SourceText"/>
+        </w:rPr>
+        <w:t>false</w:t>
+      </w:r>
+      <w:r>
+        <w:rPr/>
+        <w:t xml:space="preserve"> in </w:t>
+      </w:r>
+      <w:r>
+        <w:rPr>
+          <w:rStyle w:val="SourceText"/>
+        </w:rPr>
+        <w:t>.crew/config.json</w:t>
+      </w:r>
+      <w:r>
+        <w:rPr/>
+        <w:t xml:space="preserve"> — recall and code-map injection are on by default since 1.0.0, so "no recall ever appears" with the key set to </w:t>
+      </w:r>
+      <w:r>
+        <w:rPr>
+          <w:rStyle w:val="SourceText"/>
+        </w:rPr>
+        <w:t>false</w:t>
+      </w:r>
+      <w:r>
+        <w:rPr/>
+        <w:t xml:space="preserve"> is expected. </w:t>
       </w:r>
       <w:r>
         <w:rPr>
           <w:rStyle w:val="Strong"/>
         </w:rPr>
-        <w:t>one designated host</w:t>
-      </w:r>
-      <w:r>
-        <w:rPr/>
-        <w:t xml:space="preserve">, one run at a time. A session whose transcript lives on another machine is left queued for that machine and does not spend one of the five slots. </w:t>
-      </w:r>
-      <w:r>
-        <w:rPr>
-          <w:rStyle w:val="Strong"/>
-        </w:rPr>
-        <w:t>Check:</w:t>
+        <w:t>Fix:</w:t>
       </w:r>
       <w:r>
         <w:rPr/>
@@ -8524,71 +9451,71 @@
         <w:rPr>
           <w:rStyle w:val="SourceText"/>
         </w:rPr>
-        <w:t>$VO queue</w:t>
-      </w:r>
-      <w:r>
-        <w:rPr/>
-        <w:t xml:space="preserve"> (what is waiting) and </w:t>
-      </w:r>
-      <w:r>
-        <w:rPr>
-          <w:rStyle w:val="SourceText"/>
-        </w:rPr>
-        <w:t>~/.claude/obsidian/gardener.log</w:t>
-      </w:r>
-      <w:r>
-        <w:rPr/>
-        <w:t xml:space="preserve"> for lines starting </w:t>
-      </w:r>
-      <w:r>
-        <w:rPr>
-          <w:rStyle w:val="SourceText"/>
-        </w:rPr>
-        <w:t>left queued</w:t>
-      </w:r>
-      <w:r>
-        <w:rPr/>
-        <w:t xml:space="preserve">. </w:t>
-      </w:r>
-      <w:r>
-        <w:rPr>
-          <w:rStyle w:val="Strong"/>
-        </w:rPr>
-        <w:t>Fix:</w:t>
-      </w:r>
-      <w:r>
-        <w:rPr/>
-        <w:t xml:space="preserve"> run a bounded pass by hand (</w:t>
-      </w:r>
-      <w:r>
-        <w:rPr>
-          <w:rStyle w:val="SourceText"/>
-        </w:rPr>
-        <w:t>/obsidian-vault:garden</w:t>
-      </w:r>
-      <w:r>
-        <w:rPr/>
-        <w:t xml:space="preserve"> or </w:t>
-      </w:r>
-      <w:r>
-        <w:rPr>
-          <w:rStyle w:val="SourceText"/>
-        </w:rPr>
-        <w:t>$VO garden-run</w:t>
-      </w:r>
-      <w:r>
-        <w:rPr/>
-        <w:t xml:space="preserve">), or drain a large backlog in batches: </w:t>
-      </w:r>
-      <w:r>
-        <w:rPr>
-          <w:rStyle w:val="SourceText"/>
-        </w:rPr>
-        <w:t>$VO drain --apply --batches 4</w:t>
-      </w:r>
-      <w:r>
-        <w:rPr/>
-        <w:t>.</w:t>
+        <w:t>$VO recall --query "&lt;words you expect&gt;"</w:t>
+      </w:r>
+      <w:r>
+        <w:rPr/>
+        <w:t xml:space="preserve"> directly, to separate "the CLI can't find it" from "the hook isn't calling the CLI". An empty answer can be the CLI's relevance floor or its excluded folders, not a missing note: the obsidian-vault recall CLI drops stop words, needs more than one matching word for a longer query, matches whole words only, and never reads </w:t>
+      </w:r>
+      <w:r>
+        <w:rPr>
+          <w:rStyle w:val="SourceText"/>
+        </w:rPr>
+        <w:t>wiki/sessions/archive/</w:t>
+      </w:r>
+      <w:r>
+        <w:rPr/>
+        <w:t xml:space="preserve">. Re-run with </w:t>
+      </w:r>
+      <w:r>
+        <w:rPr>
+          <w:rStyle w:val="SourceText"/>
+        </w:rPr>
+        <w:t>--min-terms 1</w:t>
+      </w:r>
+      <w:r>
+        <w:rPr/>
+        <w:t xml:space="preserve"> (the floor off) and </w:t>
+      </w:r>
+      <w:r>
+        <w:rPr>
+          <w:rStyle w:val="SourceText"/>
+        </w:rPr>
+        <w:t>--include-excluded</w:t>
+      </w:r>
+      <w:r>
+        <w:rPr/>
+        <w:t xml:space="preserve"> (read the archive) and read </w:t>
+      </w:r>
+      <w:r>
+        <w:rPr>
+          <w:rStyle w:val="SourceText"/>
+        </w:rPr>
+        <w:t>below_floor</w:t>
+      </w:r>
+      <w:r>
+        <w:rPr/>
+        <w:t xml:space="preserve"> and </w:t>
+      </w:r>
+      <w:r>
+        <w:rPr>
+          <w:rStyle w:val="SourceText"/>
+        </w:rPr>
+        <w:t>excluded_dirs</w:t>
+      </w:r>
+      <w:r>
+        <w:rPr/>
+        <w:t xml:space="preserve"> in the </w:t>
+      </w:r>
+      <w:r>
+        <w:rPr>
+          <w:rStyle w:val="SourceText"/>
+        </w:rPr>
+        <w:t>--json</w:t>
+      </w:r>
+      <w:r>
+        <w:rPr/>
+        <w:t xml:space="preserve"> output to see which one hid it.</w:t>
       </w:r>
     </w:p>
     <w:p>
@@ -8596,7 +9523,7 @@
         <w:pStyle w:val="BodyText"/>
         <w:numPr>
           <w:ilvl w:val="0"/>
-          <w:numId w:val="21"/>
+          <w:numId w:val="22"/>
         </w:numPr>
         <w:tabs>
           <w:tab w:val="clear" w:pos="1134"/>
@@ -8611,41 +9538,111 @@
         <w:rPr>
           <w:rStyle w:val="Strong"/>
         </w:rPr>
-        <w:t>Symptom: two machines sharing one vault seem to be racing each other.</w:t>
-      </w:r>
-      <w:r>
-        <w:rPr/>
-        <w:t xml:space="preserve"> They are not writing the same file: each host appends to its own </w:t>
-      </w:r>
-      <w:r>
-        <w:rPr>
-          <w:rStyle w:val="SourceText"/>
-        </w:rPr>
-        <w:t>inbox/pending-reflect.&lt;host&gt;.md</w:t>
-      </w:r>
-      <w:r>
-        <w:rPr/>
-        <w:t xml:space="preserve"> and acknowledges to its own </w:t>
-      </w:r>
-      <w:r>
-        <w:rPr>
-          <w:rStyle w:val="SourceText"/>
-        </w:rPr>
-        <w:t>inbox/reflected.&lt;host&gt;.md</w:t>
-      </w:r>
-      <w:r>
-        <w:rPr/>
-        <w:t xml:space="preserve">, so two machines syncing one vault never contend for the same queue file. An older </w:t>
-      </w:r>
-      <w:r>
-        <w:rPr>
-          <w:rStyle w:val="SourceText"/>
-        </w:rPr>
-        <w:t>inbox/pending-reflect.md</w:t>
-      </w:r>
-      <w:r>
-        <w:rPr/>
-        <w:t xml:space="preserve"> (no host suffix) is still read if present, so an old backlog drains rather than being stranded — it is just never written again.</w:t>
+        <w:t>Symptom: the gardener seems to be falling behind.</w:t>
+      </w:r>
+      <w:r>
+        <w:rPr/>
+        <w:t xml:space="preserve"> It runs in bounded passes on purpose, not continuously: </w:t>
+      </w:r>
+      <w:r>
+        <w:rPr>
+          <w:rStyle w:val="Strong"/>
+        </w:rPr>
+        <w:t>at most 5 items or 10 minutes per run</w:t>
+      </w:r>
+      <w:r>
+        <w:rPr/>
+        <w:t xml:space="preserve">, whichever comes first, on </w:t>
+      </w:r>
+      <w:r>
+        <w:rPr>
+          <w:rStyle w:val="Strong"/>
+        </w:rPr>
+        <w:t>one designated host</w:t>
+      </w:r>
+      <w:r>
+        <w:rPr/>
+        <w:t xml:space="preserve">, one run at a time. A session whose transcript lives on another machine is left queued for that machine and does not spend one of the five slots. </w:t>
+      </w:r>
+      <w:r>
+        <w:rPr>
+          <w:rStyle w:val="Strong"/>
+        </w:rPr>
+        <w:t>Check:</w:t>
+      </w:r>
+      <w:r>
+        <w:rPr/>
+        <w:t xml:space="preserve"> </w:t>
+      </w:r>
+      <w:r>
+        <w:rPr>
+          <w:rStyle w:val="SourceText"/>
+        </w:rPr>
+        <w:t>$VO queue</w:t>
+      </w:r>
+      <w:r>
+        <w:rPr/>
+        <w:t xml:space="preserve"> (what is waiting) and </w:t>
+      </w:r>
+      <w:r>
+        <w:rPr>
+          <w:rStyle w:val="SourceText"/>
+        </w:rPr>
+        <w:t>~/.claude/obsidian/gardener.log</w:t>
+      </w:r>
+      <w:r>
+        <w:rPr/>
+        <w:t xml:space="preserve"> for lines starting </w:t>
+      </w:r>
+      <w:r>
+        <w:rPr>
+          <w:rStyle w:val="SourceText"/>
+        </w:rPr>
+        <w:t>left queued</w:t>
+      </w:r>
+      <w:r>
+        <w:rPr/>
+        <w:t xml:space="preserve">. </w:t>
+      </w:r>
+      <w:r>
+        <w:rPr>
+          <w:rStyle w:val="Strong"/>
+        </w:rPr>
+        <w:t>Fix:</w:t>
+      </w:r>
+      <w:r>
+        <w:rPr/>
+        <w:t xml:space="preserve"> run a bounded pass by hand (</w:t>
+      </w:r>
+      <w:r>
+        <w:rPr>
+          <w:rStyle w:val="SourceText"/>
+        </w:rPr>
+        <w:t>/obsidian-vault:garden</w:t>
+      </w:r>
+      <w:r>
+        <w:rPr/>
+        <w:t xml:space="preserve"> or </w:t>
+      </w:r>
+      <w:r>
+        <w:rPr>
+          <w:rStyle w:val="SourceText"/>
+        </w:rPr>
+        <w:t>$VO garden-run</w:t>
+      </w:r>
+      <w:r>
+        <w:rPr/>
+        <w:t xml:space="preserve">), or drain a large backlog in batches: </w:t>
+      </w:r>
+      <w:r>
+        <w:rPr>
+          <w:rStyle w:val="SourceText"/>
+        </w:rPr>
+        <w:t>$VO drain --apply --batches 4</w:t>
+      </w:r>
+      <w:r>
+        <w:rPr/>
+        <w:t>.</w:t>
       </w:r>
     </w:p>
     <w:p>
@@ -8653,7 +9650,7 @@
         <w:pStyle w:val="BodyText"/>
         <w:numPr>
           <w:ilvl w:val="0"/>
-          <w:numId w:val="21"/>
+          <w:numId w:val="22"/>
         </w:numPr>
         <w:tabs>
           <w:tab w:val="clear" w:pos="1134"/>
@@ -8668,6 +9665,63 @@
         <w:rPr>
           <w:rStyle w:val="Strong"/>
         </w:rPr>
+        <w:t>Symptom: two machines sharing one vault seem to be racing each other.</w:t>
+      </w:r>
+      <w:r>
+        <w:rPr/>
+        <w:t xml:space="preserve"> They are not writing the same file: each host appends to its own </w:t>
+      </w:r>
+      <w:r>
+        <w:rPr>
+          <w:rStyle w:val="SourceText"/>
+        </w:rPr>
+        <w:t>inbox/pending-reflect.&lt;host&gt;.md</w:t>
+      </w:r>
+      <w:r>
+        <w:rPr/>
+        <w:t xml:space="preserve"> and acknowledges to its own </w:t>
+      </w:r>
+      <w:r>
+        <w:rPr>
+          <w:rStyle w:val="SourceText"/>
+        </w:rPr>
+        <w:t>inbox/reflected.&lt;host&gt;.md</w:t>
+      </w:r>
+      <w:r>
+        <w:rPr/>
+        <w:t xml:space="preserve">, so two machines syncing one vault never contend for the same queue file. An older </w:t>
+      </w:r>
+      <w:r>
+        <w:rPr>
+          <w:rStyle w:val="SourceText"/>
+        </w:rPr>
+        <w:t>inbox/pending-reflect.md</w:t>
+      </w:r>
+      <w:r>
+        <w:rPr/>
+        <w:t xml:space="preserve"> (no host suffix) is still read if present, so an old backlog drains rather than being stranded — it is just never written again.</w:t>
+      </w:r>
+    </w:p>
+    <w:p>
+      <w:pPr>
+        <w:pStyle w:val="BodyText"/>
+        <w:numPr>
+          <w:ilvl w:val="0"/>
+          <w:numId w:val="22"/>
+        </w:numPr>
+        <w:tabs>
+          <w:tab w:val="clear" w:pos="1134"/>
+          <w:tab w:val="left" w:pos="829" w:leader="none"/>
+        </w:tabs>
+        <w:bidi w:val="0"/>
+        <w:ind w:hanging="283" w:left="829"/>
+        <w:jc w:val="left"/>
+        <w:rPr/>
+      </w:pPr>
+      <w:r>
+        <w:rPr>
+          <w:rStyle w:val="Strong"/>
+        </w:rPr>
         <w:t xml:space="preserve">Symptom: </w:t>
       </w:r>
       <w:r>
@@ -8736,7 +9790,7 @@
         <w:pStyle w:val="BodyText"/>
         <w:numPr>
           <w:ilvl w:val="1"/>
-          <w:numId w:val="21"/>
+          <w:numId w:val="22"/>
         </w:numPr>
         <w:tabs>
           <w:tab w:val="clear" w:pos="1134"/>
@@ -8794,7 +9848,65 @@
         <w:pStyle w:val="BodyText"/>
         <w:numPr>
           <w:ilvl w:val="1"/>
-          <w:numId w:val="21"/>
+          <w:numId w:val="22"/>
+        </w:numPr>
+        <w:tabs>
+          <w:tab w:val="clear" w:pos="1134"/>
+          <w:tab w:val="left" w:pos="1538" w:leader="none"/>
+        </w:tabs>
+        <w:bidi w:val="0"/>
+        <w:spacing w:before="120" w:after="0"/>
+        <w:ind w:hanging="283" w:left="1538"/>
+        <w:jc w:val="left"/>
+        <w:rPr/>
+      </w:pPr>
+      <w:r>
+        <w:rPr>
+          <w:rStyle w:val="Strong"/>
+        </w:rPr>
+        <w:t>An older crew wrote the note's id lowercased.</w:t>
+      </w:r>
+      <w:r>
+        <w:rPr/>
+        <w:t xml:space="preserve"> </w:t>
+      </w:r>
+      <w:r>
+        <w:rPr>
+          <w:rStyle w:val="SourceText"/>
+        </w:rPr>
+        <w:t>obsidian: could not update: T-0042 on Board.md belongs to another repo (https://example.invalid/team/app, per T-0042.md), not this one (https://example.invalid/Team/App): give this repo its own obsidian.boardDir; the note may carry this repo's id as an older crew wrote it (lowercased): if the card is this repo's, change the line to 'repo-id: https://example.invalid/Team/App'</w:t>
+      </w:r>
+      <w:r>
+        <w:rPr/>
+        <w:t xml:space="preserve"> </w:t>
+      </w:r>
+      <w:r>
+        <w:rPr>
+          <w:rStyle w:val="Strong"/>
+        </w:rPr>
+        <w:t>Fix:</w:t>
+      </w:r>
+      <w:r>
+        <w:rPr/>
+        <w:t xml:space="preserve"> since T-0071 an origin keeps the case of its user and path. If the card is yours, change the note's </w:t>
+      </w:r>
+      <w:r>
+        <w:rPr>
+          <w:rStyle w:val="SourceText"/>
+        </w:rPr>
+        <w:t>repo-id:</w:t>
+      </w:r>
+      <w:r>
+        <w:rPr/>
+        <w:t xml:space="preserve"> line to the id it names. </w:t>
+      </w:r>
+    </w:p>
+    <w:p>
+      <w:pPr>
+        <w:pStyle w:val="BodyText"/>
+        <w:numPr>
+          <w:ilvl w:val="1"/>
+          <w:numId w:val="22"/>
         </w:numPr>
         <w:tabs>
           <w:tab w:val="clear" w:pos="1134"/>
@@ -8854,7 +9966,7 @@
         <w:pStyle w:val="BodyText"/>
         <w:numPr>
           <w:ilvl w:val="1"/>
-          <w:numId w:val="21"/>
+          <w:numId w:val="22"/>
         </w:numPr>
         <w:tabs>
           <w:tab w:val="clear" w:pos="1134"/>
@@ -8912,7 +10024,7 @@
         <w:pStyle w:val="BodyText"/>
         <w:numPr>
           <w:ilvl w:val="1"/>
-          <w:numId w:val="21"/>
+          <w:numId w:val="22"/>
         </w:numPr>
         <w:tabs>
           <w:tab w:val="clear" w:pos="1134"/>
@@ -8972,8 +10084,8 @@
         <w:jc w:val="left"/>
         <w:rPr/>
       </w:pPr>
-      <w:bookmarkStart w:id="10" w:name="auto-wrap-up-clear-and-resume"/>
-      <w:bookmarkEnd w:id="10"/>
+      <w:bookmarkStart w:id="11" w:name="auto-wrap-up-clear-and-resume"/>
+      <w:bookmarkEnd w:id="11"/>
       <w:r>
         <w:rPr/>
         <w:t>Auto Wrap-Up, Clear and Resume</w:t>
@@ -9021,8 +10133,8 @@
         <w:jc w:val="left"/>
         <w:rPr/>
       </w:pPr>
-      <w:bookmarkStart w:id="11" w:name="auto-clear-did-nothing-on-windows"/>
-      <w:bookmarkEnd w:id="11"/>
+      <w:bookmarkStart w:id="12" w:name="auto-clear-did-nothing-on-windows"/>
+      <w:bookmarkEnd w:id="12"/>
       <w:r>
         <w:rPr/>
         <w:t>"Auto-Clear Did Nothing on Windows"</w:t>
@@ -9051,7 +10163,7 @@
         <w:pStyle w:val="BodyText"/>
         <w:numPr>
           <w:ilvl w:val="0"/>
-          <w:numId w:val="22"/>
+          <w:numId w:val="23"/>
         </w:numPr>
         <w:tabs>
           <w:tab w:val="clear" w:pos="1134"/>
@@ -9175,7 +10287,7 @@
         <w:pStyle w:val="BodyText"/>
         <w:numPr>
           <w:ilvl w:val="0"/>
-          <w:numId w:val="22"/>
+          <w:numId w:val="23"/>
         </w:numPr>
         <w:tabs>
           <w:tab w:val="clear" w:pos="1134"/>
@@ -9263,7 +10375,7 @@
         <w:pStyle w:val="BodyText"/>
         <w:numPr>
           <w:ilvl w:val="0"/>
-          <w:numId w:val="22"/>
+          <w:numId w:val="23"/>
         </w:numPr>
         <w:tabs>
           <w:tab w:val="clear" w:pos="1134"/>
@@ -9333,8 +10445,8 @@
         <w:jc w:val="left"/>
         <w:rPr/>
       </w:pPr>
-      <w:bookmarkStart w:id="12" w:name="claude-code-compacted-by-itself"/>
-      <w:bookmarkEnd w:id="12"/>
+      <w:bookmarkStart w:id="13" w:name="claude-code-compacted-by-itself"/>
+      <w:bookmarkEnd w:id="13"/>
       <w:r>
         <w:rPr/>
         <w:t>"Claude Code Compacted by Itself"</w:t>
@@ -9506,8 +10618,846 @@
         <w:jc w:val="left"/>
         <w:rPr/>
       </w:pPr>
-      <w:bookmarkStart w:id="13" w:name="turning-things-off"/>
-      <w:bookmarkEnd w:id="13"/>
+      <w:bookmarkStart w:id="14" w:name="a-setting-seems-to-do-nothing"/>
+      <w:bookmarkEnd w:id="14"/>
+      <w:r>
+        <w:rPr/>
+        <w:t>A Setting Seems to Do Nothing</w:t>
+      </w:r>
+    </w:p>
+    <w:p>
+      <w:pPr>
+        <w:pStyle w:val="BodyText"/>
+        <w:bidi w:val="0"/>
+        <w:jc w:val="left"/>
+        <w:rPr/>
+      </w:pPr>
+      <w:r>
+        <w:rPr>
+          <w:rStyle w:val="Strong"/>
+        </w:rPr>
+        <w:t>Symptom:</w:t>
+      </w:r>
+      <w:r>
+        <w:rPr/>
+        <w:t xml:space="preserve"> you set a key in </w:t>
+      </w:r>
+      <w:r>
+        <w:rPr>
+          <w:rStyle w:val="SourceText"/>
+        </w:rPr>
+        <w:t>.crew/config.json</w:t>
+      </w:r>
+      <w:r>
+        <w:rPr/>
+        <w:t xml:space="preserve"> or </w:t>
+      </w:r>
+      <w:r>
+        <w:rPr>
+          <w:rStyle w:val="SourceText"/>
+        </w:rPr>
+        <w:t>~/.claude/crew/config.json</w:t>
+      </w:r>
+      <w:r>
+        <w:rPr/>
+        <w:t xml:space="preserve"> and crew behaves as if it were absent.</w:t>
+      </w:r>
+    </w:p>
+    <w:p>
+      <w:pPr>
+        <w:pStyle w:val="BodyText"/>
+        <w:numPr>
+          <w:ilvl w:val="0"/>
+          <w:numId w:val="24"/>
+        </w:numPr>
+        <w:tabs>
+          <w:tab w:val="clear" w:pos="1134"/>
+          <w:tab w:val="left" w:pos="829" w:leader="none"/>
+        </w:tabs>
+        <w:bidi w:val="0"/>
+        <w:spacing w:before="120" w:after="0"/>
+        <w:ind w:hanging="283" w:left="829"/>
+        <w:jc w:val="left"/>
+        <w:rPr/>
+      </w:pPr>
+      <w:r>
+        <w:rPr>
+          <w:rStyle w:val="Strong"/>
+        </w:rPr>
+        <w:t>Check:</w:t>
+      </w:r>
+      <w:r>
+        <w:rPr/>
+        <w:t xml:space="preserve"> the </w:t>
+      </w:r>
+      <w:r>
+        <w:rPr>
+          <w:rStyle w:val="SourceText"/>
+        </w:rPr>
+        <w:t>Inert settings (crew &lt;version&gt; does not act on them): ...</w:t>
+      </w:r>
+      <w:r>
+        <w:rPr/>
+        <w:t xml:space="preserve"> line at session start, the </w:t>
+      </w:r>
+      <w:r>
+        <w:rPr>
+          <w:rStyle w:val="SourceText"/>
+        </w:rPr>
+        <w:t>inert</w:t>
+      </w:r>
+      <w:r>
+        <w:rPr/>
+        <w:t xml:space="preserve"> line in </w:t>
+      </w:r>
+      <w:r>
+        <w:rPr>
+          <w:rStyle w:val="SourceText"/>
+        </w:rPr>
+        <w:t>/crew:status</w:t>
+      </w:r>
+      <w:r>
+        <w:rPr/>
+        <w:t xml:space="preserve">, or </w:t>
+      </w:r>
+      <w:r>
+        <w:rPr>
+          <w:rStyle w:val="SourceText"/>
+        </w:rPr>
+        <w:t>python3 "&lt;crew&gt;/hooks/scripts/crew_config.py" --root . --inert</w:t>
+      </w:r>
+      <w:r>
+        <w:rPr/>
+        <w:t xml:space="preserve">. Each names </w:t>
+      </w:r>
+      <w:r>
+        <w:rPr>
+          <w:rStyle w:val="SourceText"/>
+        </w:rPr>
+        <w:t>key=value (why)</w:t>
+      </w:r>
+      <w:r>
+        <w:rPr/>
+        <w:t xml:space="preserve">: a ticket id means the installed crew does not implement it yet; </w:t>
+      </w:r>
+      <w:r>
+        <w:rPr>
+          <w:rStyle w:val="SourceText"/>
+        </w:rPr>
+        <w:t>unknown key</w:t>
+      </w:r>
+      <w:r>
+        <w:rPr/>
+        <w:t xml:space="preserve"> means a typo or a key from another crew version; </w:t>
+      </w:r>
+      <w:r>
+        <w:rPr>
+          <w:rStyle w:val="SourceText"/>
+        </w:rPr>
+        <w:t>global, repo-only</w:t>
+      </w:r>
+      <w:r>
+        <w:rPr/>
+        <w:t xml:space="preserve"> means the machine file may not set it, so it takes effect nowhere. </w:t>
+      </w:r>
+    </w:p>
+    <w:p>
+      <w:pPr>
+        <w:pStyle w:val="BodyText"/>
+        <w:numPr>
+          <w:ilvl w:val="0"/>
+          <w:numId w:val="24"/>
+        </w:numPr>
+        <w:tabs>
+          <w:tab w:val="clear" w:pos="1134"/>
+          <w:tab w:val="left" w:pos="829" w:leader="none"/>
+        </w:tabs>
+        <w:bidi w:val="0"/>
+        <w:ind w:hanging="283" w:left="829"/>
+        <w:jc w:val="left"/>
+        <w:rPr/>
+      </w:pPr>
+      <w:r>
+        <w:rPr>
+          <w:rStyle w:val="Strong"/>
+        </w:rPr>
+        <w:t>Fix:</w:t>
+      </w:r>
+      <w:r>
+        <w:rPr/>
+        <w:t xml:space="preserve"> move a repo-only key into the repo's </w:t>
+      </w:r>
+      <w:r>
+        <w:rPr>
+          <w:rStyle w:val="SourceText"/>
+        </w:rPr>
+        <w:t>.crew/config.json</w:t>
+      </w:r>
+      <w:r>
+        <w:rPr/>
+        <w:t xml:space="preserve">, correct a typo, or wait for (or install) the crew version that brings the ticket. Nothing is refused while a key is inert. </w:t>
+      </w:r>
+    </w:p>
+    <w:p>
+      <w:pPr>
+        <w:pStyle w:val="Heading2"/>
+        <w:bidi w:val="0"/>
+        <w:ind w:hanging="0" w:left="0" w:right="0"/>
+        <w:jc w:val="left"/>
+        <w:rPr/>
+      </w:pPr>
+      <w:bookmarkStart w:id="15" w:name="graph-refresh-refused-secrets-denylisted"/>
+      <w:bookmarkEnd w:id="15"/>
+      <w:r>
+        <w:rPr/>
+        <w:t>Graph Refresh Refused: Secrets-Denylisted Path</w:t>
+      </w:r>
+    </w:p>
+    <w:p>
+      <w:pPr>
+        <w:pStyle w:val="BodyText"/>
+        <w:bidi w:val="0"/>
+        <w:jc w:val="left"/>
+        <w:rPr/>
+      </w:pPr>
+      <w:r>
+        <w:rPr/>
+        <w:t xml:space="preserve">graphify reads every file its ignore rules do not exclude and records the symbols it finds in </w:t>
+      </w:r>
+      <w:r>
+        <w:rPr>
+          <w:rStyle w:val="SourceText"/>
+        </w:rPr>
+        <w:t>graph.json</w:t>
+      </w:r>
+      <w:r>
+        <w:rPr/>
+        <w:t xml:space="preserve">. For a file git tracks, </w:t>
+      </w:r>
+      <w:r>
+        <w:rPr>
+          <w:rStyle w:val="SourceText"/>
+        </w:rPr>
+        <w:t>.gitignore</w:t>
+      </w:r>
+      <w:r>
+        <w:rPr/>
+        <w:t xml:space="preserve"> does not stop it: only </w:t>
+      </w:r>
+      <w:r>
+        <w:rPr>
+          <w:rStyle w:val="SourceText"/>
+        </w:rPr>
+        <w:t>.graphifyignore</w:t>
+      </w:r>
+      <w:r>
+        <w:rPr/>
+        <w:t xml:space="preserve"> does. So crew checks, before it names or runs a graph build, that the root </w:t>
+      </w:r>
+      <w:r>
+        <w:rPr>
+          <w:rStyle w:val="SourceText"/>
+        </w:rPr>
+        <w:t>.graphifyignore</w:t>
+      </w:r>
+      <w:r>
+        <w:rPr/>
+        <w:t xml:space="preserve"> excludes every file the secrets denylist matches.</w:t>
+      </w:r>
+    </w:p>
+    <w:p>
+      <w:pPr>
+        <w:pStyle w:val="BodyText"/>
+        <w:numPr>
+          <w:ilvl w:val="0"/>
+          <w:numId w:val="25"/>
+        </w:numPr>
+        <w:tabs>
+          <w:tab w:val="clear" w:pos="1134"/>
+          <w:tab w:val="left" w:pos="829" w:leader="none"/>
+        </w:tabs>
+        <w:bidi w:val="0"/>
+        <w:ind w:hanging="283" w:left="829"/>
+        <w:jc w:val="left"/>
+        <w:rPr/>
+      </w:pPr>
+      <w:r>
+        <w:rPr>
+          <w:rStyle w:val="Strong"/>
+        </w:rPr>
+        <w:t xml:space="preserve">Symptom: </w:t>
+      </w:r>
+      <w:r>
+        <w:rPr>
+          <w:rStyle w:val="SourceText"/>
+        </w:rPr>
+        <w:t>refresh-check</w:t>
+      </w:r>
+      <w:r>
+        <w:rPr>
+          <w:rStyle w:val="Strong"/>
+        </w:rPr>
+        <w:t xml:space="preserve"> prints </w:t>
+      </w:r>
+      <w:r>
+        <w:rPr>
+          <w:rStyle w:val="SourceText"/>
+        </w:rPr>
+        <w:t>graph graphify-out: unknown - graphify would read N secrets-denylisted path(s) .graphifyignore does not exclude: ...; stop - a refresh cannot settle this</w:t>
+      </w:r>
+      <w:r>
+        <w:rPr>
+          <w:rStyle w:val="Strong"/>
+        </w:rPr>
+        <w:t>,</w:t>
+      </w:r>
+      <w:r>
+        <w:rPr/>
+        <w:t xml:space="preserve"> or </w:t>
+      </w:r>
+      <w:r>
+        <w:rPr>
+          <w:rStyle w:val="SourceText"/>
+        </w:rPr>
+        <w:t>/crew:status</w:t>
+      </w:r>
+      <w:r>
+        <w:rPr/>
+        <w:t xml:space="preserve"> prints </w:t>
+      </w:r>
+      <w:r>
+        <w:rPr>
+          <w:rStyle w:val="SourceText"/>
+        </w:rPr>
+        <w:t>graph-ignore UNCOVERED</w:t>
+      </w:r>
+      <w:r>
+        <w:rPr/>
+        <w:t xml:space="preserve">. </w:t>
+      </w:r>
+      <w:r>
+        <w:rPr>
+          <w:rStyle w:val="Strong"/>
+        </w:rPr>
+        <w:t>Check:</w:t>
+      </w:r>
+      <w:r>
+        <w:rPr/>
+        <w:t xml:space="preserve"> which files, and from which source. </w:t>
+      </w:r>
+    </w:p>
+    <w:p>
+      <w:pPr>
+        <w:pStyle w:val="PreformattedText"/>
+        <w:bidi w:val="0"/>
+        <w:jc w:val="left"/>
+        <w:rPr/>
+      </w:pPr>
+      <w:r>
+        <w:rPr>
+          <w:rStyle w:val="SourceText"/>
+        </w:rPr>
+        <w:t>python3 "&lt;crew&gt;/hooks/scripts/crew_graph_ignore.py" --root . --check --json</w:t>
+      </w:r>
+    </w:p>
+    <w:p>
+      <w:pPr>
+        <w:pStyle w:val="BodyText"/>
+        <w:bidi w:val="0"/>
+        <w:jc w:val="left"/>
+        <w:rPr/>
+      </w:pPr>
+      <w:r>
+        <w:rPr/>
+        <w:t>The denylist is the built-in patterns (</w:t>
+      </w:r>
+      <w:r>
+        <w:rPr>
+          <w:rStyle w:val="SourceText"/>
+        </w:rPr>
+        <w:t>.env</w:t>
+      </w:r>
+      <w:r>
+        <w:rPr/>
+        <w:t xml:space="preserve">, </w:t>
+      </w:r>
+      <w:r>
+        <w:rPr>
+          <w:rStyle w:val="SourceText"/>
+        </w:rPr>
+        <w:t>.env.*</w:t>
+      </w:r>
+      <w:r>
+        <w:rPr/>
+        <w:t xml:space="preserve"> but not </w:t>
+      </w:r>
+      <w:r>
+        <w:rPr>
+          <w:rStyle w:val="SourceText"/>
+        </w:rPr>
+        <w:t>.env.example</w:t>
+      </w:r>
+      <w:r>
+        <w:rPr/>
+        <w:t xml:space="preserve">, </w:t>
+      </w:r>
+      <w:r>
+        <w:rPr>
+          <w:rStyle w:val="SourceText"/>
+        </w:rPr>
+        <w:t>*.pem</w:t>
+      </w:r>
+      <w:r>
+        <w:rPr/>
+        <w:t xml:space="preserve">, </w:t>
+      </w:r>
+      <w:r>
+        <w:rPr>
+          <w:rStyle w:val="SourceText"/>
+        </w:rPr>
+        <w:t>*.key</w:t>
+      </w:r>
+      <w:r>
+        <w:rPr/>
+        <w:t xml:space="preserve">, </w:t>
+      </w:r>
+      <w:r>
+        <w:rPr>
+          <w:rStyle w:val="SourceText"/>
+        </w:rPr>
+        <w:t>*.p12</w:t>
+      </w:r>
+      <w:r>
+        <w:rPr/>
+        <w:t xml:space="preserve">, </w:t>
+      </w:r>
+      <w:r>
+        <w:rPr>
+          <w:rStyle w:val="SourceText"/>
+        </w:rPr>
+        <w:t>*.pfx</w:t>
+      </w:r>
+      <w:r>
+        <w:rPr/>
+        <w:t xml:space="preserve">, </w:t>
+      </w:r>
+      <w:r>
+        <w:rPr>
+          <w:rStyle w:val="SourceText"/>
+        </w:rPr>
+        <w:t>id_rsa*</w:t>
+      </w:r>
+      <w:r>
+        <w:rPr/>
+        <w:t xml:space="preserve">, </w:t>
+      </w:r>
+      <w:r>
+        <w:rPr>
+          <w:rStyle w:val="SourceText"/>
+        </w:rPr>
+        <w:t>id_ed25519*</w:t>
+      </w:r>
+      <w:r>
+        <w:rPr/>
+        <w:t xml:space="preserve">), </w:t>
+      </w:r>
+      <w:r>
+        <w:rPr>
+          <w:rStyle w:val="SourceText"/>
+        </w:rPr>
+        <w:t>.claude/secrets-denylist</w:t>
+      </w:r>
+      <w:r>
+        <w:rPr/>
+        <w:t xml:space="preserve"> if it exists, and every in-repo </w:t>
+      </w:r>
+      <w:r>
+        <w:rPr>
+          <w:rStyle w:val="SourceText"/>
+        </w:rPr>
+        <w:t>Read(...)</w:t>
+      </w:r>
+      <w:r>
+        <w:rPr/>
+        <w:t xml:space="preserve"> rule in </w:t>
+      </w:r>
+      <w:r>
+        <w:rPr>
+          <w:rStyle w:val="SourceText"/>
+        </w:rPr>
+        <w:t>permissions.deny</w:t>
+      </w:r>
+      <w:r>
+        <w:rPr/>
+        <w:t xml:space="preserve"> of </w:t>
+      </w:r>
+      <w:r>
+        <w:rPr>
+          <w:rStyle w:val="SourceText"/>
+        </w:rPr>
+        <w:t>.claude/settings.json</w:t>
+      </w:r>
+      <w:r>
+        <w:rPr/>
+        <w:t xml:space="preserve"> and </w:t>
+      </w:r>
+      <w:r>
+        <w:rPr>
+          <w:rStyle w:val="SourceText"/>
+        </w:rPr>
+        <w:t>.claude/settings.local.json</w:t>
+      </w:r>
+      <w:r>
+        <w:rPr/>
+        <w:t xml:space="preserve">. </w:t>
+      </w:r>
+      <w:r>
+        <w:rPr>
+          <w:rStyle w:val="SourceText"/>
+        </w:rPr>
+        <w:t>sources</w:t>
+      </w:r>
+      <w:r>
+        <w:rPr/>
+        <w:t xml:space="preserve"> in the JSON names which ones were read. </w:t>
+      </w:r>
+      <w:r>
+        <w:rPr>
+          <w:rStyle w:val="Strong"/>
+        </w:rPr>
+        <w:t>Fix:</w:t>
+      </w:r>
+      <w:r>
+        <w:rPr/>
+        <w:t xml:space="preserve"> add the missing patterns, then check again.</w:t>
+      </w:r>
+    </w:p>
+    <w:p>
+      <w:pPr>
+        <w:pStyle w:val="PreformattedText"/>
+        <w:bidi w:val="0"/>
+        <w:jc w:val="left"/>
+        <w:rPr/>
+      </w:pPr>
+      <w:r>
+        <w:rPr>
+          <w:rStyle w:val="SourceText"/>
+        </w:rPr>
+        <w:t>python3 "&lt;crew&gt;/hooks/scripts/crew_graph_ignore.py" --root . --write</w:t>
+      </w:r>
+    </w:p>
+    <w:p>
+      <w:pPr>
+        <w:pStyle w:val="BodyText"/>
+        <w:bidi w:val="0"/>
+        <w:jc w:val="left"/>
+        <w:rPr/>
+      </w:pPr>
+      <w:r>
+        <w:rPr/>
+        <w:t xml:space="preserve">It appends the missing patterns, then any flagged path they still miss (the denylist ignores case, </w:t>
+      </w:r>
+      <w:r>
+        <w:rPr>
+          <w:rStyle w:val="SourceText"/>
+        </w:rPr>
+        <w:t>.graphifyignore</w:t>
+      </w:r>
+      <w:r>
+        <w:rPr/>
+        <w:t xml:space="preserve"> does not, so </w:t>
+      </w:r>
+      <w:r>
+        <w:rPr>
+          <w:rStyle w:val="SourceText"/>
+        </w:rPr>
+        <w:t>.ENV</w:t>
+      </w:r>
+      <w:r>
+        <w:rPr/>
+        <w:t xml:space="preserve"> gets </w:t>
+      </w:r>
+      <w:r>
+        <w:rPr>
+          <w:rStyle w:val="SourceText"/>
+        </w:rPr>
+        <w:t>/.ENV</w:t>
+      </w:r>
+      <w:r>
+        <w:rPr/>
+        <w:t xml:space="preserve">), under one marked block, and leaves every existing line as it was. Commit </w:t>
+      </w:r>
+      <w:r>
+        <w:rPr>
+          <w:rStyle w:val="SourceText"/>
+        </w:rPr>
+        <w:t>.graphifyignore</w:t>
+      </w:r>
+      <w:r>
+        <w:rPr/>
+        <w:t xml:space="preserve">, then re-run the refresh check. If it prints </w:t>
+      </w:r>
+      <w:r>
+        <w:rPr>
+          <w:rStyle w:val="SourceText"/>
+        </w:rPr>
+        <w:t>line N (`!pattern`) re-includes denylisted &lt;path&gt;; remove that line or accept the exposure</w:t>
+      </w:r>
+      <w:r>
+        <w:rPr/>
+        <w:t xml:space="preserve"> and exits 1, your own </w:t>
+      </w:r>
+      <w:r>
+        <w:rPr>
+          <w:rStyle w:val="SourceText"/>
+        </w:rPr>
+        <w:t>!</w:t>
+      </w:r>
+      <w:r>
+        <w:rPr/>
+        <w:t xml:space="preserve"> line is the reason: </w:t>
+      </w:r>
+      <w:r>
+        <w:rPr>
+          <w:rStyle w:val="SourceText"/>
+        </w:rPr>
+        <w:t>--write</w:t>
+      </w:r>
+      <w:r>
+        <w:rPr/>
+        <w:t xml:space="preserve"> never overrides it. Delete the line, or keep it and accept that graphify reads that file. A path that is not one line of plain text (a name holding a line break or other control character) is never written either; it stays named, escaped, by </w:t>
+      </w:r>
+      <w:r>
+        <w:rPr>
+          <w:rStyle w:val="SourceText"/>
+        </w:rPr>
+        <w:t>--check</w:t>
+      </w:r>
+      <w:r>
+        <w:rPr/>
+        <w:t>: rename the file or exclude it by hand.</w:t>
+      </w:r>
+    </w:p>
+    <w:p>
+      <w:pPr>
+        <w:pStyle w:val="BodyText"/>
+        <w:numPr>
+          <w:ilvl w:val="0"/>
+          <w:numId w:val="26"/>
+        </w:numPr>
+        <w:tabs>
+          <w:tab w:val="clear" w:pos="1134"/>
+          <w:tab w:val="left" w:pos="829" w:leader="none"/>
+        </w:tabs>
+        <w:bidi w:val="0"/>
+        <w:ind w:hanging="283" w:left="829"/>
+        <w:jc w:val="left"/>
+        <w:rPr/>
+      </w:pPr>
+      <w:r>
+        <w:rPr>
+          <w:rStyle w:val="Strong"/>
+        </w:rPr>
+        <w:t xml:space="preserve">Symptom: </w:t>
+      </w:r>
+      <w:r>
+        <w:rPr>
+          <w:rStyle w:val="SourceText"/>
+        </w:rPr>
+        <w:t>denylist coverage unknown: &lt;reason&gt;</w:t>
+      </w:r>
+      <w:r>
+        <w:rPr/>
+        <w:t xml:space="preserve"> (the refresh check) or </w:t>
+      </w:r>
+      <w:r>
+        <w:rPr>
+          <w:rStyle w:val="SourceText"/>
+        </w:rPr>
+        <w:t>graph-ignore unknown</w:t>
+      </w:r>
+      <w:r>
+        <w:rPr/>
+        <w:t xml:space="preserve"> (</w:t>
+      </w:r>
+      <w:r>
+        <w:rPr>
+          <w:rStyle w:val="SourceText"/>
+        </w:rPr>
+        <w:t>/crew:status</w:t>
+      </w:r>
+      <w:r>
+        <w:rPr/>
+        <w:t xml:space="preserve">). </w:t>
+      </w:r>
+      <w:r>
+        <w:rPr>
+          <w:rStyle w:val="Strong"/>
+        </w:rPr>
+        <w:t>Check:</w:t>
+      </w:r>
+      <w:r>
+        <w:rPr/>
+        <w:t xml:space="preserve"> the reason names it: git missing, a settings file that does not parse, an unreadable </w:t>
+      </w:r>
+      <w:r>
+        <w:rPr>
+          <w:rStyle w:val="SourceText"/>
+        </w:rPr>
+        <w:t>.claude/secrets-denylist</w:t>
+      </w:r>
+      <w:r>
+        <w:rPr/>
+        <w:t xml:space="preserve"> or </w:t>
+      </w:r>
+      <w:r>
+        <w:rPr>
+          <w:rStyle w:val="SourceText"/>
+        </w:rPr>
+        <w:t>.graphifyignore</w:t>
+      </w:r>
+      <w:r>
+        <w:rPr/>
+        <w:t xml:space="preserve">, a nested </w:t>
+      </w:r>
+      <w:r>
+        <w:rPr>
+          <w:rStyle w:val="SourceText"/>
+        </w:rPr>
+        <w:t>.graphifyignore</w:t>
+      </w:r>
+      <w:r>
+        <w:rPr/>
+        <w:t xml:space="preserve"> (only the root one is evaluated, and a nested one could re-include a file with </w:t>
+      </w:r>
+      <w:r>
+        <w:rPr>
+          <w:rStyle w:val="SourceText"/>
+        </w:rPr>
+        <w:t>!</w:t>
+      </w:r>
+      <w:r>
+        <w:rPr/>
+        <w:t xml:space="preserve">), a nested repository or submodule </w:t>
+      </w:r>
+      <w:r>
+        <w:rPr>
+          <w:rStyle w:val="SourceText"/>
+        </w:rPr>
+        <w:t>.graphifyignore</w:t>
+      </w:r>
+      <w:r>
+        <w:rPr/>
+        <w:t xml:space="preserve"> does not exclude, a symlink that resolves outside the repository or not at all, or a deny-all </w:t>
+      </w:r>
+      <w:r>
+        <w:rPr>
+          <w:rStyle w:val="SourceText"/>
+        </w:rPr>
+        <w:t>Read</w:t>
+      </w:r>
+      <w:r>
+        <w:rPr/>
+        <w:t xml:space="preserve"> rule. </w:t>
+      </w:r>
+      <w:r>
+        <w:rPr>
+          <w:rStyle w:val="Strong"/>
+        </w:rPr>
+        <w:t>Fix:</w:t>
+      </w:r>
+      <w:r>
+        <w:rPr/>
+        <w:t xml:space="preserve"> repair what it names. An unknown is never read as covered, so no refresh is named until it is fixed.</w:t>
+      </w:r>
+    </w:p>
+    <w:p>
+      <w:pPr>
+        <w:pStyle w:val="BodyText"/>
+        <w:numPr>
+          <w:ilvl w:val="0"/>
+          <w:numId w:val="26"/>
+        </w:numPr>
+        <w:tabs>
+          <w:tab w:val="clear" w:pos="1134"/>
+          <w:tab w:val="left" w:pos="829" w:leader="none"/>
+        </w:tabs>
+        <w:bidi w:val="0"/>
+        <w:ind w:hanging="283" w:left="829"/>
+        <w:jc w:val="left"/>
+        <w:rPr/>
+      </w:pPr>
+      <w:r>
+        <w:rPr>
+          <w:rStyle w:val="Strong"/>
+        </w:rPr>
+        <w:t>Symptom: a graph was built before the fix</w:t>
+      </w:r>
+      <w:r>
+        <w:rPr/>
+        <w:t xml:space="preserve"> (by hand, or by graphify's post-commit hook, which bypasses crew). </w:t>
+      </w:r>
+      <w:r>
+        <w:rPr>
+          <w:rStyle w:val="Strong"/>
+        </w:rPr>
+        <w:t>Fix:</w:t>
+      </w:r>
+      <w:r>
+        <w:rPr/>
+        <w:t xml:space="preserve"> treat that graph as holding text from the secret files. Delete the graph output directory (</w:t>
+      </w:r>
+      <w:r>
+        <w:rPr>
+          <w:rStyle w:val="SourceText"/>
+        </w:rPr>
+        <w:t>graphify-out/</w:t>
+      </w:r>
+      <w:r>
+        <w:rPr/>
+        <w:t xml:space="preserve"> by default), run </w:t>
+      </w:r>
+      <w:r>
+        <w:rPr>
+          <w:rStyle w:val="SourceText"/>
+        </w:rPr>
+        <w:t>--write</w:t>
+      </w:r>
+      <w:r>
+        <w:rPr/>
+        <w:t xml:space="preserve">, check that </w:t>
+      </w:r>
+      <w:r>
+        <w:rPr>
+          <w:rStyle w:val="SourceText"/>
+        </w:rPr>
+        <w:t>--check</w:t>
+      </w:r>
+      <w:r>
+        <w:rPr/>
+        <w:t xml:space="preserve"> exits 0, then rebuild. Commit the rebuild if the output is tracked. The crew-graph skill's </w:t>
+      </w:r>
+      <w:r>
+        <w:rPr>
+          <w:rStyle w:val="Strong"/>
+        </w:rPr>
+        <w:t>Tainted graph</w:t>
+      </w:r>
+      <w:r>
+        <w:rPr/>
+        <w:t xml:space="preserve"> section has the same steps.</w:t>
+      </w:r>
+    </w:p>
+    <w:p>
+      <w:pPr>
+        <w:pStyle w:val="Heading2"/>
+        <w:bidi w:val="0"/>
+        <w:ind w:hanging="0" w:left="0" w:right="0"/>
+        <w:jc w:val="left"/>
+        <w:rPr/>
+      </w:pPr>
+      <w:bookmarkStart w:id="16" w:name="turning-things-off"/>
+      <w:bookmarkEnd w:id="16"/>
       <w:r>
         <w:rPr/>
         <w:t>Turning Things Off</w:t>
@@ -9688,6 +11638,133 @@
               <w:rPr>
                 <w:rStyle w:val="SourceText"/>
               </w:rPr>
+              <w:t>autopilot.mode</w:t>
+            </w:r>
+          </w:p>
+        </w:tc>
+        <w:tc>
+          <w:tcPr>
+            <w:tcW w:w="1689" w:type="dxa"/>
+            <w:tcBorders/>
+            <w:vAlign w:val="center"/>
+          </w:tcPr>
+          <w:p>
+            <w:pPr>
+              <w:pStyle w:val="TableContents"/>
+              <w:shd w:fill="2E3440" w:val="clear"/>
+              <w:bidi w:val="0"/>
+              <w:spacing w:before="120" w:after="120"/>
+              <w:jc w:val="left"/>
+              <w:rPr/>
+            </w:pPr>
+            <w:r>
+              <w:rPr/>
+              <w:t>repo only</w:t>
+            </w:r>
+          </w:p>
+        </w:tc>
+        <w:tc>
+          <w:tcPr>
+            <w:tcW w:w="1687" w:type="dxa"/>
+            <w:tcBorders/>
+            <w:vAlign w:val="center"/>
+          </w:tcPr>
+          <w:p>
+            <w:pPr>
+              <w:pStyle w:val="TableContents"/>
+              <w:shd w:fill="2E3440" w:val="clear"/>
+              <w:bidi w:val="0"/>
+              <w:spacing w:before="120" w:after="120"/>
+              <w:jc w:val="left"/>
+              <w:rPr/>
+            </w:pPr>
+            <w:r>
+              <w:rPr>
+                <w:rStyle w:val="SourceText"/>
+              </w:rPr>
+              <w:t>off</w:t>
+            </w:r>
+            <w:r>
+              <w:rPr/>
+              <w:t>/</w:t>
+            </w:r>
+            <w:r>
+              <w:rPr>
+                <w:rStyle w:val="SourceText"/>
+              </w:rPr>
+              <w:t>plan</w:t>
+            </w:r>
+          </w:p>
+        </w:tc>
+        <w:tc>
+          <w:tcPr>
+            <w:tcW w:w="4080" w:type="dxa"/>
+            <w:tcBorders/>
+            <w:vAlign w:val="center"/>
+          </w:tcPr>
+          <w:p>
+            <w:pPr>
+              <w:pStyle w:val="TableContents"/>
+              <w:shd w:fill="2E3440" w:val="clear"/>
+              <w:bidi w:val="0"/>
+              <w:spacing w:before="120" w:after="120"/>
+              <w:jc w:val="left"/>
+              <w:rPr/>
+            </w:pPr>
+            <w:r>
+              <w:rPr>
+                <w:rStyle w:val="SourceText"/>
+              </w:rPr>
+              <w:t>off</w:t>
+            </w:r>
+            <w:r>
+              <w:rPr/>
+              <w:t xml:space="preserve"> (the default): </w:t>
+            </w:r>
+            <w:r>
+              <w:rPr>
+                <w:rStyle w:val="SourceText"/>
+              </w:rPr>
+              <w:t>/crew:autopilot</w:t>
+            </w:r>
+            <w:r>
+              <w:rPr/>
+              <w:t xml:space="preserve"> runs no phase; only the exact string </w:t>
+            </w:r>
+            <w:r>
+              <w:rPr>
+                <w:rStyle w:val="SourceText"/>
+              </w:rPr>
+              <w:t>plan</w:t>
+            </w:r>
+            <w:r>
+              <w:rPr/>
+              <w:t xml:space="preserve"> arms it</w:t>
+            </w:r>
+          </w:p>
+        </w:tc>
+      </w:tr>
+      <w:tr>
+        <w:trPr/>
+        <w:tc>
+          <w:tcPr>
+            <w:tcW w:w="4369" w:type="dxa"/>
+            <w:tcBorders/>
+            <w:vAlign w:val="center"/>
+          </w:tcPr>
+          <w:p>
+            <w:pPr>
+              <w:pStyle w:val="TableContents"/>
+              <w:shd w:fill="2E3440" w:val="clear"/>
+              <w:bidi w:val="0"/>
+              <w:spacing w:before="120" w:after="120"/>
+              <w:jc w:val="left"/>
+              <w:rPr/>
+            </w:pPr>
+            <w:r>
+              <w:rPr>
+                <w:rStyle w:val="SourceText"/>
+              </w:rPr>
               <w:t>memory.inject</w:t>
             </w:r>
           </w:p>
@@ -11317,8 +13394,8 @@
         <w:jc w:val="left"/>
         <w:rPr/>
       </w:pPr>
-      <w:bookmarkStart w:id="14" w:name="web-testing"/>
-      <w:bookmarkEnd w:id="14"/>
+      <w:bookmarkStart w:id="17" w:name="web-testing"/>
+      <w:bookmarkEnd w:id="17"/>
       <w:r>
         <w:rPr/>
         <w:t>Web Testing</w:t>
@@ -11357,7 +13434,7 @@
         <w:pStyle w:val="BodyText"/>
         <w:numPr>
           <w:ilvl w:val="0"/>
-          <w:numId w:val="23"/>
+          <w:numId w:val="27"/>
         </w:numPr>
         <w:tabs>
           <w:tab w:val="clear" w:pos="1134"/>
@@ -11431,7 +13508,7 @@
         <w:pStyle w:val="BodyText"/>
         <w:numPr>
           <w:ilvl w:val="0"/>
-          <w:numId w:val="23"/>
+          <w:numId w:val="27"/>
         </w:numPr>
         <w:tabs>
           <w:tab w:val="clear" w:pos="1134"/>
@@ -11489,7 +13566,7 @@
         <w:pStyle w:val="BodyText"/>
         <w:numPr>
           <w:ilvl w:val="0"/>
-          <w:numId w:val="23"/>
+          <w:numId w:val="27"/>
         </w:numPr>
         <w:tabs>
           <w:tab w:val="clear" w:pos="1134"/>
@@ -11547,7 +13624,7 @@
         <w:pStyle w:val="BodyText"/>
         <w:numPr>
           <w:ilvl w:val="0"/>
-          <w:numId w:val="23"/>
+          <w:numId w:val="27"/>
         </w:numPr>
         <w:tabs>
           <w:tab w:val="clear" w:pos="1134"/>
@@ -11647,8 +13724,8 @@
         <w:jc w:val="left"/>
         <w:rPr/>
       </w:pPr>
-      <w:bookmarkStart w:id="15" w:name="windows-notes"/>
-      <w:bookmarkEnd w:id="15"/>
+      <w:bookmarkStart w:id="18" w:name="windows-notes"/>
+      <w:bookmarkEnd w:id="18"/>
       <w:r>
         <w:rPr/>
         <w:t>Windows Notes</w:t>
@@ -11659,7 +13736,7 @@
         <w:pStyle w:val="BodyText"/>
         <w:numPr>
           <w:ilvl w:val="0"/>
-          <w:numId w:val="24"/>
+          <w:numId w:val="28"/>
         </w:numPr>
         <w:tabs>
           <w:tab w:val="clear" w:pos="1134"/>
@@ -11715,7 +13792,7 @@
         <w:pStyle w:val="BodyText"/>
         <w:numPr>
           <w:ilvl w:val="0"/>
-          <w:numId w:val="24"/>
+          <w:numId w:val="28"/>
         </w:numPr>
         <w:tabs>
           <w:tab w:val="clear" w:pos="1134"/>
@@ -11795,7 +13872,7 @@
         <w:pStyle w:val="BodyText"/>
         <w:numPr>
           <w:ilvl w:val="0"/>
-          <w:numId w:val="24"/>
+          <w:numId w:val="28"/>
         </w:numPr>
         <w:tabs>
           <w:tab w:val="clear" w:pos="1134"/>
@@ -11873,7 +13950,7 @@
         <w:pStyle w:val="BodyText"/>
         <w:numPr>
           <w:ilvl w:val="0"/>
-          <w:numId w:val="24"/>
+          <w:numId w:val="28"/>
         </w:numPr>
         <w:tabs>
           <w:tab w:val="clear" w:pos="1134"/>
@@ -12043,8 +14120,8 @@
         <w:jc w:val="left"/>
         <w:rPr/>
       </w:pPr>
-      <w:bookmarkStart w:id="16" w:name="auto-wrap-up-auto-clear-and-auto-resume"/>
-      <w:bookmarkEnd w:id="16"/>
+      <w:bookmarkStart w:id="19" w:name="auto-wrap-up-auto-clear-and-auto-resume"/>
+      <w:bookmarkEnd w:id="19"/>
       <w:r>
         <w:rPr/>
         <w:t>Auto Wrap-Up, Auto-Clear and Auto-Resume</w:t>
@@ -12080,8 +14157,8 @@
         <w:jc w:val="left"/>
         <w:rPr/>
       </w:pPr>
-      <w:bookmarkStart w:id="17" w:name="what-the-cycle-does"/>
-      <w:bookmarkEnd w:id="17"/>
+      <w:bookmarkStart w:id="20" w:name="what-the-cycle-does"/>
+      <w:bookmarkEnd w:id="20"/>
       <w:r>
         <w:rPr/>
         <w:t>What the Cycle Does</w:t>
@@ -12092,7 +14169,7 @@
         <w:pStyle w:val="BodyText"/>
         <w:numPr>
           <w:ilvl w:val="0"/>
-          <w:numId w:val="25"/>
+          <w:numId w:val="29"/>
         </w:numPr>
         <w:tabs>
           <w:tab w:val="clear" w:pos="1134"/>
@@ -12150,7 +14227,7 @@
         <w:pStyle w:val="BodyText"/>
         <w:numPr>
           <w:ilvl w:val="0"/>
-          <w:numId w:val="25"/>
+          <w:numId w:val="29"/>
         </w:numPr>
         <w:tabs>
           <w:tab w:val="clear" w:pos="1134"/>
@@ -12307,7 +14384,47 @@
       </w:r>
       <w:r>
         <w:rPr/>
-        <w:t xml:space="preserve"> That is a separate, built-in behaviour that fires whenever Claude Code itself decides to; this cycle only reacts to a handoff once one exists, and nothing here makes auto-compact happen sooner, later, or at all. 3. </w:t>
+        <w:t xml:space="preserve"> That is a separate, built-in behaviour that fires whenever Claude Code itself decides to; this cycle only reacts to a handoff once one exists, and nothing here makes auto-compact happen sooner, later, or at all. While an autopilot goal runs, the handoff names the goal, not the ticket in hand: every writer (autopilot's low-context stop, </w:t>
+      </w:r>
+      <w:r>
+        <w:rPr>
+          <w:rStyle w:val="SourceText"/>
+        </w:rPr>
+        <w:t>/crew:handoff</w:t>
+      </w:r>
+      <w:r>
+        <w:rPr/>
+        <w:t xml:space="preserve">, the PreCompact skeleton) asks </w:t>
+      </w:r>
+      <w:r>
+        <w:rPr>
+          <w:rStyle w:val="SourceText"/>
+        </w:rPr>
+        <w:t>crew_autopilot.py handoff-resume</w:t>
+      </w:r>
+      <w:r>
+        <w:rPr/>
+        <w:t xml:space="preserve">, which answers </w:t>
+      </w:r>
+      <w:r>
+        <w:rPr>
+          <w:rStyle w:val="SourceText"/>
+        </w:rPr>
+        <w:t>resume: /crew:autopilot --goal &lt;slug&gt;</w:t>
+      </w:r>
+      <w:r>
+        <w:rPr/>
+        <w:t xml:space="preserve"> for the one running goal. Two running goals or an unreadable goal file give </w:t>
+      </w:r>
+      <w:r>
+        <w:rPr>
+          <w:rStyle w:val="SourceText"/>
+        </w:rPr>
+        <w:t>resume: none</w:t>
+      </w:r>
+      <w:r>
+        <w:rPr/>
+        <w:t xml:space="preserve">: it could not tell which goal runs, and it never falls back to the ticket form, which would drop the goal. 3. </w:t>
       </w:r>
       <w:r>
         <w:rPr>
@@ -12750,8 +14867,8 @@
         <w:jc w:val="left"/>
         <w:rPr/>
       </w:pPr>
-      <w:bookmarkStart w:id="18" w:name="turning-it-on-and-off"/>
-      <w:bookmarkEnd w:id="18"/>
+      <w:bookmarkStart w:id="21" w:name="turning-it-on-and-off"/>
+      <w:bookmarkEnd w:id="21"/>
       <w:r>
         <w:rPr/>
         <w:t>Turning It on and Off</w:t>
@@ -14312,8 +16429,8 @@
         <w:jc w:val="left"/>
         <w:rPr/>
       </w:pPr>
-      <w:bookmarkStart w:id="19" w:name="armed-wrap-up-contextautoclearwrapup"/>
-      <w:bookmarkEnd w:id="19"/>
+      <w:bookmarkStart w:id="22" w:name="armed-wrap-up-contextautoclearwrapup"/>
+      <w:bookmarkEnd w:id="22"/>
       <w:r>
         <w:rPr/>
         <w:t>Armed wrap-up (</w:t>
@@ -14396,7 +16513,7 @@
         <w:pStyle w:val="BodyText"/>
         <w:numPr>
           <w:ilvl w:val="0"/>
-          <w:numId w:val="26"/>
+          <w:numId w:val="30"/>
         </w:numPr>
         <w:tabs>
           <w:tab w:val="clear" w:pos="1134"/>
@@ -14428,7 +16545,7 @@
         <w:pStyle w:val="BodyText"/>
         <w:numPr>
           <w:ilvl w:val="0"/>
-          <w:numId w:val="26"/>
+          <w:numId w:val="30"/>
         </w:numPr>
         <w:tabs>
           <w:tab w:val="clear" w:pos="1134"/>
@@ -14460,7 +16577,7 @@
         <w:pStyle w:val="BodyText"/>
         <w:numPr>
           <w:ilvl w:val="0"/>
-          <w:numId w:val="26"/>
+          <w:numId w:val="30"/>
         </w:numPr>
         <w:tabs>
           <w:tab w:val="clear" w:pos="1134"/>
@@ -14482,7 +16599,7 @@
         <w:pStyle w:val="BodyText"/>
         <w:numPr>
           <w:ilvl w:val="0"/>
-          <w:numId w:val="26"/>
+          <w:numId w:val="30"/>
         </w:numPr>
         <w:tabs>
           <w:tab w:val="clear" w:pos="1134"/>
@@ -14580,8 +16697,8 @@
         <w:jc w:val="left"/>
         <w:rPr/>
       </w:pPr>
-      <w:bookmarkStart w:id="20" w:name="arming-one-scratch-repo-while-other-sess"/>
-      <w:bookmarkEnd w:id="20"/>
+      <w:bookmarkStart w:id="23" w:name="arming-one-scratch-repo-while-other-sess"/>
+      <w:bookmarkEnd w:id="23"/>
       <w:r>
         <w:rPr/>
         <w:t>Arming one scratch repo while other sessions are live</w:t>
@@ -14866,7 +16983,7 @@
         <w:pStyle w:val="BodyText"/>
         <w:numPr>
           <w:ilvl w:val="0"/>
-          <w:numId w:val="27"/>
+          <w:numId w:val="31"/>
         </w:numPr>
         <w:tabs>
           <w:tab w:val="clear" w:pos="1134"/>
@@ -14908,7 +17025,7 @@
         <w:pStyle w:val="BodyText"/>
         <w:numPr>
           <w:ilvl w:val="0"/>
-          <w:numId w:val="27"/>
+          <w:numId w:val="31"/>
         </w:numPr>
         <w:tabs>
           <w:tab w:val="clear" w:pos="1134"/>
@@ -14930,7 +17047,7 @@
         <w:pStyle w:val="BodyText"/>
         <w:numPr>
           <w:ilvl w:val="0"/>
-          <w:numId w:val="27"/>
+          <w:numId w:val="31"/>
         </w:numPr>
         <w:tabs>
           <w:tab w:val="clear" w:pos="1134"/>
@@ -14982,7 +17099,7 @@
         <w:pStyle w:val="BodyText"/>
         <w:numPr>
           <w:ilvl w:val="0"/>
-          <w:numId w:val="27"/>
+          <w:numId w:val="31"/>
         </w:numPr>
         <w:tabs>
           <w:tab w:val="clear" w:pos="1134"/>
@@ -15004,7 +17121,7 @@
         <w:pStyle w:val="BodyText"/>
         <w:numPr>
           <w:ilvl w:val="0"/>
-          <w:numId w:val="27"/>
+          <w:numId w:val="31"/>
         </w:numPr>
         <w:tabs>
           <w:tab w:val="clear" w:pos="1134"/>
@@ -15056,7 +17173,7 @@
         <w:pStyle w:val="BodyText"/>
         <w:numPr>
           <w:ilvl w:val="0"/>
-          <w:numId w:val="27"/>
+          <w:numId w:val="31"/>
         </w:numPr>
         <w:tabs>
           <w:tab w:val="clear" w:pos="1134"/>
@@ -15312,8 +17429,8 @@
         <w:jc w:val="left"/>
         <w:rPr/>
       </w:pPr>
-      <w:bookmarkStart w:id="21" w:name="which-method-and-what-it-does"/>
-      <w:bookmarkEnd w:id="21"/>
+      <w:bookmarkStart w:id="24" w:name="which-method-and-what-it-does"/>
+      <w:bookmarkEnd w:id="24"/>
       <w:r>
         <w:rPr/>
         <w:t>Which Method, and What It Does</w:t>
@@ -15895,8 +18012,8 @@
         <w:jc w:val="left"/>
         <w:rPr/>
       </w:pPr>
-      <w:bookmarkStart w:id="22" w:name="when-it-will-not-clear-or-notify"/>
-      <w:bookmarkEnd w:id="22"/>
+      <w:bookmarkStart w:id="25" w:name="when-it-will-not-clear-or-notify"/>
+      <w:bookmarkEnd w:id="25"/>
       <w:r>
         <w:rPr/>
         <w:t>When It Will Not Clear (or Notify)</w:t>
@@ -17225,8 +19342,8 @@
         <w:jc w:val="left"/>
         <w:rPr/>
       </w:pPr>
-      <w:bookmarkStart w:id="23" w:name="which-window-gets-the-keystroke"/>
-      <w:bookmarkEnd w:id="23"/>
+      <w:bookmarkStart w:id="26" w:name="which-window-gets-the-keystroke"/>
+      <w:bookmarkEnd w:id="26"/>
       <w:r>
         <w:rPr/>
         <w:t>Which Window Gets the Keystroke</w:t>
@@ -17351,7 +19468,7 @@
         <w:pStyle w:val="BodyText"/>
         <w:numPr>
           <w:ilvl w:val="0"/>
-          <w:numId w:val="28"/>
+          <w:numId w:val="32"/>
         </w:numPr>
         <w:tabs>
           <w:tab w:val="clear" w:pos="1134"/>
@@ -17389,7 +19506,7 @@
         <w:pStyle w:val="BodyText"/>
         <w:numPr>
           <w:ilvl w:val="0"/>
-          <w:numId w:val="28"/>
+          <w:numId w:val="32"/>
         </w:numPr>
         <w:tabs>
           <w:tab w:val="clear" w:pos="1134"/>
@@ -17449,7 +19566,7 @@
         <w:pStyle w:val="BodyText"/>
         <w:numPr>
           <w:ilvl w:val="0"/>
-          <w:numId w:val="28"/>
+          <w:numId w:val="32"/>
         </w:numPr>
         <w:tabs>
           <w:tab w:val="clear" w:pos="1134"/>
@@ -20812,8 +22929,8 @@
   <w:abstractNum w:abstractNumId="25">
     <w:lvl w:ilvl="0">
       <w:start w:val="1"/>
-      <w:numFmt w:val="decimal"/>
-      <w:lvlText w:val="%1."/>
+      <w:numFmt w:val="bullet"/>
+      <w:lvlText w:val=""/>
       <w:lvlJc w:val="left"/>
       <w:pPr>
         <w:tabs>
@@ -20821,12 +22938,14 @@
         </w:tabs>
         <w:ind w:left="709" w:hanging="283"/>
       </w:pPr>
-      <w:rPr/>
+      <w:rPr>
+        <w:rFonts w:ascii="Symbol" w:hAnsi="Symbol" w:cs="Symbol" w:hint="default"/>
+      </w:rPr>
     </w:lvl>
     <w:lvl w:ilvl="1">
       <w:start w:val="1"/>
-      <w:numFmt w:val="decimal"/>
-      <w:lvlText w:val="%2."/>
+      <w:numFmt w:val="bullet"/>
+      <w:lvlText w:val=""/>
       <w:lvlJc w:val="left"/>
       <w:pPr>
         <w:tabs>
@@ -20834,12 +22953,14 @@
         </w:tabs>
         <w:ind w:left="1418" w:hanging="283"/>
       </w:pPr>
-      <w:rPr/>
+      <w:rPr>
+        <w:rFonts w:ascii="Symbol" w:hAnsi="Symbol" w:cs="Symbol" w:hint="default"/>
+      </w:rPr>
     </w:lvl>
     <w:lvl w:ilvl="2">
       <w:start w:val="1"/>
-      <w:numFmt w:val="decimal"/>
-      <w:lvlText w:val="%3."/>
+      <w:numFmt w:val="bullet"/>
+      <w:lvlText w:val=""/>
       <w:lvlJc w:val="left"/>
       <w:pPr>
         <w:tabs>
@@ -20847,12 +22968,14 @@
         </w:tabs>
         <w:ind w:left="2127" w:hanging="283"/>
       </w:pPr>
-      <w:rPr/>
+      <w:rPr>
+        <w:rFonts w:ascii="Symbol" w:hAnsi="Symbol" w:cs="Symbol" w:hint="default"/>
+      </w:rPr>
     </w:lvl>
     <w:lvl w:ilvl="3">
       <w:start w:val="1"/>
-      <w:numFmt w:val="decimal"/>
-      <w:lvlText w:val="%4."/>
+      <w:numFmt w:val="bullet"/>
+      <w:lvlText w:val=""/>
       <w:lvlJc w:val="left"/>
       <w:pPr>
         <w:tabs>
@@ -20860,12 +22983,14 @@
         </w:tabs>
         <w:ind w:left="2836" w:hanging="283"/>
       </w:pPr>
-      <w:rPr/>
+      <w:rPr>
+        <w:rFonts w:ascii="Symbol" w:hAnsi="Symbol" w:cs="Symbol" w:hint="default"/>
+      </w:rPr>
     </w:lvl>
     <w:lvl w:ilvl="4">
       <w:start w:val="1"/>
-      <w:numFmt w:val="decimal"/>
-      <w:lvlText w:val="%5."/>
+      <w:numFmt w:val="bullet"/>
+      <w:lvlText w:val=""/>
       <w:lvlJc w:val="left"/>
       <w:pPr>
         <w:tabs>
@@ -20873,12 +22998,14 @@
         </w:tabs>
         <w:ind w:left="3545" w:hanging="283"/>
       </w:pPr>
-      <w:rPr/>
+      <w:rPr>
+        <w:rFonts w:ascii="Symbol" w:hAnsi="Symbol" w:cs="Symbol" w:hint="default"/>
+      </w:rPr>
     </w:lvl>
     <w:lvl w:ilvl="5">
       <w:start w:val="1"/>
-      <w:numFmt w:val="decimal"/>
-      <w:lvlText w:val="%6."/>
+      <w:numFmt w:val="bullet"/>
+      <w:lvlText w:val=""/>
       <w:lvlJc w:val="left"/>
       <w:pPr>
         <w:tabs>
@@ -20886,12 +23013,14 @@
         </w:tabs>
         <w:ind w:left="4254" w:hanging="283"/>
       </w:pPr>
-      <w:rPr/>
+      <w:rPr>
+        <w:rFonts w:ascii="Symbol" w:hAnsi="Symbol" w:cs="Symbol" w:hint="default"/>
+      </w:rPr>
     </w:lvl>
     <w:lvl w:ilvl="6">
       <w:start w:val="1"/>
-      <w:numFmt w:val="decimal"/>
-      <w:lvlText w:val="%7."/>
+      <w:numFmt w:val="bullet"/>
+      <w:lvlText w:val=""/>
       <w:lvlJc w:val="left"/>
       <w:pPr>
         <w:tabs>
@@ -20899,12 +23028,14 @@
         </w:tabs>
         <w:ind w:left="4963" w:hanging="283"/>
       </w:pPr>
-      <w:rPr/>
+      <w:rPr>
+        <w:rFonts w:ascii="Symbol" w:hAnsi="Symbol" w:cs="Symbol" w:hint="default"/>
+      </w:rPr>
     </w:lvl>
     <w:lvl w:ilvl="7">
       <w:start w:val="1"/>
-      <w:numFmt w:val="decimal"/>
-      <w:lvlText w:val="%8."/>
+      <w:numFmt w:val="bullet"/>
+      <w:lvlText w:val=""/>
       <w:lvlJc w:val="left"/>
       <w:pPr>
         <w:tabs>
@@ -20912,12 +23043,14 @@
         </w:tabs>
         <w:ind w:left="5672" w:hanging="283"/>
       </w:pPr>
-      <w:rPr/>
+      <w:rPr>
+        <w:rFonts w:ascii="Symbol" w:hAnsi="Symbol" w:cs="Symbol" w:hint="default"/>
+      </w:rPr>
     </w:lvl>
     <w:lvl w:ilvl="8">
       <w:start w:val="1"/>
-      <w:numFmt w:val="decimal"/>
-      <w:lvlText w:val="%9."/>
+      <w:numFmt w:val="bullet"/>
+      <w:lvlText w:val=""/>
       <w:lvlJc w:val="left"/>
       <w:pPr>
         <w:tabs>
@@ -20925,7 +23058,9 @@
         </w:tabs>
         <w:ind w:left="6381" w:hanging="283"/>
       </w:pPr>
-      <w:rPr/>
+      <w:rPr>
+        <w:rFonts w:ascii="Symbol" w:hAnsi="Symbol" w:cs="Symbol" w:hint="default"/>
+      </w:rPr>
     </w:lvl>
   </w:abstractNum>
   <w:abstractNum w:abstractNumId="26">
@@ -21340,6 +23475,536 @@
     </w:lvl>
   </w:abstractNum>
   <w:abstractNum w:abstractNumId="29">
+    <w:lvl w:ilvl="0">
+      <w:start w:val="1"/>
+      <w:numFmt w:val="decimal"/>
+      <w:lvlText w:val="%1."/>
+      <w:lvlJc w:val="left"/>
+      <w:pPr>
+        <w:tabs>
+          <w:tab w:val="num" w:pos="709"/>
+        </w:tabs>
+        <w:ind w:left="709" w:hanging="283"/>
+      </w:pPr>
+      <w:rPr/>
+    </w:lvl>
+    <w:lvl w:ilvl="1">
+      <w:start w:val="1"/>
+      <w:numFmt w:val="decimal"/>
+      <w:lvlText w:val="%2."/>
+      <w:lvlJc w:val="left"/>
+      <w:pPr>
+        <w:tabs>
+          <w:tab w:val="num" w:pos="1418"/>
+        </w:tabs>
+        <w:ind w:left="1418" w:hanging="283"/>
+      </w:pPr>
+      <w:rPr/>
+    </w:lvl>
+    <w:lvl w:ilvl="2">
+      <w:start w:val="1"/>
+      <w:numFmt w:val="decimal"/>
+      <w:lvlText w:val="%3."/>
+      <w:lvlJc w:val="left"/>
+      <w:pPr>
+        <w:tabs>
+          <w:tab w:val="num" w:pos="2127"/>
+        </w:tabs>
+        <w:ind w:left="2127" w:hanging="283"/>
+      </w:pPr>
+      <w:rPr/>
+    </w:lvl>
+    <w:lvl w:ilvl="3">
+      <w:start w:val="1"/>
+      <w:numFmt w:val="decimal"/>
+      <w:lvlText w:val="%4."/>
+      <w:lvlJc w:val="left"/>
+      <w:pPr>
+        <w:tabs>
+          <w:tab w:val="num" w:pos="2836"/>
+        </w:tabs>
+        <w:ind w:left="2836" w:hanging="283"/>
+      </w:pPr>
+      <w:rPr/>
+    </w:lvl>
+    <w:lvl w:ilvl="4">
+      <w:start w:val="1"/>
+      <w:numFmt w:val="decimal"/>
+      <w:lvlText w:val="%5."/>
+      <w:lvlJc w:val="left"/>
+      <w:pPr>
+        <w:tabs>
+          <w:tab w:val="num" w:pos="3545"/>
+        </w:tabs>
+        <w:ind w:left="3545" w:hanging="283"/>
+      </w:pPr>
+      <w:rPr/>
+    </w:lvl>
+    <w:lvl w:ilvl="5">
+      <w:start w:val="1"/>
+      <w:numFmt w:val="decimal"/>
+      <w:lvlText w:val="%6."/>
+      <w:lvlJc w:val="left"/>
+      <w:pPr>
+        <w:tabs>
+          <w:tab w:val="num" w:pos="4254"/>
+        </w:tabs>
+        <w:ind w:left="4254" w:hanging="283"/>
+      </w:pPr>
+      <w:rPr/>
+    </w:lvl>
+    <w:lvl w:ilvl="6">
+      <w:start w:val="1"/>
+      <w:numFmt w:val="decimal"/>
+      <w:lvlText w:val="%7."/>
+      <w:lvlJc w:val="left"/>
+      <w:pPr>
+        <w:tabs>
+          <w:tab w:val="num" w:pos="4963"/>
+        </w:tabs>
+        <w:ind w:left="4963" w:hanging="283"/>
+      </w:pPr>
+      <w:rPr/>
+    </w:lvl>
+    <w:lvl w:ilvl="7">
+      <w:start w:val="1"/>
+      <w:numFmt w:val="decimal"/>
+      <w:lvlText w:val="%8."/>
+      <w:lvlJc w:val="left"/>
+      <w:pPr>
+        <w:tabs>
+          <w:tab w:val="num" w:pos="5672"/>
+        </w:tabs>
+        <w:ind w:left="5672" w:hanging="283"/>
+      </w:pPr>
+      <w:rPr/>
+    </w:lvl>
+    <w:lvl w:ilvl="8">
+      <w:start w:val="1"/>
+      <w:numFmt w:val="decimal"/>
+      <w:lvlText w:val="%9."/>
+      <w:lvlJc w:val="left"/>
+      <w:pPr>
+        <w:tabs>
+          <w:tab w:val="num" w:pos="6381"/>
+        </w:tabs>
+        <w:ind w:left="6381" w:hanging="283"/>
+      </w:pPr>
+      <w:rPr/>
+    </w:lvl>
+  </w:abstractNum>
+  <w:abstractNum w:abstractNumId="30">
+    <w:lvl w:ilvl="0">
+      <w:start w:val="1"/>
+      <w:numFmt w:val="bullet"/>
+      <w:lvlText w:val=""/>
+      <w:lvlJc w:val="left"/>
+      <w:pPr>
+        <w:tabs>
+          <w:tab w:val="num" w:pos="709"/>
+        </w:tabs>
+        <w:ind w:left="709" w:hanging="283"/>
+      </w:pPr>
+      <w:rPr>
+        <w:rFonts w:ascii="Symbol" w:hAnsi="Symbol" w:cs="Symbol" w:hint="default"/>
+      </w:rPr>
+    </w:lvl>
+    <w:lvl w:ilvl="1">
+      <w:start w:val="1"/>
+      <w:numFmt w:val="bullet"/>
+      <w:lvlText w:val=""/>
+      <w:lvlJc w:val="left"/>
+      <w:pPr>
+        <w:tabs>
+          <w:tab w:val="num" w:pos="1418"/>
+        </w:tabs>
+        <w:ind w:left="1418" w:hanging="283"/>
+      </w:pPr>
+      <w:rPr>
+        <w:rFonts w:ascii="Symbol" w:hAnsi="Symbol" w:cs="Symbol" w:hint="default"/>
+      </w:rPr>
+    </w:lvl>
+    <w:lvl w:ilvl="2">
+      <w:start w:val="1"/>
+      <w:numFmt w:val="bullet"/>
+      <w:lvlText w:val=""/>
+      <w:lvlJc w:val="left"/>
+      <w:pPr>
+        <w:tabs>
+          <w:tab w:val="num" w:pos="2127"/>
+        </w:tabs>
+        <w:ind w:left="2127" w:hanging="283"/>
+      </w:pPr>
+      <w:rPr>
+        <w:rFonts w:ascii="Symbol" w:hAnsi="Symbol" w:cs="Symbol" w:hint="default"/>
+      </w:rPr>
+    </w:lvl>
+    <w:lvl w:ilvl="3">
+      <w:start w:val="1"/>
+      <w:numFmt w:val="bullet"/>
+      <w:lvlText w:val=""/>
+      <w:lvlJc w:val="left"/>
+      <w:pPr>
+        <w:tabs>
+          <w:tab w:val="num" w:pos="2836"/>
+        </w:tabs>
+        <w:ind w:left="2836" w:hanging="283"/>
+      </w:pPr>
+      <w:rPr>
+        <w:rFonts w:ascii="Symbol" w:hAnsi="Symbol" w:cs="Symbol" w:hint="default"/>
+      </w:rPr>
+    </w:lvl>
+    <w:lvl w:ilvl="4">
+      <w:start w:val="1"/>
+      <w:numFmt w:val="bullet"/>
+      <w:lvlText w:val=""/>
+      <w:lvlJc w:val="left"/>
+      <w:pPr>
+        <w:tabs>
+          <w:tab w:val="num" w:pos="3545"/>
+        </w:tabs>
+        <w:ind w:left="3545" w:hanging="283"/>
+      </w:pPr>
+      <w:rPr>
+        <w:rFonts w:ascii="Symbol" w:hAnsi="Symbol" w:cs="Symbol" w:hint="default"/>
+      </w:rPr>
+    </w:lvl>
+    <w:lvl w:ilvl="5">
+      <w:start w:val="1"/>
+      <w:numFmt w:val="bullet"/>
+      <w:lvlText w:val=""/>
+      <w:lvlJc w:val="left"/>
+      <w:pPr>
+        <w:tabs>
+          <w:tab w:val="num" w:pos="4254"/>
+        </w:tabs>
+        <w:ind w:left="4254" w:hanging="283"/>
+      </w:pPr>
+      <w:rPr>
+        <w:rFonts w:ascii="Symbol" w:hAnsi="Symbol" w:cs="Symbol" w:hint="default"/>
+      </w:rPr>
+    </w:lvl>
+    <w:lvl w:ilvl="6">
+      <w:start w:val="1"/>
+      <w:numFmt w:val="bullet"/>
+      <w:lvlText w:val=""/>
+      <w:lvlJc w:val="left"/>
+      <w:pPr>
+        <w:tabs>
+          <w:tab w:val="num" w:pos="4963"/>
+        </w:tabs>
+        <w:ind w:left="4963" w:hanging="283"/>
+      </w:pPr>
+      <w:rPr>
+        <w:rFonts w:ascii="Symbol" w:hAnsi="Symbol" w:cs="Symbol" w:hint="default"/>
+      </w:rPr>
+    </w:lvl>
+    <w:lvl w:ilvl="7">
+      <w:start w:val="1"/>
+      <w:numFmt w:val="bullet"/>
+      <w:lvlText w:val=""/>
+      <w:lvlJc w:val="left"/>
+      <w:pPr>
+        <w:tabs>
+          <w:tab w:val="num" w:pos="5672"/>
+        </w:tabs>
+        <w:ind w:left="5672" w:hanging="283"/>
+      </w:pPr>
+      <w:rPr>
+        <w:rFonts w:ascii="Symbol" w:hAnsi="Symbol" w:cs="Symbol" w:hint="default"/>
+      </w:rPr>
+    </w:lvl>
+    <w:lvl w:ilvl="8">
+      <w:start w:val="1"/>
+      <w:numFmt w:val="bullet"/>
+      <w:lvlText w:val=""/>
+      <w:lvlJc w:val="left"/>
+      <w:pPr>
+        <w:tabs>
+          <w:tab w:val="num" w:pos="6381"/>
+        </w:tabs>
+        <w:ind w:left="6381" w:hanging="283"/>
+      </w:pPr>
+      <w:rPr>
+        <w:rFonts w:ascii="Symbol" w:hAnsi="Symbol" w:cs="Symbol" w:hint="default"/>
+      </w:rPr>
+    </w:lvl>
+  </w:abstractNum>
+  <w:abstractNum w:abstractNumId="31">
+    <w:lvl w:ilvl="0">
+      <w:start w:val="1"/>
+      <w:numFmt w:val="bullet"/>
+      <w:lvlText w:val=""/>
+      <w:lvlJc w:val="left"/>
+      <w:pPr>
+        <w:tabs>
+          <w:tab w:val="num" w:pos="709"/>
+        </w:tabs>
+        <w:ind w:left="709" w:hanging="283"/>
+      </w:pPr>
+      <w:rPr>
+        <w:rFonts w:ascii="Symbol" w:hAnsi="Symbol" w:cs="Symbol" w:hint="default"/>
+      </w:rPr>
+    </w:lvl>
+    <w:lvl w:ilvl="1">
+      <w:start w:val="1"/>
+      <w:numFmt w:val="bullet"/>
+      <w:lvlText w:val=""/>
+      <w:lvlJc w:val="left"/>
+      <w:pPr>
+        <w:tabs>
+          <w:tab w:val="num" w:pos="1418"/>
+        </w:tabs>
+        <w:ind w:left="1418" w:hanging="283"/>
+      </w:pPr>
+      <w:rPr>
+        <w:rFonts w:ascii="Symbol" w:hAnsi="Symbol" w:cs="Symbol" w:hint="default"/>
+      </w:rPr>
+    </w:lvl>
+    <w:lvl w:ilvl="2">
+      <w:start w:val="1"/>
+      <w:numFmt w:val="bullet"/>
+      <w:lvlText w:val=""/>
+      <w:lvlJc w:val="left"/>
+      <w:pPr>
+        <w:tabs>
+          <w:tab w:val="num" w:pos="2127"/>
+        </w:tabs>
+        <w:ind w:left="2127" w:hanging="283"/>
+      </w:pPr>
+      <w:rPr>
+        <w:rFonts w:ascii="Symbol" w:hAnsi="Symbol" w:cs="Symbol" w:hint="default"/>
+      </w:rPr>
+    </w:lvl>
+    <w:lvl w:ilvl="3">
+      <w:start w:val="1"/>
+      <w:numFmt w:val="bullet"/>
+      <w:lvlText w:val=""/>
+      <w:lvlJc w:val="left"/>
+      <w:pPr>
+        <w:tabs>
+          <w:tab w:val="num" w:pos="2836"/>
+        </w:tabs>
+        <w:ind w:left="2836" w:hanging="283"/>
+      </w:pPr>
+      <w:rPr>
+        <w:rFonts w:ascii="Symbol" w:hAnsi="Symbol" w:cs="Symbol" w:hint="default"/>
+      </w:rPr>
+    </w:lvl>
+    <w:lvl w:ilvl="4">
+      <w:start w:val="1"/>
+      <w:numFmt w:val="bullet"/>
+      <w:lvlText w:val=""/>
+      <w:lvlJc w:val="left"/>
+      <w:pPr>
+        <w:tabs>
+          <w:tab w:val="num" w:pos="3545"/>
+        </w:tabs>
+        <w:ind w:left="3545" w:hanging="283"/>
+      </w:pPr>
+      <w:rPr>
+        <w:rFonts w:ascii="Symbol" w:hAnsi="Symbol" w:cs="Symbol" w:hint="default"/>
+      </w:rPr>
+    </w:lvl>
+    <w:lvl w:ilvl="5">
+      <w:start w:val="1"/>
+      <w:numFmt w:val="bullet"/>
+      <w:lvlText w:val=""/>
+      <w:lvlJc w:val="left"/>
+      <w:pPr>
+        <w:tabs>
+          <w:tab w:val="num" w:pos="4254"/>
+        </w:tabs>
+        <w:ind w:left="4254" w:hanging="283"/>
+      </w:pPr>
+      <w:rPr>
+        <w:rFonts w:ascii="Symbol" w:hAnsi="Symbol" w:cs="Symbol" w:hint="default"/>
+      </w:rPr>
+    </w:lvl>
+    <w:lvl w:ilvl="6">
+      <w:start w:val="1"/>
+      <w:numFmt w:val="bullet"/>
+      <w:lvlText w:val=""/>
+      <w:lvlJc w:val="left"/>
+      <w:pPr>
+        <w:tabs>
+          <w:tab w:val="num" w:pos="4963"/>
+        </w:tabs>
+        <w:ind w:left="4963" w:hanging="283"/>
+      </w:pPr>
+      <w:rPr>
+        <w:rFonts w:ascii="Symbol" w:hAnsi="Symbol" w:cs="Symbol" w:hint="default"/>
+      </w:rPr>
+    </w:lvl>
+    <w:lvl w:ilvl="7">
+      <w:start w:val="1"/>
+      <w:numFmt w:val="bullet"/>
+      <w:lvlText w:val=""/>
+      <w:lvlJc w:val="left"/>
+      <w:pPr>
+        <w:tabs>
+          <w:tab w:val="num" w:pos="5672"/>
+        </w:tabs>
+        <w:ind w:left="5672" w:hanging="283"/>
+      </w:pPr>
+      <w:rPr>
+        <w:rFonts w:ascii="Symbol" w:hAnsi="Symbol" w:cs="Symbol" w:hint="default"/>
+      </w:rPr>
+    </w:lvl>
+    <w:lvl w:ilvl="8">
+      <w:start w:val="1"/>
+      <w:numFmt w:val="bullet"/>
+      <w:lvlText w:val=""/>
+      <w:lvlJc w:val="left"/>
+      <w:pPr>
+        <w:tabs>
+          <w:tab w:val="num" w:pos="6381"/>
+        </w:tabs>
+        <w:ind w:left="6381" w:hanging="283"/>
+      </w:pPr>
+      <w:rPr>
+        <w:rFonts w:ascii="Symbol" w:hAnsi="Symbol" w:cs="Symbol" w:hint="default"/>
+      </w:rPr>
+    </w:lvl>
+  </w:abstractNum>
+  <w:abstractNum w:abstractNumId="32">
+    <w:lvl w:ilvl="0">
+      <w:start w:val="1"/>
+      <w:numFmt w:val="bullet"/>
+      <w:lvlText w:val=""/>
+      <w:lvlJc w:val="left"/>
+      <w:pPr>
+        <w:tabs>
+          <w:tab w:val="num" w:pos="709"/>
+        </w:tabs>
+        <w:ind w:left="709" w:hanging="283"/>
+      </w:pPr>
+      <w:rPr>
+        <w:rFonts w:ascii="Symbol" w:hAnsi="Symbol" w:cs="Symbol" w:hint="default"/>
+      </w:rPr>
+    </w:lvl>
+    <w:lvl w:ilvl="1">
+      <w:start w:val="1"/>
+      <w:numFmt w:val="bullet"/>
+      <w:lvlText w:val=""/>
+      <w:lvlJc w:val="left"/>
+      <w:pPr>
+        <w:tabs>
+          <w:tab w:val="num" w:pos="1418"/>
+        </w:tabs>
+        <w:ind w:left="1418" w:hanging="283"/>
+      </w:pPr>
+      <w:rPr>
+        <w:rFonts w:ascii="Symbol" w:hAnsi="Symbol" w:cs="Symbol" w:hint="default"/>
+      </w:rPr>
+    </w:lvl>
+    <w:lvl w:ilvl="2">
+      <w:start w:val="1"/>
+      <w:numFmt w:val="bullet"/>
+      <w:lvlText w:val=""/>
+      <w:lvlJc w:val="left"/>
+      <w:pPr>
+        <w:tabs>
+          <w:tab w:val="num" w:pos="2127"/>
+        </w:tabs>
+        <w:ind w:left="2127" w:hanging="283"/>
+      </w:pPr>
+      <w:rPr>
+        <w:rFonts w:ascii="Symbol" w:hAnsi="Symbol" w:cs="Symbol" w:hint="default"/>
+      </w:rPr>
+    </w:lvl>
+    <w:lvl w:ilvl="3">
+      <w:start w:val="1"/>
+      <w:numFmt w:val="bullet"/>
+      <w:lvlText w:val=""/>
+      <w:lvlJc w:val="left"/>
+      <w:pPr>
+        <w:tabs>
+          <w:tab w:val="num" w:pos="2836"/>
+        </w:tabs>
+        <w:ind w:left="2836" w:hanging="283"/>
+      </w:pPr>
+      <w:rPr>
+        <w:rFonts w:ascii="Symbol" w:hAnsi="Symbol" w:cs="Symbol" w:hint="default"/>
+      </w:rPr>
+    </w:lvl>
+    <w:lvl w:ilvl="4">
+      <w:start w:val="1"/>
+      <w:numFmt w:val="bullet"/>
+      <w:lvlText w:val=""/>
+      <w:lvlJc w:val="left"/>
+      <w:pPr>
+        <w:tabs>
+          <w:tab w:val="num" w:pos="3545"/>
+        </w:tabs>
+        <w:ind w:left="3545" w:hanging="283"/>
+      </w:pPr>
+      <w:rPr>
+        <w:rFonts w:ascii="Symbol" w:hAnsi="Symbol" w:cs="Symbol" w:hint="default"/>
+      </w:rPr>
+    </w:lvl>
+    <w:lvl w:ilvl="5">
+      <w:start w:val="1"/>
+      <w:numFmt w:val="bullet"/>
+      <w:lvlText w:val=""/>
+      <w:lvlJc w:val="left"/>
+      <w:pPr>
+        <w:tabs>
+          <w:tab w:val="num" w:pos="4254"/>
+        </w:tabs>
+        <w:ind w:left="4254" w:hanging="283"/>
+      </w:pPr>
+      <w:rPr>
+        <w:rFonts w:ascii="Symbol" w:hAnsi="Symbol" w:cs="Symbol" w:hint="default"/>
+      </w:rPr>
+    </w:lvl>
+    <w:lvl w:ilvl="6">
+      <w:start w:val="1"/>
+      <w:numFmt w:val="bullet"/>
+      <w:lvlText w:val=""/>
+      <w:lvlJc w:val="left"/>
+      <w:pPr>
+        <w:tabs>
+          <w:tab w:val="num" w:pos="4963"/>
+        </w:tabs>
+        <w:ind w:left="4963" w:hanging="283"/>
+      </w:pPr>
+      <w:rPr>
+        <w:rFonts w:ascii="Symbol" w:hAnsi="Symbol" w:cs="Symbol" w:hint="default"/>
+      </w:rPr>
+    </w:lvl>
+    <w:lvl w:ilvl="7">
+      <w:start w:val="1"/>
+      <w:numFmt w:val="bullet"/>
+      <w:lvlText w:val=""/>
+      <w:lvlJc w:val="left"/>
+      <w:pPr>
+        <w:tabs>
+          <w:tab w:val="num" w:pos="5672"/>
+        </w:tabs>
+        <w:ind w:left="5672" w:hanging="283"/>
+      </w:pPr>
+      <w:rPr>
+        <w:rFonts w:ascii="Symbol" w:hAnsi="Symbol" w:cs="Symbol" w:hint="default"/>
+      </w:rPr>
+    </w:lvl>
+    <w:lvl w:ilvl="8">
+      <w:start w:val="1"/>
+      <w:numFmt w:val="bullet"/>
+      <w:lvlText w:val=""/>
+      <w:lvlJc w:val="left"/>
+      <w:pPr>
+        <w:tabs>
+          <w:tab w:val="num" w:pos="6381"/>
+        </w:tabs>
+        <w:ind w:left="6381" w:hanging="283"/>
+      </w:pPr>
+      <w:rPr>
+        <w:rFonts w:ascii="Symbol" w:hAnsi="Symbol" w:cs="Symbol" w:hint="default"/>
+      </w:rPr>
+    </w:lvl>
+  </w:abstractNum>
+  <w:abstractNum w:abstractNumId="33">
     <w:lvl w:ilvl="0">
       <w:start w:val="1"/>
       <w:numFmt w:val="none"/>
@@ -21547,6 +24212,18 @@
   </w:num>
   <w:num w:numId="29">
     <w:abstractNumId w:val="29"/>
+  </w:num>
+  <w:num w:numId="30">
+    <w:abstractNumId w:val="30"/>
+  </w:num>
+  <w:num w:numId="31">
+    <w:abstractNumId w:val="31"/>
+  </w:num>
+  <w:num w:numId="32">
+    <w:abstractNumId w:val="32"/>
+  </w:num>
+  <w:num w:numId="33">
+    <w:abstractNumId w:val="33"/>
   </w:num>
 </w:numbering>
 </file>

--- a/docs/guides/crew/crew-troubleshooting.docx
+++ b/docs/guides/crew/crew-troubleshooting.docx
@@ -10445,11 +10445,11 @@
         <w:jc w:val="left"/>
         <w:rPr/>
       </w:pPr>
-      <w:bookmarkStart w:id="13" w:name="claude-code-compacted-by-itself"/>
+      <w:bookmarkStart w:id="13" w:name="bare-crewautopilot-stopped-on-a-goal"/>
       <w:bookmarkEnd w:id="13"/>
       <w:r>
         <w:rPr/>
-        <w:t>"Claude Code Compacted by Itself"</w:t>
+        <w:t>"Bare /crew:autopilot Stopped on a Goal"</w:t>
       </w:r>
     </w:p>
     <w:p>
@@ -10467,27 +10467,27 @@
       </w:r>
       <w:r>
         <w:rPr/>
-        <w:t xml:space="preserve"> the session cleared or summarised itself with no </w:t>
-      </w:r>
-      <w:r>
-        <w:rPr>
-          <w:rStyle w:val="SourceText"/>
-        </w:rPr>
-        <w:t>/clear</w:t>
-      </w:r>
-      <w:r>
-        <w:rPr/>
-        <w:t xml:space="preserve"> or </w:t>
-      </w:r>
-      <w:r>
-        <w:rPr>
-          <w:rStyle w:val="SourceText"/>
-        </w:rPr>
-        <w:t>/compact</w:t>
-      </w:r>
-      <w:r>
-        <w:rPr/>
-        <w:t xml:space="preserve"> typed, and no message about auto-clear ran first.</w:t>
+        <w:t xml:space="preserve"> </w:t>
+      </w:r>
+      <w:r>
+        <w:rPr>
+          <w:rStyle w:val="SourceText"/>
+        </w:rPr>
+        <w:t>/crew:autopilot</w:t>
+      </w:r>
+      <w:r>
+        <w:rPr/>
+        <w:t xml:space="preserve"> with no argument stops naming autopilot goals, or a </w:t>
+      </w:r>
+      <w:r>
+        <w:rPr>
+          <w:rStyle w:val="SourceText"/>
+        </w:rPr>
+        <w:t>fell through:</w:t>
+      </w:r>
+      <w:r>
+        <w:rPr/>
+        <w:t xml:space="preserve"> line names a stopped goal.</w:t>
       </w:r>
     </w:p>
     <w:p>
@@ -10499,168 +10499,17 @@
       </w:pPr>
       <w:r>
         <w:rPr/>
-        <w:t xml:space="preserve">That is Claude Code's own </w:t>
-      </w:r>
-      <w:r>
-        <w:rPr>
-          <w:rStyle w:val="Strong"/>
-        </w:rPr>
-        <w:t>built-in auto-compact</w:t>
-      </w:r>
-      <w:r>
-        <w:rPr/>
-        <w:t xml:space="preserve">, not this plugin. Crew neither causes nor tunes it — </w:t>
-      </w:r>
-      <w:r>
-        <w:rPr>
-          <w:rStyle w:val="SourceText"/>
-        </w:rPr>
-        <w:t>context.autoClear</w:t>
-      </w:r>
-      <w:r>
-        <w:rPr/>
-        <w:t xml:space="preserve"> and </w:t>
-      </w:r>
-      <w:r>
-        <w:rPr>
-          <w:rStyle w:val="SourceText"/>
-        </w:rPr>
-        <w:t>context-watch.sh</w:t>
-      </w:r>
-      <w:r>
-        <w:rPr/>
-        <w:t xml:space="preserve"> only ever act </w:t>
-      </w:r>
-      <w:r>
-        <w:rPr>
-          <w:rStyle w:val="Emphasis"/>
-        </w:rPr>
-        <w:t>after</w:t>
-      </w:r>
-      <w:r>
-        <w:rPr/>
-        <w:t xml:space="preserve"> a handoff is written and verified, and nothing in this plugin can trigger a compaction on its own. There is no crew setting that changes when Claude Code's auto-compact fires.</w:t>
-      </w:r>
-    </w:p>
-    <w:p>
-      <w:pPr>
-        <w:pStyle w:val="BodyText"/>
-        <w:bidi w:val="0"/>
-        <w:jc w:val="left"/>
-        <w:rPr/>
-      </w:pPr>
-      <w:r>
-        <w:rPr>
-          <w:rStyle w:val="Strong"/>
-        </w:rPr>
-        <w:t>The one thing crew does around either kind of reset:</w:t>
-      </w:r>
-      <w:r>
-        <w:rPr/>
-        <w:t xml:space="preserve"> on the next </w:t>
-      </w:r>
-      <w:r>
-        <w:rPr>
-          <w:rStyle w:val="SourceText"/>
-        </w:rPr>
-        <w:t>SessionStart</w:t>
-      </w:r>
-      <w:r>
-        <w:rPr/>
-        <w:t xml:space="preserve"> after any </w:t>
-      </w:r>
-      <w:r>
-        <w:rPr>
-          <w:rStyle w:val="SourceText"/>
-        </w:rPr>
-        <w:t>/clear</w:t>
-      </w:r>
-      <w:r>
-        <w:rPr/>
-        <w:t xml:space="preserve"> or </w:t>
-      </w:r>
-      <w:r>
-        <w:rPr>
-          <w:rStyle w:val="SourceText"/>
-        </w:rPr>
-        <w:t>/compact</w:t>
-      </w:r>
-      <w:r>
-        <w:rPr/>
-        <w:t xml:space="preserve"> — self-initiated or Claude Code's own auto-compact — </w:t>
-      </w:r>
-      <w:r>
-        <w:rPr>
-          <w:rStyle w:val="SourceText"/>
-        </w:rPr>
-        <w:t>handoff-read.sh</w:t>
-      </w:r>
-      <w:r>
-        <w:rPr/>
-        <w:t xml:space="preserve"> reloads </w:t>
-      </w:r>
-      <w:r>
-        <w:rPr>
-          <w:rStyle w:val="SourceText"/>
-        </w:rPr>
-        <w:t>.work/HANDOFF.md</w:t>
-      </w:r>
-      <w:r>
-        <w:rPr/>
-        <w:t xml:space="preserve"> back into context automatically, so a compaction you did not ask for still resumes from the last written handoff rather than from nothing.</w:t>
-      </w:r>
-    </w:p>
-    <w:p>
-      <w:pPr>
-        <w:pStyle w:val="Heading2"/>
-        <w:bidi w:val="0"/>
-        <w:ind w:hanging="0" w:left="0" w:right="0"/>
-        <w:jc w:val="left"/>
-        <w:rPr/>
-      </w:pPr>
-      <w:bookmarkStart w:id="14" w:name="a-setting-seems-to-do-nothing"/>
-      <w:bookmarkEnd w:id="14"/>
-      <w:r>
-        <w:rPr/>
-        <w:t>A Setting Seems to Do Nothing</w:t>
-      </w:r>
-    </w:p>
-    <w:p>
-      <w:pPr>
-        <w:pStyle w:val="BodyText"/>
-        <w:bidi w:val="0"/>
-        <w:jc w:val="left"/>
-        <w:rPr/>
-      </w:pPr>
-      <w:r>
-        <w:rPr>
-          <w:rStyle w:val="Strong"/>
-        </w:rPr>
-        <w:t>Symptom:</w:t>
-      </w:r>
-      <w:r>
-        <w:rPr/>
-        <w:t xml:space="preserve"> you set a key in </w:t>
-      </w:r>
-      <w:r>
-        <w:rPr>
-          <w:rStyle w:val="SourceText"/>
-        </w:rPr>
-        <w:t>.crew/config.json</w:t>
-      </w:r>
-      <w:r>
-        <w:rPr/>
-        <w:t xml:space="preserve"> or </w:t>
-      </w:r>
-      <w:r>
-        <w:rPr>
-          <w:rStyle w:val="SourceText"/>
-        </w:rPr>
-        <w:t>~/.claude/crew/config.json</w:t>
-      </w:r>
-      <w:r>
-        <w:rPr/>
-        <w:t xml:space="preserve"> and crew behaves as if it were absent.</w:t>
+        <w:t xml:space="preserve">With no usable handoff, a bare run looks for a running goal in </w:t>
+      </w:r>
+      <w:r>
+        <w:rPr>
+          <w:rStyle w:val="SourceText"/>
+        </w:rPr>
+        <w:t>.work/autopilot/</w:t>
+      </w:r>
+      <w:r>
+        <w:rPr/>
+        <w:t xml:space="preserve"> before the active ticket (the order is argument, handoff, running goal, active ticket, INDEX; L-0659).</w:t>
       </w:r>
     </w:p>
     <w:p>
@@ -10682,83 +10531,29 @@
       </w:pPr>
       <w:r>
         <w:rPr>
+          <w:rStyle w:val="SourceText"/>
+        </w:rPr>
+        <w:t>several autopilot goals are running: a, b</w:t>
+      </w:r>
+      <w:r>
+        <w:rPr>
           <w:rStyle w:val="Strong"/>
         </w:rPr>
-        <w:t>Check:</w:t>
-      </w:r>
-      <w:r>
-        <w:rPr/>
-        <w:t xml:space="preserve"> the </w:t>
-      </w:r>
-      <w:r>
-        <w:rPr>
-          <w:rStyle w:val="SourceText"/>
-        </w:rPr>
-        <w:t>Inert settings (crew &lt;version&gt; does not act on them): ...</w:t>
-      </w:r>
-      <w:r>
-        <w:rPr/>
-        <w:t xml:space="preserve"> line at session start, the </w:t>
-      </w:r>
-      <w:r>
-        <w:rPr>
-          <w:rStyle w:val="SourceText"/>
-        </w:rPr>
-        <w:t>inert</w:t>
-      </w:r>
-      <w:r>
-        <w:rPr/>
-        <w:t xml:space="preserve"> line in </w:t>
-      </w:r>
-      <w:r>
-        <w:rPr>
-          <w:rStyle w:val="SourceText"/>
-        </w:rPr>
-        <w:t>/crew:status</w:t>
-      </w:r>
-      <w:r>
-        <w:rPr/>
-        <w:t xml:space="preserve">, or </w:t>
-      </w:r>
-      <w:r>
-        <w:rPr>
-          <w:rStyle w:val="SourceText"/>
-        </w:rPr>
-        <w:t>python3 "&lt;crew&gt;/hooks/scripts/crew_config.py" --root . --inert</w:t>
-      </w:r>
-      <w:r>
-        <w:rPr/>
-        <w:t xml:space="preserve">. Each names </w:t>
-      </w:r>
-      <w:r>
-        <w:rPr>
-          <w:rStyle w:val="SourceText"/>
-        </w:rPr>
-        <w:t>key=value (why)</w:t>
-      </w:r>
-      <w:r>
-        <w:rPr/>
-        <w:t xml:space="preserve">: a ticket id means the installed crew does not implement it yet; </w:t>
-      </w:r>
-      <w:r>
-        <w:rPr>
-          <w:rStyle w:val="SourceText"/>
-        </w:rPr>
-        <w:t>unknown key</w:t>
-      </w:r>
-      <w:r>
-        <w:rPr/>
-        <w:t xml:space="preserve"> means a typo or a key from another crew version; </w:t>
-      </w:r>
-      <w:r>
-        <w:rPr>
-          <w:rStyle w:val="SourceText"/>
-        </w:rPr>
-        <w:t>global, repo-only</w:t>
-      </w:r>
-      <w:r>
-        <w:rPr/>
-        <w:t xml:space="preserve"> means the machine file may not set it, so it takes effect nowhere. </w:t>
+        <w:t>:</w:t>
+      </w:r>
+      <w:r>
+        <w:rPr/>
+        <w:t xml:space="preserve"> pick one: </w:t>
+      </w:r>
+      <w:r>
+        <w:rPr>
+          <w:rStyle w:val="SourceText"/>
+        </w:rPr>
+        <w:t>/crew:autopilot --goal &lt;slug&gt;</w:t>
+      </w:r>
+      <w:r>
+        <w:rPr/>
+        <w:t xml:space="preserve">. </w:t>
       </w:r>
     </w:p>
     <w:p>
@@ -10773,29 +10568,306 @@
           <w:tab w:val="left" w:pos="829" w:leader="none"/>
         </w:tabs>
         <w:bidi w:val="0"/>
+        <w:spacing w:before="120" w:after="0"/>
         <w:ind w:hanging="283" w:left="829"/>
         <w:jc w:val="left"/>
         <w:rPr/>
       </w:pPr>
       <w:r>
         <w:rPr>
+          <w:rStyle w:val="SourceText"/>
+        </w:rPr>
+        <w:t>could not tell whether an autopilot goal is running: .work/autopilot/&lt;slug&gt;.json ... could not be read</w:t>
+      </w:r>
+      <w:r>
+        <w:rPr>
           <w:rStyle w:val="Strong"/>
         </w:rPr>
-        <w:t>Fix:</w:t>
-      </w:r>
-      <w:r>
-        <w:rPr/>
-        <w:t xml:space="preserve"> move a repo-only key into the repo's </w:t>
-      </w:r>
-      <w:r>
-        <w:rPr>
-          <w:rStyle w:val="SourceText"/>
-        </w:rPr>
-        <w:t>.crew/config.json</w:t>
-      </w:r>
-      <w:r>
-        <w:rPr/>
-        <w:t xml:space="preserve">, correct a typo, or wait for (or install) the crew version that brings the ticket. Nothing is refused while a key is inert. </w:t>
+        <w:t>:</w:t>
+      </w:r>
+      <w:r>
+        <w:rPr/>
+        <w:t xml:space="preserve"> the file is not JSON, not an object, or its </w:t>
+      </w:r>
+      <w:r>
+        <w:rPr>
+          <w:rStyle w:val="SourceText"/>
+        </w:rPr>
+        <w:t>run.state</w:t>
+      </w:r>
+      <w:r>
+        <w:rPr/>
+        <w:t xml:space="preserve"> is not </w:t>
+      </w:r>
+      <w:r>
+        <w:rPr>
+          <w:rStyle w:val="SourceText"/>
+        </w:rPr>
+        <w:t>running</w:t>
+      </w:r>
+      <w:r>
+        <w:rPr/>
+        <w:t xml:space="preserve">, </w:t>
+      </w:r>
+      <w:r>
+        <w:rPr>
+          <w:rStyle w:val="SourceText"/>
+        </w:rPr>
+        <w:t>stopped</w:t>
+      </w:r>
+      <w:r>
+        <w:rPr/>
+        <w:t xml:space="preserve"> or </w:t>
+      </w:r>
+      <w:r>
+        <w:rPr>
+          <w:rStyle w:val="SourceText"/>
+        </w:rPr>
+        <w:t>done</w:t>
+      </w:r>
+      <w:r>
+        <w:rPr/>
+        <w:t>. Fix or remove it; until then the active ticket is not driven, because a goal might be running. Naming the work (</w:t>
+      </w:r>
+      <w:r>
+        <w:rPr>
+          <w:rStyle w:val="SourceText"/>
+        </w:rPr>
+        <w:t>/crew:autopilot &lt;ticket&gt;</w:t>
+      </w:r>
+      <w:r>
+        <w:rPr/>
+        <w:t xml:space="preserve"> or </w:t>
+      </w:r>
+      <w:r>
+        <w:rPr>
+          <w:rStyle w:val="SourceText"/>
+        </w:rPr>
+        <w:t>--goal &lt;slug&gt;</w:t>
+      </w:r>
+      <w:r>
+        <w:rPr/>
+        <w:t xml:space="preserve">) still runs. </w:t>
+      </w:r>
+    </w:p>
+    <w:p>
+      <w:pPr>
+        <w:pStyle w:val="BodyText"/>
+        <w:numPr>
+          <w:ilvl w:val="0"/>
+          <w:numId w:val="24"/>
+        </w:numPr>
+        <w:tabs>
+          <w:tab w:val="clear" w:pos="1134"/>
+          <w:tab w:val="left" w:pos="829" w:leader="none"/>
+        </w:tabs>
+        <w:bidi w:val="0"/>
+        <w:ind w:hanging="283" w:left="829"/>
+        <w:jc w:val="left"/>
+        <w:rPr/>
+      </w:pPr>
+      <w:r>
+        <w:rPr>
+          <w:rStyle w:val="SourceText"/>
+        </w:rPr>
+        <w:t>goal &lt;slug&gt; stopped: &lt;reason&gt;</w:t>
+      </w:r>
+      <w:r>
+        <w:rPr/>
+        <w:t xml:space="preserve"> as a </w:t>
+      </w:r>
+      <w:r>
+        <w:rPr>
+          <w:rStyle w:val="SourceText"/>
+        </w:rPr>
+        <w:t>fell through:</w:t>
+      </w:r>
+      <w:r>
+        <w:rPr/>
+        <w:t xml:space="preserve"> line: a goal you or a cap stopped is never resumed by a bare run; </w:t>
+      </w:r>
+      <w:r>
+        <w:rPr>
+          <w:rStyle w:val="SourceText"/>
+        </w:rPr>
+        <w:t>/crew:autopilot --goal &lt;slug&gt;</w:t>
+      </w:r>
+      <w:r>
+        <w:rPr/>
+        <w:t xml:space="preserve"> resumes it when you choose to. </w:t>
+      </w:r>
+    </w:p>
+    <w:p>
+      <w:pPr>
+        <w:pStyle w:val="Heading3"/>
+        <w:bidi w:val="0"/>
+        <w:ind w:hanging="0" w:left="0" w:right="0"/>
+        <w:jc w:val="left"/>
+        <w:rPr/>
+      </w:pPr>
+      <w:bookmarkStart w:id="14" w:name="claude-code-compacted-by-itself"/>
+      <w:bookmarkEnd w:id="14"/>
+      <w:r>
+        <w:rPr/>
+        <w:t>"Claude Code Compacted by Itself"</w:t>
+      </w:r>
+    </w:p>
+    <w:p>
+      <w:pPr>
+        <w:pStyle w:val="BodyText"/>
+        <w:bidi w:val="0"/>
+        <w:jc w:val="left"/>
+        <w:rPr/>
+      </w:pPr>
+      <w:r>
+        <w:rPr>
+          <w:rStyle w:val="Strong"/>
+        </w:rPr>
+        <w:t>Symptom:</w:t>
+      </w:r>
+      <w:r>
+        <w:rPr/>
+        <w:t xml:space="preserve"> the session cleared or summarised itself with no </w:t>
+      </w:r>
+      <w:r>
+        <w:rPr>
+          <w:rStyle w:val="SourceText"/>
+        </w:rPr>
+        <w:t>/clear</w:t>
+      </w:r>
+      <w:r>
+        <w:rPr/>
+        <w:t xml:space="preserve"> or </w:t>
+      </w:r>
+      <w:r>
+        <w:rPr>
+          <w:rStyle w:val="SourceText"/>
+        </w:rPr>
+        <w:t>/compact</w:t>
+      </w:r>
+      <w:r>
+        <w:rPr/>
+        <w:t xml:space="preserve"> typed, and no message about auto-clear ran first.</w:t>
+      </w:r>
+    </w:p>
+    <w:p>
+      <w:pPr>
+        <w:pStyle w:val="BodyText"/>
+        <w:bidi w:val="0"/>
+        <w:jc w:val="left"/>
+        <w:rPr/>
+      </w:pPr>
+      <w:r>
+        <w:rPr/>
+        <w:t xml:space="preserve">That is Claude Code's own </w:t>
+      </w:r>
+      <w:r>
+        <w:rPr>
+          <w:rStyle w:val="Strong"/>
+        </w:rPr>
+        <w:t>built-in auto-compact</w:t>
+      </w:r>
+      <w:r>
+        <w:rPr/>
+        <w:t xml:space="preserve">, not this plugin. Crew neither causes nor tunes it — </w:t>
+      </w:r>
+      <w:r>
+        <w:rPr>
+          <w:rStyle w:val="SourceText"/>
+        </w:rPr>
+        <w:t>context.autoClear</w:t>
+      </w:r>
+      <w:r>
+        <w:rPr/>
+        <w:t xml:space="preserve"> and </w:t>
+      </w:r>
+      <w:r>
+        <w:rPr>
+          <w:rStyle w:val="SourceText"/>
+        </w:rPr>
+        <w:t>context-watch.sh</w:t>
+      </w:r>
+      <w:r>
+        <w:rPr/>
+        <w:t xml:space="preserve"> only ever act </w:t>
+      </w:r>
+      <w:r>
+        <w:rPr>
+          <w:rStyle w:val="Emphasis"/>
+        </w:rPr>
+        <w:t>after</w:t>
+      </w:r>
+      <w:r>
+        <w:rPr/>
+        <w:t xml:space="preserve"> a handoff is written and verified, and nothing in this plugin can trigger a compaction on its own. There is no crew setting that changes when Claude Code's auto-compact fires.</w:t>
+      </w:r>
+    </w:p>
+    <w:p>
+      <w:pPr>
+        <w:pStyle w:val="BodyText"/>
+        <w:bidi w:val="0"/>
+        <w:jc w:val="left"/>
+        <w:rPr/>
+      </w:pPr>
+      <w:r>
+        <w:rPr>
+          <w:rStyle w:val="Strong"/>
+        </w:rPr>
+        <w:t>The one thing crew does around either kind of reset:</w:t>
+      </w:r>
+      <w:r>
+        <w:rPr/>
+        <w:t xml:space="preserve"> on the next </w:t>
+      </w:r>
+      <w:r>
+        <w:rPr>
+          <w:rStyle w:val="SourceText"/>
+        </w:rPr>
+        <w:t>SessionStart</w:t>
+      </w:r>
+      <w:r>
+        <w:rPr/>
+        <w:t xml:space="preserve"> after any </w:t>
+      </w:r>
+      <w:r>
+        <w:rPr>
+          <w:rStyle w:val="SourceText"/>
+        </w:rPr>
+        <w:t>/clear</w:t>
+      </w:r>
+      <w:r>
+        <w:rPr/>
+        <w:t xml:space="preserve"> or </w:t>
+      </w:r>
+      <w:r>
+        <w:rPr>
+          <w:rStyle w:val="SourceText"/>
+        </w:rPr>
+        <w:t>/compact</w:t>
+      </w:r>
+      <w:r>
+        <w:rPr/>
+        <w:t xml:space="preserve"> — self-initiated or Claude Code's own auto-compact — </w:t>
+      </w:r>
+      <w:r>
+        <w:rPr>
+          <w:rStyle w:val="SourceText"/>
+        </w:rPr>
+        <w:t>handoff-read.sh</w:t>
+      </w:r>
+      <w:r>
+        <w:rPr/>
+        <w:t xml:space="preserve"> reloads </w:t>
+      </w:r>
+      <w:r>
+        <w:rPr>
+          <w:rStyle w:val="SourceText"/>
+        </w:rPr>
+        <w:t>.work/HANDOFF.md</w:t>
+      </w:r>
+      <w:r>
+        <w:rPr/>
+        <w:t xml:space="preserve"> back into context automatically, so a compaction you did not ask for still resumes from the last written handoff rather than from nothing.</w:t>
       </w:r>
     </w:p>
     <w:p>
@@ -10806,11 +10878,11 @@
         <w:jc w:val="left"/>
         <w:rPr/>
       </w:pPr>
-      <w:bookmarkStart w:id="15" w:name="graph-refresh-refused-secrets-denylisted"/>
+      <w:bookmarkStart w:id="15" w:name="a-setting-seems-to-do-nothing"/>
       <w:bookmarkEnd w:id="15"/>
       <w:r>
         <w:rPr/>
-        <w:t>Graph Refresh Refused: Secrets-Denylisted Path</w:t>
+        <w:t>A Setting Seems to Do Nothing</w:t>
       </w:r>
     </w:p>
     <w:p>
@@ -10821,48 +10893,34 @@
         <w:rPr/>
       </w:pPr>
       <w:r>
-        <w:rPr/>
-        <w:t xml:space="preserve">graphify reads every file its ignore rules do not exclude and records the symbols it finds in </w:t>
-      </w:r>
-      <w:r>
-        <w:rPr>
-          <w:rStyle w:val="SourceText"/>
-        </w:rPr>
-        <w:t>graph.json</w:t>
-      </w:r>
-      <w:r>
-        <w:rPr/>
-        <w:t xml:space="preserve">. For a file git tracks, </w:t>
-      </w:r>
-      <w:r>
-        <w:rPr>
-          <w:rStyle w:val="SourceText"/>
-        </w:rPr>
-        <w:t>.gitignore</w:t>
-      </w:r>
-      <w:r>
-        <w:rPr/>
-        <w:t xml:space="preserve"> does not stop it: only </w:t>
-      </w:r>
-      <w:r>
-        <w:rPr>
-          <w:rStyle w:val="SourceText"/>
-        </w:rPr>
-        <w:t>.graphifyignore</w:t>
-      </w:r>
-      <w:r>
-        <w:rPr/>
-        <w:t xml:space="preserve"> does. So crew checks, before it names or runs a graph build, that the root </w:t>
-      </w:r>
-      <w:r>
-        <w:rPr>
-          <w:rStyle w:val="SourceText"/>
-        </w:rPr>
-        <w:t>.graphifyignore</w:t>
-      </w:r>
-      <w:r>
-        <w:rPr/>
-        <w:t xml:space="preserve"> excludes every file the secrets denylist matches.</w:t>
+        <w:rPr>
+          <w:rStyle w:val="Strong"/>
+        </w:rPr>
+        <w:t>Symptom:</w:t>
+      </w:r>
+      <w:r>
+        <w:rPr/>
+        <w:t xml:space="preserve"> you set a key in </w:t>
+      </w:r>
+      <w:r>
+        <w:rPr>
+          <w:rStyle w:val="SourceText"/>
+        </w:rPr>
+        <w:t>.crew/config.json</w:t>
+      </w:r>
+      <w:r>
+        <w:rPr/>
+        <w:t xml:space="preserve"> or </w:t>
+      </w:r>
+      <w:r>
+        <w:rPr>
+          <w:rStyle w:val="SourceText"/>
+        </w:rPr>
+        <w:t>~/.claude/crew/config.json</w:t>
+      </w:r>
+      <w:r>
+        <w:rPr/>
+        <w:t xml:space="preserve"> and crew behaves as if it were absent.</w:t>
       </w:r>
     </w:p>
     <w:p>
@@ -10877,6 +10935,7 @@
           <w:tab w:val="left" w:pos="829" w:leader="none"/>
         </w:tabs>
         <w:bidi w:val="0"/>
+        <w:spacing w:before="120" w:after="0"/>
         <w:ind w:hanging="283" w:left="829"/>
         <w:jc w:val="left"/>
         <w:rPr/>
@@ -10885,35 +10944,31 @@
         <w:rPr>
           <w:rStyle w:val="Strong"/>
         </w:rPr>
-        <w:t xml:space="preserve">Symptom: </w:t>
-      </w:r>
-      <w:r>
-        <w:rPr>
-          <w:rStyle w:val="SourceText"/>
-        </w:rPr>
-        <w:t>refresh-check</w:t>
-      </w:r>
-      <w:r>
-        <w:rPr>
-          <w:rStyle w:val="Strong"/>
-        </w:rPr>
-        <w:t xml:space="preserve"> prints </w:t>
-      </w:r>
-      <w:r>
-        <w:rPr>
-          <w:rStyle w:val="SourceText"/>
-        </w:rPr>
-        <w:t>graph graphify-out: unknown - graphify would read N secrets-denylisted path(s) .graphifyignore does not exclude: ...; stop - a refresh cannot settle this</w:t>
-      </w:r>
-      <w:r>
-        <w:rPr>
-          <w:rStyle w:val="Strong"/>
-        </w:rPr>
-        <w:t>,</w:t>
-      </w:r>
-      <w:r>
-        <w:rPr/>
-        <w:t xml:space="preserve"> or </w:t>
+        <w:t>Check:</w:t>
+      </w:r>
+      <w:r>
+        <w:rPr/>
+        <w:t xml:space="preserve"> the </w:t>
+      </w:r>
+      <w:r>
+        <w:rPr>
+          <w:rStyle w:val="SourceText"/>
+        </w:rPr>
+        <w:t>Inert settings (crew &lt;version&gt; does not act on them): ...</w:t>
+      </w:r>
+      <w:r>
+        <w:rPr/>
+        <w:t xml:space="preserve"> line at session start, the </w:t>
+      </w:r>
+      <w:r>
+        <w:rPr>
+          <w:rStyle w:val="SourceText"/>
+        </w:rPr>
+        <w:t>inert</w:t>
+      </w:r>
+      <w:r>
+        <w:rPr/>
+        <w:t xml:space="preserve"> line in </w:t>
       </w:r>
       <w:r>
         <w:rPr>
@@ -10923,41 +10978,99 @@
       </w:r>
       <w:r>
         <w:rPr/>
-        <w:t xml:space="preserve"> prints </w:t>
-      </w:r>
-      <w:r>
-        <w:rPr>
-          <w:rStyle w:val="SourceText"/>
-        </w:rPr>
-        <w:t>graph-ignore UNCOVERED</w:t>
-      </w:r>
-      <w:r>
-        <w:rPr/>
-        <w:t xml:space="preserve">. </w:t>
-      </w:r>
-      <w:r>
-        <w:rPr>
-          <w:rStyle w:val="Strong"/>
-        </w:rPr>
-        <w:t>Check:</w:t>
-      </w:r>
-      <w:r>
-        <w:rPr/>
-        <w:t xml:space="preserve"> which files, and from which source. </w:t>
+        <w:t xml:space="preserve">, or </w:t>
+      </w:r>
+      <w:r>
+        <w:rPr>
+          <w:rStyle w:val="SourceText"/>
+        </w:rPr>
+        <w:t>python3 "&lt;crew&gt;/hooks/scripts/crew_config.py" --root . --inert</w:t>
+      </w:r>
+      <w:r>
+        <w:rPr/>
+        <w:t xml:space="preserve">. Each names </w:t>
+      </w:r>
+      <w:r>
+        <w:rPr>
+          <w:rStyle w:val="SourceText"/>
+        </w:rPr>
+        <w:t>key=value (why)</w:t>
+      </w:r>
+      <w:r>
+        <w:rPr/>
+        <w:t xml:space="preserve">: a ticket id means the installed crew does not implement it yet; </w:t>
+      </w:r>
+      <w:r>
+        <w:rPr>
+          <w:rStyle w:val="SourceText"/>
+        </w:rPr>
+        <w:t>unknown key</w:t>
+      </w:r>
+      <w:r>
+        <w:rPr/>
+        <w:t xml:space="preserve"> means a typo or a key from another crew version; </w:t>
+      </w:r>
+      <w:r>
+        <w:rPr>
+          <w:rStyle w:val="SourceText"/>
+        </w:rPr>
+        <w:t>global, repo-only</w:t>
+      </w:r>
+      <w:r>
+        <w:rPr/>
+        <w:t xml:space="preserve"> means the machine file may not set it, so it takes effect nowhere. </w:t>
       </w:r>
     </w:p>
     <w:p>
       <w:pPr>
-        <w:pStyle w:val="PreformattedText"/>
+        <w:pStyle w:val="BodyText"/>
+        <w:numPr>
+          <w:ilvl w:val="0"/>
+          <w:numId w:val="25"/>
+        </w:numPr>
+        <w:tabs>
+          <w:tab w:val="clear" w:pos="1134"/>
+          <w:tab w:val="left" w:pos="829" w:leader="none"/>
+        </w:tabs>
         <w:bidi w:val="0"/>
+        <w:ind w:hanging="283" w:left="829"/>
         <w:jc w:val="left"/>
         <w:rPr/>
       </w:pPr>
       <w:r>
         <w:rPr>
-          <w:rStyle w:val="SourceText"/>
-        </w:rPr>
-        <w:t>python3 "&lt;crew&gt;/hooks/scripts/crew_graph_ignore.py" --root . --check --json</w:t>
+          <w:rStyle w:val="Strong"/>
+        </w:rPr>
+        <w:t>Fix:</w:t>
+      </w:r>
+      <w:r>
+        <w:rPr/>
+        <w:t xml:space="preserve"> move a repo-only key into the repo's </w:t>
+      </w:r>
+      <w:r>
+        <w:rPr>
+          <w:rStyle w:val="SourceText"/>
+        </w:rPr>
+        <w:t>.crew/config.json</w:t>
+      </w:r>
+      <w:r>
+        <w:rPr/>
+        <w:t xml:space="preserve">, correct a typo, or wait for (or install) the crew version that brings the ticket. Nothing is refused while a key is inert. </w:t>
+      </w:r>
+    </w:p>
+    <w:p>
+      <w:pPr>
+        <w:pStyle w:val="Heading2"/>
+        <w:bidi w:val="0"/>
+        <w:ind w:hanging="0" w:left="0" w:right="0"/>
+        <w:jc w:val="left"/>
+        <w:rPr/>
+      </w:pPr>
+      <w:bookmarkStart w:id="16" w:name="graph-refresh-refused-secrets-denylisted"/>
+      <w:bookmarkEnd w:id="16"/>
+      <w:r>
+        <w:rPr/>
+        <w:t>Graph Refresh Refused: Secrets-Denylisted Path</w:t>
       </w:r>
     </w:p>
     <w:p>
@@ -10969,193 +11082,27 @@
       </w:pPr>
       <w:r>
         <w:rPr/>
-        <w:t>The denylist is the built-in patterns (</w:t>
-      </w:r>
-      <w:r>
-        <w:rPr>
-          <w:rStyle w:val="SourceText"/>
-        </w:rPr>
-        <w:t>.env</w:t>
-      </w:r>
-      <w:r>
-        <w:rPr/>
-        <w:t xml:space="preserve">, </w:t>
-      </w:r>
-      <w:r>
-        <w:rPr>
-          <w:rStyle w:val="SourceText"/>
-        </w:rPr>
-        <w:t>.env.*</w:t>
-      </w:r>
-      <w:r>
-        <w:rPr/>
-        <w:t xml:space="preserve"> but not </w:t>
-      </w:r>
-      <w:r>
-        <w:rPr>
-          <w:rStyle w:val="SourceText"/>
-        </w:rPr>
-        <w:t>.env.example</w:t>
-      </w:r>
-      <w:r>
-        <w:rPr/>
-        <w:t xml:space="preserve">, </w:t>
-      </w:r>
-      <w:r>
-        <w:rPr>
-          <w:rStyle w:val="SourceText"/>
-        </w:rPr>
-        <w:t>*.pem</w:t>
-      </w:r>
-      <w:r>
-        <w:rPr/>
-        <w:t xml:space="preserve">, </w:t>
-      </w:r>
-      <w:r>
-        <w:rPr>
-          <w:rStyle w:val="SourceText"/>
-        </w:rPr>
-        <w:t>*.key</w:t>
-      </w:r>
-      <w:r>
-        <w:rPr/>
-        <w:t xml:space="preserve">, </w:t>
-      </w:r>
-      <w:r>
-        <w:rPr>
-          <w:rStyle w:val="SourceText"/>
-        </w:rPr>
-        <w:t>*.p12</w:t>
-      </w:r>
-      <w:r>
-        <w:rPr/>
-        <w:t xml:space="preserve">, </w:t>
-      </w:r>
-      <w:r>
-        <w:rPr>
-          <w:rStyle w:val="SourceText"/>
-        </w:rPr>
-        <w:t>*.pfx</w:t>
-      </w:r>
-      <w:r>
-        <w:rPr/>
-        <w:t xml:space="preserve">, </w:t>
-      </w:r>
-      <w:r>
-        <w:rPr>
-          <w:rStyle w:val="SourceText"/>
-        </w:rPr>
-        <w:t>id_rsa*</w:t>
-      </w:r>
-      <w:r>
-        <w:rPr/>
-        <w:t xml:space="preserve">, </w:t>
-      </w:r>
-      <w:r>
-        <w:rPr>
-          <w:rStyle w:val="SourceText"/>
-        </w:rPr>
-        <w:t>id_ed25519*</w:t>
-      </w:r>
-      <w:r>
-        <w:rPr/>
-        <w:t xml:space="preserve">), </w:t>
-      </w:r>
-      <w:r>
-        <w:rPr>
-          <w:rStyle w:val="SourceText"/>
-        </w:rPr>
-        <w:t>.claude/secrets-denylist</w:t>
-      </w:r>
-      <w:r>
-        <w:rPr/>
-        <w:t xml:space="preserve"> if it exists, and every in-repo </w:t>
-      </w:r>
-      <w:r>
-        <w:rPr>
-          <w:rStyle w:val="SourceText"/>
-        </w:rPr>
-        <w:t>Read(...)</w:t>
-      </w:r>
-      <w:r>
-        <w:rPr/>
-        <w:t xml:space="preserve"> rule in </w:t>
-      </w:r>
-      <w:r>
-        <w:rPr>
-          <w:rStyle w:val="SourceText"/>
-        </w:rPr>
-        <w:t>permissions.deny</w:t>
-      </w:r>
-      <w:r>
-        <w:rPr/>
-        <w:t xml:space="preserve"> of </w:t>
-      </w:r>
-      <w:r>
-        <w:rPr>
-          <w:rStyle w:val="SourceText"/>
-        </w:rPr>
-        <w:t>.claude/settings.json</w:t>
-      </w:r>
-      <w:r>
-        <w:rPr/>
-        <w:t xml:space="preserve"> and </w:t>
-      </w:r>
-      <w:r>
-        <w:rPr>
-          <w:rStyle w:val="SourceText"/>
-        </w:rPr>
-        <w:t>.claude/settings.local.json</w:t>
-      </w:r>
-      <w:r>
-        <w:rPr/>
-        <w:t xml:space="preserve">. </w:t>
-      </w:r>
-      <w:r>
-        <w:rPr>
-          <w:rStyle w:val="SourceText"/>
-        </w:rPr>
-        <w:t>sources</w:t>
-      </w:r>
-      <w:r>
-        <w:rPr/>
-        <w:t xml:space="preserve"> in the JSON names which ones were read. </w:t>
-      </w:r>
-      <w:r>
-        <w:rPr>
-          <w:rStyle w:val="Strong"/>
-        </w:rPr>
-        <w:t>Fix:</w:t>
-      </w:r>
-      <w:r>
-        <w:rPr/>
-        <w:t xml:space="preserve"> add the missing patterns, then check again.</w:t>
-      </w:r>
-    </w:p>
-    <w:p>
-      <w:pPr>
-        <w:pStyle w:val="PreformattedText"/>
-        <w:bidi w:val="0"/>
-        <w:jc w:val="left"/>
-        <w:rPr/>
-      </w:pPr>
-      <w:r>
-        <w:rPr>
-          <w:rStyle w:val="SourceText"/>
-        </w:rPr>
-        <w:t>python3 "&lt;crew&gt;/hooks/scripts/crew_graph_ignore.py" --root . --write</w:t>
-      </w:r>
-    </w:p>
-    <w:p>
-      <w:pPr>
-        <w:pStyle w:val="BodyText"/>
-        <w:bidi w:val="0"/>
-        <w:jc w:val="left"/>
-        <w:rPr/>
-      </w:pPr>
-      <w:r>
-        <w:rPr/>
-        <w:t xml:space="preserve">It appends the missing patterns, then any flagged path they still miss (the denylist ignores case, </w:t>
+        <w:t xml:space="preserve">graphify reads every file its ignore rules do not exclude and records the symbols it finds in </w:t>
+      </w:r>
+      <w:r>
+        <w:rPr>
+          <w:rStyle w:val="SourceText"/>
+        </w:rPr>
+        <w:t>graph.json</w:t>
+      </w:r>
+      <w:r>
+        <w:rPr/>
+        <w:t xml:space="preserve">. For a file git tracks, </w:t>
+      </w:r>
+      <w:r>
+        <w:rPr>
+          <w:rStyle w:val="SourceText"/>
+        </w:rPr>
+        <w:t>.gitignore</w:t>
+      </w:r>
+      <w:r>
+        <w:rPr/>
+        <w:t xml:space="preserve"> does not stop it: only </w:t>
       </w:r>
       <w:r>
         <w:rPr>
@@ -11165,27 +11112,7 @@
       </w:r>
       <w:r>
         <w:rPr/>
-        <w:t xml:space="preserve"> does not, so </w:t>
-      </w:r>
-      <w:r>
-        <w:rPr>
-          <w:rStyle w:val="SourceText"/>
-        </w:rPr>
-        <w:t>.ENV</w:t>
-      </w:r>
-      <w:r>
-        <w:rPr/>
-        <w:t xml:space="preserve"> gets </w:t>
-      </w:r>
-      <w:r>
-        <w:rPr>
-          <w:rStyle w:val="SourceText"/>
-        </w:rPr>
-        <w:t>/.ENV</w:t>
-      </w:r>
-      <w:r>
-        <w:rPr/>
-        <w:t xml:space="preserve">), under one marked block, and leaves every existing line as it was. Commit </w:t>
+        <w:t xml:space="preserve"> does. So crew checks, before it names or runs a graph build, that the root </w:t>
       </w:r>
       <w:r>
         <w:rPr>
@@ -11195,47 +11122,7 @@
       </w:r>
       <w:r>
         <w:rPr/>
-        <w:t xml:space="preserve">, then re-run the refresh check. If it prints </w:t>
-      </w:r>
-      <w:r>
-        <w:rPr>
-          <w:rStyle w:val="SourceText"/>
-        </w:rPr>
-        <w:t>line N (`!pattern`) re-includes denylisted &lt;path&gt;; remove that line or accept the exposure</w:t>
-      </w:r>
-      <w:r>
-        <w:rPr/>
-        <w:t xml:space="preserve"> and exits 1, your own </w:t>
-      </w:r>
-      <w:r>
-        <w:rPr>
-          <w:rStyle w:val="SourceText"/>
-        </w:rPr>
-        <w:t>!</w:t>
-      </w:r>
-      <w:r>
-        <w:rPr/>
-        <w:t xml:space="preserve"> line is the reason: </w:t>
-      </w:r>
-      <w:r>
-        <w:rPr>
-          <w:rStyle w:val="SourceText"/>
-        </w:rPr>
-        <w:t>--write</w:t>
-      </w:r>
-      <w:r>
-        <w:rPr/>
-        <w:t xml:space="preserve"> never overrides it. Delete the line, or keep it and accept that graphify reads that file. A path that is not one line of plain text (a name holding a line break or other control character) is never written either; it stays named, escaped, by </w:t>
-      </w:r>
-      <w:r>
-        <w:rPr>
-          <w:rStyle w:val="SourceText"/>
-        </w:rPr>
-        <w:t>--check</w:t>
-      </w:r>
-      <w:r>
-        <w:rPr/>
-        <w:t>: rename the file or exclude it by hand.</w:t>
+        <w:t xml:space="preserve"> excludes every file the secrets denylist matches.</w:t>
       </w:r>
     </w:p>
     <w:p>
@@ -11264,21 +11151,29 @@
         <w:rPr>
           <w:rStyle w:val="SourceText"/>
         </w:rPr>
-        <w:t>denylist coverage unknown: &lt;reason&gt;</w:t>
-      </w:r>
-      <w:r>
-        <w:rPr/>
-        <w:t xml:space="preserve"> (the refresh check) or </w:t>
-      </w:r>
-      <w:r>
-        <w:rPr>
-          <w:rStyle w:val="SourceText"/>
-        </w:rPr>
-        <w:t>graph-ignore unknown</w:t>
-      </w:r>
-      <w:r>
-        <w:rPr/>
-        <w:t xml:space="preserve"> (</w:t>
+        <w:t>refresh-check</w:t>
+      </w:r>
+      <w:r>
+        <w:rPr>
+          <w:rStyle w:val="Strong"/>
+        </w:rPr>
+        <w:t xml:space="preserve"> prints </w:t>
+      </w:r>
+      <w:r>
+        <w:rPr>
+          <w:rStyle w:val="SourceText"/>
+        </w:rPr>
+        <w:t>graph graphify-out: unknown - graphify would read N secrets-denylisted path(s) .graphifyignore does not exclude: ...; stop - a refresh cannot settle this</w:t>
+      </w:r>
+      <w:r>
+        <w:rPr>
+          <w:rStyle w:val="Strong"/>
+        </w:rPr>
+        <w:t>,</w:t>
+      </w:r>
+      <w:r>
+        <w:rPr/>
+        <w:t xml:space="preserve"> or </w:t>
       </w:r>
       <w:r>
         <w:rPr>
@@ -11288,7 +11183,17 @@
       </w:r>
       <w:r>
         <w:rPr/>
-        <w:t xml:space="preserve">). </w:t>
+        <w:t xml:space="preserve"> prints </w:t>
+      </w:r>
+      <w:r>
+        <w:rPr>
+          <w:rStyle w:val="SourceText"/>
+        </w:rPr>
+        <w:t>graph-ignore UNCOVERED</w:t>
+      </w:r>
+      <w:r>
+        <w:rPr/>
+        <w:t xml:space="preserve">. </w:t>
       </w:r>
       <w:r>
         <w:rPr>
@@ -11298,7 +11203,123 @@
       </w:r>
       <w:r>
         <w:rPr/>
-        <w:t xml:space="preserve"> the reason names it: git missing, a settings file that does not parse, an unreadable </w:t>
+        <w:t xml:space="preserve"> which files, and from which source. </w:t>
+      </w:r>
+    </w:p>
+    <w:p>
+      <w:pPr>
+        <w:pStyle w:val="PreformattedText"/>
+        <w:bidi w:val="0"/>
+        <w:jc w:val="left"/>
+        <w:rPr/>
+      </w:pPr>
+      <w:r>
+        <w:rPr>
+          <w:rStyle w:val="SourceText"/>
+        </w:rPr>
+        <w:t>python3 "&lt;crew&gt;/hooks/scripts/crew_graph_ignore.py" --root . --check --json</w:t>
+      </w:r>
+    </w:p>
+    <w:p>
+      <w:pPr>
+        <w:pStyle w:val="BodyText"/>
+        <w:bidi w:val="0"/>
+        <w:jc w:val="left"/>
+        <w:rPr/>
+      </w:pPr>
+      <w:r>
+        <w:rPr/>
+        <w:t>The denylist is the built-in patterns (</w:t>
+      </w:r>
+      <w:r>
+        <w:rPr>
+          <w:rStyle w:val="SourceText"/>
+        </w:rPr>
+        <w:t>.env</w:t>
+      </w:r>
+      <w:r>
+        <w:rPr/>
+        <w:t xml:space="preserve">, </w:t>
+      </w:r>
+      <w:r>
+        <w:rPr>
+          <w:rStyle w:val="SourceText"/>
+        </w:rPr>
+        <w:t>.env.*</w:t>
+      </w:r>
+      <w:r>
+        <w:rPr/>
+        <w:t xml:space="preserve"> but not </w:t>
+      </w:r>
+      <w:r>
+        <w:rPr>
+          <w:rStyle w:val="SourceText"/>
+        </w:rPr>
+        <w:t>.env.example</w:t>
+      </w:r>
+      <w:r>
+        <w:rPr/>
+        <w:t xml:space="preserve">, </w:t>
+      </w:r>
+      <w:r>
+        <w:rPr>
+          <w:rStyle w:val="SourceText"/>
+        </w:rPr>
+        <w:t>*.pem</w:t>
+      </w:r>
+      <w:r>
+        <w:rPr/>
+        <w:t xml:space="preserve">, </w:t>
+      </w:r>
+      <w:r>
+        <w:rPr>
+          <w:rStyle w:val="SourceText"/>
+        </w:rPr>
+        <w:t>*.key</w:t>
+      </w:r>
+      <w:r>
+        <w:rPr/>
+        <w:t xml:space="preserve">, </w:t>
+      </w:r>
+      <w:r>
+        <w:rPr>
+          <w:rStyle w:val="SourceText"/>
+        </w:rPr>
+        <w:t>*.p12</w:t>
+      </w:r>
+      <w:r>
+        <w:rPr/>
+        <w:t xml:space="preserve">, </w:t>
+      </w:r>
+      <w:r>
+        <w:rPr>
+          <w:rStyle w:val="SourceText"/>
+        </w:rPr>
+        <w:t>*.pfx</w:t>
+      </w:r>
+      <w:r>
+        <w:rPr/>
+        <w:t xml:space="preserve">, </w:t>
+      </w:r>
+      <w:r>
+        <w:rPr>
+          <w:rStyle w:val="SourceText"/>
+        </w:rPr>
+        <w:t>id_rsa*</w:t>
+      </w:r>
+      <w:r>
+        <w:rPr/>
+        <w:t xml:space="preserve">, </w:t>
+      </w:r>
+      <w:r>
+        <w:rPr>
+          <w:rStyle w:val="SourceText"/>
+        </w:rPr>
+        <w:t>id_ed25519*</w:t>
+      </w:r>
+      <w:r>
+        <w:rPr/>
+        <w:t xml:space="preserve">), </w:t>
       </w:r>
       <w:r>
         <w:rPr>
@@ -11308,7 +11329,93 @@
       </w:r>
       <w:r>
         <w:rPr/>
-        <w:t xml:space="preserve"> or </w:t>
+        <w:t xml:space="preserve"> if it exists, and every in-repo </w:t>
+      </w:r>
+      <w:r>
+        <w:rPr>
+          <w:rStyle w:val="SourceText"/>
+        </w:rPr>
+        <w:t>Read(...)</w:t>
+      </w:r>
+      <w:r>
+        <w:rPr/>
+        <w:t xml:space="preserve"> rule in </w:t>
+      </w:r>
+      <w:r>
+        <w:rPr>
+          <w:rStyle w:val="SourceText"/>
+        </w:rPr>
+        <w:t>permissions.deny</w:t>
+      </w:r>
+      <w:r>
+        <w:rPr/>
+        <w:t xml:space="preserve"> of </w:t>
+      </w:r>
+      <w:r>
+        <w:rPr>
+          <w:rStyle w:val="SourceText"/>
+        </w:rPr>
+        <w:t>.claude/settings.json</w:t>
+      </w:r>
+      <w:r>
+        <w:rPr/>
+        <w:t xml:space="preserve"> and </w:t>
+      </w:r>
+      <w:r>
+        <w:rPr>
+          <w:rStyle w:val="SourceText"/>
+        </w:rPr>
+        <w:t>.claude/settings.local.json</w:t>
+      </w:r>
+      <w:r>
+        <w:rPr/>
+        <w:t xml:space="preserve">. </w:t>
+      </w:r>
+      <w:r>
+        <w:rPr>
+          <w:rStyle w:val="SourceText"/>
+        </w:rPr>
+        <w:t>sources</w:t>
+      </w:r>
+      <w:r>
+        <w:rPr/>
+        <w:t xml:space="preserve"> in the JSON names which ones were read. </w:t>
+      </w:r>
+      <w:r>
+        <w:rPr>
+          <w:rStyle w:val="Strong"/>
+        </w:rPr>
+        <w:t>Fix:</w:t>
+      </w:r>
+      <w:r>
+        <w:rPr/>
+        <w:t xml:space="preserve"> add the missing patterns, then check again.</w:t>
+      </w:r>
+    </w:p>
+    <w:p>
+      <w:pPr>
+        <w:pStyle w:val="PreformattedText"/>
+        <w:bidi w:val="0"/>
+        <w:jc w:val="left"/>
+        <w:rPr/>
+      </w:pPr>
+      <w:r>
+        <w:rPr>
+          <w:rStyle w:val="SourceText"/>
+        </w:rPr>
+        <w:t>python3 "&lt;crew&gt;/hooks/scripts/crew_graph_ignore.py" --root . --write</w:t>
+      </w:r>
+    </w:p>
+    <w:p>
+      <w:pPr>
+        <w:pStyle w:val="BodyText"/>
+        <w:bidi w:val="0"/>
+        <w:jc w:val="left"/>
+        <w:rPr/>
+      </w:pPr>
+      <w:r>
+        <w:rPr/>
+        <w:t xml:space="preserve">It appends the missing patterns, then any flagged path they still miss (the denylist ignores case, </w:t>
       </w:r>
       <w:r>
         <w:rPr>
@@ -11318,7 +11425,27 @@
       </w:r>
       <w:r>
         <w:rPr/>
-        <w:t xml:space="preserve">, a nested </w:t>
+        <w:t xml:space="preserve"> does not, so </w:t>
+      </w:r>
+      <w:r>
+        <w:rPr>
+          <w:rStyle w:val="SourceText"/>
+        </w:rPr>
+        <w:t>.ENV</w:t>
+      </w:r>
+      <w:r>
+        <w:rPr/>
+        <w:t xml:space="preserve"> gets </w:t>
+      </w:r>
+      <w:r>
+        <w:rPr>
+          <w:rStyle w:val="SourceText"/>
+        </w:rPr>
+        <w:t>/.ENV</w:t>
+      </w:r>
+      <w:r>
+        <w:rPr/>
+        <w:t xml:space="preserve">), under one marked block, and leaves every existing line as it was. Commit </w:t>
       </w:r>
       <w:r>
         <w:rPr>
@@ -11328,7 +11455,17 @@
       </w:r>
       <w:r>
         <w:rPr/>
-        <w:t xml:space="preserve"> (only the root one is evaluated, and a nested one could re-include a file with </w:t>
+        <w:t xml:space="preserve">, then re-run the refresh check. If it prints </w:t>
+      </w:r>
+      <w:r>
+        <w:rPr>
+          <w:rStyle w:val="SourceText"/>
+        </w:rPr>
+        <w:t>line N (`!pattern`) re-includes denylisted &lt;path&gt;; remove that line or accept the exposure</w:t>
+      </w:r>
+      <w:r>
+        <w:rPr/>
+        <w:t xml:space="preserve"> and exits 1, your own </w:t>
       </w:r>
       <w:r>
         <w:rPr>
@@ -11338,37 +11475,27 @@
       </w:r>
       <w:r>
         <w:rPr/>
-        <w:t xml:space="preserve">), a nested repository or submodule </w:t>
-      </w:r>
-      <w:r>
-        <w:rPr>
-          <w:rStyle w:val="SourceText"/>
-        </w:rPr>
-        <w:t>.graphifyignore</w:t>
-      </w:r>
-      <w:r>
-        <w:rPr/>
-        <w:t xml:space="preserve"> does not exclude, a symlink that resolves outside the repository or not at all, or a deny-all </w:t>
-      </w:r>
-      <w:r>
-        <w:rPr>
-          <w:rStyle w:val="SourceText"/>
-        </w:rPr>
-        <w:t>Read</w:t>
-      </w:r>
-      <w:r>
-        <w:rPr/>
-        <w:t xml:space="preserve"> rule. </w:t>
-      </w:r>
-      <w:r>
-        <w:rPr>
-          <w:rStyle w:val="Strong"/>
-        </w:rPr>
-        <w:t>Fix:</w:t>
-      </w:r>
-      <w:r>
-        <w:rPr/>
-        <w:t xml:space="preserve"> repair what it names. An unknown is never read as covered, so no refresh is named until it is fixed.</w:t>
+        <w:t xml:space="preserve"> line is the reason: </w:t>
+      </w:r>
+      <w:r>
+        <w:rPr>
+          <w:rStyle w:val="SourceText"/>
+        </w:rPr>
+        <w:t>--write</w:t>
+      </w:r>
+      <w:r>
+        <w:rPr/>
+        <w:t xml:space="preserve"> never overrides it. Delete the line, or keep it and accept that graphify reads that file. A path that is not one line of plain text (a name holding a line break or other control character) is never written either; it stays named, escaped, by </w:t>
+      </w:r>
+      <w:r>
+        <w:rPr>
+          <w:rStyle w:val="SourceText"/>
+        </w:rPr>
+        <w:t>--check</w:t>
+      </w:r>
+      <w:r>
+        <w:rPr/>
+        <w:t>: rename the file or exclude it by hand.</w:t>
       </w:r>
     </w:p>
     <w:p>
@@ -11376,7 +11503,140 @@
         <w:pStyle w:val="BodyText"/>
         <w:numPr>
           <w:ilvl w:val="0"/>
-          <w:numId w:val="26"/>
+          <w:numId w:val="27"/>
+        </w:numPr>
+        <w:tabs>
+          <w:tab w:val="clear" w:pos="1134"/>
+          <w:tab w:val="left" w:pos="829" w:leader="none"/>
+        </w:tabs>
+        <w:bidi w:val="0"/>
+        <w:ind w:hanging="283" w:left="829"/>
+        <w:jc w:val="left"/>
+        <w:rPr/>
+      </w:pPr>
+      <w:r>
+        <w:rPr>
+          <w:rStyle w:val="Strong"/>
+        </w:rPr>
+        <w:t xml:space="preserve">Symptom: </w:t>
+      </w:r>
+      <w:r>
+        <w:rPr>
+          <w:rStyle w:val="SourceText"/>
+        </w:rPr>
+        <w:t>denylist coverage unknown: &lt;reason&gt;</w:t>
+      </w:r>
+      <w:r>
+        <w:rPr/>
+        <w:t xml:space="preserve"> (the refresh check) or </w:t>
+      </w:r>
+      <w:r>
+        <w:rPr>
+          <w:rStyle w:val="SourceText"/>
+        </w:rPr>
+        <w:t>graph-ignore unknown</w:t>
+      </w:r>
+      <w:r>
+        <w:rPr/>
+        <w:t xml:space="preserve"> (</w:t>
+      </w:r>
+      <w:r>
+        <w:rPr>
+          <w:rStyle w:val="SourceText"/>
+        </w:rPr>
+        <w:t>/crew:status</w:t>
+      </w:r>
+      <w:r>
+        <w:rPr/>
+        <w:t xml:space="preserve">). </w:t>
+      </w:r>
+      <w:r>
+        <w:rPr>
+          <w:rStyle w:val="Strong"/>
+        </w:rPr>
+        <w:t>Check:</w:t>
+      </w:r>
+      <w:r>
+        <w:rPr/>
+        <w:t xml:space="preserve"> the reason names it: git missing, a settings file that does not parse, an unreadable </w:t>
+      </w:r>
+      <w:r>
+        <w:rPr>
+          <w:rStyle w:val="SourceText"/>
+        </w:rPr>
+        <w:t>.claude/secrets-denylist</w:t>
+      </w:r>
+      <w:r>
+        <w:rPr/>
+        <w:t xml:space="preserve"> or </w:t>
+      </w:r>
+      <w:r>
+        <w:rPr>
+          <w:rStyle w:val="SourceText"/>
+        </w:rPr>
+        <w:t>.graphifyignore</w:t>
+      </w:r>
+      <w:r>
+        <w:rPr/>
+        <w:t xml:space="preserve">, a nested </w:t>
+      </w:r>
+      <w:r>
+        <w:rPr>
+          <w:rStyle w:val="SourceText"/>
+        </w:rPr>
+        <w:t>.graphifyignore</w:t>
+      </w:r>
+      <w:r>
+        <w:rPr/>
+        <w:t xml:space="preserve"> (only the root one is evaluated, and a nested one could re-include a file with </w:t>
+      </w:r>
+      <w:r>
+        <w:rPr>
+          <w:rStyle w:val="SourceText"/>
+        </w:rPr>
+        <w:t>!</w:t>
+      </w:r>
+      <w:r>
+        <w:rPr/>
+        <w:t xml:space="preserve">), a nested repository or submodule </w:t>
+      </w:r>
+      <w:r>
+        <w:rPr>
+          <w:rStyle w:val="SourceText"/>
+        </w:rPr>
+        <w:t>.graphifyignore</w:t>
+      </w:r>
+      <w:r>
+        <w:rPr/>
+        <w:t xml:space="preserve"> does not exclude, a symlink that resolves outside the repository or not at all, or a deny-all </w:t>
+      </w:r>
+      <w:r>
+        <w:rPr>
+          <w:rStyle w:val="SourceText"/>
+        </w:rPr>
+        <w:t>Read</w:t>
+      </w:r>
+      <w:r>
+        <w:rPr/>
+        <w:t xml:space="preserve"> rule. </w:t>
+      </w:r>
+      <w:r>
+        <w:rPr>
+          <w:rStyle w:val="Strong"/>
+        </w:rPr>
+        <w:t>Fix:</w:t>
+      </w:r>
+      <w:r>
+        <w:rPr/>
+        <w:t xml:space="preserve"> repair what it names. An unknown is never read as covered, so no refresh is named until it is fixed.</w:t>
+      </w:r>
+    </w:p>
+    <w:p>
+      <w:pPr>
+        <w:pStyle w:val="BodyText"/>
+        <w:numPr>
+          <w:ilvl w:val="0"/>
+          <w:numId w:val="27"/>
         </w:numPr>
         <w:tabs>
           <w:tab w:val="clear" w:pos="1134"/>
@@ -11456,8 +11716,8 @@
         <w:jc w:val="left"/>
         <w:rPr/>
       </w:pPr>
-      <w:bookmarkStart w:id="16" w:name="turning-things-off"/>
-      <w:bookmarkEnd w:id="16"/>
+      <w:bookmarkStart w:id="17" w:name="turning-things-off"/>
+      <w:bookmarkEnd w:id="17"/>
       <w:r>
         <w:rPr/>
         <w:t>Turning Things Off</w:t>
@@ -13394,8 +13654,8 @@
         <w:jc w:val="left"/>
         <w:rPr/>
       </w:pPr>
-      <w:bookmarkStart w:id="17" w:name="web-testing"/>
-      <w:bookmarkEnd w:id="17"/>
+      <w:bookmarkStart w:id="18" w:name="web-testing"/>
+      <w:bookmarkEnd w:id="18"/>
       <w:r>
         <w:rPr/>
         <w:t>Web Testing</w:t>
@@ -13434,7 +13694,7 @@
         <w:pStyle w:val="BodyText"/>
         <w:numPr>
           <w:ilvl w:val="0"/>
-          <w:numId w:val="27"/>
+          <w:numId w:val="28"/>
         </w:numPr>
         <w:tabs>
           <w:tab w:val="clear" w:pos="1134"/>
@@ -13508,7 +13768,7 @@
         <w:pStyle w:val="BodyText"/>
         <w:numPr>
           <w:ilvl w:val="0"/>
-          <w:numId w:val="27"/>
+          <w:numId w:val="28"/>
         </w:numPr>
         <w:tabs>
           <w:tab w:val="clear" w:pos="1134"/>
@@ -13559,176 +13819,6 @@
       <w:r>
         <w:rPr/>
         <w:t xml:space="preserve">) skips the OS packages Chromium needs and produces a browser that launches, then crashes on first navigation. </w:t>
-      </w:r>
-    </w:p>
-    <w:p>
-      <w:pPr>
-        <w:pStyle w:val="BodyText"/>
-        <w:numPr>
-          <w:ilvl w:val="0"/>
-          <w:numId w:val="27"/>
-        </w:numPr>
-        <w:tabs>
-          <w:tab w:val="clear" w:pos="1134"/>
-          <w:tab w:val="left" w:pos="829" w:leader="none"/>
-        </w:tabs>
-        <w:bidi w:val="0"/>
-        <w:spacing w:before="120" w:after="0"/>
-        <w:ind w:hanging="283" w:left="829"/>
-        <w:jc w:val="left"/>
-        <w:rPr/>
-      </w:pPr>
-      <w:r>
-        <w:rPr>
-          <w:rStyle w:val="Strong"/>
-        </w:rPr>
-        <w:t>Docker absent -&gt; visual UNVERIFIED, not a fail.</w:t>
-      </w:r>
-      <w:r>
-        <w:rPr/>
-        <w:t xml:space="preserve"> </w:t>
-      </w:r>
-      <w:r>
-        <w:rPr>
-          <w:rStyle w:val="SourceText"/>
-        </w:rPr>
-        <w:t>toHaveScreenshot</w:t>
-      </w:r>
-      <w:r>
-        <w:rPr/>
-        <w:t xml:space="preserve"> baselines are only meaningful when generated inside </w:t>
-      </w:r>
-      <w:r>
-        <w:rPr>
-          <w:rStyle w:val="SourceText"/>
-        </w:rPr>
-        <w:t>mcr.microsoft.com/playwright:v1.63.0-noble</w:t>
-      </w:r>
-      <w:r>
-        <w:rPr/>
-        <w:t xml:space="preserve"> — the installer warns rather than blocking when Docker is missing, and the visual </w:t>
-      </w:r>
-      <w:r>
-        <w:rPr>
-          <w:rStyle w:val="SourceText"/>
-        </w:rPr>
-        <w:t>verify.json</w:t>
-      </w:r>
-      <w:r>
-        <w:rPr/>
-        <w:t xml:space="preserve"> rule is written to skip (report UNVERIFIED) outside that image rather than compare against a baseline that can never match. </w:t>
-      </w:r>
-    </w:p>
-    <w:p>
-      <w:pPr>
-        <w:pStyle w:val="BodyText"/>
-        <w:numPr>
-          <w:ilvl w:val="0"/>
-          <w:numId w:val="27"/>
-        </w:numPr>
-        <w:tabs>
-          <w:tab w:val="clear" w:pos="1134"/>
-          <w:tab w:val="left" w:pos="829" w:leader="none"/>
-        </w:tabs>
-        <w:bidi w:val="0"/>
-        <w:ind w:hanging="283" w:left="829"/>
-        <w:jc w:val="left"/>
-        <w:rPr/>
-      </w:pPr>
-      <w:r>
-        <w:rPr>
-          <w:rStyle w:val="Strong"/>
-        </w:rPr>
-        <w:t>MCP server won't connect on Windows.</w:t>
-      </w:r>
-      <w:r>
-        <w:rPr/>
-        <w:t xml:space="preserve"> Both </w:t>
-      </w:r>
-      <w:r>
-        <w:rPr>
-          <w:rStyle w:val="SourceText"/>
-        </w:rPr>
-        <w:t>@playwright/mcp</w:t>
-      </w:r>
-      <w:r>
-        <w:rPr/>
-        <w:t xml:space="preserve"> and </w:t>
-      </w:r>
-      <w:r>
-        <w:rPr>
-          <w:rStyle w:val="SourceText"/>
-        </w:rPr>
-        <w:t>chrome-devtools-mcp</w:t>
-      </w:r>
-      <w:r>
-        <w:rPr/>
-        <w:t xml:space="preserve"> are launched with </w:t>
-      </w:r>
-      <w:r>
-        <w:rPr>
-          <w:rStyle w:val="SourceText"/>
-        </w:rPr>
-        <w:t>npx</w:t>
-      </w:r>
-      <w:r>
-        <w:rPr/>
-        <w:t xml:space="preserve">, which the MCP host cannot invoke directly on Windows — wrap the entry as </w:t>
-      </w:r>
-      <w:r>
-        <w:rPr>
-          <w:rStyle w:val="SourceText"/>
-        </w:rPr>
-        <w:t>"command": "cmd", "args": ["/c", "npx", ...]</w:t>
-      </w:r>
-      <w:r>
-        <w:rPr/>
-        <w:t xml:space="preserve"> in </w:t>
-      </w:r>
-      <w:r>
-        <w:rPr>
-          <w:rStyle w:val="SourceText"/>
-        </w:rPr>
-        <w:t>.mcp.json</w:t>
-      </w:r>
-      <w:r>
-        <w:rPr/>
-        <w:t xml:space="preserve"> (documented in chrome-devtools-mcp's own troubleshooting for the "Connection closed" failure); the </w:t>
-      </w:r>
-      <w:r>
-        <w:rPr>
-          <w:rStyle w:val="SourceText"/>
-        </w:rPr>
-        <w:t>stack-web</w:t>
-      </w:r>
-      <w:r>
-        <w:rPr/>
-        <w:t xml:space="preserve"> skill's </w:t>
-      </w:r>
-      <w:r>
-        <w:rPr>
-          <w:rStyle w:val="SourceText"/>
-        </w:rPr>
-        <w:t>.mcp.json</w:t>
-      </w:r>
-      <w:r>
-        <w:rPr/>
-        <w:t xml:space="preserve"> example already shows this. </w:t>
-      </w:r>
-    </w:p>
-    <w:p>
-      <w:pPr>
-        <w:pStyle w:val="Heading2"/>
-        <w:bidi w:val="0"/>
-        <w:ind w:hanging="0" w:left="0" w:right="0"/>
-        <w:jc w:val="left"/>
-        <w:rPr/>
-      </w:pPr>
-      <w:bookmarkStart w:id="18" w:name="windows-notes"/>
-      <w:bookmarkEnd w:id="18"/>
-      <w:r>
-        <w:rPr/>
-        <w:t>Windows Notes</w:t>
       </w:r>
     </w:p>
     <w:p>
@@ -13750,41 +13840,43 @@
       </w:pPr>
       <w:r>
         <w:rPr>
-          <w:rStyle w:val="SourceText"/>
-        </w:rPr>
-        <w:t>pwsh</w:t>
-      </w:r>
-      <w:r>
-        <w:rPr>
           <w:rStyle w:val="Strong"/>
         </w:rPr>
-        <w:t xml:space="preserve"> is not on Git Bash's </w:t>
-      </w:r>
-      <w:r>
-        <w:rPr>
-          <w:rStyle w:val="SourceText"/>
-        </w:rPr>
-        <w:t>PATH</w:t>
-      </w:r>
-      <w:r>
-        <w:rPr>
-          <w:rStyle w:val="Strong"/>
-        </w:rPr>
-        <w:t>.</w:t>
-      </w:r>
-      <w:r>
-        <w:rPr/>
-        <w:t xml:space="preserve"> Every script that shells out to PowerShell names it by an absolute path or resolves it explicitly; a bare </w:t>
-      </w:r>
-      <w:r>
-        <w:rPr>
-          <w:rStyle w:val="SourceText"/>
-        </w:rPr>
-        <w:t>pwsh</w:t>
-      </w:r>
-      <w:r>
-        <w:rPr/>
-        <w:t xml:space="preserve"> in a hand-typed command fails as "command not found", which is easy to misread as PowerShell itself being broken. </w:t>
+        <w:t>Docker absent -&gt; visual UNVERIFIED, not a fail.</w:t>
+      </w:r>
+      <w:r>
+        <w:rPr/>
+        <w:t xml:space="preserve"> </w:t>
+      </w:r>
+      <w:r>
+        <w:rPr>
+          <w:rStyle w:val="SourceText"/>
+        </w:rPr>
+        <w:t>toHaveScreenshot</w:t>
+      </w:r>
+      <w:r>
+        <w:rPr/>
+        <w:t xml:space="preserve"> baselines are only meaningful when generated inside </w:t>
+      </w:r>
+      <w:r>
+        <w:rPr>
+          <w:rStyle w:val="SourceText"/>
+        </w:rPr>
+        <w:t>mcr.microsoft.com/playwright:v1.63.0-noble</w:t>
+      </w:r>
+      <w:r>
+        <w:rPr/>
+        <w:t xml:space="preserve"> — the installer warns rather than blocking when Docker is missing, and the visual </w:t>
+      </w:r>
+      <w:r>
+        <w:rPr>
+          <w:rStyle w:val="SourceText"/>
+        </w:rPr>
+        <w:t>verify.json</w:t>
+      </w:r>
+      <w:r>
+        <w:rPr/>
+        <w:t xml:space="preserve"> rule is written to skip (report UNVERIFIED) outside that image rather than compare against a baseline that can never match. </w:t>
       </w:r>
     </w:p>
     <w:p>
@@ -13799,7 +13891,6 @@
           <w:tab w:val="left" w:pos="829" w:leader="none"/>
         </w:tabs>
         <w:bidi w:val="0"/>
-        <w:spacing w:before="120" w:after="0"/>
         <w:ind w:hanging="283" w:left="829"/>
         <w:jc w:val="left"/>
         <w:rPr/>
@@ -13808,117 +13899,17 @@
         <w:rPr>
           <w:rStyle w:val="Strong"/>
         </w:rPr>
-        <w:t xml:space="preserve">Git Bash ships without </w:t>
-      </w:r>
-      <w:r>
-        <w:rPr>
-          <w:rStyle w:val="SourceText"/>
-        </w:rPr>
-        <w:t>python3</w:t>
-      </w:r>
-      <w:r>
-        <w:rPr>
-          <w:rStyle w:val="Strong"/>
-        </w:rPr>
-        <w:t>.</w:t>
-      </w:r>
-      <w:r>
-        <w:rPr/>
-        <w:t xml:space="preserve"> Every hook wrapper here resolves </w:t>
-      </w:r>
-      <w:r>
-        <w:rPr>
-          <w:rStyle w:val="SourceText"/>
-        </w:rPr>
-        <w:t>python3</w:t>
-      </w:r>
-      <w:r>
-        <w:rPr/>
-        <w:t xml:space="preserve">, then </w:t>
-      </w:r>
-      <w:r>
-        <w:rPr>
-          <w:rStyle w:val="SourceText"/>
-        </w:rPr>
-        <w:t>python</w:t>
-      </w:r>
-      <w:r>
-        <w:rPr/>
-        <w:t xml:space="preserve">, then </w:t>
-      </w:r>
-      <w:r>
-        <w:rPr>
-          <w:rStyle w:val="SourceText"/>
-        </w:rPr>
-        <w:t>py</w:t>
-      </w:r>
-      <w:r>
-        <w:rPr/>
-        <w:t xml:space="preserve">, and fails loudly on stderr rather than silently standing down when none resolves (see "no-python fail-closed", above). If a hook you expect to run says nothing at all, check for a usable Python on </w:t>
-      </w:r>
-      <w:r>
-        <w:rPr>
-          <w:rStyle w:val="SourceText"/>
-        </w:rPr>
-        <w:t>PATH</w:t>
-      </w:r>
-      <w:r>
-        <w:rPr/>
-        <w:t xml:space="preserve"> first. </w:t>
-      </w:r>
-    </w:p>
-    <w:p>
-      <w:pPr>
-        <w:pStyle w:val="BodyText"/>
-        <w:numPr>
-          <w:ilvl w:val="0"/>
-          <w:numId w:val="28"/>
-        </w:numPr>
-        <w:tabs>
-          <w:tab w:val="clear" w:pos="1134"/>
-          <w:tab w:val="left" w:pos="829" w:leader="none"/>
-        </w:tabs>
-        <w:bidi w:val="0"/>
-        <w:spacing w:before="120" w:after="0"/>
-        <w:ind w:hanging="283" w:left="829"/>
-        <w:jc w:val="left"/>
-        <w:rPr/>
-      </w:pPr>
-      <w:r>
-        <w:rPr>
-          <w:rStyle w:val="Strong"/>
-        </w:rPr>
-        <w:t>Both flavours are always registered.</w:t>
-      </w:r>
-      <w:r>
-        <w:rPr/>
-        <w:t xml:space="preserve"> </w:t>
-      </w:r>
-      <w:r>
-        <w:rPr>
-          <w:rStyle w:val="SourceText"/>
-        </w:rPr>
-        <w:t>hooks.json</w:t>
-      </w:r>
-      <w:r>
-        <w:rPr/>
-        <w:t xml:space="preserve"> pairs every bash command with a </w:t>
-      </w:r>
-      <w:r>
-        <w:rPr>
-          <w:rStyle w:val="SourceText"/>
-        </w:rPr>
-        <w:t>shell: "powershell"</w:t>
-      </w:r>
-      <w:r>
-        <w:rPr/>
-        <w:t xml:space="preserve"> sibling on the same event, so a machine with both </w:t>
-      </w:r>
-      <w:r>
-        <w:rPr>
-          <w:rStyle w:val="SourceText"/>
-        </w:rPr>
-        <w:t>bash</w:t>
+        <w:t>MCP server won't connect on Windows.</w:t>
+      </w:r>
+      <w:r>
+        <w:rPr/>
+        <w:t xml:space="preserve"> Both </w:t>
+      </w:r>
+      <w:r>
+        <w:rPr>
+          <w:rStyle w:val="SourceText"/>
+        </w:rPr>
+        <w:t>@playwright/mcp</w:t>
       </w:r>
       <w:r>
         <w:rPr/>
@@ -13928,188 +13919,61 @@
         <w:rPr>
           <w:rStyle w:val="SourceText"/>
         </w:rPr>
-        <w:t>pwsh</w:t>
-      </w:r>
-      <w:r>
-        <w:rPr/>
-        <w:t xml:space="preserve"> present runs both. This is not double-firing to fix — it is how the same hook reaches both shells; each PowerShell twin stands itself down on the wrong platform (</w:t>
-      </w:r>
-      <w:r>
-        <w:rPr>
-          <w:rStyle w:val="SourceText"/>
-        </w:rPr>
-        <w:t>$env:OS -ne 'Windows_NT'</w:t>
-      </w:r>
-      <w:r>
-        <w:rPr/>
-        <w:t xml:space="preserve">) rather than the bash twin doing that job. </w:t>
-      </w:r>
-    </w:p>
-    <w:p>
-      <w:pPr>
-        <w:pStyle w:val="BodyText"/>
-        <w:numPr>
-          <w:ilvl w:val="0"/>
-          <w:numId w:val="28"/>
-        </w:numPr>
-        <w:tabs>
-          <w:tab w:val="clear" w:pos="1134"/>
-          <w:tab w:val="left" w:pos="829" w:leader="none"/>
-        </w:tabs>
-        <w:bidi w:val="0"/>
-        <w:ind w:hanging="283" w:left="829"/>
-        <w:jc w:val="left"/>
-        <w:rPr/>
-      </w:pPr>
-      <w:r>
-        <w:rPr>
-          <w:rStyle w:val="Strong"/>
-        </w:rPr>
-        <w:t>Tests and checks are slow on Windows.</w:t>
-      </w:r>
-      <w:r>
-        <w:rPr/>
-        <w:t xml:space="preserve"> Read </w:t>
-      </w:r>
-      <w:r>
-        <w:rPr>
-          <w:rStyle w:val="SourceText"/>
-        </w:rPr>
-        <w:t>/crew:status</w:t>
-      </w:r>
-      <w:r>
-        <w:rPr/>
-        <w:t xml:space="preserve">'s </w:t>
-      </w:r>
-      <w:r>
-        <w:rPr>
-          <w:rStyle w:val="SourceText"/>
-        </w:rPr>
-        <w:t>shell</w:t>
-      </w:r>
-      <w:r>
-        <w:rPr/>
-        <w:t xml:space="preserve"> line first. It names the shell route crew's jobs take (</w:t>
-      </w:r>
-      <w:r>
-        <w:rPr>
-          <w:rStyle w:val="SourceText"/>
-        </w:rPr>
-        <w:t>shellRoute.mode</w:t>
-      </w:r>
-      <w:r>
-        <w:rPr/>
-        <w:t xml:space="preserve">: </w:t>
-      </w:r>
-      <w:r>
-        <w:rPr>
-          <w:rStyle w:val="SourceText"/>
-        </w:rPr>
-        <w:t>auto</w:t>
-      </w:r>
-      <w:r>
-        <w:rPr/>
-        <w:t xml:space="preserve">, </w:t>
-      </w:r>
-      <w:r>
-        <w:rPr>
-          <w:rStyle w:val="SourceText"/>
-        </w:rPr>
-        <w:t>wsl</w:t>
-      </w:r>
-      <w:r>
-        <w:rPr/>
-        <w:t xml:space="preserve">, </w:t>
-      </w:r>
-      <w:r>
-        <w:rPr>
-          <w:rStyle w:val="SourceText"/>
-        </w:rPr>
-        <w:t>powershell</w:t>
-      </w:r>
-      <w:r>
-        <w:rPr/>
-        <w:t xml:space="preserve">, </w:t>
-      </w:r>
-      <w:r>
-        <w:rPr>
-          <w:rStyle w:val="SourceText"/>
-        </w:rPr>
-        <w:t>gitbash</w:t>
-      </w:r>
-      <w:r>
-        <w:rPr/>
-        <w:t xml:space="preserve">) and why. </w:t>
-      </w:r>
-      <w:r>
-        <w:rPr>
-          <w:rStyle w:val="SourceText"/>
-        </w:rPr>
-        <w:t>WSL never probed</w:t>
-      </w:r>
-      <w:r>
-        <w:rPr/>
-        <w:t xml:space="preserve"> means nobody ran </w:t>
-      </w:r>
-      <w:r>
-        <w:rPr>
-          <w:rStyle w:val="SourceText"/>
-        </w:rPr>
-        <w:t>crew_shell.py probe --write</w:t>
-      </w:r>
-      <w:r>
-        <w:rPr/>
-        <w:t xml:space="preserve">; </w:t>
-      </w:r>
-      <w:r>
-        <w:rPr>
-          <w:rStyle w:val="SourceText"/>
-        </w:rPr>
-        <w:t>not-installed</w:t>
-      </w:r>
-      <w:r>
-        <w:rPr/>
-        <w:t xml:space="preserve"> comes with the </w:t>
-      </w:r>
-      <w:r>
-        <w:rPr>
-          <w:rStyle w:val="SourceText"/>
-        </w:rPr>
-        <w:t>wsl --install -d Ubuntu</w:t>
-      </w:r>
-      <w:r>
-        <w:rPr/>
-        <w:t xml:space="preserve"> recommendation, which crew prints and never runs. A repo on a Windows drive goes to WSL under </w:t>
-      </w:r>
-      <w:r>
-        <w:rPr>
-          <w:rStyle w:val="SourceText"/>
-        </w:rPr>
-        <w:t>auto</w:t>
-      </w:r>
-      <w:r>
-        <w:rPr/>
-        <w:t xml:space="preserve"> only after </w:t>
-      </w:r>
-      <w:r>
-        <w:rPr>
-          <w:rStyle w:val="SourceText"/>
-        </w:rPr>
-        <w:t>crew_shell.py measure --write</w:t>
-      </w:r>
-      <w:r>
-        <w:rPr/>
-        <w:t xml:space="preserve"> has shown WSL faster there. See "Choosing the shell route on Windows" in </w:t>
-      </w:r>
-      <w:r>
-        <w:rPr>
-          <w:rStyle w:val="SourceText"/>
-        </w:rPr>
-        <w:t>plugin/crew/skills/crew-setup/platform.md</w:t>
-      </w:r>
-      <w:r>
-        <w:rPr/>
-        <w:t xml:space="preserve">. </w:t>
+        <w:t>chrome-devtools-mcp</w:t>
+      </w:r>
+      <w:r>
+        <w:rPr/>
+        <w:t xml:space="preserve"> are launched with </w:t>
+      </w:r>
+      <w:r>
+        <w:rPr>
+          <w:rStyle w:val="SourceText"/>
+        </w:rPr>
+        <w:t>npx</w:t>
+      </w:r>
+      <w:r>
+        <w:rPr/>
+        <w:t xml:space="preserve">, which the MCP host cannot invoke directly on Windows — wrap the entry as </w:t>
+      </w:r>
+      <w:r>
+        <w:rPr>
+          <w:rStyle w:val="SourceText"/>
+        </w:rPr>
+        <w:t>"command": "cmd", "args": ["/c", "npx", ...]</w:t>
+      </w:r>
+      <w:r>
+        <w:rPr/>
+        <w:t xml:space="preserve"> in </w:t>
+      </w:r>
+      <w:r>
+        <w:rPr>
+          <w:rStyle w:val="SourceText"/>
+        </w:rPr>
+        <w:t>.mcp.json</w:t>
+      </w:r>
+      <w:r>
+        <w:rPr/>
+        <w:t xml:space="preserve"> (documented in chrome-devtools-mcp's own troubleshooting for the "Connection closed" failure); the </w:t>
+      </w:r>
+      <w:r>
+        <w:rPr>
+          <w:rStyle w:val="SourceText"/>
+        </w:rPr>
+        <w:t>stack-web</w:t>
+      </w:r>
+      <w:r>
+        <w:rPr/>
+        <w:t xml:space="preserve"> skill's </w:t>
+      </w:r>
+      <w:r>
+        <w:rPr>
+          <w:rStyle w:val="SourceText"/>
+        </w:rPr>
+        <w:t>.mcp.json</w:t>
+      </w:r>
+      <w:r>
+        <w:rPr/>
+        <w:t xml:space="preserve"> example already shows this. </w:t>
       </w:r>
     </w:p>
     <w:p>
@@ -14120,48 +13984,11 @@
         <w:jc w:val="left"/>
         <w:rPr/>
       </w:pPr>
-      <w:bookmarkStart w:id="19" w:name="auto-wrap-up-auto-clear-and-auto-resume"/>
+      <w:bookmarkStart w:id="19" w:name="windows-notes"/>
       <w:bookmarkEnd w:id="19"/>
       <w:r>
         <w:rPr/>
-        <w:t>Auto Wrap-Up, Auto-Clear and Auto-Resume</w:t>
-      </w:r>
-    </w:p>
-    <w:p>
-      <w:pPr>
-        <w:pStyle w:val="BodyText"/>
-        <w:bidi w:val="0"/>
-        <w:jc w:val="left"/>
-        <w:rPr/>
-      </w:pPr>
-      <w:r>
-        <w:rPr/>
-        <w:t>This section is folded into the troubleshooting guide (</w:t>
-      </w:r>
-      <w:r>
-        <w:rPr>
-          <w:rStyle w:val="SourceText"/>
-        </w:rPr>
-        <w:t>troubleshooting.md</w:t>
-      </w:r>
-      <w:r>
-        <w:rPr/>
-        <w:t>), linked from it as "Auto wrap-up, clear and resume". It covers the cycle that lets a long session finish itself cleanly, clear, and pick up where it stopped.</w:t>
-      </w:r>
-    </w:p>
-    <w:p>
-      <w:pPr>
-        <w:pStyle w:val="Heading3"/>
-        <w:bidi w:val="0"/>
-        <w:ind w:hanging="0" w:left="0" w:right="0"/>
-        <w:jc w:val="left"/>
-        <w:rPr/>
-      </w:pPr>
-      <w:bookmarkStart w:id="20" w:name="what-the-cycle-does"/>
-      <w:bookmarkEnd w:id="20"/>
-      <w:r>
-        <w:rPr/>
-        <w:t>What the Cycle Does</w:t>
+        <w:t>Windows Notes</w:t>
       </w:r>
     </w:p>
     <w:p>
@@ -14183,43 +14010,41 @@
       </w:pPr>
       <w:r>
         <w:rPr>
+          <w:rStyle w:val="SourceText"/>
+        </w:rPr>
+        <w:t>pwsh</w:t>
+      </w:r>
+      <w:r>
+        <w:rPr>
           <w:rStyle w:val="Strong"/>
         </w:rPr>
-        <w:t>Wrap-up.</w:t>
-      </w:r>
-      <w:r>
-        <w:rPr/>
-        <w:t xml:space="preserve"> When the context window crosses its threshold, the </w:t>
-      </w:r>
-      <w:r>
-        <w:rPr>
-          <w:rStyle w:val="SourceText"/>
-        </w:rPr>
-        <w:t>Stop</w:t>
-      </w:r>
-      <w:r>
-        <w:rPr/>
-        <w:t xml:space="preserve"> hook blocks once. It asks the session to finish or park the change in flight, write </w:t>
-      </w:r>
-      <w:r>
-        <w:rPr>
-          <w:rStyle w:val="SourceText"/>
-        </w:rPr>
-        <w:t>.work/HANDOFF.md</w:t>
-      </w:r>
-      <w:r>
-        <w:rPr/>
-        <w:t xml:space="preserve">, and update the ticket. This happens once for each threshold crossing in each session. It never happens on the forced continuation that follows a block. With </w:t>
-      </w:r>
-      <w:r>
-        <w:rPr>
-          <w:rStyle w:val="SourceText"/>
-        </w:rPr>
-        <w:t>context.autoClear.wrapUp</w:t>
-      </w:r>
-      <w:r>
-        <w:rPr/>
-        <w:t xml:space="preserve"> armed (below), the block carries the wrap-up procedure instead, and the clear waits for its results. </w:t>
+        <w:t xml:space="preserve"> is not on Git Bash's </w:t>
+      </w:r>
+      <w:r>
+        <w:rPr>
+          <w:rStyle w:val="SourceText"/>
+        </w:rPr>
+        <w:t>PATH</w:t>
+      </w:r>
+      <w:r>
+        <w:rPr>
+          <w:rStyle w:val="Strong"/>
+        </w:rPr>
+        <w:t>.</w:t>
+      </w:r>
+      <w:r>
+        <w:rPr/>
+        <w:t xml:space="preserve"> Every script that shells out to PowerShell names it by an absolute path or resolves it explicitly; a bare </w:t>
+      </w:r>
+      <w:r>
+        <w:rPr>
+          <w:rStyle w:val="SourceText"/>
+        </w:rPr>
+        <w:t>pwsh</w:t>
+      </w:r>
+      <w:r>
+        <w:rPr/>
+        <w:t xml:space="preserve"> in a hand-typed command fails as "command not found", which is easy to misread as PowerShell itself being broken. </w:t>
       </w:r>
     </w:p>
     <w:p>
@@ -14234,6 +14059,7 @@
           <w:tab w:val="left" w:pos="829" w:leader="none"/>
         </w:tabs>
         <w:bidi w:val="0"/>
+        <w:spacing w:before="120" w:after="0"/>
         <w:ind w:hanging="283" w:left="829"/>
         <w:jc w:val="left"/>
         <w:rPr/>
@@ -14242,57 +14068,204 @@
         <w:rPr>
           <w:rStyle w:val="Strong"/>
         </w:rPr>
-        <w:t>Clear, or notify.</w:t>
-      </w:r>
-      <w:r>
-        <w:rPr/>
-        <w:t xml:space="preserve"> After the handoff is written, auto-clear acts on it. What it does depends on </w:t>
-      </w:r>
-      <w:r>
-        <w:rPr>
-          <w:rStyle w:val="SourceText"/>
-        </w:rPr>
-        <w:t>method</w:t>
-      </w:r>
-      <w:r>
-        <w:rPr/>
-        <w:t xml:space="preserve"> (below): </w:t>
-      </w:r>
-      <w:r>
-        <w:rPr>
-          <w:rStyle w:val="SourceText"/>
-        </w:rPr>
-        <w:t>notify</w:t>
-      </w:r>
-      <w:r>
-        <w:rPr/>
-        <w:t xml:space="preserve"> (the default on native Windows) prints a message telling you the handoff is written and it is safe to run </w:t>
-      </w:r>
-      <w:r>
-        <w:rPr>
-          <w:rStyle w:val="SourceText"/>
-        </w:rPr>
-        <w:t>/clear</w:t>
-      </w:r>
-      <w:r>
-        <w:rPr/>
-        <w:t xml:space="preserve"> (or </w:t>
-      </w:r>
-      <w:r>
-        <w:rPr>
-          <w:rStyle w:val="SourceText"/>
-        </w:rPr>
-        <w:t>/compact</w:t>
-      </w:r>
-      <w:r>
-        <w:rPr/>
-        <w:t xml:space="preserve">) yourself — it types nothing. </w:t>
-      </w:r>
-      <w:r>
-        <w:rPr>
-          <w:rStyle w:val="SourceText"/>
-        </w:rPr>
-        <w:t>tmux</w:t>
+        <w:t xml:space="preserve">Git Bash ships without </w:t>
+      </w:r>
+      <w:r>
+        <w:rPr>
+          <w:rStyle w:val="SourceText"/>
+        </w:rPr>
+        <w:t>python3</w:t>
+      </w:r>
+      <w:r>
+        <w:rPr>
+          <w:rStyle w:val="Strong"/>
+        </w:rPr>
+        <w:t>.</w:t>
+      </w:r>
+      <w:r>
+        <w:rPr/>
+        <w:t xml:space="preserve"> Every hook wrapper here resolves </w:t>
+      </w:r>
+      <w:r>
+        <w:rPr>
+          <w:rStyle w:val="SourceText"/>
+        </w:rPr>
+        <w:t>python3</w:t>
+      </w:r>
+      <w:r>
+        <w:rPr/>
+        <w:t xml:space="preserve">, then </w:t>
+      </w:r>
+      <w:r>
+        <w:rPr>
+          <w:rStyle w:val="SourceText"/>
+        </w:rPr>
+        <w:t>python</w:t>
+      </w:r>
+      <w:r>
+        <w:rPr/>
+        <w:t xml:space="preserve">, then </w:t>
+      </w:r>
+      <w:r>
+        <w:rPr>
+          <w:rStyle w:val="SourceText"/>
+        </w:rPr>
+        <w:t>py</w:t>
+      </w:r>
+      <w:r>
+        <w:rPr/>
+        <w:t xml:space="preserve">, and fails loudly on stderr rather than silently standing down when none resolves (see "no-python fail-closed", above). If a hook you expect to run says nothing at all, check for a usable Python on </w:t>
+      </w:r>
+      <w:r>
+        <w:rPr>
+          <w:rStyle w:val="SourceText"/>
+        </w:rPr>
+        <w:t>PATH</w:t>
+      </w:r>
+      <w:r>
+        <w:rPr/>
+        <w:t xml:space="preserve"> first. </w:t>
+      </w:r>
+    </w:p>
+    <w:p>
+      <w:pPr>
+        <w:pStyle w:val="BodyText"/>
+        <w:numPr>
+          <w:ilvl w:val="0"/>
+          <w:numId w:val="29"/>
+        </w:numPr>
+        <w:tabs>
+          <w:tab w:val="clear" w:pos="1134"/>
+          <w:tab w:val="left" w:pos="829" w:leader="none"/>
+        </w:tabs>
+        <w:bidi w:val="0"/>
+        <w:spacing w:before="120" w:after="0"/>
+        <w:ind w:hanging="283" w:left="829"/>
+        <w:jc w:val="left"/>
+        <w:rPr/>
+      </w:pPr>
+      <w:r>
+        <w:rPr>
+          <w:rStyle w:val="Strong"/>
+        </w:rPr>
+        <w:t>Both flavours are always registered.</w:t>
+      </w:r>
+      <w:r>
+        <w:rPr/>
+        <w:t xml:space="preserve"> </w:t>
+      </w:r>
+      <w:r>
+        <w:rPr>
+          <w:rStyle w:val="SourceText"/>
+        </w:rPr>
+        <w:t>hooks.json</w:t>
+      </w:r>
+      <w:r>
+        <w:rPr/>
+        <w:t xml:space="preserve"> pairs every bash command with a </w:t>
+      </w:r>
+      <w:r>
+        <w:rPr>
+          <w:rStyle w:val="SourceText"/>
+        </w:rPr>
+        <w:t>shell: "powershell"</w:t>
+      </w:r>
+      <w:r>
+        <w:rPr/>
+        <w:t xml:space="preserve"> sibling on the same event, so a machine with both </w:t>
+      </w:r>
+      <w:r>
+        <w:rPr>
+          <w:rStyle w:val="SourceText"/>
+        </w:rPr>
+        <w:t>bash</w:t>
+      </w:r>
+      <w:r>
+        <w:rPr/>
+        <w:t xml:space="preserve"> and </w:t>
+      </w:r>
+      <w:r>
+        <w:rPr>
+          <w:rStyle w:val="SourceText"/>
+        </w:rPr>
+        <w:t>pwsh</w:t>
+      </w:r>
+      <w:r>
+        <w:rPr/>
+        <w:t xml:space="preserve"> present runs both. This is not double-firing to fix — it is how the same hook reaches both shells; each PowerShell twin stands itself down on the wrong platform (</w:t>
+      </w:r>
+      <w:r>
+        <w:rPr>
+          <w:rStyle w:val="SourceText"/>
+        </w:rPr>
+        <w:t>$env:OS -ne 'Windows_NT'</w:t>
+      </w:r>
+      <w:r>
+        <w:rPr/>
+        <w:t xml:space="preserve">) rather than the bash twin doing that job. </w:t>
+      </w:r>
+    </w:p>
+    <w:p>
+      <w:pPr>
+        <w:pStyle w:val="BodyText"/>
+        <w:numPr>
+          <w:ilvl w:val="0"/>
+          <w:numId w:val="29"/>
+        </w:numPr>
+        <w:tabs>
+          <w:tab w:val="clear" w:pos="1134"/>
+          <w:tab w:val="left" w:pos="829" w:leader="none"/>
+        </w:tabs>
+        <w:bidi w:val="0"/>
+        <w:ind w:hanging="283" w:left="829"/>
+        <w:jc w:val="left"/>
+        <w:rPr/>
+      </w:pPr>
+      <w:r>
+        <w:rPr>
+          <w:rStyle w:val="Strong"/>
+        </w:rPr>
+        <w:t>Tests and checks are slow on Windows.</w:t>
+      </w:r>
+      <w:r>
+        <w:rPr/>
+        <w:t xml:space="preserve"> Read </w:t>
+      </w:r>
+      <w:r>
+        <w:rPr>
+          <w:rStyle w:val="SourceText"/>
+        </w:rPr>
+        <w:t>/crew:status</w:t>
+      </w:r>
+      <w:r>
+        <w:rPr/>
+        <w:t xml:space="preserve">'s </w:t>
+      </w:r>
+      <w:r>
+        <w:rPr>
+          <w:rStyle w:val="SourceText"/>
+        </w:rPr>
+        <w:t>shell</w:t>
+      </w:r>
+      <w:r>
+        <w:rPr/>
+        <w:t xml:space="preserve"> line first. It names the shell route crew's jobs take (</w:t>
+      </w:r>
+      <w:r>
+        <w:rPr>
+          <w:rStyle w:val="SourceText"/>
+        </w:rPr>
+        <w:t>shellRoute.mode</w:t>
+      </w:r>
+      <w:r>
+        <w:rPr/>
+        <w:t xml:space="preserve">: </w:t>
+      </w:r>
+      <w:r>
+        <w:rPr>
+          <w:rStyle w:val="SourceText"/>
+        </w:rPr>
+        <w:t>auto</w:t>
       </w:r>
       <w:r>
         <w:rPr/>
@@ -14302,71 +14275,116 @@
         <w:rPr>
           <w:rStyle w:val="SourceText"/>
         </w:rPr>
-        <w:t>xdotool</w:t>
-      </w:r>
-      <w:r>
-        <w:rPr/>
-        <w:t xml:space="preserve"> and </w:t>
-      </w:r>
-      <w:r>
-        <w:rPr>
-          <w:rStyle w:val="SourceText"/>
-        </w:rPr>
-        <w:t>sendkeys</w:t>
-      </w:r>
-      <w:r>
-        <w:rPr/>
-        <w:t xml:space="preserve"> actually type the configured command into the terminal that runs this session. Whichever method is in force, it acts only when all five of these hold: - this machine opted in; - the handoff was written by this session after the wrap-up request, is longer than a stub, and is not the automatic PreCompact skeleton; - the context reading that caused the wrap-up was a real measurement (see "When it will not clear"); - this session is bound to its own Claude Code process, and that process has a terminal of its own (see "Which window gets the keystroke") — a headless session, such as a </w:t>
-      </w:r>
-      <w:r>
-        <w:rPr>
-          <w:rStyle w:val="SourceText"/>
-        </w:rPr>
-        <w:t>claude -p</w:t>
-      </w:r>
-      <w:r>
-        <w:rPr/>
-        <w:t xml:space="preserve"> child, gets one message instead, naming its handoff and saying the process that started it must start a new one; - for a method that types (</w:t>
-      </w:r>
-      <w:r>
-        <w:rPr>
-          <w:rStyle w:val="SourceText"/>
-        </w:rPr>
-        <w:t>tmux</w:t>
-      </w:r>
-      <w:r>
-        <w:rPr/>
-        <w:t>/</w:t>
-      </w:r>
-      <w:r>
-        <w:rPr>
-          <w:rStyle w:val="SourceText"/>
-        </w:rPr>
-        <w:t>xdotool</w:t>
-      </w:r>
-      <w:r>
-        <w:rPr/>
-        <w:t>/</w:t>
-      </w:r>
-      <w:r>
-        <w:rPr>
-          <w:rStyle w:val="SourceText"/>
-        </w:rPr>
-        <w:t>sendkeys</w:t>
-      </w:r>
-      <w:r>
-        <w:rPr/>
-        <w:t xml:space="preserve">), the target window can be identified exactly, from that process — </w:t>
-      </w:r>
-      <w:r>
-        <w:rPr>
-          <w:rStyle w:val="SourceText"/>
-        </w:rPr>
-        <w:t>notify</w:t>
-      </w:r>
-      <w:r>
-        <w:rPr/>
-        <w:t xml:space="preserve"> needs none of this, since it identifies no window. </w:t>
+        <w:t>wsl</w:t>
+      </w:r>
+      <w:r>
+        <w:rPr/>
+        <w:t xml:space="preserve">, </w:t>
+      </w:r>
+      <w:r>
+        <w:rPr>
+          <w:rStyle w:val="SourceText"/>
+        </w:rPr>
+        <w:t>powershell</w:t>
+      </w:r>
+      <w:r>
+        <w:rPr/>
+        <w:t xml:space="preserve">, </w:t>
+      </w:r>
+      <w:r>
+        <w:rPr>
+          <w:rStyle w:val="SourceText"/>
+        </w:rPr>
+        <w:t>gitbash</w:t>
+      </w:r>
+      <w:r>
+        <w:rPr/>
+        <w:t xml:space="preserve">) and why. </w:t>
+      </w:r>
+      <w:r>
+        <w:rPr>
+          <w:rStyle w:val="SourceText"/>
+        </w:rPr>
+        <w:t>WSL never probed</w:t>
+      </w:r>
+      <w:r>
+        <w:rPr/>
+        <w:t xml:space="preserve"> means nobody ran </w:t>
+      </w:r>
+      <w:r>
+        <w:rPr>
+          <w:rStyle w:val="SourceText"/>
+        </w:rPr>
+        <w:t>crew_shell.py probe --write</w:t>
+      </w:r>
+      <w:r>
+        <w:rPr/>
+        <w:t xml:space="preserve">; </w:t>
+      </w:r>
+      <w:r>
+        <w:rPr>
+          <w:rStyle w:val="SourceText"/>
+        </w:rPr>
+        <w:t>not-installed</w:t>
+      </w:r>
+      <w:r>
+        <w:rPr/>
+        <w:t xml:space="preserve"> comes with the </w:t>
+      </w:r>
+      <w:r>
+        <w:rPr>
+          <w:rStyle w:val="SourceText"/>
+        </w:rPr>
+        <w:t>wsl --install -d Ubuntu</w:t>
+      </w:r>
+      <w:r>
+        <w:rPr/>
+        <w:t xml:space="preserve"> recommendation, which crew prints and never runs. A repo on a Windows drive goes to WSL under </w:t>
+      </w:r>
+      <w:r>
+        <w:rPr>
+          <w:rStyle w:val="SourceText"/>
+        </w:rPr>
+        <w:t>auto</w:t>
+      </w:r>
+      <w:r>
+        <w:rPr/>
+        <w:t xml:space="preserve"> only after </w:t>
+      </w:r>
+      <w:r>
+        <w:rPr>
+          <w:rStyle w:val="SourceText"/>
+        </w:rPr>
+        <w:t>crew_shell.py measure --write</w:t>
+      </w:r>
+      <w:r>
+        <w:rPr/>
+        <w:t xml:space="preserve"> has shown WSL faster there. See "Choosing the shell route on Windows" in </w:t>
+      </w:r>
+      <w:r>
+        <w:rPr>
+          <w:rStyle w:val="SourceText"/>
+        </w:rPr>
+        <w:t>plugin/crew/skills/crew-setup/platform.md</w:t>
+      </w:r>
+      <w:r>
+        <w:rPr/>
+        <w:t xml:space="preserve">. </w:t>
+      </w:r>
+    </w:p>
+    <w:p>
+      <w:pPr>
+        <w:pStyle w:val="Heading2"/>
+        <w:bidi w:val="0"/>
+        <w:ind w:hanging="0" w:left="0" w:right="0"/>
+        <w:jc w:val="left"/>
+        <w:rPr/>
+      </w:pPr>
+      <w:bookmarkStart w:id="20" w:name="auto-wrap-up-auto-clear-and-auto-resume"/>
+      <w:bookmarkEnd w:id="20"/>
+      <w:r>
+        <w:rPr/>
+        <w:t>Auto Wrap-Up, Auto-Clear and Auto-Resume</w:t>
       </w:r>
     </w:p>
     <w:p>
@@ -14377,486 +14395,18 @@
         <w:rPr/>
       </w:pPr>
       <w:r>
-        <w:rPr>
-          <w:rStyle w:val="Strong"/>
-        </w:rPr>
-        <w:t>Crew neither causes nor tunes Claude Code's own auto-compact.</w:t>
-      </w:r>
-      <w:r>
-        <w:rPr/>
-        <w:t xml:space="preserve"> That is a separate, built-in behaviour that fires whenever Claude Code itself decides to; this cycle only reacts to a handoff once one exists, and nothing here makes auto-compact happen sooner, later, or at all. While an autopilot goal runs, the handoff names the goal, not the ticket in hand: every writer (autopilot's low-context stop, </w:t>
-      </w:r>
-      <w:r>
-        <w:rPr>
-          <w:rStyle w:val="SourceText"/>
-        </w:rPr>
-        <w:t>/crew:handoff</w:t>
-      </w:r>
-      <w:r>
-        <w:rPr/>
-        <w:t xml:space="preserve">, the PreCompact skeleton) asks </w:t>
-      </w:r>
-      <w:r>
-        <w:rPr>
-          <w:rStyle w:val="SourceText"/>
-        </w:rPr>
-        <w:t>crew_autopilot.py handoff-resume</w:t>
-      </w:r>
-      <w:r>
-        <w:rPr/>
-        <w:t xml:space="preserve">, which answers </w:t>
-      </w:r>
-      <w:r>
-        <w:rPr>
-          <w:rStyle w:val="SourceText"/>
-        </w:rPr>
-        <w:t>resume: /crew:autopilot --goal &lt;slug&gt;</w:t>
-      </w:r>
-      <w:r>
-        <w:rPr/>
-        <w:t xml:space="preserve"> for the one running goal. Two running goals or an unreadable goal file give </w:t>
-      </w:r>
-      <w:r>
-        <w:rPr>
-          <w:rStyle w:val="SourceText"/>
-        </w:rPr>
-        <w:t>resume: none</w:t>
-      </w:r>
-      <w:r>
-        <w:rPr/>
-        <w:t xml:space="preserve">: it could not tell which goal runs, and it never falls back to the ticket form, which would drop the goal. 3. </w:t>
-      </w:r>
-      <w:r>
-        <w:rPr>
-          <w:rStyle w:val="Strong"/>
-        </w:rPr>
-        <w:t>Resume.</w:t>
-      </w:r>
-      <w:r>
-        <w:rPr/>
-        <w:t xml:space="preserve"> The new session starts with the handoff and its next action already in context, within the 3,000-character resume budget. Nothing starts working unprompted: crew does not use </w:t>
-      </w:r>
-      <w:r>
-        <w:rPr>
-          <w:rStyle w:val="SourceText"/>
-        </w:rPr>
-        <w:t>initialUserMessage</w:t>
-      </w:r>
-      <w:r>
-        <w:rPr/>
-        <w:t xml:space="preserve">, so you press Enter to continue. Claude Code 2.1.282 drops it in an interactive session anyway (spike, 2026-09-25): it is honoured by </w:t>
-      </w:r>
-      <w:r>
-        <w:rPr>
-          <w:rStyle w:val="SourceText"/>
-        </w:rPr>
-        <w:t>claude -p</w:t>
-      </w:r>
-      <w:r>
-        <w:rPr/>
-        <w:t xml:space="preserve"> only.</w:t>
-      </w:r>
-    </w:p>
-    <w:p>
-      <w:pPr>
-        <w:pStyle w:val="BodyText"/>
-        <w:bidi w:val="0"/>
-        <w:jc w:val="left"/>
-        <w:rPr/>
-      </w:pPr>
-      <w:r>
-        <w:rPr/>
-        <w:t xml:space="preserve">With </w:t>
-      </w:r>
-      <w:r>
-        <w:rPr>
-          <w:rStyle w:val="SourceText"/>
-        </w:rPr>
-        <w:t>resume.auto: true</w:t>
-      </w:r>
-      <w:r>
-        <w:rPr/>
-        <w:t xml:space="preserve"> in the machine-global config, the handoff after </w:t>
-      </w:r>
-      <w:r>
-        <w:rPr>
-          <w:rStyle w:val="SourceText"/>
-        </w:rPr>
-        <w:t>/clear</w:t>
-      </w:r>
-      <w:r>
-        <w:rPr/>
-        <w:t xml:space="preserve"> or a manual </w:t>
-      </w:r>
-      <w:r>
-        <w:rPr>
-          <w:rStyle w:val="SourceText"/>
-        </w:rPr>
-        <w:t>/compact</w:t>
-      </w:r>
-      <w:r>
-        <w:rPr/>
-        <w:t xml:space="preserve"> also names the exact next command, read from the note's </w:t>
-      </w:r>
-      <w:r>
-        <w:rPr>
-          <w:rStyle w:val="SourceText"/>
-        </w:rPr>
-        <w:t>resume:</w:t>
-      </w:r>
-      <w:r>
-        <w:rPr/>
-        <w:t xml:space="preserve"> line (</w:t>
-      </w:r>
-      <w:r>
-        <w:rPr>
-          <w:rStyle w:val="SourceText"/>
-        </w:rPr>
-        <w:t>resume: /crew:done T-0001</w:t>
-      </w:r>
-      <w:r>
-        <w:rPr/>
-        <w:t xml:space="preserve">): </w:t>
-      </w:r>
-      <w:r>
-        <w:rPr>
-          <w:rStyle w:val="SourceText"/>
-        </w:rPr>
-        <w:t>Auto-resume: ready to run /crew:done T-0001.</w:t>
-      </w:r>
-      <w:r>
-        <w:rPr/>
-        <w:t xml:space="preserve"> — or </w:t>
-      </w:r>
-      <w:r>
-        <w:rPr>
-          <w:rStyle w:val="SourceText"/>
-        </w:rPr>
-        <w:t>Auto-resume did not start: &lt;reason&gt;.</w:t>
-      </w:r>
-      <w:r>
-        <w:rPr/>
-        <w:t xml:space="preserve"> when a check refuses it. It does not start from the hook: you press Enter or type it, or crew types it where the terminal can be identified (below). The refusal reasons are: compact was not a manual /compact; no handoff note, or it was archived as stale, or is stale and could not be archived; the handoff is the automatic PreCompact skeleton; no resume line, </w:t>
-      </w:r>
-      <w:r>
-        <w:rPr>
-          <w:rStyle w:val="SourceText"/>
-        </w:rPr>
-        <w:t>resume: none</w:t>
-      </w:r>
-      <w:r>
-        <w:rPr/>
-        <w:t xml:space="preserve">, or a line the grammar refuses (a second line, trailing text, an unknown command, or an excluded one such as </w:t>
-      </w:r>
-      <w:r>
-        <w:rPr>
-          <w:rStyle w:val="SourceText"/>
-        </w:rPr>
-        <w:t>/crew:approve</w:t>
-      </w:r>
-      <w:r>
-        <w:rPr/>
-        <w:t xml:space="preserve">); the note's </w:t>
-      </w:r>
-      <w:r>
-        <w:rPr>
-          <w:rStyle w:val="SourceText"/>
-        </w:rPr>
-        <w:t>branch:</w:t>
-      </w:r>
-      <w:r>
-        <w:rPr/>
-        <w:t xml:space="preserve"> or </w:t>
-      </w:r>
-      <w:r>
-        <w:rPr>
-          <w:rStyle w:val="SourceText"/>
-        </w:rPr>
-        <w:t>head:</w:t>
-      </w:r>
-      <w:r>
-        <w:rPr/>
-        <w:t xml:space="preserve"> does not match the checkout; the ticket directory or goal file is missing; the command is not installed; </w:t>
-      </w:r>
-      <w:r>
-        <w:rPr>
-          <w:rStyle w:val="SourceText"/>
-        </w:rPr>
-        <w:t>handoff-author.json</w:t>
-      </w:r>
-      <w:r>
-        <w:rPr/>
-        <w:t xml:space="preserve"> could not be read; no record of which session wrote this handoff; a later handoff write could not replace or remove </w:t>
-      </w:r>
-      <w:r>
-        <w:rPr>
-          <w:rStyle w:val="SourceText"/>
-        </w:rPr>
-        <w:t>handoff-author.json</w:t>
-      </w:r>
-      <w:r>
-        <w:rPr/>
-        <w:t xml:space="preserve"> (</w:t>
-      </w:r>
-      <w:r>
-        <w:rPr>
-          <w:rStyle w:val="SourceText"/>
-        </w:rPr>
-        <w:t>handoff-author.json.stuck</w:t>
-      </w:r>
-      <w:r>
-        <w:rPr/>
-        <w:t xml:space="preserve">), or the file and its directory are both read-only so it can be neither replaced nor removed; the handoff changed since its author session wrote it; the handoff was written by another session; this session's process could not be identified (always on a host without </w:t>
-      </w:r>
-      <w:r>
-        <w:rPr>
-          <w:rStyle w:val="SourceText"/>
-        </w:rPr>
-        <w:t>/proc</w:t>
-      </w:r>
-      <w:r>
-        <w:rPr/>
-        <w:t>, such as native Windows or macOS); the record of past auto-resumes (</w:t>
-      </w:r>
-      <w:r>
-        <w:rPr>
-          <w:rStyle w:val="SourceText"/>
-        </w:rPr>
-        <w:t>resume-state.json</w:t>
-      </w:r>
-      <w:r>
-        <w:rPr/>
-        <w:t xml:space="preserve">) could not be read, or its directory cannot be searched; this handoff was already resumed; the progress fingerprint could not be computed; the same command with no progress since the last auto-resume; </w:t>
-      </w:r>
-      <w:r>
-        <w:rPr>
-          <w:rStyle w:val="SourceText"/>
-        </w:rPr>
-        <w:t>internal error</w:t>
-      </w:r>
-      <w:r>
-        <w:rPr/>
-        <w:t xml:space="preserve"> (the decision itself failed, and the handoff is still injected). Never on a plain </w:t>
-      </w:r>
-      <w:r>
-        <w:rPr>
-          <w:rStyle w:val="SourceText"/>
-        </w:rPr>
-        <w:t>startup</w:t>
-      </w:r>
-      <w:r>
-        <w:rPr/>
-        <w:t>.</w:t>
-      </w:r>
-    </w:p>
-    <w:p>
-      <w:pPr>
-        <w:pStyle w:val="BodyText"/>
-        <w:bidi w:val="0"/>
-        <w:jc w:val="left"/>
-        <w:rPr/>
-      </w:pPr>
-      <w:r>
-        <w:rPr>
-          <w:rStyle w:val="Strong"/>
-        </w:rPr>
-        <w:t>Crew types it where it can (T-0013).</w:t>
-      </w:r>
-      <w:r>
-        <w:rPr/>
-        <w:t xml:space="preserve"> The context hook runs its own flavour's </w:t>
-      </w:r>
-      <w:r>
-        <w:rPr>
-          <w:rStyle w:val="SourceText"/>
-        </w:rPr>
-        <w:t>auto-clear</w:t>
-      </w:r>
-      <w:r>
-        <w:rPr/>
-        <w:t xml:space="preserve"> sender in resume mode. Consent is </w:t>
-      </w:r>
-      <w:r>
-        <w:rPr>
-          <w:rStyle w:val="SourceText"/>
-        </w:rPr>
-        <w:t>resume.auto</w:t>
-      </w:r>
-      <w:r>
-        <w:rPr/>
-        <w:t xml:space="preserve">; </w:t>
-      </w:r>
-      <w:r>
-        <w:rPr>
-          <w:rStyle w:val="SourceText"/>
-        </w:rPr>
-        <w:t>context.autoClear</w:t>
-      </w:r>
-      <w:r>
-        <w:rPr/>
-        <w:t xml:space="preserve"> only describes the terminal. In tmux it waits </w:t>
-      </w:r>
-      <w:r>
-        <w:rPr>
-          <w:rStyle w:val="SourceText"/>
-        </w:rPr>
-        <w:t>resume.typeDelaySeconds</w:t>
-      </w:r>
-      <w:r>
-        <w:rPr/>
-        <w:t xml:space="preserve"> (default 2), polls the pane for an idle, empty input line for up to </w:t>
-      </w:r>
-      <w:r>
-        <w:rPr>
-          <w:rStyle w:val="SourceText"/>
-        </w:rPr>
-        <w:t>resume.readyTimeoutSeconds</w:t>
-      </w:r>
-      <w:r>
-        <w:rPr/>
-        <w:t xml:space="preserve"> (default 15), then sends the command and, half a second later, Enter. On native Windows it types only under an explicit </w:t>
-      </w:r>
-      <w:r>
-        <w:rPr>
-          <w:rStyle w:val="SourceText"/>
-        </w:rPr>
-        <w:t>method: sendkeys</w:t>
-      </w:r>
-      <w:r>
-        <w:rPr/>
-        <w:t xml:space="preserve">, after the delay, with the focus and tab rechecks; </w:t>
-      </w:r>
-      <w:r>
-        <w:rPr>
-          <w:rStyle w:val="SourceText"/>
-        </w:rPr>
-        <w:t>auto</w:t>
-      </w:r>
-      <w:r>
-        <w:rPr/>
-        <w:t xml:space="preserve"> there types nothing. It types once per handoff (a marker under </w:t>
-      </w:r>
-      <w:r>
-        <w:rPr>
-          <w:rStyle w:val="SourceText"/>
-        </w:rPr>
-        <w:t>&lt;git-common-dir&gt;/crew/</w:t>
-      </w:r>
-      <w:r>
-        <w:rPr/>
-        <w:t xml:space="preserve">) and records the run first, so a run that could not be recorded is never typed. The context then says </w:t>
-      </w:r>
-      <w:r>
-        <w:rPr>
-          <w:rStyle w:val="SourceText"/>
-        </w:rPr>
-        <w:t>Auto-resume: typing /crew:done T-0001 into this session in 2s (method tmux)</w:t>
-      </w:r>
-      <w:r>
-        <w:rPr/>
-        <w:t xml:space="preserve">, or keeps the line above and adds </w:t>
-      </w:r>
-      <w:r>
-        <w:rPr>
-          <w:rStyle w:val="SourceText"/>
-        </w:rPr>
-        <w:t>Auto-resume was not typed: &lt;reason&gt;.</w:t>
-      </w:r>
-      <w:r>
-        <w:rPr/>
-        <w:t xml:space="preserve"> Every refusal is in </w:t>
-      </w:r>
-      <w:r>
-        <w:rPr>
-          <w:rStyle w:val="SourceText"/>
-        </w:rPr>
-        <w:t>.crew/.autoclear.log</w:t>
-      </w:r>
-      <w:r>
-        <w:rPr/>
-        <w:t xml:space="preserve">: decide did not say run; no usable method, </w:t>
-      </w:r>
-      <w:r>
-        <w:rPr>
-          <w:rStyle w:val="SourceText"/>
-        </w:rPr>
-        <w:t>$TMUX</w:t>
-      </w:r>
-      <w:r>
-        <w:rPr/>
-        <w:t xml:space="preserve"> unset or a pane that is not this session's; </w:t>
-      </w:r>
-      <w:r>
-        <w:rPr>
-          <w:rStyle w:val="SourceText"/>
-        </w:rPr>
-        <w:t>wtype</w:t>
-      </w:r>
-      <w:r>
-        <w:rPr/>
-        <w:t xml:space="preserve"> or </w:t>
-      </w:r>
-      <w:r>
-        <w:rPr>
-          <w:rStyle w:val="SourceText"/>
-        </w:rPr>
-        <w:t>xdotool</w:t>
-      </w:r>
-      <w:r>
-        <w:rPr/>
-        <w:t>; already typed; the run could not be recorded; the input line is not empty; not ready in time; on Windows, focus lost or a tab not provable. The 2 s default comes from a measurement (input ready by 0.134 s after SessionStart on Claude Code 2.1.282); a delay is still a guess, and Windows has no probe.</w:t>
-      </w:r>
-    </w:p>
-    <w:p>
-      <w:pPr>
-        <w:pStyle w:val="BodyText"/>
-        <w:bidi w:val="0"/>
-        <w:jc w:val="left"/>
-        <w:rPr/>
-      </w:pPr>
-      <w:r>
-        <w:rPr/>
-        <w:t xml:space="preserve">A note resumes only in the session that wrote it. Write it with the Write tool (as </w:t>
-      </w:r>
-      <w:r>
-        <w:rPr>
-          <w:rStyle w:val="SourceText"/>
-        </w:rPr>
-        <w:t>/crew:handoff</w:t>
-      </w:r>
-      <w:r>
-        <w:rPr/>
-        <w:t xml:space="preserve"> does): the context hook then records which session and which Claude Code process wrote it. After </w:t>
-      </w:r>
-      <w:r>
-        <w:rPr>
-          <w:rStyle w:val="SourceText"/>
-        </w:rPr>
-        <w:t>/compact</w:t>
-      </w:r>
-      <w:r>
-        <w:rPr/>
-        <w:t xml:space="preserve"> the session must match; after </w:t>
-      </w:r>
-      <w:r>
-        <w:rPr>
-          <w:rStyle w:val="SourceText"/>
-        </w:rPr>
-        <w:t>/clear</w:t>
-      </w:r>
-      <w:r>
-        <w:rPr/>
-        <w:t xml:space="preserve"> the process must, so a </w:t>
-      </w:r>
-      <w:r>
-        <w:rPr>
-          <w:rStyle w:val="SourceText"/>
-        </w:rPr>
-        <w:t>/clear</w:t>
-      </w:r>
-      <w:r>
-        <w:rPr/>
-        <w:t xml:space="preserve"> in another terminal on the same worktree waits. A note written by Bash or by hand waits.</w:t>
+        <w:rPr/>
+        <w:t>This section is folded into the troubleshooting guide (</w:t>
+      </w:r>
+      <w:r>
+        <w:rPr>
+          <w:rStyle w:val="SourceText"/>
+        </w:rPr>
+        <w:t>troubleshooting.md</w:t>
+      </w:r>
+      <w:r>
+        <w:rPr/>
+        <w:t>), linked from it as "Auto wrap-up, clear and resume". It covers the cycle that lets a long session finish itself cleanly, clear, and pick up where it stopped.</w:t>
       </w:r>
     </w:p>
     <w:p>
@@ -14867,8 +14417,748 @@
         <w:jc w:val="left"/>
         <w:rPr/>
       </w:pPr>
-      <w:bookmarkStart w:id="21" w:name="turning-it-on-and-off"/>
+      <w:bookmarkStart w:id="21" w:name="what-the-cycle-does"/>
       <w:bookmarkEnd w:id="21"/>
+      <w:r>
+        <w:rPr/>
+        <w:t>What the Cycle Does</w:t>
+      </w:r>
+    </w:p>
+    <w:p>
+      <w:pPr>
+        <w:pStyle w:val="BodyText"/>
+        <w:numPr>
+          <w:ilvl w:val="0"/>
+          <w:numId w:val="30"/>
+        </w:numPr>
+        <w:tabs>
+          <w:tab w:val="clear" w:pos="1134"/>
+          <w:tab w:val="left" w:pos="829" w:leader="none"/>
+        </w:tabs>
+        <w:bidi w:val="0"/>
+        <w:spacing w:before="120" w:after="0"/>
+        <w:ind w:hanging="283" w:left="829"/>
+        <w:jc w:val="left"/>
+        <w:rPr/>
+      </w:pPr>
+      <w:r>
+        <w:rPr>
+          <w:rStyle w:val="Strong"/>
+        </w:rPr>
+        <w:t>Wrap-up.</w:t>
+      </w:r>
+      <w:r>
+        <w:rPr/>
+        <w:t xml:space="preserve"> When the context window crosses its threshold, the </w:t>
+      </w:r>
+      <w:r>
+        <w:rPr>
+          <w:rStyle w:val="SourceText"/>
+        </w:rPr>
+        <w:t>Stop</w:t>
+      </w:r>
+      <w:r>
+        <w:rPr/>
+        <w:t xml:space="preserve"> hook blocks once. It asks the session to finish or park the change in flight, write </w:t>
+      </w:r>
+      <w:r>
+        <w:rPr>
+          <w:rStyle w:val="SourceText"/>
+        </w:rPr>
+        <w:t>.work/HANDOFF.md</w:t>
+      </w:r>
+      <w:r>
+        <w:rPr/>
+        <w:t xml:space="preserve">, and update the ticket. This happens once for each threshold crossing in each session. It never happens on the forced continuation that follows a block. With </w:t>
+      </w:r>
+      <w:r>
+        <w:rPr>
+          <w:rStyle w:val="SourceText"/>
+        </w:rPr>
+        <w:t>context.autoClear.wrapUp</w:t>
+      </w:r>
+      <w:r>
+        <w:rPr/>
+        <w:t xml:space="preserve"> armed (below), the block carries the wrap-up procedure instead, and the clear waits for its results. </w:t>
+      </w:r>
+    </w:p>
+    <w:p>
+      <w:pPr>
+        <w:pStyle w:val="BodyText"/>
+        <w:numPr>
+          <w:ilvl w:val="0"/>
+          <w:numId w:val="30"/>
+        </w:numPr>
+        <w:tabs>
+          <w:tab w:val="clear" w:pos="1134"/>
+          <w:tab w:val="left" w:pos="829" w:leader="none"/>
+        </w:tabs>
+        <w:bidi w:val="0"/>
+        <w:ind w:hanging="283" w:left="829"/>
+        <w:jc w:val="left"/>
+        <w:rPr/>
+      </w:pPr>
+      <w:r>
+        <w:rPr>
+          <w:rStyle w:val="Strong"/>
+        </w:rPr>
+        <w:t>Clear, or notify.</w:t>
+      </w:r>
+      <w:r>
+        <w:rPr/>
+        <w:t xml:space="preserve"> After the handoff is written, auto-clear acts on it. What it does depends on </w:t>
+      </w:r>
+      <w:r>
+        <w:rPr>
+          <w:rStyle w:val="SourceText"/>
+        </w:rPr>
+        <w:t>method</w:t>
+      </w:r>
+      <w:r>
+        <w:rPr/>
+        <w:t xml:space="preserve"> (below): </w:t>
+      </w:r>
+      <w:r>
+        <w:rPr>
+          <w:rStyle w:val="SourceText"/>
+        </w:rPr>
+        <w:t>notify</w:t>
+      </w:r>
+      <w:r>
+        <w:rPr/>
+        <w:t xml:space="preserve"> (the default on native Windows) prints a message telling you the handoff is written and it is safe to run </w:t>
+      </w:r>
+      <w:r>
+        <w:rPr>
+          <w:rStyle w:val="SourceText"/>
+        </w:rPr>
+        <w:t>/clear</w:t>
+      </w:r>
+      <w:r>
+        <w:rPr/>
+        <w:t xml:space="preserve"> (or </w:t>
+      </w:r>
+      <w:r>
+        <w:rPr>
+          <w:rStyle w:val="SourceText"/>
+        </w:rPr>
+        <w:t>/compact</w:t>
+      </w:r>
+      <w:r>
+        <w:rPr/>
+        <w:t xml:space="preserve">) yourself — it types nothing. </w:t>
+      </w:r>
+      <w:r>
+        <w:rPr>
+          <w:rStyle w:val="SourceText"/>
+        </w:rPr>
+        <w:t>tmux</w:t>
+      </w:r>
+      <w:r>
+        <w:rPr/>
+        <w:t xml:space="preserve">, </w:t>
+      </w:r>
+      <w:r>
+        <w:rPr>
+          <w:rStyle w:val="SourceText"/>
+        </w:rPr>
+        <w:t>xdotool</w:t>
+      </w:r>
+      <w:r>
+        <w:rPr/>
+        <w:t xml:space="preserve"> and </w:t>
+      </w:r>
+      <w:r>
+        <w:rPr>
+          <w:rStyle w:val="SourceText"/>
+        </w:rPr>
+        <w:t>sendkeys</w:t>
+      </w:r>
+      <w:r>
+        <w:rPr/>
+        <w:t xml:space="preserve"> actually type the configured command into the terminal that runs this session. Whichever method is in force, it acts only when all five of these hold: - this machine opted in; - the handoff was written by this session after the wrap-up request, is longer than a stub, and is not the automatic PreCompact skeleton; - the context reading that caused the wrap-up was a real measurement (see "When it will not clear"); - this session is bound to its own Claude Code process, and that process has a terminal of its own (see "Which window gets the keystroke") — a headless session, such as a </w:t>
+      </w:r>
+      <w:r>
+        <w:rPr>
+          <w:rStyle w:val="SourceText"/>
+        </w:rPr>
+        <w:t>claude -p</w:t>
+      </w:r>
+      <w:r>
+        <w:rPr/>
+        <w:t xml:space="preserve"> child, gets one message instead, naming its handoff and saying the process that started it must start a new one; - for a method that types (</w:t>
+      </w:r>
+      <w:r>
+        <w:rPr>
+          <w:rStyle w:val="SourceText"/>
+        </w:rPr>
+        <w:t>tmux</w:t>
+      </w:r>
+      <w:r>
+        <w:rPr/>
+        <w:t>/</w:t>
+      </w:r>
+      <w:r>
+        <w:rPr>
+          <w:rStyle w:val="SourceText"/>
+        </w:rPr>
+        <w:t>xdotool</w:t>
+      </w:r>
+      <w:r>
+        <w:rPr/>
+        <w:t>/</w:t>
+      </w:r>
+      <w:r>
+        <w:rPr>
+          <w:rStyle w:val="SourceText"/>
+        </w:rPr>
+        <w:t>sendkeys</w:t>
+      </w:r>
+      <w:r>
+        <w:rPr/>
+        <w:t xml:space="preserve">), the target window can be identified exactly, from that process — </w:t>
+      </w:r>
+      <w:r>
+        <w:rPr>
+          <w:rStyle w:val="SourceText"/>
+        </w:rPr>
+        <w:t>notify</w:t>
+      </w:r>
+      <w:r>
+        <w:rPr/>
+        <w:t xml:space="preserve"> needs none of this, since it identifies no window. </w:t>
+      </w:r>
+    </w:p>
+    <w:p>
+      <w:pPr>
+        <w:pStyle w:val="BodyText"/>
+        <w:bidi w:val="0"/>
+        <w:jc w:val="left"/>
+        <w:rPr/>
+      </w:pPr>
+      <w:r>
+        <w:rPr>
+          <w:rStyle w:val="Strong"/>
+        </w:rPr>
+        <w:t>Crew neither causes nor tunes Claude Code's own auto-compact.</w:t>
+      </w:r>
+      <w:r>
+        <w:rPr/>
+        <w:t xml:space="preserve"> That is a separate, built-in behaviour that fires whenever Claude Code itself decides to; this cycle only reacts to a handoff once one exists, and nothing here makes auto-compact happen sooner, later, or at all. While an autopilot goal runs, the handoff names the goal, not the ticket in hand: every writer (autopilot's low-context stop, </w:t>
+      </w:r>
+      <w:r>
+        <w:rPr>
+          <w:rStyle w:val="SourceText"/>
+        </w:rPr>
+        <w:t>/crew:handoff</w:t>
+      </w:r>
+      <w:r>
+        <w:rPr/>
+        <w:t xml:space="preserve">, the PreCompact skeleton) asks </w:t>
+      </w:r>
+      <w:r>
+        <w:rPr>
+          <w:rStyle w:val="SourceText"/>
+        </w:rPr>
+        <w:t>crew_autopilot.py handoff-resume</w:t>
+      </w:r>
+      <w:r>
+        <w:rPr/>
+        <w:t xml:space="preserve">, which answers </w:t>
+      </w:r>
+      <w:r>
+        <w:rPr>
+          <w:rStyle w:val="SourceText"/>
+        </w:rPr>
+        <w:t>resume: /crew:autopilot --goal &lt;slug&gt;</w:t>
+      </w:r>
+      <w:r>
+        <w:rPr/>
+        <w:t xml:space="preserve"> for the one running goal. Two running goals or an unreadable goal file give </w:t>
+      </w:r>
+      <w:r>
+        <w:rPr>
+          <w:rStyle w:val="SourceText"/>
+        </w:rPr>
+        <w:t>resume: none</w:t>
+      </w:r>
+      <w:r>
+        <w:rPr/>
+        <w:t xml:space="preserve">: it could not tell which goal runs, and it never falls back to the ticket form, which would drop the goal. With no usable handoff at all (a crash, a killed terminal), a bare </w:t>
+      </w:r>
+      <w:r>
+        <w:rPr>
+          <w:rStyle w:val="SourceText"/>
+        </w:rPr>
+        <w:t>/crew:autopilot</w:t>
+      </w:r>
+      <w:r>
+        <w:rPr/>
+        <w:t xml:space="preserve"> looks for a running goal before the active ticket: the order is argument, handoff, running goal, active ticket, INDEX. One running goal resumes; two stop and list both; a goal file it cannot read stops (could not tell, so the active ticket is not driven); a stopped goal is named, never resumed. 3. </w:t>
+      </w:r>
+      <w:r>
+        <w:rPr>
+          <w:rStyle w:val="Strong"/>
+        </w:rPr>
+        <w:t>Resume.</w:t>
+      </w:r>
+      <w:r>
+        <w:rPr/>
+        <w:t xml:space="preserve"> The new session starts with the handoff and its next action already in context, within the 3,000-character resume budget. Nothing starts working unprompted: crew does not use </w:t>
+      </w:r>
+      <w:r>
+        <w:rPr>
+          <w:rStyle w:val="SourceText"/>
+        </w:rPr>
+        <w:t>initialUserMessage</w:t>
+      </w:r>
+      <w:r>
+        <w:rPr/>
+        <w:t xml:space="preserve">, so you press Enter to continue. Claude Code 2.1.282 drops it in an interactive session anyway (spike, 2026-09-25): it is honoured by </w:t>
+      </w:r>
+      <w:r>
+        <w:rPr>
+          <w:rStyle w:val="SourceText"/>
+        </w:rPr>
+        <w:t>claude -p</w:t>
+      </w:r>
+      <w:r>
+        <w:rPr/>
+        <w:t xml:space="preserve"> only.</w:t>
+      </w:r>
+    </w:p>
+    <w:p>
+      <w:pPr>
+        <w:pStyle w:val="BodyText"/>
+        <w:bidi w:val="0"/>
+        <w:jc w:val="left"/>
+        <w:rPr/>
+      </w:pPr>
+      <w:r>
+        <w:rPr/>
+        <w:t xml:space="preserve">With </w:t>
+      </w:r>
+      <w:r>
+        <w:rPr>
+          <w:rStyle w:val="SourceText"/>
+        </w:rPr>
+        <w:t>resume.auto: true</w:t>
+      </w:r>
+      <w:r>
+        <w:rPr/>
+        <w:t xml:space="preserve"> in the machine-global config, the handoff after </w:t>
+      </w:r>
+      <w:r>
+        <w:rPr>
+          <w:rStyle w:val="SourceText"/>
+        </w:rPr>
+        <w:t>/clear</w:t>
+      </w:r>
+      <w:r>
+        <w:rPr/>
+        <w:t xml:space="preserve"> or a manual </w:t>
+      </w:r>
+      <w:r>
+        <w:rPr>
+          <w:rStyle w:val="SourceText"/>
+        </w:rPr>
+        <w:t>/compact</w:t>
+      </w:r>
+      <w:r>
+        <w:rPr/>
+        <w:t xml:space="preserve"> also names the exact next command, read from the note's </w:t>
+      </w:r>
+      <w:r>
+        <w:rPr>
+          <w:rStyle w:val="SourceText"/>
+        </w:rPr>
+        <w:t>resume:</w:t>
+      </w:r>
+      <w:r>
+        <w:rPr/>
+        <w:t xml:space="preserve"> line (</w:t>
+      </w:r>
+      <w:r>
+        <w:rPr>
+          <w:rStyle w:val="SourceText"/>
+        </w:rPr>
+        <w:t>resume: /crew:done T-0001</w:t>
+      </w:r>
+      <w:r>
+        <w:rPr/>
+        <w:t xml:space="preserve">): </w:t>
+      </w:r>
+      <w:r>
+        <w:rPr>
+          <w:rStyle w:val="SourceText"/>
+        </w:rPr>
+        <w:t>Auto-resume: ready to run /crew:done T-0001.</w:t>
+      </w:r>
+      <w:r>
+        <w:rPr/>
+        <w:t xml:space="preserve"> — or </w:t>
+      </w:r>
+      <w:r>
+        <w:rPr>
+          <w:rStyle w:val="SourceText"/>
+        </w:rPr>
+        <w:t>Auto-resume did not start: &lt;reason&gt;.</w:t>
+      </w:r>
+      <w:r>
+        <w:rPr/>
+        <w:t xml:space="preserve"> when a check refuses it. It does not start from the hook: you press Enter or type it, or crew types it where the terminal can be identified (below). The refusal reasons are: compact was not a manual /compact; no handoff note, or it was archived as stale, or is stale and could not be archived; the handoff is the automatic PreCompact skeleton; no resume line, </w:t>
+      </w:r>
+      <w:r>
+        <w:rPr>
+          <w:rStyle w:val="SourceText"/>
+        </w:rPr>
+        <w:t>resume: none</w:t>
+      </w:r>
+      <w:r>
+        <w:rPr/>
+        <w:t xml:space="preserve">, or a line the grammar refuses (a second line, trailing text, an unknown command, or an excluded one such as </w:t>
+      </w:r>
+      <w:r>
+        <w:rPr>
+          <w:rStyle w:val="SourceText"/>
+        </w:rPr>
+        <w:t>/crew:approve</w:t>
+      </w:r>
+      <w:r>
+        <w:rPr/>
+        <w:t xml:space="preserve">); the note's </w:t>
+      </w:r>
+      <w:r>
+        <w:rPr>
+          <w:rStyle w:val="SourceText"/>
+        </w:rPr>
+        <w:t>branch:</w:t>
+      </w:r>
+      <w:r>
+        <w:rPr/>
+        <w:t xml:space="preserve"> or </w:t>
+      </w:r>
+      <w:r>
+        <w:rPr>
+          <w:rStyle w:val="SourceText"/>
+        </w:rPr>
+        <w:t>head:</w:t>
+      </w:r>
+      <w:r>
+        <w:rPr/>
+        <w:t xml:space="preserve"> does not match the checkout (a ticket line only: a </w:t>
+      </w:r>
+      <w:r>
+        <w:rPr>
+          <w:rStyle w:val="SourceText"/>
+        </w:rPr>
+        <w:t>--goal</w:t>
+      </w:r>
+      <w:r>
+        <w:rPr/>
+        <w:t xml:space="preserve"> line is judged by its goal file, and waits unless that goal is </w:t>
+      </w:r>
+      <w:r>
+        <w:rPr>
+          <w:rStyle w:val="SourceText"/>
+        </w:rPr>
+        <w:t>running</w:t>
+      </w:r>
+      <w:r>
+        <w:rPr/>
+        <w:t xml:space="preserve">); the ticket directory or goal file is missing; the command is not installed; </w:t>
+      </w:r>
+      <w:r>
+        <w:rPr>
+          <w:rStyle w:val="SourceText"/>
+        </w:rPr>
+        <w:t>handoff-author.json</w:t>
+      </w:r>
+      <w:r>
+        <w:rPr/>
+        <w:t xml:space="preserve"> could not be read; no record of which session wrote this handoff; a later handoff write could not replace or remove </w:t>
+      </w:r>
+      <w:r>
+        <w:rPr>
+          <w:rStyle w:val="SourceText"/>
+        </w:rPr>
+        <w:t>handoff-author.json</w:t>
+      </w:r>
+      <w:r>
+        <w:rPr/>
+        <w:t xml:space="preserve"> (</w:t>
+      </w:r>
+      <w:r>
+        <w:rPr>
+          <w:rStyle w:val="SourceText"/>
+        </w:rPr>
+        <w:t>handoff-author.json.stuck</w:t>
+      </w:r>
+      <w:r>
+        <w:rPr/>
+        <w:t xml:space="preserve">), or the file and its directory are both read-only so it can be neither replaced nor removed; the handoff changed since its author session wrote it; the handoff was written by another session; this session's process could not be identified (always on a host without </w:t>
+      </w:r>
+      <w:r>
+        <w:rPr>
+          <w:rStyle w:val="SourceText"/>
+        </w:rPr>
+        <w:t>/proc</w:t>
+      </w:r>
+      <w:r>
+        <w:rPr/>
+        <w:t>, such as native Windows or macOS); the record of past auto-resumes (</w:t>
+      </w:r>
+      <w:r>
+        <w:rPr>
+          <w:rStyle w:val="SourceText"/>
+        </w:rPr>
+        <w:t>resume-state.json</w:t>
+      </w:r>
+      <w:r>
+        <w:rPr/>
+        <w:t xml:space="preserve">) could not be read, or its directory cannot be searched; this handoff was already resumed; the progress fingerprint could not be computed; the same command with no progress since the last auto-resume; </w:t>
+      </w:r>
+      <w:r>
+        <w:rPr>
+          <w:rStyle w:val="SourceText"/>
+        </w:rPr>
+        <w:t>internal error</w:t>
+      </w:r>
+      <w:r>
+        <w:rPr/>
+        <w:t xml:space="preserve"> (the decision itself failed, and the handoff is still injected). Never on a plain </w:t>
+      </w:r>
+      <w:r>
+        <w:rPr>
+          <w:rStyle w:val="SourceText"/>
+        </w:rPr>
+        <w:t>startup</w:t>
+      </w:r>
+      <w:r>
+        <w:rPr/>
+        <w:t>.</w:t>
+      </w:r>
+    </w:p>
+    <w:p>
+      <w:pPr>
+        <w:pStyle w:val="BodyText"/>
+        <w:bidi w:val="0"/>
+        <w:jc w:val="left"/>
+        <w:rPr/>
+      </w:pPr>
+      <w:r>
+        <w:rPr>
+          <w:rStyle w:val="Strong"/>
+        </w:rPr>
+        <w:t>Crew types it where it can (T-0013).</w:t>
+      </w:r>
+      <w:r>
+        <w:rPr/>
+        <w:t xml:space="preserve"> The context hook runs its own flavour's </w:t>
+      </w:r>
+      <w:r>
+        <w:rPr>
+          <w:rStyle w:val="SourceText"/>
+        </w:rPr>
+        <w:t>auto-clear</w:t>
+      </w:r>
+      <w:r>
+        <w:rPr/>
+        <w:t xml:space="preserve"> sender in resume mode. Consent is </w:t>
+      </w:r>
+      <w:r>
+        <w:rPr>
+          <w:rStyle w:val="SourceText"/>
+        </w:rPr>
+        <w:t>resume.auto</w:t>
+      </w:r>
+      <w:r>
+        <w:rPr/>
+        <w:t xml:space="preserve">; </w:t>
+      </w:r>
+      <w:r>
+        <w:rPr>
+          <w:rStyle w:val="SourceText"/>
+        </w:rPr>
+        <w:t>context.autoClear</w:t>
+      </w:r>
+      <w:r>
+        <w:rPr/>
+        <w:t xml:space="preserve"> only describes the terminal. In tmux it waits </w:t>
+      </w:r>
+      <w:r>
+        <w:rPr>
+          <w:rStyle w:val="SourceText"/>
+        </w:rPr>
+        <w:t>resume.typeDelaySeconds</w:t>
+      </w:r>
+      <w:r>
+        <w:rPr/>
+        <w:t xml:space="preserve"> (default 2), polls the pane for an idle, empty input line for up to </w:t>
+      </w:r>
+      <w:r>
+        <w:rPr>
+          <w:rStyle w:val="SourceText"/>
+        </w:rPr>
+        <w:t>resume.readyTimeoutSeconds</w:t>
+      </w:r>
+      <w:r>
+        <w:rPr/>
+        <w:t xml:space="preserve"> (default 15), then sends the command and, half a second later, Enter. On native Windows it types only under an explicit </w:t>
+      </w:r>
+      <w:r>
+        <w:rPr>
+          <w:rStyle w:val="SourceText"/>
+        </w:rPr>
+        <w:t>method: sendkeys</w:t>
+      </w:r>
+      <w:r>
+        <w:rPr/>
+        <w:t xml:space="preserve">, after the delay, with the focus and tab rechecks; </w:t>
+      </w:r>
+      <w:r>
+        <w:rPr>
+          <w:rStyle w:val="SourceText"/>
+        </w:rPr>
+        <w:t>auto</w:t>
+      </w:r>
+      <w:r>
+        <w:rPr/>
+        <w:t xml:space="preserve"> there types nothing. It types once per handoff (a marker under </w:t>
+      </w:r>
+      <w:r>
+        <w:rPr>
+          <w:rStyle w:val="SourceText"/>
+        </w:rPr>
+        <w:t>&lt;git-common-dir&gt;/crew/</w:t>
+      </w:r>
+      <w:r>
+        <w:rPr/>
+        <w:t xml:space="preserve">) and records the run first, so a run that could not be recorded is never typed. The context then says </w:t>
+      </w:r>
+      <w:r>
+        <w:rPr>
+          <w:rStyle w:val="SourceText"/>
+        </w:rPr>
+        <w:t>Auto-resume: typing /crew:done T-0001 into this session in 2s (method tmux)</w:t>
+      </w:r>
+      <w:r>
+        <w:rPr/>
+        <w:t xml:space="preserve">, or keeps the line above and adds </w:t>
+      </w:r>
+      <w:r>
+        <w:rPr>
+          <w:rStyle w:val="SourceText"/>
+        </w:rPr>
+        <w:t>Auto-resume was not typed: &lt;reason&gt;.</w:t>
+      </w:r>
+      <w:r>
+        <w:rPr/>
+        <w:t xml:space="preserve"> Every refusal is in </w:t>
+      </w:r>
+      <w:r>
+        <w:rPr>
+          <w:rStyle w:val="SourceText"/>
+        </w:rPr>
+        <w:t>.crew/.autoclear.log</w:t>
+      </w:r>
+      <w:r>
+        <w:rPr/>
+        <w:t xml:space="preserve">: decide did not say run; no usable method, </w:t>
+      </w:r>
+      <w:r>
+        <w:rPr>
+          <w:rStyle w:val="SourceText"/>
+        </w:rPr>
+        <w:t>$TMUX</w:t>
+      </w:r>
+      <w:r>
+        <w:rPr/>
+        <w:t xml:space="preserve"> unset or a pane that is not this session's; </w:t>
+      </w:r>
+      <w:r>
+        <w:rPr>
+          <w:rStyle w:val="SourceText"/>
+        </w:rPr>
+        <w:t>wtype</w:t>
+      </w:r>
+      <w:r>
+        <w:rPr/>
+        <w:t xml:space="preserve"> or </w:t>
+      </w:r>
+      <w:r>
+        <w:rPr>
+          <w:rStyle w:val="SourceText"/>
+        </w:rPr>
+        <w:t>xdotool</w:t>
+      </w:r>
+      <w:r>
+        <w:rPr/>
+        <w:t>; already typed; the run could not be recorded; the input line is not empty; not ready in time; on Windows, focus lost or a tab not provable. The 2 s default comes from a measurement (input ready by 0.134 s after SessionStart on Claude Code 2.1.282); a delay is still a guess, and Windows has no probe.</w:t>
+      </w:r>
+    </w:p>
+    <w:p>
+      <w:pPr>
+        <w:pStyle w:val="BodyText"/>
+        <w:bidi w:val="0"/>
+        <w:jc w:val="left"/>
+        <w:rPr/>
+      </w:pPr>
+      <w:r>
+        <w:rPr/>
+        <w:t xml:space="preserve">A note resumes only in the session that wrote it. Write it with the Write tool (as </w:t>
+      </w:r>
+      <w:r>
+        <w:rPr>
+          <w:rStyle w:val="SourceText"/>
+        </w:rPr>
+        <w:t>/crew:handoff</w:t>
+      </w:r>
+      <w:r>
+        <w:rPr/>
+        <w:t xml:space="preserve"> does): the context hook then records which session and which Claude Code process wrote it. After </w:t>
+      </w:r>
+      <w:r>
+        <w:rPr>
+          <w:rStyle w:val="SourceText"/>
+        </w:rPr>
+        <w:t>/compact</w:t>
+      </w:r>
+      <w:r>
+        <w:rPr/>
+        <w:t xml:space="preserve"> the session must match; after </w:t>
+      </w:r>
+      <w:r>
+        <w:rPr>
+          <w:rStyle w:val="SourceText"/>
+        </w:rPr>
+        <w:t>/clear</w:t>
+      </w:r>
+      <w:r>
+        <w:rPr/>
+        <w:t xml:space="preserve"> the process must, so a </w:t>
+      </w:r>
+      <w:r>
+        <w:rPr>
+          <w:rStyle w:val="SourceText"/>
+        </w:rPr>
+        <w:t>/clear</w:t>
+      </w:r>
+      <w:r>
+        <w:rPr/>
+        <w:t xml:space="preserve"> in another terminal on the same worktree waits. A note written by Bash or by hand waits.</w:t>
+      </w:r>
+    </w:p>
+    <w:p>
+      <w:pPr>
+        <w:pStyle w:val="Heading3"/>
+        <w:bidi w:val="0"/>
+        <w:ind w:hanging="0" w:left="0" w:right="0"/>
+        <w:jc w:val="left"/>
+        <w:rPr/>
+      </w:pPr>
+      <w:bookmarkStart w:id="22" w:name="turning-it-on-and-off"/>
+      <w:bookmarkEnd w:id="22"/>
       <w:r>
         <w:rPr/>
         <w:t>Turning It on and Off</w:t>
@@ -16429,8 +16719,8 @@
         <w:jc w:val="left"/>
         <w:rPr/>
       </w:pPr>
-      <w:bookmarkStart w:id="22" w:name="armed-wrap-up-contextautoclearwrapup"/>
-      <w:bookmarkEnd w:id="22"/>
+      <w:bookmarkStart w:id="23" w:name="armed-wrap-up-contextautoclearwrapup"/>
+      <w:bookmarkEnd w:id="23"/>
       <w:r>
         <w:rPr/>
         <w:t>Armed wrap-up (</w:t>
@@ -16513,7 +16803,7 @@
         <w:pStyle w:val="BodyText"/>
         <w:numPr>
           <w:ilvl w:val="0"/>
-          <w:numId w:val="30"/>
+          <w:numId w:val="31"/>
         </w:numPr>
         <w:tabs>
           <w:tab w:val="clear" w:pos="1134"/>
@@ -16545,7 +16835,7 @@
         <w:pStyle w:val="BodyText"/>
         <w:numPr>
           <w:ilvl w:val="0"/>
-          <w:numId w:val="30"/>
+          <w:numId w:val="31"/>
         </w:numPr>
         <w:tabs>
           <w:tab w:val="clear" w:pos="1134"/>
@@ -16577,7 +16867,7 @@
         <w:pStyle w:val="BodyText"/>
         <w:numPr>
           <w:ilvl w:val="0"/>
-          <w:numId w:val="30"/>
+          <w:numId w:val="31"/>
         </w:numPr>
         <w:tabs>
           <w:tab w:val="clear" w:pos="1134"/>
@@ -16599,7 +16889,7 @@
         <w:pStyle w:val="BodyText"/>
         <w:numPr>
           <w:ilvl w:val="0"/>
-          <w:numId w:val="30"/>
+          <w:numId w:val="31"/>
         </w:numPr>
         <w:tabs>
           <w:tab w:val="clear" w:pos="1134"/>
@@ -16697,8 +16987,8 @@
         <w:jc w:val="left"/>
         <w:rPr/>
       </w:pPr>
-      <w:bookmarkStart w:id="23" w:name="arming-one-scratch-repo-while-other-sess"/>
-      <w:bookmarkEnd w:id="23"/>
+      <w:bookmarkStart w:id="24" w:name="arming-one-scratch-repo-while-other-sess"/>
+      <w:bookmarkEnd w:id="24"/>
       <w:r>
         <w:rPr/>
         <w:t>Arming one scratch repo while other sessions are live</w:t>
@@ -16983,7 +17273,7 @@
         <w:pStyle w:val="BodyText"/>
         <w:numPr>
           <w:ilvl w:val="0"/>
-          <w:numId w:val="31"/>
+          <w:numId w:val="32"/>
         </w:numPr>
         <w:tabs>
           <w:tab w:val="clear" w:pos="1134"/>
@@ -17025,7 +17315,7 @@
         <w:pStyle w:val="BodyText"/>
         <w:numPr>
           <w:ilvl w:val="0"/>
-          <w:numId w:val="31"/>
+          <w:numId w:val="32"/>
         </w:numPr>
         <w:tabs>
           <w:tab w:val="clear" w:pos="1134"/>
@@ -17047,7 +17337,7 @@
         <w:pStyle w:val="BodyText"/>
         <w:numPr>
           <w:ilvl w:val="0"/>
-          <w:numId w:val="31"/>
+          <w:numId w:val="32"/>
         </w:numPr>
         <w:tabs>
           <w:tab w:val="clear" w:pos="1134"/>
@@ -17099,7 +17389,7 @@
         <w:pStyle w:val="BodyText"/>
         <w:numPr>
           <w:ilvl w:val="0"/>
-          <w:numId w:val="31"/>
+          <w:numId w:val="32"/>
         </w:numPr>
         <w:tabs>
           <w:tab w:val="clear" w:pos="1134"/>
@@ -17121,7 +17411,7 @@
         <w:pStyle w:val="BodyText"/>
         <w:numPr>
           <w:ilvl w:val="0"/>
-          <w:numId w:val="31"/>
+          <w:numId w:val="32"/>
         </w:numPr>
         <w:tabs>
           <w:tab w:val="clear" w:pos="1134"/>
@@ -17173,7 +17463,7 @@
         <w:pStyle w:val="BodyText"/>
         <w:numPr>
           <w:ilvl w:val="0"/>
-          <w:numId w:val="31"/>
+          <w:numId w:val="32"/>
         </w:numPr>
         <w:tabs>
           <w:tab w:val="clear" w:pos="1134"/>
@@ -17429,8 +17719,8 @@
         <w:jc w:val="left"/>
         <w:rPr/>
       </w:pPr>
-      <w:bookmarkStart w:id="24" w:name="which-method-and-what-it-does"/>
-      <w:bookmarkEnd w:id="24"/>
+      <w:bookmarkStart w:id="25" w:name="which-method-and-what-it-does"/>
+      <w:bookmarkEnd w:id="25"/>
       <w:r>
         <w:rPr/>
         <w:t>Which Method, and What It Does</w:t>
@@ -18012,8 +18302,8 @@
         <w:jc w:val="left"/>
         <w:rPr/>
       </w:pPr>
-      <w:bookmarkStart w:id="25" w:name="when-it-will-not-clear-or-notify"/>
-      <w:bookmarkEnd w:id="25"/>
+      <w:bookmarkStart w:id="26" w:name="when-it-will-not-clear-or-notify"/>
+      <w:bookmarkEnd w:id="26"/>
       <w:r>
         <w:rPr/>
         <w:t>When It Will Not Clear (or Notify)</w:t>
@@ -19342,8 +19632,8 @@
         <w:jc w:val="left"/>
         <w:rPr/>
       </w:pPr>
-      <w:bookmarkStart w:id="26" w:name="which-window-gets-the-keystroke"/>
-      <w:bookmarkEnd w:id="26"/>
+      <w:bookmarkStart w:id="27" w:name="which-window-gets-the-keystroke"/>
+      <w:bookmarkEnd w:id="27"/>
       <w:r>
         <w:rPr/>
         <w:t>Which Window Gets the Keystroke</w:t>
@@ -19468,7 +19758,7 @@
         <w:pStyle w:val="BodyText"/>
         <w:numPr>
           <w:ilvl w:val="0"/>
-          <w:numId w:val="32"/>
+          <w:numId w:val="33"/>
         </w:numPr>
         <w:tabs>
           <w:tab w:val="clear" w:pos="1134"/>
@@ -19506,7 +19796,7 @@
         <w:pStyle w:val="BodyText"/>
         <w:numPr>
           <w:ilvl w:val="0"/>
-          <w:numId w:val="32"/>
+          <w:numId w:val="33"/>
         </w:numPr>
         <w:tabs>
           <w:tab w:val="clear" w:pos="1134"/>
@@ -19566,7 +19856,7 @@
         <w:pStyle w:val="BodyText"/>
         <w:numPr>
           <w:ilvl w:val="0"/>
-          <w:numId w:val="32"/>
+          <w:numId w:val="33"/>
         </w:numPr>
         <w:tabs>
           <w:tab w:val="clear" w:pos="1134"/>
@@ -23477,8 +23767,8 @@
   <w:abstractNum w:abstractNumId="29">
     <w:lvl w:ilvl="0">
       <w:start w:val="1"/>
-      <w:numFmt w:val="decimal"/>
-      <w:lvlText w:val="%1."/>
+      <w:numFmt w:val="bullet"/>
+      <w:lvlText w:val=""/>
       <w:lvlJc w:val="left"/>
       <w:pPr>
         <w:tabs>
@@ -23486,12 +23776,14 @@
         </w:tabs>
         <w:ind w:left="709" w:hanging="283"/>
       </w:pPr>
-      <w:rPr/>
+      <w:rPr>
+        <w:rFonts w:ascii="Symbol" w:hAnsi="Symbol" w:cs="Symbol" w:hint="default"/>
+      </w:rPr>
     </w:lvl>
     <w:lvl w:ilvl="1">
       <w:start w:val="1"/>
-      <w:numFmt w:val="decimal"/>
-      <w:lvlText w:val="%2."/>
+      <w:numFmt w:val="bullet"/>
+      <w:lvlText w:val=""/>
       <w:lvlJc w:val="left"/>
       <w:pPr>
         <w:tabs>
@@ -23499,12 +23791,14 @@
         </w:tabs>
         <w:ind w:left="1418" w:hanging="283"/>
       </w:pPr>
-      <w:rPr/>
+      <w:rPr>
+        <w:rFonts w:ascii="Symbol" w:hAnsi="Symbol" w:cs="Symbol" w:hint="default"/>
+      </w:rPr>
     </w:lvl>
     <w:lvl w:ilvl="2">
       <w:start w:val="1"/>
-      <w:numFmt w:val="decimal"/>
-      <w:lvlText w:val="%3."/>
+      <w:numFmt w:val="bullet"/>
+      <w:lvlText w:val=""/>
       <w:lvlJc w:val="left"/>
       <w:pPr>
         <w:tabs>
@@ -23512,12 +23806,14 @@
         </w:tabs>
         <w:ind w:left="2127" w:hanging="283"/>
       </w:pPr>
-      <w:rPr/>
+      <w:rPr>
+        <w:rFonts w:ascii="Symbol" w:hAnsi="Symbol" w:cs="Symbol" w:hint="default"/>
+      </w:rPr>
     </w:lvl>
     <w:lvl w:ilvl="3">
       <w:start w:val="1"/>
-      <w:numFmt w:val="decimal"/>
-      <w:lvlText w:val="%4."/>
+      <w:numFmt w:val="bullet"/>
+      <w:lvlText w:val=""/>
       <w:lvlJc w:val="left"/>
       <w:pPr>
         <w:tabs>
@@ -23525,12 +23821,14 @@
         </w:tabs>
         <w:ind w:left="2836" w:hanging="283"/>
       </w:pPr>
-      <w:rPr/>
+      <w:rPr>
+        <w:rFonts w:ascii="Symbol" w:hAnsi="Symbol" w:cs="Symbol" w:hint="default"/>
+      </w:rPr>
     </w:lvl>
     <w:lvl w:ilvl="4">
       <w:start w:val="1"/>
-      <w:numFmt w:val="decimal"/>
-      <w:lvlText w:val="%5."/>
+      <w:numFmt w:val="bullet"/>
+      <w:lvlText w:val=""/>
       <w:lvlJc w:val="left"/>
       <w:pPr>
         <w:tabs>
@@ -23538,12 +23836,14 @@
         </w:tabs>
         <w:ind w:left="3545" w:hanging="283"/>
       </w:pPr>
-      <w:rPr/>
+      <w:rPr>
+        <w:rFonts w:ascii="Symbol" w:hAnsi="Symbol" w:cs="Symbol" w:hint="default"/>
+      </w:rPr>
     </w:lvl>
     <w:lvl w:ilvl="5">
       <w:start w:val="1"/>
-      <w:numFmt w:val="decimal"/>
-      <w:lvlText w:val="%6."/>
+      <w:numFmt w:val="bullet"/>
+      <w:lvlText w:val=""/>
       <w:lvlJc w:val="left"/>
       <w:pPr>
         <w:tabs>
@@ -23551,12 +23851,14 @@
         </w:tabs>
         <w:ind w:left="4254" w:hanging="283"/>
       </w:pPr>
-      <w:rPr/>
+      <w:rPr>
+        <w:rFonts w:ascii="Symbol" w:hAnsi="Symbol" w:cs="Symbol" w:hint="default"/>
+      </w:rPr>
     </w:lvl>
     <w:lvl w:ilvl="6">
       <w:start w:val="1"/>
-      <w:numFmt w:val="decimal"/>
-      <w:lvlText w:val="%7."/>
+      <w:numFmt w:val="bullet"/>
+      <w:lvlText w:val=""/>
       <w:lvlJc w:val="left"/>
       <w:pPr>
         <w:tabs>
@@ -23564,12 +23866,14 @@
         </w:tabs>
         <w:ind w:left="4963" w:hanging="283"/>
       </w:pPr>
-      <w:rPr/>
+      <w:rPr>
+        <w:rFonts w:ascii="Symbol" w:hAnsi="Symbol" w:cs="Symbol" w:hint="default"/>
+      </w:rPr>
     </w:lvl>
     <w:lvl w:ilvl="7">
       <w:start w:val="1"/>
-      <w:numFmt w:val="decimal"/>
-      <w:lvlText w:val="%8."/>
+      <w:numFmt w:val="bullet"/>
+      <w:lvlText w:val=""/>
       <w:lvlJc w:val="left"/>
       <w:pPr>
         <w:tabs>
@@ -23577,12 +23881,14 @@
         </w:tabs>
         <w:ind w:left="5672" w:hanging="283"/>
       </w:pPr>
-      <w:rPr/>
+      <w:rPr>
+        <w:rFonts w:ascii="Symbol" w:hAnsi="Symbol" w:cs="Symbol" w:hint="default"/>
+      </w:rPr>
     </w:lvl>
     <w:lvl w:ilvl="8">
       <w:start w:val="1"/>
-      <w:numFmt w:val="decimal"/>
-      <w:lvlText w:val="%9."/>
+      <w:numFmt w:val="bullet"/>
+      <w:lvlText w:val=""/>
       <w:lvlJc w:val="left"/>
       <w:pPr>
         <w:tabs>
@@ -23590,14 +23896,16 @@
         </w:tabs>
         <w:ind w:left="6381" w:hanging="283"/>
       </w:pPr>
-      <w:rPr/>
+      <w:rPr>
+        <w:rFonts w:ascii="Symbol" w:hAnsi="Symbol" w:cs="Symbol" w:hint="default"/>
+      </w:rPr>
     </w:lvl>
   </w:abstractNum>
   <w:abstractNum w:abstractNumId="30">
     <w:lvl w:ilvl="0">
       <w:start w:val="1"/>
-      <w:numFmt w:val="bullet"/>
-      <w:lvlText w:val=""/>
+      <w:numFmt w:val="decimal"/>
+      <w:lvlText w:val="%1."/>
       <w:lvlJc w:val="left"/>
       <w:pPr>
         <w:tabs>
@@ -23605,14 +23913,12 @@
         </w:tabs>
         <w:ind w:left="709" w:hanging="283"/>
       </w:pPr>
-      <w:rPr>
-        <w:rFonts w:ascii="Symbol" w:hAnsi="Symbol" w:cs="Symbol" w:hint="default"/>
-      </w:rPr>
+      <w:rPr/>
     </w:lvl>
     <w:lvl w:ilvl="1">
       <w:start w:val="1"/>
-      <w:numFmt w:val="bullet"/>
-      <w:lvlText w:val=""/>
+      <w:numFmt w:val="decimal"/>
+      <w:lvlText w:val="%2."/>
       <w:lvlJc w:val="left"/>
       <w:pPr>
         <w:tabs>
@@ -23620,14 +23926,12 @@
         </w:tabs>
         <w:ind w:left="1418" w:hanging="283"/>
       </w:pPr>
-      <w:rPr>
-        <w:rFonts w:ascii="Symbol" w:hAnsi="Symbol" w:cs="Symbol" w:hint="default"/>
-      </w:rPr>
+      <w:rPr/>
     </w:lvl>
     <w:lvl w:ilvl="2">
       <w:start w:val="1"/>
-      <w:numFmt w:val="bullet"/>
-      <w:lvlText w:val=""/>
+      <w:numFmt w:val="decimal"/>
+      <w:lvlText w:val="%3."/>
       <w:lvlJc w:val="left"/>
       <w:pPr>
         <w:tabs>
@@ -23635,14 +23939,12 @@
         </w:tabs>
         <w:ind w:left="2127" w:hanging="283"/>
       </w:pPr>
-      <w:rPr>
-        <w:rFonts w:ascii="Symbol" w:hAnsi="Symbol" w:cs="Symbol" w:hint="default"/>
-      </w:rPr>
+      <w:rPr/>
     </w:lvl>
     <w:lvl w:ilvl="3">
       <w:start w:val="1"/>
-      <w:numFmt w:val="bullet"/>
-      <w:lvlText w:val=""/>
+      <w:numFmt w:val="decimal"/>
+      <w:lvlText w:val="%4."/>
       <w:lvlJc w:val="left"/>
       <w:pPr>
         <w:tabs>
@@ -23650,14 +23952,12 @@
         </w:tabs>
         <w:ind w:left="2836" w:hanging="283"/>
       </w:pPr>
-      <w:rPr>
-        <w:rFonts w:ascii="Symbol" w:hAnsi="Symbol" w:cs="Symbol" w:hint="default"/>
-      </w:rPr>
+      <w:rPr/>
     </w:lvl>
     <w:lvl w:ilvl="4">
       <w:start w:val="1"/>
-      <w:numFmt w:val="bullet"/>
-      <w:lvlText w:val=""/>
+      <w:numFmt w:val="decimal"/>
+      <w:lvlText w:val="%5."/>
       <w:lvlJc w:val="left"/>
       <w:pPr>
         <w:tabs>
@@ -23665,14 +23965,12 @@
         </w:tabs>
         <w:ind w:left="3545" w:hanging="283"/>
       </w:pPr>
-      <w:rPr>
-        <w:rFonts w:ascii="Symbol" w:hAnsi="Symbol" w:cs="Symbol" w:hint="default"/>
-      </w:rPr>
+      <w:rPr/>
     </w:lvl>
     <w:lvl w:ilvl="5">
       <w:start w:val="1"/>
-      <w:numFmt w:val="bullet"/>
-      <w:lvlText w:val=""/>
+      <w:numFmt w:val="decimal"/>
+      <w:lvlText w:val="%6."/>
       <w:lvlJc w:val="left"/>
       <w:pPr>
         <w:tabs>
@@ -23680,14 +23978,12 @@
         </w:tabs>
         <w:ind w:left="4254" w:hanging="283"/>
       </w:pPr>
-      <w:rPr>
-        <w:rFonts w:ascii="Symbol" w:hAnsi="Symbol" w:cs="Symbol" w:hint="default"/>
-      </w:rPr>
+      <w:rPr/>
     </w:lvl>
     <w:lvl w:ilvl="6">
       <w:start w:val="1"/>
-      <w:numFmt w:val="bullet"/>
-      <w:lvlText w:val=""/>
+      <w:numFmt w:val="decimal"/>
+      <w:lvlText w:val="%7."/>
       <w:lvlJc w:val="left"/>
       <w:pPr>
         <w:tabs>
@@ -23695,14 +23991,12 @@
         </w:tabs>
         <w:ind w:left="4963" w:hanging="283"/>
       </w:pPr>
-      <w:rPr>
-        <w:rFonts w:ascii="Symbol" w:hAnsi="Symbol" w:cs="Symbol" w:hint="default"/>
-      </w:rPr>
+      <w:rPr/>
     </w:lvl>
     <w:lvl w:ilvl="7">
       <w:start w:val="1"/>
-      <w:numFmt w:val="bullet"/>
-      <w:lvlText w:val=""/>
+      <w:numFmt w:val="decimal"/>
+      <w:lvlText w:val="%8."/>
       <w:lvlJc w:val="left"/>
       <w:pPr>
         <w:tabs>
@@ -23710,14 +24004,12 @@
         </w:tabs>
         <w:ind w:left="5672" w:hanging="283"/>
       </w:pPr>
-      <w:rPr>
-        <w:rFonts w:ascii="Symbol" w:hAnsi="Symbol" w:cs="Symbol" w:hint="default"/>
-      </w:rPr>
+      <w:rPr/>
     </w:lvl>
     <w:lvl w:ilvl="8">
       <w:start w:val="1"/>
-      <w:numFmt w:val="bullet"/>
-      <w:lvlText w:val=""/>
+      <w:numFmt w:val="decimal"/>
+      <w:lvlText w:val="%9."/>
       <w:lvlJc w:val="left"/>
       <w:pPr>
         <w:tabs>
@@ -23725,9 +24017,7 @@
         </w:tabs>
         <w:ind w:left="6381" w:hanging="283"/>
       </w:pPr>
-      <w:rPr>
-        <w:rFonts w:ascii="Symbol" w:hAnsi="Symbol" w:cs="Symbol" w:hint="default"/>
-      </w:rPr>
+      <w:rPr/>
     </w:lvl>
   </w:abstractNum>
   <w:abstractNum w:abstractNumId="31">
@@ -24005,6 +24295,143 @@
     </w:lvl>
   </w:abstractNum>
   <w:abstractNum w:abstractNumId="33">
+    <w:lvl w:ilvl="0">
+      <w:start w:val="1"/>
+      <w:numFmt w:val="bullet"/>
+      <w:lvlText w:val=""/>
+      <w:lvlJc w:val="left"/>
+      <w:pPr>
+        <w:tabs>
+          <w:tab w:val="num" w:pos="709"/>
+        </w:tabs>
+        <w:ind w:left="709" w:hanging="283"/>
+      </w:pPr>
+      <w:rPr>
+        <w:rFonts w:ascii="Symbol" w:hAnsi="Symbol" w:cs="Symbol" w:hint="default"/>
+      </w:rPr>
+    </w:lvl>
+    <w:lvl w:ilvl="1">
+      <w:start w:val="1"/>
+      <w:numFmt w:val="bullet"/>
+      <w:lvlText w:val=""/>
+      <w:lvlJc w:val="left"/>
+      <w:pPr>
+        <w:tabs>
+          <w:tab w:val="num" w:pos="1418"/>
+        </w:tabs>
+        <w:ind w:left="1418" w:hanging="283"/>
+      </w:pPr>
+      <w:rPr>
+        <w:rFonts w:ascii="Symbol" w:hAnsi="Symbol" w:cs="Symbol" w:hint="default"/>
+      </w:rPr>
+    </w:lvl>
+    <w:lvl w:ilvl="2">
+      <w:start w:val="1"/>
+      <w:numFmt w:val="bullet"/>
+      <w:lvlText w:val=""/>
+      <w:lvlJc w:val="left"/>
+      <w:pPr>
+        <w:tabs>
+          <w:tab w:val="num" w:pos="2127"/>
+        </w:tabs>
+        <w:ind w:left="2127" w:hanging="283"/>
+      </w:pPr>
+      <w:rPr>
+        <w:rFonts w:ascii="Symbol" w:hAnsi="Symbol" w:cs="Symbol" w:hint="default"/>
+      </w:rPr>
+    </w:lvl>
+    <w:lvl w:ilvl="3">
+      <w:start w:val="1"/>
+      <w:numFmt w:val="bullet"/>
+      <w:lvlText w:val=""/>
+      <w:lvlJc w:val="left"/>
+      <w:pPr>
+        <w:tabs>
+          <w:tab w:val="num" w:pos="2836"/>
+        </w:tabs>
+        <w:ind w:left="2836" w:hanging="283"/>
+      </w:pPr>
+      <w:rPr>
+        <w:rFonts w:ascii="Symbol" w:hAnsi="Symbol" w:cs="Symbol" w:hint="default"/>
+      </w:rPr>
+    </w:lvl>
+    <w:lvl w:ilvl="4">
+      <w:start w:val="1"/>
+      <w:numFmt w:val="bullet"/>
+      <w:lvlText w:val=""/>
+      <w:lvlJc w:val="left"/>
+      <w:pPr>
+        <w:tabs>
+          <w:tab w:val="num" w:pos="3545"/>
+        </w:tabs>
+        <w:ind w:left="3545" w:hanging="283"/>
+      </w:pPr>
+      <w:rPr>
+        <w:rFonts w:ascii="Symbol" w:hAnsi="Symbol" w:cs="Symbol" w:hint="default"/>
+      </w:rPr>
+    </w:lvl>
+    <w:lvl w:ilvl="5">
+      <w:start w:val="1"/>
+      <w:numFmt w:val="bullet"/>
+      <w:lvlText w:val=""/>
+      <w:lvlJc w:val="left"/>
+      <w:pPr>
+        <w:tabs>
+          <w:tab w:val="num" w:pos="4254"/>
+        </w:tabs>
+        <w:ind w:left="4254" w:hanging="283"/>
+      </w:pPr>
+      <w:rPr>
+        <w:rFonts w:ascii="Symbol" w:hAnsi="Symbol" w:cs="Symbol" w:hint="default"/>
+      </w:rPr>
+    </w:lvl>
+    <w:lvl w:ilvl="6">
+      <w:start w:val="1"/>
+      <w:numFmt w:val="bullet"/>
+      <w:lvlText w:val=""/>
+      <w:lvlJc w:val="left"/>
+      <w:pPr>
+        <w:tabs>
+          <w:tab w:val="num" w:pos="4963"/>
+        </w:tabs>
+        <w:ind w:left="4963" w:hanging="283"/>
+      </w:pPr>
+      <w:rPr>
+        <w:rFonts w:ascii="Symbol" w:hAnsi="Symbol" w:cs="Symbol" w:hint="default"/>
+      </w:rPr>
+    </w:lvl>
+    <w:lvl w:ilvl="7">
+      <w:start w:val="1"/>
+      <w:numFmt w:val="bullet"/>
+      <w:lvlText w:val=""/>
+      <w:lvlJc w:val="left"/>
+      <w:pPr>
+        <w:tabs>
+          <w:tab w:val="num" w:pos="5672"/>
+        </w:tabs>
+        <w:ind w:left="5672" w:hanging="283"/>
+      </w:pPr>
+      <w:rPr>
+        <w:rFonts w:ascii="Symbol" w:hAnsi="Symbol" w:cs="Symbol" w:hint="default"/>
+      </w:rPr>
+    </w:lvl>
+    <w:lvl w:ilvl="8">
+      <w:start w:val="1"/>
+      <w:numFmt w:val="bullet"/>
+      <w:lvlText w:val=""/>
+      <w:lvlJc w:val="left"/>
+      <w:pPr>
+        <w:tabs>
+          <w:tab w:val="num" w:pos="6381"/>
+        </w:tabs>
+        <w:ind w:left="6381" w:hanging="283"/>
+      </w:pPr>
+      <w:rPr>
+        <w:rFonts w:ascii="Symbol" w:hAnsi="Symbol" w:cs="Symbol" w:hint="default"/>
+      </w:rPr>
+    </w:lvl>
+  </w:abstractNum>
+  <w:abstractNum w:abstractNumId="34">
     <w:lvl w:ilvl="0">
       <w:start w:val="1"/>
       <w:numFmt w:val="none"/>
@@ -24224,6 +24651,9 @@
   </w:num>
   <w:num w:numId="33">
     <w:abstractNumId w:val="33"/>
+  </w:num>
+  <w:num w:numId="34">
+    <w:abstractNumId w:val="34"/>
   </w:num>
 </w:numbering>
 </file>

--- a/docs/guides/crew/crew-troubleshooting.docx
+++ b/docs/guides/crew/crew-troubleshooting.docx
@@ -7762,8 +7762,423 @@
         <w:jc w:val="left"/>
         <w:rPr/>
       </w:pPr>
-      <w:bookmarkStart w:id="8" w:name="promote-gate-blocks-a-worktree-deploy"/>
+      <w:bookmarkStart w:id="8" w:name="wave-refuses-a-tickets-contract"/>
       <w:bookmarkEnd w:id="8"/>
+      <w:r>
+        <w:rPr/>
+        <w:t>Wave Refuses a Ticket's Contract</w:t>
+      </w:r>
+    </w:p>
+    <w:p>
+      <w:pPr>
+        <w:pStyle w:val="BodyText"/>
+        <w:bidi w:val="0"/>
+        <w:jc w:val="left"/>
+        <w:rPr/>
+      </w:pPr>
+      <w:r>
+        <w:rPr/>
+        <w:t>A ticket that built against a contract version (</w:t>
+      </w:r>
+      <w:r>
+        <w:rPr>
+          <w:rStyle w:val="SourceText"/>
+        </w:rPr>
+        <w:t>crew_contract.py build-against</w:t>
+      </w:r>
+      <w:r>
+        <w:rPr/>
+        <w:t xml:space="preserve">) keeps a binding in </w:t>
+      </w:r>
+      <w:r>
+        <w:rPr>
+          <w:rStyle w:val="SourceText"/>
+        </w:rPr>
+        <w:t>.work/tickets/&lt;id&gt;/contracts.json</w:t>
+      </w:r>
+      <w:r>
+        <w:rPr/>
+        <w:t xml:space="preserve">. The wave checks each binding after the ticket's dependencies; run the same check alone with </w:t>
+      </w:r>
+      <w:r>
+        <w:rPr>
+          <w:rStyle w:val="SourceText"/>
+        </w:rPr>
+        <w:t>crew_contract.py verify --ticket &lt;id&gt;</w:t>
+      </w:r>
+      <w:r>
+        <w:rPr/>
+        <w:t xml:space="preserve"> (exit 0 current, 1 changed, 3 cannot tell).</w:t>
+      </w:r>
+    </w:p>
+    <w:tbl>
+      <w:tblPr>
+        <w:tblW w:w="11825" w:type="dxa"/>
+        <w:jc w:val="left"/>
+        <w:tblInd w:w="0" w:type="dxa"/>
+        <w:tblLayout w:type="fixed"/>
+        <w:tblCellMar>
+          <w:top w:w="28" w:type="dxa"/>
+          <w:left w:w="28" w:type="dxa"/>
+          <w:bottom w:w="28" w:type="dxa"/>
+          <w:right w:w="28" w:type="dxa"/>
+        </w:tblCellMar>
+      </w:tblPr>
+      <w:tblGrid>
+        <w:gridCol w:w="2361"/>
+        <w:gridCol w:w="4900"/>
+        <w:gridCol w:w="4564"/>
+      </w:tblGrid>
+      <w:tr>
+        <w:trPr>
+          <w:tblHeader w:val="true"/>
+        </w:trPr>
+        <w:tc>
+          <w:tcPr>
+            <w:tcW w:w="2361" w:type="dxa"/>
+            <w:tcBorders/>
+            <w:vAlign w:val="center"/>
+          </w:tcPr>
+          <w:p>
+            <w:pPr>
+              <w:pStyle w:val="TableHeading"/>
+              <w:suppressLineNumbers/>
+              <w:shd w:fill="434C5E" w:val="clear"/>
+              <w:bidi w:val="0"/>
+              <w:spacing w:before="120" w:after="120"/>
+              <w:jc w:val="left"/>
+              <w:rPr/>
+            </w:pPr>
+            <w:r>
+              <w:rPr>
+                <w:rStyle w:val="SourceText"/>
+              </w:rPr>
+              <w:t>crew_wave.py plan</w:t>
+            </w:r>
+            <w:r>
+              <w:rPr/>
+              <w:t xml:space="preserve"> says</w:t>
+            </w:r>
+          </w:p>
+        </w:tc>
+        <w:tc>
+          <w:tcPr>
+            <w:tcW w:w="4900" w:type="dxa"/>
+            <w:tcBorders/>
+            <w:vAlign w:val="center"/>
+          </w:tcPr>
+          <w:p>
+            <w:pPr>
+              <w:pStyle w:val="TableHeading"/>
+              <w:suppressLineNumbers/>
+              <w:shd w:fill="434C5E" w:val="clear"/>
+              <w:bidi w:val="0"/>
+              <w:spacing w:before="120" w:after="120"/>
+              <w:jc w:val="left"/>
+              <w:rPr/>
+            </w:pPr>
+            <w:r>
+              <w:rPr/>
+              <w:t>Means</w:t>
+            </w:r>
+          </w:p>
+        </w:tc>
+        <w:tc>
+          <w:tcPr>
+            <w:tcW w:w="4564" w:type="dxa"/>
+            <w:tcBorders/>
+            <w:vAlign w:val="center"/>
+          </w:tcPr>
+          <w:p>
+            <w:pPr>
+              <w:pStyle w:val="TableHeading"/>
+              <w:suppressLineNumbers/>
+              <w:shd w:fill="434C5E" w:val="clear"/>
+              <w:bidi w:val="0"/>
+              <w:spacing w:before="120" w:after="120"/>
+              <w:jc w:val="left"/>
+              <w:rPr/>
+            </w:pPr>
+            <w:r>
+              <w:rPr/>
+              <w:t>Do</w:t>
+            </w:r>
+          </w:p>
+        </w:tc>
+      </w:tr>
+      <w:tr>
+        <w:trPr/>
+        <w:tc>
+          <w:tcPr>
+            <w:tcW w:w="2361" w:type="dxa"/>
+            <w:tcBorders/>
+            <w:vAlign w:val="center"/>
+          </w:tcPr>
+          <w:p>
+            <w:pPr>
+              <w:pStyle w:val="TableContents"/>
+              <w:shd w:fill="2E3440" w:val="clear"/>
+              <w:bidi w:val="0"/>
+              <w:spacing w:before="120" w:after="120"/>
+              <w:jc w:val="left"/>
+              <w:rPr/>
+            </w:pPr>
+            <w:r>
+              <w:rPr>
+                <w:rStyle w:val="SourceText"/>
+              </w:rPr>
+              <w:t>contract &lt;n&gt; v&lt;N&gt; changed since &lt;id&gt; built against it (...)</w:t>
+            </w:r>
+          </w:p>
+        </w:tc>
+        <w:tc>
+          <w:tcPr>
+            <w:tcW w:w="4900" w:type="dxa"/>
+            <w:tcBorders/>
+            <w:vAlign w:val="center"/>
+          </w:tcPr>
+          <w:p>
+            <w:pPr>
+              <w:pStyle w:val="TableContents"/>
+              <w:shd w:fill="2E3440" w:val="clear"/>
+              <w:bidi w:val="0"/>
+              <w:spacing w:before="120" w:after="120"/>
+              <w:jc w:val="left"/>
+              <w:rPr/>
+            </w:pPr>
+            <w:r>
+              <w:rPr/>
+              <w:t xml:space="preserve">the channel no longer shows that version with the bound hash, a matching body, status </w:t>
+            </w:r>
+            <w:r>
+              <w:rPr>
+                <w:rStyle w:val="SourceText"/>
+              </w:rPr>
+              <w:t>built-against</w:t>
+            </w:r>
+            <w:r>
+              <w:rPr/>
+              <w:t xml:space="preserve"> and this ticket in </w:t>
+            </w:r>
+            <w:r>
+              <w:rPr>
+                <w:rStyle w:val="SourceText"/>
+              </w:rPr>
+              <w:t>built_by</w:t>
+            </w:r>
+            <w:r>
+              <w:rPr/>
+              <w:t>: someone rewrote it</w:t>
+            </w:r>
+          </w:p>
+        </w:tc>
+        <w:tc>
+          <w:tcPr>
+            <w:tcW w:w="4564" w:type="dxa"/>
+            <w:tcBorders/>
+            <w:vAlign w:val="center"/>
+          </w:tcPr>
+          <w:p>
+            <w:pPr>
+              <w:pStyle w:val="TableContents"/>
+              <w:shd w:fill="2E3440" w:val="clear"/>
+              <w:bidi w:val="0"/>
+              <w:spacing w:before="120" w:after="120"/>
+              <w:jc w:val="left"/>
+              <w:rPr/>
+            </w:pPr>
+            <w:r>
+              <w:rPr/>
+              <w:t>do not rebind: agree a new version (</w:t>
+            </w:r>
+            <w:r>
+              <w:rPr>
+                <w:rStyle w:val="SourceText"/>
+              </w:rPr>
+              <w:t>put --name &lt;n&gt; --new-version --ticket &lt;new id&gt;</w:t>
+            </w:r>
+            <w:r>
+              <w:rPr/>
+              <w:t>) and a new ticket on each side, then build against it</w:t>
+            </w:r>
+          </w:p>
+        </w:tc>
+      </w:tr>
+      <w:tr>
+        <w:trPr/>
+        <w:tc>
+          <w:tcPr>
+            <w:tcW w:w="2361" w:type="dxa"/>
+            <w:tcBorders/>
+            <w:vAlign w:val="center"/>
+          </w:tcPr>
+          <w:p>
+            <w:pPr>
+              <w:pStyle w:val="TableContents"/>
+              <w:shd w:fill="2E3440" w:val="clear"/>
+              <w:bidi w:val="0"/>
+              <w:spacing w:before="120" w:after="120"/>
+              <w:jc w:val="left"/>
+              <w:rPr/>
+            </w:pPr>
+            <w:r>
+              <w:rPr>
+                <w:rStyle w:val="SourceText"/>
+              </w:rPr>
+              <w:t>contract &lt;n&gt; v&lt;N&gt; unknown (...)</w:t>
+            </w:r>
+          </w:p>
+        </w:tc>
+        <w:tc>
+          <w:tcPr>
+            <w:tcW w:w="4900" w:type="dxa"/>
+            <w:tcBorders/>
+            <w:vAlign w:val="center"/>
+          </w:tcPr>
+          <w:p>
+            <w:pPr>
+              <w:pStyle w:val="TableContents"/>
+              <w:shd w:fill="2E3440" w:val="clear"/>
+              <w:bidi w:val="0"/>
+              <w:spacing w:before="120" w:after="120"/>
+              <w:jc w:val="left"/>
+              <w:rPr/>
+            </w:pPr>
+            <w:r>
+              <w:rPr/>
+              <w:t>the fetch failed, the channel or the version's files are missing, or the record is corrupt</w:t>
+            </w:r>
+          </w:p>
+        </w:tc>
+        <w:tc>
+          <w:tcPr>
+            <w:tcW w:w="4564" w:type="dxa"/>
+            <w:tcBorders/>
+            <w:vAlign w:val="center"/>
+          </w:tcPr>
+          <w:p>
+            <w:pPr>
+              <w:pStyle w:val="TableContents"/>
+              <w:shd w:fill="2E3440" w:val="clear"/>
+              <w:bidi w:val="0"/>
+              <w:spacing w:before="120" w:after="120"/>
+              <w:jc w:val="left"/>
+              <w:rPr/>
+            </w:pPr>
+            <w:r>
+              <w:rPr/>
+              <w:t>fix what the brackets name (remote, channel name), then plan again; nothing is assumed current</w:t>
+            </w:r>
+          </w:p>
+        </w:tc>
+      </w:tr>
+      <w:tr>
+        <w:trPr/>
+        <w:tc>
+          <w:tcPr>
+            <w:tcW w:w="2361" w:type="dxa"/>
+            <w:tcBorders/>
+            <w:vAlign w:val="center"/>
+          </w:tcPr>
+          <w:p>
+            <w:pPr>
+              <w:pStyle w:val="TableContents"/>
+              <w:shd w:fill="2E3440" w:val="clear"/>
+              <w:bidi w:val="0"/>
+              <w:spacing w:before="120" w:after="120"/>
+              <w:jc w:val="left"/>
+              <w:rPr/>
+            </w:pPr>
+            <w:r>
+              <w:rPr>
+                <w:rStyle w:val="SourceText"/>
+              </w:rPr>
+              <w:t>contract bindings unknown (...)</w:t>
+            </w:r>
+          </w:p>
+        </w:tc>
+        <w:tc>
+          <w:tcPr>
+            <w:tcW w:w="4900" w:type="dxa"/>
+            <w:tcBorders/>
+            <w:vAlign w:val="center"/>
+          </w:tcPr>
+          <w:p>
+            <w:pPr>
+              <w:pStyle w:val="TableContents"/>
+              <w:shd w:fill="2E3440" w:val="clear"/>
+              <w:bidi w:val="0"/>
+              <w:spacing w:before="120" w:after="120"/>
+              <w:jc w:val="left"/>
+              <w:rPr/>
+            </w:pPr>
+            <w:r>
+              <w:rPr>
+                <w:rStyle w:val="SourceText"/>
+              </w:rPr>
+              <w:t>contracts.json</w:t>
+            </w:r>
+            <w:r>
+              <w:rPr/>
+              <w:t xml:space="preserve"> does not parse</w:t>
+            </w:r>
+          </w:p>
+        </w:tc>
+        <w:tc>
+          <w:tcPr>
+            <w:tcW w:w="4564" w:type="dxa"/>
+            <w:tcBorders/>
+            <w:vAlign w:val="center"/>
+          </w:tcPr>
+          <w:p>
+            <w:pPr>
+              <w:pStyle w:val="TableContents"/>
+              <w:shd w:fill="2E3440" w:val="clear"/>
+              <w:bidi w:val="0"/>
+              <w:spacing w:before="120" w:after="120"/>
+              <w:jc w:val="left"/>
+              <w:rPr/>
+            </w:pPr>
+            <w:r>
+              <w:rPr/>
+              <w:t xml:space="preserve">repair or remove it by hand, then </w:t>
+            </w:r>
+            <w:r>
+              <w:rPr>
+                <w:rStyle w:val="SourceText"/>
+              </w:rPr>
+              <w:t>build-against</w:t>
+            </w:r>
+            <w:r>
+              <w:rPr/>
+              <w:t xml:space="preserve"> again; it is never read as "no bindings"</w:t>
+            </w:r>
+          </w:p>
+        </w:tc>
+      </w:tr>
+    </w:tbl>
+    <w:p>
+      <w:pPr>
+        <w:pStyle w:val="BodyText"/>
+        <w:bidi w:val="0"/>
+        <w:jc w:val="left"/>
+        <w:rPr/>
+      </w:pPr>
+      <w:r>
+        <w:rPr/>
+        <w:t>A newer version on the channel is information only and never refuses. The check writes nothing.</w:t>
+      </w:r>
+    </w:p>
+    <w:p>
+      <w:pPr>
+        <w:pStyle w:val="Heading2"/>
+        <w:bidi w:val="0"/>
+        <w:ind w:hanging="0" w:left="0" w:right="0"/>
+        <w:jc w:val="left"/>
+        <w:rPr/>
+      </w:pPr>
+      <w:bookmarkStart w:id="9" w:name="promote-gate-blocks-a-worktree-deploy"/>
+      <w:bookmarkEnd w:id="9"/>
       <w:r>
         <w:rPr/>
         <w:t>Promote Gate Blocks a Worktree Deploy</w:t>
@@ -8272,8 +8687,8 @@
         <w:jc w:val="left"/>
         <w:rPr/>
       </w:pPr>
-      <w:bookmarkStart w:id="9" w:name="cloud-guard-false-positives"/>
-      <w:bookmarkEnd w:id="9"/>
+      <w:bookmarkStart w:id="10" w:name="cloud-guard-false-positives"/>
+      <w:bookmarkEnd w:id="10"/>
       <w:r>
         <w:rPr/>
         <w:t>Cloud Guard False Positives</w:t>
@@ -8954,8 +9369,8 @@
         <w:jc w:val="left"/>
         <w:rPr/>
       </w:pPr>
-      <w:bookmarkStart w:id="10" w:name="obsidian"/>
-      <w:bookmarkEnd w:id="10"/>
+      <w:bookmarkStart w:id="11" w:name="obsidian"/>
+      <w:bookmarkEnd w:id="11"/>
       <w:r>
         <w:rPr/>
         <w:t>Obsidian</w:t>
@@ -9917,8 +10332,8 @@
         <w:jc w:val="left"/>
         <w:rPr/>
       </w:pPr>
-      <w:bookmarkStart w:id="11" w:name="auto-wrap-up-clear-and-resume"/>
-      <w:bookmarkEnd w:id="11"/>
+      <w:bookmarkStart w:id="12" w:name="auto-wrap-up-clear-and-resume"/>
+      <w:bookmarkEnd w:id="12"/>
       <w:r>
         <w:rPr/>
         <w:t>Auto Wrap-Up, Clear and Resume</w:t>
@@ -9966,8 +10381,8 @@
         <w:jc w:val="left"/>
         <w:rPr/>
       </w:pPr>
-      <w:bookmarkStart w:id="12" w:name="auto-clear-did-nothing-on-windows"/>
-      <w:bookmarkEnd w:id="12"/>
+      <w:bookmarkStart w:id="13" w:name="auto-clear-did-nothing-on-windows"/>
+      <w:bookmarkEnd w:id="13"/>
       <w:r>
         <w:rPr/>
         <w:t>"Auto-Clear Did Nothing on Windows"</w:t>
@@ -10278,8 +10693,8 @@
         <w:jc w:val="left"/>
         <w:rPr/>
       </w:pPr>
-      <w:bookmarkStart w:id="13" w:name="claude-code-compacted-by-itself"/>
-      <w:bookmarkEnd w:id="13"/>
+      <w:bookmarkStart w:id="14" w:name="claude-code-compacted-by-itself"/>
+      <w:bookmarkEnd w:id="14"/>
       <w:r>
         <w:rPr/>
         <w:t>"Claude Code Compacted by Itself"</w:t>
@@ -10451,8 +10866,8 @@
         <w:jc w:val="left"/>
         <w:rPr/>
       </w:pPr>
-      <w:bookmarkStart w:id="14" w:name="graph-refresh-refused-secrets-denylisted"/>
-      <w:bookmarkEnd w:id="14"/>
+      <w:bookmarkStart w:id="15" w:name="graph-refresh-refused-secrets-denylisted"/>
+      <w:bookmarkEnd w:id="15"/>
       <w:r>
         <w:rPr/>
         <w:t>Graph Refresh Refused: Secrets-Denylisted Path</w:t>
@@ -11101,8 +11516,8 @@
         <w:jc w:val="left"/>
         <w:rPr/>
       </w:pPr>
-      <w:bookmarkStart w:id="15" w:name="turning-things-off"/>
-      <w:bookmarkEnd w:id="15"/>
+      <w:bookmarkStart w:id="16" w:name="turning-things-off"/>
+      <w:bookmarkEnd w:id="16"/>
       <w:r>
         <w:rPr/>
         <w:t>Turning Things Off</w:t>
@@ -12912,8 +13327,8 @@
         <w:jc w:val="left"/>
         <w:rPr/>
       </w:pPr>
-      <w:bookmarkStart w:id="16" w:name="web-testing"/>
-      <w:bookmarkEnd w:id="16"/>
+      <w:bookmarkStart w:id="17" w:name="web-testing"/>
+      <w:bookmarkEnd w:id="17"/>
       <w:r>
         <w:rPr/>
         <w:t>Web Testing</w:t>
@@ -13242,8 +13657,8 @@
         <w:jc w:val="left"/>
         <w:rPr/>
       </w:pPr>
-      <w:bookmarkStart w:id="17" w:name="windows-notes"/>
-      <w:bookmarkEnd w:id="17"/>
+      <w:bookmarkStart w:id="18" w:name="windows-notes"/>
+      <w:bookmarkEnd w:id="18"/>
       <w:r>
         <w:rPr/>
         <w:t>Windows Notes</w:t>
@@ -13638,8 +14053,8 @@
         <w:jc w:val="left"/>
         <w:rPr/>
       </w:pPr>
-      <w:bookmarkStart w:id="18" w:name="auto-wrap-up-auto-clear-and-auto-resume"/>
-      <w:bookmarkEnd w:id="18"/>
+      <w:bookmarkStart w:id="19" w:name="auto-wrap-up-auto-clear-and-auto-resume"/>
+      <w:bookmarkEnd w:id="19"/>
       <w:r>
         <w:rPr/>
         <w:t>Auto Wrap-Up, Auto-Clear and Auto-Resume</w:t>
@@ -13675,8 +14090,8 @@
         <w:jc w:val="left"/>
         <w:rPr/>
       </w:pPr>
-      <w:bookmarkStart w:id="19" w:name="what-the-cycle-does"/>
-      <w:bookmarkEnd w:id="19"/>
+      <w:bookmarkStart w:id="20" w:name="what-the-cycle-does"/>
+      <w:bookmarkEnd w:id="20"/>
       <w:r>
         <w:rPr/>
         <w:t>What the Cycle Does</w:t>
@@ -14345,8 +14760,8 @@
         <w:jc w:val="left"/>
         <w:rPr/>
       </w:pPr>
-      <w:bookmarkStart w:id="20" w:name="turning-it-on-and-off"/>
-      <w:bookmarkEnd w:id="20"/>
+      <w:bookmarkStart w:id="21" w:name="turning-it-on-and-off"/>
+      <w:bookmarkEnd w:id="21"/>
       <w:r>
         <w:rPr/>
         <w:t>Turning It on and Off</w:t>
@@ -15907,8 +16322,8 @@
         <w:jc w:val="left"/>
         <w:rPr/>
       </w:pPr>
-      <w:bookmarkStart w:id="21" w:name="armed-wrap-up-contextautoclearwrapup"/>
-      <w:bookmarkEnd w:id="21"/>
+      <w:bookmarkStart w:id="22" w:name="armed-wrap-up-contextautoclearwrapup"/>
+      <w:bookmarkEnd w:id="22"/>
       <w:r>
         <w:rPr/>
         <w:t>Armed wrap-up (</w:t>
@@ -16175,8 +16590,8 @@
         <w:jc w:val="left"/>
         <w:rPr/>
       </w:pPr>
-      <w:bookmarkStart w:id="22" w:name="arming-one-scratch-repo-while-other-sess"/>
-      <w:bookmarkEnd w:id="22"/>
+      <w:bookmarkStart w:id="23" w:name="arming-one-scratch-repo-while-other-sess"/>
+      <w:bookmarkEnd w:id="23"/>
       <w:r>
         <w:rPr/>
         <w:t>Arming one scratch repo while other sessions are live</w:t>
@@ -16907,8 +17322,8 @@
         <w:jc w:val="left"/>
         <w:rPr/>
       </w:pPr>
-      <w:bookmarkStart w:id="23" w:name="which-method-and-what-it-does"/>
-      <w:bookmarkEnd w:id="23"/>
+      <w:bookmarkStart w:id="24" w:name="which-method-and-what-it-does"/>
+      <w:bookmarkEnd w:id="24"/>
       <w:r>
         <w:rPr/>
         <w:t>Which Method, and What It Does</w:t>
@@ -17490,8 +17905,8 @@
         <w:jc w:val="left"/>
         <w:rPr/>
       </w:pPr>
-      <w:bookmarkStart w:id="24" w:name="when-it-will-not-clear-or-notify"/>
-      <w:bookmarkEnd w:id="24"/>
+      <w:bookmarkStart w:id="25" w:name="when-it-will-not-clear-or-notify"/>
+      <w:bookmarkEnd w:id="25"/>
       <w:r>
         <w:rPr/>
         <w:t>When It Will Not Clear (or Notify)</w:t>
@@ -18820,8 +19235,8 @@
         <w:jc w:val="left"/>
         <w:rPr/>
       </w:pPr>
-      <w:bookmarkStart w:id="25" w:name="which-window-gets-the-keystroke"/>
-      <w:bookmarkEnd w:id="25"/>
+      <w:bookmarkStart w:id="26" w:name="which-window-gets-the-keystroke"/>
+      <w:bookmarkEnd w:id="26"/>
       <w:r>
         <w:rPr/>
         <w:t>Which Window Gets the Keystroke</w:t>

--- a/docs/guides/crew/crew-troubleshooting.docx
+++ b/docs/guides/crew/crew-troubleshooting.docx
@@ -1,6 +1,6 @@
 
 <file path=word/document.xml><?xml version="1.0" encoding="utf-8"?>
-<w:document xmlns:o="urn:schemas-microsoft-com:office:office" xmlns:r="http://schemas.openxmlformats.org/officeDocument/2006/relationships" xmlns:v="urn:schemas-microsoft-com:vml" xmlns:w="http://schemas.openxmlformats.org/wordprocessingml/2006/main" xmlns:w10="urn:schemas-microsoft-com:office:word" xmlns:wp="http://schemas.openxmlformats.org/drawingml/2006/wordprocessingDrawing" xmlns:wps="http://schemas.microsoft.com/office/word/2010/wordprocessingShape" xmlns:wpg="http://schemas.microsoft.com/office/word/2010/wordprocessingGroup" xmlns:mc="http://schemas.openxmlformats.org/markup-compatibility/2006" xmlns:wp14="http://schemas.microsoft.com/office/word/2010/wordprocessingDrawing" xmlns:w14="http://schemas.microsoft.com/office/word/2010/wordml" xmlns:w15="http://schemas.microsoft.com/office/word/2012/wordml" mc:Ignorable="w14 wp14 w15">
+<w:document xmlns:o="urn:schemas-microsoft-com:office:office" xmlns:r="http://schemas.openxmlformats.org/officeDocument/2006/relationships" xmlns:v="urn:schemas-microsoft-com:vml" xmlns:w="http://schemas.openxmlformats.org/wordprocessingml/2006/main" xmlns:w10="urn:schemas-microsoft-com:office:word" xmlns:wp="http://schemas.openxmlformats.org/drawingml/2006/wordprocessingDrawing" xmlns:pic="http://schemas.openxmlformats.org/drawingml/2006/picture" xmlns:wps="http://schemas.microsoft.com/office/word/2010/wordprocessingShape" xmlns:wpg="http://schemas.microsoft.com/office/word/2010/wordprocessingGroup" xmlns:mc="http://schemas.openxmlformats.org/markup-compatibility/2006" xmlns:wp14="http://schemas.microsoft.com/office/word/2010/wordprocessingDrawing" xmlns:w14="http://schemas.microsoft.com/office/word/2010/wordml" xmlns:w15="http://schemas.microsoft.com/office/word/2012/wordml" mc:Ignorable="w14 wp14 w15">
   <w:body>
     <w:p>
       <w:pPr>
@@ -545,9 +545,9 @@
     </w:p>
     <w:tbl>
       <w:tblPr>
-        <w:tblW w:w="11825" w:type="dxa"/>
+        <w:tblW w:w="11762" w:type="dxa"/>
         <w:jc w:val="left"/>
-        <w:tblInd w:w="0" w:type="dxa"/>
+        <w:tblInd w:w="28" w:type="dxa"/>
         <w:tblLayout w:type="fixed"/>
         <w:tblCellMar>
           <w:top w:w="28" w:type="dxa"/>
@@ -557,11 +557,11 @@
         </w:tblCellMar>
       </w:tblPr>
       <w:tblGrid>
-        <w:gridCol w:w="2116"/>
-        <w:gridCol w:w="2446"/>
-        <w:gridCol w:w="2146"/>
+        <w:gridCol w:w="2119"/>
+        <w:gridCol w:w="2456"/>
+        <w:gridCol w:w="2053"/>
         <w:gridCol w:w="2986"/>
-        <w:gridCol w:w="2131"/>
+        <w:gridCol w:w="2148"/>
       </w:tblGrid>
       <w:tr>
         <w:trPr>
@@ -569,7 +569,7 @@
         </w:trPr>
         <w:tc>
           <w:tcPr>
-            <w:tcW w:w="2116" w:type="dxa"/>
+            <w:tcW w:w="2119" w:type="dxa"/>
             <w:tcBorders/>
             <w:vAlign w:val="center"/>
           </w:tcPr>
@@ -591,7 +591,7 @@
         </w:tc>
         <w:tc>
           <w:tcPr>
-            <w:tcW w:w="2446" w:type="dxa"/>
+            <w:tcW w:w="2456" w:type="dxa"/>
             <w:tcBorders/>
             <w:vAlign w:val="center"/>
           </w:tcPr>
@@ -613,7 +613,7 @@
         </w:tc>
         <w:tc>
           <w:tcPr>
-            <w:tcW w:w="2146" w:type="dxa"/>
+            <w:tcW w:w="2053" w:type="dxa"/>
             <w:tcBorders/>
             <w:vAlign w:val="center"/>
           </w:tcPr>
@@ -657,7 +657,7 @@
         </w:tc>
         <w:tc>
           <w:tcPr>
-            <w:tcW w:w="2131" w:type="dxa"/>
+            <w:tcW w:w="2148" w:type="dxa"/>
             <w:tcBorders/>
             <w:vAlign w:val="center"/>
           </w:tcPr>
@@ -682,7 +682,7 @@
         <w:trPr/>
         <w:tc>
           <w:tcPr>
-            <w:tcW w:w="2116" w:type="dxa"/>
+            <w:tcW w:w="2119" w:type="dxa"/>
             <w:tcBorders/>
             <w:vAlign w:val="center"/>
           </w:tcPr>
@@ -705,7 +705,7 @@
         </w:tc>
         <w:tc>
           <w:tcPr>
-            <w:tcW w:w="2446" w:type="dxa"/>
+            <w:tcW w:w="2456" w:type="dxa"/>
             <w:tcBorders/>
             <w:vAlign w:val="center"/>
           </w:tcPr>
@@ -728,7 +728,7 @@
         </w:tc>
         <w:tc>
           <w:tcPr>
-            <w:tcW w:w="2146" w:type="dxa"/>
+            <w:tcW w:w="2053" w:type="dxa"/>
             <w:tcBorders/>
             <w:vAlign w:val="center"/>
           </w:tcPr>
@@ -794,7 +794,7 @@
         </w:tc>
         <w:tc>
           <w:tcPr>
-            <w:tcW w:w="2131" w:type="dxa"/>
+            <w:tcW w:w="2148" w:type="dxa"/>
             <w:tcBorders/>
             <w:vAlign w:val="center"/>
           </w:tcPr>
@@ -818,7 +818,7 @@
         <w:trPr/>
         <w:tc>
           <w:tcPr>
-            <w:tcW w:w="2116" w:type="dxa"/>
+            <w:tcW w:w="2119" w:type="dxa"/>
             <w:tcBorders/>
             <w:vAlign w:val="center"/>
           </w:tcPr>
@@ -841,7 +841,7 @@
         </w:tc>
         <w:tc>
           <w:tcPr>
-            <w:tcW w:w="2446" w:type="dxa"/>
+            <w:tcW w:w="2456" w:type="dxa"/>
             <w:tcBorders/>
             <w:vAlign w:val="center"/>
           </w:tcPr>
@@ -864,7 +864,7 @@
         </w:tc>
         <w:tc>
           <w:tcPr>
-            <w:tcW w:w="2146" w:type="dxa"/>
+            <w:tcW w:w="2053" w:type="dxa"/>
             <w:tcBorders/>
             <w:vAlign w:val="center"/>
           </w:tcPr>
@@ -916,7 +916,7 @@
         </w:tc>
         <w:tc>
           <w:tcPr>
-            <w:tcW w:w="2131" w:type="dxa"/>
+            <w:tcW w:w="2148" w:type="dxa"/>
             <w:tcBorders/>
             <w:vAlign w:val="center"/>
           </w:tcPr>
@@ -940,7 +940,7 @@
         <w:trPr/>
         <w:tc>
           <w:tcPr>
-            <w:tcW w:w="2116" w:type="dxa"/>
+            <w:tcW w:w="2119" w:type="dxa"/>
             <w:tcBorders/>
             <w:vAlign w:val="center"/>
           </w:tcPr>
@@ -993,7 +993,7 @@
         </w:tc>
         <w:tc>
           <w:tcPr>
-            <w:tcW w:w="2446" w:type="dxa"/>
+            <w:tcW w:w="2456" w:type="dxa"/>
             <w:tcBorders/>
             <w:vAlign w:val="center"/>
           </w:tcPr>
@@ -1016,7 +1016,7 @@
         </w:tc>
         <w:tc>
           <w:tcPr>
-            <w:tcW w:w="2146" w:type="dxa"/>
+            <w:tcW w:w="2053" w:type="dxa"/>
             <w:tcBorders/>
             <w:vAlign w:val="center"/>
           </w:tcPr>
@@ -1074,7 +1074,7 @@
         </w:tc>
         <w:tc>
           <w:tcPr>
-            <w:tcW w:w="2131" w:type="dxa"/>
+            <w:tcW w:w="2148" w:type="dxa"/>
             <w:tcBorders/>
             <w:vAlign w:val="center"/>
           </w:tcPr>
@@ -1110,7 +1110,7 @@
         <w:trPr/>
         <w:tc>
           <w:tcPr>
-            <w:tcW w:w="2116" w:type="dxa"/>
+            <w:tcW w:w="2119" w:type="dxa"/>
             <w:tcBorders/>
             <w:vAlign w:val="center"/>
           </w:tcPr>
@@ -1133,7 +1133,7 @@
         </w:tc>
         <w:tc>
           <w:tcPr>
-            <w:tcW w:w="2446" w:type="dxa"/>
+            <w:tcW w:w="2456" w:type="dxa"/>
             <w:tcBorders/>
             <w:vAlign w:val="center"/>
           </w:tcPr>
@@ -1156,7 +1156,7 @@
         </w:tc>
         <w:tc>
           <w:tcPr>
-            <w:tcW w:w="2146" w:type="dxa"/>
+            <w:tcW w:w="2053" w:type="dxa"/>
             <w:tcBorders/>
             <w:vAlign w:val="center"/>
           </w:tcPr>
@@ -1214,7 +1214,7 @@
         </w:tc>
         <w:tc>
           <w:tcPr>
-            <w:tcW w:w="2131" w:type="dxa"/>
+            <w:tcW w:w="2148" w:type="dxa"/>
             <w:tcBorders/>
             <w:vAlign w:val="center"/>
           </w:tcPr>
@@ -1238,7 +1238,7 @@
         <w:trPr/>
         <w:tc>
           <w:tcPr>
-            <w:tcW w:w="2116" w:type="dxa"/>
+            <w:tcW w:w="2119" w:type="dxa"/>
             <w:tcBorders/>
             <w:vAlign w:val="center"/>
           </w:tcPr>
@@ -1285,7 +1285,7 @@
         </w:tc>
         <w:tc>
           <w:tcPr>
-            <w:tcW w:w="2446" w:type="dxa"/>
+            <w:tcW w:w="2456" w:type="dxa"/>
             <w:tcBorders/>
             <w:vAlign w:val="center"/>
           </w:tcPr>
@@ -1308,7 +1308,7 @@
         </w:tc>
         <w:tc>
           <w:tcPr>
-            <w:tcW w:w="2146" w:type="dxa"/>
+            <w:tcW w:w="2053" w:type="dxa"/>
             <w:tcBorders/>
             <w:vAlign w:val="center"/>
           </w:tcPr>
@@ -1428,7 +1428,7 @@
         </w:tc>
         <w:tc>
           <w:tcPr>
-            <w:tcW w:w="2131" w:type="dxa"/>
+            <w:tcW w:w="2148" w:type="dxa"/>
             <w:tcBorders/>
             <w:vAlign w:val="center"/>
           </w:tcPr>
@@ -1468,7 +1468,7 @@
         <w:trPr/>
         <w:tc>
           <w:tcPr>
-            <w:tcW w:w="2116" w:type="dxa"/>
+            <w:tcW w:w="2119" w:type="dxa"/>
             <w:tcBorders/>
             <w:vAlign w:val="center"/>
           </w:tcPr>
@@ -1515,7 +1515,7 @@
         </w:tc>
         <w:tc>
           <w:tcPr>
-            <w:tcW w:w="2446" w:type="dxa"/>
+            <w:tcW w:w="2456" w:type="dxa"/>
             <w:tcBorders/>
             <w:vAlign w:val="center"/>
           </w:tcPr>
@@ -1538,7 +1538,7 @@
         </w:tc>
         <w:tc>
           <w:tcPr>
-            <w:tcW w:w="2146" w:type="dxa"/>
+            <w:tcW w:w="2053" w:type="dxa"/>
             <w:tcBorders/>
             <w:vAlign w:val="center"/>
           </w:tcPr>
@@ -1616,7 +1616,7 @@
         </w:tc>
         <w:tc>
           <w:tcPr>
-            <w:tcW w:w="2131" w:type="dxa"/>
+            <w:tcW w:w="2148" w:type="dxa"/>
             <w:tcBorders/>
             <w:vAlign w:val="center"/>
           </w:tcPr>
@@ -1642,7 +1642,7 @@
         <w:trPr/>
         <w:tc>
           <w:tcPr>
-            <w:tcW w:w="2116" w:type="dxa"/>
+            <w:tcW w:w="2119" w:type="dxa"/>
             <w:tcBorders/>
             <w:vAlign w:val="center"/>
           </w:tcPr>
@@ -1689,7 +1689,7 @@
         </w:tc>
         <w:tc>
           <w:tcPr>
-            <w:tcW w:w="2446" w:type="dxa"/>
+            <w:tcW w:w="2456" w:type="dxa"/>
             <w:tcBorders/>
             <w:vAlign w:val="center"/>
           </w:tcPr>
@@ -1712,7 +1712,7 @@
         </w:tc>
         <w:tc>
           <w:tcPr>
-            <w:tcW w:w="2146" w:type="dxa"/>
+            <w:tcW w:w="2053" w:type="dxa"/>
             <w:tcBorders/>
             <w:vAlign w:val="center"/>
           </w:tcPr>
@@ -1810,7 +1810,7 @@
         </w:tc>
         <w:tc>
           <w:tcPr>
-            <w:tcW w:w="2131" w:type="dxa"/>
+            <w:tcW w:w="2148" w:type="dxa"/>
             <w:tcBorders/>
             <w:vAlign w:val="center"/>
           </w:tcPr>
@@ -1836,7 +1836,7 @@
         <w:trPr/>
         <w:tc>
           <w:tcPr>
-            <w:tcW w:w="2116" w:type="dxa"/>
+            <w:tcW w:w="2119" w:type="dxa"/>
             <w:tcBorders/>
             <w:vAlign w:val="center"/>
           </w:tcPr>
@@ -1923,7 +1923,7 @@
         </w:tc>
         <w:tc>
           <w:tcPr>
-            <w:tcW w:w="2446" w:type="dxa"/>
+            <w:tcW w:w="2456" w:type="dxa"/>
             <w:tcBorders/>
             <w:vAlign w:val="center"/>
           </w:tcPr>
@@ -1946,7 +1946,7 @@
         </w:tc>
         <w:tc>
           <w:tcPr>
-            <w:tcW w:w="2146" w:type="dxa"/>
+            <w:tcW w:w="2053" w:type="dxa"/>
             <w:tcBorders/>
             <w:vAlign w:val="center"/>
           </w:tcPr>
@@ -2040,7 +2040,7 @@
         </w:tc>
         <w:tc>
           <w:tcPr>
-            <w:tcW w:w="2131" w:type="dxa"/>
+            <w:tcW w:w="2148" w:type="dxa"/>
             <w:tcBorders/>
             <w:vAlign w:val="center"/>
           </w:tcPr>
@@ -2076,7 +2076,7 @@
         <w:trPr/>
         <w:tc>
           <w:tcPr>
-            <w:tcW w:w="2116" w:type="dxa"/>
+            <w:tcW w:w="2119" w:type="dxa"/>
             <w:tcBorders/>
             <w:vAlign w:val="center"/>
           </w:tcPr>
@@ -2099,7 +2099,7 @@
         </w:tc>
         <w:tc>
           <w:tcPr>
-            <w:tcW w:w="2446" w:type="dxa"/>
+            <w:tcW w:w="2456" w:type="dxa"/>
             <w:tcBorders/>
             <w:vAlign w:val="center"/>
           </w:tcPr>
@@ -2122,7 +2122,7 @@
         </w:tc>
         <w:tc>
           <w:tcPr>
-            <w:tcW w:w="2146" w:type="dxa"/>
+            <w:tcW w:w="2053" w:type="dxa"/>
             <w:tcBorders/>
             <w:vAlign w:val="center"/>
           </w:tcPr>
@@ -2176,7 +2176,7 @@
         </w:tc>
         <w:tc>
           <w:tcPr>
-            <w:tcW w:w="2131" w:type="dxa"/>
+            <w:tcW w:w="2148" w:type="dxa"/>
             <w:tcBorders/>
             <w:vAlign w:val="center"/>
           </w:tcPr>
@@ -2200,7 +2200,7 @@
         <w:trPr/>
         <w:tc>
           <w:tcPr>
-            <w:tcW w:w="2116" w:type="dxa"/>
+            <w:tcW w:w="2119" w:type="dxa"/>
             <w:tcBorders/>
             <w:vAlign w:val="center"/>
           </w:tcPr>
@@ -2223,7 +2223,7 @@
         </w:tc>
         <w:tc>
           <w:tcPr>
-            <w:tcW w:w="2446" w:type="dxa"/>
+            <w:tcW w:w="2456" w:type="dxa"/>
             <w:tcBorders/>
             <w:vAlign w:val="center"/>
           </w:tcPr>
@@ -2260,7 +2260,7 @@
         </w:tc>
         <w:tc>
           <w:tcPr>
-            <w:tcW w:w="2146" w:type="dxa"/>
+            <w:tcW w:w="2053" w:type="dxa"/>
             <w:tcBorders/>
             <w:vAlign w:val="center"/>
           </w:tcPr>
@@ -2364,7 +2364,7 @@
         </w:tc>
         <w:tc>
           <w:tcPr>
-            <w:tcW w:w="2131" w:type="dxa"/>
+            <w:tcW w:w="2148" w:type="dxa"/>
             <w:tcBorders/>
             <w:vAlign w:val="center"/>
           </w:tcPr>
@@ -2388,7 +2388,7 @@
         <w:trPr/>
         <w:tc>
           <w:tcPr>
-            <w:tcW w:w="2116" w:type="dxa"/>
+            <w:tcW w:w="2119" w:type="dxa"/>
             <w:tcBorders/>
             <w:vAlign w:val="center"/>
           </w:tcPr>
@@ -2411,7 +2411,7 @@
         </w:tc>
         <w:tc>
           <w:tcPr>
-            <w:tcW w:w="2446" w:type="dxa"/>
+            <w:tcW w:w="2456" w:type="dxa"/>
             <w:tcBorders/>
             <w:vAlign w:val="center"/>
           </w:tcPr>
@@ -2434,7 +2434,7 @@
         </w:tc>
         <w:tc>
           <w:tcPr>
-            <w:tcW w:w="2146" w:type="dxa"/>
+            <w:tcW w:w="2053" w:type="dxa"/>
             <w:tcBorders/>
             <w:vAlign w:val="center"/>
           </w:tcPr>
@@ -2492,7 +2492,7 @@
         </w:tc>
         <w:tc>
           <w:tcPr>
-            <w:tcW w:w="2131" w:type="dxa"/>
+            <w:tcW w:w="2148" w:type="dxa"/>
             <w:tcBorders/>
             <w:vAlign w:val="center"/>
           </w:tcPr>
@@ -2518,7 +2518,7 @@
         <w:trPr/>
         <w:tc>
           <w:tcPr>
-            <w:tcW w:w="2116" w:type="dxa"/>
+            <w:tcW w:w="2119" w:type="dxa"/>
             <w:tcBorders/>
             <w:vAlign w:val="center"/>
           </w:tcPr>
@@ -2541,7 +2541,7 @@
         </w:tc>
         <w:tc>
           <w:tcPr>
-            <w:tcW w:w="2446" w:type="dxa"/>
+            <w:tcW w:w="2456" w:type="dxa"/>
             <w:tcBorders/>
             <w:vAlign w:val="center"/>
           </w:tcPr>
@@ -2564,7 +2564,7 @@
         </w:tc>
         <w:tc>
           <w:tcPr>
-            <w:tcW w:w="2146" w:type="dxa"/>
+            <w:tcW w:w="2053" w:type="dxa"/>
             <w:tcBorders/>
             <w:vAlign w:val="center"/>
           </w:tcPr>
@@ -2648,7 +2648,7 @@
         </w:tc>
         <w:tc>
           <w:tcPr>
-            <w:tcW w:w="2131" w:type="dxa"/>
+            <w:tcW w:w="2148" w:type="dxa"/>
             <w:tcBorders/>
             <w:vAlign w:val="center"/>
           </w:tcPr>
@@ -2678,7 +2678,7 @@
         <w:trPr/>
         <w:tc>
           <w:tcPr>
-            <w:tcW w:w="2116" w:type="dxa"/>
+            <w:tcW w:w="2119" w:type="dxa"/>
             <w:tcBorders/>
             <w:vAlign w:val="center"/>
           </w:tcPr>
@@ -2701,7 +2701,7 @@
         </w:tc>
         <w:tc>
           <w:tcPr>
-            <w:tcW w:w="2446" w:type="dxa"/>
+            <w:tcW w:w="2456" w:type="dxa"/>
             <w:tcBorders/>
             <w:vAlign w:val="center"/>
           </w:tcPr>
@@ -2724,7 +2724,7 @@
         </w:tc>
         <w:tc>
           <w:tcPr>
-            <w:tcW w:w="2146" w:type="dxa"/>
+            <w:tcW w:w="2053" w:type="dxa"/>
             <w:tcBorders/>
             <w:vAlign w:val="center"/>
           </w:tcPr>
@@ -2768,7 +2768,7 @@
         </w:tc>
         <w:tc>
           <w:tcPr>
-            <w:tcW w:w="2131" w:type="dxa"/>
+            <w:tcW w:w="2148" w:type="dxa"/>
             <w:tcBorders/>
             <w:vAlign w:val="center"/>
           </w:tcPr>
@@ -8097,6 +8097,102 @@
           <w:tab w:val="left" w:pos="829" w:leader="none"/>
         </w:tabs>
         <w:bidi w:val="0"/>
+        <w:spacing w:before="120" w:after="0"/>
+        <w:ind w:hanging="283" w:left="829"/>
+        <w:jc w:val="left"/>
+        <w:rPr/>
+      </w:pPr>
+      <w:r>
+        <w:rPr>
+          <w:rStyle w:val="Strong"/>
+        </w:rPr>
+        <w:t>"records the short sha X"</w:t>
+      </w:r>
+      <w:r>
+        <w:rPr/>
+        <w:t xml:space="preserve"> (L-0703): a </w:t>
+      </w:r>
+      <w:r>
+        <w:rPr>
+          <w:rStyle w:val="SourceText"/>
+        </w:rPr>
+        <w:t>requires</w:t>
+      </w:r>
+      <w:r>
+        <w:rPr/>
+        <w:t xml:space="preserve"> row counts only with the full 40-character sha. Re-run the upstream promotion, or rewrite the row with </w:t>
+      </w:r>
+      <w:r>
+        <w:rPr>
+          <w:rStyle w:val="SourceText"/>
+        </w:rPr>
+        <w:t>git rev-parse HEAD</w:t>
+      </w:r>
+      <w:r>
+        <w:rPr/>
+        <w:t xml:space="preserve"> of the tree that passed, after checking it is that commit. </w:t>
+      </w:r>
+    </w:p>
+    <w:p>
+      <w:pPr>
+        <w:pStyle w:val="BodyText"/>
+        <w:numPr>
+          <w:ilvl w:val="0"/>
+          <w:numId w:val="19"/>
+        </w:numPr>
+        <w:tabs>
+          <w:tab w:val="clear" w:pos="1134"/>
+          <w:tab w:val="left" w:pos="829" w:leader="none"/>
+        </w:tabs>
+        <w:bidi w:val="0"/>
+        <w:spacing w:before="120" w:after="0"/>
+        <w:ind w:hanging="283" w:left="829"/>
+        <w:jc w:val="left"/>
+        <w:rPr/>
+      </w:pPr>
+      <w:r>
+        <w:rPr>
+          <w:rStyle w:val="Strong"/>
+        </w:rPr>
+        <w:t>"requires an accepted review of the sha being deployed"</w:t>
+      </w:r>
+      <w:r>
+        <w:rPr/>
+        <w:t xml:space="preserve"> (L-0703): no ticket's accepted receipt was of a tree identical to the one being deployed. A merge commit whose tree differs from the reviewed head (main moved, or a bump landed after the review) is not covered: deploy the reviewed head, or review the merged tree. An environment that genuinely takes unreviewed builds sets </w:t>
+      </w:r>
+      <w:r>
+        <w:rPr>
+          <w:rStyle w:val="SourceText"/>
+        </w:rPr>
+        <w:t>requireReview: false</w:t>
+      </w:r>
+      <w:r>
+        <w:rPr/>
+        <w:t xml:space="preserve"> plus a </w:t>
+      </w:r>
+      <w:r>
+        <w:rPr>
+          <w:rStyle w:val="SourceText"/>
+        </w:rPr>
+        <w:t>reviewReason</w:t>
+      </w:r>
+      <w:r>
+        <w:rPr/>
+        <w:t xml:space="preserve"> in the committed map. "could not tell ... did not finish" means the receipt check ran past the gate's 17s deadline; "no usable python" means the gate cannot evaluate at all - install python 3.8+. </w:t>
+      </w:r>
+    </w:p>
+    <w:p>
+      <w:pPr>
+        <w:pStyle w:val="BodyText"/>
+        <w:numPr>
+          <w:ilvl w:val="0"/>
+          <w:numId w:val="19"/>
+        </w:numPr>
+        <w:tabs>
+          <w:tab w:val="clear" w:pos="1134"/>
+          <w:tab w:val="left" w:pos="829" w:leader="none"/>
+        </w:tabs>
+        <w:bidi w:val="0"/>
         <w:ind w:hanging="283" w:left="829"/>
         <w:jc w:val="left"/>
         <w:rPr/>
@@ -10316,9 +10412,9 @@
     </w:p>
     <w:tbl>
       <w:tblPr>
-        <w:tblW w:w="11825" w:type="dxa"/>
+        <w:tblW w:w="11339" w:type="dxa"/>
         <w:jc w:val="left"/>
-        <w:tblInd w:w="0" w:type="dxa"/>
+        <w:tblInd w:w="28" w:type="dxa"/>
         <w:tblLayout w:type="fixed"/>
         <w:tblCellMar>
           <w:top w:w="28" w:type="dxa"/>
@@ -10328,10 +10424,10 @@
         </w:tblCellMar>
       </w:tblPr>
       <w:tblGrid>
-        <w:gridCol w:w="4369"/>
-        <w:gridCol w:w="1689"/>
-        <w:gridCol w:w="1687"/>
-        <w:gridCol w:w="4080"/>
+        <w:gridCol w:w="4277"/>
+        <w:gridCol w:w="1564"/>
+        <w:gridCol w:w="1646"/>
+        <w:gridCol w:w="3852"/>
       </w:tblGrid>
       <w:tr>
         <w:trPr>
@@ -10339,7 +10435,7 @@
         </w:trPr>
         <w:tc>
           <w:tcPr>
-            <w:tcW w:w="4369" w:type="dxa"/>
+            <w:tcW w:w="4277" w:type="dxa"/>
             <w:tcBorders/>
             <w:vAlign w:val="center"/>
           </w:tcPr>
@@ -10361,7 +10457,7 @@
         </w:tc>
         <w:tc>
           <w:tcPr>
-            <w:tcW w:w="1689" w:type="dxa"/>
+            <w:tcW w:w="1564" w:type="dxa"/>
             <w:tcBorders/>
             <w:vAlign w:val="center"/>
           </w:tcPr>
@@ -10383,7 +10479,7 @@
         </w:tc>
         <w:tc>
           <w:tcPr>
-            <w:tcW w:w="1687" w:type="dxa"/>
+            <w:tcW w:w="1646" w:type="dxa"/>
             <w:tcBorders/>
             <w:vAlign w:val="center"/>
           </w:tcPr>
@@ -10405,7 +10501,7 @@
         </w:tc>
         <w:tc>
           <w:tcPr>
-            <w:tcW w:w="4080" w:type="dxa"/>
+            <w:tcW w:w="3852" w:type="dxa"/>
             <w:tcBorders/>
             <w:vAlign w:val="center"/>
           </w:tcPr>
@@ -10430,7 +10526,7 @@
         <w:trPr/>
         <w:tc>
           <w:tcPr>
-            <w:tcW w:w="4369" w:type="dxa"/>
+            <w:tcW w:w="4277" w:type="dxa"/>
             <w:tcBorders/>
             <w:vAlign w:val="center"/>
           </w:tcPr>
@@ -10453,7 +10549,7 @@
         </w:tc>
         <w:tc>
           <w:tcPr>
-            <w:tcW w:w="1689" w:type="dxa"/>
+            <w:tcW w:w="1564" w:type="dxa"/>
             <w:tcBorders/>
             <w:vAlign w:val="center"/>
           </w:tcPr>
@@ -10474,7 +10570,7 @@
         </w:tc>
         <w:tc>
           <w:tcPr>
-            <w:tcW w:w="1687" w:type="dxa"/>
+            <w:tcW w:w="1646" w:type="dxa"/>
             <w:tcBorders/>
             <w:vAlign w:val="center"/>
           </w:tcPr>
@@ -10495,7 +10591,7 @@
         </w:tc>
         <w:tc>
           <w:tcPr>
-            <w:tcW w:w="4080" w:type="dxa"/>
+            <w:tcW w:w="3852" w:type="dxa"/>
             <w:tcBorders/>
             <w:vAlign w:val="center"/>
           </w:tcPr>
@@ -10535,7 +10631,7 @@
         <w:trPr/>
         <w:tc>
           <w:tcPr>
-            <w:tcW w:w="4369" w:type="dxa"/>
+            <w:tcW w:w="4277" w:type="dxa"/>
             <w:tcBorders/>
             <w:vAlign w:val="center"/>
           </w:tcPr>
@@ -10558,7 +10654,7 @@
         </w:tc>
         <w:tc>
           <w:tcPr>
-            <w:tcW w:w="1689" w:type="dxa"/>
+            <w:tcW w:w="1564" w:type="dxa"/>
             <w:tcBorders/>
             <w:vAlign w:val="center"/>
           </w:tcPr>
@@ -10579,7 +10675,7 @@
         </w:tc>
         <w:tc>
           <w:tcPr>
-            <w:tcW w:w="1687" w:type="dxa"/>
+            <w:tcW w:w="1646" w:type="dxa"/>
             <w:tcBorders/>
             <w:vAlign w:val="center"/>
           </w:tcPr>
@@ -10622,7 +10718,7 @@
         </w:tc>
         <w:tc>
           <w:tcPr>
-            <w:tcW w:w="4080" w:type="dxa"/>
+            <w:tcW w:w="3852" w:type="dxa"/>
             <w:tcBorders/>
             <w:vAlign w:val="center"/>
           </w:tcPr>
@@ -10652,7 +10748,7 @@
         <w:trPr/>
         <w:tc>
           <w:tcPr>
-            <w:tcW w:w="4369" w:type="dxa"/>
+            <w:tcW w:w="4277" w:type="dxa"/>
             <w:tcBorders/>
             <w:vAlign w:val="center"/>
           </w:tcPr>
@@ -10675,7 +10771,7 @@
         </w:tc>
         <w:tc>
           <w:tcPr>
-            <w:tcW w:w="1689" w:type="dxa"/>
+            <w:tcW w:w="1564" w:type="dxa"/>
             <w:tcBorders/>
             <w:vAlign w:val="center"/>
           </w:tcPr>
@@ -10696,7 +10792,7 @@
         </w:tc>
         <w:tc>
           <w:tcPr>
-            <w:tcW w:w="1687" w:type="dxa"/>
+            <w:tcW w:w="1646" w:type="dxa"/>
             <w:tcBorders/>
             <w:vAlign w:val="center"/>
           </w:tcPr>
@@ -10739,7 +10835,7 @@
         </w:tc>
         <w:tc>
           <w:tcPr>
-            <w:tcW w:w="4080" w:type="dxa"/>
+            <w:tcW w:w="3852" w:type="dxa"/>
             <w:tcBorders/>
             <w:vAlign w:val="center"/>
           </w:tcPr>
@@ -10769,7 +10865,7 @@
         <w:trPr/>
         <w:tc>
           <w:tcPr>
-            <w:tcW w:w="4369" w:type="dxa"/>
+            <w:tcW w:w="4277" w:type="dxa"/>
             <w:tcBorders/>
             <w:vAlign w:val="center"/>
           </w:tcPr>
@@ -10842,7 +10938,7 @@
         </w:tc>
         <w:tc>
           <w:tcPr>
-            <w:tcW w:w="1689" w:type="dxa"/>
+            <w:tcW w:w="1564" w:type="dxa"/>
             <w:tcBorders/>
             <w:vAlign w:val="center"/>
           </w:tcPr>
@@ -10863,7 +10959,7 @@
         </w:tc>
         <w:tc>
           <w:tcPr>
-            <w:tcW w:w="1687" w:type="dxa"/>
+            <w:tcW w:w="1646" w:type="dxa"/>
             <w:tcBorders/>
             <w:vAlign w:val="center"/>
           </w:tcPr>
@@ -10906,7 +11002,7 @@
         </w:tc>
         <w:tc>
           <w:tcPr>
-            <w:tcW w:w="4080" w:type="dxa"/>
+            <w:tcW w:w="3852" w:type="dxa"/>
             <w:tcBorders/>
             <w:vAlign w:val="center"/>
           </w:tcPr>
@@ -10940,7 +11036,7 @@
         <w:trPr/>
         <w:tc>
           <w:tcPr>
-            <w:tcW w:w="4369" w:type="dxa"/>
+            <w:tcW w:w="4277" w:type="dxa"/>
             <w:tcBorders/>
             <w:vAlign w:val="center"/>
           </w:tcPr>
@@ -10973,7 +11069,7 @@
         </w:tc>
         <w:tc>
           <w:tcPr>
-            <w:tcW w:w="1689" w:type="dxa"/>
+            <w:tcW w:w="1564" w:type="dxa"/>
             <w:tcBorders/>
             <w:vAlign w:val="center"/>
           </w:tcPr>
@@ -10994,7 +11090,7 @@
         </w:tc>
         <w:tc>
           <w:tcPr>
-            <w:tcW w:w="1687" w:type="dxa"/>
+            <w:tcW w:w="1646" w:type="dxa"/>
             <w:tcBorders/>
             <w:vAlign w:val="center"/>
           </w:tcPr>
@@ -11037,7 +11133,7 @@
         </w:tc>
         <w:tc>
           <w:tcPr>
-            <w:tcW w:w="4080" w:type="dxa"/>
+            <w:tcW w:w="3852" w:type="dxa"/>
             <w:tcBorders/>
             <w:vAlign w:val="center"/>
           </w:tcPr>
@@ -11067,7 +11163,7 @@
         <w:trPr/>
         <w:tc>
           <w:tcPr>
-            <w:tcW w:w="4369" w:type="dxa"/>
+            <w:tcW w:w="4277" w:type="dxa"/>
             <w:tcBorders/>
             <w:vAlign w:val="center"/>
           </w:tcPr>
@@ -11090,7 +11186,7 @@
         </w:tc>
         <w:tc>
           <w:tcPr>
-            <w:tcW w:w="1689" w:type="dxa"/>
+            <w:tcW w:w="1564" w:type="dxa"/>
             <w:tcBorders/>
             <w:vAlign w:val="center"/>
           </w:tcPr>
@@ -11111,7 +11207,7 @@
         </w:tc>
         <w:tc>
           <w:tcPr>
-            <w:tcW w:w="1687" w:type="dxa"/>
+            <w:tcW w:w="1646" w:type="dxa"/>
             <w:tcBorders/>
             <w:vAlign w:val="center"/>
           </w:tcPr>
@@ -11164,7 +11260,7 @@
         </w:tc>
         <w:tc>
           <w:tcPr>
-            <w:tcW w:w="4080" w:type="dxa"/>
+            <w:tcW w:w="3852" w:type="dxa"/>
             <w:tcBorders/>
             <w:vAlign w:val="center"/>
           </w:tcPr>
@@ -11194,7 +11290,7 @@
         <w:trPr/>
         <w:tc>
           <w:tcPr>
-            <w:tcW w:w="4369" w:type="dxa"/>
+            <w:tcW w:w="4277" w:type="dxa"/>
             <w:tcBorders/>
             <w:vAlign w:val="center"/>
           </w:tcPr>
@@ -11217,7 +11313,7 @@
         </w:tc>
         <w:tc>
           <w:tcPr>
-            <w:tcW w:w="1689" w:type="dxa"/>
+            <w:tcW w:w="1564" w:type="dxa"/>
             <w:tcBorders/>
             <w:vAlign w:val="center"/>
           </w:tcPr>
@@ -11238,7 +11334,7 @@
         </w:tc>
         <w:tc>
           <w:tcPr>
-            <w:tcW w:w="1687" w:type="dxa"/>
+            <w:tcW w:w="1646" w:type="dxa"/>
             <w:tcBorders/>
             <w:vAlign w:val="center"/>
           </w:tcPr>
@@ -11259,7 +11355,7 @@
         </w:tc>
         <w:tc>
           <w:tcPr>
-            <w:tcW w:w="4080" w:type="dxa"/>
+            <w:tcW w:w="3852" w:type="dxa"/>
             <w:tcBorders/>
             <w:vAlign w:val="center"/>
           </w:tcPr>
@@ -11319,7 +11415,7 @@
         <w:trPr/>
         <w:tc>
           <w:tcPr>
-            <w:tcW w:w="4369" w:type="dxa"/>
+            <w:tcW w:w="4277" w:type="dxa"/>
             <w:tcBorders/>
             <w:vAlign w:val="center"/>
           </w:tcPr>
@@ -11342,7 +11438,7 @@
         </w:tc>
         <w:tc>
           <w:tcPr>
-            <w:tcW w:w="1689" w:type="dxa"/>
+            <w:tcW w:w="1564" w:type="dxa"/>
             <w:tcBorders/>
             <w:vAlign w:val="center"/>
           </w:tcPr>
@@ -11363,7 +11459,7 @@
         </w:tc>
         <w:tc>
           <w:tcPr>
-            <w:tcW w:w="1687" w:type="dxa"/>
+            <w:tcW w:w="1646" w:type="dxa"/>
             <w:tcBorders/>
             <w:vAlign w:val="center"/>
           </w:tcPr>
@@ -11384,7 +11480,7 @@
         </w:tc>
         <w:tc>
           <w:tcPr>
-            <w:tcW w:w="4080" w:type="dxa"/>
+            <w:tcW w:w="3852" w:type="dxa"/>
             <w:tcBorders/>
             <w:vAlign w:val="center"/>
           </w:tcPr>
@@ -11414,7 +11510,7 @@
         <w:trPr/>
         <w:tc>
           <w:tcPr>
-            <w:tcW w:w="4369" w:type="dxa"/>
+            <w:tcW w:w="4277" w:type="dxa"/>
             <w:tcBorders/>
             <w:vAlign w:val="center"/>
           </w:tcPr>
@@ -11437,7 +11533,7 @@
         </w:tc>
         <w:tc>
           <w:tcPr>
-            <w:tcW w:w="1689" w:type="dxa"/>
+            <w:tcW w:w="1564" w:type="dxa"/>
             <w:tcBorders/>
             <w:vAlign w:val="center"/>
           </w:tcPr>
@@ -11458,7 +11554,7 @@
         </w:tc>
         <w:tc>
           <w:tcPr>
-            <w:tcW w:w="1687" w:type="dxa"/>
+            <w:tcW w:w="1646" w:type="dxa"/>
             <w:tcBorders/>
             <w:vAlign w:val="center"/>
           </w:tcPr>
@@ -11479,7 +11575,7 @@
         </w:tc>
         <w:tc>
           <w:tcPr>
-            <w:tcW w:w="4080" w:type="dxa"/>
+            <w:tcW w:w="3852" w:type="dxa"/>
             <w:tcBorders/>
             <w:vAlign w:val="center"/>
           </w:tcPr>
@@ -11519,7 +11615,7 @@
         <w:trPr/>
         <w:tc>
           <w:tcPr>
-            <w:tcW w:w="4369" w:type="dxa"/>
+            <w:tcW w:w="4277" w:type="dxa"/>
             <w:tcBorders/>
             <w:vAlign w:val="center"/>
           </w:tcPr>
@@ -11552,7 +11648,7 @@
         </w:tc>
         <w:tc>
           <w:tcPr>
-            <w:tcW w:w="1689" w:type="dxa"/>
+            <w:tcW w:w="1564" w:type="dxa"/>
             <w:tcBorders/>
             <w:vAlign w:val="center"/>
           </w:tcPr>
@@ -11573,7 +11669,7 @@
         </w:tc>
         <w:tc>
           <w:tcPr>
-            <w:tcW w:w="1687" w:type="dxa"/>
+            <w:tcW w:w="1646" w:type="dxa"/>
             <w:tcBorders/>
             <w:vAlign w:val="center"/>
           </w:tcPr>
@@ -11594,7 +11690,7 @@
         </w:tc>
         <w:tc>
           <w:tcPr>
-            <w:tcW w:w="4080" w:type="dxa"/>
+            <w:tcW w:w="3852" w:type="dxa"/>
             <w:tcBorders/>
             <w:vAlign w:val="center"/>
           </w:tcPr>
@@ -11618,7 +11714,7 @@
         <w:trPr/>
         <w:tc>
           <w:tcPr>
-            <w:tcW w:w="4369" w:type="dxa"/>
+            <w:tcW w:w="4277" w:type="dxa"/>
             <w:tcBorders/>
             <w:vAlign w:val="center"/>
           </w:tcPr>
@@ -11641,7 +11737,7 @@
         </w:tc>
         <w:tc>
           <w:tcPr>
-            <w:tcW w:w="1689" w:type="dxa"/>
+            <w:tcW w:w="1564" w:type="dxa"/>
             <w:tcBorders/>
             <w:vAlign w:val="center"/>
           </w:tcPr>
@@ -11662,7 +11758,7 @@
         </w:tc>
         <w:tc>
           <w:tcPr>
-            <w:tcW w:w="1687" w:type="dxa"/>
+            <w:tcW w:w="1646" w:type="dxa"/>
             <w:tcBorders/>
             <w:vAlign w:val="center"/>
           </w:tcPr>
@@ -11705,7 +11801,7 @@
         </w:tc>
         <w:tc>
           <w:tcPr>
-            <w:tcW w:w="4080" w:type="dxa"/>
+            <w:tcW w:w="3852" w:type="dxa"/>
             <w:tcBorders/>
             <w:vAlign w:val="center"/>
           </w:tcPr>
@@ -11769,7 +11865,7 @@
         <w:trPr/>
         <w:tc>
           <w:tcPr>
-            <w:tcW w:w="4369" w:type="dxa"/>
+            <w:tcW w:w="4277" w:type="dxa"/>
             <w:tcBorders/>
             <w:vAlign w:val="center"/>
           </w:tcPr>
@@ -11792,7 +11888,7 @@
         </w:tc>
         <w:tc>
           <w:tcPr>
-            <w:tcW w:w="1689" w:type="dxa"/>
+            <w:tcW w:w="1564" w:type="dxa"/>
             <w:tcBorders/>
             <w:vAlign w:val="center"/>
           </w:tcPr>
@@ -11813,7 +11909,7 @@
         </w:tc>
         <w:tc>
           <w:tcPr>
-            <w:tcW w:w="1687" w:type="dxa"/>
+            <w:tcW w:w="1646" w:type="dxa"/>
             <w:tcBorders/>
             <w:vAlign w:val="center"/>
           </w:tcPr>
@@ -11834,7 +11930,7 @@
         </w:tc>
         <w:tc>
           <w:tcPr>
-            <w:tcW w:w="4080" w:type="dxa"/>
+            <w:tcW w:w="3852" w:type="dxa"/>
             <w:tcBorders/>
             <w:vAlign w:val="center"/>
           </w:tcPr>
@@ -11864,7 +11960,7 @@
         <w:trPr/>
         <w:tc>
           <w:tcPr>
-            <w:tcW w:w="4369" w:type="dxa"/>
+            <w:tcW w:w="4277" w:type="dxa"/>
             <w:tcBorders/>
             <w:vAlign w:val="center"/>
           </w:tcPr>
@@ -11887,7 +11983,7 @@
         </w:tc>
         <w:tc>
           <w:tcPr>
-            <w:tcW w:w="1689" w:type="dxa"/>
+            <w:tcW w:w="1564" w:type="dxa"/>
             <w:tcBorders/>
             <w:vAlign w:val="center"/>
           </w:tcPr>
@@ -11908,7 +12004,7 @@
         </w:tc>
         <w:tc>
           <w:tcPr>
-            <w:tcW w:w="1687" w:type="dxa"/>
+            <w:tcW w:w="1646" w:type="dxa"/>
             <w:tcBorders/>
             <w:vAlign w:val="center"/>
           </w:tcPr>
@@ -11939,7 +12035,7 @@
         </w:tc>
         <w:tc>
           <w:tcPr>
-            <w:tcW w:w="4080" w:type="dxa"/>
+            <w:tcW w:w="3852" w:type="dxa"/>
             <w:tcBorders/>
             <w:vAlign w:val="center"/>
           </w:tcPr>
@@ -13540,9 +13636,9 @@
     </w:p>
     <w:tbl>
       <w:tblPr>
-        <w:tblW w:w="11825" w:type="dxa"/>
+        <w:tblW w:w="11339" w:type="dxa"/>
         <w:jc w:val="left"/>
-        <w:tblInd w:w="0" w:type="dxa"/>
+        <w:tblInd w:w="28" w:type="dxa"/>
         <w:tblLayout w:type="fixed"/>
         <w:tblCellMar>
           <w:top w:w="28" w:type="dxa"/>
@@ -13552,10 +13648,10 @@
         </w:tblCellMar>
       </w:tblPr>
       <w:tblGrid>
-        <w:gridCol w:w="2423"/>
-        <w:gridCol w:w="4096"/>
-        <w:gridCol w:w="1753"/>
-        <w:gridCol w:w="3553"/>
+        <w:gridCol w:w="2171"/>
+        <w:gridCol w:w="4100"/>
+        <w:gridCol w:w="1713"/>
+        <w:gridCol w:w="3355"/>
       </w:tblGrid>
       <w:tr>
         <w:trPr>
@@ -13563,7 +13659,7 @@
         </w:trPr>
         <w:tc>
           <w:tcPr>
-            <w:tcW w:w="2423" w:type="dxa"/>
+            <w:tcW w:w="2171" w:type="dxa"/>
             <w:tcBorders/>
             <w:vAlign w:val="center"/>
           </w:tcPr>
@@ -13585,7 +13681,7 @@
         </w:tc>
         <w:tc>
           <w:tcPr>
-            <w:tcW w:w="4096" w:type="dxa"/>
+            <w:tcW w:w="4100" w:type="dxa"/>
             <w:tcBorders/>
             <w:vAlign w:val="center"/>
           </w:tcPr>
@@ -13607,7 +13703,7 @@
         </w:tc>
         <w:tc>
           <w:tcPr>
-            <w:tcW w:w="1753" w:type="dxa"/>
+            <w:tcW w:w="1713" w:type="dxa"/>
             <w:tcBorders/>
             <w:vAlign w:val="center"/>
           </w:tcPr>
@@ -13629,7 +13725,7 @@
         </w:tc>
         <w:tc>
           <w:tcPr>
-            <w:tcW w:w="3553" w:type="dxa"/>
+            <w:tcW w:w="3355" w:type="dxa"/>
             <w:tcBorders/>
             <w:vAlign w:val="center"/>
           </w:tcPr>
@@ -13654,7 +13750,7 @@
         <w:trPr/>
         <w:tc>
           <w:tcPr>
-            <w:tcW w:w="2423" w:type="dxa"/>
+            <w:tcW w:w="2171" w:type="dxa"/>
             <w:tcBorders/>
             <w:vAlign w:val="center"/>
           </w:tcPr>
@@ -13691,7 +13787,7 @@
         </w:tc>
         <w:tc>
           <w:tcPr>
-            <w:tcW w:w="4096" w:type="dxa"/>
+            <w:tcW w:w="4100" w:type="dxa"/>
             <w:tcBorders/>
             <w:vAlign w:val="center"/>
           </w:tcPr>
@@ -13714,7 +13810,7 @@
         </w:tc>
         <w:tc>
           <w:tcPr>
-            <w:tcW w:w="1753" w:type="dxa"/>
+            <w:tcW w:w="1713" w:type="dxa"/>
             <w:tcBorders/>
             <w:vAlign w:val="center"/>
           </w:tcPr>
@@ -13737,7 +13833,7 @@
         </w:tc>
         <w:tc>
           <w:tcPr>
-            <w:tcW w:w="3553" w:type="dxa"/>
+            <w:tcW w:w="3355" w:type="dxa"/>
             <w:tcBorders/>
             <w:vAlign w:val="center"/>
           </w:tcPr>
@@ -13761,7 +13857,7 @@
         <w:trPr/>
         <w:tc>
           <w:tcPr>
-            <w:tcW w:w="2423" w:type="dxa"/>
+            <w:tcW w:w="2171" w:type="dxa"/>
             <w:tcBorders/>
             <w:vAlign w:val="center"/>
           </w:tcPr>
@@ -13782,7 +13878,7 @@
         </w:tc>
         <w:tc>
           <w:tcPr>
-            <w:tcW w:w="4096" w:type="dxa"/>
+            <w:tcW w:w="4100" w:type="dxa"/>
             <w:tcBorders/>
             <w:vAlign w:val="center"/>
           </w:tcPr>
@@ -13805,7 +13901,7 @@
         </w:tc>
         <w:tc>
           <w:tcPr>
-            <w:tcW w:w="1753" w:type="dxa"/>
+            <w:tcW w:w="1713" w:type="dxa"/>
             <w:tcBorders/>
             <w:vAlign w:val="center"/>
           </w:tcPr>
@@ -13878,7 +13974,7 @@
         </w:tc>
         <w:tc>
           <w:tcPr>
-            <w:tcW w:w="3553" w:type="dxa"/>
+            <w:tcW w:w="3355" w:type="dxa"/>
             <w:tcBorders/>
             <w:vAlign w:val="center"/>
           </w:tcPr>
@@ -13902,7 +13998,7 @@
         <w:trPr/>
         <w:tc>
           <w:tcPr>
-            <w:tcW w:w="2423" w:type="dxa"/>
+            <w:tcW w:w="2171" w:type="dxa"/>
             <w:tcBorders/>
             <w:vAlign w:val="center"/>
           </w:tcPr>
@@ -13923,7 +14019,7 @@
         </w:tc>
         <w:tc>
           <w:tcPr>
-            <w:tcW w:w="4096" w:type="dxa"/>
+            <w:tcW w:w="4100" w:type="dxa"/>
             <w:tcBorders/>
             <w:vAlign w:val="center"/>
           </w:tcPr>
@@ -13946,7 +14042,7 @@
         </w:tc>
         <w:tc>
           <w:tcPr>
-            <w:tcW w:w="1753" w:type="dxa"/>
+            <w:tcW w:w="1713" w:type="dxa"/>
             <w:tcBorders/>
             <w:vAlign w:val="center"/>
           </w:tcPr>
@@ -13967,7 +14063,7 @@
         </w:tc>
         <w:tc>
           <w:tcPr>
-            <w:tcW w:w="3553" w:type="dxa"/>
+            <w:tcW w:w="3355" w:type="dxa"/>
             <w:tcBorders/>
             <w:vAlign w:val="center"/>
           </w:tcPr>
@@ -13991,7 +14087,7 @@
         <w:trPr/>
         <w:tc>
           <w:tcPr>
-            <w:tcW w:w="2423" w:type="dxa"/>
+            <w:tcW w:w="2171" w:type="dxa"/>
             <w:tcBorders/>
             <w:vAlign w:val="center"/>
           </w:tcPr>
@@ -14012,7 +14108,7 @@
         </w:tc>
         <w:tc>
           <w:tcPr>
-            <w:tcW w:w="4096" w:type="dxa"/>
+            <w:tcW w:w="4100" w:type="dxa"/>
             <w:tcBorders/>
             <w:vAlign w:val="center"/>
           </w:tcPr>
@@ -14035,7 +14131,7 @@
         </w:tc>
         <w:tc>
           <w:tcPr>
-            <w:tcW w:w="1753" w:type="dxa"/>
+            <w:tcW w:w="1713" w:type="dxa"/>
             <w:tcBorders/>
             <w:vAlign w:val="center"/>
           </w:tcPr>
@@ -14058,7 +14154,7 @@
         </w:tc>
         <w:tc>
           <w:tcPr>
-            <w:tcW w:w="3553" w:type="dxa"/>
+            <w:tcW w:w="3355" w:type="dxa"/>
             <w:tcBorders/>
             <w:vAlign w:val="center"/>
           </w:tcPr>
@@ -14082,7 +14178,7 @@
         <w:trPr/>
         <w:tc>
           <w:tcPr>
-            <w:tcW w:w="2423" w:type="dxa"/>
+            <w:tcW w:w="2171" w:type="dxa"/>
             <w:tcBorders/>
             <w:vAlign w:val="center"/>
           </w:tcPr>
@@ -14103,7 +14199,7 @@
         </w:tc>
         <w:tc>
           <w:tcPr>
-            <w:tcW w:w="4096" w:type="dxa"/>
+            <w:tcW w:w="4100" w:type="dxa"/>
             <w:tcBorders/>
             <w:vAlign w:val="center"/>
           </w:tcPr>
@@ -14126,7 +14222,7 @@
         </w:tc>
         <w:tc>
           <w:tcPr>
-            <w:tcW w:w="1753" w:type="dxa"/>
+            <w:tcW w:w="1713" w:type="dxa"/>
             <w:tcBorders/>
             <w:vAlign w:val="center"/>
           </w:tcPr>
@@ -14149,7 +14245,7 @@
         </w:tc>
         <w:tc>
           <w:tcPr>
-            <w:tcW w:w="3553" w:type="dxa"/>
+            <w:tcW w:w="3355" w:type="dxa"/>
             <w:tcBorders/>
             <w:vAlign w:val="center"/>
           </w:tcPr>
@@ -14173,7 +14269,7 @@
         <w:trPr/>
         <w:tc>
           <w:tcPr>
-            <w:tcW w:w="2423" w:type="dxa"/>
+            <w:tcW w:w="2171" w:type="dxa"/>
             <w:tcBorders/>
             <w:vAlign w:val="center"/>
           </w:tcPr>
@@ -14200,7 +14296,7 @@
         </w:tc>
         <w:tc>
           <w:tcPr>
-            <w:tcW w:w="4096" w:type="dxa"/>
+            <w:tcW w:w="4100" w:type="dxa"/>
             <w:tcBorders/>
             <w:vAlign w:val="center"/>
           </w:tcPr>
@@ -14223,7 +14319,7 @@
         </w:tc>
         <w:tc>
           <w:tcPr>
-            <w:tcW w:w="1753" w:type="dxa"/>
+            <w:tcW w:w="1713" w:type="dxa"/>
             <w:tcBorders/>
             <w:vAlign w:val="center"/>
           </w:tcPr>
@@ -14246,7 +14342,7 @@
         </w:tc>
         <w:tc>
           <w:tcPr>
-            <w:tcW w:w="3553" w:type="dxa"/>
+            <w:tcW w:w="3355" w:type="dxa"/>
             <w:tcBorders/>
             <w:vAlign w:val="center"/>
           </w:tcPr>
@@ -14280,7 +14376,7 @@
         <w:trPr/>
         <w:tc>
           <w:tcPr>
-            <w:tcW w:w="2423" w:type="dxa"/>
+            <w:tcW w:w="2171" w:type="dxa"/>
             <w:tcBorders/>
             <w:vAlign w:val="center"/>
           </w:tcPr>
@@ -14303,7 +14399,7 @@
         </w:tc>
         <w:tc>
           <w:tcPr>
-            <w:tcW w:w="4096" w:type="dxa"/>
+            <w:tcW w:w="4100" w:type="dxa"/>
             <w:tcBorders/>
             <w:vAlign w:val="center"/>
           </w:tcPr>
@@ -14326,7 +14422,7 @@
         </w:tc>
         <w:tc>
           <w:tcPr>
-            <w:tcW w:w="1753" w:type="dxa"/>
+            <w:tcW w:w="1713" w:type="dxa"/>
             <w:tcBorders/>
             <w:vAlign w:val="center"/>
           </w:tcPr>
@@ -14349,7 +14445,7 @@
         </w:tc>
         <w:tc>
           <w:tcPr>
-            <w:tcW w:w="3553" w:type="dxa"/>
+            <w:tcW w:w="3355" w:type="dxa"/>
             <w:tcBorders/>
             <w:vAlign w:val="center"/>
           </w:tcPr>
@@ -14403,7 +14499,7 @@
         <w:trPr/>
         <w:tc>
           <w:tcPr>
-            <w:tcW w:w="2423" w:type="dxa"/>
+            <w:tcW w:w="2171" w:type="dxa"/>
             <w:tcBorders/>
             <w:vAlign w:val="center"/>
           </w:tcPr>
@@ -14440,7 +14536,7 @@
         </w:tc>
         <w:tc>
           <w:tcPr>
-            <w:tcW w:w="4096" w:type="dxa"/>
+            <w:tcW w:w="4100" w:type="dxa"/>
             <w:tcBorders/>
             <w:vAlign w:val="center"/>
           </w:tcPr>
@@ -14463,7 +14559,7 @@
         </w:tc>
         <w:tc>
           <w:tcPr>
-            <w:tcW w:w="1753" w:type="dxa"/>
+            <w:tcW w:w="1713" w:type="dxa"/>
             <w:tcBorders/>
             <w:vAlign w:val="center"/>
           </w:tcPr>
@@ -14486,7 +14582,7 @@
         </w:tc>
         <w:tc>
           <w:tcPr>
-            <w:tcW w:w="3553" w:type="dxa"/>
+            <w:tcW w:w="3355" w:type="dxa"/>
             <w:tcBorders/>
             <w:vAlign w:val="center"/>
           </w:tcPr>
@@ -14520,7 +14616,7 @@
         <w:trPr/>
         <w:tc>
           <w:tcPr>
-            <w:tcW w:w="2423" w:type="dxa"/>
+            <w:tcW w:w="2171" w:type="dxa"/>
             <w:tcBorders/>
             <w:vAlign w:val="center"/>
           </w:tcPr>
@@ -14543,7 +14639,7 @@
         </w:tc>
         <w:tc>
           <w:tcPr>
-            <w:tcW w:w="4096" w:type="dxa"/>
+            <w:tcW w:w="4100" w:type="dxa"/>
             <w:tcBorders/>
             <w:vAlign w:val="center"/>
           </w:tcPr>
@@ -14566,7 +14662,7 @@
         </w:tc>
         <w:tc>
           <w:tcPr>
-            <w:tcW w:w="1753" w:type="dxa"/>
+            <w:tcW w:w="1713" w:type="dxa"/>
             <w:tcBorders/>
             <w:vAlign w:val="center"/>
           </w:tcPr>
@@ -14589,7 +14685,7 @@
         </w:tc>
         <w:tc>
           <w:tcPr>
-            <w:tcW w:w="3553" w:type="dxa"/>
+            <w:tcW w:w="3355" w:type="dxa"/>
             <w:tcBorders/>
             <w:vAlign w:val="center"/>
           </w:tcPr>
@@ -14643,7 +14739,7 @@
         <w:trPr/>
         <w:tc>
           <w:tcPr>
-            <w:tcW w:w="2423" w:type="dxa"/>
+            <w:tcW w:w="2171" w:type="dxa"/>
             <w:tcBorders/>
             <w:vAlign w:val="center"/>
           </w:tcPr>
@@ -14666,7 +14762,7 @@
         </w:tc>
         <w:tc>
           <w:tcPr>
-            <w:tcW w:w="4096" w:type="dxa"/>
+            <w:tcW w:w="4100" w:type="dxa"/>
             <w:tcBorders/>
             <w:vAlign w:val="center"/>
           </w:tcPr>
@@ -14689,7 +14785,7 @@
         </w:tc>
         <w:tc>
           <w:tcPr>
-            <w:tcW w:w="1753" w:type="dxa"/>
+            <w:tcW w:w="1713" w:type="dxa"/>
             <w:tcBorders/>
             <w:vAlign w:val="center"/>
           </w:tcPr>
@@ -14712,7 +14808,7 @@
         </w:tc>
         <w:tc>
           <w:tcPr>
-            <w:tcW w:w="3553" w:type="dxa"/>
+            <w:tcW w:w="3355" w:type="dxa"/>
             <w:tcBorders/>
             <w:vAlign w:val="center"/>
           </w:tcPr>
@@ -14746,7 +14842,7 @@
         <w:trPr/>
         <w:tc>
           <w:tcPr>
-            <w:tcW w:w="2423" w:type="dxa"/>
+            <w:tcW w:w="2171" w:type="dxa"/>
             <w:tcBorders/>
             <w:vAlign w:val="center"/>
           </w:tcPr>
@@ -14769,7 +14865,7 @@
         </w:tc>
         <w:tc>
           <w:tcPr>
-            <w:tcW w:w="4096" w:type="dxa"/>
+            <w:tcW w:w="4100" w:type="dxa"/>
             <w:tcBorders/>
             <w:vAlign w:val="center"/>
           </w:tcPr>
@@ -14792,7 +14888,7 @@
         </w:tc>
         <w:tc>
           <w:tcPr>
-            <w:tcW w:w="1753" w:type="dxa"/>
+            <w:tcW w:w="1713" w:type="dxa"/>
             <w:tcBorders/>
             <w:vAlign w:val="center"/>
           </w:tcPr>
@@ -14815,7 +14911,7 @@
         </w:tc>
         <w:tc>
           <w:tcPr>
-            <w:tcW w:w="3553" w:type="dxa"/>
+            <w:tcW w:w="3355" w:type="dxa"/>
             <w:tcBorders/>
             <w:vAlign w:val="center"/>
           </w:tcPr>
@@ -14839,7 +14935,7 @@
         <w:trPr/>
         <w:tc>
           <w:tcPr>
-            <w:tcW w:w="2423" w:type="dxa"/>
+            <w:tcW w:w="2171" w:type="dxa"/>
             <w:tcBorders/>
             <w:vAlign w:val="center"/>
           </w:tcPr>
@@ -14862,7 +14958,7 @@
         </w:tc>
         <w:tc>
           <w:tcPr>
-            <w:tcW w:w="4096" w:type="dxa"/>
+            <w:tcW w:w="4100" w:type="dxa"/>
             <w:tcBorders/>
             <w:vAlign w:val="center"/>
           </w:tcPr>
@@ -14885,7 +14981,7 @@
         </w:tc>
         <w:tc>
           <w:tcPr>
-            <w:tcW w:w="1753" w:type="dxa"/>
+            <w:tcW w:w="1713" w:type="dxa"/>
             <w:tcBorders/>
             <w:vAlign w:val="center"/>
           </w:tcPr>
@@ -14908,7 +15004,7 @@
         </w:tc>
         <w:tc>
           <w:tcPr>
-            <w:tcW w:w="3553" w:type="dxa"/>
+            <w:tcW w:w="3355" w:type="dxa"/>
             <w:tcBorders/>
             <w:vAlign w:val="center"/>
           </w:tcPr>
@@ -15396,9 +15492,9 @@
     </w:p>
     <w:tbl>
       <w:tblPr>
-        <w:tblW w:w="11253" w:type="dxa"/>
+        <w:tblW w:w="10959" w:type="dxa"/>
         <w:jc w:val="left"/>
-        <w:tblInd w:w="0" w:type="dxa"/>
+        <w:tblInd w:w="28" w:type="dxa"/>
         <w:tblLayout w:type="fixed"/>
         <w:tblCellMar>
           <w:top w:w="28" w:type="dxa"/>
@@ -15408,9 +15504,9 @@
         </w:tblCellMar>
       </w:tblPr>
       <w:tblGrid>
-        <w:gridCol w:w="3751"/>
-        <w:gridCol w:w="3091"/>
-        <w:gridCol w:w="4411"/>
+        <w:gridCol w:w="3762"/>
+        <w:gridCol w:w="2975"/>
+        <w:gridCol w:w="4222"/>
       </w:tblGrid>
       <w:tr>
         <w:trPr>
@@ -15418,7 +15514,7 @@
         </w:trPr>
         <w:tc>
           <w:tcPr>
-            <w:tcW w:w="3751" w:type="dxa"/>
+            <w:tcW w:w="3762" w:type="dxa"/>
             <w:tcBorders/>
             <w:vAlign w:val="center"/>
           </w:tcPr>
@@ -15440,7 +15536,7 @@
         </w:tc>
         <w:tc>
           <w:tcPr>
-            <w:tcW w:w="3091" w:type="dxa"/>
+            <w:tcW w:w="2975" w:type="dxa"/>
             <w:tcBorders/>
             <w:vAlign w:val="center"/>
           </w:tcPr>
@@ -15462,7 +15558,7 @@
         </w:tc>
         <w:tc>
           <w:tcPr>
-            <w:tcW w:w="4411" w:type="dxa"/>
+            <w:tcW w:w="4222" w:type="dxa"/>
             <w:tcBorders/>
             <w:vAlign w:val="center"/>
           </w:tcPr>
@@ -15487,7 +15583,7 @@
         <w:trPr/>
         <w:tc>
           <w:tcPr>
-            <w:tcW w:w="3751" w:type="dxa"/>
+            <w:tcW w:w="3762" w:type="dxa"/>
             <w:tcBorders/>
             <w:vAlign w:val="center"/>
           </w:tcPr>
@@ -15510,7 +15606,7 @@
         </w:tc>
         <w:tc>
           <w:tcPr>
-            <w:tcW w:w="3091" w:type="dxa"/>
+            <w:tcW w:w="2975" w:type="dxa"/>
             <w:tcBorders/>
             <w:vAlign w:val="center"/>
           </w:tcPr>
@@ -15531,7 +15627,7 @@
         </w:tc>
         <w:tc>
           <w:tcPr>
-            <w:tcW w:w="4411" w:type="dxa"/>
+            <w:tcW w:w="4222" w:type="dxa"/>
             <w:tcBorders/>
             <w:vAlign w:val="center"/>
           </w:tcPr>
@@ -15555,7 +15651,7 @@
         <w:trPr/>
         <w:tc>
           <w:tcPr>
-            <w:tcW w:w="3751" w:type="dxa"/>
+            <w:tcW w:w="3762" w:type="dxa"/>
             <w:tcBorders/>
             <w:vAlign w:val="center"/>
           </w:tcPr>
@@ -15578,7 +15674,7 @@
         </w:tc>
         <w:tc>
           <w:tcPr>
-            <w:tcW w:w="3091" w:type="dxa"/>
+            <w:tcW w:w="2975" w:type="dxa"/>
             <w:tcBorders/>
             <w:vAlign w:val="center"/>
           </w:tcPr>
@@ -15599,7 +15695,7 @@
         </w:tc>
         <w:tc>
           <w:tcPr>
-            <w:tcW w:w="4411" w:type="dxa"/>
+            <w:tcW w:w="4222" w:type="dxa"/>
             <w:tcBorders/>
             <w:vAlign w:val="center"/>
           </w:tcPr>
@@ -16080,9 +16176,9 @@
     </w:p>
     <w:tbl>
       <w:tblPr>
-        <w:tblW w:w="11825" w:type="dxa"/>
+        <w:tblW w:w="11339" w:type="dxa"/>
         <w:jc w:val="left"/>
-        <w:tblInd w:w="0" w:type="dxa"/>
+        <w:tblInd w:w="28" w:type="dxa"/>
         <w:tblLayout w:type="fixed"/>
         <w:tblCellMar>
           <w:top w:w="28" w:type="dxa"/>
@@ -16092,9 +16188,9 @@
         </w:tblCellMar>
       </w:tblPr>
       <w:tblGrid>
-        <w:gridCol w:w="1186"/>
-        <w:gridCol w:w="8267"/>
-        <w:gridCol w:w="2372"/>
+        <w:gridCol w:w="1180"/>
+        <w:gridCol w:w="7931"/>
+        <w:gridCol w:w="2228"/>
       </w:tblGrid>
       <w:tr>
         <w:trPr>
@@ -16102,7 +16198,7 @@
         </w:trPr>
         <w:tc>
           <w:tcPr>
-            <w:tcW w:w="1186" w:type="dxa"/>
+            <w:tcW w:w="1180" w:type="dxa"/>
             <w:tcBorders/>
             <w:vAlign w:val="center"/>
           </w:tcPr>
@@ -16124,7 +16220,7 @@
         </w:tc>
         <w:tc>
           <w:tcPr>
-            <w:tcW w:w="8267" w:type="dxa"/>
+            <w:tcW w:w="7931" w:type="dxa"/>
             <w:tcBorders/>
             <w:vAlign w:val="center"/>
           </w:tcPr>
@@ -16146,7 +16242,7 @@
         </w:tc>
         <w:tc>
           <w:tcPr>
-            <w:tcW w:w="2372" w:type="dxa"/>
+            <w:tcW w:w="2228" w:type="dxa"/>
             <w:tcBorders/>
             <w:vAlign w:val="center"/>
           </w:tcPr>
@@ -16181,7 +16277,7 @@
         <w:trPr/>
         <w:tc>
           <w:tcPr>
-            <w:tcW w:w="1186" w:type="dxa"/>
+            <w:tcW w:w="1180" w:type="dxa"/>
             <w:tcBorders/>
             <w:vAlign w:val="center"/>
           </w:tcPr>
@@ -16204,7 +16300,7 @@
         </w:tc>
         <w:tc>
           <w:tcPr>
-            <w:tcW w:w="8267" w:type="dxa"/>
+            <w:tcW w:w="7931" w:type="dxa"/>
             <w:tcBorders/>
             <w:vAlign w:val="center"/>
           </w:tcPr>
@@ -16235,7 +16331,7 @@
         </w:tc>
         <w:tc>
           <w:tcPr>
-            <w:tcW w:w="2372" w:type="dxa"/>
+            <w:tcW w:w="2228" w:type="dxa"/>
             <w:tcBorders/>
             <w:vAlign w:val="center"/>
           </w:tcPr>
@@ -16279,7 +16375,7 @@
         <w:trPr/>
         <w:tc>
           <w:tcPr>
-            <w:tcW w:w="1186" w:type="dxa"/>
+            <w:tcW w:w="1180" w:type="dxa"/>
             <w:tcBorders/>
             <w:vAlign w:val="center"/>
           </w:tcPr>
@@ -16302,7 +16398,7 @@
         </w:tc>
         <w:tc>
           <w:tcPr>
-            <w:tcW w:w="8267" w:type="dxa"/>
+            <w:tcW w:w="7931" w:type="dxa"/>
             <w:tcBorders/>
             <w:vAlign w:val="center"/>
           </w:tcPr>
@@ -16333,7 +16429,7 @@
         </w:tc>
         <w:tc>
           <w:tcPr>
-            <w:tcW w:w="2372" w:type="dxa"/>
+            <w:tcW w:w="2228" w:type="dxa"/>
             <w:tcBorders/>
             <w:vAlign w:val="center"/>
           </w:tcPr>
@@ -16377,7 +16473,7 @@
         <w:trPr/>
         <w:tc>
           <w:tcPr>
-            <w:tcW w:w="1186" w:type="dxa"/>
+            <w:tcW w:w="1180" w:type="dxa"/>
             <w:tcBorders/>
             <w:vAlign w:val="center"/>
           </w:tcPr>
@@ -16400,7 +16496,7 @@
         </w:tc>
         <w:tc>
           <w:tcPr>
-            <w:tcW w:w="8267" w:type="dxa"/>
+            <w:tcW w:w="7931" w:type="dxa"/>
             <w:tcBorders/>
             <w:vAlign w:val="center"/>
           </w:tcPr>
@@ -16421,7 +16517,7 @@
         </w:tc>
         <w:tc>
           <w:tcPr>
-            <w:tcW w:w="2372" w:type="dxa"/>
+            <w:tcW w:w="2228" w:type="dxa"/>
             <w:tcBorders/>
             <w:vAlign w:val="center"/>
           </w:tcPr>
@@ -16451,7 +16547,7 @@
         <w:trPr/>
         <w:tc>
           <w:tcPr>
-            <w:tcW w:w="1186" w:type="dxa"/>
+            <w:tcW w:w="1180" w:type="dxa"/>
             <w:tcBorders/>
             <w:vAlign w:val="center"/>
           </w:tcPr>
@@ -16474,7 +16570,7 @@
         </w:tc>
         <w:tc>
           <w:tcPr>
-            <w:tcW w:w="8267" w:type="dxa"/>
+            <w:tcW w:w="7931" w:type="dxa"/>
             <w:tcBorders/>
             <w:vAlign w:val="center"/>
           </w:tcPr>
@@ -16557,7 +16653,7 @@
         </w:tc>
         <w:tc>
           <w:tcPr>
-            <w:tcW w:w="2372" w:type="dxa"/>
+            <w:tcW w:w="2228" w:type="dxa"/>
             <w:tcBorders/>
             <w:vAlign w:val="center"/>
           </w:tcPr>
@@ -16581,7 +16677,7 @@
         <w:trPr/>
         <w:tc>
           <w:tcPr>
-            <w:tcW w:w="1186" w:type="dxa"/>
+            <w:tcW w:w="1180" w:type="dxa"/>
             <w:tcBorders/>
             <w:vAlign w:val="center"/>
           </w:tcPr>
@@ -16604,7 +16700,7 @@
         </w:tc>
         <w:tc>
           <w:tcPr>
-            <w:tcW w:w="8267" w:type="dxa"/>
+            <w:tcW w:w="7931" w:type="dxa"/>
             <w:tcBorders/>
             <w:vAlign w:val="center"/>
           </w:tcPr>
@@ -16625,7 +16721,7 @@
         </w:tc>
         <w:tc>
           <w:tcPr>
-            <w:tcW w:w="2372" w:type="dxa"/>
+            <w:tcW w:w="2228" w:type="dxa"/>
             <w:tcBorders/>
             <w:vAlign w:val="center"/>
           </w:tcPr>
@@ -16705,9 +16801,9 @@
     </w:p>
     <w:tbl>
       <w:tblPr>
-        <w:tblW w:w="11825" w:type="dxa"/>
+        <w:tblW w:w="11339" w:type="dxa"/>
         <w:jc w:val="left"/>
-        <w:tblInd w:w="0" w:type="dxa"/>
+        <w:tblInd w:w="28" w:type="dxa"/>
         <w:tblLayout w:type="fixed"/>
         <w:tblCellMar>
           <w:top w:w="28" w:type="dxa"/>
@@ -16717,8 +16813,8 @@
         </w:tblCellMar>
       </w:tblPr>
       <w:tblGrid>
-        <w:gridCol w:w="5241"/>
-        <w:gridCol w:w="6584"/>
+        <w:gridCol w:w="5207"/>
+        <w:gridCol w:w="6132"/>
       </w:tblGrid>
       <w:tr>
         <w:trPr>
@@ -16726,7 +16822,7 @@
         </w:trPr>
         <w:tc>
           <w:tcPr>
-            <w:tcW w:w="5241" w:type="dxa"/>
+            <w:tcW w:w="5207" w:type="dxa"/>
             <w:tcBorders/>
             <w:vAlign w:val="center"/>
           </w:tcPr>
@@ -16748,7 +16844,7 @@
         </w:tc>
         <w:tc>
           <w:tcPr>
-            <w:tcW w:w="6584" w:type="dxa"/>
+            <w:tcW w:w="6132" w:type="dxa"/>
             <w:tcBorders/>
             <w:vAlign w:val="center"/>
           </w:tcPr>
@@ -16773,7 +16869,7 @@
         <w:trPr/>
         <w:tc>
           <w:tcPr>
-            <w:tcW w:w="5241" w:type="dxa"/>
+            <w:tcW w:w="5207" w:type="dxa"/>
             <w:tcBorders/>
             <w:vAlign w:val="center"/>
           </w:tcPr>
@@ -16796,7 +16892,7 @@
         </w:tc>
         <w:tc>
           <w:tcPr>
-            <w:tcW w:w="6584" w:type="dxa"/>
+            <w:tcW w:w="6132" w:type="dxa"/>
             <w:tcBorders/>
             <w:vAlign w:val="center"/>
           </w:tcPr>
@@ -16820,7 +16916,7 @@
         <w:trPr/>
         <w:tc>
           <w:tcPr>
-            <w:tcW w:w="5241" w:type="dxa"/>
+            <w:tcW w:w="5207" w:type="dxa"/>
             <w:tcBorders/>
             <w:vAlign w:val="center"/>
           </w:tcPr>
@@ -16843,7 +16939,7 @@
         </w:tc>
         <w:tc>
           <w:tcPr>
-            <w:tcW w:w="6584" w:type="dxa"/>
+            <w:tcW w:w="6132" w:type="dxa"/>
             <w:tcBorders/>
             <w:vAlign w:val="center"/>
           </w:tcPr>
@@ -16877,7 +16973,7 @@
         <w:trPr/>
         <w:tc>
           <w:tcPr>
-            <w:tcW w:w="5241" w:type="dxa"/>
+            <w:tcW w:w="5207" w:type="dxa"/>
             <w:tcBorders/>
             <w:vAlign w:val="center"/>
           </w:tcPr>
@@ -16900,7 +16996,7 @@
         </w:tc>
         <w:tc>
           <w:tcPr>
-            <w:tcW w:w="6584" w:type="dxa"/>
+            <w:tcW w:w="6132" w:type="dxa"/>
             <w:tcBorders/>
             <w:vAlign w:val="center"/>
           </w:tcPr>
@@ -16924,7 +17020,7 @@
         <w:trPr/>
         <w:tc>
           <w:tcPr>
-            <w:tcW w:w="5241" w:type="dxa"/>
+            <w:tcW w:w="5207" w:type="dxa"/>
             <w:tcBorders/>
             <w:vAlign w:val="center"/>
           </w:tcPr>
@@ -16947,7 +17043,7 @@
         </w:tc>
         <w:tc>
           <w:tcPr>
-            <w:tcW w:w="6584" w:type="dxa"/>
+            <w:tcW w:w="6132" w:type="dxa"/>
             <w:tcBorders/>
             <w:vAlign w:val="center"/>
           </w:tcPr>
@@ -16971,7 +17067,7 @@
         <w:trPr/>
         <w:tc>
           <w:tcPr>
-            <w:tcW w:w="5241" w:type="dxa"/>
+            <w:tcW w:w="5207" w:type="dxa"/>
             <w:tcBorders/>
             <w:vAlign w:val="center"/>
           </w:tcPr>
@@ -16994,7 +17090,7 @@
         </w:tc>
         <w:tc>
           <w:tcPr>
-            <w:tcW w:w="6584" w:type="dxa"/>
+            <w:tcW w:w="6132" w:type="dxa"/>
             <w:tcBorders/>
             <w:vAlign w:val="center"/>
           </w:tcPr>
@@ -17018,7 +17114,7 @@
         <w:trPr/>
         <w:tc>
           <w:tcPr>
-            <w:tcW w:w="5241" w:type="dxa"/>
+            <w:tcW w:w="5207" w:type="dxa"/>
             <w:tcBorders/>
             <w:vAlign w:val="center"/>
           </w:tcPr>
@@ -17041,7 +17137,7 @@
         </w:tc>
         <w:tc>
           <w:tcPr>
-            <w:tcW w:w="6584" w:type="dxa"/>
+            <w:tcW w:w="6132" w:type="dxa"/>
             <w:tcBorders/>
             <w:vAlign w:val="center"/>
           </w:tcPr>
@@ -17065,7 +17161,7 @@
         <w:trPr/>
         <w:tc>
           <w:tcPr>
-            <w:tcW w:w="5241" w:type="dxa"/>
+            <w:tcW w:w="5207" w:type="dxa"/>
             <w:tcBorders/>
             <w:vAlign w:val="center"/>
           </w:tcPr>
@@ -17098,7 +17194,7 @@
         </w:tc>
         <w:tc>
           <w:tcPr>
-            <w:tcW w:w="6584" w:type="dxa"/>
+            <w:tcW w:w="6132" w:type="dxa"/>
             <w:tcBorders/>
             <w:vAlign w:val="center"/>
           </w:tcPr>
@@ -17142,7 +17238,7 @@
         <w:trPr/>
         <w:tc>
           <w:tcPr>
-            <w:tcW w:w="5241" w:type="dxa"/>
+            <w:tcW w:w="5207" w:type="dxa"/>
             <w:tcBorders/>
             <w:vAlign w:val="center"/>
           </w:tcPr>
@@ -17175,7 +17271,7 @@
         </w:tc>
         <w:tc>
           <w:tcPr>
-            <w:tcW w:w="6584" w:type="dxa"/>
+            <w:tcW w:w="6132" w:type="dxa"/>
             <w:tcBorders/>
             <w:vAlign w:val="center"/>
           </w:tcPr>
@@ -17229,7 +17325,7 @@
         <w:trPr/>
         <w:tc>
           <w:tcPr>
-            <w:tcW w:w="5241" w:type="dxa"/>
+            <w:tcW w:w="5207" w:type="dxa"/>
             <w:tcBorders/>
             <w:vAlign w:val="center"/>
           </w:tcPr>
@@ -17252,7 +17348,7 @@
         </w:tc>
         <w:tc>
           <w:tcPr>
-            <w:tcW w:w="6584" w:type="dxa"/>
+            <w:tcW w:w="6132" w:type="dxa"/>
             <w:tcBorders/>
             <w:vAlign w:val="center"/>
           </w:tcPr>
@@ -17306,7 +17402,7 @@
         <w:trPr/>
         <w:tc>
           <w:tcPr>
-            <w:tcW w:w="5241" w:type="dxa"/>
+            <w:tcW w:w="5207" w:type="dxa"/>
             <w:tcBorders/>
             <w:vAlign w:val="center"/>
           </w:tcPr>
@@ -17329,7 +17425,7 @@
         </w:tc>
         <w:tc>
           <w:tcPr>
-            <w:tcW w:w="6584" w:type="dxa"/>
+            <w:tcW w:w="6132" w:type="dxa"/>
             <w:tcBorders/>
             <w:vAlign w:val="center"/>
           </w:tcPr>
@@ -17369,7 +17465,7 @@
         <w:trPr/>
         <w:tc>
           <w:tcPr>
-            <w:tcW w:w="5241" w:type="dxa"/>
+            <w:tcW w:w="5207" w:type="dxa"/>
             <w:tcBorders/>
             <w:vAlign w:val="center"/>
           </w:tcPr>
@@ -17392,7 +17488,7 @@
         </w:tc>
         <w:tc>
           <w:tcPr>
-            <w:tcW w:w="6584" w:type="dxa"/>
+            <w:tcW w:w="6132" w:type="dxa"/>
             <w:tcBorders/>
             <w:vAlign w:val="center"/>
           </w:tcPr>
@@ -17442,7 +17538,7 @@
         <w:trPr/>
         <w:tc>
           <w:tcPr>
-            <w:tcW w:w="5241" w:type="dxa"/>
+            <w:tcW w:w="5207" w:type="dxa"/>
             <w:tcBorders/>
             <w:vAlign w:val="center"/>
           </w:tcPr>
@@ -17465,7 +17561,7 @@
         </w:tc>
         <w:tc>
           <w:tcPr>
-            <w:tcW w:w="6584" w:type="dxa"/>
+            <w:tcW w:w="6132" w:type="dxa"/>
             <w:tcBorders/>
             <w:vAlign w:val="center"/>
           </w:tcPr>
@@ -17489,7 +17585,7 @@
         <w:trPr/>
         <w:tc>
           <w:tcPr>
-            <w:tcW w:w="5241" w:type="dxa"/>
+            <w:tcW w:w="5207" w:type="dxa"/>
             <w:tcBorders/>
             <w:vAlign w:val="center"/>
           </w:tcPr>
@@ -17522,7 +17618,7 @@
         </w:tc>
         <w:tc>
           <w:tcPr>
-            <w:tcW w:w="6584" w:type="dxa"/>
+            <w:tcW w:w="6132" w:type="dxa"/>
             <w:tcBorders/>
             <w:vAlign w:val="center"/>
           </w:tcPr>
@@ -17546,7 +17642,7 @@
         <w:trPr/>
         <w:tc>
           <w:tcPr>
-            <w:tcW w:w="5241" w:type="dxa"/>
+            <w:tcW w:w="5207" w:type="dxa"/>
             <w:tcBorders/>
             <w:vAlign w:val="center"/>
           </w:tcPr>
@@ -17589,7 +17685,7 @@
         </w:tc>
         <w:tc>
           <w:tcPr>
-            <w:tcW w:w="6584" w:type="dxa"/>
+            <w:tcW w:w="6132" w:type="dxa"/>
             <w:tcBorders/>
             <w:vAlign w:val="center"/>
           </w:tcPr>
@@ -17613,7 +17709,7 @@
         <w:trPr/>
         <w:tc>
           <w:tcPr>
-            <w:tcW w:w="5241" w:type="dxa"/>
+            <w:tcW w:w="5207" w:type="dxa"/>
             <w:tcBorders/>
             <w:vAlign w:val="center"/>
           </w:tcPr>
@@ -17646,7 +17742,7 @@
         </w:tc>
         <w:tc>
           <w:tcPr>
-            <w:tcW w:w="6584" w:type="dxa"/>
+            <w:tcW w:w="6132" w:type="dxa"/>
             <w:tcBorders/>
             <w:vAlign w:val="center"/>
           </w:tcPr>
@@ -17680,7 +17776,7 @@
         <w:trPr/>
         <w:tc>
           <w:tcPr>
-            <w:tcW w:w="5241" w:type="dxa"/>
+            <w:tcW w:w="5207" w:type="dxa"/>
             <w:tcBorders/>
             <w:vAlign w:val="center"/>
           </w:tcPr>
@@ -17703,7 +17799,7 @@
         </w:tc>
         <w:tc>
           <w:tcPr>
-            <w:tcW w:w="6584" w:type="dxa"/>
+            <w:tcW w:w="6132" w:type="dxa"/>
             <w:tcBorders/>
             <w:vAlign w:val="center"/>
           </w:tcPr>
@@ -17733,7 +17829,7 @@
         <w:trPr/>
         <w:tc>
           <w:tcPr>
-            <w:tcW w:w="5241" w:type="dxa"/>
+            <w:tcW w:w="5207" w:type="dxa"/>
             <w:tcBorders/>
             <w:vAlign w:val="center"/>
           </w:tcPr>
@@ -17756,7 +17852,7 @@
         </w:tc>
         <w:tc>
           <w:tcPr>
-            <w:tcW w:w="6584" w:type="dxa"/>
+            <w:tcW w:w="6132" w:type="dxa"/>
             <w:tcBorders/>
             <w:vAlign w:val="center"/>
           </w:tcPr>
@@ -17790,7 +17886,7 @@
         <w:trPr/>
         <w:tc>
           <w:tcPr>
-            <w:tcW w:w="5241" w:type="dxa"/>
+            <w:tcW w:w="5207" w:type="dxa"/>
             <w:tcBorders/>
             <w:vAlign w:val="center"/>
           </w:tcPr>
@@ -17813,7 +17909,7 @@
         </w:tc>
         <w:tc>
           <w:tcPr>
-            <w:tcW w:w="6584" w:type="dxa"/>
+            <w:tcW w:w="6132" w:type="dxa"/>
             <w:tcBorders/>
             <w:vAlign w:val="center"/>
           </w:tcPr>
@@ -17843,7 +17939,7 @@
         <w:trPr/>
         <w:tc>
           <w:tcPr>
-            <w:tcW w:w="5241" w:type="dxa"/>
+            <w:tcW w:w="5207" w:type="dxa"/>
             <w:tcBorders/>
             <w:vAlign w:val="center"/>
           </w:tcPr>
@@ -17866,7 +17962,7 @@
         </w:tc>
         <w:tc>
           <w:tcPr>
-            <w:tcW w:w="6584" w:type="dxa"/>
+            <w:tcW w:w="6132" w:type="dxa"/>
             <w:tcBorders/>
             <w:vAlign w:val="center"/>
           </w:tcPr>
@@ -17910,7 +18006,7 @@
         <w:trPr/>
         <w:tc>
           <w:tcPr>
-            <w:tcW w:w="5241" w:type="dxa"/>
+            <w:tcW w:w="5207" w:type="dxa"/>
             <w:tcBorders/>
             <w:vAlign w:val="center"/>
           </w:tcPr>
@@ -17933,7 +18029,7 @@
         </w:tc>
         <w:tc>
           <w:tcPr>
-            <w:tcW w:w="6584" w:type="dxa"/>
+            <w:tcW w:w="6132" w:type="dxa"/>
             <w:tcBorders/>
             <w:vAlign w:val="center"/>
           </w:tcPr>
@@ -22240,7 +22336,7 @@
       <w:start w:val="1"/>
       <w:numFmt w:val="none"/>
       <w:suff w:val="nothing"/>
-      <w:lvlText w:val="%1"/>
+      <w:lvlText w:val=""/>
       <w:lvlJc w:val="left"/>
       <w:pPr>
         <w:tabs>
@@ -22251,10 +22347,51 @@
     </w:lvl>
     <w:lvl w:ilvl="1">
       <w:start w:val="1"/>
+      <w:numFmt w:val="none"/>
       <w:pStyle w:val="Heading2"/>
+      <w:suff w:val="nothing"/>
+      <w:lvlText w:val=""/>
+      <w:lvlJc w:val="left"/>
+      <w:pPr>
+        <w:tabs>
+          <w:tab w:val="num" w:pos="0"/>
+        </w:tabs>
+        <w:ind w:left="0" w:hanging="0"/>
+      </w:pPr>
+    </w:lvl>
+    <w:lvl w:ilvl="2">
+      <w:start w:val="1"/>
+      <w:numFmt w:val="none"/>
+      <w:pStyle w:val="Heading3"/>
+      <w:suff w:val="nothing"/>
+      <w:lvlText w:val=""/>
+      <w:lvlJc w:val="left"/>
+      <w:pPr>
+        <w:tabs>
+          <w:tab w:val="num" w:pos="0"/>
+        </w:tabs>
+        <w:ind w:left="0" w:hanging="0"/>
+      </w:pPr>
+    </w:lvl>
+    <w:lvl w:ilvl="3">
+      <w:start w:val="1"/>
+      <w:numFmt w:val="none"/>
+      <w:pStyle w:val="Heading4"/>
+      <w:suff w:val="nothing"/>
+      <w:lvlText w:val=""/>
+      <w:lvlJc w:val="left"/>
+      <w:pPr>
+        <w:tabs>
+          <w:tab w:val="num" w:pos="0"/>
+        </w:tabs>
+        <w:ind w:left="0" w:hanging="0"/>
+      </w:pPr>
+    </w:lvl>
+    <w:lvl w:ilvl="4">
+      <w:start w:val="1"/>
       <w:numFmt w:val="none"/>
       <w:suff w:val="nothing"/>
-      <w:lvlText w:val="%2"/>
+      <w:lvlText w:val=""/>
       <w:lvlJc w:val="left"/>
       <w:pPr>
         <w:tabs>
@@ -22263,12 +22400,11 @@
         <w:ind w:left="0" w:hanging="0"/>
       </w:pPr>
     </w:lvl>
-    <w:lvl w:ilvl="2">
-      <w:start w:val="1"/>
-      <w:pStyle w:val="Heading3"/>
+    <w:lvl w:ilvl="5">
+      <w:start w:val="1"/>
       <w:numFmt w:val="none"/>
       <w:suff w:val="nothing"/>
-      <w:lvlText w:val="%3"/>
+      <w:lvlText w:val=""/>
       <w:lvlJc w:val="left"/>
       <w:pPr>
         <w:tabs>
@@ -22277,12 +22413,11 @@
         <w:ind w:left="0" w:hanging="0"/>
       </w:pPr>
     </w:lvl>
-    <w:lvl w:ilvl="3">
-      <w:start w:val="1"/>
-      <w:pStyle w:val="Heading4"/>
+    <w:lvl w:ilvl="6">
+      <w:start w:val="1"/>
       <w:numFmt w:val="none"/>
       <w:suff w:val="nothing"/>
-      <w:lvlText w:val="%4"/>
+      <w:lvlText w:val=""/>
       <w:lvlJc w:val="left"/>
       <w:pPr>
         <w:tabs>
@@ -22291,11 +22426,11 @@
         <w:ind w:left="0" w:hanging="0"/>
       </w:pPr>
     </w:lvl>
-    <w:lvl w:ilvl="4">
+    <w:lvl w:ilvl="7">
       <w:start w:val="1"/>
       <w:numFmt w:val="none"/>
       <w:suff w:val="nothing"/>
-      <w:lvlText w:val="%5"/>
+      <w:lvlText w:val=""/>
       <w:lvlJc w:val="left"/>
       <w:pPr>
         <w:tabs>
@@ -22304,50 +22439,11 @@
         <w:ind w:left="0" w:hanging="0"/>
       </w:pPr>
     </w:lvl>
-    <w:lvl w:ilvl="5">
+    <w:lvl w:ilvl="8">
       <w:start w:val="1"/>
       <w:numFmt w:val="none"/>
       <w:suff w:val="nothing"/>
-      <w:lvlText w:val="%6"/>
-      <w:lvlJc w:val="left"/>
-      <w:pPr>
-        <w:tabs>
-          <w:tab w:val="num" w:pos="0"/>
-        </w:tabs>
-        <w:ind w:left="0" w:hanging="0"/>
-      </w:pPr>
-    </w:lvl>
-    <w:lvl w:ilvl="6">
-      <w:start w:val="1"/>
-      <w:numFmt w:val="none"/>
-      <w:suff w:val="nothing"/>
-      <w:lvlText w:val="%7"/>
-      <w:lvlJc w:val="left"/>
-      <w:pPr>
-        <w:tabs>
-          <w:tab w:val="num" w:pos="0"/>
-        </w:tabs>
-        <w:ind w:left="0" w:hanging="0"/>
-      </w:pPr>
-    </w:lvl>
-    <w:lvl w:ilvl="7">
-      <w:start w:val="1"/>
-      <w:numFmt w:val="none"/>
-      <w:suff w:val="nothing"/>
-      <w:lvlText w:val="%8"/>
-      <w:lvlJc w:val="left"/>
-      <w:pPr>
-        <w:tabs>
-          <w:tab w:val="num" w:pos="0"/>
-        </w:tabs>
-        <w:ind w:left="0" w:hanging="0"/>
-      </w:pPr>
-    </w:lvl>
-    <w:lvl w:ilvl="8">
-      <w:start w:val="1"/>
-      <w:numFmt w:val="none"/>
-      <w:suff w:val="nothing"/>
-      <w:lvlText w:val="%9"/>
+      <w:lvlText w:val=""/>
       <w:lvlJc w:val="left"/>
       <w:pPr>
         <w:tabs>
@@ -22455,7 +22551,7 @@
   <w:docDefaults>
     <w:rPrDefault>
       <w:rPr>
-        <w:rFonts w:ascii="Liberation Serif" w:hAnsi="Liberation Serif" w:eastAsia="WenQuanYi Zen Hei" w:cs="FreeSans"/>
+        <w:rFonts w:ascii="Liberation Serif" w:hAnsi="Liberation Serif" w:eastAsia="Noto Serif CJK SC" w:cs="Noto Sans Devanagari"/>
         <w:sz w:val="24"/>
         <w:szCs w:val="24"/>
         <w:lang w:val="en-US" w:eastAsia="zh-CN" w:bidi="hi-IN"/>
@@ -22485,7 +22581,7 @@
     </w:rPr>
   </w:style>
   <w:style w:type="paragraph" w:styleId="Heading1">
-    <w:name w:val="Heading 1"/>
+    <w:name w:val="heading 1"/>
     <w:basedOn w:val="Heading"/>
     <w:next w:val="BodyText"/>
     <w:qFormat/>
@@ -22493,7 +22589,6 @@
       <w:spacing w:before="240" w:after="80"/>
     </w:pPr>
     <w:rPr>
-      <w:rFonts w:ascii="Noto Sans" w:hAnsi="Noto Sans"/>
       <w:b/>
       <w:bCs/>
       <w:color w:val="88C0D0"/>
@@ -22502,7 +22597,7 @@
     </w:rPr>
   </w:style>
   <w:style w:type="paragraph" w:styleId="Heading2">
-    <w:name w:val="Heading 2"/>
+    <w:name w:val="heading 2"/>
     <w:basedOn w:val="Heading"/>
     <w:next w:val="BodyText"/>
     <w:qFormat/>
@@ -22515,7 +22610,7 @@
       <w:outlineLvl w:val="1"/>
     </w:pPr>
     <w:rPr>
-      <w:rFonts w:ascii="Liberation Serif" w:hAnsi="Liberation Serif" w:eastAsia="WenQuanYi Zen Hei" w:cs="FreeSans"/>
+      <w:rFonts w:ascii="Liberation Serif" w:hAnsi="Liberation Serif" w:eastAsia="Noto Serif CJK SC" w:cs="Noto Sans Devanagari"/>
       <w:b/>
       <w:bCs/>
       <w:color w:val="88C0D0"/>
@@ -22524,7 +22619,7 @@
     </w:rPr>
   </w:style>
   <w:style w:type="paragraph" w:styleId="Heading3">
-    <w:name w:val="Heading 3"/>
+    <w:name w:val="heading 3"/>
     <w:basedOn w:val="Heading"/>
     <w:next w:val="BodyText"/>
     <w:qFormat/>
@@ -22534,7 +22629,7 @@
       <w:outlineLvl w:val="2"/>
     </w:pPr>
     <w:rPr>
-      <w:rFonts w:ascii="Liberation Serif" w:hAnsi="Liberation Serif" w:eastAsia="WenQuanYi Zen Hei" w:cs="FreeSans"/>
+      <w:rFonts w:ascii="Liberation Serif" w:hAnsi="Liberation Serif" w:eastAsia="Noto Serif CJK SC" w:cs="Noto Sans Devanagari"/>
       <w:b/>
       <w:bCs/>
       <w:color w:val="88C0D0"/>
@@ -22543,7 +22638,7 @@
     </w:rPr>
   </w:style>
   <w:style w:type="paragraph" w:styleId="Heading4">
-    <w:name w:val="Heading 4"/>
+    <w:name w:val="heading 4"/>
     <w:basedOn w:val="Heading"/>
     <w:next w:val="BodyText"/>
     <w:qFormat/>
@@ -22552,11 +22647,23 @@
       <w:outlineLvl w:val="3"/>
     </w:pPr>
     <w:rPr>
-      <w:rFonts w:ascii="Liberation Serif" w:hAnsi="Liberation Serif" w:eastAsia="WenQuanYi Zen Hei" w:cs="FreeSans"/>
+      <w:rFonts w:ascii="Liberation Serif" w:hAnsi="Liberation Serif" w:eastAsia="Noto Serif CJK SC" w:cs="Noto Sans Devanagari"/>
       <w:b/>
       <w:bCs/>
       <w:sz w:val="24"/>
       <w:szCs w:val="24"/>
+    </w:rPr>
+  </w:style>
+  <w:style w:type="character" w:styleId="EndnoteReference">
+    <w:name w:val="endnote reference"/>
+    <w:rPr>
+      <w:vertAlign w:val="superscript"/>
+    </w:rPr>
+  </w:style>
+  <w:style w:type="character" w:styleId="FootnoteReference">
+    <w:name w:val="footnote reference"/>
+    <w:rPr>
+      <w:vertAlign w:val="superscript"/>
     </w:rPr>
   </w:style>
   <w:style w:type="character" w:styleId="EndnoteCharacters">
@@ -22636,7 +22743,7 @@
     </w:rPr>
   </w:style>
   <w:style w:type="paragraph" w:styleId="EnvelopeReturn">
-    <w:name w:val="Envelope Return"/>
+    <w:name w:val="envelope return"/>
     <w:basedOn w:val="Normal"/>
     <w:pPr/>
     <w:rPr>
@@ -22655,46 +22762,6 @@
       <w:color w:val="ECEFF4"/>
     </w:rPr>
   </w:style>
-  <w:style w:type="paragraph" w:styleId="Footer">
-    <w:name w:val="Footer"/>
-    <w:basedOn w:val="Normal"/>
-    <w:pPr>
-      <w:suppressLineNumbers/>
-      <w:tabs>
-        <w:tab w:val="clear" w:pos="1134"/>
-        <w:tab w:val="center" w:pos="5952" w:leader="none"/>
-        <w:tab w:val="right" w:pos="10771" w:leader="none"/>
-      </w:tabs>
-    </w:pPr>
-    <w:rPr/>
-  </w:style>
-  <w:style w:type="paragraph" w:styleId="Header">
-    <w:name w:val="Header"/>
-    <w:basedOn w:val="Normal"/>
-    <w:pPr>
-      <w:suppressLineNumbers/>
-      <w:tabs>
-        <w:tab w:val="clear" w:pos="1134"/>
-        <w:tab w:val="center" w:pos="5952" w:leader="none"/>
-        <w:tab w:val="right" w:pos="10771" w:leader="none"/>
-      </w:tabs>
-    </w:pPr>
-    <w:rPr/>
-  </w:style>
-  <w:style w:type="paragraph" w:styleId="HeaderandFooter">
-    <w:name w:val="Header and Footer"/>
-    <w:basedOn w:val="Normal"/>
-    <w:qFormat/>
-    <w:pPr>
-      <w:suppressLineNumbers/>
-      <w:tabs>
-        <w:tab w:val="clear" w:pos="1134"/>
-        <w:tab w:val="center" w:pos="5953" w:leader="none"/>
-        <w:tab w:val="right" w:pos="10772" w:leader="none"/>
-      </w:tabs>
-    </w:pPr>
-    <w:rPr/>
-  </w:style>
   <w:style w:type="paragraph" w:styleId="Index">
     <w:name w:val="Index"/>
     <w:basedOn w:val="Normal"/>
@@ -22703,11 +22770,11 @@
       <w:suppressLineNumbers/>
     </w:pPr>
     <w:rPr>
-      <w:rFonts w:cs="FreeSans"/>
+      <w:rFonts w:cs="Noto Sans Devanagari"/>
     </w:rPr>
   </w:style>
   <w:style w:type="paragraph" w:styleId="Caption">
-    <w:name w:val="Caption"/>
+    <w:name w:val="caption"/>
     <w:basedOn w:val="Normal"/>
     <w:qFormat/>
     <w:pPr>
@@ -22715,7 +22782,7 @@
       <w:spacing w:before="120" w:after="120"/>
     </w:pPr>
     <w:rPr>
-      <w:rFonts w:cs="FreeSans"/>
+      <w:rFonts w:cs="Noto Sans Devanagari"/>
       <w:i/>
       <w:iCs/>
       <w:sz w:val="24"/>
@@ -22727,7 +22794,7 @@
     <w:basedOn w:val="BodyText"/>
     <w:pPr/>
     <w:rPr>
-      <w:rFonts w:cs="FreeSans"/>
+      <w:rFonts w:cs="Noto Sans Devanagari"/>
     </w:rPr>
   </w:style>
   <w:style w:type="paragraph" w:styleId="BodyText">
@@ -22769,7 +22836,7 @@
       <w:ind w:left="160" w:right="160"/>
     </w:pPr>
     <w:rPr>
-      <w:rFonts w:ascii="Liberation Mono" w:hAnsi="Liberation Mono" w:eastAsia="Liberation Mono" w:cs="Liberation Mono"/>
+      <w:rFonts w:ascii="Liberation Mono" w:hAnsi="Liberation Mono" w:eastAsia="Noto Sans Mono CJK SC" w:cs="Liberation Mono"/>
       <w:sz w:val="20"/>
       <w:szCs w:val="20"/>
     </w:rPr>
@@ -22810,37 +22877,37 @@
         <a:srgbClr val="000000"/>
       </a:dk1>
       <a:lt1>
-        <a:srgbClr val="ffffff"/>
+        <a:srgbClr val="FFFFFF"/>
       </a:lt1>
       <a:dk2>
         <a:srgbClr val="000000"/>
       </a:dk2>
       <a:lt2>
-        <a:srgbClr val="ffffff"/>
+        <a:srgbClr val="FFFFFF"/>
       </a:lt2>
       <a:accent1>
-        <a:srgbClr val="18a303"/>
+        <a:srgbClr val="18A303"/>
       </a:accent1>
       <a:accent2>
-        <a:srgbClr val="0369a3"/>
+        <a:srgbClr val="0369A3"/>
       </a:accent2>
       <a:accent3>
-        <a:srgbClr val="a33e03"/>
+        <a:srgbClr val="A33E03"/>
       </a:accent3>
       <a:accent4>
-        <a:srgbClr val="8e03a3"/>
+        <a:srgbClr val="8E03A3"/>
       </a:accent4>
       <a:accent5>
-        <a:srgbClr val="c99c00"/>
+        <a:srgbClr val="C99C00"/>
       </a:accent5>
       <a:accent6>
-        <a:srgbClr val="c9211e"/>
+        <a:srgbClr val="C9211E"/>
       </a:accent6>
       <a:hlink>
-        <a:srgbClr val="0000ee"/>
+        <a:srgbClr val="0000EE"/>
       </a:hlink>
       <a:folHlink>
-        <a:srgbClr val="551a8b"/>
+        <a:srgbClr val="551A8B"/>
       </a:folHlink>
     </a:clrScheme>
     <a:fontScheme name="Office">

--- a/docs/guides/crew/crew-troubleshooting.docx
+++ b/docs/guides/crew/crew-troubleshooting.docx
@@ -8178,7 +8178,7 @@
       </w:r>
       <w:r>
         <w:rPr/>
-        <w:t xml:space="preserve"> in the committed map. "could not tell ... did not finish" means the receipt check ran past the gate's 17s deadline; "no usable python" means the gate cannot evaluate at all - install python 3.8+. </w:t>
+        <w:t xml:space="preserve"> in the committed map. "could not tell ... did not finish" means the receipt check ran past the gate's 16s deadline; "no usable python" means the gate cannot evaluate at all - install python 3.8+. </w:t>
       </w:r>
     </w:p>
     <w:p>

--- a/docs/guides/crew/crew-troubleshooting.docx
+++ b/docs/guides/crew/crew-troubleshooting.docx
@@ -545,7 +545,7 @@
     </w:p>
     <w:tbl>
       <w:tblPr>
-        <w:tblW w:w="11825" w:type="dxa"/>
+        <w:tblW w:w="11795" w:type="dxa"/>
         <w:jc w:val="left"/>
         <w:tblInd w:w="0" w:type="dxa"/>
         <w:tblLayout w:type="fixed"/>
@@ -559,7 +559,7 @@
       <w:tblGrid>
         <w:gridCol w:w="2116"/>
         <w:gridCol w:w="2446"/>
-        <w:gridCol w:w="2146"/>
+        <w:gridCol w:w="2116"/>
         <w:gridCol w:w="2986"/>
         <w:gridCol w:w="2131"/>
       </w:tblGrid>
@@ -613,7 +613,7 @@
         </w:tc>
         <w:tc>
           <w:tcPr>
-            <w:tcW w:w="2146" w:type="dxa"/>
+            <w:tcW w:w="2116" w:type="dxa"/>
             <w:tcBorders/>
             <w:vAlign w:val="center"/>
           </w:tcPr>
@@ -728,7 +728,7 @@
         </w:tc>
         <w:tc>
           <w:tcPr>
-            <w:tcW w:w="2146" w:type="dxa"/>
+            <w:tcW w:w="2116" w:type="dxa"/>
             <w:tcBorders/>
             <w:vAlign w:val="center"/>
           </w:tcPr>
@@ -864,7 +864,7 @@
         </w:tc>
         <w:tc>
           <w:tcPr>
-            <w:tcW w:w="2146" w:type="dxa"/>
+            <w:tcW w:w="2116" w:type="dxa"/>
             <w:tcBorders/>
             <w:vAlign w:val="center"/>
           </w:tcPr>
@@ -1016,7 +1016,7 @@
         </w:tc>
         <w:tc>
           <w:tcPr>
-            <w:tcW w:w="2146" w:type="dxa"/>
+            <w:tcW w:w="2116" w:type="dxa"/>
             <w:tcBorders/>
             <w:vAlign w:val="center"/>
           </w:tcPr>
@@ -1156,7 +1156,7 @@
         </w:tc>
         <w:tc>
           <w:tcPr>
-            <w:tcW w:w="2146" w:type="dxa"/>
+            <w:tcW w:w="2116" w:type="dxa"/>
             <w:tcBorders/>
             <w:vAlign w:val="center"/>
           </w:tcPr>
@@ -1308,7 +1308,7 @@
         </w:tc>
         <w:tc>
           <w:tcPr>
-            <w:tcW w:w="2146" w:type="dxa"/>
+            <w:tcW w:w="2116" w:type="dxa"/>
             <w:tcBorders/>
             <w:vAlign w:val="center"/>
           </w:tcPr>
@@ -1538,7 +1538,7 @@
         </w:tc>
         <w:tc>
           <w:tcPr>
-            <w:tcW w:w="2146" w:type="dxa"/>
+            <w:tcW w:w="2116" w:type="dxa"/>
             <w:tcBorders/>
             <w:vAlign w:val="center"/>
           </w:tcPr>
@@ -1712,7 +1712,7 @@
         </w:tc>
         <w:tc>
           <w:tcPr>
-            <w:tcW w:w="2146" w:type="dxa"/>
+            <w:tcW w:w="2116" w:type="dxa"/>
             <w:tcBorders/>
             <w:vAlign w:val="center"/>
           </w:tcPr>
@@ -1946,7 +1946,7 @@
         </w:tc>
         <w:tc>
           <w:tcPr>
-            <w:tcW w:w="2146" w:type="dxa"/>
+            <w:tcW w:w="2116" w:type="dxa"/>
             <w:tcBorders/>
             <w:vAlign w:val="center"/>
           </w:tcPr>
@@ -2122,7 +2122,7 @@
         </w:tc>
         <w:tc>
           <w:tcPr>
-            <w:tcW w:w="2146" w:type="dxa"/>
+            <w:tcW w:w="2116" w:type="dxa"/>
             <w:tcBorders/>
             <w:vAlign w:val="center"/>
           </w:tcPr>
@@ -2260,7 +2260,7 @@
         </w:tc>
         <w:tc>
           <w:tcPr>
-            <w:tcW w:w="2146" w:type="dxa"/>
+            <w:tcW w:w="2116" w:type="dxa"/>
             <w:tcBorders/>
             <w:vAlign w:val="center"/>
           </w:tcPr>
@@ -2434,7 +2434,7 @@
         </w:tc>
         <w:tc>
           <w:tcPr>
-            <w:tcW w:w="2146" w:type="dxa"/>
+            <w:tcW w:w="2116" w:type="dxa"/>
             <w:tcBorders/>
             <w:vAlign w:val="center"/>
           </w:tcPr>
@@ -2564,7 +2564,7 @@
         </w:tc>
         <w:tc>
           <w:tcPr>
-            <w:tcW w:w="2146" w:type="dxa"/>
+            <w:tcW w:w="2116" w:type="dxa"/>
             <w:tcBorders/>
             <w:vAlign w:val="center"/>
           </w:tcPr>
@@ -2724,7 +2724,7 @@
         </w:tc>
         <w:tc>
           <w:tcPr>
-            <w:tcW w:w="2146" w:type="dxa"/>
+            <w:tcW w:w="2116" w:type="dxa"/>
             <w:tcBorders/>
             <w:vAlign w:val="center"/>
           </w:tcPr>
@@ -3626,7 +3626,7 @@
       </w:r>
       <w:r>
         <w:rPr/>
-        <w:t xml:space="preserve"> table row) or a line admitting the review fell short ("skipped", "truncated", "could not review") is still INCOMPLETE </w:t>
+        <w:t xml:space="preserve"> table row) or a line matching the shortfall wording list ("skipped", "truncated", "could not review") is still INCOMPLETE </w:t>
       </w:r>
       <w:r>
         <w:rPr>
@@ -3636,7 +3636,7 @@
       </w:r>
       <w:r>
         <w:rPr/>
-        <w:t xml:space="preserve">. </w:t>
+        <w:t xml:space="preserve">. That list cannot catch every admission: one it misses ("I only inspected one of the nine files") is ignored as prose and the round stays FINDINGS, so read the ignored lines. </w:t>
       </w:r>
       <w:r>
         <w:rPr>
@@ -6580,7 +6580,7 @@
         <w:rPr>
           <w:rStyle w:val="SourceText"/>
         </w:rPr>
-        <w:t>smoke.sh</w:t>
+        <w:t>_verify/smoke.sh</w:t>
       </w:r>
       <w:r>
         <w:rPr/>
@@ -6628,11 +6628,11 @@
         <w:rPr>
           <w:rStyle w:val="SourceText"/>
         </w:rPr>
-        <w:t>templates/cases/diagrams-render.sh</w:t>
-      </w:r>
-      <w:r>
-        <w:rPr/>
-        <w:t xml:space="preserve"> from crew-setup into </w:t>
+        <w:t>plugin/crew/skills/crew-setup/templates/cases/diagrams-render.sh</w:t>
+      </w:r>
+      <w:r>
+        <w:rPr/>
+        <w:t xml:space="preserve"> into </w:t>
       </w:r>
       <w:r>
         <w:rPr>
@@ -6662,13 +6662,13 @@
       </w:r>
       <w:r>
         <w:rPr/>
-        <w:t xml:space="preserve"> puppeteer config as crew's </w:t>
-      </w:r>
-      <w:r>
-        <w:rPr>
-          <w:rStyle w:val="SourceText"/>
-        </w:rPr>
-        <w:t>render.sh</w:t>
+        <w:t xml:space="preserve"> puppeteer config as </w:t>
+      </w:r>
+      <w:r>
+        <w:rPr>
+          <w:rStyle w:val="SourceText"/>
+        </w:rPr>
+        <w:t>plugin/crew/skills/crew-diagrams/scripts/render.sh</w:t>
       </w:r>
       <w:r>
         <w:rPr/>
@@ -6759,7 +6759,7 @@
       </w:r>
       <w:r>
         <w:rPr/>
-        <w:t xml:space="preserve">, not a failure. A repo set up earlier keeps its old runners: replace the counter line, the </w:t>
+        <w:t xml:space="preserve">, not a failure; a run with no failure but such a skip exits 77 itself, so crew's verify gate records it skipped, not verified. A repo set up earlier keeps its old runners: replace the counter line, the </w:t>
       </w:r>
       <w:r>
         <w:rPr>
@@ -6809,7 +6809,7 @@
       </w:r>
       <w:r>
         <w:rPr/>
-        <w:t xml:space="preserve"> lines above it, and the final count line from the templates. Copying </w:t>
+        <w:t xml:space="preserve"> lines above it, and the final count and exit lines from the templates. Copying </w:t>
       </w:r>
       <w:r>
         <w:rPr>
@@ -6825,7 +6825,7 @@
         <w:rPr>
           <w:rStyle w:val="SourceText"/>
         </w:rPr>
-        <w:t>smoke.sh</w:t>
+        <w:t>_verify/smoke.sh</w:t>
       </w:r>
       <w:r>
         <w:rPr/>
@@ -9162,6 +9162,64 @@
         <w:rPr>
           <w:rStyle w:val="Strong"/>
         </w:rPr>
+        <w:t>An older crew wrote the note's id lowercased.</w:t>
+      </w:r>
+      <w:r>
+        <w:rPr/>
+        <w:t xml:space="preserve"> </w:t>
+      </w:r>
+      <w:r>
+        <w:rPr>
+          <w:rStyle w:val="SourceText"/>
+        </w:rPr>
+        <w:t>obsidian: could not update: T-0042 on Board.md belongs to another repo (https://example.invalid/team/app, per T-0042.md), not this one (https://example.invalid/Team/App): give this repo its own obsidian.boardDir; the note may carry this repo's id as an older crew wrote it (lowercased): if the card is this repo's, change the line to 'repo-id: https://example.invalid/Team/App'</w:t>
+      </w:r>
+      <w:r>
+        <w:rPr/>
+        <w:t xml:space="preserve"> </w:t>
+      </w:r>
+      <w:r>
+        <w:rPr>
+          <w:rStyle w:val="Strong"/>
+        </w:rPr>
+        <w:t>Fix:</w:t>
+      </w:r>
+      <w:r>
+        <w:rPr/>
+        <w:t xml:space="preserve"> since T-0071 an origin keeps the case of its user and path. If the card is yours, change the note's </w:t>
+      </w:r>
+      <w:r>
+        <w:rPr>
+          <w:rStyle w:val="SourceText"/>
+        </w:rPr>
+        <w:t>repo-id:</w:t>
+      </w:r>
+      <w:r>
+        <w:rPr/>
+        <w:t xml:space="preserve"> line to the id it names. </w:t>
+      </w:r>
+    </w:p>
+    <w:p>
+      <w:pPr>
+        <w:pStyle w:val="BodyText"/>
+        <w:numPr>
+          <w:ilvl w:val="1"/>
+          <w:numId w:val="22"/>
+        </w:numPr>
+        <w:tabs>
+          <w:tab w:val="clear" w:pos="1134"/>
+          <w:tab w:val="left" w:pos="1538" w:leader="none"/>
+        </w:tabs>
+        <w:bidi w:val="0"/>
+        <w:spacing w:before="120" w:after="0"/>
+        <w:ind w:hanging="283" w:left="1538"/>
+        <w:jc w:val="left"/>
+        <w:rPr/>
+      </w:pPr>
+      <w:r>
+        <w:rPr>
+          <w:rStyle w:val="Strong"/>
+        </w:rPr>
         <w:t>Nobody can tell who owns it.</w:t>
       </w:r>
       <w:r>
@@ -9858,11 +9916,11 @@
         <w:jc w:val="left"/>
         <w:rPr/>
       </w:pPr>
-      <w:bookmarkStart w:id="14" w:name="turning-things-off"/>
+      <w:bookmarkStart w:id="14" w:name="graph-refresh-refused-secrets-denylisted"/>
       <w:bookmarkEnd w:id="14"/>
       <w:r>
         <w:rPr/>
-        <w:t>Turning Things Off</w:t>
+        <w:t>Graph Refresh Refused: Secrets-Denylisted Path</w:t>
       </w:r>
     </w:p>
     <w:p>
@@ -9874,6 +9932,656 @@
       </w:pPr>
       <w:r>
         <w:rPr/>
+        <w:t xml:space="preserve">graphify reads every file its ignore rules do not exclude and records the symbols it finds in </w:t>
+      </w:r>
+      <w:r>
+        <w:rPr>
+          <w:rStyle w:val="SourceText"/>
+        </w:rPr>
+        <w:t>graph.json</w:t>
+      </w:r>
+      <w:r>
+        <w:rPr/>
+        <w:t xml:space="preserve">. For a file git tracks, </w:t>
+      </w:r>
+      <w:r>
+        <w:rPr>
+          <w:rStyle w:val="SourceText"/>
+        </w:rPr>
+        <w:t>.gitignore</w:t>
+      </w:r>
+      <w:r>
+        <w:rPr/>
+        <w:t xml:space="preserve"> does not stop it: only </w:t>
+      </w:r>
+      <w:r>
+        <w:rPr>
+          <w:rStyle w:val="SourceText"/>
+        </w:rPr>
+        <w:t>.graphifyignore</w:t>
+      </w:r>
+      <w:r>
+        <w:rPr/>
+        <w:t xml:space="preserve"> does. So crew checks, before it names or runs a graph build, that the root </w:t>
+      </w:r>
+      <w:r>
+        <w:rPr>
+          <w:rStyle w:val="SourceText"/>
+        </w:rPr>
+        <w:t>.graphifyignore</w:t>
+      </w:r>
+      <w:r>
+        <w:rPr/>
+        <w:t xml:space="preserve"> excludes every file the secrets denylist matches.</w:t>
+      </w:r>
+    </w:p>
+    <w:p>
+      <w:pPr>
+        <w:pStyle w:val="BodyText"/>
+        <w:numPr>
+          <w:ilvl w:val="0"/>
+          <w:numId w:val="24"/>
+        </w:numPr>
+        <w:tabs>
+          <w:tab w:val="clear" w:pos="1134"/>
+          <w:tab w:val="left" w:pos="829" w:leader="none"/>
+        </w:tabs>
+        <w:bidi w:val="0"/>
+        <w:ind w:hanging="283" w:left="829"/>
+        <w:jc w:val="left"/>
+        <w:rPr/>
+      </w:pPr>
+      <w:r>
+        <w:rPr>
+          <w:rStyle w:val="Strong"/>
+        </w:rPr>
+        <w:t xml:space="preserve">Symptom: </w:t>
+      </w:r>
+      <w:r>
+        <w:rPr>
+          <w:rStyle w:val="SourceText"/>
+        </w:rPr>
+        <w:t>refresh-check</w:t>
+      </w:r>
+      <w:r>
+        <w:rPr>
+          <w:rStyle w:val="Strong"/>
+        </w:rPr>
+        <w:t xml:space="preserve"> prints </w:t>
+      </w:r>
+      <w:r>
+        <w:rPr>
+          <w:rStyle w:val="SourceText"/>
+        </w:rPr>
+        <w:t>graph graphify-out: unknown - graphify would read N secrets-denylisted path(s) .graphifyignore does not exclude: ...; stop - a refresh cannot settle this</w:t>
+      </w:r>
+      <w:r>
+        <w:rPr>
+          <w:rStyle w:val="Strong"/>
+        </w:rPr>
+        <w:t>,</w:t>
+      </w:r>
+      <w:r>
+        <w:rPr/>
+        <w:t xml:space="preserve"> or </w:t>
+      </w:r>
+      <w:r>
+        <w:rPr>
+          <w:rStyle w:val="SourceText"/>
+        </w:rPr>
+        <w:t>/crew:status</w:t>
+      </w:r>
+      <w:r>
+        <w:rPr/>
+        <w:t xml:space="preserve"> prints </w:t>
+      </w:r>
+      <w:r>
+        <w:rPr>
+          <w:rStyle w:val="SourceText"/>
+        </w:rPr>
+        <w:t>graph-ignore UNCOVERED</w:t>
+      </w:r>
+      <w:r>
+        <w:rPr/>
+        <w:t xml:space="preserve">. </w:t>
+      </w:r>
+      <w:r>
+        <w:rPr>
+          <w:rStyle w:val="Strong"/>
+        </w:rPr>
+        <w:t>Check:</w:t>
+      </w:r>
+      <w:r>
+        <w:rPr/>
+        <w:t xml:space="preserve"> which files, and from which source. </w:t>
+      </w:r>
+    </w:p>
+    <w:p>
+      <w:pPr>
+        <w:pStyle w:val="PreformattedText"/>
+        <w:bidi w:val="0"/>
+        <w:jc w:val="left"/>
+        <w:rPr/>
+      </w:pPr>
+      <w:r>
+        <w:rPr>
+          <w:rStyle w:val="SourceText"/>
+        </w:rPr>
+        <w:t>python3 "&lt;crew&gt;/hooks/scripts/crew_graph_ignore.py" --root . --check --json</w:t>
+      </w:r>
+    </w:p>
+    <w:p>
+      <w:pPr>
+        <w:pStyle w:val="BodyText"/>
+        <w:bidi w:val="0"/>
+        <w:jc w:val="left"/>
+        <w:rPr/>
+      </w:pPr>
+      <w:r>
+        <w:rPr/>
+        <w:t>The denylist is the built-in patterns (</w:t>
+      </w:r>
+      <w:r>
+        <w:rPr>
+          <w:rStyle w:val="SourceText"/>
+        </w:rPr>
+        <w:t>.env</w:t>
+      </w:r>
+      <w:r>
+        <w:rPr/>
+        <w:t xml:space="preserve">, </w:t>
+      </w:r>
+      <w:r>
+        <w:rPr>
+          <w:rStyle w:val="SourceText"/>
+        </w:rPr>
+        <w:t>.env.*</w:t>
+      </w:r>
+      <w:r>
+        <w:rPr/>
+        <w:t xml:space="preserve"> but not </w:t>
+      </w:r>
+      <w:r>
+        <w:rPr>
+          <w:rStyle w:val="SourceText"/>
+        </w:rPr>
+        <w:t>.env.example</w:t>
+      </w:r>
+      <w:r>
+        <w:rPr/>
+        <w:t xml:space="preserve">, </w:t>
+      </w:r>
+      <w:r>
+        <w:rPr>
+          <w:rStyle w:val="SourceText"/>
+        </w:rPr>
+        <w:t>*.pem</w:t>
+      </w:r>
+      <w:r>
+        <w:rPr/>
+        <w:t xml:space="preserve">, </w:t>
+      </w:r>
+      <w:r>
+        <w:rPr>
+          <w:rStyle w:val="SourceText"/>
+        </w:rPr>
+        <w:t>*.key</w:t>
+      </w:r>
+      <w:r>
+        <w:rPr/>
+        <w:t xml:space="preserve">, </w:t>
+      </w:r>
+      <w:r>
+        <w:rPr>
+          <w:rStyle w:val="SourceText"/>
+        </w:rPr>
+        <w:t>*.p12</w:t>
+      </w:r>
+      <w:r>
+        <w:rPr/>
+        <w:t xml:space="preserve">, </w:t>
+      </w:r>
+      <w:r>
+        <w:rPr>
+          <w:rStyle w:val="SourceText"/>
+        </w:rPr>
+        <w:t>*.pfx</w:t>
+      </w:r>
+      <w:r>
+        <w:rPr/>
+        <w:t xml:space="preserve">, </w:t>
+      </w:r>
+      <w:r>
+        <w:rPr>
+          <w:rStyle w:val="SourceText"/>
+        </w:rPr>
+        <w:t>id_rsa*</w:t>
+      </w:r>
+      <w:r>
+        <w:rPr/>
+        <w:t xml:space="preserve">, </w:t>
+      </w:r>
+      <w:r>
+        <w:rPr>
+          <w:rStyle w:val="SourceText"/>
+        </w:rPr>
+        <w:t>id_ed25519*</w:t>
+      </w:r>
+      <w:r>
+        <w:rPr/>
+        <w:t xml:space="preserve">), </w:t>
+      </w:r>
+      <w:r>
+        <w:rPr>
+          <w:rStyle w:val="SourceText"/>
+        </w:rPr>
+        <w:t>.claude/secrets-denylist</w:t>
+      </w:r>
+      <w:r>
+        <w:rPr/>
+        <w:t xml:space="preserve"> if it exists, and every in-repo </w:t>
+      </w:r>
+      <w:r>
+        <w:rPr>
+          <w:rStyle w:val="SourceText"/>
+        </w:rPr>
+        <w:t>Read(...)</w:t>
+      </w:r>
+      <w:r>
+        <w:rPr/>
+        <w:t xml:space="preserve"> rule in </w:t>
+      </w:r>
+      <w:r>
+        <w:rPr>
+          <w:rStyle w:val="SourceText"/>
+        </w:rPr>
+        <w:t>permissions.deny</w:t>
+      </w:r>
+      <w:r>
+        <w:rPr/>
+        <w:t xml:space="preserve"> of </w:t>
+      </w:r>
+      <w:r>
+        <w:rPr>
+          <w:rStyle w:val="SourceText"/>
+        </w:rPr>
+        <w:t>.claude/settings.json</w:t>
+      </w:r>
+      <w:r>
+        <w:rPr/>
+        <w:t xml:space="preserve"> and </w:t>
+      </w:r>
+      <w:r>
+        <w:rPr>
+          <w:rStyle w:val="SourceText"/>
+        </w:rPr>
+        <w:t>.claude/settings.local.json</w:t>
+      </w:r>
+      <w:r>
+        <w:rPr/>
+        <w:t xml:space="preserve">. </w:t>
+      </w:r>
+      <w:r>
+        <w:rPr>
+          <w:rStyle w:val="SourceText"/>
+        </w:rPr>
+        <w:t>sources</w:t>
+      </w:r>
+      <w:r>
+        <w:rPr/>
+        <w:t xml:space="preserve"> in the JSON names which ones were read. </w:t>
+      </w:r>
+      <w:r>
+        <w:rPr>
+          <w:rStyle w:val="Strong"/>
+        </w:rPr>
+        <w:t>Fix:</w:t>
+      </w:r>
+      <w:r>
+        <w:rPr/>
+        <w:t xml:space="preserve"> add the missing patterns, then check again.</w:t>
+      </w:r>
+    </w:p>
+    <w:p>
+      <w:pPr>
+        <w:pStyle w:val="PreformattedText"/>
+        <w:bidi w:val="0"/>
+        <w:jc w:val="left"/>
+        <w:rPr/>
+      </w:pPr>
+      <w:r>
+        <w:rPr>
+          <w:rStyle w:val="SourceText"/>
+        </w:rPr>
+        <w:t>python3 "&lt;crew&gt;/hooks/scripts/crew_graph_ignore.py" --root . --write</w:t>
+      </w:r>
+    </w:p>
+    <w:p>
+      <w:pPr>
+        <w:pStyle w:val="BodyText"/>
+        <w:bidi w:val="0"/>
+        <w:jc w:val="left"/>
+        <w:rPr/>
+      </w:pPr>
+      <w:r>
+        <w:rPr/>
+        <w:t xml:space="preserve">It appends the missing patterns, then any flagged path they still miss (the denylist ignores case, </w:t>
+      </w:r>
+      <w:r>
+        <w:rPr>
+          <w:rStyle w:val="SourceText"/>
+        </w:rPr>
+        <w:t>.graphifyignore</w:t>
+      </w:r>
+      <w:r>
+        <w:rPr/>
+        <w:t xml:space="preserve"> does not, so </w:t>
+      </w:r>
+      <w:r>
+        <w:rPr>
+          <w:rStyle w:val="SourceText"/>
+        </w:rPr>
+        <w:t>.ENV</w:t>
+      </w:r>
+      <w:r>
+        <w:rPr/>
+        <w:t xml:space="preserve"> gets </w:t>
+      </w:r>
+      <w:r>
+        <w:rPr>
+          <w:rStyle w:val="SourceText"/>
+        </w:rPr>
+        <w:t>/.ENV</w:t>
+      </w:r>
+      <w:r>
+        <w:rPr/>
+        <w:t xml:space="preserve">), under one marked block, and leaves every existing line as it was. Commit </w:t>
+      </w:r>
+      <w:r>
+        <w:rPr>
+          <w:rStyle w:val="SourceText"/>
+        </w:rPr>
+        <w:t>.graphifyignore</w:t>
+      </w:r>
+      <w:r>
+        <w:rPr/>
+        <w:t xml:space="preserve">, then re-run the refresh check. If it prints </w:t>
+      </w:r>
+      <w:r>
+        <w:rPr>
+          <w:rStyle w:val="SourceText"/>
+        </w:rPr>
+        <w:t>line N (`!pattern`) re-includes denylisted &lt;path&gt;; remove that line or accept the exposure</w:t>
+      </w:r>
+      <w:r>
+        <w:rPr/>
+        <w:t xml:space="preserve"> and exits 1, your own </w:t>
+      </w:r>
+      <w:r>
+        <w:rPr>
+          <w:rStyle w:val="SourceText"/>
+        </w:rPr>
+        <w:t>!</w:t>
+      </w:r>
+      <w:r>
+        <w:rPr/>
+        <w:t xml:space="preserve"> line is the reason: </w:t>
+      </w:r>
+      <w:r>
+        <w:rPr>
+          <w:rStyle w:val="SourceText"/>
+        </w:rPr>
+        <w:t>--write</w:t>
+      </w:r>
+      <w:r>
+        <w:rPr/>
+        <w:t xml:space="preserve"> never overrides it. Delete the line, or keep it and accept that graphify reads that file. A path that is not one line of plain text (a name holding a line break or other control character) is never written either; it stays named, escaped, by </w:t>
+      </w:r>
+      <w:r>
+        <w:rPr>
+          <w:rStyle w:val="SourceText"/>
+        </w:rPr>
+        <w:t>--check</w:t>
+      </w:r>
+      <w:r>
+        <w:rPr/>
+        <w:t>: rename the file or exclude it by hand.</w:t>
+      </w:r>
+    </w:p>
+    <w:p>
+      <w:pPr>
+        <w:pStyle w:val="BodyText"/>
+        <w:numPr>
+          <w:ilvl w:val="0"/>
+          <w:numId w:val="25"/>
+        </w:numPr>
+        <w:tabs>
+          <w:tab w:val="clear" w:pos="1134"/>
+          <w:tab w:val="left" w:pos="829" w:leader="none"/>
+        </w:tabs>
+        <w:bidi w:val="0"/>
+        <w:ind w:hanging="283" w:left="829"/>
+        <w:jc w:val="left"/>
+        <w:rPr/>
+      </w:pPr>
+      <w:r>
+        <w:rPr>
+          <w:rStyle w:val="Strong"/>
+        </w:rPr>
+        <w:t xml:space="preserve">Symptom: </w:t>
+      </w:r>
+      <w:r>
+        <w:rPr>
+          <w:rStyle w:val="SourceText"/>
+        </w:rPr>
+        <w:t>denylist coverage unknown: &lt;reason&gt;</w:t>
+      </w:r>
+      <w:r>
+        <w:rPr/>
+        <w:t xml:space="preserve"> (the refresh check) or </w:t>
+      </w:r>
+      <w:r>
+        <w:rPr>
+          <w:rStyle w:val="SourceText"/>
+        </w:rPr>
+        <w:t>graph-ignore unknown</w:t>
+      </w:r>
+      <w:r>
+        <w:rPr/>
+        <w:t xml:space="preserve"> (</w:t>
+      </w:r>
+      <w:r>
+        <w:rPr>
+          <w:rStyle w:val="SourceText"/>
+        </w:rPr>
+        <w:t>/crew:status</w:t>
+      </w:r>
+      <w:r>
+        <w:rPr/>
+        <w:t xml:space="preserve">). </w:t>
+      </w:r>
+      <w:r>
+        <w:rPr>
+          <w:rStyle w:val="Strong"/>
+        </w:rPr>
+        <w:t>Check:</w:t>
+      </w:r>
+      <w:r>
+        <w:rPr/>
+        <w:t xml:space="preserve"> the reason names it: git missing, a settings file that does not parse, an unreadable </w:t>
+      </w:r>
+      <w:r>
+        <w:rPr>
+          <w:rStyle w:val="SourceText"/>
+        </w:rPr>
+        <w:t>.claude/secrets-denylist</w:t>
+      </w:r>
+      <w:r>
+        <w:rPr/>
+        <w:t xml:space="preserve"> or </w:t>
+      </w:r>
+      <w:r>
+        <w:rPr>
+          <w:rStyle w:val="SourceText"/>
+        </w:rPr>
+        <w:t>.graphifyignore</w:t>
+      </w:r>
+      <w:r>
+        <w:rPr/>
+        <w:t xml:space="preserve">, a nested </w:t>
+      </w:r>
+      <w:r>
+        <w:rPr>
+          <w:rStyle w:val="SourceText"/>
+        </w:rPr>
+        <w:t>.graphifyignore</w:t>
+      </w:r>
+      <w:r>
+        <w:rPr/>
+        <w:t xml:space="preserve"> (only the root one is evaluated, and a nested one could re-include a file with </w:t>
+      </w:r>
+      <w:r>
+        <w:rPr>
+          <w:rStyle w:val="SourceText"/>
+        </w:rPr>
+        <w:t>!</w:t>
+      </w:r>
+      <w:r>
+        <w:rPr/>
+        <w:t xml:space="preserve">), a nested repository or submodule </w:t>
+      </w:r>
+      <w:r>
+        <w:rPr>
+          <w:rStyle w:val="SourceText"/>
+        </w:rPr>
+        <w:t>.graphifyignore</w:t>
+      </w:r>
+      <w:r>
+        <w:rPr/>
+        <w:t xml:space="preserve"> does not exclude, a symlink that resolves outside the repository or not at all, or a deny-all </w:t>
+      </w:r>
+      <w:r>
+        <w:rPr>
+          <w:rStyle w:val="SourceText"/>
+        </w:rPr>
+        <w:t>Read</w:t>
+      </w:r>
+      <w:r>
+        <w:rPr/>
+        <w:t xml:space="preserve"> rule. </w:t>
+      </w:r>
+      <w:r>
+        <w:rPr>
+          <w:rStyle w:val="Strong"/>
+        </w:rPr>
+        <w:t>Fix:</w:t>
+      </w:r>
+      <w:r>
+        <w:rPr/>
+        <w:t xml:space="preserve"> repair what it names. An unknown is never read as covered, so no refresh is named until it is fixed.</w:t>
+      </w:r>
+    </w:p>
+    <w:p>
+      <w:pPr>
+        <w:pStyle w:val="BodyText"/>
+        <w:numPr>
+          <w:ilvl w:val="0"/>
+          <w:numId w:val="25"/>
+        </w:numPr>
+        <w:tabs>
+          <w:tab w:val="clear" w:pos="1134"/>
+          <w:tab w:val="left" w:pos="829" w:leader="none"/>
+        </w:tabs>
+        <w:bidi w:val="0"/>
+        <w:ind w:hanging="283" w:left="829"/>
+        <w:jc w:val="left"/>
+        <w:rPr/>
+      </w:pPr>
+      <w:r>
+        <w:rPr>
+          <w:rStyle w:val="Strong"/>
+        </w:rPr>
+        <w:t>Symptom: a graph was built before the fix</w:t>
+      </w:r>
+      <w:r>
+        <w:rPr/>
+        <w:t xml:space="preserve"> (by hand, or by graphify's post-commit hook, which bypasses crew). </w:t>
+      </w:r>
+      <w:r>
+        <w:rPr>
+          <w:rStyle w:val="Strong"/>
+        </w:rPr>
+        <w:t>Fix:</w:t>
+      </w:r>
+      <w:r>
+        <w:rPr/>
+        <w:t xml:space="preserve"> treat that graph as holding text from the secret files. Delete the graph output directory (</w:t>
+      </w:r>
+      <w:r>
+        <w:rPr>
+          <w:rStyle w:val="SourceText"/>
+        </w:rPr>
+        <w:t>graphify-out/</w:t>
+      </w:r>
+      <w:r>
+        <w:rPr/>
+        <w:t xml:space="preserve"> by default), run </w:t>
+      </w:r>
+      <w:r>
+        <w:rPr>
+          <w:rStyle w:val="SourceText"/>
+        </w:rPr>
+        <w:t>--write</w:t>
+      </w:r>
+      <w:r>
+        <w:rPr/>
+        <w:t xml:space="preserve">, check that </w:t>
+      </w:r>
+      <w:r>
+        <w:rPr>
+          <w:rStyle w:val="SourceText"/>
+        </w:rPr>
+        <w:t>--check</w:t>
+      </w:r>
+      <w:r>
+        <w:rPr/>
+        <w:t xml:space="preserve"> exits 0, then rebuild. Commit the rebuild if the output is tracked. The crew-graph skill's </w:t>
+      </w:r>
+      <w:r>
+        <w:rPr>
+          <w:rStyle w:val="Strong"/>
+        </w:rPr>
+        <w:t>Tainted graph</w:t>
+      </w:r>
+      <w:r>
+        <w:rPr/>
+        <w:t xml:space="preserve"> section has the same steps.</w:t>
+      </w:r>
+    </w:p>
+    <w:p>
+      <w:pPr>
+        <w:pStyle w:val="Heading2"/>
+        <w:bidi w:val="0"/>
+        <w:ind w:hanging="0" w:left="0" w:right="0"/>
+        <w:jc w:val="left"/>
+        <w:rPr/>
+      </w:pPr>
+      <w:bookmarkStart w:id="15" w:name="turning-things-off"/>
+      <w:bookmarkEnd w:id="15"/>
+      <w:r>
+        <w:rPr/>
+        <w:t>Turning Things Off</w:t>
+      </w:r>
+    </w:p>
+    <w:p>
+      <w:pPr>
+        <w:pStyle w:val="BodyText"/>
+        <w:bidi w:val="0"/>
+        <w:jc w:val="left"/>
+        <w:rPr/>
+      </w:pPr>
+      <w:r>
+        <w:rPr/>
         <w:t xml:space="preserve">Every switch named above, in one place. "Off" for a guard means the </w:t>
       </w:r>
       <w:r>
@@ -9909,7 +10617,7 @@
     </w:p>
     <w:tbl>
       <w:tblPr>
-        <w:tblW w:w="11825" w:type="dxa"/>
+        <w:tblW w:w="11795" w:type="dxa"/>
         <w:jc w:val="left"/>
         <w:tblInd w:w="0" w:type="dxa"/>
         <w:tblLayout w:type="fixed"/>
@@ -9921,10 +10629,10 @@
         </w:tblCellMar>
       </w:tblPr>
       <w:tblGrid>
-        <w:gridCol w:w="4369"/>
-        <w:gridCol w:w="1689"/>
-        <w:gridCol w:w="1687"/>
-        <w:gridCol w:w="4080"/>
+        <w:gridCol w:w="4405"/>
+        <w:gridCol w:w="1612"/>
+        <w:gridCol w:w="1693"/>
+        <w:gridCol w:w="4085"/>
       </w:tblGrid>
       <w:tr>
         <w:trPr>
@@ -9932,7 +10640,7 @@
         </w:trPr>
         <w:tc>
           <w:tcPr>
-            <w:tcW w:w="4369" w:type="dxa"/>
+            <w:tcW w:w="4405" w:type="dxa"/>
             <w:tcBorders/>
             <w:vAlign w:val="center"/>
           </w:tcPr>
@@ -9954,7 +10662,7 @@
         </w:tc>
         <w:tc>
           <w:tcPr>
-            <w:tcW w:w="1689" w:type="dxa"/>
+            <w:tcW w:w="1612" w:type="dxa"/>
             <w:tcBorders/>
             <w:vAlign w:val="center"/>
           </w:tcPr>
@@ -9976,7 +10684,7 @@
         </w:tc>
         <w:tc>
           <w:tcPr>
-            <w:tcW w:w="1687" w:type="dxa"/>
+            <w:tcW w:w="1693" w:type="dxa"/>
             <w:tcBorders/>
             <w:vAlign w:val="center"/>
           </w:tcPr>
@@ -9998,7 +10706,7 @@
         </w:tc>
         <w:tc>
           <w:tcPr>
-            <w:tcW w:w="4080" w:type="dxa"/>
+            <w:tcW w:w="4085" w:type="dxa"/>
             <w:tcBorders/>
             <w:vAlign w:val="center"/>
           </w:tcPr>
@@ -10023,7 +10731,7 @@
         <w:trPr/>
         <w:tc>
           <w:tcPr>
-            <w:tcW w:w="4369" w:type="dxa"/>
+            <w:tcW w:w="4405" w:type="dxa"/>
             <w:tcBorders/>
             <w:vAlign w:val="center"/>
           </w:tcPr>
@@ -10046,7 +10754,7 @@
         </w:tc>
         <w:tc>
           <w:tcPr>
-            <w:tcW w:w="1689" w:type="dxa"/>
+            <w:tcW w:w="1612" w:type="dxa"/>
             <w:tcBorders/>
             <w:vAlign w:val="center"/>
           </w:tcPr>
@@ -10067,7 +10775,7 @@
         </w:tc>
         <w:tc>
           <w:tcPr>
-            <w:tcW w:w="1687" w:type="dxa"/>
+            <w:tcW w:w="1693" w:type="dxa"/>
             <w:tcBorders/>
             <w:vAlign w:val="center"/>
           </w:tcPr>
@@ -10088,7 +10796,7 @@
         </w:tc>
         <w:tc>
           <w:tcPr>
-            <w:tcW w:w="4080" w:type="dxa"/>
+            <w:tcW w:w="4085" w:type="dxa"/>
             <w:tcBorders/>
             <w:vAlign w:val="center"/>
           </w:tcPr>
@@ -10128,7 +10836,7 @@
         <w:trPr/>
         <w:tc>
           <w:tcPr>
-            <w:tcW w:w="4369" w:type="dxa"/>
+            <w:tcW w:w="4405" w:type="dxa"/>
             <w:tcBorders/>
             <w:vAlign w:val="center"/>
           </w:tcPr>
@@ -10151,7 +10859,7 @@
         </w:tc>
         <w:tc>
           <w:tcPr>
-            <w:tcW w:w="1689" w:type="dxa"/>
+            <w:tcW w:w="1612" w:type="dxa"/>
             <w:tcBorders/>
             <w:vAlign w:val="center"/>
           </w:tcPr>
@@ -10172,7 +10880,7 @@
         </w:tc>
         <w:tc>
           <w:tcPr>
-            <w:tcW w:w="1687" w:type="dxa"/>
+            <w:tcW w:w="1693" w:type="dxa"/>
             <w:tcBorders/>
             <w:vAlign w:val="center"/>
           </w:tcPr>
@@ -10215,7 +10923,7 @@
         </w:tc>
         <w:tc>
           <w:tcPr>
-            <w:tcW w:w="4080" w:type="dxa"/>
+            <w:tcW w:w="4085" w:type="dxa"/>
             <w:tcBorders/>
             <w:vAlign w:val="center"/>
           </w:tcPr>
@@ -10245,7 +10953,7 @@
         <w:trPr/>
         <w:tc>
           <w:tcPr>
-            <w:tcW w:w="4369" w:type="dxa"/>
+            <w:tcW w:w="4405" w:type="dxa"/>
             <w:tcBorders/>
             <w:vAlign w:val="center"/>
           </w:tcPr>
@@ -10268,7 +10976,7 @@
         </w:tc>
         <w:tc>
           <w:tcPr>
-            <w:tcW w:w="1689" w:type="dxa"/>
+            <w:tcW w:w="1612" w:type="dxa"/>
             <w:tcBorders/>
             <w:vAlign w:val="center"/>
           </w:tcPr>
@@ -10289,7 +10997,7 @@
         </w:tc>
         <w:tc>
           <w:tcPr>
-            <w:tcW w:w="1687" w:type="dxa"/>
+            <w:tcW w:w="1693" w:type="dxa"/>
             <w:tcBorders/>
             <w:vAlign w:val="center"/>
           </w:tcPr>
@@ -10332,7 +11040,7 @@
         </w:tc>
         <w:tc>
           <w:tcPr>
-            <w:tcW w:w="4080" w:type="dxa"/>
+            <w:tcW w:w="4085" w:type="dxa"/>
             <w:tcBorders/>
             <w:vAlign w:val="center"/>
           </w:tcPr>
@@ -10362,7 +11070,7 @@
         <w:trPr/>
         <w:tc>
           <w:tcPr>
-            <w:tcW w:w="4369" w:type="dxa"/>
+            <w:tcW w:w="4405" w:type="dxa"/>
             <w:tcBorders/>
             <w:vAlign w:val="center"/>
           </w:tcPr>
@@ -10435,7 +11143,7 @@
         </w:tc>
         <w:tc>
           <w:tcPr>
-            <w:tcW w:w="1689" w:type="dxa"/>
+            <w:tcW w:w="1612" w:type="dxa"/>
             <w:tcBorders/>
             <w:vAlign w:val="center"/>
           </w:tcPr>
@@ -10456,7 +11164,7 @@
         </w:tc>
         <w:tc>
           <w:tcPr>
-            <w:tcW w:w="1687" w:type="dxa"/>
+            <w:tcW w:w="1693" w:type="dxa"/>
             <w:tcBorders/>
             <w:vAlign w:val="center"/>
           </w:tcPr>
@@ -10499,7 +11207,7 @@
         </w:tc>
         <w:tc>
           <w:tcPr>
-            <w:tcW w:w="4080" w:type="dxa"/>
+            <w:tcW w:w="4085" w:type="dxa"/>
             <w:tcBorders/>
             <w:vAlign w:val="center"/>
           </w:tcPr>
@@ -10533,7 +11241,7 @@
         <w:trPr/>
         <w:tc>
           <w:tcPr>
-            <w:tcW w:w="4369" w:type="dxa"/>
+            <w:tcW w:w="4405" w:type="dxa"/>
             <w:tcBorders/>
             <w:vAlign w:val="center"/>
           </w:tcPr>
@@ -10566,7 +11274,7 @@
         </w:tc>
         <w:tc>
           <w:tcPr>
-            <w:tcW w:w="1689" w:type="dxa"/>
+            <w:tcW w:w="1612" w:type="dxa"/>
             <w:tcBorders/>
             <w:vAlign w:val="center"/>
           </w:tcPr>
@@ -10587,7 +11295,7 @@
         </w:tc>
         <w:tc>
           <w:tcPr>
-            <w:tcW w:w="1687" w:type="dxa"/>
+            <w:tcW w:w="1693" w:type="dxa"/>
             <w:tcBorders/>
             <w:vAlign w:val="center"/>
           </w:tcPr>
@@ -10630,7 +11338,7 @@
         </w:tc>
         <w:tc>
           <w:tcPr>
-            <w:tcW w:w="4080" w:type="dxa"/>
+            <w:tcW w:w="4085" w:type="dxa"/>
             <w:tcBorders/>
             <w:vAlign w:val="center"/>
           </w:tcPr>
@@ -10660,7 +11368,7 @@
         <w:trPr/>
         <w:tc>
           <w:tcPr>
-            <w:tcW w:w="4369" w:type="dxa"/>
+            <w:tcW w:w="4405" w:type="dxa"/>
             <w:tcBorders/>
             <w:vAlign w:val="center"/>
           </w:tcPr>
@@ -10683,7 +11391,7 @@
         </w:tc>
         <w:tc>
           <w:tcPr>
-            <w:tcW w:w="1689" w:type="dxa"/>
+            <w:tcW w:w="1612" w:type="dxa"/>
             <w:tcBorders/>
             <w:vAlign w:val="center"/>
           </w:tcPr>
@@ -10704,7 +11412,7 @@
         </w:tc>
         <w:tc>
           <w:tcPr>
-            <w:tcW w:w="1687" w:type="dxa"/>
+            <w:tcW w:w="1693" w:type="dxa"/>
             <w:tcBorders/>
             <w:vAlign w:val="center"/>
           </w:tcPr>
@@ -10757,7 +11465,7 @@
         </w:tc>
         <w:tc>
           <w:tcPr>
-            <w:tcW w:w="4080" w:type="dxa"/>
+            <w:tcW w:w="4085" w:type="dxa"/>
             <w:tcBorders/>
             <w:vAlign w:val="center"/>
           </w:tcPr>
@@ -10787,7 +11495,7 @@
         <w:trPr/>
         <w:tc>
           <w:tcPr>
-            <w:tcW w:w="4369" w:type="dxa"/>
+            <w:tcW w:w="4405" w:type="dxa"/>
             <w:tcBorders/>
             <w:vAlign w:val="center"/>
           </w:tcPr>
@@ -10810,7 +11518,7 @@
         </w:tc>
         <w:tc>
           <w:tcPr>
-            <w:tcW w:w="1689" w:type="dxa"/>
+            <w:tcW w:w="1612" w:type="dxa"/>
             <w:tcBorders/>
             <w:vAlign w:val="center"/>
           </w:tcPr>
@@ -10831,7 +11539,7 @@
         </w:tc>
         <w:tc>
           <w:tcPr>
-            <w:tcW w:w="1687" w:type="dxa"/>
+            <w:tcW w:w="1693" w:type="dxa"/>
             <w:tcBorders/>
             <w:vAlign w:val="center"/>
           </w:tcPr>
@@ -10852,7 +11560,7 @@
         </w:tc>
         <w:tc>
           <w:tcPr>
-            <w:tcW w:w="4080" w:type="dxa"/>
+            <w:tcW w:w="4085" w:type="dxa"/>
             <w:tcBorders/>
             <w:vAlign w:val="center"/>
           </w:tcPr>
@@ -10912,7 +11620,7 @@
         <w:trPr/>
         <w:tc>
           <w:tcPr>
-            <w:tcW w:w="4369" w:type="dxa"/>
+            <w:tcW w:w="4405" w:type="dxa"/>
             <w:tcBorders/>
             <w:vAlign w:val="center"/>
           </w:tcPr>
@@ -10935,7 +11643,7 @@
         </w:tc>
         <w:tc>
           <w:tcPr>
-            <w:tcW w:w="1689" w:type="dxa"/>
+            <w:tcW w:w="1612" w:type="dxa"/>
             <w:tcBorders/>
             <w:vAlign w:val="center"/>
           </w:tcPr>
@@ -10956,7 +11664,7 @@
         </w:tc>
         <w:tc>
           <w:tcPr>
-            <w:tcW w:w="1687" w:type="dxa"/>
+            <w:tcW w:w="1693" w:type="dxa"/>
             <w:tcBorders/>
             <w:vAlign w:val="center"/>
           </w:tcPr>
@@ -10977,7 +11685,7 @@
         </w:tc>
         <w:tc>
           <w:tcPr>
-            <w:tcW w:w="4080" w:type="dxa"/>
+            <w:tcW w:w="4085" w:type="dxa"/>
             <w:tcBorders/>
             <w:vAlign w:val="center"/>
           </w:tcPr>
@@ -11007,7 +11715,7 @@
         <w:trPr/>
         <w:tc>
           <w:tcPr>
-            <w:tcW w:w="4369" w:type="dxa"/>
+            <w:tcW w:w="4405" w:type="dxa"/>
             <w:tcBorders/>
             <w:vAlign w:val="center"/>
           </w:tcPr>
@@ -11030,7 +11738,7 @@
         </w:tc>
         <w:tc>
           <w:tcPr>
-            <w:tcW w:w="1689" w:type="dxa"/>
+            <w:tcW w:w="1612" w:type="dxa"/>
             <w:tcBorders/>
             <w:vAlign w:val="center"/>
           </w:tcPr>
@@ -11051,7 +11759,7 @@
         </w:tc>
         <w:tc>
           <w:tcPr>
-            <w:tcW w:w="1687" w:type="dxa"/>
+            <w:tcW w:w="1693" w:type="dxa"/>
             <w:tcBorders/>
             <w:vAlign w:val="center"/>
           </w:tcPr>
@@ -11072,7 +11780,7 @@
         </w:tc>
         <w:tc>
           <w:tcPr>
-            <w:tcW w:w="4080" w:type="dxa"/>
+            <w:tcW w:w="4085" w:type="dxa"/>
             <w:tcBorders/>
             <w:vAlign w:val="center"/>
           </w:tcPr>
@@ -11112,7 +11820,7 @@
         <w:trPr/>
         <w:tc>
           <w:tcPr>
-            <w:tcW w:w="4369" w:type="dxa"/>
+            <w:tcW w:w="4405" w:type="dxa"/>
             <w:tcBorders/>
             <w:vAlign w:val="center"/>
           </w:tcPr>
@@ -11145,7 +11853,7 @@
         </w:tc>
         <w:tc>
           <w:tcPr>
-            <w:tcW w:w="1689" w:type="dxa"/>
+            <w:tcW w:w="1612" w:type="dxa"/>
             <w:tcBorders/>
             <w:vAlign w:val="center"/>
           </w:tcPr>
@@ -11166,7 +11874,7 @@
         </w:tc>
         <w:tc>
           <w:tcPr>
-            <w:tcW w:w="1687" w:type="dxa"/>
+            <w:tcW w:w="1693" w:type="dxa"/>
             <w:tcBorders/>
             <w:vAlign w:val="center"/>
           </w:tcPr>
@@ -11187,7 +11895,7 @@
         </w:tc>
         <w:tc>
           <w:tcPr>
-            <w:tcW w:w="4080" w:type="dxa"/>
+            <w:tcW w:w="4085" w:type="dxa"/>
             <w:tcBorders/>
             <w:vAlign w:val="center"/>
           </w:tcPr>
@@ -11211,7 +11919,7 @@
         <w:trPr/>
         <w:tc>
           <w:tcPr>
-            <w:tcW w:w="4369" w:type="dxa"/>
+            <w:tcW w:w="4405" w:type="dxa"/>
             <w:tcBorders/>
             <w:vAlign w:val="center"/>
           </w:tcPr>
@@ -11234,7 +11942,7 @@
         </w:tc>
         <w:tc>
           <w:tcPr>
-            <w:tcW w:w="1689" w:type="dxa"/>
+            <w:tcW w:w="1612" w:type="dxa"/>
             <w:tcBorders/>
             <w:vAlign w:val="center"/>
           </w:tcPr>
@@ -11255,7 +11963,7 @@
         </w:tc>
         <w:tc>
           <w:tcPr>
-            <w:tcW w:w="1687" w:type="dxa"/>
+            <w:tcW w:w="1693" w:type="dxa"/>
             <w:tcBorders/>
             <w:vAlign w:val="center"/>
           </w:tcPr>
@@ -11298,7 +12006,7 @@
         </w:tc>
         <w:tc>
           <w:tcPr>
-            <w:tcW w:w="4080" w:type="dxa"/>
+            <w:tcW w:w="4085" w:type="dxa"/>
             <w:tcBorders/>
             <w:vAlign w:val="center"/>
           </w:tcPr>
@@ -11362,7 +12070,7 @@
         <w:trPr/>
         <w:tc>
           <w:tcPr>
-            <w:tcW w:w="4369" w:type="dxa"/>
+            <w:tcW w:w="4405" w:type="dxa"/>
             <w:tcBorders/>
             <w:vAlign w:val="center"/>
           </w:tcPr>
@@ -11385,7 +12093,7 @@
         </w:tc>
         <w:tc>
           <w:tcPr>
-            <w:tcW w:w="1689" w:type="dxa"/>
+            <w:tcW w:w="1612" w:type="dxa"/>
             <w:tcBorders/>
             <w:vAlign w:val="center"/>
           </w:tcPr>
@@ -11406,7 +12114,7 @@
         </w:tc>
         <w:tc>
           <w:tcPr>
-            <w:tcW w:w="1687" w:type="dxa"/>
+            <w:tcW w:w="1693" w:type="dxa"/>
             <w:tcBorders/>
             <w:vAlign w:val="center"/>
           </w:tcPr>
@@ -11427,7 +12135,7 @@
         </w:tc>
         <w:tc>
           <w:tcPr>
-            <w:tcW w:w="4080" w:type="dxa"/>
+            <w:tcW w:w="4085" w:type="dxa"/>
             <w:tcBorders/>
             <w:vAlign w:val="center"/>
           </w:tcPr>
@@ -11457,7 +12165,7 @@
         <w:trPr/>
         <w:tc>
           <w:tcPr>
-            <w:tcW w:w="4369" w:type="dxa"/>
+            <w:tcW w:w="4405" w:type="dxa"/>
             <w:tcBorders/>
             <w:vAlign w:val="center"/>
           </w:tcPr>
@@ -11480,7 +12188,7 @@
         </w:tc>
         <w:tc>
           <w:tcPr>
-            <w:tcW w:w="1689" w:type="dxa"/>
+            <w:tcW w:w="1612" w:type="dxa"/>
             <w:tcBorders/>
             <w:vAlign w:val="center"/>
           </w:tcPr>
@@ -11501,7 +12209,7 @@
         </w:tc>
         <w:tc>
           <w:tcPr>
-            <w:tcW w:w="1687" w:type="dxa"/>
+            <w:tcW w:w="1693" w:type="dxa"/>
             <w:tcBorders/>
             <w:vAlign w:val="center"/>
           </w:tcPr>
@@ -11532,7 +12240,7 @@
         </w:tc>
         <w:tc>
           <w:tcPr>
-            <w:tcW w:w="4080" w:type="dxa"/>
+            <w:tcW w:w="4085" w:type="dxa"/>
             <w:tcBorders/>
             <w:vAlign w:val="center"/>
           </w:tcPr>
@@ -11669,8 +12377,8 @@
         <w:jc w:val="left"/>
         <w:rPr/>
       </w:pPr>
-      <w:bookmarkStart w:id="15" w:name="web-testing"/>
-      <w:bookmarkEnd w:id="15"/>
+      <w:bookmarkStart w:id="16" w:name="web-testing"/>
+      <w:bookmarkEnd w:id="16"/>
       <w:r>
         <w:rPr/>
         <w:t>Web Testing</w:t>
@@ -11709,7 +12417,7 @@
         <w:pStyle w:val="BodyText"/>
         <w:numPr>
           <w:ilvl w:val="0"/>
-          <w:numId w:val="24"/>
+          <w:numId w:val="26"/>
         </w:numPr>
         <w:tabs>
           <w:tab w:val="clear" w:pos="1134"/>
@@ -11783,7 +12491,7 @@
         <w:pStyle w:val="BodyText"/>
         <w:numPr>
           <w:ilvl w:val="0"/>
-          <w:numId w:val="24"/>
+          <w:numId w:val="26"/>
         </w:numPr>
         <w:tabs>
           <w:tab w:val="clear" w:pos="1134"/>
@@ -11834,609 +12542,6 @@
       <w:r>
         <w:rPr/>
         <w:t xml:space="preserve">) skips the OS packages Chromium needs and produces a browser that launches, then crashes on first navigation. </w:t>
-      </w:r>
-    </w:p>
-    <w:p>
-      <w:pPr>
-        <w:pStyle w:val="BodyText"/>
-        <w:numPr>
-          <w:ilvl w:val="0"/>
-          <w:numId w:val="24"/>
-        </w:numPr>
-        <w:tabs>
-          <w:tab w:val="clear" w:pos="1134"/>
-          <w:tab w:val="left" w:pos="829" w:leader="none"/>
-        </w:tabs>
-        <w:bidi w:val="0"/>
-        <w:spacing w:before="120" w:after="0"/>
-        <w:ind w:hanging="283" w:left="829"/>
-        <w:jc w:val="left"/>
-        <w:rPr/>
-      </w:pPr>
-      <w:r>
-        <w:rPr>
-          <w:rStyle w:val="Strong"/>
-        </w:rPr>
-        <w:t>Docker absent -&gt; visual UNVERIFIED, not a fail.</w:t>
-      </w:r>
-      <w:r>
-        <w:rPr/>
-        <w:t xml:space="preserve"> </w:t>
-      </w:r>
-      <w:r>
-        <w:rPr>
-          <w:rStyle w:val="SourceText"/>
-        </w:rPr>
-        <w:t>toHaveScreenshot</w:t>
-      </w:r>
-      <w:r>
-        <w:rPr/>
-        <w:t xml:space="preserve"> baselines are only meaningful when generated inside </w:t>
-      </w:r>
-      <w:r>
-        <w:rPr>
-          <w:rStyle w:val="SourceText"/>
-        </w:rPr>
-        <w:t>mcr.microsoft.com/playwright:v1.63.0-noble</w:t>
-      </w:r>
-      <w:r>
-        <w:rPr/>
-        <w:t xml:space="preserve"> — the installer warns rather than blocking when Docker is missing, and the visual </w:t>
-      </w:r>
-      <w:r>
-        <w:rPr>
-          <w:rStyle w:val="SourceText"/>
-        </w:rPr>
-        <w:t>verify.json</w:t>
-      </w:r>
-      <w:r>
-        <w:rPr/>
-        <w:t xml:space="preserve"> rule is written to skip (report UNVERIFIED) outside that image rather than compare against a baseline that can never match. </w:t>
-      </w:r>
-    </w:p>
-    <w:p>
-      <w:pPr>
-        <w:pStyle w:val="BodyText"/>
-        <w:numPr>
-          <w:ilvl w:val="0"/>
-          <w:numId w:val="24"/>
-        </w:numPr>
-        <w:tabs>
-          <w:tab w:val="clear" w:pos="1134"/>
-          <w:tab w:val="left" w:pos="829" w:leader="none"/>
-        </w:tabs>
-        <w:bidi w:val="0"/>
-        <w:ind w:hanging="283" w:left="829"/>
-        <w:jc w:val="left"/>
-        <w:rPr/>
-      </w:pPr>
-      <w:r>
-        <w:rPr>
-          <w:rStyle w:val="Strong"/>
-        </w:rPr>
-        <w:t>MCP server won't connect on Windows.</w:t>
-      </w:r>
-      <w:r>
-        <w:rPr/>
-        <w:t xml:space="preserve"> Both </w:t>
-      </w:r>
-      <w:r>
-        <w:rPr>
-          <w:rStyle w:val="SourceText"/>
-        </w:rPr>
-        <w:t>@playwright/mcp</w:t>
-      </w:r>
-      <w:r>
-        <w:rPr/>
-        <w:t xml:space="preserve"> and </w:t>
-      </w:r>
-      <w:r>
-        <w:rPr>
-          <w:rStyle w:val="SourceText"/>
-        </w:rPr>
-        <w:t>chrome-devtools-mcp</w:t>
-      </w:r>
-      <w:r>
-        <w:rPr/>
-        <w:t xml:space="preserve"> are launched with </w:t>
-      </w:r>
-      <w:r>
-        <w:rPr>
-          <w:rStyle w:val="SourceText"/>
-        </w:rPr>
-        <w:t>npx</w:t>
-      </w:r>
-      <w:r>
-        <w:rPr/>
-        <w:t xml:space="preserve">, which the MCP host cannot invoke directly on Windows — wrap the entry as </w:t>
-      </w:r>
-      <w:r>
-        <w:rPr>
-          <w:rStyle w:val="SourceText"/>
-        </w:rPr>
-        <w:t>"command": "cmd", "args": ["/c", "npx", ...]</w:t>
-      </w:r>
-      <w:r>
-        <w:rPr/>
-        <w:t xml:space="preserve"> in </w:t>
-      </w:r>
-      <w:r>
-        <w:rPr>
-          <w:rStyle w:val="SourceText"/>
-        </w:rPr>
-        <w:t>.mcp.json</w:t>
-      </w:r>
-      <w:r>
-        <w:rPr/>
-        <w:t xml:space="preserve"> (documented in chrome-devtools-mcp's own troubleshooting for the "Connection closed" failure); the </w:t>
-      </w:r>
-      <w:r>
-        <w:rPr>
-          <w:rStyle w:val="SourceText"/>
-        </w:rPr>
-        <w:t>stack-web</w:t>
-      </w:r>
-      <w:r>
-        <w:rPr/>
-        <w:t xml:space="preserve"> skill's </w:t>
-      </w:r>
-      <w:r>
-        <w:rPr>
-          <w:rStyle w:val="SourceText"/>
-        </w:rPr>
-        <w:t>.mcp.json</w:t>
-      </w:r>
-      <w:r>
-        <w:rPr/>
-        <w:t xml:space="preserve"> example already shows this. </w:t>
-      </w:r>
-    </w:p>
-    <w:p>
-      <w:pPr>
-        <w:pStyle w:val="Heading2"/>
-        <w:bidi w:val="0"/>
-        <w:ind w:hanging="0" w:left="0" w:right="0"/>
-        <w:jc w:val="left"/>
-        <w:rPr/>
-      </w:pPr>
-      <w:bookmarkStart w:id="16" w:name="windows-notes"/>
-      <w:bookmarkEnd w:id="16"/>
-      <w:r>
-        <w:rPr/>
-        <w:t>Windows Notes</w:t>
-      </w:r>
-    </w:p>
-    <w:p>
-      <w:pPr>
-        <w:pStyle w:val="BodyText"/>
-        <w:numPr>
-          <w:ilvl w:val="0"/>
-          <w:numId w:val="25"/>
-        </w:numPr>
-        <w:tabs>
-          <w:tab w:val="clear" w:pos="1134"/>
-          <w:tab w:val="left" w:pos="829" w:leader="none"/>
-        </w:tabs>
-        <w:bidi w:val="0"/>
-        <w:spacing w:before="120" w:after="0"/>
-        <w:ind w:hanging="283" w:left="829"/>
-        <w:jc w:val="left"/>
-        <w:rPr/>
-      </w:pPr>
-      <w:r>
-        <w:rPr>
-          <w:rStyle w:val="SourceText"/>
-        </w:rPr>
-        <w:t>pwsh</w:t>
-      </w:r>
-      <w:r>
-        <w:rPr>
-          <w:rStyle w:val="Strong"/>
-        </w:rPr>
-        <w:t xml:space="preserve"> is not on Git Bash's </w:t>
-      </w:r>
-      <w:r>
-        <w:rPr>
-          <w:rStyle w:val="SourceText"/>
-        </w:rPr>
-        <w:t>PATH</w:t>
-      </w:r>
-      <w:r>
-        <w:rPr>
-          <w:rStyle w:val="Strong"/>
-        </w:rPr>
-        <w:t>.</w:t>
-      </w:r>
-      <w:r>
-        <w:rPr/>
-        <w:t xml:space="preserve"> Every script that shells out to PowerShell names it by an absolute path or resolves it explicitly; a bare </w:t>
-      </w:r>
-      <w:r>
-        <w:rPr>
-          <w:rStyle w:val="SourceText"/>
-        </w:rPr>
-        <w:t>pwsh</w:t>
-      </w:r>
-      <w:r>
-        <w:rPr/>
-        <w:t xml:space="preserve"> in a hand-typed command fails as "command not found", which is easy to misread as PowerShell itself being broken. </w:t>
-      </w:r>
-    </w:p>
-    <w:p>
-      <w:pPr>
-        <w:pStyle w:val="BodyText"/>
-        <w:numPr>
-          <w:ilvl w:val="0"/>
-          <w:numId w:val="25"/>
-        </w:numPr>
-        <w:tabs>
-          <w:tab w:val="clear" w:pos="1134"/>
-          <w:tab w:val="left" w:pos="829" w:leader="none"/>
-        </w:tabs>
-        <w:bidi w:val="0"/>
-        <w:spacing w:before="120" w:after="0"/>
-        <w:ind w:hanging="283" w:left="829"/>
-        <w:jc w:val="left"/>
-        <w:rPr/>
-      </w:pPr>
-      <w:r>
-        <w:rPr>
-          <w:rStyle w:val="Strong"/>
-        </w:rPr>
-        <w:t xml:space="preserve">Git Bash ships without </w:t>
-      </w:r>
-      <w:r>
-        <w:rPr>
-          <w:rStyle w:val="SourceText"/>
-        </w:rPr>
-        <w:t>python3</w:t>
-      </w:r>
-      <w:r>
-        <w:rPr>
-          <w:rStyle w:val="Strong"/>
-        </w:rPr>
-        <w:t>.</w:t>
-      </w:r>
-      <w:r>
-        <w:rPr/>
-        <w:t xml:space="preserve"> Every hook wrapper here resolves </w:t>
-      </w:r>
-      <w:r>
-        <w:rPr>
-          <w:rStyle w:val="SourceText"/>
-        </w:rPr>
-        <w:t>python3</w:t>
-      </w:r>
-      <w:r>
-        <w:rPr/>
-        <w:t xml:space="preserve">, then </w:t>
-      </w:r>
-      <w:r>
-        <w:rPr>
-          <w:rStyle w:val="SourceText"/>
-        </w:rPr>
-        <w:t>python</w:t>
-      </w:r>
-      <w:r>
-        <w:rPr/>
-        <w:t xml:space="preserve">, then </w:t>
-      </w:r>
-      <w:r>
-        <w:rPr>
-          <w:rStyle w:val="SourceText"/>
-        </w:rPr>
-        <w:t>py</w:t>
-      </w:r>
-      <w:r>
-        <w:rPr/>
-        <w:t xml:space="preserve">, and fails loudly on stderr rather than silently standing down when none resolves (see "no-python fail-closed", above). If a hook you expect to run says nothing at all, check for a usable Python on </w:t>
-      </w:r>
-      <w:r>
-        <w:rPr>
-          <w:rStyle w:val="SourceText"/>
-        </w:rPr>
-        <w:t>PATH</w:t>
-      </w:r>
-      <w:r>
-        <w:rPr/>
-        <w:t xml:space="preserve"> first. </w:t>
-      </w:r>
-    </w:p>
-    <w:p>
-      <w:pPr>
-        <w:pStyle w:val="BodyText"/>
-        <w:numPr>
-          <w:ilvl w:val="0"/>
-          <w:numId w:val="25"/>
-        </w:numPr>
-        <w:tabs>
-          <w:tab w:val="clear" w:pos="1134"/>
-          <w:tab w:val="left" w:pos="829" w:leader="none"/>
-        </w:tabs>
-        <w:bidi w:val="0"/>
-        <w:spacing w:before="120" w:after="0"/>
-        <w:ind w:hanging="283" w:left="829"/>
-        <w:jc w:val="left"/>
-        <w:rPr/>
-      </w:pPr>
-      <w:r>
-        <w:rPr>
-          <w:rStyle w:val="Strong"/>
-        </w:rPr>
-        <w:t>Both flavours are always registered.</w:t>
-      </w:r>
-      <w:r>
-        <w:rPr/>
-        <w:t xml:space="preserve"> </w:t>
-      </w:r>
-      <w:r>
-        <w:rPr>
-          <w:rStyle w:val="SourceText"/>
-        </w:rPr>
-        <w:t>hooks.json</w:t>
-      </w:r>
-      <w:r>
-        <w:rPr/>
-        <w:t xml:space="preserve"> pairs every bash command with a </w:t>
-      </w:r>
-      <w:r>
-        <w:rPr>
-          <w:rStyle w:val="SourceText"/>
-        </w:rPr>
-        <w:t>shell: "powershell"</w:t>
-      </w:r>
-      <w:r>
-        <w:rPr/>
-        <w:t xml:space="preserve"> sibling on the same event, so a machine with both </w:t>
-      </w:r>
-      <w:r>
-        <w:rPr>
-          <w:rStyle w:val="SourceText"/>
-        </w:rPr>
-        <w:t>bash</w:t>
-      </w:r>
-      <w:r>
-        <w:rPr/>
-        <w:t xml:space="preserve"> and </w:t>
-      </w:r>
-      <w:r>
-        <w:rPr>
-          <w:rStyle w:val="SourceText"/>
-        </w:rPr>
-        <w:t>pwsh</w:t>
-      </w:r>
-      <w:r>
-        <w:rPr/>
-        <w:t xml:space="preserve"> present runs both. This is not double-firing to fix — it is how the same hook reaches both shells; each PowerShell twin stands itself down on the wrong platform (</w:t>
-      </w:r>
-      <w:r>
-        <w:rPr>
-          <w:rStyle w:val="SourceText"/>
-        </w:rPr>
-        <w:t>$env:OS -ne 'Windows_NT'</w:t>
-      </w:r>
-      <w:r>
-        <w:rPr/>
-        <w:t xml:space="preserve">) rather than the bash twin doing that job. </w:t>
-      </w:r>
-    </w:p>
-    <w:p>
-      <w:pPr>
-        <w:pStyle w:val="BodyText"/>
-        <w:numPr>
-          <w:ilvl w:val="0"/>
-          <w:numId w:val="25"/>
-        </w:numPr>
-        <w:tabs>
-          <w:tab w:val="clear" w:pos="1134"/>
-          <w:tab w:val="left" w:pos="829" w:leader="none"/>
-        </w:tabs>
-        <w:bidi w:val="0"/>
-        <w:ind w:hanging="283" w:left="829"/>
-        <w:jc w:val="left"/>
-        <w:rPr/>
-      </w:pPr>
-      <w:r>
-        <w:rPr>
-          <w:rStyle w:val="Strong"/>
-        </w:rPr>
-        <w:t>Tests and checks are slow on Windows.</w:t>
-      </w:r>
-      <w:r>
-        <w:rPr/>
-        <w:t xml:space="preserve"> Read </w:t>
-      </w:r>
-      <w:r>
-        <w:rPr>
-          <w:rStyle w:val="SourceText"/>
-        </w:rPr>
-        <w:t>/crew:status</w:t>
-      </w:r>
-      <w:r>
-        <w:rPr/>
-        <w:t xml:space="preserve">'s </w:t>
-      </w:r>
-      <w:r>
-        <w:rPr>
-          <w:rStyle w:val="SourceText"/>
-        </w:rPr>
-        <w:t>shell</w:t>
-      </w:r>
-      <w:r>
-        <w:rPr/>
-        <w:t xml:space="preserve"> line first. It names the shell route crew's jobs take (</w:t>
-      </w:r>
-      <w:r>
-        <w:rPr>
-          <w:rStyle w:val="SourceText"/>
-        </w:rPr>
-        <w:t>shellRoute.mode</w:t>
-      </w:r>
-      <w:r>
-        <w:rPr/>
-        <w:t xml:space="preserve">: </w:t>
-      </w:r>
-      <w:r>
-        <w:rPr>
-          <w:rStyle w:val="SourceText"/>
-        </w:rPr>
-        <w:t>auto</w:t>
-      </w:r>
-      <w:r>
-        <w:rPr/>
-        <w:t xml:space="preserve">, </w:t>
-      </w:r>
-      <w:r>
-        <w:rPr>
-          <w:rStyle w:val="SourceText"/>
-        </w:rPr>
-        <w:t>wsl</w:t>
-      </w:r>
-      <w:r>
-        <w:rPr/>
-        <w:t xml:space="preserve">, </w:t>
-      </w:r>
-      <w:r>
-        <w:rPr>
-          <w:rStyle w:val="SourceText"/>
-        </w:rPr>
-        <w:t>powershell</w:t>
-      </w:r>
-      <w:r>
-        <w:rPr/>
-        <w:t xml:space="preserve">, </w:t>
-      </w:r>
-      <w:r>
-        <w:rPr>
-          <w:rStyle w:val="SourceText"/>
-        </w:rPr>
-        <w:t>gitbash</w:t>
-      </w:r>
-      <w:r>
-        <w:rPr/>
-        <w:t xml:space="preserve">) and why. </w:t>
-      </w:r>
-      <w:r>
-        <w:rPr>
-          <w:rStyle w:val="SourceText"/>
-        </w:rPr>
-        <w:t>WSL never probed</w:t>
-      </w:r>
-      <w:r>
-        <w:rPr/>
-        <w:t xml:space="preserve"> means nobody ran </w:t>
-      </w:r>
-      <w:r>
-        <w:rPr>
-          <w:rStyle w:val="SourceText"/>
-        </w:rPr>
-        <w:t>crew_shell.py probe --write</w:t>
-      </w:r>
-      <w:r>
-        <w:rPr/>
-        <w:t xml:space="preserve">; </w:t>
-      </w:r>
-      <w:r>
-        <w:rPr>
-          <w:rStyle w:val="SourceText"/>
-        </w:rPr>
-        <w:t>not-installed</w:t>
-      </w:r>
-      <w:r>
-        <w:rPr/>
-        <w:t xml:space="preserve"> comes with the </w:t>
-      </w:r>
-      <w:r>
-        <w:rPr>
-          <w:rStyle w:val="SourceText"/>
-        </w:rPr>
-        <w:t>wsl --install -d Ubuntu</w:t>
-      </w:r>
-      <w:r>
-        <w:rPr/>
-        <w:t xml:space="preserve"> recommendation, which crew prints and never runs. A repo on a Windows drive goes to WSL under </w:t>
-      </w:r>
-      <w:r>
-        <w:rPr>
-          <w:rStyle w:val="SourceText"/>
-        </w:rPr>
-        <w:t>auto</w:t>
-      </w:r>
-      <w:r>
-        <w:rPr/>
-        <w:t xml:space="preserve"> only after </w:t>
-      </w:r>
-      <w:r>
-        <w:rPr>
-          <w:rStyle w:val="SourceText"/>
-        </w:rPr>
-        <w:t>crew_shell.py measure --write</w:t>
-      </w:r>
-      <w:r>
-        <w:rPr/>
-        <w:t xml:space="preserve"> has shown WSL faster there. See "Choosing the shell route on Windows" in </w:t>
-      </w:r>
-      <w:r>
-        <w:rPr>
-          <w:rStyle w:val="SourceText"/>
-        </w:rPr>
-        <w:t>plugin/crew/skills/crew-setup/platform.md</w:t>
-      </w:r>
-      <w:r>
-        <w:rPr/>
-        <w:t xml:space="preserve">. </w:t>
-      </w:r>
-    </w:p>
-    <w:p>
-      <w:pPr>
-        <w:pStyle w:val="Heading2"/>
-        <w:bidi w:val="0"/>
-        <w:ind w:hanging="0" w:left="0" w:right="0"/>
-        <w:jc w:val="left"/>
-        <w:rPr/>
-      </w:pPr>
-      <w:bookmarkStart w:id="17" w:name="auto-wrap-up-auto-clear-and-auto-resume"/>
-      <w:bookmarkEnd w:id="17"/>
-      <w:r>
-        <w:rPr/>
-        <w:t>Auto Wrap-Up, Auto-Clear and Auto-Resume</w:t>
-      </w:r>
-    </w:p>
-    <w:p>
-      <w:pPr>
-        <w:pStyle w:val="BodyText"/>
-        <w:bidi w:val="0"/>
-        <w:jc w:val="left"/>
-        <w:rPr/>
-      </w:pPr>
-      <w:r>
-        <w:rPr/>
-        <w:t>This section is folded into the troubleshooting guide (</w:t>
-      </w:r>
-      <w:r>
-        <w:rPr>
-          <w:rStyle w:val="SourceText"/>
-        </w:rPr>
-        <w:t>troubleshooting.md</w:t>
-      </w:r>
-      <w:r>
-        <w:rPr/>
-        <w:t>), linked from it as "Auto wrap-up, clear and resume". It covers the cycle that lets a long session finish itself cleanly, clear, and pick up where it stopped.</w:t>
-      </w:r>
-    </w:p>
-    <w:p>
-      <w:pPr>
-        <w:pStyle w:val="Heading3"/>
-        <w:bidi w:val="0"/>
-        <w:ind w:hanging="0" w:left="0" w:right="0"/>
-        <w:jc w:val="left"/>
-        <w:rPr/>
-      </w:pPr>
-      <w:bookmarkStart w:id="18" w:name="what-the-cycle-does"/>
-      <w:bookmarkEnd w:id="18"/>
-      <w:r>
-        <w:rPr/>
-        <w:t>What the Cycle Does</w:t>
       </w:r>
     </w:p>
     <w:p>
@@ -12460,41 +12565,41 @@
         <w:rPr>
           <w:rStyle w:val="Strong"/>
         </w:rPr>
-        <w:t>Wrap-up.</w:t>
-      </w:r>
-      <w:r>
-        <w:rPr/>
-        <w:t xml:space="preserve"> When the context window crosses its threshold, the </w:t>
-      </w:r>
-      <w:r>
-        <w:rPr>
-          <w:rStyle w:val="SourceText"/>
-        </w:rPr>
-        <w:t>Stop</w:t>
-      </w:r>
-      <w:r>
-        <w:rPr/>
-        <w:t xml:space="preserve"> hook blocks once. It asks the session to finish or park the change in flight, write </w:t>
-      </w:r>
-      <w:r>
-        <w:rPr>
-          <w:rStyle w:val="SourceText"/>
-        </w:rPr>
-        <w:t>.work/HANDOFF.md</w:t>
-      </w:r>
-      <w:r>
-        <w:rPr/>
-        <w:t xml:space="preserve">, and update the ticket. This happens once for each threshold crossing in each session. It never happens on the forced continuation that follows a block. With </w:t>
-      </w:r>
-      <w:r>
-        <w:rPr>
-          <w:rStyle w:val="SourceText"/>
-        </w:rPr>
-        <w:t>context.autoClear.wrapUp</w:t>
-      </w:r>
-      <w:r>
-        <w:rPr/>
-        <w:t xml:space="preserve"> armed (below), the block carries the wrap-up procedure instead, and the clear waits for its results. </w:t>
+        <w:t>Docker absent -&gt; visual UNVERIFIED, not a fail.</w:t>
+      </w:r>
+      <w:r>
+        <w:rPr/>
+        <w:t xml:space="preserve"> </w:t>
+      </w:r>
+      <w:r>
+        <w:rPr>
+          <w:rStyle w:val="SourceText"/>
+        </w:rPr>
+        <w:t>toHaveScreenshot</w:t>
+      </w:r>
+      <w:r>
+        <w:rPr/>
+        <w:t xml:space="preserve"> baselines are only meaningful when generated inside </w:t>
+      </w:r>
+      <w:r>
+        <w:rPr>
+          <w:rStyle w:val="SourceText"/>
+        </w:rPr>
+        <w:t>mcr.microsoft.com/playwright:v1.63.0-noble</w:t>
+      </w:r>
+      <w:r>
+        <w:rPr/>
+        <w:t xml:space="preserve"> — the installer warns rather than blocking when Docker is missing, and the visual </w:t>
+      </w:r>
+      <w:r>
+        <w:rPr>
+          <w:rStyle w:val="SourceText"/>
+        </w:rPr>
+        <w:t>verify.json</w:t>
+      </w:r>
+      <w:r>
+        <w:rPr/>
+        <w:t xml:space="preserve"> rule is written to skip (report UNVERIFIED) outside that image rather than compare against a baseline that can never match. </w:t>
       </w:r>
     </w:p>
     <w:p>
@@ -12517,57 +12622,373 @@
         <w:rPr>
           <w:rStyle w:val="Strong"/>
         </w:rPr>
-        <w:t>Clear, or notify.</w:t>
-      </w:r>
-      <w:r>
-        <w:rPr/>
-        <w:t xml:space="preserve"> After the handoff is written, auto-clear acts on it. What it does depends on </w:t>
-      </w:r>
-      <w:r>
-        <w:rPr>
-          <w:rStyle w:val="SourceText"/>
-        </w:rPr>
-        <w:t>method</w:t>
-      </w:r>
-      <w:r>
-        <w:rPr/>
-        <w:t xml:space="preserve"> (below): </w:t>
-      </w:r>
-      <w:r>
-        <w:rPr>
-          <w:rStyle w:val="SourceText"/>
-        </w:rPr>
-        <w:t>notify</w:t>
-      </w:r>
-      <w:r>
-        <w:rPr/>
-        <w:t xml:space="preserve"> (the default on native Windows) prints a message telling you the handoff is written and it is safe to run </w:t>
-      </w:r>
-      <w:r>
-        <w:rPr>
-          <w:rStyle w:val="SourceText"/>
-        </w:rPr>
-        <w:t>/clear</w:t>
-      </w:r>
-      <w:r>
-        <w:rPr/>
-        <w:t xml:space="preserve"> (or </w:t>
-      </w:r>
-      <w:r>
-        <w:rPr>
-          <w:rStyle w:val="SourceText"/>
-        </w:rPr>
-        <w:t>/compact</w:t>
-      </w:r>
-      <w:r>
-        <w:rPr/>
-        <w:t xml:space="preserve">) yourself — it types nothing. </w:t>
-      </w:r>
-      <w:r>
-        <w:rPr>
-          <w:rStyle w:val="SourceText"/>
-        </w:rPr>
-        <w:t>tmux</w:t>
+        <w:t>MCP server won't connect on Windows.</w:t>
+      </w:r>
+      <w:r>
+        <w:rPr/>
+        <w:t xml:space="preserve"> Both </w:t>
+      </w:r>
+      <w:r>
+        <w:rPr>
+          <w:rStyle w:val="SourceText"/>
+        </w:rPr>
+        <w:t>@playwright/mcp</w:t>
+      </w:r>
+      <w:r>
+        <w:rPr/>
+        <w:t xml:space="preserve"> and </w:t>
+      </w:r>
+      <w:r>
+        <w:rPr>
+          <w:rStyle w:val="SourceText"/>
+        </w:rPr>
+        <w:t>chrome-devtools-mcp</w:t>
+      </w:r>
+      <w:r>
+        <w:rPr/>
+        <w:t xml:space="preserve"> are launched with </w:t>
+      </w:r>
+      <w:r>
+        <w:rPr>
+          <w:rStyle w:val="SourceText"/>
+        </w:rPr>
+        <w:t>npx</w:t>
+      </w:r>
+      <w:r>
+        <w:rPr/>
+        <w:t xml:space="preserve">, which the MCP host cannot invoke directly on Windows — wrap the entry as </w:t>
+      </w:r>
+      <w:r>
+        <w:rPr>
+          <w:rStyle w:val="SourceText"/>
+        </w:rPr>
+        <w:t>"command": "cmd", "args": ["/c", "npx", ...]</w:t>
+      </w:r>
+      <w:r>
+        <w:rPr/>
+        <w:t xml:space="preserve"> in </w:t>
+      </w:r>
+      <w:r>
+        <w:rPr>
+          <w:rStyle w:val="SourceText"/>
+        </w:rPr>
+        <w:t>.mcp.json</w:t>
+      </w:r>
+      <w:r>
+        <w:rPr/>
+        <w:t xml:space="preserve"> (documented in chrome-devtools-mcp's own troubleshooting for the "Connection closed" failure); the </w:t>
+      </w:r>
+      <w:r>
+        <w:rPr>
+          <w:rStyle w:val="SourceText"/>
+        </w:rPr>
+        <w:t>stack-web</w:t>
+      </w:r>
+      <w:r>
+        <w:rPr/>
+        <w:t xml:space="preserve"> skill's </w:t>
+      </w:r>
+      <w:r>
+        <w:rPr>
+          <w:rStyle w:val="SourceText"/>
+        </w:rPr>
+        <w:t>.mcp.json</w:t>
+      </w:r>
+      <w:r>
+        <w:rPr/>
+        <w:t xml:space="preserve"> example already shows this. </w:t>
+      </w:r>
+    </w:p>
+    <w:p>
+      <w:pPr>
+        <w:pStyle w:val="Heading2"/>
+        <w:bidi w:val="0"/>
+        <w:ind w:hanging="0" w:left="0" w:right="0"/>
+        <w:jc w:val="left"/>
+        <w:rPr/>
+      </w:pPr>
+      <w:bookmarkStart w:id="17" w:name="windows-notes"/>
+      <w:bookmarkEnd w:id="17"/>
+      <w:r>
+        <w:rPr/>
+        <w:t>Windows Notes</w:t>
+      </w:r>
+    </w:p>
+    <w:p>
+      <w:pPr>
+        <w:pStyle w:val="BodyText"/>
+        <w:numPr>
+          <w:ilvl w:val="0"/>
+          <w:numId w:val="27"/>
+        </w:numPr>
+        <w:tabs>
+          <w:tab w:val="clear" w:pos="1134"/>
+          <w:tab w:val="left" w:pos="829" w:leader="none"/>
+        </w:tabs>
+        <w:bidi w:val="0"/>
+        <w:spacing w:before="120" w:after="0"/>
+        <w:ind w:hanging="283" w:left="829"/>
+        <w:jc w:val="left"/>
+        <w:rPr/>
+      </w:pPr>
+      <w:r>
+        <w:rPr>
+          <w:rStyle w:val="SourceText"/>
+        </w:rPr>
+        <w:t>pwsh</w:t>
+      </w:r>
+      <w:r>
+        <w:rPr>
+          <w:rStyle w:val="Strong"/>
+        </w:rPr>
+        <w:t xml:space="preserve"> is not on Git Bash's </w:t>
+      </w:r>
+      <w:r>
+        <w:rPr>
+          <w:rStyle w:val="SourceText"/>
+        </w:rPr>
+        <w:t>PATH</w:t>
+      </w:r>
+      <w:r>
+        <w:rPr>
+          <w:rStyle w:val="Strong"/>
+        </w:rPr>
+        <w:t>.</w:t>
+      </w:r>
+      <w:r>
+        <w:rPr/>
+        <w:t xml:space="preserve"> Every script that shells out to PowerShell names it by an absolute path or resolves it explicitly; a bare </w:t>
+      </w:r>
+      <w:r>
+        <w:rPr>
+          <w:rStyle w:val="SourceText"/>
+        </w:rPr>
+        <w:t>pwsh</w:t>
+      </w:r>
+      <w:r>
+        <w:rPr/>
+        <w:t xml:space="preserve"> in a hand-typed command fails as "command not found", which is easy to misread as PowerShell itself being broken. </w:t>
+      </w:r>
+    </w:p>
+    <w:p>
+      <w:pPr>
+        <w:pStyle w:val="BodyText"/>
+        <w:numPr>
+          <w:ilvl w:val="0"/>
+          <w:numId w:val="27"/>
+        </w:numPr>
+        <w:tabs>
+          <w:tab w:val="clear" w:pos="1134"/>
+          <w:tab w:val="left" w:pos="829" w:leader="none"/>
+        </w:tabs>
+        <w:bidi w:val="0"/>
+        <w:spacing w:before="120" w:after="0"/>
+        <w:ind w:hanging="283" w:left="829"/>
+        <w:jc w:val="left"/>
+        <w:rPr/>
+      </w:pPr>
+      <w:r>
+        <w:rPr>
+          <w:rStyle w:val="Strong"/>
+        </w:rPr>
+        <w:t xml:space="preserve">Git Bash ships without </w:t>
+      </w:r>
+      <w:r>
+        <w:rPr>
+          <w:rStyle w:val="SourceText"/>
+        </w:rPr>
+        <w:t>python3</w:t>
+      </w:r>
+      <w:r>
+        <w:rPr>
+          <w:rStyle w:val="Strong"/>
+        </w:rPr>
+        <w:t>.</w:t>
+      </w:r>
+      <w:r>
+        <w:rPr/>
+        <w:t xml:space="preserve"> Every hook wrapper here resolves </w:t>
+      </w:r>
+      <w:r>
+        <w:rPr>
+          <w:rStyle w:val="SourceText"/>
+        </w:rPr>
+        <w:t>python3</w:t>
+      </w:r>
+      <w:r>
+        <w:rPr/>
+        <w:t xml:space="preserve">, then </w:t>
+      </w:r>
+      <w:r>
+        <w:rPr>
+          <w:rStyle w:val="SourceText"/>
+        </w:rPr>
+        <w:t>python</w:t>
+      </w:r>
+      <w:r>
+        <w:rPr/>
+        <w:t xml:space="preserve">, then </w:t>
+      </w:r>
+      <w:r>
+        <w:rPr>
+          <w:rStyle w:val="SourceText"/>
+        </w:rPr>
+        <w:t>py</w:t>
+      </w:r>
+      <w:r>
+        <w:rPr/>
+        <w:t xml:space="preserve">, and fails loudly on stderr rather than silently standing down when none resolves (see "no-python fail-closed", above). If a hook you expect to run says nothing at all, check for a usable Python on </w:t>
+      </w:r>
+      <w:r>
+        <w:rPr>
+          <w:rStyle w:val="SourceText"/>
+        </w:rPr>
+        <w:t>PATH</w:t>
+      </w:r>
+      <w:r>
+        <w:rPr/>
+        <w:t xml:space="preserve"> first. </w:t>
+      </w:r>
+    </w:p>
+    <w:p>
+      <w:pPr>
+        <w:pStyle w:val="BodyText"/>
+        <w:numPr>
+          <w:ilvl w:val="0"/>
+          <w:numId w:val="27"/>
+        </w:numPr>
+        <w:tabs>
+          <w:tab w:val="clear" w:pos="1134"/>
+          <w:tab w:val="left" w:pos="829" w:leader="none"/>
+        </w:tabs>
+        <w:bidi w:val="0"/>
+        <w:spacing w:before="120" w:after="0"/>
+        <w:ind w:hanging="283" w:left="829"/>
+        <w:jc w:val="left"/>
+        <w:rPr/>
+      </w:pPr>
+      <w:r>
+        <w:rPr>
+          <w:rStyle w:val="Strong"/>
+        </w:rPr>
+        <w:t>Both flavours are always registered.</w:t>
+      </w:r>
+      <w:r>
+        <w:rPr/>
+        <w:t xml:space="preserve"> </w:t>
+      </w:r>
+      <w:r>
+        <w:rPr>
+          <w:rStyle w:val="SourceText"/>
+        </w:rPr>
+        <w:t>hooks.json</w:t>
+      </w:r>
+      <w:r>
+        <w:rPr/>
+        <w:t xml:space="preserve"> pairs every bash command with a </w:t>
+      </w:r>
+      <w:r>
+        <w:rPr>
+          <w:rStyle w:val="SourceText"/>
+        </w:rPr>
+        <w:t>shell: "powershell"</w:t>
+      </w:r>
+      <w:r>
+        <w:rPr/>
+        <w:t xml:space="preserve"> sibling on the same event, so a machine with both </w:t>
+      </w:r>
+      <w:r>
+        <w:rPr>
+          <w:rStyle w:val="SourceText"/>
+        </w:rPr>
+        <w:t>bash</w:t>
+      </w:r>
+      <w:r>
+        <w:rPr/>
+        <w:t xml:space="preserve"> and </w:t>
+      </w:r>
+      <w:r>
+        <w:rPr>
+          <w:rStyle w:val="SourceText"/>
+        </w:rPr>
+        <w:t>pwsh</w:t>
+      </w:r>
+      <w:r>
+        <w:rPr/>
+        <w:t xml:space="preserve"> present runs both. This is not double-firing to fix — it is how the same hook reaches both shells; each PowerShell twin stands itself down on the wrong platform (</w:t>
+      </w:r>
+      <w:r>
+        <w:rPr>
+          <w:rStyle w:val="SourceText"/>
+        </w:rPr>
+        <w:t>$env:OS -ne 'Windows_NT'</w:t>
+      </w:r>
+      <w:r>
+        <w:rPr/>
+        <w:t xml:space="preserve">) rather than the bash twin doing that job. </w:t>
+      </w:r>
+    </w:p>
+    <w:p>
+      <w:pPr>
+        <w:pStyle w:val="BodyText"/>
+        <w:numPr>
+          <w:ilvl w:val="0"/>
+          <w:numId w:val="27"/>
+        </w:numPr>
+        <w:tabs>
+          <w:tab w:val="clear" w:pos="1134"/>
+          <w:tab w:val="left" w:pos="829" w:leader="none"/>
+        </w:tabs>
+        <w:bidi w:val="0"/>
+        <w:ind w:hanging="283" w:left="829"/>
+        <w:jc w:val="left"/>
+        <w:rPr/>
+      </w:pPr>
+      <w:r>
+        <w:rPr>
+          <w:rStyle w:val="Strong"/>
+        </w:rPr>
+        <w:t>Tests and checks are slow on Windows.</w:t>
+      </w:r>
+      <w:r>
+        <w:rPr/>
+        <w:t xml:space="preserve"> Read </w:t>
+      </w:r>
+      <w:r>
+        <w:rPr>
+          <w:rStyle w:val="SourceText"/>
+        </w:rPr>
+        <w:t>/crew:status</w:t>
+      </w:r>
+      <w:r>
+        <w:rPr/>
+        <w:t xml:space="preserve">'s </w:t>
+      </w:r>
+      <w:r>
+        <w:rPr>
+          <w:rStyle w:val="SourceText"/>
+        </w:rPr>
+        <w:t>shell</w:t>
+      </w:r>
+      <w:r>
+        <w:rPr/>
+        <w:t xml:space="preserve"> line first. It names the shell route crew's jobs take (</w:t>
+      </w:r>
+      <w:r>
+        <w:rPr>
+          <w:rStyle w:val="SourceText"/>
+        </w:rPr>
+        <w:t>shellRoute.mode</w:t>
+      </w:r>
+      <w:r>
+        <w:rPr/>
+        <w:t xml:space="preserve">: </w:t>
+      </w:r>
+      <w:r>
+        <w:rPr>
+          <w:rStyle w:val="SourceText"/>
+        </w:rPr>
+        <w:t>auto</w:t>
       </w:r>
       <w:r>
         <w:rPr/>
@@ -12577,71 +12998,116 @@
         <w:rPr>
           <w:rStyle w:val="SourceText"/>
         </w:rPr>
-        <w:t>xdotool</w:t>
-      </w:r>
-      <w:r>
-        <w:rPr/>
-        <w:t xml:space="preserve"> and </w:t>
-      </w:r>
-      <w:r>
-        <w:rPr>
-          <w:rStyle w:val="SourceText"/>
-        </w:rPr>
-        <w:t>sendkeys</w:t>
-      </w:r>
-      <w:r>
-        <w:rPr/>
-        <w:t xml:space="preserve"> actually type the configured command into the terminal that runs this session. Whichever method is in force, it acts only when all five of these hold: - this machine opted in; - the handoff was written by this session after the wrap-up request, is longer than a stub, and is not the automatic PreCompact skeleton; - the context reading that caused the wrap-up was a real measurement (see "When it will not clear"); - this session is bound to its own Claude Code process, and that process has a terminal of its own (see "Which window gets the keystroke") — a headless session, such as a </w:t>
-      </w:r>
-      <w:r>
-        <w:rPr>
-          <w:rStyle w:val="SourceText"/>
-        </w:rPr>
-        <w:t>claude -p</w:t>
-      </w:r>
-      <w:r>
-        <w:rPr/>
-        <w:t xml:space="preserve"> child, gets one message instead, naming its handoff and saying the process that started it must start a new one; - for a method that types (</w:t>
-      </w:r>
-      <w:r>
-        <w:rPr>
-          <w:rStyle w:val="SourceText"/>
-        </w:rPr>
-        <w:t>tmux</w:t>
-      </w:r>
-      <w:r>
-        <w:rPr/>
-        <w:t>/</w:t>
-      </w:r>
-      <w:r>
-        <w:rPr>
-          <w:rStyle w:val="SourceText"/>
-        </w:rPr>
-        <w:t>xdotool</w:t>
-      </w:r>
-      <w:r>
-        <w:rPr/>
-        <w:t>/</w:t>
-      </w:r>
-      <w:r>
-        <w:rPr>
-          <w:rStyle w:val="SourceText"/>
-        </w:rPr>
-        <w:t>sendkeys</w:t>
-      </w:r>
-      <w:r>
-        <w:rPr/>
-        <w:t xml:space="preserve">), the target window can be identified exactly, from that process — </w:t>
-      </w:r>
-      <w:r>
-        <w:rPr>
-          <w:rStyle w:val="SourceText"/>
-        </w:rPr>
-        <w:t>notify</w:t>
-      </w:r>
-      <w:r>
-        <w:rPr/>
-        <w:t xml:space="preserve"> needs none of this, since it identifies no window. </w:t>
+        <w:t>wsl</w:t>
+      </w:r>
+      <w:r>
+        <w:rPr/>
+        <w:t xml:space="preserve">, </w:t>
+      </w:r>
+      <w:r>
+        <w:rPr>
+          <w:rStyle w:val="SourceText"/>
+        </w:rPr>
+        <w:t>powershell</w:t>
+      </w:r>
+      <w:r>
+        <w:rPr/>
+        <w:t xml:space="preserve">, </w:t>
+      </w:r>
+      <w:r>
+        <w:rPr>
+          <w:rStyle w:val="SourceText"/>
+        </w:rPr>
+        <w:t>gitbash</w:t>
+      </w:r>
+      <w:r>
+        <w:rPr/>
+        <w:t xml:space="preserve">) and why. </w:t>
+      </w:r>
+      <w:r>
+        <w:rPr>
+          <w:rStyle w:val="SourceText"/>
+        </w:rPr>
+        <w:t>WSL never probed</w:t>
+      </w:r>
+      <w:r>
+        <w:rPr/>
+        <w:t xml:space="preserve"> means nobody ran </w:t>
+      </w:r>
+      <w:r>
+        <w:rPr>
+          <w:rStyle w:val="SourceText"/>
+        </w:rPr>
+        <w:t>crew_shell.py probe --write</w:t>
+      </w:r>
+      <w:r>
+        <w:rPr/>
+        <w:t xml:space="preserve">; </w:t>
+      </w:r>
+      <w:r>
+        <w:rPr>
+          <w:rStyle w:val="SourceText"/>
+        </w:rPr>
+        <w:t>not-installed</w:t>
+      </w:r>
+      <w:r>
+        <w:rPr/>
+        <w:t xml:space="preserve"> comes with the </w:t>
+      </w:r>
+      <w:r>
+        <w:rPr>
+          <w:rStyle w:val="SourceText"/>
+        </w:rPr>
+        <w:t>wsl --install -d Ubuntu</w:t>
+      </w:r>
+      <w:r>
+        <w:rPr/>
+        <w:t xml:space="preserve"> recommendation, which crew prints and never runs. A repo on a Windows drive goes to WSL under </w:t>
+      </w:r>
+      <w:r>
+        <w:rPr>
+          <w:rStyle w:val="SourceText"/>
+        </w:rPr>
+        <w:t>auto</w:t>
+      </w:r>
+      <w:r>
+        <w:rPr/>
+        <w:t xml:space="preserve"> only after </w:t>
+      </w:r>
+      <w:r>
+        <w:rPr>
+          <w:rStyle w:val="SourceText"/>
+        </w:rPr>
+        <w:t>crew_shell.py measure --write</w:t>
+      </w:r>
+      <w:r>
+        <w:rPr/>
+        <w:t xml:space="preserve"> has shown WSL faster there. See "Choosing the shell route on Windows" in </w:t>
+      </w:r>
+      <w:r>
+        <w:rPr>
+          <w:rStyle w:val="SourceText"/>
+        </w:rPr>
+        <w:t>plugin/crew/skills/crew-setup/platform.md</w:t>
+      </w:r>
+      <w:r>
+        <w:rPr/>
+        <w:t xml:space="preserve">. </w:t>
+      </w:r>
+    </w:p>
+    <w:p>
+      <w:pPr>
+        <w:pStyle w:val="Heading2"/>
+        <w:bidi w:val="0"/>
+        <w:ind w:hanging="0" w:left="0" w:right="0"/>
+        <w:jc w:val="left"/>
+        <w:rPr/>
+      </w:pPr>
+      <w:bookmarkStart w:id="18" w:name="auto-wrap-up-auto-clear-and-auto-resume"/>
+      <w:bookmarkEnd w:id="18"/>
+      <w:r>
+        <w:rPr/>
+        <w:t>Auto Wrap-Up, Auto-Clear and Auto-Resume</w:t>
       </w:r>
     </w:p>
     <w:p>
@@ -12652,446 +13118,18 @@
         <w:rPr/>
       </w:pPr>
       <w:r>
-        <w:rPr>
-          <w:rStyle w:val="Strong"/>
-        </w:rPr>
-        <w:t>Crew neither causes nor tunes Claude Code's own auto-compact.</w:t>
-      </w:r>
-      <w:r>
-        <w:rPr/>
-        <w:t xml:space="preserve"> That is a separate, built-in behaviour that fires whenever Claude Code itself decides to; this cycle only reacts to a handoff once one exists, and nothing here makes auto-compact happen sooner, later, or at all. 3. </w:t>
-      </w:r>
-      <w:r>
-        <w:rPr>
-          <w:rStyle w:val="Strong"/>
-        </w:rPr>
-        <w:t>Resume.</w:t>
-      </w:r>
-      <w:r>
-        <w:rPr/>
-        <w:t xml:space="preserve"> The new session starts with the handoff and its next action already in context, within the 3,000-character resume budget. Nothing starts working unprompted: crew does not use </w:t>
-      </w:r>
-      <w:r>
-        <w:rPr>
-          <w:rStyle w:val="SourceText"/>
-        </w:rPr>
-        <w:t>initialUserMessage</w:t>
-      </w:r>
-      <w:r>
-        <w:rPr/>
-        <w:t xml:space="preserve">, so you press Enter to continue. Claude Code 2.1.282 drops it in an interactive session anyway (spike, 2026-09-25): it is honoured by </w:t>
-      </w:r>
-      <w:r>
-        <w:rPr>
-          <w:rStyle w:val="SourceText"/>
-        </w:rPr>
-        <w:t>claude -p</w:t>
-      </w:r>
-      <w:r>
-        <w:rPr/>
-        <w:t xml:space="preserve"> only.</w:t>
-      </w:r>
-    </w:p>
-    <w:p>
-      <w:pPr>
-        <w:pStyle w:val="BodyText"/>
-        <w:bidi w:val="0"/>
-        <w:jc w:val="left"/>
-        <w:rPr/>
-      </w:pPr>
-      <w:r>
-        <w:rPr/>
-        <w:t xml:space="preserve">With </w:t>
-      </w:r>
-      <w:r>
-        <w:rPr>
-          <w:rStyle w:val="SourceText"/>
-        </w:rPr>
-        <w:t>resume.auto: true</w:t>
-      </w:r>
-      <w:r>
-        <w:rPr/>
-        <w:t xml:space="preserve"> in the machine-global config, the handoff after </w:t>
-      </w:r>
-      <w:r>
-        <w:rPr>
-          <w:rStyle w:val="SourceText"/>
-        </w:rPr>
-        <w:t>/clear</w:t>
-      </w:r>
-      <w:r>
-        <w:rPr/>
-        <w:t xml:space="preserve"> or a manual </w:t>
-      </w:r>
-      <w:r>
-        <w:rPr>
-          <w:rStyle w:val="SourceText"/>
-        </w:rPr>
-        <w:t>/compact</w:t>
-      </w:r>
-      <w:r>
-        <w:rPr/>
-        <w:t xml:space="preserve"> also names the exact next command, read from the note's </w:t>
-      </w:r>
-      <w:r>
-        <w:rPr>
-          <w:rStyle w:val="SourceText"/>
-        </w:rPr>
-        <w:t>resume:</w:t>
-      </w:r>
-      <w:r>
-        <w:rPr/>
-        <w:t xml:space="preserve"> line (</w:t>
-      </w:r>
-      <w:r>
-        <w:rPr>
-          <w:rStyle w:val="SourceText"/>
-        </w:rPr>
-        <w:t>resume: /crew:done T-0001</w:t>
-      </w:r>
-      <w:r>
-        <w:rPr/>
-        <w:t xml:space="preserve">): </w:t>
-      </w:r>
-      <w:r>
-        <w:rPr>
-          <w:rStyle w:val="SourceText"/>
-        </w:rPr>
-        <w:t>Auto-resume: ready to run /crew:done T-0001.</w:t>
-      </w:r>
-      <w:r>
-        <w:rPr/>
-        <w:t xml:space="preserve"> — or </w:t>
-      </w:r>
-      <w:r>
-        <w:rPr>
-          <w:rStyle w:val="SourceText"/>
-        </w:rPr>
-        <w:t>Auto-resume did not start: &lt;reason&gt;.</w:t>
-      </w:r>
-      <w:r>
-        <w:rPr/>
-        <w:t xml:space="preserve"> when a check refuses it. It does not start from the hook: you press Enter or type it, or crew types it where the terminal can be identified (below). The refusal reasons are: compact was not a manual /compact; no handoff note, or it was archived as stale, or is stale and could not be archived; the handoff is the automatic PreCompact skeleton; no resume line, </w:t>
-      </w:r>
-      <w:r>
-        <w:rPr>
-          <w:rStyle w:val="SourceText"/>
-        </w:rPr>
-        <w:t>resume: none</w:t>
-      </w:r>
-      <w:r>
-        <w:rPr/>
-        <w:t xml:space="preserve">, or a line the grammar refuses (a second line, trailing text, an unknown command, or an excluded one such as </w:t>
-      </w:r>
-      <w:r>
-        <w:rPr>
-          <w:rStyle w:val="SourceText"/>
-        </w:rPr>
-        <w:t>/crew:approve</w:t>
-      </w:r>
-      <w:r>
-        <w:rPr/>
-        <w:t xml:space="preserve">); the note's </w:t>
-      </w:r>
-      <w:r>
-        <w:rPr>
-          <w:rStyle w:val="SourceText"/>
-        </w:rPr>
-        <w:t>branch:</w:t>
-      </w:r>
-      <w:r>
-        <w:rPr/>
-        <w:t xml:space="preserve"> or </w:t>
-      </w:r>
-      <w:r>
-        <w:rPr>
-          <w:rStyle w:val="SourceText"/>
-        </w:rPr>
-        <w:t>head:</w:t>
-      </w:r>
-      <w:r>
-        <w:rPr/>
-        <w:t xml:space="preserve"> does not match the checkout; the ticket directory or goal file is missing; the command is not installed; </w:t>
-      </w:r>
-      <w:r>
-        <w:rPr>
-          <w:rStyle w:val="SourceText"/>
-        </w:rPr>
-        <w:t>handoff-author.json</w:t>
-      </w:r>
-      <w:r>
-        <w:rPr/>
-        <w:t xml:space="preserve"> could not be read; no record of which session wrote this handoff; a later handoff write could not replace or remove </w:t>
-      </w:r>
-      <w:r>
-        <w:rPr>
-          <w:rStyle w:val="SourceText"/>
-        </w:rPr>
-        <w:t>handoff-author.json</w:t>
-      </w:r>
-      <w:r>
-        <w:rPr/>
-        <w:t xml:space="preserve"> (</w:t>
-      </w:r>
-      <w:r>
-        <w:rPr>
-          <w:rStyle w:val="SourceText"/>
-        </w:rPr>
-        <w:t>handoff-author.json.stuck</w:t>
-      </w:r>
-      <w:r>
-        <w:rPr/>
-        <w:t xml:space="preserve">), or the file and its directory are both read-only so it can be neither replaced nor removed; the handoff changed since its author session wrote it; the handoff was written by another session; this session's process could not be identified (always on a host without </w:t>
-      </w:r>
-      <w:r>
-        <w:rPr>
-          <w:rStyle w:val="SourceText"/>
-        </w:rPr>
-        <w:t>/proc</w:t>
-      </w:r>
-      <w:r>
-        <w:rPr/>
-        <w:t>, such as native Windows or macOS); the record of past auto-resumes (</w:t>
-      </w:r>
-      <w:r>
-        <w:rPr>
-          <w:rStyle w:val="SourceText"/>
-        </w:rPr>
-        <w:t>resume-state.json</w:t>
-      </w:r>
-      <w:r>
-        <w:rPr/>
-        <w:t xml:space="preserve">) could not be read, or its directory cannot be searched; this handoff was already resumed; the progress fingerprint could not be computed; the same command with no progress since the last auto-resume; </w:t>
-      </w:r>
-      <w:r>
-        <w:rPr>
-          <w:rStyle w:val="SourceText"/>
-        </w:rPr>
-        <w:t>internal error</w:t>
-      </w:r>
-      <w:r>
-        <w:rPr/>
-        <w:t xml:space="preserve"> (the decision itself failed, and the handoff is still injected). Never on a plain </w:t>
-      </w:r>
-      <w:r>
-        <w:rPr>
-          <w:rStyle w:val="SourceText"/>
-        </w:rPr>
-        <w:t>startup</w:t>
-      </w:r>
-      <w:r>
-        <w:rPr/>
-        <w:t>.</w:t>
-      </w:r>
-    </w:p>
-    <w:p>
-      <w:pPr>
-        <w:pStyle w:val="BodyText"/>
-        <w:bidi w:val="0"/>
-        <w:jc w:val="left"/>
-        <w:rPr/>
-      </w:pPr>
-      <w:r>
-        <w:rPr>
-          <w:rStyle w:val="Strong"/>
-        </w:rPr>
-        <w:t>Crew types it where it can (T-0013).</w:t>
-      </w:r>
-      <w:r>
-        <w:rPr/>
-        <w:t xml:space="preserve"> The context hook runs its own flavour's </w:t>
-      </w:r>
-      <w:r>
-        <w:rPr>
-          <w:rStyle w:val="SourceText"/>
-        </w:rPr>
-        <w:t>auto-clear</w:t>
-      </w:r>
-      <w:r>
-        <w:rPr/>
-        <w:t xml:space="preserve"> sender in resume mode. Consent is </w:t>
-      </w:r>
-      <w:r>
-        <w:rPr>
-          <w:rStyle w:val="SourceText"/>
-        </w:rPr>
-        <w:t>resume.auto</w:t>
-      </w:r>
-      <w:r>
-        <w:rPr/>
-        <w:t xml:space="preserve">; </w:t>
-      </w:r>
-      <w:r>
-        <w:rPr>
-          <w:rStyle w:val="SourceText"/>
-        </w:rPr>
-        <w:t>context.autoClear</w:t>
-      </w:r>
-      <w:r>
-        <w:rPr/>
-        <w:t xml:space="preserve"> only describes the terminal. In tmux it waits </w:t>
-      </w:r>
-      <w:r>
-        <w:rPr>
-          <w:rStyle w:val="SourceText"/>
-        </w:rPr>
-        <w:t>resume.typeDelaySeconds</w:t>
-      </w:r>
-      <w:r>
-        <w:rPr/>
-        <w:t xml:space="preserve"> (default 2), polls the pane for an idle, empty input line for up to </w:t>
-      </w:r>
-      <w:r>
-        <w:rPr>
-          <w:rStyle w:val="SourceText"/>
-        </w:rPr>
-        <w:t>resume.readyTimeoutSeconds</w:t>
-      </w:r>
-      <w:r>
-        <w:rPr/>
-        <w:t xml:space="preserve"> (default 15), then sends the command and, half a second later, Enter. On native Windows it types only under an explicit </w:t>
-      </w:r>
-      <w:r>
-        <w:rPr>
-          <w:rStyle w:val="SourceText"/>
-        </w:rPr>
-        <w:t>method: sendkeys</w:t>
-      </w:r>
-      <w:r>
-        <w:rPr/>
-        <w:t xml:space="preserve">, after the delay, with the focus and tab rechecks; </w:t>
-      </w:r>
-      <w:r>
-        <w:rPr>
-          <w:rStyle w:val="SourceText"/>
-        </w:rPr>
-        <w:t>auto</w:t>
-      </w:r>
-      <w:r>
-        <w:rPr/>
-        <w:t xml:space="preserve"> there types nothing. It types once per handoff (a marker under </w:t>
-      </w:r>
-      <w:r>
-        <w:rPr>
-          <w:rStyle w:val="SourceText"/>
-        </w:rPr>
-        <w:t>&lt;git-common-dir&gt;/crew/</w:t>
-      </w:r>
-      <w:r>
-        <w:rPr/>
-        <w:t xml:space="preserve">) and records the run first, so a run that could not be recorded is never typed. The context then says </w:t>
-      </w:r>
-      <w:r>
-        <w:rPr>
-          <w:rStyle w:val="SourceText"/>
-        </w:rPr>
-        <w:t>Auto-resume: typing /crew:done T-0001 into this session in 2s (method tmux)</w:t>
-      </w:r>
-      <w:r>
-        <w:rPr/>
-        <w:t xml:space="preserve">, or keeps the line above and adds </w:t>
-      </w:r>
-      <w:r>
-        <w:rPr>
-          <w:rStyle w:val="SourceText"/>
-        </w:rPr>
-        <w:t>Auto-resume was not typed: &lt;reason&gt;.</w:t>
-      </w:r>
-      <w:r>
-        <w:rPr/>
-        <w:t xml:space="preserve"> Every refusal is in </w:t>
-      </w:r>
-      <w:r>
-        <w:rPr>
-          <w:rStyle w:val="SourceText"/>
-        </w:rPr>
-        <w:t>.crew/.autoclear.log</w:t>
-      </w:r>
-      <w:r>
-        <w:rPr/>
-        <w:t xml:space="preserve">: decide did not say run; no usable method, </w:t>
-      </w:r>
-      <w:r>
-        <w:rPr>
-          <w:rStyle w:val="SourceText"/>
-        </w:rPr>
-        <w:t>$TMUX</w:t>
-      </w:r>
-      <w:r>
-        <w:rPr/>
-        <w:t xml:space="preserve"> unset or a pane that is not this session's; </w:t>
-      </w:r>
-      <w:r>
-        <w:rPr>
-          <w:rStyle w:val="SourceText"/>
-        </w:rPr>
-        <w:t>wtype</w:t>
-      </w:r>
-      <w:r>
-        <w:rPr/>
-        <w:t xml:space="preserve"> or </w:t>
-      </w:r>
-      <w:r>
-        <w:rPr>
-          <w:rStyle w:val="SourceText"/>
-        </w:rPr>
-        <w:t>xdotool</w:t>
-      </w:r>
-      <w:r>
-        <w:rPr/>
-        <w:t>; already typed; the run could not be recorded; the input line is not empty; not ready in time; on Windows, focus lost or a tab not provable. The 2 s default comes from a measurement (input ready by 0.134 s after SessionStart on Claude Code 2.1.282); a delay is still a guess, and Windows has no probe.</w:t>
-      </w:r>
-    </w:p>
-    <w:p>
-      <w:pPr>
-        <w:pStyle w:val="BodyText"/>
-        <w:bidi w:val="0"/>
-        <w:jc w:val="left"/>
-        <w:rPr/>
-      </w:pPr>
-      <w:r>
-        <w:rPr/>
-        <w:t xml:space="preserve">A note resumes only in the session that wrote it. Write it with the Write tool (as </w:t>
-      </w:r>
-      <w:r>
-        <w:rPr>
-          <w:rStyle w:val="SourceText"/>
-        </w:rPr>
-        <w:t>/crew:handoff</w:t>
-      </w:r>
-      <w:r>
-        <w:rPr/>
-        <w:t xml:space="preserve"> does): the context hook then records which session and which Claude Code process wrote it. After </w:t>
-      </w:r>
-      <w:r>
-        <w:rPr>
-          <w:rStyle w:val="SourceText"/>
-        </w:rPr>
-        <w:t>/compact</w:t>
-      </w:r>
-      <w:r>
-        <w:rPr/>
-        <w:t xml:space="preserve"> the session must match; after </w:t>
-      </w:r>
-      <w:r>
-        <w:rPr>
-          <w:rStyle w:val="SourceText"/>
-        </w:rPr>
-        <w:t>/clear</w:t>
-      </w:r>
-      <w:r>
-        <w:rPr/>
-        <w:t xml:space="preserve"> the process must, so a </w:t>
-      </w:r>
-      <w:r>
-        <w:rPr>
-          <w:rStyle w:val="SourceText"/>
-        </w:rPr>
-        <w:t>/clear</w:t>
-      </w:r>
-      <w:r>
-        <w:rPr/>
-        <w:t xml:space="preserve"> in another terminal on the same worktree waits. A note written by Bash or by hand waits.</w:t>
+        <w:rPr/>
+        <w:t>This section is folded into the troubleshooting guide (</w:t>
+      </w:r>
+      <w:r>
+        <w:rPr>
+          <w:rStyle w:val="SourceText"/>
+        </w:rPr>
+        <w:t>troubleshooting.md</w:t>
+      </w:r>
+      <w:r>
+        <w:rPr/>
+        <w:t>), linked from it as "Auto wrap-up, clear and resume". It covers the cycle that lets a long session finish itself cleanly, clear, and pick up where it stopped.</w:t>
       </w:r>
     </w:p>
     <w:p>
@@ -13102,11 +13140,216 @@
         <w:jc w:val="left"/>
         <w:rPr/>
       </w:pPr>
-      <w:bookmarkStart w:id="19" w:name="turning-it-on-and-off"/>
+      <w:bookmarkStart w:id="19" w:name="what-the-cycle-does"/>
       <w:bookmarkEnd w:id="19"/>
       <w:r>
         <w:rPr/>
-        <w:t>Turning It on and Off</w:t>
+        <w:t>What the Cycle Does</w:t>
+      </w:r>
+    </w:p>
+    <w:p>
+      <w:pPr>
+        <w:pStyle w:val="BodyText"/>
+        <w:numPr>
+          <w:ilvl w:val="0"/>
+          <w:numId w:val="28"/>
+        </w:numPr>
+        <w:tabs>
+          <w:tab w:val="clear" w:pos="1134"/>
+          <w:tab w:val="left" w:pos="829" w:leader="none"/>
+        </w:tabs>
+        <w:bidi w:val="0"/>
+        <w:spacing w:before="120" w:after="0"/>
+        <w:ind w:hanging="283" w:left="829"/>
+        <w:jc w:val="left"/>
+        <w:rPr/>
+      </w:pPr>
+      <w:r>
+        <w:rPr>
+          <w:rStyle w:val="Strong"/>
+        </w:rPr>
+        <w:t>Wrap-up.</w:t>
+      </w:r>
+      <w:r>
+        <w:rPr/>
+        <w:t xml:space="preserve"> When the context window crosses its threshold, the </w:t>
+      </w:r>
+      <w:r>
+        <w:rPr>
+          <w:rStyle w:val="SourceText"/>
+        </w:rPr>
+        <w:t>Stop</w:t>
+      </w:r>
+      <w:r>
+        <w:rPr/>
+        <w:t xml:space="preserve"> hook blocks once. It asks the session to finish or park the change in flight, write </w:t>
+      </w:r>
+      <w:r>
+        <w:rPr>
+          <w:rStyle w:val="SourceText"/>
+        </w:rPr>
+        <w:t>.work/HANDOFF.md</w:t>
+      </w:r>
+      <w:r>
+        <w:rPr/>
+        <w:t xml:space="preserve">, and update the ticket. This happens once for each threshold crossing in each session. It never happens on the forced continuation that follows a block. With </w:t>
+      </w:r>
+      <w:r>
+        <w:rPr>
+          <w:rStyle w:val="SourceText"/>
+        </w:rPr>
+        <w:t>context.autoClear.wrapUp</w:t>
+      </w:r>
+      <w:r>
+        <w:rPr/>
+        <w:t xml:space="preserve"> armed (below), the block carries the wrap-up procedure instead, and the clear waits for its results. </w:t>
+      </w:r>
+    </w:p>
+    <w:p>
+      <w:pPr>
+        <w:pStyle w:val="BodyText"/>
+        <w:numPr>
+          <w:ilvl w:val="0"/>
+          <w:numId w:val="28"/>
+        </w:numPr>
+        <w:tabs>
+          <w:tab w:val="clear" w:pos="1134"/>
+          <w:tab w:val="left" w:pos="829" w:leader="none"/>
+        </w:tabs>
+        <w:bidi w:val="0"/>
+        <w:ind w:hanging="283" w:left="829"/>
+        <w:jc w:val="left"/>
+        <w:rPr/>
+      </w:pPr>
+      <w:r>
+        <w:rPr>
+          <w:rStyle w:val="Strong"/>
+        </w:rPr>
+        <w:t>Clear, or notify.</w:t>
+      </w:r>
+      <w:r>
+        <w:rPr/>
+        <w:t xml:space="preserve"> After the handoff is written, auto-clear acts on it. What it does depends on </w:t>
+      </w:r>
+      <w:r>
+        <w:rPr>
+          <w:rStyle w:val="SourceText"/>
+        </w:rPr>
+        <w:t>method</w:t>
+      </w:r>
+      <w:r>
+        <w:rPr/>
+        <w:t xml:space="preserve"> (below): </w:t>
+      </w:r>
+      <w:r>
+        <w:rPr>
+          <w:rStyle w:val="SourceText"/>
+        </w:rPr>
+        <w:t>notify</w:t>
+      </w:r>
+      <w:r>
+        <w:rPr/>
+        <w:t xml:space="preserve"> (the default on native Windows) prints a message telling you the handoff is written and it is safe to run </w:t>
+      </w:r>
+      <w:r>
+        <w:rPr>
+          <w:rStyle w:val="SourceText"/>
+        </w:rPr>
+        <w:t>/clear</w:t>
+      </w:r>
+      <w:r>
+        <w:rPr/>
+        <w:t xml:space="preserve"> (or </w:t>
+      </w:r>
+      <w:r>
+        <w:rPr>
+          <w:rStyle w:val="SourceText"/>
+        </w:rPr>
+        <w:t>/compact</w:t>
+      </w:r>
+      <w:r>
+        <w:rPr/>
+        <w:t xml:space="preserve">) yourself — it types nothing. </w:t>
+      </w:r>
+      <w:r>
+        <w:rPr>
+          <w:rStyle w:val="SourceText"/>
+        </w:rPr>
+        <w:t>tmux</w:t>
+      </w:r>
+      <w:r>
+        <w:rPr/>
+        <w:t xml:space="preserve">, </w:t>
+      </w:r>
+      <w:r>
+        <w:rPr>
+          <w:rStyle w:val="SourceText"/>
+        </w:rPr>
+        <w:t>xdotool</w:t>
+      </w:r>
+      <w:r>
+        <w:rPr/>
+        <w:t xml:space="preserve"> and </w:t>
+      </w:r>
+      <w:r>
+        <w:rPr>
+          <w:rStyle w:val="SourceText"/>
+        </w:rPr>
+        <w:t>sendkeys</w:t>
+      </w:r>
+      <w:r>
+        <w:rPr/>
+        <w:t xml:space="preserve"> actually type the configured command into the terminal that runs this session. Whichever method is in force, it acts only when all five of these hold: - this machine opted in; - the handoff was written by this session after the wrap-up request, is longer than a stub, and is not the automatic PreCompact skeleton; - the context reading that caused the wrap-up was a real measurement (see "When it will not clear"); - this session is bound to its own Claude Code process, and that process has a terminal of its own (see "Which window gets the keystroke") — a headless session, such as a </w:t>
+      </w:r>
+      <w:r>
+        <w:rPr>
+          <w:rStyle w:val="SourceText"/>
+        </w:rPr>
+        <w:t>claude -p</w:t>
+      </w:r>
+      <w:r>
+        <w:rPr/>
+        <w:t xml:space="preserve"> child, gets one message instead, naming its handoff and saying the process that started it must start a new one; - for a method that types (</w:t>
+      </w:r>
+      <w:r>
+        <w:rPr>
+          <w:rStyle w:val="SourceText"/>
+        </w:rPr>
+        <w:t>tmux</w:t>
+      </w:r>
+      <w:r>
+        <w:rPr/>
+        <w:t>/</w:t>
+      </w:r>
+      <w:r>
+        <w:rPr>
+          <w:rStyle w:val="SourceText"/>
+        </w:rPr>
+        <w:t>xdotool</w:t>
+      </w:r>
+      <w:r>
+        <w:rPr/>
+        <w:t>/</w:t>
+      </w:r>
+      <w:r>
+        <w:rPr>
+          <w:rStyle w:val="SourceText"/>
+        </w:rPr>
+        <w:t>sendkeys</w:t>
+      </w:r>
+      <w:r>
+        <w:rPr/>
+        <w:t xml:space="preserve">), the target window can be identified exactly, from that process — </w:t>
+      </w:r>
+      <w:r>
+        <w:rPr>
+          <w:rStyle w:val="SourceText"/>
+        </w:rPr>
+        <w:t>notify</w:t>
+      </w:r>
+      <w:r>
+        <w:rPr/>
+        <w:t xml:space="preserve"> needs none of this, since it identifies no window. </w:t>
       </w:r>
     </w:p>
     <w:p>
@@ -13117,6 +13360,471 @@
         <w:rPr/>
       </w:pPr>
       <w:r>
+        <w:rPr>
+          <w:rStyle w:val="Strong"/>
+        </w:rPr>
+        <w:t>Crew neither causes nor tunes Claude Code's own auto-compact.</w:t>
+      </w:r>
+      <w:r>
+        <w:rPr/>
+        <w:t xml:space="preserve"> That is a separate, built-in behaviour that fires whenever Claude Code itself decides to; this cycle only reacts to a handoff once one exists, and nothing here makes auto-compact happen sooner, later, or at all. 3. </w:t>
+      </w:r>
+      <w:r>
+        <w:rPr>
+          <w:rStyle w:val="Strong"/>
+        </w:rPr>
+        <w:t>Resume.</w:t>
+      </w:r>
+      <w:r>
+        <w:rPr/>
+        <w:t xml:space="preserve"> The new session starts with the handoff and its next action already in context, within the 3,000-character resume budget. Nothing starts working unprompted: crew does not use </w:t>
+      </w:r>
+      <w:r>
+        <w:rPr>
+          <w:rStyle w:val="SourceText"/>
+        </w:rPr>
+        <w:t>initialUserMessage</w:t>
+      </w:r>
+      <w:r>
+        <w:rPr/>
+        <w:t xml:space="preserve">, so you press Enter to continue. Claude Code 2.1.282 drops it in an interactive session anyway (spike, 2026-09-25): it is honoured by </w:t>
+      </w:r>
+      <w:r>
+        <w:rPr>
+          <w:rStyle w:val="SourceText"/>
+        </w:rPr>
+        <w:t>claude -p</w:t>
+      </w:r>
+      <w:r>
+        <w:rPr/>
+        <w:t xml:space="preserve"> only.</w:t>
+      </w:r>
+    </w:p>
+    <w:p>
+      <w:pPr>
+        <w:pStyle w:val="BodyText"/>
+        <w:bidi w:val="0"/>
+        <w:jc w:val="left"/>
+        <w:rPr/>
+      </w:pPr>
+      <w:r>
+        <w:rPr/>
+        <w:t xml:space="preserve">With </w:t>
+      </w:r>
+      <w:r>
+        <w:rPr>
+          <w:rStyle w:val="SourceText"/>
+        </w:rPr>
+        <w:t>resume.auto: true</w:t>
+      </w:r>
+      <w:r>
+        <w:rPr/>
+        <w:t xml:space="preserve"> in the machine-global config, the handoff after </w:t>
+      </w:r>
+      <w:r>
+        <w:rPr>
+          <w:rStyle w:val="SourceText"/>
+        </w:rPr>
+        <w:t>/clear</w:t>
+      </w:r>
+      <w:r>
+        <w:rPr/>
+        <w:t xml:space="preserve"> or a manual </w:t>
+      </w:r>
+      <w:r>
+        <w:rPr>
+          <w:rStyle w:val="SourceText"/>
+        </w:rPr>
+        <w:t>/compact</w:t>
+      </w:r>
+      <w:r>
+        <w:rPr/>
+        <w:t xml:space="preserve"> also names the exact next command, read from the note's </w:t>
+      </w:r>
+      <w:r>
+        <w:rPr>
+          <w:rStyle w:val="SourceText"/>
+        </w:rPr>
+        <w:t>resume:</w:t>
+      </w:r>
+      <w:r>
+        <w:rPr/>
+        <w:t xml:space="preserve"> line (</w:t>
+      </w:r>
+      <w:r>
+        <w:rPr>
+          <w:rStyle w:val="SourceText"/>
+        </w:rPr>
+        <w:t>resume: /crew:done T-0001</w:t>
+      </w:r>
+      <w:r>
+        <w:rPr/>
+        <w:t xml:space="preserve">): </w:t>
+      </w:r>
+      <w:r>
+        <w:rPr>
+          <w:rStyle w:val="SourceText"/>
+        </w:rPr>
+        <w:t>Auto-resume: ready to run /crew:done T-0001.</w:t>
+      </w:r>
+      <w:r>
+        <w:rPr/>
+        <w:t xml:space="preserve"> — or </w:t>
+      </w:r>
+      <w:r>
+        <w:rPr>
+          <w:rStyle w:val="SourceText"/>
+        </w:rPr>
+        <w:t>Auto-resume did not start: &lt;reason&gt;.</w:t>
+      </w:r>
+      <w:r>
+        <w:rPr/>
+        <w:t xml:space="preserve"> when a check refuses it. It does not start from the hook: you press Enter or type it, or crew types it where the terminal can be identified (below). The refusal reasons are: compact was not a manual /compact; no handoff note, or it was archived as stale, or is stale and could not be archived; the handoff is the automatic PreCompact skeleton; no resume line, </w:t>
+      </w:r>
+      <w:r>
+        <w:rPr>
+          <w:rStyle w:val="SourceText"/>
+        </w:rPr>
+        <w:t>resume: none</w:t>
+      </w:r>
+      <w:r>
+        <w:rPr/>
+        <w:t xml:space="preserve">, or a line the grammar refuses (a second line, trailing text, an unknown command, or an excluded one such as </w:t>
+      </w:r>
+      <w:r>
+        <w:rPr>
+          <w:rStyle w:val="SourceText"/>
+        </w:rPr>
+        <w:t>/crew:approve</w:t>
+      </w:r>
+      <w:r>
+        <w:rPr/>
+        <w:t xml:space="preserve">); the note's </w:t>
+      </w:r>
+      <w:r>
+        <w:rPr>
+          <w:rStyle w:val="SourceText"/>
+        </w:rPr>
+        <w:t>branch:</w:t>
+      </w:r>
+      <w:r>
+        <w:rPr/>
+        <w:t xml:space="preserve"> or </w:t>
+      </w:r>
+      <w:r>
+        <w:rPr>
+          <w:rStyle w:val="SourceText"/>
+        </w:rPr>
+        <w:t>head:</w:t>
+      </w:r>
+      <w:r>
+        <w:rPr/>
+        <w:t xml:space="preserve"> does not match the checkout; the ticket directory or goal file is missing; the command is not installed; </w:t>
+      </w:r>
+      <w:r>
+        <w:rPr>
+          <w:rStyle w:val="SourceText"/>
+        </w:rPr>
+        <w:t>handoff-author.json</w:t>
+      </w:r>
+      <w:r>
+        <w:rPr/>
+        <w:t xml:space="preserve"> could not be read; no record of which session wrote this handoff; a later handoff write could not replace or remove </w:t>
+      </w:r>
+      <w:r>
+        <w:rPr>
+          <w:rStyle w:val="SourceText"/>
+        </w:rPr>
+        <w:t>handoff-author.json</w:t>
+      </w:r>
+      <w:r>
+        <w:rPr/>
+        <w:t xml:space="preserve"> (</w:t>
+      </w:r>
+      <w:r>
+        <w:rPr>
+          <w:rStyle w:val="SourceText"/>
+        </w:rPr>
+        <w:t>handoff-author.json.stuck</w:t>
+      </w:r>
+      <w:r>
+        <w:rPr/>
+        <w:t xml:space="preserve">), or the file and its directory are both read-only so it can be neither replaced nor removed; the handoff changed since its author session wrote it; the handoff was written by another session; this session's process could not be identified (always on a host without </w:t>
+      </w:r>
+      <w:r>
+        <w:rPr>
+          <w:rStyle w:val="SourceText"/>
+        </w:rPr>
+        <w:t>/proc</w:t>
+      </w:r>
+      <w:r>
+        <w:rPr/>
+        <w:t>, such as native Windows or macOS); the record of past auto-resumes (</w:t>
+      </w:r>
+      <w:r>
+        <w:rPr>
+          <w:rStyle w:val="SourceText"/>
+        </w:rPr>
+        <w:t>resume-state.json</w:t>
+      </w:r>
+      <w:r>
+        <w:rPr/>
+        <w:t xml:space="preserve">) could not be read, or its directory cannot be searched; this handoff was already resumed; the progress fingerprint could not be computed; the same command with no progress since the last auto-resume; </w:t>
+      </w:r>
+      <w:r>
+        <w:rPr>
+          <w:rStyle w:val="SourceText"/>
+        </w:rPr>
+        <w:t>internal error</w:t>
+      </w:r>
+      <w:r>
+        <w:rPr/>
+        <w:t xml:space="preserve"> (the decision itself failed, and the handoff is still injected). Never on a plain </w:t>
+      </w:r>
+      <w:r>
+        <w:rPr>
+          <w:rStyle w:val="SourceText"/>
+        </w:rPr>
+        <w:t>startup</w:t>
+      </w:r>
+      <w:r>
+        <w:rPr/>
+        <w:t>.</w:t>
+      </w:r>
+    </w:p>
+    <w:p>
+      <w:pPr>
+        <w:pStyle w:val="BodyText"/>
+        <w:bidi w:val="0"/>
+        <w:jc w:val="left"/>
+        <w:rPr/>
+      </w:pPr>
+      <w:r>
+        <w:rPr>
+          <w:rStyle w:val="Strong"/>
+        </w:rPr>
+        <w:t>Crew types it where it can (T-0013).</w:t>
+      </w:r>
+      <w:r>
+        <w:rPr/>
+        <w:t xml:space="preserve"> The context hook runs its own flavour's </w:t>
+      </w:r>
+      <w:r>
+        <w:rPr>
+          <w:rStyle w:val="SourceText"/>
+        </w:rPr>
+        <w:t>auto-clear</w:t>
+      </w:r>
+      <w:r>
+        <w:rPr/>
+        <w:t xml:space="preserve"> sender in resume mode. Consent is </w:t>
+      </w:r>
+      <w:r>
+        <w:rPr>
+          <w:rStyle w:val="SourceText"/>
+        </w:rPr>
+        <w:t>resume.auto</w:t>
+      </w:r>
+      <w:r>
+        <w:rPr/>
+        <w:t xml:space="preserve">; </w:t>
+      </w:r>
+      <w:r>
+        <w:rPr>
+          <w:rStyle w:val="SourceText"/>
+        </w:rPr>
+        <w:t>context.autoClear</w:t>
+      </w:r>
+      <w:r>
+        <w:rPr/>
+        <w:t xml:space="preserve"> only describes the terminal. In tmux it waits </w:t>
+      </w:r>
+      <w:r>
+        <w:rPr>
+          <w:rStyle w:val="SourceText"/>
+        </w:rPr>
+        <w:t>resume.typeDelaySeconds</w:t>
+      </w:r>
+      <w:r>
+        <w:rPr/>
+        <w:t xml:space="preserve"> (default 2), polls the pane for an idle, empty input line for up to </w:t>
+      </w:r>
+      <w:r>
+        <w:rPr>
+          <w:rStyle w:val="SourceText"/>
+        </w:rPr>
+        <w:t>resume.readyTimeoutSeconds</w:t>
+      </w:r>
+      <w:r>
+        <w:rPr/>
+        <w:t xml:space="preserve"> (default 15), then sends the command and, half a second later, Enter. On native Windows it types only under an explicit </w:t>
+      </w:r>
+      <w:r>
+        <w:rPr>
+          <w:rStyle w:val="SourceText"/>
+        </w:rPr>
+        <w:t>method: sendkeys</w:t>
+      </w:r>
+      <w:r>
+        <w:rPr/>
+        <w:t xml:space="preserve">, after the delay, with the focus and tab rechecks; </w:t>
+      </w:r>
+      <w:r>
+        <w:rPr>
+          <w:rStyle w:val="SourceText"/>
+        </w:rPr>
+        <w:t>auto</w:t>
+      </w:r>
+      <w:r>
+        <w:rPr/>
+        <w:t xml:space="preserve"> there types nothing. It types once per handoff (a marker under </w:t>
+      </w:r>
+      <w:r>
+        <w:rPr>
+          <w:rStyle w:val="SourceText"/>
+        </w:rPr>
+        <w:t>&lt;git-common-dir&gt;/crew/</w:t>
+      </w:r>
+      <w:r>
+        <w:rPr/>
+        <w:t xml:space="preserve">) and records the run first, so a run that could not be recorded is never typed. The context then says </w:t>
+      </w:r>
+      <w:r>
+        <w:rPr>
+          <w:rStyle w:val="SourceText"/>
+        </w:rPr>
+        <w:t>Auto-resume: typing /crew:done T-0001 into this session in 2s (method tmux)</w:t>
+      </w:r>
+      <w:r>
+        <w:rPr/>
+        <w:t xml:space="preserve">, or keeps the line above and adds </w:t>
+      </w:r>
+      <w:r>
+        <w:rPr>
+          <w:rStyle w:val="SourceText"/>
+        </w:rPr>
+        <w:t>Auto-resume was not typed: &lt;reason&gt;.</w:t>
+      </w:r>
+      <w:r>
+        <w:rPr/>
+        <w:t xml:space="preserve"> Every refusal is in </w:t>
+      </w:r>
+      <w:r>
+        <w:rPr>
+          <w:rStyle w:val="SourceText"/>
+        </w:rPr>
+        <w:t>.crew/.autoclear.log</w:t>
+      </w:r>
+      <w:r>
+        <w:rPr/>
+        <w:t xml:space="preserve">: decide did not say run; no usable method, </w:t>
+      </w:r>
+      <w:r>
+        <w:rPr>
+          <w:rStyle w:val="SourceText"/>
+        </w:rPr>
+        <w:t>$TMUX</w:t>
+      </w:r>
+      <w:r>
+        <w:rPr/>
+        <w:t xml:space="preserve"> unset or a pane that is not this session's; </w:t>
+      </w:r>
+      <w:r>
+        <w:rPr>
+          <w:rStyle w:val="SourceText"/>
+        </w:rPr>
+        <w:t>wtype</w:t>
+      </w:r>
+      <w:r>
+        <w:rPr/>
+        <w:t xml:space="preserve"> or </w:t>
+      </w:r>
+      <w:r>
+        <w:rPr>
+          <w:rStyle w:val="SourceText"/>
+        </w:rPr>
+        <w:t>xdotool</w:t>
+      </w:r>
+      <w:r>
+        <w:rPr/>
+        <w:t>; already typed; the run could not be recorded; the input line is not empty; not ready in time; on Windows, focus lost or a tab not provable. The 2 s default comes from a measurement (input ready by 0.134 s after SessionStart on Claude Code 2.1.282); a delay is still a guess, and Windows has no probe.</w:t>
+      </w:r>
+    </w:p>
+    <w:p>
+      <w:pPr>
+        <w:pStyle w:val="BodyText"/>
+        <w:bidi w:val="0"/>
+        <w:jc w:val="left"/>
+        <w:rPr/>
+      </w:pPr>
+      <w:r>
+        <w:rPr/>
+        <w:t xml:space="preserve">A note resumes only in the session that wrote it. Write it with the Write tool (as </w:t>
+      </w:r>
+      <w:r>
+        <w:rPr>
+          <w:rStyle w:val="SourceText"/>
+        </w:rPr>
+        <w:t>/crew:handoff</w:t>
+      </w:r>
+      <w:r>
+        <w:rPr/>
+        <w:t xml:space="preserve"> does): the context hook then records which session and which Claude Code process wrote it. After </w:t>
+      </w:r>
+      <w:r>
+        <w:rPr>
+          <w:rStyle w:val="SourceText"/>
+        </w:rPr>
+        <w:t>/compact</w:t>
+      </w:r>
+      <w:r>
+        <w:rPr/>
+        <w:t xml:space="preserve"> the session must match; after </w:t>
+      </w:r>
+      <w:r>
+        <w:rPr>
+          <w:rStyle w:val="SourceText"/>
+        </w:rPr>
+        <w:t>/clear</w:t>
+      </w:r>
+      <w:r>
+        <w:rPr/>
+        <w:t xml:space="preserve"> the process must, so a </w:t>
+      </w:r>
+      <w:r>
+        <w:rPr>
+          <w:rStyle w:val="SourceText"/>
+        </w:rPr>
+        <w:t>/clear</w:t>
+      </w:r>
+      <w:r>
+        <w:rPr/>
+        <w:t xml:space="preserve"> in another terminal on the same worktree waits. A note written by Bash or by hand waits.</w:t>
+      </w:r>
+    </w:p>
+    <w:p>
+      <w:pPr>
+        <w:pStyle w:val="Heading3"/>
+        <w:bidi w:val="0"/>
+        <w:ind w:hanging="0" w:left="0" w:right="0"/>
+        <w:jc w:val="left"/>
+        <w:rPr/>
+      </w:pPr>
+      <w:bookmarkStart w:id="20" w:name="turning-it-on-and-off"/>
+      <w:bookmarkEnd w:id="20"/>
+      <w:r>
+        <w:rPr/>
+        <w:t>Turning It on and Off</w:t>
+      </w:r>
+    </w:p>
+    <w:p>
+      <w:pPr>
+        <w:pStyle w:val="BodyText"/>
+        <w:bidi w:val="0"/>
+        <w:jc w:val="left"/>
+        <w:rPr/>
+      </w:pPr>
+      <w:r>
         <w:rPr/>
         <w:t xml:space="preserve">Wrap-up and resume are on by default. Auto-clear is </w:t>
       </w:r>
@@ -13133,7 +13841,7 @@
     </w:p>
     <w:tbl>
       <w:tblPr>
-        <w:tblW w:w="11825" w:type="dxa"/>
+        <w:tblW w:w="11795" w:type="dxa"/>
         <w:jc w:val="left"/>
         <w:tblInd w:w="0" w:type="dxa"/>
         <w:tblLayout w:type="fixed"/>
@@ -13145,10 +13853,10 @@
         </w:tblCellMar>
       </w:tblPr>
       <w:tblGrid>
-        <w:gridCol w:w="2423"/>
+        <w:gridCol w:w="2429"/>
         <w:gridCol w:w="4096"/>
-        <w:gridCol w:w="1753"/>
-        <w:gridCol w:w="3553"/>
+        <w:gridCol w:w="1751"/>
+        <w:gridCol w:w="3519"/>
       </w:tblGrid>
       <w:tr>
         <w:trPr>
@@ -13156,7 +13864,7 @@
         </w:trPr>
         <w:tc>
           <w:tcPr>
-            <w:tcW w:w="2423" w:type="dxa"/>
+            <w:tcW w:w="2429" w:type="dxa"/>
             <w:tcBorders/>
             <w:vAlign w:val="center"/>
           </w:tcPr>
@@ -13200,7 +13908,7 @@
         </w:tc>
         <w:tc>
           <w:tcPr>
-            <w:tcW w:w="1753" w:type="dxa"/>
+            <w:tcW w:w="1751" w:type="dxa"/>
             <w:tcBorders/>
             <w:vAlign w:val="center"/>
           </w:tcPr>
@@ -13222,7 +13930,7 @@
         </w:tc>
         <w:tc>
           <w:tcPr>
-            <w:tcW w:w="3553" w:type="dxa"/>
+            <w:tcW w:w="3519" w:type="dxa"/>
             <w:tcBorders/>
             <w:vAlign w:val="center"/>
           </w:tcPr>
@@ -13247,7 +13955,7 @@
         <w:trPr/>
         <w:tc>
           <w:tcPr>
-            <w:tcW w:w="2423" w:type="dxa"/>
+            <w:tcW w:w="2429" w:type="dxa"/>
             <w:tcBorders/>
             <w:vAlign w:val="center"/>
           </w:tcPr>
@@ -13307,7 +14015,7 @@
         </w:tc>
         <w:tc>
           <w:tcPr>
-            <w:tcW w:w="1753" w:type="dxa"/>
+            <w:tcW w:w="1751" w:type="dxa"/>
             <w:tcBorders/>
             <w:vAlign w:val="center"/>
           </w:tcPr>
@@ -13330,7 +14038,7 @@
         </w:tc>
         <w:tc>
           <w:tcPr>
-            <w:tcW w:w="3553" w:type="dxa"/>
+            <w:tcW w:w="3519" w:type="dxa"/>
             <w:tcBorders/>
             <w:vAlign w:val="center"/>
           </w:tcPr>
@@ -13354,7 +14062,7 @@
         <w:trPr/>
         <w:tc>
           <w:tcPr>
-            <w:tcW w:w="2423" w:type="dxa"/>
+            <w:tcW w:w="2429" w:type="dxa"/>
             <w:tcBorders/>
             <w:vAlign w:val="center"/>
           </w:tcPr>
@@ -13398,7 +14106,7 @@
         </w:tc>
         <w:tc>
           <w:tcPr>
-            <w:tcW w:w="1753" w:type="dxa"/>
+            <w:tcW w:w="1751" w:type="dxa"/>
             <w:tcBorders/>
             <w:vAlign w:val="center"/>
           </w:tcPr>
@@ -13471,7 +14179,7 @@
         </w:tc>
         <w:tc>
           <w:tcPr>
-            <w:tcW w:w="3553" w:type="dxa"/>
+            <w:tcW w:w="3519" w:type="dxa"/>
             <w:tcBorders/>
             <w:vAlign w:val="center"/>
           </w:tcPr>
@@ -13495,7 +14203,7 @@
         <w:trPr/>
         <w:tc>
           <w:tcPr>
-            <w:tcW w:w="2423" w:type="dxa"/>
+            <w:tcW w:w="2429" w:type="dxa"/>
             <w:tcBorders/>
             <w:vAlign w:val="center"/>
           </w:tcPr>
@@ -13539,7 +14247,7 @@
         </w:tc>
         <w:tc>
           <w:tcPr>
-            <w:tcW w:w="1753" w:type="dxa"/>
+            <w:tcW w:w="1751" w:type="dxa"/>
             <w:tcBorders/>
             <w:vAlign w:val="center"/>
           </w:tcPr>
@@ -13560,7 +14268,7 @@
         </w:tc>
         <w:tc>
           <w:tcPr>
-            <w:tcW w:w="3553" w:type="dxa"/>
+            <w:tcW w:w="3519" w:type="dxa"/>
             <w:tcBorders/>
             <w:vAlign w:val="center"/>
           </w:tcPr>
@@ -13584,7 +14292,7 @@
         <w:trPr/>
         <w:tc>
           <w:tcPr>
-            <w:tcW w:w="2423" w:type="dxa"/>
+            <w:tcW w:w="2429" w:type="dxa"/>
             <w:tcBorders/>
             <w:vAlign w:val="center"/>
           </w:tcPr>
@@ -13628,7 +14336,7 @@
         </w:tc>
         <w:tc>
           <w:tcPr>
-            <w:tcW w:w="1753" w:type="dxa"/>
+            <w:tcW w:w="1751" w:type="dxa"/>
             <w:tcBorders/>
             <w:vAlign w:val="center"/>
           </w:tcPr>
@@ -13651,7 +14359,7 @@
         </w:tc>
         <w:tc>
           <w:tcPr>
-            <w:tcW w:w="3553" w:type="dxa"/>
+            <w:tcW w:w="3519" w:type="dxa"/>
             <w:tcBorders/>
             <w:vAlign w:val="center"/>
           </w:tcPr>
@@ -13675,7 +14383,7 @@
         <w:trPr/>
         <w:tc>
           <w:tcPr>
-            <w:tcW w:w="2423" w:type="dxa"/>
+            <w:tcW w:w="2429" w:type="dxa"/>
             <w:tcBorders/>
             <w:vAlign w:val="center"/>
           </w:tcPr>
@@ -13719,7 +14427,7 @@
         </w:tc>
         <w:tc>
           <w:tcPr>
-            <w:tcW w:w="1753" w:type="dxa"/>
+            <w:tcW w:w="1751" w:type="dxa"/>
             <w:tcBorders/>
             <w:vAlign w:val="center"/>
           </w:tcPr>
@@ -13742,7 +14450,7 @@
         </w:tc>
         <w:tc>
           <w:tcPr>
-            <w:tcW w:w="3553" w:type="dxa"/>
+            <w:tcW w:w="3519" w:type="dxa"/>
             <w:tcBorders/>
             <w:vAlign w:val="center"/>
           </w:tcPr>
@@ -13766,7 +14474,7 @@
         <w:trPr/>
         <w:tc>
           <w:tcPr>
-            <w:tcW w:w="2423" w:type="dxa"/>
+            <w:tcW w:w="2429" w:type="dxa"/>
             <w:tcBorders/>
             <w:vAlign w:val="center"/>
           </w:tcPr>
@@ -13816,7 +14524,7 @@
         </w:tc>
         <w:tc>
           <w:tcPr>
-            <w:tcW w:w="1753" w:type="dxa"/>
+            <w:tcW w:w="1751" w:type="dxa"/>
             <w:tcBorders/>
             <w:vAlign w:val="center"/>
           </w:tcPr>
@@ -13839,7 +14547,7 @@
         </w:tc>
         <w:tc>
           <w:tcPr>
-            <w:tcW w:w="3553" w:type="dxa"/>
+            <w:tcW w:w="3519" w:type="dxa"/>
             <w:tcBorders/>
             <w:vAlign w:val="center"/>
           </w:tcPr>
@@ -13873,7 +14581,7 @@
         <w:trPr/>
         <w:tc>
           <w:tcPr>
-            <w:tcW w:w="2423" w:type="dxa"/>
+            <w:tcW w:w="2429" w:type="dxa"/>
             <w:tcBorders/>
             <w:vAlign w:val="center"/>
           </w:tcPr>
@@ -13919,7 +14627,7 @@
         </w:tc>
         <w:tc>
           <w:tcPr>
-            <w:tcW w:w="1753" w:type="dxa"/>
+            <w:tcW w:w="1751" w:type="dxa"/>
             <w:tcBorders/>
             <w:vAlign w:val="center"/>
           </w:tcPr>
@@ -13942,7 +14650,7 @@
         </w:tc>
         <w:tc>
           <w:tcPr>
-            <w:tcW w:w="3553" w:type="dxa"/>
+            <w:tcW w:w="3519" w:type="dxa"/>
             <w:tcBorders/>
             <w:vAlign w:val="center"/>
           </w:tcPr>
@@ -13996,7 +14704,7 @@
         <w:trPr/>
         <w:tc>
           <w:tcPr>
-            <w:tcW w:w="2423" w:type="dxa"/>
+            <w:tcW w:w="2429" w:type="dxa"/>
             <w:tcBorders/>
             <w:vAlign w:val="center"/>
           </w:tcPr>
@@ -14056,7 +14764,7 @@
         </w:tc>
         <w:tc>
           <w:tcPr>
-            <w:tcW w:w="1753" w:type="dxa"/>
+            <w:tcW w:w="1751" w:type="dxa"/>
             <w:tcBorders/>
             <w:vAlign w:val="center"/>
           </w:tcPr>
@@ -14079,7 +14787,7 @@
         </w:tc>
         <w:tc>
           <w:tcPr>
-            <w:tcW w:w="3553" w:type="dxa"/>
+            <w:tcW w:w="3519" w:type="dxa"/>
             <w:tcBorders/>
             <w:vAlign w:val="center"/>
           </w:tcPr>
@@ -14113,7 +14821,7 @@
         <w:trPr/>
         <w:tc>
           <w:tcPr>
-            <w:tcW w:w="2423" w:type="dxa"/>
+            <w:tcW w:w="2429" w:type="dxa"/>
             <w:tcBorders/>
             <w:vAlign w:val="center"/>
           </w:tcPr>
@@ -14159,7 +14867,7 @@
         </w:tc>
         <w:tc>
           <w:tcPr>
-            <w:tcW w:w="1753" w:type="dxa"/>
+            <w:tcW w:w="1751" w:type="dxa"/>
             <w:tcBorders/>
             <w:vAlign w:val="center"/>
           </w:tcPr>
@@ -14182,7 +14890,7 @@
         </w:tc>
         <w:tc>
           <w:tcPr>
-            <w:tcW w:w="3553" w:type="dxa"/>
+            <w:tcW w:w="3519" w:type="dxa"/>
             <w:tcBorders/>
             <w:vAlign w:val="center"/>
           </w:tcPr>
@@ -14236,7 +14944,7 @@
         <w:trPr/>
         <w:tc>
           <w:tcPr>
-            <w:tcW w:w="2423" w:type="dxa"/>
+            <w:tcW w:w="2429" w:type="dxa"/>
             <w:tcBorders/>
             <w:vAlign w:val="center"/>
           </w:tcPr>
@@ -14282,7 +14990,7 @@
         </w:tc>
         <w:tc>
           <w:tcPr>
-            <w:tcW w:w="1753" w:type="dxa"/>
+            <w:tcW w:w="1751" w:type="dxa"/>
             <w:tcBorders/>
             <w:vAlign w:val="center"/>
           </w:tcPr>
@@ -14305,7 +15013,7 @@
         </w:tc>
         <w:tc>
           <w:tcPr>
-            <w:tcW w:w="3553" w:type="dxa"/>
+            <w:tcW w:w="3519" w:type="dxa"/>
             <w:tcBorders/>
             <w:vAlign w:val="center"/>
           </w:tcPr>
@@ -14339,7 +15047,7 @@
         <w:trPr/>
         <w:tc>
           <w:tcPr>
-            <w:tcW w:w="2423" w:type="dxa"/>
+            <w:tcW w:w="2429" w:type="dxa"/>
             <w:tcBorders/>
             <w:vAlign w:val="center"/>
           </w:tcPr>
@@ -14385,7 +15093,7 @@
         </w:tc>
         <w:tc>
           <w:tcPr>
-            <w:tcW w:w="1753" w:type="dxa"/>
+            <w:tcW w:w="1751" w:type="dxa"/>
             <w:tcBorders/>
             <w:vAlign w:val="center"/>
           </w:tcPr>
@@ -14408,7 +15116,7 @@
         </w:tc>
         <w:tc>
           <w:tcPr>
-            <w:tcW w:w="3553" w:type="dxa"/>
+            <w:tcW w:w="3519" w:type="dxa"/>
             <w:tcBorders/>
             <w:vAlign w:val="center"/>
           </w:tcPr>
@@ -14432,7 +15140,7 @@
         <w:trPr/>
         <w:tc>
           <w:tcPr>
-            <w:tcW w:w="2423" w:type="dxa"/>
+            <w:tcW w:w="2429" w:type="dxa"/>
             <w:tcBorders/>
             <w:vAlign w:val="center"/>
           </w:tcPr>
@@ -14478,7 +15186,7 @@
         </w:tc>
         <w:tc>
           <w:tcPr>
-            <w:tcW w:w="1753" w:type="dxa"/>
+            <w:tcW w:w="1751" w:type="dxa"/>
             <w:tcBorders/>
             <w:vAlign w:val="center"/>
           </w:tcPr>
@@ -14501,7 +15209,7 @@
         </w:tc>
         <w:tc>
           <w:tcPr>
-            <w:tcW w:w="3553" w:type="dxa"/>
+            <w:tcW w:w="3519" w:type="dxa"/>
             <w:tcBorders/>
             <w:vAlign w:val="center"/>
           </w:tcPr>
@@ -14664,8 +15372,8 @@
         <w:jc w:val="left"/>
         <w:rPr/>
       </w:pPr>
-      <w:bookmarkStart w:id="20" w:name="armed-wrap-up-contextautoclearwrapup"/>
-      <w:bookmarkEnd w:id="20"/>
+      <w:bookmarkStart w:id="21" w:name="armed-wrap-up-contextautoclearwrapup"/>
+      <w:bookmarkEnd w:id="21"/>
       <w:r>
         <w:rPr/>
         <w:t>Armed wrap-up (</w:t>
@@ -14748,7 +15456,7 @@
         <w:pStyle w:val="BodyText"/>
         <w:numPr>
           <w:ilvl w:val="0"/>
-          <w:numId w:val="27"/>
+          <w:numId w:val="29"/>
         </w:numPr>
         <w:tabs>
           <w:tab w:val="clear" w:pos="1134"/>
@@ -14780,7 +15488,7 @@
         <w:pStyle w:val="BodyText"/>
         <w:numPr>
           <w:ilvl w:val="0"/>
-          <w:numId w:val="27"/>
+          <w:numId w:val="29"/>
         </w:numPr>
         <w:tabs>
           <w:tab w:val="clear" w:pos="1134"/>
@@ -14812,7 +15520,7 @@
         <w:pStyle w:val="BodyText"/>
         <w:numPr>
           <w:ilvl w:val="0"/>
-          <w:numId w:val="27"/>
+          <w:numId w:val="29"/>
         </w:numPr>
         <w:tabs>
           <w:tab w:val="clear" w:pos="1134"/>
@@ -14834,7 +15542,7 @@
         <w:pStyle w:val="BodyText"/>
         <w:numPr>
           <w:ilvl w:val="0"/>
-          <w:numId w:val="27"/>
+          <w:numId w:val="29"/>
         </w:numPr>
         <w:tabs>
           <w:tab w:val="clear" w:pos="1134"/>
@@ -14932,8 +15640,8 @@
         <w:jc w:val="left"/>
         <w:rPr/>
       </w:pPr>
-      <w:bookmarkStart w:id="21" w:name="arming-one-scratch-repo-while-other-sess"/>
-      <w:bookmarkEnd w:id="21"/>
+      <w:bookmarkStart w:id="22" w:name="arming-one-scratch-repo-while-other-sess"/>
+      <w:bookmarkEnd w:id="22"/>
       <w:r>
         <w:rPr/>
         <w:t>Arming one scratch repo while other sessions are live</w:t>
@@ -14989,7 +15697,7 @@
     </w:p>
     <w:tbl>
       <w:tblPr>
-        <w:tblW w:w="11253" w:type="dxa"/>
+        <w:tblW w:w="10938" w:type="dxa"/>
         <w:jc w:val="left"/>
         <w:tblInd w:w="0" w:type="dxa"/>
         <w:tblLayout w:type="fixed"/>
@@ -15002,8 +15710,8 @@
       </w:tblPr>
       <w:tblGrid>
         <w:gridCol w:w="3751"/>
-        <w:gridCol w:w="3091"/>
-        <w:gridCol w:w="4411"/>
+        <w:gridCol w:w="2941"/>
+        <w:gridCol w:w="4246"/>
       </w:tblGrid>
       <w:tr>
         <w:trPr>
@@ -15033,7 +15741,7 @@
         </w:tc>
         <w:tc>
           <w:tcPr>
-            <w:tcW w:w="3091" w:type="dxa"/>
+            <w:tcW w:w="2941" w:type="dxa"/>
             <w:tcBorders/>
             <w:vAlign w:val="center"/>
           </w:tcPr>
@@ -15055,7 +15763,7 @@
         </w:tc>
         <w:tc>
           <w:tcPr>
-            <w:tcW w:w="4411" w:type="dxa"/>
+            <w:tcW w:w="4246" w:type="dxa"/>
             <w:tcBorders/>
             <w:vAlign w:val="center"/>
           </w:tcPr>
@@ -15103,7 +15811,7 @@
         </w:tc>
         <w:tc>
           <w:tcPr>
-            <w:tcW w:w="3091" w:type="dxa"/>
+            <w:tcW w:w="2941" w:type="dxa"/>
             <w:tcBorders/>
             <w:vAlign w:val="center"/>
           </w:tcPr>
@@ -15124,7 +15832,7 @@
         </w:tc>
         <w:tc>
           <w:tcPr>
-            <w:tcW w:w="4411" w:type="dxa"/>
+            <w:tcW w:w="4246" w:type="dxa"/>
             <w:tcBorders/>
             <w:vAlign w:val="center"/>
           </w:tcPr>
@@ -15171,7 +15879,7 @@
         </w:tc>
         <w:tc>
           <w:tcPr>
-            <w:tcW w:w="3091" w:type="dxa"/>
+            <w:tcW w:w="2941" w:type="dxa"/>
             <w:tcBorders/>
             <w:vAlign w:val="center"/>
           </w:tcPr>
@@ -15192,7 +15900,7 @@
         </w:tc>
         <w:tc>
           <w:tcPr>
-            <w:tcW w:w="4411" w:type="dxa"/>
+            <w:tcW w:w="4246" w:type="dxa"/>
             <w:tcBorders/>
             <w:vAlign w:val="center"/>
           </w:tcPr>
@@ -15218,7 +15926,7 @@
         <w:pStyle w:val="BodyText"/>
         <w:numPr>
           <w:ilvl w:val="0"/>
-          <w:numId w:val="28"/>
+          <w:numId w:val="30"/>
         </w:numPr>
         <w:tabs>
           <w:tab w:val="clear" w:pos="1134"/>
@@ -15260,7 +15968,7 @@
         <w:pStyle w:val="BodyText"/>
         <w:numPr>
           <w:ilvl w:val="0"/>
-          <w:numId w:val="28"/>
+          <w:numId w:val="30"/>
         </w:numPr>
         <w:tabs>
           <w:tab w:val="clear" w:pos="1134"/>
@@ -15282,7 +15990,7 @@
         <w:pStyle w:val="BodyText"/>
         <w:numPr>
           <w:ilvl w:val="0"/>
-          <w:numId w:val="28"/>
+          <w:numId w:val="30"/>
         </w:numPr>
         <w:tabs>
           <w:tab w:val="clear" w:pos="1134"/>
@@ -15334,7 +16042,7 @@
         <w:pStyle w:val="BodyText"/>
         <w:numPr>
           <w:ilvl w:val="0"/>
-          <w:numId w:val="28"/>
+          <w:numId w:val="30"/>
         </w:numPr>
         <w:tabs>
           <w:tab w:val="clear" w:pos="1134"/>
@@ -15356,7 +16064,7 @@
         <w:pStyle w:val="BodyText"/>
         <w:numPr>
           <w:ilvl w:val="0"/>
-          <w:numId w:val="28"/>
+          <w:numId w:val="30"/>
         </w:numPr>
         <w:tabs>
           <w:tab w:val="clear" w:pos="1134"/>
@@ -15408,7 +16116,7 @@
         <w:pStyle w:val="BodyText"/>
         <w:numPr>
           <w:ilvl w:val="0"/>
-          <w:numId w:val="28"/>
+          <w:numId w:val="30"/>
         </w:numPr>
         <w:tabs>
           <w:tab w:val="clear" w:pos="1134"/>
@@ -15664,8 +16372,8 @@
         <w:jc w:val="left"/>
         <w:rPr/>
       </w:pPr>
-      <w:bookmarkStart w:id="22" w:name="which-method-and-what-it-does"/>
-      <w:bookmarkEnd w:id="22"/>
+      <w:bookmarkStart w:id="23" w:name="which-method-and-what-it-does"/>
+      <w:bookmarkEnd w:id="23"/>
       <w:r>
         <w:rPr/>
         <w:t>Which Method, and What It Does</w:t>
@@ -15673,7 +16381,7 @@
     </w:p>
     <w:tbl>
       <w:tblPr>
-        <w:tblW w:w="11825" w:type="dxa"/>
+        <w:tblW w:w="11795" w:type="dxa"/>
         <w:jc w:val="left"/>
         <w:tblInd w:w="0" w:type="dxa"/>
         <w:tblLayout w:type="fixed"/>
@@ -15685,9 +16393,9 @@
         </w:tblCellMar>
       </w:tblPr>
       <w:tblGrid>
-        <w:gridCol w:w="1186"/>
-        <w:gridCol w:w="8267"/>
-        <w:gridCol w:w="2372"/>
+        <w:gridCol w:w="1171"/>
+        <w:gridCol w:w="8347"/>
+        <w:gridCol w:w="2277"/>
       </w:tblGrid>
       <w:tr>
         <w:trPr>
@@ -15695,7 +16403,7 @@
         </w:trPr>
         <w:tc>
           <w:tcPr>
-            <w:tcW w:w="1186" w:type="dxa"/>
+            <w:tcW w:w="1171" w:type="dxa"/>
             <w:tcBorders/>
             <w:vAlign w:val="center"/>
           </w:tcPr>
@@ -15717,7 +16425,7 @@
         </w:tc>
         <w:tc>
           <w:tcPr>
-            <w:tcW w:w="8267" w:type="dxa"/>
+            <w:tcW w:w="8347" w:type="dxa"/>
             <w:tcBorders/>
             <w:vAlign w:val="center"/>
           </w:tcPr>
@@ -15739,7 +16447,7 @@
         </w:tc>
         <w:tc>
           <w:tcPr>
-            <w:tcW w:w="2372" w:type="dxa"/>
+            <w:tcW w:w="2277" w:type="dxa"/>
             <w:tcBorders/>
             <w:vAlign w:val="center"/>
           </w:tcPr>
@@ -15774,7 +16482,7 @@
         <w:trPr/>
         <w:tc>
           <w:tcPr>
-            <w:tcW w:w="1186" w:type="dxa"/>
+            <w:tcW w:w="1171" w:type="dxa"/>
             <w:tcBorders/>
             <w:vAlign w:val="center"/>
           </w:tcPr>
@@ -15797,7 +16505,7 @@
         </w:tc>
         <w:tc>
           <w:tcPr>
-            <w:tcW w:w="8267" w:type="dxa"/>
+            <w:tcW w:w="8347" w:type="dxa"/>
             <w:tcBorders/>
             <w:vAlign w:val="center"/>
           </w:tcPr>
@@ -15828,7 +16536,7 @@
         </w:tc>
         <w:tc>
           <w:tcPr>
-            <w:tcW w:w="2372" w:type="dxa"/>
+            <w:tcW w:w="2277" w:type="dxa"/>
             <w:tcBorders/>
             <w:vAlign w:val="center"/>
           </w:tcPr>
@@ -15872,7 +16580,7 @@
         <w:trPr/>
         <w:tc>
           <w:tcPr>
-            <w:tcW w:w="1186" w:type="dxa"/>
+            <w:tcW w:w="1171" w:type="dxa"/>
             <w:tcBorders/>
             <w:vAlign w:val="center"/>
           </w:tcPr>
@@ -15895,7 +16603,7 @@
         </w:tc>
         <w:tc>
           <w:tcPr>
-            <w:tcW w:w="8267" w:type="dxa"/>
+            <w:tcW w:w="8347" w:type="dxa"/>
             <w:tcBorders/>
             <w:vAlign w:val="center"/>
           </w:tcPr>
@@ -15926,7 +16634,7 @@
         </w:tc>
         <w:tc>
           <w:tcPr>
-            <w:tcW w:w="2372" w:type="dxa"/>
+            <w:tcW w:w="2277" w:type="dxa"/>
             <w:tcBorders/>
             <w:vAlign w:val="center"/>
           </w:tcPr>
@@ -15970,7 +16678,7 @@
         <w:trPr/>
         <w:tc>
           <w:tcPr>
-            <w:tcW w:w="1186" w:type="dxa"/>
+            <w:tcW w:w="1171" w:type="dxa"/>
             <w:tcBorders/>
             <w:vAlign w:val="center"/>
           </w:tcPr>
@@ -15993,7 +16701,7 @@
         </w:tc>
         <w:tc>
           <w:tcPr>
-            <w:tcW w:w="8267" w:type="dxa"/>
+            <w:tcW w:w="8347" w:type="dxa"/>
             <w:tcBorders/>
             <w:vAlign w:val="center"/>
           </w:tcPr>
@@ -16014,7 +16722,7 @@
         </w:tc>
         <w:tc>
           <w:tcPr>
-            <w:tcW w:w="2372" w:type="dxa"/>
+            <w:tcW w:w="2277" w:type="dxa"/>
             <w:tcBorders/>
             <w:vAlign w:val="center"/>
           </w:tcPr>
@@ -16044,7 +16752,7 @@
         <w:trPr/>
         <w:tc>
           <w:tcPr>
-            <w:tcW w:w="1186" w:type="dxa"/>
+            <w:tcW w:w="1171" w:type="dxa"/>
             <w:tcBorders/>
             <w:vAlign w:val="center"/>
           </w:tcPr>
@@ -16067,7 +16775,7 @@
         </w:tc>
         <w:tc>
           <w:tcPr>
-            <w:tcW w:w="8267" w:type="dxa"/>
+            <w:tcW w:w="8347" w:type="dxa"/>
             <w:tcBorders/>
             <w:vAlign w:val="center"/>
           </w:tcPr>
@@ -16150,7 +16858,7 @@
         </w:tc>
         <w:tc>
           <w:tcPr>
-            <w:tcW w:w="2372" w:type="dxa"/>
+            <w:tcW w:w="2277" w:type="dxa"/>
             <w:tcBorders/>
             <w:vAlign w:val="center"/>
           </w:tcPr>
@@ -16174,7 +16882,7 @@
         <w:trPr/>
         <w:tc>
           <w:tcPr>
-            <w:tcW w:w="1186" w:type="dxa"/>
+            <w:tcW w:w="1171" w:type="dxa"/>
             <w:tcBorders/>
             <w:vAlign w:val="center"/>
           </w:tcPr>
@@ -16197,7 +16905,7 @@
         </w:tc>
         <w:tc>
           <w:tcPr>
-            <w:tcW w:w="8267" w:type="dxa"/>
+            <w:tcW w:w="8347" w:type="dxa"/>
             <w:tcBorders/>
             <w:vAlign w:val="center"/>
           </w:tcPr>
@@ -16218,7 +16926,7 @@
         </w:tc>
         <w:tc>
           <w:tcPr>
-            <w:tcW w:w="2372" w:type="dxa"/>
+            <w:tcW w:w="2277" w:type="dxa"/>
             <w:tcBorders/>
             <w:vAlign w:val="center"/>
           </w:tcPr>
@@ -16247,8 +16955,8 @@
         <w:jc w:val="left"/>
         <w:rPr/>
       </w:pPr>
-      <w:bookmarkStart w:id="23" w:name="when-it-will-not-clear-or-notify"/>
-      <w:bookmarkEnd w:id="23"/>
+      <w:bookmarkStart w:id="24" w:name="when-it-will-not-clear-or-notify"/>
+      <w:bookmarkEnd w:id="24"/>
       <w:r>
         <w:rPr/>
         <w:t>When It Will Not Clear (or Notify)</w:t>
@@ -16298,7 +17006,7 @@
     </w:p>
     <w:tbl>
       <w:tblPr>
-        <w:tblW w:w="11825" w:type="dxa"/>
+        <w:tblW w:w="11795" w:type="dxa"/>
         <w:jc w:val="left"/>
         <w:tblInd w:w="0" w:type="dxa"/>
         <w:tblLayout w:type="fixed"/>
@@ -16310,8 +17018,8 @@
         </w:tblCellMar>
       </w:tblPr>
       <w:tblGrid>
-        <w:gridCol w:w="5241"/>
-        <w:gridCol w:w="6584"/>
+        <w:gridCol w:w="5290"/>
+        <w:gridCol w:w="6505"/>
       </w:tblGrid>
       <w:tr>
         <w:trPr>
@@ -16319,7 +17027,7 @@
         </w:trPr>
         <w:tc>
           <w:tcPr>
-            <w:tcW w:w="5241" w:type="dxa"/>
+            <w:tcW w:w="5290" w:type="dxa"/>
             <w:tcBorders/>
             <w:vAlign w:val="center"/>
           </w:tcPr>
@@ -16341,7 +17049,7 @@
         </w:tc>
         <w:tc>
           <w:tcPr>
-            <w:tcW w:w="6584" w:type="dxa"/>
+            <w:tcW w:w="6505" w:type="dxa"/>
             <w:tcBorders/>
             <w:vAlign w:val="center"/>
           </w:tcPr>
@@ -16366,7 +17074,7 @@
         <w:trPr/>
         <w:tc>
           <w:tcPr>
-            <w:tcW w:w="5241" w:type="dxa"/>
+            <w:tcW w:w="5290" w:type="dxa"/>
             <w:tcBorders/>
             <w:vAlign w:val="center"/>
           </w:tcPr>
@@ -16389,7 +17097,7 @@
         </w:tc>
         <w:tc>
           <w:tcPr>
-            <w:tcW w:w="6584" w:type="dxa"/>
+            <w:tcW w:w="6505" w:type="dxa"/>
             <w:tcBorders/>
             <w:vAlign w:val="center"/>
           </w:tcPr>
@@ -16413,7 +17121,7 @@
         <w:trPr/>
         <w:tc>
           <w:tcPr>
-            <w:tcW w:w="5241" w:type="dxa"/>
+            <w:tcW w:w="5290" w:type="dxa"/>
             <w:tcBorders/>
             <w:vAlign w:val="center"/>
           </w:tcPr>
@@ -16436,7 +17144,7 @@
         </w:tc>
         <w:tc>
           <w:tcPr>
-            <w:tcW w:w="6584" w:type="dxa"/>
+            <w:tcW w:w="6505" w:type="dxa"/>
             <w:tcBorders/>
             <w:vAlign w:val="center"/>
           </w:tcPr>
@@ -16470,7 +17178,7 @@
         <w:trPr/>
         <w:tc>
           <w:tcPr>
-            <w:tcW w:w="5241" w:type="dxa"/>
+            <w:tcW w:w="5290" w:type="dxa"/>
             <w:tcBorders/>
             <w:vAlign w:val="center"/>
           </w:tcPr>
@@ -16493,7 +17201,7 @@
         </w:tc>
         <w:tc>
           <w:tcPr>
-            <w:tcW w:w="6584" w:type="dxa"/>
+            <w:tcW w:w="6505" w:type="dxa"/>
             <w:tcBorders/>
             <w:vAlign w:val="center"/>
           </w:tcPr>
@@ -16517,7 +17225,7 @@
         <w:trPr/>
         <w:tc>
           <w:tcPr>
-            <w:tcW w:w="5241" w:type="dxa"/>
+            <w:tcW w:w="5290" w:type="dxa"/>
             <w:tcBorders/>
             <w:vAlign w:val="center"/>
           </w:tcPr>
@@ -16540,7 +17248,7 @@
         </w:tc>
         <w:tc>
           <w:tcPr>
-            <w:tcW w:w="6584" w:type="dxa"/>
+            <w:tcW w:w="6505" w:type="dxa"/>
             <w:tcBorders/>
             <w:vAlign w:val="center"/>
           </w:tcPr>
@@ -16564,7 +17272,7 @@
         <w:trPr/>
         <w:tc>
           <w:tcPr>
-            <w:tcW w:w="5241" w:type="dxa"/>
+            <w:tcW w:w="5290" w:type="dxa"/>
             <w:tcBorders/>
             <w:vAlign w:val="center"/>
           </w:tcPr>
@@ -16587,7 +17295,7 @@
         </w:tc>
         <w:tc>
           <w:tcPr>
-            <w:tcW w:w="6584" w:type="dxa"/>
+            <w:tcW w:w="6505" w:type="dxa"/>
             <w:tcBorders/>
             <w:vAlign w:val="center"/>
           </w:tcPr>
@@ -16611,7 +17319,7 @@
         <w:trPr/>
         <w:tc>
           <w:tcPr>
-            <w:tcW w:w="5241" w:type="dxa"/>
+            <w:tcW w:w="5290" w:type="dxa"/>
             <w:tcBorders/>
             <w:vAlign w:val="center"/>
           </w:tcPr>
@@ -16634,7 +17342,7 @@
         </w:tc>
         <w:tc>
           <w:tcPr>
-            <w:tcW w:w="6584" w:type="dxa"/>
+            <w:tcW w:w="6505" w:type="dxa"/>
             <w:tcBorders/>
             <w:vAlign w:val="center"/>
           </w:tcPr>
@@ -16658,7 +17366,7 @@
         <w:trPr/>
         <w:tc>
           <w:tcPr>
-            <w:tcW w:w="5241" w:type="dxa"/>
+            <w:tcW w:w="5290" w:type="dxa"/>
             <w:tcBorders/>
             <w:vAlign w:val="center"/>
           </w:tcPr>
@@ -16691,7 +17399,7 @@
         </w:tc>
         <w:tc>
           <w:tcPr>
-            <w:tcW w:w="6584" w:type="dxa"/>
+            <w:tcW w:w="6505" w:type="dxa"/>
             <w:tcBorders/>
             <w:vAlign w:val="center"/>
           </w:tcPr>
@@ -16735,7 +17443,7 @@
         <w:trPr/>
         <w:tc>
           <w:tcPr>
-            <w:tcW w:w="5241" w:type="dxa"/>
+            <w:tcW w:w="5290" w:type="dxa"/>
             <w:tcBorders/>
             <w:vAlign w:val="center"/>
           </w:tcPr>
@@ -16768,7 +17476,7 @@
         </w:tc>
         <w:tc>
           <w:tcPr>
-            <w:tcW w:w="6584" w:type="dxa"/>
+            <w:tcW w:w="6505" w:type="dxa"/>
             <w:tcBorders/>
             <w:vAlign w:val="center"/>
           </w:tcPr>
@@ -16822,7 +17530,7 @@
         <w:trPr/>
         <w:tc>
           <w:tcPr>
-            <w:tcW w:w="5241" w:type="dxa"/>
+            <w:tcW w:w="5290" w:type="dxa"/>
             <w:tcBorders/>
             <w:vAlign w:val="center"/>
           </w:tcPr>
@@ -16845,7 +17553,7 @@
         </w:tc>
         <w:tc>
           <w:tcPr>
-            <w:tcW w:w="6584" w:type="dxa"/>
+            <w:tcW w:w="6505" w:type="dxa"/>
             <w:tcBorders/>
             <w:vAlign w:val="center"/>
           </w:tcPr>
@@ -16899,7 +17607,7 @@
         <w:trPr/>
         <w:tc>
           <w:tcPr>
-            <w:tcW w:w="5241" w:type="dxa"/>
+            <w:tcW w:w="5290" w:type="dxa"/>
             <w:tcBorders/>
             <w:vAlign w:val="center"/>
           </w:tcPr>
@@ -16922,7 +17630,7 @@
         </w:tc>
         <w:tc>
           <w:tcPr>
-            <w:tcW w:w="6584" w:type="dxa"/>
+            <w:tcW w:w="6505" w:type="dxa"/>
             <w:tcBorders/>
             <w:vAlign w:val="center"/>
           </w:tcPr>
@@ -16962,7 +17670,7 @@
         <w:trPr/>
         <w:tc>
           <w:tcPr>
-            <w:tcW w:w="5241" w:type="dxa"/>
+            <w:tcW w:w="5290" w:type="dxa"/>
             <w:tcBorders/>
             <w:vAlign w:val="center"/>
           </w:tcPr>
@@ -16985,7 +17693,7 @@
         </w:tc>
         <w:tc>
           <w:tcPr>
-            <w:tcW w:w="6584" w:type="dxa"/>
+            <w:tcW w:w="6505" w:type="dxa"/>
             <w:tcBorders/>
             <w:vAlign w:val="center"/>
           </w:tcPr>
@@ -17035,7 +17743,7 @@
         <w:trPr/>
         <w:tc>
           <w:tcPr>
-            <w:tcW w:w="5241" w:type="dxa"/>
+            <w:tcW w:w="5290" w:type="dxa"/>
             <w:tcBorders/>
             <w:vAlign w:val="center"/>
           </w:tcPr>
@@ -17058,7 +17766,7 @@
         </w:tc>
         <w:tc>
           <w:tcPr>
-            <w:tcW w:w="6584" w:type="dxa"/>
+            <w:tcW w:w="6505" w:type="dxa"/>
             <w:tcBorders/>
             <w:vAlign w:val="center"/>
           </w:tcPr>
@@ -17082,7 +17790,7 @@
         <w:trPr/>
         <w:tc>
           <w:tcPr>
-            <w:tcW w:w="5241" w:type="dxa"/>
+            <w:tcW w:w="5290" w:type="dxa"/>
             <w:tcBorders/>
             <w:vAlign w:val="center"/>
           </w:tcPr>
@@ -17115,7 +17823,7 @@
         </w:tc>
         <w:tc>
           <w:tcPr>
-            <w:tcW w:w="6584" w:type="dxa"/>
+            <w:tcW w:w="6505" w:type="dxa"/>
             <w:tcBorders/>
             <w:vAlign w:val="center"/>
           </w:tcPr>
@@ -17139,7 +17847,7 @@
         <w:trPr/>
         <w:tc>
           <w:tcPr>
-            <w:tcW w:w="5241" w:type="dxa"/>
+            <w:tcW w:w="5290" w:type="dxa"/>
             <w:tcBorders/>
             <w:vAlign w:val="center"/>
           </w:tcPr>
@@ -17182,7 +17890,7 @@
         </w:tc>
         <w:tc>
           <w:tcPr>
-            <w:tcW w:w="6584" w:type="dxa"/>
+            <w:tcW w:w="6505" w:type="dxa"/>
             <w:tcBorders/>
             <w:vAlign w:val="center"/>
           </w:tcPr>
@@ -17206,7 +17914,7 @@
         <w:trPr/>
         <w:tc>
           <w:tcPr>
-            <w:tcW w:w="5241" w:type="dxa"/>
+            <w:tcW w:w="5290" w:type="dxa"/>
             <w:tcBorders/>
             <w:vAlign w:val="center"/>
           </w:tcPr>
@@ -17239,7 +17947,7 @@
         </w:tc>
         <w:tc>
           <w:tcPr>
-            <w:tcW w:w="6584" w:type="dxa"/>
+            <w:tcW w:w="6505" w:type="dxa"/>
             <w:tcBorders/>
             <w:vAlign w:val="center"/>
           </w:tcPr>
@@ -17273,7 +17981,7 @@
         <w:trPr/>
         <w:tc>
           <w:tcPr>
-            <w:tcW w:w="5241" w:type="dxa"/>
+            <w:tcW w:w="5290" w:type="dxa"/>
             <w:tcBorders/>
             <w:vAlign w:val="center"/>
           </w:tcPr>
@@ -17296,7 +18004,7 @@
         </w:tc>
         <w:tc>
           <w:tcPr>
-            <w:tcW w:w="6584" w:type="dxa"/>
+            <w:tcW w:w="6505" w:type="dxa"/>
             <w:tcBorders/>
             <w:vAlign w:val="center"/>
           </w:tcPr>
@@ -17326,7 +18034,7 @@
         <w:trPr/>
         <w:tc>
           <w:tcPr>
-            <w:tcW w:w="5241" w:type="dxa"/>
+            <w:tcW w:w="5290" w:type="dxa"/>
             <w:tcBorders/>
             <w:vAlign w:val="center"/>
           </w:tcPr>
@@ -17349,7 +18057,7 @@
         </w:tc>
         <w:tc>
           <w:tcPr>
-            <w:tcW w:w="6584" w:type="dxa"/>
+            <w:tcW w:w="6505" w:type="dxa"/>
             <w:tcBorders/>
             <w:vAlign w:val="center"/>
           </w:tcPr>
@@ -17383,7 +18091,7 @@
         <w:trPr/>
         <w:tc>
           <w:tcPr>
-            <w:tcW w:w="5241" w:type="dxa"/>
+            <w:tcW w:w="5290" w:type="dxa"/>
             <w:tcBorders/>
             <w:vAlign w:val="center"/>
           </w:tcPr>
@@ -17406,7 +18114,7 @@
         </w:tc>
         <w:tc>
           <w:tcPr>
-            <w:tcW w:w="6584" w:type="dxa"/>
+            <w:tcW w:w="6505" w:type="dxa"/>
             <w:tcBorders/>
             <w:vAlign w:val="center"/>
           </w:tcPr>
@@ -17436,7 +18144,7 @@
         <w:trPr/>
         <w:tc>
           <w:tcPr>
-            <w:tcW w:w="5241" w:type="dxa"/>
+            <w:tcW w:w="5290" w:type="dxa"/>
             <w:tcBorders/>
             <w:vAlign w:val="center"/>
           </w:tcPr>
@@ -17459,7 +18167,7 @@
         </w:tc>
         <w:tc>
           <w:tcPr>
-            <w:tcW w:w="6584" w:type="dxa"/>
+            <w:tcW w:w="6505" w:type="dxa"/>
             <w:tcBorders/>
             <w:vAlign w:val="center"/>
           </w:tcPr>
@@ -17503,7 +18211,7 @@
         <w:trPr/>
         <w:tc>
           <w:tcPr>
-            <w:tcW w:w="5241" w:type="dxa"/>
+            <w:tcW w:w="5290" w:type="dxa"/>
             <w:tcBorders/>
             <w:vAlign w:val="center"/>
           </w:tcPr>
@@ -17526,7 +18234,7 @@
         </w:tc>
         <w:tc>
           <w:tcPr>
-            <w:tcW w:w="6584" w:type="dxa"/>
+            <w:tcW w:w="6505" w:type="dxa"/>
             <w:tcBorders/>
             <w:vAlign w:val="center"/>
           </w:tcPr>
@@ -17577,8 +18285,8 @@
         <w:jc w:val="left"/>
         <w:rPr/>
       </w:pPr>
-      <w:bookmarkStart w:id="24" w:name="which-window-gets-the-keystroke"/>
-      <w:bookmarkEnd w:id="24"/>
+      <w:bookmarkStart w:id="25" w:name="which-window-gets-the-keystroke"/>
+      <w:bookmarkEnd w:id="25"/>
       <w:r>
         <w:rPr/>
         <w:t>Which Window Gets the Keystroke</w:t>
@@ -17703,7 +18411,7 @@
         <w:pStyle w:val="BodyText"/>
         <w:numPr>
           <w:ilvl w:val="0"/>
-          <w:numId w:val="29"/>
+          <w:numId w:val="31"/>
         </w:numPr>
         <w:tabs>
           <w:tab w:val="clear" w:pos="1134"/>
@@ -17741,7 +18449,7 @@
         <w:pStyle w:val="BodyText"/>
         <w:numPr>
           <w:ilvl w:val="0"/>
-          <w:numId w:val="29"/>
+          <w:numId w:val="31"/>
         </w:numPr>
         <w:tabs>
           <w:tab w:val="clear" w:pos="1134"/>
@@ -17801,7 +18509,7 @@
         <w:pStyle w:val="BodyText"/>
         <w:numPr>
           <w:ilvl w:val="0"/>
-          <w:numId w:val="29"/>
+          <w:numId w:val="31"/>
         </w:numPr>
         <w:tabs>
           <w:tab w:val="clear" w:pos="1134"/>
@@ -21301,8 +22009,8 @@
   <w:abstractNum w:abstractNumId="26">
     <w:lvl w:ilvl="0">
       <w:start w:val="1"/>
-      <w:numFmt w:val="decimal"/>
-      <w:lvlText w:val="%1."/>
+      <w:numFmt w:val="bullet"/>
+      <w:lvlText w:val=""/>
       <w:lvlJc w:val="left"/>
       <w:pPr>
         <w:tabs>
@@ -21310,12 +22018,14 @@
         </w:tabs>
         <w:ind w:left="709" w:hanging="283"/>
       </w:pPr>
-      <w:rPr/>
+      <w:rPr>
+        <w:rFonts w:ascii="Symbol" w:hAnsi="Symbol" w:cs="Symbol" w:hint="default"/>
+      </w:rPr>
     </w:lvl>
     <w:lvl w:ilvl="1">
       <w:start w:val="1"/>
-      <w:numFmt w:val="decimal"/>
-      <w:lvlText w:val="%2."/>
+      <w:numFmt w:val="bullet"/>
+      <w:lvlText w:val=""/>
       <w:lvlJc w:val="left"/>
       <w:pPr>
         <w:tabs>
@@ -21323,12 +22033,14 @@
         </w:tabs>
         <w:ind w:left="1418" w:hanging="283"/>
       </w:pPr>
-      <w:rPr/>
+      <w:rPr>
+        <w:rFonts w:ascii="Symbol" w:hAnsi="Symbol" w:cs="Symbol" w:hint="default"/>
+      </w:rPr>
     </w:lvl>
     <w:lvl w:ilvl="2">
       <w:start w:val="1"/>
-      <w:numFmt w:val="decimal"/>
-      <w:lvlText w:val="%3."/>
+      <w:numFmt w:val="bullet"/>
+      <w:lvlText w:val=""/>
       <w:lvlJc w:val="left"/>
       <w:pPr>
         <w:tabs>
@@ -21336,12 +22048,14 @@
         </w:tabs>
         <w:ind w:left="2127" w:hanging="283"/>
       </w:pPr>
-      <w:rPr/>
+      <w:rPr>
+        <w:rFonts w:ascii="Symbol" w:hAnsi="Symbol" w:cs="Symbol" w:hint="default"/>
+      </w:rPr>
     </w:lvl>
     <w:lvl w:ilvl="3">
       <w:start w:val="1"/>
-      <w:numFmt w:val="decimal"/>
-      <w:lvlText w:val="%4."/>
+      <w:numFmt w:val="bullet"/>
+      <w:lvlText w:val=""/>
       <w:lvlJc w:val="left"/>
       <w:pPr>
         <w:tabs>
@@ -21349,12 +22063,14 @@
         </w:tabs>
         <w:ind w:left="2836" w:hanging="283"/>
       </w:pPr>
-      <w:rPr/>
+      <w:rPr>
+        <w:rFonts w:ascii="Symbol" w:hAnsi="Symbol" w:cs="Symbol" w:hint="default"/>
+      </w:rPr>
     </w:lvl>
     <w:lvl w:ilvl="4">
       <w:start w:val="1"/>
-      <w:numFmt w:val="decimal"/>
-      <w:lvlText w:val="%5."/>
+      <w:numFmt w:val="bullet"/>
+      <w:lvlText w:val=""/>
       <w:lvlJc w:val="left"/>
       <w:pPr>
         <w:tabs>
@@ -21362,12 +22078,14 @@
         </w:tabs>
         <w:ind w:left="3545" w:hanging="283"/>
       </w:pPr>
-      <w:rPr/>
+      <w:rPr>
+        <w:rFonts w:ascii="Symbol" w:hAnsi="Symbol" w:cs="Symbol" w:hint="default"/>
+      </w:rPr>
     </w:lvl>
     <w:lvl w:ilvl="5">
       <w:start w:val="1"/>
-      <w:numFmt w:val="decimal"/>
-      <w:lvlText w:val="%6."/>
+      <w:numFmt w:val="bullet"/>
+      <w:lvlText w:val=""/>
       <w:lvlJc w:val="left"/>
       <w:pPr>
         <w:tabs>
@@ -21375,12 +22093,14 @@
         </w:tabs>
         <w:ind w:left="4254" w:hanging="283"/>
       </w:pPr>
-      <w:rPr/>
+      <w:rPr>
+        <w:rFonts w:ascii="Symbol" w:hAnsi="Symbol" w:cs="Symbol" w:hint="default"/>
+      </w:rPr>
     </w:lvl>
     <w:lvl w:ilvl="6">
       <w:start w:val="1"/>
-      <w:numFmt w:val="decimal"/>
-      <w:lvlText w:val="%7."/>
+      <w:numFmt w:val="bullet"/>
+      <w:lvlText w:val=""/>
       <w:lvlJc w:val="left"/>
       <w:pPr>
         <w:tabs>
@@ -21388,12 +22108,14 @@
         </w:tabs>
         <w:ind w:left="4963" w:hanging="283"/>
       </w:pPr>
-      <w:rPr/>
+      <w:rPr>
+        <w:rFonts w:ascii="Symbol" w:hAnsi="Symbol" w:cs="Symbol" w:hint="default"/>
+      </w:rPr>
     </w:lvl>
     <w:lvl w:ilvl="7">
       <w:start w:val="1"/>
-      <w:numFmt w:val="decimal"/>
-      <w:lvlText w:val="%8."/>
+      <w:numFmt w:val="bullet"/>
+      <w:lvlText w:val=""/>
       <w:lvlJc w:val="left"/>
       <w:pPr>
         <w:tabs>
@@ -21401,12 +22123,14 @@
         </w:tabs>
         <w:ind w:left="5672" w:hanging="283"/>
       </w:pPr>
-      <w:rPr/>
+      <w:rPr>
+        <w:rFonts w:ascii="Symbol" w:hAnsi="Symbol" w:cs="Symbol" w:hint="default"/>
+      </w:rPr>
     </w:lvl>
     <w:lvl w:ilvl="8">
       <w:start w:val="1"/>
-      <w:numFmt w:val="decimal"/>
-      <w:lvlText w:val="%9."/>
+      <w:numFmt w:val="bullet"/>
+      <w:lvlText w:val=""/>
       <w:lvlJc w:val="left"/>
       <w:pPr>
         <w:tabs>
@@ -21414,7 +22138,9 @@
         </w:tabs>
         <w:ind w:left="6381" w:hanging="283"/>
       </w:pPr>
-      <w:rPr/>
+      <w:rPr>
+        <w:rFonts w:ascii="Symbol" w:hAnsi="Symbol" w:cs="Symbol" w:hint="default"/>
+      </w:rPr>
     </w:lvl>
   </w:abstractNum>
   <w:abstractNum w:abstractNumId="27">
@@ -21557,8 +22283,8 @@
   <w:abstractNum w:abstractNumId="28">
     <w:lvl w:ilvl="0">
       <w:start w:val="1"/>
-      <w:numFmt w:val="bullet"/>
-      <w:lvlText w:val=""/>
+      <w:numFmt w:val="decimal"/>
+      <w:lvlText w:val="%1."/>
       <w:lvlJc w:val="left"/>
       <w:pPr>
         <w:tabs>
@@ -21566,14 +22292,12 @@
         </w:tabs>
         <w:ind w:left="709" w:hanging="283"/>
       </w:pPr>
-      <w:rPr>
-        <w:rFonts w:ascii="Symbol" w:hAnsi="Symbol" w:cs="Symbol" w:hint="default"/>
-      </w:rPr>
+      <w:rPr/>
     </w:lvl>
     <w:lvl w:ilvl="1">
       <w:start w:val="1"/>
-      <w:numFmt w:val="bullet"/>
-      <w:lvlText w:val=""/>
+      <w:numFmt w:val="decimal"/>
+      <w:lvlText w:val="%2."/>
       <w:lvlJc w:val="left"/>
       <w:pPr>
         <w:tabs>
@@ -21581,14 +22305,12 @@
         </w:tabs>
         <w:ind w:left="1418" w:hanging="283"/>
       </w:pPr>
-      <w:rPr>
-        <w:rFonts w:ascii="Symbol" w:hAnsi="Symbol" w:cs="Symbol" w:hint="default"/>
-      </w:rPr>
+      <w:rPr/>
     </w:lvl>
     <w:lvl w:ilvl="2">
       <w:start w:val="1"/>
-      <w:numFmt w:val="bullet"/>
-      <w:lvlText w:val=""/>
+      <w:numFmt w:val="decimal"/>
+      <w:lvlText w:val="%3."/>
       <w:lvlJc w:val="left"/>
       <w:pPr>
         <w:tabs>
@@ -21596,14 +22318,12 @@
         </w:tabs>
         <w:ind w:left="2127" w:hanging="283"/>
       </w:pPr>
-      <w:rPr>
-        <w:rFonts w:ascii="Symbol" w:hAnsi="Symbol" w:cs="Symbol" w:hint="default"/>
-      </w:rPr>
+      <w:rPr/>
     </w:lvl>
     <w:lvl w:ilvl="3">
       <w:start w:val="1"/>
-      <w:numFmt w:val="bullet"/>
-      <w:lvlText w:val=""/>
+      <w:numFmt w:val="decimal"/>
+      <w:lvlText w:val="%4."/>
       <w:lvlJc w:val="left"/>
       <w:pPr>
         <w:tabs>
@@ -21611,14 +22331,12 @@
         </w:tabs>
         <w:ind w:left="2836" w:hanging="283"/>
       </w:pPr>
-      <w:rPr>
-        <w:rFonts w:ascii="Symbol" w:hAnsi="Symbol" w:cs="Symbol" w:hint="default"/>
-      </w:rPr>
+      <w:rPr/>
     </w:lvl>
     <w:lvl w:ilvl="4">
       <w:start w:val="1"/>
-      <w:numFmt w:val="bullet"/>
-      <w:lvlText w:val=""/>
+      <w:numFmt w:val="decimal"/>
+      <w:lvlText w:val="%5."/>
       <w:lvlJc w:val="left"/>
       <w:pPr>
         <w:tabs>
@@ -21626,14 +22344,12 @@
         </w:tabs>
         <w:ind w:left="3545" w:hanging="283"/>
       </w:pPr>
-      <w:rPr>
-        <w:rFonts w:ascii="Symbol" w:hAnsi="Symbol" w:cs="Symbol" w:hint="default"/>
-      </w:rPr>
+      <w:rPr/>
     </w:lvl>
     <w:lvl w:ilvl="5">
       <w:start w:val="1"/>
-      <w:numFmt w:val="bullet"/>
-      <w:lvlText w:val=""/>
+      <w:numFmt w:val="decimal"/>
+      <w:lvlText w:val="%6."/>
       <w:lvlJc w:val="left"/>
       <w:pPr>
         <w:tabs>
@@ -21641,14 +22357,12 @@
         </w:tabs>
         <w:ind w:left="4254" w:hanging="283"/>
       </w:pPr>
-      <w:rPr>
-        <w:rFonts w:ascii="Symbol" w:hAnsi="Symbol" w:cs="Symbol" w:hint="default"/>
-      </w:rPr>
+      <w:rPr/>
     </w:lvl>
     <w:lvl w:ilvl="6">
       <w:start w:val="1"/>
-      <w:numFmt w:val="bullet"/>
-      <w:lvlText w:val=""/>
+      <w:numFmt w:val="decimal"/>
+      <w:lvlText w:val="%7."/>
       <w:lvlJc w:val="left"/>
       <w:pPr>
         <w:tabs>
@@ -21656,14 +22370,12 @@
         </w:tabs>
         <w:ind w:left="4963" w:hanging="283"/>
       </w:pPr>
-      <w:rPr>
-        <w:rFonts w:ascii="Symbol" w:hAnsi="Symbol" w:cs="Symbol" w:hint="default"/>
-      </w:rPr>
+      <w:rPr/>
     </w:lvl>
     <w:lvl w:ilvl="7">
       <w:start w:val="1"/>
-      <w:numFmt w:val="bullet"/>
-      <w:lvlText w:val=""/>
+      <w:numFmt w:val="decimal"/>
+      <w:lvlText w:val="%8."/>
       <w:lvlJc w:val="left"/>
       <w:pPr>
         <w:tabs>
@@ -21671,14 +22383,12 @@
         </w:tabs>
         <w:ind w:left="5672" w:hanging="283"/>
       </w:pPr>
-      <w:rPr>
-        <w:rFonts w:ascii="Symbol" w:hAnsi="Symbol" w:cs="Symbol" w:hint="default"/>
-      </w:rPr>
+      <w:rPr/>
     </w:lvl>
     <w:lvl w:ilvl="8">
       <w:start w:val="1"/>
-      <w:numFmt w:val="bullet"/>
-      <w:lvlText w:val=""/>
+      <w:numFmt w:val="decimal"/>
+      <w:lvlText w:val="%9."/>
       <w:lvlJc w:val="left"/>
       <w:pPr>
         <w:tabs>
@@ -21686,9 +22396,7 @@
         </w:tabs>
         <w:ind w:left="6381" w:hanging="283"/>
       </w:pPr>
-      <w:rPr>
-        <w:rFonts w:ascii="Symbol" w:hAnsi="Symbol" w:cs="Symbol" w:hint="default"/>
-      </w:rPr>
+      <w:rPr/>
     </w:lvl>
   </w:abstractNum>
   <w:abstractNum w:abstractNumId="29">
@@ -21829,6 +22537,280 @@
     </w:lvl>
   </w:abstractNum>
   <w:abstractNum w:abstractNumId="30">
+    <w:lvl w:ilvl="0">
+      <w:start w:val="1"/>
+      <w:numFmt w:val="bullet"/>
+      <w:lvlText w:val=""/>
+      <w:lvlJc w:val="left"/>
+      <w:pPr>
+        <w:tabs>
+          <w:tab w:val="num" w:pos="709"/>
+        </w:tabs>
+        <w:ind w:left="709" w:hanging="283"/>
+      </w:pPr>
+      <w:rPr>
+        <w:rFonts w:ascii="Symbol" w:hAnsi="Symbol" w:cs="Symbol" w:hint="default"/>
+      </w:rPr>
+    </w:lvl>
+    <w:lvl w:ilvl="1">
+      <w:start w:val="1"/>
+      <w:numFmt w:val="bullet"/>
+      <w:lvlText w:val=""/>
+      <w:lvlJc w:val="left"/>
+      <w:pPr>
+        <w:tabs>
+          <w:tab w:val="num" w:pos="1418"/>
+        </w:tabs>
+        <w:ind w:left="1418" w:hanging="283"/>
+      </w:pPr>
+      <w:rPr>
+        <w:rFonts w:ascii="Symbol" w:hAnsi="Symbol" w:cs="Symbol" w:hint="default"/>
+      </w:rPr>
+    </w:lvl>
+    <w:lvl w:ilvl="2">
+      <w:start w:val="1"/>
+      <w:numFmt w:val="bullet"/>
+      <w:lvlText w:val=""/>
+      <w:lvlJc w:val="left"/>
+      <w:pPr>
+        <w:tabs>
+          <w:tab w:val="num" w:pos="2127"/>
+        </w:tabs>
+        <w:ind w:left="2127" w:hanging="283"/>
+      </w:pPr>
+      <w:rPr>
+        <w:rFonts w:ascii="Symbol" w:hAnsi="Symbol" w:cs="Symbol" w:hint="default"/>
+      </w:rPr>
+    </w:lvl>
+    <w:lvl w:ilvl="3">
+      <w:start w:val="1"/>
+      <w:numFmt w:val="bullet"/>
+      <w:lvlText w:val=""/>
+      <w:lvlJc w:val="left"/>
+      <w:pPr>
+        <w:tabs>
+          <w:tab w:val="num" w:pos="2836"/>
+        </w:tabs>
+        <w:ind w:left="2836" w:hanging="283"/>
+      </w:pPr>
+      <w:rPr>
+        <w:rFonts w:ascii="Symbol" w:hAnsi="Symbol" w:cs="Symbol" w:hint="default"/>
+      </w:rPr>
+    </w:lvl>
+    <w:lvl w:ilvl="4">
+      <w:start w:val="1"/>
+      <w:numFmt w:val="bullet"/>
+      <w:lvlText w:val=""/>
+      <w:lvlJc w:val="left"/>
+      <w:pPr>
+        <w:tabs>
+          <w:tab w:val="num" w:pos="3545"/>
+        </w:tabs>
+        <w:ind w:left="3545" w:hanging="283"/>
+      </w:pPr>
+      <w:rPr>
+        <w:rFonts w:ascii="Symbol" w:hAnsi="Symbol" w:cs="Symbol" w:hint="default"/>
+      </w:rPr>
+    </w:lvl>
+    <w:lvl w:ilvl="5">
+      <w:start w:val="1"/>
+      <w:numFmt w:val="bullet"/>
+      <w:lvlText w:val=""/>
+      <w:lvlJc w:val="left"/>
+      <w:pPr>
+        <w:tabs>
+          <w:tab w:val="num" w:pos="4254"/>
+        </w:tabs>
+        <w:ind w:left="4254" w:hanging="283"/>
+      </w:pPr>
+      <w:rPr>
+        <w:rFonts w:ascii="Symbol" w:hAnsi="Symbol" w:cs="Symbol" w:hint="default"/>
+      </w:rPr>
+    </w:lvl>
+    <w:lvl w:ilvl="6">
+      <w:start w:val="1"/>
+      <w:numFmt w:val="bullet"/>
+      <w:lvlText w:val=""/>
+      <w:lvlJc w:val="left"/>
+      <w:pPr>
+        <w:tabs>
+          <w:tab w:val="num" w:pos="4963"/>
+        </w:tabs>
+        <w:ind w:left="4963" w:hanging="283"/>
+      </w:pPr>
+      <w:rPr>
+        <w:rFonts w:ascii="Symbol" w:hAnsi="Symbol" w:cs="Symbol" w:hint="default"/>
+      </w:rPr>
+    </w:lvl>
+    <w:lvl w:ilvl="7">
+      <w:start w:val="1"/>
+      <w:numFmt w:val="bullet"/>
+      <w:lvlText w:val=""/>
+      <w:lvlJc w:val="left"/>
+      <w:pPr>
+        <w:tabs>
+          <w:tab w:val="num" w:pos="5672"/>
+        </w:tabs>
+        <w:ind w:left="5672" w:hanging="283"/>
+      </w:pPr>
+      <w:rPr>
+        <w:rFonts w:ascii="Symbol" w:hAnsi="Symbol" w:cs="Symbol" w:hint="default"/>
+      </w:rPr>
+    </w:lvl>
+    <w:lvl w:ilvl="8">
+      <w:start w:val="1"/>
+      <w:numFmt w:val="bullet"/>
+      <w:lvlText w:val=""/>
+      <w:lvlJc w:val="left"/>
+      <w:pPr>
+        <w:tabs>
+          <w:tab w:val="num" w:pos="6381"/>
+        </w:tabs>
+        <w:ind w:left="6381" w:hanging="283"/>
+      </w:pPr>
+      <w:rPr>
+        <w:rFonts w:ascii="Symbol" w:hAnsi="Symbol" w:cs="Symbol" w:hint="default"/>
+      </w:rPr>
+    </w:lvl>
+  </w:abstractNum>
+  <w:abstractNum w:abstractNumId="31">
+    <w:lvl w:ilvl="0">
+      <w:start w:val="1"/>
+      <w:numFmt w:val="bullet"/>
+      <w:lvlText w:val=""/>
+      <w:lvlJc w:val="left"/>
+      <w:pPr>
+        <w:tabs>
+          <w:tab w:val="num" w:pos="709"/>
+        </w:tabs>
+        <w:ind w:left="709" w:hanging="283"/>
+      </w:pPr>
+      <w:rPr>
+        <w:rFonts w:ascii="Symbol" w:hAnsi="Symbol" w:cs="Symbol" w:hint="default"/>
+      </w:rPr>
+    </w:lvl>
+    <w:lvl w:ilvl="1">
+      <w:start w:val="1"/>
+      <w:numFmt w:val="bullet"/>
+      <w:lvlText w:val=""/>
+      <w:lvlJc w:val="left"/>
+      <w:pPr>
+        <w:tabs>
+          <w:tab w:val="num" w:pos="1418"/>
+        </w:tabs>
+        <w:ind w:left="1418" w:hanging="283"/>
+      </w:pPr>
+      <w:rPr>
+        <w:rFonts w:ascii="Symbol" w:hAnsi="Symbol" w:cs="Symbol" w:hint="default"/>
+      </w:rPr>
+    </w:lvl>
+    <w:lvl w:ilvl="2">
+      <w:start w:val="1"/>
+      <w:numFmt w:val="bullet"/>
+      <w:lvlText w:val=""/>
+      <w:lvlJc w:val="left"/>
+      <w:pPr>
+        <w:tabs>
+          <w:tab w:val="num" w:pos="2127"/>
+        </w:tabs>
+        <w:ind w:left="2127" w:hanging="283"/>
+      </w:pPr>
+      <w:rPr>
+        <w:rFonts w:ascii="Symbol" w:hAnsi="Symbol" w:cs="Symbol" w:hint="default"/>
+      </w:rPr>
+    </w:lvl>
+    <w:lvl w:ilvl="3">
+      <w:start w:val="1"/>
+      <w:numFmt w:val="bullet"/>
+      <w:lvlText w:val=""/>
+      <w:lvlJc w:val="left"/>
+      <w:pPr>
+        <w:tabs>
+          <w:tab w:val="num" w:pos="2836"/>
+        </w:tabs>
+        <w:ind w:left="2836" w:hanging="283"/>
+      </w:pPr>
+      <w:rPr>
+        <w:rFonts w:ascii="Symbol" w:hAnsi="Symbol" w:cs="Symbol" w:hint="default"/>
+      </w:rPr>
+    </w:lvl>
+    <w:lvl w:ilvl="4">
+      <w:start w:val="1"/>
+      <w:numFmt w:val="bullet"/>
+      <w:lvlText w:val=""/>
+      <w:lvlJc w:val="left"/>
+      <w:pPr>
+        <w:tabs>
+          <w:tab w:val="num" w:pos="3545"/>
+        </w:tabs>
+        <w:ind w:left="3545" w:hanging="283"/>
+      </w:pPr>
+      <w:rPr>
+        <w:rFonts w:ascii="Symbol" w:hAnsi="Symbol" w:cs="Symbol" w:hint="default"/>
+      </w:rPr>
+    </w:lvl>
+    <w:lvl w:ilvl="5">
+      <w:start w:val="1"/>
+      <w:numFmt w:val="bullet"/>
+      <w:lvlText w:val=""/>
+      <w:lvlJc w:val="left"/>
+      <w:pPr>
+        <w:tabs>
+          <w:tab w:val="num" w:pos="4254"/>
+        </w:tabs>
+        <w:ind w:left="4254" w:hanging="283"/>
+      </w:pPr>
+      <w:rPr>
+        <w:rFonts w:ascii="Symbol" w:hAnsi="Symbol" w:cs="Symbol" w:hint="default"/>
+      </w:rPr>
+    </w:lvl>
+    <w:lvl w:ilvl="6">
+      <w:start w:val="1"/>
+      <w:numFmt w:val="bullet"/>
+      <w:lvlText w:val=""/>
+      <w:lvlJc w:val="left"/>
+      <w:pPr>
+        <w:tabs>
+          <w:tab w:val="num" w:pos="4963"/>
+        </w:tabs>
+        <w:ind w:left="4963" w:hanging="283"/>
+      </w:pPr>
+      <w:rPr>
+        <w:rFonts w:ascii="Symbol" w:hAnsi="Symbol" w:cs="Symbol" w:hint="default"/>
+      </w:rPr>
+    </w:lvl>
+    <w:lvl w:ilvl="7">
+      <w:start w:val="1"/>
+      <w:numFmt w:val="bullet"/>
+      <w:lvlText w:val=""/>
+      <w:lvlJc w:val="left"/>
+      <w:pPr>
+        <w:tabs>
+          <w:tab w:val="num" w:pos="5672"/>
+        </w:tabs>
+        <w:ind w:left="5672" w:hanging="283"/>
+      </w:pPr>
+      <w:rPr>
+        <w:rFonts w:ascii="Symbol" w:hAnsi="Symbol" w:cs="Symbol" w:hint="default"/>
+      </w:rPr>
+    </w:lvl>
+    <w:lvl w:ilvl="8">
+      <w:start w:val="1"/>
+      <w:numFmt w:val="bullet"/>
+      <w:lvlText w:val=""/>
+      <w:lvlJc w:val="left"/>
+      <w:pPr>
+        <w:tabs>
+          <w:tab w:val="num" w:pos="6381"/>
+        </w:tabs>
+        <w:ind w:left="6381" w:hanging="283"/>
+      </w:pPr>
+      <w:rPr>
+        <w:rFonts w:ascii="Symbol" w:hAnsi="Symbol" w:cs="Symbol" w:hint="default"/>
+      </w:rPr>
+    </w:lvl>
+  </w:abstractNum>
+  <w:abstractNum w:abstractNumId="32">
     <w:lvl w:ilvl="0">
       <w:start w:val="1"/>
       <w:numFmt w:val="none"/>
@@ -22039,6 +23021,12 @@
   </w:num>
   <w:num w:numId="30">
     <w:abstractNumId w:val="30"/>
+  </w:num>
+  <w:num w:numId="31">
+    <w:abstractNumId w:val="31"/>
+  </w:num>
+  <w:num w:numId="32">
+    <w:abstractNumId w:val="32"/>
   </w:num>
 </w:numbering>
 </file>

--- a/docs/guides/crew/crew-troubleshooting.docx
+++ b/docs/guides/crew/crew-troubleshooting.docx
@@ -545,7 +545,7 @@
     </w:p>
     <w:tbl>
       <w:tblPr>
-        <w:tblW w:w="11825" w:type="dxa"/>
+        <w:tblW w:w="11795" w:type="dxa"/>
         <w:jc w:val="left"/>
         <w:tblInd w:w="0" w:type="dxa"/>
         <w:tblLayout w:type="fixed"/>
@@ -559,7 +559,7 @@
       <w:tblGrid>
         <w:gridCol w:w="2116"/>
         <w:gridCol w:w="2446"/>
-        <w:gridCol w:w="2146"/>
+        <w:gridCol w:w="2116"/>
         <w:gridCol w:w="2986"/>
         <w:gridCol w:w="2131"/>
       </w:tblGrid>
@@ -613,7 +613,7 @@
         </w:tc>
         <w:tc>
           <w:tcPr>
-            <w:tcW w:w="2146" w:type="dxa"/>
+            <w:tcW w:w="2116" w:type="dxa"/>
             <w:tcBorders/>
             <w:vAlign w:val="center"/>
           </w:tcPr>
@@ -728,7 +728,7 @@
         </w:tc>
         <w:tc>
           <w:tcPr>
-            <w:tcW w:w="2146" w:type="dxa"/>
+            <w:tcW w:w="2116" w:type="dxa"/>
             <w:tcBorders/>
             <w:vAlign w:val="center"/>
           </w:tcPr>
@@ -864,7 +864,7 @@
         </w:tc>
         <w:tc>
           <w:tcPr>
-            <w:tcW w:w="2146" w:type="dxa"/>
+            <w:tcW w:w="2116" w:type="dxa"/>
             <w:tcBorders/>
             <w:vAlign w:val="center"/>
           </w:tcPr>
@@ -1016,7 +1016,7 @@
         </w:tc>
         <w:tc>
           <w:tcPr>
-            <w:tcW w:w="2146" w:type="dxa"/>
+            <w:tcW w:w="2116" w:type="dxa"/>
             <w:tcBorders/>
             <w:vAlign w:val="center"/>
           </w:tcPr>
@@ -1156,7 +1156,7 @@
         </w:tc>
         <w:tc>
           <w:tcPr>
-            <w:tcW w:w="2146" w:type="dxa"/>
+            <w:tcW w:w="2116" w:type="dxa"/>
             <w:tcBorders/>
             <w:vAlign w:val="center"/>
           </w:tcPr>
@@ -1308,7 +1308,7 @@
         </w:tc>
         <w:tc>
           <w:tcPr>
-            <w:tcW w:w="2146" w:type="dxa"/>
+            <w:tcW w:w="2116" w:type="dxa"/>
             <w:tcBorders/>
             <w:vAlign w:val="center"/>
           </w:tcPr>
@@ -1538,7 +1538,7 @@
         </w:tc>
         <w:tc>
           <w:tcPr>
-            <w:tcW w:w="2146" w:type="dxa"/>
+            <w:tcW w:w="2116" w:type="dxa"/>
             <w:tcBorders/>
             <w:vAlign w:val="center"/>
           </w:tcPr>
@@ -1712,7 +1712,7 @@
         </w:tc>
         <w:tc>
           <w:tcPr>
-            <w:tcW w:w="2146" w:type="dxa"/>
+            <w:tcW w:w="2116" w:type="dxa"/>
             <w:tcBorders/>
             <w:vAlign w:val="center"/>
           </w:tcPr>
@@ -1946,7 +1946,7 @@
         </w:tc>
         <w:tc>
           <w:tcPr>
-            <w:tcW w:w="2146" w:type="dxa"/>
+            <w:tcW w:w="2116" w:type="dxa"/>
             <w:tcBorders/>
             <w:vAlign w:val="center"/>
           </w:tcPr>
@@ -2122,7 +2122,7 @@
         </w:tc>
         <w:tc>
           <w:tcPr>
-            <w:tcW w:w="2146" w:type="dxa"/>
+            <w:tcW w:w="2116" w:type="dxa"/>
             <w:tcBorders/>
             <w:vAlign w:val="center"/>
           </w:tcPr>
@@ -2260,7 +2260,7 @@
         </w:tc>
         <w:tc>
           <w:tcPr>
-            <w:tcW w:w="2146" w:type="dxa"/>
+            <w:tcW w:w="2116" w:type="dxa"/>
             <w:tcBorders/>
             <w:vAlign w:val="center"/>
           </w:tcPr>
@@ -2434,7 +2434,7 @@
         </w:tc>
         <w:tc>
           <w:tcPr>
-            <w:tcW w:w="2146" w:type="dxa"/>
+            <w:tcW w:w="2116" w:type="dxa"/>
             <w:tcBorders/>
             <w:vAlign w:val="center"/>
           </w:tcPr>
@@ -2564,7 +2564,7 @@
         </w:tc>
         <w:tc>
           <w:tcPr>
-            <w:tcW w:w="2146" w:type="dxa"/>
+            <w:tcW w:w="2116" w:type="dxa"/>
             <w:tcBorders/>
             <w:vAlign w:val="center"/>
           </w:tcPr>
@@ -2724,7 +2724,7 @@
         </w:tc>
         <w:tc>
           <w:tcPr>
-            <w:tcW w:w="2146" w:type="dxa"/>
+            <w:tcW w:w="2116" w:type="dxa"/>
             <w:tcBorders/>
             <w:vAlign w:val="center"/>
           </w:tcPr>
@@ -6986,7 +6986,7 @@
     </w:p>
     <w:tbl>
       <w:tblPr>
-        <w:tblW w:w="11825" w:type="dxa"/>
+        <w:tblW w:w="11795" w:type="dxa"/>
         <w:jc w:val="left"/>
         <w:tblInd w:w="0" w:type="dxa"/>
         <w:tblLayout w:type="fixed"/>
@@ -6998,9 +6998,9 @@
         </w:tblCellMar>
       </w:tblPr>
       <w:tblGrid>
-        <w:gridCol w:w="4466"/>
-        <w:gridCol w:w="3701"/>
-        <w:gridCol w:w="3658"/>
+        <w:gridCol w:w="4529"/>
+        <w:gridCol w:w="3636"/>
+        <w:gridCol w:w="3630"/>
       </w:tblGrid>
       <w:tr>
         <w:trPr>
@@ -7008,7 +7008,7 @@
         </w:trPr>
         <w:tc>
           <w:tcPr>
-            <w:tcW w:w="4466" w:type="dxa"/>
+            <w:tcW w:w="4529" w:type="dxa"/>
             <w:tcBorders/>
             <w:vAlign w:val="center"/>
           </w:tcPr>
@@ -7036,7 +7036,7 @@
         </w:tc>
         <w:tc>
           <w:tcPr>
-            <w:tcW w:w="3701" w:type="dxa"/>
+            <w:tcW w:w="3636" w:type="dxa"/>
             <w:tcBorders/>
             <w:vAlign w:val="center"/>
           </w:tcPr>
@@ -7058,7 +7058,7 @@
         </w:tc>
         <w:tc>
           <w:tcPr>
-            <w:tcW w:w="3658" w:type="dxa"/>
+            <w:tcW w:w="3630" w:type="dxa"/>
             <w:tcBorders/>
             <w:vAlign w:val="center"/>
           </w:tcPr>
@@ -7083,7 +7083,7 @@
         <w:trPr/>
         <w:tc>
           <w:tcPr>
-            <w:tcW w:w="4466" w:type="dxa"/>
+            <w:tcW w:w="4529" w:type="dxa"/>
             <w:tcBorders/>
             <w:vAlign w:val="center"/>
           </w:tcPr>
@@ -7106,7 +7106,7 @@
         </w:tc>
         <w:tc>
           <w:tcPr>
-            <w:tcW w:w="3701" w:type="dxa"/>
+            <w:tcW w:w="3636" w:type="dxa"/>
             <w:tcBorders/>
             <w:vAlign w:val="center"/>
           </w:tcPr>
@@ -7137,7 +7137,7 @@
         </w:tc>
         <w:tc>
           <w:tcPr>
-            <w:tcW w:w="3658" w:type="dxa"/>
+            <w:tcW w:w="3630" w:type="dxa"/>
             <w:tcBorders/>
             <w:vAlign w:val="center"/>
           </w:tcPr>
@@ -7171,7 +7171,7 @@
         <w:trPr/>
         <w:tc>
           <w:tcPr>
-            <w:tcW w:w="4466" w:type="dxa"/>
+            <w:tcW w:w="4529" w:type="dxa"/>
             <w:tcBorders/>
             <w:vAlign w:val="center"/>
           </w:tcPr>
@@ -7194,7 +7194,7 @@
         </w:tc>
         <w:tc>
           <w:tcPr>
-            <w:tcW w:w="3701" w:type="dxa"/>
+            <w:tcW w:w="3636" w:type="dxa"/>
             <w:tcBorders/>
             <w:vAlign w:val="center"/>
           </w:tcPr>
@@ -7215,7 +7215,7 @@
         </w:tc>
         <w:tc>
           <w:tcPr>
-            <w:tcW w:w="3658" w:type="dxa"/>
+            <w:tcW w:w="3630" w:type="dxa"/>
             <w:tcBorders/>
             <w:vAlign w:val="center"/>
           </w:tcPr>
@@ -7249,7 +7249,7 @@
         <w:trPr/>
         <w:tc>
           <w:tcPr>
-            <w:tcW w:w="4466" w:type="dxa"/>
+            <w:tcW w:w="4529" w:type="dxa"/>
             <w:tcBorders/>
             <w:vAlign w:val="center"/>
           </w:tcPr>
@@ -7272,7 +7272,7 @@
         </w:tc>
         <w:tc>
           <w:tcPr>
-            <w:tcW w:w="3701" w:type="dxa"/>
+            <w:tcW w:w="3636" w:type="dxa"/>
             <w:tcBorders/>
             <w:vAlign w:val="center"/>
           </w:tcPr>
@@ -7293,7 +7293,7 @@
         </w:tc>
         <w:tc>
           <w:tcPr>
-            <w:tcW w:w="3658" w:type="dxa"/>
+            <w:tcW w:w="3630" w:type="dxa"/>
             <w:tcBorders/>
             <w:vAlign w:val="center"/>
           </w:tcPr>
@@ -7323,7 +7323,7 @@
         <w:trPr/>
         <w:tc>
           <w:tcPr>
-            <w:tcW w:w="4466" w:type="dxa"/>
+            <w:tcW w:w="4529" w:type="dxa"/>
             <w:tcBorders/>
             <w:vAlign w:val="center"/>
           </w:tcPr>
@@ -7346,7 +7346,7 @@
         </w:tc>
         <w:tc>
           <w:tcPr>
-            <w:tcW w:w="3701" w:type="dxa"/>
+            <w:tcW w:w="3636" w:type="dxa"/>
             <w:tcBorders/>
             <w:vAlign w:val="center"/>
           </w:tcPr>
@@ -7367,7 +7367,7 @@
         </w:tc>
         <w:tc>
           <w:tcPr>
-            <w:tcW w:w="3658" w:type="dxa"/>
+            <w:tcW w:w="3630" w:type="dxa"/>
             <w:tcBorders/>
             <w:vAlign w:val="center"/>
           </w:tcPr>
@@ -7401,7 +7401,7 @@
         <w:trPr/>
         <w:tc>
           <w:tcPr>
-            <w:tcW w:w="4466" w:type="dxa"/>
+            <w:tcW w:w="4529" w:type="dxa"/>
             <w:tcBorders/>
             <w:vAlign w:val="center"/>
           </w:tcPr>
@@ -7424,7 +7424,7 @@
         </w:tc>
         <w:tc>
           <w:tcPr>
-            <w:tcW w:w="3701" w:type="dxa"/>
+            <w:tcW w:w="3636" w:type="dxa"/>
             <w:tcBorders/>
             <w:vAlign w:val="center"/>
           </w:tcPr>
@@ -7445,7 +7445,7 @@
         </w:tc>
         <w:tc>
           <w:tcPr>
-            <w:tcW w:w="3658" w:type="dxa"/>
+            <w:tcW w:w="3630" w:type="dxa"/>
             <w:tcBorders/>
             <w:vAlign w:val="center"/>
           </w:tcPr>
@@ -7469,7 +7469,7 @@
         <w:trPr/>
         <w:tc>
           <w:tcPr>
-            <w:tcW w:w="4466" w:type="dxa"/>
+            <w:tcW w:w="4529" w:type="dxa"/>
             <w:tcBorders/>
             <w:vAlign w:val="center"/>
           </w:tcPr>
@@ -7502,7 +7502,7 @@
         </w:tc>
         <w:tc>
           <w:tcPr>
-            <w:tcW w:w="3701" w:type="dxa"/>
+            <w:tcW w:w="3636" w:type="dxa"/>
             <w:tcBorders/>
             <w:vAlign w:val="center"/>
           </w:tcPr>
@@ -7523,7 +7523,7 @@
         </w:tc>
         <w:tc>
           <w:tcPr>
-            <w:tcW w:w="3658" w:type="dxa"/>
+            <w:tcW w:w="3630" w:type="dxa"/>
             <w:tcBorders/>
             <w:vAlign w:val="center"/>
           </w:tcPr>
@@ -7557,7 +7557,7 @@
         <w:trPr/>
         <w:tc>
           <w:tcPr>
-            <w:tcW w:w="4466" w:type="dxa"/>
+            <w:tcW w:w="4529" w:type="dxa"/>
             <w:tcBorders/>
             <w:vAlign w:val="center"/>
           </w:tcPr>
@@ -7580,7 +7580,7 @@
         </w:tc>
         <w:tc>
           <w:tcPr>
-            <w:tcW w:w="3701" w:type="dxa"/>
+            <w:tcW w:w="3636" w:type="dxa"/>
             <w:tcBorders/>
             <w:vAlign w:val="center"/>
           </w:tcPr>
@@ -7607,7 +7607,7 @@
         </w:tc>
         <w:tc>
           <w:tcPr>
-            <w:tcW w:w="3658" w:type="dxa"/>
+            <w:tcW w:w="3630" w:type="dxa"/>
             <w:tcBorders/>
             <w:vAlign w:val="center"/>
           </w:tcPr>
@@ -7643,7 +7643,7 @@
         <w:trPr/>
         <w:tc>
           <w:tcPr>
-            <w:tcW w:w="4466" w:type="dxa"/>
+            <w:tcW w:w="4529" w:type="dxa"/>
             <w:tcBorders/>
             <w:vAlign w:val="center"/>
           </w:tcPr>
@@ -7666,7 +7666,7 @@
         </w:tc>
         <w:tc>
           <w:tcPr>
-            <w:tcW w:w="3701" w:type="dxa"/>
+            <w:tcW w:w="3636" w:type="dxa"/>
             <w:tcBorders/>
             <w:vAlign w:val="center"/>
           </w:tcPr>
@@ -7713,7 +7713,7 @@
         </w:tc>
         <w:tc>
           <w:tcPr>
-            <w:tcW w:w="3658" w:type="dxa"/>
+            <w:tcW w:w="3630" w:type="dxa"/>
             <w:tcBorders/>
             <w:vAlign w:val="center"/>
           </w:tcPr>
@@ -7798,7 +7798,7 @@
       </w:r>
       <w:r>
         <w:rPr/>
-        <w:t xml:space="preserve">. The wave checks each binding after the ticket's dependencies; run the same check alone with </w:t>
+        <w:t xml:space="preserve">, naming the git remote it was built on. The wave checks each binding, on that remote, after the ticket's dependencies; run the same check alone with </w:t>
       </w:r>
       <w:r>
         <w:rPr>
@@ -7813,7 +7813,7 @@
     </w:p>
     <w:tbl>
       <w:tblPr>
-        <w:tblW w:w="11825" w:type="dxa"/>
+        <w:tblW w:w="11795" w:type="dxa"/>
         <w:jc w:val="left"/>
         <w:tblInd w:w="0" w:type="dxa"/>
         <w:tblLayout w:type="fixed"/>
@@ -7825,9 +7825,9 @@
         </w:tblCellMar>
       </w:tblPr>
       <w:tblGrid>
-        <w:gridCol w:w="2361"/>
-        <w:gridCol w:w="4900"/>
-        <w:gridCol w:w="4564"/>
+        <w:gridCol w:w="2407"/>
+        <w:gridCol w:w="4843"/>
+        <w:gridCol w:w="4545"/>
       </w:tblGrid>
       <w:tr>
         <w:trPr>
@@ -7835,7 +7835,7 @@
         </w:trPr>
         <w:tc>
           <w:tcPr>
-            <w:tcW w:w="2361" w:type="dxa"/>
+            <w:tcW w:w="2407" w:type="dxa"/>
             <w:tcBorders/>
             <w:vAlign w:val="center"/>
           </w:tcPr>
@@ -7863,7 +7863,7 @@
         </w:tc>
         <w:tc>
           <w:tcPr>
-            <w:tcW w:w="4900" w:type="dxa"/>
+            <w:tcW w:w="4843" w:type="dxa"/>
             <w:tcBorders/>
             <w:vAlign w:val="center"/>
           </w:tcPr>
@@ -7885,7 +7885,7 @@
         </w:tc>
         <w:tc>
           <w:tcPr>
-            <w:tcW w:w="4564" w:type="dxa"/>
+            <w:tcW w:w="4545" w:type="dxa"/>
             <w:tcBorders/>
             <w:vAlign w:val="center"/>
           </w:tcPr>
@@ -7910,7 +7910,7 @@
         <w:trPr/>
         <w:tc>
           <w:tcPr>
-            <w:tcW w:w="2361" w:type="dxa"/>
+            <w:tcW w:w="2407" w:type="dxa"/>
             <w:tcBorders/>
             <w:vAlign w:val="center"/>
           </w:tcPr>
@@ -7933,7 +7933,7 @@
         </w:tc>
         <w:tc>
           <w:tcPr>
-            <w:tcW w:w="4900" w:type="dxa"/>
+            <w:tcW w:w="4843" w:type="dxa"/>
             <w:tcBorders/>
             <w:vAlign w:val="center"/>
           </w:tcPr>
@@ -7974,7 +7974,7 @@
         </w:tc>
         <w:tc>
           <w:tcPr>
-            <w:tcW w:w="4564" w:type="dxa"/>
+            <w:tcW w:w="4545" w:type="dxa"/>
             <w:tcBorders/>
             <w:vAlign w:val="center"/>
           </w:tcPr>
@@ -8008,7 +8008,7 @@
         <w:trPr/>
         <w:tc>
           <w:tcPr>
-            <w:tcW w:w="2361" w:type="dxa"/>
+            <w:tcW w:w="2407" w:type="dxa"/>
             <w:tcBorders/>
             <w:vAlign w:val="center"/>
           </w:tcPr>
@@ -8031,28 +8031,28 @@
         </w:tc>
         <w:tc>
           <w:tcPr>
-            <w:tcW w:w="4900" w:type="dxa"/>
-            <w:tcBorders/>
-            <w:vAlign w:val="center"/>
-          </w:tcPr>
-          <w:p>
-            <w:pPr>
-              <w:pStyle w:val="TableContents"/>
-              <w:shd w:fill="2E3440" w:val="clear"/>
-              <w:bidi w:val="0"/>
-              <w:spacing w:before="120" w:after="120"/>
-              <w:jc w:val="left"/>
-              <w:rPr/>
-            </w:pPr>
-            <w:r>
-              <w:rPr/>
-              <w:t>the fetch failed, the channel or the version's files are missing, or the record is corrupt</w:t>
-            </w:r>
-          </w:p>
-        </w:tc>
-        <w:tc>
-          <w:tcPr>
-            <w:tcW w:w="4564" w:type="dxa"/>
+            <w:tcW w:w="4843" w:type="dxa"/>
+            <w:tcBorders/>
+            <w:vAlign w:val="center"/>
+          </w:tcPr>
+          <w:p>
+            <w:pPr>
+              <w:pStyle w:val="TableContents"/>
+              <w:shd w:fill="2E3440" w:val="clear"/>
+              <w:bidi w:val="0"/>
+              <w:spacing w:before="120" w:after="120"/>
+              <w:jc w:val="left"/>
+              <w:rPr/>
+            </w:pPr>
+            <w:r>
+              <w:rPr/>
+              <w:t>the fetch failed, the binding's remote is no longer configured, the channel or the version's files are missing, or the record is corrupt</w:t>
+            </w:r>
+          </w:p>
+        </w:tc>
+        <w:tc>
+          <w:tcPr>
+            <w:tcW w:w="4545" w:type="dxa"/>
             <w:tcBorders/>
             <w:vAlign w:val="center"/>
           </w:tcPr>
@@ -8076,7 +8076,7 @@
         <w:trPr/>
         <w:tc>
           <w:tcPr>
-            <w:tcW w:w="2361" w:type="dxa"/>
+            <w:tcW w:w="2407" w:type="dxa"/>
             <w:tcBorders/>
             <w:vAlign w:val="center"/>
           </w:tcPr>
@@ -8099,7 +8099,7 @@
         </w:tc>
         <w:tc>
           <w:tcPr>
-            <w:tcW w:w="4900" w:type="dxa"/>
+            <w:tcW w:w="4843" w:type="dxa"/>
             <w:tcBorders/>
             <w:vAlign w:val="center"/>
           </w:tcPr>
@@ -8120,13 +8120,13 @@
             </w:r>
             <w:r>
               <w:rPr/>
-              <w:t xml:space="preserve"> does not parse</w:t>
-            </w:r>
-          </w:p>
-        </w:tc>
-        <w:tc>
-          <w:tcPr>
-            <w:tcW w:w="4564" w:type="dxa"/>
+              <w:t xml:space="preserve"> cannot be checked or does not parse</w:t>
+            </w:r>
+          </w:p>
+        </w:tc>
+        <w:tc>
+          <w:tcPr>
+            <w:tcW w:w="4545" w:type="dxa"/>
             <w:tcBorders/>
             <w:vAlign w:val="center"/>
           </w:tcPr>
@@ -11567,7 +11567,7 @@
     </w:p>
     <w:tbl>
       <w:tblPr>
-        <w:tblW w:w="11825" w:type="dxa"/>
+        <w:tblW w:w="11795" w:type="dxa"/>
         <w:jc w:val="left"/>
         <w:tblInd w:w="0" w:type="dxa"/>
         <w:tblLayout w:type="fixed"/>
@@ -11579,10 +11579,10 @@
         </w:tblCellMar>
       </w:tblPr>
       <w:tblGrid>
-        <w:gridCol w:w="4369"/>
-        <w:gridCol w:w="1689"/>
-        <w:gridCol w:w="1687"/>
-        <w:gridCol w:w="4080"/>
+        <w:gridCol w:w="4405"/>
+        <w:gridCol w:w="1612"/>
+        <w:gridCol w:w="1693"/>
+        <w:gridCol w:w="4085"/>
       </w:tblGrid>
       <w:tr>
         <w:trPr>
@@ -11590,7 +11590,7 @@
         </w:trPr>
         <w:tc>
           <w:tcPr>
-            <w:tcW w:w="4369" w:type="dxa"/>
+            <w:tcW w:w="4405" w:type="dxa"/>
             <w:tcBorders/>
             <w:vAlign w:val="center"/>
           </w:tcPr>
@@ -11612,7 +11612,7 @@
         </w:tc>
         <w:tc>
           <w:tcPr>
-            <w:tcW w:w="1689" w:type="dxa"/>
+            <w:tcW w:w="1612" w:type="dxa"/>
             <w:tcBorders/>
             <w:vAlign w:val="center"/>
           </w:tcPr>
@@ -11634,7 +11634,7 @@
         </w:tc>
         <w:tc>
           <w:tcPr>
-            <w:tcW w:w="1687" w:type="dxa"/>
+            <w:tcW w:w="1693" w:type="dxa"/>
             <w:tcBorders/>
             <w:vAlign w:val="center"/>
           </w:tcPr>
@@ -11656,7 +11656,7 @@
         </w:tc>
         <w:tc>
           <w:tcPr>
-            <w:tcW w:w="4080" w:type="dxa"/>
+            <w:tcW w:w="4085" w:type="dxa"/>
             <w:tcBorders/>
             <w:vAlign w:val="center"/>
           </w:tcPr>
@@ -11681,7 +11681,7 @@
         <w:trPr/>
         <w:tc>
           <w:tcPr>
-            <w:tcW w:w="4369" w:type="dxa"/>
+            <w:tcW w:w="4405" w:type="dxa"/>
             <w:tcBorders/>
             <w:vAlign w:val="center"/>
           </w:tcPr>
@@ -11704,7 +11704,7 @@
         </w:tc>
         <w:tc>
           <w:tcPr>
-            <w:tcW w:w="1689" w:type="dxa"/>
+            <w:tcW w:w="1612" w:type="dxa"/>
             <w:tcBorders/>
             <w:vAlign w:val="center"/>
           </w:tcPr>
@@ -11725,7 +11725,7 @@
         </w:tc>
         <w:tc>
           <w:tcPr>
-            <w:tcW w:w="1687" w:type="dxa"/>
+            <w:tcW w:w="1693" w:type="dxa"/>
             <w:tcBorders/>
             <w:vAlign w:val="center"/>
           </w:tcPr>
@@ -11746,7 +11746,7 @@
         </w:tc>
         <w:tc>
           <w:tcPr>
-            <w:tcW w:w="4080" w:type="dxa"/>
+            <w:tcW w:w="4085" w:type="dxa"/>
             <w:tcBorders/>
             <w:vAlign w:val="center"/>
           </w:tcPr>
@@ -11786,7 +11786,7 @@
         <w:trPr/>
         <w:tc>
           <w:tcPr>
-            <w:tcW w:w="4369" w:type="dxa"/>
+            <w:tcW w:w="4405" w:type="dxa"/>
             <w:tcBorders/>
             <w:vAlign w:val="center"/>
           </w:tcPr>
@@ -11809,7 +11809,7 @@
         </w:tc>
         <w:tc>
           <w:tcPr>
-            <w:tcW w:w="1689" w:type="dxa"/>
+            <w:tcW w:w="1612" w:type="dxa"/>
             <w:tcBorders/>
             <w:vAlign w:val="center"/>
           </w:tcPr>
@@ -11830,7 +11830,7 @@
         </w:tc>
         <w:tc>
           <w:tcPr>
-            <w:tcW w:w="1687" w:type="dxa"/>
+            <w:tcW w:w="1693" w:type="dxa"/>
             <w:tcBorders/>
             <w:vAlign w:val="center"/>
           </w:tcPr>
@@ -11873,7 +11873,7 @@
         </w:tc>
         <w:tc>
           <w:tcPr>
-            <w:tcW w:w="4080" w:type="dxa"/>
+            <w:tcW w:w="4085" w:type="dxa"/>
             <w:tcBorders/>
             <w:vAlign w:val="center"/>
           </w:tcPr>
@@ -11903,7 +11903,7 @@
         <w:trPr/>
         <w:tc>
           <w:tcPr>
-            <w:tcW w:w="4369" w:type="dxa"/>
+            <w:tcW w:w="4405" w:type="dxa"/>
             <w:tcBorders/>
             <w:vAlign w:val="center"/>
           </w:tcPr>
@@ -11926,7 +11926,7 @@
         </w:tc>
         <w:tc>
           <w:tcPr>
-            <w:tcW w:w="1689" w:type="dxa"/>
+            <w:tcW w:w="1612" w:type="dxa"/>
             <w:tcBorders/>
             <w:vAlign w:val="center"/>
           </w:tcPr>
@@ -11947,7 +11947,7 @@
         </w:tc>
         <w:tc>
           <w:tcPr>
-            <w:tcW w:w="1687" w:type="dxa"/>
+            <w:tcW w:w="1693" w:type="dxa"/>
             <w:tcBorders/>
             <w:vAlign w:val="center"/>
           </w:tcPr>
@@ -11990,7 +11990,7 @@
         </w:tc>
         <w:tc>
           <w:tcPr>
-            <w:tcW w:w="4080" w:type="dxa"/>
+            <w:tcW w:w="4085" w:type="dxa"/>
             <w:tcBorders/>
             <w:vAlign w:val="center"/>
           </w:tcPr>
@@ -12020,7 +12020,7 @@
         <w:trPr/>
         <w:tc>
           <w:tcPr>
-            <w:tcW w:w="4369" w:type="dxa"/>
+            <w:tcW w:w="4405" w:type="dxa"/>
             <w:tcBorders/>
             <w:vAlign w:val="center"/>
           </w:tcPr>
@@ -12093,7 +12093,7 @@
         </w:tc>
         <w:tc>
           <w:tcPr>
-            <w:tcW w:w="1689" w:type="dxa"/>
+            <w:tcW w:w="1612" w:type="dxa"/>
             <w:tcBorders/>
             <w:vAlign w:val="center"/>
           </w:tcPr>
@@ -12114,7 +12114,7 @@
         </w:tc>
         <w:tc>
           <w:tcPr>
-            <w:tcW w:w="1687" w:type="dxa"/>
+            <w:tcW w:w="1693" w:type="dxa"/>
             <w:tcBorders/>
             <w:vAlign w:val="center"/>
           </w:tcPr>
@@ -12157,7 +12157,7 @@
         </w:tc>
         <w:tc>
           <w:tcPr>
-            <w:tcW w:w="4080" w:type="dxa"/>
+            <w:tcW w:w="4085" w:type="dxa"/>
             <w:tcBorders/>
             <w:vAlign w:val="center"/>
           </w:tcPr>
@@ -12191,7 +12191,7 @@
         <w:trPr/>
         <w:tc>
           <w:tcPr>
-            <w:tcW w:w="4369" w:type="dxa"/>
+            <w:tcW w:w="4405" w:type="dxa"/>
             <w:tcBorders/>
             <w:vAlign w:val="center"/>
           </w:tcPr>
@@ -12224,7 +12224,7 @@
         </w:tc>
         <w:tc>
           <w:tcPr>
-            <w:tcW w:w="1689" w:type="dxa"/>
+            <w:tcW w:w="1612" w:type="dxa"/>
             <w:tcBorders/>
             <w:vAlign w:val="center"/>
           </w:tcPr>
@@ -12245,7 +12245,7 @@
         </w:tc>
         <w:tc>
           <w:tcPr>
-            <w:tcW w:w="1687" w:type="dxa"/>
+            <w:tcW w:w="1693" w:type="dxa"/>
             <w:tcBorders/>
             <w:vAlign w:val="center"/>
           </w:tcPr>
@@ -12288,7 +12288,7 @@
         </w:tc>
         <w:tc>
           <w:tcPr>
-            <w:tcW w:w="4080" w:type="dxa"/>
+            <w:tcW w:w="4085" w:type="dxa"/>
             <w:tcBorders/>
             <w:vAlign w:val="center"/>
           </w:tcPr>
@@ -12318,7 +12318,7 @@
         <w:trPr/>
         <w:tc>
           <w:tcPr>
-            <w:tcW w:w="4369" w:type="dxa"/>
+            <w:tcW w:w="4405" w:type="dxa"/>
             <w:tcBorders/>
             <w:vAlign w:val="center"/>
           </w:tcPr>
@@ -12341,7 +12341,7 @@
         </w:tc>
         <w:tc>
           <w:tcPr>
-            <w:tcW w:w="1689" w:type="dxa"/>
+            <w:tcW w:w="1612" w:type="dxa"/>
             <w:tcBorders/>
             <w:vAlign w:val="center"/>
           </w:tcPr>
@@ -12362,7 +12362,7 @@
         </w:tc>
         <w:tc>
           <w:tcPr>
-            <w:tcW w:w="1687" w:type="dxa"/>
+            <w:tcW w:w="1693" w:type="dxa"/>
             <w:tcBorders/>
             <w:vAlign w:val="center"/>
           </w:tcPr>
@@ -12415,7 +12415,7 @@
         </w:tc>
         <w:tc>
           <w:tcPr>
-            <w:tcW w:w="4080" w:type="dxa"/>
+            <w:tcW w:w="4085" w:type="dxa"/>
             <w:tcBorders/>
             <w:vAlign w:val="center"/>
           </w:tcPr>
@@ -12445,7 +12445,7 @@
         <w:trPr/>
         <w:tc>
           <w:tcPr>
-            <w:tcW w:w="4369" w:type="dxa"/>
+            <w:tcW w:w="4405" w:type="dxa"/>
             <w:tcBorders/>
             <w:vAlign w:val="center"/>
           </w:tcPr>
@@ -12468,7 +12468,7 @@
         </w:tc>
         <w:tc>
           <w:tcPr>
-            <w:tcW w:w="1689" w:type="dxa"/>
+            <w:tcW w:w="1612" w:type="dxa"/>
             <w:tcBorders/>
             <w:vAlign w:val="center"/>
           </w:tcPr>
@@ -12489,7 +12489,7 @@
         </w:tc>
         <w:tc>
           <w:tcPr>
-            <w:tcW w:w="1687" w:type="dxa"/>
+            <w:tcW w:w="1693" w:type="dxa"/>
             <w:tcBorders/>
             <w:vAlign w:val="center"/>
           </w:tcPr>
@@ -12510,7 +12510,7 @@
         </w:tc>
         <w:tc>
           <w:tcPr>
-            <w:tcW w:w="4080" w:type="dxa"/>
+            <w:tcW w:w="4085" w:type="dxa"/>
             <w:tcBorders/>
             <w:vAlign w:val="center"/>
           </w:tcPr>
@@ -12570,7 +12570,7 @@
         <w:trPr/>
         <w:tc>
           <w:tcPr>
-            <w:tcW w:w="4369" w:type="dxa"/>
+            <w:tcW w:w="4405" w:type="dxa"/>
             <w:tcBorders/>
             <w:vAlign w:val="center"/>
           </w:tcPr>
@@ -12593,7 +12593,7 @@
         </w:tc>
         <w:tc>
           <w:tcPr>
-            <w:tcW w:w="1689" w:type="dxa"/>
+            <w:tcW w:w="1612" w:type="dxa"/>
             <w:tcBorders/>
             <w:vAlign w:val="center"/>
           </w:tcPr>
@@ -12614,7 +12614,7 @@
         </w:tc>
         <w:tc>
           <w:tcPr>
-            <w:tcW w:w="1687" w:type="dxa"/>
+            <w:tcW w:w="1693" w:type="dxa"/>
             <w:tcBorders/>
             <w:vAlign w:val="center"/>
           </w:tcPr>
@@ -12635,7 +12635,7 @@
         </w:tc>
         <w:tc>
           <w:tcPr>
-            <w:tcW w:w="4080" w:type="dxa"/>
+            <w:tcW w:w="4085" w:type="dxa"/>
             <w:tcBorders/>
             <w:vAlign w:val="center"/>
           </w:tcPr>
@@ -12665,7 +12665,7 @@
         <w:trPr/>
         <w:tc>
           <w:tcPr>
-            <w:tcW w:w="4369" w:type="dxa"/>
+            <w:tcW w:w="4405" w:type="dxa"/>
             <w:tcBorders/>
             <w:vAlign w:val="center"/>
           </w:tcPr>
@@ -12688,7 +12688,7 @@
         </w:tc>
         <w:tc>
           <w:tcPr>
-            <w:tcW w:w="1689" w:type="dxa"/>
+            <w:tcW w:w="1612" w:type="dxa"/>
             <w:tcBorders/>
             <w:vAlign w:val="center"/>
           </w:tcPr>
@@ -12709,7 +12709,7 @@
         </w:tc>
         <w:tc>
           <w:tcPr>
-            <w:tcW w:w="1687" w:type="dxa"/>
+            <w:tcW w:w="1693" w:type="dxa"/>
             <w:tcBorders/>
             <w:vAlign w:val="center"/>
           </w:tcPr>
@@ -12730,7 +12730,7 @@
         </w:tc>
         <w:tc>
           <w:tcPr>
-            <w:tcW w:w="4080" w:type="dxa"/>
+            <w:tcW w:w="4085" w:type="dxa"/>
             <w:tcBorders/>
             <w:vAlign w:val="center"/>
           </w:tcPr>
@@ -12770,7 +12770,7 @@
         <w:trPr/>
         <w:tc>
           <w:tcPr>
-            <w:tcW w:w="4369" w:type="dxa"/>
+            <w:tcW w:w="4405" w:type="dxa"/>
             <w:tcBorders/>
             <w:vAlign w:val="center"/>
           </w:tcPr>
@@ -12803,7 +12803,7 @@
         </w:tc>
         <w:tc>
           <w:tcPr>
-            <w:tcW w:w="1689" w:type="dxa"/>
+            <w:tcW w:w="1612" w:type="dxa"/>
             <w:tcBorders/>
             <w:vAlign w:val="center"/>
           </w:tcPr>
@@ -12824,7 +12824,7 @@
         </w:tc>
         <w:tc>
           <w:tcPr>
-            <w:tcW w:w="1687" w:type="dxa"/>
+            <w:tcW w:w="1693" w:type="dxa"/>
             <w:tcBorders/>
             <w:vAlign w:val="center"/>
           </w:tcPr>
@@ -12845,7 +12845,7 @@
         </w:tc>
         <w:tc>
           <w:tcPr>
-            <w:tcW w:w="4080" w:type="dxa"/>
+            <w:tcW w:w="4085" w:type="dxa"/>
             <w:tcBorders/>
             <w:vAlign w:val="center"/>
           </w:tcPr>
@@ -12869,7 +12869,7 @@
         <w:trPr/>
         <w:tc>
           <w:tcPr>
-            <w:tcW w:w="4369" w:type="dxa"/>
+            <w:tcW w:w="4405" w:type="dxa"/>
             <w:tcBorders/>
             <w:vAlign w:val="center"/>
           </w:tcPr>
@@ -12892,7 +12892,7 @@
         </w:tc>
         <w:tc>
           <w:tcPr>
-            <w:tcW w:w="1689" w:type="dxa"/>
+            <w:tcW w:w="1612" w:type="dxa"/>
             <w:tcBorders/>
             <w:vAlign w:val="center"/>
           </w:tcPr>
@@ -12913,7 +12913,7 @@
         </w:tc>
         <w:tc>
           <w:tcPr>
-            <w:tcW w:w="1687" w:type="dxa"/>
+            <w:tcW w:w="1693" w:type="dxa"/>
             <w:tcBorders/>
             <w:vAlign w:val="center"/>
           </w:tcPr>
@@ -12956,7 +12956,7 @@
         </w:tc>
         <w:tc>
           <w:tcPr>
-            <w:tcW w:w="4080" w:type="dxa"/>
+            <w:tcW w:w="4085" w:type="dxa"/>
             <w:tcBorders/>
             <w:vAlign w:val="center"/>
           </w:tcPr>
@@ -13020,7 +13020,7 @@
         <w:trPr/>
         <w:tc>
           <w:tcPr>
-            <w:tcW w:w="4369" w:type="dxa"/>
+            <w:tcW w:w="4405" w:type="dxa"/>
             <w:tcBorders/>
             <w:vAlign w:val="center"/>
           </w:tcPr>
@@ -13043,7 +13043,7 @@
         </w:tc>
         <w:tc>
           <w:tcPr>
-            <w:tcW w:w="1689" w:type="dxa"/>
+            <w:tcW w:w="1612" w:type="dxa"/>
             <w:tcBorders/>
             <w:vAlign w:val="center"/>
           </w:tcPr>
@@ -13064,7 +13064,7 @@
         </w:tc>
         <w:tc>
           <w:tcPr>
-            <w:tcW w:w="1687" w:type="dxa"/>
+            <w:tcW w:w="1693" w:type="dxa"/>
             <w:tcBorders/>
             <w:vAlign w:val="center"/>
           </w:tcPr>
@@ -13085,7 +13085,7 @@
         </w:tc>
         <w:tc>
           <w:tcPr>
-            <w:tcW w:w="4080" w:type="dxa"/>
+            <w:tcW w:w="4085" w:type="dxa"/>
             <w:tcBorders/>
             <w:vAlign w:val="center"/>
           </w:tcPr>
@@ -13115,7 +13115,7 @@
         <w:trPr/>
         <w:tc>
           <w:tcPr>
-            <w:tcW w:w="4369" w:type="dxa"/>
+            <w:tcW w:w="4405" w:type="dxa"/>
             <w:tcBorders/>
             <w:vAlign w:val="center"/>
           </w:tcPr>
@@ -13138,7 +13138,7 @@
         </w:tc>
         <w:tc>
           <w:tcPr>
-            <w:tcW w:w="1689" w:type="dxa"/>
+            <w:tcW w:w="1612" w:type="dxa"/>
             <w:tcBorders/>
             <w:vAlign w:val="center"/>
           </w:tcPr>
@@ -13159,7 +13159,7 @@
         </w:tc>
         <w:tc>
           <w:tcPr>
-            <w:tcW w:w="1687" w:type="dxa"/>
+            <w:tcW w:w="1693" w:type="dxa"/>
             <w:tcBorders/>
             <w:vAlign w:val="center"/>
           </w:tcPr>
@@ -13190,7 +13190,7 @@
         </w:tc>
         <w:tc>
           <w:tcPr>
-            <w:tcW w:w="4080" w:type="dxa"/>
+            <w:tcW w:w="4085" w:type="dxa"/>
             <w:tcBorders/>
             <w:vAlign w:val="center"/>
           </w:tcPr>
@@ -14791,7 +14791,7 @@
     </w:p>
     <w:tbl>
       <w:tblPr>
-        <w:tblW w:w="11825" w:type="dxa"/>
+        <w:tblW w:w="11795" w:type="dxa"/>
         <w:jc w:val="left"/>
         <w:tblInd w:w="0" w:type="dxa"/>
         <w:tblLayout w:type="fixed"/>
@@ -14803,10 +14803,10 @@
         </w:tblCellMar>
       </w:tblPr>
       <w:tblGrid>
-        <w:gridCol w:w="2423"/>
+        <w:gridCol w:w="2429"/>
         <w:gridCol w:w="4096"/>
-        <w:gridCol w:w="1753"/>
-        <w:gridCol w:w="3553"/>
+        <w:gridCol w:w="1751"/>
+        <w:gridCol w:w="3519"/>
       </w:tblGrid>
       <w:tr>
         <w:trPr>
@@ -14814,7 +14814,7 @@
         </w:trPr>
         <w:tc>
           <w:tcPr>
-            <w:tcW w:w="2423" w:type="dxa"/>
+            <w:tcW w:w="2429" w:type="dxa"/>
             <w:tcBorders/>
             <w:vAlign w:val="center"/>
           </w:tcPr>
@@ -14858,7 +14858,7 @@
         </w:tc>
         <w:tc>
           <w:tcPr>
-            <w:tcW w:w="1753" w:type="dxa"/>
+            <w:tcW w:w="1751" w:type="dxa"/>
             <w:tcBorders/>
             <w:vAlign w:val="center"/>
           </w:tcPr>
@@ -14880,7 +14880,7 @@
         </w:tc>
         <w:tc>
           <w:tcPr>
-            <w:tcW w:w="3553" w:type="dxa"/>
+            <w:tcW w:w="3519" w:type="dxa"/>
             <w:tcBorders/>
             <w:vAlign w:val="center"/>
           </w:tcPr>
@@ -14905,7 +14905,7 @@
         <w:trPr/>
         <w:tc>
           <w:tcPr>
-            <w:tcW w:w="2423" w:type="dxa"/>
+            <w:tcW w:w="2429" w:type="dxa"/>
             <w:tcBorders/>
             <w:vAlign w:val="center"/>
           </w:tcPr>
@@ -14965,7 +14965,7 @@
         </w:tc>
         <w:tc>
           <w:tcPr>
-            <w:tcW w:w="1753" w:type="dxa"/>
+            <w:tcW w:w="1751" w:type="dxa"/>
             <w:tcBorders/>
             <w:vAlign w:val="center"/>
           </w:tcPr>
@@ -14988,7 +14988,7 @@
         </w:tc>
         <w:tc>
           <w:tcPr>
-            <w:tcW w:w="3553" w:type="dxa"/>
+            <w:tcW w:w="3519" w:type="dxa"/>
             <w:tcBorders/>
             <w:vAlign w:val="center"/>
           </w:tcPr>
@@ -15012,7 +15012,7 @@
         <w:trPr/>
         <w:tc>
           <w:tcPr>
-            <w:tcW w:w="2423" w:type="dxa"/>
+            <w:tcW w:w="2429" w:type="dxa"/>
             <w:tcBorders/>
             <w:vAlign w:val="center"/>
           </w:tcPr>
@@ -15056,7 +15056,7 @@
         </w:tc>
         <w:tc>
           <w:tcPr>
-            <w:tcW w:w="1753" w:type="dxa"/>
+            <w:tcW w:w="1751" w:type="dxa"/>
             <w:tcBorders/>
             <w:vAlign w:val="center"/>
           </w:tcPr>
@@ -15129,7 +15129,7 @@
         </w:tc>
         <w:tc>
           <w:tcPr>
-            <w:tcW w:w="3553" w:type="dxa"/>
+            <w:tcW w:w="3519" w:type="dxa"/>
             <w:tcBorders/>
             <w:vAlign w:val="center"/>
           </w:tcPr>
@@ -15153,7 +15153,7 @@
         <w:trPr/>
         <w:tc>
           <w:tcPr>
-            <w:tcW w:w="2423" w:type="dxa"/>
+            <w:tcW w:w="2429" w:type="dxa"/>
             <w:tcBorders/>
             <w:vAlign w:val="center"/>
           </w:tcPr>
@@ -15197,7 +15197,7 @@
         </w:tc>
         <w:tc>
           <w:tcPr>
-            <w:tcW w:w="1753" w:type="dxa"/>
+            <w:tcW w:w="1751" w:type="dxa"/>
             <w:tcBorders/>
             <w:vAlign w:val="center"/>
           </w:tcPr>
@@ -15218,7 +15218,7 @@
         </w:tc>
         <w:tc>
           <w:tcPr>
-            <w:tcW w:w="3553" w:type="dxa"/>
+            <w:tcW w:w="3519" w:type="dxa"/>
             <w:tcBorders/>
             <w:vAlign w:val="center"/>
           </w:tcPr>
@@ -15242,7 +15242,7 @@
         <w:trPr/>
         <w:tc>
           <w:tcPr>
-            <w:tcW w:w="2423" w:type="dxa"/>
+            <w:tcW w:w="2429" w:type="dxa"/>
             <w:tcBorders/>
             <w:vAlign w:val="center"/>
           </w:tcPr>
@@ -15286,7 +15286,7 @@
         </w:tc>
         <w:tc>
           <w:tcPr>
-            <w:tcW w:w="1753" w:type="dxa"/>
+            <w:tcW w:w="1751" w:type="dxa"/>
             <w:tcBorders/>
             <w:vAlign w:val="center"/>
           </w:tcPr>
@@ -15309,7 +15309,7 @@
         </w:tc>
         <w:tc>
           <w:tcPr>
-            <w:tcW w:w="3553" w:type="dxa"/>
+            <w:tcW w:w="3519" w:type="dxa"/>
             <w:tcBorders/>
             <w:vAlign w:val="center"/>
           </w:tcPr>
@@ -15333,7 +15333,7 @@
         <w:trPr/>
         <w:tc>
           <w:tcPr>
-            <w:tcW w:w="2423" w:type="dxa"/>
+            <w:tcW w:w="2429" w:type="dxa"/>
             <w:tcBorders/>
             <w:vAlign w:val="center"/>
           </w:tcPr>
@@ -15377,7 +15377,7 @@
         </w:tc>
         <w:tc>
           <w:tcPr>
-            <w:tcW w:w="1753" w:type="dxa"/>
+            <w:tcW w:w="1751" w:type="dxa"/>
             <w:tcBorders/>
             <w:vAlign w:val="center"/>
           </w:tcPr>
@@ -15400,7 +15400,7 @@
         </w:tc>
         <w:tc>
           <w:tcPr>
-            <w:tcW w:w="3553" w:type="dxa"/>
+            <w:tcW w:w="3519" w:type="dxa"/>
             <w:tcBorders/>
             <w:vAlign w:val="center"/>
           </w:tcPr>
@@ -15424,7 +15424,7 @@
         <w:trPr/>
         <w:tc>
           <w:tcPr>
-            <w:tcW w:w="2423" w:type="dxa"/>
+            <w:tcW w:w="2429" w:type="dxa"/>
             <w:tcBorders/>
             <w:vAlign w:val="center"/>
           </w:tcPr>
@@ -15474,7 +15474,7 @@
         </w:tc>
         <w:tc>
           <w:tcPr>
-            <w:tcW w:w="1753" w:type="dxa"/>
+            <w:tcW w:w="1751" w:type="dxa"/>
             <w:tcBorders/>
             <w:vAlign w:val="center"/>
           </w:tcPr>
@@ -15497,7 +15497,7 @@
         </w:tc>
         <w:tc>
           <w:tcPr>
-            <w:tcW w:w="3553" w:type="dxa"/>
+            <w:tcW w:w="3519" w:type="dxa"/>
             <w:tcBorders/>
             <w:vAlign w:val="center"/>
           </w:tcPr>
@@ -15531,7 +15531,7 @@
         <w:trPr/>
         <w:tc>
           <w:tcPr>
-            <w:tcW w:w="2423" w:type="dxa"/>
+            <w:tcW w:w="2429" w:type="dxa"/>
             <w:tcBorders/>
             <w:vAlign w:val="center"/>
           </w:tcPr>
@@ -15577,7 +15577,7 @@
         </w:tc>
         <w:tc>
           <w:tcPr>
-            <w:tcW w:w="1753" w:type="dxa"/>
+            <w:tcW w:w="1751" w:type="dxa"/>
             <w:tcBorders/>
             <w:vAlign w:val="center"/>
           </w:tcPr>
@@ -15600,7 +15600,7 @@
         </w:tc>
         <w:tc>
           <w:tcPr>
-            <w:tcW w:w="3553" w:type="dxa"/>
+            <w:tcW w:w="3519" w:type="dxa"/>
             <w:tcBorders/>
             <w:vAlign w:val="center"/>
           </w:tcPr>
@@ -15654,7 +15654,7 @@
         <w:trPr/>
         <w:tc>
           <w:tcPr>
-            <w:tcW w:w="2423" w:type="dxa"/>
+            <w:tcW w:w="2429" w:type="dxa"/>
             <w:tcBorders/>
             <w:vAlign w:val="center"/>
           </w:tcPr>
@@ -15714,7 +15714,7 @@
         </w:tc>
         <w:tc>
           <w:tcPr>
-            <w:tcW w:w="1753" w:type="dxa"/>
+            <w:tcW w:w="1751" w:type="dxa"/>
             <w:tcBorders/>
             <w:vAlign w:val="center"/>
           </w:tcPr>
@@ -15737,7 +15737,7 @@
         </w:tc>
         <w:tc>
           <w:tcPr>
-            <w:tcW w:w="3553" w:type="dxa"/>
+            <w:tcW w:w="3519" w:type="dxa"/>
             <w:tcBorders/>
             <w:vAlign w:val="center"/>
           </w:tcPr>
@@ -15771,7 +15771,7 @@
         <w:trPr/>
         <w:tc>
           <w:tcPr>
-            <w:tcW w:w="2423" w:type="dxa"/>
+            <w:tcW w:w="2429" w:type="dxa"/>
             <w:tcBorders/>
             <w:vAlign w:val="center"/>
           </w:tcPr>
@@ -15817,7 +15817,7 @@
         </w:tc>
         <w:tc>
           <w:tcPr>
-            <w:tcW w:w="1753" w:type="dxa"/>
+            <w:tcW w:w="1751" w:type="dxa"/>
             <w:tcBorders/>
             <w:vAlign w:val="center"/>
           </w:tcPr>
@@ -15840,7 +15840,7 @@
         </w:tc>
         <w:tc>
           <w:tcPr>
-            <w:tcW w:w="3553" w:type="dxa"/>
+            <w:tcW w:w="3519" w:type="dxa"/>
             <w:tcBorders/>
             <w:vAlign w:val="center"/>
           </w:tcPr>
@@ -15894,7 +15894,7 @@
         <w:trPr/>
         <w:tc>
           <w:tcPr>
-            <w:tcW w:w="2423" w:type="dxa"/>
+            <w:tcW w:w="2429" w:type="dxa"/>
             <w:tcBorders/>
             <w:vAlign w:val="center"/>
           </w:tcPr>
@@ -15940,7 +15940,7 @@
         </w:tc>
         <w:tc>
           <w:tcPr>
-            <w:tcW w:w="1753" w:type="dxa"/>
+            <w:tcW w:w="1751" w:type="dxa"/>
             <w:tcBorders/>
             <w:vAlign w:val="center"/>
           </w:tcPr>
@@ -15963,7 +15963,7 @@
         </w:tc>
         <w:tc>
           <w:tcPr>
-            <w:tcW w:w="3553" w:type="dxa"/>
+            <w:tcW w:w="3519" w:type="dxa"/>
             <w:tcBorders/>
             <w:vAlign w:val="center"/>
           </w:tcPr>
@@ -15997,7 +15997,7 @@
         <w:trPr/>
         <w:tc>
           <w:tcPr>
-            <w:tcW w:w="2423" w:type="dxa"/>
+            <w:tcW w:w="2429" w:type="dxa"/>
             <w:tcBorders/>
             <w:vAlign w:val="center"/>
           </w:tcPr>
@@ -16043,7 +16043,7 @@
         </w:tc>
         <w:tc>
           <w:tcPr>
-            <w:tcW w:w="1753" w:type="dxa"/>
+            <w:tcW w:w="1751" w:type="dxa"/>
             <w:tcBorders/>
             <w:vAlign w:val="center"/>
           </w:tcPr>
@@ -16066,7 +16066,7 @@
         </w:tc>
         <w:tc>
           <w:tcPr>
-            <w:tcW w:w="3553" w:type="dxa"/>
+            <w:tcW w:w="3519" w:type="dxa"/>
             <w:tcBorders/>
             <w:vAlign w:val="center"/>
           </w:tcPr>
@@ -16090,7 +16090,7 @@
         <w:trPr/>
         <w:tc>
           <w:tcPr>
-            <w:tcW w:w="2423" w:type="dxa"/>
+            <w:tcW w:w="2429" w:type="dxa"/>
             <w:tcBorders/>
             <w:vAlign w:val="center"/>
           </w:tcPr>
@@ -16136,7 +16136,7 @@
         </w:tc>
         <w:tc>
           <w:tcPr>
-            <w:tcW w:w="1753" w:type="dxa"/>
+            <w:tcW w:w="1751" w:type="dxa"/>
             <w:tcBorders/>
             <w:vAlign w:val="center"/>
           </w:tcPr>
@@ -16159,7 +16159,7 @@
         </w:tc>
         <w:tc>
           <w:tcPr>
-            <w:tcW w:w="3553" w:type="dxa"/>
+            <w:tcW w:w="3519" w:type="dxa"/>
             <w:tcBorders/>
             <w:vAlign w:val="center"/>
           </w:tcPr>
@@ -16647,7 +16647,7 @@
     </w:p>
     <w:tbl>
       <w:tblPr>
-        <w:tblW w:w="11253" w:type="dxa"/>
+        <w:tblW w:w="10938" w:type="dxa"/>
         <w:jc w:val="left"/>
         <w:tblInd w:w="0" w:type="dxa"/>
         <w:tblLayout w:type="fixed"/>
@@ -16660,8 +16660,8 @@
       </w:tblPr>
       <w:tblGrid>
         <w:gridCol w:w="3751"/>
-        <w:gridCol w:w="3091"/>
-        <w:gridCol w:w="4411"/>
+        <w:gridCol w:w="2941"/>
+        <w:gridCol w:w="4246"/>
       </w:tblGrid>
       <w:tr>
         <w:trPr>
@@ -16691,7 +16691,7 @@
         </w:tc>
         <w:tc>
           <w:tcPr>
-            <w:tcW w:w="3091" w:type="dxa"/>
+            <w:tcW w:w="2941" w:type="dxa"/>
             <w:tcBorders/>
             <w:vAlign w:val="center"/>
           </w:tcPr>
@@ -16713,7 +16713,7 @@
         </w:tc>
         <w:tc>
           <w:tcPr>
-            <w:tcW w:w="4411" w:type="dxa"/>
+            <w:tcW w:w="4246" w:type="dxa"/>
             <w:tcBorders/>
             <w:vAlign w:val="center"/>
           </w:tcPr>
@@ -16761,7 +16761,7 @@
         </w:tc>
         <w:tc>
           <w:tcPr>
-            <w:tcW w:w="3091" w:type="dxa"/>
+            <w:tcW w:w="2941" w:type="dxa"/>
             <w:tcBorders/>
             <w:vAlign w:val="center"/>
           </w:tcPr>
@@ -16782,7 +16782,7 @@
         </w:tc>
         <w:tc>
           <w:tcPr>
-            <w:tcW w:w="4411" w:type="dxa"/>
+            <w:tcW w:w="4246" w:type="dxa"/>
             <w:tcBorders/>
             <w:vAlign w:val="center"/>
           </w:tcPr>
@@ -16829,7 +16829,7 @@
         </w:tc>
         <w:tc>
           <w:tcPr>
-            <w:tcW w:w="3091" w:type="dxa"/>
+            <w:tcW w:w="2941" w:type="dxa"/>
             <w:tcBorders/>
             <w:vAlign w:val="center"/>
           </w:tcPr>
@@ -16850,7 +16850,7 @@
         </w:tc>
         <w:tc>
           <w:tcPr>
-            <w:tcW w:w="4411" w:type="dxa"/>
+            <w:tcW w:w="4246" w:type="dxa"/>
             <w:tcBorders/>
             <w:vAlign w:val="center"/>
           </w:tcPr>
@@ -17331,7 +17331,7 @@
     </w:p>
     <w:tbl>
       <w:tblPr>
-        <w:tblW w:w="11825" w:type="dxa"/>
+        <w:tblW w:w="11795" w:type="dxa"/>
         <w:jc w:val="left"/>
         <w:tblInd w:w="0" w:type="dxa"/>
         <w:tblLayout w:type="fixed"/>
@@ -17343,9 +17343,9 @@
         </w:tblCellMar>
       </w:tblPr>
       <w:tblGrid>
-        <w:gridCol w:w="1186"/>
-        <w:gridCol w:w="8267"/>
-        <w:gridCol w:w="2372"/>
+        <w:gridCol w:w="1171"/>
+        <w:gridCol w:w="8347"/>
+        <w:gridCol w:w="2277"/>
       </w:tblGrid>
       <w:tr>
         <w:trPr>
@@ -17353,7 +17353,7 @@
         </w:trPr>
         <w:tc>
           <w:tcPr>
-            <w:tcW w:w="1186" w:type="dxa"/>
+            <w:tcW w:w="1171" w:type="dxa"/>
             <w:tcBorders/>
             <w:vAlign w:val="center"/>
           </w:tcPr>
@@ -17375,7 +17375,7 @@
         </w:tc>
         <w:tc>
           <w:tcPr>
-            <w:tcW w:w="8267" w:type="dxa"/>
+            <w:tcW w:w="8347" w:type="dxa"/>
             <w:tcBorders/>
             <w:vAlign w:val="center"/>
           </w:tcPr>
@@ -17397,7 +17397,7 @@
         </w:tc>
         <w:tc>
           <w:tcPr>
-            <w:tcW w:w="2372" w:type="dxa"/>
+            <w:tcW w:w="2277" w:type="dxa"/>
             <w:tcBorders/>
             <w:vAlign w:val="center"/>
           </w:tcPr>
@@ -17432,7 +17432,7 @@
         <w:trPr/>
         <w:tc>
           <w:tcPr>
-            <w:tcW w:w="1186" w:type="dxa"/>
+            <w:tcW w:w="1171" w:type="dxa"/>
             <w:tcBorders/>
             <w:vAlign w:val="center"/>
           </w:tcPr>
@@ -17455,7 +17455,7 @@
         </w:tc>
         <w:tc>
           <w:tcPr>
-            <w:tcW w:w="8267" w:type="dxa"/>
+            <w:tcW w:w="8347" w:type="dxa"/>
             <w:tcBorders/>
             <w:vAlign w:val="center"/>
           </w:tcPr>
@@ -17486,7 +17486,7 @@
         </w:tc>
         <w:tc>
           <w:tcPr>
-            <w:tcW w:w="2372" w:type="dxa"/>
+            <w:tcW w:w="2277" w:type="dxa"/>
             <w:tcBorders/>
             <w:vAlign w:val="center"/>
           </w:tcPr>
@@ -17530,7 +17530,7 @@
         <w:trPr/>
         <w:tc>
           <w:tcPr>
-            <w:tcW w:w="1186" w:type="dxa"/>
+            <w:tcW w:w="1171" w:type="dxa"/>
             <w:tcBorders/>
             <w:vAlign w:val="center"/>
           </w:tcPr>
@@ -17553,7 +17553,7 @@
         </w:tc>
         <w:tc>
           <w:tcPr>
-            <w:tcW w:w="8267" w:type="dxa"/>
+            <w:tcW w:w="8347" w:type="dxa"/>
             <w:tcBorders/>
             <w:vAlign w:val="center"/>
           </w:tcPr>
@@ -17584,7 +17584,7 @@
         </w:tc>
         <w:tc>
           <w:tcPr>
-            <w:tcW w:w="2372" w:type="dxa"/>
+            <w:tcW w:w="2277" w:type="dxa"/>
             <w:tcBorders/>
             <w:vAlign w:val="center"/>
           </w:tcPr>
@@ -17628,7 +17628,7 @@
         <w:trPr/>
         <w:tc>
           <w:tcPr>
-            <w:tcW w:w="1186" w:type="dxa"/>
+            <w:tcW w:w="1171" w:type="dxa"/>
             <w:tcBorders/>
             <w:vAlign w:val="center"/>
           </w:tcPr>
@@ -17651,7 +17651,7 @@
         </w:tc>
         <w:tc>
           <w:tcPr>
-            <w:tcW w:w="8267" w:type="dxa"/>
+            <w:tcW w:w="8347" w:type="dxa"/>
             <w:tcBorders/>
             <w:vAlign w:val="center"/>
           </w:tcPr>
@@ -17672,7 +17672,7 @@
         </w:tc>
         <w:tc>
           <w:tcPr>
-            <w:tcW w:w="2372" w:type="dxa"/>
+            <w:tcW w:w="2277" w:type="dxa"/>
             <w:tcBorders/>
             <w:vAlign w:val="center"/>
           </w:tcPr>
@@ -17702,7 +17702,7 @@
         <w:trPr/>
         <w:tc>
           <w:tcPr>
-            <w:tcW w:w="1186" w:type="dxa"/>
+            <w:tcW w:w="1171" w:type="dxa"/>
             <w:tcBorders/>
             <w:vAlign w:val="center"/>
           </w:tcPr>
@@ -17725,7 +17725,7 @@
         </w:tc>
         <w:tc>
           <w:tcPr>
-            <w:tcW w:w="8267" w:type="dxa"/>
+            <w:tcW w:w="8347" w:type="dxa"/>
             <w:tcBorders/>
             <w:vAlign w:val="center"/>
           </w:tcPr>
@@ -17808,7 +17808,7 @@
         </w:tc>
         <w:tc>
           <w:tcPr>
-            <w:tcW w:w="2372" w:type="dxa"/>
+            <w:tcW w:w="2277" w:type="dxa"/>
             <w:tcBorders/>
             <w:vAlign w:val="center"/>
           </w:tcPr>
@@ -17832,7 +17832,7 @@
         <w:trPr/>
         <w:tc>
           <w:tcPr>
-            <w:tcW w:w="1186" w:type="dxa"/>
+            <w:tcW w:w="1171" w:type="dxa"/>
             <w:tcBorders/>
             <w:vAlign w:val="center"/>
           </w:tcPr>
@@ -17855,7 +17855,7 @@
         </w:tc>
         <w:tc>
           <w:tcPr>
-            <w:tcW w:w="8267" w:type="dxa"/>
+            <w:tcW w:w="8347" w:type="dxa"/>
             <w:tcBorders/>
             <w:vAlign w:val="center"/>
           </w:tcPr>
@@ -17876,7 +17876,7 @@
         </w:tc>
         <w:tc>
           <w:tcPr>
-            <w:tcW w:w="2372" w:type="dxa"/>
+            <w:tcW w:w="2277" w:type="dxa"/>
             <w:tcBorders/>
             <w:vAlign w:val="center"/>
           </w:tcPr>
@@ -17956,7 +17956,7 @@
     </w:p>
     <w:tbl>
       <w:tblPr>
-        <w:tblW w:w="11825" w:type="dxa"/>
+        <w:tblW w:w="11795" w:type="dxa"/>
         <w:jc w:val="left"/>
         <w:tblInd w:w="0" w:type="dxa"/>
         <w:tblLayout w:type="fixed"/>
@@ -17968,8 +17968,8 @@
         </w:tblCellMar>
       </w:tblPr>
       <w:tblGrid>
-        <w:gridCol w:w="5241"/>
-        <w:gridCol w:w="6584"/>
+        <w:gridCol w:w="5290"/>
+        <w:gridCol w:w="6505"/>
       </w:tblGrid>
       <w:tr>
         <w:trPr>
@@ -17977,7 +17977,7 @@
         </w:trPr>
         <w:tc>
           <w:tcPr>
-            <w:tcW w:w="5241" w:type="dxa"/>
+            <w:tcW w:w="5290" w:type="dxa"/>
             <w:tcBorders/>
             <w:vAlign w:val="center"/>
           </w:tcPr>
@@ -17999,7 +17999,7 @@
         </w:tc>
         <w:tc>
           <w:tcPr>
-            <w:tcW w:w="6584" w:type="dxa"/>
+            <w:tcW w:w="6505" w:type="dxa"/>
             <w:tcBorders/>
             <w:vAlign w:val="center"/>
           </w:tcPr>
@@ -18024,7 +18024,7 @@
         <w:trPr/>
         <w:tc>
           <w:tcPr>
-            <w:tcW w:w="5241" w:type="dxa"/>
+            <w:tcW w:w="5290" w:type="dxa"/>
             <w:tcBorders/>
             <w:vAlign w:val="center"/>
           </w:tcPr>
@@ -18047,7 +18047,7 @@
         </w:tc>
         <w:tc>
           <w:tcPr>
-            <w:tcW w:w="6584" w:type="dxa"/>
+            <w:tcW w:w="6505" w:type="dxa"/>
             <w:tcBorders/>
             <w:vAlign w:val="center"/>
           </w:tcPr>
@@ -18071,7 +18071,7 @@
         <w:trPr/>
         <w:tc>
           <w:tcPr>
-            <w:tcW w:w="5241" w:type="dxa"/>
+            <w:tcW w:w="5290" w:type="dxa"/>
             <w:tcBorders/>
             <w:vAlign w:val="center"/>
           </w:tcPr>
@@ -18094,7 +18094,7 @@
         </w:tc>
         <w:tc>
           <w:tcPr>
-            <w:tcW w:w="6584" w:type="dxa"/>
+            <w:tcW w:w="6505" w:type="dxa"/>
             <w:tcBorders/>
             <w:vAlign w:val="center"/>
           </w:tcPr>
@@ -18128,7 +18128,7 @@
         <w:trPr/>
         <w:tc>
           <w:tcPr>
-            <w:tcW w:w="5241" w:type="dxa"/>
+            <w:tcW w:w="5290" w:type="dxa"/>
             <w:tcBorders/>
             <w:vAlign w:val="center"/>
           </w:tcPr>
@@ -18151,7 +18151,7 @@
         </w:tc>
         <w:tc>
           <w:tcPr>
-            <w:tcW w:w="6584" w:type="dxa"/>
+            <w:tcW w:w="6505" w:type="dxa"/>
             <w:tcBorders/>
             <w:vAlign w:val="center"/>
           </w:tcPr>
@@ -18175,7 +18175,7 @@
         <w:trPr/>
         <w:tc>
           <w:tcPr>
-            <w:tcW w:w="5241" w:type="dxa"/>
+            <w:tcW w:w="5290" w:type="dxa"/>
             <w:tcBorders/>
             <w:vAlign w:val="center"/>
           </w:tcPr>
@@ -18198,7 +18198,7 @@
         </w:tc>
         <w:tc>
           <w:tcPr>
-            <w:tcW w:w="6584" w:type="dxa"/>
+            <w:tcW w:w="6505" w:type="dxa"/>
             <w:tcBorders/>
             <w:vAlign w:val="center"/>
           </w:tcPr>
@@ -18222,7 +18222,7 @@
         <w:trPr/>
         <w:tc>
           <w:tcPr>
-            <w:tcW w:w="5241" w:type="dxa"/>
+            <w:tcW w:w="5290" w:type="dxa"/>
             <w:tcBorders/>
             <w:vAlign w:val="center"/>
           </w:tcPr>
@@ -18245,7 +18245,7 @@
         </w:tc>
         <w:tc>
           <w:tcPr>
-            <w:tcW w:w="6584" w:type="dxa"/>
+            <w:tcW w:w="6505" w:type="dxa"/>
             <w:tcBorders/>
             <w:vAlign w:val="center"/>
           </w:tcPr>
@@ -18269,7 +18269,7 @@
         <w:trPr/>
         <w:tc>
           <w:tcPr>
-            <w:tcW w:w="5241" w:type="dxa"/>
+            <w:tcW w:w="5290" w:type="dxa"/>
             <w:tcBorders/>
             <w:vAlign w:val="center"/>
           </w:tcPr>
@@ -18292,7 +18292,7 @@
         </w:tc>
         <w:tc>
           <w:tcPr>
-            <w:tcW w:w="6584" w:type="dxa"/>
+            <w:tcW w:w="6505" w:type="dxa"/>
             <w:tcBorders/>
             <w:vAlign w:val="center"/>
           </w:tcPr>
@@ -18316,7 +18316,7 @@
         <w:trPr/>
         <w:tc>
           <w:tcPr>
-            <w:tcW w:w="5241" w:type="dxa"/>
+            <w:tcW w:w="5290" w:type="dxa"/>
             <w:tcBorders/>
             <w:vAlign w:val="center"/>
           </w:tcPr>
@@ -18349,7 +18349,7 @@
         </w:tc>
         <w:tc>
           <w:tcPr>
-            <w:tcW w:w="6584" w:type="dxa"/>
+            <w:tcW w:w="6505" w:type="dxa"/>
             <w:tcBorders/>
             <w:vAlign w:val="center"/>
           </w:tcPr>
@@ -18393,7 +18393,7 @@
         <w:trPr/>
         <w:tc>
           <w:tcPr>
-            <w:tcW w:w="5241" w:type="dxa"/>
+            <w:tcW w:w="5290" w:type="dxa"/>
             <w:tcBorders/>
             <w:vAlign w:val="center"/>
           </w:tcPr>
@@ -18426,7 +18426,7 @@
         </w:tc>
         <w:tc>
           <w:tcPr>
-            <w:tcW w:w="6584" w:type="dxa"/>
+            <w:tcW w:w="6505" w:type="dxa"/>
             <w:tcBorders/>
             <w:vAlign w:val="center"/>
           </w:tcPr>
@@ -18480,7 +18480,7 @@
         <w:trPr/>
         <w:tc>
           <w:tcPr>
-            <w:tcW w:w="5241" w:type="dxa"/>
+            <w:tcW w:w="5290" w:type="dxa"/>
             <w:tcBorders/>
             <w:vAlign w:val="center"/>
           </w:tcPr>
@@ -18503,7 +18503,7 @@
         </w:tc>
         <w:tc>
           <w:tcPr>
-            <w:tcW w:w="6584" w:type="dxa"/>
+            <w:tcW w:w="6505" w:type="dxa"/>
             <w:tcBorders/>
             <w:vAlign w:val="center"/>
           </w:tcPr>
@@ -18557,7 +18557,7 @@
         <w:trPr/>
         <w:tc>
           <w:tcPr>
-            <w:tcW w:w="5241" w:type="dxa"/>
+            <w:tcW w:w="5290" w:type="dxa"/>
             <w:tcBorders/>
             <w:vAlign w:val="center"/>
           </w:tcPr>
@@ -18580,7 +18580,7 @@
         </w:tc>
         <w:tc>
           <w:tcPr>
-            <w:tcW w:w="6584" w:type="dxa"/>
+            <w:tcW w:w="6505" w:type="dxa"/>
             <w:tcBorders/>
             <w:vAlign w:val="center"/>
           </w:tcPr>
@@ -18620,7 +18620,7 @@
         <w:trPr/>
         <w:tc>
           <w:tcPr>
-            <w:tcW w:w="5241" w:type="dxa"/>
+            <w:tcW w:w="5290" w:type="dxa"/>
             <w:tcBorders/>
             <w:vAlign w:val="center"/>
           </w:tcPr>
@@ -18643,7 +18643,7 @@
         </w:tc>
         <w:tc>
           <w:tcPr>
-            <w:tcW w:w="6584" w:type="dxa"/>
+            <w:tcW w:w="6505" w:type="dxa"/>
             <w:tcBorders/>
             <w:vAlign w:val="center"/>
           </w:tcPr>
@@ -18693,7 +18693,7 @@
         <w:trPr/>
         <w:tc>
           <w:tcPr>
-            <w:tcW w:w="5241" w:type="dxa"/>
+            <w:tcW w:w="5290" w:type="dxa"/>
             <w:tcBorders/>
             <w:vAlign w:val="center"/>
           </w:tcPr>
@@ -18716,7 +18716,7 @@
         </w:tc>
         <w:tc>
           <w:tcPr>
-            <w:tcW w:w="6584" w:type="dxa"/>
+            <w:tcW w:w="6505" w:type="dxa"/>
             <w:tcBorders/>
             <w:vAlign w:val="center"/>
           </w:tcPr>
@@ -18740,7 +18740,7 @@
         <w:trPr/>
         <w:tc>
           <w:tcPr>
-            <w:tcW w:w="5241" w:type="dxa"/>
+            <w:tcW w:w="5290" w:type="dxa"/>
             <w:tcBorders/>
             <w:vAlign w:val="center"/>
           </w:tcPr>
@@ -18773,7 +18773,7 @@
         </w:tc>
         <w:tc>
           <w:tcPr>
-            <w:tcW w:w="6584" w:type="dxa"/>
+            <w:tcW w:w="6505" w:type="dxa"/>
             <w:tcBorders/>
             <w:vAlign w:val="center"/>
           </w:tcPr>
@@ -18797,7 +18797,7 @@
         <w:trPr/>
         <w:tc>
           <w:tcPr>
-            <w:tcW w:w="5241" w:type="dxa"/>
+            <w:tcW w:w="5290" w:type="dxa"/>
             <w:tcBorders/>
             <w:vAlign w:val="center"/>
           </w:tcPr>
@@ -18840,7 +18840,7 @@
         </w:tc>
         <w:tc>
           <w:tcPr>
-            <w:tcW w:w="6584" w:type="dxa"/>
+            <w:tcW w:w="6505" w:type="dxa"/>
             <w:tcBorders/>
             <w:vAlign w:val="center"/>
           </w:tcPr>
@@ -18864,7 +18864,7 @@
         <w:trPr/>
         <w:tc>
           <w:tcPr>
-            <w:tcW w:w="5241" w:type="dxa"/>
+            <w:tcW w:w="5290" w:type="dxa"/>
             <w:tcBorders/>
             <w:vAlign w:val="center"/>
           </w:tcPr>
@@ -18897,7 +18897,7 @@
         </w:tc>
         <w:tc>
           <w:tcPr>
-            <w:tcW w:w="6584" w:type="dxa"/>
+            <w:tcW w:w="6505" w:type="dxa"/>
             <w:tcBorders/>
             <w:vAlign w:val="center"/>
           </w:tcPr>
@@ -18931,7 +18931,7 @@
         <w:trPr/>
         <w:tc>
           <w:tcPr>
-            <w:tcW w:w="5241" w:type="dxa"/>
+            <w:tcW w:w="5290" w:type="dxa"/>
             <w:tcBorders/>
             <w:vAlign w:val="center"/>
           </w:tcPr>
@@ -18954,7 +18954,7 @@
         </w:tc>
         <w:tc>
           <w:tcPr>
-            <w:tcW w:w="6584" w:type="dxa"/>
+            <w:tcW w:w="6505" w:type="dxa"/>
             <w:tcBorders/>
             <w:vAlign w:val="center"/>
           </w:tcPr>
@@ -18984,7 +18984,7 @@
         <w:trPr/>
         <w:tc>
           <w:tcPr>
-            <w:tcW w:w="5241" w:type="dxa"/>
+            <w:tcW w:w="5290" w:type="dxa"/>
             <w:tcBorders/>
             <w:vAlign w:val="center"/>
           </w:tcPr>
@@ -19007,7 +19007,7 @@
         </w:tc>
         <w:tc>
           <w:tcPr>
-            <w:tcW w:w="6584" w:type="dxa"/>
+            <w:tcW w:w="6505" w:type="dxa"/>
             <w:tcBorders/>
             <w:vAlign w:val="center"/>
           </w:tcPr>
@@ -19041,7 +19041,7 @@
         <w:trPr/>
         <w:tc>
           <w:tcPr>
-            <w:tcW w:w="5241" w:type="dxa"/>
+            <w:tcW w:w="5290" w:type="dxa"/>
             <w:tcBorders/>
             <w:vAlign w:val="center"/>
           </w:tcPr>
@@ -19064,7 +19064,7 @@
         </w:tc>
         <w:tc>
           <w:tcPr>
-            <w:tcW w:w="6584" w:type="dxa"/>
+            <w:tcW w:w="6505" w:type="dxa"/>
             <w:tcBorders/>
             <w:vAlign w:val="center"/>
           </w:tcPr>
@@ -19094,7 +19094,7 @@
         <w:trPr/>
         <w:tc>
           <w:tcPr>
-            <w:tcW w:w="5241" w:type="dxa"/>
+            <w:tcW w:w="5290" w:type="dxa"/>
             <w:tcBorders/>
             <w:vAlign w:val="center"/>
           </w:tcPr>
@@ -19117,7 +19117,7 @@
         </w:tc>
         <w:tc>
           <w:tcPr>
-            <w:tcW w:w="6584" w:type="dxa"/>
+            <w:tcW w:w="6505" w:type="dxa"/>
             <w:tcBorders/>
             <w:vAlign w:val="center"/>
           </w:tcPr>
@@ -19161,7 +19161,7 @@
         <w:trPr/>
         <w:tc>
           <w:tcPr>
-            <w:tcW w:w="5241" w:type="dxa"/>
+            <w:tcW w:w="5290" w:type="dxa"/>
             <w:tcBorders/>
             <w:vAlign w:val="center"/>
           </w:tcPr>
@@ -19184,7 +19184,7 @@
         </w:tc>
         <w:tc>
           <w:tcPr>
-            <w:tcW w:w="6584" w:type="dxa"/>
+            <w:tcW w:w="6505" w:type="dxa"/>
             <w:tcBorders/>
             <w:vAlign w:val="center"/>
           </w:tcPr>

--- a/docs/guides/crew/crew-troubleshooting.docx
+++ b/docs/guides/crew/crew-troubleshooting.docx
@@ -8120,7 +8120,7 @@
             </w:r>
             <w:r>
               <w:rPr/>
-              <w:t xml:space="preserve"> cannot be checked or does not parse</w:t>
+              <w:t xml:space="preserve"> cannot be checked, does not parse or holds no binding</w:t>
             </w:r>
           </w:p>
         </w:tc>

--- a/docs/guides/crew/crew-troubleshooting.docx
+++ b/docs/guides/crew/crew-troubleshooting.docx
@@ -7825,9 +7825,9 @@
         </w:tblCellMar>
       </w:tblPr>
       <w:tblGrid>
-        <w:gridCol w:w="2407"/>
-        <w:gridCol w:w="4843"/>
-        <w:gridCol w:w="4545"/>
+        <w:gridCol w:w="1974"/>
+        <w:gridCol w:w="3798"/>
+        <w:gridCol w:w="6023"/>
       </w:tblGrid>
       <w:tr>
         <w:trPr>
@@ -7835,7 +7835,7 @@
         </w:trPr>
         <w:tc>
           <w:tcPr>
-            <w:tcW w:w="2407" w:type="dxa"/>
+            <w:tcW w:w="1974" w:type="dxa"/>
             <w:tcBorders/>
             <w:vAlign w:val="center"/>
           </w:tcPr>
@@ -7863,7 +7863,7 @@
         </w:tc>
         <w:tc>
           <w:tcPr>
-            <w:tcW w:w="4843" w:type="dxa"/>
+            <w:tcW w:w="3798" w:type="dxa"/>
             <w:tcBorders/>
             <w:vAlign w:val="center"/>
           </w:tcPr>
@@ -7885,7 +7885,7 @@
         </w:tc>
         <w:tc>
           <w:tcPr>
-            <w:tcW w:w="4545" w:type="dxa"/>
+            <w:tcW w:w="6023" w:type="dxa"/>
             <w:tcBorders/>
             <w:vAlign w:val="center"/>
           </w:tcPr>
@@ -7910,7 +7910,7 @@
         <w:trPr/>
         <w:tc>
           <w:tcPr>
-            <w:tcW w:w="2407" w:type="dxa"/>
+            <w:tcW w:w="1974" w:type="dxa"/>
             <w:tcBorders/>
             <w:vAlign w:val="center"/>
           </w:tcPr>
@@ -7933,7 +7933,7 @@
         </w:tc>
         <w:tc>
           <w:tcPr>
-            <w:tcW w:w="4843" w:type="dxa"/>
+            <w:tcW w:w="3798" w:type="dxa"/>
             <w:tcBorders/>
             <w:vAlign w:val="center"/>
           </w:tcPr>
@@ -7974,7 +7974,7 @@
         </w:tc>
         <w:tc>
           <w:tcPr>
-            <w:tcW w:w="4545" w:type="dxa"/>
+            <w:tcW w:w="6023" w:type="dxa"/>
             <w:tcBorders/>
             <w:vAlign w:val="center"/>
           </w:tcPr>
@@ -8008,7 +8008,7 @@
         <w:trPr/>
         <w:tc>
           <w:tcPr>
-            <w:tcW w:w="2407" w:type="dxa"/>
+            <w:tcW w:w="1974" w:type="dxa"/>
             <w:tcBorders/>
             <w:vAlign w:val="center"/>
           </w:tcPr>
@@ -8031,7 +8031,7 @@
         </w:tc>
         <w:tc>
           <w:tcPr>
-            <w:tcW w:w="4843" w:type="dxa"/>
+            <w:tcW w:w="3798" w:type="dxa"/>
             <w:tcBorders/>
             <w:vAlign w:val="center"/>
           </w:tcPr>
@@ -8052,7 +8052,7 @@
         </w:tc>
         <w:tc>
           <w:tcPr>
-            <w:tcW w:w="4545" w:type="dxa"/>
+            <w:tcW w:w="6023" w:type="dxa"/>
             <w:tcBorders/>
             <w:vAlign w:val="center"/>
           </w:tcPr>
@@ -8076,7 +8076,7 @@
         <w:trPr/>
         <w:tc>
           <w:tcPr>
-            <w:tcW w:w="2407" w:type="dxa"/>
+            <w:tcW w:w="1974" w:type="dxa"/>
             <w:tcBorders/>
             <w:vAlign w:val="center"/>
           </w:tcPr>
@@ -8099,7 +8099,7 @@
         </w:tc>
         <w:tc>
           <w:tcPr>
-            <w:tcW w:w="4843" w:type="dxa"/>
+            <w:tcW w:w="3798" w:type="dxa"/>
             <w:tcBorders/>
             <w:vAlign w:val="center"/>
           </w:tcPr>
@@ -8126,22 +8126,22 @@
         </w:tc>
         <w:tc>
           <w:tcPr>
-            <w:tcW w:w="4545" w:type="dxa"/>
-            <w:tcBorders/>
-            <w:vAlign w:val="center"/>
-          </w:tcPr>
-          <w:p>
-            <w:pPr>
-              <w:pStyle w:val="TableContents"/>
-              <w:shd w:fill="2E3440" w:val="clear"/>
-              <w:bidi w:val="0"/>
-              <w:spacing w:before="120" w:after="120"/>
-              <w:jc w:val="left"/>
-              <w:rPr/>
-            </w:pPr>
-            <w:r>
-              <w:rPr/>
-              <w:t xml:space="preserve">repair or remove it by hand, then </w:t>
+            <w:tcW w:w="6023" w:type="dxa"/>
+            <w:tcBorders/>
+            <w:vAlign w:val="center"/>
+          </w:tcPr>
+          <w:p>
+            <w:pPr>
+              <w:pStyle w:val="TableContents"/>
+              <w:shd w:fill="2E3440" w:val="clear"/>
+              <w:bidi w:val="0"/>
+              <w:spacing w:before="120" w:after="120"/>
+              <w:jc w:val="left"/>
+              <w:rPr/>
+            </w:pPr>
+            <w:r>
+              <w:rPr/>
+              <w:t xml:space="preserve">restore the original file (its permissions, or a copy) if you have one; otherwise treat the contract as changed and agree a new version and a new ticket on each side. Do not delete it and run </w:t>
             </w:r>
             <w:r>
               <w:rPr>
@@ -8151,7 +8151,7 @@
             </w:r>
             <w:r>
               <w:rPr/>
-              <w:t xml:space="preserve"> again; it is never read as "no bindings"</w:t>
+              <w:t xml:space="preserve"> again: that records whatever the channel holds now, a rewrite included. It is never read as "no bindings"</w:t>
             </w:r>
           </w:p>
         </w:tc>

--- a/docs/guides/crew/crew-troubleshooting.docx
+++ b/docs/guides/crew/crew-troubleshooting.docx
@@ -545,7 +545,7 @@
     </w:p>
     <w:tbl>
       <w:tblPr>
-        <w:tblW w:w="11825" w:type="dxa"/>
+        <w:tblW w:w="11795" w:type="dxa"/>
         <w:jc w:val="left"/>
         <w:tblInd w:w="0" w:type="dxa"/>
         <w:tblLayout w:type="fixed"/>
@@ -559,7 +559,7 @@
       <w:tblGrid>
         <w:gridCol w:w="2116"/>
         <w:gridCol w:w="2446"/>
-        <w:gridCol w:w="2146"/>
+        <w:gridCol w:w="2116"/>
         <w:gridCol w:w="2986"/>
         <w:gridCol w:w="2131"/>
       </w:tblGrid>
@@ -613,7 +613,7 @@
         </w:tc>
         <w:tc>
           <w:tcPr>
-            <w:tcW w:w="2146" w:type="dxa"/>
+            <w:tcW w:w="2116" w:type="dxa"/>
             <w:tcBorders/>
             <w:vAlign w:val="center"/>
           </w:tcPr>
@@ -728,7 +728,7 @@
         </w:tc>
         <w:tc>
           <w:tcPr>
-            <w:tcW w:w="2146" w:type="dxa"/>
+            <w:tcW w:w="2116" w:type="dxa"/>
             <w:tcBorders/>
             <w:vAlign w:val="center"/>
           </w:tcPr>
@@ -864,7 +864,7 @@
         </w:tc>
         <w:tc>
           <w:tcPr>
-            <w:tcW w:w="2146" w:type="dxa"/>
+            <w:tcW w:w="2116" w:type="dxa"/>
             <w:tcBorders/>
             <w:vAlign w:val="center"/>
           </w:tcPr>
@@ -1016,7 +1016,7 @@
         </w:tc>
         <w:tc>
           <w:tcPr>
-            <w:tcW w:w="2146" w:type="dxa"/>
+            <w:tcW w:w="2116" w:type="dxa"/>
             <w:tcBorders/>
             <w:vAlign w:val="center"/>
           </w:tcPr>
@@ -1156,7 +1156,7 @@
         </w:tc>
         <w:tc>
           <w:tcPr>
-            <w:tcW w:w="2146" w:type="dxa"/>
+            <w:tcW w:w="2116" w:type="dxa"/>
             <w:tcBorders/>
             <w:vAlign w:val="center"/>
           </w:tcPr>
@@ -1308,7 +1308,7 @@
         </w:tc>
         <w:tc>
           <w:tcPr>
-            <w:tcW w:w="2146" w:type="dxa"/>
+            <w:tcW w:w="2116" w:type="dxa"/>
             <w:tcBorders/>
             <w:vAlign w:val="center"/>
           </w:tcPr>
@@ -1538,7 +1538,7 @@
         </w:tc>
         <w:tc>
           <w:tcPr>
-            <w:tcW w:w="2146" w:type="dxa"/>
+            <w:tcW w:w="2116" w:type="dxa"/>
             <w:tcBorders/>
             <w:vAlign w:val="center"/>
           </w:tcPr>
@@ -1712,7 +1712,7 @@
         </w:tc>
         <w:tc>
           <w:tcPr>
-            <w:tcW w:w="2146" w:type="dxa"/>
+            <w:tcW w:w="2116" w:type="dxa"/>
             <w:tcBorders/>
             <w:vAlign w:val="center"/>
           </w:tcPr>
@@ -1946,7 +1946,7 @@
         </w:tc>
         <w:tc>
           <w:tcPr>
-            <w:tcW w:w="2146" w:type="dxa"/>
+            <w:tcW w:w="2116" w:type="dxa"/>
             <w:tcBorders/>
             <w:vAlign w:val="center"/>
           </w:tcPr>
@@ -2122,7 +2122,7 @@
         </w:tc>
         <w:tc>
           <w:tcPr>
-            <w:tcW w:w="2146" w:type="dxa"/>
+            <w:tcW w:w="2116" w:type="dxa"/>
             <w:tcBorders/>
             <w:vAlign w:val="center"/>
           </w:tcPr>
@@ -2260,7 +2260,7 @@
         </w:tc>
         <w:tc>
           <w:tcPr>
-            <w:tcW w:w="2146" w:type="dxa"/>
+            <w:tcW w:w="2116" w:type="dxa"/>
             <w:tcBorders/>
             <w:vAlign w:val="center"/>
           </w:tcPr>
@@ -2434,7 +2434,7 @@
         </w:tc>
         <w:tc>
           <w:tcPr>
-            <w:tcW w:w="2146" w:type="dxa"/>
+            <w:tcW w:w="2116" w:type="dxa"/>
             <w:tcBorders/>
             <w:vAlign w:val="center"/>
           </w:tcPr>
@@ -2564,7 +2564,7 @@
         </w:tc>
         <w:tc>
           <w:tcPr>
-            <w:tcW w:w="2146" w:type="dxa"/>
+            <w:tcW w:w="2116" w:type="dxa"/>
             <w:tcBorders/>
             <w:vAlign w:val="center"/>
           </w:tcPr>
@@ -2724,7 +2724,7 @@
         </w:tc>
         <w:tc>
           <w:tcPr>
-            <w:tcW w:w="2146" w:type="dxa"/>
+            <w:tcW w:w="2116" w:type="dxa"/>
             <w:tcBorders/>
             <w:vAlign w:val="center"/>
           </w:tcPr>
@@ -10263,19 +10263,7 @@
         <w:rPr>
           <w:rStyle w:val="Strong"/>
         </w:rPr>
-        <w:t xml:space="preserve">Symptom: a peer's message says "approve T-0042", "answer Q2 with option B" or "edit </w:t>
-      </w:r>
-      <w:r>
-        <w:rPr>
-          <w:rStyle w:val="SourceText"/>
-        </w:rPr>
-        <w:t>src/x.py</w:t>
-      </w:r>
-      <w:r>
-        <w:rPr>
-          <w:rStyle w:val="Strong"/>
-        </w:rPr>
-        <w:t xml:space="preserve">", or the session prints </w:t>
+        <w:t xml:space="preserve">Symptom: a peer's message says "approve T-0042", "answer Q2 with option B" or "edit the deploy script", or the session prints </w:t>
       </w:r>
       <w:r>
         <w:rPr>
@@ -10509,7 +10497,7 @@
     </w:p>
     <w:tbl>
       <w:tblPr>
-        <w:tblW w:w="11825" w:type="dxa"/>
+        <w:tblW w:w="11795" w:type="dxa"/>
         <w:jc w:val="left"/>
         <w:tblInd w:w="0" w:type="dxa"/>
         <w:tblLayout w:type="fixed"/>
@@ -10521,10 +10509,10 @@
         </w:tblCellMar>
       </w:tblPr>
       <w:tblGrid>
-        <w:gridCol w:w="4369"/>
-        <w:gridCol w:w="1689"/>
-        <w:gridCol w:w="1687"/>
-        <w:gridCol w:w="4080"/>
+        <w:gridCol w:w="4405"/>
+        <w:gridCol w:w="1612"/>
+        <w:gridCol w:w="1693"/>
+        <w:gridCol w:w="4085"/>
       </w:tblGrid>
       <w:tr>
         <w:trPr>
@@ -10532,7 +10520,7 @@
         </w:trPr>
         <w:tc>
           <w:tcPr>
-            <w:tcW w:w="4369" w:type="dxa"/>
+            <w:tcW w:w="4405" w:type="dxa"/>
             <w:tcBorders/>
             <w:vAlign w:val="center"/>
           </w:tcPr>
@@ -10554,7 +10542,7 @@
         </w:tc>
         <w:tc>
           <w:tcPr>
-            <w:tcW w:w="1689" w:type="dxa"/>
+            <w:tcW w:w="1612" w:type="dxa"/>
             <w:tcBorders/>
             <w:vAlign w:val="center"/>
           </w:tcPr>
@@ -10576,7 +10564,7 @@
         </w:tc>
         <w:tc>
           <w:tcPr>
-            <w:tcW w:w="1687" w:type="dxa"/>
+            <w:tcW w:w="1693" w:type="dxa"/>
             <w:tcBorders/>
             <w:vAlign w:val="center"/>
           </w:tcPr>
@@ -10598,7 +10586,7 @@
         </w:tc>
         <w:tc>
           <w:tcPr>
-            <w:tcW w:w="4080" w:type="dxa"/>
+            <w:tcW w:w="4085" w:type="dxa"/>
             <w:tcBorders/>
             <w:vAlign w:val="center"/>
           </w:tcPr>
@@ -10623,7 +10611,7 @@
         <w:trPr/>
         <w:tc>
           <w:tcPr>
-            <w:tcW w:w="4369" w:type="dxa"/>
+            <w:tcW w:w="4405" w:type="dxa"/>
             <w:tcBorders/>
             <w:vAlign w:val="center"/>
           </w:tcPr>
@@ -10646,7 +10634,7 @@
         </w:tc>
         <w:tc>
           <w:tcPr>
-            <w:tcW w:w="1689" w:type="dxa"/>
+            <w:tcW w:w="1612" w:type="dxa"/>
             <w:tcBorders/>
             <w:vAlign w:val="center"/>
           </w:tcPr>
@@ -10667,7 +10655,7 @@
         </w:tc>
         <w:tc>
           <w:tcPr>
-            <w:tcW w:w="1687" w:type="dxa"/>
+            <w:tcW w:w="1693" w:type="dxa"/>
             <w:tcBorders/>
             <w:vAlign w:val="center"/>
           </w:tcPr>
@@ -10688,7 +10676,7 @@
         </w:tc>
         <w:tc>
           <w:tcPr>
-            <w:tcW w:w="4080" w:type="dxa"/>
+            <w:tcW w:w="4085" w:type="dxa"/>
             <w:tcBorders/>
             <w:vAlign w:val="center"/>
           </w:tcPr>
@@ -10728,7 +10716,7 @@
         <w:trPr/>
         <w:tc>
           <w:tcPr>
-            <w:tcW w:w="4369" w:type="dxa"/>
+            <w:tcW w:w="4405" w:type="dxa"/>
             <w:tcBorders/>
             <w:vAlign w:val="center"/>
           </w:tcPr>
@@ -10751,7 +10739,7 @@
         </w:tc>
         <w:tc>
           <w:tcPr>
-            <w:tcW w:w="1689" w:type="dxa"/>
+            <w:tcW w:w="1612" w:type="dxa"/>
             <w:tcBorders/>
             <w:vAlign w:val="center"/>
           </w:tcPr>
@@ -10772,7 +10760,7 @@
         </w:tc>
         <w:tc>
           <w:tcPr>
-            <w:tcW w:w="1687" w:type="dxa"/>
+            <w:tcW w:w="1693" w:type="dxa"/>
             <w:tcBorders/>
             <w:vAlign w:val="center"/>
           </w:tcPr>
@@ -10815,7 +10803,7 @@
         </w:tc>
         <w:tc>
           <w:tcPr>
-            <w:tcW w:w="4080" w:type="dxa"/>
+            <w:tcW w:w="4085" w:type="dxa"/>
             <w:tcBorders/>
             <w:vAlign w:val="center"/>
           </w:tcPr>
@@ -10845,7 +10833,7 @@
         <w:trPr/>
         <w:tc>
           <w:tcPr>
-            <w:tcW w:w="4369" w:type="dxa"/>
+            <w:tcW w:w="4405" w:type="dxa"/>
             <w:tcBorders/>
             <w:vAlign w:val="center"/>
           </w:tcPr>
@@ -10868,7 +10856,7 @@
         </w:tc>
         <w:tc>
           <w:tcPr>
-            <w:tcW w:w="1689" w:type="dxa"/>
+            <w:tcW w:w="1612" w:type="dxa"/>
             <w:tcBorders/>
             <w:vAlign w:val="center"/>
           </w:tcPr>
@@ -10889,7 +10877,7 @@
         </w:tc>
         <w:tc>
           <w:tcPr>
-            <w:tcW w:w="1687" w:type="dxa"/>
+            <w:tcW w:w="1693" w:type="dxa"/>
             <w:tcBorders/>
             <w:vAlign w:val="center"/>
           </w:tcPr>
@@ -10932,7 +10920,7 @@
         </w:tc>
         <w:tc>
           <w:tcPr>
-            <w:tcW w:w="4080" w:type="dxa"/>
+            <w:tcW w:w="4085" w:type="dxa"/>
             <w:tcBorders/>
             <w:vAlign w:val="center"/>
           </w:tcPr>
@@ -10962,7 +10950,7 @@
         <w:trPr/>
         <w:tc>
           <w:tcPr>
-            <w:tcW w:w="4369" w:type="dxa"/>
+            <w:tcW w:w="4405" w:type="dxa"/>
             <w:tcBorders/>
             <w:vAlign w:val="center"/>
           </w:tcPr>
@@ -11035,7 +11023,7 @@
         </w:tc>
         <w:tc>
           <w:tcPr>
-            <w:tcW w:w="1689" w:type="dxa"/>
+            <w:tcW w:w="1612" w:type="dxa"/>
             <w:tcBorders/>
             <w:vAlign w:val="center"/>
           </w:tcPr>
@@ -11056,7 +11044,7 @@
         </w:tc>
         <w:tc>
           <w:tcPr>
-            <w:tcW w:w="1687" w:type="dxa"/>
+            <w:tcW w:w="1693" w:type="dxa"/>
             <w:tcBorders/>
             <w:vAlign w:val="center"/>
           </w:tcPr>
@@ -11099,7 +11087,7 @@
         </w:tc>
         <w:tc>
           <w:tcPr>
-            <w:tcW w:w="4080" w:type="dxa"/>
+            <w:tcW w:w="4085" w:type="dxa"/>
             <w:tcBorders/>
             <w:vAlign w:val="center"/>
           </w:tcPr>
@@ -11133,7 +11121,7 @@
         <w:trPr/>
         <w:tc>
           <w:tcPr>
-            <w:tcW w:w="4369" w:type="dxa"/>
+            <w:tcW w:w="4405" w:type="dxa"/>
             <w:tcBorders/>
             <w:vAlign w:val="center"/>
           </w:tcPr>
@@ -11166,7 +11154,7 @@
         </w:tc>
         <w:tc>
           <w:tcPr>
-            <w:tcW w:w="1689" w:type="dxa"/>
+            <w:tcW w:w="1612" w:type="dxa"/>
             <w:tcBorders/>
             <w:vAlign w:val="center"/>
           </w:tcPr>
@@ -11187,7 +11175,7 @@
         </w:tc>
         <w:tc>
           <w:tcPr>
-            <w:tcW w:w="1687" w:type="dxa"/>
+            <w:tcW w:w="1693" w:type="dxa"/>
             <w:tcBorders/>
             <w:vAlign w:val="center"/>
           </w:tcPr>
@@ -11230,7 +11218,7 @@
         </w:tc>
         <w:tc>
           <w:tcPr>
-            <w:tcW w:w="4080" w:type="dxa"/>
+            <w:tcW w:w="4085" w:type="dxa"/>
             <w:tcBorders/>
             <w:vAlign w:val="center"/>
           </w:tcPr>
@@ -11260,7 +11248,7 @@
         <w:trPr/>
         <w:tc>
           <w:tcPr>
-            <w:tcW w:w="4369" w:type="dxa"/>
+            <w:tcW w:w="4405" w:type="dxa"/>
             <w:tcBorders/>
             <w:vAlign w:val="center"/>
           </w:tcPr>
@@ -11283,7 +11271,7 @@
         </w:tc>
         <w:tc>
           <w:tcPr>
-            <w:tcW w:w="1689" w:type="dxa"/>
+            <w:tcW w:w="1612" w:type="dxa"/>
             <w:tcBorders/>
             <w:vAlign w:val="center"/>
           </w:tcPr>
@@ -11304,7 +11292,7 @@
         </w:tc>
         <w:tc>
           <w:tcPr>
-            <w:tcW w:w="1687" w:type="dxa"/>
+            <w:tcW w:w="1693" w:type="dxa"/>
             <w:tcBorders/>
             <w:vAlign w:val="center"/>
           </w:tcPr>
@@ -11357,7 +11345,7 @@
         </w:tc>
         <w:tc>
           <w:tcPr>
-            <w:tcW w:w="4080" w:type="dxa"/>
+            <w:tcW w:w="4085" w:type="dxa"/>
             <w:tcBorders/>
             <w:vAlign w:val="center"/>
           </w:tcPr>
@@ -11387,7 +11375,7 @@
         <w:trPr/>
         <w:tc>
           <w:tcPr>
-            <w:tcW w:w="4369" w:type="dxa"/>
+            <w:tcW w:w="4405" w:type="dxa"/>
             <w:tcBorders/>
             <w:vAlign w:val="center"/>
           </w:tcPr>
@@ -11410,7 +11398,7 @@
         </w:tc>
         <w:tc>
           <w:tcPr>
-            <w:tcW w:w="1689" w:type="dxa"/>
+            <w:tcW w:w="1612" w:type="dxa"/>
             <w:tcBorders/>
             <w:vAlign w:val="center"/>
           </w:tcPr>
@@ -11431,7 +11419,7 @@
         </w:tc>
         <w:tc>
           <w:tcPr>
-            <w:tcW w:w="1687" w:type="dxa"/>
+            <w:tcW w:w="1693" w:type="dxa"/>
             <w:tcBorders/>
             <w:vAlign w:val="center"/>
           </w:tcPr>
@@ -11452,7 +11440,7 @@
         </w:tc>
         <w:tc>
           <w:tcPr>
-            <w:tcW w:w="4080" w:type="dxa"/>
+            <w:tcW w:w="4085" w:type="dxa"/>
             <w:tcBorders/>
             <w:vAlign w:val="center"/>
           </w:tcPr>
@@ -11512,7 +11500,7 @@
         <w:trPr/>
         <w:tc>
           <w:tcPr>
-            <w:tcW w:w="4369" w:type="dxa"/>
+            <w:tcW w:w="4405" w:type="dxa"/>
             <w:tcBorders/>
             <w:vAlign w:val="center"/>
           </w:tcPr>
@@ -11535,7 +11523,7 @@
         </w:tc>
         <w:tc>
           <w:tcPr>
-            <w:tcW w:w="1689" w:type="dxa"/>
+            <w:tcW w:w="1612" w:type="dxa"/>
             <w:tcBorders/>
             <w:vAlign w:val="center"/>
           </w:tcPr>
@@ -11556,7 +11544,7 @@
         </w:tc>
         <w:tc>
           <w:tcPr>
-            <w:tcW w:w="1687" w:type="dxa"/>
+            <w:tcW w:w="1693" w:type="dxa"/>
             <w:tcBorders/>
             <w:vAlign w:val="center"/>
           </w:tcPr>
@@ -11577,7 +11565,7 @@
         </w:tc>
         <w:tc>
           <w:tcPr>
-            <w:tcW w:w="4080" w:type="dxa"/>
+            <w:tcW w:w="4085" w:type="dxa"/>
             <w:tcBorders/>
             <w:vAlign w:val="center"/>
           </w:tcPr>
@@ -11607,7 +11595,7 @@
         <w:trPr/>
         <w:tc>
           <w:tcPr>
-            <w:tcW w:w="4369" w:type="dxa"/>
+            <w:tcW w:w="4405" w:type="dxa"/>
             <w:tcBorders/>
             <w:vAlign w:val="center"/>
           </w:tcPr>
@@ -11630,7 +11618,7 @@
         </w:tc>
         <w:tc>
           <w:tcPr>
-            <w:tcW w:w="1689" w:type="dxa"/>
+            <w:tcW w:w="1612" w:type="dxa"/>
             <w:tcBorders/>
             <w:vAlign w:val="center"/>
           </w:tcPr>
@@ -11651,7 +11639,7 @@
         </w:tc>
         <w:tc>
           <w:tcPr>
-            <w:tcW w:w="1687" w:type="dxa"/>
+            <w:tcW w:w="1693" w:type="dxa"/>
             <w:tcBorders/>
             <w:vAlign w:val="center"/>
           </w:tcPr>
@@ -11672,7 +11660,7 @@
         </w:tc>
         <w:tc>
           <w:tcPr>
-            <w:tcW w:w="4080" w:type="dxa"/>
+            <w:tcW w:w="4085" w:type="dxa"/>
             <w:tcBorders/>
             <w:vAlign w:val="center"/>
           </w:tcPr>
@@ -11712,7 +11700,7 @@
         <w:trPr/>
         <w:tc>
           <w:tcPr>
-            <w:tcW w:w="4369" w:type="dxa"/>
+            <w:tcW w:w="4405" w:type="dxa"/>
             <w:tcBorders/>
             <w:vAlign w:val="center"/>
           </w:tcPr>
@@ -11745,7 +11733,7 @@
         </w:tc>
         <w:tc>
           <w:tcPr>
-            <w:tcW w:w="1689" w:type="dxa"/>
+            <w:tcW w:w="1612" w:type="dxa"/>
             <w:tcBorders/>
             <w:vAlign w:val="center"/>
           </w:tcPr>
@@ -11766,7 +11754,7 @@
         </w:tc>
         <w:tc>
           <w:tcPr>
-            <w:tcW w:w="1687" w:type="dxa"/>
+            <w:tcW w:w="1693" w:type="dxa"/>
             <w:tcBorders/>
             <w:vAlign w:val="center"/>
           </w:tcPr>
@@ -11787,7 +11775,7 @@
         </w:tc>
         <w:tc>
           <w:tcPr>
-            <w:tcW w:w="4080" w:type="dxa"/>
+            <w:tcW w:w="4085" w:type="dxa"/>
             <w:tcBorders/>
             <w:vAlign w:val="center"/>
           </w:tcPr>
@@ -11811,7 +11799,7 @@
         <w:trPr/>
         <w:tc>
           <w:tcPr>
-            <w:tcW w:w="4369" w:type="dxa"/>
+            <w:tcW w:w="4405" w:type="dxa"/>
             <w:tcBorders/>
             <w:vAlign w:val="center"/>
           </w:tcPr>
@@ -11834,7 +11822,7 @@
         </w:tc>
         <w:tc>
           <w:tcPr>
-            <w:tcW w:w="1689" w:type="dxa"/>
+            <w:tcW w:w="1612" w:type="dxa"/>
             <w:tcBorders/>
             <w:vAlign w:val="center"/>
           </w:tcPr>
@@ -11855,7 +11843,7 @@
         </w:tc>
         <w:tc>
           <w:tcPr>
-            <w:tcW w:w="1687" w:type="dxa"/>
+            <w:tcW w:w="1693" w:type="dxa"/>
             <w:tcBorders/>
             <w:vAlign w:val="center"/>
           </w:tcPr>
@@ -11898,7 +11886,7 @@
         </w:tc>
         <w:tc>
           <w:tcPr>
-            <w:tcW w:w="4080" w:type="dxa"/>
+            <w:tcW w:w="4085" w:type="dxa"/>
             <w:tcBorders/>
             <w:vAlign w:val="center"/>
           </w:tcPr>
@@ -11962,7 +11950,7 @@
         <w:trPr/>
         <w:tc>
           <w:tcPr>
-            <w:tcW w:w="4369" w:type="dxa"/>
+            <w:tcW w:w="4405" w:type="dxa"/>
             <w:tcBorders/>
             <w:vAlign w:val="center"/>
           </w:tcPr>
@@ -11985,7 +11973,7 @@
         </w:tc>
         <w:tc>
           <w:tcPr>
-            <w:tcW w:w="1689" w:type="dxa"/>
+            <w:tcW w:w="1612" w:type="dxa"/>
             <w:tcBorders/>
             <w:vAlign w:val="center"/>
           </w:tcPr>
@@ -12006,7 +11994,7 @@
         </w:tc>
         <w:tc>
           <w:tcPr>
-            <w:tcW w:w="1687" w:type="dxa"/>
+            <w:tcW w:w="1693" w:type="dxa"/>
             <w:tcBorders/>
             <w:vAlign w:val="center"/>
           </w:tcPr>
@@ -12027,7 +12015,7 @@
         </w:tc>
         <w:tc>
           <w:tcPr>
-            <w:tcW w:w="4080" w:type="dxa"/>
+            <w:tcW w:w="4085" w:type="dxa"/>
             <w:tcBorders/>
             <w:vAlign w:val="center"/>
           </w:tcPr>
@@ -12057,7 +12045,7 @@
         <w:trPr/>
         <w:tc>
           <w:tcPr>
-            <w:tcW w:w="4369" w:type="dxa"/>
+            <w:tcW w:w="4405" w:type="dxa"/>
             <w:tcBorders/>
             <w:vAlign w:val="center"/>
           </w:tcPr>
@@ -12080,7 +12068,7 @@
         </w:tc>
         <w:tc>
           <w:tcPr>
-            <w:tcW w:w="1689" w:type="dxa"/>
+            <w:tcW w:w="1612" w:type="dxa"/>
             <w:tcBorders/>
             <w:vAlign w:val="center"/>
           </w:tcPr>
@@ -12101,7 +12089,7 @@
         </w:tc>
         <w:tc>
           <w:tcPr>
-            <w:tcW w:w="1687" w:type="dxa"/>
+            <w:tcW w:w="1693" w:type="dxa"/>
             <w:tcBorders/>
             <w:vAlign w:val="center"/>
           </w:tcPr>
@@ -12132,7 +12120,7 @@
         </w:tc>
         <w:tc>
           <w:tcPr>
-            <w:tcW w:w="4080" w:type="dxa"/>
+            <w:tcW w:w="4085" w:type="dxa"/>
             <w:tcBorders/>
             <w:vAlign w:val="center"/>
           </w:tcPr>
@@ -13733,7 +13721,7 @@
     </w:p>
     <w:tbl>
       <w:tblPr>
-        <w:tblW w:w="11825" w:type="dxa"/>
+        <w:tblW w:w="11795" w:type="dxa"/>
         <w:jc w:val="left"/>
         <w:tblInd w:w="0" w:type="dxa"/>
         <w:tblLayout w:type="fixed"/>
@@ -13745,10 +13733,10 @@
         </w:tblCellMar>
       </w:tblPr>
       <w:tblGrid>
-        <w:gridCol w:w="2423"/>
+        <w:gridCol w:w="2429"/>
         <w:gridCol w:w="4096"/>
-        <w:gridCol w:w="1753"/>
-        <w:gridCol w:w="3553"/>
+        <w:gridCol w:w="1751"/>
+        <w:gridCol w:w="3519"/>
       </w:tblGrid>
       <w:tr>
         <w:trPr>
@@ -13756,7 +13744,7 @@
         </w:trPr>
         <w:tc>
           <w:tcPr>
-            <w:tcW w:w="2423" w:type="dxa"/>
+            <w:tcW w:w="2429" w:type="dxa"/>
             <w:tcBorders/>
             <w:vAlign w:val="center"/>
           </w:tcPr>
@@ -13800,7 +13788,7 @@
         </w:tc>
         <w:tc>
           <w:tcPr>
-            <w:tcW w:w="1753" w:type="dxa"/>
+            <w:tcW w:w="1751" w:type="dxa"/>
             <w:tcBorders/>
             <w:vAlign w:val="center"/>
           </w:tcPr>
@@ -13822,7 +13810,7 @@
         </w:tc>
         <w:tc>
           <w:tcPr>
-            <w:tcW w:w="3553" w:type="dxa"/>
+            <w:tcW w:w="3519" w:type="dxa"/>
             <w:tcBorders/>
             <w:vAlign w:val="center"/>
           </w:tcPr>
@@ -13847,7 +13835,7 @@
         <w:trPr/>
         <w:tc>
           <w:tcPr>
-            <w:tcW w:w="2423" w:type="dxa"/>
+            <w:tcW w:w="2429" w:type="dxa"/>
             <w:tcBorders/>
             <w:vAlign w:val="center"/>
           </w:tcPr>
@@ -13907,7 +13895,7 @@
         </w:tc>
         <w:tc>
           <w:tcPr>
-            <w:tcW w:w="1753" w:type="dxa"/>
+            <w:tcW w:w="1751" w:type="dxa"/>
             <w:tcBorders/>
             <w:vAlign w:val="center"/>
           </w:tcPr>
@@ -13930,7 +13918,7 @@
         </w:tc>
         <w:tc>
           <w:tcPr>
-            <w:tcW w:w="3553" w:type="dxa"/>
+            <w:tcW w:w="3519" w:type="dxa"/>
             <w:tcBorders/>
             <w:vAlign w:val="center"/>
           </w:tcPr>
@@ -13954,7 +13942,7 @@
         <w:trPr/>
         <w:tc>
           <w:tcPr>
-            <w:tcW w:w="2423" w:type="dxa"/>
+            <w:tcW w:w="2429" w:type="dxa"/>
             <w:tcBorders/>
             <w:vAlign w:val="center"/>
           </w:tcPr>
@@ -13998,7 +13986,7 @@
         </w:tc>
         <w:tc>
           <w:tcPr>
-            <w:tcW w:w="1753" w:type="dxa"/>
+            <w:tcW w:w="1751" w:type="dxa"/>
             <w:tcBorders/>
             <w:vAlign w:val="center"/>
           </w:tcPr>
@@ -14071,7 +14059,7 @@
         </w:tc>
         <w:tc>
           <w:tcPr>
-            <w:tcW w:w="3553" w:type="dxa"/>
+            <w:tcW w:w="3519" w:type="dxa"/>
             <w:tcBorders/>
             <w:vAlign w:val="center"/>
           </w:tcPr>
@@ -14095,7 +14083,7 @@
         <w:trPr/>
         <w:tc>
           <w:tcPr>
-            <w:tcW w:w="2423" w:type="dxa"/>
+            <w:tcW w:w="2429" w:type="dxa"/>
             <w:tcBorders/>
             <w:vAlign w:val="center"/>
           </w:tcPr>
@@ -14139,7 +14127,7 @@
         </w:tc>
         <w:tc>
           <w:tcPr>
-            <w:tcW w:w="1753" w:type="dxa"/>
+            <w:tcW w:w="1751" w:type="dxa"/>
             <w:tcBorders/>
             <w:vAlign w:val="center"/>
           </w:tcPr>
@@ -14160,7 +14148,7 @@
         </w:tc>
         <w:tc>
           <w:tcPr>
-            <w:tcW w:w="3553" w:type="dxa"/>
+            <w:tcW w:w="3519" w:type="dxa"/>
             <w:tcBorders/>
             <w:vAlign w:val="center"/>
           </w:tcPr>
@@ -14184,7 +14172,7 @@
         <w:trPr/>
         <w:tc>
           <w:tcPr>
-            <w:tcW w:w="2423" w:type="dxa"/>
+            <w:tcW w:w="2429" w:type="dxa"/>
             <w:tcBorders/>
             <w:vAlign w:val="center"/>
           </w:tcPr>
@@ -14228,7 +14216,7 @@
         </w:tc>
         <w:tc>
           <w:tcPr>
-            <w:tcW w:w="1753" w:type="dxa"/>
+            <w:tcW w:w="1751" w:type="dxa"/>
             <w:tcBorders/>
             <w:vAlign w:val="center"/>
           </w:tcPr>
@@ -14251,7 +14239,7 @@
         </w:tc>
         <w:tc>
           <w:tcPr>
-            <w:tcW w:w="3553" w:type="dxa"/>
+            <w:tcW w:w="3519" w:type="dxa"/>
             <w:tcBorders/>
             <w:vAlign w:val="center"/>
           </w:tcPr>
@@ -14275,7 +14263,7 @@
         <w:trPr/>
         <w:tc>
           <w:tcPr>
-            <w:tcW w:w="2423" w:type="dxa"/>
+            <w:tcW w:w="2429" w:type="dxa"/>
             <w:tcBorders/>
             <w:vAlign w:val="center"/>
           </w:tcPr>
@@ -14319,7 +14307,7 @@
         </w:tc>
         <w:tc>
           <w:tcPr>
-            <w:tcW w:w="1753" w:type="dxa"/>
+            <w:tcW w:w="1751" w:type="dxa"/>
             <w:tcBorders/>
             <w:vAlign w:val="center"/>
           </w:tcPr>
@@ -14342,7 +14330,7 @@
         </w:tc>
         <w:tc>
           <w:tcPr>
-            <w:tcW w:w="3553" w:type="dxa"/>
+            <w:tcW w:w="3519" w:type="dxa"/>
             <w:tcBorders/>
             <w:vAlign w:val="center"/>
           </w:tcPr>
@@ -14366,7 +14354,7 @@
         <w:trPr/>
         <w:tc>
           <w:tcPr>
-            <w:tcW w:w="2423" w:type="dxa"/>
+            <w:tcW w:w="2429" w:type="dxa"/>
             <w:tcBorders/>
             <w:vAlign w:val="center"/>
           </w:tcPr>
@@ -14416,7 +14404,7 @@
         </w:tc>
         <w:tc>
           <w:tcPr>
-            <w:tcW w:w="1753" w:type="dxa"/>
+            <w:tcW w:w="1751" w:type="dxa"/>
             <w:tcBorders/>
             <w:vAlign w:val="center"/>
           </w:tcPr>
@@ -14439,7 +14427,7 @@
         </w:tc>
         <w:tc>
           <w:tcPr>
-            <w:tcW w:w="3553" w:type="dxa"/>
+            <w:tcW w:w="3519" w:type="dxa"/>
             <w:tcBorders/>
             <w:vAlign w:val="center"/>
           </w:tcPr>
@@ -14473,7 +14461,7 @@
         <w:trPr/>
         <w:tc>
           <w:tcPr>
-            <w:tcW w:w="2423" w:type="dxa"/>
+            <w:tcW w:w="2429" w:type="dxa"/>
             <w:tcBorders/>
             <w:vAlign w:val="center"/>
           </w:tcPr>
@@ -14519,7 +14507,7 @@
         </w:tc>
         <w:tc>
           <w:tcPr>
-            <w:tcW w:w="1753" w:type="dxa"/>
+            <w:tcW w:w="1751" w:type="dxa"/>
             <w:tcBorders/>
             <w:vAlign w:val="center"/>
           </w:tcPr>
@@ -14542,7 +14530,7 @@
         </w:tc>
         <w:tc>
           <w:tcPr>
-            <w:tcW w:w="3553" w:type="dxa"/>
+            <w:tcW w:w="3519" w:type="dxa"/>
             <w:tcBorders/>
             <w:vAlign w:val="center"/>
           </w:tcPr>
@@ -14596,7 +14584,7 @@
         <w:trPr/>
         <w:tc>
           <w:tcPr>
-            <w:tcW w:w="2423" w:type="dxa"/>
+            <w:tcW w:w="2429" w:type="dxa"/>
             <w:tcBorders/>
             <w:vAlign w:val="center"/>
           </w:tcPr>
@@ -14656,7 +14644,7 @@
         </w:tc>
         <w:tc>
           <w:tcPr>
-            <w:tcW w:w="1753" w:type="dxa"/>
+            <w:tcW w:w="1751" w:type="dxa"/>
             <w:tcBorders/>
             <w:vAlign w:val="center"/>
           </w:tcPr>
@@ -14679,7 +14667,7 @@
         </w:tc>
         <w:tc>
           <w:tcPr>
-            <w:tcW w:w="3553" w:type="dxa"/>
+            <w:tcW w:w="3519" w:type="dxa"/>
             <w:tcBorders/>
             <w:vAlign w:val="center"/>
           </w:tcPr>
@@ -14713,7 +14701,7 @@
         <w:trPr/>
         <w:tc>
           <w:tcPr>
-            <w:tcW w:w="2423" w:type="dxa"/>
+            <w:tcW w:w="2429" w:type="dxa"/>
             <w:tcBorders/>
             <w:vAlign w:val="center"/>
           </w:tcPr>
@@ -14759,7 +14747,7 @@
         </w:tc>
         <w:tc>
           <w:tcPr>
-            <w:tcW w:w="1753" w:type="dxa"/>
+            <w:tcW w:w="1751" w:type="dxa"/>
             <w:tcBorders/>
             <w:vAlign w:val="center"/>
           </w:tcPr>
@@ -14782,7 +14770,7 @@
         </w:tc>
         <w:tc>
           <w:tcPr>
-            <w:tcW w:w="3553" w:type="dxa"/>
+            <w:tcW w:w="3519" w:type="dxa"/>
             <w:tcBorders/>
             <w:vAlign w:val="center"/>
           </w:tcPr>
@@ -14836,7 +14824,7 @@
         <w:trPr/>
         <w:tc>
           <w:tcPr>
-            <w:tcW w:w="2423" w:type="dxa"/>
+            <w:tcW w:w="2429" w:type="dxa"/>
             <w:tcBorders/>
             <w:vAlign w:val="center"/>
           </w:tcPr>
@@ -14882,7 +14870,7 @@
         </w:tc>
         <w:tc>
           <w:tcPr>
-            <w:tcW w:w="1753" w:type="dxa"/>
+            <w:tcW w:w="1751" w:type="dxa"/>
             <w:tcBorders/>
             <w:vAlign w:val="center"/>
           </w:tcPr>
@@ -14905,7 +14893,7 @@
         </w:tc>
         <w:tc>
           <w:tcPr>
-            <w:tcW w:w="3553" w:type="dxa"/>
+            <w:tcW w:w="3519" w:type="dxa"/>
             <w:tcBorders/>
             <w:vAlign w:val="center"/>
           </w:tcPr>
@@ -14939,7 +14927,7 @@
         <w:trPr/>
         <w:tc>
           <w:tcPr>
-            <w:tcW w:w="2423" w:type="dxa"/>
+            <w:tcW w:w="2429" w:type="dxa"/>
             <w:tcBorders/>
             <w:vAlign w:val="center"/>
           </w:tcPr>
@@ -14985,7 +14973,7 @@
         </w:tc>
         <w:tc>
           <w:tcPr>
-            <w:tcW w:w="1753" w:type="dxa"/>
+            <w:tcW w:w="1751" w:type="dxa"/>
             <w:tcBorders/>
             <w:vAlign w:val="center"/>
           </w:tcPr>
@@ -15008,7 +14996,7 @@
         </w:tc>
         <w:tc>
           <w:tcPr>
-            <w:tcW w:w="3553" w:type="dxa"/>
+            <w:tcW w:w="3519" w:type="dxa"/>
             <w:tcBorders/>
             <w:vAlign w:val="center"/>
           </w:tcPr>
@@ -15032,7 +15020,7 @@
         <w:trPr/>
         <w:tc>
           <w:tcPr>
-            <w:tcW w:w="2423" w:type="dxa"/>
+            <w:tcW w:w="2429" w:type="dxa"/>
             <w:tcBorders/>
             <w:vAlign w:val="center"/>
           </w:tcPr>
@@ -15078,7 +15066,7 @@
         </w:tc>
         <w:tc>
           <w:tcPr>
-            <w:tcW w:w="1753" w:type="dxa"/>
+            <w:tcW w:w="1751" w:type="dxa"/>
             <w:tcBorders/>
             <w:vAlign w:val="center"/>
           </w:tcPr>
@@ -15101,7 +15089,7 @@
         </w:tc>
         <w:tc>
           <w:tcPr>
-            <w:tcW w:w="3553" w:type="dxa"/>
+            <w:tcW w:w="3519" w:type="dxa"/>
             <w:tcBorders/>
             <w:vAlign w:val="center"/>
           </w:tcPr>
@@ -15589,7 +15577,7 @@
     </w:p>
     <w:tbl>
       <w:tblPr>
-        <w:tblW w:w="11253" w:type="dxa"/>
+        <w:tblW w:w="10938" w:type="dxa"/>
         <w:jc w:val="left"/>
         <w:tblInd w:w="0" w:type="dxa"/>
         <w:tblLayout w:type="fixed"/>
@@ -15602,8 +15590,8 @@
       </w:tblPr>
       <w:tblGrid>
         <w:gridCol w:w="3751"/>
-        <w:gridCol w:w="3091"/>
-        <w:gridCol w:w="4411"/>
+        <w:gridCol w:w="2941"/>
+        <w:gridCol w:w="4246"/>
       </w:tblGrid>
       <w:tr>
         <w:trPr>
@@ -15633,7 +15621,7 @@
         </w:tc>
         <w:tc>
           <w:tcPr>
-            <w:tcW w:w="3091" w:type="dxa"/>
+            <w:tcW w:w="2941" w:type="dxa"/>
             <w:tcBorders/>
             <w:vAlign w:val="center"/>
           </w:tcPr>
@@ -15655,7 +15643,7 @@
         </w:tc>
         <w:tc>
           <w:tcPr>
-            <w:tcW w:w="4411" w:type="dxa"/>
+            <w:tcW w:w="4246" w:type="dxa"/>
             <w:tcBorders/>
             <w:vAlign w:val="center"/>
           </w:tcPr>
@@ -15703,7 +15691,7 @@
         </w:tc>
         <w:tc>
           <w:tcPr>
-            <w:tcW w:w="3091" w:type="dxa"/>
+            <w:tcW w:w="2941" w:type="dxa"/>
             <w:tcBorders/>
             <w:vAlign w:val="center"/>
           </w:tcPr>
@@ -15724,7 +15712,7 @@
         </w:tc>
         <w:tc>
           <w:tcPr>
-            <w:tcW w:w="4411" w:type="dxa"/>
+            <w:tcW w:w="4246" w:type="dxa"/>
             <w:tcBorders/>
             <w:vAlign w:val="center"/>
           </w:tcPr>
@@ -15771,7 +15759,7 @@
         </w:tc>
         <w:tc>
           <w:tcPr>
-            <w:tcW w:w="3091" w:type="dxa"/>
+            <w:tcW w:w="2941" w:type="dxa"/>
             <w:tcBorders/>
             <w:vAlign w:val="center"/>
           </w:tcPr>
@@ -15792,7 +15780,7 @@
         </w:tc>
         <w:tc>
           <w:tcPr>
-            <w:tcW w:w="4411" w:type="dxa"/>
+            <w:tcW w:w="4246" w:type="dxa"/>
             <w:tcBorders/>
             <w:vAlign w:val="center"/>
           </w:tcPr>
@@ -16273,7 +16261,7 @@
     </w:p>
     <w:tbl>
       <w:tblPr>
-        <w:tblW w:w="11825" w:type="dxa"/>
+        <w:tblW w:w="11795" w:type="dxa"/>
         <w:jc w:val="left"/>
         <w:tblInd w:w="0" w:type="dxa"/>
         <w:tblLayout w:type="fixed"/>
@@ -16285,9 +16273,9 @@
         </w:tblCellMar>
       </w:tblPr>
       <w:tblGrid>
-        <w:gridCol w:w="1186"/>
-        <w:gridCol w:w="8267"/>
-        <w:gridCol w:w="2372"/>
+        <w:gridCol w:w="1171"/>
+        <w:gridCol w:w="8347"/>
+        <w:gridCol w:w="2277"/>
       </w:tblGrid>
       <w:tr>
         <w:trPr>
@@ -16295,7 +16283,7 @@
         </w:trPr>
         <w:tc>
           <w:tcPr>
-            <w:tcW w:w="1186" w:type="dxa"/>
+            <w:tcW w:w="1171" w:type="dxa"/>
             <w:tcBorders/>
             <w:vAlign w:val="center"/>
           </w:tcPr>
@@ -16317,7 +16305,7 @@
         </w:tc>
         <w:tc>
           <w:tcPr>
-            <w:tcW w:w="8267" w:type="dxa"/>
+            <w:tcW w:w="8347" w:type="dxa"/>
             <w:tcBorders/>
             <w:vAlign w:val="center"/>
           </w:tcPr>
@@ -16339,7 +16327,7 @@
         </w:tc>
         <w:tc>
           <w:tcPr>
-            <w:tcW w:w="2372" w:type="dxa"/>
+            <w:tcW w:w="2277" w:type="dxa"/>
             <w:tcBorders/>
             <w:vAlign w:val="center"/>
           </w:tcPr>
@@ -16374,7 +16362,7 @@
         <w:trPr/>
         <w:tc>
           <w:tcPr>
-            <w:tcW w:w="1186" w:type="dxa"/>
+            <w:tcW w:w="1171" w:type="dxa"/>
             <w:tcBorders/>
             <w:vAlign w:val="center"/>
           </w:tcPr>
@@ -16397,7 +16385,7 @@
         </w:tc>
         <w:tc>
           <w:tcPr>
-            <w:tcW w:w="8267" w:type="dxa"/>
+            <w:tcW w:w="8347" w:type="dxa"/>
             <w:tcBorders/>
             <w:vAlign w:val="center"/>
           </w:tcPr>
@@ -16428,7 +16416,7 @@
         </w:tc>
         <w:tc>
           <w:tcPr>
-            <w:tcW w:w="2372" w:type="dxa"/>
+            <w:tcW w:w="2277" w:type="dxa"/>
             <w:tcBorders/>
             <w:vAlign w:val="center"/>
           </w:tcPr>
@@ -16472,7 +16460,7 @@
         <w:trPr/>
         <w:tc>
           <w:tcPr>
-            <w:tcW w:w="1186" w:type="dxa"/>
+            <w:tcW w:w="1171" w:type="dxa"/>
             <w:tcBorders/>
             <w:vAlign w:val="center"/>
           </w:tcPr>
@@ -16495,7 +16483,7 @@
         </w:tc>
         <w:tc>
           <w:tcPr>
-            <w:tcW w:w="8267" w:type="dxa"/>
+            <w:tcW w:w="8347" w:type="dxa"/>
             <w:tcBorders/>
             <w:vAlign w:val="center"/>
           </w:tcPr>
@@ -16526,7 +16514,7 @@
         </w:tc>
         <w:tc>
           <w:tcPr>
-            <w:tcW w:w="2372" w:type="dxa"/>
+            <w:tcW w:w="2277" w:type="dxa"/>
             <w:tcBorders/>
             <w:vAlign w:val="center"/>
           </w:tcPr>
@@ -16570,7 +16558,7 @@
         <w:trPr/>
         <w:tc>
           <w:tcPr>
-            <w:tcW w:w="1186" w:type="dxa"/>
+            <w:tcW w:w="1171" w:type="dxa"/>
             <w:tcBorders/>
             <w:vAlign w:val="center"/>
           </w:tcPr>
@@ -16593,7 +16581,7 @@
         </w:tc>
         <w:tc>
           <w:tcPr>
-            <w:tcW w:w="8267" w:type="dxa"/>
+            <w:tcW w:w="8347" w:type="dxa"/>
             <w:tcBorders/>
             <w:vAlign w:val="center"/>
           </w:tcPr>
@@ -16614,7 +16602,7 @@
         </w:tc>
         <w:tc>
           <w:tcPr>
-            <w:tcW w:w="2372" w:type="dxa"/>
+            <w:tcW w:w="2277" w:type="dxa"/>
             <w:tcBorders/>
             <w:vAlign w:val="center"/>
           </w:tcPr>
@@ -16644,7 +16632,7 @@
         <w:trPr/>
         <w:tc>
           <w:tcPr>
-            <w:tcW w:w="1186" w:type="dxa"/>
+            <w:tcW w:w="1171" w:type="dxa"/>
             <w:tcBorders/>
             <w:vAlign w:val="center"/>
           </w:tcPr>
@@ -16667,7 +16655,7 @@
         </w:tc>
         <w:tc>
           <w:tcPr>
-            <w:tcW w:w="8267" w:type="dxa"/>
+            <w:tcW w:w="8347" w:type="dxa"/>
             <w:tcBorders/>
             <w:vAlign w:val="center"/>
           </w:tcPr>
@@ -16750,7 +16738,7 @@
         </w:tc>
         <w:tc>
           <w:tcPr>
-            <w:tcW w:w="2372" w:type="dxa"/>
+            <w:tcW w:w="2277" w:type="dxa"/>
             <w:tcBorders/>
             <w:vAlign w:val="center"/>
           </w:tcPr>
@@ -16774,7 +16762,7 @@
         <w:trPr/>
         <w:tc>
           <w:tcPr>
-            <w:tcW w:w="1186" w:type="dxa"/>
+            <w:tcW w:w="1171" w:type="dxa"/>
             <w:tcBorders/>
             <w:vAlign w:val="center"/>
           </w:tcPr>
@@ -16797,7 +16785,7 @@
         </w:tc>
         <w:tc>
           <w:tcPr>
-            <w:tcW w:w="8267" w:type="dxa"/>
+            <w:tcW w:w="8347" w:type="dxa"/>
             <w:tcBorders/>
             <w:vAlign w:val="center"/>
           </w:tcPr>
@@ -16818,7 +16806,7 @@
         </w:tc>
         <w:tc>
           <w:tcPr>
-            <w:tcW w:w="2372" w:type="dxa"/>
+            <w:tcW w:w="2277" w:type="dxa"/>
             <w:tcBorders/>
             <w:vAlign w:val="center"/>
           </w:tcPr>
@@ -16898,7 +16886,7 @@
     </w:p>
     <w:tbl>
       <w:tblPr>
-        <w:tblW w:w="11825" w:type="dxa"/>
+        <w:tblW w:w="11795" w:type="dxa"/>
         <w:jc w:val="left"/>
         <w:tblInd w:w="0" w:type="dxa"/>
         <w:tblLayout w:type="fixed"/>
@@ -16910,8 +16898,8 @@
         </w:tblCellMar>
       </w:tblPr>
       <w:tblGrid>
-        <w:gridCol w:w="5241"/>
-        <w:gridCol w:w="6584"/>
+        <w:gridCol w:w="5290"/>
+        <w:gridCol w:w="6505"/>
       </w:tblGrid>
       <w:tr>
         <w:trPr>
@@ -16919,7 +16907,7 @@
         </w:trPr>
         <w:tc>
           <w:tcPr>
-            <w:tcW w:w="5241" w:type="dxa"/>
+            <w:tcW w:w="5290" w:type="dxa"/>
             <w:tcBorders/>
             <w:vAlign w:val="center"/>
           </w:tcPr>
@@ -16941,7 +16929,7 @@
         </w:tc>
         <w:tc>
           <w:tcPr>
-            <w:tcW w:w="6584" w:type="dxa"/>
+            <w:tcW w:w="6505" w:type="dxa"/>
             <w:tcBorders/>
             <w:vAlign w:val="center"/>
           </w:tcPr>
@@ -16966,7 +16954,7 @@
         <w:trPr/>
         <w:tc>
           <w:tcPr>
-            <w:tcW w:w="5241" w:type="dxa"/>
+            <w:tcW w:w="5290" w:type="dxa"/>
             <w:tcBorders/>
             <w:vAlign w:val="center"/>
           </w:tcPr>
@@ -16989,7 +16977,7 @@
         </w:tc>
         <w:tc>
           <w:tcPr>
-            <w:tcW w:w="6584" w:type="dxa"/>
+            <w:tcW w:w="6505" w:type="dxa"/>
             <w:tcBorders/>
             <w:vAlign w:val="center"/>
           </w:tcPr>
@@ -17013,7 +17001,7 @@
         <w:trPr/>
         <w:tc>
           <w:tcPr>
-            <w:tcW w:w="5241" w:type="dxa"/>
+            <w:tcW w:w="5290" w:type="dxa"/>
             <w:tcBorders/>
             <w:vAlign w:val="center"/>
           </w:tcPr>
@@ -17036,7 +17024,7 @@
         </w:tc>
         <w:tc>
           <w:tcPr>
-            <w:tcW w:w="6584" w:type="dxa"/>
+            <w:tcW w:w="6505" w:type="dxa"/>
             <w:tcBorders/>
             <w:vAlign w:val="center"/>
           </w:tcPr>
@@ -17070,7 +17058,7 @@
         <w:trPr/>
         <w:tc>
           <w:tcPr>
-            <w:tcW w:w="5241" w:type="dxa"/>
+            <w:tcW w:w="5290" w:type="dxa"/>
             <w:tcBorders/>
             <w:vAlign w:val="center"/>
           </w:tcPr>
@@ -17093,7 +17081,7 @@
         </w:tc>
         <w:tc>
           <w:tcPr>
-            <w:tcW w:w="6584" w:type="dxa"/>
+            <w:tcW w:w="6505" w:type="dxa"/>
             <w:tcBorders/>
             <w:vAlign w:val="center"/>
           </w:tcPr>
@@ -17117,7 +17105,7 @@
         <w:trPr/>
         <w:tc>
           <w:tcPr>
-            <w:tcW w:w="5241" w:type="dxa"/>
+            <w:tcW w:w="5290" w:type="dxa"/>
             <w:tcBorders/>
             <w:vAlign w:val="center"/>
           </w:tcPr>
@@ -17140,7 +17128,7 @@
         </w:tc>
         <w:tc>
           <w:tcPr>
-            <w:tcW w:w="6584" w:type="dxa"/>
+            <w:tcW w:w="6505" w:type="dxa"/>
             <w:tcBorders/>
             <w:vAlign w:val="center"/>
           </w:tcPr>
@@ -17164,7 +17152,7 @@
         <w:trPr/>
         <w:tc>
           <w:tcPr>
-            <w:tcW w:w="5241" w:type="dxa"/>
+            <w:tcW w:w="5290" w:type="dxa"/>
             <w:tcBorders/>
             <w:vAlign w:val="center"/>
           </w:tcPr>
@@ -17187,7 +17175,7 @@
         </w:tc>
         <w:tc>
           <w:tcPr>
-            <w:tcW w:w="6584" w:type="dxa"/>
+            <w:tcW w:w="6505" w:type="dxa"/>
             <w:tcBorders/>
             <w:vAlign w:val="center"/>
           </w:tcPr>
@@ -17211,7 +17199,7 @@
         <w:trPr/>
         <w:tc>
           <w:tcPr>
-            <w:tcW w:w="5241" w:type="dxa"/>
+            <w:tcW w:w="5290" w:type="dxa"/>
             <w:tcBorders/>
             <w:vAlign w:val="center"/>
           </w:tcPr>
@@ -17234,7 +17222,7 @@
         </w:tc>
         <w:tc>
           <w:tcPr>
-            <w:tcW w:w="6584" w:type="dxa"/>
+            <w:tcW w:w="6505" w:type="dxa"/>
             <w:tcBorders/>
             <w:vAlign w:val="center"/>
           </w:tcPr>
@@ -17258,7 +17246,7 @@
         <w:trPr/>
         <w:tc>
           <w:tcPr>
-            <w:tcW w:w="5241" w:type="dxa"/>
+            <w:tcW w:w="5290" w:type="dxa"/>
             <w:tcBorders/>
             <w:vAlign w:val="center"/>
           </w:tcPr>
@@ -17291,7 +17279,7 @@
         </w:tc>
         <w:tc>
           <w:tcPr>
-            <w:tcW w:w="6584" w:type="dxa"/>
+            <w:tcW w:w="6505" w:type="dxa"/>
             <w:tcBorders/>
             <w:vAlign w:val="center"/>
           </w:tcPr>
@@ -17335,7 +17323,7 @@
         <w:trPr/>
         <w:tc>
           <w:tcPr>
-            <w:tcW w:w="5241" w:type="dxa"/>
+            <w:tcW w:w="5290" w:type="dxa"/>
             <w:tcBorders/>
             <w:vAlign w:val="center"/>
           </w:tcPr>
@@ -17368,7 +17356,7 @@
         </w:tc>
         <w:tc>
           <w:tcPr>
-            <w:tcW w:w="6584" w:type="dxa"/>
+            <w:tcW w:w="6505" w:type="dxa"/>
             <w:tcBorders/>
             <w:vAlign w:val="center"/>
           </w:tcPr>
@@ -17422,7 +17410,7 @@
         <w:trPr/>
         <w:tc>
           <w:tcPr>
-            <w:tcW w:w="5241" w:type="dxa"/>
+            <w:tcW w:w="5290" w:type="dxa"/>
             <w:tcBorders/>
             <w:vAlign w:val="center"/>
           </w:tcPr>
@@ -17445,7 +17433,7 @@
         </w:tc>
         <w:tc>
           <w:tcPr>
-            <w:tcW w:w="6584" w:type="dxa"/>
+            <w:tcW w:w="6505" w:type="dxa"/>
             <w:tcBorders/>
             <w:vAlign w:val="center"/>
           </w:tcPr>
@@ -17499,7 +17487,7 @@
         <w:trPr/>
         <w:tc>
           <w:tcPr>
-            <w:tcW w:w="5241" w:type="dxa"/>
+            <w:tcW w:w="5290" w:type="dxa"/>
             <w:tcBorders/>
             <w:vAlign w:val="center"/>
           </w:tcPr>
@@ -17522,7 +17510,7 @@
         </w:tc>
         <w:tc>
           <w:tcPr>
-            <w:tcW w:w="6584" w:type="dxa"/>
+            <w:tcW w:w="6505" w:type="dxa"/>
             <w:tcBorders/>
             <w:vAlign w:val="center"/>
           </w:tcPr>
@@ -17562,7 +17550,7 @@
         <w:trPr/>
         <w:tc>
           <w:tcPr>
-            <w:tcW w:w="5241" w:type="dxa"/>
+            <w:tcW w:w="5290" w:type="dxa"/>
             <w:tcBorders/>
             <w:vAlign w:val="center"/>
           </w:tcPr>
@@ -17585,7 +17573,7 @@
         </w:tc>
         <w:tc>
           <w:tcPr>
-            <w:tcW w:w="6584" w:type="dxa"/>
+            <w:tcW w:w="6505" w:type="dxa"/>
             <w:tcBorders/>
             <w:vAlign w:val="center"/>
           </w:tcPr>
@@ -17635,7 +17623,7 @@
         <w:trPr/>
         <w:tc>
           <w:tcPr>
-            <w:tcW w:w="5241" w:type="dxa"/>
+            <w:tcW w:w="5290" w:type="dxa"/>
             <w:tcBorders/>
             <w:vAlign w:val="center"/>
           </w:tcPr>
@@ -17658,7 +17646,7 @@
         </w:tc>
         <w:tc>
           <w:tcPr>
-            <w:tcW w:w="6584" w:type="dxa"/>
+            <w:tcW w:w="6505" w:type="dxa"/>
             <w:tcBorders/>
             <w:vAlign w:val="center"/>
           </w:tcPr>
@@ -17682,7 +17670,7 @@
         <w:trPr/>
         <w:tc>
           <w:tcPr>
-            <w:tcW w:w="5241" w:type="dxa"/>
+            <w:tcW w:w="5290" w:type="dxa"/>
             <w:tcBorders/>
             <w:vAlign w:val="center"/>
           </w:tcPr>
@@ -17715,7 +17703,7 @@
         </w:tc>
         <w:tc>
           <w:tcPr>
-            <w:tcW w:w="6584" w:type="dxa"/>
+            <w:tcW w:w="6505" w:type="dxa"/>
             <w:tcBorders/>
             <w:vAlign w:val="center"/>
           </w:tcPr>
@@ -17739,7 +17727,7 @@
         <w:trPr/>
         <w:tc>
           <w:tcPr>
-            <w:tcW w:w="5241" w:type="dxa"/>
+            <w:tcW w:w="5290" w:type="dxa"/>
             <w:tcBorders/>
             <w:vAlign w:val="center"/>
           </w:tcPr>
@@ -17782,7 +17770,7 @@
         </w:tc>
         <w:tc>
           <w:tcPr>
-            <w:tcW w:w="6584" w:type="dxa"/>
+            <w:tcW w:w="6505" w:type="dxa"/>
             <w:tcBorders/>
             <w:vAlign w:val="center"/>
           </w:tcPr>
@@ -17806,7 +17794,7 @@
         <w:trPr/>
         <w:tc>
           <w:tcPr>
-            <w:tcW w:w="5241" w:type="dxa"/>
+            <w:tcW w:w="5290" w:type="dxa"/>
             <w:tcBorders/>
             <w:vAlign w:val="center"/>
           </w:tcPr>
@@ -17839,7 +17827,7 @@
         </w:tc>
         <w:tc>
           <w:tcPr>
-            <w:tcW w:w="6584" w:type="dxa"/>
+            <w:tcW w:w="6505" w:type="dxa"/>
             <w:tcBorders/>
             <w:vAlign w:val="center"/>
           </w:tcPr>
@@ -17873,7 +17861,7 @@
         <w:trPr/>
         <w:tc>
           <w:tcPr>
-            <w:tcW w:w="5241" w:type="dxa"/>
+            <w:tcW w:w="5290" w:type="dxa"/>
             <w:tcBorders/>
             <w:vAlign w:val="center"/>
           </w:tcPr>
@@ -17896,7 +17884,7 @@
         </w:tc>
         <w:tc>
           <w:tcPr>
-            <w:tcW w:w="6584" w:type="dxa"/>
+            <w:tcW w:w="6505" w:type="dxa"/>
             <w:tcBorders/>
             <w:vAlign w:val="center"/>
           </w:tcPr>
@@ -17926,7 +17914,7 @@
         <w:trPr/>
         <w:tc>
           <w:tcPr>
-            <w:tcW w:w="5241" w:type="dxa"/>
+            <w:tcW w:w="5290" w:type="dxa"/>
             <w:tcBorders/>
             <w:vAlign w:val="center"/>
           </w:tcPr>
@@ -17949,7 +17937,7 @@
         </w:tc>
         <w:tc>
           <w:tcPr>
-            <w:tcW w:w="6584" w:type="dxa"/>
+            <w:tcW w:w="6505" w:type="dxa"/>
             <w:tcBorders/>
             <w:vAlign w:val="center"/>
           </w:tcPr>
@@ -17983,7 +17971,7 @@
         <w:trPr/>
         <w:tc>
           <w:tcPr>
-            <w:tcW w:w="5241" w:type="dxa"/>
+            <w:tcW w:w="5290" w:type="dxa"/>
             <w:tcBorders/>
             <w:vAlign w:val="center"/>
           </w:tcPr>
@@ -18006,7 +17994,7 @@
         </w:tc>
         <w:tc>
           <w:tcPr>
-            <w:tcW w:w="6584" w:type="dxa"/>
+            <w:tcW w:w="6505" w:type="dxa"/>
             <w:tcBorders/>
             <w:vAlign w:val="center"/>
           </w:tcPr>
@@ -18036,7 +18024,7 @@
         <w:trPr/>
         <w:tc>
           <w:tcPr>
-            <w:tcW w:w="5241" w:type="dxa"/>
+            <w:tcW w:w="5290" w:type="dxa"/>
             <w:tcBorders/>
             <w:vAlign w:val="center"/>
           </w:tcPr>
@@ -18059,7 +18047,7 @@
         </w:tc>
         <w:tc>
           <w:tcPr>
-            <w:tcW w:w="6584" w:type="dxa"/>
+            <w:tcW w:w="6505" w:type="dxa"/>
             <w:tcBorders/>
             <w:vAlign w:val="center"/>
           </w:tcPr>
@@ -18103,7 +18091,7 @@
         <w:trPr/>
         <w:tc>
           <w:tcPr>
-            <w:tcW w:w="5241" w:type="dxa"/>
+            <w:tcW w:w="5290" w:type="dxa"/>
             <w:tcBorders/>
             <w:vAlign w:val="center"/>
           </w:tcPr>
@@ -18126,7 +18114,7 @@
         </w:tc>
         <w:tc>
           <w:tcPr>
-            <w:tcW w:w="6584" w:type="dxa"/>
+            <w:tcW w:w="6505" w:type="dxa"/>
             <w:tcBorders/>
             <w:vAlign w:val="center"/>
           </w:tcPr>

--- a/docs/guides/crew/crew-troubleshooting.docx
+++ b/docs/guides/crew/crew-troubleshooting.docx
@@ -545,7 +545,7 @@
     </w:p>
     <w:tbl>
       <w:tblPr>
-        <w:tblW w:w="11825" w:type="dxa"/>
+        <w:tblW w:w="11795" w:type="dxa"/>
         <w:jc w:val="left"/>
         <w:tblInd w:w="0" w:type="dxa"/>
         <w:tblLayout w:type="fixed"/>
@@ -559,7 +559,7 @@
       <w:tblGrid>
         <w:gridCol w:w="2116"/>
         <w:gridCol w:w="2446"/>
-        <w:gridCol w:w="2146"/>
+        <w:gridCol w:w="2116"/>
         <w:gridCol w:w="2986"/>
         <w:gridCol w:w="2131"/>
       </w:tblGrid>
@@ -613,7 +613,7 @@
         </w:tc>
         <w:tc>
           <w:tcPr>
-            <w:tcW w:w="2146" w:type="dxa"/>
+            <w:tcW w:w="2116" w:type="dxa"/>
             <w:tcBorders/>
             <w:vAlign w:val="center"/>
           </w:tcPr>
@@ -728,7 +728,7 @@
         </w:tc>
         <w:tc>
           <w:tcPr>
-            <w:tcW w:w="2146" w:type="dxa"/>
+            <w:tcW w:w="2116" w:type="dxa"/>
             <w:tcBorders/>
             <w:vAlign w:val="center"/>
           </w:tcPr>
@@ -864,7 +864,7 @@
         </w:tc>
         <w:tc>
           <w:tcPr>
-            <w:tcW w:w="2146" w:type="dxa"/>
+            <w:tcW w:w="2116" w:type="dxa"/>
             <w:tcBorders/>
             <w:vAlign w:val="center"/>
           </w:tcPr>
@@ -1016,7 +1016,7 @@
         </w:tc>
         <w:tc>
           <w:tcPr>
-            <w:tcW w:w="2146" w:type="dxa"/>
+            <w:tcW w:w="2116" w:type="dxa"/>
             <w:tcBorders/>
             <w:vAlign w:val="center"/>
           </w:tcPr>
@@ -1156,7 +1156,7 @@
         </w:tc>
         <w:tc>
           <w:tcPr>
-            <w:tcW w:w="2146" w:type="dxa"/>
+            <w:tcW w:w="2116" w:type="dxa"/>
             <w:tcBorders/>
             <w:vAlign w:val="center"/>
           </w:tcPr>
@@ -1308,7 +1308,7 @@
         </w:tc>
         <w:tc>
           <w:tcPr>
-            <w:tcW w:w="2146" w:type="dxa"/>
+            <w:tcW w:w="2116" w:type="dxa"/>
             <w:tcBorders/>
             <w:vAlign w:val="center"/>
           </w:tcPr>
@@ -1538,7 +1538,7 @@
         </w:tc>
         <w:tc>
           <w:tcPr>
-            <w:tcW w:w="2146" w:type="dxa"/>
+            <w:tcW w:w="2116" w:type="dxa"/>
             <w:tcBorders/>
             <w:vAlign w:val="center"/>
           </w:tcPr>
@@ -1712,7 +1712,7 @@
         </w:tc>
         <w:tc>
           <w:tcPr>
-            <w:tcW w:w="2146" w:type="dxa"/>
+            <w:tcW w:w="2116" w:type="dxa"/>
             <w:tcBorders/>
             <w:vAlign w:val="center"/>
           </w:tcPr>
@@ -1946,7 +1946,7 @@
         </w:tc>
         <w:tc>
           <w:tcPr>
-            <w:tcW w:w="2146" w:type="dxa"/>
+            <w:tcW w:w="2116" w:type="dxa"/>
             <w:tcBorders/>
             <w:vAlign w:val="center"/>
           </w:tcPr>
@@ -2122,7 +2122,7 @@
         </w:tc>
         <w:tc>
           <w:tcPr>
-            <w:tcW w:w="2146" w:type="dxa"/>
+            <w:tcW w:w="2116" w:type="dxa"/>
             <w:tcBorders/>
             <w:vAlign w:val="center"/>
           </w:tcPr>
@@ -2260,7 +2260,7 @@
         </w:tc>
         <w:tc>
           <w:tcPr>
-            <w:tcW w:w="2146" w:type="dxa"/>
+            <w:tcW w:w="2116" w:type="dxa"/>
             <w:tcBorders/>
             <w:vAlign w:val="center"/>
           </w:tcPr>
@@ -2434,7 +2434,7 @@
         </w:tc>
         <w:tc>
           <w:tcPr>
-            <w:tcW w:w="2146" w:type="dxa"/>
+            <w:tcW w:w="2116" w:type="dxa"/>
             <w:tcBorders/>
             <w:vAlign w:val="center"/>
           </w:tcPr>
@@ -2564,7 +2564,7 @@
         </w:tc>
         <w:tc>
           <w:tcPr>
-            <w:tcW w:w="2146" w:type="dxa"/>
+            <w:tcW w:w="2116" w:type="dxa"/>
             <w:tcBorders/>
             <w:vAlign w:val="center"/>
           </w:tcPr>
@@ -2724,7 +2724,7 @@
         </w:tc>
         <w:tc>
           <w:tcPr>
-            <w:tcW w:w="2146" w:type="dxa"/>
+            <w:tcW w:w="2116" w:type="dxa"/>
             <w:tcBorders/>
             <w:vAlign w:val="center"/>
           </w:tcPr>
@@ -2812,41 +2812,125 @@
         <w:rPr>
           <w:rStyle w:val="Strong"/>
         </w:rPr>
-        <w:t>Silence one hook without touching the rest:</w:t>
-      </w:r>
-      <w:r>
-        <w:rPr/>
-        <w:t xml:space="preserve"> set its own key. </w:t>
-      </w:r>
-      <w:r>
-        <w:rPr>
-          <w:rStyle w:val="SourceText"/>
-        </w:rPr>
-        <w:t>guards.roleWrites: off</w:t>
-      </w:r>
-      <w:r>
-        <w:rPr/>
-        <w:t xml:space="preserve">, </w:t>
-      </w:r>
-      <w:r>
-        <w:rPr>
-          <w:rStyle w:val="SourceText"/>
-        </w:rPr>
-        <w:t>guards.cloudGuard: off</w:t>
-      </w:r>
-      <w:r>
-        <w:rPr/>
-        <w:t xml:space="preserve"> and </w:t>
-      </w:r>
-      <w:r>
-        <w:rPr>
-          <w:rStyle w:val="SourceText"/>
-        </w:rPr>
-        <w:t>scope.mode: off</w:t>
-      </w:r>
-      <w:r>
-        <w:rPr/>
-        <w:t xml:space="preserve"> are already the shipped defaults — a noisy session usually means one of these was turned on somewhere (repo or machine-global) and forgotten, not that the default changed. </w:t>
+        <w:t>Blocker pings (</w:t>
+      </w:r>
+      <w:r>
+        <w:rPr>
+          <w:rStyle w:val="SourceText"/>
+        </w:rPr>
+        <w:t>notify.events</w:t>
+      </w:r>
+      <w:r>
+        <w:rPr>
+          <w:rStyle w:val="Strong"/>
+        </w:rPr>
+        <w:t xml:space="preserve"> has </w:t>
+      </w:r>
+      <w:r>
+        <w:rPr>
+          <w:rStyle w:val="SourceText"/>
+        </w:rPr>
+        <w:t>blocker</w:t>
+      </w:r>
+      <w:r>
+        <w:rPr>
+          <w:rStyle w:val="Strong"/>
+        </w:rPr>
+        <w:t>).</w:t>
+      </w:r>
+      <w:r>
+        <w:rPr/>
+        <w:t xml:space="preserve"> </w:t>
+      </w:r>
+      <w:r>
+        <w:rPr>
+          <w:rStyle w:val="SourceText"/>
+        </w:rPr>
+        <w:t>Stop gate refused</w:t>
+      </w:r>
+      <w:r>
+        <w:rPr/>
+        <w:t xml:space="preserve"> means the verify gate or the completion audit refused the same ticket at Stop twice in a row (</w:t>
+      </w:r>
+      <w:r>
+        <w:rPr>
+          <w:rStyle w:val="SourceText"/>
+        </w:rPr>
+        <w:t>crew_notify.py stop</w:t>
+      </w:r>
+      <w:r>
+        <w:rPr/>
+        <w:t xml:space="preserve"> records it; the gates call it once their harness-only change lands). </w:t>
+      </w:r>
+      <w:r>
+        <w:rPr>
+          <w:rStyle w:val="SourceText"/>
+        </w:rPr>
+        <w:t>Lane stalled</w:t>
+      </w:r>
+      <w:r>
+        <w:rPr/>
+        <w:t xml:space="preserve"> means </w:t>
+      </w:r>
+      <w:r>
+        <w:rPr>
+          <w:rStyle w:val="SourceText"/>
+        </w:rPr>
+        <w:t>/crew:autopilot</w:t>
+      </w:r>
+      <w:r>
+        <w:rPr/>
+        <w:t xml:space="preserve"> found another runner's in-flight marker </w:t>
+      </w:r>
+      <w:r>
+        <w:rPr>
+          <w:rStyle w:val="SourceText"/>
+        </w:rPr>
+        <w:t>stale</w:t>
+      </w:r>
+      <w:r>
+        <w:rPr/>
+        <w:t xml:space="preserve"> (a dead pid, or no heartbeat inside T-0049's 30-minute TTL) and names the owner's </w:t>
+      </w:r>
+      <w:r>
+        <w:rPr>
+          <w:rStyle w:val="SourceText"/>
+        </w:rPr>
+        <w:t>crew_inflight.py clear</w:t>
+      </w:r>
+      <w:r>
+        <w:rPr/>
+        <w:t xml:space="preserve">; </w:t>
+      </w:r>
+      <w:r>
+        <w:rPr>
+          <w:rStyle w:val="SourceText"/>
+        </w:rPr>
+        <w:t>Lane state unknown</w:t>
+      </w:r>
+      <w:r>
+        <w:rPr/>
+        <w:t xml:space="preserve"> means it could not tell. </w:t>
+      </w:r>
+      <w:r>
+        <w:rPr>
+          <w:rStyle w:val="SourceText"/>
+        </w:rPr>
+        <w:t>Approval waiting</w:t>
+      </w:r>
+      <w:r>
+        <w:rPr/>
+        <w:t xml:space="preserve"> is autopilot stopped at </w:t>
+      </w:r>
+      <w:r>
+        <w:rPr>
+          <w:rStyle w:val="SourceText"/>
+        </w:rPr>
+        <w:t>approve</w:t>
+      </w:r>
+      <w:r>
+        <w:rPr/>
+        <w:t xml:space="preserve">. </w:t>
       </w:r>
     </w:p>
     <w:p>
@@ -2870,31 +2954,41 @@
         <w:rPr>
           <w:rStyle w:val="Strong"/>
         </w:rPr>
-        <w:t>Silence the SessionStart context specifically:</w:t>
-      </w:r>
-      <w:r>
-        <w:rPr/>
-        <w:t xml:space="preserve"> </w:t>
-      </w:r>
-      <w:r>
-        <w:rPr>
-          <w:rStyle w:val="SourceText"/>
-        </w:rPr>
-        <w:t>{"memory": {"inject": false}}</w:t>
-      </w:r>
-      <w:r>
-        <w:rPr/>
-        <w:t xml:space="preserve"> stops the context hook; </w:t>
-      </w:r>
-      <w:r>
-        <w:rPr>
-          <w:rStyle w:val="SourceText"/>
-        </w:rPr>
-        <w:t>handoff-read.sh</w:t>
-      </w:r>
-      <w:r>
-        <w:rPr/>
-        <w:t xml:space="preserve"> then prints the handoff on resume instead. </w:t>
+        <w:t>Silence one hook without touching the rest:</w:t>
+      </w:r>
+      <w:r>
+        <w:rPr/>
+        <w:t xml:space="preserve"> set its own key. </w:t>
+      </w:r>
+      <w:r>
+        <w:rPr>
+          <w:rStyle w:val="SourceText"/>
+        </w:rPr>
+        <w:t>guards.roleWrites: off</w:t>
+      </w:r>
+      <w:r>
+        <w:rPr/>
+        <w:t xml:space="preserve">, </w:t>
+      </w:r>
+      <w:r>
+        <w:rPr>
+          <w:rStyle w:val="SourceText"/>
+        </w:rPr>
+        <w:t>guards.cloudGuard: off</w:t>
+      </w:r>
+      <w:r>
+        <w:rPr/>
+        <w:t xml:space="preserve"> and </w:t>
+      </w:r>
+      <w:r>
+        <w:rPr>
+          <w:rStyle w:val="SourceText"/>
+        </w:rPr>
+        <w:t>scope.mode: off</w:t>
+      </w:r>
+      <w:r>
+        <w:rPr/>
+        <w:t xml:space="preserve"> are already the shipped defaults — a noisy session usually means one of these was turned on somewhere (repo or machine-global) and forgotten, not that the default changed. </w:t>
       </w:r>
     </w:p>
     <w:p>
@@ -2909,6 +3003,54 @@
           <w:tab w:val="left" w:pos="829" w:leader="none"/>
         </w:tabs>
         <w:bidi w:val="0"/>
+        <w:spacing w:before="120" w:after="0"/>
+        <w:ind w:hanging="283" w:left="829"/>
+        <w:jc w:val="left"/>
+        <w:rPr/>
+      </w:pPr>
+      <w:r>
+        <w:rPr>
+          <w:rStyle w:val="Strong"/>
+        </w:rPr>
+        <w:t>Silence the SessionStart context specifically:</w:t>
+      </w:r>
+      <w:r>
+        <w:rPr/>
+        <w:t xml:space="preserve"> </w:t>
+      </w:r>
+      <w:r>
+        <w:rPr>
+          <w:rStyle w:val="SourceText"/>
+        </w:rPr>
+        <w:t>{"memory": {"inject": false}}</w:t>
+      </w:r>
+      <w:r>
+        <w:rPr/>
+        <w:t xml:space="preserve"> stops the context hook; </w:t>
+      </w:r>
+      <w:r>
+        <w:rPr>
+          <w:rStyle w:val="SourceText"/>
+        </w:rPr>
+        <w:t>handoff-read.sh</w:t>
+      </w:r>
+      <w:r>
+        <w:rPr/>
+        <w:t xml:space="preserve"> then prints the handoff on resume instead. </w:t>
+      </w:r>
+    </w:p>
+    <w:p>
+      <w:pPr>
+        <w:pStyle w:val="BodyText"/>
+        <w:numPr>
+          <w:ilvl w:val="0"/>
+          <w:numId w:val="4"/>
+        </w:numPr>
+        <w:tabs>
+          <w:tab w:val="clear" w:pos="1134"/>
+          <w:tab w:val="left" w:pos="829" w:leader="none"/>
+        </w:tabs>
+        <w:bidi w:val="0"/>
         <w:ind w:hanging="283" w:left="829"/>
         <w:jc w:val="left"/>
         <w:rPr/>
@@ -3437,7 +3579,27 @@
       </w:r>
       <w:r>
         <w:rPr/>
-        <w:t xml:space="preserve"> ticket opens a fresh budget of two rounds counted from the successor plan; the rounds already spent stay in the ledger and are not erased.</w:t>
+        <w:t xml:space="preserve"> ticket opens a fresh budget of two rounds counted from the successor plan; the rounds already spent stay in the ledger and are not erased. With notify on, a spent budget whose last round carries a BLOCK sends the </w:t>
+      </w:r>
+      <w:r>
+        <w:rPr>
+          <w:rStyle w:val="SourceText"/>
+        </w:rPr>
+        <w:t>Review out of rounds</w:t>
+      </w:r>
+      <w:r>
+        <w:rPr/>
+        <w:t xml:space="preserve"> ping when </w:t>
+      </w:r>
+      <w:r>
+        <w:rPr>
+          <w:rStyle w:val="SourceText"/>
+        </w:rPr>
+        <w:t>/crew:autopilot</w:t>
+      </w:r>
+      <w:r>
+        <w:rPr/>
+        <w:t xml:space="preserve"> stops on it.</w:t>
       </w:r>
     </w:p>
     <w:p>
@@ -3626,7 +3788,7 @@
       </w:r>
       <w:r>
         <w:rPr/>
-        <w:t xml:space="preserve"> table row) or a line admitting the review fell short ("skipped", "truncated", "could not review") is still INCOMPLETE </w:t>
+        <w:t xml:space="preserve"> table row) or a line matching the shortfall wording list ("skipped", "truncated", "could not review") is still INCOMPLETE </w:t>
       </w:r>
       <w:r>
         <w:rPr>
@@ -3636,7 +3798,7 @@
       </w:r>
       <w:r>
         <w:rPr/>
-        <w:t xml:space="preserve">. </w:t>
+        <w:t xml:space="preserve">. That list cannot catch every admission: one it misses ("I only inspected one of the nine files") is ignored as prose and the round stays FINDINGS, so read the ignored lines. </w:t>
       </w:r>
       <w:r>
         <w:rPr>
@@ -4872,6 +5034,84 @@
           <w:tab w:val="left" w:pos="829" w:leader="none"/>
         </w:tabs>
         <w:bidi w:val="0"/>
+        <w:spacing w:before="120" w:after="0"/>
+        <w:ind w:hanging="283" w:left="829"/>
+        <w:jc w:val="left"/>
+        <w:rPr/>
+      </w:pPr>
+      <w:r>
+        <w:rPr>
+          <w:rStyle w:val="Strong"/>
+        </w:rPr>
+        <w:t>Symptom: which tickets still need my approval?</w:t>
+      </w:r>
+      <w:r>
+        <w:rPr/>
+        <w:t xml:space="preserve"> </w:t>
+      </w:r>
+      <w:r>
+        <w:rPr>
+          <w:rStyle w:val="Strong"/>
+        </w:rPr>
+        <w:t>Check:</w:t>
+      </w:r>
+      <w:r>
+        <w:rPr/>
+        <w:t xml:space="preserve"> </w:t>
+      </w:r>
+      <w:r>
+        <w:rPr>
+          <w:rStyle w:val="SourceText"/>
+        </w:rPr>
+        <w:t>/crew:status --approvals</w:t>
+      </w:r>
+      <w:r>
+        <w:rPr/>
+        <w:t xml:space="preserve">. It prints one ready-to-paste </w:t>
+      </w:r>
+      <w:r>
+        <w:rPr>
+          <w:rStyle w:val="SourceText"/>
+        </w:rPr>
+        <w:t>/crew:approve &lt;id&gt;</w:t>
+      </w:r>
+      <w:r>
+        <w:rPr/>
+        <w:t xml:space="preserve"> line, with a </w:t>
+      </w:r>
+      <w:r>
+        <w:rPr>
+          <w:rStyle w:val="SourceText"/>
+        </w:rPr>
+        <w:t>why: &lt;why&gt;</w:t>
+      </w:r>
+      <w:r>
+        <w:rPr/>
+        <w:t xml:space="preserve"> line under it, per open ticket whose approval is missing, stale or unaccepted, and nothing for merged, current or spec-only tickets (</w:t>
+      </w:r>
+      <w:r>
+        <w:rPr>
+          <w:rStyle w:val="SourceText"/>
+        </w:rPr>
+        <w:t>nothing needs approval</w:t>
+      </w:r>
+      <w:r>
+        <w:rPr/>
+        <w:t xml:space="preserve"> when there are none). Approving a ticket it does not list changes nothing. </w:t>
+      </w:r>
+    </w:p>
+    <w:p>
+      <w:pPr>
+        <w:pStyle w:val="BodyText"/>
+        <w:numPr>
+          <w:ilvl w:val="0"/>
+          <w:numId w:val="12"/>
+        </w:numPr>
+        <w:tabs>
+          <w:tab w:val="clear" w:pos="1134"/>
+          <w:tab w:val="left" w:pos="829" w:leader="none"/>
+        </w:tabs>
+        <w:bidi w:val="0"/>
         <w:ind w:hanging="283" w:left="829"/>
         <w:jc w:val="left"/>
         <w:rPr/>
@@ -8061,14 +8301,828 @@
     </w:p>
     <w:p>
       <w:pPr>
+        <w:pStyle w:val="Heading3"/>
+        <w:bidi w:val="0"/>
+        <w:ind w:hanging="0" w:left="0" w:right="0"/>
+        <w:jc w:val="left"/>
+        <w:rPr/>
+      </w:pPr>
+      <w:bookmarkStart w:id="9" w:name="unattended-launch-refuses"/>
+      <w:bookmarkEnd w:id="9"/>
+      <w:r>
+        <w:rPr/>
+        <w:t>Unattended Launch Refuses</w:t>
+      </w:r>
+    </w:p>
+    <w:p>
+      <w:pPr>
+        <w:pStyle w:val="BodyText"/>
+        <w:bidi w:val="0"/>
+        <w:jc w:val="left"/>
+        <w:rPr/>
+      </w:pPr>
+      <w:r>
+        <w:rPr>
+          <w:rStyle w:val="SourceText"/>
+        </w:rPr>
+        <w:t>crew_unattended.py launch -- claude ...</w:t>
+      </w:r>
+      <w:r>
+        <w:rPr/>
+        <w:t xml:space="preserve"> starts an unattended session holding sealed, owner-named cloud credentials, or refuses and starts nothing (plugin README, "Unattended runs: sealed cloud credentials"). Run </w:t>
+      </w:r>
+      <w:r>
+        <w:rPr>
+          <w:rStyle w:val="SourceText"/>
+        </w:rPr>
+        <w:t>python3 "&lt;crew&gt;/hooks/scripts/crew_unattended.py" check --root .</w:t>
+      </w:r>
+      <w:r>
+        <w:rPr/>
+        <w:t xml:space="preserve"> to see every check without launching. Each line is </w:t>
+      </w:r>
+      <w:r>
+        <w:rPr>
+          <w:rStyle w:val="SourceText"/>
+        </w:rPr>
+        <w:t>ready</w:t>
+      </w:r>
+      <w:r>
+        <w:rPr/>
+        <w:t xml:space="preserve">, </w:t>
+      </w:r>
+      <w:r>
+        <w:rPr>
+          <w:rStyle w:val="SourceText"/>
+        </w:rPr>
+        <w:t>refuse</w:t>
+      </w:r>
+      <w:r>
+        <w:rPr/>
+        <w:t xml:space="preserve"> or </w:t>
+      </w:r>
+      <w:r>
+        <w:rPr>
+          <w:rStyle w:val="SourceText"/>
+        </w:rPr>
+        <w:t>unknown</w:t>
+      </w:r>
+      <w:r>
+        <w:rPr/>
+        <w:t xml:space="preserve"> (could not tell, which also refuses).</w:t>
+      </w:r>
+    </w:p>
+    <w:p>
+      <w:pPr>
+        <w:pStyle w:val="BodyText"/>
+        <w:numPr>
+          <w:ilvl w:val="0"/>
+          <w:numId w:val="20"/>
+        </w:numPr>
+        <w:tabs>
+          <w:tab w:val="clear" w:pos="1134"/>
+          <w:tab w:val="left" w:pos="829" w:leader="none"/>
+        </w:tabs>
+        <w:bidi w:val="0"/>
+        <w:spacing w:before="120" w:after="0"/>
+        <w:ind w:hanging="283" w:left="829"/>
+        <w:jc w:val="left"/>
+        <w:rPr/>
+      </w:pPr>
+      <w:r>
+        <w:rPr>
+          <w:rStyle w:val="SourceText"/>
+        </w:rPr>
+        <w:t>config: no read-only identity named</w:t>
+      </w:r>
+      <w:r>
+        <w:rPr/>
+        <w:t xml:space="preserve"> (or </w:t>
+      </w:r>
+      <w:r>
+        <w:rPr>
+          <w:rStyle w:val="SourceText"/>
+        </w:rPr>
+        <w:t>no unattendedCloud in the machine config</w:t>
+      </w:r>
+      <w:r>
+        <w:rPr/>
+        <w:t xml:space="preserve">). The defaults name nothing. </w:t>
+      </w:r>
+      <w:r>
+        <w:rPr>
+          <w:rStyle w:val="Strong"/>
+        </w:rPr>
+        <w:t>Fix:</w:t>
+      </w:r>
+      <w:r>
+        <w:rPr/>
+        <w:t xml:space="preserve"> name the read-only role in </w:t>
+      </w:r>
+      <w:r>
+        <w:rPr>
+          <w:rStyle w:val="SourceText"/>
+        </w:rPr>
+        <w:t>~/.claude/crew/config.json</w:t>
+      </w:r>
+      <w:r>
+        <w:rPr/>
+        <w:t xml:space="preserve">, never in the repo (a repo copy is ignored and reported): set </w:t>
+      </w:r>
+      <w:r>
+        <w:rPr>
+          <w:rStyle w:val="SourceText"/>
+        </w:rPr>
+        <w:t>unattendedCloud.aws.readOnly.profile</w:t>
+      </w:r>
+      <w:r>
+        <w:rPr/>
+        <w:t xml:space="preserve"> and </w:t>
+      </w:r>
+      <w:r>
+        <w:rPr>
+          <w:rStyle w:val="SourceText"/>
+        </w:rPr>
+        <w:t>unattendedCloud.aws.readOnly.identity</w:t>
+      </w:r>
+      <w:r>
+        <w:rPr/>
+        <w:t xml:space="preserve">, the assumed-role ARN prefix ending in </w:t>
+      </w:r>
+      <w:r>
+        <w:rPr>
+          <w:rStyle w:val="SourceText"/>
+        </w:rPr>
+        <w:t>/</w:t>
+      </w:r>
+      <w:r>
+        <w:rPr/>
+        <w:t xml:space="preserve">. </w:t>
+      </w:r>
+    </w:p>
+    <w:p>
+      <w:pPr>
+        <w:pStyle w:val="BodyText"/>
+        <w:numPr>
+          <w:ilvl w:val="0"/>
+          <w:numId w:val="20"/>
+        </w:numPr>
+        <w:tabs>
+          <w:tab w:val="clear" w:pos="1134"/>
+          <w:tab w:val="left" w:pos="829" w:leader="none"/>
+        </w:tabs>
+        <w:bidi w:val="0"/>
+        <w:spacing w:before="120" w:after="0"/>
+        <w:ind w:hanging="283" w:left="829"/>
+        <w:jc w:val="left"/>
+        <w:rPr/>
+      </w:pPr>
+      <w:r>
+        <w:rPr>
+          <w:rStyle w:val="SourceText"/>
+        </w:rPr>
+        <w:t>config: environment X is not nonProd</w:t>
+      </w:r>
+      <w:r>
+        <w:rPr/>
+        <w:t xml:space="preserve"> or </w:t>
+      </w:r>
+      <w:r>
+        <w:rPr>
+          <w:rStyle w:val="SourceText"/>
+        </w:rPr>
+        <w:t>no machine entry for nonProd environment X</w:t>
+      </w:r>
+      <w:r>
+        <w:rPr>
+          <w:rStyle w:val="Strong"/>
+        </w:rPr>
+        <w:t>.</w:t>
+      </w:r>
+      <w:r>
+        <w:rPr/>
+        <w:t xml:space="preserve"> </w:t>
+      </w:r>
+      <w:r>
+        <w:rPr>
+          <w:rStyle w:val="SourceText"/>
+        </w:rPr>
+        <w:t>--environment</w:t>
+      </w:r>
+      <w:r>
+        <w:rPr/>
+        <w:t xml:space="preserve"> needs both the repo's </w:t>
+      </w:r>
+      <w:r>
+        <w:rPr>
+          <w:rStyle w:val="SourceText"/>
+        </w:rPr>
+        <w:t>environments.nonProd</w:t>
+      </w:r>
+      <w:r>
+        <w:rPr/>
+        <w:t xml:space="preserve"> to match the name and a machine </w:t>
+      </w:r>
+      <w:r>
+        <w:rPr>
+          <w:rStyle w:val="SourceText"/>
+        </w:rPr>
+        <w:t>unattendedCloud.aws.nonProd</w:t>
+      </w:r>
+      <w:r>
+        <w:rPr/>
+        <w:t xml:space="preserve"> entry for it. There is no production entry, by design. </w:t>
+      </w:r>
+    </w:p>
+    <w:p>
+      <w:pPr>
+        <w:pStyle w:val="BodyText"/>
+        <w:numPr>
+          <w:ilvl w:val="0"/>
+          <w:numId w:val="20"/>
+        </w:numPr>
+        <w:tabs>
+          <w:tab w:val="clear" w:pos="1134"/>
+          <w:tab w:val="left" w:pos="829" w:leader="none"/>
+        </w:tabs>
+        <w:bidi w:val="0"/>
+        <w:spacing w:before="120" w:after="0"/>
+        <w:ind w:hanging="283" w:left="829"/>
+        <w:jc w:val="left"/>
+        <w:rPr/>
+      </w:pPr>
+      <w:r>
+        <w:rPr>
+          <w:rStyle w:val="SourceText"/>
+        </w:rPr>
+        <w:t>provider not implemented</w:t>
+      </w:r>
+      <w:r>
+        <w:rPr>
+          <w:rStyle w:val="Strong"/>
+        </w:rPr>
+        <w:t>.</w:t>
+      </w:r>
+      <w:r>
+        <w:rPr/>
+        <w:t xml:space="preserve"> Only </w:t>
+      </w:r>
+      <w:r>
+        <w:rPr>
+          <w:rStyle w:val="SourceText"/>
+        </w:rPr>
+        <w:t>aws</w:t>
+      </w:r>
+      <w:r>
+        <w:rPr/>
+        <w:t xml:space="preserve"> is read; remove the other key. </w:t>
+      </w:r>
+    </w:p>
+    <w:p>
+      <w:pPr>
+        <w:pStyle w:val="BodyText"/>
+        <w:numPr>
+          <w:ilvl w:val="0"/>
+          <w:numId w:val="20"/>
+        </w:numPr>
+        <w:tabs>
+          <w:tab w:val="clear" w:pos="1134"/>
+          <w:tab w:val="left" w:pos="829" w:leader="none"/>
+        </w:tabs>
+        <w:bidi w:val="0"/>
+        <w:spacing w:before="120" w:after="0"/>
+        <w:ind w:hanging="283" w:left="829"/>
+        <w:jc w:val="left"/>
+        <w:rPr/>
+      </w:pPr>
+      <w:r>
+        <w:rPr>
+          <w:rStyle w:val="SourceText"/>
+        </w:rPr>
+        <w:t>export: no SessionToken ...: these are static keys</w:t>
+      </w:r>
+      <w:r>
+        <w:rPr>
+          <w:rStyle w:val="Strong"/>
+        </w:rPr>
+        <w:t>.</w:t>
+      </w:r>
+      <w:r>
+        <w:rPr/>
+        <w:t xml:space="preserve"> The profile resolves to long-lived keys. </w:t>
+      </w:r>
+      <w:r>
+        <w:rPr>
+          <w:rStyle w:val="Strong"/>
+        </w:rPr>
+        <w:t>Fix:</w:t>
+      </w:r>
+      <w:r>
+        <w:rPr/>
+        <w:t xml:space="preserve"> point it at an SSO or assume-role profile; crew never runs </w:t>
+      </w:r>
+      <w:r>
+        <w:rPr>
+          <w:rStyle w:val="SourceText"/>
+        </w:rPr>
+        <w:t>aws sso login</w:t>
+      </w:r>
+      <w:r>
+        <w:rPr/>
+        <w:t xml:space="preserve"> for you. </w:t>
+      </w:r>
+    </w:p>
+    <w:p>
+      <w:pPr>
+        <w:pStyle w:val="BodyText"/>
+        <w:numPr>
+          <w:ilvl w:val="0"/>
+          <w:numId w:val="20"/>
+        </w:numPr>
+        <w:tabs>
+          <w:tab w:val="clear" w:pos="1134"/>
+          <w:tab w:val="left" w:pos="829" w:leader="none"/>
+        </w:tabs>
+        <w:bidi w:val="0"/>
+        <w:spacing w:before="120" w:after="0"/>
+        <w:ind w:hanging="283" w:left="829"/>
+        <w:jc w:val="left"/>
+        <w:rPr/>
+      </w:pPr>
+      <w:r>
+        <w:rPr>
+          <w:rStyle w:val="SourceText"/>
+        </w:rPr>
+        <w:t>export: credentials expire in under 15 minutes</w:t>
+      </w:r>
+      <w:r>
+        <w:rPr/>
+        <w:t xml:space="preserve"> or </w:t>
+      </w:r>
+      <w:r>
+        <w:rPr>
+          <w:rStyle w:val="SourceText"/>
+        </w:rPr>
+        <w:t>export ... exited</w:t>
+      </w:r>
+      <w:r>
+        <w:rPr/>
+        <w:t>: refresh the profile's session yourself (</w:t>
+      </w:r>
+      <w:r>
+        <w:rPr>
+          <w:rStyle w:val="SourceText"/>
+        </w:rPr>
+        <w:t>aws sso login</w:t>
+      </w:r>
+      <w:r>
+        <w:rPr/>
+        <w:t xml:space="preserve">), then retry. </w:t>
+      </w:r>
+    </w:p>
+    <w:p>
+      <w:pPr>
+        <w:pStyle w:val="BodyText"/>
+        <w:numPr>
+          <w:ilvl w:val="0"/>
+          <w:numId w:val="20"/>
+        </w:numPr>
+        <w:tabs>
+          <w:tab w:val="clear" w:pos="1134"/>
+          <w:tab w:val="left" w:pos="829" w:leader="none"/>
+        </w:tabs>
+        <w:bidi w:val="0"/>
+        <w:spacing w:before="120" w:after="0"/>
+        <w:ind w:hanging="283" w:left="829"/>
+        <w:jc w:val="left"/>
+        <w:rPr/>
+      </w:pPr>
+      <w:r>
+        <w:rPr>
+          <w:rStyle w:val="SourceText"/>
+        </w:rPr>
+        <w:t>identity: STS says ..., expected ...</w:t>
+      </w:r>
+      <w:r>
+        <w:rPr>
+          <w:rStyle w:val="Strong"/>
+        </w:rPr>
+        <w:t>.</w:t>
+      </w:r>
+      <w:r>
+        <w:rPr/>
+        <w:t xml:space="preserve"> The exported credentials are a different role than the one named; a </w:t>
+      </w:r>
+      <w:r>
+        <w:rPr>
+          <w:rStyle w:val="SourceText"/>
+        </w:rPr>
+        <w:t>:user/</w:t>
+      </w:r>
+      <w:r>
+        <w:rPr/>
+        <w:t xml:space="preserve"> ARN is a long-lived IAM user and always refuses. Fix the profile, or the prefix if the role was renamed. </w:t>
+      </w:r>
+    </w:p>
+    <w:p>
+      <w:pPr>
+        <w:pStyle w:val="BodyText"/>
+        <w:numPr>
+          <w:ilvl w:val="0"/>
+          <w:numId w:val="20"/>
+        </w:numPr>
+        <w:tabs>
+          <w:tab w:val="clear" w:pos="1134"/>
+          <w:tab w:val="left" w:pos="829" w:leader="none"/>
+        </w:tabs>
+        <w:bidi w:val="0"/>
+        <w:spacing w:before="120" w:after="0"/>
+        <w:ind w:hanging="283" w:left="829"/>
+        <w:jc w:val="left"/>
+        <w:rPr/>
+      </w:pPr>
+      <w:r>
+        <w:rPr>
+          <w:rStyle w:val="SourceText"/>
+        </w:rPr>
+        <w:t>sandbox: unavailable: apply-seccomp: write /proc/self/setgroups ...</w:t>
+      </w:r>
+      <w:r>
+        <w:rPr>
+          <w:rStyle w:val="Strong"/>
+        </w:rPr>
+        <w:t>.</w:t>
+      </w:r>
+      <w:r>
+        <w:rPr/>
+        <w:t xml:space="preserve"> Claude Code's sandbox starts but cannot run commands on this host (measured with </w:t>
+      </w:r>
+      <w:r>
+        <w:rPr>
+          <w:rStyle w:val="SourceText"/>
+        </w:rPr>
+        <w:t>kernel.apparmor_restrict_unprivileged_userns = 1</w:t>
+      </w:r>
+      <w:r>
+        <w:rPr/>
+        <w:t xml:space="preserve">). Every launch refuses until the host owner makes the sandbox usable or runs unattended work as a separate OS user or container. </w:t>
+      </w:r>
+    </w:p>
+    <w:p>
+      <w:pPr>
+        <w:pStyle w:val="BodyText"/>
+        <w:numPr>
+          <w:ilvl w:val="0"/>
+          <w:numId w:val="20"/>
+        </w:numPr>
+        <w:tabs>
+          <w:tab w:val="clear" w:pos="1134"/>
+          <w:tab w:val="left" w:pos="829" w:leader="none"/>
+        </w:tabs>
+        <w:bidi w:val="0"/>
+        <w:spacing w:before="120" w:after="0"/>
+        <w:ind w:hanging="283" w:left="829"/>
+        <w:jc w:val="left"/>
+        <w:rPr/>
+      </w:pPr>
+      <w:r>
+        <w:rPr>
+          <w:rStyle w:val="SourceText"/>
+        </w:rPr>
+        <w:t>settings: &lt;file&gt; sets sandbox</w:t>
+      </w:r>
+      <w:r>
+        <w:rPr/>
+        <w:t xml:space="preserve"> or </w:t>
+      </w:r>
+      <w:r>
+        <w:rPr>
+          <w:rStyle w:val="SourceText"/>
+        </w:rPr>
+        <w:t>allows Read(...)</w:t>
+      </w:r>
+      <w:r>
+        <w:rPr>
+          <w:rStyle w:val="Strong"/>
+        </w:rPr>
+        <w:t>.</w:t>
+      </w:r>
+      <w:r>
+        <w:rPr/>
+        <w:t xml:space="preserve"> The repo's </w:t>
+      </w:r>
+      <w:r>
+        <w:rPr>
+          <w:rStyle w:val="SourceText"/>
+        </w:rPr>
+        <w:t>.claude/settings.json</w:t>
+      </w:r>
+      <w:r>
+        <w:rPr/>
+        <w:t xml:space="preserve"> or </w:t>
+      </w:r>
+      <w:r>
+        <w:rPr>
+          <w:rStyle w:val="SourceText"/>
+        </w:rPr>
+        <w:t>.claude/settings.local.json</w:t>
+      </w:r>
+      <w:r>
+        <w:rPr/>
+        <w:t xml:space="preserve"> tries to shape the sandbox or widen reads. The sealed session never loads those files, but the launcher refuses rather than trust that. </w:t>
+      </w:r>
+      <w:r>
+        <w:rPr>
+          <w:rStyle w:val="Strong"/>
+        </w:rPr>
+        <w:t>Fix:</w:t>
+      </w:r>
+      <w:r>
+        <w:rPr/>
+        <w:t xml:space="preserve"> remove the key from the repo's file, or run that work attended. </w:t>
+      </w:r>
+    </w:p>
+    <w:p>
+      <w:pPr>
+        <w:pStyle w:val="BodyText"/>
+        <w:numPr>
+          <w:ilvl w:val="0"/>
+          <w:numId w:val="20"/>
+        </w:numPr>
+        <w:tabs>
+          <w:tab w:val="clear" w:pos="1134"/>
+          <w:tab w:val="left" w:pos="829" w:leader="none"/>
+        </w:tabs>
+        <w:bidi w:val="0"/>
+        <w:spacing w:before="120" w:after="0"/>
+        <w:ind w:hanging="283" w:left="829"/>
+        <w:jc w:val="left"/>
+        <w:rPr/>
+      </w:pPr>
+      <w:r>
+        <w:rPr>
+          <w:rStyle w:val="SourceText"/>
+        </w:rPr>
+        <w:t>settings: ... sandbox.excludedCommands</w:t>
+      </w:r>
+      <w:r>
+        <w:rPr/>
+        <w:t xml:space="preserve">, </w:t>
+      </w:r>
+      <w:r>
+        <w:rPr>
+          <w:rStyle w:val="SourceText"/>
+        </w:rPr>
+        <w:t>allowRead entry ... could re-open a credential store</w:t>
+      </w:r>
+      <w:r>
+        <w:rPr/>
+        <w:t xml:space="preserve"> or </w:t>
+      </w:r>
+      <w:r>
+        <w:rPr>
+          <w:rStyle w:val="SourceText"/>
+        </w:rPr>
+        <w:t>sandbox.filesystem.disabled</w:t>
+      </w:r>
+      <w:r>
+        <w:rPr>
+          <w:rStyle w:val="Strong"/>
+        </w:rPr>
+        <w:t>.</w:t>
+      </w:r>
+      <w:r>
+        <w:rPr/>
+        <w:t xml:space="preserve"> Your </w:t>
+      </w:r>
+      <w:r>
+        <w:rPr>
+          <w:rStyle w:val="SourceText"/>
+        </w:rPr>
+        <w:t>~/.claude/settings.json</w:t>
+      </w:r>
+      <w:r>
+        <w:rPr/>
+        <w:t xml:space="preserve"> loads in the sealed session and would let a command run unsandboxed or re-open a store. </w:t>
+      </w:r>
+      <w:r>
+        <w:rPr>
+          <w:rStyle w:val="Strong"/>
+        </w:rPr>
+        <w:t>Fix:</w:t>
+      </w:r>
+      <w:r>
+        <w:rPr/>
+        <w:t xml:space="preserve"> move the entry out of your user settings (or narrow the </w:t>
+      </w:r>
+      <w:r>
+        <w:rPr>
+          <w:rStyle w:val="SourceText"/>
+        </w:rPr>
+        <w:t>allowRead</w:t>
+      </w:r>
+      <w:r>
+        <w:rPr/>
+        <w:t xml:space="preserve"> away from the stores), then retry. </w:t>
+      </w:r>
+    </w:p>
+    <w:p>
+      <w:pPr>
+        <w:pStyle w:val="BodyText"/>
+        <w:numPr>
+          <w:ilvl w:val="0"/>
+          <w:numId w:val="20"/>
+        </w:numPr>
+        <w:tabs>
+          <w:tab w:val="clear" w:pos="1134"/>
+          <w:tab w:val="left" w:pos="829" w:leader="none"/>
+        </w:tabs>
+        <w:bidi w:val="0"/>
+        <w:spacing w:before="120" w:after="0"/>
+        <w:ind w:hanging="283" w:left="829"/>
+        <w:jc w:val="left"/>
+        <w:rPr/>
+      </w:pPr>
+      <w:r>
+        <w:rPr>
+          <w:rStyle w:val="SourceText"/>
+        </w:rPr>
+        <w:t>sandbox: the session can read a store: OPEN &lt;path&gt;</w:t>
+      </w:r>
+      <w:r>
+        <w:rPr>
+          <w:rStyle w:val="Strong"/>
+        </w:rPr>
+        <w:t>.</w:t>
+      </w:r>
+      <w:r>
+        <w:rPr/>
+        <w:t xml:space="preserve"> The sealed settings did not hold for that path (a managed or user setting may be widening it). Nothing launches; find the setting. </w:t>
+      </w:r>
+    </w:p>
+    <w:p>
+      <w:pPr>
+        <w:pStyle w:val="BodyText"/>
+        <w:numPr>
+          <w:ilvl w:val="0"/>
+          <w:numId w:val="20"/>
+        </w:numPr>
+        <w:tabs>
+          <w:tab w:val="clear" w:pos="1134"/>
+          <w:tab w:val="left" w:pos="829" w:leader="none"/>
+        </w:tabs>
+        <w:bidi w:val="0"/>
+        <w:spacing w:before="120" w:after="0"/>
+        <w:ind w:hanging="283" w:left="829"/>
+        <w:jc w:val="left"/>
+        <w:rPr/>
+      </w:pPr>
+      <w:r>
+        <w:rPr>
+          <w:rStyle w:val="SourceText"/>
+        </w:rPr>
+        <w:t>sandbox: store not reported</w:t>
+      </w:r>
+      <w:r>
+        <w:rPr>
+          <w:rStyle w:val="Strong"/>
+        </w:rPr>
+        <w:t xml:space="preserve">, </w:t>
+      </w:r>
+      <w:r>
+        <w:rPr>
+          <w:rStyle w:val="SourceText"/>
+        </w:rPr>
+        <w:t>could not tell</w:t>
+      </w:r>
+      <w:r>
+        <w:rPr>
+          <w:rStyle w:val="Strong"/>
+        </w:rPr>
+        <w:t xml:space="preserve">, </w:t>
+      </w:r>
+      <w:r>
+        <w:rPr>
+          <w:rStyle w:val="SourceText"/>
+        </w:rPr>
+        <w:t>no end marker</w:t>
+      </w:r>
+      <w:r>
+        <w:rPr>
+          <w:rStyle w:val="Strong"/>
+        </w:rPr>
+        <w:t xml:space="preserve">, or </w:t>
+      </w:r>
+      <w:r>
+        <w:rPr>
+          <w:rStyle w:val="SourceText"/>
+        </w:rPr>
+        <w:t>probe made no tool call</w:t>
+      </w:r>
+      <w:r>
+        <w:rPr>
+          <w:rStyle w:val="Strong"/>
+        </w:rPr>
+        <w:t>.</w:t>
+      </w:r>
+      <w:r>
+        <w:rPr/>
+        <w:t xml:space="preserve"> The probe did not measure every store, or its output was cut short; retry, and treat a repeat as a host problem, not a pass. </w:t>
+      </w:r>
+    </w:p>
+    <w:p>
+      <w:pPr>
+        <w:pStyle w:val="BodyText"/>
+        <w:numPr>
+          <w:ilvl w:val="0"/>
+          <w:numId w:val="20"/>
+        </w:numPr>
+        <w:tabs>
+          <w:tab w:val="clear" w:pos="1134"/>
+          <w:tab w:val="left" w:pos="829" w:leader="none"/>
+        </w:tabs>
+        <w:bidi w:val="0"/>
+        <w:ind w:hanging="283" w:left="829"/>
+        <w:jc w:val="left"/>
+        <w:rPr/>
+      </w:pPr>
+      <w:r>
+        <w:rPr>
+          <w:rStyle w:val="SourceText"/>
+        </w:rPr>
+        <w:t>refuse command: ...</w:t>
+      </w:r>
+      <w:r>
+        <w:rPr>
+          <w:rStyle w:val="Strong"/>
+        </w:rPr>
+        <w:t>.</w:t>
+      </w:r>
+      <w:r>
+        <w:rPr/>
+        <w:t xml:space="preserve"> </w:t>
+      </w:r>
+      <w:r>
+        <w:rPr>
+          <w:rStyle w:val="SourceText"/>
+        </w:rPr>
+        <w:t>launch</w:t>
+      </w:r>
+      <w:r>
+        <w:rPr/>
+        <w:t xml:space="preserve"> runs </w:t>
+      </w:r>
+      <w:r>
+        <w:rPr>
+          <w:rStyle w:val="SourceText"/>
+        </w:rPr>
+        <w:t>claude</w:t>
+      </w:r>
+      <w:r>
+        <w:rPr/>
+        <w:t xml:space="preserve"> only (an executable file or a name on </w:t>
+      </w:r>
+      <w:r>
+        <w:rPr>
+          <w:rStyle w:val="SourceText"/>
+        </w:rPr>
+        <w:t>PATH</w:t>
+      </w:r>
+      <w:r>
+        <w:rPr/>
+        <w:t xml:space="preserve">), and supplies </w:t>
+      </w:r>
+      <w:r>
+        <w:rPr>
+          <w:rStyle w:val="SourceText"/>
+        </w:rPr>
+        <w:t>--settings</w:t>
+      </w:r>
+      <w:r>
+        <w:rPr/>
+        <w:t xml:space="preserve"> and </w:t>
+      </w:r>
+      <w:r>
+        <w:rPr>
+          <w:rStyle w:val="SourceText"/>
+        </w:rPr>
+        <w:t>--setting-sources</w:t>
+      </w:r>
+      <w:r>
+        <w:rPr/>
+        <w:t xml:space="preserve"> itself. </w:t>
+      </w:r>
+    </w:p>
+    <w:p>
+      <w:pPr>
         <w:pStyle w:val="Heading2"/>
         <w:bidi w:val="0"/>
         <w:ind w:hanging="0" w:left="0" w:right="0"/>
         <w:jc w:val="left"/>
         <w:rPr/>
       </w:pPr>
-      <w:bookmarkStart w:id="9" w:name="obsidian"/>
-      <w:bookmarkEnd w:id="9"/>
+      <w:bookmarkStart w:id="10" w:name="obsidian"/>
+      <w:bookmarkEnd w:id="10"/>
       <w:r>
         <w:rPr/>
         <w:t>Obsidian</w:t>
@@ -8103,7 +9157,7 @@
         <w:pStyle w:val="BodyText"/>
         <w:numPr>
           <w:ilvl w:val="0"/>
-          <w:numId w:val="20"/>
+          <w:numId w:val="21"/>
         </w:numPr>
         <w:tabs>
           <w:tab w:val="clear" w:pos="1134"/>
@@ -8173,295 +9227,6 @@
       <w:r>
         <w:rPr/>
         <w:t>.</w:t>
-      </w:r>
-    </w:p>
-    <w:p>
-      <w:pPr>
-        <w:pStyle w:val="BodyText"/>
-        <w:numPr>
-          <w:ilvl w:val="0"/>
-          <w:numId w:val="20"/>
-        </w:numPr>
-        <w:tabs>
-          <w:tab w:val="clear" w:pos="1134"/>
-          <w:tab w:val="left" w:pos="829" w:leader="none"/>
-        </w:tabs>
-        <w:bidi w:val="0"/>
-        <w:ind w:hanging="283" w:left="829"/>
-        <w:jc w:val="left"/>
-        <w:rPr/>
-      </w:pPr>
-      <w:r>
-        <w:rPr>
-          <w:rStyle w:val="Strong"/>
-        </w:rPr>
-        <w:t>Symptom: recall never surfaces anything you know is in the vault.</w:t>
-      </w:r>
-      <w:r>
-        <w:rPr/>
-        <w:t xml:space="preserve"> </w:t>
-      </w:r>
-      <w:r>
-        <w:rPr>
-          <w:rStyle w:val="Strong"/>
-        </w:rPr>
-        <w:t>Check:</w:t>
-      </w:r>
-    </w:p>
-    <w:p>
-      <w:pPr>
-        <w:pStyle w:val="PreformattedText"/>
-        <w:bidi w:val="0"/>
-        <w:jc w:val="left"/>
-        <w:rPr/>
-      </w:pPr>
-      <w:r>
-        <w:rPr>
-          <w:rStyle w:val="SourceText"/>
-        </w:rPr>
-        <w:t>python3 "&lt;crew plugin root&gt;/hooks/scripts/crew_context.py" --stats</w:t>
-      </w:r>
-    </w:p>
-    <w:p>
-      <w:pPr>
-        <w:pStyle w:val="BodyText"/>
-        <w:bidi w:val="0"/>
-        <w:jc w:val="left"/>
-        <w:rPr/>
-      </w:pPr>
-      <w:r>
-        <w:rPr/>
-        <w:t xml:space="preserve">Read the </w:t>
-      </w:r>
-      <w:r>
-        <w:rPr>
-          <w:rStyle w:val="SourceText"/>
-        </w:rPr>
-        <w:t>miss reasons</w:t>
-      </w:r>
-      <w:r>
-        <w:rPr/>
-        <w:t xml:space="preserve"> line. </w:t>
-      </w:r>
-      <w:r>
-        <w:rPr>
-          <w:rStyle w:val="SourceText"/>
-        </w:rPr>
-        <w:t>cli-missing</w:t>
-      </w:r>
-      <w:r>
-        <w:rPr/>
-        <w:t xml:space="preserve"> means </w:t>
-      </w:r>
-      <w:r>
-        <w:rPr>
-          <w:rStyle w:val="SourceText"/>
-        </w:rPr>
-        <w:t>obsidian-vault</w:t>
-      </w:r>
-      <w:r>
-        <w:rPr/>
-        <w:t xml:space="preserve"> is not installed where crew can find it; </w:t>
-      </w:r>
-      <w:r>
-        <w:rPr>
-          <w:rStyle w:val="SourceText"/>
-        </w:rPr>
-        <w:t>cli-exit-N</w:t>
-      </w:r>
-      <w:r>
-        <w:rPr/>
-        <w:t xml:space="preserve">, </w:t>
-      </w:r>
-      <w:r>
-        <w:rPr>
-          <w:rStyle w:val="SourceText"/>
-        </w:rPr>
-        <w:t>cli-timeout</w:t>
-      </w:r>
-      <w:r>
-        <w:rPr/>
-        <w:t xml:space="preserve">, </w:t>
-      </w:r>
-      <w:r>
-        <w:rPr>
-          <w:rStyle w:val="SourceText"/>
-        </w:rPr>
-        <w:t>cli-bad-json</w:t>
-      </w:r>
-      <w:r>
-        <w:rPr/>
-        <w:t xml:space="preserve"> mean the CLI ran and failed; </w:t>
-      </w:r>
-      <w:r>
-        <w:rPr>
-          <w:rStyle w:val="SourceText"/>
-        </w:rPr>
-        <w:t>no-vaults</w:t>
-      </w:r>
-      <w:r>
-        <w:rPr/>
-        <w:t xml:space="preserve"> means no vault is currently </w:t>
-      </w:r>
-      <w:r>
-        <w:rPr>
-          <w:rStyle w:val="SourceText"/>
-        </w:rPr>
-        <w:t>primary</w:t>
-      </w:r>
-      <w:r>
-        <w:rPr/>
-        <w:t xml:space="preserve"> or </w:t>
-      </w:r>
-      <w:r>
-        <w:rPr>
-          <w:rStyle w:val="SourceText"/>
-        </w:rPr>
-        <w:t>recall</w:t>
-      </w:r>
-      <w:r>
-        <w:rPr/>
-        <w:t xml:space="preserve">; </w:t>
-      </w:r>
-      <w:r>
-        <w:rPr>
-          <w:rStyle w:val="SourceText"/>
-        </w:rPr>
-        <w:t>no-hits</w:t>
-      </w:r>
-      <w:r>
-        <w:rPr/>
-        <w:t xml:space="preserve"> means the search itself found nothing. Only </w:t>
-      </w:r>
-      <w:r>
-        <w:rPr>
-          <w:rStyle w:val="SourceText"/>
-        </w:rPr>
-        <w:t>no-hits</w:t>
-      </w:r>
-      <w:r>
-        <w:rPr/>
-        <w:t xml:space="preserve"> means "the vault genuinely has nothing relevant" — every other reason is a setup problem. Also confirm </w:t>
-      </w:r>
-      <w:r>
-        <w:rPr>
-          <w:rStyle w:val="SourceText"/>
-        </w:rPr>
-        <w:t>memory.inject</w:t>
-      </w:r>
-      <w:r>
-        <w:rPr/>
-        <w:t xml:space="preserve"> is not </w:t>
-      </w:r>
-      <w:r>
-        <w:rPr>
-          <w:rStyle w:val="SourceText"/>
-        </w:rPr>
-        <w:t>false</w:t>
-      </w:r>
-      <w:r>
-        <w:rPr/>
-        <w:t xml:space="preserve"> in </w:t>
-      </w:r>
-      <w:r>
-        <w:rPr>
-          <w:rStyle w:val="SourceText"/>
-        </w:rPr>
-        <w:t>.crew/config.json</w:t>
-      </w:r>
-      <w:r>
-        <w:rPr/>
-        <w:t xml:space="preserve"> — recall and code-map injection are on by default since 1.0.0, so "no recall ever appears" with the key set to </w:t>
-      </w:r>
-      <w:r>
-        <w:rPr>
-          <w:rStyle w:val="SourceText"/>
-        </w:rPr>
-        <w:t>false</w:t>
-      </w:r>
-      <w:r>
-        <w:rPr/>
-        <w:t xml:space="preserve"> is expected. </w:t>
-      </w:r>
-      <w:r>
-        <w:rPr>
-          <w:rStyle w:val="Strong"/>
-        </w:rPr>
-        <w:t>Fix:</w:t>
-      </w:r>
-      <w:r>
-        <w:rPr/>
-        <w:t xml:space="preserve"> </w:t>
-      </w:r>
-      <w:r>
-        <w:rPr>
-          <w:rStyle w:val="SourceText"/>
-        </w:rPr>
-        <w:t>$VO recall --query "&lt;words you expect&gt;"</w:t>
-      </w:r>
-      <w:r>
-        <w:rPr/>
-        <w:t xml:space="preserve"> directly, to separate "the CLI can't find it" from "the hook isn't calling the CLI". An empty answer can be the CLI's relevance floor or its excluded folders, not a missing note: the obsidian-vault recall CLI drops stop words, needs more than one matching word for a longer query, matches whole words only, and never reads </w:t>
-      </w:r>
-      <w:r>
-        <w:rPr>
-          <w:rStyle w:val="SourceText"/>
-        </w:rPr>
-        <w:t>wiki/sessions/archive/</w:t>
-      </w:r>
-      <w:r>
-        <w:rPr/>
-        <w:t xml:space="preserve">. Re-run with </w:t>
-      </w:r>
-      <w:r>
-        <w:rPr>
-          <w:rStyle w:val="SourceText"/>
-        </w:rPr>
-        <w:t>--min-terms 1</w:t>
-      </w:r>
-      <w:r>
-        <w:rPr/>
-        <w:t xml:space="preserve"> (the floor off) and </w:t>
-      </w:r>
-      <w:r>
-        <w:rPr>
-          <w:rStyle w:val="SourceText"/>
-        </w:rPr>
-        <w:t>--include-excluded</w:t>
-      </w:r>
-      <w:r>
-        <w:rPr/>
-        <w:t xml:space="preserve"> (read the archive) and read </w:t>
-      </w:r>
-      <w:r>
-        <w:rPr>
-          <w:rStyle w:val="SourceText"/>
-        </w:rPr>
-        <w:t>below_floor</w:t>
-      </w:r>
-      <w:r>
-        <w:rPr/>
-        <w:t xml:space="preserve"> and </w:t>
-      </w:r>
-      <w:r>
-        <w:rPr>
-          <w:rStyle w:val="SourceText"/>
-        </w:rPr>
-        <w:t>excluded_dirs</w:t>
-      </w:r>
-      <w:r>
-        <w:rPr/>
-        <w:t xml:space="preserve"> in the </w:t>
-      </w:r>
-      <w:r>
-        <w:rPr>
-          <w:rStyle w:val="SourceText"/>
-        </w:rPr>
-        <w:t>--json</w:t>
-      </w:r>
-      <w:r>
-        <w:rPr/>
-        <w:t xml:space="preserve"> output to see which one hid it.</w:t>
       </w:r>
     </w:p>
     <w:p>
@@ -8484,37 +9249,199 @@
         <w:rPr>
           <w:rStyle w:val="Strong"/>
         </w:rPr>
-        <w:t>Symptom: the gardener seems to be falling behind.</w:t>
-      </w:r>
-      <w:r>
-        <w:rPr/>
-        <w:t xml:space="preserve"> It runs in bounded passes on purpose, not continuously: </w:t>
+        <w:t>Symptom: recall never surfaces anything you know is in the vault.</w:t>
+      </w:r>
+      <w:r>
+        <w:rPr/>
+        <w:t xml:space="preserve"> </w:t>
       </w:r>
       <w:r>
         <w:rPr>
           <w:rStyle w:val="Strong"/>
         </w:rPr>
-        <w:t>at most 5 items or 10 minutes per run</w:t>
-      </w:r>
-      <w:r>
-        <w:rPr/>
-        <w:t xml:space="preserve">, whichever comes first, on </w:t>
+        <w:t>Check:</w:t>
+      </w:r>
+    </w:p>
+    <w:p>
+      <w:pPr>
+        <w:pStyle w:val="PreformattedText"/>
+        <w:bidi w:val="0"/>
+        <w:jc w:val="left"/>
+        <w:rPr/>
+      </w:pPr>
+      <w:r>
+        <w:rPr>
+          <w:rStyle w:val="SourceText"/>
+        </w:rPr>
+        <w:t>python3 "&lt;crew plugin root&gt;/hooks/scripts/crew_context.py" --stats</w:t>
+      </w:r>
+    </w:p>
+    <w:p>
+      <w:pPr>
+        <w:pStyle w:val="BodyText"/>
+        <w:bidi w:val="0"/>
+        <w:jc w:val="left"/>
+        <w:rPr/>
+      </w:pPr>
+      <w:r>
+        <w:rPr/>
+        <w:t xml:space="preserve">Read the </w:t>
+      </w:r>
+      <w:r>
+        <w:rPr>
+          <w:rStyle w:val="SourceText"/>
+        </w:rPr>
+        <w:t>miss reasons</w:t>
+      </w:r>
+      <w:r>
+        <w:rPr/>
+        <w:t xml:space="preserve"> line. </w:t>
+      </w:r>
+      <w:r>
+        <w:rPr>
+          <w:rStyle w:val="SourceText"/>
+        </w:rPr>
+        <w:t>cli-missing</w:t>
+      </w:r>
+      <w:r>
+        <w:rPr/>
+        <w:t xml:space="preserve"> means </w:t>
+      </w:r>
+      <w:r>
+        <w:rPr>
+          <w:rStyle w:val="SourceText"/>
+        </w:rPr>
+        <w:t>obsidian-vault</w:t>
+      </w:r>
+      <w:r>
+        <w:rPr/>
+        <w:t xml:space="preserve"> is not installed where crew can find it; </w:t>
+      </w:r>
+      <w:r>
+        <w:rPr>
+          <w:rStyle w:val="SourceText"/>
+        </w:rPr>
+        <w:t>cli-exit-N</w:t>
+      </w:r>
+      <w:r>
+        <w:rPr/>
+        <w:t xml:space="preserve">, </w:t>
+      </w:r>
+      <w:r>
+        <w:rPr>
+          <w:rStyle w:val="SourceText"/>
+        </w:rPr>
+        <w:t>cli-timeout</w:t>
+      </w:r>
+      <w:r>
+        <w:rPr/>
+        <w:t xml:space="preserve">, </w:t>
+      </w:r>
+      <w:r>
+        <w:rPr>
+          <w:rStyle w:val="SourceText"/>
+        </w:rPr>
+        <w:t>cli-bad-json</w:t>
+      </w:r>
+      <w:r>
+        <w:rPr/>
+        <w:t xml:space="preserve"> mean the CLI ran and failed; </w:t>
+      </w:r>
+      <w:r>
+        <w:rPr>
+          <w:rStyle w:val="SourceText"/>
+        </w:rPr>
+        <w:t>no-vaults</w:t>
+      </w:r>
+      <w:r>
+        <w:rPr/>
+        <w:t xml:space="preserve"> means no vault is currently </w:t>
+      </w:r>
+      <w:r>
+        <w:rPr>
+          <w:rStyle w:val="SourceText"/>
+        </w:rPr>
+        <w:t>primary</w:t>
+      </w:r>
+      <w:r>
+        <w:rPr/>
+        <w:t xml:space="preserve"> or </w:t>
+      </w:r>
+      <w:r>
+        <w:rPr>
+          <w:rStyle w:val="SourceText"/>
+        </w:rPr>
+        <w:t>recall</w:t>
+      </w:r>
+      <w:r>
+        <w:rPr/>
+        <w:t xml:space="preserve">; </w:t>
+      </w:r>
+      <w:r>
+        <w:rPr>
+          <w:rStyle w:val="SourceText"/>
+        </w:rPr>
+        <w:t>no-hits</w:t>
+      </w:r>
+      <w:r>
+        <w:rPr/>
+        <w:t xml:space="preserve"> means the search itself found nothing. Only </w:t>
+      </w:r>
+      <w:r>
+        <w:rPr>
+          <w:rStyle w:val="SourceText"/>
+        </w:rPr>
+        <w:t>no-hits</w:t>
+      </w:r>
+      <w:r>
+        <w:rPr/>
+        <w:t xml:space="preserve"> means "the vault genuinely has nothing relevant" — every other reason is a setup problem. Also confirm </w:t>
+      </w:r>
+      <w:r>
+        <w:rPr>
+          <w:rStyle w:val="SourceText"/>
+        </w:rPr>
+        <w:t>memory.inject</w:t>
+      </w:r>
+      <w:r>
+        <w:rPr/>
+        <w:t xml:space="preserve"> is not </w:t>
+      </w:r>
+      <w:r>
+        <w:rPr>
+          <w:rStyle w:val="SourceText"/>
+        </w:rPr>
+        <w:t>false</w:t>
+      </w:r>
+      <w:r>
+        <w:rPr/>
+        <w:t xml:space="preserve"> in </w:t>
+      </w:r>
+      <w:r>
+        <w:rPr>
+          <w:rStyle w:val="SourceText"/>
+        </w:rPr>
+        <w:t>.crew/config.json</w:t>
+      </w:r>
+      <w:r>
+        <w:rPr/>
+        <w:t xml:space="preserve"> — recall and code-map injection are on by default since 1.0.0, so "no recall ever appears" with the key set to </w:t>
+      </w:r>
+      <w:r>
+        <w:rPr>
+          <w:rStyle w:val="SourceText"/>
+        </w:rPr>
+        <w:t>false</w:t>
+      </w:r>
+      <w:r>
+        <w:rPr/>
+        <w:t xml:space="preserve"> is expected. </w:t>
       </w:r>
       <w:r>
         <w:rPr>
           <w:rStyle w:val="Strong"/>
         </w:rPr>
-        <w:t>one designated host</w:t>
-      </w:r>
-      <w:r>
-        <w:rPr/>
-        <w:t xml:space="preserve">, one run at a time. A session whose transcript lives on another machine is left queued for that machine and does not spend one of the five slots. </w:t>
-      </w:r>
-      <w:r>
-        <w:rPr>
-          <w:rStyle w:val="Strong"/>
-        </w:rPr>
-        <w:t>Check:</w:t>
+        <w:t>Fix:</w:t>
       </w:r>
       <w:r>
         <w:rPr/>
@@ -8524,71 +9451,71 @@
         <w:rPr>
           <w:rStyle w:val="SourceText"/>
         </w:rPr>
-        <w:t>$VO queue</w:t>
-      </w:r>
-      <w:r>
-        <w:rPr/>
-        <w:t xml:space="preserve"> (what is waiting) and </w:t>
-      </w:r>
-      <w:r>
-        <w:rPr>
-          <w:rStyle w:val="SourceText"/>
-        </w:rPr>
-        <w:t>~/.claude/obsidian/gardener.log</w:t>
-      </w:r>
-      <w:r>
-        <w:rPr/>
-        <w:t xml:space="preserve"> for lines starting </w:t>
-      </w:r>
-      <w:r>
-        <w:rPr>
-          <w:rStyle w:val="SourceText"/>
-        </w:rPr>
-        <w:t>left queued</w:t>
-      </w:r>
-      <w:r>
-        <w:rPr/>
-        <w:t xml:space="preserve">. </w:t>
-      </w:r>
-      <w:r>
-        <w:rPr>
-          <w:rStyle w:val="Strong"/>
-        </w:rPr>
-        <w:t>Fix:</w:t>
-      </w:r>
-      <w:r>
-        <w:rPr/>
-        <w:t xml:space="preserve"> run a bounded pass by hand (</w:t>
-      </w:r>
-      <w:r>
-        <w:rPr>
-          <w:rStyle w:val="SourceText"/>
-        </w:rPr>
-        <w:t>/obsidian-vault:garden</w:t>
-      </w:r>
-      <w:r>
-        <w:rPr/>
-        <w:t xml:space="preserve"> or </w:t>
-      </w:r>
-      <w:r>
-        <w:rPr>
-          <w:rStyle w:val="SourceText"/>
-        </w:rPr>
-        <w:t>$VO garden-run</w:t>
-      </w:r>
-      <w:r>
-        <w:rPr/>
-        <w:t xml:space="preserve">), or drain a large backlog in batches: </w:t>
-      </w:r>
-      <w:r>
-        <w:rPr>
-          <w:rStyle w:val="SourceText"/>
-        </w:rPr>
-        <w:t>$VO drain --apply --batches 4</w:t>
-      </w:r>
-      <w:r>
-        <w:rPr/>
-        <w:t>.</w:t>
+        <w:t>$VO recall --query "&lt;words you expect&gt;"</w:t>
+      </w:r>
+      <w:r>
+        <w:rPr/>
+        <w:t xml:space="preserve"> directly, to separate "the CLI can't find it" from "the hook isn't calling the CLI". An empty answer can be the CLI's relevance floor or its excluded folders, not a missing note: the obsidian-vault recall CLI drops stop words, needs more than one matching word for a longer query, matches whole words only, and never reads </w:t>
+      </w:r>
+      <w:r>
+        <w:rPr>
+          <w:rStyle w:val="SourceText"/>
+        </w:rPr>
+        <w:t>wiki/sessions/archive/</w:t>
+      </w:r>
+      <w:r>
+        <w:rPr/>
+        <w:t xml:space="preserve">. Re-run with </w:t>
+      </w:r>
+      <w:r>
+        <w:rPr>
+          <w:rStyle w:val="SourceText"/>
+        </w:rPr>
+        <w:t>--min-terms 1</w:t>
+      </w:r>
+      <w:r>
+        <w:rPr/>
+        <w:t xml:space="preserve"> (the floor off) and </w:t>
+      </w:r>
+      <w:r>
+        <w:rPr>
+          <w:rStyle w:val="SourceText"/>
+        </w:rPr>
+        <w:t>--include-excluded</w:t>
+      </w:r>
+      <w:r>
+        <w:rPr/>
+        <w:t xml:space="preserve"> (read the archive) and read </w:t>
+      </w:r>
+      <w:r>
+        <w:rPr>
+          <w:rStyle w:val="SourceText"/>
+        </w:rPr>
+        <w:t>below_floor</w:t>
+      </w:r>
+      <w:r>
+        <w:rPr/>
+        <w:t xml:space="preserve"> and </w:t>
+      </w:r>
+      <w:r>
+        <w:rPr>
+          <w:rStyle w:val="SourceText"/>
+        </w:rPr>
+        <w:t>excluded_dirs</w:t>
+      </w:r>
+      <w:r>
+        <w:rPr/>
+        <w:t xml:space="preserve"> in the </w:t>
+      </w:r>
+      <w:r>
+        <w:rPr>
+          <w:rStyle w:val="SourceText"/>
+        </w:rPr>
+        <w:t>--json</w:t>
+      </w:r>
+      <w:r>
+        <w:rPr/>
+        <w:t xml:space="preserve"> output to see which one hid it.</w:t>
       </w:r>
     </w:p>
     <w:p>
@@ -8596,7 +9523,7 @@
         <w:pStyle w:val="BodyText"/>
         <w:numPr>
           <w:ilvl w:val="0"/>
-          <w:numId w:val="21"/>
+          <w:numId w:val="22"/>
         </w:numPr>
         <w:tabs>
           <w:tab w:val="clear" w:pos="1134"/>
@@ -8611,41 +9538,111 @@
         <w:rPr>
           <w:rStyle w:val="Strong"/>
         </w:rPr>
-        <w:t>Symptom: two machines sharing one vault seem to be racing each other.</w:t>
-      </w:r>
-      <w:r>
-        <w:rPr/>
-        <w:t xml:space="preserve"> They are not writing the same file: each host appends to its own </w:t>
-      </w:r>
-      <w:r>
-        <w:rPr>
-          <w:rStyle w:val="SourceText"/>
-        </w:rPr>
-        <w:t>inbox/pending-reflect.&lt;host&gt;.md</w:t>
-      </w:r>
-      <w:r>
-        <w:rPr/>
-        <w:t xml:space="preserve"> and acknowledges to its own </w:t>
-      </w:r>
-      <w:r>
-        <w:rPr>
-          <w:rStyle w:val="SourceText"/>
-        </w:rPr>
-        <w:t>inbox/reflected.&lt;host&gt;.md</w:t>
-      </w:r>
-      <w:r>
-        <w:rPr/>
-        <w:t xml:space="preserve">, so two machines syncing one vault never contend for the same queue file. An older </w:t>
-      </w:r>
-      <w:r>
-        <w:rPr>
-          <w:rStyle w:val="SourceText"/>
-        </w:rPr>
-        <w:t>inbox/pending-reflect.md</w:t>
-      </w:r>
-      <w:r>
-        <w:rPr/>
-        <w:t xml:space="preserve"> (no host suffix) is still read if present, so an old backlog drains rather than being stranded — it is just never written again.</w:t>
+        <w:t>Symptom: the gardener seems to be falling behind.</w:t>
+      </w:r>
+      <w:r>
+        <w:rPr/>
+        <w:t xml:space="preserve"> It runs in bounded passes on purpose, not continuously: </w:t>
+      </w:r>
+      <w:r>
+        <w:rPr>
+          <w:rStyle w:val="Strong"/>
+        </w:rPr>
+        <w:t>at most 5 items or 10 minutes per run</w:t>
+      </w:r>
+      <w:r>
+        <w:rPr/>
+        <w:t xml:space="preserve">, whichever comes first, on </w:t>
+      </w:r>
+      <w:r>
+        <w:rPr>
+          <w:rStyle w:val="Strong"/>
+        </w:rPr>
+        <w:t>one designated host</w:t>
+      </w:r>
+      <w:r>
+        <w:rPr/>
+        <w:t xml:space="preserve">, one run at a time. A session whose transcript lives on another machine is left queued for that machine and does not spend one of the five slots. </w:t>
+      </w:r>
+      <w:r>
+        <w:rPr>
+          <w:rStyle w:val="Strong"/>
+        </w:rPr>
+        <w:t>Check:</w:t>
+      </w:r>
+      <w:r>
+        <w:rPr/>
+        <w:t xml:space="preserve"> </w:t>
+      </w:r>
+      <w:r>
+        <w:rPr>
+          <w:rStyle w:val="SourceText"/>
+        </w:rPr>
+        <w:t>$VO queue</w:t>
+      </w:r>
+      <w:r>
+        <w:rPr/>
+        <w:t xml:space="preserve"> (what is waiting) and </w:t>
+      </w:r>
+      <w:r>
+        <w:rPr>
+          <w:rStyle w:val="SourceText"/>
+        </w:rPr>
+        <w:t>~/.claude/obsidian/gardener.log</w:t>
+      </w:r>
+      <w:r>
+        <w:rPr/>
+        <w:t xml:space="preserve"> for lines starting </w:t>
+      </w:r>
+      <w:r>
+        <w:rPr>
+          <w:rStyle w:val="SourceText"/>
+        </w:rPr>
+        <w:t>left queued</w:t>
+      </w:r>
+      <w:r>
+        <w:rPr/>
+        <w:t xml:space="preserve">. </w:t>
+      </w:r>
+      <w:r>
+        <w:rPr>
+          <w:rStyle w:val="Strong"/>
+        </w:rPr>
+        <w:t>Fix:</w:t>
+      </w:r>
+      <w:r>
+        <w:rPr/>
+        <w:t xml:space="preserve"> run a bounded pass by hand (</w:t>
+      </w:r>
+      <w:r>
+        <w:rPr>
+          <w:rStyle w:val="SourceText"/>
+        </w:rPr>
+        <w:t>/obsidian-vault:garden</w:t>
+      </w:r>
+      <w:r>
+        <w:rPr/>
+        <w:t xml:space="preserve"> or </w:t>
+      </w:r>
+      <w:r>
+        <w:rPr>
+          <w:rStyle w:val="SourceText"/>
+        </w:rPr>
+        <w:t>$VO garden-run</w:t>
+      </w:r>
+      <w:r>
+        <w:rPr/>
+        <w:t xml:space="preserve">), or drain a large backlog in batches: </w:t>
+      </w:r>
+      <w:r>
+        <w:rPr>
+          <w:rStyle w:val="SourceText"/>
+        </w:rPr>
+        <w:t>$VO drain --apply --batches 4</w:t>
+      </w:r>
+      <w:r>
+        <w:rPr/>
+        <w:t>.</w:t>
       </w:r>
     </w:p>
     <w:p>
@@ -8653,7 +9650,7 @@
         <w:pStyle w:val="BodyText"/>
         <w:numPr>
           <w:ilvl w:val="0"/>
-          <w:numId w:val="21"/>
+          <w:numId w:val="22"/>
         </w:numPr>
         <w:tabs>
           <w:tab w:val="clear" w:pos="1134"/>
@@ -8668,6 +9665,63 @@
         <w:rPr>
           <w:rStyle w:val="Strong"/>
         </w:rPr>
+        <w:t>Symptom: two machines sharing one vault seem to be racing each other.</w:t>
+      </w:r>
+      <w:r>
+        <w:rPr/>
+        <w:t xml:space="preserve"> They are not writing the same file: each host appends to its own </w:t>
+      </w:r>
+      <w:r>
+        <w:rPr>
+          <w:rStyle w:val="SourceText"/>
+        </w:rPr>
+        <w:t>inbox/pending-reflect.&lt;host&gt;.md</w:t>
+      </w:r>
+      <w:r>
+        <w:rPr/>
+        <w:t xml:space="preserve"> and acknowledges to its own </w:t>
+      </w:r>
+      <w:r>
+        <w:rPr>
+          <w:rStyle w:val="SourceText"/>
+        </w:rPr>
+        <w:t>inbox/reflected.&lt;host&gt;.md</w:t>
+      </w:r>
+      <w:r>
+        <w:rPr/>
+        <w:t xml:space="preserve">, so two machines syncing one vault never contend for the same queue file. An older </w:t>
+      </w:r>
+      <w:r>
+        <w:rPr>
+          <w:rStyle w:val="SourceText"/>
+        </w:rPr>
+        <w:t>inbox/pending-reflect.md</w:t>
+      </w:r>
+      <w:r>
+        <w:rPr/>
+        <w:t xml:space="preserve"> (no host suffix) is still read if present, so an old backlog drains rather than being stranded — it is just never written again.</w:t>
+      </w:r>
+    </w:p>
+    <w:p>
+      <w:pPr>
+        <w:pStyle w:val="BodyText"/>
+        <w:numPr>
+          <w:ilvl w:val="0"/>
+          <w:numId w:val="22"/>
+        </w:numPr>
+        <w:tabs>
+          <w:tab w:val="clear" w:pos="1134"/>
+          <w:tab w:val="left" w:pos="829" w:leader="none"/>
+        </w:tabs>
+        <w:bidi w:val="0"/>
+        <w:ind w:hanging="283" w:left="829"/>
+        <w:jc w:val="left"/>
+        <w:rPr/>
+      </w:pPr>
+      <w:r>
+        <w:rPr>
+          <w:rStyle w:val="Strong"/>
+        </w:rPr>
         <w:t xml:space="preserve">Symptom: </w:t>
       </w:r>
       <w:r>
@@ -8736,7 +9790,7 @@
         <w:pStyle w:val="BodyText"/>
         <w:numPr>
           <w:ilvl w:val="1"/>
-          <w:numId w:val="21"/>
+          <w:numId w:val="22"/>
         </w:numPr>
         <w:tabs>
           <w:tab w:val="clear" w:pos="1134"/>
@@ -8794,7 +9848,65 @@
         <w:pStyle w:val="BodyText"/>
         <w:numPr>
           <w:ilvl w:val="1"/>
-          <w:numId w:val="21"/>
+          <w:numId w:val="22"/>
+        </w:numPr>
+        <w:tabs>
+          <w:tab w:val="clear" w:pos="1134"/>
+          <w:tab w:val="left" w:pos="1538" w:leader="none"/>
+        </w:tabs>
+        <w:bidi w:val="0"/>
+        <w:spacing w:before="120" w:after="0"/>
+        <w:ind w:hanging="283" w:left="1538"/>
+        <w:jc w:val="left"/>
+        <w:rPr/>
+      </w:pPr>
+      <w:r>
+        <w:rPr>
+          <w:rStyle w:val="Strong"/>
+        </w:rPr>
+        <w:t>An older crew wrote the note's id lowercased.</w:t>
+      </w:r>
+      <w:r>
+        <w:rPr/>
+        <w:t xml:space="preserve"> </w:t>
+      </w:r>
+      <w:r>
+        <w:rPr>
+          <w:rStyle w:val="SourceText"/>
+        </w:rPr>
+        <w:t>obsidian: could not update: T-0042 on Board.md belongs to another repo (https://example.invalid/team/app, per T-0042.md), not this one (https://example.invalid/Team/App): give this repo its own obsidian.boardDir; the note may carry this repo's id as an older crew wrote it (lowercased): if the card is this repo's, change the line to 'repo-id: https://example.invalid/Team/App'</w:t>
+      </w:r>
+      <w:r>
+        <w:rPr/>
+        <w:t xml:space="preserve"> </w:t>
+      </w:r>
+      <w:r>
+        <w:rPr>
+          <w:rStyle w:val="Strong"/>
+        </w:rPr>
+        <w:t>Fix:</w:t>
+      </w:r>
+      <w:r>
+        <w:rPr/>
+        <w:t xml:space="preserve"> since T-0071 an origin keeps the case of its user and path. If the card is yours, change the note's </w:t>
+      </w:r>
+      <w:r>
+        <w:rPr>
+          <w:rStyle w:val="SourceText"/>
+        </w:rPr>
+        <w:t>repo-id:</w:t>
+      </w:r>
+      <w:r>
+        <w:rPr/>
+        <w:t xml:space="preserve"> line to the id it names. </w:t>
+      </w:r>
+    </w:p>
+    <w:p>
+      <w:pPr>
+        <w:pStyle w:val="BodyText"/>
+        <w:numPr>
+          <w:ilvl w:val="1"/>
+          <w:numId w:val="22"/>
         </w:numPr>
         <w:tabs>
           <w:tab w:val="clear" w:pos="1134"/>
@@ -8854,7 +9966,7 @@
         <w:pStyle w:val="BodyText"/>
         <w:numPr>
           <w:ilvl w:val="1"/>
-          <w:numId w:val="21"/>
+          <w:numId w:val="22"/>
         </w:numPr>
         <w:tabs>
           <w:tab w:val="clear" w:pos="1134"/>
@@ -8912,7 +10024,7 @@
         <w:pStyle w:val="BodyText"/>
         <w:numPr>
           <w:ilvl w:val="1"/>
-          <w:numId w:val="21"/>
+          <w:numId w:val="22"/>
         </w:numPr>
         <w:tabs>
           <w:tab w:val="clear" w:pos="1134"/>
@@ -8972,8 +10084,8 @@
         <w:jc w:val="left"/>
         <w:rPr/>
       </w:pPr>
-      <w:bookmarkStart w:id="10" w:name="auto-wrap-up-clear-and-resume"/>
-      <w:bookmarkEnd w:id="10"/>
+      <w:bookmarkStart w:id="11" w:name="auto-wrap-up-clear-and-resume"/>
+      <w:bookmarkEnd w:id="11"/>
       <w:r>
         <w:rPr/>
         <w:t>Auto Wrap-Up, Clear and Resume</w:t>
@@ -9021,8 +10133,8 @@
         <w:jc w:val="left"/>
         <w:rPr/>
       </w:pPr>
-      <w:bookmarkStart w:id="11" w:name="auto-clear-did-nothing-on-windows"/>
-      <w:bookmarkEnd w:id="11"/>
+      <w:bookmarkStart w:id="12" w:name="auto-clear-did-nothing-on-windows"/>
+      <w:bookmarkEnd w:id="12"/>
       <w:r>
         <w:rPr/>
         <w:t>"Auto-Clear Did Nothing on Windows"</w:t>
@@ -9051,7 +10163,7 @@
         <w:pStyle w:val="BodyText"/>
         <w:numPr>
           <w:ilvl w:val="0"/>
-          <w:numId w:val="22"/>
+          <w:numId w:val="23"/>
         </w:numPr>
         <w:tabs>
           <w:tab w:val="clear" w:pos="1134"/>
@@ -9175,7 +10287,7 @@
         <w:pStyle w:val="BodyText"/>
         <w:numPr>
           <w:ilvl w:val="0"/>
-          <w:numId w:val="22"/>
+          <w:numId w:val="23"/>
         </w:numPr>
         <w:tabs>
           <w:tab w:val="clear" w:pos="1134"/>
@@ -9263,7 +10375,7 @@
         <w:pStyle w:val="BodyText"/>
         <w:numPr>
           <w:ilvl w:val="0"/>
-          <w:numId w:val="22"/>
+          <w:numId w:val="23"/>
         </w:numPr>
         <w:tabs>
           <w:tab w:val="clear" w:pos="1134"/>
@@ -9333,8 +10445,8 @@
         <w:jc w:val="left"/>
         <w:rPr/>
       </w:pPr>
-      <w:bookmarkStart w:id="12" w:name="claude-code-compacted-by-itself"/>
-      <w:bookmarkEnd w:id="12"/>
+      <w:bookmarkStart w:id="13" w:name="claude-code-compacted-by-itself"/>
+      <w:bookmarkEnd w:id="13"/>
       <w:r>
         <w:rPr/>
         <w:t>"Claude Code Compacted by Itself"</w:t>
@@ -9506,11 +10618,247 @@
         <w:jc w:val="left"/>
         <w:rPr/>
       </w:pPr>
-      <w:bookmarkStart w:id="13" w:name="turning-things-off"/>
-      <w:bookmarkEnd w:id="13"/>
-      <w:r>
-        <w:rPr/>
-        <w:t>Turning Things Off</w:t>
+      <w:bookmarkStart w:id="14" w:name="autopilot-refused-a-successor-plan-after"/>
+      <w:bookmarkEnd w:id="14"/>
+      <w:r>
+        <w:rPr/>
+        <w:t>Autopilot Refused a Successor Plan After an Automatic Reject</w:t>
+      </w:r>
+    </w:p>
+    <w:p>
+      <w:pPr>
+        <w:pStyle w:val="BodyText"/>
+        <w:numPr>
+          <w:ilvl w:val="0"/>
+          <w:numId w:val="24"/>
+        </w:numPr>
+        <w:tabs>
+          <w:tab w:val="clear" w:pos="1134"/>
+          <w:tab w:val="left" w:pos="829" w:leader="none"/>
+        </w:tabs>
+        <w:bidi w:val="0"/>
+        <w:spacing w:before="120" w:after="0"/>
+        <w:ind w:hanging="283" w:left="829"/>
+        <w:jc w:val="left"/>
+        <w:rPr/>
+      </w:pPr>
+      <w:r>
+        <w:rPr>
+          <w:rStyle w:val="Strong"/>
+        </w:rPr>
+        <w:t>Symptom:</w:t>
+      </w:r>
+      <w:r>
+        <w:rPr/>
+        <w:t xml:space="preserve"> </w:t>
+      </w:r>
+      <w:r>
+        <w:rPr>
+          <w:rStyle w:val="SourceText"/>
+        </w:rPr>
+        <w:t>/crew:autopilot</w:t>
+      </w:r>
+      <w:r>
+        <w:rPr/>
+        <w:t xml:space="preserve"> stops with </w:t>
+      </w:r>
+      <w:r>
+        <w:rPr>
+          <w:rStyle w:val="SourceText"/>
+        </w:rPr>
+        <w:t>refused: successor plan lacks &lt;n&gt; of &lt;m&gt; finding line(s), first: &lt;line&gt;</w:t>
+      </w:r>
+      <w:r>
+        <w:rPr/>
+        <w:t xml:space="preserve"> after it rejected a review round itself (</w:t>
+      </w:r>
+      <w:r>
+        <w:rPr>
+          <w:rStyle w:val="SourceText"/>
+        </w:rPr>
+        <w:t>autopilot.maxAutoReplans</w:t>
+      </w:r>
+      <w:r>
+        <w:rPr/>
+        <w:t xml:space="preserve">). </w:t>
+      </w:r>
+    </w:p>
+    <w:p>
+      <w:pPr>
+        <w:pStyle w:val="BodyText"/>
+        <w:numPr>
+          <w:ilvl w:val="0"/>
+          <w:numId w:val="24"/>
+        </w:numPr>
+        <w:tabs>
+          <w:tab w:val="clear" w:pos="1134"/>
+          <w:tab w:val="left" w:pos="829" w:leader="none"/>
+        </w:tabs>
+        <w:bidi w:val="0"/>
+        <w:spacing w:before="120" w:after="0"/>
+        <w:ind w:hanging="283" w:left="829"/>
+        <w:jc w:val="left"/>
+        <w:rPr/>
+      </w:pPr>
+      <w:r>
+        <w:rPr>
+          <w:rStyle w:val="Strong"/>
+        </w:rPr>
+        <w:t>Cause:</w:t>
+      </w:r>
+      <w:r>
+        <w:rPr/>
+        <w:t xml:space="preserve"> after an automatic reject, autopilot approves a successor plan only when </w:t>
+      </w:r>
+      <w:r>
+        <w:rPr>
+          <w:rStyle w:val="SourceText"/>
+        </w:rPr>
+        <w:t>plan.md</w:t>
+      </w:r>
+      <w:r>
+        <w:rPr/>
+        <w:t xml:space="preserve"> holds every </w:t>
+      </w:r>
+      <w:r>
+        <w:rPr>
+          <w:rStyle w:val="SourceText"/>
+        </w:rPr>
+        <w:t>BLOCK|</w:t>
+      </w:r>
+      <w:r>
+        <w:rPr/>
+        <w:t xml:space="preserve"> and </w:t>
+      </w:r>
+      <w:r>
+        <w:rPr>
+          <w:rStyle w:val="SourceText"/>
+        </w:rPr>
+        <w:t>FIX|</w:t>
+      </w:r>
+      <w:r>
+        <w:rPr/>
+        <w:t xml:space="preserve"> line of the rejected round verbatim, each as a whole line, as many times as the round carries it (L-0670). NIT lines are not required. </w:t>
+      </w:r>
+      <w:r>
+        <w:rPr>
+          <w:rStyle w:val="SourceText"/>
+        </w:rPr>
+        <w:t>could not tell: ...</w:t>
+      </w:r>
+      <w:r>
+        <w:rPr/>
+        <w:t xml:space="preserve"> means the ledger, the rejected round's row or </w:t>
+      </w:r>
+      <w:r>
+        <w:rPr>
+          <w:rStyle w:val="SourceText"/>
+        </w:rPr>
+        <w:t>plan.md</w:t>
+      </w:r>
+      <w:r>
+        <w:rPr/>
+        <w:t xml:space="preserve"> could not be read. </w:t>
+      </w:r>
+    </w:p>
+    <w:p>
+      <w:pPr>
+        <w:pStyle w:val="BodyText"/>
+        <w:numPr>
+          <w:ilvl w:val="0"/>
+          <w:numId w:val="24"/>
+        </w:numPr>
+        <w:tabs>
+          <w:tab w:val="clear" w:pos="1134"/>
+          <w:tab w:val="left" w:pos="829" w:leader="none"/>
+        </w:tabs>
+        <w:bidi w:val="0"/>
+        <w:spacing w:before="120" w:after="0"/>
+        <w:ind w:hanging="283" w:left="829"/>
+        <w:jc w:val="left"/>
+        <w:rPr/>
+      </w:pPr>
+      <w:r>
+        <w:rPr>
+          <w:rStyle w:val="Strong"/>
+        </w:rPr>
+        <w:t>Check:</w:t>
+      </w:r>
+      <w:r>
+        <w:rPr/>
+        <w:t xml:space="preserve"> </w:t>
+      </w:r>
+      <w:r>
+        <w:rPr>
+          <w:rStyle w:val="SourceText"/>
+        </w:rPr>
+        <w:t>python3 plugin/crew/hooks/scripts/crew_autopilot.py replan-check --root . --ticket &lt;id&gt;</w:t>
+      </w:r>
+      <w:r>
+        <w:rPr/>
+        <w:t xml:space="preserve"> prints </w:t>
+      </w:r>
+      <w:r>
+        <w:rPr>
+          <w:rStyle w:val="SourceText"/>
+        </w:rPr>
+        <w:t>applies= ok= missing=</w:t>
+      </w:r>
+      <w:r>
+        <w:rPr/>
+        <w:t xml:space="preserve"> and the reason, and writes nothing. </w:t>
+      </w:r>
+    </w:p>
+    <w:p>
+      <w:pPr>
+        <w:pStyle w:val="BodyText"/>
+        <w:numPr>
+          <w:ilvl w:val="0"/>
+          <w:numId w:val="24"/>
+        </w:numPr>
+        <w:tabs>
+          <w:tab w:val="clear" w:pos="1134"/>
+          <w:tab w:val="left" w:pos="829" w:leader="none"/>
+        </w:tabs>
+        <w:bidi w:val="0"/>
+        <w:ind w:hanging="283" w:left="829"/>
+        <w:jc w:val="left"/>
+        <w:rPr/>
+      </w:pPr>
+      <w:r>
+        <w:rPr>
+          <w:rStyle w:val="Strong"/>
+        </w:rPr>
+        <w:t>Fix:</w:t>
+      </w:r>
+      <w:r>
+        <w:rPr/>
+        <w:t xml:space="preserve"> quote the missing lines in the plan, or approve it yourself with </w:t>
+      </w:r>
+      <w:r>
+        <w:rPr>
+          <w:rStyle w:val="SourceText"/>
+        </w:rPr>
+        <w:t>/crew:approve &lt;id&gt;</w:t>
+      </w:r>
+      <w:r>
+        <w:rPr/>
+        <w:t xml:space="preserve">, which this check never blocks. </w:t>
+      </w:r>
+    </w:p>
+    <w:p>
+      <w:pPr>
+        <w:pStyle w:val="Heading2"/>
+        <w:bidi w:val="0"/>
+        <w:ind w:hanging="0" w:left="0" w:right="0"/>
+        <w:jc w:val="left"/>
+        <w:rPr/>
+      </w:pPr>
+      <w:bookmarkStart w:id="15" w:name="a-setting-seems-to-do-nothing"/>
+      <w:bookmarkEnd w:id="15"/>
+      <w:r>
+        <w:rPr/>
+        <w:t>A Setting Seems to Do Nothing</w:t>
       </w:r>
     </w:p>
     <w:p>
@@ -9521,6 +10869,844 @@
         <w:rPr/>
       </w:pPr>
       <w:r>
+        <w:rPr>
+          <w:rStyle w:val="Strong"/>
+        </w:rPr>
+        <w:t>Symptom:</w:t>
+      </w:r>
+      <w:r>
+        <w:rPr/>
+        <w:t xml:space="preserve"> you set a key in </w:t>
+      </w:r>
+      <w:r>
+        <w:rPr>
+          <w:rStyle w:val="SourceText"/>
+        </w:rPr>
+        <w:t>.crew/config.json</w:t>
+      </w:r>
+      <w:r>
+        <w:rPr/>
+        <w:t xml:space="preserve"> or </w:t>
+      </w:r>
+      <w:r>
+        <w:rPr>
+          <w:rStyle w:val="SourceText"/>
+        </w:rPr>
+        <w:t>~/.claude/crew/config.json</w:t>
+      </w:r>
+      <w:r>
+        <w:rPr/>
+        <w:t xml:space="preserve"> and crew behaves as if it were absent.</w:t>
+      </w:r>
+    </w:p>
+    <w:p>
+      <w:pPr>
+        <w:pStyle w:val="BodyText"/>
+        <w:numPr>
+          <w:ilvl w:val="0"/>
+          <w:numId w:val="25"/>
+        </w:numPr>
+        <w:tabs>
+          <w:tab w:val="clear" w:pos="1134"/>
+          <w:tab w:val="left" w:pos="829" w:leader="none"/>
+        </w:tabs>
+        <w:bidi w:val="0"/>
+        <w:spacing w:before="120" w:after="0"/>
+        <w:ind w:hanging="283" w:left="829"/>
+        <w:jc w:val="left"/>
+        <w:rPr/>
+      </w:pPr>
+      <w:r>
+        <w:rPr>
+          <w:rStyle w:val="Strong"/>
+        </w:rPr>
+        <w:t>Check:</w:t>
+      </w:r>
+      <w:r>
+        <w:rPr/>
+        <w:t xml:space="preserve"> the </w:t>
+      </w:r>
+      <w:r>
+        <w:rPr>
+          <w:rStyle w:val="SourceText"/>
+        </w:rPr>
+        <w:t>Inert settings (crew &lt;version&gt; does not act on them): ...</w:t>
+      </w:r>
+      <w:r>
+        <w:rPr/>
+        <w:t xml:space="preserve"> line at session start, the </w:t>
+      </w:r>
+      <w:r>
+        <w:rPr>
+          <w:rStyle w:val="SourceText"/>
+        </w:rPr>
+        <w:t>inert</w:t>
+      </w:r>
+      <w:r>
+        <w:rPr/>
+        <w:t xml:space="preserve"> line in </w:t>
+      </w:r>
+      <w:r>
+        <w:rPr>
+          <w:rStyle w:val="SourceText"/>
+        </w:rPr>
+        <w:t>/crew:status</w:t>
+      </w:r>
+      <w:r>
+        <w:rPr/>
+        <w:t xml:space="preserve">, or </w:t>
+      </w:r>
+      <w:r>
+        <w:rPr>
+          <w:rStyle w:val="SourceText"/>
+        </w:rPr>
+        <w:t>python3 "&lt;crew&gt;/hooks/scripts/crew_config.py" --root . --inert</w:t>
+      </w:r>
+      <w:r>
+        <w:rPr/>
+        <w:t xml:space="preserve">. Each names </w:t>
+      </w:r>
+      <w:r>
+        <w:rPr>
+          <w:rStyle w:val="SourceText"/>
+        </w:rPr>
+        <w:t>key=value (why)</w:t>
+      </w:r>
+      <w:r>
+        <w:rPr/>
+        <w:t xml:space="preserve">: a ticket id means the installed crew does not implement it yet; </w:t>
+      </w:r>
+      <w:r>
+        <w:rPr>
+          <w:rStyle w:val="SourceText"/>
+        </w:rPr>
+        <w:t>unknown key</w:t>
+      </w:r>
+      <w:r>
+        <w:rPr/>
+        <w:t xml:space="preserve"> means a typo or a key from another crew version; </w:t>
+      </w:r>
+      <w:r>
+        <w:rPr>
+          <w:rStyle w:val="SourceText"/>
+        </w:rPr>
+        <w:t>global, repo-only</w:t>
+      </w:r>
+      <w:r>
+        <w:rPr/>
+        <w:t xml:space="preserve"> means the machine file may not set it, so it takes effect nowhere. </w:t>
+      </w:r>
+    </w:p>
+    <w:p>
+      <w:pPr>
+        <w:pStyle w:val="BodyText"/>
+        <w:numPr>
+          <w:ilvl w:val="0"/>
+          <w:numId w:val="25"/>
+        </w:numPr>
+        <w:tabs>
+          <w:tab w:val="clear" w:pos="1134"/>
+          <w:tab w:val="left" w:pos="829" w:leader="none"/>
+        </w:tabs>
+        <w:bidi w:val="0"/>
+        <w:ind w:hanging="283" w:left="829"/>
+        <w:jc w:val="left"/>
+        <w:rPr/>
+      </w:pPr>
+      <w:r>
+        <w:rPr>
+          <w:rStyle w:val="Strong"/>
+        </w:rPr>
+        <w:t>Fix:</w:t>
+      </w:r>
+      <w:r>
+        <w:rPr/>
+        <w:t xml:space="preserve"> move a repo-only key into the repo's </w:t>
+      </w:r>
+      <w:r>
+        <w:rPr>
+          <w:rStyle w:val="SourceText"/>
+        </w:rPr>
+        <w:t>.crew/config.json</w:t>
+      </w:r>
+      <w:r>
+        <w:rPr/>
+        <w:t xml:space="preserve">, correct a typo, or wait for (or install) the crew version that brings the ticket. Nothing is refused while a key is inert. </w:t>
+      </w:r>
+    </w:p>
+    <w:p>
+      <w:pPr>
+        <w:pStyle w:val="Heading2"/>
+        <w:bidi w:val="0"/>
+        <w:ind w:hanging="0" w:left="0" w:right="0"/>
+        <w:jc w:val="left"/>
+        <w:rPr/>
+      </w:pPr>
+      <w:bookmarkStart w:id="16" w:name="graph-refresh-refused-secrets-denylisted"/>
+      <w:bookmarkEnd w:id="16"/>
+      <w:r>
+        <w:rPr/>
+        <w:t>Graph Refresh Refused: Secrets-Denylisted Path</w:t>
+      </w:r>
+    </w:p>
+    <w:p>
+      <w:pPr>
+        <w:pStyle w:val="BodyText"/>
+        <w:bidi w:val="0"/>
+        <w:jc w:val="left"/>
+        <w:rPr/>
+      </w:pPr>
+      <w:r>
+        <w:rPr/>
+        <w:t xml:space="preserve">graphify reads every file its ignore rules do not exclude and records the symbols it finds in </w:t>
+      </w:r>
+      <w:r>
+        <w:rPr>
+          <w:rStyle w:val="SourceText"/>
+        </w:rPr>
+        <w:t>graph.json</w:t>
+      </w:r>
+      <w:r>
+        <w:rPr/>
+        <w:t xml:space="preserve">. For a file git tracks, </w:t>
+      </w:r>
+      <w:r>
+        <w:rPr>
+          <w:rStyle w:val="SourceText"/>
+        </w:rPr>
+        <w:t>.gitignore</w:t>
+      </w:r>
+      <w:r>
+        <w:rPr/>
+        <w:t xml:space="preserve"> does not stop it: only </w:t>
+      </w:r>
+      <w:r>
+        <w:rPr>
+          <w:rStyle w:val="SourceText"/>
+        </w:rPr>
+        <w:t>.graphifyignore</w:t>
+      </w:r>
+      <w:r>
+        <w:rPr/>
+        <w:t xml:space="preserve"> does. So crew checks, before it names or runs a graph build, that the root </w:t>
+      </w:r>
+      <w:r>
+        <w:rPr>
+          <w:rStyle w:val="SourceText"/>
+        </w:rPr>
+        <w:t>.graphifyignore</w:t>
+      </w:r>
+      <w:r>
+        <w:rPr/>
+        <w:t xml:space="preserve"> excludes every file the secrets denylist matches.</w:t>
+      </w:r>
+    </w:p>
+    <w:p>
+      <w:pPr>
+        <w:pStyle w:val="BodyText"/>
+        <w:numPr>
+          <w:ilvl w:val="0"/>
+          <w:numId w:val="26"/>
+        </w:numPr>
+        <w:tabs>
+          <w:tab w:val="clear" w:pos="1134"/>
+          <w:tab w:val="left" w:pos="829" w:leader="none"/>
+        </w:tabs>
+        <w:bidi w:val="0"/>
+        <w:ind w:hanging="283" w:left="829"/>
+        <w:jc w:val="left"/>
+        <w:rPr/>
+      </w:pPr>
+      <w:r>
+        <w:rPr>
+          <w:rStyle w:val="Strong"/>
+        </w:rPr>
+        <w:t xml:space="preserve">Symptom: </w:t>
+      </w:r>
+      <w:r>
+        <w:rPr>
+          <w:rStyle w:val="SourceText"/>
+        </w:rPr>
+        <w:t>refresh-check</w:t>
+      </w:r>
+      <w:r>
+        <w:rPr>
+          <w:rStyle w:val="Strong"/>
+        </w:rPr>
+        <w:t xml:space="preserve"> prints </w:t>
+      </w:r>
+      <w:r>
+        <w:rPr>
+          <w:rStyle w:val="SourceText"/>
+        </w:rPr>
+        <w:t>graph graphify-out: unknown - graphify would read N secrets-denylisted path(s) .graphifyignore does not exclude: ...; stop - a refresh cannot settle this</w:t>
+      </w:r>
+      <w:r>
+        <w:rPr>
+          <w:rStyle w:val="Strong"/>
+        </w:rPr>
+        <w:t>,</w:t>
+      </w:r>
+      <w:r>
+        <w:rPr/>
+        <w:t xml:space="preserve"> or </w:t>
+      </w:r>
+      <w:r>
+        <w:rPr>
+          <w:rStyle w:val="SourceText"/>
+        </w:rPr>
+        <w:t>/crew:status</w:t>
+      </w:r>
+      <w:r>
+        <w:rPr/>
+        <w:t xml:space="preserve"> prints </w:t>
+      </w:r>
+      <w:r>
+        <w:rPr>
+          <w:rStyle w:val="SourceText"/>
+        </w:rPr>
+        <w:t>graph-ignore UNCOVERED</w:t>
+      </w:r>
+      <w:r>
+        <w:rPr/>
+        <w:t xml:space="preserve">. </w:t>
+      </w:r>
+      <w:r>
+        <w:rPr>
+          <w:rStyle w:val="Strong"/>
+        </w:rPr>
+        <w:t>Check:</w:t>
+      </w:r>
+      <w:r>
+        <w:rPr/>
+        <w:t xml:space="preserve"> which files, and from which source. </w:t>
+      </w:r>
+    </w:p>
+    <w:p>
+      <w:pPr>
+        <w:pStyle w:val="PreformattedText"/>
+        <w:bidi w:val="0"/>
+        <w:jc w:val="left"/>
+        <w:rPr/>
+      </w:pPr>
+      <w:r>
+        <w:rPr>
+          <w:rStyle w:val="SourceText"/>
+        </w:rPr>
+        <w:t>python3 "&lt;crew&gt;/hooks/scripts/crew_graph_ignore.py" --root . --check --json</w:t>
+      </w:r>
+    </w:p>
+    <w:p>
+      <w:pPr>
+        <w:pStyle w:val="BodyText"/>
+        <w:bidi w:val="0"/>
+        <w:jc w:val="left"/>
+        <w:rPr/>
+      </w:pPr>
+      <w:r>
+        <w:rPr/>
+        <w:t>The denylist is the built-in patterns (</w:t>
+      </w:r>
+      <w:r>
+        <w:rPr>
+          <w:rStyle w:val="SourceText"/>
+        </w:rPr>
+        <w:t>.env</w:t>
+      </w:r>
+      <w:r>
+        <w:rPr/>
+        <w:t xml:space="preserve">, </w:t>
+      </w:r>
+      <w:r>
+        <w:rPr>
+          <w:rStyle w:val="SourceText"/>
+        </w:rPr>
+        <w:t>.env.*</w:t>
+      </w:r>
+      <w:r>
+        <w:rPr/>
+        <w:t xml:space="preserve"> but not </w:t>
+      </w:r>
+      <w:r>
+        <w:rPr>
+          <w:rStyle w:val="SourceText"/>
+        </w:rPr>
+        <w:t>.env.example</w:t>
+      </w:r>
+      <w:r>
+        <w:rPr/>
+        <w:t xml:space="preserve">, </w:t>
+      </w:r>
+      <w:r>
+        <w:rPr>
+          <w:rStyle w:val="SourceText"/>
+        </w:rPr>
+        <w:t>*.pem</w:t>
+      </w:r>
+      <w:r>
+        <w:rPr/>
+        <w:t xml:space="preserve">, </w:t>
+      </w:r>
+      <w:r>
+        <w:rPr>
+          <w:rStyle w:val="SourceText"/>
+        </w:rPr>
+        <w:t>*.key</w:t>
+      </w:r>
+      <w:r>
+        <w:rPr/>
+        <w:t xml:space="preserve">, </w:t>
+      </w:r>
+      <w:r>
+        <w:rPr>
+          <w:rStyle w:val="SourceText"/>
+        </w:rPr>
+        <w:t>*.p12</w:t>
+      </w:r>
+      <w:r>
+        <w:rPr/>
+        <w:t xml:space="preserve">, </w:t>
+      </w:r>
+      <w:r>
+        <w:rPr>
+          <w:rStyle w:val="SourceText"/>
+        </w:rPr>
+        <w:t>*.pfx</w:t>
+      </w:r>
+      <w:r>
+        <w:rPr/>
+        <w:t xml:space="preserve">, </w:t>
+      </w:r>
+      <w:r>
+        <w:rPr>
+          <w:rStyle w:val="SourceText"/>
+        </w:rPr>
+        <w:t>id_rsa*</w:t>
+      </w:r>
+      <w:r>
+        <w:rPr/>
+        <w:t xml:space="preserve">, </w:t>
+      </w:r>
+      <w:r>
+        <w:rPr>
+          <w:rStyle w:val="SourceText"/>
+        </w:rPr>
+        <w:t>id_ed25519*</w:t>
+      </w:r>
+      <w:r>
+        <w:rPr/>
+        <w:t xml:space="preserve">), </w:t>
+      </w:r>
+      <w:r>
+        <w:rPr>
+          <w:rStyle w:val="SourceText"/>
+        </w:rPr>
+        <w:t>.claude/secrets-denylist</w:t>
+      </w:r>
+      <w:r>
+        <w:rPr/>
+        <w:t xml:space="preserve"> if it exists, and every in-repo </w:t>
+      </w:r>
+      <w:r>
+        <w:rPr>
+          <w:rStyle w:val="SourceText"/>
+        </w:rPr>
+        <w:t>Read(...)</w:t>
+      </w:r>
+      <w:r>
+        <w:rPr/>
+        <w:t xml:space="preserve"> rule in </w:t>
+      </w:r>
+      <w:r>
+        <w:rPr>
+          <w:rStyle w:val="SourceText"/>
+        </w:rPr>
+        <w:t>permissions.deny</w:t>
+      </w:r>
+      <w:r>
+        <w:rPr/>
+        <w:t xml:space="preserve"> of </w:t>
+      </w:r>
+      <w:r>
+        <w:rPr>
+          <w:rStyle w:val="SourceText"/>
+        </w:rPr>
+        <w:t>.claude/settings.json</w:t>
+      </w:r>
+      <w:r>
+        <w:rPr/>
+        <w:t xml:space="preserve"> and </w:t>
+      </w:r>
+      <w:r>
+        <w:rPr>
+          <w:rStyle w:val="SourceText"/>
+        </w:rPr>
+        <w:t>.claude/settings.local.json</w:t>
+      </w:r>
+      <w:r>
+        <w:rPr/>
+        <w:t xml:space="preserve">. </w:t>
+      </w:r>
+      <w:r>
+        <w:rPr>
+          <w:rStyle w:val="SourceText"/>
+        </w:rPr>
+        <w:t>sources</w:t>
+      </w:r>
+      <w:r>
+        <w:rPr/>
+        <w:t xml:space="preserve"> in the JSON names which ones were read. </w:t>
+      </w:r>
+      <w:r>
+        <w:rPr>
+          <w:rStyle w:val="Strong"/>
+        </w:rPr>
+        <w:t>Fix:</w:t>
+      </w:r>
+      <w:r>
+        <w:rPr/>
+        <w:t xml:space="preserve"> add the missing patterns, then check again.</w:t>
+      </w:r>
+    </w:p>
+    <w:p>
+      <w:pPr>
+        <w:pStyle w:val="PreformattedText"/>
+        <w:bidi w:val="0"/>
+        <w:jc w:val="left"/>
+        <w:rPr/>
+      </w:pPr>
+      <w:r>
+        <w:rPr>
+          <w:rStyle w:val="SourceText"/>
+        </w:rPr>
+        <w:t>python3 "&lt;crew&gt;/hooks/scripts/crew_graph_ignore.py" --root . --write</w:t>
+      </w:r>
+    </w:p>
+    <w:p>
+      <w:pPr>
+        <w:pStyle w:val="BodyText"/>
+        <w:bidi w:val="0"/>
+        <w:jc w:val="left"/>
+        <w:rPr/>
+      </w:pPr>
+      <w:r>
+        <w:rPr/>
+        <w:t xml:space="preserve">It appends the missing patterns, then any flagged path they still miss (the denylist ignores case, </w:t>
+      </w:r>
+      <w:r>
+        <w:rPr>
+          <w:rStyle w:val="SourceText"/>
+        </w:rPr>
+        <w:t>.graphifyignore</w:t>
+      </w:r>
+      <w:r>
+        <w:rPr/>
+        <w:t xml:space="preserve"> does not, so </w:t>
+      </w:r>
+      <w:r>
+        <w:rPr>
+          <w:rStyle w:val="SourceText"/>
+        </w:rPr>
+        <w:t>.ENV</w:t>
+      </w:r>
+      <w:r>
+        <w:rPr/>
+        <w:t xml:space="preserve"> gets </w:t>
+      </w:r>
+      <w:r>
+        <w:rPr>
+          <w:rStyle w:val="SourceText"/>
+        </w:rPr>
+        <w:t>/.ENV</w:t>
+      </w:r>
+      <w:r>
+        <w:rPr/>
+        <w:t xml:space="preserve">), under one marked block, and leaves every existing line as it was. Commit </w:t>
+      </w:r>
+      <w:r>
+        <w:rPr>
+          <w:rStyle w:val="SourceText"/>
+        </w:rPr>
+        <w:t>.graphifyignore</w:t>
+      </w:r>
+      <w:r>
+        <w:rPr/>
+        <w:t xml:space="preserve">, then re-run the refresh check. If it prints </w:t>
+      </w:r>
+      <w:r>
+        <w:rPr>
+          <w:rStyle w:val="SourceText"/>
+        </w:rPr>
+        <w:t>line N (`!pattern`) re-includes denylisted &lt;path&gt;; remove that line or accept the exposure</w:t>
+      </w:r>
+      <w:r>
+        <w:rPr/>
+        <w:t xml:space="preserve"> and exits 1, your own </w:t>
+      </w:r>
+      <w:r>
+        <w:rPr>
+          <w:rStyle w:val="SourceText"/>
+        </w:rPr>
+        <w:t>!</w:t>
+      </w:r>
+      <w:r>
+        <w:rPr/>
+        <w:t xml:space="preserve"> line is the reason: </w:t>
+      </w:r>
+      <w:r>
+        <w:rPr>
+          <w:rStyle w:val="SourceText"/>
+        </w:rPr>
+        <w:t>--write</w:t>
+      </w:r>
+      <w:r>
+        <w:rPr/>
+        <w:t xml:space="preserve"> never overrides it. Delete the line, or keep it and accept that graphify reads that file. A path that is not one line of plain text (a name holding a line break or other control character) is never written either; it stays named, escaped, by </w:t>
+      </w:r>
+      <w:r>
+        <w:rPr>
+          <w:rStyle w:val="SourceText"/>
+        </w:rPr>
+        <w:t>--check</w:t>
+      </w:r>
+      <w:r>
+        <w:rPr/>
+        <w:t>: rename the file or exclude it by hand.</w:t>
+      </w:r>
+    </w:p>
+    <w:p>
+      <w:pPr>
+        <w:pStyle w:val="BodyText"/>
+        <w:numPr>
+          <w:ilvl w:val="0"/>
+          <w:numId w:val="27"/>
+        </w:numPr>
+        <w:tabs>
+          <w:tab w:val="clear" w:pos="1134"/>
+          <w:tab w:val="left" w:pos="829" w:leader="none"/>
+        </w:tabs>
+        <w:bidi w:val="0"/>
+        <w:ind w:hanging="283" w:left="829"/>
+        <w:jc w:val="left"/>
+        <w:rPr/>
+      </w:pPr>
+      <w:r>
+        <w:rPr>
+          <w:rStyle w:val="Strong"/>
+        </w:rPr>
+        <w:t xml:space="preserve">Symptom: </w:t>
+      </w:r>
+      <w:r>
+        <w:rPr>
+          <w:rStyle w:val="SourceText"/>
+        </w:rPr>
+        <w:t>denylist coverage unknown: &lt;reason&gt;</w:t>
+      </w:r>
+      <w:r>
+        <w:rPr/>
+        <w:t xml:space="preserve"> (the refresh check) or </w:t>
+      </w:r>
+      <w:r>
+        <w:rPr>
+          <w:rStyle w:val="SourceText"/>
+        </w:rPr>
+        <w:t>graph-ignore unknown</w:t>
+      </w:r>
+      <w:r>
+        <w:rPr/>
+        <w:t xml:space="preserve"> (</w:t>
+      </w:r>
+      <w:r>
+        <w:rPr>
+          <w:rStyle w:val="SourceText"/>
+        </w:rPr>
+        <w:t>/crew:status</w:t>
+      </w:r>
+      <w:r>
+        <w:rPr/>
+        <w:t xml:space="preserve">). </w:t>
+      </w:r>
+      <w:r>
+        <w:rPr>
+          <w:rStyle w:val="Strong"/>
+        </w:rPr>
+        <w:t>Check:</w:t>
+      </w:r>
+      <w:r>
+        <w:rPr/>
+        <w:t xml:space="preserve"> the reason names it: git missing, a settings file that does not parse, an unreadable </w:t>
+      </w:r>
+      <w:r>
+        <w:rPr>
+          <w:rStyle w:val="SourceText"/>
+        </w:rPr>
+        <w:t>.claude/secrets-denylist</w:t>
+      </w:r>
+      <w:r>
+        <w:rPr/>
+        <w:t xml:space="preserve"> or </w:t>
+      </w:r>
+      <w:r>
+        <w:rPr>
+          <w:rStyle w:val="SourceText"/>
+        </w:rPr>
+        <w:t>.graphifyignore</w:t>
+      </w:r>
+      <w:r>
+        <w:rPr/>
+        <w:t xml:space="preserve">, a nested </w:t>
+      </w:r>
+      <w:r>
+        <w:rPr>
+          <w:rStyle w:val="SourceText"/>
+        </w:rPr>
+        <w:t>.graphifyignore</w:t>
+      </w:r>
+      <w:r>
+        <w:rPr/>
+        <w:t xml:space="preserve"> (only the root one is evaluated, and a nested one could re-include a file with </w:t>
+      </w:r>
+      <w:r>
+        <w:rPr>
+          <w:rStyle w:val="SourceText"/>
+        </w:rPr>
+        <w:t>!</w:t>
+      </w:r>
+      <w:r>
+        <w:rPr/>
+        <w:t xml:space="preserve">), a nested repository or submodule </w:t>
+      </w:r>
+      <w:r>
+        <w:rPr>
+          <w:rStyle w:val="SourceText"/>
+        </w:rPr>
+        <w:t>.graphifyignore</w:t>
+      </w:r>
+      <w:r>
+        <w:rPr/>
+        <w:t xml:space="preserve"> does not exclude, a symlink that resolves outside the repository or not at all, or a deny-all </w:t>
+      </w:r>
+      <w:r>
+        <w:rPr>
+          <w:rStyle w:val="SourceText"/>
+        </w:rPr>
+        <w:t>Read</w:t>
+      </w:r>
+      <w:r>
+        <w:rPr/>
+        <w:t xml:space="preserve"> rule. </w:t>
+      </w:r>
+      <w:r>
+        <w:rPr>
+          <w:rStyle w:val="Strong"/>
+        </w:rPr>
+        <w:t>Fix:</w:t>
+      </w:r>
+      <w:r>
+        <w:rPr/>
+        <w:t xml:space="preserve"> repair what it names. An unknown is never read as covered, so no refresh is named until it is fixed.</w:t>
+      </w:r>
+    </w:p>
+    <w:p>
+      <w:pPr>
+        <w:pStyle w:val="BodyText"/>
+        <w:numPr>
+          <w:ilvl w:val="0"/>
+          <w:numId w:val="27"/>
+        </w:numPr>
+        <w:tabs>
+          <w:tab w:val="clear" w:pos="1134"/>
+          <w:tab w:val="left" w:pos="829" w:leader="none"/>
+        </w:tabs>
+        <w:bidi w:val="0"/>
+        <w:ind w:hanging="283" w:left="829"/>
+        <w:jc w:val="left"/>
+        <w:rPr/>
+      </w:pPr>
+      <w:r>
+        <w:rPr>
+          <w:rStyle w:val="Strong"/>
+        </w:rPr>
+        <w:t>Symptom: a graph was built before the fix</w:t>
+      </w:r>
+      <w:r>
+        <w:rPr/>
+        <w:t xml:space="preserve"> (by hand, or by graphify's post-commit hook, which bypasses crew). </w:t>
+      </w:r>
+      <w:r>
+        <w:rPr>
+          <w:rStyle w:val="Strong"/>
+        </w:rPr>
+        <w:t>Fix:</w:t>
+      </w:r>
+      <w:r>
+        <w:rPr/>
+        <w:t xml:space="preserve"> treat that graph as holding text from the secret files. Delete the graph output directory (</w:t>
+      </w:r>
+      <w:r>
+        <w:rPr>
+          <w:rStyle w:val="SourceText"/>
+        </w:rPr>
+        <w:t>graphify-out/</w:t>
+      </w:r>
+      <w:r>
+        <w:rPr/>
+        <w:t xml:space="preserve"> by default), run </w:t>
+      </w:r>
+      <w:r>
+        <w:rPr>
+          <w:rStyle w:val="SourceText"/>
+        </w:rPr>
+        <w:t>--write</w:t>
+      </w:r>
+      <w:r>
+        <w:rPr/>
+        <w:t xml:space="preserve">, check that </w:t>
+      </w:r>
+      <w:r>
+        <w:rPr>
+          <w:rStyle w:val="SourceText"/>
+        </w:rPr>
+        <w:t>--check</w:t>
+      </w:r>
+      <w:r>
+        <w:rPr/>
+        <w:t xml:space="preserve"> exits 0, then rebuild. Commit the rebuild if the output is tracked. The crew-graph skill's </w:t>
+      </w:r>
+      <w:r>
+        <w:rPr>
+          <w:rStyle w:val="Strong"/>
+        </w:rPr>
+        <w:t>Tainted graph</w:t>
+      </w:r>
+      <w:r>
+        <w:rPr/>
+        <w:t xml:space="preserve"> section has the same steps.</w:t>
+      </w:r>
+    </w:p>
+    <w:p>
+      <w:pPr>
+        <w:pStyle w:val="Heading2"/>
+        <w:bidi w:val="0"/>
+        <w:ind w:hanging="0" w:left="0" w:right="0"/>
+        <w:jc w:val="left"/>
+        <w:rPr/>
+      </w:pPr>
+      <w:bookmarkStart w:id="17" w:name="turning-things-off"/>
+      <w:bookmarkEnd w:id="17"/>
+      <w:r>
+        <w:rPr/>
+        <w:t>Turning Things Off</w:t>
+      </w:r>
+    </w:p>
+    <w:p>
+      <w:pPr>
+        <w:pStyle w:val="BodyText"/>
+        <w:bidi w:val="0"/>
+        <w:jc w:val="left"/>
+        <w:rPr/>
+      </w:pPr>
+      <w:r>
         <w:rPr/>
         <w:t xml:space="preserve">Every switch named above, in one place. "Off" for a guard means the </w:t>
       </w:r>
@@ -9557,7 +11743,7 @@
     </w:p>
     <w:tbl>
       <w:tblPr>
-        <w:tblW w:w="11825" w:type="dxa"/>
+        <w:tblW w:w="11795" w:type="dxa"/>
         <w:jc w:val="left"/>
         <w:tblInd w:w="0" w:type="dxa"/>
         <w:tblLayout w:type="fixed"/>
@@ -9569,10 +11755,10 @@
         </w:tblCellMar>
       </w:tblPr>
       <w:tblGrid>
-        <w:gridCol w:w="4369"/>
-        <w:gridCol w:w="1689"/>
-        <w:gridCol w:w="1687"/>
-        <w:gridCol w:w="4080"/>
+        <w:gridCol w:w="4405"/>
+        <w:gridCol w:w="1612"/>
+        <w:gridCol w:w="1693"/>
+        <w:gridCol w:w="4085"/>
       </w:tblGrid>
       <w:tr>
         <w:trPr>
@@ -9580,7 +11766,7 @@
         </w:trPr>
         <w:tc>
           <w:tcPr>
-            <w:tcW w:w="4369" w:type="dxa"/>
+            <w:tcW w:w="4405" w:type="dxa"/>
             <w:tcBorders/>
             <w:vAlign w:val="center"/>
           </w:tcPr>
@@ -9602,7 +11788,7 @@
         </w:tc>
         <w:tc>
           <w:tcPr>
-            <w:tcW w:w="1689" w:type="dxa"/>
+            <w:tcW w:w="1612" w:type="dxa"/>
             <w:tcBorders/>
             <w:vAlign w:val="center"/>
           </w:tcPr>
@@ -9624,7 +11810,7 @@
         </w:tc>
         <w:tc>
           <w:tcPr>
-            <w:tcW w:w="1687" w:type="dxa"/>
+            <w:tcW w:w="1693" w:type="dxa"/>
             <w:tcBorders/>
             <w:vAlign w:val="center"/>
           </w:tcPr>
@@ -9646,7 +11832,7 @@
         </w:tc>
         <w:tc>
           <w:tcPr>
-            <w:tcW w:w="4080" w:type="dxa"/>
+            <w:tcW w:w="4085" w:type="dxa"/>
             <w:tcBorders/>
             <w:vAlign w:val="center"/>
           </w:tcPr>
@@ -9671,7 +11857,7 @@
         <w:trPr/>
         <w:tc>
           <w:tcPr>
-            <w:tcW w:w="4369" w:type="dxa"/>
+            <w:tcW w:w="4405" w:type="dxa"/>
             <w:tcBorders/>
             <w:vAlign w:val="center"/>
           </w:tcPr>
@@ -9688,13 +11874,13 @@
               <w:rPr>
                 <w:rStyle w:val="SourceText"/>
               </w:rPr>
-              <w:t>memory.inject</w:t>
+              <w:t>autopilot.mode</w:t>
             </w:r>
           </w:p>
         </w:tc>
         <w:tc>
           <w:tcPr>
-            <w:tcW w:w="1689" w:type="dxa"/>
+            <w:tcW w:w="1612" w:type="dxa"/>
             <w:tcBorders/>
             <w:vAlign w:val="center"/>
           </w:tcPr>
@@ -9715,7 +11901,7 @@
         </w:tc>
         <w:tc>
           <w:tcPr>
-            <w:tcW w:w="1687" w:type="dxa"/>
+            <w:tcW w:w="1693" w:type="dxa"/>
             <w:tcBorders/>
             <w:vAlign w:val="center"/>
           </w:tcPr>
@@ -9729,14 +11915,26 @@
               <w:rPr/>
             </w:pPr>
             <w:r>
-              <w:rPr/>
-              <w:t>bool</w:t>
+              <w:rPr>
+                <w:rStyle w:val="SourceText"/>
+              </w:rPr>
+              <w:t>off</w:t>
+            </w:r>
+            <w:r>
+              <w:rPr/>
+              <w:t>/</w:t>
+            </w:r>
+            <w:r>
+              <w:rPr>
+                <w:rStyle w:val="SourceText"/>
+              </w:rPr>
+              <w:t>plan</w:t>
             </w:r>
           </w:p>
         </w:tc>
         <w:tc>
           <w:tcPr>
-            <w:tcW w:w="4080" w:type="dxa"/>
+            <w:tcW w:w="4085" w:type="dxa"/>
             <w:tcBorders/>
             <w:vAlign w:val="center"/>
           </w:tcPr>
@@ -9753,21 +11951,31 @@
               <w:rPr>
                 <w:rStyle w:val="SourceText"/>
               </w:rPr>
-              <w:t>false</w:t>
-            </w:r>
-            <w:r>
-              <w:rPr/>
-              <w:t xml:space="preserve">: no code-map, handoff or vault text is injected (default </w:t>
-            </w:r>
-            <w:r>
-              <w:rPr>
-                <w:rStyle w:val="SourceText"/>
-              </w:rPr>
-              <w:t>true</w:t>
-            </w:r>
-            <w:r>
-              <w:rPr/>
-              <w:t xml:space="preserve"> since 1.0.0)</w:t>
+              <w:t>off</w:t>
+            </w:r>
+            <w:r>
+              <w:rPr/>
+              <w:t xml:space="preserve"> (the default): </w:t>
+            </w:r>
+            <w:r>
+              <w:rPr>
+                <w:rStyle w:val="SourceText"/>
+              </w:rPr>
+              <w:t>/crew:autopilot</w:t>
+            </w:r>
+            <w:r>
+              <w:rPr/>
+              <w:t xml:space="preserve"> runs no phase; only the exact string </w:t>
+            </w:r>
+            <w:r>
+              <w:rPr>
+                <w:rStyle w:val="SourceText"/>
+              </w:rPr>
+              <w:t>plan</w:t>
+            </w:r>
+            <w:r>
+              <w:rPr/>
+              <w:t xml:space="preserve"> arms it</w:t>
             </w:r>
           </w:p>
         </w:tc>
@@ -9776,7 +11984,7 @@
         <w:trPr/>
         <w:tc>
           <w:tcPr>
-            <w:tcW w:w="4369" w:type="dxa"/>
+            <w:tcW w:w="4405" w:type="dxa"/>
             <w:tcBorders/>
             <w:vAlign w:val="center"/>
           </w:tcPr>
@@ -9793,13 +12001,13 @@
               <w:rPr>
                 <w:rStyle w:val="SourceText"/>
               </w:rPr>
-              <w:t>guards.cloudGuard</w:t>
+              <w:t>memory.inject</w:t>
             </w:r>
           </w:p>
         </w:tc>
         <w:tc>
           <w:tcPr>
-            <w:tcW w:w="1689" w:type="dxa"/>
+            <w:tcW w:w="1612" w:type="dxa"/>
             <w:tcBorders/>
             <w:vAlign w:val="center"/>
           </w:tcPr>
@@ -9814,13 +12022,13 @@
             </w:pPr>
             <w:r>
               <w:rPr/>
-              <w:t>both layers, ratchets</w:t>
+              <w:t>repo only</w:t>
             </w:r>
           </w:p>
         </w:tc>
         <w:tc>
           <w:tcPr>
-            <w:tcW w:w="1687" w:type="dxa"/>
+            <w:tcW w:w="1693" w:type="dxa"/>
             <w:tcBorders/>
             <w:vAlign w:val="center"/>
           </w:tcPr>
@@ -9834,36 +12042,14 @@
               <w:rPr/>
             </w:pPr>
             <w:r>
-              <w:rPr>
-                <w:rStyle w:val="SourceText"/>
-              </w:rPr>
-              <w:t>block</w:t>
-            </w:r>
-            <w:r>
-              <w:rPr/>
-              <w:t>/</w:t>
-            </w:r>
-            <w:r>
-              <w:rPr>
-                <w:rStyle w:val="SourceText"/>
-              </w:rPr>
-              <w:t>report</w:t>
-            </w:r>
-            <w:r>
-              <w:rPr/>
-              <w:t>/</w:t>
-            </w:r>
-            <w:r>
-              <w:rPr>
-                <w:rStyle w:val="SourceText"/>
-              </w:rPr>
-              <w:t>off</w:t>
+              <w:rPr/>
+              <w:t>bool</w:t>
             </w:r>
           </w:p>
         </w:tc>
         <w:tc>
           <w:tcPr>
-            <w:tcW w:w="4080" w:type="dxa"/>
+            <w:tcW w:w="4085" w:type="dxa"/>
             <w:tcBorders/>
             <w:vAlign w:val="center"/>
           </w:tcPr>
@@ -9880,11 +12066,21 @@
               <w:rPr>
                 <w:rStyle w:val="SourceText"/>
               </w:rPr>
-              <w:t>off</w:t>
-            </w:r>
-            <w:r>
-              <w:rPr/>
-              <w:t>: the hook reads this key and exits</w:t>
+              <w:t>false</w:t>
+            </w:r>
+            <w:r>
+              <w:rPr/>
+              <w:t xml:space="preserve">: no code-map, handoff or vault text is injected (default </w:t>
+            </w:r>
+            <w:r>
+              <w:rPr>
+                <w:rStyle w:val="SourceText"/>
+              </w:rPr>
+              <w:t>true</w:t>
+            </w:r>
+            <w:r>
+              <w:rPr/>
+              <w:t xml:space="preserve"> since 1.0.0)</w:t>
             </w:r>
           </w:p>
         </w:tc>
@@ -9893,7 +12089,7 @@
         <w:trPr/>
         <w:tc>
           <w:tcPr>
-            <w:tcW w:w="4369" w:type="dxa"/>
+            <w:tcW w:w="4405" w:type="dxa"/>
             <w:tcBorders/>
             <w:vAlign w:val="center"/>
           </w:tcPr>
@@ -9910,13 +12106,13 @@
               <w:rPr>
                 <w:rStyle w:val="SourceText"/>
               </w:rPr>
-              <w:t>guards.roleWrites</w:t>
+              <w:t>guards.cloudGuard</w:t>
             </w:r>
           </w:p>
         </w:tc>
         <w:tc>
           <w:tcPr>
-            <w:tcW w:w="1689" w:type="dxa"/>
+            <w:tcW w:w="1612" w:type="dxa"/>
             <w:tcBorders/>
             <w:vAlign w:val="center"/>
           </w:tcPr>
@@ -9937,7 +12133,7 @@
         </w:tc>
         <w:tc>
           <w:tcPr>
-            <w:tcW w:w="1687" w:type="dxa"/>
+            <w:tcW w:w="1693" w:type="dxa"/>
             <w:tcBorders/>
             <w:vAlign w:val="center"/>
           </w:tcPr>
@@ -9980,7 +12176,7 @@
         </w:tc>
         <w:tc>
           <w:tcPr>
-            <w:tcW w:w="4080" w:type="dxa"/>
+            <w:tcW w:w="4085" w:type="dxa"/>
             <w:tcBorders/>
             <w:vAlign w:val="center"/>
           </w:tcPr>
@@ -10001,7 +12197,7 @@
             </w:r>
             <w:r>
               <w:rPr/>
-              <w:t>: every Write/Edit is allowed unconditionally</w:t>
+              <w:t>: the hook reads this key and exits</w:t>
             </w:r>
           </w:p>
         </w:tc>
@@ -10010,7 +12206,7 @@
         <w:trPr/>
         <w:tc>
           <w:tcPr>
-            <w:tcW w:w="4369" w:type="dxa"/>
+            <w:tcW w:w="4405" w:type="dxa"/>
             <w:tcBorders/>
             <w:vAlign w:val="center"/>
           </w:tcPr>
@@ -10027,63 +12223,13 @@
               <w:rPr>
                 <w:rStyle w:val="SourceText"/>
               </w:rPr>
-              <w:t>guards.terraformApply</w:t>
-            </w:r>
-            <w:r>
-              <w:rPr/>
-              <w:t xml:space="preserve">, </w:t>
-            </w:r>
-            <w:r>
-              <w:rPr>
-                <w:rStyle w:val="SourceText"/>
-              </w:rPr>
-              <w:t>forcePush</w:t>
-            </w:r>
-            <w:r>
-              <w:rPr/>
-              <w:t xml:space="preserve">, </w:t>
-            </w:r>
-            <w:r>
-              <w:rPr>
-                <w:rStyle w:val="SourceText"/>
-              </w:rPr>
-              <w:t>adminMerge</w:t>
-            </w:r>
-            <w:r>
-              <w:rPr/>
-              <w:t xml:space="preserve">, </w:t>
-            </w:r>
-            <w:r>
-              <w:rPr>
-                <w:rStyle w:val="SourceText"/>
-              </w:rPr>
-              <w:t>mergeGate</w:t>
-            </w:r>
-            <w:r>
-              <w:rPr/>
-              <w:t xml:space="preserve">, </w:t>
-            </w:r>
-            <w:r>
-              <w:rPr>
-                <w:rStyle w:val="SourceText"/>
-              </w:rPr>
-              <w:t>cloudDestructive</w:t>
-            </w:r>
-            <w:r>
-              <w:rPr/>
-              <w:t xml:space="preserve">, </w:t>
-            </w:r>
-            <w:r>
-              <w:rPr>
-                <w:rStyle w:val="SourceText"/>
-              </w:rPr>
-              <w:t>sqlDestructive</w:t>
+              <w:t>guards.roleWrites</w:t>
             </w:r>
           </w:p>
         </w:tc>
         <w:tc>
           <w:tcPr>
-            <w:tcW w:w="1689" w:type="dxa"/>
+            <w:tcW w:w="1612" w:type="dxa"/>
             <w:tcBorders/>
             <w:vAlign w:val="center"/>
           </w:tcPr>
@@ -10104,7 +12250,7 @@
         </w:tc>
         <w:tc>
           <w:tcPr>
-            <w:tcW w:w="1687" w:type="dxa"/>
+            <w:tcW w:w="1693" w:type="dxa"/>
             <w:tcBorders/>
             <w:vAlign w:val="center"/>
           </w:tcPr>
@@ -10131,7 +12277,7 @@
               <w:rPr>
                 <w:rStyle w:val="SourceText"/>
               </w:rPr>
-              <w:t>ask</w:t>
+              <w:t>report</w:t>
             </w:r>
             <w:r>
               <w:rPr/>
@@ -10141,13 +12287,13 @@
               <w:rPr>
                 <w:rStyle w:val="SourceText"/>
               </w:rPr>
-              <w:t>allow</w:t>
+              <w:t>off</w:t>
             </w:r>
           </w:p>
         </w:tc>
         <w:tc>
           <w:tcPr>
-            <w:tcW w:w="4080" w:type="dxa"/>
+            <w:tcW w:w="4085" w:type="dxa"/>
             <w:tcBorders/>
             <w:vAlign w:val="center"/>
           </w:tcPr>
@@ -10161,18 +12307,14 @@
               <w:rPr/>
             </w:pPr>
             <w:r>
-              <w:rPr/>
-              <w:t xml:space="preserve">there is no "off" — </w:t>
-            </w:r>
-            <w:r>
-              <w:rPr>
-                <w:rStyle w:val="SourceText"/>
-              </w:rPr>
-              <w:t>allow</w:t>
-            </w:r>
-            <w:r>
-              <w:rPr/>
-              <w:t xml:space="preserve"> is the most permissive tier, still logged</w:t>
+              <w:rPr>
+                <w:rStyle w:val="SourceText"/>
+              </w:rPr>
+              <w:t>off</w:t>
+            </w:r>
+            <w:r>
+              <w:rPr/>
+              <w:t>: every Write/Edit is allowed unconditionally</w:t>
             </w:r>
           </w:p>
         </w:tc>
@@ -10181,7 +12323,7 @@
         <w:trPr/>
         <w:tc>
           <w:tcPr>
-            <w:tcW w:w="4369" w:type="dxa"/>
+            <w:tcW w:w="4405" w:type="dxa"/>
             <w:tcBorders/>
             <w:vAlign w:val="center"/>
           </w:tcPr>
@@ -10198,7 +12340,7 @@
               <w:rPr>
                 <w:rStyle w:val="SourceText"/>
               </w:rPr>
-              <w:t>guards.prodDatabase</w:t>
+              <w:t>guards.terraformApply</w:t>
             </w:r>
             <w:r>
               <w:rPr/>
@@ -10208,13 +12350,53 @@
               <w:rPr>
                 <w:rStyle w:val="SourceText"/>
               </w:rPr>
-              <w:t>guards.prodServer</w:t>
+              <w:t>forcePush</w:t>
+            </w:r>
+            <w:r>
+              <w:rPr/>
+              <w:t xml:space="preserve">, </w:t>
+            </w:r>
+            <w:r>
+              <w:rPr>
+                <w:rStyle w:val="SourceText"/>
+              </w:rPr>
+              <w:t>adminMerge</w:t>
+            </w:r>
+            <w:r>
+              <w:rPr/>
+              <w:t xml:space="preserve">, </w:t>
+            </w:r>
+            <w:r>
+              <w:rPr>
+                <w:rStyle w:val="SourceText"/>
+              </w:rPr>
+              <w:t>mergeGate</w:t>
+            </w:r>
+            <w:r>
+              <w:rPr/>
+              <w:t xml:space="preserve">, </w:t>
+            </w:r>
+            <w:r>
+              <w:rPr>
+                <w:rStyle w:val="SourceText"/>
+              </w:rPr>
+              <w:t>cloudDestructive</w:t>
+            </w:r>
+            <w:r>
+              <w:rPr/>
+              <w:t xml:space="preserve">, </w:t>
+            </w:r>
+            <w:r>
+              <w:rPr>
+                <w:rStyle w:val="SourceText"/>
+              </w:rPr>
+              <w:t>sqlDestructive</w:t>
             </w:r>
           </w:p>
         </w:tc>
         <w:tc>
           <w:tcPr>
-            <w:tcW w:w="1689" w:type="dxa"/>
+            <w:tcW w:w="1612" w:type="dxa"/>
             <w:tcBorders/>
             <w:vAlign w:val="center"/>
           </w:tcPr>
@@ -10235,7 +12417,7 @@
         </w:tc>
         <w:tc>
           <w:tcPr>
-            <w:tcW w:w="1687" w:type="dxa"/>
+            <w:tcW w:w="1693" w:type="dxa"/>
             <w:tcBorders/>
             <w:vAlign w:val="center"/>
           </w:tcPr>
@@ -10252,7 +12434,7 @@
               <w:rPr>
                 <w:rStyle w:val="SourceText"/>
               </w:rPr>
-              <w:t>none</w:t>
+              <w:t>block</w:t>
             </w:r>
             <w:r>
               <w:rPr/>
@@ -10262,7 +12444,7 @@
               <w:rPr>
                 <w:rStyle w:val="SourceText"/>
               </w:rPr>
-              <w:t>read</w:t>
+              <w:t>ask</w:t>
             </w:r>
             <w:r>
               <w:rPr/>
@@ -10272,13 +12454,13 @@
               <w:rPr>
                 <w:rStyle w:val="SourceText"/>
               </w:rPr>
-              <w:t>full</w:t>
+              <w:t>allow</w:t>
             </w:r>
           </w:p>
         </w:tc>
         <w:tc>
           <w:tcPr>
-            <w:tcW w:w="4080" w:type="dxa"/>
+            <w:tcW w:w="4085" w:type="dxa"/>
             <w:tcBorders/>
             <w:vAlign w:val="center"/>
           </w:tcPr>
@@ -10292,14 +12474,18 @@
               <w:rPr/>
             </w:pPr>
             <w:r>
-              <w:rPr>
-                <w:rStyle w:val="SourceText"/>
-              </w:rPr>
-              <w:t>none</w:t>
-            </w:r>
-            <w:r>
-              <w:rPr/>
-              <w:t xml:space="preserve"> is both the default and the floor</w:t>
+              <w:rPr/>
+              <w:t xml:space="preserve">there is no "off" — </w:t>
+            </w:r>
+            <w:r>
+              <w:rPr>
+                <w:rStyle w:val="SourceText"/>
+              </w:rPr>
+              <w:t>allow</w:t>
+            </w:r>
+            <w:r>
+              <w:rPr/>
+              <w:t xml:space="preserve"> is the most permissive tier, still logged</w:t>
             </w:r>
           </w:p>
         </w:tc>
@@ -10308,7 +12494,7 @@
         <w:trPr/>
         <w:tc>
           <w:tcPr>
-            <w:tcW w:w="4369" w:type="dxa"/>
+            <w:tcW w:w="4405" w:type="dxa"/>
             <w:tcBorders/>
             <w:vAlign w:val="center"/>
           </w:tcPr>
@@ -10325,13 +12511,23 @@
               <w:rPr>
                 <w:rStyle w:val="SourceText"/>
               </w:rPr>
-              <w:t>scope.mode</w:t>
+              <w:t>guards.prodDatabase</w:t>
+            </w:r>
+            <w:r>
+              <w:rPr/>
+              <w:t xml:space="preserve">, </w:t>
+            </w:r>
+            <w:r>
+              <w:rPr>
+                <w:rStyle w:val="SourceText"/>
+              </w:rPr>
+              <w:t>guards.prodServer</w:t>
             </w:r>
           </w:p>
         </w:tc>
         <w:tc>
           <w:tcPr>
-            <w:tcW w:w="1689" w:type="dxa"/>
+            <w:tcW w:w="1612" w:type="dxa"/>
             <w:tcBorders/>
             <w:vAlign w:val="center"/>
           </w:tcPr>
@@ -10346,13 +12542,13 @@
             </w:pPr>
             <w:r>
               <w:rPr/>
-              <w:t>repo only</w:t>
+              <w:t>both layers, ratchets</w:t>
             </w:r>
           </w:p>
         </w:tc>
         <w:tc>
           <w:tcPr>
-            <w:tcW w:w="1687" w:type="dxa"/>
+            <w:tcW w:w="1693" w:type="dxa"/>
             <w:tcBorders/>
             <w:vAlign w:val="center"/>
           </w:tcPr>
@@ -10369,7 +12565,7 @@
               <w:rPr>
                 <w:rStyle w:val="SourceText"/>
               </w:rPr>
-              <w:t>off</w:t>
+              <w:t>none</w:t>
             </w:r>
             <w:r>
               <w:rPr/>
@@ -10379,7 +12575,7 @@
               <w:rPr>
                 <w:rStyle w:val="SourceText"/>
               </w:rPr>
-              <w:t>report</w:t>
+              <w:t>read</w:t>
             </w:r>
             <w:r>
               <w:rPr/>
@@ -10389,23 +12585,13 @@
               <w:rPr>
                 <w:rStyle w:val="SourceText"/>
               </w:rPr>
-              <w:t>block</w:t>
-            </w:r>
-            <w:r>
-              <w:rPr/>
-              <w:t>/</w:t>
-            </w:r>
-            <w:r>
-              <w:rPr>
-                <w:rStyle w:val="SourceText"/>
-              </w:rPr>
-              <w:t>auto</w:t>
+              <w:t>full</w:t>
             </w:r>
           </w:p>
         </w:tc>
         <w:tc>
           <w:tcPr>
-            <w:tcW w:w="4080" w:type="dxa"/>
+            <w:tcW w:w="4085" w:type="dxa"/>
             <w:tcBorders/>
             <w:vAlign w:val="center"/>
           </w:tcPr>
@@ -10422,11 +12608,11 @@
               <w:rPr>
                 <w:rStyle w:val="SourceText"/>
               </w:rPr>
-              <w:t>off</w:t>
-            </w:r>
-            <w:r>
-              <w:rPr/>
-              <w:t>: neither the edit guard nor the completion audit runs</w:t>
+              <w:t>none</w:t>
+            </w:r>
+            <w:r>
+              <w:rPr/>
+              <w:t xml:space="preserve"> is both the default and the floor</w:t>
             </w:r>
           </w:p>
         </w:tc>
@@ -10435,7 +12621,7 @@
         <w:trPr/>
         <w:tc>
           <w:tcPr>
-            <w:tcW w:w="4369" w:type="dxa"/>
+            <w:tcW w:w="4405" w:type="dxa"/>
             <w:tcBorders/>
             <w:vAlign w:val="center"/>
           </w:tcPr>
@@ -10452,13 +12638,13 @@
               <w:rPr>
                 <w:rStyle w:val="SourceText"/>
               </w:rPr>
-              <w:t>scope.allowCliApproval</w:t>
+              <w:t>scope.mode</w:t>
             </w:r>
           </w:p>
         </w:tc>
         <w:tc>
           <w:tcPr>
-            <w:tcW w:w="1689" w:type="dxa"/>
+            <w:tcW w:w="1612" w:type="dxa"/>
             <w:tcBorders/>
             <w:vAlign w:val="center"/>
           </w:tcPr>
@@ -10479,7 +12665,7 @@
         </w:tc>
         <w:tc>
           <w:tcPr>
-            <w:tcW w:w="1687" w:type="dxa"/>
+            <w:tcW w:w="1693" w:type="dxa"/>
             <w:tcBorders/>
             <w:vAlign w:val="center"/>
           </w:tcPr>
@@ -10493,14 +12679,46 @@
               <w:rPr/>
             </w:pPr>
             <w:r>
-              <w:rPr/>
-              <w:t>bool</w:t>
+              <w:rPr>
+                <w:rStyle w:val="SourceText"/>
+              </w:rPr>
+              <w:t>off</w:t>
+            </w:r>
+            <w:r>
+              <w:rPr/>
+              <w:t>/</w:t>
+            </w:r>
+            <w:r>
+              <w:rPr>
+                <w:rStyle w:val="SourceText"/>
+              </w:rPr>
+              <w:t>report</w:t>
+            </w:r>
+            <w:r>
+              <w:rPr/>
+              <w:t>/</w:t>
+            </w:r>
+            <w:r>
+              <w:rPr>
+                <w:rStyle w:val="SourceText"/>
+              </w:rPr>
+              <w:t>block</w:t>
+            </w:r>
+            <w:r>
+              <w:rPr/>
+              <w:t>/</w:t>
+            </w:r>
+            <w:r>
+              <w:rPr>
+                <w:rStyle w:val="SourceText"/>
+              </w:rPr>
+              <w:t>auto</w:t>
             </w:r>
           </w:p>
         </w:tc>
         <w:tc>
           <w:tcPr>
-            <w:tcW w:w="4080" w:type="dxa"/>
+            <w:tcW w:w="4085" w:type="dxa"/>
             <w:tcBorders/>
             <w:vAlign w:val="center"/>
           </w:tcPr>
@@ -10517,41 +12735,11 @@
               <w:rPr>
                 <w:rStyle w:val="SourceText"/>
               </w:rPr>
-              <w:t>false</w:t>
-            </w:r>
-            <w:r>
-              <w:rPr/>
-              <w:t xml:space="preserve">: only a </w:t>
-            </w:r>
-            <w:r>
-              <w:rPr>
-                <w:rStyle w:val="SourceText"/>
-              </w:rPr>
-              <w:t>/crew:approve</w:t>
-            </w:r>
-            <w:r>
-              <w:rPr/>
-              <w:t xml:space="preserve"> typed by the user counts (no </w:t>
-            </w:r>
-            <w:r>
-              <w:rPr>
-                <w:rStyle w:val="SourceText"/>
-              </w:rPr>
-              <w:t>cli</w:t>
-            </w:r>
-            <w:r>
-              <w:rPr/>
-              <w:t xml:space="preserve"> or </w:t>
-            </w:r>
-            <w:r>
-              <w:rPr>
-                <w:rStyle w:val="SourceText"/>
-              </w:rPr>
-              <w:t>autopilot</w:t>
-            </w:r>
-            <w:r>
-              <w:rPr/>
-              <w:t xml:space="preserve"> receipt)</w:t>
+              <w:t>off</w:t>
+            </w:r>
+            <w:r>
+              <w:rPr/>
+              <w:t>: neither the edit guard nor the completion audit runs</w:t>
             </w:r>
           </w:p>
         </w:tc>
@@ -10560,7 +12748,7 @@
         <w:trPr/>
         <w:tc>
           <w:tcPr>
-            <w:tcW w:w="4369" w:type="dxa"/>
+            <w:tcW w:w="4405" w:type="dxa"/>
             <w:tcBorders/>
             <w:vAlign w:val="center"/>
           </w:tcPr>
@@ -10577,13 +12765,13 @@
               <w:rPr>
                 <w:rStyle w:val="SourceText"/>
               </w:rPr>
-              <w:t>verifyGate</w:t>
+              <w:t>scope.allowCliApproval</w:t>
             </w:r>
           </w:p>
         </w:tc>
         <w:tc>
           <w:tcPr>
-            <w:tcW w:w="1689" w:type="dxa"/>
+            <w:tcW w:w="1612" w:type="dxa"/>
             <w:tcBorders/>
             <w:vAlign w:val="center"/>
           </w:tcPr>
@@ -10604,7 +12792,7 @@
         </w:tc>
         <w:tc>
           <w:tcPr>
-            <w:tcW w:w="1687" w:type="dxa"/>
+            <w:tcW w:w="1693" w:type="dxa"/>
             <w:tcBorders/>
             <w:vAlign w:val="center"/>
           </w:tcPr>
@@ -10625,7 +12813,7 @@
         </w:tc>
         <w:tc>
           <w:tcPr>
-            <w:tcW w:w="4080" w:type="dxa"/>
+            <w:tcW w:w="4085" w:type="dxa"/>
             <w:tcBorders/>
             <w:vAlign w:val="center"/>
           </w:tcPr>
@@ -10646,7 +12834,37 @@
             </w:r>
             <w:r>
               <w:rPr/>
-              <w:t>: the Stop verify gate does not run at all</w:t>
+              <w:t xml:space="preserve">: only a </w:t>
+            </w:r>
+            <w:r>
+              <w:rPr>
+                <w:rStyle w:val="SourceText"/>
+              </w:rPr>
+              <w:t>/crew:approve</w:t>
+            </w:r>
+            <w:r>
+              <w:rPr/>
+              <w:t xml:space="preserve"> typed by the user counts (no </w:t>
+            </w:r>
+            <w:r>
+              <w:rPr>
+                <w:rStyle w:val="SourceText"/>
+              </w:rPr>
+              <w:t>cli</w:t>
+            </w:r>
+            <w:r>
+              <w:rPr/>
+              <w:t xml:space="preserve"> or </w:t>
+            </w:r>
+            <w:r>
+              <w:rPr>
+                <w:rStyle w:val="SourceText"/>
+              </w:rPr>
+              <w:t>autopilot</w:t>
+            </w:r>
+            <w:r>
+              <w:rPr/>
+              <w:t xml:space="preserve"> receipt)</w:t>
             </w:r>
           </w:p>
         </w:tc>
@@ -10655,7 +12873,7 @@
         <w:trPr/>
         <w:tc>
           <w:tcPr>
-            <w:tcW w:w="4369" w:type="dxa"/>
+            <w:tcW w:w="4405" w:type="dxa"/>
             <w:tcBorders/>
             <w:vAlign w:val="center"/>
           </w:tcPr>
@@ -10672,13 +12890,13 @@
               <w:rPr>
                 <w:rStyle w:val="SourceText"/>
               </w:rPr>
-              <w:t>context.enabled</w:t>
+              <w:t>verifyGate</w:t>
             </w:r>
           </w:p>
         </w:tc>
         <w:tc>
           <w:tcPr>
-            <w:tcW w:w="1689" w:type="dxa"/>
+            <w:tcW w:w="1612" w:type="dxa"/>
             <w:tcBorders/>
             <w:vAlign w:val="center"/>
           </w:tcPr>
@@ -10693,13 +12911,13 @@
             </w:pPr>
             <w:r>
               <w:rPr/>
-              <w:t>both layers</w:t>
+              <w:t>repo only</w:t>
             </w:r>
           </w:p>
         </w:tc>
         <w:tc>
           <w:tcPr>
-            <w:tcW w:w="1687" w:type="dxa"/>
+            <w:tcW w:w="1693" w:type="dxa"/>
             <w:tcBorders/>
             <w:vAlign w:val="center"/>
           </w:tcPr>
@@ -10720,7 +12938,7 @@
         </w:tc>
         <w:tc>
           <w:tcPr>
-            <w:tcW w:w="4080" w:type="dxa"/>
+            <w:tcW w:w="4085" w:type="dxa"/>
             <w:tcBorders/>
             <w:vAlign w:val="center"/>
           </w:tcPr>
@@ -10741,17 +12959,7 @@
             </w:r>
             <w:r>
               <w:rPr/>
-              <w:t xml:space="preserve">: </w:t>
-            </w:r>
-            <w:r>
-              <w:rPr>
-                <w:rStyle w:val="SourceText"/>
-              </w:rPr>
-              <w:t>context-watch.sh</w:t>
-            </w:r>
-            <w:r>
-              <w:rPr/>
-              <w:t xml:space="preserve"> (the Stop nag) does nothing</w:t>
+              <w:t>: the Stop verify gate does not run at all</w:t>
             </w:r>
           </w:p>
         </w:tc>
@@ -10760,7 +12968,7 @@
         <w:trPr/>
         <w:tc>
           <w:tcPr>
-            <w:tcW w:w="4369" w:type="dxa"/>
+            <w:tcW w:w="4405" w:type="dxa"/>
             <w:tcBorders/>
             <w:vAlign w:val="center"/>
           </w:tcPr>
@@ -10777,23 +12985,13 @@
               <w:rPr>
                 <w:rStyle w:val="SourceText"/>
               </w:rPr>
-              <w:t>context.autoClear.enabled</w:t>
-            </w:r>
-            <w:r>
-              <w:rPr/>
-              <w:t xml:space="preserve">, </w:t>
-            </w:r>
-            <w:r>
-              <w:rPr>
-                <w:rStyle w:val="SourceText"/>
-              </w:rPr>
-              <w:t>autoWrapUp</w:t>
+              <w:t>context.enabled</w:t>
             </w:r>
           </w:p>
         </w:tc>
         <w:tc>
           <w:tcPr>
-            <w:tcW w:w="1689" w:type="dxa"/>
+            <w:tcW w:w="1612" w:type="dxa"/>
             <w:tcBorders/>
             <w:vAlign w:val="center"/>
           </w:tcPr>
@@ -10814,7 +13012,7 @@
         </w:tc>
         <w:tc>
           <w:tcPr>
-            <w:tcW w:w="1687" w:type="dxa"/>
+            <w:tcW w:w="1693" w:type="dxa"/>
             <w:tcBorders/>
             <w:vAlign w:val="center"/>
           </w:tcPr>
@@ -10835,7 +13033,7 @@
         </w:tc>
         <w:tc>
           <w:tcPr>
-            <w:tcW w:w="4080" w:type="dxa"/>
+            <w:tcW w:w="4085" w:type="dxa"/>
             <w:tcBorders/>
             <w:vAlign w:val="center"/>
           </w:tcPr>
@@ -10849,8 +13047,24 @@
               <w:rPr/>
             </w:pPr>
             <w:r>
-              <w:rPr/>
-              <w:t>each independently disables one leg of the wrap-up/clear loop</w:t>
+              <w:rPr>
+                <w:rStyle w:val="SourceText"/>
+              </w:rPr>
+              <w:t>false</w:t>
+            </w:r>
+            <w:r>
+              <w:rPr/>
+              <w:t xml:space="preserve">: </w:t>
+            </w:r>
+            <w:r>
+              <w:rPr>
+                <w:rStyle w:val="SourceText"/>
+              </w:rPr>
+              <w:t>context-watch.sh</w:t>
+            </w:r>
+            <w:r>
+              <w:rPr/>
+              <w:t xml:space="preserve"> (the Stop nag) does nothing</w:t>
             </w:r>
           </w:p>
         </w:tc>
@@ -10859,7 +13073,7 @@
         <w:trPr/>
         <w:tc>
           <w:tcPr>
-            <w:tcW w:w="4369" w:type="dxa"/>
+            <w:tcW w:w="4405" w:type="dxa"/>
             <w:tcBorders/>
             <w:vAlign w:val="center"/>
           </w:tcPr>
@@ -10876,13 +13090,23 @@
               <w:rPr>
                 <w:rStyle w:val="SourceText"/>
               </w:rPr>
-              <w:t>notify.provider</w:t>
+              <w:t>context.autoClear.enabled</w:t>
+            </w:r>
+            <w:r>
+              <w:rPr/>
+              <w:t xml:space="preserve">, </w:t>
+            </w:r>
+            <w:r>
+              <w:rPr>
+                <w:rStyle w:val="SourceText"/>
+              </w:rPr>
+              <w:t>autoWrapUp</w:t>
             </w:r>
           </w:p>
         </w:tc>
         <w:tc>
           <w:tcPr>
-            <w:tcW w:w="1689" w:type="dxa"/>
+            <w:tcW w:w="1612" w:type="dxa"/>
             <w:tcBorders/>
             <w:vAlign w:val="center"/>
           </w:tcPr>
@@ -10897,13 +13121,13 @@
             </w:pPr>
             <w:r>
               <w:rPr/>
-              <w:t>both layers (a repo null inherits the global one)</w:t>
+              <w:t>both layers</w:t>
             </w:r>
           </w:p>
         </w:tc>
         <w:tc>
           <w:tcPr>
-            <w:tcW w:w="1687" w:type="dxa"/>
+            <w:tcW w:w="1693" w:type="dxa"/>
             <w:tcBorders/>
             <w:vAlign w:val="center"/>
           </w:tcPr>
@@ -10917,36 +13141,14 @@
               <w:rPr/>
             </w:pPr>
             <w:r>
-              <w:rPr>
-                <w:rStyle w:val="SourceText"/>
-              </w:rPr>
-              <w:t>telegram</w:t>
-            </w:r>
-            <w:r>
-              <w:rPr/>
-              <w:t>/</w:t>
-            </w:r>
-            <w:r>
-              <w:rPr>
-                <w:rStyle w:val="SourceText"/>
-              </w:rPr>
-              <w:t>teams</w:t>
-            </w:r>
-            <w:r>
-              <w:rPr/>
-              <w:t>/</w:t>
-            </w:r>
-            <w:r>
-              <w:rPr>
-                <w:rStyle w:val="SourceText"/>
-              </w:rPr>
-              <w:t>none</w:t>
+              <w:rPr/>
+              <w:t>bool</w:t>
             </w:r>
           </w:p>
         </w:tc>
         <w:tc>
           <w:tcPr>
-            <w:tcW w:w="4080" w:type="dxa"/>
+            <w:tcW w:w="4085" w:type="dxa"/>
             <w:tcBorders/>
             <w:vAlign w:val="center"/>
           </w:tcPr>
@@ -10961,47 +13163,7 @@
             </w:pPr>
             <w:r>
               <w:rPr/>
-              <w:t xml:space="preserve">a repo </w:t>
-            </w:r>
-            <w:r>
-              <w:rPr>
-                <w:rStyle w:val="SourceText"/>
-              </w:rPr>
-              <w:t>none</w:t>
-            </w:r>
-            <w:r>
-              <w:rPr/>
-              <w:t xml:space="preserve"> opts out even when the global file names a provider: no </w:t>
-            </w:r>
-            <w:r>
-              <w:rPr>
-                <w:rStyle w:val="SourceText"/>
-              </w:rPr>
-              <w:t>question</w:t>
-            </w:r>
-            <w:r>
-              <w:rPr/>
-              <w:t xml:space="preserve"> ping, no </w:t>
-            </w:r>
-            <w:r>
-              <w:rPr>
-                <w:rStyle w:val="SourceText"/>
-              </w:rPr>
-              <w:t>deploy</w:t>
-            </w:r>
-            <w:r>
-              <w:rPr/>
-              <w:t xml:space="preserve"> result (</w:t>
-            </w:r>
-            <w:r>
-              <w:rPr>
-                <w:rStyle w:val="SourceText"/>
-              </w:rPr>
-              <w:t>crew_notify.py config --root .</w:t>
-            </w:r>
-            <w:r>
-              <w:rPr/>
-              <w:t xml:space="preserve"> says so)</w:t>
+              <w:t>each independently disables one leg of the wrap-up/clear loop</w:t>
             </w:r>
           </w:p>
         </w:tc>
@@ -11010,7 +13172,7 @@
         <w:trPr/>
         <w:tc>
           <w:tcPr>
-            <w:tcW w:w="4369" w:type="dxa"/>
+            <w:tcW w:w="4405" w:type="dxa"/>
             <w:tcBorders/>
             <w:vAlign w:val="center"/>
           </w:tcPr>
@@ -11027,13 +13189,13 @@
               <w:rPr>
                 <w:rStyle w:val="SourceText"/>
               </w:rPr>
-              <w:t>change.requireForProduction</w:t>
+              <w:t>notify.provider</w:t>
             </w:r>
           </w:p>
         </w:tc>
         <w:tc>
           <w:tcPr>
-            <w:tcW w:w="1689" w:type="dxa"/>
+            <w:tcW w:w="1612" w:type="dxa"/>
             <w:tcBorders/>
             <w:vAlign w:val="center"/>
           </w:tcPr>
@@ -11048,13 +13210,13 @@
             </w:pPr>
             <w:r>
               <w:rPr/>
-              <w:t>both layers, ratchets (may only turn ON)</w:t>
+              <w:t>both layers (a repo null inherits the global one)</w:t>
             </w:r>
           </w:p>
         </w:tc>
         <w:tc>
           <w:tcPr>
-            <w:tcW w:w="1687" w:type="dxa"/>
+            <w:tcW w:w="1693" w:type="dxa"/>
             <w:tcBorders/>
             <w:vAlign w:val="center"/>
           </w:tcPr>
@@ -11068,14 +13230,36 @@
               <w:rPr/>
             </w:pPr>
             <w:r>
-              <w:rPr/>
-              <w:t>bool</w:t>
+              <w:rPr>
+                <w:rStyle w:val="SourceText"/>
+              </w:rPr>
+              <w:t>telegram</w:t>
+            </w:r>
+            <w:r>
+              <w:rPr/>
+              <w:t>/</w:t>
+            </w:r>
+            <w:r>
+              <w:rPr>
+                <w:rStyle w:val="SourceText"/>
+              </w:rPr>
+              <w:t>teams</w:t>
+            </w:r>
+            <w:r>
+              <w:rPr/>
+              <w:t>/</w:t>
+            </w:r>
+            <w:r>
+              <w:rPr>
+                <w:rStyle w:val="SourceText"/>
+              </w:rPr>
+              <w:t>none</w:t>
             </w:r>
           </w:p>
         </w:tc>
         <w:tc>
           <w:tcPr>
-            <w:tcW w:w="4080" w:type="dxa"/>
+            <w:tcW w:w="4085" w:type="dxa"/>
             <w:tcBorders/>
             <w:vAlign w:val="center"/>
           </w:tcPr>
@@ -11089,14 +13273,48 @@
               <w:rPr/>
             </w:pPr>
             <w:r>
-              <w:rPr>
-                <w:rStyle w:val="SourceText"/>
-              </w:rPr>
-              <w:t>false</w:t>
-            </w:r>
-            <w:r>
-              <w:rPr/>
-              <w:t>: promoting needs no approved change request</w:t>
+              <w:rPr/>
+              <w:t xml:space="preserve">a repo </w:t>
+            </w:r>
+            <w:r>
+              <w:rPr>
+                <w:rStyle w:val="SourceText"/>
+              </w:rPr>
+              <w:t>none</w:t>
+            </w:r>
+            <w:r>
+              <w:rPr/>
+              <w:t xml:space="preserve"> opts out even when the global file names a provider: no </w:t>
+            </w:r>
+            <w:r>
+              <w:rPr>
+                <w:rStyle w:val="SourceText"/>
+              </w:rPr>
+              <w:t>question</w:t>
+            </w:r>
+            <w:r>
+              <w:rPr/>
+              <w:t xml:space="preserve"> ping, no </w:t>
+            </w:r>
+            <w:r>
+              <w:rPr>
+                <w:rStyle w:val="SourceText"/>
+              </w:rPr>
+              <w:t>deploy</w:t>
+            </w:r>
+            <w:r>
+              <w:rPr/>
+              <w:t xml:space="preserve"> result (</w:t>
+            </w:r>
+            <w:r>
+              <w:rPr>
+                <w:rStyle w:val="SourceText"/>
+              </w:rPr>
+              <w:t>crew_notify.py config --root .</w:t>
+            </w:r>
+            <w:r>
+              <w:rPr/>
+              <w:t xml:space="preserve"> says so)</w:t>
             </w:r>
           </w:p>
         </w:tc>
@@ -11105,7 +13323,7 @@
         <w:trPr/>
         <w:tc>
           <w:tcPr>
-            <w:tcW w:w="4369" w:type="dxa"/>
+            <w:tcW w:w="4405" w:type="dxa"/>
             <w:tcBorders/>
             <w:vAlign w:val="center"/>
           </w:tcPr>
@@ -11122,13 +13340,13 @@
               <w:rPr>
                 <w:rStyle w:val="SourceText"/>
               </w:rPr>
-              <w:t>install.policy</w:t>
+              <w:t>change.requireForProduction</w:t>
             </w:r>
           </w:p>
         </w:tc>
         <w:tc>
           <w:tcPr>
-            <w:tcW w:w="1689" w:type="dxa"/>
+            <w:tcW w:w="1612" w:type="dxa"/>
             <w:tcBorders/>
             <w:vAlign w:val="center"/>
           </w:tcPr>
@@ -11143,13 +13361,13 @@
             </w:pPr>
             <w:r>
               <w:rPr/>
-              <w:t>both layers, ratchets</w:t>
+              <w:t>both layers, ratchets (may only turn ON)</w:t>
             </w:r>
           </w:p>
         </w:tc>
         <w:tc>
           <w:tcPr>
-            <w:tcW w:w="1687" w:type="dxa"/>
+            <w:tcW w:w="1693" w:type="dxa"/>
             <w:tcBorders/>
             <w:vAlign w:val="center"/>
           </w:tcPr>
@@ -11164,23 +13382,13 @@
             </w:pPr>
             <w:r>
               <w:rPr/>
-              <w:t xml:space="preserve">see </w:t>
-            </w:r>
-            <w:r>
-              <w:rPr>
-                <w:rStyle w:val="SourceText"/>
-              </w:rPr>
-              <w:t>plugin/crew/CONFIG.md</w:t>
-            </w:r>
-            <w:r>
-              <w:rPr/>
-              <w:t xml:space="preserve"> §"install"</w:t>
+              <w:t>bool</w:t>
             </w:r>
           </w:p>
         </w:tc>
         <w:tc>
           <w:tcPr>
-            <w:tcW w:w="4080" w:type="dxa"/>
+            <w:tcW w:w="4085" w:type="dxa"/>
             <w:tcBorders/>
             <w:vAlign w:val="center"/>
           </w:tcPr>
@@ -11194,6 +13402,111 @@
               <w:rPr/>
             </w:pPr>
             <w:r>
+              <w:rPr>
+                <w:rStyle w:val="SourceText"/>
+              </w:rPr>
+              <w:t>false</w:t>
+            </w:r>
+            <w:r>
+              <w:rPr/>
+              <w:t>: promoting needs no approved change request</w:t>
+            </w:r>
+          </w:p>
+        </w:tc>
+      </w:tr>
+      <w:tr>
+        <w:trPr/>
+        <w:tc>
+          <w:tcPr>
+            <w:tcW w:w="4405" w:type="dxa"/>
+            <w:tcBorders/>
+            <w:vAlign w:val="center"/>
+          </w:tcPr>
+          <w:p>
+            <w:pPr>
+              <w:pStyle w:val="TableContents"/>
+              <w:shd w:fill="2E3440" w:val="clear"/>
+              <w:bidi w:val="0"/>
+              <w:spacing w:before="120" w:after="120"/>
+              <w:jc w:val="left"/>
+              <w:rPr/>
+            </w:pPr>
+            <w:r>
+              <w:rPr>
+                <w:rStyle w:val="SourceText"/>
+              </w:rPr>
+              <w:t>install.policy</w:t>
+            </w:r>
+          </w:p>
+        </w:tc>
+        <w:tc>
+          <w:tcPr>
+            <w:tcW w:w="1612" w:type="dxa"/>
+            <w:tcBorders/>
+            <w:vAlign w:val="center"/>
+          </w:tcPr>
+          <w:p>
+            <w:pPr>
+              <w:pStyle w:val="TableContents"/>
+              <w:shd w:fill="2E3440" w:val="clear"/>
+              <w:bidi w:val="0"/>
+              <w:spacing w:before="120" w:after="120"/>
+              <w:jc w:val="left"/>
+              <w:rPr/>
+            </w:pPr>
+            <w:r>
+              <w:rPr/>
+              <w:t>both layers, ratchets</w:t>
+            </w:r>
+          </w:p>
+        </w:tc>
+        <w:tc>
+          <w:tcPr>
+            <w:tcW w:w="1693" w:type="dxa"/>
+            <w:tcBorders/>
+            <w:vAlign w:val="center"/>
+          </w:tcPr>
+          <w:p>
+            <w:pPr>
+              <w:pStyle w:val="TableContents"/>
+              <w:shd w:fill="2E3440" w:val="clear"/>
+              <w:bidi w:val="0"/>
+              <w:spacing w:before="120" w:after="120"/>
+              <w:jc w:val="left"/>
+              <w:rPr/>
+            </w:pPr>
+            <w:r>
+              <w:rPr/>
+              <w:t xml:space="preserve">see </w:t>
+            </w:r>
+            <w:r>
+              <w:rPr>
+                <w:rStyle w:val="SourceText"/>
+              </w:rPr>
+              <w:t>plugin/crew/CONFIG.md</w:t>
+            </w:r>
+            <w:r>
+              <w:rPr/>
+              <w:t xml:space="preserve"> §"install"</w:t>
+            </w:r>
+          </w:p>
+        </w:tc>
+        <w:tc>
+          <w:tcPr>
+            <w:tcW w:w="4085" w:type="dxa"/>
+            <w:tcBorders/>
+            <w:vAlign w:val="center"/>
+          </w:tcPr>
+          <w:p>
+            <w:pPr>
+              <w:pStyle w:val="TableContents"/>
+              <w:shd w:fill="2E3440" w:val="clear"/>
+              <w:bidi w:val="0"/>
+              <w:spacing w:before="120" w:after="120"/>
+              <w:jc w:val="left"/>
+              <w:rPr/>
+            </w:pPr>
+            <w:r>
               <w:rPr/>
               <w:t>narrowest tier refuses more install actions</w:t>
             </w:r>
@@ -11317,8 +13630,8 @@
         <w:jc w:val="left"/>
         <w:rPr/>
       </w:pPr>
-      <w:bookmarkStart w:id="14" w:name="web-testing"/>
-      <w:bookmarkEnd w:id="14"/>
+      <w:bookmarkStart w:id="18" w:name="web-testing"/>
+      <w:bookmarkEnd w:id="18"/>
       <w:r>
         <w:rPr/>
         <w:t>Web Testing</w:t>
@@ -11357,7 +13670,7 @@
         <w:pStyle w:val="BodyText"/>
         <w:numPr>
           <w:ilvl w:val="0"/>
-          <w:numId w:val="23"/>
+          <w:numId w:val="28"/>
         </w:numPr>
         <w:tabs>
           <w:tab w:val="clear" w:pos="1134"/>
@@ -11431,7 +13744,7 @@
         <w:pStyle w:val="BodyText"/>
         <w:numPr>
           <w:ilvl w:val="0"/>
-          <w:numId w:val="23"/>
+          <w:numId w:val="28"/>
         </w:numPr>
         <w:tabs>
           <w:tab w:val="clear" w:pos="1134"/>
@@ -11489,7 +13802,7 @@
         <w:pStyle w:val="BodyText"/>
         <w:numPr>
           <w:ilvl w:val="0"/>
-          <w:numId w:val="23"/>
+          <w:numId w:val="28"/>
         </w:numPr>
         <w:tabs>
           <w:tab w:val="clear" w:pos="1134"/>
@@ -11547,7 +13860,7 @@
         <w:pStyle w:val="BodyText"/>
         <w:numPr>
           <w:ilvl w:val="0"/>
-          <w:numId w:val="23"/>
+          <w:numId w:val="28"/>
         </w:numPr>
         <w:tabs>
           <w:tab w:val="clear" w:pos="1134"/>
@@ -11647,8 +13960,8 @@
         <w:jc w:val="left"/>
         <w:rPr/>
       </w:pPr>
-      <w:bookmarkStart w:id="15" w:name="windows-notes"/>
-      <w:bookmarkEnd w:id="15"/>
+      <w:bookmarkStart w:id="19" w:name="windows-notes"/>
+      <w:bookmarkEnd w:id="19"/>
       <w:r>
         <w:rPr/>
         <w:t>Windows Notes</w:t>
@@ -11659,7 +13972,7 @@
         <w:pStyle w:val="BodyText"/>
         <w:numPr>
           <w:ilvl w:val="0"/>
-          <w:numId w:val="24"/>
+          <w:numId w:val="29"/>
         </w:numPr>
         <w:tabs>
           <w:tab w:val="clear" w:pos="1134"/>
@@ -11715,7 +14028,7 @@
         <w:pStyle w:val="BodyText"/>
         <w:numPr>
           <w:ilvl w:val="0"/>
-          <w:numId w:val="24"/>
+          <w:numId w:val="29"/>
         </w:numPr>
         <w:tabs>
           <w:tab w:val="clear" w:pos="1134"/>
@@ -11795,7 +14108,7 @@
         <w:pStyle w:val="BodyText"/>
         <w:numPr>
           <w:ilvl w:val="0"/>
-          <w:numId w:val="24"/>
+          <w:numId w:val="29"/>
         </w:numPr>
         <w:tabs>
           <w:tab w:val="clear" w:pos="1134"/>
@@ -11873,7 +14186,7 @@
         <w:pStyle w:val="BodyText"/>
         <w:numPr>
           <w:ilvl w:val="0"/>
-          <w:numId w:val="24"/>
+          <w:numId w:val="29"/>
         </w:numPr>
         <w:tabs>
           <w:tab w:val="clear" w:pos="1134"/>
@@ -12043,8 +14356,8 @@
         <w:jc w:val="left"/>
         <w:rPr/>
       </w:pPr>
-      <w:bookmarkStart w:id="16" w:name="auto-wrap-up-auto-clear-and-auto-resume"/>
-      <w:bookmarkEnd w:id="16"/>
+      <w:bookmarkStart w:id="20" w:name="auto-wrap-up-auto-clear-and-auto-resume"/>
+      <w:bookmarkEnd w:id="20"/>
       <w:r>
         <w:rPr/>
         <w:t>Auto Wrap-Up, Auto-Clear and Auto-Resume</w:t>
@@ -12080,8 +14393,8 @@
         <w:jc w:val="left"/>
         <w:rPr/>
       </w:pPr>
-      <w:bookmarkStart w:id="17" w:name="what-the-cycle-does"/>
-      <w:bookmarkEnd w:id="17"/>
+      <w:bookmarkStart w:id="21" w:name="what-the-cycle-does"/>
+      <w:bookmarkEnd w:id="21"/>
       <w:r>
         <w:rPr/>
         <w:t>What the Cycle Does</w:t>
@@ -12092,7 +14405,7 @@
         <w:pStyle w:val="BodyText"/>
         <w:numPr>
           <w:ilvl w:val="0"/>
-          <w:numId w:val="25"/>
+          <w:numId w:val="30"/>
         </w:numPr>
         <w:tabs>
           <w:tab w:val="clear" w:pos="1134"/>
@@ -12150,7 +14463,7 @@
         <w:pStyle w:val="BodyText"/>
         <w:numPr>
           <w:ilvl w:val="0"/>
-          <w:numId w:val="25"/>
+          <w:numId w:val="30"/>
         </w:numPr>
         <w:tabs>
           <w:tab w:val="clear" w:pos="1134"/>
@@ -12750,8 +15063,8 @@
         <w:jc w:val="left"/>
         <w:rPr/>
       </w:pPr>
-      <w:bookmarkStart w:id="18" w:name="turning-it-on-and-off"/>
-      <w:bookmarkEnd w:id="18"/>
+      <w:bookmarkStart w:id="22" w:name="turning-it-on-and-off"/>
+      <w:bookmarkEnd w:id="22"/>
       <w:r>
         <w:rPr/>
         <w:t>Turning It on and Off</w:t>
@@ -12781,7 +15094,7 @@
     </w:p>
     <w:tbl>
       <w:tblPr>
-        <w:tblW w:w="11825" w:type="dxa"/>
+        <w:tblW w:w="11795" w:type="dxa"/>
         <w:jc w:val="left"/>
         <w:tblInd w:w="0" w:type="dxa"/>
         <w:tblLayout w:type="fixed"/>
@@ -12793,10 +15106,10 @@
         </w:tblCellMar>
       </w:tblPr>
       <w:tblGrid>
-        <w:gridCol w:w="2423"/>
+        <w:gridCol w:w="2429"/>
         <w:gridCol w:w="4096"/>
-        <w:gridCol w:w="1753"/>
-        <w:gridCol w:w="3553"/>
+        <w:gridCol w:w="1751"/>
+        <w:gridCol w:w="3519"/>
       </w:tblGrid>
       <w:tr>
         <w:trPr>
@@ -12804,7 +15117,7 @@
         </w:trPr>
         <w:tc>
           <w:tcPr>
-            <w:tcW w:w="2423" w:type="dxa"/>
+            <w:tcW w:w="2429" w:type="dxa"/>
             <w:tcBorders/>
             <w:vAlign w:val="center"/>
           </w:tcPr>
@@ -12848,7 +15161,7 @@
         </w:tc>
         <w:tc>
           <w:tcPr>
-            <w:tcW w:w="1753" w:type="dxa"/>
+            <w:tcW w:w="1751" w:type="dxa"/>
             <w:tcBorders/>
             <w:vAlign w:val="center"/>
           </w:tcPr>
@@ -12870,7 +15183,7 @@
         </w:tc>
         <w:tc>
           <w:tcPr>
-            <w:tcW w:w="3553" w:type="dxa"/>
+            <w:tcW w:w="3519" w:type="dxa"/>
             <w:tcBorders/>
             <w:vAlign w:val="center"/>
           </w:tcPr>
@@ -12895,7 +15208,7 @@
         <w:trPr/>
         <w:tc>
           <w:tcPr>
-            <w:tcW w:w="2423" w:type="dxa"/>
+            <w:tcW w:w="2429" w:type="dxa"/>
             <w:tcBorders/>
             <w:vAlign w:val="center"/>
           </w:tcPr>
@@ -12955,7 +15268,7 @@
         </w:tc>
         <w:tc>
           <w:tcPr>
-            <w:tcW w:w="1753" w:type="dxa"/>
+            <w:tcW w:w="1751" w:type="dxa"/>
             <w:tcBorders/>
             <w:vAlign w:val="center"/>
           </w:tcPr>
@@ -12978,7 +15291,7 @@
         </w:tc>
         <w:tc>
           <w:tcPr>
-            <w:tcW w:w="3553" w:type="dxa"/>
+            <w:tcW w:w="3519" w:type="dxa"/>
             <w:tcBorders/>
             <w:vAlign w:val="center"/>
           </w:tcPr>
@@ -13002,7 +15315,7 @@
         <w:trPr/>
         <w:tc>
           <w:tcPr>
-            <w:tcW w:w="2423" w:type="dxa"/>
+            <w:tcW w:w="2429" w:type="dxa"/>
             <w:tcBorders/>
             <w:vAlign w:val="center"/>
           </w:tcPr>
@@ -13046,7 +15359,7 @@
         </w:tc>
         <w:tc>
           <w:tcPr>
-            <w:tcW w:w="1753" w:type="dxa"/>
+            <w:tcW w:w="1751" w:type="dxa"/>
             <w:tcBorders/>
             <w:vAlign w:val="center"/>
           </w:tcPr>
@@ -13119,7 +15432,7 @@
         </w:tc>
         <w:tc>
           <w:tcPr>
-            <w:tcW w:w="3553" w:type="dxa"/>
+            <w:tcW w:w="3519" w:type="dxa"/>
             <w:tcBorders/>
             <w:vAlign w:val="center"/>
           </w:tcPr>
@@ -13143,7 +15456,7 @@
         <w:trPr/>
         <w:tc>
           <w:tcPr>
-            <w:tcW w:w="2423" w:type="dxa"/>
+            <w:tcW w:w="2429" w:type="dxa"/>
             <w:tcBorders/>
             <w:vAlign w:val="center"/>
           </w:tcPr>
@@ -13187,7 +15500,7 @@
         </w:tc>
         <w:tc>
           <w:tcPr>
-            <w:tcW w:w="1753" w:type="dxa"/>
+            <w:tcW w:w="1751" w:type="dxa"/>
             <w:tcBorders/>
             <w:vAlign w:val="center"/>
           </w:tcPr>
@@ -13208,7 +15521,7 @@
         </w:tc>
         <w:tc>
           <w:tcPr>
-            <w:tcW w:w="3553" w:type="dxa"/>
+            <w:tcW w:w="3519" w:type="dxa"/>
             <w:tcBorders/>
             <w:vAlign w:val="center"/>
           </w:tcPr>
@@ -13232,7 +15545,7 @@
         <w:trPr/>
         <w:tc>
           <w:tcPr>
-            <w:tcW w:w="2423" w:type="dxa"/>
+            <w:tcW w:w="2429" w:type="dxa"/>
             <w:tcBorders/>
             <w:vAlign w:val="center"/>
           </w:tcPr>
@@ -13276,7 +15589,7 @@
         </w:tc>
         <w:tc>
           <w:tcPr>
-            <w:tcW w:w="1753" w:type="dxa"/>
+            <w:tcW w:w="1751" w:type="dxa"/>
             <w:tcBorders/>
             <w:vAlign w:val="center"/>
           </w:tcPr>
@@ -13299,7 +15612,7 @@
         </w:tc>
         <w:tc>
           <w:tcPr>
-            <w:tcW w:w="3553" w:type="dxa"/>
+            <w:tcW w:w="3519" w:type="dxa"/>
             <w:tcBorders/>
             <w:vAlign w:val="center"/>
           </w:tcPr>
@@ -13323,7 +15636,7 @@
         <w:trPr/>
         <w:tc>
           <w:tcPr>
-            <w:tcW w:w="2423" w:type="dxa"/>
+            <w:tcW w:w="2429" w:type="dxa"/>
             <w:tcBorders/>
             <w:vAlign w:val="center"/>
           </w:tcPr>
@@ -13367,7 +15680,7 @@
         </w:tc>
         <w:tc>
           <w:tcPr>
-            <w:tcW w:w="1753" w:type="dxa"/>
+            <w:tcW w:w="1751" w:type="dxa"/>
             <w:tcBorders/>
             <w:vAlign w:val="center"/>
           </w:tcPr>
@@ -13390,7 +15703,7 @@
         </w:tc>
         <w:tc>
           <w:tcPr>
-            <w:tcW w:w="3553" w:type="dxa"/>
+            <w:tcW w:w="3519" w:type="dxa"/>
             <w:tcBorders/>
             <w:vAlign w:val="center"/>
           </w:tcPr>
@@ -13414,7 +15727,7 @@
         <w:trPr/>
         <w:tc>
           <w:tcPr>
-            <w:tcW w:w="2423" w:type="dxa"/>
+            <w:tcW w:w="2429" w:type="dxa"/>
             <w:tcBorders/>
             <w:vAlign w:val="center"/>
           </w:tcPr>
@@ -13464,7 +15777,7 @@
         </w:tc>
         <w:tc>
           <w:tcPr>
-            <w:tcW w:w="1753" w:type="dxa"/>
+            <w:tcW w:w="1751" w:type="dxa"/>
             <w:tcBorders/>
             <w:vAlign w:val="center"/>
           </w:tcPr>
@@ -13487,7 +15800,7 @@
         </w:tc>
         <w:tc>
           <w:tcPr>
-            <w:tcW w:w="3553" w:type="dxa"/>
+            <w:tcW w:w="3519" w:type="dxa"/>
             <w:tcBorders/>
             <w:vAlign w:val="center"/>
           </w:tcPr>
@@ -13521,7 +15834,7 @@
         <w:trPr/>
         <w:tc>
           <w:tcPr>
-            <w:tcW w:w="2423" w:type="dxa"/>
+            <w:tcW w:w="2429" w:type="dxa"/>
             <w:tcBorders/>
             <w:vAlign w:val="center"/>
           </w:tcPr>
@@ -13567,7 +15880,7 @@
         </w:tc>
         <w:tc>
           <w:tcPr>
-            <w:tcW w:w="1753" w:type="dxa"/>
+            <w:tcW w:w="1751" w:type="dxa"/>
             <w:tcBorders/>
             <w:vAlign w:val="center"/>
           </w:tcPr>
@@ -13590,7 +15903,7 @@
         </w:tc>
         <w:tc>
           <w:tcPr>
-            <w:tcW w:w="3553" w:type="dxa"/>
+            <w:tcW w:w="3519" w:type="dxa"/>
             <w:tcBorders/>
             <w:vAlign w:val="center"/>
           </w:tcPr>
@@ -13644,7 +15957,7 @@
         <w:trPr/>
         <w:tc>
           <w:tcPr>
-            <w:tcW w:w="2423" w:type="dxa"/>
+            <w:tcW w:w="2429" w:type="dxa"/>
             <w:tcBorders/>
             <w:vAlign w:val="center"/>
           </w:tcPr>
@@ -13704,7 +16017,7 @@
         </w:tc>
         <w:tc>
           <w:tcPr>
-            <w:tcW w:w="1753" w:type="dxa"/>
+            <w:tcW w:w="1751" w:type="dxa"/>
             <w:tcBorders/>
             <w:vAlign w:val="center"/>
           </w:tcPr>
@@ -13727,7 +16040,7 @@
         </w:tc>
         <w:tc>
           <w:tcPr>
-            <w:tcW w:w="3553" w:type="dxa"/>
+            <w:tcW w:w="3519" w:type="dxa"/>
             <w:tcBorders/>
             <w:vAlign w:val="center"/>
           </w:tcPr>
@@ -13761,7 +16074,7 @@
         <w:trPr/>
         <w:tc>
           <w:tcPr>
-            <w:tcW w:w="2423" w:type="dxa"/>
+            <w:tcW w:w="2429" w:type="dxa"/>
             <w:tcBorders/>
             <w:vAlign w:val="center"/>
           </w:tcPr>
@@ -13807,7 +16120,7 @@
         </w:tc>
         <w:tc>
           <w:tcPr>
-            <w:tcW w:w="1753" w:type="dxa"/>
+            <w:tcW w:w="1751" w:type="dxa"/>
             <w:tcBorders/>
             <w:vAlign w:val="center"/>
           </w:tcPr>
@@ -13830,7 +16143,7 @@
         </w:tc>
         <w:tc>
           <w:tcPr>
-            <w:tcW w:w="3553" w:type="dxa"/>
+            <w:tcW w:w="3519" w:type="dxa"/>
             <w:tcBorders/>
             <w:vAlign w:val="center"/>
           </w:tcPr>
@@ -13884,7 +16197,7 @@
         <w:trPr/>
         <w:tc>
           <w:tcPr>
-            <w:tcW w:w="2423" w:type="dxa"/>
+            <w:tcW w:w="2429" w:type="dxa"/>
             <w:tcBorders/>
             <w:vAlign w:val="center"/>
           </w:tcPr>
@@ -13930,7 +16243,7 @@
         </w:tc>
         <w:tc>
           <w:tcPr>
-            <w:tcW w:w="1753" w:type="dxa"/>
+            <w:tcW w:w="1751" w:type="dxa"/>
             <w:tcBorders/>
             <w:vAlign w:val="center"/>
           </w:tcPr>
@@ -13953,7 +16266,7 @@
         </w:tc>
         <w:tc>
           <w:tcPr>
-            <w:tcW w:w="3553" w:type="dxa"/>
+            <w:tcW w:w="3519" w:type="dxa"/>
             <w:tcBorders/>
             <w:vAlign w:val="center"/>
           </w:tcPr>
@@ -13987,7 +16300,7 @@
         <w:trPr/>
         <w:tc>
           <w:tcPr>
-            <w:tcW w:w="2423" w:type="dxa"/>
+            <w:tcW w:w="2429" w:type="dxa"/>
             <w:tcBorders/>
             <w:vAlign w:val="center"/>
           </w:tcPr>
@@ -14033,7 +16346,7 @@
         </w:tc>
         <w:tc>
           <w:tcPr>
-            <w:tcW w:w="1753" w:type="dxa"/>
+            <w:tcW w:w="1751" w:type="dxa"/>
             <w:tcBorders/>
             <w:vAlign w:val="center"/>
           </w:tcPr>
@@ -14056,7 +16369,7 @@
         </w:tc>
         <w:tc>
           <w:tcPr>
-            <w:tcW w:w="3553" w:type="dxa"/>
+            <w:tcW w:w="3519" w:type="dxa"/>
             <w:tcBorders/>
             <w:vAlign w:val="center"/>
           </w:tcPr>
@@ -14080,7 +16393,7 @@
         <w:trPr/>
         <w:tc>
           <w:tcPr>
-            <w:tcW w:w="2423" w:type="dxa"/>
+            <w:tcW w:w="2429" w:type="dxa"/>
             <w:tcBorders/>
             <w:vAlign w:val="center"/>
           </w:tcPr>
@@ -14126,7 +16439,7 @@
         </w:tc>
         <w:tc>
           <w:tcPr>
-            <w:tcW w:w="1753" w:type="dxa"/>
+            <w:tcW w:w="1751" w:type="dxa"/>
             <w:tcBorders/>
             <w:vAlign w:val="center"/>
           </w:tcPr>
@@ -14149,7 +16462,7 @@
         </w:tc>
         <w:tc>
           <w:tcPr>
-            <w:tcW w:w="3553" w:type="dxa"/>
+            <w:tcW w:w="3519" w:type="dxa"/>
             <w:tcBorders/>
             <w:vAlign w:val="center"/>
           </w:tcPr>
@@ -14312,8 +16625,8 @@
         <w:jc w:val="left"/>
         <w:rPr/>
       </w:pPr>
-      <w:bookmarkStart w:id="19" w:name="armed-wrap-up-contextautoclearwrapup"/>
-      <w:bookmarkEnd w:id="19"/>
+      <w:bookmarkStart w:id="23" w:name="armed-wrap-up-contextautoclearwrapup"/>
+      <w:bookmarkEnd w:id="23"/>
       <w:r>
         <w:rPr/>
         <w:t>Armed wrap-up (</w:t>
@@ -14396,7 +16709,7 @@
         <w:pStyle w:val="BodyText"/>
         <w:numPr>
           <w:ilvl w:val="0"/>
-          <w:numId w:val="26"/>
+          <w:numId w:val="31"/>
         </w:numPr>
         <w:tabs>
           <w:tab w:val="clear" w:pos="1134"/>
@@ -14428,7 +16741,7 @@
         <w:pStyle w:val="BodyText"/>
         <w:numPr>
           <w:ilvl w:val="0"/>
-          <w:numId w:val="26"/>
+          <w:numId w:val="31"/>
         </w:numPr>
         <w:tabs>
           <w:tab w:val="clear" w:pos="1134"/>
@@ -14460,7 +16773,7 @@
         <w:pStyle w:val="BodyText"/>
         <w:numPr>
           <w:ilvl w:val="0"/>
-          <w:numId w:val="26"/>
+          <w:numId w:val="31"/>
         </w:numPr>
         <w:tabs>
           <w:tab w:val="clear" w:pos="1134"/>
@@ -14482,7 +16795,7 @@
         <w:pStyle w:val="BodyText"/>
         <w:numPr>
           <w:ilvl w:val="0"/>
-          <w:numId w:val="26"/>
+          <w:numId w:val="31"/>
         </w:numPr>
         <w:tabs>
           <w:tab w:val="clear" w:pos="1134"/>
@@ -14580,8 +16893,8 @@
         <w:jc w:val="left"/>
         <w:rPr/>
       </w:pPr>
-      <w:bookmarkStart w:id="20" w:name="arming-one-scratch-repo-while-other-sess"/>
-      <w:bookmarkEnd w:id="20"/>
+      <w:bookmarkStart w:id="24" w:name="arming-one-scratch-repo-while-other-sess"/>
+      <w:bookmarkEnd w:id="24"/>
       <w:r>
         <w:rPr/>
         <w:t>Arming one scratch repo while other sessions are live</w:t>
@@ -14637,7 +16950,7 @@
     </w:p>
     <w:tbl>
       <w:tblPr>
-        <w:tblW w:w="11253" w:type="dxa"/>
+        <w:tblW w:w="10938" w:type="dxa"/>
         <w:jc w:val="left"/>
         <w:tblInd w:w="0" w:type="dxa"/>
         <w:tblLayout w:type="fixed"/>
@@ -14650,8 +16963,8 @@
       </w:tblPr>
       <w:tblGrid>
         <w:gridCol w:w="3751"/>
-        <w:gridCol w:w="3091"/>
-        <w:gridCol w:w="4411"/>
+        <w:gridCol w:w="2941"/>
+        <w:gridCol w:w="4246"/>
       </w:tblGrid>
       <w:tr>
         <w:trPr>
@@ -14681,7 +16994,7 @@
         </w:tc>
         <w:tc>
           <w:tcPr>
-            <w:tcW w:w="3091" w:type="dxa"/>
+            <w:tcW w:w="2941" w:type="dxa"/>
             <w:tcBorders/>
             <w:vAlign w:val="center"/>
           </w:tcPr>
@@ -14703,7 +17016,7 @@
         </w:tc>
         <w:tc>
           <w:tcPr>
-            <w:tcW w:w="4411" w:type="dxa"/>
+            <w:tcW w:w="4246" w:type="dxa"/>
             <w:tcBorders/>
             <w:vAlign w:val="center"/>
           </w:tcPr>
@@ -14751,7 +17064,7 @@
         </w:tc>
         <w:tc>
           <w:tcPr>
-            <w:tcW w:w="3091" w:type="dxa"/>
+            <w:tcW w:w="2941" w:type="dxa"/>
             <w:tcBorders/>
             <w:vAlign w:val="center"/>
           </w:tcPr>
@@ -14772,7 +17085,7 @@
         </w:tc>
         <w:tc>
           <w:tcPr>
-            <w:tcW w:w="4411" w:type="dxa"/>
+            <w:tcW w:w="4246" w:type="dxa"/>
             <w:tcBorders/>
             <w:vAlign w:val="center"/>
           </w:tcPr>
@@ -14819,7 +17132,7 @@
         </w:tc>
         <w:tc>
           <w:tcPr>
-            <w:tcW w:w="3091" w:type="dxa"/>
+            <w:tcW w:w="2941" w:type="dxa"/>
             <w:tcBorders/>
             <w:vAlign w:val="center"/>
           </w:tcPr>
@@ -14840,7 +17153,7 @@
         </w:tc>
         <w:tc>
           <w:tcPr>
-            <w:tcW w:w="4411" w:type="dxa"/>
+            <w:tcW w:w="4246" w:type="dxa"/>
             <w:tcBorders/>
             <w:vAlign w:val="center"/>
           </w:tcPr>
@@ -14866,7 +17179,7 @@
         <w:pStyle w:val="BodyText"/>
         <w:numPr>
           <w:ilvl w:val="0"/>
-          <w:numId w:val="27"/>
+          <w:numId w:val="32"/>
         </w:numPr>
         <w:tabs>
           <w:tab w:val="clear" w:pos="1134"/>
@@ -14908,7 +17221,7 @@
         <w:pStyle w:val="BodyText"/>
         <w:numPr>
           <w:ilvl w:val="0"/>
-          <w:numId w:val="27"/>
+          <w:numId w:val="32"/>
         </w:numPr>
         <w:tabs>
           <w:tab w:val="clear" w:pos="1134"/>
@@ -14930,7 +17243,7 @@
         <w:pStyle w:val="BodyText"/>
         <w:numPr>
           <w:ilvl w:val="0"/>
-          <w:numId w:val="27"/>
+          <w:numId w:val="32"/>
         </w:numPr>
         <w:tabs>
           <w:tab w:val="clear" w:pos="1134"/>
@@ -14982,7 +17295,7 @@
         <w:pStyle w:val="BodyText"/>
         <w:numPr>
           <w:ilvl w:val="0"/>
-          <w:numId w:val="27"/>
+          <w:numId w:val="32"/>
         </w:numPr>
         <w:tabs>
           <w:tab w:val="clear" w:pos="1134"/>
@@ -15004,7 +17317,7 @@
         <w:pStyle w:val="BodyText"/>
         <w:numPr>
           <w:ilvl w:val="0"/>
-          <w:numId w:val="27"/>
+          <w:numId w:val="32"/>
         </w:numPr>
         <w:tabs>
           <w:tab w:val="clear" w:pos="1134"/>
@@ -15056,7 +17369,7 @@
         <w:pStyle w:val="BodyText"/>
         <w:numPr>
           <w:ilvl w:val="0"/>
-          <w:numId w:val="27"/>
+          <w:numId w:val="32"/>
         </w:numPr>
         <w:tabs>
           <w:tab w:val="clear" w:pos="1134"/>
@@ -15312,8 +17625,8 @@
         <w:jc w:val="left"/>
         <w:rPr/>
       </w:pPr>
-      <w:bookmarkStart w:id="21" w:name="which-method-and-what-it-does"/>
-      <w:bookmarkEnd w:id="21"/>
+      <w:bookmarkStart w:id="25" w:name="which-method-and-what-it-does"/>
+      <w:bookmarkEnd w:id="25"/>
       <w:r>
         <w:rPr/>
         <w:t>Which Method, and What It Does</w:t>
@@ -15321,7 +17634,7 @@
     </w:p>
     <w:tbl>
       <w:tblPr>
-        <w:tblW w:w="11825" w:type="dxa"/>
+        <w:tblW w:w="11795" w:type="dxa"/>
         <w:jc w:val="left"/>
         <w:tblInd w:w="0" w:type="dxa"/>
         <w:tblLayout w:type="fixed"/>
@@ -15333,9 +17646,9 @@
         </w:tblCellMar>
       </w:tblPr>
       <w:tblGrid>
-        <w:gridCol w:w="1186"/>
-        <w:gridCol w:w="8267"/>
-        <w:gridCol w:w="2372"/>
+        <w:gridCol w:w="1171"/>
+        <w:gridCol w:w="8347"/>
+        <w:gridCol w:w="2277"/>
       </w:tblGrid>
       <w:tr>
         <w:trPr>
@@ -15343,7 +17656,7 @@
         </w:trPr>
         <w:tc>
           <w:tcPr>
-            <w:tcW w:w="1186" w:type="dxa"/>
+            <w:tcW w:w="1171" w:type="dxa"/>
             <w:tcBorders/>
             <w:vAlign w:val="center"/>
           </w:tcPr>
@@ -15365,7 +17678,7 @@
         </w:tc>
         <w:tc>
           <w:tcPr>
-            <w:tcW w:w="8267" w:type="dxa"/>
+            <w:tcW w:w="8347" w:type="dxa"/>
             <w:tcBorders/>
             <w:vAlign w:val="center"/>
           </w:tcPr>
@@ -15387,7 +17700,7 @@
         </w:tc>
         <w:tc>
           <w:tcPr>
-            <w:tcW w:w="2372" w:type="dxa"/>
+            <w:tcW w:w="2277" w:type="dxa"/>
             <w:tcBorders/>
             <w:vAlign w:val="center"/>
           </w:tcPr>
@@ -15422,7 +17735,7 @@
         <w:trPr/>
         <w:tc>
           <w:tcPr>
-            <w:tcW w:w="1186" w:type="dxa"/>
+            <w:tcW w:w="1171" w:type="dxa"/>
             <w:tcBorders/>
             <w:vAlign w:val="center"/>
           </w:tcPr>
@@ -15445,7 +17758,7 @@
         </w:tc>
         <w:tc>
           <w:tcPr>
-            <w:tcW w:w="8267" w:type="dxa"/>
+            <w:tcW w:w="8347" w:type="dxa"/>
             <w:tcBorders/>
             <w:vAlign w:val="center"/>
           </w:tcPr>
@@ -15476,7 +17789,7 @@
         </w:tc>
         <w:tc>
           <w:tcPr>
-            <w:tcW w:w="2372" w:type="dxa"/>
+            <w:tcW w:w="2277" w:type="dxa"/>
             <w:tcBorders/>
             <w:vAlign w:val="center"/>
           </w:tcPr>
@@ -15520,7 +17833,7 @@
         <w:trPr/>
         <w:tc>
           <w:tcPr>
-            <w:tcW w:w="1186" w:type="dxa"/>
+            <w:tcW w:w="1171" w:type="dxa"/>
             <w:tcBorders/>
             <w:vAlign w:val="center"/>
           </w:tcPr>
@@ -15543,7 +17856,7 @@
         </w:tc>
         <w:tc>
           <w:tcPr>
-            <w:tcW w:w="8267" w:type="dxa"/>
+            <w:tcW w:w="8347" w:type="dxa"/>
             <w:tcBorders/>
             <w:vAlign w:val="center"/>
           </w:tcPr>
@@ -15574,7 +17887,7 @@
         </w:tc>
         <w:tc>
           <w:tcPr>
-            <w:tcW w:w="2372" w:type="dxa"/>
+            <w:tcW w:w="2277" w:type="dxa"/>
             <w:tcBorders/>
             <w:vAlign w:val="center"/>
           </w:tcPr>
@@ -15618,7 +17931,7 @@
         <w:trPr/>
         <w:tc>
           <w:tcPr>
-            <w:tcW w:w="1186" w:type="dxa"/>
+            <w:tcW w:w="1171" w:type="dxa"/>
             <w:tcBorders/>
             <w:vAlign w:val="center"/>
           </w:tcPr>
@@ -15641,7 +17954,7 @@
         </w:tc>
         <w:tc>
           <w:tcPr>
-            <w:tcW w:w="8267" w:type="dxa"/>
+            <w:tcW w:w="8347" w:type="dxa"/>
             <w:tcBorders/>
             <w:vAlign w:val="center"/>
           </w:tcPr>
@@ -15662,7 +17975,7 @@
         </w:tc>
         <w:tc>
           <w:tcPr>
-            <w:tcW w:w="2372" w:type="dxa"/>
+            <w:tcW w:w="2277" w:type="dxa"/>
             <w:tcBorders/>
             <w:vAlign w:val="center"/>
           </w:tcPr>
@@ -15692,7 +18005,7 @@
         <w:trPr/>
         <w:tc>
           <w:tcPr>
-            <w:tcW w:w="1186" w:type="dxa"/>
+            <w:tcW w:w="1171" w:type="dxa"/>
             <w:tcBorders/>
             <w:vAlign w:val="center"/>
           </w:tcPr>
@@ -15715,7 +18028,7 @@
         </w:tc>
         <w:tc>
           <w:tcPr>
-            <w:tcW w:w="8267" w:type="dxa"/>
+            <w:tcW w:w="8347" w:type="dxa"/>
             <w:tcBorders/>
             <w:vAlign w:val="center"/>
           </w:tcPr>
@@ -15798,7 +18111,7 @@
         </w:tc>
         <w:tc>
           <w:tcPr>
-            <w:tcW w:w="2372" w:type="dxa"/>
+            <w:tcW w:w="2277" w:type="dxa"/>
             <w:tcBorders/>
             <w:vAlign w:val="center"/>
           </w:tcPr>
@@ -15822,7 +18135,7 @@
         <w:trPr/>
         <w:tc>
           <w:tcPr>
-            <w:tcW w:w="1186" w:type="dxa"/>
+            <w:tcW w:w="1171" w:type="dxa"/>
             <w:tcBorders/>
             <w:vAlign w:val="center"/>
           </w:tcPr>
@@ -15845,7 +18158,7 @@
         </w:tc>
         <w:tc>
           <w:tcPr>
-            <w:tcW w:w="8267" w:type="dxa"/>
+            <w:tcW w:w="8347" w:type="dxa"/>
             <w:tcBorders/>
             <w:vAlign w:val="center"/>
           </w:tcPr>
@@ -15866,7 +18179,7 @@
         </w:tc>
         <w:tc>
           <w:tcPr>
-            <w:tcW w:w="2372" w:type="dxa"/>
+            <w:tcW w:w="2277" w:type="dxa"/>
             <w:tcBorders/>
             <w:vAlign w:val="center"/>
           </w:tcPr>
@@ -15895,8 +18208,8 @@
         <w:jc w:val="left"/>
         <w:rPr/>
       </w:pPr>
-      <w:bookmarkStart w:id="22" w:name="when-it-will-not-clear-or-notify"/>
-      <w:bookmarkEnd w:id="22"/>
+      <w:bookmarkStart w:id="26" w:name="when-it-will-not-clear-or-notify"/>
+      <w:bookmarkEnd w:id="26"/>
       <w:r>
         <w:rPr/>
         <w:t>When It Will Not Clear (or Notify)</w:t>
@@ -15946,7 +18259,7 @@
     </w:p>
     <w:tbl>
       <w:tblPr>
-        <w:tblW w:w="11825" w:type="dxa"/>
+        <w:tblW w:w="11795" w:type="dxa"/>
         <w:jc w:val="left"/>
         <w:tblInd w:w="0" w:type="dxa"/>
         <w:tblLayout w:type="fixed"/>
@@ -15958,8 +18271,8 @@
         </w:tblCellMar>
       </w:tblPr>
       <w:tblGrid>
-        <w:gridCol w:w="5241"/>
-        <w:gridCol w:w="6584"/>
+        <w:gridCol w:w="5290"/>
+        <w:gridCol w:w="6505"/>
       </w:tblGrid>
       <w:tr>
         <w:trPr>
@@ -15967,7 +18280,7 @@
         </w:trPr>
         <w:tc>
           <w:tcPr>
-            <w:tcW w:w="5241" w:type="dxa"/>
+            <w:tcW w:w="5290" w:type="dxa"/>
             <w:tcBorders/>
             <w:vAlign w:val="center"/>
           </w:tcPr>
@@ -15989,7 +18302,7 @@
         </w:tc>
         <w:tc>
           <w:tcPr>
-            <w:tcW w:w="6584" w:type="dxa"/>
+            <w:tcW w:w="6505" w:type="dxa"/>
             <w:tcBorders/>
             <w:vAlign w:val="center"/>
           </w:tcPr>
@@ -16014,7 +18327,7 @@
         <w:trPr/>
         <w:tc>
           <w:tcPr>
-            <w:tcW w:w="5241" w:type="dxa"/>
+            <w:tcW w:w="5290" w:type="dxa"/>
             <w:tcBorders/>
             <w:vAlign w:val="center"/>
           </w:tcPr>
@@ -16037,7 +18350,7 @@
         </w:tc>
         <w:tc>
           <w:tcPr>
-            <w:tcW w:w="6584" w:type="dxa"/>
+            <w:tcW w:w="6505" w:type="dxa"/>
             <w:tcBorders/>
             <w:vAlign w:val="center"/>
           </w:tcPr>
@@ -16061,7 +18374,7 @@
         <w:trPr/>
         <w:tc>
           <w:tcPr>
-            <w:tcW w:w="5241" w:type="dxa"/>
+            <w:tcW w:w="5290" w:type="dxa"/>
             <w:tcBorders/>
             <w:vAlign w:val="center"/>
           </w:tcPr>
@@ -16084,7 +18397,7 @@
         </w:tc>
         <w:tc>
           <w:tcPr>
-            <w:tcW w:w="6584" w:type="dxa"/>
+            <w:tcW w:w="6505" w:type="dxa"/>
             <w:tcBorders/>
             <w:vAlign w:val="center"/>
           </w:tcPr>
@@ -16118,7 +18431,7 @@
         <w:trPr/>
         <w:tc>
           <w:tcPr>
-            <w:tcW w:w="5241" w:type="dxa"/>
+            <w:tcW w:w="5290" w:type="dxa"/>
             <w:tcBorders/>
             <w:vAlign w:val="center"/>
           </w:tcPr>
@@ -16141,7 +18454,7 @@
         </w:tc>
         <w:tc>
           <w:tcPr>
-            <w:tcW w:w="6584" w:type="dxa"/>
+            <w:tcW w:w="6505" w:type="dxa"/>
             <w:tcBorders/>
             <w:vAlign w:val="center"/>
           </w:tcPr>
@@ -16165,7 +18478,7 @@
         <w:trPr/>
         <w:tc>
           <w:tcPr>
-            <w:tcW w:w="5241" w:type="dxa"/>
+            <w:tcW w:w="5290" w:type="dxa"/>
             <w:tcBorders/>
             <w:vAlign w:val="center"/>
           </w:tcPr>
@@ -16188,7 +18501,7 @@
         </w:tc>
         <w:tc>
           <w:tcPr>
-            <w:tcW w:w="6584" w:type="dxa"/>
+            <w:tcW w:w="6505" w:type="dxa"/>
             <w:tcBorders/>
             <w:vAlign w:val="center"/>
           </w:tcPr>
@@ -16212,7 +18525,7 @@
         <w:trPr/>
         <w:tc>
           <w:tcPr>
-            <w:tcW w:w="5241" w:type="dxa"/>
+            <w:tcW w:w="5290" w:type="dxa"/>
             <w:tcBorders/>
             <w:vAlign w:val="center"/>
           </w:tcPr>
@@ -16235,7 +18548,7 @@
         </w:tc>
         <w:tc>
           <w:tcPr>
-            <w:tcW w:w="6584" w:type="dxa"/>
+            <w:tcW w:w="6505" w:type="dxa"/>
             <w:tcBorders/>
             <w:vAlign w:val="center"/>
           </w:tcPr>
@@ -16259,7 +18572,7 @@
         <w:trPr/>
         <w:tc>
           <w:tcPr>
-            <w:tcW w:w="5241" w:type="dxa"/>
+            <w:tcW w:w="5290" w:type="dxa"/>
             <w:tcBorders/>
             <w:vAlign w:val="center"/>
           </w:tcPr>
@@ -16282,7 +18595,7 @@
         </w:tc>
         <w:tc>
           <w:tcPr>
-            <w:tcW w:w="6584" w:type="dxa"/>
+            <w:tcW w:w="6505" w:type="dxa"/>
             <w:tcBorders/>
             <w:vAlign w:val="center"/>
           </w:tcPr>
@@ -16306,7 +18619,7 @@
         <w:trPr/>
         <w:tc>
           <w:tcPr>
-            <w:tcW w:w="5241" w:type="dxa"/>
+            <w:tcW w:w="5290" w:type="dxa"/>
             <w:tcBorders/>
             <w:vAlign w:val="center"/>
           </w:tcPr>
@@ -16339,7 +18652,7 @@
         </w:tc>
         <w:tc>
           <w:tcPr>
-            <w:tcW w:w="6584" w:type="dxa"/>
+            <w:tcW w:w="6505" w:type="dxa"/>
             <w:tcBorders/>
             <w:vAlign w:val="center"/>
           </w:tcPr>
@@ -16383,7 +18696,7 @@
         <w:trPr/>
         <w:tc>
           <w:tcPr>
-            <w:tcW w:w="5241" w:type="dxa"/>
+            <w:tcW w:w="5290" w:type="dxa"/>
             <w:tcBorders/>
             <w:vAlign w:val="center"/>
           </w:tcPr>
@@ -16416,7 +18729,7 @@
         </w:tc>
         <w:tc>
           <w:tcPr>
-            <w:tcW w:w="6584" w:type="dxa"/>
+            <w:tcW w:w="6505" w:type="dxa"/>
             <w:tcBorders/>
             <w:vAlign w:val="center"/>
           </w:tcPr>
@@ -16470,7 +18783,7 @@
         <w:trPr/>
         <w:tc>
           <w:tcPr>
-            <w:tcW w:w="5241" w:type="dxa"/>
+            <w:tcW w:w="5290" w:type="dxa"/>
             <w:tcBorders/>
             <w:vAlign w:val="center"/>
           </w:tcPr>
@@ -16493,7 +18806,7 @@
         </w:tc>
         <w:tc>
           <w:tcPr>
-            <w:tcW w:w="6584" w:type="dxa"/>
+            <w:tcW w:w="6505" w:type="dxa"/>
             <w:tcBorders/>
             <w:vAlign w:val="center"/>
           </w:tcPr>
@@ -16547,7 +18860,7 @@
         <w:trPr/>
         <w:tc>
           <w:tcPr>
-            <w:tcW w:w="5241" w:type="dxa"/>
+            <w:tcW w:w="5290" w:type="dxa"/>
             <w:tcBorders/>
             <w:vAlign w:val="center"/>
           </w:tcPr>
@@ -16570,7 +18883,7 @@
         </w:tc>
         <w:tc>
           <w:tcPr>
-            <w:tcW w:w="6584" w:type="dxa"/>
+            <w:tcW w:w="6505" w:type="dxa"/>
             <w:tcBorders/>
             <w:vAlign w:val="center"/>
           </w:tcPr>
@@ -16610,7 +18923,7 @@
         <w:trPr/>
         <w:tc>
           <w:tcPr>
-            <w:tcW w:w="5241" w:type="dxa"/>
+            <w:tcW w:w="5290" w:type="dxa"/>
             <w:tcBorders/>
             <w:vAlign w:val="center"/>
           </w:tcPr>
@@ -16633,7 +18946,7 @@
         </w:tc>
         <w:tc>
           <w:tcPr>
-            <w:tcW w:w="6584" w:type="dxa"/>
+            <w:tcW w:w="6505" w:type="dxa"/>
             <w:tcBorders/>
             <w:vAlign w:val="center"/>
           </w:tcPr>
@@ -16683,7 +18996,7 @@
         <w:trPr/>
         <w:tc>
           <w:tcPr>
-            <w:tcW w:w="5241" w:type="dxa"/>
+            <w:tcW w:w="5290" w:type="dxa"/>
             <w:tcBorders/>
             <w:vAlign w:val="center"/>
           </w:tcPr>
@@ -16706,7 +19019,7 @@
         </w:tc>
         <w:tc>
           <w:tcPr>
-            <w:tcW w:w="6584" w:type="dxa"/>
+            <w:tcW w:w="6505" w:type="dxa"/>
             <w:tcBorders/>
             <w:vAlign w:val="center"/>
           </w:tcPr>
@@ -16730,7 +19043,7 @@
         <w:trPr/>
         <w:tc>
           <w:tcPr>
-            <w:tcW w:w="5241" w:type="dxa"/>
+            <w:tcW w:w="5290" w:type="dxa"/>
             <w:tcBorders/>
             <w:vAlign w:val="center"/>
           </w:tcPr>
@@ -16763,7 +19076,7 @@
         </w:tc>
         <w:tc>
           <w:tcPr>
-            <w:tcW w:w="6584" w:type="dxa"/>
+            <w:tcW w:w="6505" w:type="dxa"/>
             <w:tcBorders/>
             <w:vAlign w:val="center"/>
           </w:tcPr>
@@ -16787,7 +19100,7 @@
         <w:trPr/>
         <w:tc>
           <w:tcPr>
-            <w:tcW w:w="5241" w:type="dxa"/>
+            <w:tcW w:w="5290" w:type="dxa"/>
             <w:tcBorders/>
             <w:vAlign w:val="center"/>
           </w:tcPr>
@@ -16830,7 +19143,7 @@
         </w:tc>
         <w:tc>
           <w:tcPr>
-            <w:tcW w:w="6584" w:type="dxa"/>
+            <w:tcW w:w="6505" w:type="dxa"/>
             <w:tcBorders/>
             <w:vAlign w:val="center"/>
           </w:tcPr>
@@ -16854,7 +19167,7 @@
         <w:trPr/>
         <w:tc>
           <w:tcPr>
-            <w:tcW w:w="5241" w:type="dxa"/>
+            <w:tcW w:w="5290" w:type="dxa"/>
             <w:tcBorders/>
             <w:vAlign w:val="center"/>
           </w:tcPr>
@@ -16887,7 +19200,7 @@
         </w:tc>
         <w:tc>
           <w:tcPr>
-            <w:tcW w:w="6584" w:type="dxa"/>
+            <w:tcW w:w="6505" w:type="dxa"/>
             <w:tcBorders/>
             <w:vAlign w:val="center"/>
           </w:tcPr>
@@ -16921,7 +19234,7 @@
         <w:trPr/>
         <w:tc>
           <w:tcPr>
-            <w:tcW w:w="5241" w:type="dxa"/>
+            <w:tcW w:w="5290" w:type="dxa"/>
             <w:tcBorders/>
             <w:vAlign w:val="center"/>
           </w:tcPr>
@@ -16944,7 +19257,7 @@
         </w:tc>
         <w:tc>
           <w:tcPr>
-            <w:tcW w:w="6584" w:type="dxa"/>
+            <w:tcW w:w="6505" w:type="dxa"/>
             <w:tcBorders/>
             <w:vAlign w:val="center"/>
           </w:tcPr>
@@ -16974,7 +19287,7 @@
         <w:trPr/>
         <w:tc>
           <w:tcPr>
-            <w:tcW w:w="5241" w:type="dxa"/>
+            <w:tcW w:w="5290" w:type="dxa"/>
             <w:tcBorders/>
             <w:vAlign w:val="center"/>
           </w:tcPr>
@@ -16997,7 +19310,7 @@
         </w:tc>
         <w:tc>
           <w:tcPr>
-            <w:tcW w:w="6584" w:type="dxa"/>
+            <w:tcW w:w="6505" w:type="dxa"/>
             <w:tcBorders/>
             <w:vAlign w:val="center"/>
           </w:tcPr>
@@ -17031,7 +19344,7 @@
         <w:trPr/>
         <w:tc>
           <w:tcPr>
-            <w:tcW w:w="5241" w:type="dxa"/>
+            <w:tcW w:w="5290" w:type="dxa"/>
             <w:tcBorders/>
             <w:vAlign w:val="center"/>
           </w:tcPr>
@@ -17054,7 +19367,7 @@
         </w:tc>
         <w:tc>
           <w:tcPr>
-            <w:tcW w:w="6584" w:type="dxa"/>
+            <w:tcW w:w="6505" w:type="dxa"/>
             <w:tcBorders/>
             <w:vAlign w:val="center"/>
           </w:tcPr>
@@ -17084,7 +19397,7 @@
         <w:trPr/>
         <w:tc>
           <w:tcPr>
-            <w:tcW w:w="5241" w:type="dxa"/>
+            <w:tcW w:w="5290" w:type="dxa"/>
             <w:tcBorders/>
             <w:vAlign w:val="center"/>
           </w:tcPr>
@@ -17107,7 +19420,7 @@
         </w:tc>
         <w:tc>
           <w:tcPr>
-            <w:tcW w:w="6584" w:type="dxa"/>
+            <w:tcW w:w="6505" w:type="dxa"/>
             <w:tcBorders/>
             <w:vAlign w:val="center"/>
           </w:tcPr>
@@ -17151,7 +19464,7 @@
         <w:trPr/>
         <w:tc>
           <w:tcPr>
-            <w:tcW w:w="5241" w:type="dxa"/>
+            <w:tcW w:w="5290" w:type="dxa"/>
             <w:tcBorders/>
             <w:vAlign w:val="center"/>
           </w:tcPr>
@@ -17174,7 +19487,7 @@
         </w:tc>
         <w:tc>
           <w:tcPr>
-            <w:tcW w:w="6584" w:type="dxa"/>
+            <w:tcW w:w="6505" w:type="dxa"/>
             <w:tcBorders/>
             <w:vAlign w:val="center"/>
           </w:tcPr>
@@ -17225,8 +19538,8 @@
         <w:jc w:val="left"/>
         <w:rPr/>
       </w:pPr>
-      <w:bookmarkStart w:id="23" w:name="which-window-gets-the-keystroke"/>
-      <w:bookmarkEnd w:id="23"/>
+      <w:bookmarkStart w:id="27" w:name="which-window-gets-the-keystroke"/>
+      <w:bookmarkEnd w:id="27"/>
       <w:r>
         <w:rPr/>
         <w:t>Which Window Gets the Keystroke</w:t>
@@ -17351,7 +19664,7 @@
         <w:pStyle w:val="BodyText"/>
         <w:numPr>
           <w:ilvl w:val="0"/>
-          <w:numId w:val="28"/>
+          <w:numId w:val="33"/>
         </w:numPr>
         <w:tabs>
           <w:tab w:val="clear" w:pos="1134"/>
@@ -17389,7 +19702,7 @@
         <w:pStyle w:val="BodyText"/>
         <w:numPr>
           <w:ilvl w:val="0"/>
-          <w:numId w:val="28"/>
+          <w:numId w:val="33"/>
         </w:numPr>
         <w:tabs>
           <w:tab w:val="clear" w:pos="1134"/>
@@ -17449,7 +19762,7 @@
         <w:pStyle w:val="BodyText"/>
         <w:numPr>
           <w:ilvl w:val="0"/>
-          <w:numId w:val="28"/>
+          <w:numId w:val="33"/>
         </w:numPr>
         <w:tabs>
           <w:tab w:val="clear" w:pos="1134"/>
@@ -20812,8 +23125,8 @@
   <w:abstractNum w:abstractNumId="25">
     <w:lvl w:ilvl="0">
       <w:start w:val="1"/>
-      <w:numFmt w:val="decimal"/>
-      <w:lvlText w:val="%1."/>
+      <w:numFmt w:val="bullet"/>
+      <w:lvlText w:val=""/>
       <w:lvlJc w:val="left"/>
       <w:pPr>
         <w:tabs>
@@ -20821,12 +23134,14 @@
         </w:tabs>
         <w:ind w:left="709" w:hanging="283"/>
       </w:pPr>
-      <w:rPr/>
+      <w:rPr>
+        <w:rFonts w:ascii="Symbol" w:hAnsi="Symbol" w:cs="Symbol" w:hint="default"/>
+      </w:rPr>
     </w:lvl>
     <w:lvl w:ilvl="1">
       <w:start w:val="1"/>
-      <w:numFmt w:val="decimal"/>
-      <w:lvlText w:val="%2."/>
+      <w:numFmt w:val="bullet"/>
+      <w:lvlText w:val=""/>
       <w:lvlJc w:val="left"/>
       <w:pPr>
         <w:tabs>
@@ -20834,12 +23149,14 @@
         </w:tabs>
         <w:ind w:left="1418" w:hanging="283"/>
       </w:pPr>
-      <w:rPr/>
+      <w:rPr>
+        <w:rFonts w:ascii="Symbol" w:hAnsi="Symbol" w:cs="Symbol" w:hint="default"/>
+      </w:rPr>
     </w:lvl>
     <w:lvl w:ilvl="2">
       <w:start w:val="1"/>
-      <w:numFmt w:val="decimal"/>
-      <w:lvlText w:val="%3."/>
+      <w:numFmt w:val="bullet"/>
+      <w:lvlText w:val=""/>
       <w:lvlJc w:val="left"/>
       <w:pPr>
         <w:tabs>
@@ -20847,12 +23164,14 @@
         </w:tabs>
         <w:ind w:left="2127" w:hanging="283"/>
       </w:pPr>
-      <w:rPr/>
+      <w:rPr>
+        <w:rFonts w:ascii="Symbol" w:hAnsi="Symbol" w:cs="Symbol" w:hint="default"/>
+      </w:rPr>
     </w:lvl>
     <w:lvl w:ilvl="3">
       <w:start w:val="1"/>
-      <w:numFmt w:val="decimal"/>
-      <w:lvlText w:val="%4."/>
+      <w:numFmt w:val="bullet"/>
+      <w:lvlText w:val=""/>
       <w:lvlJc w:val="left"/>
       <w:pPr>
         <w:tabs>
@@ -20860,12 +23179,14 @@
         </w:tabs>
         <w:ind w:left="2836" w:hanging="283"/>
       </w:pPr>
-      <w:rPr/>
+      <w:rPr>
+        <w:rFonts w:ascii="Symbol" w:hAnsi="Symbol" w:cs="Symbol" w:hint="default"/>
+      </w:rPr>
     </w:lvl>
     <w:lvl w:ilvl="4">
       <w:start w:val="1"/>
-      <w:numFmt w:val="decimal"/>
-      <w:lvlText w:val="%5."/>
+      <w:numFmt w:val="bullet"/>
+      <w:lvlText w:val=""/>
       <w:lvlJc w:val="left"/>
       <w:pPr>
         <w:tabs>
@@ -20873,12 +23194,14 @@
         </w:tabs>
         <w:ind w:left="3545" w:hanging="283"/>
       </w:pPr>
-      <w:rPr/>
+      <w:rPr>
+        <w:rFonts w:ascii="Symbol" w:hAnsi="Symbol" w:cs="Symbol" w:hint="default"/>
+      </w:rPr>
     </w:lvl>
     <w:lvl w:ilvl="5">
       <w:start w:val="1"/>
-      <w:numFmt w:val="decimal"/>
-      <w:lvlText w:val="%6."/>
+      <w:numFmt w:val="bullet"/>
+      <w:lvlText w:val=""/>
       <w:lvlJc w:val="left"/>
       <w:pPr>
         <w:tabs>
@@ -20886,12 +23209,14 @@
         </w:tabs>
         <w:ind w:left="4254" w:hanging="283"/>
       </w:pPr>
-      <w:rPr/>
+      <w:rPr>
+        <w:rFonts w:ascii="Symbol" w:hAnsi="Symbol" w:cs="Symbol" w:hint="default"/>
+      </w:rPr>
     </w:lvl>
     <w:lvl w:ilvl="6">
       <w:start w:val="1"/>
-      <w:numFmt w:val="decimal"/>
-      <w:lvlText w:val="%7."/>
+      <w:numFmt w:val="bullet"/>
+      <w:lvlText w:val=""/>
       <w:lvlJc w:val="left"/>
       <w:pPr>
         <w:tabs>
@@ -20899,12 +23224,14 @@
         </w:tabs>
         <w:ind w:left="4963" w:hanging="283"/>
       </w:pPr>
-      <w:rPr/>
+      <w:rPr>
+        <w:rFonts w:ascii="Symbol" w:hAnsi="Symbol" w:cs="Symbol" w:hint="default"/>
+      </w:rPr>
     </w:lvl>
     <w:lvl w:ilvl="7">
       <w:start w:val="1"/>
-      <w:numFmt w:val="decimal"/>
-      <w:lvlText w:val="%8."/>
+      <w:numFmt w:val="bullet"/>
+      <w:lvlText w:val=""/>
       <w:lvlJc w:val="left"/>
       <w:pPr>
         <w:tabs>
@@ -20912,12 +23239,14 @@
         </w:tabs>
         <w:ind w:left="5672" w:hanging="283"/>
       </w:pPr>
-      <w:rPr/>
+      <w:rPr>
+        <w:rFonts w:ascii="Symbol" w:hAnsi="Symbol" w:cs="Symbol" w:hint="default"/>
+      </w:rPr>
     </w:lvl>
     <w:lvl w:ilvl="8">
       <w:start w:val="1"/>
-      <w:numFmt w:val="decimal"/>
-      <w:lvlText w:val="%9."/>
+      <w:numFmt w:val="bullet"/>
+      <w:lvlText w:val=""/>
       <w:lvlJc w:val="left"/>
       <w:pPr>
         <w:tabs>
@@ -20925,7 +23254,9 @@
         </w:tabs>
         <w:ind w:left="6381" w:hanging="283"/>
       </w:pPr>
-      <w:rPr/>
+      <w:rPr>
+        <w:rFonts w:ascii="Symbol" w:hAnsi="Symbol" w:cs="Symbol" w:hint="default"/>
+      </w:rPr>
     </w:lvl>
   </w:abstractNum>
   <w:abstractNum w:abstractNumId="26">
@@ -21340,6 +23671,673 @@
     </w:lvl>
   </w:abstractNum>
   <w:abstractNum w:abstractNumId="29">
+    <w:lvl w:ilvl="0">
+      <w:start w:val="1"/>
+      <w:numFmt w:val="bullet"/>
+      <w:lvlText w:val=""/>
+      <w:lvlJc w:val="left"/>
+      <w:pPr>
+        <w:tabs>
+          <w:tab w:val="num" w:pos="709"/>
+        </w:tabs>
+        <w:ind w:left="709" w:hanging="283"/>
+      </w:pPr>
+      <w:rPr>
+        <w:rFonts w:ascii="Symbol" w:hAnsi="Symbol" w:cs="Symbol" w:hint="default"/>
+      </w:rPr>
+    </w:lvl>
+    <w:lvl w:ilvl="1">
+      <w:start w:val="1"/>
+      <w:numFmt w:val="bullet"/>
+      <w:lvlText w:val=""/>
+      <w:lvlJc w:val="left"/>
+      <w:pPr>
+        <w:tabs>
+          <w:tab w:val="num" w:pos="1418"/>
+        </w:tabs>
+        <w:ind w:left="1418" w:hanging="283"/>
+      </w:pPr>
+      <w:rPr>
+        <w:rFonts w:ascii="Symbol" w:hAnsi="Symbol" w:cs="Symbol" w:hint="default"/>
+      </w:rPr>
+    </w:lvl>
+    <w:lvl w:ilvl="2">
+      <w:start w:val="1"/>
+      <w:numFmt w:val="bullet"/>
+      <w:lvlText w:val=""/>
+      <w:lvlJc w:val="left"/>
+      <w:pPr>
+        <w:tabs>
+          <w:tab w:val="num" w:pos="2127"/>
+        </w:tabs>
+        <w:ind w:left="2127" w:hanging="283"/>
+      </w:pPr>
+      <w:rPr>
+        <w:rFonts w:ascii="Symbol" w:hAnsi="Symbol" w:cs="Symbol" w:hint="default"/>
+      </w:rPr>
+    </w:lvl>
+    <w:lvl w:ilvl="3">
+      <w:start w:val="1"/>
+      <w:numFmt w:val="bullet"/>
+      <w:lvlText w:val=""/>
+      <w:lvlJc w:val="left"/>
+      <w:pPr>
+        <w:tabs>
+          <w:tab w:val="num" w:pos="2836"/>
+        </w:tabs>
+        <w:ind w:left="2836" w:hanging="283"/>
+      </w:pPr>
+      <w:rPr>
+        <w:rFonts w:ascii="Symbol" w:hAnsi="Symbol" w:cs="Symbol" w:hint="default"/>
+      </w:rPr>
+    </w:lvl>
+    <w:lvl w:ilvl="4">
+      <w:start w:val="1"/>
+      <w:numFmt w:val="bullet"/>
+      <w:lvlText w:val=""/>
+      <w:lvlJc w:val="left"/>
+      <w:pPr>
+        <w:tabs>
+          <w:tab w:val="num" w:pos="3545"/>
+        </w:tabs>
+        <w:ind w:left="3545" w:hanging="283"/>
+      </w:pPr>
+      <w:rPr>
+        <w:rFonts w:ascii="Symbol" w:hAnsi="Symbol" w:cs="Symbol" w:hint="default"/>
+      </w:rPr>
+    </w:lvl>
+    <w:lvl w:ilvl="5">
+      <w:start w:val="1"/>
+      <w:numFmt w:val="bullet"/>
+      <w:lvlText w:val=""/>
+      <w:lvlJc w:val="left"/>
+      <w:pPr>
+        <w:tabs>
+          <w:tab w:val="num" w:pos="4254"/>
+        </w:tabs>
+        <w:ind w:left="4254" w:hanging="283"/>
+      </w:pPr>
+      <w:rPr>
+        <w:rFonts w:ascii="Symbol" w:hAnsi="Symbol" w:cs="Symbol" w:hint="default"/>
+      </w:rPr>
+    </w:lvl>
+    <w:lvl w:ilvl="6">
+      <w:start w:val="1"/>
+      <w:numFmt w:val="bullet"/>
+      <w:lvlText w:val=""/>
+      <w:lvlJc w:val="left"/>
+      <w:pPr>
+        <w:tabs>
+          <w:tab w:val="num" w:pos="4963"/>
+        </w:tabs>
+        <w:ind w:left="4963" w:hanging="283"/>
+      </w:pPr>
+      <w:rPr>
+        <w:rFonts w:ascii="Symbol" w:hAnsi="Symbol" w:cs="Symbol" w:hint="default"/>
+      </w:rPr>
+    </w:lvl>
+    <w:lvl w:ilvl="7">
+      <w:start w:val="1"/>
+      <w:numFmt w:val="bullet"/>
+      <w:lvlText w:val=""/>
+      <w:lvlJc w:val="left"/>
+      <w:pPr>
+        <w:tabs>
+          <w:tab w:val="num" w:pos="5672"/>
+        </w:tabs>
+        <w:ind w:left="5672" w:hanging="283"/>
+      </w:pPr>
+      <w:rPr>
+        <w:rFonts w:ascii="Symbol" w:hAnsi="Symbol" w:cs="Symbol" w:hint="default"/>
+      </w:rPr>
+    </w:lvl>
+    <w:lvl w:ilvl="8">
+      <w:start w:val="1"/>
+      <w:numFmt w:val="bullet"/>
+      <w:lvlText w:val=""/>
+      <w:lvlJc w:val="left"/>
+      <w:pPr>
+        <w:tabs>
+          <w:tab w:val="num" w:pos="6381"/>
+        </w:tabs>
+        <w:ind w:left="6381" w:hanging="283"/>
+      </w:pPr>
+      <w:rPr>
+        <w:rFonts w:ascii="Symbol" w:hAnsi="Symbol" w:cs="Symbol" w:hint="default"/>
+      </w:rPr>
+    </w:lvl>
+  </w:abstractNum>
+  <w:abstractNum w:abstractNumId="30">
+    <w:lvl w:ilvl="0">
+      <w:start w:val="1"/>
+      <w:numFmt w:val="decimal"/>
+      <w:lvlText w:val="%1."/>
+      <w:lvlJc w:val="left"/>
+      <w:pPr>
+        <w:tabs>
+          <w:tab w:val="num" w:pos="709"/>
+        </w:tabs>
+        <w:ind w:left="709" w:hanging="283"/>
+      </w:pPr>
+      <w:rPr/>
+    </w:lvl>
+    <w:lvl w:ilvl="1">
+      <w:start w:val="1"/>
+      <w:numFmt w:val="decimal"/>
+      <w:lvlText w:val="%2."/>
+      <w:lvlJc w:val="left"/>
+      <w:pPr>
+        <w:tabs>
+          <w:tab w:val="num" w:pos="1418"/>
+        </w:tabs>
+        <w:ind w:left="1418" w:hanging="283"/>
+      </w:pPr>
+      <w:rPr/>
+    </w:lvl>
+    <w:lvl w:ilvl="2">
+      <w:start w:val="1"/>
+      <w:numFmt w:val="decimal"/>
+      <w:lvlText w:val="%3."/>
+      <w:lvlJc w:val="left"/>
+      <w:pPr>
+        <w:tabs>
+          <w:tab w:val="num" w:pos="2127"/>
+        </w:tabs>
+        <w:ind w:left="2127" w:hanging="283"/>
+      </w:pPr>
+      <w:rPr/>
+    </w:lvl>
+    <w:lvl w:ilvl="3">
+      <w:start w:val="1"/>
+      <w:numFmt w:val="decimal"/>
+      <w:lvlText w:val="%4."/>
+      <w:lvlJc w:val="left"/>
+      <w:pPr>
+        <w:tabs>
+          <w:tab w:val="num" w:pos="2836"/>
+        </w:tabs>
+        <w:ind w:left="2836" w:hanging="283"/>
+      </w:pPr>
+      <w:rPr/>
+    </w:lvl>
+    <w:lvl w:ilvl="4">
+      <w:start w:val="1"/>
+      <w:numFmt w:val="decimal"/>
+      <w:lvlText w:val="%5."/>
+      <w:lvlJc w:val="left"/>
+      <w:pPr>
+        <w:tabs>
+          <w:tab w:val="num" w:pos="3545"/>
+        </w:tabs>
+        <w:ind w:left="3545" w:hanging="283"/>
+      </w:pPr>
+      <w:rPr/>
+    </w:lvl>
+    <w:lvl w:ilvl="5">
+      <w:start w:val="1"/>
+      <w:numFmt w:val="decimal"/>
+      <w:lvlText w:val="%6."/>
+      <w:lvlJc w:val="left"/>
+      <w:pPr>
+        <w:tabs>
+          <w:tab w:val="num" w:pos="4254"/>
+        </w:tabs>
+        <w:ind w:left="4254" w:hanging="283"/>
+      </w:pPr>
+      <w:rPr/>
+    </w:lvl>
+    <w:lvl w:ilvl="6">
+      <w:start w:val="1"/>
+      <w:numFmt w:val="decimal"/>
+      <w:lvlText w:val="%7."/>
+      <w:lvlJc w:val="left"/>
+      <w:pPr>
+        <w:tabs>
+          <w:tab w:val="num" w:pos="4963"/>
+        </w:tabs>
+        <w:ind w:left="4963" w:hanging="283"/>
+      </w:pPr>
+      <w:rPr/>
+    </w:lvl>
+    <w:lvl w:ilvl="7">
+      <w:start w:val="1"/>
+      <w:numFmt w:val="decimal"/>
+      <w:lvlText w:val="%8."/>
+      <w:lvlJc w:val="left"/>
+      <w:pPr>
+        <w:tabs>
+          <w:tab w:val="num" w:pos="5672"/>
+        </w:tabs>
+        <w:ind w:left="5672" w:hanging="283"/>
+      </w:pPr>
+      <w:rPr/>
+    </w:lvl>
+    <w:lvl w:ilvl="8">
+      <w:start w:val="1"/>
+      <w:numFmt w:val="decimal"/>
+      <w:lvlText w:val="%9."/>
+      <w:lvlJc w:val="left"/>
+      <w:pPr>
+        <w:tabs>
+          <w:tab w:val="num" w:pos="6381"/>
+        </w:tabs>
+        <w:ind w:left="6381" w:hanging="283"/>
+      </w:pPr>
+      <w:rPr/>
+    </w:lvl>
+  </w:abstractNum>
+  <w:abstractNum w:abstractNumId="31">
+    <w:lvl w:ilvl="0">
+      <w:start w:val="1"/>
+      <w:numFmt w:val="bullet"/>
+      <w:lvlText w:val=""/>
+      <w:lvlJc w:val="left"/>
+      <w:pPr>
+        <w:tabs>
+          <w:tab w:val="num" w:pos="709"/>
+        </w:tabs>
+        <w:ind w:left="709" w:hanging="283"/>
+      </w:pPr>
+      <w:rPr>
+        <w:rFonts w:ascii="Symbol" w:hAnsi="Symbol" w:cs="Symbol" w:hint="default"/>
+      </w:rPr>
+    </w:lvl>
+    <w:lvl w:ilvl="1">
+      <w:start w:val="1"/>
+      <w:numFmt w:val="bullet"/>
+      <w:lvlText w:val=""/>
+      <w:lvlJc w:val="left"/>
+      <w:pPr>
+        <w:tabs>
+          <w:tab w:val="num" w:pos="1418"/>
+        </w:tabs>
+        <w:ind w:left="1418" w:hanging="283"/>
+      </w:pPr>
+      <w:rPr>
+        <w:rFonts w:ascii="Symbol" w:hAnsi="Symbol" w:cs="Symbol" w:hint="default"/>
+      </w:rPr>
+    </w:lvl>
+    <w:lvl w:ilvl="2">
+      <w:start w:val="1"/>
+      <w:numFmt w:val="bullet"/>
+      <w:lvlText w:val=""/>
+      <w:lvlJc w:val="left"/>
+      <w:pPr>
+        <w:tabs>
+          <w:tab w:val="num" w:pos="2127"/>
+        </w:tabs>
+        <w:ind w:left="2127" w:hanging="283"/>
+      </w:pPr>
+      <w:rPr>
+        <w:rFonts w:ascii="Symbol" w:hAnsi="Symbol" w:cs="Symbol" w:hint="default"/>
+      </w:rPr>
+    </w:lvl>
+    <w:lvl w:ilvl="3">
+      <w:start w:val="1"/>
+      <w:numFmt w:val="bullet"/>
+      <w:lvlText w:val=""/>
+      <w:lvlJc w:val="left"/>
+      <w:pPr>
+        <w:tabs>
+          <w:tab w:val="num" w:pos="2836"/>
+        </w:tabs>
+        <w:ind w:left="2836" w:hanging="283"/>
+      </w:pPr>
+      <w:rPr>
+        <w:rFonts w:ascii="Symbol" w:hAnsi="Symbol" w:cs="Symbol" w:hint="default"/>
+      </w:rPr>
+    </w:lvl>
+    <w:lvl w:ilvl="4">
+      <w:start w:val="1"/>
+      <w:numFmt w:val="bullet"/>
+      <w:lvlText w:val=""/>
+      <w:lvlJc w:val="left"/>
+      <w:pPr>
+        <w:tabs>
+          <w:tab w:val="num" w:pos="3545"/>
+        </w:tabs>
+        <w:ind w:left="3545" w:hanging="283"/>
+      </w:pPr>
+      <w:rPr>
+        <w:rFonts w:ascii="Symbol" w:hAnsi="Symbol" w:cs="Symbol" w:hint="default"/>
+      </w:rPr>
+    </w:lvl>
+    <w:lvl w:ilvl="5">
+      <w:start w:val="1"/>
+      <w:numFmt w:val="bullet"/>
+      <w:lvlText w:val=""/>
+      <w:lvlJc w:val="left"/>
+      <w:pPr>
+        <w:tabs>
+          <w:tab w:val="num" w:pos="4254"/>
+        </w:tabs>
+        <w:ind w:left="4254" w:hanging="283"/>
+      </w:pPr>
+      <w:rPr>
+        <w:rFonts w:ascii="Symbol" w:hAnsi="Symbol" w:cs="Symbol" w:hint="default"/>
+      </w:rPr>
+    </w:lvl>
+    <w:lvl w:ilvl="6">
+      <w:start w:val="1"/>
+      <w:numFmt w:val="bullet"/>
+      <w:lvlText w:val=""/>
+      <w:lvlJc w:val="left"/>
+      <w:pPr>
+        <w:tabs>
+          <w:tab w:val="num" w:pos="4963"/>
+        </w:tabs>
+        <w:ind w:left="4963" w:hanging="283"/>
+      </w:pPr>
+      <w:rPr>
+        <w:rFonts w:ascii="Symbol" w:hAnsi="Symbol" w:cs="Symbol" w:hint="default"/>
+      </w:rPr>
+    </w:lvl>
+    <w:lvl w:ilvl="7">
+      <w:start w:val="1"/>
+      <w:numFmt w:val="bullet"/>
+      <w:lvlText w:val=""/>
+      <w:lvlJc w:val="left"/>
+      <w:pPr>
+        <w:tabs>
+          <w:tab w:val="num" w:pos="5672"/>
+        </w:tabs>
+        <w:ind w:left="5672" w:hanging="283"/>
+      </w:pPr>
+      <w:rPr>
+        <w:rFonts w:ascii="Symbol" w:hAnsi="Symbol" w:cs="Symbol" w:hint="default"/>
+      </w:rPr>
+    </w:lvl>
+    <w:lvl w:ilvl="8">
+      <w:start w:val="1"/>
+      <w:numFmt w:val="bullet"/>
+      <w:lvlText w:val=""/>
+      <w:lvlJc w:val="left"/>
+      <w:pPr>
+        <w:tabs>
+          <w:tab w:val="num" w:pos="6381"/>
+        </w:tabs>
+        <w:ind w:left="6381" w:hanging="283"/>
+      </w:pPr>
+      <w:rPr>
+        <w:rFonts w:ascii="Symbol" w:hAnsi="Symbol" w:cs="Symbol" w:hint="default"/>
+      </w:rPr>
+    </w:lvl>
+  </w:abstractNum>
+  <w:abstractNum w:abstractNumId="32">
+    <w:lvl w:ilvl="0">
+      <w:start w:val="1"/>
+      <w:numFmt w:val="bullet"/>
+      <w:lvlText w:val=""/>
+      <w:lvlJc w:val="left"/>
+      <w:pPr>
+        <w:tabs>
+          <w:tab w:val="num" w:pos="709"/>
+        </w:tabs>
+        <w:ind w:left="709" w:hanging="283"/>
+      </w:pPr>
+      <w:rPr>
+        <w:rFonts w:ascii="Symbol" w:hAnsi="Symbol" w:cs="Symbol" w:hint="default"/>
+      </w:rPr>
+    </w:lvl>
+    <w:lvl w:ilvl="1">
+      <w:start w:val="1"/>
+      <w:numFmt w:val="bullet"/>
+      <w:lvlText w:val=""/>
+      <w:lvlJc w:val="left"/>
+      <w:pPr>
+        <w:tabs>
+          <w:tab w:val="num" w:pos="1418"/>
+        </w:tabs>
+        <w:ind w:left="1418" w:hanging="283"/>
+      </w:pPr>
+      <w:rPr>
+        <w:rFonts w:ascii="Symbol" w:hAnsi="Symbol" w:cs="Symbol" w:hint="default"/>
+      </w:rPr>
+    </w:lvl>
+    <w:lvl w:ilvl="2">
+      <w:start w:val="1"/>
+      <w:numFmt w:val="bullet"/>
+      <w:lvlText w:val=""/>
+      <w:lvlJc w:val="left"/>
+      <w:pPr>
+        <w:tabs>
+          <w:tab w:val="num" w:pos="2127"/>
+        </w:tabs>
+        <w:ind w:left="2127" w:hanging="283"/>
+      </w:pPr>
+      <w:rPr>
+        <w:rFonts w:ascii="Symbol" w:hAnsi="Symbol" w:cs="Symbol" w:hint="default"/>
+      </w:rPr>
+    </w:lvl>
+    <w:lvl w:ilvl="3">
+      <w:start w:val="1"/>
+      <w:numFmt w:val="bullet"/>
+      <w:lvlText w:val=""/>
+      <w:lvlJc w:val="left"/>
+      <w:pPr>
+        <w:tabs>
+          <w:tab w:val="num" w:pos="2836"/>
+        </w:tabs>
+        <w:ind w:left="2836" w:hanging="283"/>
+      </w:pPr>
+      <w:rPr>
+        <w:rFonts w:ascii="Symbol" w:hAnsi="Symbol" w:cs="Symbol" w:hint="default"/>
+      </w:rPr>
+    </w:lvl>
+    <w:lvl w:ilvl="4">
+      <w:start w:val="1"/>
+      <w:numFmt w:val="bullet"/>
+      <w:lvlText w:val=""/>
+      <w:lvlJc w:val="left"/>
+      <w:pPr>
+        <w:tabs>
+          <w:tab w:val="num" w:pos="3545"/>
+        </w:tabs>
+        <w:ind w:left="3545" w:hanging="283"/>
+      </w:pPr>
+      <w:rPr>
+        <w:rFonts w:ascii="Symbol" w:hAnsi="Symbol" w:cs="Symbol" w:hint="default"/>
+      </w:rPr>
+    </w:lvl>
+    <w:lvl w:ilvl="5">
+      <w:start w:val="1"/>
+      <w:numFmt w:val="bullet"/>
+      <w:lvlText w:val=""/>
+      <w:lvlJc w:val="left"/>
+      <w:pPr>
+        <w:tabs>
+          <w:tab w:val="num" w:pos="4254"/>
+        </w:tabs>
+        <w:ind w:left="4254" w:hanging="283"/>
+      </w:pPr>
+      <w:rPr>
+        <w:rFonts w:ascii="Symbol" w:hAnsi="Symbol" w:cs="Symbol" w:hint="default"/>
+      </w:rPr>
+    </w:lvl>
+    <w:lvl w:ilvl="6">
+      <w:start w:val="1"/>
+      <w:numFmt w:val="bullet"/>
+      <w:lvlText w:val=""/>
+      <w:lvlJc w:val="left"/>
+      <w:pPr>
+        <w:tabs>
+          <w:tab w:val="num" w:pos="4963"/>
+        </w:tabs>
+        <w:ind w:left="4963" w:hanging="283"/>
+      </w:pPr>
+      <w:rPr>
+        <w:rFonts w:ascii="Symbol" w:hAnsi="Symbol" w:cs="Symbol" w:hint="default"/>
+      </w:rPr>
+    </w:lvl>
+    <w:lvl w:ilvl="7">
+      <w:start w:val="1"/>
+      <w:numFmt w:val="bullet"/>
+      <w:lvlText w:val=""/>
+      <w:lvlJc w:val="left"/>
+      <w:pPr>
+        <w:tabs>
+          <w:tab w:val="num" w:pos="5672"/>
+        </w:tabs>
+        <w:ind w:left="5672" w:hanging="283"/>
+      </w:pPr>
+      <w:rPr>
+        <w:rFonts w:ascii="Symbol" w:hAnsi="Symbol" w:cs="Symbol" w:hint="default"/>
+      </w:rPr>
+    </w:lvl>
+    <w:lvl w:ilvl="8">
+      <w:start w:val="1"/>
+      <w:numFmt w:val="bullet"/>
+      <w:lvlText w:val=""/>
+      <w:lvlJc w:val="left"/>
+      <w:pPr>
+        <w:tabs>
+          <w:tab w:val="num" w:pos="6381"/>
+        </w:tabs>
+        <w:ind w:left="6381" w:hanging="283"/>
+      </w:pPr>
+      <w:rPr>
+        <w:rFonts w:ascii="Symbol" w:hAnsi="Symbol" w:cs="Symbol" w:hint="default"/>
+      </w:rPr>
+    </w:lvl>
+  </w:abstractNum>
+  <w:abstractNum w:abstractNumId="33">
+    <w:lvl w:ilvl="0">
+      <w:start w:val="1"/>
+      <w:numFmt w:val="bullet"/>
+      <w:lvlText w:val=""/>
+      <w:lvlJc w:val="left"/>
+      <w:pPr>
+        <w:tabs>
+          <w:tab w:val="num" w:pos="709"/>
+        </w:tabs>
+        <w:ind w:left="709" w:hanging="283"/>
+      </w:pPr>
+      <w:rPr>
+        <w:rFonts w:ascii="Symbol" w:hAnsi="Symbol" w:cs="Symbol" w:hint="default"/>
+      </w:rPr>
+    </w:lvl>
+    <w:lvl w:ilvl="1">
+      <w:start w:val="1"/>
+      <w:numFmt w:val="bullet"/>
+      <w:lvlText w:val=""/>
+      <w:lvlJc w:val="left"/>
+      <w:pPr>
+        <w:tabs>
+          <w:tab w:val="num" w:pos="1418"/>
+        </w:tabs>
+        <w:ind w:left="1418" w:hanging="283"/>
+      </w:pPr>
+      <w:rPr>
+        <w:rFonts w:ascii="Symbol" w:hAnsi="Symbol" w:cs="Symbol" w:hint="default"/>
+      </w:rPr>
+    </w:lvl>
+    <w:lvl w:ilvl="2">
+      <w:start w:val="1"/>
+      <w:numFmt w:val="bullet"/>
+      <w:lvlText w:val=""/>
+      <w:lvlJc w:val="left"/>
+      <w:pPr>
+        <w:tabs>
+          <w:tab w:val="num" w:pos="2127"/>
+        </w:tabs>
+        <w:ind w:left="2127" w:hanging="283"/>
+      </w:pPr>
+      <w:rPr>
+        <w:rFonts w:ascii="Symbol" w:hAnsi="Symbol" w:cs="Symbol" w:hint="default"/>
+      </w:rPr>
+    </w:lvl>
+    <w:lvl w:ilvl="3">
+      <w:start w:val="1"/>
+      <w:numFmt w:val="bullet"/>
+      <w:lvlText w:val=""/>
+      <w:lvlJc w:val="left"/>
+      <w:pPr>
+        <w:tabs>
+          <w:tab w:val="num" w:pos="2836"/>
+        </w:tabs>
+        <w:ind w:left="2836" w:hanging="283"/>
+      </w:pPr>
+      <w:rPr>
+        <w:rFonts w:ascii="Symbol" w:hAnsi="Symbol" w:cs="Symbol" w:hint="default"/>
+      </w:rPr>
+    </w:lvl>
+    <w:lvl w:ilvl="4">
+      <w:start w:val="1"/>
+      <w:numFmt w:val="bullet"/>
+      <w:lvlText w:val=""/>
+      <w:lvlJc w:val="left"/>
+      <w:pPr>
+        <w:tabs>
+          <w:tab w:val="num" w:pos="3545"/>
+        </w:tabs>
+        <w:ind w:left="3545" w:hanging="283"/>
+      </w:pPr>
+      <w:rPr>
+        <w:rFonts w:ascii="Symbol" w:hAnsi="Symbol" w:cs="Symbol" w:hint="default"/>
+      </w:rPr>
+    </w:lvl>
+    <w:lvl w:ilvl="5">
+      <w:start w:val="1"/>
+      <w:numFmt w:val="bullet"/>
+      <w:lvlText w:val=""/>
+      <w:lvlJc w:val="left"/>
+      <w:pPr>
+        <w:tabs>
+          <w:tab w:val="num" w:pos="4254"/>
+        </w:tabs>
+        <w:ind w:left="4254" w:hanging="283"/>
+      </w:pPr>
+      <w:rPr>
+        <w:rFonts w:ascii="Symbol" w:hAnsi="Symbol" w:cs="Symbol" w:hint="default"/>
+      </w:rPr>
+    </w:lvl>
+    <w:lvl w:ilvl="6">
+      <w:start w:val="1"/>
+      <w:numFmt w:val="bullet"/>
+      <w:lvlText w:val=""/>
+      <w:lvlJc w:val="left"/>
+      <w:pPr>
+        <w:tabs>
+          <w:tab w:val="num" w:pos="4963"/>
+        </w:tabs>
+        <w:ind w:left="4963" w:hanging="283"/>
+      </w:pPr>
+      <w:rPr>
+        <w:rFonts w:ascii="Symbol" w:hAnsi="Symbol" w:cs="Symbol" w:hint="default"/>
+      </w:rPr>
+    </w:lvl>
+    <w:lvl w:ilvl="7">
+      <w:start w:val="1"/>
+      <w:numFmt w:val="bullet"/>
+      <w:lvlText w:val=""/>
+      <w:lvlJc w:val="left"/>
+      <w:pPr>
+        <w:tabs>
+          <w:tab w:val="num" w:pos="5672"/>
+        </w:tabs>
+        <w:ind w:left="5672" w:hanging="283"/>
+      </w:pPr>
+      <w:rPr>
+        <w:rFonts w:ascii="Symbol" w:hAnsi="Symbol" w:cs="Symbol" w:hint="default"/>
+      </w:rPr>
+    </w:lvl>
+    <w:lvl w:ilvl="8">
+      <w:start w:val="1"/>
+      <w:numFmt w:val="bullet"/>
+      <w:lvlText w:val=""/>
+      <w:lvlJc w:val="left"/>
+      <w:pPr>
+        <w:tabs>
+          <w:tab w:val="num" w:pos="6381"/>
+        </w:tabs>
+        <w:ind w:left="6381" w:hanging="283"/>
+      </w:pPr>
+      <w:rPr>
+        <w:rFonts w:ascii="Symbol" w:hAnsi="Symbol" w:cs="Symbol" w:hint="default"/>
+      </w:rPr>
+    </w:lvl>
+  </w:abstractNum>
+  <w:abstractNum w:abstractNumId="34">
     <w:lvl w:ilvl="0">
       <w:start w:val="1"/>
       <w:numFmt w:val="none"/>
@@ -21547,6 +24545,21 @@
   </w:num>
   <w:num w:numId="29">
     <w:abstractNumId w:val="29"/>
+  </w:num>
+  <w:num w:numId="30">
+    <w:abstractNumId w:val="30"/>
+  </w:num>
+  <w:num w:numId="31">
+    <w:abstractNumId w:val="31"/>
+  </w:num>
+  <w:num w:numId="32">
+    <w:abstractNumId w:val="32"/>
+  </w:num>
+  <w:num w:numId="33">
+    <w:abstractNumId w:val="33"/>
+  </w:num>
+  <w:num w:numId="34">
+    <w:abstractNumId w:val="34"/>
   </w:num>
 </w:numbering>
 </file>

--- a/docs/guides/crew/crew-troubleshooting.docx
+++ b/docs/guides/crew/crew-troubleshooting.docx
@@ -10652,6 +10652,102 @@
       <w:r>
         <w:rPr/>
         <w:t xml:space="preserve">: commit or revert the map; an uncommitted map is not policy. </w:t>
+      </w:r>
+    </w:p>
+    <w:p>
+      <w:pPr>
+        <w:pStyle w:val="BodyText"/>
+        <w:numPr>
+          <w:ilvl w:val="0"/>
+          <w:numId w:val="20"/>
+        </w:numPr>
+        <w:tabs>
+          <w:tab w:val="clear" w:pos="1134"/>
+          <w:tab w:val="left" w:pos="829" w:leader="none"/>
+        </w:tabs>
+        <w:bidi w:val="0"/>
+        <w:spacing w:before="120" w:after="0"/>
+        <w:ind w:hanging="283" w:left="829"/>
+        <w:jc w:val="left"/>
+        <w:rPr/>
+      </w:pPr>
+      <w:r>
+        <w:rPr>
+          <w:rStyle w:val="Strong"/>
+        </w:rPr>
+        <w:t>"records the short sha X"</w:t>
+      </w:r>
+      <w:r>
+        <w:rPr/>
+        <w:t xml:space="preserve"> (L-0703): a </w:t>
+      </w:r>
+      <w:r>
+        <w:rPr>
+          <w:rStyle w:val="SourceText"/>
+        </w:rPr>
+        <w:t>requires</w:t>
+      </w:r>
+      <w:r>
+        <w:rPr/>
+        <w:t xml:space="preserve"> row counts only with the full 40-character sha. Re-run the upstream promotion, or rewrite the row with </w:t>
+      </w:r>
+      <w:r>
+        <w:rPr>
+          <w:rStyle w:val="SourceText"/>
+        </w:rPr>
+        <w:t>git rev-parse HEAD</w:t>
+      </w:r>
+      <w:r>
+        <w:rPr/>
+        <w:t xml:space="preserve"> of the tree that passed, after checking it is that commit. </w:t>
+      </w:r>
+    </w:p>
+    <w:p>
+      <w:pPr>
+        <w:pStyle w:val="BodyText"/>
+        <w:numPr>
+          <w:ilvl w:val="0"/>
+          <w:numId w:val="20"/>
+        </w:numPr>
+        <w:tabs>
+          <w:tab w:val="clear" w:pos="1134"/>
+          <w:tab w:val="left" w:pos="829" w:leader="none"/>
+        </w:tabs>
+        <w:bidi w:val="0"/>
+        <w:spacing w:before="120" w:after="0"/>
+        <w:ind w:hanging="283" w:left="829"/>
+        <w:jc w:val="left"/>
+        <w:rPr/>
+      </w:pPr>
+      <w:r>
+        <w:rPr>
+          <w:rStyle w:val="Strong"/>
+        </w:rPr>
+        <w:t>"requires an accepted review of the sha being deployed"</w:t>
+      </w:r>
+      <w:r>
+        <w:rPr/>
+        <w:t xml:space="preserve"> (L-0703): no ticket's accepted receipt was of a tree identical to the one being deployed. A merge commit whose tree differs from the reviewed head (main moved, or a bump landed after the review) is not covered: deploy the reviewed head, or review the merged tree. An environment that genuinely takes unreviewed builds sets </w:t>
+      </w:r>
+      <w:r>
+        <w:rPr>
+          <w:rStyle w:val="SourceText"/>
+        </w:rPr>
+        <w:t>requireReview: false</w:t>
+      </w:r>
+      <w:r>
+        <w:rPr/>
+        <w:t xml:space="preserve"> plus a </w:t>
+      </w:r>
+      <w:r>
+        <w:rPr>
+          <w:rStyle w:val="SourceText"/>
+        </w:rPr>
+        <w:t>reviewReason</w:t>
+      </w:r>
+      <w:r>
+        <w:rPr/>
+        <w:t xml:space="preserve"> in the committed map. "could not tell ... did not finish" means the receipt check ran past the gate's 16s deadline; "no usable python" means the gate cannot evaluate at all - install python 3.8+. </w:t>
       </w:r>
     </w:p>
     <w:p>

--- a/docs/guides/crew/crew-troubleshooting.docx
+++ b/docs/guides/crew/crew-troubleshooting.docx
@@ -1,6 +1,6 @@
 
 <file path=word/document.xml><?xml version="1.0" encoding="utf-8"?>
-<w:document xmlns:o="urn:schemas-microsoft-com:office:office" xmlns:r="http://schemas.openxmlformats.org/officeDocument/2006/relationships" xmlns:v="urn:schemas-microsoft-com:vml" xmlns:w="http://schemas.openxmlformats.org/wordprocessingml/2006/main" xmlns:w10="urn:schemas-microsoft-com:office:word" xmlns:wp="http://schemas.openxmlformats.org/drawingml/2006/wordprocessingDrawing" xmlns:wps="http://schemas.microsoft.com/office/word/2010/wordprocessingShape" xmlns:wpg="http://schemas.microsoft.com/office/word/2010/wordprocessingGroup" xmlns:mc="http://schemas.openxmlformats.org/markup-compatibility/2006" xmlns:wp14="http://schemas.microsoft.com/office/word/2010/wordprocessingDrawing" xmlns:w14="http://schemas.microsoft.com/office/word/2010/wordml" xmlns:w15="http://schemas.microsoft.com/office/word/2012/wordml" mc:Ignorable="w14 wp14 w15">
+<w:document xmlns:o="urn:schemas-microsoft-com:office:office" xmlns:r="http://schemas.openxmlformats.org/officeDocument/2006/relationships" xmlns:v="urn:schemas-microsoft-com:vml" xmlns:w="http://schemas.openxmlformats.org/wordprocessingml/2006/main" xmlns:w10="urn:schemas-microsoft-com:office:word" xmlns:wp="http://schemas.openxmlformats.org/drawingml/2006/wordprocessingDrawing" xmlns:pic="http://schemas.openxmlformats.org/drawingml/2006/picture" xmlns:wps="http://schemas.microsoft.com/office/word/2010/wordprocessingShape" xmlns:wpg="http://schemas.microsoft.com/office/word/2010/wordprocessingGroup" xmlns:mc="http://schemas.openxmlformats.org/markup-compatibility/2006" xmlns:wp14="http://schemas.microsoft.com/office/word/2010/wordprocessingDrawing" xmlns:w14="http://schemas.microsoft.com/office/word/2010/wordml" xmlns:w15="http://schemas.microsoft.com/office/word/2012/wordml" mc:Ignorable="w14 wp14 w15">
   <w:body>
     <w:p>
       <w:pPr>
@@ -545,9 +545,9 @@
     </w:p>
     <w:tbl>
       <w:tblPr>
-        <w:tblW w:w="12890" w:type="dxa"/>
+        <w:tblW w:w="12926" w:type="dxa"/>
         <w:jc w:val="left"/>
-        <w:tblInd w:w="0" w:type="dxa"/>
+        <w:tblInd w:w="28" w:type="dxa"/>
         <w:tblLayout w:type="fixed"/>
         <w:tblCellMar>
           <w:top w:w="28" w:type="dxa"/>
@@ -557,11 +557,11 @@
         </w:tblCellMar>
       </w:tblPr>
       <w:tblGrid>
-        <w:gridCol w:w="2116"/>
-        <w:gridCol w:w="2446"/>
-        <w:gridCol w:w="2806"/>
-        <w:gridCol w:w="3391"/>
-        <w:gridCol w:w="2131"/>
+        <w:gridCol w:w="2119"/>
+        <w:gridCol w:w="2456"/>
+        <w:gridCol w:w="2808"/>
+        <w:gridCol w:w="3395"/>
+        <w:gridCol w:w="2148"/>
       </w:tblGrid>
       <w:tr>
         <w:trPr>
@@ -569,7 +569,7 @@
         </w:trPr>
         <w:tc>
           <w:tcPr>
-            <w:tcW w:w="2116" w:type="dxa"/>
+            <w:tcW w:w="2119" w:type="dxa"/>
             <w:tcBorders/>
             <w:vAlign w:val="center"/>
           </w:tcPr>
@@ -591,7 +591,7 @@
         </w:tc>
         <w:tc>
           <w:tcPr>
-            <w:tcW w:w="2446" w:type="dxa"/>
+            <w:tcW w:w="2456" w:type="dxa"/>
             <w:tcBorders/>
             <w:vAlign w:val="center"/>
           </w:tcPr>
@@ -613,7 +613,7 @@
         </w:tc>
         <w:tc>
           <w:tcPr>
-            <w:tcW w:w="2806" w:type="dxa"/>
+            <w:tcW w:w="2808" w:type="dxa"/>
             <w:tcBorders/>
             <w:vAlign w:val="center"/>
           </w:tcPr>
@@ -635,7 +635,7 @@
         </w:tc>
         <w:tc>
           <w:tcPr>
-            <w:tcW w:w="3391" w:type="dxa"/>
+            <w:tcW w:w="3395" w:type="dxa"/>
             <w:tcBorders/>
             <w:vAlign w:val="center"/>
           </w:tcPr>
@@ -657,7 +657,7 @@
         </w:tc>
         <w:tc>
           <w:tcPr>
-            <w:tcW w:w="2131" w:type="dxa"/>
+            <w:tcW w:w="2148" w:type="dxa"/>
             <w:tcBorders/>
             <w:vAlign w:val="center"/>
           </w:tcPr>
@@ -682,7 +682,7 @@
         <w:trPr/>
         <w:tc>
           <w:tcPr>
-            <w:tcW w:w="2116" w:type="dxa"/>
+            <w:tcW w:w="2119" w:type="dxa"/>
             <w:tcBorders/>
             <w:vAlign w:val="center"/>
           </w:tcPr>
@@ -705,7 +705,7 @@
         </w:tc>
         <w:tc>
           <w:tcPr>
-            <w:tcW w:w="2446" w:type="dxa"/>
+            <w:tcW w:w="2456" w:type="dxa"/>
             <w:tcBorders/>
             <w:vAlign w:val="center"/>
           </w:tcPr>
@@ -728,7 +728,7 @@
         </w:tc>
         <w:tc>
           <w:tcPr>
-            <w:tcW w:w="2806" w:type="dxa"/>
+            <w:tcW w:w="2808" w:type="dxa"/>
             <w:tcBorders/>
             <w:vAlign w:val="center"/>
           </w:tcPr>
@@ -769,7 +769,7 @@
         </w:tc>
         <w:tc>
           <w:tcPr>
-            <w:tcW w:w="3391" w:type="dxa"/>
+            <w:tcW w:w="3395" w:type="dxa"/>
             <w:tcBorders/>
             <w:vAlign w:val="center"/>
           </w:tcPr>
@@ -794,7 +794,7 @@
         </w:tc>
         <w:tc>
           <w:tcPr>
-            <w:tcW w:w="2131" w:type="dxa"/>
+            <w:tcW w:w="2148" w:type="dxa"/>
             <w:tcBorders/>
             <w:vAlign w:val="center"/>
           </w:tcPr>
@@ -818,7 +818,7 @@
         <w:trPr/>
         <w:tc>
           <w:tcPr>
-            <w:tcW w:w="2116" w:type="dxa"/>
+            <w:tcW w:w="2119" w:type="dxa"/>
             <w:tcBorders/>
             <w:vAlign w:val="center"/>
           </w:tcPr>
@@ -841,7 +841,7 @@
         </w:tc>
         <w:tc>
           <w:tcPr>
-            <w:tcW w:w="2446" w:type="dxa"/>
+            <w:tcW w:w="2456" w:type="dxa"/>
             <w:tcBorders/>
             <w:vAlign w:val="center"/>
           </w:tcPr>
@@ -864,7 +864,7 @@
         </w:tc>
         <w:tc>
           <w:tcPr>
-            <w:tcW w:w="2806" w:type="dxa"/>
+            <w:tcW w:w="2808" w:type="dxa"/>
             <w:tcBorders/>
             <w:vAlign w:val="center"/>
           </w:tcPr>
@@ -891,7 +891,7 @@
         </w:tc>
         <w:tc>
           <w:tcPr>
-            <w:tcW w:w="3391" w:type="dxa"/>
+            <w:tcW w:w="3395" w:type="dxa"/>
             <w:tcBorders/>
             <w:vAlign w:val="center"/>
           </w:tcPr>
@@ -916,7 +916,7 @@
         </w:tc>
         <w:tc>
           <w:tcPr>
-            <w:tcW w:w="2131" w:type="dxa"/>
+            <w:tcW w:w="2148" w:type="dxa"/>
             <w:tcBorders/>
             <w:vAlign w:val="center"/>
           </w:tcPr>
@@ -940,7 +940,7 @@
         <w:trPr/>
         <w:tc>
           <w:tcPr>
-            <w:tcW w:w="2116" w:type="dxa"/>
+            <w:tcW w:w="2119" w:type="dxa"/>
             <w:tcBorders/>
             <w:vAlign w:val="center"/>
           </w:tcPr>
@@ -993,7 +993,7 @@
         </w:tc>
         <w:tc>
           <w:tcPr>
-            <w:tcW w:w="2446" w:type="dxa"/>
+            <w:tcW w:w="2456" w:type="dxa"/>
             <w:tcBorders/>
             <w:vAlign w:val="center"/>
           </w:tcPr>
@@ -1016,7 +1016,7 @@
         </w:tc>
         <w:tc>
           <w:tcPr>
-            <w:tcW w:w="2806" w:type="dxa"/>
+            <w:tcW w:w="2808" w:type="dxa"/>
             <w:tcBorders/>
             <w:vAlign w:val="center"/>
           </w:tcPr>
@@ -1037,7 +1037,7 @@
         </w:tc>
         <w:tc>
           <w:tcPr>
-            <w:tcW w:w="3391" w:type="dxa"/>
+            <w:tcW w:w="3395" w:type="dxa"/>
             <w:tcBorders/>
             <w:vAlign w:val="center"/>
           </w:tcPr>
@@ -1074,7 +1074,7 @@
         </w:tc>
         <w:tc>
           <w:tcPr>
-            <w:tcW w:w="2131" w:type="dxa"/>
+            <w:tcW w:w="2148" w:type="dxa"/>
             <w:tcBorders/>
             <w:vAlign w:val="center"/>
           </w:tcPr>
@@ -1110,7 +1110,7 @@
         <w:trPr/>
         <w:tc>
           <w:tcPr>
-            <w:tcW w:w="2116" w:type="dxa"/>
+            <w:tcW w:w="2119" w:type="dxa"/>
             <w:tcBorders/>
             <w:vAlign w:val="center"/>
           </w:tcPr>
@@ -1133,7 +1133,7 @@
         </w:tc>
         <w:tc>
           <w:tcPr>
-            <w:tcW w:w="2446" w:type="dxa"/>
+            <w:tcW w:w="2456" w:type="dxa"/>
             <w:tcBorders/>
             <w:vAlign w:val="center"/>
           </w:tcPr>
@@ -1156,7 +1156,7 @@
         </w:tc>
         <w:tc>
           <w:tcPr>
-            <w:tcW w:w="2806" w:type="dxa"/>
+            <w:tcW w:w="2808" w:type="dxa"/>
             <w:tcBorders/>
             <w:vAlign w:val="center"/>
           </w:tcPr>
@@ -1187,7 +1187,7 @@
         </w:tc>
         <w:tc>
           <w:tcPr>
-            <w:tcW w:w="3391" w:type="dxa"/>
+            <w:tcW w:w="3395" w:type="dxa"/>
             <w:tcBorders/>
             <w:vAlign w:val="center"/>
           </w:tcPr>
@@ -1214,7 +1214,7 @@
         </w:tc>
         <w:tc>
           <w:tcPr>
-            <w:tcW w:w="2131" w:type="dxa"/>
+            <w:tcW w:w="2148" w:type="dxa"/>
             <w:tcBorders/>
             <w:vAlign w:val="center"/>
           </w:tcPr>
@@ -1238,7 +1238,7 @@
         <w:trPr/>
         <w:tc>
           <w:tcPr>
-            <w:tcW w:w="2116" w:type="dxa"/>
+            <w:tcW w:w="2119" w:type="dxa"/>
             <w:tcBorders/>
             <w:vAlign w:val="center"/>
           </w:tcPr>
@@ -1285,7 +1285,7 @@
         </w:tc>
         <w:tc>
           <w:tcPr>
-            <w:tcW w:w="2446" w:type="dxa"/>
+            <w:tcW w:w="2456" w:type="dxa"/>
             <w:tcBorders/>
             <w:vAlign w:val="center"/>
           </w:tcPr>
@@ -1308,7 +1308,7 @@
         </w:tc>
         <w:tc>
           <w:tcPr>
-            <w:tcW w:w="2806" w:type="dxa"/>
+            <w:tcW w:w="2808" w:type="dxa"/>
             <w:tcBorders/>
             <w:vAlign w:val="center"/>
           </w:tcPr>
@@ -1335,7 +1335,7 @@
         </w:tc>
         <w:tc>
           <w:tcPr>
-            <w:tcW w:w="3391" w:type="dxa"/>
+            <w:tcW w:w="3395" w:type="dxa"/>
             <w:tcBorders/>
             <w:vAlign w:val="center"/>
           </w:tcPr>
@@ -1428,7 +1428,7 @@
         </w:tc>
         <w:tc>
           <w:tcPr>
-            <w:tcW w:w="2131" w:type="dxa"/>
+            <w:tcW w:w="2148" w:type="dxa"/>
             <w:tcBorders/>
             <w:vAlign w:val="center"/>
           </w:tcPr>
@@ -1468,7 +1468,7 @@
         <w:trPr/>
         <w:tc>
           <w:tcPr>
-            <w:tcW w:w="2116" w:type="dxa"/>
+            <w:tcW w:w="2119" w:type="dxa"/>
             <w:tcBorders/>
             <w:vAlign w:val="center"/>
           </w:tcPr>
@@ -1515,7 +1515,7 @@
         </w:tc>
         <w:tc>
           <w:tcPr>
-            <w:tcW w:w="2446" w:type="dxa"/>
+            <w:tcW w:w="2456" w:type="dxa"/>
             <w:tcBorders/>
             <w:vAlign w:val="center"/>
           </w:tcPr>
@@ -1538,7 +1538,7 @@
         </w:tc>
         <w:tc>
           <w:tcPr>
-            <w:tcW w:w="2806" w:type="dxa"/>
+            <w:tcW w:w="2808" w:type="dxa"/>
             <w:tcBorders/>
             <w:vAlign w:val="center"/>
           </w:tcPr>
@@ -1559,7 +1559,7 @@
         </w:tc>
         <w:tc>
           <w:tcPr>
-            <w:tcW w:w="3391" w:type="dxa"/>
+            <w:tcW w:w="3395" w:type="dxa"/>
             <w:tcBorders/>
             <w:vAlign w:val="center"/>
           </w:tcPr>
@@ -1616,7 +1616,7 @@
         </w:tc>
         <w:tc>
           <w:tcPr>
-            <w:tcW w:w="2131" w:type="dxa"/>
+            <w:tcW w:w="2148" w:type="dxa"/>
             <w:tcBorders/>
             <w:vAlign w:val="center"/>
           </w:tcPr>
@@ -1642,7 +1642,7 @@
         <w:trPr/>
         <w:tc>
           <w:tcPr>
-            <w:tcW w:w="2116" w:type="dxa"/>
+            <w:tcW w:w="2119" w:type="dxa"/>
             <w:tcBorders/>
             <w:vAlign w:val="center"/>
           </w:tcPr>
@@ -1689,7 +1689,7 @@
         </w:tc>
         <w:tc>
           <w:tcPr>
-            <w:tcW w:w="2446" w:type="dxa"/>
+            <w:tcW w:w="2456" w:type="dxa"/>
             <w:tcBorders/>
             <w:vAlign w:val="center"/>
           </w:tcPr>
@@ -1712,7 +1712,7 @@
         </w:tc>
         <w:tc>
           <w:tcPr>
-            <w:tcW w:w="2806" w:type="dxa"/>
+            <w:tcW w:w="2808" w:type="dxa"/>
             <w:tcBorders/>
             <w:vAlign w:val="center"/>
           </w:tcPr>
@@ -1773,7 +1773,7 @@
         </w:tc>
         <w:tc>
           <w:tcPr>
-            <w:tcW w:w="3391" w:type="dxa"/>
+            <w:tcW w:w="3395" w:type="dxa"/>
             <w:tcBorders/>
             <w:vAlign w:val="center"/>
           </w:tcPr>
@@ -1830,7 +1830,7 @@
         </w:tc>
         <w:tc>
           <w:tcPr>
-            <w:tcW w:w="2131" w:type="dxa"/>
+            <w:tcW w:w="2148" w:type="dxa"/>
             <w:tcBorders/>
             <w:vAlign w:val="center"/>
           </w:tcPr>
@@ -1856,7 +1856,7 @@
         <w:trPr/>
         <w:tc>
           <w:tcPr>
-            <w:tcW w:w="2116" w:type="dxa"/>
+            <w:tcW w:w="2119" w:type="dxa"/>
             <w:tcBorders/>
             <w:vAlign w:val="center"/>
           </w:tcPr>
@@ -1903,7 +1903,7 @@
         </w:tc>
         <w:tc>
           <w:tcPr>
-            <w:tcW w:w="2446" w:type="dxa"/>
+            <w:tcW w:w="2456" w:type="dxa"/>
             <w:tcBorders/>
             <w:vAlign w:val="center"/>
           </w:tcPr>
@@ -1930,7 +1930,7 @@
         </w:tc>
         <w:tc>
           <w:tcPr>
-            <w:tcW w:w="2806" w:type="dxa"/>
+            <w:tcW w:w="2808" w:type="dxa"/>
             <w:tcBorders/>
             <w:vAlign w:val="center"/>
           </w:tcPr>
@@ -1951,7 +1951,7 @@
         </w:tc>
         <w:tc>
           <w:tcPr>
-            <w:tcW w:w="3391" w:type="dxa"/>
+            <w:tcW w:w="3395" w:type="dxa"/>
             <w:tcBorders/>
             <w:vAlign w:val="center"/>
           </w:tcPr>
@@ -2008,7 +2008,7 @@
         </w:tc>
         <w:tc>
           <w:tcPr>
-            <w:tcW w:w="2131" w:type="dxa"/>
+            <w:tcW w:w="2148" w:type="dxa"/>
             <w:tcBorders/>
             <w:vAlign w:val="center"/>
           </w:tcPr>
@@ -2044,7 +2044,7 @@
         <w:trPr/>
         <w:tc>
           <w:tcPr>
-            <w:tcW w:w="2116" w:type="dxa"/>
+            <w:tcW w:w="2119" w:type="dxa"/>
             <w:tcBorders/>
             <w:vAlign w:val="center"/>
           </w:tcPr>
@@ -2131,7 +2131,7 @@
         </w:tc>
         <w:tc>
           <w:tcPr>
-            <w:tcW w:w="2446" w:type="dxa"/>
+            <w:tcW w:w="2456" w:type="dxa"/>
             <w:tcBorders/>
             <w:vAlign w:val="center"/>
           </w:tcPr>
@@ -2154,7 +2154,7 @@
         </w:tc>
         <w:tc>
           <w:tcPr>
-            <w:tcW w:w="2806" w:type="dxa"/>
+            <w:tcW w:w="2808" w:type="dxa"/>
             <w:tcBorders/>
             <w:vAlign w:val="center"/>
           </w:tcPr>
@@ -2175,7 +2175,7 @@
         </w:tc>
         <w:tc>
           <w:tcPr>
-            <w:tcW w:w="3391" w:type="dxa"/>
+            <w:tcW w:w="3395" w:type="dxa"/>
             <w:tcBorders/>
             <w:vAlign w:val="center"/>
           </w:tcPr>
@@ -2248,7 +2248,7 @@
         </w:tc>
         <w:tc>
           <w:tcPr>
-            <w:tcW w:w="2131" w:type="dxa"/>
+            <w:tcW w:w="2148" w:type="dxa"/>
             <w:tcBorders/>
             <w:vAlign w:val="center"/>
           </w:tcPr>
@@ -2284,7 +2284,7 @@
         <w:trPr/>
         <w:tc>
           <w:tcPr>
-            <w:tcW w:w="2116" w:type="dxa"/>
+            <w:tcW w:w="2119" w:type="dxa"/>
             <w:tcBorders/>
             <w:vAlign w:val="center"/>
           </w:tcPr>
@@ -2307,7 +2307,7 @@
         </w:tc>
         <w:tc>
           <w:tcPr>
-            <w:tcW w:w="2446" w:type="dxa"/>
+            <w:tcW w:w="2456" w:type="dxa"/>
             <w:tcBorders/>
             <w:vAlign w:val="center"/>
           </w:tcPr>
@@ -2330,7 +2330,7 @@
         </w:tc>
         <w:tc>
           <w:tcPr>
-            <w:tcW w:w="2806" w:type="dxa"/>
+            <w:tcW w:w="2808" w:type="dxa"/>
             <w:tcBorders/>
             <w:vAlign w:val="center"/>
           </w:tcPr>
@@ -2351,7 +2351,7 @@
         </w:tc>
         <w:tc>
           <w:tcPr>
-            <w:tcW w:w="3391" w:type="dxa"/>
+            <w:tcW w:w="3395" w:type="dxa"/>
             <w:tcBorders/>
             <w:vAlign w:val="center"/>
           </w:tcPr>
@@ -2384,7 +2384,7 @@
         </w:tc>
         <w:tc>
           <w:tcPr>
-            <w:tcW w:w="2131" w:type="dxa"/>
+            <w:tcW w:w="2148" w:type="dxa"/>
             <w:tcBorders/>
             <w:vAlign w:val="center"/>
           </w:tcPr>
@@ -2408,7 +2408,7 @@
         <w:trPr/>
         <w:tc>
           <w:tcPr>
-            <w:tcW w:w="2116" w:type="dxa"/>
+            <w:tcW w:w="2119" w:type="dxa"/>
             <w:tcBorders/>
             <w:vAlign w:val="center"/>
           </w:tcPr>
@@ -2431,7 +2431,7 @@
         </w:tc>
         <w:tc>
           <w:tcPr>
-            <w:tcW w:w="2446" w:type="dxa"/>
+            <w:tcW w:w="2456" w:type="dxa"/>
             <w:tcBorders/>
             <w:vAlign w:val="center"/>
           </w:tcPr>
@@ -2468,7 +2468,7 @@
         </w:tc>
         <w:tc>
           <w:tcPr>
-            <w:tcW w:w="2806" w:type="dxa"/>
+            <w:tcW w:w="2808" w:type="dxa"/>
             <w:tcBorders/>
             <w:vAlign w:val="center"/>
           </w:tcPr>
@@ -2519,7 +2519,7 @@
         </w:tc>
         <w:tc>
           <w:tcPr>
-            <w:tcW w:w="3391" w:type="dxa"/>
+            <w:tcW w:w="3395" w:type="dxa"/>
             <w:tcBorders/>
             <w:vAlign w:val="center"/>
           </w:tcPr>
@@ -2572,7 +2572,7 @@
         </w:tc>
         <w:tc>
           <w:tcPr>
-            <w:tcW w:w="2131" w:type="dxa"/>
+            <w:tcW w:w="2148" w:type="dxa"/>
             <w:tcBorders/>
             <w:vAlign w:val="center"/>
           </w:tcPr>
@@ -2596,7 +2596,7 @@
         <w:trPr/>
         <w:tc>
           <w:tcPr>
-            <w:tcW w:w="2116" w:type="dxa"/>
+            <w:tcW w:w="2119" w:type="dxa"/>
             <w:tcBorders/>
             <w:vAlign w:val="center"/>
           </w:tcPr>
@@ -2619,7 +2619,7 @@
         </w:tc>
         <w:tc>
           <w:tcPr>
-            <w:tcW w:w="2446" w:type="dxa"/>
+            <w:tcW w:w="2456" w:type="dxa"/>
             <w:tcBorders/>
             <w:vAlign w:val="center"/>
           </w:tcPr>
@@ -2642,7 +2642,7 @@
         </w:tc>
         <w:tc>
           <w:tcPr>
-            <w:tcW w:w="2806" w:type="dxa"/>
+            <w:tcW w:w="2808" w:type="dxa"/>
             <w:tcBorders/>
             <w:vAlign w:val="center"/>
           </w:tcPr>
@@ -2673,7 +2673,7 @@
         </w:tc>
         <w:tc>
           <w:tcPr>
-            <w:tcW w:w="3391" w:type="dxa"/>
+            <w:tcW w:w="3395" w:type="dxa"/>
             <w:tcBorders/>
             <w:vAlign w:val="center"/>
           </w:tcPr>
@@ -2700,7 +2700,7 @@
         </w:tc>
         <w:tc>
           <w:tcPr>
-            <w:tcW w:w="2131" w:type="dxa"/>
+            <w:tcW w:w="2148" w:type="dxa"/>
             <w:tcBorders/>
             <w:vAlign w:val="center"/>
           </w:tcPr>
@@ -2726,7 +2726,7 @@
         <w:trPr/>
         <w:tc>
           <w:tcPr>
-            <w:tcW w:w="2116" w:type="dxa"/>
+            <w:tcW w:w="2119" w:type="dxa"/>
             <w:tcBorders/>
             <w:vAlign w:val="center"/>
           </w:tcPr>
@@ -2749,7 +2749,7 @@
         </w:tc>
         <w:tc>
           <w:tcPr>
-            <w:tcW w:w="2446" w:type="dxa"/>
+            <w:tcW w:w="2456" w:type="dxa"/>
             <w:tcBorders/>
             <w:vAlign w:val="center"/>
           </w:tcPr>
@@ -2772,7 +2772,7 @@
         </w:tc>
         <w:tc>
           <w:tcPr>
-            <w:tcW w:w="2806" w:type="dxa"/>
+            <w:tcW w:w="2808" w:type="dxa"/>
             <w:tcBorders/>
             <w:vAlign w:val="center"/>
           </w:tcPr>
@@ -2793,7 +2793,7 @@
         </w:tc>
         <w:tc>
           <w:tcPr>
-            <w:tcW w:w="3391" w:type="dxa"/>
+            <w:tcW w:w="3395" w:type="dxa"/>
             <w:tcBorders/>
             <w:vAlign w:val="center"/>
           </w:tcPr>
@@ -2856,7 +2856,7 @@
         </w:tc>
         <w:tc>
           <w:tcPr>
-            <w:tcW w:w="2131" w:type="dxa"/>
+            <w:tcW w:w="2148" w:type="dxa"/>
             <w:tcBorders/>
             <w:vAlign w:val="center"/>
           </w:tcPr>
@@ -2886,7 +2886,7 @@
         <w:trPr/>
         <w:tc>
           <w:tcPr>
-            <w:tcW w:w="2116" w:type="dxa"/>
+            <w:tcW w:w="2119" w:type="dxa"/>
             <w:tcBorders/>
             <w:vAlign w:val="center"/>
           </w:tcPr>
@@ -2909,7 +2909,7 @@
         </w:tc>
         <w:tc>
           <w:tcPr>
-            <w:tcW w:w="2446" w:type="dxa"/>
+            <w:tcW w:w="2456" w:type="dxa"/>
             <w:tcBorders/>
             <w:vAlign w:val="center"/>
           </w:tcPr>
@@ -2932,7 +2932,7 @@
         </w:tc>
         <w:tc>
           <w:tcPr>
-            <w:tcW w:w="2806" w:type="dxa"/>
+            <w:tcW w:w="2808" w:type="dxa"/>
             <w:tcBorders/>
             <w:vAlign w:val="center"/>
           </w:tcPr>
@@ -2953,7 +2953,7 @@
         </w:tc>
         <w:tc>
           <w:tcPr>
-            <w:tcW w:w="3391" w:type="dxa"/>
+            <w:tcW w:w="3395" w:type="dxa"/>
             <w:tcBorders/>
             <w:vAlign w:val="center"/>
           </w:tcPr>
@@ -2976,7 +2976,7 @@
         </w:tc>
         <w:tc>
           <w:tcPr>
-            <w:tcW w:w="2131" w:type="dxa"/>
+            <w:tcW w:w="2148" w:type="dxa"/>
             <w:tcBorders/>
             <w:vAlign w:val="center"/>
           </w:tcPr>
@@ -6381,6 +6381,115 @@
         <w:rPr>
           <w:rStyle w:val="Strong"/>
         </w:rPr>
+        <w:t xml:space="preserve">Symptom: the Stop prints </w:t>
+      </w:r>
+      <w:r>
+        <w:rPr>
+          <w:rStyle w:val="SourceText"/>
+        </w:rPr>
+        <w:t>outside-scope: (could not tell - ...)</w:t>
+      </w:r>
+      <w:r>
+        <w:rPr>
+          <w:rStyle w:val="Strong"/>
+        </w:rPr>
+        <w:t>.</w:t>
+      </w:r>
+      <w:r>
+        <w:rPr/>
+        <w:t xml:space="preserve"> The verify gate's scope line (</w:t>
+      </w:r>
+      <w:r>
+        <w:rPr>
+          <w:rStyle w:val="SourceText"/>
+        </w:rPr>
+        <w:t>scope_report.py</w:t>
+      </w:r>
+      <w:r>
+        <w:rPr/>
+        <w:t xml:space="preserve">) reads the active ticket's approved </w:t>
+      </w:r>
+      <w:r>
+        <w:rPr>
+          <w:rStyle w:val="SourceText"/>
+        </w:rPr>
+        <w:t>.work/tickets/&lt;id&gt;/spec.md ## Touch</w:t>
+      </w:r>
+      <w:r>
+        <w:rPr/>
+        <w:t xml:space="preserve">, as the completion audit does. The reason names the gap: no readable </w:t>
+      </w:r>
+      <w:r>
+        <w:rPr>
+          <w:rStyle w:val="SourceText"/>
+        </w:rPr>
+        <w:t>spec.md</w:t>
+      </w:r>
+      <w:r>
+        <w:rPr/>
+        <w:t xml:space="preserve">, no </w:t>
+      </w:r>
+      <w:r>
+        <w:rPr>
+          <w:rStyle w:val="SourceText"/>
+        </w:rPr>
+        <w:t>## Touch</w:t>
+      </w:r>
+      <w:r>
+        <w:rPr/>
+        <w:t xml:space="preserve"> paths, a Touch that is not approved (approve it, or approve it again after a spec edit), a broken active-ticket pointer, or a pre-1.0 </w:t>
+      </w:r>
+      <w:r>
+        <w:rPr>
+          <w:rStyle w:val="SourceText"/>
+        </w:rPr>
+        <w:t>.work/tickets/&lt;id&gt;.md</w:t>
+      </w:r>
+      <w:r>
+        <w:rPr/>
+        <w:t xml:space="preserve"> ticket (run </w:t>
+      </w:r>
+      <w:r>
+        <w:rPr>
+          <w:rStyle w:val="SourceText"/>
+        </w:rPr>
+        <w:t>/crew:migrate</w:t>
+      </w:r>
+      <w:r>
+        <w:rPr/>
+        <w:t xml:space="preserve">). Before L-0711 the line said every 1.0 ticket's file was missing. It is report-only: the refusal is </w:t>
+      </w:r>
+      <w:r>
+        <w:rPr>
+          <w:rStyle w:val="SourceText"/>
+        </w:rPr>
+        <w:t>/crew:done</w:t>
+      </w:r>
+      <w:r>
+        <w:rPr/>
+        <w:t xml:space="preserve"> check 3.</w:t>
+      </w:r>
+    </w:p>
+    <w:p>
+      <w:pPr>
+        <w:pStyle w:val="BodyText"/>
+        <w:numPr>
+          <w:ilvl w:val="0"/>
+          <w:numId w:val="14"/>
+        </w:numPr>
+        <w:tabs>
+          <w:tab w:val="clear" w:pos="1134"/>
+          <w:tab w:val="left" w:pos="829" w:leader="none"/>
+        </w:tabs>
+        <w:bidi w:val="0"/>
+        <w:ind w:hanging="283" w:left="829"/>
+        <w:jc w:val="left"/>
+        <w:rPr/>
+      </w:pPr>
+      <w:r>
+        <w:rPr>
+          <w:rStyle w:val="Strong"/>
+        </w:rPr>
         <w:t xml:space="preserve">Symptom: </w:t>
       </w:r>
       <w:r>
@@ -8730,9 +8839,9 @@
     </w:p>
     <w:tbl>
       <w:tblPr>
-        <w:tblW w:w="12890" w:type="dxa"/>
+        <w:tblW w:w="12926" w:type="dxa"/>
         <w:jc w:val="left"/>
-        <w:tblInd w:w="0" w:type="dxa"/>
+        <w:tblInd w:w="28" w:type="dxa"/>
         <w:tblLayout w:type="fixed"/>
         <w:tblCellMar>
           <w:top w:w="28" w:type="dxa"/>
@@ -8742,9 +8851,9 @@
         </w:tblCellMar>
       </w:tblPr>
       <w:tblGrid>
-        <w:gridCol w:w="4948"/>
-        <w:gridCol w:w="3984"/>
-        <w:gridCol w:w="3958"/>
+        <w:gridCol w:w="4978"/>
+        <w:gridCol w:w="3967"/>
+        <w:gridCol w:w="3981"/>
       </w:tblGrid>
       <w:tr>
         <w:trPr>
@@ -8752,7 +8861,7 @@
         </w:trPr>
         <w:tc>
           <w:tcPr>
-            <w:tcW w:w="4948" w:type="dxa"/>
+            <w:tcW w:w="4978" w:type="dxa"/>
             <w:tcBorders/>
             <w:vAlign w:val="center"/>
           </w:tcPr>
@@ -8780,7 +8889,7 @@
         </w:tc>
         <w:tc>
           <w:tcPr>
-            <w:tcW w:w="3984" w:type="dxa"/>
+            <w:tcW w:w="3967" w:type="dxa"/>
             <w:tcBorders/>
             <w:vAlign w:val="center"/>
           </w:tcPr>
@@ -8802,7 +8911,7 @@
         </w:tc>
         <w:tc>
           <w:tcPr>
-            <w:tcW w:w="3958" w:type="dxa"/>
+            <w:tcW w:w="3981" w:type="dxa"/>
             <w:tcBorders/>
             <w:vAlign w:val="center"/>
           </w:tcPr>
@@ -8827,7 +8936,7 @@
         <w:trPr/>
         <w:tc>
           <w:tcPr>
-            <w:tcW w:w="4948" w:type="dxa"/>
+            <w:tcW w:w="4978" w:type="dxa"/>
             <w:tcBorders/>
             <w:vAlign w:val="center"/>
           </w:tcPr>
@@ -8850,7 +8959,7 @@
         </w:tc>
         <w:tc>
           <w:tcPr>
-            <w:tcW w:w="3984" w:type="dxa"/>
+            <w:tcW w:w="3967" w:type="dxa"/>
             <w:tcBorders/>
             <w:vAlign w:val="center"/>
           </w:tcPr>
@@ -8881,7 +8990,7 @@
         </w:tc>
         <w:tc>
           <w:tcPr>
-            <w:tcW w:w="3958" w:type="dxa"/>
+            <w:tcW w:w="3981" w:type="dxa"/>
             <w:tcBorders/>
             <w:vAlign w:val="center"/>
           </w:tcPr>
@@ -8915,7 +9024,7 @@
         <w:trPr/>
         <w:tc>
           <w:tcPr>
-            <w:tcW w:w="4948" w:type="dxa"/>
+            <w:tcW w:w="4978" w:type="dxa"/>
             <w:tcBorders/>
             <w:vAlign w:val="center"/>
           </w:tcPr>
@@ -8938,7 +9047,7 @@
         </w:tc>
         <w:tc>
           <w:tcPr>
-            <w:tcW w:w="3984" w:type="dxa"/>
+            <w:tcW w:w="3967" w:type="dxa"/>
             <w:tcBorders/>
             <w:vAlign w:val="center"/>
           </w:tcPr>
@@ -8959,7 +9068,7 @@
         </w:tc>
         <w:tc>
           <w:tcPr>
-            <w:tcW w:w="3958" w:type="dxa"/>
+            <w:tcW w:w="3981" w:type="dxa"/>
             <w:tcBorders/>
             <w:vAlign w:val="center"/>
           </w:tcPr>
@@ -8993,7 +9102,7 @@
         <w:trPr/>
         <w:tc>
           <w:tcPr>
-            <w:tcW w:w="4948" w:type="dxa"/>
+            <w:tcW w:w="4978" w:type="dxa"/>
             <w:tcBorders/>
             <w:vAlign w:val="center"/>
           </w:tcPr>
@@ -9016,7 +9125,7 @@
         </w:tc>
         <w:tc>
           <w:tcPr>
-            <w:tcW w:w="3984" w:type="dxa"/>
+            <w:tcW w:w="3967" w:type="dxa"/>
             <w:tcBorders/>
             <w:vAlign w:val="center"/>
           </w:tcPr>
@@ -9037,7 +9146,7 @@
         </w:tc>
         <w:tc>
           <w:tcPr>
-            <w:tcW w:w="3958" w:type="dxa"/>
+            <w:tcW w:w="3981" w:type="dxa"/>
             <w:tcBorders/>
             <w:vAlign w:val="center"/>
           </w:tcPr>
@@ -9067,7 +9176,7 @@
         <w:trPr/>
         <w:tc>
           <w:tcPr>
-            <w:tcW w:w="4948" w:type="dxa"/>
+            <w:tcW w:w="4978" w:type="dxa"/>
             <w:tcBorders/>
             <w:vAlign w:val="center"/>
           </w:tcPr>
@@ -9090,7 +9199,7 @@
         </w:tc>
         <w:tc>
           <w:tcPr>
-            <w:tcW w:w="3984" w:type="dxa"/>
+            <w:tcW w:w="3967" w:type="dxa"/>
             <w:tcBorders/>
             <w:vAlign w:val="center"/>
           </w:tcPr>
@@ -9111,7 +9220,7 @@
         </w:tc>
         <w:tc>
           <w:tcPr>
-            <w:tcW w:w="3958" w:type="dxa"/>
+            <w:tcW w:w="3981" w:type="dxa"/>
             <w:tcBorders/>
             <w:vAlign w:val="center"/>
           </w:tcPr>
@@ -9145,7 +9254,7 @@
         <w:trPr/>
         <w:tc>
           <w:tcPr>
-            <w:tcW w:w="4948" w:type="dxa"/>
+            <w:tcW w:w="4978" w:type="dxa"/>
             <w:tcBorders/>
             <w:vAlign w:val="center"/>
           </w:tcPr>
@@ -9168,7 +9277,7 @@
         </w:tc>
         <w:tc>
           <w:tcPr>
-            <w:tcW w:w="3984" w:type="dxa"/>
+            <w:tcW w:w="3967" w:type="dxa"/>
             <w:tcBorders/>
             <w:vAlign w:val="center"/>
           </w:tcPr>
@@ -9189,7 +9298,7 @@
         </w:tc>
         <w:tc>
           <w:tcPr>
-            <w:tcW w:w="3958" w:type="dxa"/>
+            <w:tcW w:w="3981" w:type="dxa"/>
             <w:tcBorders/>
             <w:vAlign w:val="center"/>
           </w:tcPr>
@@ -9213,7 +9322,7 @@
         <w:trPr/>
         <w:tc>
           <w:tcPr>
-            <w:tcW w:w="4948" w:type="dxa"/>
+            <w:tcW w:w="4978" w:type="dxa"/>
             <w:tcBorders/>
             <w:vAlign w:val="center"/>
           </w:tcPr>
@@ -9246,7 +9355,7 @@
         </w:tc>
         <w:tc>
           <w:tcPr>
-            <w:tcW w:w="3984" w:type="dxa"/>
+            <w:tcW w:w="3967" w:type="dxa"/>
             <w:tcBorders/>
             <w:vAlign w:val="center"/>
           </w:tcPr>
@@ -9267,7 +9376,7 @@
         </w:tc>
         <w:tc>
           <w:tcPr>
-            <w:tcW w:w="3958" w:type="dxa"/>
+            <w:tcW w:w="3981" w:type="dxa"/>
             <w:tcBorders/>
             <w:vAlign w:val="center"/>
           </w:tcPr>
@@ -9301,7 +9410,7 @@
         <w:trPr/>
         <w:tc>
           <w:tcPr>
-            <w:tcW w:w="4948" w:type="dxa"/>
+            <w:tcW w:w="4978" w:type="dxa"/>
             <w:tcBorders/>
             <w:vAlign w:val="center"/>
           </w:tcPr>
@@ -9324,7 +9433,7 @@
         </w:tc>
         <w:tc>
           <w:tcPr>
-            <w:tcW w:w="3984" w:type="dxa"/>
+            <w:tcW w:w="3967" w:type="dxa"/>
             <w:tcBorders/>
             <w:vAlign w:val="center"/>
           </w:tcPr>
@@ -9351,7 +9460,7 @@
         </w:tc>
         <w:tc>
           <w:tcPr>
-            <w:tcW w:w="3958" w:type="dxa"/>
+            <w:tcW w:w="3981" w:type="dxa"/>
             <w:tcBorders/>
             <w:vAlign w:val="center"/>
           </w:tcPr>
@@ -9387,7 +9496,7 @@
         <w:trPr/>
         <w:tc>
           <w:tcPr>
-            <w:tcW w:w="4948" w:type="dxa"/>
+            <w:tcW w:w="4978" w:type="dxa"/>
             <w:tcBorders/>
             <w:vAlign w:val="center"/>
           </w:tcPr>
@@ -9410,7 +9519,7 @@
         </w:tc>
         <w:tc>
           <w:tcPr>
-            <w:tcW w:w="3984" w:type="dxa"/>
+            <w:tcW w:w="3967" w:type="dxa"/>
             <w:tcBorders/>
             <w:vAlign w:val="center"/>
           </w:tcPr>
@@ -9457,7 +9566,7 @@
         </w:tc>
         <w:tc>
           <w:tcPr>
-            <w:tcW w:w="3958" w:type="dxa"/>
+            <w:tcW w:w="3981" w:type="dxa"/>
             <w:tcBorders/>
             <w:vAlign w:val="center"/>
           </w:tcPr>
@@ -9557,9 +9666,9 @@
     </w:p>
     <w:tbl>
       <w:tblPr>
-        <w:tblW w:w="12890" w:type="dxa"/>
+        <w:tblW w:w="12926" w:type="dxa"/>
         <w:jc w:val="left"/>
-        <w:tblInd w:w="0" w:type="dxa"/>
+        <w:tblInd w:w="28" w:type="dxa"/>
         <w:tblLayout w:type="fixed"/>
         <w:tblCellMar>
           <w:top w:w="28" w:type="dxa"/>
@@ -9569,9 +9678,9 @@
         </w:tblCellMar>
       </w:tblPr>
       <w:tblGrid>
-        <w:gridCol w:w="2100"/>
-        <w:gridCol w:w="4102"/>
-        <w:gridCol w:w="6688"/>
+        <w:gridCol w:w="2479"/>
+        <w:gridCol w:w="4005"/>
+        <w:gridCol w:w="6442"/>
       </w:tblGrid>
       <w:tr>
         <w:trPr>
@@ -9579,7 +9688,7 @@
         </w:trPr>
         <w:tc>
           <w:tcPr>
-            <w:tcW w:w="2100" w:type="dxa"/>
+            <w:tcW w:w="2479" w:type="dxa"/>
             <w:tcBorders/>
             <w:vAlign w:val="center"/>
           </w:tcPr>
@@ -9607,7 +9716,7 @@
         </w:tc>
         <w:tc>
           <w:tcPr>
-            <w:tcW w:w="4102" w:type="dxa"/>
+            <w:tcW w:w="4005" w:type="dxa"/>
             <w:tcBorders/>
             <w:vAlign w:val="center"/>
           </w:tcPr>
@@ -9629,7 +9738,7 @@
         </w:tc>
         <w:tc>
           <w:tcPr>
-            <w:tcW w:w="6688" w:type="dxa"/>
+            <w:tcW w:w="6442" w:type="dxa"/>
             <w:tcBorders/>
             <w:vAlign w:val="center"/>
           </w:tcPr>
@@ -9654,7 +9763,7 @@
         <w:trPr/>
         <w:tc>
           <w:tcPr>
-            <w:tcW w:w="2100" w:type="dxa"/>
+            <w:tcW w:w="2479" w:type="dxa"/>
             <w:tcBorders/>
             <w:vAlign w:val="center"/>
           </w:tcPr>
@@ -9677,7 +9786,7 @@
         </w:tc>
         <w:tc>
           <w:tcPr>
-            <w:tcW w:w="4102" w:type="dxa"/>
+            <w:tcW w:w="4005" w:type="dxa"/>
             <w:tcBorders/>
             <w:vAlign w:val="center"/>
           </w:tcPr>
@@ -9718,7 +9827,7 @@
         </w:tc>
         <w:tc>
           <w:tcPr>
-            <w:tcW w:w="6688" w:type="dxa"/>
+            <w:tcW w:w="6442" w:type="dxa"/>
             <w:tcBorders/>
             <w:vAlign w:val="center"/>
           </w:tcPr>
@@ -9752,7 +9861,7 @@
         <w:trPr/>
         <w:tc>
           <w:tcPr>
-            <w:tcW w:w="2100" w:type="dxa"/>
+            <w:tcW w:w="2479" w:type="dxa"/>
             <w:tcBorders/>
             <w:vAlign w:val="center"/>
           </w:tcPr>
@@ -9775,7 +9884,7 @@
         </w:tc>
         <w:tc>
           <w:tcPr>
-            <w:tcW w:w="4102" w:type="dxa"/>
+            <w:tcW w:w="4005" w:type="dxa"/>
             <w:tcBorders/>
             <w:vAlign w:val="center"/>
           </w:tcPr>
@@ -9796,7 +9905,7 @@
         </w:tc>
         <w:tc>
           <w:tcPr>
-            <w:tcW w:w="6688" w:type="dxa"/>
+            <w:tcW w:w="6442" w:type="dxa"/>
             <w:tcBorders/>
             <w:vAlign w:val="center"/>
           </w:tcPr>
@@ -9820,7 +9929,7 @@
         <w:trPr/>
         <w:tc>
           <w:tcPr>
-            <w:tcW w:w="2100" w:type="dxa"/>
+            <w:tcW w:w="2479" w:type="dxa"/>
             <w:tcBorders/>
             <w:vAlign w:val="center"/>
           </w:tcPr>
@@ -9843,7 +9952,7 @@
         </w:tc>
         <w:tc>
           <w:tcPr>
-            <w:tcW w:w="4102" w:type="dxa"/>
+            <w:tcW w:w="4005" w:type="dxa"/>
             <w:tcBorders/>
             <w:vAlign w:val="center"/>
           </w:tcPr>
@@ -9870,7 +9979,7 @@
         </w:tc>
         <w:tc>
           <w:tcPr>
-            <w:tcW w:w="6688" w:type="dxa"/>
+            <w:tcW w:w="6442" w:type="dxa"/>
             <w:tcBorders/>
             <w:vAlign w:val="center"/>
           </w:tcPr>
@@ -16560,9 +16669,9 @@
     </w:p>
     <w:tbl>
       <w:tblPr>
-        <w:tblW w:w="12890" w:type="dxa"/>
+        <w:tblW w:w="12926" w:type="dxa"/>
         <w:jc w:val="left"/>
-        <w:tblInd w:w="0" w:type="dxa"/>
+        <w:tblInd w:w="28" w:type="dxa"/>
         <w:tblLayout w:type="fixed"/>
         <w:tblCellMar>
           <w:top w:w="28" w:type="dxa"/>
@@ -16572,10 +16681,10 @@
         </w:tblCellMar>
       </w:tblPr>
       <w:tblGrid>
-        <w:gridCol w:w="4251"/>
-        <w:gridCol w:w="1587"/>
-        <w:gridCol w:w="1629"/>
-        <w:gridCol w:w="5423"/>
+        <w:gridCol w:w="4249"/>
+        <w:gridCol w:w="1607"/>
+        <w:gridCol w:w="1634"/>
+        <w:gridCol w:w="5436"/>
       </w:tblGrid>
       <w:tr>
         <w:trPr>
@@ -16583,7 +16692,7 @@
         </w:trPr>
         <w:tc>
           <w:tcPr>
-            <w:tcW w:w="4251" w:type="dxa"/>
+            <w:tcW w:w="4249" w:type="dxa"/>
             <w:tcBorders/>
             <w:vAlign w:val="center"/>
           </w:tcPr>
@@ -16605,7 +16714,7 @@
         </w:tc>
         <w:tc>
           <w:tcPr>
-            <w:tcW w:w="1587" w:type="dxa"/>
+            <w:tcW w:w="1607" w:type="dxa"/>
             <w:tcBorders/>
             <w:vAlign w:val="center"/>
           </w:tcPr>
@@ -16627,7 +16736,7 @@
         </w:tc>
         <w:tc>
           <w:tcPr>
-            <w:tcW w:w="1629" w:type="dxa"/>
+            <w:tcW w:w="1634" w:type="dxa"/>
             <w:tcBorders/>
             <w:vAlign w:val="center"/>
           </w:tcPr>
@@ -16649,7 +16758,7 @@
         </w:tc>
         <w:tc>
           <w:tcPr>
-            <w:tcW w:w="5423" w:type="dxa"/>
+            <w:tcW w:w="5436" w:type="dxa"/>
             <w:tcBorders/>
             <w:vAlign w:val="center"/>
           </w:tcPr>
@@ -16674,7 +16783,7 @@
         <w:trPr/>
         <w:tc>
           <w:tcPr>
-            <w:tcW w:w="4251" w:type="dxa"/>
+            <w:tcW w:w="4249" w:type="dxa"/>
             <w:tcBorders/>
             <w:vAlign w:val="center"/>
           </w:tcPr>
@@ -16697,7 +16806,7 @@
         </w:tc>
         <w:tc>
           <w:tcPr>
-            <w:tcW w:w="1587" w:type="dxa"/>
+            <w:tcW w:w="1607" w:type="dxa"/>
             <w:tcBorders/>
             <w:vAlign w:val="center"/>
           </w:tcPr>
@@ -16718,7 +16827,7 @@
         </w:tc>
         <w:tc>
           <w:tcPr>
-            <w:tcW w:w="1629" w:type="dxa"/>
+            <w:tcW w:w="1634" w:type="dxa"/>
             <w:tcBorders/>
             <w:vAlign w:val="center"/>
           </w:tcPr>
@@ -16751,7 +16860,7 @@
         </w:tc>
         <w:tc>
           <w:tcPr>
-            <w:tcW w:w="5423" w:type="dxa"/>
+            <w:tcW w:w="5436" w:type="dxa"/>
             <w:tcBorders/>
             <w:vAlign w:val="center"/>
           </w:tcPr>
@@ -16801,7 +16910,7 @@
         <w:trPr/>
         <w:tc>
           <w:tcPr>
-            <w:tcW w:w="4251" w:type="dxa"/>
+            <w:tcW w:w="4249" w:type="dxa"/>
             <w:tcBorders/>
             <w:vAlign w:val="center"/>
           </w:tcPr>
@@ -16824,7 +16933,7 @@
         </w:tc>
         <w:tc>
           <w:tcPr>
-            <w:tcW w:w="1587" w:type="dxa"/>
+            <w:tcW w:w="1607" w:type="dxa"/>
             <w:tcBorders/>
             <w:vAlign w:val="center"/>
           </w:tcPr>
@@ -16845,7 +16954,7 @@
         </w:tc>
         <w:tc>
           <w:tcPr>
-            <w:tcW w:w="1629" w:type="dxa"/>
+            <w:tcW w:w="1634" w:type="dxa"/>
             <w:tcBorders/>
             <w:vAlign w:val="center"/>
           </w:tcPr>
@@ -16866,7 +16975,7 @@
         </w:tc>
         <w:tc>
           <w:tcPr>
-            <w:tcW w:w="5423" w:type="dxa"/>
+            <w:tcW w:w="5436" w:type="dxa"/>
             <w:tcBorders/>
             <w:vAlign w:val="center"/>
           </w:tcPr>
@@ -16906,7 +17015,7 @@
         <w:trPr/>
         <w:tc>
           <w:tcPr>
-            <w:tcW w:w="4251" w:type="dxa"/>
+            <w:tcW w:w="4249" w:type="dxa"/>
             <w:tcBorders/>
             <w:vAlign w:val="center"/>
           </w:tcPr>
@@ -16929,7 +17038,7 @@
         </w:tc>
         <w:tc>
           <w:tcPr>
-            <w:tcW w:w="1587" w:type="dxa"/>
+            <w:tcW w:w="1607" w:type="dxa"/>
             <w:tcBorders/>
             <w:vAlign w:val="center"/>
           </w:tcPr>
@@ -16950,7 +17059,7 @@
         </w:tc>
         <w:tc>
           <w:tcPr>
-            <w:tcW w:w="1629" w:type="dxa"/>
+            <w:tcW w:w="1634" w:type="dxa"/>
             <w:tcBorders/>
             <w:vAlign w:val="center"/>
           </w:tcPr>
@@ -16993,7 +17102,7 @@
         </w:tc>
         <w:tc>
           <w:tcPr>
-            <w:tcW w:w="5423" w:type="dxa"/>
+            <w:tcW w:w="5436" w:type="dxa"/>
             <w:tcBorders/>
             <w:vAlign w:val="center"/>
           </w:tcPr>
@@ -17023,7 +17132,7 @@
         <w:trPr/>
         <w:tc>
           <w:tcPr>
-            <w:tcW w:w="4251" w:type="dxa"/>
+            <w:tcW w:w="4249" w:type="dxa"/>
             <w:tcBorders/>
             <w:vAlign w:val="center"/>
           </w:tcPr>
@@ -17046,7 +17155,7 @@
         </w:tc>
         <w:tc>
           <w:tcPr>
-            <w:tcW w:w="1587" w:type="dxa"/>
+            <w:tcW w:w="1607" w:type="dxa"/>
             <w:tcBorders/>
             <w:vAlign w:val="center"/>
           </w:tcPr>
@@ -17067,7 +17176,7 @@
         </w:tc>
         <w:tc>
           <w:tcPr>
-            <w:tcW w:w="1629" w:type="dxa"/>
+            <w:tcW w:w="1634" w:type="dxa"/>
             <w:tcBorders/>
             <w:vAlign w:val="center"/>
           </w:tcPr>
@@ -17110,7 +17219,7 @@
         </w:tc>
         <w:tc>
           <w:tcPr>
-            <w:tcW w:w="5423" w:type="dxa"/>
+            <w:tcW w:w="5436" w:type="dxa"/>
             <w:tcBorders/>
             <w:vAlign w:val="center"/>
           </w:tcPr>
@@ -17140,7 +17249,7 @@
         <w:trPr/>
         <w:tc>
           <w:tcPr>
-            <w:tcW w:w="4251" w:type="dxa"/>
+            <w:tcW w:w="4249" w:type="dxa"/>
             <w:tcBorders/>
             <w:vAlign w:val="center"/>
           </w:tcPr>
@@ -17213,7 +17322,7 @@
         </w:tc>
         <w:tc>
           <w:tcPr>
-            <w:tcW w:w="1587" w:type="dxa"/>
+            <w:tcW w:w="1607" w:type="dxa"/>
             <w:tcBorders/>
             <w:vAlign w:val="center"/>
           </w:tcPr>
@@ -17234,7 +17343,7 @@
         </w:tc>
         <w:tc>
           <w:tcPr>
-            <w:tcW w:w="1629" w:type="dxa"/>
+            <w:tcW w:w="1634" w:type="dxa"/>
             <w:tcBorders/>
             <w:vAlign w:val="center"/>
           </w:tcPr>
@@ -17277,7 +17386,7 @@
         </w:tc>
         <w:tc>
           <w:tcPr>
-            <w:tcW w:w="5423" w:type="dxa"/>
+            <w:tcW w:w="5436" w:type="dxa"/>
             <w:tcBorders/>
             <w:vAlign w:val="center"/>
           </w:tcPr>
@@ -17311,7 +17420,7 @@
         <w:trPr/>
         <w:tc>
           <w:tcPr>
-            <w:tcW w:w="4251" w:type="dxa"/>
+            <w:tcW w:w="4249" w:type="dxa"/>
             <w:tcBorders/>
             <w:vAlign w:val="center"/>
           </w:tcPr>
@@ -17334,7 +17443,7 @@
         </w:tc>
         <w:tc>
           <w:tcPr>
-            <w:tcW w:w="1587" w:type="dxa"/>
+            <w:tcW w:w="1607" w:type="dxa"/>
             <w:tcBorders/>
             <w:vAlign w:val="center"/>
           </w:tcPr>
@@ -17355,7 +17464,7 @@
         </w:tc>
         <w:tc>
           <w:tcPr>
-            <w:tcW w:w="1629" w:type="dxa"/>
+            <w:tcW w:w="1634" w:type="dxa"/>
             <w:tcBorders/>
             <w:vAlign w:val="center"/>
           </w:tcPr>
@@ -17398,7 +17507,7 @@
         </w:tc>
         <w:tc>
           <w:tcPr>
-            <w:tcW w:w="5423" w:type="dxa"/>
+            <w:tcW w:w="5436" w:type="dxa"/>
             <w:tcBorders/>
             <w:vAlign w:val="center"/>
           </w:tcPr>
@@ -17448,7 +17557,7 @@
         <w:trPr/>
         <w:tc>
           <w:tcPr>
-            <w:tcW w:w="4251" w:type="dxa"/>
+            <w:tcW w:w="4249" w:type="dxa"/>
             <w:tcBorders/>
             <w:vAlign w:val="center"/>
           </w:tcPr>
@@ -17471,7 +17580,7 @@
         </w:tc>
         <w:tc>
           <w:tcPr>
-            <w:tcW w:w="1587" w:type="dxa"/>
+            <w:tcW w:w="1607" w:type="dxa"/>
             <w:tcBorders/>
             <w:vAlign w:val="center"/>
           </w:tcPr>
@@ -17492,7 +17601,7 @@
         </w:tc>
         <w:tc>
           <w:tcPr>
-            <w:tcW w:w="1629" w:type="dxa"/>
+            <w:tcW w:w="1634" w:type="dxa"/>
             <w:tcBorders/>
             <w:vAlign w:val="center"/>
           </w:tcPr>
@@ -17513,7 +17622,7 @@
         </w:tc>
         <w:tc>
           <w:tcPr>
-            <w:tcW w:w="5423" w:type="dxa"/>
+            <w:tcW w:w="5436" w:type="dxa"/>
             <w:tcBorders/>
             <w:vAlign w:val="center"/>
           </w:tcPr>
@@ -17543,7 +17652,7 @@
         <w:trPr/>
         <w:tc>
           <w:tcPr>
-            <w:tcW w:w="4251" w:type="dxa"/>
+            <w:tcW w:w="4249" w:type="dxa"/>
             <w:tcBorders/>
             <w:vAlign w:val="center"/>
           </w:tcPr>
@@ -17566,7 +17675,7 @@
         </w:tc>
         <w:tc>
           <w:tcPr>
-            <w:tcW w:w="1587" w:type="dxa"/>
+            <w:tcW w:w="1607" w:type="dxa"/>
             <w:tcBorders/>
             <w:vAlign w:val="center"/>
           </w:tcPr>
@@ -17597,7 +17706,7 @@
         </w:tc>
         <w:tc>
           <w:tcPr>
-            <w:tcW w:w="1629" w:type="dxa"/>
+            <w:tcW w:w="1634" w:type="dxa"/>
             <w:tcBorders/>
             <w:vAlign w:val="center"/>
           </w:tcPr>
@@ -17618,7 +17727,7 @@
         </w:tc>
         <w:tc>
           <w:tcPr>
-            <w:tcW w:w="5423" w:type="dxa"/>
+            <w:tcW w:w="5436" w:type="dxa"/>
             <w:tcBorders/>
             <w:vAlign w:val="center"/>
           </w:tcPr>
@@ -17648,7 +17757,7 @@
         <w:trPr/>
         <w:tc>
           <w:tcPr>
-            <w:tcW w:w="4251" w:type="dxa"/>
+            <w:tcW w:w="4249" w:type="dxa"/>
             <w:tcBorders/>
             <w:vAlign w:val="center"/>
           </w:tcPr>
@@ -17681,7 +17790,7 @@
         </w:tc>
         <w:tc>
           <w:tcPr>
-            <w:tcW w:w="1587" w:type="dxa"/>
+            <w:tcW w:w="1607" w:type="dxa"/>
             <w:tcBorders/>
             <w:vAlign w:val="center"/>
           </w:tcPr>
@@ -17702,7 +17811,7 @@
         </w:tc>
         <w:tc>
           <w:tcPr>
-            <w:tcW w:w="1629" w:type="dxa"/>
+            <w:tcW w:w="1634" w:type="dxa"/>
             <w:tcBorders/>
             <w:vAlign w:val="center"/>
           </w:tcPr>
@@ -17745,7 +17854,7 @@
         </w:tc>
         <w:tc>
           <w:tcPr>
-            <w:tcW w:w="5423" w:type="dxa"/>
+            <w:tcW w:w="5436" w:type="dxa"/>
             <w:tcBorders/>
             <w:vAlign w:val="center"/>
           </w:tcPr>
@@ -17775,7 +17884,7 @@
         <w:trPr/>
         <w:tc>
           <w:tcPr>
-            <w:tcW w:w="4251" w:type="dxa"/>
+            <w:tcW w:w="4249" w:type="dxa"/>
             <w:tcBorders/>
             <w:vAlign w:val="center"/>
           </w:tcPr>
@@ -17798,7 +17907,7 @@
         </w:tc>
         <w:tc>
           <w:tcPr>
-            <w:tcW w:w="1587" w:type="dxa"/>
+            <w:tcW w:w="1607" w:type="dxa"/>
             <w:tcBorders/>
             <w:vAlign w:val="center"/>
           </w:tcPr>
@@ -17819,7 +17928,7 @@
         </w:tc>
         <w:tc>
           <w:tcPr>
-            <w:tcW w:w="1629" w:type="dxa"/>
+            <w:tcW w:w="1634" w:type="dxa"/>
             <w:tcBorders/>
             <w:vAlign w:val="center"/>
           </w:tcPr>
@@ -17872,7 +17981,7 @@
         </w:tc>
         <w:tc>
           <w:tcPr>
-            <w:tcW w:w="5423" w:type="dxa"/>
+            <w:tcW w:w="5436" w:type="dxa"/>
             <w:tcBorders/>
             <w:vAlign w:val="center"/>
           </w:tcPr>
@@ -17902,7 +18011,7 @@
         <w:trPr/>
         <w:tc>
           <w:tcPr>
-            <w:tcW w:w="4251" w:type="dxa"/>
+            <w:tcW w:w="4249" w:type="dxa"/>
             <w:tcBorders/>
             <w:vAlign w:val="center"/>
           </w:tcPr>
@@ -17925,7 +18034,7 @@
         </w:tc>
         <w:tc>
           <w:tcPr>
-            <w:tcW w:w="1587" w:type="dxa"/>
+            <w:tcW w:w="1607" w:type="dxa"/>
             <w:tcBorders/>
             <w:vAlign w:val="center"/>
           </w:tcPr>
@@ -17946,7 +18055,7 @@
         </w:tc>
         <w:tc>
           <w:tcPr>
-            <w:tcW w:w="1629" w:type="dxa"/>
+            <w:tcW w:w="1634" w:type="dxa"/>
             <w:tcBorders/>
             <w:vAlign w:val="center"/>
           </w:tcPr>
@@ -17967,7 +18076,7 @@
         </w:tc>
         <w:tc>
           <w:tcPr>
-            <w:tcW w:w="5423" w:type="dxa"/>
+            <w:tcW w:w="5436" w:type="dxa"/>
             <w:tcBorders/>
             <w:vAlign w:val="center"/>
           </w:tcPr>
@@ -18027,7 +18136,7 @@
         <w:trPr/>
         <w:tc>
           <w:tcPr>
-            <w:tcW w:w="4251" w:type="dxa"/>
+            <w:tcW w:w="4249" w:type="dxa"/>
             <w:tcBorders/>
             <w:vAlign w:val="center"/>
           </w:tcPr>
@@ -18050,7 +18159,7 @@
         </w:tc>
         <w:tc>
           <w:tcPr>
-            <w:tcW w:w="1587" w:type="dxa"/>
+            <w:tcW w:w="1607" w:type="dxa"/>
             <w:tcBorders/>
             <w:vAlign w:val="center"/>
           </w:tcPr>
@@ -18071,7 +18180,7 @@
         </w:tc>
         <w:tc>
           <w:tcPr>
-            <w:tcW w:w="1629" w:type="dxa"/>
+            <w:tcW w:w="1634" w:type="dxa"/>
             <w:tcBorders/>
             <w:vAlign w:val="center"/>
           </w:tcPr>
@@ -18092,7 +18201,7 @@
         </w:tc>
         <w:tc>
           <w:tcPr>
-            <w:tcW w:w="5423" w:type="dxa"/>
+            <w:tcW w:w="5436" w:type="dxa"/>
             <w:tcBorders/>
             <w:vAlign w:val="center"/>
           </w:tcPr>
@@ -18122,7 +18231,7 @@
         <w:trPr/>
         <w:tc>
           <w:tcPr>
-            <w:tcW w:w="4251" w:type="dxa"/>
+            <w:tcW w:w="4249" w:type="dxa"/>
             <w:tcBorders/>
             <w:vAlign w:val="center"/>
           </w:tcPr>
@@ -18145,7 +18254,7 @@
         </w:tc>
         <w:tc>
           <w:tcPr>
-            <w:tcW w:w="1587" w:type="dxa"/>
+            <w:tcW w:w="1607" w:type="dxa"/>
             <w:tcBorders/>
             <w:vAlign w:val="center"/>
           </w:tcPr>
@@ -18166,7 +18275,7 @@
         </w:tc>
         <w:tc>
           <w:tcPr>
-            <w:tcW w:w="1629" w:type="dxa"/>
+            <w:tcW w:w="1634" w:type="dxa"/>
             <w:tcBorders/>
             <w:vAlign w:val="center"/>
           </w:tcPr>
@@ -18187,7 +18296,7 @@
         </w:tc>
         <w:tc>
           <w:tcPr>
-            <w:tcW w:w="5423" w:type="dxa"/>
+            <w:tcW w:w="5436" w:type="dxa"/>
             <w:tcBorders/>
             <w:vAlign w:val="center"/>
           </w:tcPr>
@@ -18227,7 +18336,7 @@
         <w:trPr/>
         <w:tc>
           <w:tcPr>
-            <w:tcW w:w="4251" w:type="dxa"/>
+            <w:tcW w:w="4249" w:type="dxa"/>
             <w:tcBorders/>
             <w:vAlign w:val="center"/>
           </w:tcPr>
@@ -18260,7 +18369,7 @@
         </w:tc>
         <w:tc>
           <w:tcPr>
-            <w:tcW w:w="1587" w:type="dxa"/>
+            <w:tcW w:w="1607" w:type="dxa"/>
             <w:tcBorders/>
             <w:vAlign w:val="center"/>
           </w:tcPr>
@@ -18281,7 +18390,7 @@
         </w:tc>
         <w:tc>
           <w:tcPr>
-            <w:tcW w:w="1629" w:type="dxa"/>
+            <w:tcW w:w="1634" w:type="dxa"/>
             <w:tcBorders/>
             <w:vAlign w:val="center"/>
           </w:tcPr>
@@ -18302,7 +18411,7 @@
         </w:tc>
         <w:tc>
           <w:tcPr>
-            <w:tcW w:w="5423" w:type="dxa"/>
+            <w:tcW w:w="5436" w:type="dxa"/>
             <w:tcBorders/>
             <w:vAlign w:val="center"/>
           </w:tcPr>
@@ -18326,7 +18435,7 @@
         <w:trPr/>
         <w:tc>
           <w:tcPr>
-            <w:tcW w:w="4251" w:type="dxa"/>
+            <w:tcW w:w="4249" w:type="dxa"/>
             <w:tcBorders/>
             <w:vAlign w:val="center"/>
           </w:tcPr>
@@ -18349,7 +18458,7 @@
         </w:tc>
         <w:tc>
           <w:tcPr>
-            <w:tcW w:w="1587" w:type="dxa"/>
+            <w:tcW w:w="1607" w:type="dxa"/>
             <w:tcBorders/>
             <w:vAlign w:val="center"/>
           </w:tcPr>
@@ -18370,7 +18479,7 @@
         </w:tc>
         <w:tc>
           <w:tcPr>
-            <w:tcW w:w="1629" w:type="dxa"/>
+            <w:tcW w:w="1634" w:type="dxa"/>
             <w:tcBorders/>
             <w:vAlign w:val="center"/>
           </w:tcPr>
@@ -18413,7 +18522,7 @@
         </w:tc>
         <w:tc>
           <w:tcPr>
-            <w:tcW w:w="5423" w:type="dxa"/>
+            <w:tcW w:w="5436" w:type="dxa"/>
             <w:tcBorders/>
             <w:vAlign w:val="center"/>
           </w:tcPr>
@@ -18477,7 +18586,7 @@
         <w:trPr/>
         <w:tc>
           <w:tcPr>
-            <w:tcW w:w="4251" w:type="dxa"/>
+            <w:tcW w:w="4249" w:type="dxa"/>
             <w:tcBorders/>
             <w:vAlign w:val="center"/>
           </w:tcPr>
@@ -18500,7 +18609,7 @@
         </w:tc>
         <w:tc>
           <w:tcPr>
-            <w:tcW w:w="1587" w:type="dxa"/>
+            <w:tcW w:w="1607" w:type="dxa"/>
             <w:tcBorders/>
             <w:vAlign w:val="center"/>
           </w:tcPr>
@@ -18521,7 +18630,7 @@
         </w:tc>
         <w:tc>
           <w:tcPr>
-            <w:tcW w:w="1629" w:type="dxa"/>
+            <w:tcW w:w="1634" w:type="dxa"/>
             <w:tcBorders/>
             <w:vAlign w:val="center"/>
           </w:tcPr>
@@ -18542,7 +18651,7 @@
         </w:tc>
         <w:tc>
           <w:tcPr>
-            <w:tcW w:w="5423" w:type="dxa"/>
+            <w:tcW w:w="5436" w:type="dxa"/>
             <w:tcBorders/>
             <w:vAlign w:val="center"/>
           </w:tcPr>
@@ -18572,7 +18681,7 @@
         <w:trPr/>
         <w:tc>
           <w:tcPr>
-            <w:tcW w:w="4251" w:type="dxa"/>
+            <w:tcW w:w="4249" w:type="dxa"/>
             <w:tcBorders/>
             <w:vAlign w:val="center"/>
           </w:tcPr>
@@ -18595,7 +18704,7 @@
         </w:tc>
         <w:tc>
           <w:tcPr>
-            <w:tcW w:w="1587" w:type="dxa"/>
+            <w:tcW w:w="1607" w:type="dxa"/>
             <w:tcBorders/>
             <w:vAlign w:val="center"/>
           </w:tcPr>
@@ -18616,7 +18725,7 @@
         </w:tc>
         <w:tc>
           <w:tcPr>
-            <w:tcW w:w="1629" w:type="dxa"/>
+            <w:tcW w:w="1634" w:type="dxa"/>
             <w:tcBorders/>
             <w:vAlign w:val="center"/>
           </w:tcPr>
@@ -18647,7 +18756,7 @@
         </w:tc>
         <w:tc>
           <w:tcPr>
-            <w:tcW w:w="5423" w:type="dxa"/>
+            <w:tcW w:w="5436" w:type="dxa"/>
             <w:tcBorders/>
             <w:vAlign w:val="center"/>
           </w:tcPr>
@@ -20416,9 +20525,9 @@
     </w:p>
     <w:tbl>
       <w:tblPr>
-        <w:tblW w:w="12890" w:type="dxa"/>
+        <w:tblW w:w="12926" w:type="dxa"/>
         <w:jc w:val="left"/>
-        <w:tblInd w:w="0" w:type="dxa"/>
+        <w:tblInd w:w="28" w:type="dxa"/>
         <w:tblLayout w:type="fixed"/>
         <w:tblCellMar>
           <w:top w:w="28" w:type="dxa"/>
@@ -20428,10 +20537,10 @@
         </w:tblCellMar>
       </w:tblPr>
       <w:tblGrid>
-        <w:gridCol w:w="2685"/>
-        <w:gridCol w:w="4096"/>
-        <w:gridCol w:w="1956"/>
-        <w:gridCol w:w="4153"/>
+        <w:gridCol w:w="2552"/>
+        <w:gridCol w:w="4100"/>
+        <w:gridCol w:w="2009"/>
+        <w:gridCol w:w="4265"/>
       </w:tblGrid>
       <w:tr>
         <w:trPr>
@@ -20439,7 +20548,7 @@
         </w:trPr>
         <w:tc>
           <w:tcPr>
-            <w:tcW w:w="2685" w:type="dxa"/>
+            <w:tcW w:w="2552" w:type="dxa"/>
             <w:tcBorders/>
             <w:vAlign w:val="center"/>
           </w:tcPr>
@@ -20461,7 +20570,7 @@
         </w:tc>
         <w:tc>
           <w:tcPr>
-            <w:tcW w:w="4096" w:type="dxa"/>
+            <w:tcW w:w="4100" w:type="dxa"/>
             <w:tcBorders/>
             <w:vAlign w:val="center"/>
           </w:tcPr>
@@ -20483,7 +20592,7 @@
         </w:tc>
         <w:tc>
           <w:tcPr>
-            <w:tcW w:w="1956" w:type="dxa"/>
+            <w:tcW w:w="2009" w:type="dxa"/>
             <w:tcBorders/>
             <w:vAlign w:val="center"/>
           </w:tcPr>
@@ -20505,7 +20614,7 @@
         </w:tc>
         <w:tc>
           <w:tcPr>
-            <w:tcW w:w="4153" w:type="dxa"/>
+            <w:tcW w:w="4265" w:type="dxa"/>
             <w:tcBorders/>
             <w:vAlign w:val="center"/>
           </w:tcPr>
@@ -20530,7 +20639,7 @@
         <w:trPr/>
         <w:tc>
           <w:tcPr>
-            <w:tcW w:w="2685" w:type="dxa"/>
+            <w:tcW w:w="2552" w:type="dxa"/>
             <w:tcBorders/>
             <w:vAlign w:val="center"/>
           </w:tcPr>
@@ -20567,7 +20676,7 @@
         </w:tc>
         <w:tc>
           <w:tcPr>
-            <w:tcW w:w="4096" w:type="dxa"/>
+            <w:tcW w:w="4100" w:type="dxa"/>
             <w:tcBorders/>
             <w:vAlign w:val="center"/>
           </w:tcPr>
@@ -20590,7 +20699,7 @@
         </w:tc>
         <w:tc>
           <w:tcPr>
-            <w:tcW w:w="1956" w:type="dxa"/>
+            <w:tcW w:w="2009" w:type="dxa"/>
             <w:tcBorders/>
             <w:vAlign w:val="center"/>
           </w:tcPr>
@@ -20613,7 +20722,7 @@
         </w:tc>
         <w:tc>
           <w:tcPr>
-            <w:tcW w:w="4153" w:type="dxa"/>
+            <w:tcW w:w="4265" w:type="dxa"/>
             <w:tcBorders/>
             <w:vAlign w:val="center"/>
           </w:tcPr>
@@ -20637,7 +20746,7 @@
         <w:trPr/>
         <w:tc>
           <w:tcPr>
-            <w:tcW w:w="2685" w:type="dxa"/>
+            <w:tcW w:w="2552" w:type="dxa"/>
             <w:tcBorders/>
             <w:vAlign w:val="center"/>
           </w:tcPr>
@@ -20658,7 +20767,7 @@
         </w:tc>
         <w:tc>
           <w:tcPr>
-            <w:tcW w:w="4096" w:type="dxa"/>
+            <w:tcW w:w="4100" w:type="dxa"/>
             <w:tcBorders/>
             <w:vAlign w:val="center"/>
           </w:tcPr>
@@ -20681,7 +20790,7 @@
         </w:tc>
         <w:tc>
           <w:tcPr>
-            <w:tcW w:w="1956" w:type="dxa"/>
+            <w:tcW w:w="2009" w:type="dxa"/>
             <w:tcBorders/>
             <w:vAlign w:val="center"/>
           </w:tcPr>
@@ -20754,7 +20863,7 @@
         </w:tc>
         <w:tc>
           <w:tcPr>
-            <w:tcW w:w="4153" w:type="dxa"/>
+            <w:tcW w:w="4265" w:type="dxa"/>
             <w:tcBorders/>
             <w:vAlign w:val="center"/>
           </w:tcPr>
@@ -20778,7 +20887,7 @@
         <w:trPr/>
         <w:tc>
           <w:tcPr>
-            <w:tcW w:w="2685" w:type="dxa"/>
+            <w:tcW w:w="2552" w:type="dxa"/>
             <w:tcBorders/>
             <w:vAlign w:val="center"/>
           </w:tcPr>
@@ -20799,7 +20908,7 @@
         </w:tc>
         <w:tc>
           <w:tcPr>
-            <w:tcW w:w="4096" w:type="dxa"/>
+            <w:tcW w:w="4100" w:type="dxa"/>
             <w:tcBorders/>
             <w:vAlign w:val="center"/>
           </w:tcPr>
@@ -20822,7 +20931,7 @@
         </w:tc>
         <w:tc>
           <w:tcPr>
-            <w:tcW w:w="1956" w:type="dxa"/>
+            <w:tcW w:w="2009" w:type="dxa"/>
             <w:tcBorders/>
             <w:vAlign w:val="center"/>
           </w:tcPr>
@@ -20843,7 +20952,7 @@
         </w:tc>
         <w:tc>
           <w:tcPr>
-            <w:tcW w:w="4153" w:type="dxa"/>
+            <w:tcW w:w="4265" w:type="dxa"/>
             <w:tcBorders/>
             <w:vAlign w:val="center"/>
           </w:tcPr>
@@ -20867,7 +20976,7 @@
         <w:trPr/>
         <w:tc>
           <w:tcPr>
-            <w:tcW w:w="2685" w:type="dxa"/>
+            <w:tcW w:w="2552" w:type="dxa"/>
             <w:tcBorders/>
             <w:vAlign w:val="center"/>
           </w:tcPr>
@@ -20888,7 +20997,7 @@
         </w:tc>
         <w:tc>
           <w:tcPr>
-            <w:tcW w:w="4096" w:type="dxa"/>
+            <w:tcW w:w="4100" w:type="dxa"/>
             <w:tcBorders/>
             <w:vAlign w:val="center"/>
           </w:tcPr>
@@ -20911,7 +21020,7 @@
         </w:tc>
         <w:tc>
           <w:tcPr>
-            <w:tcW w:w="1956" w:type="dxa"/>
+            <w:tcW w:w="2009" w:type="dxa"/>
             <w:tcBorders/>
             <w:vAlign w:val="center"/>
           </w:tcPr>
@@ -20934,7 +21043,7 @@
         </w:tc>
         <w:tc>
           <w:tcPr>
-            <w:tcW w:w="4153" w:type="dxa"/>
+            <w:tcW w:w="4265" w:type="dxa"/>
             <w:tcBorders/>
             <w:vAlign w:val="center"/>
           </w:tcPr>
@@ -20958,7 +21067,7 @@
         <w:trPr/>
         <w:tc>
           <w:tcPr>
-            <w:tcW w:w="2685" w:type="dxa"/>
+            <w:tcW w:w="2552" w:type="dxa"/>
             <w:tcBorders/>
             <w:vAlign w:val="center"/>
           </w:tcPr>
@@ -20979,7 +21088,7 @@
         </w:tc>
         <w:tc>
           <w:tcPr>
-            <w:tcW w:w="4096" w:type="dxa"/>
+            <w:tcW w:w="4100" w:type="dxa"/>
             <w:tcBorders/>
             <w:vAlign w:val="center"/>
           </w:tcPr>
@@ -21002,7 +21111,7 @@
         </w:tc>
         <w:tc>
           <w:tcPr>
-            <w:tcW w:w="1956" w:type="dxa"/>
+            <w:tcW w:w="2009" w:type="dxa"/>
             <w:tcBorders/>
             <w:vAlign w:val="center"/>
           </w:tcPr>
@@ -21025,7 +21134,7 @@
         </w:tc>
         <w:tc>
           <w:tcPr>
-            <w:tcW w:w="4153" w:type="dxa"/>
+            <w:tcW w:w="4265" w:type="dxa"/>
             <w:tcBorders/>
             <w:vAlign w:val="center"/>
           </w:tcPr>
@@ -21049,7 +21158,7 @@
         <w:trPr/>
         <w:tc>
           <w:tcPr>
-            <w:tcW w:w="2685" w:type="dxa"/>
+            <w:tcW w:w="2552" w:type="dxa"/>
             <w:tcBorders/>
             <w:vAlign w:val="center"/>
           </w:tcPr>
@@ -21076,7 +21185,7 @@
         </w:tc>
         <w:tc>
           <w:tcPr>
-            <w:tcW w:w="4096" w:type="dxa"/>
+            <w:tcW w:w="4100" w:type="dxa"/>
             <w:tcBorders/>
             <w:vAlign w:val="center"/>
           </w:tcPr>
@@ -21099,7 +21208,7 @@
         </w:tc>
         <w:tc>
           <w:tcPr>
-            <w:tcW w:w="1956" w:type="dxa"/>
+            <w:tcW w:w="2009" w:type="dxa"/>
             <w:tcBorders/>
             <w:vAlign w:val="center"/>
           </w:tcPr>
@@ -21122,7 +21231,7 @@
         </w:tc>
         <w:tc>
           <w:tcPr>
-            <w:tcW w:w="4153" w:type="dxa"/>
+            <w:tcW w:w="4265" w:type="dxa"/>
             <w:tcBorders/>
             <w:vAlign w:val="center"/>
           </w:tcPr>
@@ -21156,7 +21265,7 @@
         <w:trPr/>
         <w:tc>
           <w:tcPr>
-            <w:tcW w:w="2685" w:type="dxa"/>
+            <w:tcW w:w="2552" w:type="dxa"/>
             <w:tcBorders/>
             <w:vAlign w:val="center"/>
           </w:tcPr>
@@ -21179,7 +21288,7 @@
         </w:tc>
         <w:tc>
           <w:tcPr>
-            <w:tcW w:w="4096" w:type="dxa"/>
+            <w:tcW w:w="4100" w:type="dxa"/>
             <w:tcBorders/>
             <w:vAlign w:val="center"/>
           </w:tcPr>
@@ -21202,7 +21311,7 @@
         </w:tc>
         <w:tc>
           <w:tcPr>
-            <w:tcW w:w="1956" w:type="dxa"/>
+            <w:tcW w:w="2009" w:type="dxa"/>
             <w:tcBorders/>
             <w:vAlign w:val="center"/>
           </w:tcPr>
@@ -21225,7 +21334,7 @@
         </w:tc>
         <w:tc>
           <w:tcPr>
-            <w:tcW w:w="4153" w:type="dxa"/>
+            <w:tcW w:w="4265" w:type="dxa"/>
             <w:tcBorders/>
             <w:vAlign w:val="center"/>
           </w:tcPr>
@@ -21279,7 +21388,7 @@
         <w:trPr/>
         <w:tc>
           <w:tcPr>
-            <w:tcW w:w="2685" w:type="dxa"/>
+            <w:tcW w:w="2552" w:type="dxa"/>
             <w:tcBorders/>
             <w:vAlign w:val="center"/>
           </w:tcPr>
@@ -21316,7 +21425,7 @@
         </w:tc>
         <w:tc>
           <w:tcPr>
-            <w:tcW w:w="4096" w:type="dxa"/>
+            <w:tcW w:w="4100" w:type="dxa"/>
             <w:tcBorders/>
             <w:vAlign w:val="center"/>
           </w:tcPr>
@@ -21339,7 +21448,7 @@
         </w:tc>
         <w:tc>
           <w:tcPr>
-            <w:tcW w:w="1956" w:type="dxa"/>
+            <w:tcW w:w="2009" w:type="dxa"/>
             <w:tcBorders/>
             <w:vAlign w:val="center"/>
           </w:tcPr>
@@ -21362,7 +21471,7 @@
         </w:tc>
         <w:tc>
           <w:tcPr>
-            <w:tcW w:w="4153" w:type="dxa"/>
+            <w:tcW w:w="4265" w:type="dxa"/>
             <w:tcBorders/>
             <w:vAlign w:val="center"/>
           </w:tcPr>
@@ -21396,7 +21505,7 @@
         <w:trPr/>
         <w:tc>
           <w:tcPr>
-            <w:tcW w:w="2685" w:type="dxa"/>
+            <w:tcW w:w="2552" w:type="dxa"/>
             <w:tcBorders/>
             <w:vAlign w:val="center"/>
           </w:tcPr>
@@ -21419,7 +21528,7 @@
         </w:tc>
         <w:tc>
           <w:tcPr>
-            <w:tcW w:w="4096" w:type="dxa"/>
+            <w:tcW w:w="4100" w:type="dxa"/>
             <w:tcBorders/>
             <w:vAlign w:val="center"/>
           </w:tcPr>
@@ -21442,7 +21551,7 @@
         </w:tc>
         <w:tc>
           <w:tcPr>
-            <w:tcW w:w="1956" w:type="dxa"/>
+            <w:tcW w:w="2009" w:type="dxa"/>
             <w:tcBorders/>
             <w:vAlign w:val="center"/>
           </w:tcPr>
@@ -21465,7 +21574,7 @@
         </w:tc>
         <w:tc>
           <w:tcPr>
-            <w:tcW w:w="4153" w:type="dxa"/>
+            <w:tcW w:w="4265" w:type="dxa"/>
             <w:tcBorders/>
             <w:vAlign w:val="center"/>
           </w:tcPr>
@@ -21519,7 +21628,7 @@
         <w:trPr/>
         <w:tc>
           <w:tcPr>
-            <w:tcW w:w="2685" w:type="dxa"/>
+            <w:tcW w:w="2552" w:type="dxa"/>
             <w:tcBorders/>
             <w:vAlign w:val="center"/>
           </w:tcPr>
@@ -21542,7 +21651,7 @@
         </w:tc>
         <w:tc>
           <w:tcPr>
-            <w:tcW w:w="4096" w:type="dxa"/>
+            <w:tcW w:w="4100" w:type="dxa"/>
             <w:tcBorders/>
             <w:vAlign w:val="center"/>
           </w:tcPr>
@@ -21565,7 +21674,7 @@
         </w:tc>
         <w:tc>
           <w:tcPr>
-            <w:tcW w:w="1956" w:type="dxa"/>
+            <w:tcW w:w="2009" w:type="dxa"/>
             <w:tcBorders/>
             <w:vAlign w:val="center"/>
           </w:tcPr>
@@ -21588,7 +21697,7 @@
         </w:tc>
         <w:tc>
           <w:tcPr>
-            <w:tcW w:w="4153" w:type="dxa"/>
+            <w:tcW w:w="4265" w:type="dxa"/>
             <w:tcBorders/>
             <w:vAlign w:val="center"/>
           </w:tcPr>
@@ -21622,7 +21731,7 @@
         <w:trPr/>
         <w:tc>
           <w:tcPr>
-            <w:tcW w:w="2685" w:type="dxa"/>
+            <w:tcW w:w="2552" w:type="dxa"/>
             <w:tcBorders/>
             <w:vAlign w:val="center"/>
           </w:tcPr>
@@ -21645,7 +21754,7 @@
         </w:tc>
         <w:tc>
           <w:tcPr>
-            <w:tcW w:w="4096" w:type="dxa"/>
+            <w:tcW w:w="4100" w:type="dxa"/>
             <w:tcBorders/>
             <w:vAlign w:val="center"/>
           </w:tcPr>
@@ -21668,7 +21777,7 @@
         </w:tc>
         <w:tc>
           <w:tcPr>
-            <w:tcW w:w="1956" w:type="dxa"/>
+            <w:tcW w:w="2009" w:type="dxa"/>
             <w:tcBorders/>
             <w:vAlign w:val="center"/>
           </w:tcPr>
@@ -21691,7 +21800,7 @@
         </w:tc>
         <w:tc>
           <w:tcPr>
-            <w:tcW w:w="4153" w:type="dxa"/>
+            <w:tcW w:w="4265" w:type="dxa"/>
             <w:tcBorders/>
             <w:vAlign w:val="center"/>
           </w:tcPr>
@@ -21715,7 +21824,7 @@
         <w:trPr/>
         <w:tc>
           <w:tcPr>
-            <w:tcW w:w="2685" w:type="dxa"/>
+            <w:tcW w:w="2552" w:type="dxa"/>
             <w:tcBorders/>
             <w:vAlign w:val="center"/>
           </w:tcPr>
@@ -21738,7 +21847,7 @@
         </w:tc>
         <w:tc>
           <w:tcPr>
-            <w:tcW w:w="4096" w:type="dxa"/>
+            <w:tcW w:w="4100" w:type="dxa"/>
             <w:tcBorders/>
             <w:vAlign w:val="center"/>
           </w:tcPr>
@@ -21761,7 +21870,7 @@
         </w:tc>
         <w:tc>
           <w:tcPr>
-            <w:tcW w:w="1956" w:type="dxa"/>
+            <w:tcW w:w="2009" w:type="dxa"/>
             <w:tcBorders/>
             <w:vAlign w:val="center"/>
           </w:tcPr>
@@ -21784,7 +21893,7 @@
         </w:tc>
         <w:tc>
           <w:tcPr>
-            <w:tcW w:w="4153" w:type="dxa"/>
+            <w:tcW w:w="4265" w:type="dxa"/>
             <w:tcBorders/>
             <w:vAlign w:val="center"/>
           </w:tcPr>
@@ -22272,9 +22381,9 @@
     </w:p>
     <w:tbl>
       <w:tblPr>
-        <w:tblW w:w="10938" w:type="dxa"/>
+        <w:tblW w:w="10959" w:type="dxa"/>
         <w:jc w:val="left"/>
-        <w:tblInd w:w="0" w:type="dxa"/>
+        <w:tblInd w:w="28" w:type="dxa"/>
         <w:tblLayout w:type="fixed"/>
         <w:tblCellMar>
           <w:top w:w="28" w:type="dxa"/>
@@ -22284,9 +22393,9 @@
         </w:tblCellMar>
       </w:tblPr>
       <w:tblGrid>
-        <w:gridCol w:w="3751"/>
-        <w:gridCol w:w="2941"/>
-        <w:gridCol w:w="4246"/>
+        <w:gridCol w:w="3762"/>
+        <w:gridCol w:w="2975"/>
+        <w:gridCol w:w="4222"/>
       </w:tblGrid>
       <w:tr>
         <w:trPr>
@@ -22294,7 +22403,7 @@
         </w:trPr>
         <w:tc>
           <w:tcPr>
-            <w:tcW w:w="3751" w:type="dxa"/>
+            <w:tcW w:w="3762" w:type="dxa"/>
             <w:tcBorders/>
             <w:vAlign w:val="center"/>
           </w:tcPr>
@@ -22316,7 +22425,7 @@
         </w:tc>
         <w:tc>
           <w:tcPr>
-            <w:tcW w:w="2941" w:type="dxa"/>
+            <w:tcW w:w="2975" w:type="dxa"/>
             <w:tcBorders/>
             <w:vAlign w:val="center"/>
           </w:tcPr>
@@ -22338,7 +22447,7 @@
         </w:tc>
         <w:tc>
           <w:tcPr>
-            <w:tcW w:w="4246" w:type="dxa"/>
+            <w:tcW w:w="4222" w:type="dxa"/>
             <w:tcBorders/>
             <w:vAlign w:val="center"/>
           </w:tcPr>
@@ -22363,7 +22472,7 @@
         <w:trPr/>
         <w:tc>
           <w:tcPr>
-            <w:tcW w:w="3751" w:type="dxa"/>
+            <w:tcW w:w="3762" w:type="dxa"/>
             <w:tcBorders/>
             <w:vAlign w:val="center"/>
           </w:tcPr>
@@ -22386,7 +22495,7 @@
         </w:tc>
         <w:tc>
           <w:tcPr>
-            <w:tcW w:w="2941" w:type="dxa"/>
+            <w:tcW w:w="2975" w:type="dxa"/>
             <w:tcBorders/>
             <w:vAlign w:val="center"/>
           </w:tcPr>
@@ -22407,7 +22516,7 @@
         </w:tc>
         <w:tc>
           <w:tcPr>
-            <w:tcW w:w="4246" w:type="dxa"/>
+            <w:tcW w:w="4222" w:type="dxa"/>
             <w:tcBorders/>
             <w:vAlign w:val="center"/>
           </w:tcPr>
@@ -22431,7 +22540,7 @@
         <w:trPr/>
         <w:tc>
           <w:tcPr>
-            <w:tcW w:w="3751" w:type="dxa"/>
+            <w:tcW w:w="3762" w:type="dxa"/>
             <w:tcBorders/>
             <w:vAlign w:val="center"/>
           </w:tcPr>
@@ -22454,7 +22563,7 @@
         </w:tc>
         <w:tc>
           <w:tcPr>
-            <w:tcW w:w="2941" w:type="dxa"/>
+            <w:tcW w:w="2975" w:type="dxa"/>
             <w:tcBorders/>
             <w:vAlign w:val="center"/>
           </w:tcPr>
@@ -22475,7 +22584,7 @@
         </w:tc>
         <w:tc>
           <w:tcPr>
-            <w:tcW w:w="4246" w:type="dxa"/>
+            <w:tcW w:w="4222" w:type="dxa"/>
             <w:tcBorders/>
             <w:vAlign w:val="center"/>
           </w:tcPr>
@@ -23088,9 +23197,9 @@
     </w:p>
     <w:tbl>
       <w:tblPr>
-        <w:tblW w:w="12890" w:type="dxa"/>
+        <w:tblW w:w="12926" w:type="dxa"/>
         <w:jc w:val="left"/>
-        <w:tblInd w:w="0" w:type="dxa"/>
+        <w:tblInd w:w="28" w:type="dxa"/>
         <w:tblLayout w:type="fixed"/>
         <w:tblCellMar>
           <w:top w:w="28" w:type="dxa"/>
@@ -23100,9 +23209,9 @@
         </w:tblCellMar>
       </w:tblPr>
       <w:tblGrid>
-        <w:gridCol w:w="1171"/>
-        <w:gridCol w:w="9268"/>
-        <w:gridCol w:w="2451"/>
+        <w:gridCol w:w="1180"/>
+        <w:gridCol w:w="9263"/>
+        <w:gridCol w:w="2483"/>
       </w:tblGrid>
       <w:tr>
         <w:trPr>
@@ -23110,7 +23219,7 @@
         </w:trPr>
         <w:tc>
           <w:tcPr>
-            <w:tcW w:w="1171" w:type="dxa"/>
+            <w:tcW w:w="1180" w:type="dxa"/>
             <w:tcBorders/>
             <w:vAlign w:val="center"/>
           </w:tcPr>
@@ -23132,7 +23241,7 @@
         </w:tc>
         <w:tc>
           <w:tcPr>
-            <w:tcW w:w="9268" w:type="dxa"/>
+            <w:tcW w:w="9263" w:type="dxa"/>
             <w:tcBorders/>
             <w:vAlign w:val="center"/>
           </w:tcPr>
@@ -23154,7 +23263,7 @@
         </w:tc>
         <w:tc>
           <w:tcPr>
-            <w:tcW w:w="2451" w:type="dxa"/>
+            <w:tcW w:w="2483" w:type="dxa"/>
             <w:tcBorders/>
             <w:vAlign w:val="center"/>
           </w:tcPr>
@@ -23189,7 +23298,7 @@
         <w:trPr/>
         <w:tc>
           <w:tcPr>
-            <w:tcW w:w="1171" w:type="dxa"/>
+            <w:tcW w:w="1180" w:type="dxa"/>
             <w:tcBorders/>
             <w:vAlign w:val="center"/>
           </w:tcPr>
@@ -23212,7 +23321,7 @@
         </w:tc>
         <w:tc>
           <w:tcPr>
-            <w:tcW w:w="9268" w:type="dxa"/>
+            <w:tcW w:w="9263" w:type="dxa"/>
             <w:tcBorders/>
             <w:vAlign w:val="center"/>
           </w:tcPr>
@@ -23243,7 +23352,7 @@
         </w:tc>
         <w:tc>
           <w:tcPr>
-            <w:tcW w:w="2451" w:type="dxa"/>
+            <w:tcW w:w="2483" w:type="dxa"/>
             <w:tcBorders/>
             <w:vAlign w:val="center"/>
           </w:tcPr>
@@ -23287,7 +23396,7 @@
         <w:trPr/>
         <w:tc>
           <w:tcPr>
-            <w:tcW w:w="1171" w:type="dxa"/>
+            <w:tcW w:w="1180" w:type="dxa"/>
             <w:tcBorders/>
             <w:vAlign w:val="center"/>
           </w:tcPr>
@@ -23310,7 +23419,7 @@
         </w:tc>
         <w:tc>
           <w:tcPr>
-            <w:tcW w:w="9268" w:type="dxa"/>
+            <w:tcW w:w="9263" w:type="dxa"/>
             <w:tcBorders/>
             <w:vAlign w:val="center"/>
           </w:tcPr>
@@ -23341,7 +23450,7 @@
         </w:tc>
         <w:tc>
           <w:tcPr>
-            <w:tcW w:w="2451" w:type="dxa"/>
+            <w:tcW w:w="2483" w:type="dxa"/>
             <w:tcBorders/>
             <w:vAlign w:val="center"/>
           </w:tcPr>
@@ -23385,7 +23494,7 @@
         <w:trPr/>
         <w:tc>
           <w:tcPr>
-            <w:tcW w:w="1171" w:type="dxa"/>
+            <w:tcW w:w="1180" w:type="dxa"/>
             <w:tcBorders/>
             <w:vAlign w:val="center"/>
           </w:tcPr>
@@ -23408,7 +23517,7 @@
         </w:tc>
         <w:tc>
           <w:tcPr>
-            <w:tcW w:w="9268" w:type="dxa"/>
+            <w:tcW w:w="9263" w:type="dxa"/>
             <w:tcBorders/>
             <w:vAlign w:val="center"/>
           </w:tcPr>
@@ -23429,7 +23538,7 @@
         </w:tc>
         <w:tc>
           <w:tcPr>
-            <w:tcW w:w="2451" w:type="dxa"/>
+            <w:tcW w:w="2483" w:type="dxa"/>
             <w:tcBorders/>
             <w:vAlign w:val="center"/>
           </w:tcPr>
@@ -23459,7 +23568,7 @@
         <w:trPr/>
         <w:tc>
           <w:tcPr>
-            <w:tcW w:w="1171" w:type="dxa"/>
+            <w:tcW w:w="1180" w:type="dxa"/>
             <w:tcBorders/>
             <w:vAlign w:val="center"/>
           </w:tcPr>
@@ -23482,7 +23591,7 @@
         </w:tc>
         <w:tc>
           <w:tcPr>
-            <w:tcW w:w="9268" w:type="dxa"/>
+            <w:tcW w:w="9263" w:type="dxa"/>
             <w:tcBorders/>
             <w:vAlign w:val="center"/>
           </w:tcPr>
@@ -23565,7 +23674,7 @@
         </w:tc>
         <w:tc>
           <w:tcPr>
-            <w:tcW w:w="2451" w:type="dxa"/>
+            <w:tcW w:w="2483" w:type="dxa"/>
             <w:tcBorders/>
             <w:vAlign w:val="center"/>
           </w:tcPr>
@@ -23589,7 +23698,7 @@
         <w:trPr/>
         <w:tc>
           <w:tcPr>
-            <w:tcW w:w="1171" w:type="dxa"/>
+            <w:tcW w:w="1180" w:type="dxa"/>
             <w:tcBorders/>
             <w:vAlign w:val="center"/>
           </w:tcPr>
@@ -23612,7 +23721,7 @@
         </w:tc>
         <w:tc>
           <w:tcPr>
-            <w:tcW w:w="9268" w:type="dxa"/>
+            <w:tcW w:w="9263" w:type="dxa"/>
             <w:tcBorders/>
             <w:vAlign w:val="center"/>
           </w:tcPr>
@@ -23633,7 +23742,7 @@
         </w:tc>
         <w:tc>
           <w:tcPr>
-            <w:tcW w:w="2451" w:type="dxa"/>
+            <w:tcW w:w="2483" w:type="dxa"/>
             <w:tcBorders/>
             <w:vAlign w:val="center"/>
           </w:tcPr>
@@ -23713,9 +23822,9 @@
     </w:p>
     <w:tbl>
       <w:tblPr>
-        <w:tblW w:w="12890" w:type="dxa"/>
+        <w:tblW w:w="12926" w:type="dxa"/>
         <w:jc w:val="left"/>
-        <w:tblInd w:w="0" w:type="dxa"/>
+        <w:tblInd w:w="28" w:type="dxa"/>
         <w:tblLayout w:type="fixed"/>
         <w:tblCellMar>
           <w:top w:w="28" w:type="dxa"/>
@@ -23725,8 +23834,8 @@
         </w:tblCellMar>
       </w:tblPr>
       <w:tblGrid>
-        <w:gridCol w:w="5564"/>
-        <w:gridCol w:w="7326"/>
+        <w:gridCol w:w="5613"/>
+        <w:gridCol w:w="7313"/>
       </w:tblGrid>
       <w:tr>
         <w:trPr>
@@ -23734,7 +23843,7 @@
         </w:trPr>
         <w:tc>
           <w:tcPr>
-            <w:tcW w:w="5564" w:type="dxa"/>
+            <w:tcW w:w="5613" w:type="dxa"/>
             <w:tcBorders/>
             <w:vAlign w:val="center"/>
           </w:tcPr>
@@ -23756,7 +23865,7 @@
         </w:tc>
         <w:tc>
           <w:tcPr>
-            <w:tcW w:w="7326" w:type="dxa"/>
+            <w:tcW w:w="7313" w:type="dxa"/>
             <w:tcBorders/>
             <w:vAlign w:val="center"/>
           </w:tcPr>
@@ -23781,7 +23890,7 @@
         <w:trPr/>
         <w:tc>
           <w:tcPr>
-            <w:tcW w:w="5564" w:type="dxa"/>
+            <w:tcW w:w="5613" w:type="dxa"/>
             <w:tcBorders/>
             <w:vAlign w:val="center"/>
           </w:tcPr>
@@ -23804,7 +23913,7 @@
         </w:tc>
         <w:tc>
           <w:tcPr>
-            <w:tcW w:w="7326" w:type="dxa"/>
+            <w:tcW w:w="7313" w:type="dxa"/>
             <w:tcBorders/>
             <w:vAlign w:val="center"/>
           </w:tcPr>
@@ -23828,7 +23937,7 @@
         <w:trPr/>
         <w:tc>
           <w:tcPr>
-            <w:tcW w:w="5564" w:type="dxa"/>
+            <w:tcW w:w="5613" w:type="dxa"/>
             <w:tcBorders/>
             <w:vAlign w:val="center"/>
           </w:tcPr>
@@ -23851,7 +23960,7 @@
         </w:tc>
         <w:tc>
           <w:tcPr>
-            <w:tcW w:w="7326" w:type="dxa"/>
+            <w:tcW w:w="7313" w:type="dxa"/>
             <w:tcBorders/>
             <w:vAlign w:val="center"/>
           </w:tcPr>
@@ -23885,7 +23994,7 @@
         <w:trPr/>
         <w:tc>
           <w:tcPr>
-            <w:tcW w:w="5564" w:type="dxa"/>
+            <w:tcW w:w="5613" w:type="dxa"/>
             <w:tcBorders/>
             <w:vAlign w:val="center"/>
           </w:tcPr>
@@ -23908,7 +24017,7 @@
         </w:tc>
         <w:tc>
           <w:tcPr>
-            <w:tcW w:w="7326" w:type="dxa"/>
+            <w:tcW w:w="7313" w:type="dxa"/>
             <w:tcBorders/>
             <w:vAlign w:val="center"/>
           </w:tcPr>
@@ -23932,7 +24041,7 @@
         <w:trPr/>
         <w:tc>
           <w:tcPr>
-            <w:tcW w:w="5564" w:type="dxa"/>
+            <w:tcW w:w="5613" w:type="dxa"/>
             <w:tcBorders/>
             <w:vAlign w:val="center"/>
           </w:tcPr>
@@ -23955,7 +24064,7 @@
         </w:tc>
         <w:tc>
           <w:tcPr>
-            <w:tcW w:w="7326" w:type="dxa"/>
+            <w:tcW w:w="7313" w:type="dxa"/>
             <w:tcBorders/>
             <w:vAlign w:val="center"/>
           </w:tcPr>
@@ -23979,7 +24088,7 @@
         <w:trPr/>
         <w:tc>
           <w:tcPr>
-            <w:tcW w:w="5564" w:type="dxa"/>
+            <w:tcW w:w="5613" w:type="dxa"/>
             <w:tcBorders/>
             <w:vAlign w:val="center"/>
           </w:tcPr>
@@ -24002,7 +24111,7 @@
         </w:tc>
         <w:tc>
           <w:tcPr>
-            <w:tcW w:w="7326" w:type="dxa"/>
+            <w:tcW w:w="7313" w:type="dxa"/>
             <w:tcBorders/>
             <w:vAlign w:val="center"/>
           </w:tcPr>
@@ -24026,7 +24135,7 @@
         <w:trPr/>
         <w:tc>
           <w:tcPr>
-            <w:tcW w:w="5564" w:type="dxa"/>
+            <w:tcW w:w="5613" w:type="dxa"/>
             <w:tcBorders/>
             <w:vAlign w:val="center"/>
           </w:tcPr>
@@ -24049,7 +24158,7 @@
         </w:tc>
         <w:tc>
           <w:tcPr>
-            <w:tcW w:w="7326" w:type="dxa"/>
+            <w:tcW w:w="7313" w:type="dxa"/>
             <w:tcBorders/>
             <w:vAlign w:val="center"/>
           </w:tcPr>
@@ -24073,7 +24182,7 @@
         <w:trPr/>
         <w:tc>
           <w:tcPr>
-            <w:tcW w:w="5564" w:type="dxa"/>
+            <w:tcW w:w="5613" w:type="dxa"/>
             <w:tcBorders/>
             <w:vAlign w:val="center"/>
           </w:tcPr>
@@ -24106,7 +24215,7 @@
         </w:tc>
         <w:tc>
           <w:tcPr>
-            <w:tcW w:w="7326" w:type="dxa"/>
+            <w:tcW w:w="7313" w:type="dxa"/>
             <w:tcBorders/>
             <w:vAlign w:val="center"/>
           </w:tcPr>
@@ -24150,7 +24259,7 @@
         <w:trPr/>
         <w:tc>
           <w:tcPr>
-            <w:tcW w:w="5564" w:type="dxa"/>
+            <w:tcW w:w="5613" w:type="dxa"/>
             <w:tcBorders/>
             <w:vAlign w:val="center"/>
           </w:tcPr>
@@ -24183,7 +24292,7 @@
         </w:tc>
         <w:tc>
           <w:tcPr>
-            <w:tcW w:w="7326" w:type="dxa"/>
+            <w:tcW w:w="7313" w:type="dxa"/>
             <w:tcBorders/>
             <w:vAlign w:val="center"/>
           </w:tcPr>
@@ -24237,7 +24346,7 @@
         <w:trPr/>
         <w:tc>
           <w:tcPr>
-            <w:tcW w:w="5564" w:type="dxa"/>
+            <w:tcW w:w="5613" w:type="dxa"/>
             <w:tcBorders/>
             <w:vAlign w:val="center"/>
           </w:tcPr>
@@ -24260,7 +24369,7 @@
         </w:tc>
         <w:tc>
           <w:tcPr>
-            <w:tcW w:w="7326" w:type="dxa"/>
+            <w:tcW w:w="7313" w:type="dxa"/>
             <w:tcBorders/>
             <w:vAlign w:val="center"/>
           </w:tcPr>
@@ -24314,7 +24423,7 @@
         <w:trPr/>
         <w:tc>
           <w:tcPr>
-            <w:tcW w:w="5564" w:type="dxa"/>
+            <w:tcW w:w="5613" w:type="dxa"/>
             <w:tcBorders/>
             <w:vAlign w:val="center"/>
           </w:tcPr>
@@ -24337,7 +24446,7 @@
         </w:tc>
         <w:tc>
           <w:tcPr>
-            <w:tcW w:w="7326" w:type="dxa"/>
+            <w:tcW w:w="7313" w:type="dxa"/>
             <w:tcBorders/>
             <w:vAlign w:val="center"/>
           </w:tcPr>
@@ -24377,7 +24486,7 @@
         <w:trPr/>
         <w:tc>
           <w:tcPr>
-            <w:tcW w:w="5564" w:type="dxa"/>
+            <w:tcW w:w="5613" w:type="dxa"/>
             <w:tcBorders/>
             <w:vAlign w:val="center"/>
           </w:tcPr>
@@ -24400,7 +24509,7 @@
         </w:tc>
         <w:tc>
           <w:tcPr>
-            <w:tcW w:w="7326" w:type="dxa"/>
+            <w:tcW w:w="7313" w:type="dxa"/>
             <w:tcBorders/>
             <w:vAlign w:val="center"/>
           </w:tcPr>
@@ -24450,7 +24559,7 @@
         <w:trPr/>
         <w:tc>
           <w:tcPr>
-            <w:tcW w:w="5564" w:type="dxa"/>
+            <w:tcW w:w="5613" w:type="dxa"/>
             <w:tcBorders/>
             <w:vAlign w:val="center"/>
           </w:tcPr>
@@ -24473,7 +24582,7 @@
         </w:tc>
         <w:tc>
           <w:tcPr>
-            <w:tcW w:w="7326" w:type="dxa"/>
+            <w:tcW w:w="7313" w:type="dxa"/>
             <w:tcBorders/>
             <w:vAlign w:val="center"/>
           </w:tcPr>
@@ -24497,7 +24606,7 @@
         <w:trPr/>
         <w:tc>
           <w:tcPr>
-            <w:tcW w:w="5564" w:type="dxa"/>
+            <w:tcW w:w="5613" w:type="dxa"/>
             <w:tcBorders/>
             <w:vAlign w:val="center"/>
           </w:tcPr>
@@ -24530,7 +24639,7 @@
         </w:tc>
         <w:tc>
           <w:tcPr>
-            <w:tcW w:w="7326" w:type="dxa"/>
+            <w:tcW w:w="7313" w:type="dxa"/>
             <w:tcBorders/>
             <w:vAlign w:val="center"/>
           </w:tcPr>
@@ -24554,7 +24663,7 @@
         <w:trPr/>
         <w:tc>
           <w:tcPr>
-            <w:tcW w:w="5564" w:type="dxa"/>
+            <w:tcW w:w="5613" w:type="dxa"/>
             <w:tcBorders/>
             <w:vAlign w:val="center"/>
           </w:tcPr>
@@ -24597,7 +24706,7 @@
         </w:tc>
         <w:tc>
           <w:tcPr>
-            <w:tcW w:w="7326" w:type="dxa"/>
+            <w:tcW w:w="7313" w:type="dxa"/>
             <w:tcBorders/>
             <w:vAlign w:val="center"/>
           </w:tcPr>
@@ -24621,7 +24730,7 @@
         <w:trPr/>
         <w:tc>
           <w:tcPr>
-            <w:tcW w:w="5564" w:type="dxa"/>
+            <w:tcW w:w="5613" w:type="dxa"/>
             <w:tcBorders/>
             <w:vAlign w:val="center"/>
           </w:tcPr>
@@ -24654,7 +24763,7 @@
         </w:tc>
         <w:tc>
           <w:tcPr>
-            <w:tcW w:w="7326" w:type="dxa"/>
+            <w:tcW w:w="7313" w:type="dxa"/>
             <w:tcBorders/>
             <w:vAlign w:val="center"/>
           </w:tcPr>
@@ -24688,7 +24797,7 @@
         <w:trPr/>
         <w:tc>
           <w:tcPr>
-            <w:tcW w:w="5564" w:type="dxa"/>
+            <w:tcW w:w="5613" w:type="dxa"/>
             <w:tcBorders/>
             <w:vAlign w:val="center"/>
           </w:tcPr>
@@ -24711,7 +24820,7 @@
         </w:tc>
         <w:tc>
           <w:tcPr>
-            <w:tcW w:w="7326" w:type="dxa"/>
+            <w:tcW w:w="7313" w:type="dxa"/>
             <w:tcBorders/>
             <w:vAlign w:val="center"/>
           </w:tcPr>
@@ -24741,7 +24850,7 @@
         <w:trPr/>
         <w:tc>
           <w:tcPr>
-            <w:tcW w:w="5564" w:type="dxa"/>
+            <w:tcW w:w="5613" w:type="dxa"/>
             <w:tcBorders/>
             <w:vAlign w:val="center"/>
           </w:tcPr>
@@ -24764,7 +24873,7 @@
         </w:tc>
         <w:tc>
           <w:tcPr>
-            <w:tcW w:w="7326" w:type="dxa"/>
+            <w:tcW w:w="7313" w:type="dxa"/>
             <w:tcBorders/>
             <w:vAlign w:val="center"/>
           </w:tcPr>
@@ -24798,7 +24907,7 @@
         <w:trPr/>
         <w:tc>
           <w:tcPr>
-            <w:tcW w:w="5564" w:type="dxa"/>
+            <w:tcW w:w="5613" w:type="dxa"/>
             <w:tcBorders/>
             <w:vAlign w:val="center"/>
           </w:tcPr>
@@ -24821,7 +24930,7 @@
         </w:tc>
         <w:tc>
           <w:tcPr>
-            <w:tcW w:w="7326" w:type="dxa"/>
+            <w:tcW w:w="7313" w:type="dxa"/>
             <w:tcBorders/>
             <w:vAlign w:val="center"/>
           </w:tcPr>
@@ -24851,7 +24960,7 @@
         <w:trPr/>
         <w:tc>
           <w:tcPr>
-            <w:tcW w:w="5564" w:type="dxa"/>
+            <w:tcW w:w="5613" w:type="dxa"/>
             <w:tcBorders/>
             <w:vAlign w:val="center"/>
           </w:tcPr>
@@ -24874,7 +24983,7 @@
         </w:tc>
         <w:tc>
           <w:tcPr>
-            <w:tcW w:w="7326" w:type="dxa"/>
+            <w:tcW w:w="7313" w:type="dxa"/>
             <w:tcBorders/>
             <w:vAlign w:val="center"/>
           </w:tcPr>
@@ -24918,7 +25027,7 @@
         <w:trPr/>
         <w:tc>
           <w:tcPr>
-            <w:tcW w:w="5564" w:type="dxa"/>
+            <w:tcW w:w="5613" w:type="dxa"/>
             <w:tcBorders/>
             <w:vAlign w:val="center"/>
           </w:tcPr>
@@ -24941,7 +25050,7 @@
         </w:tc>
         <w:tc>
           <w:tcPr>
-            <w:tcW w:w="7326" w:type="dxa"/>
+            <w:tcW w:w="7313" w:type="dxa"/>
             <w:tcBorders/>
             <w:vAlign w:val="center"/>
           </w:tcPr>
@@ -30755,7 +30864,7 @@
       <w:start w:val="1"/>
       <w:numFmt w:val="none"/>
       <w:suff w:val="nothing"/>
-      <w:lvlText w:val="%1"/>
+      <w:lvlText w:val=""/>
       <w:lvlJc w:val="left"/>
       <w:pPr>
         <w:tabs>
@@ -30766,10 +30875,51 @@
     </w:lvl>
     <w:lvl w:ilvl="1">
       <w:start w:val="1"/>
+      <w:numFmt w:val="none"/>
       <w:pStyle w:val="Heading2"/>
+      <w:suff w:val="nothing"/>
+      <w:lvlText w:val=""/>
+      <w:lvlJc w:val="left"/>
+      <w:pPr>
+        <w:tabs>
+          <w:tab w:val="num" w:pos="0"/>
+        </w:tabs>
+        <w:ind w:left="0" w:hanging="0"/>
+      </w:pPr>
+    </w:lvl>
+    <w:lvl w:ilvl="2">
+      <w:start w:val="1"/>
+      <w:numFmt w:val="none"/>
+      <w:pStyle w:val="Heading3"/>
+      <w:suff w:val="nothing"/>
+      <w:lvlText w:val=""/>
+      <w:lvlJc w:val="left"/>
+      <w:pPr>
+        <w:tabs>
+          <w:tab w:val="num" w:pos="0"/>
+        </w:tabs>
+        <w:ind w:left="0" w:hanging="0"/>
+      </w:pPr>
+    </w:lvl>
+    <w:lvl w:ilvl="3">
+      <w:start w:val="1"/>
+      <w:numFmt w:val="none"/>
+      <w:pStyle w:val="Heading4"/>
+      <w:suff w:val="nothing"/>
+      <w:lvlText w:val=""/>
+      <w:lvlJc w:val="left"/>
+      <w:pPr>
+        <w:tabs>
+          <w:tab w:val="num" w:pos="0"/>
+        </w:tabs>
+        <w:ind w:left="0" w:hanging="0"/>
+      </w:pPr>
+    </w:lvl>
+    <w:lvl w:ilvl="4">
+      <w:start w:val="1"/>
       <w:numFmt w:val="none"/>
       <w:suff w:val="nothing"/>
-      <w:lvlText w:val="%2"/>
+      <w:lvlText w:val=""/>
       <w:lvlJc w:val="left"/>
       <w:pPr>
         <w:tabs>
@@ -30778,12 +30928,11 @@
         <w:ind w:left="0" w:hanging="0"/>
       </w:pPr>
     </w:lvl>
-    <w:lvl w:ilvl="2">
-      <w:start w:val="1"/>
-      <w:pStyle w:val="Heading3"/>
+    <w:lvl w:ilvl="5">
+      <w:start w:val="1"/>
       <w:numFmt w:val="none"/>
       <w:suff w:val="nothing"/>
-      <w:lvlText w:val="%3"/>
+      <w:lvlText w:val=""/>
       <w:lvlJc w:val="left"/>
       <w:pPr>
         <w:tabs>
@@ -30792,12 +30941,11 @@
         <w:ind w:left="0" w:hanging="0"/>
       </w:pPr>
     </w:lvl>
-    <w:lvl w:ilvl="3">
-      <w:start w:val="1"/>
-      <w:pStyle w:val="Heading4"/>
+    <w:lvl w:ilvl="6">
+      <w:start w:val="1"/>
       <w:numFmt w:val="none"/>
       <w:suff w:val="nothing"/>
-      <w:lvlText w:val="%4"/>
+      <w:lvlText w:val=""/>
       <w:lvlJc w:val="left"/>
       <w:pPr>
         <w:tabs>
@@ -30806,11 +30954,11 @@
         <w:ind w:left="0" w:hanging="0"/>
       </w:pPr>
     </w:lvl>
-    <w:lvl w:ilvl="4">
+    <w:lvl w:ilvl="7">
       <w:start w:val="1"/>
       <w:numFmt w:val="none"/>
       <w:suff w:val="nothing"/>
-      <w:lvlText w:val="%5"/>
+      <w:lvlText w:val=""/>
       <w:lvlJc w:val="left"/>
       <w:pPr>
         <w:tabs>
@@ -30819,50 +30967,11 @@
         <w:ind w:left="0" w:hanging="0"/>
       </w:pPr>
     </w:lvl>
-    <w:lvl w:ilvl="5">
+    <w:lvl w:ilvl="8">
       <w:start w:val="1"/>
       <w:numFmt w:val="none"/>
       <w:suff w:val="nothing"/>
-      <w:lvlText w:val="%6"/>
-      <w:lvlJc w:val="left"/>
-      <w:pPr>
-        <w:tabs>
-          <w:tab w:val="num" w:pos="0"/>
-        </w:tabs>
-        <w:ind w:left="0" w:hanging="0"/>
-      </w:pPr>
-    </w:lvl>
-    <w:lvl w:ilvl="6">
-      <w:start w:val="1"/>
-      <w:numFmt w:val="none"/>
-      <w:suff w:val="nothing"/>
-      <w:lvlText w:val="%7"/>
-      <w:lvlJc w:val="left"/>
-      <w:pPr>
-        <w:tabs>
-          <w:tab w:val="num" w:pos="0"/>
-        </w:tabs>
-        <w:ind w:left="0" w:hanging="0"/>
-      </w:pPr>
-    </w:lvl>
-    <w:lvl w:ilvl="7">
-      <w:start w:val="1"/>
-      <w:numFmt w:val="none"/>
-      <w:suff w:val="nothing"/>
-      <w:lvlText w:val="%8"/>
-      <w:lvlJc w:val="left"/>
-      <w:pPr>
-        <w:tabs>
-          <w:tab w:val="num" w:pos="0"/>
-        </w:tabs>
-        <w:ind w:left="0" w:hanging="0"/>
-      </w:pPr>
-    </w:lvl>
-    <w:lvl w:ilvl="8">
-      <w:start w:val="1"/>
-      <w:numFmt w:val="none"/>
-      <w:suff w:val="nothing"/>
-      <w:lvlText w:val="%9"/>
+      <w:lvlText w:val=""/>
       <w:lvlJc w:val="left"/>
       <w:pPr>
         <w:tabs>
@@ -31003,7 +31112,7 @@
   <w:docDefaults>
     <w:rPrDefault>
       <w:rPr>
-        <w:rFonts w:ascii="Liberation Serif" w:hAnsi="Liberation Serif" w:eastAsia="WenQuanYi Zen Hei" w:cs="FreeSans"/>
+        <w:rFonts w:ascii="Liberation Serif" w:hAnsi="Liberation Serif" w:eastAsia="Noto Serif CJK SC" w:cs="Noto Sans Devanagari"/>
         <w:sz w:val="24"/>
         <w:szCs w:val="24"/>
         <w:lang w:val="en-US" w:eastAsia="zh-CN" w:bidi="hi-IN"/>
@@ -31033,7 +31142,7 @@
     </w:rPr>
   </w:style>
   <w:style w:type="paragraph" w:styleId="Heading1">
-    <w:name w:val="Heading 1"/>
+    <w:name w:val="heading 1"/>
     <w:basedOn w:val="Heading"/>
     <w:next w:val="BodyText"/>
     <w:qFormat/>
@@ -31041,7 +31150,6 @@
       <w:spacing w:before="240" w:after="80"/>
     </w:pPr>
     <w:rPr>
-      <w:rFonts w:ascii="Noto Sans" w:hAnsi="Noto Sans"/>
       <w:b/>
       <w:bCs/>
       <w:color w:val="88C0D0"/>
@@ -31050,7 +31158,7 @@
     </w:rPr>
   </w:style>
   <w:style w:type="paragraph" w:styleId="Heading2">
-    <w:name w:val="Heading 2"/>
+    <w:name w:val="heading 2"/>
     <w:basedOn w:val="Heading"/>
     <w:next w:val="BodyText"/>
     <w:qFormat/>
@@ -31063,7 +31171,7 @@
       <w:outlineLvl w:val="1"/>
     </w:pPr>
     <w:rPr>
-      <w:rFonts w:ascii="Liberation Serif" w:hAnsi="Liberation Serif" w:eastAsia="WenQuanYi Zen Hei" w:cs="FreeSans"/>
+      <w:rFonts w:ascii="Liberation Serif" w:hAnsi="Liberation Serif" w:eastAsia="Noto Serif CJK SC" w:cs="Noto Sans Devanagari"/>
       <w:b/>
       <w:bCs/>
       <w:color w:val="88C0D0"/>
@@ -31072,7 +31180,7 @@
     </w:rPr>
   </w:style>
   <w:style w:type="paragraph" w:styleId="Heading3">
-    <w:name w:val="Heading 3"/>
+    <w:name w:val="heading 3"/>
     <w:basedOn w:val="Heading"/>
     <w:next w:val="BodyText"/>
     <w:qFormat/>
@@ -31082,7 +31190,7 @@
       <w:outlineLvl w:val="2"/>
     </w:pPr>
     <w:rPr>
-      <w:rFonts w:ascii="Liberation Serif" w:hAnsi="Liberation Serif" w:eastAsia="WenQuanYi Zen Hei" w:cs="FreeSans"/>
+      <w:rFonts w:ascii="Liberation Serif" w:hAnsi="Liberation Serif" w:eastAsia="Noto Serif CJK SC" w:cs="Noto Sans Devanagari"/>
       <w:b/>
       <w:bCs/>
       <w:color w:val="88C0D0"/>
@@ -31091,7 +31199,7 @@
     </w:rPr>
   </w:style>
   <w:style w:type="paragraph" w:styleId="Heading4">
-    <w:name w:val="Heading 4"/>
+    <w:name w:val="heading 4"/>
     <w:basedOn w:val="Heading"/>
     <w:next w:val="BodyText"/>
     <w:qFormat/>
@@ -31100,11 +31208,23 @@
       <w:outlineLvl w:val="3"/>
     </w:pPr>
     <w:rPr>
-      <w:rFonts w:ascii="Liberation Serif" w:hAnsi="Liberation Serif" w:eastAsia="WenQuanYi Zen Hei" w:cs="FreeSans"/>
+      <w:rFonts w:ascii="Liberation Serif" w:hAnsi="Liberation Serif" w:eastAsia="Noto Serif CJK SC" w:cs="Noto Sans Devanagari"/>
       <w:b/>
       <w:bCs/>
       <w:sz w:val="24"/>
       <w:szCs w:val="24"/>
+    </w:rPr>
+  </w:style>
+  <w:style w:type="character" w:styleId="EndnoteReference">
+    <w:name w:val="endnote reference"/>
+    <w:rPr>
+      <w:vertAlign w:val="superscript"/>
+    </w:rPr>
+  </w:style>
+  <w:style w:type="character" w:styleId="FootnoteReference">
+    <w:name w:val="footnote reference"/>
+    <w:rPr>
+      <w:vertAlign w:val="superscript"/>
     </w:rPr>
   </w:style>
   <w:style w:type="character" w:styleId="EndnoteCharacters">
@@ -31184,7 +31304,7 @@
     </w:rPr>
   </w:style>
   <w:style w:type="paragraph" w:styleId="EnvelopeReturn">
-    <w:name w:val="Envelope Return"/>
+    <w:name w:val="envelope return"/>
     <w:basedOn w:val="Normal"/>
     <w:pPr/>
     <w:rPr>
@@ -31203,46 +31323,6 @@
       <w:color w:val="ECEFF4"/>
     </w:rPr>
   </w:style>
-  <w:style w:type="paragraph" w:styleId="Footer">
-    <w:name w:val="Footer"/>
-    <w:basedOn w:val="Normal"/>
-    <w:pPr>
-      <w:suppressLineNumbers/>
-      <w:tabs>
-        <w:tab w:val="clear" w:pos="1134"/>
-        <w:tab w:val="center" w:pos="5952" w:leader="none"/>
-        <w:tab w:val="right" w:pos="10771" w:leader="none"/>
-      </w:tabs>
-    </w:pPr>
-    <w:rPr/>
-  </w:style>
-  <w:style w:type="paragraph" w:styleId="Header">
-    <w:name w:val="Header"/>
-    <w:basedOn w:val="Normal"/>
-    <w:pPr>
-      <w:suppressLineNumbers/>
-      <w:tabs>
-        <w:tab w:val="clear" w:pos="1134"/>
-        <w:tab w:val="center" w:pos="5952" w:leader="none"/>
-        <w:tab w:val="right" w:pos="10771" w:leader="none"/>
-      </w:tabs>
-    </w:pPr>
-    <w:rPr/>
-  </w:style>
-  <w:style w:type="paragraph" w:styleId="HeaderandFooter">
-    <w:name w:val="Header and Footer"/>
-    <w:basedOn w:val="Normal"/>
-    <w:qFormat/>
-    <w:pPr>
-      <w:suppressLineNumbers/>
-      <w:tabs>
-        <w:tab w:val="clear" w:pos="1134"/>
-        <w:tab w:val="center" w:pos="5953" w:leader="none"/>
-        <w:tab w:val="right" w:pos="10772" w:leader="none"/>
-      </w:tabs>
-    </w:pPr>
-    <w:rPr/>
-  </w:style>
   <w:style w:type="paragraph" w:styleId="Index">
     <w:name w:val="Index"/>
     <w:basedOn w:val="Normal"/>
@@ -31251,11 +31331,11 @@
       <w:suppressLineNumbers/>
     </w:pPr>
     <w:rPr>
-      <w:rFonts w:cs="FreeSans"/>
+      <w:rFonts w:cs="Noto Sans Devanagari"/>
     </w:rPr>
   </w:style>
   <w:style w:type="paragraph" w:styleId="Caption">
-    <w:name w:val="Caption"/>
+    <w:name w:val="caption"/>
     <w:basedOn w:val="Normal"/>
     <w:qFormat/>
     <w:pPr>
@@ -31263,7 +31343,7 @@
       <w:spacing w:before="120" w:after="120"/>
     </w:pPr>
     <w:rPr>
-      <w:rFonts w:cs="FreeSans"/>
+      <w:rFonts w:cs="Noto Sans Devanagari"/>
       <w:i/>
       <w:iCs/>
       <w:sz w:val="24"/>
@@ -31275,7 +31355,7 @@
     <w:basedOn w:val="BodyText"/>
     <w:pPr/>
     <w:rPr>
-      <w:rFonts w:cs="FreeSans"/>
+      <w:rFonts w:cs="Noto Sans Devanagari"/>
     </w:rPr>
   </w:style>
   <w:style w:type="paragraph" w:styleId="BodyText">
@@ -31317,7 +31397,7 @@
       <w:ind w:left="160" w:right="160"/>
     </w:pPr>
     <w:rPr>
-      <w:rFonts w:ascii="Liberation Mono" w:hAnsi="Liberation Mono" w:eastAsia="Liberation Mono" w:cs="Liberation Mono"/>
+      <w:rFonts w:ascii="Liberation Mono" w:hAnsi="Liberation Mono" w:eastAsia="Noto Sans Mono CJK SC" w:cs="Liberation Mono"/>
       <w:sz w:val="20"/>
       <w:szCs w:val="20"/>
     </w:rPr>
@@ -31358,37 +31438,37 @@
         <a:srgbClr val="000000"/>
       </a:dk1>
       <a:lt1>
-        <a:srgbClr val="ffffff"/>
+        <a:srgbClr val="FFFFFF"/>
       </a:lt1>
       <a:dk2>
         <a:srgbClr val="000000"/>
       </a:dk2>
       <a:lt2>
-        <a:srgbClr val="ffffff"/>
+        <a:srgbClr val="FFFFFF"/>
       </a:lt2>
       <a:accent1>
-        <a:srgbClr val="18a303"/>
+        <a:srgbClr val="18A303"/>
       </a:accent1>
       <a:accent2>
-        <a:srgbClr val="0369a3"/>
+        <a:srgbClr val="0369A3"/>
       </a:accent2>
       <a:accent3>
-        <a:srgbClr val="a33e03"/>
+        <a:srgbClr val="A33E03"/>
       </a:accent3>
       <a:accent4>
-        <a:srgbClr val="8e03a3"/>
+        <a:srgbClr val="8E03A3"/>
       </a:accent4>
       <a:accent5>
-        <a:srgbClr val="c99c00"/>
+        <a:srgbClr val="C99C00"/>
       </a:accent5>
       <a:accent6>
-        <a:srgbClr val="c9211e"/>
+        <a:srgbClr val="C9211E"/>
       </a:accent6>
       <a:hlink>
-        <a:srgbClr val="0000ee"/>
+        <a:srgbClr val="0000EE"/>
       </a:hlink>
       <a:folHlink>
-        <a:srgbClr val="551a8b"/>
+        <a:srgbClr val="551A8B"/>
       </a:folHlink>
     </a:clrScheme>
     <a:fontScheme name="Office">

--- a/docs/guides/crew/crew-troubleshooting.docx
+++ b/docs/guides/crew/crew-troubleshooting.docx
@@ -1,6 +1,6 @@
 
 <file path=word/document.xml><?xml version="1.0" encoding="utf-8"?>
-<w:document xmlns:o="urn:schemas-microsoft-com:office:office" xmlns:r="http://schemas.openxmlformats.org/officeDocument/2006/relationships" xmlns:v="urn:schemas-microsoft-com:vml" xmlns:w="http://schemas.openxmlformats.org/wordprocessingml/2006/main" xmlns:w10="urn:schemas-microsoft-com:office:word" xmlns:wp="http://schemas.openxmlformats.org/drawingml/2006/wordprocessingDrawing" xmlns:wps="http://schemas.microsoft.com/office/word/2010/wordprocessingShape" xmlns:wpg="http://schemas.microsoft.com/office/word/2010/wordprocessingGroup" xmlns:mc="http://schemas.openxmlformats.org/markup-compatibility/2006" xmlns:wp14="http://schemas.microsoft.com/office/word/2010/wordprocessingDrawing" xmlns:w14="http://schemas.microsoft.com/office/word/2010/wordml" xmlns:w15="http://schemas.microsoft.com/office/word/2012/wordml" mc:Ignorable="w14 wp14 w15">
+<w:document xmlns:o="urn:schemas-microsoft-com:office:office" xmlns:r="http://schemas.openxmlformats.org/officeDocument/2006/relationships" xmlns:v="urn:schemas-microsoft-com:vml" xmlns:w="http://schemas.openxmlformats.org/wordprocessingml/2006/main" xmlns:w10="urn:schemas-microsoft-com:office:word" xmlns:wp="http://schemas.openxmlformats.org/drawingml/2006/wordprocessingDrawing" xmlns:pic="http://schemas.openxmlformats.org/drawingml/2006/picture" xmlns:wps="http://schemas.microsoft.com/office/word/2010/wordprocessingShape" xmlns:wpg="http://schemas.microsoft.com/office/word/2010/wordprocessingGroup" xmlns:mc="http://schemas.openxmlformats.org/markup-compatibility/2006" xmlns:wp14="http://schemas.microsoft.com/office/word/2010/wordprocessingDrawing" xmlns:w14="http://schemas.microsoft.com/office/word/2010/wordml" xmlns:w15="http://schemas.microsoft.com/office/word/2012/wordml" mc:Ignorable="w14 wp14 w15">
   <w:body>
     <w:p>
       <w:pPr>
@@ -423,7 +423,37 @@
       </w:r>
       <w:r>
         <w:rPr/>
-        <w:t xml:space="preserve"> line names which config file it read (</w:t>
+        <w:t xml:space="preserve"> line names the config file it read: </w:t>
+      </w:r>
+      <w:r>
+        <w:rPr>
+          <w:rStyle w:val="SourceText"/>
+        </w:rPr>
+        <w:t>.crew/config.json</w:t>
+      </w:r>
+      <w:r>
+        <w:rPr/>
+        <w:t xml:space="preserve"> for a repository </w:t>
+      </w:r>
+      <w:r>
+        <w:rPr>
+          <w:rStyle w:val="SourceText"/>
+        </w:rPr>
+        <w:t>/crew:init</w:t>
+      </w:r>
+      <w:r>
+        <w:rPr/>
+        <w:t xml:space="preserve"> set up, ending </w:t>
+      </w:r>
+      <w:r>
+        <w:rPr>
+          <w:rStyle w:val="SourceText"/>
+        </w:rPr>
+        <w:t>run /crew:migrate</w:t>
+      </w:r>
+      <w:r>
+        <w:rPr/>
+        <w:t xml:space="preserve"> only when that file still holds a 0.20 setup, or </w:t>
       </w:r>
       <w:r>
         <w:rPr>
@@ -433,17 +463,17 @@
       </w:r>
       <w:r>
         <w:rPr/>
-        <w:t xml:space="preserve"> for 1.0, </w:t>
-      </w:r>
-      <w:r>
-        <w:rPr>
-          <w:rStyle w:val="SourceText"/>
-        </w:rPr>
-        <w:t>.crew/config.json</w:t>
-      </w:r>
-      <w:r>
-        <w:rPr/>
-        <w:t xml:space="preserve"> for 0.20); </w:t>
+        <w:t xml:space="preserve"> once </w:t>
+      </w:r>
+      <w:r>
+        <w:rPr>
+          <w:rStyle w:val="SourceText"/>
+        </w:rPr>
+        <w:t>/crew:migrate</w:t>
+      </w:r>
+      <w:r>
+        <w:rPr/>
+        <w:t xml:space="preserve"> has run; </w:t>
       </w:r>
       <w:r>
         <w:rPr>
@@ -545,9 +575,9 @@
     </w:p>
     <w:tbl>
       <w:tblPr>
-        <w:tblW w:w="12890" w:type="dxa"/>
+        <w:tblW w:w="12926" w:type="dxa"/>
         <w:jc w:val="left"/>
-        <w:tblInd w:w="0" w:type="dxa"/>
+        <w:tblInd w:w="28" w:type="dxa"/>
         <w:tblLayout w:type="fixed"/>
         <w:tblCellMar>
           <w:top w:w="28" w:type="dxa"/>
@@ -557,11 +587,11 @@
         </w:tblCellMar>
       </w:tblPr>
       <w:tblGrid>
-        <w:gridCol w:w="2116"/>
-        <w:gridCol w:w="2446"/>
-        <w:gridCol w:w="2806"/>
-        <w:gridCol w:w="3391"/>
-        <w:gridCol w:w="2131"/>
+        <w:gridCol w:w="2119"/>
+        <w:gridCol w:w="2456"/>
+        <w:gridCol w:w="2808"/>
+        <w:gridCol w:w="3395"/>
+        <w:gridCol w:w="2148"/>
       </w:tblGrid>
       <w:tr>
         <w:trPr>
@@ -569,7 +599,7 @@
         </w:trPr>
         <w:tc>
           <w:tcPr>
-            <w:tcW w:w="2116" w:type="dxa"/>
+            <w:tcW w:w="2119" w:type="dxa"/>
             <w:tcBorders/>
             <w:vAlign w:val="center"/>
           </w:tcPr>
@@ -591,7 +621,7 @@
         </w:tc>
         <w:tc>
           <w:tcPr>
-            <w:tcW w:w="2446" w:type="dxa"/>
+            <w:tcW w:w="2456" w:type="dxa"/>
             <w:tcBorders/>
             <w:vAlign w:val="center"/>
           </w:tcPr>
@@ -613,7 +643,7 @@
         </w:tc>
         <w:tc>
           <w:tcPr>
-            <w:tcW w:w="2806" w:type="dxa"/>
+            <w:tcW w:w="2808" w:type="dxa"/>
             <w:tcBorders/>
             <w:vAlign w:val="center"/>
           </w:tcPr>
@@ -635,7 +665,7 @@
         </w:tc>
         <w:tc>
           <w:tcPr>
-            <w:tcW w:w="3391" w:type="dxa"/>
+            <w:tcW w:w="3395" w:type="dxa"/>
             <w:tcBorders/>
             <w:vAlign w:val="center"/>
           </w:tcPr>
@@ -657,7 +687,7 @@
         </w:tc>
         <w:tc>
           <w:tcPr>
-            <w:tcW w:w="2131" w:type="dxa"/>
+            <w:tcW w:w="2148" w:type="dxa"/>
             <w:tcBorders/>
             <w:vAlign w:val="center"/>
           </w:tcPr>
@@ -682,7 +712,7 @@
         <w:trPr/>
         <w:tc>
           <w:tcPr>
-            <w:tcW w:w="2116" w:type="dxa"/>
+            <w:tcW w:w="2119" w:type="dxa"/>
             <w:tcBorders/>
             <w:vAlign w:val="center"/>
           </w:tcPr>
@@ -705,7 +735,7 @@
         </w:tc>
         <w:tc>
           <w:tcPr>
-            <w:tcW w:w="2446" w:type="dxa"/>
+            <w:tcW w:w="2456" w:type="dxa"/>
             <w:tcBorders/>
             <w:vAlign w:val="center"/>
           </w:tcPr>
@@ -728,7 +758,7 @@
         </w:tc>
         <w:tc>
           <w:tcPr>
-            <w:tcW w:w="2806" w:type="dxa"/>
+            <w:tcW w:w="2808" w:type="dxa"/>
             <w:tcBorders/>
             <w:vAlign w:val="center"/>
           </w:tcPr>
@@ -769,7 +799,7 @@
         </w:tc>
         <w:tc>
           <w:tcPr>
-            <w:tcW w:w="3391" w:type="dxa"/>
+            <w:tcW w:w="3395" w:type="dxa"/>
             <w:tcBorders/>
             <w:vAlign w:val="center"/>
           </w:tcPr>
@@ -794,7 +824,7 @@
         </w:tc>
         <w:tc>
           <w:tcPr>
-            <w:tcW w:w="2131" w:type="dxa"/>
+            <w:tcW w:w="2148" w:type="dxa"/>
             <w:tcBorders/>
             <w:vAlign w:val="center"/>
           </w:tcPr>
@@ -818,7 +848,7 @@
         <w:trPr/>
         <w:tc>
           <w:tcPr>
-            <w:tcW w:w="2116" w:type="dxa"/>
+            <w:tcW w:w="2119" w:type="dxa"/>
             <w:tcBorders/>
             <w:vAlign w:val="center"/>
           </w:tcPr>
@@ -841,7 +871,7 @@
         </w:tc>
         <w:tc>
           <w:tcPr>
-            <w:tcW w:w="2446" w:type="dxa"/>
+            <w:tcW w:w="2456" w:type="dxa"/>
             <w:tcBorders/>
             <w:vAlign w:val="center"/>
           </w:tcPr>
@@ -864,7 +894,7 @@
         </w:tc>
         <w:tc>
           <w:tcPr>
-            <w:tcW w:w="2806" w:type="dxa"/>
+            <w:tcW w:w="2808" w:type="dxa"/>
             <w:tcBorders/>
             <w:vAlign w:val="center"/>
           </w:tcPr>
@@ -891,7 +921,7 @@
         </w:tc>
         <w:tc>
           <w:tcPr>
-            <w:tcW w:w="3391" w:type="dxa"/>
+            <w:tcW w:w="3395" w:type="dxa"/>
             <w:tcBorders/>
             <w:vAlign w:val="center"/>
           </w:tcPr>
@@ -916,7 +946,7 @@
         </w:tc>
         <w:tc>
           <w:tcPr>
-            <w:tcW w:w="2131" w:type="dxa"/>
+            <w:tcW w:w="2148" w:type="dxa"/>
             <w:tcBorders/>
             <w:vAlign w:val="center"/>
           </w:tcPr>
@@ -940,7 +970,7 @@
         <w:trPr/>
         <w:tc>
           <w:tcPr>
-            <w:tcW w:w="2116" w:type="dxa"/>
+            <w:tcW w:w="2119" w:type="dxa"/>
             <w:tcBorders/>
             <w:vAlign w:val="center"/>
           </w:tcPr>
@@ -993,7 +1023,7 @@
         </w:tc>
         <w:tc>
           <w:tcPr>
-            <w:tcW w:w="2446" w:type="dxa"/>
+            <w:tcW w:w="2456" w:type="dxa"/>
             <w:tcBorders/>
             <w:vAlign w:val="center"/>
           </w:tcPr>
@@ -1016,7 +1046,7 @@
         </w:tc>
         <w:tc>
           <w:tcPr>
-            <w:tcW w:w="2806" w:type="dxa"/>
+            <w:tcW w:w="2808" w:type="dxa"/>
             <w:tcBorders/>
             <w:vAlign w:val="center"/>
           </w:tcPr>
@@ -1037,7 +1067,7 @@
         </w:tc>
         <w:tc>
           <w:tcPr>
-            <w:tcW w:w="3391" w:type="dxa"/>
+            <w:tcW w:w="3395" w:type="dxa"/>
             <w:tcBorders/>
             <w:vAlign w:val="center"/>
           </w:tcPr>
@@ -1074,7 +1104,7 @@
         </w:tc>
         <w:tc>
           <w:tcPr>
-            <w:tcW w:w="2131" w:type="dxa"/>
+            <w:tcW w:w="2148" w:type="dxa"/>
             <w:tcBorders/>
             <w:vAlign w:val="center"/>
           </w:tcPr>
@@ -1110,7 +1140,7 @@
         <w:trPr/>
         <w:tc>
           <w:tcPr>
-            <w:tcW w:w="2116" w:type="dxa"/>
+            <w:tcW w:w="2119" w:type="dxa"/>
             <w:tcBorders/>
             <w:vAlign w:val="center"/>
           </w:tcPr>
@@ -1133,7 +1163,7 @@
         </w:tc>
         <w:tc>
           <w:tcPr>
-            <w:tcW w:w="2446" w:type="dxa"/>
+            <w:tcW w:w="2456" w:type="dxa"/>
             <w:tcBorders/>
             <w:vAlign w:val="center"/>
           </w:tcPr>
@@ -1156,7 +1186,7 @@
         </w:tc>
         <w:tc>
           <w:tcPr>
-            <w:tcW w:w="2806" w:type="dxa"/>
+            <w:tcW w:w="2808" w:type="dxa"/>
             <w:tcBorders/>
             <w:vAlign w:val="center"/>
           </w:tcPr>
@@ -1187,7 +1217,7 @@
         </w:tc>
         <w:tc>
           <w:tcPr>
-            <w:tcW w:w="3391" w:type="dxa"/>
+            <w:tcW w:w="3395" w:type="dxa"/>
             <w:tcBorders/>
             <w:vAlign w:val="center"/>
           </w:tcPr>
@@ -1214,7 +1244,7 @@
         </w:tc>
         <w:tc>
           <w:tcPr>
-            <w:tcW w:w="2131" w:type="dxa"/>
+            <w:tcW w:w="2148" w:type="dxa"/>
             <w:tcBorders/>
             <w:vAlign w:val="center"/>
           </w:tcPr>
@@ -1238,7 +1268,7 @@
         <w:trPr/>
         <w:tc>
           <w:tcPr>
-            <w:tcW w:w="2116" w:type="dxa"/>
+            <w:tcW w:w="2119" w:type="dxa"/>
             <w:tcBorders/>
             <w:vAlign w:val="center"/>
           </w:tcPr>
@@ -1285,7 +1315,7 @@
         </w:tc>
         <w:tc>
           <w:tcPr>
-            <w:tcW w:w="2446" w:type="dxa"/>
+            <w:tcW w:w="2456" w:type="dxa"/>
             <w:tcBorders/>
             <w:vAlign w:val="center"/>
           </w:tcPr>
@@ -1308,7 +1338,7 @@
         </w:tc>
         <w:tc>
           <w:tcPr>
-            <w:tcW w:w="2806" w:type="dxa"/>
+            <w:tcW w:w="2808" w:type="dxa"/>
             <w:tcBorders/>
             <w:vAlign w:val="center"/>
           </w:tcPr>
@@ -1335,7 +1365,7 @@
         </w:tc>
         <w:tc>
           <w:tcPr>
-            <w:tcW w:w="3391" w:type="dxa"/>
+            <w:tcW w:w="3395" w:type="dxa"/>
             <w:tcBorders/>
             <w:vAlign w:val="center"/>
           </w:tcPr>
@@ -1428,7 +1458,7 @@
         </w:tc>
         <w:tc>
           <w:tcPr>
-            <w:tcW w:w="2131" w:type="dxa"/>
+            <w:tcW w:w="2148" w:type="dxa"/>
             <w:tcBorders/>
             <w:vAlign w:val="center"/>
           </w:tcPr>
@@ -1468,7 +1498,7 @@
         <w:trPr/>
         <w:tc>
           <w:tcPr>
-            <w:tcW w:w="2116" w:type="dxa"/>
+            <w:tcW w:w="2119" w:type="dxa"/>
             <w:tcBorders/>
             <w:vAlign w:val="center"/>
           </w:tcPr>
@@ -1515,7 +1545,7 @@
         </w:tc>
         <w:tc>
           <w:tcPr>
-            <w:tcW w:w="2446" w:type="dxa"/>
+            <w:tcW w:w="2456" w:type="dxa"/>
             <w:tcBorders/>
             <w:vAlign w:val="center"/>
           </w:tcPr>
@@ -1538,7 +1568,7 @@
         </w:tc>
         <w:tc>
           <w:tcPr>
-            <w:tcW w:w="2806" w:type="dxa"/>
+            <w:tcW w:w="2808" w:type="dxa"/>
             <w:tcBorders/>
             <w:vAlign w:val="center"/>
           </w:tcPr>
@@ -1559,7 +1589,7 @@
         </w:tc>
         <w:tc>
           <w:tcPr>
-            <w:tcW w:w="3391" w:type="dxa"/>
+            <w:tcW w:w="3395" w:type="dxa"/>
             <w:tcBorders/>
             <w:vAlign w:val="center"/>
           </w:tcPr>
@@ -1616,7 +1646,7 @@
         </w:tc>
         <w:tc>
           <w:tcPr>
-            <w:tcW w:w="2131" w:type="dxa"/>
+            <w:tcW w:w="2148" w:type="dxa"/>
             <w:tcBorders/>
             <w:vAlign w:val="center"/>
           </w:tcPr>
@@ -1642,7 +1672,7 @@
         <w:trPr/>
         <w:tc>
           <w:tcPr>
-            <w:tcW w:w="2116" w:type="dxa"/>
+            <w:tcW w:w="2119" w:type="dxa"/>
             <w:tcBorders/>
             <w:vAlign w:val="center"/>
           </w:tcPr>
@@ -1689,7 +1719,7 @@
         </w:tc>
         <w:tc>
           <w:tcPr>
-            <w:tcW w:w="2446" w:type="dxa"/>
+            <w:tcW w:w="2456" w:type="dxa"/>
             <w:tcBorders/>
             <w:vAlign w:val="center"/>
           </w:tcPr>
@@ -1712,7 +1742,7 @@
         </w:tc>
         <w:tc>
           <w:tcPr>
-            <w:tcW w:w="2806" w:type="dxa"/>
+            <w:tcW w:w="2808" w:type="dxa"/>
             <w:tcBorders/>
             <w:vAlign w:val="center"/>
           </w:tcPr>
@@ -1773,7 +1803,7 @@
         </w:tc>
         <w:tc>
           <w:tcPr>
-            <w:tcW w:w="3391" w:type="dxa"/>
+            <w:tcW w:w="3395" w:type="dxa"/>
             <w:tcBorders/>
             <w:vAlign w:val="center"/>
           </w:tcPr>
@@ -1830,7 +1860,7 @@
         </w:tc>
         <w:tc>
           <w:tcPr>
-            <w:tcW w:w="2131" w:type="dxa"/>
+            <w:tcW w:w="2148" w:type="dxa"/>
             <w:tcBorders/>
             <w:vAlign w:val="center"/>
           </w:tcPr>
@@ -1856,7 +1886,7 @@
         <w:trPr/>
         <w:tc>
           <w:tcPr>
-            <w:tcW w:w="2116" w:type="dxa"/>
+            <w:tcW w:w="2119" w:type="dxa"/>
             <w:tcBorders/>
             <w:vAlign w:val="center"/>
           </w:tcPr>
@@ -1903,7 +1933,7 @@
         </w:tc>
         <w:tc>
           <w:tcPr>
-            <w:tcW w:w="2446" w:type="dxa"/>
+            <w:tcW w:w="2456" w:type="dxa"/>
             <w:tcBorders/>
             <w:vAlign w:val="center"/>
           </w:tcPr>
@@ -1930,7 +1960,7 @@
         </w:tc>
         <w:tc>
           <w:tcPr>
-            <w:tcW w:w="2806" w:type="dxa"/>
+            <w:tcW w:w="2808" w:type="dxa"/>
             <w:tcBorders/>
             <w:vAlign w:val="center"/>
           </w:tcPr>
@@ -1951,7 +1981,7 @@
         </w:tc>
         <w:tc>
           <w:tcPr>
-            <w:tcW w:w="3391" w:type="dxa"/>
+            <w:tcW w:w="3395" w:type="dxa"/>
             <w:tcBorders/>
             <w:vAlign w:val="center"/>
           </w:tcPr>
@@ -2008,7 +2038,7 @@
         </w:tc>
         <w:tc>
           <w:tcPr>
-            <w:tcW w:w="2131" w:type="dxa"/>
+            <w:tcW w:w="2148" w:type="dxa"/>
             <w:tcBorders/>
             <w:vAlign w:val="center"/>
           </w:tcPr>
@@ -2044,7 +2074,7 @@
         <w:trPr/>
         <w:tc>
           <w:tcPr>
-            <w:tcW w:w="2116" w:type="dxa"/>
+            <w:tcW w:w="2119" w:type="dxa"/>
             <w:tcBorders/>
             <w:vAlign w:val="center"/>
           </w:tcPr>
@@ -2131,7 +2161,7 @@
         </w:tc>
         <w:tc>
           <w:tcPr>
-            <w:tcW w:w="2446" w:type="dxa"/>
+            <w:tcW w:w="2456" w:type="dxa"/>
             <w:tcBorders/>
             <w:vAlign w:val="center"/>
           </w:tcPr>
@@ -2154,7 +2184,7 @@
         </w:tc>
         <w:tc>
           <w:tcPr>
-            <w:tcW w:w="2806" w:type="dxa"/>
+            <w:tcW w:w="2808" w:type="dxa"/>
             <w:tcBorders/>
             <w:vAlign w:val="center"/>
           </w:tcPr>
@@ -2175,7 +2205,7 @@
         </w:tc>
         <w:tc>
           <w:tcPr>
-            <w:tcW w:w="3391" w:type="dxa"/>
+            <w:tcW w:w="3395" w:type="dxa"/>
             <w:tcBorders/>
             <w:vAlign w:val="center"/>
           </w:tcPr>
@@ -2248,7 +2278,7 @@
         </w:tc>
         <w:tc>
           <w:tcPr>
-            <w:tcW w:w="2131" w:type="dxa"/>
+            <w:tcW w:w="2148" w:type="dxa"/>
             <w:tcBorders/>
             <w:vAlign w:val="center"/>
           </w:tcPr>
@@ -2284,7 +2314,7 @@
         <w:trPr/>
         <w:tc>
           <w:tcPr>
-            <w:tcW w:w="2116" w:type="dxa"/>
+            <w:tcW w:w="2119" w:type="dxa"/>
             <w:tcBorders/>
             <w:vAlign w:val="center"/>
           </w:tcPr>
@@ -2307,7 +2337,7 @@
         </w:tc>
         <w:tc>
           <w:tcPr>
-            <w:tcW w:w="2446" w:type="dxa"/>
+            <w:tcW w:w="2456" w:type="dxa"/>
             <w:tcBorders/>
             <w:vAlign w:val="center"/>
           </w:tcPr>
@@ -2330,7 +2360,7 @@
         </w:tc>
         <w:tc>
           <w:tcPr>
-            <w:tcW w:w="2806" w:type="dxa"/>
+            <w:tcW w:w="2808" w:type="dxa"/>
             <w:tcBorders/>
             <w:vAlign w:val="center"/>
           </w:tcPr>
@@ -2351,7 +2381,7 @@
         </w:tc>
         <w:tc>
           <w:tcPr>
-            <w:tcW w:w="3391" w:type="dxa"/>
+            <w:tcW w:w="3395" w:type="dxa"/>
             <w:tcBorders/>
             <w:vAlign w:val="center"/>
           </w:tcPr>
@@ -2384,7 +2414,7 @@
         </w:tc>
         <w:tc>
           <w:tcPr>
-            <w:tcW w:w="2131" w:type="dxa"/>
+            <w:tcW w:w="2148" w:type="dxa"/>
             <w:tcBorders/>
             <w:vAlign w:val="center"/>
           </w:tcPr>
@@ -2408,7 +2438,7 @@
         <w:trPr/>
         <w:tc>
           <w:tcPr>
-            <w:tcW w:w="2116" w:type="dxa"/>
+            <w:tcW w:w="2119" w:type="dxa"/>
             <w:tcBorders/>
             <w:vAlign w:val="center"/>
           </w:tcPr>
@@ -2431,7 +2461,7 @@
         </w:tc>
         <w:tc>
           <w:tcPr>
-            <w:tcW w:w="2446" w:type="dxa"/>
+            <w:tcW w:w="2456" w:type="dxa"/>
             <w:tcBorders/>
             <w:vAlign w:val="center"/>
           </w:tcPr>
@@ -2468,7 +2498,7 @@
         </w:tc>
         <w:tc>
           <w:tcPr>
-            <w:tcW w:w="2806" w:type="dxa"/>
+            <w:tcW w:w="2808" w:type="dxa"/>
             <w:tcBorders/>
             <w:vAlign w:val="center"/>
           </w:tcPr>
@@ -2519,7 +2549,7 @@
         </w:tc>
         <w:tc>
           <w:tcPr>
-            <w:tcW w:w="3391" w:type="dxa"/>
+            <w:tcW w:w="3395" w:type="dxa"/>
             <w:tcBorders/>
             <w:vAlign w:val="center"/>
           </w:tcPr>
@@ -2572,7 +2602,7 @@
         </w:tc>
         <w:tc>
           <w:tcPr>
-            <w:tcW w:w="2131" w:type="dxa"/>
+            <w:tcW w:w="2148" w:type="dxa"/>
             <w:tcBorders/>
             <w:vAlign w:val="center"/>
           </w:tcPr>
@@ -2596,7 +2626,7 @@
         <w:trPr/>
         <w:tc>
           <w:tcPr>
-            <w:tcW w:w="2116" w:type="dxa"/>
+            <w:tcW w:w="2119" w:type="dxa"/>
             <w:tcBorders/>
             <w:vAlign w:val="center"/>
           </w:tcPr>
@@ -2619,7 +2649,7 @@
         </w:tc>
         <w:tc>
           <w:tcPr>
-            <w:tcW w:w="2446" w:type="dxa"/>
+            <w:tcW w:w="2456" w:type="dxa"/>
             <w:tcBorders/>
             <w:vAlign w:val="center"/>
           </w:tcPr>
@@ -2642,7 +2672,7 @@
         </w:tc>
         <w:tc>
           <w:tcPr>
-            <w:tcW w:w="2806" w:type="dxa"/>
+            <w:tcW w:w="2808" w:type="dxa"/>
             <w:tcBorders/>
             <w:vAlign w:val="center"/>
           </w:tcPr>
@@ -2673,7 +2703,7 @@
         </w:tc>
         <w:tc>
           <w:tcPr>
-            <w:tcW w:w="3391" w:type="dxa"/>
+            <w:tcW w:w="3395" w:type="dxa"/>
             <w:tcBorders/>
             <w:vAlign w:val="center"/>
           </w:tcPr>
@@ -2700,7 +2730,7 @@
         </w:tc>
         <w:tc>
           <w:tcPr>
-            <w:tcW w:w="2131" w:type="dxa"/>
+            <w:tcW w:w="2148" w:type="dxa"/>
             <w:tcBorders/>
             <w:vAlign w:val="center"/>
           </w:tcPr>
@@ -2726,7 +2756,7 @@
         <w:trPr/>
         <w:tc>
           <w:tcPr>
-            <w:tcW w:w="2116" w:type="dxa"/>
+            <w:tcW w:w="2119" w:type="dxa"/>
             <w:tcBorders/>
             <w:vAlign w:val="center"/>
           </w:tcPr>
@@ -2749,7 +2779,7 @@
         </w:tc>
         <w:tc>
           <w:tcPr>
-            <w:tcW w:w="2446" w:type="dxa"/>
+            <w:tcW w:w="2456" w:type="dxa"/>
             <w:tcBorders/>
             <w:vAlign w:val="center"/>
           </w:tcPr>
@@ -2772,7 +2802,7 @@
         </w:tc>
         <w:tc>
           <w:tcPr>
-            <w:tcW w:w="2806" w:type="dxa"/>
+            <w:tcW w:w="2808" w:type="dxa"/>
             <w:tcBorders/>
             <w:vAlign w:val="center"/>
           </w:tcPr>
@@ -2793,7 +2823,7 @@
         </w:tc>
         <w:tc>
           <w:tcPr>
-            <w:tcW w:w="3391" w:type="dxa"/>
+            <w:tcW w:w="3395" w:type="dxa"/>
             <w:tcBorders/>
             <w:vAlign w:val="center"/>
           </w:tcPr>
@@ -2856,7 +2886,7 @@
         </w:tc>
         <w:tc>
           <w:tcPr>
-            <w:tcW w:w="2131" w:type="dxa"/>
+            <w:tcW w:w="2148" w:type="dxa"/>
             <w:tcBorders/>
             <w:vAlign w:val="center"/>
           </w:tcPr>
@@ -2886,7 +2916,7 @@
         <w:trPr/>
         <w:tc>
           <w:tcPr>
-            <w:tcW w:w="2116" w:type="dxa"/>
+            <w:tcW w:w="2119" w:type="dxa"/>
             <w:tcBorders/>
             <w:vAlign w:val="center"/>
           </w:tcPr>
@@ -2909,7 +2939,7 @@
         </w:tc>
         <w:tc>
           <w:tcPr>
-            <w:tcW w:w="2446" w:type="dxa"/>
+            <w:tcW w:w="2456" w:type="dxa"/>
             <w:tcBorders/>
             <w:vAlign w:val="center"/>
           </w:tcPr>
@@ -2932,7 +2962,7 @@
         </w:tc>
         <w:tc>
           <w:tcPr>
-            <w:tcW w:w="2806" w:type="dxa"/>
+            <w:tcW w:w="2808" w:type="dxa"/>
             <w:tcBorders/>
             <w:vAlign w:val="center"/>
           </w:tcPr>
@@ -2953,7 +2983,7 @@
         </w:tc>
         <w:tc>
           <w:tcPr>
-            <w:tcW w:w="3391" w:type="dxa"/>
+            <w:tcW w:w="3395" w:type="dxa"/>
             <w:tcBorders/>
             <w:vAlign w:val="center"/>
           </w:tcPr>
@@ -2976,7 +3006,7 @@
         </w:tc>
         <w:tc>
           <w:tcPr>
-            <w:tcW w:w="2131" w:type="dxa"/>
+            <w:tcW w:w="2148" w:type="dxa"/>
             <w:tcBorders/>
             <w:vAlign w:val="center"/>
           </w:tcPr>
@@ -8730,9 +8760,9 @@
     </w:p>
     <w:tbl>
       <w:tblPr>
-        <w:tblW w:w="12890" w:type="dxa"/>
+        <w:tblW w:w="12926" w:type="dxa"/>
         <w:jc w:val="left"/>
-        <w:tblInd w:w="0" w:type="dxa"/>
+        <w:tblInd w:w="28" w:type="dxa"/>
         <w:tblLayout w:type="fixed"/>
         <w:tblCellMar>
           <w:top w:w="28" w:type="dxa"/>
@@ -8742,9 +8772,9 @@
         </w:tblCellMar>
       </w:tblPr>
       <w:tblGrid>
-        <w:gridCol w:w="4948"/>
-        <w:gridCol w:w="3984"/>
-        <w:gridCol w:w="3958"/>
+        <w:gridCol w:w="4978"/>
+        <w:gridCol w:w="3967"/>
+        <w:gridCol w:w="3981"/>
       </w:tblGrid>
       <w:tr>
         <w:trPr>
@@ -8752,7 +8782,7 @@
         </w:trPr>
         <w:tc>
           <w:tcPr>
-            <w:tcW w:w="4948" w:type="dxa"/>
+            <w:tcW w:w="4978" w:type="dxa"/>
             <w:tcBorders/>
             <w:vAlign w:val="center"/>
           </w:tcPr>
@@ -8780,7 +8810,7 @@
         </w:tc>
         <w:tc>
           <w:tcPr>
-            <w:tcW w:w="3984" w:type="dxa"/>
+            <w:tcW w:w="3967" w:type="dxa"/>
             <w:tcBorders/>
             <w:vAlign w:val="center"/>
           </w:tcPr>
@@ -8802,7 +8832,7 @@
         </w:tc>
         <w:tc>
           <w:tcPr>
-            <w:tcW w:w="3958" w:type="dxa"/>
+            <w:tcW w:w="3981" w:type="dxa"/>
             <w:tcBorders/>
             <w:vAlign w:val="center"/>
           </w:tcPr>
@@ -8827,7 +8857,7 @@
         <w:trPr/>
         <w:tc>
           <w:tcPr>
-            <w:tcW w:w="4948" w:type="dxa"/>
+            <w:tcW w:w="4978" w:type="dxa"/>
             <w:tcBorders/>
             <w:vAlign w:val="center"/>
           </w:tcPr>
@@ -8850,7 +8880,7 @@
         </w:tc>
         <w:tc>
           <w:tcPr>
-            <w:tcW w:w="3984" w:type="dxa"/>
+            <w:tcW w:w="3967" w:type="dxa"/>
             <w:tcBorders/>
             <w:vAlign w:val="center"/>
           </w:tcPr>
@@ -8881,7 +8911,7 @@
         </w:tc>
         <w:tc>
           <w:tcPr>
-            <w:tcW w:w="3958" w:type="dxa"/>
+            <w:tcW w:w="3981" w:type="dxa"/>
             <w:tcBorders/>
             <w:vAlign w:val="center"/>
           </w:tcPr>
@@ -8915,7 +8945,7 @@
         <w:trPr/>
         <w:tc>
           <w:tcPr>
-            <w:tcW w:w="4948" w:type="dxa"/>
+            <w:tcW w:w="4978" w:type="dxa"/>
             <w:tcBorders/>
             <w:vAlign w:val="center"/>
           </w:tcPr>
@@ -8938,7 +8968,7 @@
         </w:tc>
         <w:tc>
           <w:tcPr>
-            <w:tcW w:w="3984" w:type="dxa"/>
+            <w:tcW w:w="3967" w:type="dxa"/>
             <w:tcBorders/>
             <w:vAlign w:val="center"/>
           </w:tcPr>
@@ -8959,7 +8989,7 @@
         </w:tc>
         <w:tc>
           <w:tcPr>
-            <w:tcW w:w="3958" w:type="dxa"/>
+            <w:tcW w:w="3981" w:type="dxa"/>
             <w:tcBorders/>
             <w:vAlign w:val="center"/>
           </w:tcPr>
@@ -8993,7 +9023,7 @@
         <w:trPr/>
         <w:tc>
           <w:tcPr>
-            <w:tcW w:w="4948" w:type="dxa"/>
+            <w:tcW w:w="4978" w:type="dxa"/>
             <w:tcBorders/>
             <w:vAlign w:val="center"/>
           </w:tcPr>
@@ -9016,7 +9046,7 @@
         </w:tc>
         <w:tc>
           <w:tcPr>
-            <w:tcW w:w="3984" w:type="dxa"/>
+            <w:tcW w:w="3967" w:type="dxa"/>
             <w:tcBorders/>
             <w:vAlign w:val="center"/>
           </w:tcPr>
@@ -9037,7 +9067,7 @@
         </w:tc>
         <w:tc>
           <w:tcPr>
-            <w:tcW w:w="3958" w:type="dxa"/>
+            <w:tcW w:w="3981" w:type="dxa"/>
             <w:tcBorders/>
             <w:vAlign w:val="center"/>
           </w:tcPr>
@@ -9067,7 +9097,7 @@
         <w:trPr/>
         <w:tc>
           <w:tcPr>
-            <w:tcW w:w="4948" w:type="dxa"/>
+            <w:tcW w:w="4978" w:type="dxa"/>
             <w:tcBorders/>
             <w:vAlign w:val="center"/>
           </w:tcPr>
@@ -9090,7 +9120,7 @@
         </w:tc>
         <w:tc>
           <w:tcPr>
-            <w:tcW w:w="3984" w:type="dxa"/>
+            <w:tcW w:w="3967" w:type="dxa"/>
             <w:tcBorders/>
             <w:vAlign w:val="center"/>
           </w:tcPr>
@@ -9111,7 +9141,7 @@
         </w:tc>
         <w:tc>
           <w:tcPr>
-            <w:tcW w:w="3958" w:type="dxa"/>
+            <w:tcW w:w="3981" w:type="dxa"/>
             <w:tcBorders/>
             <w:vAlign w:val="center"/>
           </w:tcPr>
@@ -9145,7 +9175,7 @@
         <w:trPr/>
         <w:tc>
           <w:tcPr>
-            <w:tcW w:w="4948" w:type="dxa"/>
+            <w:tcW w:w="4978" w:type="dxa"/>
             <w:tcBorders/>
             <w:vAlign w:val="center"/>
           </w:tcPr>
@@ -9168,7 +9198,7 @@
         </w:tc>
         <w:tc>
           <w:tcPr>
-            <w:tcW w:w="3984" w:type="dxa"/>
+            <w:tcW w:w="3967" w:type="dxa"/>
             <w:tcBorders/>
             <w:vAlign w:val="center"/>
           </w:tcPr>
@@ -9189,7 +9219,7 @@
         </w:tc>
         <w:tc>
           <w:tcPr>
-            <w:tcW w:w="3958" w:type="dxa"/>
+            <w:tcW w:w="3981" w:type="dxa"/>
             <w:tcBorders/>
             <w:vAlign w:val="center"/>
           </w:tcPr>
@@ -9213,7 +9243,7 @@
         <w:trPr/>
         <w:tc>
           <w:tcPr>
-            <w:tcW w:w="4948" w:type="dxa"/>
+            <w:tcW w:w="4978" w:type="dxa"/>
             <w:tcBorders/>
             <w:vAlign w:val="center"/>
           </w:tcPr>
@@ -9246,7 +9276,7 @@
         </w:tc>
         <w:tc>
           <w:tcPr>
-            <w:tcW w:w="3984" w:type="dxa"/>
+            <w:tcW w:w="3967" w:type="dxa"/>
             <w:tcBorders/>
             <w:vAlign w:val="center"/>
           </w:tcPr>
@@ -9267,7 +9297,7 @@
         </w:tc>
         <w:tc>
           <w:tcPr>
-            <w:tcW w:w="3958" w:type="dxa"/>
+            <w:tcW w:w="3981" w:type="dxa"/>
             <w:tcBorders/>
             <w:vAlign w:val="center"/>
           </w:tcPr>
@@ -9301,7 +9331,7 @@
         <w:trPr/>
         <w:tc>
           <w:tcPr>
-            <w:tcW w:w="4948" w:type="dxa"/>
+            <w:tcW w:w="4978" w:type="dxa"/>
             <w:tcBorders/>
             <w:vAlign w:val="center"/>
           </w:tcPr>
@@ -9324,7 +9354,7 @@
         </w:tc>
         <w:tc>
           <w:tcPr>
-            <w:tcW w:w="3984" w:type="dxa"/>
+            <w:tcW w:w="3967" w:type="dxa"/>
             <w:tcBorders/>
             <w:vAlign w:val="center"/>
           </w:tcPr>
@@ -9351,7 +9381,7 @@
         </w:tc>
         <w:tc>
           <w:tcPr>
-            <w:tcW w:w="3958" w:type="dxa"/>
+            <w:tcW w:w="3981" w:type="dxa"/>
             <w:tcBorders/>
             <w:vAlign w:val="center"/>
           </w:tcPr>
@@ -9387,7 +9417,7 @@
         <w:trPr/>
         <w:tc>
           <w:tcPr>
-            <w:tcW w:w="4948" w:type="dxa"/>
+            <w:tcW w:w="4978" w:type="dxa"/>
             <w:tcBorders/>
             <w:vAlign w:val="center"/>
           </w:tcPr>
@@ -9410,7 +9440,7 @@
         </w:tc>
         <w:tc>
           <w:tcPr>
-            <w:tcW w:w="3984" w:type="dxa"/>
+            <w:tcW w:w="3967" w:type="dxa"/>
             <w:tcBorders/>
             <w:vAlign w:val="center"/>
           </w:tcPr>
@@ -9457,7 +9487,7 @@
         </w:tc>
         <w:tc>
           <w:tcPr>
-            <w:tcW w:w="3958" w:type="dxa"/>
+            <w:tcW w:w="3981" w:type="dxa"/>
             <w:tcBorders/>
             <w:vAlign w:val="center"/>
           </w:tcPr>
@@ -9557,9 +9587,9 @@
     </w:p>
     <w:tbl>
       <w:tblPr>
-        <w:tblW w:w="12890" w:type="dxa"/>
+        <w:tblW w:w="12926" w:type="dxa"/>
         <w:jc w:val="left"/>
-        <w:tblInd w:w="0" w:type="dxa"/>
+        <w:tblInd w:w="28" w:type="dxa"/>
         <w:tblLayout w:type="fixed"/>
         <w:tblCellMar>
           <w:top w:w="28" w:type="dxa"/>
@@ -9569,9 +9599,9 @@
         </w:tblCellMar>
       </w:tblPr>
       <w:tblGrid>
-        <w:gridCol w:w="2100"/>
-        <w:gridCol w:w="4102"/>
-        <w:gridCol w:w="6688"/>
+        <w:gridCol w:w="2479"/>
+        <w:gridCol w:w="4005"/>
+        <w:gridCol w:w="6442"/>
       </w:tblGrid>
       <w:tr>
         <w:trPr>
@@ -9579,7 +9609,7 @@
         </w:trPr>
         <w:tc>
           <w:tcPr>
-            <w:tcW w:w="2100" w:type="dxa"/>
+            <w:tcW w:w="2479" w:type="dxa"/>
             <w:tcBorders/>
             <w:vAlign w:val="center"/>
           </w:tcPr>
@@ -9607,7 +9637,7 @@
         </w:tc>
         <w:tc>
           <w:tcPr>
-            <w:tcW w:w="4102" w:type="dxa"/>
+            <w:tcW w:w="4005" w:type="dxa"/>
             <w:tcBorders/>
             <w:vAlign w:val="center"/>
           </w:tcPr>
@@ -9629,7 +9659,7 @@
         </w:tc>
         <w:tc>
           <w:tcPr>
-            <w:tcW w:w="6688" w:type="dxa"/>
+            <w:tcW w:w="6442" w:type="dxa"/>
             <w:tcBorders/>
             <w:vAlign w:val="center"/>
           </w:tcPr>
@@ -9654,7 +9684,7 @@
         <w:trPr/>
         <w:tc>
           <w:tcPr>
-            <w:tcW w:w="2100" w:type="dxa"/>
+            <w:tcW w:w="2479" w:type="dxa"/>
             <w:tcBorders/>
             <w:vAlign w:val="center"/>
           </w:tcPr>
@@ -9677,7 +9707,7 @@
         </w:tc>
         <w:tc>
           <w:tcPr>
-            <w:tcW w:w="4102" w:type="dxa"/>
+            <w:tcW w:w="4005" w:type="dxa"/>
             <w:tcBorders/>
             <w:vAlign w:val="center"/>
           </w:tcPr>
@@ -9718,7 +9748,7 @@
         </w:tc>
         <w:tc>
           <w:tcPr>
-            <w:tcW w:w="6688" w:type="dxa"/>
+            <w:tcW w:w="6442" w:type="dxa"/>
             <w:tcBorders/>
             <w:vAlign w:val="center"/>
           </w:tcPr>
@@ -9752,7 +9782,7 @@
         <w:trPr/>
         <w:tc>
           <w:tcPr>
-            <w:tcW w:w="2100" w:type="dxa"/>
+            <w:tcW w:w="2479" w:type="dxa"/>
             <w:tcBorders/>
             <w:vAlign w:val="center"/>
           </w:tcPr>
@@ -9775,7 +9805,7 @@
         </w:tc>
         <w:tc>
           <w:tcPr>
-            <w:tcW w:w="4102" w:type="dxa"/>
+            <w:tcW w:w="4005" w:type="dxa"/>
             <w:tcBorders/>
             <w:vAlign w:val="center"/>
           </w:tcPr>
@@ -9796,7 +9826,7 @@
         </w:tc>
         <w:tc>
           <w:tcPr>
-            <w:tcW w:w="6688" w:type="dxa"/>
+            <w:tcW w:w="6442" w:type="dxa"/>
             <w:tcBorders/>
             <w:vAlign w:val="center"/>
           </w:tcPr>
@@ -9820,7 +9850,7 @@
         <w:trPr/>
         <w:tc>
           <w:tcPr>
-            <w:tcW w:w="2100" w:type="dxa"/>
+            <w:tcW w:w="2479" w:type="dxa"/>
             <w:tcBorders/>
             <w:vAlign w:val="center"/>
           </w:tcPr>
@@ -9843,7 +9873,7 @@
         </w:tc>
         <w:tc>
           <w:tcPr>
-            <w:tcW w:w="4102" w:type="dxa"/>
+            <w:tcW w:w="4005" w:type="dxa"/>
             <w:tcBorders/>
             <w:vAlign w:val="center"/>
           </w:tcPr>
@@ -9870,7 +9900,7 @@
         </w:tc>
         <w:tc>
           <w:tcPr>
-            <w:tcW w:w="6688" w:type="dxa"/>
+            <w:tcW w:w="6442" w:type="dxa"/>
             <w:tcBorders/>
             <w:vAlign w:val="center"/>
           </w:tcPr>
@@ -16560,9 +16590,9 @@
     </w:p>
     <w:tbl>
       <w:tblPr>
-        <w:tblW w:w="12890" w:type="dxa"/>
+        <w:tblW w:w="12926" w:type="dxa"/>
         <w:jc w:val="left"/>
-        <w:tblInd w:w="0" w:type="dxa"/>
+        <w:tblInd w:w="28" w:type="dxa"/>
         <w:tblLayout w:type="fixed"/>
         <w:tblCellMar>
           <w:top w:w="28" w:type="dxa"/>
@@ -16572,10 +16602,10 @@
         </w:tblCellMar>
       </w:tblPr>
       <w:tblGrid>
-        <w:gridCol w:w="4251"/>
-        <w:gridCol w:w="1587"/>
-        <w:gridCol w:w="1629"/>
-        <w:gridCol w:w="5423"/>
+        <w:gridCol w:w="4249"/>
+        <w:gridCol w:w="1607"/>
+        <w:gridCol w:w="1634"/>
+        <w:gridCol w:w="5436"/>
       </w:tblGrid>
       <w:tr>
         <w:trPr>
@@ -16583,7 +16613,7 @@
         </w:trPr>
         <w:tc>
           <w:tcPr>
-            <w:tcW w:w="4251" w:type="dxa"/>
+            <w:tcW w:w="4249" w:type="dxa"/>
             <w:tcBorders/>
             <w:vAlign w:val="center"/>
           </w:tcPr>
@@ -16605,7 +16635,7 @@
         </w:tc>
         <w:tc>
           <w:tcPr>
-            <w:tcW w:w="1587" w:type="dxa"/>
+            <w:tcW w:w="1607" w:type="dxa"/>
             <w:tcBorders/>
             <w:vAlign w:val="center"/>
           </w:tcPr>
@@ -16627,7 +16657,7 @@
         </w:tc>
         <w:tc>
           <w:tcPr>
-            <w:tcW w:w="1629" w:type="dxa"/>
+            <w:tcW w:w="1634" w:type="dxa"/>
             <w:tcBorders/>
             <w:vAlign w:val="center"/>
           </w:tcPr>
@@ -16649,7 +16679,7 @@
         </w:tc>
         <w:tc>
           <w:tcPr>
-            <w:tcW w:w="5423" w:type="dxa"/>
+            <w:tcW w:w="5436" w:type="dxa"/>
             <w:tcBorders/>
             <w:vAlign w:val="center"/>
           </w:tcPr>
@@ -16674,7 +16704,7 @@
         <w:trPr/>
         <w:tc>
           <w:tcPr>
-            <w:tcW w:w="4251" w:type="dxa"/>
+            <w:tcW w:w="4249" w:type="dxa"/>
             <w:tcBorders/>
             <w:vAlign w:val="center"/>
           </w:tcPr>
@@ -16697,7 +16727,7 @@
         </w:tc>
         <w:tc>
           <w:tcPr>
-            <w:tcW w:w="1587" w:type="dxa"/>
+            <w:tcW w:w="1607" w:type="dxa"/>
             <w:tcBorders/>
             <w:vAlign w:val="center"/>
           </w:tcPr>
@@ -16718,7 +16748,7 @@
         </w:tc>
         <w:tc>
           <w:tcPr>
-            <w:tcW w:w="1629" w:type="dxa"/>
+            <w:tcW w:w="1634" w:type="dxa"/>
             <w:tcBorders/>
             <w:vAlign w:val="center"/>
           </w:tcPr>
@@ -16751,7 +16781,7 @@
         </w:tc>
         <w:tc>
           <w:tcPr>
-            <w:tcW w:w="5423" w:type="dxa"/>
+            <w:tcW w:w="5436" w:type="dxa"/>
             <w:tcBorders/>
             <w:vAlign w:val="center"/>
           </w:tcPr>
@@ -16801,7 +16831,7 @@
         <w:trPr/>
         <w:tc>
           <w:tcPr>
-            <w:tcW w:w="4251" w:type="dxa"/>
+            <w:tcW w:w="4249" w:type="dxa"/>
             <w:tcBorders/>
             <w:vAlign w:val="center"/>
           </w:tcPr>
@@ -16824,7 +16854,7 @@
         </w:tc>
         <w:tc>
           <w:tcPr>
-            <w:tcW w:w="1587" w:type="dxa"/>
+            <w:tcW w:w="1607" w:type="dxa"/>
             <w:tcBorders/>
             <w:vAlign w:val="center"/>
           </w:tcPr>
@@ -16845,7 +16875,7 @@
         </w:tc>
         <w:tc>
           <w:tcPr>
-            <w:tcW w:w="1629" w:type="dxa"/>
+            <w:tcW w:w="1634" w:type="dxa"/>
             <w:tcBorders/>
             <w:vAlign w:val="center"/>
           </w:tcPr>
@@ -16866,7 +16896,7 @@
         </w:tc>
         <w:tc>
           <w:tcPr>
-            <w:tcW w:w="5423" w:type="dxa"/>
+            <w:tcW w:w="5436" w:type="dxa"/>
             <w:tcBorders/>
             <w:vAlign w:val="center"/>
           </w:tcPr>
@@ -16906,7 +16936,7 @@
         <w:trPr/>
         <w:tc>
           <w:tcPr>
-            <w:tcW w:w="4251" w:type="dxa"/>
+            <w:tcW w:w="4249" w:type="dxa"/>
             <w:tcBorders/>
             <w:vAlign w:val="center"/>
           </w:tcPr>
@@ -16929,7 +16959,7 @@
         </w:tc>
         <w:tc>
           <w:tcPr>
-            <w:tcW w:w="1587" w:type="dxa"/>
+            <w:tcW w:w="1607" w:type="dxa"/>
             <w:tcBorders/>
             <w:vAlign w:val="center"/>
           </w:tcPr>
@@ -16950,7 +16980,7 @@
         </w:tc>
         <w:tc>
           <w:tcPr>
-            <w:tcW w:w="1629" w:type="dxa"/>
+            <w:tcW w:w="1634" w:type="dxa"/>
             <w:tcBorders/>
             <w:vAlign w:val="center"/>
           </w:tcPr>
@@ -16993,7 +17023,7 @@
         </w:tc>
         <w:tc>
           <w:tcPr>
-            <w:tcW w:w="5423" w:type="dxa"/>
+            <w:tcW w:w="5436" w:type="dxa"/>
             <w:tcBorders/>
             <w:vAlign w:val="center"/>
           </w:tcPr>
@@ -17023,7 +17053,7 @@
         <w:trPr/>
         <w:tc>
           <w:tcPr>
-            <w:tcW w:w="4251" w:type="dxa"/>
+            <w:tcW w:w="4249" w:type="dxa"/>
             <w:tcBorders/>
             <w:vAlign w:val="center"/>
           </w:tcPr>
@@ -17046,7 +17076,7 @@
         </w:tc>
         <w:tc>
           <w:tcPr>
-            <w:tcW w:w="1587" w:type="dxa"/>
+            <w:tcW w:w="1607" w:type="dxa"/>
             <w:tcBorders/>
             <w:vAlign w:val="center"/>
           </w:tcPr>
@@ -17067,7 +17097,7 @@
         </w:tc>
         <w:tc>
           <w:tcPr>
-            <w:tcW w:w="1629" w:type="dxa"/>
+            <w:tcW w:w="1634" w:type="dxa"/>
             <w:tcBorders/>
             <w:vAlign w:val="center"/>
           </w:tcPr>
@@ -17110,7 +17140,7 @@
         </w:tc>
         <w:tc>
           <w:tcPr>
-            <w:tcW w:w="5423" w:type="dxa"/>
+            <w:tcW w:w="5436" w:type="dxa"/>
             <w:tcBorders/>
             <w:vAlign w:val="center"/>
           </w:tcPr>
@@ -17140,7 +17170,7 @@
         <w:trPr/>
         <w:tc>
           <w:tcPr>
-            <w:tcW w:w="4251" w:type="dxa"/>
+            <w:tcW w:w="4249" w:type="dxa"/>
             <w:tcBorders/>
             <w:vAlign w:val="center"/>
           </w:tcPr>
@@ -17213,7 +17243,7 @@
         </w:tc>
         <w:tc>
           <w:tcPr>
-            <w:tcW w:w="1587" w:type="dxa"/>
+            <w:tcW w:w="1607" w:type="dxa"/>
             <w:tcBorders/>
             <w:vAlign w:val="center"/>
           </w:tcPr>
@@ -17234,7 +17264,7 @@
         </w:tc>
         <w:tc>
           <w:tcPr>
-            <w:tcW w:w="1629" w:type="dxa"/>
+            <w:tcW w:w="1634" w:type="dxa"/>
             <w:tcBorders/>
             <w:vAlign w:val="center"/>
           </w:tcPr>
@@ -17277,7 +17307,7 @@
         </w:tc>
         <w:tc>
           <w:tcPr>
-            <w:tcW w:w="5423" w:type="dxa"/>
+            <w:tcW w:w="5436" w:type="dxa"/>
             <w:tcBorders/>
             <w:vAlign w:val="center"/>
           </w:tcPr>
@@ -17311,7 +17341,7 @@
         <w:trPr/>
         <w:tc>
           <w:tcPr>
-            <w:tcW w:w="4251" w:type="dxa"/>
+            <w:tcW w:w="4249" w:type="dxa"/>
             <w:tcBorders/>
             <w:vAlign w:val="center"/>
           </w:tcPr>
@@ -17334,7 +17364,7 @@
         </w:tc>
         <w:tc>
           <w:tcPr>
-            <w:tcW w:w="1587" w:type="dxa"/>
+            <w:tcW w:w="1607" w:type="dxa"/>
             <w:tcBorders/>
             <w:vAlign w:val="center"/>
           </w:tcPr>
@@ -17355,7 +17385,7 @@
         </w:tc>
         <w:tc>
           <w:tcPr>
-            <w:tcW w:w="1629" w:type="dxa"/>
+            <w:tcW w:w="1634" w:type="dxa"/>
             <w:tcBorders/>
             <w:vAlign w:val="center"/>
           </w:tcPr>
@@ -17398,7 +17428,7 @@
         </w:tc>
         <w:tc>
           <w:tcPr>
-            <w:tcW w:w="5423" w:type="dxa"/>
+            <w:tcW w:w="5436" w:type="dxa"/>
             <w:tcBorders/>
             <w:vAlign w:val="center"/>
           </w:tcPr>
@@ -17448,7 +17478,7 @@
         <w:trPr/>
         <w:tc>
           <w:tcPr>
-            <w:tcW w:w="4251" w:type="dxa"/>
+            <w:tcW w:w="4249" w:type="dxa"/>
             <w:tcBorders/>
             <w:vAlign w:val="center"/>
           </w:tcPr>
@@ -17471,7 +17501,7 @@
         </w:tc>
         <w:tc>
           <w:tcPr>
-            <w:tcW w:w="1587" w:type="dxa"/>
+            <w:tcW w:w="1607" w:type="dxa"/>
             <w:tcBorders/>
             <w:vAlign w:val="center"/>
           </w:tcPr>
@@ -17492,7 +17522,7 @@
         </w:tc>
         <w:tc>
           <w:tcPr>
-            <w:tcW w:w="1629" w:type="dxa"/>
+            <w:tcW w:w="1634" w:type="dxa"/>
             <w:tcBorders/>
             <w:vAlign w:val="center"/>
           </w:tcPr>
@@ -17513,7 +17543,7 @@
         </w:tc>
         <w:tc>
           <w:tcPr>
-            <w:tcW w:w="5423" w:type="dxa"/>
+            <w:tcW w:w="5436" w:type="dxa"/>
             <w:tcBorders/>
             <w:vAlign w:val="center"/>
           </w:tcPr>
@@ -17543,7 +17573,7 @@
         <w:trPr/>
         <w:tc>
           <w:tcPr>
-            <w:tcW w:w="4251" w:type="dxa"/>
+            <w:tcW w:w="4249" w:type="dxa"/>
             <w:tcBorders/>
             <w:vAlign w:val="center"/>
           </w:tcPr>
@@ -17566,7 +17596,7 @@
         </w:tc>
         <w:tc>
           <w:tcPr>
-            <w:tcW w:w="1587" w:type="dxa"/>
+            <w:tcW w:w="1607" w:type="dxa"/>
             <w:tcBorders/>
             <w:vAlign w:val="center"/>
           </w:tcPr>
@@ -17597,7 +17627,7 @@
         </w:tc>
         <w:tc>
           <w:tcPr>
-            <w:tcW w:w="1629" w:type="dxa"/>
+            <w:tcW w:w="1634" w:type="dxa"/>
             <w:tcBorders/>
             <w:vAlign w:val="center"/>
           </w:tcPr>
@@ -17618,7 +17648,7 @@
         </w:tc>
         <w:tc>
           <w:tcPr>
-            <w:tcW w:w="5423" w:type="dxa"/>
+            <w:tcW w:w="5436" w:type="dxa"/>
             <w:tcBorders/>
             <w:vAlign w:val="center"/>
           </w:tcPr>
@@ -17648,7 +17678,7 @@
         <w:trPr/>
         <w:tc>
           <w:tcPr>
-            <w:tcW w:w="4251" w:type="dxa"/>
+            <w:tcW w:w="4249" w:type="dxa"/>
             <w:tcBorders/>
             <w:vAlign w:val="center"/>
           </w:tcPr>
@@ -17681,7 +17711,7 @@
         </w:tc>
         <w:tc>
           <w:tcPr>
-            <w:tcW w:w="1587" w:type="dxa"/>
+            <w:tcW w:w="1607" w:type="dxa"/>
             <w:tcBorders/>
             <w:vAlign w:val="center"/>
           </w:tcPr>
@@ -17702,7 +17732,7 @@
         </w:tc>
         <w:tc>
           <w:tcPr>
-            <w:tcW w:w="1629" w:type="dxa"/>
+            <w:tcW w:w="1634" w:type="dxa"/>
             <w:tcBorders/>
             <w:vAlign w:val="center"/>
           </w:tcPr>
@@ -17745,7 +17775,7 @@
         </w:tc>
         <w:tc>
           <w:tcPr>
-            <w:tcW w:w="5423" w:type="dxa"/>
+            <w:tcW w:w="5436" w:type="dxa"/>
             <w:tcBorders/>
             <w:vAlign w:val="center"/>
           </w:tcPr>
@@ -17775,7 +17805,7 @@
         <w:trPr/>
         <w:tc>
           <w:tcPr>
-            <w:tcW w:w="4251" w:type="dxa"/>
+            <w:tcW w:w="4249" w:type="dxa"/>
             <w:tcBorders/>
             <w:vAlign w:val="center"/>
           </w:tcPr>
@@ -17798,7 +17828,7 @@
         </w:tc>
         <w:tc>
           <w:tcPr>
-            <w:tcW w:w="1587" w:type="dxa"/>
+            <w:tcW w:w="1607" w:type="dxa"/>
             <w:tcBorders/>
             <w:vAlign w:val="center"/>
           </w:tcPr>
@@ -17819,7 +17849,7 @@
         </w:tc>
         <w:tc>
           <w:tcPr>
-            <w:tcW w:w="1629" w:type="dxa"/>
+            <w:tcW w:w="1634" w:type="dxa"/>
             <w:tcBorders/>
             <w:vAlign w:val="center"/>
           </w:tcPr>
@@ -17872,7 +17902,7 @@
         </w:tc>
         <w:tc>
           <w:tcPr>
-            <w:tcW w:w="5423" w:type="dxa"/>
+            <w:tcW w:w="5436" w:type="dxa"/>
             <w:tcBorders/>
             <w:vAlign w:val="center"/>
           </w:tcPr>
@@ -17902,7 +17932,7 @@
         <w:trPr/>
         <w:tc>
           <w:tcPr>
-            <w:tcW w:w="4251" w:type="dxa"/>
+            <w:tcW w:w="4249" w:type="dxa"/>
             <w:tcBorders/>
             <w:vAlign w:val="center"/>
           </w:tcPr>
@@ -17925,7 +17955,7 @@
         </w:tc>
         <w:tc>
           <w:tcPr>
-            <w:tcW w:w="1587" w:type="dxa"/>
+            <w:tcW w:w="1607" w:type="dxa"/>
             <w:tcBorders/>
             <w:vAlign w:val="center"/>
           </w:tcPr>
@@ -17946,7 +17976,7 @@
         </w:tc>
         <w:tc>
           <w:tcPr>
-            <w:tcW w:w="1629" w:type="dxa"/>
+            <w:tcW w:w="1634" w:type="dxa"/>
             <w:tcBorders/>
             <w:vAlign w:val="center"/>
           </w:tcPr>
@@ -17967,7 +17997,7 @@
         </w:tc>
         <w:tc>
           <w:tcPr>
-            <w:tcW w:w="5423" w:type="dxa"/>
+            <w:tcW w:w="5436" w:type="dxa"/>
             <w:tcBorders/>
             <w:vAlign w:val="center"/>
           </w:tcPr>
@@ -18027,7 +18057,7 @@
         <w:trPr/>
         <w:tc>
           <w:tcPr>
-            <w:tcW w:w="4251" w:type="dxa"/>
+            <w:tcW w:w="4249" w:type="dxa"/>
             <w:tcBorders/>
             <w:vAlign w:val="center"/>
           </w:tcPr>
@@ -18050,7 +18080,7 @@
         </w:tc>
         <w:tc>
           <w:tcPr>
-            <w:tcW w:w="1587" w:type="dxa"/>
+            <w:tcW w:w="1607" w:type="dxa"/>
             <w:tcBorders/>
             <w:vAlign w:val="center"/>
           </w:tcPr>
@@ -18071,7 +18101,7 @@
         </w:tc>
         <w:tc>
           <w:tcPr>
-            <w:tcW w:w="1629" w:type="dxa"/>
+            <w:tcW w:w="1634" w:type="dxa"/>
             <w:tcBorders/>
             <w:vAlign w:val="center"/>
           </w:tcPr>
@@ -18092,7 +18122,7 @@
         </w:tc>
         <w:tc>
           <w:tcPr>
-            <w:tcW w:w="5423" w:type="dxa"/>
+            <w:tcW w:w="5436" w:type="dxa"/>
             <w:tcBorders/>
             <w:vAlign w:val="center"/>
           </w:tcPr>
@@ -18122,7 +18152,7 @@
         <w:trPr/>
         <w:tc>
           <w:tcPr>
-            <w:tcW w:w="4251" w:type="dxa"/>
+            <w:tcW w:w="4249" w:type="dxa"/>
             <w:tcBorders/>
             <w:vAlign w:val="center"/>
           </w:tcPr>
@@ -18145,7 +18175,7 @@
         </w:tc>
         <w:tc>
           <w:tcPr>
-            <w:tcW w:w="1587" w:type="dxa"/>
+            <w:tcW w:w="1607" w:type="dxa"/>
             <w:tcBorders/>
             <w:vAlign w:val="center"/>
           </w:tcPr>
@@ -18166,7 +18196,7 @@
         </w:tc>
         <w:tc>
           <w:tcPr>
-            <w:tcW w:w="1629" w:type="dxa"/>
+            <w:tcW w:w="1634" w:type="dxa"/>
             <w:tcBorders/>
             <w:vAlign w:val="center"/>
           </w:tcPr>
@@ -18187,7 +18217,7 @@
         </w:tc>
         <w:tc>
           <w:tcPr>
-            <w:tcW w:w="5423" w:type="dxa"/>
+            <w:tcW w:w="5436" w:type="dxa"/>
             <w:tcBorders/>
             <w:vAlign w:val="center"/>
           </w:tcPr>
@@ -18227,7 +18257,7 @@
         <w:trPr/>
         <w:tc>
           <w:tcPr>
-            <w:tcW w:w="4251" w:type="dxa"/>
+            <w:tcW w:w="4249" w:type="dxa"/>
             <w:tcBorders/>
             <w:vAlign w:val="center"/>
           </w:tcPr>
@@ -18260,7 +18290,7 @@
         </w:tc>
         <w:tc>
           <w:tcPr>
-            <w:tcW w:w="1587" w:type="dxa"/>
+            <w:tcW w:w="1607" w:type="dxa"/>
             <w:tcBorders/>
             <w:vAlign w:val="center"/>
           </w:tcPr>
@@ -18281,7 +18311,7 @@
         </w:tc>
         <w:tc>
           <w:tcPr>
-            <w:tcW w:w="1629" w:type="dxa"/>
+            <w:tcW w:w="1634" w:type="dxa"/>
             <w:tcBorders/>
             <w:vAlign w:val="center"/>
           </w:tcPr>
@@ -18302,7 +18332,7 @@
         </w:tc>
         <w:tc>
           <w:tcPr>
-            <w:tcW w:w="5423" w:type="dxa"/>
+            <w:tcW w:w="5436" w:type="dxa"/>
             <w:tcBorders/>
             <w:vAlign w:val="center"/>
           </w:tcPr>
@@ -18326,7 +18356,7 @@
         <w:trPr/>
         <w:tc>
           <w:tcPr>
-            <w:tcW w:w="4251" w:type="dxa"/>
+            <w:tcW w:w="4249" w:type="dxa"/>
             <w:tcBorders/>
             <w:vAlign w:val="center"/>
           </w:tcPr>
@@ -18349,7 +18379,7 @@
         </w:tc>
         <w:tc>
           <w:tcPr>
-            <w:tcW w:w="1587" w:type="dxa"/>
+            <w:tcW w:w="1607" w:type="dxa"/>
             <w:tcBorders/>
             <w:vAlign w:val="center"/>
           </w:tcPr>
@@ -18370,7 +18400,7 @@
         </w:tc>
         <w:tc>
           <w:tcPr>
-            <w:tcW w:w="1629" w:type="dxa"/>
+            <w:tcW w:w="1634" w:type="dxa"/>
             <w:tcBorders/>
             <w:vAlign w:val="center"/>
           </w:tcPr>
@@ -18413,7 +18443,7 @@
         </w:tc>
         <w:tc>
           <w:tcPr>
-            <w:tcW w:w="5423" w:type="dxa"/>
+            <w:tcW w:w="5436" w:type="dxa"/>
             <w:tcBorders/>
             <w:vAlign w:val="center"/>
           </w:tcPr>
@@ -18477,7 +18507,7 @@
         <w:trPr/>
         <w:tc>
           <w:tcPr>
-            <w:tcW w:w="4251" w:type="dxa"/>
+            <w:tcW w:w="4249" w:type="dxa"/>
             <w:tcBorders/>
             <w:vAlign w:val="center"/>
           </w:tcPr>
@@ -18500,7 +18530,7 @@
         </w:tc>
         <w:tc>
           <w:tcPr>
-            <w:tcW w:w="1587" w:type="dxa"/>
+            <w:tcW w:w="1607" w:type="dxa"/>
             <w:tcBorders/>
             <w:vAlign w:val="center"/>
           </w:tcPr>
@@ -18521,7 +18551,7 @@
         </w:tc>
         <w:tc>
           <w:tcPr>
-            <w:tcW w:w="1629" w:type="dxa"/>
+            <w:tcW w:w="1634" w:type="dxa"/>
             <w:tcBorders/>
             <w:vAlign w:val="center"/>
           </w:tcPr>
@@ -18542,7 +18572,7 @@
         </w:tc>
         <w:tc>
           <w:tcPr>
-            <w:tcW w:w="5423" w:type="dxa"/>
+            <w:tcW w:w="5436" w:type="dxa"/>
             <w:tcBorders/>
             <w:vAlign w:val="center"/>
           </w:tcPr>
@@ -18572,7 +18602,7 @@
         <w:trPr/>
         <w:tc>
           <w:tcPr>
-            <w:tcW w:w="4251" w:type="dxa"/>
+            <w:tcW w:w="4249" w:type="dxa"/>
             <w:tcBorders/>
             <w:vAlign w:val="center"/>
           </w:tcPr>
@@ -18595,7 +18625,7 @@
         </w:tc>
         <w:tc>
           <w:tcPr>
-            <w:tcW w:w="1587" w:type="dxa"/>
+            <w:tcW w:w="1607" w:type="dxa"/>
             <w:tcBorders/>
             <w:vAlign w:val="center"/>
           </w:tcPr>
@@ -18616,7 +18646,7 @@
         </w:tc>
         <w:tc>
           <w:tcPr>
-            <w:tcW w:w="1629" w:type="dxa"/>
+            <w:tcW w:w="1634" w:type="dxa"/>
             <w:tcBorders/>
             <w:vAlign w:val="center"/>
           </w:tcPr>
@@ -18647,7 +18677,7 @@
         </w:tc>
         <w:tc>
           <w:tcPr>
-            <w:tcW w:w="5423" w:type="dxa"/>
+            <w:tcW w:w="5436" w:type="dxa"/>
             <w:tcBorders/>
             <w:vAlign w:val="center"/>
           </w:tcPr>
@@ -20416,9 +20446,9 @@
     </w:p>
     <w:tbl>
       <w:tblPr>
-        <w:tblW w:w="12890" w:type="dxa"/>
+        <w:tblW w:w="12926" w:type="dxa"/>
         <w:jc w:val="left"/>
-        <w:tblInd w:w="0" w:type="dxa"/>
+        <w:tblInd w:w="28" w:type="dxa"/>
         <w:tblLayout w:type="fixed"/>
         <w:tblCellMar>
           <w:top w:w="28" w:type="dxa"/>
@@ -20428,10 +20458,10 @@
         </w:tblCellMar>
       </w:tblPr>
       <w:tblGrid>
-        <w:gridCol w:w="2685"/>
-        <w:gridCol w:w="4096"/>
-        <w:gridCol w:w="1956"/>
-        <w:gridCol w:w="4153"/>
+        <w:gridCol w:w="2552"/>
+        <w:gridCol w:w="4100"/>
+        <w:gridCol w:w="2009"/>
+        <w:gridCol w:w="4265"/>
       </w:tblGrid>
       <w:tr>
         <w:trPr>
@@ -20439,7 +20469,7 @@
         </w:trPr>
         <w:tc>
           <w:tcPr>
-            <w:tcW w:w="2685" w:type="dxa"/>
+            <w:tcW w:w="2552" w:type="dxa"/>
             <w:tcBorders/>
             <w:vAlign w:val="center"/>
           </w:tcPr>
@@ -20461,7 +20491,7 @@
         </w:tc>
         <w:tc>
           <w:tcPr>
-            <w:tcW w:w="4096" w:type="dxa"/>
+            <w:tcW w:w="4100" w:type="dxa"/>
             <w:tcBorders/>
             <w:vAlign w:val="center"/>
           </w:tcPr>
@@ -20483,7 +20513,7 @@
         </w:tc>
         <w:tc>
           <w:tcPr>
-            <w:tcW w:w="1956" w:type="dxa"/>
+            <w:tcW w:w="2009" w:type="dxa"/>
             <w:tcBorders/>
             <w:vAlign w:val="center"/>
           </w:tcPr>
@@ -20505,7 +20535,7 @@
         </w:tc>
         <w:tc>
           <w:tcPr>
-            <w:tcW w:w="4153" w:type="dxa"/>
+            <w:tcW w:w="4265" w:type="dxa"/>
             <w:tcBorders/>
             <w:vAlign w:val="center"/>
           </w:tcPr>
@@ -20530,7 +20560,7 @@
         <w:trPr/>
         <w:tc>
           <w:tcPr>
-            <w:tcW w:w="2685" w:type="dxa"/>
+            <w:tcW w:w="2552" w:type="dxa"/>
             <w:tcBorders/>
             <w:vAlign w:val="center"/>
           </w:tcPr>
@@ -20567,7 +20597,7 @@
         </w:tc>
         <w:tc>
           <w:tcPr>
-            <w:tcW w:w="4096" w:type="dxa"/>
+            <w:tcW w:w="4100" w:type="dxa"/>
             <w:tcBorders/>
             <w:vAlign w:val="center"/>
           </w:tcPr>
@@ -20590,7 +20620,7 @@
         </w:tc>
         <w:tc>
           <w:tcPr>
-            <w:tcW w:w="1956" w:type="dxa"/>
+            <w:tcW w:w="2009" w:type="dxa"/>
             <w:tcBorders/>
             <w:vAlign w:val="center"/>
           </w:tcPr>
@@ -20613,7 +20643,7 @@
         </w:tc>
         <w:tc>
           <w:tcPr>
-            <w:tcW w:w="4153" w:type="dxa"/>
+            <w:tcW w:w="4265" w:type="dxa"/>
             <w:tcBorders/>
             <w:vAlign w:val="center"/>
           </w:tcPr>
@@ -20637,7 +20667,7 @@
         <w:trPr/>
         <w:tc>
           <w:tcPr>
-            <w:tcW w:w="2685" w:type="dxa"/>
+            <w:tcW w:w="2552" w:type="dxa"/>
             <w:tcBorders/>
             <w:vAlign w:val="center"/>
           </w:tcPr>
@@ -20658,7 +20688,7 @@
         </w:tc>
         <w:tc>
           <w:tcPr>
-            <w:tcW w:w="4096" w:type="dxa"/>
+            <w:tcW w:w="4100" w:type="dxa"/>
             <w:tcBorders/>
             <w:vAlign w:val="center"/>
           </w:tcPr>
@@ -20681,7 +20711,7 @@
         </w:tc>
         <w:tc>
           <w:tcPr>
-            <w:tcW w:w="1956" w:type="dxa"/>
+            <w:tcW w:w="2009" w:type="dxa"/>
             <w:tcBorders/>
             <w:vAlign w:val="center"/>
           </w:tcPr>
@@ -20754,7 +20784,7 @@
         </w:tc>
         <w:tc>
           <w:tcPr>
-            <w:tcW w:w="4153" w:type="dxa"/>
+            <w:tcW w:w="4265" w:type="dxa"/>
             <w:tcBorders/>
             <w:vAlign w:val="center"/>
           </w:tcPr>
@@ -20778,7 +20808,7 @@
         <w:trPr/>
         <w:tc>
           <w:tcPr>
-            <w:tcW w:w="2685" w:type="dxa"/>
+            <w:tcW w:w="2552" w:type="dxa"/>
             <w:tcBorders/>
             <w:vAlign w:val="center"/>
           </w:tcPr>
@@ -20799,7 +20829,7 @@
         </w:tc>
         <w:tc>
           <w:tcPr>
-            <w:tcW w:w="4096" w:type="dxa"/>
+            <w:tcW w:w="4100" w:type="dxa"/>
             <w:tcBorders/>
             <w:vAlign w:val="center"/>
           </w:tcPr>
@@ -20822,7 +20852,7 @@
         </w:tc>
         <w:tc>
           <w:tcPr>
-            <w:tcW w:w="1956" w:type="dxa"/>
+            <w:tcW w:w="2009" w:type="dxa"/>
             <w:tcBorders/>
             <w:vAlign w:val="center"/>
           </w:tcPr>
@@ -20843,7 +20873,7 @@
         </w:tc>
         <w:tc>
           <w:tcPr>
-            <w:tcW w:w="4153" w:type="dxa"/>
+            <w:tcW w:w="4265" w:type="dxa"/>
             <w:tcBorders/>
             <w:vAlign w:val="center"/>
           </w:tcPr>
@@ -20867,7 +20897,7 @@
         <w:trPr/>
         <w:tc>
           <w:tcPr>
-            <w:tcW w:w="2685" w:type="dxa"/>
+            <w:tcW w:w="2552" w:type="dxa"/>
             <w:tcBorders/>
             <w:vAlign w:val="center"/>
           </w:tcPr>
@@ -20888,7 +20918,7 @@
         </w:tc>
         <w:tc>
           <w:tcPr>
-            <w:tcW w:w="4096" w:type="dxa"/>
+            <w:tcW w:w="4100" w:type="dxa"/>
             <w:tcBorders/>
             <w:vAlign w:val="center"/>
           </w:tcPr>
@@ -20911,7 +20941,7 @@
         </w:tc>
         <w:tc>
           <w:tcPr>
-            <w:tcW w:w="1956" w:type="dxa"/>
+            <w:tcW w:w="2009" w:type="dxa"/>
             <w:tcBorders/>
             <w:vAlign w:val="center"/>
           </w:tcPr>
@@ -20934,7 +20964,7 @@
         </w:tc>
         <w:tc>
           <w:tcPr>
-            <w:tcW w:w="4153" w:type="dxa"/>
+            <w:tcW w:w="4265" w:type="dxa"/>
             <w:tcBorders/>
             <w:vAlign w:val="center"/>
           </w:tcPr>
@@ -20958,7 +20988,7 @@
         <w:trPr/>
         <w:tc>
           <w:tcPr>
-            <w:tcW w:w="2685" w:type="dxa"/>
+            <w:tcW w:w="2552" w:type="dxa"/>
             <w:tcBorders/>
             <w:vAlign w:val="center"/>
           </w:tcPr>
@@ -20979,7 +21009,7 @@
         </w:tc>
         <w:tc>
           <w:tcPr>
-            <w:tcW w:w="4096" w:type="dxa"/>
+            <w:tcW w:w="4100" w:type="dxa"/>
             <w:tcBorders/>
             <w:vAlign w:val="center"/>
           </w:tcPr>
@@ -21002,7 +21032,7 @@
         </w:tc>
         <w:tc>
           <w:tcPr>
-            <w:tcW w:w="1956" w:type="dxa"/>
+            <w:tcW w:w="2009" w:type="dxa"/>
             <w:tcBorders/>
             <w:vAlign w:val="center"/>
           </w:tcPr>
@@ -21025,7 +21055,7 @@
         </w:tc>
         <w:tc>
           <w:tcPr>
-            <w:tcW w:w="4153" w:type="dxa"/>
+            <w:tcW w:w="4265" w:type="dxa"/>
             <w:tcBorders/>
             <w:vAlign w:val="center"/>
           </w:tcPr>
@@ -21049,7 +21079,7 @@
         <w:trPr/>
         <w:tc>
           <w:tcPr>
-            <w:tcW w:w="2685" w:type="dxa"/>
+            <w:tcW w:w="2552" w:type="dxa"/>
             <w:tcBorders/>
             <w:vAlign w:val="center"/>
           </w:tcPr>
@@ -21076,7 +21106,7 @@
         </w:tc>
         <w:tc>
           <w:tcPr>
-            <w:tcW w:w="4096" w:type="dxa"/>
+            <w:tcW w:w="4100" w:type="dxa"/>
             <w:tcBorders/>
             <w:vAlign w:val="center"/>
           </w:tcPr>
@@ -21099,7 +21129,7 @@
         </w:tc>
         <w:tc>
           <w:tcPr>
-            <w:tcW w:w="1956" w:type="dxa"/>
+            <w:tcW w:w="2009" w:type="dxa"/>
             <w:tcBorders/>
             <w:vAlign w:val="center"/>
           </w:tcPr>
@@ -21122,7 +21152,7 @@
         </w:tc>
         <w:tc>
           <w:tcPr>
-            <w:tcW w:w="4153" w:type="dxa"/>
+            <w:tcW w:w="4265" w:type="dxa"/>
             <w:tcBorders/>
             <w:vAlign w:val="center"/>
           </w:tcPr>
@@ -21156,7 +21186,7 @@
         <w:trPr/>
         <w:tc>
           <w:tcPr>
-            <w:tcW w:w="2685" w:type="dxa"/>
+            <w:tcW w:w="2552" w:type="dxa"/>
             <w:tcBorders/>
             <w:vAlign w:val="center"/>
           </w:tcPr>
@@ -21179,7 +21209,7 @@
         </w:tc>
         <w:tc>
           <w:tcPr>
-            <w:tcW w:w="4096" w:type="dxa"/>
+            <w:tcW w:w="4100" w:type="dxa"/>
             <w:tcBorders/>
             <w:vAlign w:val="center"/>
           </w:tcPr>
@@ -21202,7 +21232,7 @@
         </w:tc>
         <w:tc>
           <w:tcPr>
-            <w:tcW w:w="1956" w:type="dxa"/>
+            <w:tcW w:w="2009" w:type="dxa"/>
             <w:tcBorders/>
             <w:vAlign w:val="center"/>
           </w:tcPr>
@@ -21225,7 +21255,7 @@
         </w:tc>
         <w:tc>
           <w:tcPr>
-            <w:tcW w:w="4153" w:type="dxa"/>
+            <w:tcW w:w="4265" w:type="dxa"/>
             <w:tcBorders/>
             <w:vAlign w:val="center"/>
           </w:tcPr>
@@ -21279,7 +21309,7 @@
         <w:trPr/>
         <w:tc>
           <w:tcPr>
-            <w:tcW w:w="2685" w:type="dxa"/>
+            <w:tcW w:w="2552" w:type="dxa"/>
             <w:tcBorders/>
             <w:vAlign w:val="center"/>
           </w:tcPr>
@@ -21316,7 +21346,7 @@
         </w:tc>
         <w:tc>
           <w:tcPr>
-            <w:tcW w:w="4096" w:type="dxa"/>
+            <w:tcW w:w="4100" w:type="dxa"/>
             <w:tcBorders/>
             <w:vAlign w:val="center"/>
           </w:tcPr>
@@ -21339,7 +21369,7 @@
         </w:tc>
         <w:tc>
           <w:tcPr>
-            <w:tcW w:w="1956" w:type="dxa"/>
+            <w:tcW w:w="2009" w:type="dxa"/>
             <w:tcBorders/>
             <w:vAlign w:val="center"/>
           </w:tcPr>
@@ -21362,7 +21392,7 @@
         </w:tc>
         <w:tc>
           <w:tcPr>
-            <w:tcW w:w="4153" w:type="dxa"/>
+            <w:tcW w:w="4265" w:type="dxa"/>
             <w:tcBorders/>
             <w:vAlign w:val="center"/>
           </w:tcPr>
@@ -21396,7 +21426,7 @@
         <w:trPr/>
         <w:tc>
           <w:tcPr>
-            <w:tcW w:w="2685" w:type="dxa"/>
+            <w:tcW w:w="2552" w:type="dxa"/>
             <w:tcBorders/>
             <w:vAlign w:val="center"/>
           </w:tcPr>
@@ -21419,7 +21449,7 @@
         </w:tc>
         <w:tc>
           <w:tcPr>
-            <w:tcW w:w="4096" w:type="dxa"/>
+            <w:tcW w:w="4100" w:type="dxa"/>
             <w:tcBorders/>
             <w:vAlign w:val="center"/>
           </w:tcPr>
@@ -21442,7 +21472,7 @@
         </w:tc>
         <w:tc>
           <w:tcPr>
-            <w:tcW w:w="1956" w:type="dxa"/>
+            <w:tcW w:w="2009" w:type="dxa"/>
             <w:tcBorders/>
             <w:vAlign w:val="center"/>
           </w:tcPr>
@@ -21465,7 +21495,7 @@
         </w:tc>
         <w:tc>
           <w:tcPr>
-            <w:tcW w:w="4153" w:type="dxa"/>
+            <w:tcW w:w="4265" w:type="dxa"/>
             <w:tcBorders/>
             <w:vAlign w:val="center"/>
           </w:tcPr>
@@ -21519,7 +21549,7 @@
         <w:trPr/>
         <w:tc>
           <w:tcPr>
-            <w:tcW w:w="2685" w:type="dxa"/>
+            <w:tcW w:w="2552" w:type="dxa"/>
             <w:tcBorders/>
             <w:vAlign w:val="center"/>
           </w:tcPr>
@@ -21542,7 +21572,7 @@
         </w:tc>
         <w:tc>
           <w:tcPr>
-            <w:tcW w:w="4096" w:type="dxa"/>
+            <w:tcW w:w="4100" w:type="dxa"/>
             <w:tcBorders/>
             <w:vAlign w:val="center"/>
           </w:tcPr>
@@ -21565,7 +21595,7 @@
         </w:tc>
         <w:tc>
           <w:tcPr>
-            <w:tcW w:w="1956" w:type="dxa"/>
+            <w:tcW w:w="2009" w:type="dxa"/>
             <w:tcBorders/>
             <w:vAlign w:val="center"/>
           </w:tcPr>
@@ -21588,7 +21618,7 @@
         </w:tc>
         <w:tc>
           <w:tcPr>
-            <w:tcW w:w="4153" w:type="dxa"/>
+            <w:tcW w:w="4265" w:type="dxa"/>
             <w:tcBorders/>
             <w:vAlign w:val="center"/>
           </w:tcPr>
@@ -21622,7 +21652,7 @@
         <w:trPr/>
         <w:tc>
           <w:tcPr>
-            <w:tcW w:w="2685" w:type="dxa"/>
+            <w:tcW w:w="2552" w:type="dxa"/>
             <w:tcBorders/>
             <w:vAlign w:val="center"/>
           </w:tcPr>
@@ -21645,7 +21675,7 @@
         </w:tc>
         <w:tc>
           <w:tcPr>
-            <w:tcW w:w="4096" w:type="dxa"/>
+            <w:tcW w:w="4100" w:type="dxa"/>
             <w:tcBorders/>
             <w:vAlign w:val="center"/>
           </w:tcPr>
@@ -21668,7 +21698,7 @@
         </w:tc>
         <w:tc>
           <w:tcPr>
-            <w:tcW w:w="1956" w:type="dxa"/>
+            <w:tcW w:w="2009" w:type="dxa"/>
             <w:tcBorders/>
             <w:vAlign w:val="center"/>
           </w:tcPr>
@@ -21691,7 +21721,7 @@
         </w:tc>
         <w:tc>
           <w:tcPr>
-            <w:tcW w:w="4153" w:type="dxa"/>
+            <w:tcW w:w="4265" w:type="dxa"/>
             <w:tcBorders/>
             <w:vAlign w:val="center"/>
           </w:tcPr>
@@ -21715,7 +21745,7 @@
         <w:trPr/>
         <w:tc>
           <w:tcPr>
-            <w:tcW w:w="2685" w:type="dxa"/>
+            <w:tcW w:w="2552" w:type="dxa"/>
             <w:tcBorders/>
             <w:vAlign w:val="center"/>
           </w:tcPr>
@@ -21738,7 +21768,7 @@
         </w:tc>
         <w:tc>
           <w:tcPr>
-            <w:tcW w:w="4096" w:type="dxa"/>
+            <w:tcW w:w="4100" w:type="dxa"/>
             <w:tcBorders/>
             <w:vAlign w:val="center"/>
           </w:tcPr>
@@ -21761,7 +21791,7 @@
         </w:tc>
         <w:tc>
           <w:tcPr>
-            <w:tcW w:w="1956" w:type="dxa"/>
+            <w:tcW w:w="2009" w:type="dxa"/>
             <w:tcBorders/>
             <w:vAlign w:val="center"/>
           </w:tcPr>
@@ -21784,7 +21814,7 @@
         </w:tc>
         <w:tc>
           <w:tcPr>
-            <w:tcW w:w="4153" w:type="dxa"/>
+            <w:tcW w:w="4265" w:type="dxa"/>
             <w:tcBorders/>
             <w:vAlign w:val="center"/>
           </w:tcPr>
@@ -22272,9 +22302,9 @@
     </w:p>
     <w:tbl>
       <w:tblPr>
-        <w:tblW w:w="10938" w:type="dxa"/>
+        <w:tblW w:w="10959" w:type="dxa"/>
         <w:jc w:val="left"/>
-        <w:tblInd w:w="0" w:type="dxa"/>
+        <w:tblInd w:w="28" w:type="dxa"/>
         <w:tblLayout w:type="fixed"/>
         <w:tblCellMar>
           <w:top w:w="28" w:type="dxa"/>
@@ -22284,9 +22314,9 @@
         </w:tblCellMar>
       </w:tblPr>
       <w:tblGrid>
-        <w:gridCol w:w="3751"/>
-        <w:gridCol w:w="2941"/>
-        <w:gridCol w:w="4246"/>
+        <w:gridCol w:w="3762"/>
+        <w:gridCol w:w="2975"/>
+        <w:gridCol w:w="4222"/>
       </w:tblGrid>
       <w:tr>
         <w:trPr>
@@ -22294,7 +22324,7 @@
         </w:trPr>
         <w:tc>
           <w:tcPr>
-            <w:tcW w:w="3751" w:type="dxa"/>
+            <w:tcW w:w="3762" w:type="dxa"/>
             <w:tcBorders/>
             <w:vAlign w:val="center"/>
           </w:tcPr>
@@ -22316,7 +22346,7 @@
         </w:tc>
         <w:tc>
           <w:tcPr>
-            <w:tcW w:w="2941" w:type="dxa"/>
+            <w:tcW w:w="2975" w:type="dxa"/>
             <w:tcBorders/>
             <w:vAlign w:val="center"/>
           </w:tcPr>
@@ -22338,7 +22368,7 @@
         </w:tc>
         <w:tc>
           <w:tcPr>
-            <w:tcW w:w="4246" w:type="dxa"/>
+            <w:tcW w:w="4222" w:type="dxa"/>
             <w:tcBorders/>
             <w:vAlign w:val="center"/>
           </w:tcPr>
@@ -22363,7 +22393,7 @@
         <w:trPr/>
         <w:tc>
           <w:tcPr>
-            <w:tcW w:w="3751" w:type="dxa"/>
+            <w:tcW w:w="3762" w:type="dxa"/>
             <w:tcBorders/>
             <w:vAlign w:val="center"/>
           </w:tcPr>
@@ -22386,7 +22416,7 @@
         </w:tc>
         <w:tc>
           <w:tcPr>
-            <w:tcW w:w="2941" w:type="dxa"/>
+            <w:tcW w:w="2975" w:type="dxa"/>
             <w:tcBorders/>
             <w:vAlign w:val="center"/>
           </w:tcPr>
@@ -22407,7 +22437,7 @@
         </w:tc>
         <w:tc>
           <w:tcPr>
-            <w:tcW w:w="4246" w:type="dxa"/>
+            <w:tcW w:w="4222" w:type="dxa"/>
             <w:tcBorders/>
             <w:vAlign w:val="center"/>
           </w:tcPr>
@@ -22431,7 +22461,7 @@
         <w:trPr/>
         <w:tc>
           <w:tcPr>
-            <w:tcW w:w="3751" w:type="dxa"/>
+            <w:tcW w:w="3762" w:type="dxa"/>
             <w:tcBorders/>
             <w:vAlign w:val="center"/>
           </w:tcPr>
@@ -22454,7 +22484,7 @@
         </w:tc>
         <w:tc>
           <w:tcPr>
-            <w:tcW w:w="2941" w:type="dxa"/>
+            <w:tcW w:w="2975" w:type="dxa"/>
             <w:tcBorders/>
             <w:vAlign w:val="center"/>
           </w:tcPr>
@@ -22475,7 +22505,7 @@
         </w:tc>
         <w:tc>
           <w:tcPr>
-            <w:tcW w:w="4246" w:type="dxa"/>
+            <w:tcW w:w="4222" w:type="dxa"/>
             <w:tcBorders/>
             <w:vAlign w:val="center"/>
           </w:tcPr>
@@ -23088,9 +23118,9 @@
     </w:p>
     <w:tbl>
       <w:tblPr>
-        <w:tblW w:w="12890" w:type="dxa"/>
+        <w:tblW w:w="12926" w:type="dxa"/>
         <w:jc w:val="left"/>
-        <w:tblInd w:w="0" w:type="dxa"/>
+        <w:tblInd w:w="28" w:type="dxa"/>
         <w:tblLayout w:type="fixed"/>
         <w:tblCellMar>
           <w:top w:w="28" w:type="dxa"/>
@@ -23100,9 +23130,9 @@
         </w:tblCellMar>
       </w:tblPr>
       <w:tblGrid>
-        <w:gridCol w:w="1171"/>
-        <w:gridCol w:w="9268"/>
-        <w:gridCol w:w="2451"/>
+        <w:gridCol w:w="1180"/>
+        <w:gridCol w:w="9263"/>
+        <w:gridCol w:w="2483"/>
       </w:tblGrid>
       <w:tr>
         <w:trPr>
@@ -23110,7 +23140,7 @@
         </w:trPr>
         <w:tc>
           <w:tcPr>
-            <w:tcW w:w="1171" w:type="dxa"/>
+            <w:tcW w:w="1180" w:type="dxa"/>
             <w:tcBorders/>
             <w:vAlign w:val="center"/>
           </w:tcPr>
@@ -23132,7 +23162,7 @@
         </w:tc>
         <w:tc>
           <w:tcPr>
-            <w:tcW w:w="9268" w:type="dxa"/>
+            <w:tcW w:w="9263" w:type="dxa"/>
             <w:tcBorders/>
             <w:vAlign w:val="center"/>
           </w:tcPr>
@@ -23154,7 +23184,7 @@
         </w:tc>
         <w:tc>
           <w:tcPr>
-            <w:tcW w:w="2451" w:type="dxa"/>
+            <w:tcW w:w="2483" w:type="dxa"/>
             <w:tcBorders/>
             <w:vAlign w:val="center"/>
           </w:tcPr>
@@ -23189,7 +23219,7 @@
         <w:trPr/>
         <w:tc>
           <w:tcPr>
-            <w:tcW w:w="1171" w:type="dxa"/>
+            <w:tcW w:w="1180" w:type="dxa"/>
             <w:tcBorders/>
             <w:vAlign w:val="center"/>
           </w:tcPr>
@@ -23212,7 +23242,7 @@
         </w:tc>
         <w:tc>
           <w:tcPr>
-            <w:tcW w:w="9268" w:type="dxa"/>
+            <w:tcW w:w="9263" w:type="dxa"/>
             <w:tcBorders/>
             <w:vAlign w:val="center"/>
           </w:tcPr>
@@ -23243,7 +23273,7 @@
         </w:tc>
         <w:tc>
           <w:tcPr>
-            <w:tcW w:w="2451" w:type="dxa"/>
+            <w:tcW w:w="2483" w:type="dxa"/>
             <w:tcBorders/>
             <w:vAlign w:val="center"/>
           </w:tcPr>
@@ -23287,7 +23317,7 @@
         <w:trPr/>
         <w:tc>
           <w:tcPr>
-            <w:tcW w:w="1171" w:type="dxa"/>
+            <w:tcW w:w="1180" w:type="dxa"/>
             <w:tcBorders/>
             <w:vAlign w:val="center"/>
           </w:tcPr>
@@ -23310,7 +23340,7 @@
         </w:tc>
         <w:tc>
           <w:tcPr>
-            <w:tcW w:w="9268" w:type="dxa"/>
+            <w:tcW w:w="9263" w:type="dxa"/>
             <w:tcBorders/>
             <w:vAlign w:val="center"/>
           </w:tcPr>
@@ -23341,7 +23371,7 @@
         </w:tc>
         <w:tc>
           <w:tcPr>
-            <w:tcW w:w="2451" w:type="dxa"/>
+            <w:tcW w:w="2483" w:type="dxa"/>
             <w:tcBorders/>
             <w:vAlign w:val="center"/>
           </w:tcPr>
@@ -23385,7 +23415,7 @@
         <w:trPr/>
         <w:tc>
           <w:tcPr>
-            <w:tcW w:w="1171" w:type="dxa"/>
+            <w:tcW w:w="1180" w:type="dxa"/>
             <w:tcBorders/>
             <w:vAlign w:val="center"/>
           </w:tcPr>
@@ -23408,7 +23438,7 @@
         </w:tc>
         <w:tc>
           <w:tcPr>
-            <w:tcW w:w="9268" w:type="dxa"/>
+            <w:tcW w:w="9263" w:type="dxa"/>
             <w:tcBorders/>
             <w:vAlign w:val="center"/>
           </w:tcPr>
@@ -23429,7 +23459,7 @@
         </w:tc>
         <w:tc>
           <w:tcPr>
-            <w:tcW w:w="2451" w:type="dxa"/>
+            <w:tcW w:w="2483" w:type="dxa"/>
             <w:tcBorders/>
             <w:vAlign w:val="center"/>
           </w:tcPr>
@@ -23459,7 +23489,7 @@
         <w:trPr/>
         <w:tc>
           <w:tcPr>
-            <w:tcW w:w="1171" w:type="dxa"/>
+            <w:tcW w:w="1180" w:type="dxa"/>
             <w:tcBorders/>
             <w:vAlign w:val="center"/>
           </w:tcPr>
@@ -23482,7 +23512,7 @@
         </w:tc>
         <w:tc>
           <w:tcPr>
-            <w:tcW w:w="9268" w:type="dxa"/>
+            <w:tcW w:w="9263" w:type="dxa"/>
             <w:tcBorders/>
             <w:vAlign w:val="center"/>
           </w:tcPr>
@@ -23565,7 +23595,7 @@
         </w:tc>
         <w:tc>
           <w:tcPr>
-            <w:tcW w:w="2451" w:type="dxa"/>
+            <w:tcW w:w="2483" w:type="dxa"/>
             <w:tcBorders/>
             <w:vAlign w:val="center"/>
           </w:tcPr>
@@ -23589,7 +23619,7 @@
         <w:trPr/>
         <w:tc>
           <w:tcPr>
-            <w:tcW w:w="1171" w:type="dxa"/>
+            <w:tcW w:w="1180" w:type="dxa"/>
             <w:tcBorders/>
             <w:vAlign w:val="center"/>
           </w:tcPr>
@@ -23612,7 +23642,7 @@
         </w:tc>
         <w:tc>
           <w:tcPr>
-            <w:tcW w:w="9268" w:type="dxa"/>
+            <w:tcW w:w="9263" w:type="dxa"/>
             <w:tcBorders/>
             <w:vAlign w:val="center"/>
           </w:tcPr>
@@ -23633,7 +23663,7 @@
         </w:tc>
         <w:tc>
           <w:tcPr>
-            <w:tcW w:w="2451" w:type="dxa"/>
+            <w:tcW w:w="2483" w:type="dxa"/>
             <w:tcBorders/>
             <w:vAlign w:val="center"/>
           </w:tcPr>
@@ -23713,9 +23743,9 @@
     </w:p>
     <w:tbl>
       <w:tblPr>
-        <w:tblW w:w="12890" w:type="dxa"/>
+        <w:tblW w:w="12926" w:type="dxa"/>
         <w:jc w:val="left"/>
-        <w:tblInd w:w="0" w:type="dxa"/>
+        <w:tblInd w:w="28" w:type="dxa"/>
         <w:tblLayout w:type="fixed"/>
         <w:tblCellMar>
           <w:top w:w="28" w:type="dxa"/>
@@ -23725,8 +23755,8 @@
         </w:tblCellMar>
       </w:tblPr>
       <w:tblGrid>
-        <w:gridCol w:w="5564"/>
-        <w:gridCol w:w="7326"/>
+        <w:gridCol w:w="5613"/>
+        <w:gridCol w:w="7313"/>
       </w:tblGrid>
       <w:tr>
         <w:trPr>
@@ -23734,7 +23764,7 @@
         </w:trPr>
         <w:tc>
           <w:tcPr>
-            <w:tcW w:w="5564" w:type="dxa"/>
+            <w:tcW w:w="5613" w:type="dxa"/>
             <w:tcBorders/>
             <w:vAlign w:val="center"/>
           </w:tcPr>
@@ -23756,7 +23786,7 @@
         </w:tc>
         <w:tc>
           <w:tcPr>
-            <w:tcW w:w="7326" w:type="dxa"/>
+            <w:tcW w:w="7313" w:type="dxa"/>
             <w:tcBorders/>
             <w:vAlign w:val="center"/>
           </w:tcPr>
@@ -23781,7 +23811,7 @@
         <w:trPr/>
         <w:tc>
           <w:tcPr>
-            <w:tcW w:w="5564" w:type="dxa"/>
+            <w:tcW w:w="5613" w:type="dxa"/>
             <w:tcBorders/>
             <w:vAlign w:val="center"/>
           </w:tcPr>
@@ -23804,7 +23834,7 @@
         </w:tc>
         <w:tc>
           <w:tcPr>
-            <w:tcW w:w="7326" w:type="dxa"/>
+            <w:tcW w:w="7313" w:type="dxa"/>
             <w:tcBorders/>
             <w:vAlign w:val="center"/>
           </w:tcPr>
@@ -23828,7 +23858,7 @@
         <w:trPr/>
         <w:tc>
           <w:tcPr>
-            <w:tcW w:w="5564" w:type="dxa"/>
+            <w:tcW w:w="5613" w:type="dxa"/>
             <w:tcBorders/>
             <w:vAlign w:val="center"/>
           </w:tcPr>
@@ -23851,7 +23881,7 @@
         </w:tc>
         <w:tc>
           <w:tcPr>
-            <w:tcW w:w="7326" w:type="dxa"/>
+            <w:tcW w:w="7313" w:type="dxa"/>
             <w:tcBorders/>
             <w:vAlign w:val="center"/>
           </w:tcPr>
@@ -23885,7 +23915,7 @@
         <w:trPr/>
         <w:tc>
           <w:tcPr>
-            <w:tcW w:w="5564" w:type="dxa"/>
+            <w:tcW w:w="5613" w:type="dxa"/>
             <w:tcBorders/>
             <w:vAlign w:val="center"/>
           </w:tcPr>
@@ -23908,7 +23938,7 @@
         </w:tc>
         <w:tc>
           <w:tcPr>
-            <w:tcW w:w="7326" w:type="dxa"/>
+            <w:tcW w:w="7313" w:type="dxa"/>
             <w:tcBorders/>
             <w:vAlign w:val="center"/>
           </w:tcPr>
@@ -23932,7 +23962,7 @@
         <w:trPr/>
         <w:tc>
           <w:tcPr>
-            <w:tcW w:w="5564" w:type="dxa"/>
+            <w:tcW w:w="5613" w:type="dxa"/>
             <w:tcBorders/>
             <w:vAlign w:val="center"/>
           </w:tcPr>
@@ -23955,7 +23985,7 @@
         </w:tc>
         <w:tc>
           <w:tcPr>
-            <w:tcW w:w="7326" w:type="dxa"/>
+            <w:tcW w:w="7313" w:type="dxa"/>
             <w:tcBorders/>
             <w:vAlign w:val="center"/>
           </w:tcPr>
@@ -23979,7 +24009,7 @@
         <w:trPr/>
         <w:tc>
           <w:tcPr>
-            <w:tcW w:w="5564" w:type="dxa"/>
+            <w:tcW w:w="5613" w:type="dxa"/>
             <w:tcBorders/>
             <w:vAlign w:val="center"/>
           </w:tcPr>
@@ -24002,7 +24032,7 @@
         </w:tc>
         <w:tc>
           <w:tcPr>
-            <w:tcW w:w="7326" w:type="dxa"/>
+            <w:tcW w:w="7313" w:type="dxa"/>
             <w:tcBorders/>
             <w:vAlign w:val="center"/>
           </w:tcPr>
@@ -24026,7 +24056,7 @@
         <w:trPr/>
         <w:tc>
           <w:tcPr>
-            <w:tcW w:w="5564" w:type="dxa"/>
+            <w:tcW w:w="5613" w:type="dxa"/>
             <w:tcBorders/>
             <w:vAlign w:val="center"/>
           </w:tcPr>
@@ -24049,7 +24079,7 @@
         </w:tc>
         <w:tc>
           <w:tcPr>
-            <w:tcW w:w="7326" w:type="dxa"/>
+            <w:tcW w:w="7313" w:type="dxa"/>
             <w:tcBorders/>
             <w:vAlign w:val="center"/>
           </w:tcPr>
@@ -24073,7 +24103,7 @@
         <w:trPr/>
         <w:tc>
           <w:tcPr>
-            <w:tcW w:w="5564" w:type="dxa"/>
+            <w:tcW w:w="5613" w:type="dxa"/>
             <w:tcBorders/>
             <w:vAlign w:val="center"/>
           </w:tcPr>
@@ -24106,7 +24136,7 @@
         </w:tc>
         <w:tc>
           <w:tcPr>
-            <w:tcW w:w="7326" w:type="dxa"/>
+            <w:tcW w:w="7313" w:type="dxa"/>
             <w:tcBorders/>
             <w:vAlign w:val="center"/>
           </w:tcPr>
@@ -24150,7 +24180,7 @@
         <w:trPr/>
         <w:tc>
           <w:tcPr>
-            <w:tcW w:w="5564" w:type="dxa"/>
+            <w:tcW w:w="5613" w:type="dxa"/>
             <w:tcBorders/>
             <w:vAlign w:val="center"/>
           </w:tcPr>
@@ -24183,7 +24213,7 @@
         </w:tc>
         <w:tc>
           <w:tcPr>
-            <w:tcW w:w="7326" w:type="dxa"/>
+            <w:tcW w:w="7313" w:type="dxa"/>
             <w:tcBorders/>
             <w:vAlign w:val="center"/>
           </w:tcPr>
@@ -24237,7 +24267,7 @@
         <w:trPr/>
         <w:tc>
           <w:tcPr>
-            <w:tcW w:w="5564" w:type="dxa"/>
+            <w:tcW w:w="5613" w:type="dxa"/>
             <w:tcBorders/>
             <w:vAlign w:val="center"/>
           </w:tcPr>
@@ -24260,7 +24290,7 @@
         </w:tc>
         <w:tc>
           <w:tcPr>
-            <w:tcW w:w="7326" w:type="dxa"/>
+            <w:tcW w:w="7313" w:type="dxa"/>
             <w:tcBorders/>
             <w:vAlign w:val="center"/>
           </w:tcPr>
@@ -24314,7 +24344,7 @@
         <w:trPr/>
         <w:tc>
           <w:tcPr>
-            <w:tcW w:w="5564" w:type="dxa"/>
+            <w:tcW w:w="5613" w:type="dxa"/>
             <w:tcBorders/>
             <w:vAlign w:val="center"/>
           </w:tcPr>
@@ -24337,7 +24367,7 @@
         </w:tc>
         <w:tc>
           <w:tcPr>
-            <w:tcW w:w="7326" w:type="dxa"/>
+            <w:tcW w:w="7313" w:type="dxa"/>
             <w:tcBorders/>
             <w:vAlign w:val="center"/>
           </w:tcPr>
@@ -24377,7 +24407,7 @@
         <w:trPr/>
         <w:tc>
           <w:tcPr>
-            <w:tcW w:w="5564" w:type="dxa"/>
+            <w:tcW w:w="5613" w:type="dxa"/>
             <w:tcBorders/>
             <w:vAlign w:val="center"/>
           </w:tcPr>
@@ -24400,7 +24430,7 @@
         </w:tc>
         <w:tc>
           <w:tcPr>
-            <w:tcW w:w="7326" w:type="dxa"/>
+            <w:tcW w:w="7313" w:type="dxa"/>
             <w:tcBorders/>
             <w:vAlign w:val="center"/>
           </w:tcPr>
@@ -24450,7 +24480,7 @@
         <w:trPr/>
         <w:tc>
           <w:tcPr>
-            <w:tcW w:w="5564" w:type="dxa"/>
+            <w:tcW w:w="5613" w:type="dxa"/>
             <w:tcBorders/>
             <w:vAlign w:val="center"/>
           </w:tcPr>
@@ -24473,7 +24503,7 @@
         </w:tc>
         <w:tc>
           <w:tcPr>
-            <w:tcW w:w="7326" w:type="dxa"/>
+            <w:tcW w:w="7313" w:type="dxa"/>
             <w:tcBorders/>
             <w:vAlign w:val="center"/>
           </w:tcPr>
@@ -24497,7 +24527,7 @@
         <w:trPr/>
         <w:tc>
           <w:tcPr>
-            <w:tcW w:w="5564" w:type="dxa"/>
+            <w:tcW w:w="5613" w:type="dxa"/>
             <w:tcBorders/>
             <w:vAlign w:val="center"/>
           </w:tcPr>
@@ -24530,7 +24560,7 @@
         </w:tc>
         <w:tc>
           <w:tcPr>
-            <w:tcW w:w="7326" w:type="dxa"/>
+            <w:tcW w:w="7313" w:type="dxa"/>
             <w:tcBorders/>
             <w:vAlign w:val="center"/>
           </w:tcPr>
@@ -24554,7 +24584,7 @@
         <w:trPr/>
         <w:tc>
           <w:tcPr>
-            <w:tcW w:w="5564" w:type="dxa"/>
+            <w:tcW w:w="5613" w:type="dxa"/>
             <w:tcBorders/>
             <w:vAlign w:val="center"/>
           </w:tcPr>
@@ -24597,7 +24627,7 @@
         </w:tc>
         <w:tc>
           <w:tcPr>
-            <w:tcW w:w="7326" w:type="dxa"/>
+            <w:tcW w:w="7313" w:type="dxa"/>
             <w:tcBorders/>
             <w:vAlign w:val="center"/>
           </w:tcPr>
@@ -24621,7 +24651,7 @@
         <w:trPr/>
         <w:tc>
           <w:tcPr>
-            <w:tcW w:w="5564" w:type="dxa"/>
+            <w:tcW w:w="5613" w:type="dxa"/>
             <w:tcBorders/>
             <w:vAlign w:val="center"/>
           </w:tcPr>
@@ -24654,7 +24684,7 @@
         </w:tc>
         <w:tc>
           <w:tcPr>
-            <w:tcW w:w="7326" w:type="dxa"/>
+            <w:tcW w:w="7313" w:type="dxa"/>
             <w:tcBorders/>
             <w:vAlign w:val="center"/>
           </w:tcPr>
@@ -24688,7 +24718,7 @@
         <w:trPr/>
         <w:tc>
           <w:tcPr>
-            <w:tcW w:w="5564" w:type="dxa"/>
+            <w:tcW w:w="5613" w:type="dxa"/>
             <w:tcBorders/>
             <w:vAlign w:val="center"/>
           </w:tcPr>
@@ -24711,7 +24741,7 @@
         </w:tc>
         <w:tc>
           <w:tcPr>
-            <w:tcW w:w="7326" w:type="dxa"/>
+            <w:tcW w:w="7313" w:type="dxa"/>
             <w:tcBorders/>
             <w:vAlign w:val="center"/>
           </w:tcPr>
@@ -24741,7 +24771,7 @@
         <w:trPr/>
         <w:tc>
           <w:tcPr>
-            <w:tcW w:w="5564" w:type="dxa"/>
+            <w:tcW w:w="5613" w:type="dxa"/>
             <w:tcBorders/>
             <w:vAlign w:val="center"/>
           </w:tcPr>
@@ -24764,7 +24794,7 @@
         </w:tc>
         <w:tc>
           <w:tcPr>
-            <w:tcW w:w="7326" w:type="dxa"/>
+            <w:tcW w:w="7313" w:type="dxa"/>
             <w:tcBorders/>
             <w:vAlign w:val="center"/>
           </w:tcPr>
@@ -24798,7 +24828,7 @@
         <w:trPr/>
         <w:tc>
           <w:tcPr>
-            <w:tcW w:w="5564" w:type="dxa"/>
+            <w:tcW w:w="5613" w:type="dxa"/>
             <w:tcBorders/>
             <w:vAlign w:val="center"/>
           </w:tcPr>
@@ -24821,7 +24851,7 @@
         </w:tc>
         <w:tc>
           <w:tcPr>
-            <w:tcW w:w="7326" w:type="dxa"/>
+            <w:tcW w:w="7313" w:type="dxa"/>
             <w:tcBorders/>
             <w:vAlign w:val="center"/>
           </w:tcPr>
@@ -24851,7 +24881,7 @@
         <w:trPr/>
         <w:tc>
           <w:tcPr>
-            <w:tcW w:w="5564" w:type="dxa"/>
+            <w:tcW w:w="5613" w:type="dxa"/>
             <w:tcBorders/>
             <w:vAlign w:val="center"/>
           </w:tcPr>
@@ -24874,7 +24904,7 @@
         </w:tc>
         <w:tc>
           <w:tcPr>
-            <w:tcW w:w="7326" w:type="dxa"/>
+            <w:tcW w:w="7313" w:type="dxa"/>
             <w:tcBorders/>
             <w:vAlign w:val="center"/>
           </w:tcPr>
@@ -24918,7 +24948,7 @@
         <w:trPr/>
         <w:tc>
           <w:tcPr>
-            <w:tcW w:w="5564" w:type="dxa"/>
+            <w:tcW w:w="5613" w:type="dxa"/>
             <w:tcBorders/>
             <w:vAlign w:val="center"/>
           </w:tcPr>
@@ -24941,7 +24971,7 @@
         </w:tc>
         <w:tc>
           <w:tcPr>
-            <w:tcW w:w="7326" w:type="dxa"/>
+            <w:tcW w:w="7313" w:type="dxa"/>
             <w:tcBorders/>
             <w:vAlign w:val="center"/>
           </w:tcPr>
@@ -30755,7 +30785,7 @@
       <w:start w:val="1"/>
       <w:numFmt w:val="none"/>
       <w:suff w:val="nothing"/>
-      <w:lvlText w:val="%1"/>
+      <w:lvlText w:val=""/>
       <w:lvlJc w:val="left"/>
       <w:pPr>
         <w:tabs>
@@ -30766,10 +30796,51 @@
     </w:lvl>
     <w:lvl w:ilvl="1">
       <w:start w:val="1"/>
+      <w:numFmt w:val="none"/>
       <w:pStyle w:val="Heading2"/>
+      <w:suff w:val="nothing"/>
+      <w:lvlText w:val=""/>
+      <w:lvlJc w:val="left"/>
+      <w:pPr>
+        <w:tabs>
+          <w:tab w:val="num" w:pos="0"/>
+        </w:tabs>
+        <w:ind w:left="0" w:hanging="0"/>
+      </w:pPr>
+    </w:lvl>
+    <w:lvl w:ilvl="2">
+      <w:start w:val="1"/>
+      <w:numFmt w:val="none"/>
+      <w:pStyle w:val="Heading3"/>
+      <w:suff w:val="nothing"/>
+      <w:lvlText w:val=""/>
+      <w:lvlJc w:val="left"/>
+      <w:pPr>
+        <w:tabs>
+          <w:tab w:val="num" w:pos="0"/>
+        </w:tabs>
+        <w:ind w:left="0" w:hanging="0"/>
+      </w:pPr>
+    </w:lvl>
+    <w:lvl w:ilvl="3">
+      <w:start w:val="1"/>
+      <w:numFmt w:val="none"/>
+      <w:pStyle w:val="Heading4"/>
+      <w:suff w:val="nothing"/>
+      <w:lvlText w:val=""/>
+      <w:lvlJc w:val="left"/>
+      <w:pPr>
+        <w:tabs>
+          <w:tab w:val="num" w:pos="0"/>
+        </w:tabs>
+        <w:ind w:left="0" w:hanging="0"/>
+      </w:pPr>
+    </w:lvl>
+    <w:lvl w:ilvl="4">
+      <w:start w:val="1"/>
       <w:numFmt w:val="none"/>
       <w:suff w:val="nothing"/>
-      <w:lvlText w:val="%2"/>
+      <w:lvlText w:val=""/>
       <w:lvlJc w:val="left"/>
       <w:pPr>
         <w:tabs>
@@ -30778,12 +30849,11 @@
         <w:ind w:left="0" w:hanging="0"/>
       </w:pPr>
     </w:lvl>
-    <w:lvl w:ilvl="2">
-      <w:start w:val="1"/>
-      <w:pStyle w:val="Heading3"/>
+    <w:lvl w:ilvl="5">
+      <w:start w:val="1"/>
       <w:numFmt w:val="none"/>
       <w:suff w:val="nothing"/>
-      <w:lvlText w:val="%3"/>
+      <w:lvlText w:val=""/>
       <w:lvlJc w:val="left"/>
       <w:pPr>
         <w:tabs>
@@ -30792,12 +30862,11 @@
         <w:ind w:left="0" w:hanging="0"/>
       </w:pPr>
     </w:lvl>
-    <w:lvl w:ilvl="3">
-      <w:start w:val="1"/>
-      <w:pStyle w:val="Heading4"/>
+    <w:lvl w:ilvl="6">
+      <w:start w:val="1"/>
       <w:numFmt w:val="none"/>
       <w:suff w:val="nothing"/>
-      <w:lvlText w:val="%4"/>
+      <w:lvlText w:val=""/>
       <w:lvlJc w:val="left"/>
       <w:pPr>
         <w:tabs>
@@ -30806,11 +30875,11 @@
         <w:ind w:left="0" w:hanging="0"/>
       </w:pPr>
     </w:lvl>
-    <w:lvl w:ilvl="4">
+    <w:lvl w:ilvl="7">
       <w:start w:val="1"/>
       <w:numFmt w:val="none"/>
       <w:suff w:val="nothing"/>
-      <w:lvlText w:val="%5"/>
+      <w:lvlText w:val=""/>
       <w:lvlJc w:val="left"/>
       <w:pPr>
         <w:tabs>
@@ -30819,50 +30888,11 @@
         <w:ind w:left="0" w:hanging="0"/>
       </w:pPr>
     </w:lvl>
-    <w:lvl w:ilvl="5">
+    <w:lvl w:ilvl="8">
       <w:start w:val="1"/>
       <w:numFmt w:val="none"/>
       <w:suff w:val="nothing"/>
-      <w:lvlText w:val="%6"/>
-      <w:lvlJc w:val="left"/>
-      <w:pPr>
-        <w:tabs>
-          <w:tab w:val="num" w:pos="0"/>
-        </w:tabs>
-        <w:ind w:left="0" w:hanging="0"/>
-      </w:pPr>
-    </w:lvl>
-    <w:lvl w:ilvl="6">
-      <w:start w:val="1"/>
-      <w:numFmt w:val="none"/>
-      <w:suff w:val="nothing"/>
-      <w:lvlText w:val="%7"/>
-      <w:lvlJc w:val="left"/>
-      <w:pPr>
-        <w:tabs>
-          <w:tab w:val="num" w:pos="0"/>
-        </w:tabs>
-        <w:ind w:left="0" w:hanging="0"/>
-      </w:pPr>
-    </w:lvl>
-    <w:lvl w:ilvl="7">
-      <w:start w:val="1"/>
-      <w:numFmt w:val="none"/>
-      <w:suff w:val="nothing"/>
-      <w:lvlText w:val="%8"/>
-      <w:lvlJc w:val="left"/>
-      <w:pPr>
-        <w:tabs>
-          <w:tab w:val="num" w:pos="0"/>
-        </w:tabs>
-        <w:ind w:left="0" w:hanging="0"/>
-      </w:pPr>
-    </w:lvl>
-    <w:lvl w:ilvl="8">
-      <w:start w:val="1"/>
-      <w:numFmt w:val="none"/>
-      <w:suff w:val="nothing"/>
-      <w:lvlText w:val="%9"/>
+      <w:lvlText w:val=""/>
       <w:lvlJc w:val="left"/>
       <w:pPr>
         <w:tabs>
@@ -31003,7 +31033,7 @@
   <w:docDefaults>
     <w:rPrDefault>
       <w:rPr>
-        <w:rFonts w:ascii="Liberation Serif" w:hAnsi="Liberation Serif" w:eastAsia="WenQuanYi Zen Hei" w:cs="FreeSans"/>
+        <w:rFonts w:ascii="Liberation Serif" w:hAnsi="Liberation Serif" w:eastAsia="Noto Serif CJK SC" w:cs="Noto Sans Devanagari"/>
         <w:sz w:val="24"/>
         <w:szCs w:val="24"/>
         <w:lang w:val="en-US" w:eastAsia="zh-CN" w:bidi="hi-IN"/>
@@ -31033,7 +31063,7 @@
     </w:rPr>
   </w:style>
   <w:style w:type="paragraph" w:styleId="Heading1">
-    <w:name w:val="Heading 1"/>
+    <w:name w:val="heading 1"/>
     <w:basedOn w:val="Heading"/>
     <w:next w:val="BodyText"/>
     <w:qFormat/>
@@ -31041,7 +31071,6 @@
       <w:spacing w:before="240" w:after="80"/>
     </w:pPr>
     <w:rPr>
-      <w:rFonts w:ascii="Noto Sans" w:hAnsi="Noto Sans"/>
       <w:b/>
       <w:bCs/>
       <w:color w:val="88C0D0"/>
@@ -31050,7 +31079,7 @@
     </w:rPr>
   </w:style>
   <w:style w:type="paragraph" w:styleId="Heading2">
-    <w:name w:val="Heading 2"/>
+    <w:name w:val="heading 2"/>
     <w:basedOn w:val="Heading"/>
     <w:next w:val="BodyText"/>
     <w:qFormat/>
@@ -31063,7 +31092,7 @@
       <w:outlineLvl w:val="1"/>
     </w:pPr>
     <w:rPr>
-      <w:rFonts w:ascii="Liberation Serif" w:hAnsi="Liberation Serif" w:eastAsia="WenQuanYi Zen Hei" w:cs="FreeSans"/>
+      <w:rFonts w:ascii="Liberation Serif" w:hAnsi="Liberation Serif" w:eastAsia="Noto Serif CJK SC" w:cs="Noto Sans Devanagari"/>
       <w:b/>
       <w:bCs/>
       <w:color w:val="88C0D0"/>
@@ -31072,7 +31101,7 @@
     </w:rPr>
   </w:style>
   <w:style w:type="paragraph" w:styleId="Heading3">
-    <w:name w:val="Heading 3"/>
+    <w:name w:val="heading 3"/>
     <w:basedOn w:val="Heading"/>
     <w:next w:val="BodyText"/>
     <w:qFormat/>
@@ -31082,7 +31111,7 @@
       <w:outlineLvl w:val="2"/>
     </w:pPr>
     <w:rPr>
-      <w:rFonts w:ascii="Liberation Serif" w:hAnsi="Liberation Serif" w:eastAsia="WenQuanYi Zen Hei" w:cs="FreeSans"/>
+      <w:rFonts w:ascii="Liberation Serif" w:hAnsi="Liberation Serif" w:eastAsia="Noto Serif CJK SC" w:cs="Noto Sans Devanagari"/>
       <w:b/>
       <w:bCs/>
       <w:color w:val="88C0D0"/>
@@ -31091,7 +31120,7 @@
     </w:rPr>
   </w:style>
   <w:style w:type="paragraph" w:styleId="Heading4">
-    <w:name w:val="Heading 4"/>
+    <w:name w:val="heading 4"/>
     <w:basedOn w:val="Heading"/>
     <w:next w:val="BodyText"/>
     <w:qFormat/>
@@ -31100,11 +31129,23 @@
       <w:outlineLvl w:val="3"/>
     </w:pPr>
     <w:rPr>
-      <w:rFonts w:ascii="Liberation Serif" w:hAnsi="Liberation Serif" w:eastAsia="WenQuanYi Zen Hei" w:cs="FreeSans"/>
+      <w:rFonts w:ascii="Liberation Serif" w:hAnsi="Liberation Serif" w:eastAsia="Noto Serif CJK SC" w:cs="Noto Sans Devanagari"/>
       <w:b/>
       <w:bCs/>
       <w:sz w:val="24"/>
       <w:szCs w:val="24"/>
+    </w:rPr>
+  </w:style>
+  <w:style w:type="character" w:styleId="EndnoteReference">
+    <w:name w:val="endnote reference"/>
+    <w:rPr>
+      <w:vertAlign w:val="superscript"/>
+    </w:rPr>
+  </w:style>
+  <w:style w:type="character" w:styleId="FootnoteReference">
+    <w:name w:val="footnote reference"/>
+    <w:rPr>
+      <w:vertAlign w:val="superscript"/>
     </w:rPr>
   </w:style>
   <w:style w:type="character" w:styleId="EndnoteCharacters">
@@ -31184,7 +31225,7 @@
     </w:rPr>
   </w:style>
   <w:style w:type="paragraph" w:styleId="EnvelopeReturn">
-    <w:name w:val="Envelope Return"/>
+    <w:name w:val="envelope return"/>
     <w:basedOn w:val="Normal"/>
     <w:pPr/>
     <w:rPr>
@@ -31203,46 +31244,6 @@
       <w:color w:val="ECEFF4"/>
     </w:rPr>
   </w:style>
-  <w:style w:type="paragraph" w:styleId="Footer">
-    <w:name w:val="Footer"/>
-    <w:basedOn w:val="Normal"/>
-    <w:pPr>
-      <w:suppressLineNumbers/>
-      <w:tabs>
-        <w:tab w:val="clear" w:pos="1134"/>
-        <w:tab w:val="center" w:pos="5952" w:leader="none"/>
-        <w:tab w:val="right" w:pos="10771" w:leader="none"/>
-      </w:tabs>
-    </w:pPr>
-    <w:rPr/>
-  </w:style>
-  <w:style w:type="paragraph" w:styleId="Header">
-    <w:name w:val="Header"/>
-    <w:basedOn w:val="Normal"/>
-    <w:pPr>
-      <w:suppressLineNumbers/>
-      <w:tabs>
-        <w:tab w:val="clear" w:pos="1134"/>
-        <w:tab w:val="center" w:pos="5952" w:leader="none"/>
-        <w:tab w:val="right" w:pos="10771" w:leader="none"/>
-      </w:tabs>
-    </w:pPr>
-    <w:rPr/>
-  </w:style>
-  <w:style w:type="paragraph" w:styleId="HeaderandFooter">
-    <w:name w:val="Header and Footer"/>
-    <w:basedOn w:val="Normal"/>
-    <w:qFormat/>
-    <w:pPr>
-      <w:suppressLineNumbers/>
-      <w:tabs>
-        <w:tab w:val="clear" w:pos="1134"/>
-        <w:tab w:val="center" w:pos="5953" w:leader="none"/>
-        <w:tab w:val="right" w:pos="10772" w:leader="none"/>
-      </w:tabs>
-    </w:pPr>
-    <w:rPr/>
-  </w:style>
   <w:style w:type="paragraph" w:styleId="Index">
     <w:name w:val="Index"/>
     <w:basedOn w:val="Normal"/>
@@ -31251,11 +31252,11 @@
       <w:suppressLineNumbers/>
     </w:pPr>
     <w:rPr>
-      <w:rFonts w:cs="FreeSans"/>
+      <w:rFonts w:cs="Noto Sans Devanagari"/>
     </w:rPr>
   </w:style>
   <w:style w:type="paragraph" w:styleId="Caption">
-    <w:name w:val="Caption"/>
+    <w:name w:val="caption"/>
     <w:basedOn w:val="Normal"/>
     <w:qFormat/>
     <w:pPr>
@@ -31263,7 +31264,7 @@
       <w:spacing w:before="120" w:after="120"/>
     </w:pPr>
     <w:rPr>
-      <w:rFonts w:cs="FreeSans"/>
+      <w:rFonts w:cs="Noto Sans Devanagari"/>
       <w:i/>
       <w:iCs/>
       <w:sz w:val="24"/>
@@ -31275,7 +31276,7 @@
     <w:basedOn w:val="BodyText"/>
     <w:pPr/>
     <w:rPr>
-      <w:rFonts w:cs="FreeSans"/>
+      <w:rFonts w:cs="Noto Sans Devanagari"/>
     </w:rPr>
   </w:style>
   <w:style w:type="paragraph" w:styleId="BodyText">
@@ -31317,7 +31318,7 @@
       <w:ind w:left="160" w:right="160"/>
     </w:pPr>
     <w:rPr>
-      <w:rFonts w:ascii="Liberation Mono" w:hAnsi="Liberation Mono" w:eastAsia="Liberation Mono" w:cs="Liberation Mono"/>
+      <w:rFonts w:ascii="Liberation Mono" w:hAnsi="Liberation Mono" w:eastAsia="Noto Sans Mono CJK SC" w:cs="Liberation Mono"/>
       <w:sz w:val="20"/>
       <w:szCs w:val="20"/>
     </w:rPr>
@@ -31358,37 +31359,37 @@
         <a:srgbClr val="000000"/>
       </a:dk1>
       <a:lt1>
-        <a:srgbClr val="ffffff"/>
+        <a:srgbClr val="FFFFFF"/>
       </a:lt1>
       <a:dk2>
         <a:srgbClr val="000000"/>
       </a:dk2>
       <a:lt2>
-        <a:srgbClr val="ffffff"/>
+        <a:srgbClr val="FFFFFF"/>
       </a:lt2>
       <a:accent1>
-        <a:srgbClr val="18a303"/>
+        <a:srgbClr val="18A303"/>
       </a:accent1>
       <a:accent2>
-        <a:srgbClr val="0369a3"/>
+        <a:srgbClr val="0369A3"/>
       </a:accent2>
       <a:accent3>
-        <a:srgbClr val="a33e03"/>
+        <a:srgbClr val="A33E03"/>
       </a:accent3>
       <a:accent4>
-        <a:srgbClr val="8e03a3"/>
+        <a:srgbClr val="8E03A3"/>
       </a:accent4>
       <a:accent5>
-        <a:srgbClr val="c99c00"/>
+        <a:srgbClr val="C99C00"/>
       </a:accent5>
       <a:accent6>
-        <a:srgbClr val="c9211e"/>
+        <a:srgbClr val="C9211E"/>
       </a:accent6>
       <a:hlink>
-        <a:srgbClr val="0000ee"/>
+        <a:srgbClr val="0000EE"/>
       </a:hlink>
       <a:folHlink>
-        <a:srgbClr val="551a8b"/>
+        <a:srgbClr val="551A8B"/>
       </a:folHlink>
     </a:clrScheme>
     <a:fontScheme name="Office">

--- a/docs/guides/crew/crew-troubleshooting.docx
+++ b/docs/guides/crew/crew-troubleshooting.docx
@@ -7578,7 +7578,7 @@
       </w:r>
       <w:r>
         <w:rPr/>
-        <w:t xml:space="preserve"> moves, so a later commit is still in scope. </w:t>
+        <w:t xml:space="preserve"> moves (when nothing committed differs from the base), so a later commit is still in scope. If that file cannot be written the turn exits 2 and says so. </w:t>
       </w:r>
     </w:p>
     <w:p>
@@ -7635,7 +7635,7 @@
       </w:r>
       <w:r>
         <w:rPr/>
-        <w:t xml:space="preserve"> refuses until its receipt for HEAD is VERIFIED. Push the branch, or run </w:t>
+        <w:t xml:space="preserve"> refuses until its receipt for HEAD is VERIFIED or a local run passes it. Push the branch, or run </w:t>
       </w:r>
       <w:r>
         <w:rPr>

--- a/docs/guides/crew/crew-troubleshooting.docx
+++ b/docs/guides/crew/crew-troubleshooting.docx
@@ -6437,7 +6437,7 @@
       </w:r>
       <w:r>
         <w:rPr/>
-        <w:t xml:space="preserve"> paths, a Touch that is not approved (approve it, or approve it again after a spec edit), a broken active-ticket pointer, or a pre-1.0 </w:t>
+        <w:t xml:space="preserve"> paths, a Touch that is not approved (approve it, or approve it again after a spec edit), a broken active-ticket pointer, a pre-1.0 </w:t>
       </w:r>
       <w:r>
         <w:rPr>
@@ -6457,7 +6457,27 @@
       </w:r>
       <w:r>
         <w:rPr/>
-        <w:t xml:space="preserve">). Before L-0711 the line said every 1.0 ticket's file was missing. It is report-only: the refusal is </w:t>
+        <w:t xml:space="preserve">), or an </w:t>
+      </w:r>
+      <w:r>
+        <w:rPr>
+          <w:rStyle w:val="SourceText"/>
+        </w:rPr>
+        <w:t>INDEX.md</w:t>
+      </w:r>
+      <w:r>
+        <w:rPr/>
+        <w:t xml:space="preserve"> open ticket whose </w:t>
+      </w:r>
+      <w:r>
+        <w:rPr>
+          <w:rStyle w:val="SourceText"/>
+        </w:rPr>
+        <w:t>.work/tickets/&lt;id&gt;/</w:t>
+      </w:r>
+      <w:r>
+        <w:rPr/>
+        <w:t xml:space="preserve"> folder does not exist (fix the INDEX row or restore the folder). Before L-0711 the line said every 1.0 ticket's file was missing. It is report-only: the refusal is </w:t>
       </w:r>
       <w:r>
         <w:rPr>

--- a/docs/guides/crew/crew-troubleshooting.docx
+++ b/docs/guides/crew/crew-troubleshooting.docx
@@ -4542,17 +4542,17 @@
       </w:r>
       <w:r>
         <w:rPr/>
-        <w:t xml:space="preserve"> here, which leaves every rule </w:t>
-      </w:r>
-      <w:r>
-        <w:rPr>
-          <w:rStyle w:val="SourceText"/>
-        </w:rPr>
-        <w:t>pass</w:t>
-      </w:r>
-      <w:r>
-        <w:rPr/>
-        <w:t xml:space="preserve"> with </w:t>
+        <w:t xml:space="preserve"> here, which empties the record (</w:t>
+      </w:r>
+      <w:r>
+        <w:rPr>
+          <w:rStyle w:val="SourceText"/>
+        </w:rPr>
+        <w:t>verify no rules recorded</w:t>
+      </w:r>
+      <w:r>
+        <w:rPr/>
+        <w:t xml:space="preserve">) and writes </w:t>
       </w:r>
       <w:r>
         <w:rPr>
@@ -4562,7 +4562,7 @@
       </w:r>
       <w:r>
         <w:rPr/>
-        <w:t xml:space="preserve"> at HEAD. </w:t>
+        <w:t xml:space="preserve"> = HEAD. </w:t>
       </w:r>
       <w:r>
         <w:rPr>

--- a/docs/guides/crew/crew-troubleshooting.docx
+++ b/docs/guides/crew/crew-troubleshooting.docx
@@ -4552,17 +4552,27 @@
       </w:r>
       <w:r>
         <w:rPr/>
-        <w:t xml:space="preserve">) and writes </w:t>
-      </w:r>
-      <w:r>
-        <w:rPr>
-          <w:rStyle w:val="SourceText"/>
-        </w:rPr>
-        <w:t>.crew/.verify-verified-at</w:t>
-      </w:r>
-      <w:r>
-        <w:rPr/>
-        <w:t xml:space="preserve"> = HEAD. </w:t>
+        <w:t xml:space="preserve">) and leaves the gate's </w:t>
+      </w:r>
+      <w:r>
+        <w:rPr>
+          <w:rStyle w:val="SourceText"/>
+        </w:rPr>
+        <w:t>GATE VERIFIED</w:t>
+      </w:r>
+      <w:r>
+        <w:rPr/>
+        <w:t xml:space="preserve"> answer for this tree. An uncommitted edit after that pass turns it back to </w:t>
+      </w:r>
+      <w:r>
+        <w:rPr>
+          <w:rStyle w:val="SourceText"/>
+        </w:rPr>
+        <w:t>GATE UNVERIFIED</w:t>
+      </w:r>
+      <w:r>
+        <w:rPr/>
+        <w:t xml:space="preserve">: commit, then re-run. </w:t>
       </w:r>
       <w:r>
         <w:rPr>

--- a/docs/guides/crew/crew-troubleshooting.docx
+++ b/docs/guides/crew/crew-troubleshooting.docx
@@ -6477,7 +6477,27 @@
       </w:r>
       <w:r>
         <w:rPr/>
-        <w:t xml:space="preserve"> folder does not exist (fix the INDEX row or restore the folder). Before L-0711 the line said every 1.0 ticket's file was missing. It is report-only: the refusal is </w:t>
+        <w:t xml:space="preserve"> folder does not exist (fix the INDEX row or restore the folder), or an </w:t>
+      </w:r>
+      <w:r>
+        <w:rPr>
+          <w:rStyle w:val="SourceText"/>
+        </w:rPr>
+        <w:t>INDEX.md</w:t>
+      </w:r>
+      <w:r>
+        <w:rPr/>
+        <w:t xml:space="preserve"> that cannot be read. A clean line can also carry </w:t>
+      </w:r>
+      <w:r>
+        <w:rPr>
+          <w:rStyle w:val="SourceText"/>
+        </w:rPr>
+        <w:t>(merged main: could not tell - ...)</w:t>
+      </w:r>
+      <w:r>
+        <w:rPr/>
+        <w:t xml:space="preserve">, for example on a detached HEAD: nothing was left out as main's, the same as the audit. Before L-0711 the line said every 1.0 ticket's file was missing. It is report-only: the refusal is </w:t>
       </w:r>
       <w:r>
         <w:rPr>

--- a/docs/guides/crew/crew-troubleshooting.docx
+++ b/docs/guides/crew/crew-troubleshooting.docx
@@ -1,6 +1,6 @@
 
 <file path=word/document.xml><?xml version="1.0" encoding="utf-8"?>
-<w:document xmlns:o="urn:schemas-microsoft-com:office:office" xmlns:r="http://schemas.openxmlformats.org/officeDocument/2006/relationships" xmlns:v="urn:schemas-microsoft-com:vml" xmlns:w="http://schemas.openxmlformats.org/wordprocessingml/2006/main" xmlns:w10="urn:schemas-microsoft-com:office:word" xmlns:wp="http://schemas.openxmlformats.org/drawingml/2006/wordprocessingDrawing" xmlns:wps="http://schemas.microsoft.com/office/word/2010/wordprocessingShape" xmlns:wpg="http://schemas.microsoft.com/office/word/2010/wordprocessingGroup" xmlns:mc="http://schemas.openxmlformats.org/markup-compatibility/2006" xmlns:wp14="http://schemas.microsoft.com/office/word/2010/wordprocessingDrawing" xmlns:w14="http://schemas.microsoft.com/office/word/2010/wordml" xmlns:w15="http://schemas.microsoft.com/office/word/2012/wordml" mc:Ignorable="w14 wp14 w15">
+<w:document xmlns:o="urn:schemas-microsoft-com:office:office" xmlns:r="http://schemas.openxmlformats.org/officeDocument/2006/relationships" xmlns:v="urn:schemas-microsoft-com:vml" xmlns:w="http://schemas.openxmlformats.org/wordprocessingml/2006/main" xmlns:w10="urn:schemas-microsoft-com:office:word" xmlns:wp="http://schemas.openxmlformats.org/drawingml/2006/wordprocessingDrawing" xmlns:pic="http://schemas.openxmlformats.org/drawingml/2006/picture" xmlns:wps="http://schemas.microsoft.com/office/word/2010/wordprocessingShape" xmlns:wpg="http://schemas.microsoft.com/office/word/2010/wordprocessingGroup" xmlns:mc="http://schemas.openxmlformats.org/markup-compatibility/2006" xmlns:wp14="http://schemas.microsoft.com/office/word/2010/wordprocessingDrawing" xmlns:w14="http://schemas.microsoft.com/office/word/2010/wordml" xmlns:w15="http://schemas.microsoft.com/office/word/2012/wordml" mc:Ignorable="w14 wp14 w15">
   <w:body>
     <w:p>
       <w:pPr>
@@ -545,9 +545,9 @@
     </w:p>
     <w:tbl>
       <w:tblPr>
-        <w:tblW w:w="12890" w:type="dxa"/>
+        <w:tblW w:w="12926" w:type="dxa"/>
         <w:jc w:val="left"/>
-        <w:tblInd w:w="0" w:type="dxa"/>
+        <w:tblInd w:w="28" w:type="dxa"/>
         <w:tblLayout w:type="fixed"/>
         <w:tblCellMar>
           <w:top w:w="28" w:type="dxa"/>
@@ -557,11 +557,11 @@
         </w:tblCellMar>
       </w:tblPr>
       <w:tblGrid>
-        <w:gridCol w:w="2116"/>
-        <w:gridCol w:w="2446"/>
-        <w:gridCol w:w="2806"/>
-        <w:gridCol w:w="3391"/>
-        <w:gridCol w:w="2131"/>
+        <w:gridCol w:w="2119"/>
+        <w:gridCol w:w="2456"/>
+        <w:gridCol w:w="2808"/>
+        <w:gridCol w:w="3395"/>
+        <w:gridCol w:w="2148"/>
       </w:tblGrid>
       <w:tr>
         <w:trPr>
@@ -569,7 +569,7 @@
         </w:trPr>
         <w:tc>
           <w:tcPr>
-            <w:tcW w:w="2116" w:type="dxa"/>
+            <w:tcW w:w="2119" w:type="dxa"/>
             <w:tcBorders/>
             <w:vAlign w:val="center"/>
           </w:tcPr>
@@ -591,7 +591,7 @@
         </w:tc>
         <w:tc>
           <w:tcPr>
-            <w:tcW w:w="2446" w:type="dxa"/>
+            <w:tcW w:w="2456" w:type="dxa"/>
             <w:tcBorders/>
             <w:vAlign w:val="center"/>
           </w:tcPr>
@@ -613,7 +613,7 @@
         </w:tc>
         <w:tc>
           <w:tcPr>
-            <w:tcW w:w="2806" w:type="dxa"/>
+            <w:tcW w:w="2808" w:type="dxa"/>
             <w:tcBorders/>
             <w:vAlign w:val="center"/>
           </w:tcPr>
@@ -635,7 +635,7 @@
         </w:tc>
         <w:tc>
           <w:tcPr>
-            <w:tcW w:w="3391" w:type="dxa"/>
+            <w:tcW w:w="3395" w:type="dxa"/>
             <w:tcBorders/>
             <w:vAlign w:val="center"/>
           </w:tcPr>
@@ -657,7 +657,7 @@
         </w:tc>
         <w:tc>
           <w:tcPr>
-            <w:tcW w:w="2131" w:type="dxa"/>
+            <w:tcW w:w="2148" w:type="dxa"/>
             <w:tcBorders/>
             <w:vAlign w:val="center"/>
           </w:tcPr>
@@ -682,7 +682,7 @@
         <w:trPr/>
         <w:tc>
           <w:tcPr>
-            <w:tcW w:w="2116" w:type="dxa"/>
+            <w:tcW w:w="2119" w:type="dxa"/>
             <w:tcBorders/>
             <w:vAlign w:val="center"/>
           </w:tcPr>
@@ -705,7 +705,7 @@
         </w:tc>
         <w:tc>
           <w:tcPr>
-            <w:tcW w:w="2446" w:type="dxa"/>
+            <w:tcW w:w="2456" w:type="dxa"/>
             <w:tcBorders/>
             <w:vAlign w:val="center"/>
           </w:tcPr>
@@ -728,7 +728,7 @@
         </w:tc>
         <w:tc>
           <w:tcPr>
-            <w:tcW w:w="2806" w:type="dxa"/>
+            <w:tcW w:w="2808" w:type="dxa"/>
             <w:tcBorders/>
             <w:vAlign w:val="center"/>
           </w:tcPr>
@@ -769,7 +769,7 @@
         </w:tc>
         <w:tc>
           <w:tcPr>
-            <w:tcW w:w="3391" w:type="dxa"/>
+            <w:tcW w:w="3395" w:type="dxa"/>
             <w:tcBorders/>
             <w:vAlign w:val="center"/>
           </w:tcPr>
@@ -794,7 +794,7 @@
         </w:tc>
         <w:tc>
           <w:tcPr>
-            <w:tcW w:w="2131" w:type="dxa"/>
+            <w:tcW w:w="2148" w:type="dxa"/>
             <w:tcBorders/>
             <w:vAlign w:val="center"/>
           </w:tcPr>
@@ -818,7 +818,7 @@
         <w:trPr/>
         <w:tc>
           <w:tcPr>
-            <w:tcW w:w="2116" w:type="dxa"/>
+            <w:tcW w:w="2119" w:type="dxa"/>
             <w:tcBorders/>
             <w:vAlign w:val="center"/>
           </w:tcPr>
@@ -841,7 +841,7 @@
         </w:tc>
         <w:tc>
           <w:tcPr>
-            <w:tcW w:w="2446" w:type="dxa"/>
+            <w:tcW w:w="2456" w:type="dxa"/>
             <w:tcBorders/>
             <w:vAlign w:val="center"/>
           </w:tcPr>
@@ -864,7 +864,7 @@
         </w:tc>
         <w:tc>
           <w:tcPr>
-            <w:tcW w:w="2806" w:type="dxa"/>
+            <w:tcW w:w="2808" w:type="dxa"/>
             <w:tcBorders/>
             <w:vAlign w:val="center"/>
           </w:tcPr>
@@ -891,7 +891,7 @@
         </w:tc>
         <w:tc>
           <w:tcPr>
-            <w:tcW w:w="3391" w:type="dxa"/>
+            <w:tcW w:w="3395" w:type="dxa"/>
             <w:tcBorders/>
             <w:vAlign w:val="center"/>
           </w:tcPr>
@@ -916,7 +916,7 @@
         </w:tc>
         <w:tc>
           <w:tcPr>
-            <w:tcW w:w="2131" w:type="dxa"/>
+            <w:tcW w:w="2148" w:type="dxa"/>
             <w:tcBorders/>
             <w:vAlign w:val="center"/>
           </w:tcPr>
@@ -940,7 +940,7 @@
         <w:trPr/>
         <w:tc>
           <w:tcPr>
-            <w:tcW w:w="2116" w:type="dxa"/>
+            <w:tcW w:w="2119" w:type="dxa"/>
             <w:tcBorders/>
             <w:vAlign w:val="center"/>
           </w:tcPr>
@@ -993,7 +993,7 @@
         </w:tc>
         <w:tc>
           <w:tcPr>
-            <w:tcW w:w="2446" w:type="dxa"/>
+            <w:tcW w:w="2456" w:type="dxa"/>
             <w:tcBorders/>
             <w:vAlign w:val="center"/>
           </w:tcPr>
@@ -1016,7 +1016,7 @@
         </w:tc>
         <w:tc>
           <w:tcPr>
-            <w:tcW w:w="2806" w:type="dxa"/>
+            <w:tcW w:w="2808" w:type="dxa"/>
             <w:tcBorders/>
             <w:vAlign w:val="center"/>
           </w:tcPr>
@@ -1037,7 +1037,7 @@
         </w:tc>
         <w:tc>
           <w:tcPr>
-            <w:tcW w:w="3391" w:type="dxa"/>
+            <w:tcW w:w="3395" w:type="dxa"/>
             <w:tcBorders/>
             <w:vAlign w:val="center"/>
           </w:tcPr>
@@ -1074,7 +1074,7 @@
         </w:tc>
         <w:tc>
           <w:tcPr>
-            <w:tcW w:w="2131" w:type="dxa"/>
+            <w:tcW w:w="2148" w:type="dxa"/>
             <w:tcBorders/>
             <w:vAlign w:val="center"/>
           </w:tcPr>
@@ -1110,7 +1110,7 @@
         <w:trPr/>
         <w:tc>
           <w:tcPr>
-            <w:tcW w:w="2116" w:type="dxa"/>
+            <w:tcW w:w="2119" w:type="dxa"/>
             <w:tcBorders/>
             <w:vAlign w:val="center"/>
           </w:tcPr>
@@ -1133,7 +1133,7 @@
         </w:tc>
         <w:tc>
           <w:tcPr>
-            <w:tcW w:w="2446" w:type="dxa"/>
+            <w:tcW w:w="2456" w:type="dxa"/>
             <w:tcBorders/>
             <w:vAlign w:val="center"/>
           </w:tcPr>
@@ -1156,7 +1156,7 @@
         </w:tc>
         <w:tc>
           <w:tcPr>
-            <w:tcW w:w="2806" w:type="dxa"/>
+            <w:tcW w:w="2808" w:type="dxa"/>
             <w:tcBorders/>
             <w:vAlign w:val="center"/>
           </w:tcPr>
@@ -1187,7 +1187,7 @@
         </w:tc>
         <w:tc>
           <w:tcPr>
-            <w:tcW w:w="3391" w:type="dxa"/>
+            <w:tcW w:w="3395" w:type="dxa"/>
             <w:tcBorders/>
             <w:vAlign w:val="center"/>
           </w:tcPr>
@@ -1214,7 +1214,7 @@
         </w:tc>
         <w:tc>
           <w:tcPr>
-            <w:tcW w:w="2131" w:type="dxa"/>
+            <w:tcW w:w="2148" w:type="dxa"/>
             <w:tcBorders/>
             <w:vAlign w:val="center"/>
           </w:tcPr>
@@ -1238,7 +1238,7 @@
         <w:trPr/>
         <w:tc>
           <w:tcPr>
-            <w:tcW w:w="2116" w:type="dxa"/>
+            <w:tcW w:w="2119" w:type="dxa"/>
             <w:tcBorders/>
             <w:vAlign w:val="center"/>
           </w:tcPr>
@@ -1285,7 +1285,7 @@
         </w:tc>
         <w:tc>
           <w:tcPr>
-            <w:tcW w:w="2446" w:type="dxa"/>
+            <w:tcW w:w="2456" w:type="dxa"/>
             <w:tcBorders/>
             <w:vAlign w:val="center"/>
           </w:tcPr>
@@ -1308,7 +1308,7 @@
         </w:tc>
         <w:tc>
           <w:tcPr>
-            <w:tcW w:w="2806" w:type="dxa"/>
+            <w:tcW w:w="2808" w:type="dxa"/>
             <w:tcBorders/>
             <w:vAlign w:val="center"/>
           </w:tcPr>
@@ -1335,7 +1335,7 @@
         </w:tc>
         <w:tc>
           <w:tcPr>
-            <w:tcW w:w="3391" w:type="dxa"/>
+            <w:tcW w:w="3395" w:type="dxa"/>
             <w:tcBorders/>
             <w:vAlign w:val="center"/>
           </w:tcPr>
@@ -1428,7 +1428,7 @@
         </w:tc>
         <w:tc>
           <w:tcPr>
-            <w:tcW w:w="2131" w:type="dxa"/>
+            <w:tcW w:w="2148" w:type="dxa"/>
             <w:tcBorders/>
             <w:vAlign w:val="center"/>
           </w:tcPr>
@@ -1468,7 +1468,7 @@
         <w:trPr/>
         <w:tc>
           <w:tcPr>
-            <w:tcW w:w="2116" w:type="dxa"/>
+            <w:tcW w:w="2119" w:type="dxa"/>
             <w:tcBorders/>
             <w:vAlign w:val="center"/>
           </w:tcPr>
@@ -1515,7 +1515,7 @@
         </w:tc>
         <w:tc>
           <w:tcPr>
-            <w:tcW w:w="2446" w:type="dxa"/>
+            <w:tcW w:w="2456" w:type="dxa"/>
             <w:tcBorders/>
             <w:vAlign w:val="center"/>
           </w:tcPr>
@@ -1538,7 +1538,7 @@
         </w:tc>
         <w:tc>
           <w:tcPr>
-            <w:tcW w:w="2806" w:type="dxa"/>
+            <w:tcW w:w="2808" w:type="dxa"/>
             <w:tcBorders/>
             <w:vAlign w:val="center"/>
           </w:tcPr>
@@ -1559,7 +1559,7 @@
         </w:tc>
         <w:tc>
           <w:tcPr>
-            <w:tcW w:w="3391" w:type="dxa"/>
+            <w:tcW w:w="3395" w:type="dxa"/>
             <w:tcBorders/>
             <w:vAlign w:val="center"/>
           </w:tcPr>
@@ -1616,7 +1616,7 @@
         </w:tc>
         <w:tc>
           <w:tcPr>
-            <w:tcW w:w="2131" w:type="dxa"/>
+            <w:tcW w:w="2148" w:type="dxa"/>
             <w:tcBorders/>
             <w:vAlign w:val="center"/>
           </w:tcPr>
@@ -1642,7 +1642,7 @@
         <w:trPr/>
         <w:tc>
           <w:tcPr>
-            <w:tcW w:w="2116" w:type="dxa"/>
+            <w:tcW w:w="2119" w:type="dxa"/>
             <w:tcBorders/>
             <w:vAlign w:val="center"/>
           </w:tcPr>
@@ -1689,7 +1689,7 @@
         </w:tc>
         <w:tc>
           <w:tcPr>
-            <w:tcW w:w="2446" w:type="dxa"/>
+            <w:tcW w:w="2456" w:type="dxa"/>
             <w:tcBorders/>
             <w:vAlign w:val="center"/>
           </w:tcPr>
@@ -1712,7 +1712,7 @@
         </w:tc>
         <w:tc>
           <w:tcPr>
-            <w:tcW w:w="2806" w:type="dxa"/>
+            <w:tcW w:w="2808" w:type="dxa"/>
             <w:tcBorders/>
             <w:vAlign w:val="center"/>
           </w:tcPr>
@@ -1773,7 +1773,7 @@
         </w:tc>
         <w:tc>
           <w:tcPr>
-            <w:tcW w:w="3391" w:type="dxa"/>
+            <w:tcW w:w="3395" w:type="dxa"/>
             <w:tcBorders/>
             <w:vAlign w:val="center"/>
           </w:tcPr>
@@ -1830,7 +1830,7 @@
         </w:tc>
         <w:tc>
           <w:tcPr>
-            <w:tcW w:w="2131" w:type="dxa"/>
+            <w:tcW w:w="2148" w:type="dxa"/>
             <w:tcBorders/>
             <w:vAlign w:val="center"/>
           </w:tcPr>
@@ -1856,7 +1856,7 @@
         <w:trPr/>
         <w:tc>
           <w:tcPr>
-            <w:tcW w:w="2116" w:type="dxa"/>
+            <w:tcW w:w="2119" w:type="dxa"/>
             <w:tcBorders/>
             <w:vAlign w:val="center"/>
           </w:tcPr>
@@ -1903,7 +1903,7 @@
         </w:tc>
         <w:tc>
           <w:tcPr>
-            <w:tcW w:w="2446" w:type="dxa"/>
+            <w:tcW w:w="2456" w:type="dxa"/>
             <w:tcBorders/>
             <w:vAlign w:val="center"/>
           </w:tcPr>
@@ -1930,7 +1930,7 @@
         </w:tc>
         <w:tc>
           <w:tcPr>
-            <w:tcW w:w="2806" w:type="dxa"/>
+            <w:tcW w:w="2808" w:type="dxa"/>
             <w:tcBorders/>
             <w:vAlign w:val="center"/>
           </w:tcPr>
@@ -1951,7 +1951,7 @@
         </w:tc>
         <w:tc>
           <w:tcPr>
-            <w:tcW w:w="3391" w:type="dxa"/>
+            <w:tcW w:w="3395" w:type="dxa"/>
             <w:tcBorders/>
             <w:vAlign w:val="center"/>
           </w:tcPr>
@@ -2008,7 +2008,7 @@
         </w:tc>
         <w:tc>
           <w:tcPr>
-            <w:tcW w:w="2131" w:type="dxa"/>
+            <w:tcW w:w="2148" w:type="dxa"/>
             <w:tcBorders/>
             <w:vAlign w:val="center"/>
           </w:tcPr>
@@ -2044,7 +2044,7 @@
         <w:trPr/>
         <w:tc>
           <w:tcPr>
-            <w:tcW w:w="2116" w:type="dxa"/>
+            <w:tcW w:w="2119" w:type="dxa"/>
             <w:tcBorders/>
             <w:vAlign w:val="center"/>
           </w:tcPr>
@@ -2131,7 +2131,7 @@
         </w:tc>
         <w:tc>
           <w:tcPr>
-            <w:tcW w:w="2446" w:type="dxa"/>
+            <w:tcW w:w="2456" w:type="dxa"/>
             <w:tcBorders/>
             <w:vAlign w:val="center"/>
           </w:tcPr>
@@ -2154,7 +2154,7 @@
         </w:tc>
         <w:tc>
           <w:tcPr>
-            <w:tcW w:w="2806" w:type="dxa"/>
+            <w:tcW w:w="2808" w:type="dxa"/>
             <w:tcBorders/>
             <w:vAlign w:val="center"/>
           </w:tcPr>
@@ -2175,7 +2175,7 @@
         </w:tc>
         <w:tc>
           <w:tcPr>
-            <w:tcW w:w="3391" w:type="dxa"/>
+            <w:tcW w:w="3395" w:type="dxa"/>
             <w:tcBorders/>
             <w:vAlign w:val="center"/>
           </w:tcPr>
@@ -2248,7 +2248,7 @@
         </w:tc>
         <w:tc>
           <w:tcPr>
-            <w:tcW w:w="2131" w:type="dxa"/>
+            <w:tcW w:w="2148" w:type="dxa"/>
             <w:tcBorders/>
             <w:vAlign w:val="center"/>
           </w:tcPr>
@@ -2284,7 +2284,7 @@
         <w:trPr/>
         <w:tc>
           <w:tcPr>
-            <w:tcW w:w="2116" w:type="dxa"/>
+            <w:tcW w:w="2119" w:type="dxa"/>
             <w:tcBorders/>
             <w:vAlign w:val="center"/>
           </w:tcPr>
@@ -2307,7 +2307,7 @@
         </w:tc>
         <w:tc>
           <w:tcPr>
-            <w:tcW w:w="2446" w:type="dxa"/>
+            <w:tcW w:w="2456" w:type="dxa"/>
             <w:tcBorders/>
             <w:vAlign w:val="center"/>
           </w:tcPr>
@@ -2330,7 +2330,7 @@
         </w:tc>
         <w:tc>
           <w:tcPr>
-            <w:tcW w:w="2806" w:type="dxa"/>
+            <w:tcW w:w="2808" w:type="dxa"/>
             <w:tcBorders/>
             <w:vAlign w:val="center"/>
           </w:tcPr>
@@ -2351,7 +2351,7 @@
         </w:tc>
         <w:tc>
           <w:tcPr>
-            <w:tcW w:w="3391" w:type="dxa"/>
+            <w:tcW w:w="3395" w:type="dxa"/>
             <w:tcBorders/>
             <w:vAlign w:val="center"/>
           </w:tcPr>
@@ -2384,7 +2384,7 @@
         </w:tc>
         <w:tc>
           <w:tcPr>
-            <w:tcW w:w="2131" w:type="dxa"/>
+            <w:tcW w:w="2148" w:type="dxa"/>
             <w:tcBorders/>
             <w:vAlign w:val="center"/>
           </w:tcPr>
@@ -2408,7 +2408,7 @@
         <w:trPr/>
         <w:tc>
           <w:tcPr>
-            <w:tcW w:w="2116" w:type="dxa"/>
+            <w:tcW w:w="2119" w:type="dxa"/>
             <w:tcBorders/>
             <w:vAlign w:val="center"/>
           </w:tcPr>
@@ -2431,7 +2431,7 @@
         </w:tc>
         <w:tc>
           <w:tcPr>
-            <w:tcW w:w="2446" w:type="dxa"/>
+            <w:tcW w:w="2456" w:type="dxa"/>
             <w:tcBorders/>
             <w:vAlign w:val="center"/>
           </w:tcPr>
@@ -2468,7 +2468,7 @@
         </w:tc>
         <w:tc>
           <w:tcPr>
-            <w:tcW w:w="2806" w:type="dxa"/>
+            <w:tcW w:w="2808" w:type="dxa"/>
             <w:tcBorders/>
             <w:vAlign w:val="center"/>
           </w:tcPr>
@@ -2519,7 +2519,7 @@
         </w:tc>
         <w:tc>
           <w:tcPr>
-            <w:tcW w:w="3391" w:type="dxa"/>
+            <w:tcW w:w="3395" w:type="dxa"/>
             <w:tcBorders/>
             <w:vAlign w:val="center"/>
           </w:tcPr>
@@ -2572,7 +2572,7 @@
         </w:tc>
         <w:tc>
           <w:tcPr>
-            <w:tcW w:w="2131" w:type="dxa"/>
+            <w:tcW w:w="2148" w:type="dxa"/>
             <w:tcBorders/>
             <w:vAlign w:val="center"/>
           </w:tcPr>
@@ -2596,7 +2596,7 @@
         <w:trPr/>
         <w:tc>
           <w:tcPr>
-            <w:tcW w:w="2116" w:type="dxa"/>
+            <w:tcW w:w="2119" w:type="dxa"/>
             <w:tcBorders/>
             <w:vAlign w:val="center"/>
           </w:tcPr>
@@ -2619,7 +2619,7 @@
         </w:tc>
         <w:tc>
           <w:tcPr>
-            <w:tcW w:w="2446" w:type="dxa"/>
+            <w:tcW w:w="2456" w:type="dxa"/>
             <w:tcBorders/>
             <w:vAlign w:val="center"/>
           </w:tcPr>
@@ -2642,7 +2642,7 @@
         </w:tc>
         <w:tc>
           <w:tcPr>
-            <w:tcW w:w="2806" w:type="dxa"/>
+            <w:tcW w:w="2808" w:type="dxa"/>
             <w:tcBorders/>
             <w:vAlign w:val="center"/>
           </w:tcPr>
@@ -2673,7 +2673,7 @@
         </w:tc>
         <w:tc>
           <w:tcPr>
-            <w:tcW w:w="3391" w:type="dxa"/>
+            <w:tcW w:w="3395" w:type="dxa"/>
             <w:tcBorders/>
             <w:vAlign w:val="center"/>
           </w:tcPr>
@@ -2700,7 +2700,7 @@
         </w:tc>
         <w:tc>
           <w:tcPr>
-            <w:tcW w:w="2131" w:type="dxa"/>
+            <w:tcW w:w="2148" w:type="dxa"/>
             <w:tcBorders/>
             <w:vAlign w:val="center"/>
           </w:tcPr>
@@ -2726,7 +2726,7 @@
         <w:trPr/>
         <w:tc>
           <w:tcPr>
-            <w:tcW w:w="2116" w:type="dxa"/>
+            <w:tcW w:w="2119" w:type="dxa"/>
             <w:tcBorders/>
             <w:vAlign w:val="center"/>
           </w:tcPr>
@@ -2749,7 +2749,7 @@
         </w:tc>
         <w:tc>
           <w:tcPr>
-            <w:tcW w:w="2446" w:type="dxa"/>
+            <w:tcW w:w="2456" w:type="dxa"/>
             <w:tcBorders/>
             <w:vAlign w:val="center"/>
           </w:tcPr>
@@ -2772,7 +2772,7 @@
         </w:tc>
         <w:tc>
           <w:tcPr>
-            <w:tcW w:w="2806" w:type="dxa"/>
+            <w:tcW w:w="2808" w:type="dxa"/>
             <w:tcBorders/>
             <w:vAlign w:val="center"/>
           </w:tcPr>
@@ -2793,7 +2793,7 @@
         </w:tc>
         <w:tc>
           <w:tcPr>
-            <w:tcW w:w="3391" w:type="dxa"/>
+            <w:tcW w:w="3395" w:type="dxa"/>
             <w:tcBorders/>
             <w:vAlign w:val="center"/>
           </w:tcPr>
@@ -2856,7 +2856,7 @@
         </w:tc>
         <w:tc>
           <w:tcPr>
-            <w:tcW w:w="2131" w:type="dxa"/>
+            <w:tcW w:w="2148" w:type="dxa"/>
             <w:tcBorders/>
             <w:vAlign w:val="center"/>
           </w:tcPr>
@@ -2886,7 +2886,7 @@
         <w:trPr/>
         <w:tc>
           <w:tcPr>
-            <w:tcW w:w="2116" w:type="dxa"/>
+            <w:tcW w:w="2119" w:type="dxa"/>
             <w:tcBorders/>
             <w:vAlign w:val="center"/>
           </w:tcPr>
@@ -2909,7 +2909,7 @@
         </w:tc>
         <w:tc>
           <w:tcPr>
-            <w:tcW w:w="2446" w:type="dxa"/>
+            <w:tcW w:w="2456" w:type="dxa"/>
             <w:tcBorders/>
             <w:vAlign w:val="center"/>
           </w:tcPr>
@@ -2932,7 +2932,7 @@
         </w:tc>
         <w:tc>
           <w:tcPr>
-            <w:tcW w:w="2806" w:type="dxa"/>
+            <w:tcW w:w="2808" w:type="dxa"/>
             <w:tcBorders/>
             <w:vAlign w:val="center"/>
           </w:tcPr>
@@ -2953,7 +2953,7 @@
         </w:tc>
         <w:tc>
           <w:tcPr>
-            <w:tcW w:w="3391" w:type="dxa"/>
+            <w:tcW w:w="3395" w:type="dxa"/>
             <w:tcBorders/>
             <w:vAlign w:val="center"/>
           </w:tcPr>
@@ -2976,7 +2976,7 @@
         </w:tc>
         <w:tc>
           <w:tcPr>
-            <w:tcW w:w="2131" w:type="dxa"/>
+            <w:tcW w:w="2148" w:type="dxa"/>
             <w:tcBorders/>
             <w:vAlign w:val="center"/>
           </w:tcPr>
@@ -8730,9 +8730,9 @@
     </w:p>
     <w:tbl>
       <w:tblPr>
-        <w:tblW w:w="12890" w:type="dxa"/>
+        <w:tblW w:w="12926" w:type="dxa"/>
         <w:jc w:val="left"/>
-        <w:tblInd w:w="0" w:type="dxa"/>
+        <w:tblInd w:w="28" w:type="dxa"/>
         <w:tblLayout w:type="fixed"/>
         <w:tblCellMar>
           <w:top w:w="28" w:type="dxa"/>
@@ -8742,9 +8742,9 @@
         </w:tblCellMar>
       </w:tblPr>
       <w:tblGrid>
-        <w:gridCol w:w="4948"/>
-        <w:gridCol w:w="3984"/>
-        <w:gridCol w:w="3958"/>
+        <w:gridCol w:w="4978"/>
+        <w:gridCol w:w="3967"/>
+        <w:gridCol w:w="3981"/>
       </w:tblGrid>
       <w:tr>
         <w:trPr>
@@ -8752,7 +8752,7 @@
         </w:trPr>
         <w:tc>
           <w:tcPr>
-            <w:tcW w:w="4948" w:type="dxa"/>
+            <w:tcW w:w="4978" w:type="dxa"/>
             <w:tcBorders/>
             <w:vAlign w:val="center"/>
           </w:tcPr>
@@ -8780,7 +8780,7 @@
         </w:tc>
         <w:tc>
           <w:tcPr>
-            <w:tcW w:w="3984" w:type="dxa"/>
+            <w:tcW w:w="3967" w:type="dxa"/>
             <w:tcBorders/>
             <w:vAlign w:val="center"/>
           </w:tcPr>
@@ -8802,7 +8802,7 @@
         </w:tc>
         <w:tc>
           <w:tcPr>
-            <w:tcW w:w="3958" w:type="dxa"/>
+            <w:tcW w:w="3981" w:type="dxa"/>
             <w:tcBorders/>
             <w:vAlign w:val="center"/>
           </w:tcPr>
@@ -8827,7 +8827,7 @@
         <w:trPr/>
         <w:tc>
           <w:tcPr>
-            <w:tcW w:w="4948" w:type="dxa"/>
+            <w:tcW w:w="4978" w:type="dxa"/>
             <w:tcBorders/>
             <w:vAlign w:val="center"/>
           </w:tcPr>
@@ -8850,7 +8850,7 @@
         </w:tc>
         <w:tc>
           <w:tcPr>
-            <w:tcW w:w="3984" w:type="dxa"/>
+            <w:tcW w:w="3967" w:type="dxa"/>
             <w:tcBorders/>
             <w:vAlign w:val="center"/>
           </w:tcPr>
@@ -8881,7 +8881,7 @@
         </w:tc>
         <w:tc>
           <w:tcPr>
-            <w:tcW w:w="3958" w:type="dxa"/>
+            <w:tcW w:w="3981" w:type="dxa"/>
             <w:tcBorders/>
             <w:vAlign w:val="center"/>
           </w:tcPr>
@@ -8915,7 +8915,7 @@
         <w:trPr/>
         <w:tc>
           <w:tcPr>
-            <w:tcW w:w="4948" w:type="dxa"/>
+            <w:tcW w:w="4978" w:type="dxa"/>
             <w:tcBorders/>
             <w:vAlign w:val="center"/>
           </w:tcPr>
@@ -8938,7 +8938,7 @@
         </w:tc>
         <w:tc>
           <w:tcPr>
-            <w:tcW w:w="3984" w:type="dxa"/>
+            <w:tcW w:w="3967" w:type="dxa"/>
             <w:tcBorders/>
             <w:vAlign w:val="center"/>
           </w:tcPr>
@@ -8959,7 +8959,7 @@
         </w:tc>
         <w:tc>
           <w:tcPr>
-            <w:tcW w:w="3958" w:type="dxa"/>
+            <w:tcW w:w="3981" w:type="dxa"/>
             <w:tcBorders/>
             <w:vAlign w:val="center"/>
           </w:tcPr>
@@ -8993,7 +8993,7 @@
         <w:trPr/>
         <w:tc>
           <w:tcPr>
-            <w:tcW w:w="4948" w:type="dxa"/>
+            <w:tcW w:w="4978" w:type="dxa"/>
             <w:tcBorders/>
             <w:vAlign w:val="center"/>
           </w:tcPr>
@@ -9016,7 +9016,7 @@
         </w:tc>
         <w:tc>
           <w:tcPr>
-            <w:tcW w:w="3984" w:type="dxa"/>
+            <w:tcW w:w="3967" w:type="dxa"/>
             <w:tcBorders/>
             <w:vAlign w:val="center"/>
           </w:tcPr>
@@ -9037,7 +9037,7 @@
         </w:tc>
         <w:tc>
           <w:tcPr>
-            <w:tcW w:w="3958" w:type="dxa"/>
+            <w:tcW w:w="3981" w:type="dxa"/>
             <w:tcBorders/>
             <w:vAlign w:val="center"/>
           </w:tcPr>
@@ -9067,7 +9067,7 @@
         <w:trPr/>
         <w:tc>
           <w:tcPr>
-            <w:tcW w:w="4948" w:type="dxa"/>
+            <w:tcW w:w="4978" w:type="dxa"/>
             <w:tcBorders/>
             <w:vAlign w:val="center"/>
           </w:tcPr>
@@ -9090,7 +9090,7 @@
         </w:tc>
         <w:tc>
           <w:tcPr>
-            <w:tcW w:w="3984" w:type="dxa"/>
+            <w:tcW w:w="3967" w:type="dxa"/>
             <w:tcBorders/>
             <w:vAlign w:val="center"/>
           </w:tcPr>
@@ -9111,7 +9111,7 @@
         </w:tc>
         <w:tc>
           <w:tcPr>
-            <w:tcW w:w="3958" w:type="dxa"/>
+            <w:tcW w:w="3981" w:type="dxa"/>
             <w:tcBorders/>
             <w:vAlign w:val="center"/>
           </w:tcPr>
@@ -9145,7 +9145,7 @@
         <w:trPr/>
         <w:tc>
           <w:tcPr>
-            <w:tcW w:w="4948" w:type="dxa"/>
+            <w:tcW w:w="4978" w:type="dxa"/>
             <w:tcBorders/>
             <w:vAlign w:val="center"/>
           </w:tcPr>
@@ -9168,7 +9168,7 @@
         </w:tc>
         <w:tc>
           <w:tcPr>
-            <w:tcW w:w="3984" w:type="dxa"/>
+            <w:tcW w:w="3967" w:type="dxa"/>
             <w:tcBorders/>
             <w:vAlign w:val="center"/>
           </w:tcPr>
@@ -9189,7 +9189,7 @@
         </w:tc>
         <w:tc>
           <w:tcPr>
-            <w:tcW w:w="3958" w:type="dxa"/>
+            <w:tcW w:w="3981" w:type="dxa"/>
             <w:tcBorders/>
             <w:vAlign w:val="center"/>
           </w:tcPr>
@@ -9213,7 +9213,7 @@
         <w:trPr/>
         <w:tc>
           <w:tcPr>
-            <w:tcW w:w="4948" w:type="dxa"/>
+            <w:tcW w:w="4978" w:type="dxa"/>
             <w:tcBorders/>
             <w:vAlign w:val="center"/>
           </w:tcPr>
@@ -9246,7 +9246,7 @@
         </w:tc>
         <w:tc>
           <w:tcPr>
-            <w:tcW w:w="3984" w:type="dxa"/>
+            <w:tcW w:w="3967" w:type="dxa"/>
             <w:tcBorders/>
             <w:vAlign w:val="center"/>
           </w:tcPr>
@@ -9267,7 +9267,7 @@
         </w:tc>
         <w:tc>
           <w:tcPr>
-            <w:tcW w:w="3958" w:type="dxa"/>
+            <w:tcW w:w="3981" w:type="dxa"/>
             <w:tcBorders/>
             <w:vAlign w:val="center"/>
           </w:tcPr>
@@ -9301,7 +9301,7 @@
         <w:trPr/>
         <w:tc>
           <w:tcPr>
-            <w:tcW w:w="4948" w:type="dxa"/>
+            <w:tcW w:w="4978" w:type="dxa"/>
             <w:tcBorders/>
             <w:vAlign w:val="center"/>
           </w:tcPr>
@@ -9324,7 +9324,7 @@
         </w:tc>
         <w:tc>
           <w:tcPr>
-            <w:tcW w:w="3984" w:type="dxa"/>
+            <w:tcW w:w="3967" w:type="dxa"/>
             <w:tcBorders/>
             <w:vAlign w:val="center"/>
           </w:tcPr>
@@ -9351,7 +9351,7 @@
         </w:tc>
         <w:tc>
           <w:tcPr>
-            <w:tcW w:w="3958" w:type="dxa"/>
+            <w:tcW w:w="3981" w:type="dxa"/>
             <w:tcBorders/>
             <w:vAlign w:val="center"/>
           </w:tcPr>
@@ -9387,7 +9387,7 @@
         <w:trPr/>
         <w:tc>
           <w:tcPr>
-            <w:tcW w:w="4948" w:type="dxa"/>
+            <w:tcW w:w="4978" w:type="dxa"/>
             <w:tcBorders/>
             <w:vAlign w:val="center"/>
           </w:tcPr>
@@ -9410,7 +9410,7 @@
         </w:tc>
         <w:tc>
           <w:tcPr>
-            <w:tcW w:w="3984" w:type="dxa"/>
+            <w:tcW w:w="3967" w:type="dxa"/>
             <w:tcBorders/>
             <w:vAlign w:val="center"/>
           </w:tcPr>
@@ -9457,7 +9457,7 @@
         </w:tc>
         <w:tc>
           <w:tcPr>
-            <w:tcW w:w="3958" w:type="dxa"/>
+            <w:tcW w:w="3981" w:type="dxa"/>
             <w:tcBorders/>
             <w:vAlign w:val="center"/>
           </w:tcPr>
@@ -9557,9 +9557,9 @@
     </w:p>
     <w:tbl>
       <w:tblPr>
-        <w:tblW w:w="12890" w:type="dxa"/>
+        <w:tblW w:w="12926" w:type="dxa"/>
         <w:jc w:val="left"/>
-        <w:tblInd w:w="0" w:type="dxa"/>
+        <w:tblInd w:w="28" w:type="dxa"/>
         <w:tblLayout w:type="fixed"/>
         <w:tblCellMar>
           <w:top w:w="28" w:type="dxa"/>
@@ -9569,9 +9569,9 @@
         </w:tblCellMar>
       </w:tblPr>
       <w:tblGrid>
-        <w:gridCol w:w="2100"/>
-        <w:gridCol w:w="4102"/>
-        <w:gridCol w:w="6688"/>
+        <w:gridCol w:w="2479"/>
+        <w:gridCol w:w="4005"/>
+        <w:gridCol w:w="6442"/>
       </w:tblGrid>
       <w:tr>
         <w:trPr>
@@ -9579,7 +9579,7 @@
         </w:trPr>
         <w:tc>
           <w:tcPr>
-            <w:tcW w:w="2100" w:type="dxa"/>
+            <w:tcW w:w="2479" w:type="dxa"/>
             <w:tcBorders/>
             <w:vAlign w:val="center"/>
           </w:tcPr>
@@ -9607,7 +9607,7 @@
         </w:tc>
         <w:tc>
           <w:tcPr>
-            <w:tcW w:w="4102" w:type="dxa"/>
+            <w:tcW w:w="4005" w:type="dxa"/>
             <w:tcBorders/>
             <w:vAlign w:val="center"/>
           </w:tcPr>
@@ -9629,7 +9629,7 @@
         </w:tc>
         <w:tc>
           <w:tcPr>
-            <w:tcW w:w="6688" w:type="dxa"/>
+            <w:tcW w:w="6442" w:type="dxa"/>
             <w:tcBorders/>
             <w:vAlign w:val="center"/>
           </w:tcPr>
@@ -9654,7 +9654,7 @@
         <w:trPr/>
         <w:tc>
           <w:tcPr>
-            <w:tcW w:w="2100" w:type="dxa"/>
+            <w:tcW w:w="2479" w:type="dxa"/>
             <w:tcBorders/>
             <w:vAlign w:val="center"/>
           </w:tcPr>
@@ -9677,7 +9677,7 @@
         </w:tc>
         <w:tc>
           <w:tcPr>
-            <w:tcW w:w="4102" w:type="dxa"/>
+            <w:tcW w:w="4005" w:type="dxa"/>
             <w:tcBorders/>
             <w:vAlign w:val="center"/>
           </w:tcPr>
@@ -9718,7 +9718,7 @@
         </w:tc>
         <w:tc>
           <w:tcPr>
-            <w:tcW w:w="6688" w:type="dxa"/>
+            <w:tcW w:w="6442" w:type="dxa"/>
             <w:tcBorders/>
             <w:vAlign w:val="center"/>
           </w:tcPr>
@@ -9752,7 +9752,7 @@
         <w:trPr/>
         <w:tc>
           <w:tcPr>
-            <w:tcW w:w="2100" w:type="dxa"/>
+            <w:tcW w:w="2479" w:type="dxa"/>
             <w:tcBorders/>
             <w:vAlign w:val="center"/>
           </w:tcPr>
@@ -9775,7 +9775,7 @@
         </w:tc>
         <w:tc>
           <w:tcPr>
-            <w:tcW w:w="4102" w:type="dxa"/>
+            <w:tcW w:w="4005" w:type="dxa"/>
             <w:tcBorders/>
             <w:vAlign w:val="center"/>
           </w:tcPr>
@@ -9796,7 +9796,7 @@
         </w:tc>
         <w:tc>
           <w:tcPr>
-            <w:tcW w:w="6688" w:type="dxa"/>
+            <w:tcW w:w="6442" w:type="dxa"/>
             <w:tcBorders/>
             <w:vAlign w:val="center"/>
           </w:tcPr>
@@ -9820,7 +9820,7 @@
         <w:trPr/>
         <w:tc>
           <w:tcPr>
-            <w:tcW w:w="2100" w:type="dxa"/>
+            <w:tcW w:w="2479" w:type="dxa"/>
             <w:tcBorders/>
             <w:vAlign w:val="center"/>
           </w:tcPr>
@@ -9843,7 +9843,7 @@
         </w:tc>
         <w:tc>
           <w:tcPr>
-            <w:tcW w:w="4102" w:type="dxa"/>
+            <w:tcW w:w="4005" w:type="dxa"/>
             <w:tcBorders/>
             <w:vAlign w:val="center"/>
           </w:tcPr>
@@ -9870,7 +9870,7 @@
         </w:tc>
         <w:tc>
           <w:tcPr>
-            <w:tcW w:w="6688" w:type="dxa"/>
+            <w:tcW w:w="6442" w:type="dxa"/>
             <w:tcBorders/>
             <w:vAlign w:val="center"/>
           </w:tcPr>
@@ -15051,29 +15051,17 @@
         <w:jc w:val="left"/>
         <w:rPr/>
       </w:pPr>
-      <w:bookmarkStart w:id="20" w:name="an-agent-named-in-verifyjson-is-not-inst"/>
+      <w:bookmarkStart w:id="20" w:name="verify-gate-says-rules-declare-no-reach"/>
       <w:bookmarkEnd w:id="20"/>
       <w:r>
         <w:rPr/>
-        <w:t>An Agent Named in verify.json Is Not Installed</w:t>
-      </w:r>
-    </w:p>
-    <w:p>
-      <w:pPr>
-        <w:pStyle w:val="BodyText"/>
-        <w:bidi w:val="0"/>
-        <w:jc w:val="left"/>
-        <w:rPr/>
-      </w:pPr>
-      <w:r>
-        <w:rPr>
-          <w:rStyle w:val="SourceText"/>
-        </w:rPr>
-        <w:t>.crew/verify.json</w:t>
-      </w:r>
-      <w:r>
-        <w:rPr/>
-        <w:t xml:space="preserve"> travels with the repo; the agents its rules name do not. A rule asking for an agent this machine lacks reviews less, and nothing in the output says so.</w:t>
+        <w:t xml:space="preserve">Verify Gate Says Rules Declare No </w:t>
+      </w:r>
+      <w:r>
+        <w:rPr>
+          <w:rStyle w:val="SourceText"/>
+        </w:rPr>
+        <w:t>Reach</w:t>
       </w:r>
     </w:p>
     <w:p>
@@ -15088,6 +15076,7 @@
           <w:tab w:val="left" w:pos="829" w:leader="none"/>
         </w:tabs>
         <w:bidi w:val="0"/>
+        <w:spacing w:before="120" w:after="0"/>
         <w:ind w:hanging="283" w:left="829"/>
         <w:jc w:val="left"/>
         <w:rPr/>
@@ -15100,105 +15089,125 @@
       </w:r>
       <w:r>
         <w:rPr/>
-        <w:t xml:space="preserve"> </w:t>
-      </w:r>
-      <w:r>
-        <w:rPr>
-          <w:rStyle w:val="SourceText"/>
-        </w:rPr>
-        <w:t>/crew:status</w:t>
-      </w:r>
-      <w:r>
-        <w:rPr/>
-        <w:t xml:space="preserve"> prints </w:t>
-      </w:r>
-      <w:r>
-        <w:rPr>
-          <w:rStyle w:val="SourceText"/>
-        </w:rPr>
-        <w:t>agents MISSING &lt;name&gt; (verify.json rule: &lt;paths&gt;)</w:t>
-      </w:r>
-      <w:r>
-        <w:rPr/>
-        <w:t xml:space="preserve">, or </w:t>
-      </w:r>
-      <w:r>
-        <w:rPr>
-          <w:rStyle w:val="SourceText"/>
-        </w:rPr>
-        <w:t>/crew:review</w:t>
-      </w:r>
-      <w:r>
-        <w:rPr/>
-        <w:t xml:space="preserve"> reports a requested agent as a gap. </w:t>
-      </w:r>
-      <w:r>
-        <w:rPr>
-          <w:rStyle w:val="Strong"/>
-        </w:rPr>
-        <w:t>Check:</w:t>
-      </w:r>
-      <w:r>
-        <w:rPr/>
-        <w:t xml:space="preserve"> </w:t>
+        <w:t xml:space="preserve"> on Stop, </w:t>
+      </w:r>
+      <w:r>
+        <w:rPr>
+          <w:rStyle w:val="SourceText"/>
+        </w:rPr>
+        <w:t>verify-gate: N rule(s) matched this turn declare no</w:t>
+      </w:r>
+      <w:r>
+        <w:rPr/>
+        <w:t>reach</w:t>
+      </w:r>
+      <w:r>
+        <w:rPr>
+          <w:rStyle w:val="SourceText"/>
+        </w:rPr>
+        <w:t>, so Stop did NOT run them</w:t>
+      </w:r>
+      <w:r>
+        <w:rPr/>
+        <w:t xml:space="preserve"> once, then on every later Stop one line: </w:t>
+      </w:r>
+      <w:r>
+        <w:rPr>
+          <w:rStyle w:val="SourceText"/>
+        </w:rPr>
+        <w:t>NOT VERIFIED ON THIS TREE - N rule(s) with no</w:t>
+      </w:r>
+      <w:r>
+        <w:rPr/>
+        <w:t>reach</w:t>
+      </w:r>
+      <w:r>
+        <w:rPr>
+          <w:rStyle w:val="SourceText"/>
+        </w:rPr>
+        <w:t>not run on Stop: rules[...]</w:t>
+      </w:r>
+      <w:r>
+        <w:rPr/>
+        <w:t xml:space="preserve"> (L-0733; before it, a line per rule per turn). </w:t>
       </w:r>
     </w:p>
     <w:p>
       <w:pPr>
-        <w:pStyle w:val="PreformattedText"/>
+        <w:pStyle w:val="BodyText"/>
+        <w:numPr>
+          <w:ilvl w:val="0"/>
+          <w:numId w:val="29"/>
+        </w:numPr>
+        <w:tabs>
+          <w:tab w:val="clear" w:pos="1134"/>
+          <w:tab w:val="left" w:pos="829" w:leader="none"/>
+        </w:tabs>
         <w:bidi w:val="0"/>
+        <w:spacing w:before="120" w:after="0"/>
+        <w:ind w:hanging="283" w:left="829"/>
         <w:jc w:val="left"/>
         <w:rPr/>
       </w:pPr>
       <w:r>
         <w:rPr>
-          <w:rStyle w:val="SourceText"/>
-        </w:rPr>
-        <w:t>python3 "&lt;crew&gt;/hooks/scripts/verify_agents.py" --root . --check</w:t>
+          <w:rStyle w:val="Strong"/>
+        </w:rPr>
+        <w:t>Cause:</w:t>
+      </w:r>
+      <w:r>
+        <w:rPr/>
+        <w:t xml:space="preserve"> </w:t>
+      </w:r>
+      <w:r>
+        <w:rPr>
+          <w:rStyle w:val="SourceText"/>
+        </w:rPr>
+        <w:t>.crew/verify.json</w:t>
+      </w:r>
+      <w:r>
+        <w:rPr/>
+        <w:t xml:space="preserve"> predates </w:t>
+      </w:r>
+      <w:r>
+        <w:rPr>
+          <w:rStyle w:val="SourceText"/>
+        </w:rPr>
+        <w:t>reach</w:t>
+      </w:r>
+      <w:r>
+        <w:rPr/>
+        <w:t xml:space="preserve">. A rule with none that wraps a script, uses shell syntax or names a remote verb is never run unattended on Stop - it may reach a live host. The notice is shown once per map content; </w:t>
+      </w:r>
+      <w:r>
+        <w:rPr>
+          <w:rStyle w:val="SourceText"/>
+        </w:rPr>
+        <w:t>.crew/.verify-gate.reach-notice</w:t>
+      </w:r>
+      <w:r>
+        <w:rPr/>
+        <w:t xml:space="preserve"> remembers which. </w:t>
       </w:r>
     </w:p>
     <w:p>
       <w:pPr>
         <w:pStyle w:val="BodyText"/>
+        <w:numPr>
+          <w:ilvl w:val="0"/>
+          <w:numId w:val="29"/>
+        </w:numPr>
+        <w:tabs>
+          <w:tab w:val="clear" w:pos="1134"/>
+          <w:tab w:val="left" w:pos="829" w:leader="none"/>
+        </w:tabs>
         <w:bidi w:val="0"/>
+        <w:spacing w:before="120" w:after="0"/>
+        <w:ind w:hanging="283" w:left="829"/>
         <w:jc w:val="left"/>
         <w:rPr/>
       </w:pPr>
       <w:r>
-        <w:rPr/>
-        <w:t>Exit 1 lists each missing name with its rule's paths. Exit 2 (</w:t>
-      </w:r>
-      <w:r>
-        <w:rPr>
-          <w:rStyle w:val="SourceText"/>
-        </w:rPr>
-        <w:t>unknown</w:t>
-      </w:r>
-      <w:r>
-        <w:rPr/>
-        <w:t xml:space="preserve">) means a plugin registry, a settings file or </w:t>
-      </w:r>
-      <w:r>
-        <w:rPr>
-          <w:rStyle w:val="SourceText"/>
-        </w:rPr>
-        <w:t>verify.json</w:t>
-      </w:r>
-      <w:r>
-        <w:rPr/>
-        <w:t xml:space="preserve"> itself would not parse, so it could not tell; it never reads that as installed. Managed-policy agents and </w:t>
-      </w:r>
-      <w:r>
-        <w:rPr>
-          <w:rStyle w:val="SourceText"/>
-        </w:rPr>
-        <w:t>--agents</w:t>
-      </w:r>
-      <w:r>
-        <w:rPr/>
-        <w:t xml:space="preserve"> agents are not checked. </w:t>
-      </w:r>
-      <w:r>
         <w:rPr>
           <w:rStyle w:val="Strong"/>
         </w:rPr>
@@ -15206,27 +15215,164 @@
       </w:r>
       <w:r>
         <w:rPr/>
-        <w:t xml:space="preserve"> install the plugin or agent, enable the plugin (</w:t>
-      </w:r>
-      <w:r>
-        <w:rPr>
-          <w:rStyle w:val="SourceText"/>
-        </w:rPr>
-        <w:t>enabledPlugins</w:t>
-      </w:r>
-      <w:r>
-        <w:rPr/>
-        <w:t xml:space="preserve">; a narrower settings scope's </w:t>
-      </w:r>
-      <w:r>
-        <w:rPr>
-          <w:rStyle w:val="SourceText"/>
-        </w:rPr>
-        <w:t>false</w:t>
-      </w:r>
-      <w:r>
-        <w:rPr/>
-        <w:t xml:space="preserve"> wins), or change the rule to an agent this machine has.</w:t>
+        <w:t xml:space="preserve"> </w:t>
+      </w:r>
+      <w:r>
+        <w:rPr>
+          <w:rStyle w:val="SourceText"/>
+        </w:rPr>
+        <w:t>/crew:verify --stamp-reach</w:t>
+      </w:r>
+      <w:r>
+        <w:rPr/>
+        <w:t xml:space="preserve"> shows what each rule would get; </w:t>
+      </w:r>
+      <w:r>
+        <w:rPr>
+          <w:rStyle w:val="SourceText"/>
+        </w:rPr>
+        <w:t>--apply</w:t>
+      </w:r>
+      <w:r>
+        <w:rPr/>
+        <w:t xml:space="preserve"> writes the </w:t>
+      </w:r>
+      <w:r>
+        <w:rPr>
+          <w:rStyle w:val="SourceText"/>
+        </w:rPr>
+        <w:t>local</w:t>
+      </w:r>
+      <w:r>
+        <w:rPr/>
+        <w:t xml:space="preserve"> and </w:t>
+      </w:r>
+      <w:r>
+        <w:rPr>
+          <w:rStyle w:val="SourceText"/>
+        </w:rPr>
+        <w:t>network</w:t>
+      </w:r>
+      <w:r>
+        <w:rPr/>
+        <w:t xml:space="preserve"> proposals, and </w:t>
+      </w:r>
+      <w:r>
+        <w:rPr>
+          <w:rStyle w:val="SourceText"/>
+        </w:rPr>
+        <w:t>--set N=local|network|host</w:t>
+      </w:r>
+      <w:r>
+        <w:rPr/>
+        <w:t xml:space="preserve"> decides a wrapper or shell rule. Review the diff and commit it on its own. </w:t>
+      </w:r>
+      <w:r>
+        <w:rPr>
+          <w:rStyle w:val="SourceText"/>
+        </w:rPr>
+        <w:t>/crew:verify --all</w:t>
+      </w:r>
+      <w:r>
+        <w:rPr/>
+        <w:t xml:space="preserve"> runs every rule meanwhile. </w:t>
+      </w:r>
+    </w:p>
+    <w:p>
+      <w:pPr>
+        <w:pStyle w:val="BodyText"/>
+        <w:numPr>
+          <w:ilvl w:val="0"/>
+          <w:numId w:val="29"/>
+        </w:numPr>
+        <w:tabs>
+          <w:tab w:val="clear" w:pos="1134"/>
+          <w:tab w:val="left" w:pos="829" w:leader="none"/>
+        </w:tabs>
+        <w:bidi w:val="0"/>
+        <w:ind w:hanging="283" w:left="829"/>
+        <w:jc w:val="left"/>
+        <w:rPr/>
+      </w:pPr>
+      <w:r>
+        <w:rPr>
+          <w:rStyle w:val="Strong"/>
+        </w:rPr>
+        <w:t>Symptom:</w:t>
+      </w:r>
+      <w:r>
+        <w:rPr/>
+        <w:t xml:space="preserve"> </w:t>
+      </w:r>
+      <w:r>
+        <w:rPr>
+          <w:rStyle w:val="SourceText"/>
+        </w:rPr>
+        <w:t>N unverified obligation(s) belong to a rule that was edited or removed; NOT advancing the marker</w:t>
+      </w:r>
+      <w:r>
+        <w:rPr/>
+        <w:t xml:space="preserve">. </w:t>
+      </w:r>
+      <w:r>
+        <w:rPr>
+          <w:rStyle w:val="Strong"/>
+        </w:rPr>
+        <w:t>Cause:</w:t>
+      </w:r>
+      <w:r>
+        <w:rPr/>
+        <w:t xml:space="preserve"> a rule changed after its entry was recorded. An undeclared-reach entry no longer holds the marker (it is counted in the summary line); any other kind does. </w:t>
+      </w:r>
+      <w:r>
+        <w:rPr>
+          <w:rStyle w:val="Strong"/>
+        </w:rPr>
+        <w:t>Fix:</w:t>
+      </w:r>
+      <w:r>
+        <w:rPr/>
+        <w:t xml:space="preserve"> </w:t>
+      </w:r>
+      <w:r>
+        <w:rPr>
+          <w:rStyle w:val="SourceText"/>
+        </w:rPr>
+        <w:t>/crew:verify --all</w:t>
+      </w:r>
+      <w:r>
+        <w:rPr/>
+        <w:t xml:space="preserve">, or, when that would reach </w:t>
+      </w:r>
+      <w:r>
+        <w:rPr>
+          <w:rStyle w:val="SourceText"/>
+        </w:rPr>
+        <w:t>network</w:t>
+      </w:r>
+      <w:r>
+        <w:rPr/>
+        <w:t>/</w:t>
+      </w:r>
+      <w:r>
+        <w:rPr>
+          <w:rStyle w:val="SourceText"/>
+        </w:rPr>
+        <w:t>host</w:t>
+      </w:r>
+      <w:r>
+        <w:rPr/>
+        <w:t xml:space="preserve"> targets, run the </w:t>
+      </w:r>
+      <w:r>
+        <w:rPr>
+          <w:rStyle w:val="SourceText"/>
+        </w:rPr>
+        <w:t>verify_record.py forget-orphans</w:t>
+      </w:r>
+      <w:r>
+        <w:rPr/>
+        <w:t xml:space="preserve"> command the line names, from the repo root: it drops the orphans by name and runs nothing. </w:t>
       </w:r>
     </w:p>
     <w:p>
@@ -15237,11 +15383,11 @@
         <w:jc w:val="left"/>
         <w:rPr/>
       </w:pPr>
-      <w:bookmarkStart w:id="21" w:name="the-temp-directory-fills-with-crew-files"/>
+      <w:bookmarkStart w:id="21" w:name="an-agent-named-in-verifyjson-is-not-inst"/>
       <w:bookmarkEnd w:id="21"/>
       <w:r>
         <w:rPr/>
-        <w:t>The Temp Directory Fills with Crew Files</w:t>
+        <w:t>An Agent Named in verify.json Is Not Installed</w:t>
       </w:r>
     </w:p>
     <w:p>
@@ -15252,78 +15398,14 @@
         <w:rPr/>
       </w:pPr>
       <w:r>
-        <w:rPr/>
-        <w:t xml:space="preserve">Earlier crew releases' test suites and auto-clear sender could leave files in the system temp directory: </w:t>
-      </w:r>
-      <w:r>
-        <w:rPr>
-          <w:rStyle w:val="SourceText"/>
-        </w:rPr>
-        <w:t>crew-completion-audit.*</w:t>
-      </w:r>
-      <w:r>
-        <w:rPr/>
-        <w:t xml:space="preserve"> markers, </w:t>
-      </w:r>
-      <w:r>
-        <w:rPr>
-          <w:rStyle w:val="SourceText"/>
-        </w:rPr>
-        <w:t>tmp.*</w:t>
-      </w:r>
-      <w:r>
-        <w:rPr/>
-        <w:t xml:space="preserve"> auto-clear sender scripts (</w:t>
-      </w:r>
-      <w:r>
-        <w:rPr>
-          <w:rStyle w:val="SourceText"/>
-        </w:rPr>
-        <w:t>tmux send-keys ...</w:t>
-      </w:r>
-      <w:r>
-        <w:rPr/>
-        <w:t xml:space="preserve"> / </w:t>
-      </w:r>
-      <w:r>
-        <w:rPr>
-          <w:rStyle w:val="SourceText"/>
-        </w:rPr>
-        <w:t>xdotool ...</w:t>
-      </w:r>
-      <w:r>
-        <w:rPr/>
-        <w:t xml:space="preserve"> followed by </w:t>
-      </w:r>
-      <w:r>
-        <w:rPr>
-          <w:rStyle w:val="SourceText"/>
-        </w:rPr>
-        <w:t>rm -f -- &lt;itself&gt;</w:t>
-      </w:r>
-      <w:r>
-        <w:rPr/>
-        <w:t xml:space="preserve">) and </w:t>
-      </w:r>
-      <w:r>
-        <w:rPr>
-          <w:rStyle w:val="SourceText"/>
-        </w:rPr>
-        <w:t>tmp.*</w:t>
-      </w:r>
-      <w:r>
-        <w:rPr/>
-        <w:t xml:space="preserve"> fixture directories from crew's shell regression suite. Enough of them exhaust the inodes, and the guard and the Stop verify-gate then fail closed. Now every crew test runs with its own </w:t>
-      </w:r>
-      <w:r>
-        <w:rPr>
-          <w:rStyle w:val="SourceText"/>
-        </w:rPr>
-        <w:t>TMPDIR</w:t>
-      </w:r>
-      <w:r>
-        <w:rPr/>
-        <w:t>, the sender deletes itself before it sleeps, and the shell suite removes every fixture it makes.</w:t>
+        <w:rPr>
+          <w:rStyle w:val="SourceText"/>
+        </w:rPr>
+        <w:t>.crew/verify.json</w:t>
+      </w:r>
+      <w:r>
+        <w:rPr/>
+        <w:t xml:space="preserve"> travels with the repo; the agents its rules name do not. A rule asking for an agent this machine lacks reviews less, and nothing in the output says so.</w:t>
       </w:r>
     </w:p>
     <w:p>
@@ -15356,31 +15438,41 @@
         <w:rPr>
           <w:rStyle w:val="SourceText"/>
         </w:rPr>
-        <w:t>df -i /tmp</w:t>
-      </w:r>
-      <w:r>
-        <w:rPr/>
-        <w:t xml:space="preserve"> near 100%, or hooks failing on </w:t>
-      </w:r>
-      <w:r>
-        <w:rPr>
-          <w:rStyle w:val="SourceText"/>
-        </w:rPr>
-        <w:t>mktemp</w:t>
-      </w:r>
-      <w:r>
-        <w:rPr/>
-        <w:t xml:space="preserve">. </w:t>
+        <w:t>/crew:status</w:t>
+      </w:r>
+      <w:r>
+        <w:rPr/>
+        <w:t xml:space="preserve"> prints </w:t>
+      </w:r>
+      <w:r>
+        <w:rPr>
+          <w:rStyle w:val="SourceText"/>
+        </w:rPr>
+        <w:t>agents MISSING &lt;name&gt; (verify.json rule: &lt;paths&gt;)</w:t>
+      </w:r>
+      <w:r>
+        <w:rPr/>
+        <w:t xml:space="preserve">, or </w:t>
+      </w:r>
+      <w:r>
+        <w:rPr>
+          <w:rStyle w:val="SourceText"/>
+        </w:rPr>
+        <w:t>/crew:review</w:t>
+      </w:r>
+      <w:r>
+        <w:rPr/>
+        <w:t xml:space="preserve"> reports a requested agent as a gap. </w:t>
       </w:r>
       <w:r>
         <w:rPr>
           <w:rStyle w:val="Strong"/>
         </w:rPr>
-        <w:t>Check</w:t>
-      </w:r>
-      <w:r>
-        <w:rPr/>
-        <w:t xml:space="preserve"> (read-only): </w:t>
+        <w:t>Check:</w:t>
+      </w:r>
+      <w:r>
+        <w:rPr/>
+        <w:t xml:space="preserve"> </w:t>
       </w:r>
     </w:p>
     <w:p>
@@ -15394,35 +15486,7 @@
         <w:rPr>
           <w:rStyle w:val="SourceText"/>
         </w:rPr>
-        <w:t>cd "${TMPDIR:-/tmp}"</w:t>
-      </w:r>
-    </w:p>
-    <w:p>
-      <w:pPr>
-        <w:pStyle w:val="PreformattedText"/>
-        <w:bidi w:val="0"/>
-        <w:jc w:val="left"/>
-        <w:rPr/>
-      </w:pPr>
-      <w:r>
-        <w:rPr>
-          <w:rStyle w:val="SourceText"/>
-        </w:rPr>
-        <w:t>ls -d crew-completion-audit.* 2&gt;/dev/null | wc -l</w:t>
-      </w:r>
-    </w:p>
-    <w:p>
-      <w:pPr>
-        <w:pStyle w:val="PreformattedText"/>
-        <w:bidi w:val="0"/>
-        <w:jc w:val="left"/>
-        <w:rPr/>
-      </w:pPr>
-      <w:r>
-        <w:rPr>
-          <w:rStyle w:val="SourceText"/>
-        </w:rPr>
-        <w:t>grep -l -e '^tmux send-keys -t' -e '^xdotool ' tmp.* 2&gt;/dev/null | wc -l</w:t>
+        <w:t>python3 "&lt;crew&gt;/hooks/scripts/verify_agents.py" --root . --check</w:t>
       </w:r>
     </w:p>
     <w:p>
@@ -15433,98 +15497,68 @@
         <w:rPr/>
       </w:pPr>
       <w:r>
+        <w:rPr/>
+        <w:t>Exit 1 lists each missing name with its rule's paths. Exit 2 (</w:t>
+      </w:r>
+      <w:r>
+        <w:rPr>
+          <w:rStyle w:val="SourceText"/>
+        </w:rPr>
+        <w:t>unknown</w:t>
+      </w:r>
+      <w:r>
+        <w:rPr/>
+        <w:t xml:space="preserve">) means a plugin registry, a settings file or </w:t>
+      </w:r>
+      <w:r>
+        <w:rPr>
+          <w:rStyle w:val="SourceText"/>
+        </w:rPr>
+        <w:t>verify.json</w:t>
+      </w:r>
+      <w:r>
+        <w:rPr/>
+        <w:t xml:space="preserve"> itself would not parse, so it could not tell; it never reads that as installed. Managed-policy agents and </w:t>
+      </w:r>
+      <w:r>
+        <w:rPr>
+          <w:rStyle w:val="SourceText"/>
+        </w:rPr>
+        <w:t>--agents</w:t>
+      </w:r>
+      <w:r>
+        <w:rPr/>
+        <w:t xml:space="preserve"> agents are not checked. </w:t>
+      </w:r>
+      <w:r>
         <w:rPr>
           <w:rStyle w:val="Strong"/>
         </w:rPr>
-        <w:t>Fix (an owner action; crew itself never runs it):</w:t>
-      </w:r>
-      <w:r>
-        <w:rPr/>
-        <w:t xml:space="preserve"> with no crew session or test run active, remove what the check counted:</w:t>
-      </w:r>
-    </w:p>
-    <w:p>
-      <w:pPr>
-        <w:pStyle w:val="PreformattedText"/>
-        <w:bidi w:val="0"/>
-        <w:jc w:val="left"/>
-        <w:rPr/>
-      </w:pPr>
-      <w:r>
-        <w:rPr>
-          <w:rStyle w:val="SourceText"/>
-        </w:rPr>
-        <w:t>cd "${TMPDIR:-/tmp}"</w:t>
-      </w:r>
-    </w:p>
-    <w:p>
-      <w:pPr>
-        <w:pStyle w:val="PreformattedText"/>
-        <w:bidi w:val="0"/>
-        <w:jc w:val="left"/>
-        <w:rPr/>
-      </w:pPr>
-      <w:r>
-        <w:rPr>
-          <w:rStyle w:val="SourceText"/>
-        </w:rPr>
-        <w:t>find . -maxdepth 1 -name 'crew-completion-audit.*' -mmin +60 -delete</w:t>
-      </w:r>
-    </w:p>
-    <w:p>
-      <w:pPr>
-        <w:pStyle w:val="PreformattedText"/>
-        <w:bidi w:val="0"/>
-        <w:jc w:val="left"/>
-        <w:rPr/>
-      </w:pPr>
-      <w:r>
-        <w:rPr>
-          <w:rStyle w:val="SourceText"/>
-        </w:rPr>
-        <w:t>grep -l -e '^tmux send-keys -t' -e '^xdotool ' tmp.* 2&gt;/dev/null | xargs -r rm -f --</w:t>
-      </w:r>
-    </w:p>
-    <w:p>
-      <w:pPr>
-        <w:pStyle w:val="BodyText"/>
-        <w:bidi w:val="0"/>
-        <w:jc w:val="left"/>
-        <w:rPr/>
-      </w:pPr>
-      <w:r>
-        <w:rPr/>
-        <w:t xml:space="preserve">Old shell-suite fixture directories are ordinary </w:t>
-      </w:r>
-      <w:r>
-        <w:rPr>
-          <w:rStyle w:val="SourceText"/>
-        </w:rPr>
-        <w:t>tmp.*</w:t>
-      </w:r>
-      <w:r>
-        <w:rPr/>
-        <w:t xml:space="preserve"> directories (a </w:t>
-      </w:r>
-      <w:r>
-        <w:rPr>
-          <w:rStyle w:val="SourceText"/>
-        </w:rPr>
-        <w:t>.crew/</w:t>
-      </w:r>
-      <w:r>
-        <w:rPr/>
-        <w:t xml:space="preserve"> and a </w:t>
-      </w:r>
-      <w:r>
-        <w:rPr>
-          <w:rStyle w:val="SourceText"/>
-        </w:rPr>
-        <w:t>.git/</w:t>
-      </w:r>
-      <w:r>
-        <w:rPr/>
-        <w:t xml:space="preserve"> inside); read each before removing it.</w:t>
+        <w:t>Fix:</w:t>
+      </w:r>
+      <w:r>
+        <w:rPr/>
+        <w:t xml:space="preserve"> install the plugin or agent, enable the plugin (</w:t>
+      </w:r>
+      <w:r>
+        <w:rPr>
+          <w:rStyle w:val="SourceText"/>
+        </w:rPr>
+        <w:t>enabledPlugins</w:t>
+      </w:r>
+      <w:r>
+        <w:rPr/>
+        <w:t xml:space="preserve">; a narrower settings scope's </w:t>
+      </w:r>
+      <w:r>
+        <w:rPr>
+          <w:rStyle w:val="SourceText"/>
+        </w:rPr>
+        <w:t>false</w:t>
+      </w:r>
+      <w:r>
+        <w:rPr/>
+        <w:t xml:space="preserve"> wins), or change the rule to an agent this machine has.</w:t>
       </w:r>
     </w:p>
     <w:p>
@@ -15535,11 +15569,11 @@
         <w:jc w:val="left"/>
         <w:rPr/>
       </w:pPr>
-      <w:bookmarkStart w:id="22" w:name="a-setting-seems-to-do-nothing"/>
+      <w:bookmarkStart w:id="22" w:name="the-temp-directory-fills-with-crew-files"/>
       <w:bookmarkEnd w:id="22"/>
       <w:r>
         <w:rPr/>
-        <w:t>A Setting Seems to Do Nothing</w:t>
+        <w:t>The Temp Directory Fills with Crew Files</w:t>
       </w:r>
     </w:p>
     <w:p>
@@ -15550,34 +15584,78 @@
         <w:rPr/>
       </w:pPr>
       <w:r>
-        <w:rPr>
-          <w:rStyle w:val="Strong"/>
-        </w:rPr>
-        <w:t>Symptom:</w:t>
-      </w:r>
-      <w:r>
-        <w:rPr/>
-        <w:t xml:space="preserve"> you set a key in </w:t>
-      </w:r>
-      <w:r>
-        <w:rPr>
-          <w:rStyle w:val="SourceText"/>
-        </w:rPr>
-        <w:t>.crew/config.json</w:t>
-      </w:r>
-      <w:r>
-        <w:rPr/>
-        <w:t xml:space="preserve"> or </w:t>
-      </w:r>
-      <w:r>
-        <w:rPr>
-          <w:rStyle w:val="SourceText"/>
-        </w:rPr>
-        <w:t>~/.claude/crew/config.json</w:t>
-      </w:r>
-      <w:r>
-        <w:rPr/>
-        <w:t xml:space="preserve"> and crew behaves as if it were absent.</w:t>
+        <w:rPr/>
+        <w:t xml:space="preserve">Earlier crew releases' test suites and auto-clear sender could leave files in the system temp directory: </w:t>
+      </w:r>
+      <w:r>
+        <w:rPr>
+          <w:rStyle w:val="SourceText"/>
+        </w:rPr>
+        <w:t>crew-completion-audit.*</w:t>
+      </w:r>
+      <w:r>
+        <w:rPr/>
+        <w:t xml:space="preserve"> markers, </w:t>
+      </w:r>
+      <w:r>
+        <w:rPr>
+          <w:rStyle w:val="SourceText"/>
+        </w:rPr>
+        <w:t>tmp.*</w:t>
+      </w:r>
+      <w:r>
+        <w:rPr/>
+        <w:t xml:space="preserve"> auto-clear sender scripts (</w:t>
+      </w:r>
+      <w:r>
+        <w:rPr>
+          <w:rStyle w:val="SourceText"/>
+        </w:rPr>
+        <w:t>tmux send-keys ...</w:t>
+      </w:r>
+      <w:r>
+        <w:rPr/>
+        <w:t xml:space="preserve"> / </w:t>
+      </w:r>
+      <w:r>
+        <w:rPr>
+          <w:rStyle w:val="SourceText"/>
+        </w:rPr>
+        <w:t>xdotool ...</w:t>
+      </w:r>
+      <w:r>
+        <w:rPr/>
+        <w:t xml:space="preserve"> followed by </w:t>
+      </w:r>
+      <w:r>
+        <w:rPr>
+          <w:rStyle w:val="SourceText"/>
+        </w:rPr>
+        <w:t>rm -f -- &lt;itself&gt;</w:t>
+      </w:r>
+      <w:r>
+        <w:rPr/>
+        <w:t xml:space="preserve">) and </w:t>
+      </w:r>
+      <w:r>
+        <w:rPr>
+          <w:rStyle w:val="SourceText"/>
+        </w:rPr>
+        <w:t>tmp.*</w:t>
+      </w:r>
+      <w:r>
+        <w:rPr/>
+        <w:t xml:space="preserve"> fixture directories from crew's shell regression suite. Enough of them exhaust the inodes, and the guard and the Stop verify-gate then fail closed. Now every crew test runs with its own </w:t>
+      </w:r>
+      <w:r>
+        <w:rPr>
+          <w:rStyle w:val="SourceText"/>
+        </w:rPr>
+        <w:t>TMPDIR</w:t>
+      </w:r>
+      <w:r>
+        <w:rPr/>
+        <w:t>, the sender deletes itself before it sleeps, and the shell suite removes every fixture it makes.</w:t>
       </w:r>
     </w:p>
     <w:p>
@@ -15592,7 +15670,6 @@
           <w:tab w:val="left" w:pos="829" w:leader="none"/>
         </w:tabs>
         <w:bidi w:val="0"/>
-        <w:spacing w:before="120" w:after="0"/>
         <w:ind w:hanging="283" w:left="829"/>
         <w:jc w:val="left"/>
         <w:rPr/>
@@ -15601,96 +15678,89 @@
         <w:rPr>
           <w:rStyle w:val="Strong"/>
         </w:rPr>
-        <w:t>Check:</w:t>
-      </w:r>
-      <w:r>
-        <w:rPr/>
-        <w:t xml:space="preserve"> the </w:t>
-      </w:r>
-      <w:r>
-        <w:rPr>
-          <w:rStyle w:val="SourceText"/>
-        </w:rPr>
-        <w:t>Inert settings (crew &lt;version&gt; does not act on them): ...</w:t>
-      </w:r>
-      <w:r>
-        <w:rPr/>
-        <w:t xml:space="preserve"> line at session start, the </w:t>
-      </w:r>
-      <w:r>
-        <w:rPr>
-          <w:rStyle w:val="SourceText"/>
-        </w:rPr>
-        <w:t>inert</w:t>
-      </w:r>
-      <w:r>
-        <w:rPr/>
-        <w:t xml:space="preserve"> line in </w:t>
-      </w:r>
-      <w:r>
-        <w:rPr>
-          <w:rStyle w:val="SourceText"/>
-        </w:rPr>
-        <w:t>/crew:status</w:t>
-      </w:r>
-      <w:r>
-        <w:rPr/>
-        <w:t xml:space="preserve">, or </w:t>
-      </w:r>
-      <w:r>
-        <w:rPr>
-          <w:rStyle w:val="SourceText"/>
-        </w:rPr>
-        <w:t>python3 "&lt;crew&gt;/hooks/scripts/crew_config.py" --root . --inert</w:t>
-      </w:r>
-      <w:r>
-        <w:rPr/>
-        <w:t xml:space="preserve">. Each names </w:t>
-      </w:r>
-      <w:r>
-        <w:rPr>
-          <w:rStyle w:val="SourceText"/>
-        </w:rPr>
-        <w:t>key=value (why)</w:t>
-      </w:r>
-      <w:r>
-        <w:rPr/>
-        <w:t xml:space="preserve">: a ticket id means the installed crew does not implement it yet; </w:t>
-      </w:r>
-      <w:r>
-        <w:rPr>
-          <w:rStyle w:val="SourceText"/>
-        </w:rPr>
-        <w:t>unknown key</w:t>
-      </w:r>
-      <w:r>
-        <w:rPr/>
-        <w:t xml:space="preserve"> means a typo or a key from another crew version; </w:t>
-      </w:r>
-      <w:r>
-        <w:rPr>
-          <w:rStyle w:val="SourceText"/>
-        </w:rPr>
-        <w:t>global, repo-only</w:t>
-      </w:r>
-      <w:r>
-        <w:rPr/>
-        <w:t xml:space="preserve"> means the machine file may not set it, so it takes effect nowhere. </w:t>
+        <w:t>Symptom:</w:t>
+      </w:r>
+      <w:r>
+        <w:rPr/>
+        <w:t xml:space="preserve"> </w:t>
+      </w:r>
+      <w:r>
+        <w:rPr>
+          <w:rStyle w:val="SourceText"/>
+        </w:rPr>
+        <w:t>df -i /tmp</w:t>
+      </w:r>
+      <w:r>
+        <w:rPr/>
+        <w:t xml:space="preserve"> near 100%, or hooks failing on </w:t>
+      </w:r>
+      <w:r>
+        <w:rPr>
+          <w:rStyle w:val="SourceText"/>
+        </w:rPr>
+        <w:t>mktemp</w:t>
+      </w:r>
+      <w:r>
+        <w:rPr/>
+        <w:t xml:space="preserve">. </w:t>
+      </w:r>
+      <w:r>
+        <w:rPr>
+          <w:rStyle w:val="Strong"/>
+        </w:rPr>
+        <w:t>Check</w:t>
+      </w:r>
+      <w:r>
+        <w:rPr/>
+        <w:t xml:space="preserve"> (read-only): </w:t>
       </w:r>
     </w:p>
     <w:p>
       <w:pPr>
+        <w:pStyle w:val="PreformattedText"/>
+        <w:bidi w:val="0"/>
+        <w:jc w:val="left"/>
+        <w:rPr/>
+      </w:pPr>
+      <w:r>
+        <w:rPr>
+          <w:rStyle w:val="SourceText"/>
+        </w:rPr>
+        <w:t>cd "${TMPDIR:-/tmp}"</w:t>
+      </w:r>
+    </w:p>
+    <w:p>
+      <w:pPr>
+        <w:pStyle w:val="PreformattedText"/>
+        <w:bidi w:val="0"/>
+        <w:jc w:val="left"/>
+        <w:rPr/>
+      </w:pPr>
+      <w:r>
+        <w:rPr>
+          <w:rStyle w:val="SourceText"/>
+        </w:rPr>
+        <w:t>ls -d crew-completion-audit.* 2&gt;/dev/null | wc -l</w:t>
+      </w:r>
+    </w:p>
+    <w:p>
+      <w:pPr>
+        <w:pStyle w:val="PreformattedText"/>
+        <w:bidi w:val="0"/>
+        <w:jc w:val="left"/>
+        <w:rPr/>
+      </w:pPr>
+      <w:r>
+        <w:rPr>
+          <w:rStyle w:val="SourceText"/>
+        </w:rPr>
+        <w:t>grep -l -e '^tmux send-keys -t' -e '^xdotool ' tmp.* 2&gt;/dev/null | wc -l</w:t>
+      </w:r>
+    </w:p>
+    <w:p>
+      <w:pPr>
         <w:pStyle w:val="BodyText"/>
-        <w:numPr>
-          <w:ilvl w:val="0"/>
-          <w:numId w:val="31"/>
-        </w:numPr>
-        <w:tabs>
-          <w:tab w:val="clear" w:pos="1134"/>
-          <w:tab w:val="left" w:pos="829" w:leader="none"/>
-        </w:tabs>
         <w:bidi w:val="0"/>
-        <w:ind w:hanging="283" w:left="829"/>
         <w:jc w:val="left"/>
         <w:rPr/>
       </w:pPr>
@@ -15698,21 +15768,95 @@
         <w:rPr>
           <w:rStyle w:val="Strong"/>
         </w:rPr>
-        <w:t>Fix:</w:t>
-      </w:r>
-      <w:r>
-        <w:rPr/>
-        <w:t xml:space="preserve"> move a repo-only key into the repo's </w:t>
-      </w:r>
-      <w:r>
-        <w:rPr>
-          <w:rStyle w:val="SourceText"/>
-        </w:rPr>
-        <w:t>.crew/config.json</w:t>
-      </w:r>
-      <w:r>
-        <w:rPr/>
-        <w:t xml:space="preserve">, correct a typo, or wait for (or install) the crew version that brings the ticket. Nothing is refused while a key is inert. </w:t>
+        <w:t>Fix (an owner action; crew itself never runs it):</w:t>
+      </w:r>
+      <w:r>
+        <w:rPr/>
+        <w:t xml:space="preserve"> with no crew session or test run active, remove what the check counted:</w:t>
+      </w:r>
+    </w:p>
+    <w:p>
+      <w:pPr>
+        <w:pStyle w:val="PreformattedText"/>
+        <w:bidi w:val="0"/>
+        <w:jc w:val="left"/>
+        <w:rPr/>
+      </w:pPr>
+      <w:r>
+        <w:rPr>
+          <w:rStyle w:val="SourceText"/>
+        </w:rPr>
+        <w:t>cd "${TMPDIR:-/tmp}"</w:t>
+      </w:r>
+    </w:p>
+    <w:p>
+      <w:pPr>
+        <w:pStyle w:val="PreformattedText"/>
+        <w:bidi w:val="0"/>
+        <w:jc w:val="left"/>
+        <w:rPr/>
+      </w:pPr>
+      <w:r>
+        <w:rPr>
+          <w:rStyle w:val="SourceText"/>
+        </w:rPr>
+        <w:t>find . -maxdepth 1 -name 'crew-completion-audit.*' -mmin +60 -delete</w:t>
+      </w:r>
+    </w:p>
+    <w:p>
+      <w:pPr>
+        <w:pStyle w:val="PreformattedText"/>
+        <w:bidi w:val="0"/>
+        <w:jc w:val="left"/>
+        <w:rPr/>
+      </w:pPr>
+      <w:r>
+        <w:rPr>
+          <w:rStyle w:val="SourceText"/>
+        </w:rPr>
+        <w:t>grep -l -e '^tmux send-keys -t' -e '^xdotool ' tmp.* 2&gt;/dev/null | xargs -r rm -f --</w:t>
+      </w:r>
+    </w:p>
+    <w:p>
+      <w:pPr>
+        <w:pStyle w:val="BodyText"/>
+        <w:bidi w:val="0"/>
+        <w:jc w:val="left"/>
+        <w:rPr/>
+      </w:pPr>
+      <w:r>
+        <w:rPr/>
+        <w:t xml:space="preserve">Old shell-suite fixture directories are ordinary </w:t>
+      </w:r>
+      <w:r>
+        <w:rPr>
+          <w:rStyle w:val="SourceText"/>
+        </w:rPr>
+        <w:t>tmp.*</w:t>
+      </w:r>
+      <w:r>
+        <w:rPr/>
+        <w:t xml:space="preserve"> directories (a </w:t>
+      </w:r>
+      <w:r>
+        <w:rPr>
+          <w:rStyle w:val="SourceText"/>
+        </w:rPr>
+        <w:t>.crew/</w:t>
+      </w:r>
+      <w:r>
+        <w:rPr/>
+        <w:t xml:space="preserve"> and a </w:t>
+      </w:r>
+      <w:r>
+        <w:rPr>
+          <w:rStyle w:val="SourceText"/>
+        </w:rPr>
+        <w:t>.git/</w:t>
+      </w:r>
+      <w:r>
+        <w:rPr/>
+        <w:t xml:space="preserve"> inside); read each before removing it.</w:t>
       </w:r>
     </w:p>
     <w:p>
@@ -15723,11 +15867,11 @@
         <w:jc w:val="left"/>
         <w:rPr/>
       </w:pPr>
-      <w:bookmarkStart w:id="23" w:name="graph-refresh-refused-secrets-denylisted"/>
+      <w:bookmarkStart w:id="23" w:name="a-setting-seems-to-do-nothing"/>
       <w:bookmarkEnd w:id="23"/>
       <w:r>
         <w:rPr/>
-        <w:t>Graph Refresh Refused: Secrets-Denylisted Path</w:t>
+        <w:t>A Setting Seems to Do Nothing</w:t>
       </w:r>
     </w:p>
     <w:p>
@@ -15738,48 +15882,34 @@
         <w:rPr/>
       </w:pPr>
       <w:r>
-        <w:rPr/>
-        <w:t xml:space="preserve">graphify reads every file its ignore rules do not exclude and records the symbols it finds in </w:t>
-      </w:r>
-      <w:r>
-        <w:rPr>
-          <w:rStyle w:val="SourceText"/>
-        </w:rPr>
-        <w:t>graph.json</w:t>
-      </w:r>
-      <w:r>
-        <w:rPr/>
-        <w:t xml:space="preserve">. For a file git tracks, </w:t>
-      </w:r>
-      <w:r>
-        <w:rPr>
-          <w:rStyle w:val="SourceText"/>
-        </w:rPr>
-        <w:t>.gitignore</w:t>
-      </w:r>
-      <w:r>
-        <w:rPr/>
-        <w:t xml:space="preserve"> does not stop it: only </w:t>
-      </w:r>
-      <w:r>
-        <w:rPr>
-          <w:rStyle w:val="SourceText"/>
-        </w:rPr>
-        <w:t>.graphifyignore</w:t>
-      </w:r>
-      <w:r>
-        <w:rPr/>
-        <w:t xml:space="preserve"> does. So crew checks, before it names or runs a graph build, that the root </w:t>
-      </w:r>
-      <w:r>
-        <w:rPr>
-          <w:rStyle w:val="SourceText"/>
-        </w:rPr>
-        <w:t>.graphifyignore</w:t>
-      </w:r>
-      <w:r>
-        <w:rPr/>
-        <w:t xml:space="preserve"> excludes every file the secrets denylist matches.</w:t>
+        <w:rPr>
+          <w:rStyle w:val="Strong"/>
+        </w:rPr>
+        <w:t>Symptom:</w:t>
+      </w:r>
+      <w:r>
+        <w:rPr/>
+        <w:t xml:space="preserve"> you set a key in </w:t>
+      </w:r>
+      <w:r>
+        <w:rPr>
+          <w:rStyle w:val="SourceText"/>
+        </w:rPr>
+        <w:t>.crew/config.json</w:t>
+      </w:r>
+      <w:r>
+        <w:rPr/>
+        <w:t xml:space="preserve"> or </w:t>
+      </w:r>
+      <w:r>
+        <w:rPr>
+          <w:rStyle w:val="SourceText"/>
+        </w:rPr>
+        <w:t>~/.claude/crew/config.json</w:t>
+      </w:r>
+      <w:r>
+        <w:rPr/>
+        <w:t xml:space="preserve"> and crew behaves as if it were absent.</w:t>
       </w:r>
     </w:p>
     <w:p>
@@ -15794,6 +15924,7 @@
           <w:tab w:val="left" w:pos="829" w:leader="none"/>
         </w:tabs>
         <w:bidi w:val="0"/>
+        <w:spacing w:before="120" w:after="0"/>
         <w:ind w:hanging="283" w:left="829"/>
         <w:jc w:val="left"/>
         <w:rPr/>
@@ -15802,35 +15933,31 @@
         <w:rPr>
           <w:rStyle w:val="Strong"/>
         </w:rPr>
-        <w:t xml:space="preserve">Symptom: </w:t>
-      </w:r>
-      <w:r>
-        <w:rPr>
-          <w:rStyle w:val="SourceText"/>
-        </w:rPr>
-        <w:t>refresh-check</w:t>
-      </w:r>
-      <w:r>
-        <w:rPr>
-          <w:rStyle w:val="Strong"/>
-        </w:rPr>
-        <w:t xml:space="preserve"> prints </w:t>
-      </w:r>
-      <w:r>
-        <w:rPr>
-          <w:rStyle w:val="SourceText"/>
-        </w:rPr>
-        <w:t>graph graphify-out: unknown - graphify would read N secrets-denylisted path(s) .graphifyignore does not exclude: ...; stop - a refresh cannot settle this</w:t>
-      </w:r>
-      <w:r>
-        <w:rPr>
-          <w:rStyle w:val="Strong"/>
-        </w:rPr>
-        <w:t>,</w:t>
-      </w:r>
-      <w:r>
-        <w:rPr/>
-        <w:t xml:space="preserve"> or </w:t>
+        <w:t>Check:</w:t>
+      </w:r>
+      <w:r>
+        <w:rPr/>
+        <w:t xml:space="preserve"> the </w:t>
+      </w:r>
+      <w:r>
+        <w:rPr>
+          <w:rStyle w:val="SourceText"/>
+        </w:rPr>
+        <w:t>Inert settings (crew &lt;version&gt; does not act on them): ...</w:t>
+      </w:r>
+      <w:r>
+        <w:rPr/>
+        <w:t xml:space="preserve"> line at session start, the </w:t>
+      </w:r>
+      <w:r>
+        <w:rPr>
+          <w:rStyle w:val="SourceText"/>
+        </w:rPr>
+        <w:t>inert</w:t>
+      </w:r>
+      <w:r>
+        <w:rPr/>
+        <w:t xml:space="preserve"> line in </w:t>
       </w:r>
       <w:r>
         <w:rPr>
@@ -15840,41 +15967,99 @@
       </w:r>
       <w:r>
         <w:rPr/>
-        <w:t xml:space="preserve"> prints </w:t>
-      </w:r>
-      <w:r>
-        <w:rPr>
-          <w:rStyle w:val="SourceText"/>
-        </w:rPr>
-        <w:t>graph-ignore UNCOVERED</w:t>
-      </w:r>
-      <w:r>
-        <w:rPr/>
-        <w:t xml:space="preserve">. </w:t>
-      </w:r>
-      <w:r>
-        <w:rPr>
-          <w:rStyle w:val="Strong"/>
-        </w:rPr>
-        <w:t>Check:</w:t>
-      </w:r>
-      <w:r>
-        <w:rPr/>
-        <w:t xml:space="preserve"> which files, and from which source. </w:t>
+        <w:t xml:space="preserve">, or </w:t>
+      </w:r>
+      <w:r>
+        <w:rPr>
+          <w:rStyle w:val="SourceText"/>
+        </w:rPr>
+        <w:t>python3 "&lt;crew&gt;/hooks/scripts/crew_config.py" --root . --inert</w:t>
+      </w:r>
+      <w:r>
+        <w:rPr/>
+        <w:t xml:space="preserve">. Each names </w:t>
+      </w:r>
+      <w:r>
+        <w:rPr>
+          <w:rStyle w:val="SourceText"/>
+        </w:rPr>
+        <w:t>key=value (why)</w:t>
+      </w:r>
+      <w:r>
+        <w:rPr/>
+        <w:t xml:space="preserve">: a ticket id means the installed crew does not implement it yet; </w:t>
+      </w:r>
+      <w:r>
+        <w:rPr>
+          <w:rStyle w:val="SourceText"/>
+        </w:rPr>
+        <w:t>unknown key</w:t>
+      </w:r>
+      <w:r>
+        <w:rPr/>
+        <w:t xml:space="preserve"> means a typo or a key from another crew version; </w:t>
+      </w:r>
+      <w:r>
+        <w:rPr>
+          <w:rStyle w:val="SourceText"/>
+        </w:rPr>
+        <w:t>global, repo-only</w:t>
+      </w:r>
+      <w:r>
+        <w:rPr/>
+        <w:t xml:space="preserve"> means the machine file may not set it, so it takes effect nowhere. </w:t>
       </w:r>
     </w:p>
     <w:p>
       <w:pPr>
-        <w:pStyle w:val="PreformattedText"/>
+        <w:pStyle w:val="BodyText"/>
+        <w:numPr>
+          <w:ilvl w:val="0"/>
+          <w:numId w:val="32"/>
+        </w:numPr>
+        <w:tabs>
+          <w:tab w:val="clear" w:pos="1134"/>
+          <w:tab w:val="left" w:pos="829" w:leader="none"/>
+        </w:tabs>
         <w:bidi w:val="0"/>
+        <w:ind w:hanging="283" w:left="829"/>
         <w:jc w:val="left"/>
         <w:rPr/>
       </w:pPr>
       <w:r>
         <w:rPr>
-          <w:rStyle w:val="SourceText"/>
-        </w:rPr>
-        <w:t>python3 "&lt;crew&gt;/hooks/scripts/crew_graph_ignore.py" --root . --check --json</w:t>
+          <w:rStyle w:val="Strong"/>
+        </w:rPr>
+        <w:t>Fix:</w:t>
+      </w:r>
+      <w:r>
+        <w:rPr/>
+        <w:t xml:space="preserve"> move a repo-only key into the repo's </w:t>
+      </w:r>
+      <w:r>
+        <w:rPr>
+          <w:rStyle w:val="SourceText"/>
+        </w:rPr>
+        <w:t>.crew/config.json</w:t>
+      </w:r>
+      <w:r>
+        <w:rPr/>
+        <w:t xml:space="preserve">, correct a typo, or wait for (or install) the crew version that brings the ticket. Nothing is refused while a key is inert. </w:t>
+      </w:r>
+    </w:p>
+    <w:p>
+      <w:pPr>
+        <w:pStyle w:val="Heading2"/>
+        <w:bidi w:val="0"/>
+        <w:ind w:hanging="0" w:left="0" w:right="0"/>
+        <w:jc w:val="left"/>
+        <w:rPr/>
+      </w:pPr>
+      <w:bookmarkStart w:id="24" w:name="graph-refresh-refused-secrets-denylisted"/>
+      <w:bookmarkEnd w:id="24"/>
+      <w:r>
+        <w:rPr/>
+        <w:t>Graph Refresh Refused: Secrets-Denylisted Path</w:t>
       </w:r>
     </w:p>
     <w:p>
@@ -15886,193 +16071,27 @@
       </w:pPr>
       <w:r>
         <w:rPr/>
-        <w:t>The denylist is the built-in patterns (</w:t>
-      </w:r>
-      <w:r>
-        <w:rPr>
-          <w:rStyle w:val="SourceText"/>
-        </w:rPr>
-        <w:t>.env</w:t>
-      </w:r>
-      <w:r>
-        <w:rPr/>
-        <w:t xml:space="preserve">, </w:t>
-      </w:r>
-      <w:r>
-        <w:rPr>
-          <w:rStyle w:val="SourceText"/>
-        </w:rPr>
-        <w:t>.env.*</w:t>
-      </w:r>
-      <w:r>
-        <w:rPr/>
-        <w:t xml:space="preserve"> but not </w:t>
-      </w:r>
-      <w:r>
-        <w:rPr>
-          <w:rStyle w:val="SourceText"/>
-        </w:rPr>
-        <w:t>.env.example</w:t>
-      </w:r>
-      <w:r>
-        <w:rPr/>
-        <w:t xml:space="preserve">, </w:t>
-      </w:r>
-      <w:r>
-        <w:rPr>
-          <w:rStyle w:val="SourceText"/>
-        </w:rPr>
-        <w:t>*.pem</w:t>
-      </w:r>
-      <w:r>
-        <w:rPr/>
-        <w:t xml:space="preserve">, </w:t>
-      </w:r>
-      <w:r>
-        <w:rPr>
-          <w:rStyle w:val="SourceText"/>
-        </w:rPr>
-        <w:t>*.key</w:t>
-      </w:r>
-      <w:r>
-        <w:rPr/>
-        <w:t xml:space="preserve">, </w:t>
-      </w:r>
-      <w:r>
-        <w:rPr>
-          <w:rStyle w:val="SourceText"/>
-        </w:rPr>
-        <w:t>*.p12</w:t>
-      </w:r>
-      <w:r>
-        <w:rPr/>
-        <w:t xml:space="preserve">, </w:t>
-      </w:r>
-      <w:r>
-        <w:rPr>
-          <w:rStyle w:val="SourceText"/>
-        </w:rPr>
-        <w:t>*.pfx</w:t>
-      </w:r>
-      <w:r>
-        <w:rPr/>
-        <w:t xml:space="preserve">, </w:t>
-      </w:r>
-      <w:r>
-        <w:rPr>
-          <w:rStyle w:val="SourceText"/>
-        </w:rPr>
-        <w:t>id_rsa*</w:t>
-      </w:r>
-      <w:r>
-        <w:rPr/>
-        <w:t xml:space="preserve">, </w:t>
-      </w:r>
-      <w:r>
-        <w:rPr>
-          <w:rStyle w:val="SourceText"/>
-        </w:rPr>
-        <w:t>id_ed25519*</w:t>
-      </w:r>
-      <w:r>
-        <w:rPr/>
-        <w:t xml:space="preserve">), </w:t>
-      </w:r>
-      <w:r>
-        <w:rPr>
-          <w:rStyle w:val="SourceText"/>
-        </w:rPr>
-        <w:t>.claude/secrets-denylist</w:t>
-      </w:r>
-      <w:r>
-        <w:rPr/>
-        <w:t xml:space="preserve"> if it exists, and every in-repo </w:t>
-      </w:r>
-      <w:r>
-        <w:rPr>
-          <w:rStyle w:val="SourceText"/>
-        </w:rPr>
-        <w:t>Read(...)</w:t>
-      </w:r>
-      <w:r>
-        <w:rPr/>
-        <w:t xml:space="preserve"> rule in </w:t>
-      </w:r>
-      <w:r>
-        <w:rPr>
-          <w:rStyle w:val="SourceText"/>
-        </w:rPr>
-        <w:t>permissions.deny</w:t>
-      </w:r>
-      <w:r>
-        <w:rPr/>
-        <w:t xml:space="preserve"> of </w:t>
-      </w:r>
-      <w:r>
-        <w:rPr>
-          <w:rStyle w:val="SourceText"/>
-        </w:rPr>
-        <w:t>.claude/settings.json</w:t>
-      </w:r>
-      <w:r>
-        <w:rPr/>
-        <w:t xml:space="preserve"> and </w:t>
-      </w:r>
-      <w:r>
-        <w:rPr>
-          <w:rStyle w:val="SourceText"/>
-        </w:rPr>
-        <w:t>.claude/settings.local.json</w:t>
-      </w:r>
-      <w:r>
-        <w:rPr/>
-        <w:t xml:space="preserve">. </w:t>
-      </w:r>
-      <w:r>
-        <w:rPr>
-          <w:rStyle w:val="SourceText"/>
-        </w:rPr>
-        <w:t>sources</w:t>
-      </w:r>
-      <w:r>
-        <w:rPr/>
-        <w:t xml:space="preserve"> in the JSON names which ones were read. </w:t>
-      </w:r>
-      <w:r>
-        <w:rPr>
-          <w:rStyle w:val="Strong"/>
-        </w:rPr>
-        <w:t>Fix:</w:t>
-      </w:r>
-      <w:r>
-        <w:rPr/>
-        <w:t xml:space="preserve"> add the missing patterns, then check again.</w:t>
-      </w:r>
-    </w:p>
-    <w:p>
-      <w:pPr>
-        <w:pStyle w:val="PreformattedText"/>
-        <w:bidi w:val="0"/>
-        <w:jc w:val="left"/>
-        <w:rPr/>
-      </w:pPr>
-      <w:r>
-        <w:rPr>
-          <w:rStyle w:val="SourceText"/>
-        </w:rPr>
-        <w:t>python3 "&lt;crew&gt;/hooks/scripts/crew_graph_ignore.py" --root . --write</w:t>
-      </w:r>
-    </w:p>
-    <w:p>
-      <w:pPr>
-        <w:pStyle w:val="BodyText"/>
-        <w:bidi w:val="0"/>
-        <w:jc w:val="left"/>
-        <w:rPr/>
-      </w:pPr>
-      <w:r>
-        <w:rPr/>
-        <w:t xml:space="preserve">It appends the missing patterns, then any flagged path they still miss (the denylist ignores case, </w:t>
+        <w:t xml:space="preserve">graphify reads every file its ignore rules do not exclude and records the symbols it finds in </w:t>
+      </w:r>
+      <w:r>
+        <w:rPr>
+          <w:rStyle w:val="SourceText"/>
+        </w:rPr>
+        <w:t>graph.json</w:t>
+      </w:r>
+      <w:r>
+        <w:rPr/>
+        <w:t xml:space="preserve">. For a file git tracks, </w:t>
+      </w:r>
+      <w:r>
+        <w:rPr>
+          <w:rStyle w:val="SourceText"/>
+        </w:rPr>
+        <w:t>.gitignore</w:t>
+      </w:r>
+      <w:r>
+        <w:rPr/>
+        <w:t xml:space="preserve"> does not stop it: only </w:t>
       </w:r>
       <w:r>
         <w:rPr>
@@ -16082,27 +16101,7 @@
       </w:r>
       <w:r>
         <w:rPr/>
-        <w:t xml:space="preserve"> does not, so </w:t>
-      </w:r>
-      <w:r>
-        <w:rPr>
-          <w:rStyle w:val="SourceText"/>
-        </w:rPr>
-        <w:t>.ENV</w:t>
-      </w:r>
-      <w:r>
-        <w:rPr/>
-        <w:t xml:space="preserve"> gets </w:t>
-      </w:r>
-      <w:r>
-        <w:rPr>
-          <w:rStyle w:val="SourceText"/>
-        </w:rPr>
-        <w:t>/.ENV</w:t>
-      </w:r>
-      <w:r>
-        <w:rPr/>
-        <w:t xml:space="preserve">), under one marked block, and leaves every existing line as it was. Commit </w:t>
+        <w:t xml:space="preserve"> does. So crew checks, before it names or runs a graph build, that the root </w:t>
       </w:r>
       <w:r>
         <w:rPr>
@@ -16112,47 +16111,7 @@
       </w:r>
       <w:r>
         <w:rPr/>
-        <w:t xml:space="preserve">, then re-run the refresh check. If it prints </w:t>
-      </w:r>
-      <w:r>
-        <w:rPr>
-          <w:rStyle w:val="SourceText"/>
-        </w:rPr>
-        <w:t>line N (`!pattern`) re-includes denylisted &lt;path&gt;; remove that line or accept the exposure</w:t>
-      </w:r>
-      <w:r>
-        <w:rPr/>
-        <w:t xml:space="preserve"> and exits 1, your own </w:t>
-      </w:r>
-      <w:r>
-        <w:rPr>
-          <w:rStyle w:val="SourceText"/>
-        </w:rPr>
-        <w:t>!</w:t>
-      </w:r>
-      <w:r>
-        <w:rPr/>
-        <w:t xml:space="preserve"> line is the reason: </w:t>
-      </w:r>
-      <w:r>
-        <w:rPr>
-          <w:rStyle w:val="SourceText"/>
-        </w:rPr>
-        <w:t>--write</w:t>
-      </w:r>
-      <w:r>
-        <w:rPr/>
-        <w:t xml:space="preserve"> never overrides it. Delete the line, or keep it and accept that graphify reads that file. A path that is not one line of plain text (a name holding a line break or other control character) is never written either; it stays named, escaped, by </w:t>
-      </w:r>
-      <w:r>
-        <w:rPr>
-          <w:rStyle w:val="SourceText"/>
-        </w:rPr>
-        <w:t>--check</w:t>
-      </w:r>
-      <w:r>
-        <w:rPr/>
-        <w:t>: rename the file or exclude it by hand.</w:t>
+        <w:t xml:space="preserve"> excludes every file the secrets denylist matches.</w:t>
       </w:r>
     </w:p>
     <w:p>
@@ -16181,21 +16140,29 @@
         <w:rPr>
           <w:rStyle w:val="SourceText"/>
         </w:rPr>
-        <w:t>denylist coverage unknown: &lt;reason&gt;</w:t>
-      </w:r>
-      <w:r>
-        <w:rPr/>
-        <w:t xml:space="preserve"> (the refresh check) or </w:t>
-      </w:r>
-      <w:r>
-        <w:rPr>
-          <w:rStyle w:val="SourceText"/>
-        </w:rPr>
-        <w:t>graph-ignore unknown</w:t>
-      </w:r>
-      <w:r>
-        <w:rPr/>
-        <w:t xml:space="preserve"> (</w:t>
+        <w:t>refresh-check</w:t>
+      </w:r>
+      <w:r>
+        <w:rPr>
+          <w:rStyle w:val="Strong"/>
+        </w:rPr>
+        <w:t xml:space="preserve"> prints </w:t>
+      </w:r>
+      <w:r>
+        <w:rPr>
+          <w:rStyle w:val="SourceText"/>
+        </w:rPr>
+        <w:t>graph graphify-out: unknown - graphify would read N secrets-denylisted path(s) .graphifyignore does not exclude: ...; stop - a refresh cannot settle this</w:t>
+      </w:r>
+      <w:r>
+        <w:rPr>
+          <w:rStyle w:val="Strong"/>
+        </w:rPr>
+        <w:t>,</w:t>
+      </w:r>
+      <w:r>
+        <w:rPr/>
+        <w:t xml:space="preserve"> or </w:t>
       </w:r>
       <w:r>
         <w:rPr>
@@ -16205,7 +16172,17 @@
       </w:r>
       <w:r>
         <w:rPr/>
-        <w:t xml:space="preserve">). </w:t>
+        <w:t xml:space="preserve"> prints </w:t>
+      </w:r>
+      <w:r>
+        <w:rPr>
+          <w:rStyle w:val="SourceText"/>
+        </w:rPr>
+        <w:t>graph-ignore UNCOVERED</w:t>
+      </w:r>
+      <w:r>
+        <w:rPr/>
+        <w:t xml:space="preserve">. </w:t>
       </w:r>
       <w:r>
         <w:rPr>
@@ -16215,169 +16192,21 @@
       </w:r>
       <w:r>
         <w:rPr/>
-        <w:t xml:space="preserve"> the reason names it: git missing, a settings file that does not parse, an unreadable </w:t>
-      </w:r>
-      <w:r>
-        <w:rPr>
-          <w:rStyle w:val="SourceText"/>
-        </w:rPr>
-        <w:t>.claude/secrets-denylist</w:t>
-      </w:r>
-      <w:r>
-        <w:rPr/>
-        <w:t xml:space="preserve"> or </w:t>
-      </w:r>
-      <w:r>
-        <w:rPr>
-          <w:rStyle w:val="SourceText"/>
-        </w:rPr>
-        <w:t>.graphifyignore</w:t>
-      </w:r>
-      <w:r>
-        <w:rPr/>
-        <w:t xml:space="preserve">, a nested </w:t>
-      </w:r>
-      <w:r>
-        <w:rPr>
-          <w:rStyle w:val="SourceText"/>
-        </w:rPr>
-        <w:t>.graphifyignore</w:t>
-      </w:r>
-      <w:r>
-        <w:rPr/>
-        <w:t xml:space="preserve"> (only the root one is evaluated, and a nested one could re-include a file with </w:t>
-      </w:r>
-      <w:r>
-        <w:rPr>
-          <w:rStyle w:val="SourceText"/>
-        </w:rPr>
-        <w:t>!</w:t>
-      </w:r>
-      <w:r>
-        <w:rPr/>
-        <w:t xml:space="preserve">), a nested repository or submodule </w:t>
-      </w:r>
-      <w:r>
-        <w:rPr>
-          <w:rStyle w:val="SourceText"/>
-        </w:rPr>
-        <w:t>.graphifyignore</w:t>
-      </w:r>
-      <w:r>
-        <w:rPr/>
-        <w:t xml:space="preserve"> does not exclude, a symlink that resolves outside the repository or not at all, or a deny-all </w:t>
-      </w:r>
-      <w:r>
-        <w:rPr>
-          <w:rStyle w:val="SourceText"/>
-        </w:rPr>
-        <w:t>Read</w:t>
-      </w:r>
-      <w:r>
-        <w:rPr/>
-        <w:t xml:space="preserve"> rule. </w:t>
-      </w:r>
-      <w:r>
-        <w:rPr>
-          <w:rStyle w:val="Strong"/>
-        </w:rPr>
-        <w:t>Fix:</w:t>
-      </w:r>
-      <w:r>
-        <w:rPr/>
-        <w:t xml:space="preserve"> repair what it names. An unknown is never read as covered, so no refresh is named until it is fixed.</w:t>
+        <w:t xml:space="preserve"> which files, and from which source. </w:t>
       </w:r>
     </w:p>
     <w:p>
       <w:pPr>
-        <w:pStyle w:val="BodyText"/>
-        <w:numPr>
-          <w:ilvl w:val="0"/>
-          <w:numId w:val="33"/>
-        </w:numPr>
-        <w:tabs>
-          <w:tab w:val="clear" w:pos="1134"/>
-          <w:tab w:val="left" w:pos="829" w:leader="none"/>
-        </w:tabs>
+        <w:pStyle w:val="PreformattedText"/>
         <w:bidi w:val="0"/>
-        <w:ind w:hanging="283" w:left="829"/>
         <w:jc w:val="left"/>
         <w:rPr/>
       </w:pPr>
       <w:r>
         <w:rPr>
-          <w:rStyle w:val="Strong"/>
-        </w:rPr>
-        <w:t>Symptom: a graph was built before the fix</w:t>
-      </w:r>
-      <w:r>
-        <w:rPr/>
-        <w:t xml:space="preserve"> (by hand, or by graphify's post-commit hook, which bypasses crew). </w:t>
-      </w:r>
-      <w:r>
-        <w:rPr>
-          <w:rStyle w:val="Strong"/>
-        </w:rPr>
-        <w:t>Fix:</w:t>
-      </w:r>
-      <w:r>
-        <w:rPr/>
-        <w:t xml:space="preserve"> treat that graph as holding text from the secret files. Delete the graph output directory (</w:t>
-      </w:r>
-      <w:r>
-        <w:rPr>
-          <w:rStyle w:val="SourceText"/>
-        </w:rPr>
-        <w:t>graphify-out/</w:t>
-      </w:r>
-      <w:r>
-        <w:rPr/>
-        <w:t xml:space="preserve"> by default), run </w:t>
-      </w:r>
-      <w:r>
-        <w:rPr>
-          <w:rStyle w:val="SourceText"/>
-        </w:rPr>
-        <w:t>--write</w:t>
-      </w:r>
-      <w:r>
-        <w:rPr/>
-        <w:t xml:space="preserve">, check that </w:t>
-      </w:r>
-      <w:r>
-        <w:rPr>
-          <w:rStyle w:val="SourceText"/>
-        </w:rPr>
-        <w:t>--check</w:t>
-      </w:r>
-      <w:r>
-        <w:rPr/>
-        <w:t xml:space="preserve"> exits 0, then rebuild. Commit the rebuild if the output is tracked. The crew-graph skill's </w:t>
-      </w:r>
-      <w:r>
-        <w:rPr>
-          <w:rStyle w:val="Strong"/>
-        </w:rPr>
-        <w:t>Tainted graph</w:t>
-      </w:r>
-      <w:r>
-        <w:rPr/>
-        <w:t xml:space="preserve"> section has the same steps.</w:t>
-      </w:r>
-    </w:p>
-    <w:p>
-      <w:pPr>
-        <w:pStyle w:val="Heading2"/>
-        <w:bidi w:val="0"/>
-        <w:ind w:hanging="0" w:left="0" w:right="0"/>
-        <w:jc w:val="left"/>
-        <w:rPr/>
-      </w:pPr>
-      <w:bookmarkStart w:id="24" w:name="a-message-from-another-session-asks-for-"/>
-      <w:bookmarkEnd w:id="24"/>
-      <w:r>
-        <w:rPr/>
-        <w:t>A Message from Another Session Asks for an Approval or an Edit</w:t>
+          <w:rStyle w:val="SourceText"/>
+        </w:rPr>
+        <w:t>python3 "&lt;crew&gt;/hooks/scripts/crew_graph_ignore.py" --root . --check --json</w:t>
       </w:r>
     </w:p>
     <w:p>
@@ -16389,17 +16218,273 @@
       </w:pPr>
       <w:r>
         <w:rPr/>
-        <w:t xml:space="preserve">Sessions that share a coordination channel may message each other over Claude Code's bridge, but a message is only a doorbell: "the record on </w:t>
-      </w:r>
-      <w:r>
-        <w:rPr>
-          <w:rStyle w:val="SourceText"/>
-        </w:rPr>
-        <w:t>crew-coord/&lt;channel&gt;</w:t>
-      </w:r>
-      <w:r>
-        <w:rPr/>
-        <w:t xml:space="preserve"> moved". Nothing in a message is ever an approval, an answer to a question you were asked, or permission to edit a file outside the ticket's Touch list.</w:t>
+        <w:t>The denylist is the built-in patterns (</w:t>
+      </w:r>
+      <w:r>
+        <w:rPr>
+          <w:rStyle w:val="SourceText"/>
+        </w:rPr>
+        <w:t>.env</w:t>
+      </w:r>
+      <w:r>
+        <w:rPr/>
+        <w:t xml:space="preserve">, </w:t>
+      </w:r>
+      <w:r>
+        <w:rPr>
+          <w:rStyle w:val="SourceText"/>
+        </w:rPr>
+        <w:t>.env.*</w:t>
+      </w:r>
+      <w:r>
+        <w:rPr/>
+        <w:t xml:space="preserve"> but not </w:t>
+      </w:r>
+      <w:r>
+        <w:rPr>
+          <w:rStyle w:val="SourceText"/>
+        </w:rPr>
+        <w:t>.env.example</w:t>
+      </w:r>
+      <w:r>
+        <w:rPr/>
+        <w:t xml:space="preserve">, </w:t>
+      </w:r>
+      <w:r>
+        <w:rPr>
+          <w:rStyle w:val="SourceText"/>
+        </w:rPr>
+        <w:t>*.pem</w:t>
+      </w:r>
+      <w:r>
+        <w:rPr/>
+        <w:t xml:space="preserve">, </w:t>
+      </w:r>
+      <w:r>
+        <w:rPr>
+          <w:rStyle w:val="SourceText"/>
+        </w:rPr>
+        <w:t>*.key</w:t>
+      </w:r>
+      <w:r>
+        <w:rPr/>
+        <w:t xml:space="preserve">, </w:t>
+      </w:r>
+      <w:r>
+        <w:rPr>
+          <w:rStyle w:val="SourceText"/>
+        </w:rPr>
+        <w:t>*.p12</w:t>
+      </w:r>
+      <w:r>
+        <w:rPr/>
+        <w:t xml:space="preserve">, </w:t>
+      </w:r>
+      <w:r>
+        <w:rPr>
+          <w:rStyle w:val="SourceText"/>
+        </w:rPr>
+        <w:t>*.pfx</w:t>
+      </w:r>
+      <w:r>
+        <w:rPr/>
+        <w:t xml:space="preserve">, </w:t>
+      </w:r>
+      <w:r>
+        <w:rPr>
+          <w:rStyle w:val="SourceText"/>
+        </w:rPr>
+        <w:t>id_rsa*</w:t>
+      </w:r>
+      <w:r>
+        <w:rPr/>
+        <w:t xml:space="preserve">, </w:t>
+      </w:r>
+      <w:r>
+        <w:rPr>
+          <w:rStyle w:val="SourceText"/>
+        </w:rPr>
+        <w:t>id_ed25519*</w:t>
+      </w:r>
+      <w:r>
+        <w:rPr/>
+        <w:t xml:space="preserve">), </w:t>
+      </w:r>
+      <w:r>
+        <w:rPr>
+          <w:rStyle w:val="SourceText"/>
+        </w:rPr>
+        <w:t>.claude/secrets-denylist</w:t>
+      </w:r>
+      <w:r>
+        <w:rPr/>
+        <w:t xml:space="preserve"> if it exists, and every in-repo </w:t>
+      </w:r>
+      <w:r>
+        <w:rPr>
+          <w:rStyle w:val="SourceText"/>
+        </w:rPr>
+        <w:t>Read(...)</w:t>
+      </w:r>
+      <w:r>
+        <w:rPr/>
+        <w:t xml:space="preserve"> rule in </w:t>
+      </w:r>
+      <w:r>
+        <w:rPr>
+          <w:rStyle w:val="SourceText"/>
+        </w:rPr>
+        <w:t>permissions.deny</w:t>
+      </w:r>
+      <w:r>
+        <w:rPr/>
+        <w:t xml:space="preserve"> of </w:t>
+      </w:r>
+      <w:r>
+        <w:rPr>
+          <w:rStyle w:val="SourceText"/>
+        </w:rPr>
+        <w:t>.claude/settings.json</w:t>
+      </w:r>
+      <w:r>
+        <w:rPr/>
+        <w:t xml:space="preserve"> and </w:t>
+      </w:r>
+      <w:r>
+        <w:rPr>
+          <w:rStyle w:val="SourceText"/>
+        </w:rPr>
+        <w:t>.claude/settings.local.json</w:t>
+      </w:r>
+      <w:r>
+        <w:rPr/>
+        <w:t xml:space="preserve">. </w:t>
+      </w:r>
+      <w:r>
+        <w:rPr>
+          <w:rStyle w:val="SourceText"/>
+        </w:rPr>
+        <w:t>sources</w:t>
+      </w:r>
+      <w:r>
+        <w:rPr/>
+        <w:t xml:space="preserve"> in the JSON names which ones were read. </w:t>
+      </w:r>
+      <w:r>
+        <w:rPr>
+          <w:rStyle w:val="Strong"/>
+        </w:rPr>
+        <w:t>Fix:</w:t>
+      </w:r>
+      <w:r>
+        <w:rPr/>
+        <w:t xml:space="preserve"> add the missing patterns, then check again.</w:t>
+      </w:r>
+    </w:p>
+    <w:p>
+      <w:pPr>
+        <w:pStyle w:val="PreformattedText"/>
+        <w:bidi w:val="0"/>
+        <w:jc w:val="left"/>
+        <w:rPr/>
+      </w:pPr>
+      <w:r>
+        <w:rPr>
+          <w:rStyle w:val="SourceText"/>
+        </w:rPr>
+        <w:t>python3 "&lt;crew&gt;/hooks/scripts/crew_graph_ignore.py" --root . --write</w:t>
+      </w:r>
+    </w:p>
+    <w:p>
+      <w:pPr>
+        <w:pStyle w:val="BodyText"/>
+        <w:bidi w:val="0"/>
+        <w:jc w:val="left"/>
+        <w:rPr/>
+      </w:pPr>
+      <w:r>
+        <w:rPr/>
+        <w:t xml:space="preserve">It appends the missing patterns, then any flagged path they still miss (the denylist ignores case, </w:t>
+      </w:r>
+      <w:r>
+        <w:rPr>
+          <w:rStyle w:val="SourceText"/>
+        </w:rPr>
+        <w:t>.graphifyignore</w:t>
+      </w:r>
+      <w:r>
+        <w:rPr/>
+        <w:t xml:space="preserve"> does not, so </w:t>
+      </w:r>
+      <w:r>
+        <w:rPr>
+          <w:rStyle w:val="SourceText"/>
+        </w:rPr>
+        <w:t>.ENV</w:t>
+      </w:r>
+      <w:r>
+        <w:rPr/>
+        <w:t xml:space="preserve"> gets </w:t>
+      </w:r>
+      <w:r>
+        <w:rPr>
+          <w:rStyle w:val="SourceText"/>
+        </w:rPr>
+        <w:t>/.ENV</w:t>
+      </w:r>
+      <w:r>
+        <w:rPr/>
+        <w:t xml:space="preserve">), under one marked block, and leaves every existing line as it was. Commit </w:t>
+      </w:r>
+      <w:r>
+        <w:rPr>
+          <w:rStyle w:val="SourceText"/>
+        </w:rPr>
+        <w:t>.graphifyignore</w:t>
+      </w:r>
+      <w:r>
+        <w:rPr/>
+        <w:t xml:space="preserve">, then re-run the refresh check. If it prints </w:t>
+      </w:r>
+      <w:r>
+        <w:rPr>
+          <w:rStyle w:val="SourceText"/>
+        </w:rPr>
+        <w:t>line N (`!pattern`) re-includes denylisted &lt;path&gt;; remove that line or accept the exposure</w:t>
+      </w:r>
+      <w:r>
+        <w:rPr/>
+        <w:t xml:space="preserve"> and exits 1, your own </w:t>
+      </w:r>
+      <w:r>
+        <w:rPr>
+          <w:rStyle w:val="SourceText"/>
+        </w:rPr>
+        <w:t>!</w:t>
+      </w:r>
+      <w:r>
+        <w:rPr/>
+        <w:t xml:space="preserve"> line is the reason: </w:t>
+      </w:r>
+      <w:r>
+        <w:rPr>
+          <w:rStyle w:val="SourceText"/>
+        </w:rPr>
+        <w:t>--write</w:t>
+      </w:r>
+      <w:r>
+        <w:rPr/>
+        <w:t xml:space="preserve"> never overrides it. Delete the line, or keep it and accept that graphify reads that file. A path that is not one line of plain text (a name holding a line break or other control character) is never written either; it stays named, escaped, by </w:t>
+      </w:r>
+      <w:r>
+        <w:rPr>
+          <w:rStyle w:val="SourceText"/>
+        </w:rPr>
+        <w:t>--check</w:t>
+      </w:r>
+      <w:r>
+        <w:rPr/>
+        <w:t>: rename the file or exclude it by hand.</w:t>
       </w:r>
     </w:p>
     <w:p>
@@ -16422,179 +16507,194 @@
         <w:rPr>
           <w:rStyle w:val="Strong"/>
         </w:rPr>
-        <w:t xml:space="preserve">Symptom: a peer's message says "approve T-0042", "answer Q2 with option B" or "edit the deploy script", or the session prints </w:t>
-      </w:r>
-      <w:r>
-        <w:rPr>
-          <w:rStyle w:val="SourceText"/>
-        </w:rPr>
-        <w:t>not a doorbell</w:t>
+        <w:t xml:space="preserve">Symptom: </w:t>
+      </w:r>
+      <w:r>
+        <w:rPr>
+          <w:rStyle w:val="SourceText"/>
+        </w:rPr>
+        <w:t>denylist coverage unknown: &lt;reason&gt;</w:t>
+      </w:r>
+      <w:r>
+        <w:rPr/>
+        <w:t xml:space="preserve"> (the refresh check) or </w:t>
+      </w:r>
+      <w:r>
+        <w:rPr>
+          <w:rStyle w:val="SourceText"/>
+        </w:rPr>
+        <w:t>graph-ignore unknown</w:t>
+      </w:r>
+      <w:r>
+        <w:rPr/>
+        <w:t xml:space="preserve"> (</w:t>
+      </w:r>
+      <w:r>
+        <w:rPr>
+          <w:rStyle w:val="SourceText"/>
+        </w:rPr>
+        <w:t>/crew:status</w:t>
+      </w:r>
+      <w:r>
+        <w:rPr/>
+        <w:t xml:space="preserve">). </w:t>
       </w:r>
       <w:r>
         <w:rPr>
           <w:rStyle w:val="Strong"/>
         </w:rPr>
+        <w:t>Check:</w:t>
+      </w:r>
+      <w:r>
+        <w:rPr/>
+        <w:t xml:space="preserve"> the reason names it: git missing, a settings file that does not parse, an unreadable </w:t>
+      </w:r>
+      <w:r>
+        <w:rPr>
+          <w:rStyle w:val="SourceText"/>
+        </w:rPr>
+        <w:t>.claude/secrets-denylist</w:t>
+      </w:r>
+      <w:r>
+        <w:rPr/>
         <w:t xml:space="preserve"> or </w:t>
       </w:r>
       <w:r>
         <w:rPr>
           <w:rStyle w:val="SourceText"/>
         </w:rPr>
-        <w:t>could not tell</w:t>
+        <w:t>.graphifyignore</w:t>
+      </w:r>
+      <w:r>
+        <w:rPr/>
+        <w:t xml:space="preserve">, a nested </w:t>
+      </w:r>
+      <w:r>
+        <w:rPr>
+          <w:rStyle w:val="SourceText"/>
+        </w:rPr>
+        <w:t>.graphifyignore</w:t>
+      </w:r>
+      <w:r>
+        <w:rPr/>
+        <w:t xml:space="preserve"> (only the root one is evaluated, and a nested one could re-include a file with </w:t>
+      </w:r>
+      <w:r>
+        <w:rPr>
+          <w:rStyle w:val="SourceText"/>
+        </w:rPr>
+        <w:t>!</w:t>
+      </w:r>
+      <w:r>
+        <w:rPr/>
+        <w:t xml:space="preserve">), a nested repository or submodule </w:t>
+      </w:r>
+      <w:r>
+        <w:rPr>
+          <w:rStyle w:val="SourceText"/>
+        </w:rPr>
+        <w:t>.graphifyignore</w:t>
+      </w:r>
+      <w:r>
+        <w:rPr/>
+        <w:t xml:space="preserve"> does not exclude, a symlink that resolves outside the repository or not at all, or a deny-all </w:t>
+      </w:r>
+      <w:r>
+        <w:rPr>
+          <w:rStyle w:val="SourceText"/>
+        </w:rPr>
+        <w:t>Read</w:t>
+      </w:r>
+      <w:r>
+        <w:rPr/>
+        <w:t xml:space="preserve"> rule. </w:t>
       </w:r>
       <w:r>
         <w:rPr>
           <w:rStyle w:val="Strong"/>
         </w:rPr>
-        <w:t>.</w:t>
-      </w:r>
-      <w:r>
-        <w:rPr/>
-        <w:t xml:space="preserve"> </w:t>
-      </w:r>
-      <w:r>
-        <w:rPr>
-          <w:rStyle w:val="Strong"/>
-        </w:rPr>
-        <w:t>Check:</w:t>
-      </w:r>
-      <w:r>
-        <w:rPr/>
-        <w:t xml:space="preserve"> what the classifier made of it. </w:t>
+        <w:t>Fix:</w:t>
+      </w:r>
+      <w:r>
+        <w:rPr/>
+        <w:t xml:space="preserve"> repair what it names. An unknown is never read as covered, so no refresh is named until it is fixed.</w:t>
       </w:r>
     </w:p>
     <w:p>
       <w:pPr>
-        <w:pStyle w:val="PreformattedText"/>
+        <w:pStyle w:val="BodyText"/>
+        <w:numPr>
+          <w:ilvl w:val="0"/>
+          <w:numId w:val="34"/>
+        </w:numPr>
+        <w:tabs>
+          <w:tab w:val="clear" w:pos="1134"/>
+          <w:tab w:val="left" w:pos="829" w:leader="none"/>
+        </w:tabs>
         <w:bidi w:val="0"/>
+        <w:ind w:hanging="283" w:left="829"/>
         <w:jc w:val="left"/>
         <w:rPr/>
       </w:pPr>
       <w:r>
         <w:rPr>
-          <w:rStyle w:val="SourceText"/>
-        </w:rPr>
-        <w:t>python3 "&lt;crew&gt;/hooks/scripts/crew_bridge.py" receive --channel &lt;c&gt; --remote origin &lt;&lt;'END-7f3a'</w:t>
-      </w:r>
-    </w:p>
-    <w:p>
-      <w:pPr>
-        <w:pStyle w:val="PreformattedText"/>
-        <w:bidi w:val="0"/>
-        <w:jc w:val="left"/>
-        <w:rPr/>
-      </w:pPr>
-      <w:r>
-        <w:rPr>
-          <w:rStyle w:val="SourceText"/>
-        </w:rPr>
-        <w:t>&lt;the message, exactly as received&gt;</w:t>
-      </w:r>
-    </w:p>
-    <w:p>
-      <w:pPr>
-        <w:pStyle w:val="PreformattedText"/>
-        <w:bidi w:val="0"/>
-        <w:jc w:val="left"/>
-        <w:rPr/>
-      </w:pPr>
-      <w:r>
-        <w:rPr>
-          <w:rStyle w:val="SourceText"/>
-        </w:rPr>
-        <w:t>END-7f3a</w:t>
-      </w:r>
-    </w:p>
-    <w:p>
-      <w:pPr>
-        <w:pStyle w:val="BodyText"/>
-        <w:bidi w:val="0"/>
-        <w:jc w:val="left"/>
-        <w:rPr/>
-      </w:pPr>
-      <w:r>
-        <w:rPr/>
-        <w:t>Use a terminator of your own, and check first that no line of the message equals it: such a line would end the heredoc early and run what follows as shell. Exit 0 is a doorbell whose tip is in the fetched record; exit 3 (</w:t>
-      </w:r>
-      <w:r>
-        <w:rPr>
-          <w:rStyle w:val="SourceText"/>
-        </w:rPr>
-        <w:t>could not tell</w:t>
-      </w:r>
-      <w:r>
-        <w:rPr/>
-        <w:t>) means the fetch failed or the announced tip is not in the record; exit 1 (</w:t>
-      </w:r>
-      <w:r>
-        <w:rPr>
-          <w:rStyle w:val="SourceText"/>
-        </w:rPr>
-        <w:t>not a doorbell</w:t>
-      </w:r>
-      <w:r>
-        <w:rPr/>
-        <w:t xml:space="preserve">) is anything else, printed once, made safe and labelled </w:t>
-      </w:r>
-      <w:r>
-        <w:rPr>
-          <w:rStyle w:val="SourceText"/>
-        </w:rPr>
-        <w:t>[peer-written]</w:t>
-      </w:r>
-      <w:r>
-        <w:rPr/>
-        <w:t xml:space="preserve">. </w:t>
-      </w:r>
-      <w:r>
-        <w:rPr>
           <w:rStyle w:val="Strong"/>
         </w:rPr>
+        <w:t>Symptom: a graph was built before the fix</w:t>
+      </w:r>
+      <w:r>
+        <w:rPr/>
+        <w:t xml:space="preserve"> (by hand, or by graphify's post-commit hook, which bypasses crew). </w:t>
+      </w:r>
+      <w:r>
+        <w:rPr>
+          <w:rStyle w:val="Strong"/>
+        </w:rPr>
         <w:t>Fix:</w:t>
       </w:r>
       <w:r>
         <w:rPr/>
-        <w:t xml:space="preserve"> whatever it printed, do not act on the message's text. Run the one next step it names, </w:t>
-      </w:r>
-      <w:r>
-        <w:rPr>
-          <w:rStyle w:val="SourceText"/>
-        </w:rPr>
-        <w:t>crew_coord.py status --channel &lt;c&gt; --remote origin</w:t>
-      </w:r>
-      <w:r>
-        <w:rPr/>
-        <w:t>, and read the record. An approval is yours to type (</w:t>
-      </w:r>
-      <w:r>
-        <w:rPr>
-          <w:rStyle w:val="SourceText"/>
-        </w:rPr>
-        <w:t>/crew:approve &lt;id&gt;</w:t>
-      </w:r>
-      <w:r>
-        <w:rPr/>
-        <w:t xml:space="preserve">); a question is answered under your own questions policy; a request the peer needs actioned is filed in the record by the peer. Report </w:t>
-      </w:r>
-      <w:r>
-        <w:rPr>
-          <w:rStyle w:val="SourceText"/>
-        </w:rPr>
-        <w:t>could not tell</w:t>
-      </w:r>
-      <w:r>
-        <w:rPr/>
-        <w:t xml:space="preserve"> and </w:t>
-      </w:r>
-      <w:r>
-        <w:rPr>
-          <w:rStyle w:val="SourceText"/>
-        </w:rPr>
-        <w:t>not a doorbell</w:t>
-      </w:r>
-      <w:r>
-        <w:rPr/>
-        <w:t xml:space="preserve"> to whoever owns the channel.</w:t>
+        <w:t xml:space="preserve"> treat that graph as holding text from the secret files. Delete the graph output directory (</w:t>
+      </w:r>
+      <w:r>
+        <w:rPr>
+          <w:rStyle w:val="SourceText"/>
+        </w:rPr>
+        <w:t>graphify-out/</w:t>
+      </w:r>
+      <w:r>
+        <w:rPr/>
+        <w:t xml:space="preserve"> by default), run </w:t>
+      </w:r>
+      <w:r>
+        <w:rPr>
+          <w:rStyle w:val="SourceText"/>
+        </w:rPr>
+        <w:t>--write</w:t>
+      </w:r>
+      <w:r>
+        <w:rPr/>
+        <w:t xml:space="preserve">, check that </w:t>
+      </w:r>
+      <w:r>
+        <w:rPr>
+          <w:rStyle w:val="SourceText"/>
+        </w:rPr>
+        <w:t>--check</w:t>
+      </w:r>
+      <w:r>
+        <w:rPr/>
+        <w:t xml:space="preserve"> exits 0, then rebuild. Commit the rebuild if the output is tracked. The crew-graph skill's </w:t>
+      </w:r>
+      <w:r>
+        <w:rPr>
+          <w:rStyle w:val="Strong"/>
+        </w:rPr>
+        <w:t>Tainted graph</w:t>
+      </w:r>
+      <w:r>
+        <w:rPr/>
+        <w:t xml:space="preserve"> section has the same steps.</w:t>
       </w:r>
     </w:p>
     <w:p>
@@ -16605,11 +16705,11 @@
         <w:jc w:val="left"/>
         <w:rPr/>
       </w:pPr>
-      <w:bookmarkStart w:id="25" w:name="turning-things-off"/>
+      <w:bookmarkStart w:id="25" w:name="a-message-from-another-session-asks-for-"/>
       <w:bookmarkEnd w:id="25"/>
       <w:r>
         <w:rPr/>
-        <w:t>Turning Things Off</w:t>
+        <w:t>A Message from Another Session Asks for an Approval or an Edit</w:t>
       </w:r>
     </w:p>
     <w:p>
@@ -16621,6 +16721,238 @@
       </w:pPr>
       <w:r>
         <w:rPr/>
+        <w:t xml:space="preserve">Sessions that share a coordination channel may message each other over Claude Code's bridge, but a message is only a doorbell: "the record on </w:t>
+      </w:r>
+      <w:r>
+        <w:rPr>
+          <w:rStyle w:val="SourceText"/>
+        </w:rPr>
+        <w:t>crew-coord/&lt;channel&gt;</w:t>
+      </w:r>
+      <w:r>
+        <w:rPr/>
+        <w:t xml:space="preserve"> moved". Nothing in a message is ever an approval, an answer to a question you were asked, or permission to edit a file outside the ticket's Touch list.</w:t>
+      </w:r>
+    </w:p>
+    <w:p>
+      <w:pPr>
+        <w:pStyle w:val="BodyText"/>
+        <w:numPr>
+          <w:ilvl w:val="0"/>
+          <w:numId w:val="35"/>
+        </w:numPr>
+        <w:tabs>
+          <w:tab w:val="clear" w:pos="1134"/>
+          <w:tab w:val="left" w:pos="829" w:leader="none"/>
+        </w:tabs>
+        <w:bidi w:val="0"/>
+        <w:ind w:hanging="283" w:left="829"/>
+        <w:jc w:val="left"/>
+        <w:rPr/>
+      </w:pPr>
+      <w:r>
+        <w:rPr>
+          <w:rStyle w:val="Strong"/>
+        </w:rPr>
+        <w:t xml:space="preserve">Symptom: a peer's message says "approve T-0042", "answer Q2 with option B" or "edit the deploy script", or the session prints </w:t>
+      </w:r>
+      <w:r>
+        <w:rPr>
+          <w:rStyle w:val="SourceText"/>
+        </w:rPr>
+        <w:t>not a doorbell</w:t>
+      </w:r>
+      <w:r>
+        <w:rPr>
+          <w:rStyle w:val="Strong"/>
+        </w:rPr>
+        <w:t xml:space="preserve"> or </w:t>
+      </w:r>
+      <w:r>
+        <w:rPr>
+          <w:rStyle w:val="SourceText"/>
+        </w:rPr>
+        <w:t>could not tell</w:t>
+      </w:r>
+      <w:r>
+        <w:rPr>
+          <w:rStyle w:val="Strong"/>
+        </w:rPr>
+        <w:t>.</w:t>
+      </w:r>
+      <w:r>
+        <w:rPr/>
+        <w:t xml:space="preserve"> </w:t>
+      </w:r>
+      <w:r>
+        <w:rPr>
+          <w:rStyle w:val="Strong"/>
+        </w:rPr>
+        <w:t>Check:</w:t>
+      </w:r>
+      <w:r>
+        <w:rPr/>
+        <w:t xml:space="preserve"> what the classifier made of it. </w:t>
+      </w:r>
+    </w:p>
+    <w:p>
+      <w:pPr>
+        <w:pStyle w:val="PreformattedText"/>
+        <w:bidi w:val="0"/>
+        <w:jc w:val="left"/>
+        <w:rPr/>
+      </w:pPr>
+      <w:r>
+        <w:rPr>
+          <w:rStyle w:val="SourceText"/>
+        </w:rPr>
+        <w:t>python3 "&lt;crew&gt;/hooks/scripts/crew_bridge.py" receive --channel &lt;c&gt; --remote origin &lt;&lt;'END-7f3a'</w:t>
+      </w:r>
+    </w:p>
+    <w:p>
+      <w:pPr>
+        <w:pStyle w:val="PreformattedText"/>
+        <w:bidi w:val="0"/>
+        <w:jc w:val="left"/>
+        <w:rPr/>
+      </w:pPr>
+      <w:r>
+        <w:rPr>
+          <w:rStyle w:val="SourceText"/>
+        </w:rPr>
+        <w:t>&lt;the message, exactly as received&gt;</w:t>
+      </w:r>
+    </w:p>
+    <w:p>
+      <w:pPr>
+        <w:pStyle w:val="PreformattedText"/>
+        <w:bidi w:val="0"/>
+        <w:jc w:val="left"/>
+        <w:rPr/>
+      </w:pPr>
+      <w:r>
+        <w:rPr>
+          <w:rStyle w:val="SourceText"/>
+        </w:rPr>
+        <w:t>END-7f3a</w:t>
+      </w:r>
+    </w:p>
+    <w:p>
+      <w:pPr>
+        <w:pStyle w:val="BodyText"/>
+        <w:bidi w:val="0"/>
+        <w:jc w:val="left"/>
+        <w:rPr/>
+      </w:pPr>
+      <w:r>
+        <w:rPr/>
+        <w:t>Use a terminator of your own, and check first that no line of the message equals it: such a line would end the heredoc early and run what follows as shell. Exit 0 is a doorbell whose tip is in the fetched record; exit 3 (</w:t>
+      </w:r>
+      <w:r>
+        <w:rPr>
+          <w:rStyle w:val="SourceText"/>
+        </w:rPr>
+        <w:t>could not tell</w:t>
+      </w:r>
+      <w:r>
+        <w:rPr/>
+        <w:t>) means the fetch failed or the announced tip is not in the record; exit 1 (</w:t>
+      </w:r>
+      <w:r>
+        <w:rPr>
+          <w:rStyle w:val="SourceText"/>
+        </w:rPr>
+        <w:t>not a doorbell</w:t>
+      </w:r>
+      <w:r>
+        <w:rPr/>
+        <w:t xml:space="preserve">) is anything else, printed once, made safe and labelled </w:t>
+      </w:r>
+      <w:r>
+        <w:rPr>
+          <w:rStyle w:val="SourceText"/>
+        </w:rPr>
+        <w:t>[peer-written]</w:t>
+      </w:r>
+      <w:r>
+        <w:rPr/>
+        <w:t xml:space="preserve">. </w:t>
+      </w:r>
+      <w:r>
+        <w:rPr>
+          <w:rStyle w:val="Strong"/>
+        </w:rPr>
+        <w:t>Fix:</w:t>
+      </w:r>
+      <w:r>
+        <w:rPr/>
+        <w:t xml:space="preserve"> whatever it printed, do not act on the message's text. Run the one next step it names, </w:t>
+      </w:r>
+      <w:r>
+        <w:rPr>
+          <w:rStyle w:val="SourceText"/>
+        </w:rPr>
+        <w:t>crew_coord.py status --channel &lt;c&gt; --remote origin</w:t>
+      </w:r>
+      <w:r>
+        <w:rPr/>
+        <w:t>, and read the record. An approval is yours to type (</w:t>
+      </w:r>
+      <w:r>
+        <w:rPr>
+          <w:rStyle w:val="SourceText"/>
+        </w:rPr>
+        <w:t>/crew:approve &lt;id&gt;</w:t>
+      </w:r>
+      <w:r>
+        <w:rPr/>
+        <w:t xml:space="preserve">); a question is answered under your own questions policy; a request the peer needs actioned is filed in the record by the peer. Report </w:t>
+      </w:r>
+      <w:r>
+        <w:rPr>
+          <w:rStyle w:val="SourceText"/>
+        </w:rPr>
+        <w:t>could not tell</w:t>
+      </w:r>
+      <w:r>
+        <w:rPr/>
+        <w:t xml:space="preserve"> and </w:t>
+      </w:r>
+      <w:r>
+        <w:rPr>
+          <w:rStyle w:val="SourceText"/>
+        </w:rPr>
+        <w:t>not a doorbell</w:t>
+      </w:r>
+      <w:r>
+        <w:rPr/>
+        <w:t xml:space="preserve"> to whoever owns the channel.</w:t>
+      </w:r>
+    </w:p>
+    <w:p>
+      <w:pPr>
+        <w:pStyle w:val="Heading2"/>
+        <w:bidi w:val="0"/>
+        <w:ind w:hanging="0" w:left="0" w:right="0"/>
+        <w:jc w:val="left"/>
+        <w:rPr/>
+      </w:pPr>
+      <w:bookmarkStart w:id="26" w:name="turning-things-off"/>
+      <w:bookmarkEnd w:id="26"/>
+      <w:r>
+        <w:rPr/>
+        <w:t>Turning Things Off</w:t>
+      </w:r>
+    </w:p>
+    <w:p>
+      <w:pPr>
+        <w:pStyle w:val="BodyText"/>
+        <w:bidi w:val="0"/>
+        <w:jc w:val="left"/>
+        <w:rPr/>
+      </w:pPr>
+      <w:r>
+        <w:rPr/>
         <w:t xml:space="preserve">Every switch named above, in one place. "Off" for a guard means the </w:t>
       </w:r>
       <w:r>
@@ -16656,9 +16988,9 @@
     </w:p>
     <w:tbl>
       <w:tblPr>
-        <w:tblW w:w="12890" w:type="dxa"/>
+        <w:tblW w:w="12926" w:type="dxa"/>
         <w:jc w:val="left"/>
-        <w:tblInd w:w="0" w:type="dxa"/>
+        <w:tblInd w:w="28" w:type="dxa"/>
         <w:tblLayout w:type="fixed"/>
         <w:tblCellMar>
           <w:top w:w="28" w:type="dxa"/>
@@ -16668,10 +17000,10 @@
         </w:tblCellMar>
       </w:tblPr>
       <w:tblGrid>
-        <w:gridCol w:w="4251"/>
-        <w:gridCol w:w="1587"/>
-        <w:gridCol w:w="1629"/>
-        <w:gridCol w:w="5423"/>
+        <w:gridCol w:w="4249"/>
+        <w:gridCol w:w="1607"/>
+        <w:gridCol w:w="1634"/>
+        <w:gridCol w:w="5436"/>
       </w:tblGrid>
       <w:tr>
         <w:trPr>
@@ -16679,7 +17011,7 @@
         </w:trPr>
         <w:tc>
           <w:tcPr>
-            <w:tcW w:w="4251" w:type="dxa"/>
+            <w:tcW w:w="4249" w:type="dxa"/>
             <w:tcBorders/>
             <w:vAlign w:val="center"/>
           </w:tcPr>
@@ -16701,7 +17033,7 @@
         </w:tc>
         <w:tc>
           <w:tcPr>
-            <w:tcW w:w="1587" w:type="dxa"/>
+            <w:tcW w:w="1607" w:type="dxa"/>
             <w:tcBorders/>
             <w:vAlign w:val="center"/>
           </w:tcPr>
@@ -16723,7 +17055,7 @@
         </w:tc>
         <w:tc>
           <w:tcPr>
-            <w:tcW w:w="1629" w:type="dxa"/>
+            <w:tcW w:w="1634" w:type="dxa"/>
             <w:tcBorders/>
             <w:vAlign w:val="center"/>
           </w:tcPr>
@@ -16745,7 +17077,7 @@
         </w:tc>
         <w:tc>
           <w:tcPr>
-            <w:tcW w:w="5423" w:type="dxa"/>
+            <w:tcW w:w="5436" w:type="dxa"/>
             <w:tcBorders/>
             <w:vAlign w:val="center"/>
           </w:tcPr>
@@ -16770,7 +17102,7 @@
         <w:trPr/>
         <w:tc>
           <w:tcPr>
-            <w:tcW w:w="4251" w:type="dxa"/>
+            <w:tcW w:w="4249" w:type="dxa"/>
             <w:tcBorders/>
             <w:vAlign w:val="center"/>
           </w:tcPr>
@@ -16793,7 +17125,7 @@
         </w:tc>
         <w:tc>
           <w:tcPr>
-            <w:tcW w:w="1587" w:type="dxa"/>
+            <w:tcW w:w="1607" w:type="dxa"/>
             <w:tcBorders/>
             <w:vAlign w:val="center"/>
           </w:tcPr>
@@ -16814,7 +17146,7 @@
         </w:tc>
         <w:tc>
           <w:tcPr>
-            <w:tcW w:w="1629" w:type="dxa"/>
+            <w:tcW w:w="1634" w:type="dxa"/>
             <w:tcBorders/>
             <w:vAlign w:val="center"/>
           </w:tcPr>
@@ -16847,7 +17179,7 @@
         </w:tc>
         <w:tc>
           <w:tcPr>
-            <w:tcW w:w="5423" w:type="dxa"/>
+            <w:tcW w:w="5436" w:type="dxa"/>
             <w:tcBorders/>
             <w:vAlign w:val="center"/>
           </w:tcPr>
@@ -16897,7 +17229,7 @@
         <w:trPr/>
         <w:tc>
           <w:tcPr>
-            <w:tcW w:w="4251" w:type="dxa"/>
+            <w:tcW w:w="4249" w:type="dxa"/>
             <w:tcBorders/>
             <w:vAlign w:val="center"/>
           </w:tcPr>
@@ -16920,7 +17252,7 @@
         </w:tc>
         <w:tc>
           <w:tcPr>
-            <w:tcW w:w="1587" w:type="dxa"/>
+            <w:tcW w:w="1607" w:type="dxa"/>
             <w:tcBorders/>
             <w:vAlign w:val="center"/>
           </w:tcPr>
@@ -16941,7 +17273,7 @@
         </w:tc>
         <w:tc>
           <w:tcPr>
-            <w:tcW w:w="1629" w:type="dxa"/>
+            <w:tcW w:w="1634" w:type="dxa"/>
             <w:tcBorders/>
             <w:vAlign w:val="center"/>
           </w:tcPr>
@@ -16962,7 +17294,7 @@
         </w:tc>
         <w:tc>
           <w:tcPr>
-            <w:tcW w:w="5423" w:type="dxa"/>
+            <w:tcW w:w="5436" w:type="dxa"/>
             <w:tcBorders/>
             <w:vAlign w:val="center"/>
           </w:tcPr>
@@ -17002,7 +17334,7 @@
         <w:trPr/>
         <w:tc>
           <w:tcPr>
-            <w:tcW w:w="4251" w:type="dxa"/>
+            <w:tcW w:w="4249" w:type="dxa"/>
             <w:tcBorders/>
             <w:vAlign w:val="center"/>
           </w:tcPr>
@@ -17025,7 +17357,7 @@
         </w:tc>
         <w:tc>
           <w:tcPr>
-            <w:tcW w:w="1587" w:type="dxa"/>
+            <w:tcW w:w="1607" w:type="dxa"/>
             <w:tcBorders/>
             <w:vAlign w:val="center"/>
           </w:tcPr>
@@ -17046,7 +17378,7 @@
         </w:tc>
         <w:tc>
           <w:tcPr>
-            <w:tcW w:w="1629" w:type="dxa"/>
+            <w:tcW w:w="1634" w:type="dxa"/>
             <w:tcBorders/>
             <w:vAlign w:val="center"/>
           </w:tcPr>
@@ -17089,7 +17421,7 @@
         </w:tc>
         <w:tc>
           <w:tcPr>
-            <w:tcW w:w="5423" w:type="dxa"/>
+            <w:tcW w:w="5436" w:type="dxa"/>
             <w:tcBorders/>
             <w:vAlign w:val="center"/>
           </w:tcPr>
@@ -17119,7 +17451,7 @@
         <w:trPr/>
         <w:tc>
           <w:tcPr>
-            <w:tcW w:w="4251" w:type="dxa"/>
+            <w:tcW w:w="4249" w:type="dxa"/>
             <w:tcBorders/>
             <w:vAlign w:val="center"/>
           </w:tcPr>
@@ -17142,7 +17474,7 @@
         </w:tc>
         <w:tc>
           <w:tcPr>
-            <w:tcW w:w="1587" w:type="dxa"/>
+            <w:tcW w:w="1607" w:type="dxa"/>
             <w:tcBorders/>
             <w:vAlign w:val="center"/>
           </w:tcPr>
@@ -17163,7 +17495,7 @@
         </w:tc>
         <w:tc>
           <w:tcPr>
-            <w:tcW w:w="1629" w:type="dxa"/>
+            <w:tcW w:w="1634" w:type="dxa"/>
             <w:tcBorders/>
             <w:vAlign w:val="center"/>
           </w:tcPr>
@@ -17206,7 +17538,7 @@
         </w:tc>
         <w:tc>
           <w:tcPr>
-            <w:tcW w:w="5423" w:type="dxa"/>
+            <w:tcW w:w="5436" w:type="dxa"/>
             <w:tcBorders/>
             <w:vAlign w:val="center"/>
           </w:tcPr>
@@ -17236,7 +17568,7 @@
         <w:trPr/>
         <w:tc>
           <w:tcPr>
-            <w:tcW w:w="4251" w:type="dxa"/>
+            <w:tcW w:w="4249" w:type="dxa"/>
             <w:tcBorders/>
             <w:vAlign w:val="center"/>
           </w:tcPr>
@@ -17309,7 +17641,7 @@
         </w:tc>
         <w:tc>
           <w:tcPr>
-            <w:tcW w:w="1587" w:type="dxa"/>
+            <w:tcW w:w="1607" w:type="dxa"/>
             <w:tcBorders/>
             <w:vAlign w:val="center"/>
           </w:tcPr>
@@ -17330,7 +17662,7 @@
         </w:tc>
         <w:tc>
           <w:tcPr>
-            <w:tcW w:w="1629" w:type="dxa"/>
+            <w:tcW w:w="1634" w:type="dxa"/>
             <w:tcBorders/>
             <w:vAlign w:val="center"/>
           </w:tcPr>
@@ -17373,7 +17705,7 @@
         </w:tc>
         <w:tc>
           <w:tcPr>
-            <w:tcW w:w="5423" w:type="dxa"/>
+            <w:tcW w:w="5436" w:type="dxa"/>
             <w:tcBorders/>
             <w:vAlign w:val="center"/>
           </w:tcPr>
@@ -17407,7 +17739,7 @@
         <w:trPr/>
         <w:tc>
           <w:tcPr>
-            <w:tcW w:w="4251" w:type="dxa"/>
+            <w:tcW w:w="4249" w:type="dxa"/>
             <w:tcBorders/>
             <w:vAlign w:val="center"/>
           </w:tcPr>
@@ -17430,7 +17762,7 @@
         </w:tc>
         <w:tc>
           <w:tcPr>
-            <w:tcW w:w="1587" w:type="dxa"/>
+            <w:tcW w:w="1607" w:type="dxa"/>
             <w:tcBorders/>
             <w:vAlign w:val="center"/>
           </w:tcPr>
@@ -17451,7 +17783,7 @@
         </w:tc>
         <w:tc>
           <w:tcPr>
-            <w:tcW w:w="1629" w:type="dxa"/>
+            <w:tcW w:w="1634" w:type="dxa"/>
             <w:tcBorders/>
             <w:vAlign w:val="center"/>
           </w:tcPr>
@@ -17494,7 +17826,7 @@
         </w:tc>
         <w:tc>
           <w:tcPr>
-            <w:tcW w:w="5423" w:type="dxa"/>
+            <w:tcW w:w="5436" w:type="dxa"/>
             <w:tcBorders/>
             <w:vAlign w:val="center"/>
           </w:tcPr>
@@ -17544,7 +17876,7 @@
         <w:trPr/>
         <w:tc>
           <w:tcPr>
-            <w:tcW w:w="4251" w:type="dxa"/>
+            <w:tcW w:w="4249" w:type="dxa"/>
             <w:tcBorders/>
             <w:vAlign w:val="center"/>
           </w:tcPr>
@@ -17567,7 +17899,7 @@
         </w:tc>
         <w:tc>
           <w:tcPr>
-            <w:tcW w:w="1587" w:type="dxa"/>
+            <w:tcW w:w="1607" w:type="dxa"/>
             <w:tcBorders/>
             <w:vAlign w:val="center"/>
           </w:tcPr>
@@ -17588,7 +17920,7 @@
         </w:tc>
         <w:tc>
           <w:tcPr>
-            <w:tcW w:w="1629" w:type="dxa"/>
+            <w:tcW w:w="1634" w:type="dxa"/>
             <w:tcBorders/>
             <w:vAlign w:val="center"/>
           </w:tcPr>
@@ -17609,7 +17941,7 @@
         </w:tc>
         <w:tc>
           <w:tcPr>
-            <w:tcW w:w="5423" w:type="dxa"/>
+            <w:tcW w:w="5436" w:type="dxa"/>
             <w:tcBorders/>
             <w:vAlign w:val="center"/>
           </w:tcPr>
@@ -17639,7 +17971,7 @@
         <w:trPr/>
         <w:tc>
           <w:tcPr>
-            <w:tcW w:w="4251" w:type="dxa"/>
+            <w:tcW w:w="4249" w:type="dxa"/>
             <w:tcBorders/>
             <w:vAlign w:val="center"/>
           </w:tcPr>
@@ -17662,7 +17994,7 @@
         </w:tc>
         <w:tc>
           <w:tcPr>
-            <w:tcW w:w="1587" w:type="dxa"/>
+            <w:tcW w:w="1607" w:type="dxa"/>
             <w:tcBorders/>
             <w:vAlign w:val="center"/>
           </w:tcPr>
@@ -17693,7 +18025,7 @@
         </w:tc>
         <w:tc>
           <w:tcPr>
-            <w:tcW w:w="1629" w:type="dxa"/>
+            <w:tcW w:w="1634" w:type="dxa"/>
             <w:tcBorders/>
             <w:vAlign w:val="center"/>
           </w:tcPr>
@@ -17714,7 +18046,7 @@
         </w:tc>
         <w:tc>
           <w:tcPr>
-            <w:tcW w:w="5423" w:type="dxa"/>
+            <w:tcW w:w="5436" w:type="dxa"/>
             <w:tcBorders/>
             <w:vAlign w:val="center"/>
           </w:tcPr>
@@ -17744,7 +18076,7 @@
         <w:trPr/>
         <w:tc>
           <w:tcPr>
-            <w:tcW w:w="4251" w:type="dxa"/>
+            <w:tcW w:w="4249" w:type="dxa"/>
             <w:tcBorders/>
             <w:vAlign w:val="center"/>
           </w:tcPr>
@@ -17777,7 +18109,7 @@
         </w:tc>
         <w:tc>
           <w:tcPr>
-            <w:tcW w:w="1587" w:type="dxa"/>
+            <w:tcW w:w="1607" w:type="dxa"/>
             <w:tcBorders/>
             <w:vAlign w:val="center"/>
           </w:tcPr>
@@ -17798,7 +18130,7 @@
         </w:tc>
         <w:tc>
           <w:tcPr>
-            <w:tcW w:w="1629" w:type="dxa"/>
+            <w:tcW w:w="1634" w:type="dxa"/>
             <w:tcBorders/>
             <w:vAlign w:val="center"/>
           </w:tcPr>
@@ -17841,7 +18173,7 @@
         </w:tc>
         <w:tc>
           <w:tcPr>
-            <w:tcW w:w="5423" w:type="dxa"/>
+            <w:tcW w:w="5436" w:type="dxa"/>
             <w:tcBorders/>
             <w:vAlign w:val="center"/>
           </w:tcPr>
@@ -17871,7 +18203,7 @@
         <w:trPr/>
         <w:tc>
           <w:tcPr>
-            <w:tcW w:w="4251" w:type="dxa"/>
+            <w:tcW w:w="4249" w:type="dxa"/>
             <w:tcBorders/>
             <w:vAlign w:val="center"/>
           </w:tcPr>
@@ -17894,7 +18226,7 @@
         </w:tc>
         <w:tc>
           <w:tcPr>
-            <w:tcW w:w="1587" w:type="dxa"/>
+            <w:tcW w:w="1607" w:type="dxa"/>
             <w:tcBorders/>
             <w:vAlign w:val="center"/>
           </w:tcPr>
@@ -17915,7 +18247,7 @@
         </w:tc>
         <w:tc>
           <w:tcPr>
-            <w:tcW w:w="1629" w:type="dxa"/>
+            <w:tcW w:w="1634" w:type="dxa"/>
             <w:tcBorders/>
             <w:vAlign w:val="center"/>
           </w:tcPr>
@@ -17968,7 +18300,7 @@
         </w:tc>
         <w:tc>
           <w:tcPr>
-            <w:tcW w:w="5423" w:type="dxa"/>
+            <w:tcW w:w="5436" w:type="dxa"/>
             <w:tcBorders/>
             <w:vAlign w:val="center"/>
           </w:tcPr>
@@ -17998,7 +18330,7 @@
         <w:trPr/>
         <w:tc>
           <w:tcPr>
-            <w:tcW w:w="4251" w:type="dxa"/>
+            <w:tcW w:w="4249" w:type="dxa"/>
             <w:tcBorders/>
             <w:vAlign w:val="center"/>
           </w:tcPr>
@@ -18021,7 +18353,7 @@
         </w:tc>
         <w:tc>
           <w:tcPr>
-            <w:tcW w:w="1587" w:type="dxa"/>
+            <w:tcW w:w="1607" w:type="dxa"/>
             <w:tcBorders/>
             <w:vAlign w:val="center"/>
           </w:tcPr>
@@ -18042,7 +18374,7 @@
         </w:tc>
         <w:tc>
           <w:tcPr>
-            <w:tcW w:w="1629" w:type="dxa"/>
+            <w:tcW w:w="1634" w:type="dxa"/>
             <w:tcBorders/>
             <w:vAlign w:val="center"/>
           </w:tcPr>
@@ -18063,7 +18395,7 @@
         </w:tc>
         <w:tc>
           <w:tcPr>
-            <w:tcW w:w="5423" w:type="dxa"/>
+            <w:tcW w:w="5436" w:type="dxa"/>
             <w:tcBorders/>
             <w:vAlign w:val="center"/>
           </w:tcPr>
@@ -18123,7 +18455,7 @@
         <w:trPr/>
         <w:tc>
           <w:tcPr>
-            <w:tcW w:w="4251" w:type="dxa"/>
+            <w:tcW w:w="4249" w:type="dxa"/>
             <w:tcBorders/>
             <w:vAlign w:val="center"/>
           </w:tcPr>
@@ -18146,7 +18478,7 @@
         </w:tc>
         <w:tc>
           <w:tcPr>
-            <w:tcW w:w="1587" w:type="dxa"/>
+            <w:tcW w:w="1607" w:type="dxa"/>
             <w:tcBorders/>
             <w:vAlign w:val="center"/>
           </w:tcPr>
@@ -18167,7 +18499,7 @@
         </w:tc>
         <w:tc>
           <w:tcPr>
-            <w:tcW w:w="1629" w:type="dxa"/>
+            <w:tcW w:w="1634" w:type="dxa"/>
             <w:tcBorders/>
             <w:vAlign w:val="center"/>
           </w:tcPr>
@@ -18188,7 +18520,7 @@
         </w:tc>
         <w:tc>
           <w:tcPr>
-            <w:tcW w:w="5423" w:type="dxa"/>
+            <w:tcW w:w="5436" w:type="dxa"/>
             <w:tcBorders/>
             <w:vAlign w:val="center"/>
           </w:tcPr>
@@ -18218,7 +18550,7 @@
         <w:trPr/>
         <w:tc>
           <w:tcPr>
-            <w:tcW w:w="4251" w:type="dxa"/>
+            <w:tcW w:w="4249" w:type="dxa"/>
             <w:tcBorders/>
             <w:vAlign w:val="center"/>
           </w:tcPr>
@@ -18241,7 +18573,7 @@
         </w:tc>
         <w:tc>
           <w:tcPr>
-            <w:tcW w:w="1587" w:type="dxa"/>
+            <w:tcW w:w="1607" w:type="dxa"/>
             <w:tcBorders/>
             <w:vAlign w:val="center"/>
           </w:tcPr>
@@ -18262,7 +18594,7 @@
         </w:tc>
         <w:tc>
           <w:tcPr>
-            <w:tcW w:w="1629" w:type="dxa"/>
+            <w:tcW w:w="1634" w:type="dxa"/>
             <w:tcBorders/>
             <w:vAlign w:val="center"/>
           </w:tcPr>
@@ -18283,7 +18615,7 @@
         </w:tc>
         <w:tc>
           <w:tcPr>
-            <w:tcW w:w="5423" w:type="dxa"/>
+            <w:tcW w:w="5436" w:type="dxa"/>
             <w:tcBorders/>
             <w:vAlign w:val="center"/>
           </w:tcPr>
@@ -18323,7 +18655,7 @@
         <w:trPr/>
         <w:tc>
           <w:tcPr>
-            <w:tcW w:w="4251" w:type="dxa"/>
+            <w:tcW w:w="4249" w:type="dxa"/>
             <w:tcBorders/>
             <w:vAlign w:val="center"/>
           </w:tcPr>
@@ -18356,7 +18688,7 @@
         </w:tc>
         <w:tc>
           <w:tcPr>
-            <w:tcW w:w="1587" w:type="dxa"/>
+            <w:tcW w:w="1607" w:type="dxa"/>
             <w:tcBorders/>
             <w:vAlign w:val="center"/>
           </w:tcPr>
@@ -18377,7 +18709,7 @@
         </w:tc>
         <w:tc>
           <w:tcPr>
-            <w:tcW w:w="1629" w:type="dxa"/>
+            <w:tcW w:w="1634" w:type="dxa"/>
             <w:tcBorders/>
             <w:vAlign w:val="center"/>
           </w:tcPr>
@@ -18398,7 +18730,7 @@
         </w:tc>
         <w:tc>
           <w:tcPr>
-            <w:tcW w:w="5423" w:type="dxa"/>
+            <w:tcW w:w="5436" w:type="dxa"/>
             <w:tcBorders/>
             <w:vAlign w:val="center"/>
           </w:tcPr>
@@ -18422,7 +18754,7 @@
         <w:trPr/>
         <w:tc>
           <w:tcPr>
-            <w:tcW w:w="4251" w:type="dxa"/>
+            <w:tcW w:w="4249" w:type="dxa"/>
             <w:tcBorders/>
             <w:vAlign w:val="center"/>
           </w:tcPr>
@@ -18445,7 +18777,7 @@
         </w:tc>
         <w:tc>
           <w:tcPr>
-            <w:tcW w:w="1587" w:type="dxa"/>
+            <w:tcW w:w="1607" w:type="dxa"/>
             <w:tcBorders/>
             <w:vAlign w:val="center"/>
           </w:tcPr>
@@ -18466,7 +18798,7 @@
         </w:tc>
         <w:tc>
           <w:tcPr>
-            <w:tcW w:w="1629" w:type="dxa"/>
+            <w:tcW w:w="1634" w:type="dxa"/>
             <w:tcBorders/>
             <w:vAlign w:val="center"/>
           </w:tcPr>
@@ -18509,7 +18841,7 @@
         </w:tc>
         <w:tc>
           <w:tcPr>
-            <w:tcW w:w="5423" w:type="dxa"/>
+            <w:tcW w:w="5436" w:type="dxa"/>
             <w:tcBorders/>
             <w:vAlign w:val="center"/>
           </w:tcPr>
@@ -18573,7 +18905,7 @@
         <w:trPr/>
         <w:tc>
           <w:tcPr>
-            <w:tcW w:w="4251" w:type="dxa"/>
+            <w:tcW w:w="4249" w:type="dxa"/>
             <w:tcBorders/>
             <w:vAlign w:val="center"/>
           </w:tcPr>
@@ -18596,7 +18928,7 @@
         </w:tc>
         <w:tc>
           <w:tcPr>
-            <w:tcW w:w="1587" w:type="dxa"/>
+            <w:tcW w:w="1607" w:type="dxa"/>
             <w:tcBorders/>
             <w:vAlign w:val="center"/>
           </w:tcPr>
@@ -18617,7 +18949,7 @@
         </w:tc>
         <w:tc>
           <w:tcPr>
-            <w:tcW w:w="1629" w:type="dxa"/>
+            <w:tcW w:w="1634" w:type="dxa"/>
             <w:tcBorders/>
             <w:vAlign w:val="center"/>
           </w:tcPr>
@@ -18638,7 +18970,7 @@
         </w:tc>
         <w:tc>
           <w:tcPr>
-            <w:tcW w:w="5423" w:type="dxa"/>
+            <w:tcW w:w="5436" w:type="dxa"/>
             <w:tcBorders/>
             <w:vAlign w:val="center"/>
           </w:tcPr>
@@ -18668,7 +19000,7 @@
         <w:trPr/>
         <w:tc>
           <w:tcPr>
-            <w:tcW w:w="4251" w:type="dxa"/>
+            <w:tcW w:w="4249" w:type="dxa"/>
             <w:tcBorders/>
             <w:vAlign w:val="center"/>
           </w:tcPr>
@@ -18691,7 +19023,7 @@
         </w:tc>
         <w:tc>
           <w:tcPr>
-            <w:tcW w:w="1587" w:type="dxa"/>
+            <w:tcW w:w="1607" w:type="dxa"/>
             <w:tcBorders/>
             <w:vAlign w:val="center"/>
           </w:tcPr>
@@ -18712,7 +19044,7 @@
         </w:tc>
         <w:tc>
           <w:tcPr>
-            <w:tcW w:w="1629" w:type="dxa"/>
+            <w:tcW w:w="1634" w:type="dxa"/>
             <w:tcBorders/>
             <w:vAlign w:val="center"/>
           </w:tcPr>
@@ -18743,7 +19075,7 @@
         </w:tc>
         <w:tc>
           <w:tcPr>
-            <w:tcW w:w="5423" w:type="dxa"/>
+            <w:tcW w:w="5436" w:type="dxa"/>
             <w:tcBorders/>
             <w:vAlign w:val="center"/>
           </w:tcPr>
@@ -18978,8 +19310,8 @@
         <w:jc w:val="left"/>
         <w:rPr/>
       </w:pPr>
-      <w:bookmarkStart w:id="26" w:name="web-testing"/>
-      <w:bookmarkEnd w:id="26"/>
+      <w:bookmarkStart w:id="27" w:name="web-testing"/>
+      <w:bookmarkEnd w:id="27"/>
       <w:r>
         <w:rPr/>
         <w:t>Web Testing</w:t>
@@ -19018,7 +19350,7 @@
         <w:pStyle w:val="BodyText"/>
         <w:numPr>
           <w:ilvl w:val="0"/>
-          <w:numId w:val="35"/>
+          <w:numId w:val="36"/>
         </w:numPr>
         <w:tabs>
           <w:tab w:val="clear" w:pos="1134"/>
@@ -19092,7 +19424,7 @@
         <w:pStyle w:val="BodyText"/>
         <w:numPr>
           <w:ilvl w:val="0"/>
-          <w:numId w:val="35"/>
+          <w:numId w:val="36"/>
         </w:numPr>
         <w:tabs>
           <w:tab w:val="clear" w:pos="1134"/>
@@ -19143,176 +19475,6 @@
       <w:r>
         <w:rPr/>
         <w:t xml:space="preserve">) skips the OS packages Chromium needs and produces a browser that launches, then crashes on first navigation. </w:t>
-      </w:r>
-    </w:p>
-    <w:p>
-      <w:pPr>
-        <w:pStyle w:val="BodyText"/>
-        <w:numPr>
-          <w:ilvl w:val="0"/>
-          <w:numId w:val="35"/>
-        </w:numPr>
-        <w:tabs>
-          <w:tab w:val="clear" w:pos="1134"/>
-          <w:tab w:val="left" w:pos="829" w:leader="none"/>
-        </w:tabs>
-        <w:bidi w:val="0"/>
-        <w:spacing w:before="120" w:after="0"/>
-        <w:ind w:hanging="283" w:left="829"/>
-        <w:jc w:val="left"/>
-        <w:rPr/>
-      </w:pPr>
-      <w:r>
-        <w:rPr>
-          <w:rStyle w:val="Strong"/>
-        </w:rPr>
-        <w:t>Docker absent -&gt; visual UNVERIFIED, not a fail.</w:t>
-      </w:r>
-      <w:r>
-        <w:rPr/>
-        <w:t xml:space="preserve"> </w:t>
-      </w:r>
-      <w:r>
-        <w:rPr>
-          <w:rStyle w:val="SourceText"/>
-        </w:rPr>
-        <w:t>toHaveScreenshot</w:t>
-      </w:r>
-      <w:r>
-        <w:rPr/>
-        <w:t xml:space="preserve"> baselines are only meaningful when generated inside </w:t>
-      </w:r>
-      <w:r>
-        <w:rPr>
-          <w:rStyle w:val="SourceText"/>
-        </w:rPr>
-        <w:t>mcr.microsoft.com/playwright:v1.63.0-noble</w:t>
-      </w:r>
-      <w:r>
-        <w:rPr/>
-        <w:t xml:space="preserve"> — the installer warns rather than blocking when Docker is missing, and the visual </w:t>
-      </w:r>
-      <w:r>
-        <w:rPr>
-          <w:rStyle w:val="SourceText"/>
-        </w:rPr>
-        <w:t>verify.json</w:t>
-      </w:r>
-      <w:r>
-        <w:rPr/>
-        <w:t xml:space="preserve"> rule is written to skip (report UNVERIFIED) outside that image rather than compare against a baseline that can never match. </w:t>
-      </w:r>
-    </w:p>
-    <w:p>
-      <w:pPr>
-        <w:pStyle w:val="BodyText"/>
-        <w:numPr>
-          <w:ilvl w:val="0"/>
-          <w:numId w:val="35"/>
-        </w:numPr>
-        <w:tabs>
-          <w:tab w:val="clear" w:pos="1134"/>
-          <w:tab w:val="left" w:pos="829" w:leader="none"/>
-        </w:tabs>
-        <w:bidi w:val="0"/>
-        <w:ind w:hanging="283" w:left="829"/>
-        <w:jc w:val="left"/>
-        <w:rPr/>
-      </w:pPr>
-      <w:r>
-        <w:rPr>
-          <w:rStyle w:val="Strong"/>
-        </w:rPr>
-        <w:t>MCP server won't connect on Windows.</w:t>
-      </w:r>
-      <w:r>
-        <w:rPr/>
-        <w:t xml:space="preserve"> Both </w:t>
-      </w:r>
-      <w:r>
-        <w:rPr>
-          <w:rStyle w:val="SourceText"/>
-        </w:rPr>
-        <w:t>@playwright/mcp</w:t>
-      </w:r>
-      <w:r>
-        <w:rPr/>
-        <w:t xml:space="preserve"> and </w:t>
-      </w:r>
-      <w:r>
-        <w:rPr>
-          <w:rStyle w:val="SourceText"/>
-        </w:rPr>
-        <w:t>chrome-devtools-mcp</w:t>
-      </w:r>
-      <w:r>
-        <w:rPr/>
-        <w:t xml:space="preserve"> are launched with </w:t>
-      </w:r>
-      <w:r>
-        <w:rPr>
-          <w:rStyle w:val="SourceText"/>
-        </w:rPr>
-        <w:t>npx</w:t>
-      </w:r>
-      <w:r>
-        <w:rPr/>
-        <w:t xml:space="preserve">, which the MCP host cannot invoke directly on Windows — wrap the entry as </w:t>
-      </w:r>
-      <w:r>
-        <w:rPr>
-          <w:rStyle w:val="SourceText"/>
-        </w:rPr>
-        <w:t>"command": "cmd", "args": ["/c", "npx", ...]</w:t>
-      </w:r>
-      <w:r>
-        <w:rPr/>
-        <w:t xml:space="preserve"> in </w:t>
-      </w:r>
-      <w:r>
-        <w:rPr>
-          <w:rStyle w:val="SourceText"/>
-        </w:rPr>
-        <w:t>.mcp.json</w:t>
-      </w:r>
-      <w:r>
-        <w:rPr/>
-        <w:t xml:space="preserve"> (documented in chrome-devtools-mcp's own troubleshooting for the "Connection closed" failure); the </w:t>
-      </w:r>
-      <w:r>
-        <w:rPr>
-          <w:rStyle w:val="SourceText"/>
-        </w:rPr>
-        <w:t>stack-web</w:t>
-      </w:r>
-      <w:r>
-        <w:rPr/>
-        <w:t xml:space="preserve"> skill's </w:t>
-      </w:r>
-      <w:r>
-        <w:rPr>
-          <w:rStyle w:val="SourceText"/>
-        </w:rPr>
-        <w:t>.mcp.json</w:t>
-      </w:r>
-      <w:r>
-        <w:rPr/>
-        <w:t xml:space="preserve"> example already shows this. </w:t>
-      </w:r>
-    </w:p>
-    <w:p>
-      <w:pPr>
-        <w:pStyle w:val="Heading2"/>
-        <w:bidi w:val="0"/>
-        <w:ind w:hanging="0" w:left="0" w:right="0"/>
-        <w:jc w:val="left"/>
-        <w:rPr/>
-      </w:pPr>
-      <w:bookmarkStart w:id="27" w:name="windows-notes"/>
-      <w:bookmarkEnd w:id="27"/>
-      <w:r>
-        <w:rPr/>
-        <w:t>Windows Notes</w:t>
       </w:r>
     </w:p>
     <w:p>
@@ -19334,41 +19496,43 @@
       </w:pPr>
       <w:r>
         <w:rPr>
-          <w:rStyle w:val="SourceText"/>
-        </w:rPr>
-        <w:t>pwsh</w:t>
-      </w:r>
-      <w:r>
-        <w:rPr>
           <w:rStyle w:val="Strong"/>
         </w:rPr>
-        <w:t xml:space="preserve"> is not on Git Bash's </w:t>
-      </w:r>
-      <w:r>
-        <w:rPr>
-          <w:rStyle w:val="SourceText"/>
-        </w:rPr>
-        <w:t>PATH</w:t>
-      </w:r>
-      <w:r>
-        <w:rPr>
-          <w:rStyle w:val="Strong"/>
-        </w:rPr>
-        <w:t>.</w:t>
-      </w:r>
-      <w:r>
-        <w:rPr/>
-        <w:t xml:space="preserve"> Every script that shells out to PowerShell names it by an absolute path or resolves it explicitly; a bare </w:t>
-      </w:r>
-      <w:r>
-        <w:rPr>
-          <w:rStyle w:val="SourceText"/>
-        </w:rPr>
-        <w:t>pwsh</w:t>
-      </w:r>
-      <w:r>
-        <w:rPr/>
-        <w:t xml:space="preserve"> in a hand-typed command fails as "command not found", which is easy to misread as PowerShell itself being broken. </w:t>
+        <w:t>Docker absent -&gt; visual UNVERIFIED, not a fail.</w:t>
+      </w:r>
+      <w:r>
+        <w:rPr/>
+        <w:t xml:space="preserve"> </w:t>
+      </w:r>
+      <w:r>
+        <w:rPr>
+          <w:rStyle w:val="SourceText"/>
+        </w:rPr>
+        <w:t>toHaveScreenshot</w:t>
+      </w:r>
+      <w:r>
+        <w:rPr/>
+        <w:t xml:space="preserve"> baselines are only meaningful when generated inside </w:t>
+      </w:r>
+      <w:r>
+        <w:rPr>
+          <w:rStyle w:val="SourceText"/>
+        </w:rPr>
+        <w:t>mcr.microsoft.com/playwright:v1.63.0-noble</w:t>
+      </w:r>
+      <w:r>
+        <w:rPr/>
+        <w:t xml:space="preserve"> — the installer warns rather than blocking when Docker is missing, and the visual </w:t>
+      </w:r>
+      <w:r>
+        <w:rPr>
+          <w:rStyle w:val="SourceText"/>
+        </w:rPr>
+        <w:t>verify.json</w:t>
+      </w:r>
+      <w:r>
+        <w:rPr/>
+        <w:t xml:space="preserve"> rule is written to skip (report UNVERIFIED) outside that image rather than compare against a baseline that can never match. </w:t>
       </w:r>
     </w:p>
     <w:p>
@@ -19383,7 +19547,6 @@
           <w:tab w:val="left" w:pos="829" w:leader="none"/>
         </w:tabs>
         <w:bidi w:val="0"/>
-        <w:spacing w:before="120" w:after="0"/>
         <w:ind w:hanging="283" w:left="829"/>
         <w:jc w:val="left"/>
         <w:rPr/>
@@ -19392,117 +19555,17 @@
         <w:rPr>
           <w:rStyle w:val="Strong"/>
         </w:rPr>
-        <w:t xml:space="preserve">Git Bash ships without </w:t>
-      </w:r>
-      <w:r>
-        <w:rPr>
-          <w:rStyle w:val="SourceText"/>
-        </w:rPr>
-        <w:t>python3</w:t>
-      </w:r>
-      <w:r>
-        <w:rPr>
-          <w:rStyle w:val="Strong"/>
-        </w:rPr>
-        <w:t>.</w:t>
-      </w:r>
-      <w:r>
-        <w:rPr/>
-        <w:t xml:space="preserve"> Every hook wrapper here resolves </w:t>
-      </w:r>
-      <w:r>
-        <w:rPr>
-          <w:rStyle w:val="SourceText"/>
-        </w:rPr>
-        <w:t>python3</w:t>
-      </w:r>
-      <w:r>
-        <w:rPr/>
-        <w:t xml:space="preserve">, then </w:t>
-      </w:r>
-      <w:r>
-        <w:rPr>
-          <w:rStyle w:val="SourceText"/>
-        </w:rPr>
-        <w:t>python</w:t>
-      </w:r>
-      <w:r>
-        <w:rPr/>
-        <w:t xml:space="preserve">, then </w:t>
-      </w:r>
-      <w:r>
-        <w:rPr>
-          <w:rStyle w:val="SourceText"/>
-        </w:rPr>
-        <w:t>py</w:t>
-      </w:r>
-      <w:r>
-        <w:rPr/>
-        <w:t xml:space="preserve">, and fails loudly on stderr rather than silently standing down when none resolves (see "no-python fail-closed", above). If a hook you expect to run says nothing at all, check for a usable Python on </w:t>
-      </w:r>
-      <w:r>
-        <w:rPr>
-          <w:rStyle w:val="SourceText"/>
-        </w:rPr>
-        <w:t>PATH</w:t>
-      </w:r>
-      <w:r>
-        <w:rPr/>
-        <w:t xml:space="preserve"> first. </w:t>
-      </w:r>
-    </w:p>
-    <w:p>
-      <w:pPr>
-        <w:pStyle w:val="BodyText"/>
-        <w:numPr>
-          <w:ilvl w:val="0"/>
-          <w:numId w:val="36"/>
-        </w:numPr>
-        <w:tabs>
-          <w:tab w:val="clear" w:pos="1134"/>
-          <w:tab w:val="left" w:pos="829" w:leader="none"/>
-        </w:tabs>
-        <w:bidi w:val="0"/>
-        <w:spacing w:before="120" w:after="0"/>
-        <w:ind w:hanging="283" w:left="829"/>
-        <w:jc w:val="left"/>
-        <w:rPr/>
-      </w:pPr>
-      <w:r>
-        <w:rPr>
-          <w:rStyle w:val="Strong"/>
-        </w:rPr>
-        <w:t>Both flavours are always registered.</w:t>
-      </w:r>
-      <w:r>
-        <w:rPr/>
-        <w:t xml:space="preserve"> </w:t>
-      </w:r>
-      <w:r>
-        <w:rPr>
-          <w:rStyle w:val="SourceText"/>
-        </w:rPr>
-        <w:t>hooks.json</w:t>
-      </w:r>
-      <w:r>
-        <w:rPr/>
-        <w:t xml:space="preserve"> pairs every bash command with a </w:t>
-      </w:r>
-      <w:r>
-        <w:rPr>
-          <w:rStyle w:val="SourceText"/>
-        </w:rPr>
-        <w:t>shell: "powershell"</w:t>
-      </w:r>
-      <w:r>
-        <w:rPr/>
-        <w:t xml:space="preserve"> sibling on the same event, so a machine with both </w:t>
-      </w:r>
-      <w:r>
-        <w:rPr>
-          <w:rStyle w:val="SourceText"/>
-        </w:rPr>
-        <w:t>bash</w:t>
+        <w:t>MCP server won't connect on Windows.</w:t>
+      </w:r>
+      <w:r>
+        <w:rPr/>
+        <w:t xml:space="preserve"> Both </w:t>
+      </w:r>
+      <w:r>
+        <w:rPr>
+          <w:rStyle w:val="SourceText"/>
+        </w:rPr>
+        <w:t>@playwright/mcp</w:t>
       </w:r>
       <w:r>
         <w:rPr/>
@@ -19512,188 +19575,61 @@
         <w:rPr>
           <w:rStyle w:val="SourceText"/>
         </w:rPr>
-        <w:t>pwsh</w:t>
-      </w:r>
-      <w:r>
-        <w:rPr/>
-        <w:t xml:space="preserve"> present runs both. This is not double-firing to fix — it is how the same hook reaches both shells; each PowerShell twin stands itself down on the wrong platform (</w:t>
-      </w:r>
-      <w:r>
-        <w:rPr>
-          <w:rStyle w:val="SourceText"/>
-        </w:rPr>
-        <w:t>$env:OS -ne 'Windows_NT'</w:t>
-      </w:r>
-      <w:r>
-        <w:rPr/>
-        <w:t xml:space="preserve">) rather than the bash twin doing that job. </w:t>
-      </w:r>
-    </w:p>
-    <w:p>
-      <w:pPr>
-        <w:pStyle w:val="BodyText"/>
-        <w:numPr>
-          <w:ilvl w:val="0"/>
-          <w:numId w:val="36"/>
-        </w:numPr>
-        <w:tabs>
-          <w:tab w:val="clear" w:pos="1134"/>
-          <w:tab w:val="left" w:pos="829" w:leader="none"/>
-        </w:tabs>
-        <w:bidi w:val="0"/>
-        <w:ind w:hanging="283" w:left="829"/>
-        <w:jc w:val="left"/>
-        <w:rPr/>
-      </w:pPr>
-      <w:r>
-        <w:rPr>
-          <w:rStyle w:val="Strong"/>
-        </w:rPr>
-        <w:t>Tests and checks are slow on Windows.</w:t>
-      </w:r>
-      <w:r>
-        <w:rPr/>
-        <w:t xml:space="preserve"> Read </w:t>
-      </w:r>
-      <w:r>
-        <w:rPr>
-          <w:rStyle w:val="SourceText"/>
-        </w:rPr>
-        <w:t>/crew:status</w:t>
-      </w:r>
-      <w:r>
-        <w:rPr/>
-        <w:t xml:space="preserve">'s </w:t>
-      </w:r>
-      <w:r>
-        <w:rPr>
-          <w:rStyle w:val="SourceText"/>
-        </w:rPr>
-        <w:t>shell</w:t>
-      </w:r>
-      <w:r>
-        <w:rPr/>
-        <w:t xml:space="preserve"> line first. It names the shell route crew's jobs take (</w:t>
-      </w:r>
-      <w:r>
-        <w:rPr>
-          <w:rStyle w:val="SourceText"/>
-        </w:rPr>
-        <w:t>shellRoute.mode</w:t>
-      </w:r>
-      <w:r>
-        <w:rPr/>
-        <w:t xml:space="preserve">: </w:t>
-      </w:r>
-      <w:r>
-        <w:rPr>
-          <w:rStyle w:val="SourceText"/>
-        </w:rPr>
-        <w:t>auto</w:t>
-      </w:r>
-      <w:r>
-        <w:rPr/>
-        <w:t xml:space="preserve">, </w:t>
-      </w:r>
-      <w:r>
-        <w:rPr>
-          <w:rStyle w:val="SourceText"/>
-        </w:rPr>
-        <w:t>wsl</w:t>
-      </w:r>
-      <w:r>
-        <w:rPr/>
-        <w:t xml:space="preserve">, </w:t>
-      </w:r>
-      <w:r>
-        <w:rPr>
-          <w:rStyle w:val="SourceText"/>
-        </w:rPr>
-        <w:t>powershell</w:t>
-      </w:r>
-      <w:r>
-        <w:rPr/>
-        <w:t xml:space="preserve">, </w:t>
-      </w:r>
-      <w:r>
-        <w:rPr>
-          <w:rStyle w:val="SourceText"/>
-        </w:rPr>
-        <w:t>gitbash</w:t>
-      </w:r>
-      <w:r>
-        <w:rPr/>
-        <w:t xml:space="preserve">) and why. </w:t>
-      </w:r>
-      <w:r>
-        <w:rPr>
-          <w:rStyle w:val="SourceText"/>
-        </w:rPr>
-        <w:t>WSL never probed</w:t>
-      </w:r>
-      <w:r>
-        <w:rPr/>
-        <w:t xml:space="preserve"> means nobody ran </w:t>
-      </w:r>
-      <w:r>
-        <w:rPr>
-          <w:rStyle w:val="SourceText"/>
-        </w:rPr>
-        <w:t>crew_shell.py probe --write</w:t>
-      </w:r>
-      <w:r>
-        <w:rPr/>
-        <w:t xml:space="preserve">; </w:t>
-      </w:r>
-      <w:r>
-        <w:rPr>
-          <w:rStyle w:val="SourceText"/>
-        </w:rPr>
-        <w:t>not-installed</w:t>
-      </w:r>
-      <w:r>
-        <w:rPr/>
-        <w:t xml:space="preserve"> comes with the </w:t>
-      </w:r>
-      <w:r>
-        <w:rPr>
-          <w:rStyle w:val="SourceText"/>
-        </w:rPr>
-        <w:t>wsl --install -d Ubuntu</w:t>
-      </w:r>
-      <w:r>
-        <w:rPr/>
-        <w:t xml:space="preserve"> recommendation, which crew prints and never runs. A repo on a Windows drive goes to WSL under </w:t>
-      </w:r>
-      <w:r>
-        <w:rPr>
-          <w:rStyle w:val="SourceText"/>
-        </w:rPr>
-        <w:t>auto</w:t>
-      </w:r>
-      <w:r>
-        <w:rPr/>
-        <w:t xml:space="preserve"> only after </w:t>
-      </w:r>
-      <w:r>
-        <w:rPr>
-          <w:rStyle w:val="SourceText"/>
-        </w:rPr>
-        <w:t>crew_shell.py measure --write</w:t>
-      </w:r>
-      <w:r>
-        <w:rPr/>
-        <w:t xml:space="preserve"> has shown WSL faster there. See "Choosing the shell route on Windows" in </w:t>
-      </w:r>
-      <w:r>
-        <w:rPr>
-          <w:rStyle w:val="SourceText"/>
-        </w:rPr>
-        <w:t>plugin/crew/skills/crew-setup/platform.md</w:t>
-      </w:r>
-      <w:r>
-        <w:rPr/>
-        <w:t xml:space="preserve">. </w:t>
+        <w:t>chrome-devtools-mcp</w:t>
+      </w:r>
+      <w:r>
+        <w:rPr/>
+        <w:t xml:space="preserve"> are launched with </w:t>
+      </w:r>
+      <w:r>
+        <w:rPr>
+          <w:rStyle w:val="SourceText"/>
+        </w:rPr>
+        <w:t>npx</w:t>
+      </w:r>
+      <w:r>
+        <w:rPr/>
+        <w:t xml:space="preserve">, which the MCP host cannot invoke directly on Windows — wrap the entry as </w:t>
+      </w:r>
+      <w:r>
+        <w:rPr>
+          <w:rStyle w:val="SourceText"/>
+        </w:rPr>
+        <w:t>"command": "cmd", "args": ["/c", "npx", ...]</w:t>
+      </w:r>
+      <w:r>
+        <w:rPr/>
+        <w:t xml:space="preserve"> in </w:t>
+      </w:r>
+      <w:r>
+        <w:rPr>
+          <w:rStyle w:val="SourceText"/>
+        </w:rPr>
+        <w:t>.mcp.json</w:t>
+      </w:r>
+      <w:r>
+        <w:rPr/>
+        <w:t xml:space="preserve"> (documented in chrome-devtools-mcp's own troubleshooting for the "Connection closed" failure); the </w:t>
+      </w:r>
+      <w:r>
+        <w:rPr>
+          <w:rStyle w:val="SourceText"/>
+        </w:rPr>
+        <w:t>stack-web</w:t>
+      </w:r>
+      <w:r>
+        <w:rPr/>
+        <w:t xml:space="preserve"> skill's </w:t>
+      </w:r>
+      <w:r>
+        <w:rPr>
+          <w:rStyle w:val="SourceText"/>
+        </w:rPr>
+        <w:t>.mcp.json</w:t>
+      </w:r>
+      <w:r>
+        <w:rPr/>
+        <w:t xml:space="preserve"> example already shows this. </w:t>
       </w:r>
     </w:p>
     <w:p>
@@ -19704,48 +19640,11 @@
         <w:jc w:val="left"/>
         <w:rPr/>
       </w:pPr>
-      <w:bookmarkStart w:id="28" w:name="auto-wrap-up-auto-clear-and-auto-resume"/>
+      <w:bookmarkStart w:id="28" w:name="windows-notes"/>
       <w:bookmarkEnd w:id="28"/>
       <w:r>
         <w:rPr/>
-        <w:t>Auto Wrap-Up, Auto-Clear and Auto-Resume</w:t>
-      </w:r>
-    </w:p>
-    <w:p>
-      <w:pPr>
-        <w:pStyle w:val="BodyText"/>
-        <w:bidi w:val="0"/>
-        <w:jc w:val="left"/>
-        <w:rPr/>
-      </w:pPr>
-      <w:r>
-        <w:rPr/>
-        <w:t>This section is folded into the troubleshooting guide (</w:t>
-      </w:r>
-      <w:r>
-        <w:rPr>
-          <w:rStyle w:val="SourceText"/>
-        </w:rPr>
-        <w:t>troubleshooting.md</w:t>
-      </w:r>
-      <w:r>
-        <w:rPr/>
-        <w:t>), linked from it as "Auto wrap-up, clear and resume". It covers the cycle that lets a long session finish itself cleanly, clear, and pick up where it stopped.</w:t>
-      </w:r>
-    </w:p>
-    <w:p>
-      <w:pPr>
-        <w:pStyle w:val="Heading3"/>
-        <w:bidi w:val="0"/>
-        <w:ind w:hanging="0" w:left="0" w:right="0"/>
-        <w:jc w:val="left"/>
-        <w:rPr/>
-      </w:pPr>
-      <w:bookmarkStart w:id="29" w:name="what-the-cycle-does"/>
-      <w:bookmarkEnd w:id="29"/>
-      <w:r>
-        <w:rPr/>
-        <w:t>What the Cycle Does</w:t>
+        <w:t>Windows Notes</w:t>
       </w:r>
     </w:p>
     <w:p>
@@ -19767,43 +19666,41 @@
       </w:pPr>
       <w:r>
         <w:rPr>
+          <w:rStyle w:val="SourceText"/>
+        </w:rPr>
+        <w:t>pwsh</w:t>
+      </w:r>
+      <w:r>
+        <w:rPr>
           <w:rStyle w:val="Strong"/>
         </w:rPr>
-        <w:t>Wrap-up.</w:t>
-      </w:r>
-      <w:r>
-        <w:rPr/>
-        <w:t xml:space="preserve"> When the context window crosses its threshold, the </w:t>
-      </w:r>
-      <w:r>
-        <w:rPr>
-          <w:rStyle w:val="SourceText"/>
-        </w:rPr>
-        <w:t>Stop</w:t>
-      </w:r>
-      <w:r>
-        <w:rPr/>
-        <w:t xml:space="preserve"> hook blocks once. It asks the session to finish or park the change in flight, write </w:t>
-      </w:r>
-      <w:r>
-        <w:rPr>
-          <w:rStyle w:val="SourceText"/>
-        </w:rPr>
-        <w:t>.work/HANDOFF.md</w:t>
-      </w:r>
-      <w:r>
-        <w:rPr/>
-        <w:t xml:space="preserve">, and update the ticket. This happens once for each threshold crossing in each session. It never happens on the forced continuation that follows a block. With </w:t>
-      </w:r>
-      <w:r>
-        <w:rPr>
-          <w:rStyle w:val="SourceText"/>
-        </w:rPr>
-        <w:t>context.autoClear.wrapUp</w:t>
-      </w:r>
-      <w:r>
-        <w:rPr/>
-        <w:t xml:space="preserve"> armed (below), the block carries the wrap-up procedure instead, and the clear waits for its results. </w:t>
+        <w:t xml:space="preserve"> is not on Git Bash's </w:t>
+      </w:r>
+      <w:r>
+        <w:rPr>
+          <w:rStyle w:val="SourceText"/>
+        </w:rPr>
+        <w:t>PATH</w:t>
+      </w:r>
+      <w:r>
+        <w:rPr>
+          <w:rStyle w:val="Strong"/>
+        </w:rPr>
+        <w:t>.</w:t>
+      </w:r>
+      <w:r>
+        <w:rPr/>
+        <w:t xml:space="preserve"> Every script that shells out to PowerShell names it by an absolute path or resolves it explicitly; a bare </w:t>
+      </w:r>
+      <w:r>
+        <w:rPr>
+          <w:rStyle w:val="SourceText"/>
+        </w:rPr>
+        <w:t>pwsh</w:t>
+      </w:r>
+      <w:r>
+        <w:rPr/>
+        <w:t xml:space="preserve"> in a hand-typed command fails as "command not found", which is easy to misread as PowerShell itself being broken. </w:t>
       </w:r>
     </w:p>
     <w:p>
@@ -19818,6 +19715,7 @@
           <w:tab w:val="left" w:pos="829" w:leader="none"/>
         </w:tabs>
         <w:bidi w:val="0"/>
+        <w:spacing w:before="120" w:after="0"/>
         <w:ind w:hanging="283" w:left="829"/>
         <w:jc w:val="left"/>
         <w:rPr/>
@@ -19826,57 +19724,204 @@
         <w:rPr>
           <w:rStyle w:val="Strong"/>
         </w:rPr>
-        <w:t>Clear, or notify.</w:t>
-      </w:r>
-      <w:r>
-        <w:rPr/>
-        <w:t xml:space="preserve"> After the handoff is written, auto-clear acts on it. What it does depends on </w:t>
-      </w:r>
-      <w:r>
-        <w:rPr>
-          <w:rStyle w:val="SourceText"/>
-        </w:rPr>
-        <w:t>method</w:t>
-      </w:r>
-      <w:r>
-        <w:rPr/>
-        <w:t xml:space="preserve"> (below): </w:t>
-      </w:r>
-      <w:r>
-        <w:rPr>
-          <w:rStyle w:val="SourceText"/>
-        </w:rPr>
-        <w:t>notify</w:t>
-      </w:r>
-      <w:r>
-        <w:rPr/>
-        <w:t xml:space="preserve"> (the default on native Windows) prints a message telling you the handoff is written and it is safe to run </w:t>
-      </w:r>
-      <w:r>
-        <w:rPr>
-          <w:rStyle w:val="SourceText"/>
-        </w:rPr>
-        <w:t>/clear</w:t>
-      </w:r>
-      <w:r>
-        <w:rPr/>
-        <w:t xml:space="preserve"> (or </w:t>
-      </w:r>
-      <w:r>
-        <w:rPr>
-          <w:rStyle w:val="SourceText"/>
-        </w:rPr>
-        <w:t>/compact</w:t>
-      </w:r>
-      <w:r>
-        <w:rPr/>
-        <w:t xml:space="preserve">) yourself — it types nothing. </w:t>
-      </w:r>
-      <w:r>
-        <w:rPr>
-          <w:rStyle w:val="SourceText"/>
-        </w:rPr>
-        <w:t>tmux</w:t>
+        <w:t xml:space="preserve">Git Bash ships without </w:t>
+      </w:r>
+      <w:r>
+        <w:rPr>
+          <w:rStyle w:val="SourceText"/>
+        </w:rPr>
+        <w:t>python3</w:t>
+      </w:r>
+      <w:r>
+        <w:rPr>
+          <w:rStyle w:val="Strong"/>
+        </w:rPr>
+        <w:t>.</w:t>
+      </w:r>
+      <w:r>
+        <w:rPr/>
+        <w:t xml:space="preserve"> Every hook wrapper here resolves </w:t>
+      </w:r>
+      <w:r>
+        <w:rPr>
+          <w:rStyle w:val="SourceText"/>
+        </w:rPr>
+        <w:t>python3</w:t>
+      </w:r>
+      <w:r>
+        <w:rPr/>
+        <w:t xml:space="preserve">, then </w:t>
+      </w:r>
+      <w:r>
+        <w:rPr>
+          <w:rStyle w:val="SourceText"/>
+        </w:rPr>
+        <w:t>python</w:t>
+      </w:r>
+      <w:r>
+        <w:rPr/>
+        <w:t xml:space="preserve">, then </w:t>
+      </w:r>
+      <w:r>
+        <w:rPr>
+          <w:rStyle w:val="SourceText"/>
+        </w:rPr>
+        <w:t>py</w:t>
+      </w:r>
+      <w:r>
+        <w:rPr/>
+        <w:t xml:space="preserve">, and fails loudly on stderr rather than silently standing down when none resolves (see "no-python fail-closed", above). If a hook you expect to run says nothing at all, check for a usable Python on </w:t>
+      </w:r>
+      <w:r>
+        <w:rPr>
+          <w:rStyle w:val="SourceText"/>
+        </w:rPr>
+        <w:t>PATH</w:t>
+      </w:r>
+      <w:r>
+        <w:rPr/>
+        <w:t xml:space="preserve"> first. </w:t>
+      </w:r>
+    </w:p>
+    <w:p>
+      <w:pPr>
+        <w:pStyle w:val="BodyText"/>
+        <w:numPr>
+          <w:ilvl w:val="0"/>
+          <w:numId w:val="37"/>
+        </w:numPr>
+        <w:tabs>
+          <w:tab w:val="clear" w:pos="1134"/>
+          <w:tab w:val="left" w:pos="829" w:leader="none"/>
+        </w:tabs>
+        <w:bidi w:val="0"/>
+        <w:spacing w:before="120" w:after="0"/>
+        <w:ind w:hanging="283" w:left="829"/>
+        <w:jc w:val="left"/>
+        <w:rPr/>
+      </w:pPr>
+      <w:r>
+        <w:rPr>
+          <w:rStyle w:val="Strong"/>
+        </w:rPr>
+        <w:t>Both flavours are always registered.</w:t>
+      </w:r>
+      <w:r>
+        <w:rPr/>
+        <w:t xml:space="preserve"> </w:t>
+      </w:r>
+      <w:r>
+        <w:rPr>
+          <w:rStyle w:val="SourceText"/>
+        </w:rPr>
+        <w:t>hooks.json</w:t>
+      </w:r>
+      <w:r>
+        <w:rPr/>
+        <w:t xml:space="preserve"> pairs every bash command with a </w:t>
+      </w:r>
+      <w:r>
+        <w:rPr>
+          <w:rStyle w:val="SourceText"/>
+        </w:rPr>
+        <w:t>shell: "powershell"</w:t>
+      </w:r>
+      <w:r>
+        <w:rPr/>
+        <w:t xml:space="preserve"> sibling on the same event, so a machine with both </w:t>
+      </w:r>
+      <w:r>
+        <w:rPr>
+          <w:rStyle w:val="SourceText"/>
+        </w:rPr>
+        <w:t>bash</w:t>
+      </w:r>
+      <w:r>
+        <w:rPr/>
+        <w:t xml:space="preserve"> and </w:t>
+      </w:r>
+      <w:r>
+        <w:rPr>
+          <w:rStyle w:val="SourceText"/>
+        </w:rPr>
+        <w:t>pwsh</w:t>
+      </w:r>
+      <w:r>
+        <w:rPr/>
+        <w:t xml:space="preserve"> present runs both. This is not double-firing to fix — it is how the same hook reaches both shells; each PowerShell twin stands itself down on the wrong platform (</w:t>
+      </w:r>
+      <w:r>
+        <w:rPr>
+          <w:rStyle w:val="SourceText"/>
+        </w:rPr>
+        <w:t>$env:OS -ne 'Windows_NT'</w:t>
+      </w:r>
+      <w:r>
+        <w:rPr/>
+        <w:t xml:space="preserve">) rather than the bash twin doing that job. </w:t>
+      </w:r>
+    </w:p>
+    <w:p>
+      <w:pPr>
+        <w:pStyle w:val="BodyText"/>
+        <w:numPr>
+          <w:ilvl w:val="0"/>
+          <w:numId w:val="37"/>
+        </w:numPr>
+        <w:tabs>
+          <w:tab w:val="clear" w:pos="1134"/>
+          <w:tab w:val="left" w:pos="829" w:leader="none"/>
+        </w:tabs>
+        <w:bidi w:val="0"/>
+        <w:ind w:hanging="283" w:left="829"/>
+        <w:jc w:val="left"/>
+        <w:rPr/>
+      </w:pPr>
+      <w:r>
+        <w:rPr>
+          <w:rStyle w:val="Strong"/>
+        </w:rPr>
+        <w:t>Tests and checks are slow on Windows.</w:t>
+      </w:r>
+      <w:r>
+        <w:rPr/>
+        <w:t xml:space="preserve"> Read </w:t>
+      </w:r>
+      <w:r>
+        <w:rPr>
+          <w:rStyle w:val="SourceText"/>
+        </w:rPr>
+        <w:t>/crew:status</w:t>
+      </w:r>
+      <w:r>
+        <w:rPr/>
+        <w:t xml:space="preserve">'s </w:t>
+      </w:r>
+      <w:r>
+        <w:rPr>
+          <w:rStyle w:val="SourceText"/>
+        </w:rPr>
+        <w:t>shell</w:t>
+      </w:r>
+      <w:r>
+        <w:rPr/>
+        <w:t xml:space="preserve"> line first. It names the shell route crew's jobs take (</w:t>
+      </w:r>
+      <w:r>
+        <w:rPr>
+          <w:rStyle w:val="SourceText"/>
+        </w:rPr>
+        <w:t>shellRoute.mode</w:t>
+      </w:r>
+      <w:r>
+        <w:rPr/>
+        <w:t xml:space="preserve">: </w:t>
+      </w:r>
+      <w:r>
+        <w:rPr>
+          <w:rStyle w:val="SourceText"/>
+        </w:rPr>
+        <w:t>auto</w:t>
       </w:r>
       <w:r>
         <w:rPr/>
@@ -19886,71 +19931,116 @@
         <w:rPr>
           <w:rStyle w:val="SourceText"/>
         </w:rPr>
-        <w:t>xdotool</w:t>
-      </w:r>
-      <w:r>
-        <w:rPr/>
-        <w:t xml:space="preserve"> and </w:t>
-      </w:r>
-      <w:r>
-        <w:rPr>
-          <w:rStyle w:val="SourceText"/>
-        </w:rPr>
-        <w:t>sendkeys</w:t>
-      </w:r>
-      <w:r>
-        <w:rPr/>
-        <w:t xml:space="preserve"> actually type the configured command into the terminal that runs this session. Whichever method is in force, it acts only when all five of these hold: - this machine opted in; - the handoff was written by this session after the wrap-up request, is longer than a stub, and is not the automatic PreCompact skeleton; - the context reading that caused the wrap-up was a real measurement (see "When it will not clear"); - this session is bound to its own Claude Code process, and that process has a terminal of its own (see "Which window gets the keystroke") — a headless session, such as a </w:t>
-      </w:r>
-      <w:r>
-        <w:rPr>
-          <w:rStyle w:val="SourceText"/>
-        </w:rPr>
-        <w:t>claude -p</w:t>
-      </w:r>
-      <w:r>
-        <w:rPr/>
-        <w:t xml:space="preserve"> child, gets one message instead, naming its handoff and saying the process that started it must start a new one; - for a method that types (</w:t>
-      </w:r>
-      <w:r>
-        <w:rPr>
-          <w:rStyle w:val="SourceText"/>
-        </w:rPr>
-        <w:t>tmux</w:t>
-      </w:r>
-      <w:r>
-        <w:rPr/>
-        <w:t>/</w:t>
-      </w:r>
-      <w:r>
-        <w:rPr>
-          <w:rStyle w:val="SourceText"/>
-        </w:rPr>
-        <w:t>xdotool</w:t>
-      </w:r>
-      <w:r>
-        <w:rPr/>
-        <w:t>/</w:t>
-      </w:r>
-      <w:r>
-        <w:rPr>
-          <w:rStyle w:val="SourceText"/>
-        </w:rPr>
-        <w:t>sendkeys</w:t>
-      </w:r>
-      <w:r>
-        <w:rPr/>
-        <w:t xml:space="preserve">), the target window can be identified exactly, from that process — </w:t>
-      </w:r>
-      <w:r>
-        <w:rPr>
-          <w:rStyle w:val="SourceText"/>
-        </w:rPr>
-        <w:t>notify</w:t>
-      </w:r>
-      <w:r>
-        <w:rPr/>
-        <w:t xml:space="preserve"> needs none of this, since it identifies no window. </w:t>
+        <w:t>wsl</w:t>
+      </w:r>
+      <w:r>
+        <w:rPr/>
+        <w:t xml:space="preserve">, </w:t>
+      </w:r>
+      <w:r>
+        <w:rPr>
+          <w:rStyle w:val="SourceText"/>
+        </w:rPr>
+        <w:t>powershell</w:t>
+      </w:r>
+      <w:r>
+        <w:rPr/>
+        <w:t xml:space="preserve">, </w:t>
+      </w:r>
+      <w:r>
+        <w:rPr>
+          <w:rStyle w:val="SourceText"/>
+        </w:rPr>
+        <w:t>gitbash</w:t>
+      </w:r>
+      <w:r>
+        <w:rPr/>
+        <w:t xml:space="preserve">) and why. </w:t>
+      </w:r>
+      <w:r>
+        <w:rPr>
+          <w:rStyle w:val="SourceText"/>
+        </w:rPr>
+        <w:t>WSL never probed</w:t>
+      </w:r>
+      <w:r>
+        <w:rPr/>
+        <w:t xml:space="preserve"> means nobody ran </w:t>
+      </w:r>
+      <w:r>
+        <w:rPr>
+          <w:rStyle w:val="SourceText"/>
+        </w:rPr>
+        <w:t>crew_shell.py probe --write</w:t>
+      </w:r>
+      <w:r>
+        <w:rPr/>
+        <w:t xml:space="preserve">; </w:t>
+      </w:r>
+      <w:r>
+        <w:rPr>
+          <w:rStyle w:val="SourceText"/>
+        </w:rPr>
+        <w:t>not-installed</w:t>
+      </w:r>
+      <w:r>
+        <w:rPr/>
+        <w:t xml:space="preserve"> comes with the </w:t>
+      </w:r>
+      <w:r>
+        <w:rPr>
+          <w:rStyle w:val="SourceText"/>
+        </w:rPr>
+        <w:t>wsl --install -d Ubuntu</w:t>
+      </w:r>
+      <w:r>
+        <w:rPr/>
+        <w:t xml:space="preserve"> recommendation, which crew prints and never runs. A repo on a Windows drive goes to WSL under </w:t>
+      </w:r>
+      <w:r>
+        <w:rPr>
+          <w:rStyle w:val="SourceText"/>
+        </w:rPr>
+        <w:t>auto</w:t>
+      </w:r>
+      <w:r>
+        <w:rPr/>
+        <w:t xml:space="preserve"> only after </w:t>
+      </w:r>
+      <w:r>
+        <w:rPr>
+          <w:rStyle w:val="SourceText"/>
+        </w:rPr>
+        <w:t>crew_shell.py measure --write</w:t>
+      </w:r>
+      <w:r>
+        <w:rPr/>
+        <w:t xml:space="preserve"> has shown WSL faster there. See "Choosing the shell route on Windows" in </w:t>
+      </w:r>
+      <w:r>
+        <w:rPr>
+          <w:rStyle w:val="SourceText"/>
+        </w:rPr>
+        <w:t>plugin/crew/skills/crew-setup/platform.md</w:t>
+      </w:r>
+      <w:r>
+        <w:rPr/>
+        <w:t xml:space="preserve">. </w:t>
+      </w:r>
+    </w:p>
+    <w:p>
+      <w:pPr>
+        <w:pStyle w:val="Heading2"/>
+        <w:bidi w:val="0"/>
+        <w:ind w:hanging="0" w:left="0" w:right="0"/>
+        <w:jc w:val="left"/>
+        <w:rPr/>
+      </w:pPr>
+      <w:bookmarkStart w:id="29" w:name="auto-wrap-up-auto-clear-and-auto-resume"/>
+      <w:bookmarkEnd w:id="29"/>
+      <w:r>
+        <w:rPr/>
+        <w:t>Auto Wrap-Up, Auto-Clear and Auto-Resume</w:t>
       </w:r>
     </w:p>
     <w:p>
@@ -19961,516 +20051,18 @@
         <w:rPr/>
       </w:pPr>
       <w:r>
-        <w:rPr>
-          <w:rStyle w:val="Strong"/>
-        </w:rPr>
-        <w:t>Crew neither causes nor tunes Claude Code's own auto-compact.</w:t>
-      </w:r>
-      <w:r>
-        <w:rPr/>
-        <w:t xml:space="preserve"> That is a separate, built-in behaviour that fires whenever Claude Code itself decides to; this cycle only reacts to a handoff once one exists, and nothing here makes auto-compact happen sooner, later, or at all. While an autopilot goal runs, the handoff names the goal, not the ticket in hand: every writer (autopilot's low-context stop, </w:t>
-      </w:r>
-      <w:r>
-        <w:rPr>
-          <w:rStyle w:val="SourceText"/>
-        </w:rPr>
-        <w:t>/crew:handoff</w:t>
-      </w:r>
-      <w:r>
-        <w:rPr/>
-        <w:t xml:space="preserve">, the PreCompact skeleton) asks </w:t>
-      </w:r>
-      <w:r>
-        <w:rPr>
-          <w:rStyle w:val="SourceText"/>
-        </w:rPr>
-        <w:t>crew_autopilot.py handoff-resume</w:t>
-      </w:r>
-      <w:r>
-        <w:rPr/>
-        <w:t xml:space="preserve">, which answers </w:t>
-      </w:r>
-      <w:r>
-        <w:rPr>
-          <w:rStyle w:val="SourceText"/>
-        </w:rPr>
-        <w:t>resume: /crew:autopilot --goal &lt;slug&gt;</w:t>
-      </w:r>
-      <w:r>
-        <w:rPr/>
-        <w:t xml:space="preserve"> for the one running goal. Two running goals or an unreadable goal file give </w:t>
-      </w:r>
-      <w:r>
-        <w:rPr>
-          <w:rStyle w:val="SourceText"/>
-        </w:rPr>
-        <w:t>resume: none</w:t>
-      </w:r>
-      <w:r>
-        <w:rPr/>
-        <w:t xml:space="preserve">: it could not tell which goal runs, and it never falls back to the ticket form, which would drop the goal. With no usable handoff at all (a crash, a killed terminal), a bare </w:t>
-      </w:r>
-      <w:r>
-        <w:rPr>
-          <w:rStyle w:val="SourceText"/>
-        </w:rPr>
-        <w:t>/crew:autopilot</w:t>
-      </w:r>
-      <w:r>
-        <w:rPr/>
-        <w:t xml:space="preserve"> looks for a running goal before the active ticket: the order is argument, handoff, running goal, active ticket, INDEX. One running goal resumes; two stop and list both; a goal file it cannot read stops (could not tell, so the active ticket is not driven); a stopped goal is named, never resumed. 3. </w:t>
-      </w:r>
-      <w:r>
-        <w:rPr>
-          <w:rStyle w:val="Strong"/>
-        </w:rPr>
-        <w:t>Resume.</w:t>
-      </w:r>
-      <w:r>
-        <w:rPr/>
-        <w:t xml:space="preserve"> The new session starts with the handoff and its next action already in context, within the 3,000-character resume budget. Nothing starts working unprompted: crew does not use </w:t>
-      </w:r>
-      <w:r>
-        <w:rPr>
-          <w:rStyle w:val="SourceText"/>
-        </w:rPr>
-        <w:t>initialUserMessage</w:t>
-      </w:r>
-      <w:r>
-        <w:rPr/>
-        <w:t xml:space="preserve">, so you press Enter to continue. Claude Code 2.1.282 drops it in an interactive session anyway (spike, 2026-09-25): it is honoured by </w:t>
-      </w:r>
-      <w:r>
-        <w:rPr>
-          <w:rStyle w:val="SourceText"/>
-        </w:rPr>
-        <w:t>claude -p</w:t>
-      </w:r>
-      <w:r>
-        <w:rPr/>
-        <w:t xml:space="preserve"> only.</w:t>
-      </w:r>
-    </w:p>
-    <w:p>
-      <w:pPr>
-        <w:pStyle w:val="BodyText"/>
-        <w:bidi w:val="0"/>
-        <w:jc w:val="left"/>
-        <w:rPr/>
-      </w:pPr>
-      <w:r>
-        <w:rPr/>
-        <w:t xml:space="preserve">With </w:t>
-      </w:r>
-      <w:r>
-        <w:rPr>
-          <w:rStyle w:val="SourceText"/>
-        </w:rPr>
-        <w:t>resume.auto: true</w:t>
-      </w:r>
-      <w:r>
-        <w:rPr/>
-        <w:t xml:space="preserve"> in the machine-global config, the handoff after </w:t>
-      </w:r>
-      <w:r>
-        <w:rPr>
-          <w:rStyle w:val="SourceText"/>
-        </w:rPr>
-        <w:t>/clear</w:t>
-      </w:r>
-      <w:r>
-        <w:rPr/>
-        <w:t xml:space="preserve"> or a manual </w:t>
-      </w:r>
-      <w:r>
-        <w:rPr>
-          <w:rStyle w:val="SourceText"/>
-        </w:rPr>
-        <w:t>/compact</w:t>
-      </w:r>
-      <w:r>
-        <w:rPr/>
-        <w:t xml:space="preserve"> also names the exact next command, read from the note's </w:t>
-      </w:r>
-      <w:r>
-        <w:rPr>
-          <w:rStyle w:val="SourceText"/>
-        </w:rPr>
-        <w:t>resume:</w:t>
-      </w:r>
-      <w:r>
-        <w:rPr/>
-        <w:t xml:space="preserve"> line (</w:t>
-      </w:r>
-      <w:r>
-        <w:rPr>
-          <w:rStyle w:val="SourceText"/>
-        </w:rPr>
-        <w:t>resume: /crew:done T-0001</w:t>
-      </w:r>
-      <w:r>
-        <w:rPr/>
-        <w:t xml:space="preserve">): </w:t>
-      </w:r>
-      <w:r>
-        <w:rPr>
-          <w:rStyle w:val="SourceText"/>
-        </w:rPr>
-        <w:t>Auto-resume: ready to run /crew:done T-0001.</w:t>
-      </w:r>
-      <w:r>
-        <w:rPr/>
-        <w:t xml:space="preserve"> — or </w:t>
-      </w:r>
-      <w:r>
-        <w:rPr>
-          <w:rStyle w:val="SourceText"/>
-        </w:rPr>
-        <w:t>Auto-resume did not start: &lt;reason&gt;.</w:t>
-      </w:r>
-      <w:r>
-        <w:rPr/>
-        <w:t xml:space="preserve"> when a check refuses it. It does not start from the hook: you press Enter or type it, or crew types it where the terminal can be identified (below). The refusal reasons are: compact was not a manual /compact; no handoff note, or it was archived as stale, or is stale and could not be archived; the handoff is the automatic PreCompact skeleton; no resume line, </w:t>
-      </w:r>
-      <w:r>
-        <w:rPr>
-          <w:rStyle w:val="SourceText"/>
-        </w:rPr>
-        <w:t>resume: none</w:t>
-      </w:r>
-      <w:r>
-        <w:rPr/>
-        <w:t xml:space="preserve">, or a line the grammar refuses (a second line, trailing text, an unknown command, or an excluded one such as </w:t>
-      </w:r>
-      <w:r>
-        <w:rPr>
-          <w:rStyle w:val="SourceText"/>
-        </w:rPr>
-        <w:t>/crew:approve</w:t>
-      </w:r>
-      <w:r>
-        <w:rPr/>
-        <w:t xml:space="preserve">); the note's </w:t>
-      </w:r>
-      <w:r>
-        <w:rPr>
-          <w:rStyle w:val="SourceText"/>
-        </w:rPr>
-        <w:t>branch:</w:t>
-      </w:r>
-      <w:r>
-        <w:rPr/>
-        <w:t xml:space="preserve"> or </w:t>
-      </w:r>
-      <w:r>
-        <w:rPr>
-          <w:rStyle w:val="SourceText"/>
-        </w:rPr>
-        <w:t>head:</w:t>
-      </w:r>
-      <w:r>
-        <w:rPr/>
-        <w:t xml:space="preserve"> does not match the checkout (a ticket line only: a </w:t>
-      </w:r>
-      <w:r>
-        <w:rPr>
-          <w:rStyle w:val="SourceText"/>
-        </w:rPr>
-        <w:t>--goal</w:t>
-      </w:r>
-      <w:r>
-        <w:rPr/>
-        <w:t xml:space="preserve"> line is judged by its goal file, and waits unless that goal is </w:t>
-      </w:r>
-      <w:r>
-        <w:rPr>
-          <w:rStyle w:val="SourceText"/>
-        </w:rPr>
-        <w:t>running</w:t>
-      </w:r>
-      <w:r>
-        <w:rPr/>
-        <w:t xml:space="preserve">); the ticket directory or goal file is missing; the command is not installed; </w:t>
-      </w:r>
-      <w:r>
-        <w:rPr>
-          <w:rStyle w:val="SourceText"/>
-        </w:rPr>
-        <w:t>handoff-author.json</w:t>
-      </w:r>
-      <w:r>
-        <w:rPr/>
-        <w:t xml:space="preserve"> could not be read; no record of which session wrote this handoff; a later handoff write could not replace or remove </w:t>
-      </w:r>
-      <w:r>
-        <w:rPr>
-          <w:rStyle w:val="SourceText"/>
-        </w:rPr>
-        <w:t>handoff-author.json</w:t>
-      </w:r>
-      <w:r>
-        <w:rPr/>
-        <w:t xml:space="preserve"> (</w:t>
-      </w:r>
-      <w:r>
-        <w:rPr>
-          <w:rStyle w:val="SourceText"/>
-        </w:rPr>
-        <w:t>handoff-author.json.stuck</w:t>
-      </w:r>
-      <w:r>
-        <w:rPr/>
-        <w:t xml:space="preserve">), or the file and its directory are both read-only so it can be neither replaced nor removed; the handoff changed since its author session wrote it; the handoff was written by another session; this session's process could not be identified (always on a host without </w:t>
-      </w:r>
-      <w:r>
-        <w:rPr>
-          <w:rStyle w:val="SourceText"/>
-        </w:rPr>
-        <w:t>/proc</w:t>
-      </w:r>
-      <w:r>
-        <w:rPr/>
-        <w:t>, such as native Windows or macOS); the record of past auto-resumes (</w:t>
-      </w:r>
-      <w:r>
-        <w:rPr>
-          <w:rStyle w:val="SourceText"/>
-        </w:rPr>
-        <w:t>resume-state.json</w:t>
-      </w:r>
-      <w:r>
-        <w:rPr/>
-        <w:t xml:space="preserve">) could not be read, or its directory cannot be searched; this handoff was already resumed; the progress fingerprint could not be computed; the same command with no progress since the last auto-resume; </w:t>
-      </w:r>
-      <w:r>
-        <w:rPr>
-          <w:rStyle w:val="SourceText"/>
-        </w:rPr>
-        <w:t>internal error</w:t>
-      </w:r>
-      <w:r>
-        <w:rPr/>
-        <w:t xml:space="preserve"> (the decision itself failed, and the handoff is still injected). Never on a plain </w:t>
-      </w:r>
-      <w:r>
-        <w:rPr>
-          <w:rStyle w:val="SourceText"/>
-        </w:rPr>
-        <w:t>startup</w:t>
-      </w:r>
-      <w:r>
-        <w:rPr/>
-        <w:t>.</w:t>
-      </w:r>
-    </w:p>
-    <w:p>
-      <w:pPr>
-        <w:pStyle w:val="BodyText"/>
-        <w:bidi w:val="0"/>
-        <w:jc w:val="left"/>
-        <w:rPr/>
-      </w:pPr>
-      <w:r>
-        <w:rPr>
-          <w:rStyle w:val="Strong"/>
-        </w:rPr>
-        <w:t>Crew types it where it can (T-0013).</w:t>
-      </w:r>
-      <w:r>
-        <w:rPr/>
-        <w:t xml:space="preserve"> The context hook runs its own flavour's </w:t>
-      </w:r>
-      <w:r>
-        <w:rPr>
-          <w:rStyle w:val="SourceText"/>
-        </w:rPr>
-        <w:t>auto-clear</w:t>
-      </w:r>
-      <w:r>
-        <w:rPr/>
-        <w:t xml:space="preserve"> sender in resume mode. Consent is </w:t>
-      </w:r>
-      <w:r>
-        <w:rPr>
-          <w:rStyle w:val="SourceText"/>
-        </w:rPr>
-        <w:t>resume.auto</w:t>
-      </w:r>
-      <w:r>
-        <w:rPr/>
-        <w:t xml:space="preserve">; </w:t>
-      </w:r>
-      <w:r>
-        <w:rPr>
-          <w:rStyle w:val="SourceText"/>
-        </w:rPr>
-        <w:t>context.autoClear</w:t>
-      </w:r>
-      <w:r>
-        <w:rPr/>
-        <w:t xml:space="preserve"> only describes the terminal. In tmux it waits </w:t>
-      </w:r>
-      <w:r>
-        <w:rPr>
-          <w:rStyle w:val="SourceText"/>
-        </w:rPr>
-        <w:t>resume.typeDelaySeconds</w:t>
-      </w:r>
-      <w:r>
-        <w:rPr/>
-        <w:t xml:space="preserve"> (default 2), polls the pane for an idle, empty input line for up to </w:t>
-      </w:r>
-      <w:r>
-        <w:rPr>
-          <w:rStyle w:val="SourceText"/>
-        </w:rPr>
-        <w:t>resume.readyTimeoutSeconds</w:t>
-      </w:r>
-      <w:r>
-        <w:rPr/>
-        <w:t xml:space="preserve"> (default 15), then sends the command and, half a second later, Enter. On native Windows it types only under an explicit </w:t>
-      </w:r>
-      <w:r>
-        <w:rPr>
-          <w:rStyle w:val="SourceText"/>
-        </w:rPr>
-        <w:t>method: sendkeys</w:t>
-      </w:r>
-      <w:r>
-        <w:rPr/>
-        <w:t xml:space="preserve">, after the delay, with the focus and tab rechecks; </w:t>
-      </w:r>
-      <w:r>
-        <w:rPr>
-          <w:rStyle w:val="SourceText"/>
-        </w:rPr>
-        <w:t>auto</w:t>
-      </w:r>
-      <w:r>
-        <w:rPr/>
-        <w:t xml:space="preserve"> there types nothing. It types once per handoff (a marker under </w:t>
-      </w:r>
-      <w:r>
-        <w:rPr>
-          <w:rStyle w:val="SourceText"/>
-        </w:rPr>
-        <w:t>&lt;git-common-dir&gt;/crew/</w:t>
-      </w:r>
-      <w:r>
-        <w:rPr/>
-        <w:t xml:space="preserve">) and records the run first, so a run that could not be recorded is never typed. The context then says </w:t>
-      </w:r>
-      <w:r>
-        <w:rPr>
-          <w:rStyle w:val="SourceText"/>
-        </w:rPr>
-        <w:t>Auto-resume: typing /crew:done T-0001 into this session in 2s (method tmux)</w:t>
-      </w:r>
-      <w:r>
-        <w:rPr/>
-        <w:t xml:space="preserve">, or keeps the line above and adds </w:t>
-      </w:r>
-      <w:r>
-        <w:rPr>
-          <w:rStyle w:val="SourceText"/>
-        </w:rPr>
-        <w:t>Auto-resume was not typed: &lt;reason&gt;.</w:t>
-      </w:r>
-      <w:r>
-        <w:rPr/>
-        <w:t xml:space="preserve"> Every refusal is in </w:t>
-      </w:r>
-      <w:r>
-        <w:rPr>
-          <w:rStyle w:val="SourceText"/>
-        </w:rPr>
-        <w:t>.crew/.autoclear.log</w:t>
-      </w:r>
-      <w:r>
-        <w:rPr/>
-        <w:t xml:space="preserve">: decide did not say run; no usable method, </w:t>
-      </w:r>
-      <w:r>
-        <w:rPr>
-          <w:rStyle w:val="SourceText"/>
-        </w:rPr>
-        <w:t>$TMUX</w:t>
-      </w:r>
-      <w:r>
-        <w:rPr/>
-        <w:t xml:space="preserve"> unset or a pane that is not this session's; </w:t>
-      </w:r>
-      <w:r>
-        <w:rPr>
-          <w:rStyle w:val="SourceText"/>
-        </w:rPr>
-        <w:t>wtype</w:t>
-      </w:r>
-      <w:r>
-        <w:rPr/>
-        <w:t xml:space="preserve"> or </w:t>
-      </w:r>
-      <w:r>
-        <w:rPr>
-          <w:rStyle w:val="SourceText"/>
-        </w:rPr>
-        <w:t>xdotool</w:t>
-      </w:r>
-      <w:r>
-        <w:rPr/>
-        <w:t>; already typed; the run could not be recorded; the input line is not empty; not ready in time; on Windows, focus lost or a tab not provable. The 2 s default comes from a measurement (input ready by 0.134 s after SessionStart on Claude Code 2.1.282); a delay is still a guess, and Windows has no probe.</w:t>
-      </w:r>
-    </w:p>
-    <w:p>
-      <w:pPr>
-        <w:pStyle w:val="BodyText"/>
-        <w:bidi w:val="0"/>
-        <w:jc w:val="left"/>
-        <w:rPr/>
-      </w:pPr>
-      <w:r>
-        <w:rPr/>
-        <w:t xml:space="preserve">A note resumes only in the session that wrote it. Write it with the Write tool (as </w:t>
-      </w:r>
-      <w:r>
-        <w:rPr>
-          <w:rStyle w:val="SourceText"/>
-        </w:rPr>
-        <w:t>/crew:handoff</w:t>
-      </w:r>
-      <w:r>
-        <w:rPr/>
-        <w:t xml:space="preserve"> does): the context hook then records which session and which Claude Code process wrote it. After </w:t>
-      </w:r>
-      <w:r>
-        <w:rPr>
-          <w:rStyle w:val="SourceText"/>
-        </w:rPr>
-        <w:t>/compact</w:t>
-      </w:r>
-      <w:r>
-        <w:rPr/>
-        <w:t xml:space="preserve"> the session must match; after </w:t>
-      </w:r>
-      <w:r>
-        <w:rPr>
-          <w:rStyle w:val="SourceText"/>
-        </w:rPr>
-        <w:t>/clear</w:t>
-      </w:r>
-      <w:r>
-        <w:rPr/>
-        <w:t xml:space="preserve"> the process must, so a </w:t>
-      </w:r>
-      <w:r>
-        <w:rPr>
-          <w:rStyle w:val="SourceText"/>
-        </w:rPr>
-        <w:t>/clear</w:t>
-      </w:r>
-      <w:r>
-        <w:rPr/>
-        <w:t xml:space="preserve"> in another terminal on the same worktree waits. A note written by Bash or by hand waits.</w:t>
+        <w:rPr/>
+        <w:t>This section is folded into the troubleshooting guide (</w:t>
+      </w:r>
+      <w:r>
+        <w:rPr>
+          <w:rStyle w:val="SourceText"/>
+        </w:rPr>
+        <w:t>troubleshooting.md</w:t>
+      </w:r>
+      <w:r>
+        <w:rPr/>
+        <w:t>), linked from it as "Auto wrap-up, clear and resume". It covers the cycle that lets a long session finish itself cleanly, clear, and pick up where it stopped.</w:t>
       </w:r>
     </w:p>
     <w:p>
@@ -20481,11 +20073,216 @@
         <w:jc w:val="left"/>
         <w:rPr/>
       </w:pPr>
-      <w:bookmarkStart w:id="30" w:name="turning-it-on-and-off"/>
+      <w:bookmarkStart w:id="30" w:name="what-the-cycle-does"/>
       <w:bookmarkEnd w:id="30"/>
       <w:r>
         <w:rPr/>
-        <w:t>Turning It on and Off</w:t>
+        <w:t>What the Cycle Does</w:t>
+      </w:r>
+    </w:p>
+    <w:p>
+      <w:pPr>
+        <w:pStyle w:val="BodyText"/>
+        <w:numPr>
+          <w:ilvl w:val="0"/>
+          <w:numId w:val="38"/>
+        </w:numPr>
+        <w:tabs>
+          <w:tab w:val="clear" w:pos="1134"/>
+          <w:tab w:val="left" w:pos="829" w:leader="none"/>
+        </w:tabs>
+        <w:bidi w:val="0"/>
+        <w:spacing w:before="120" w:after="0"/>
+        <w:ind w:hanging="283" w:left="829"/>
+        <w:jc w:val="left"/>
+        <w:rPr/>
+      </w:pPr>
+      <w:r>
+        <w:rPr>
+          <w:rStyle w:val="Strong"/>
+        </w:rPr>
+        <w:t>Wrap-up.</w:t>
+      </w:r>
+      <w:r>
+        <w:rPr/>
+        <w:t xml:space="preserve"> When the context window crosses its threshold, the </w:t>
+      </w:r>
+      <w:r>
+        <w:rPr>
+          <w:rStyle w:val="SourceText"/>
+        </w:rPr>
+        <w:t>Stop</w:t>
+      </w:r>
+      <w:r>
+        <w:rPr/>
+        <w:t xml:space="preserve"> hook blocks once. It asks the session to finish or park the change in flight, write </w:t>
+      </w:r>
+      <w:r>
+        <w:rPr>
+          <w:rStyle w:val="SourceText"/>
+        </w:rPr>
+        <w:t>.work/HANDOFF.md</w:t>
+      </w:r>
+      <w:r>
+        <w:rPr/>
+        <w:t xml:space="preserve">, and update the ticket. This happens once for each threshold crossing in each session. It never happens on the forced continuation that follows a block. With </w:t>
+      </w:r>
+      <w:r>
+        <w:rPr>
+          <w:rStyle w:val="SourceText"/>
+        </w:rPr>
+        <w:t>context.autoClear.wrapUp</w:t>
+      </w:r>
+      <w:r>
+        <w:rPr/>
+        <w:t xml:space="preserve"> armed (below), the block carries the wrap-up procedure instead, and the clear waits for its results. </w:t>
+      </w:r>
+    </w:p>
+    <w:p>
+      <w:pPr>
+        <w:pStyle w:val="BodyText"/>
+        <w:numPr>
+          <w:ilvl w:val="0"/>
+          <w:numId w:val="38"/>
+        </w:numPr>
+        <w:tabs>
+          <w:tab w:val="clear" w:pos="1134"/>
+          <w:tab w:val="left" w:pos="829" w:leader="none"/>
+        </w:tabs>
+        <w:bidi w:val="0"/>
+        <w:ind w:hanging="283" w:left="829"/>
+        <w:jc w:val="left"/>
+        <w:rPr/>
+      </w:pPr>
+      <w:r>
+        <w:rPr>
+          <w:rStyle w:val="Strong"/>
+        </w:rPr>
+        <w:t>Clear, or notify.</w:t>
+      </w:r>
+      <w:r>
+        <w:rPr/>
+        <w:t xml:space="preserve"> After the handoff is written, auto-clear acts on it. What it does depends on </w:t>
+      </w:r>
+      <w:r>
+        <w:rPr>
+          <w:rStyle w:val="SourceText"/>
+        </w:rPr>
+        <w:t>method</w:t>
+      </w:r>
+      <w:r>
+        <w:rPr/>
+        <w:t xml:space="preserve"> (below): </w:t>
+      </w:r>
+      <w:r>
+        <w:rPr>
+          <w:rStyle w:val="SourceText"/>
+        </w:rPr>
+        <w:t>notify</w:t>
+      </w:r>
+      <w:r>
+        <w:rPr/>
+        <w:t xml:space="preserve"> (the default on native Windows) prints a message telling you the handoff is written and it is safe to run </w:t>
+      </w:r>
+      <w:r>
+        <w:rPr>
+          <w:rStyle w:val="SourceText"/>
+        </w:rPr>
+        <w:t>/clear</w:t>
+      </w:r>
+      <w:r>
+        <w:rPr/>
+        <w:t xml:space="preserve"> (or </w:t>
+      </w:r>
+      <w:r>
+        <w:rPr>
+          <w:rStyle w:val="SourceText"/>
+        </w:rPr>
+        <w:t>/compact</w:t>
+      </w:r>
+      <w:r>
+        <w:rPr/>
+        <w:t xml:space="preserve">) yourself — it types nothing. </w:t>
+      </w:r>
+      <w:r>
+        <w:rPr>
+          <w:rStyle w:val="SourceText"/>
+        </w:rPr>
+        <w:t>tmux</w:t>
+      </w:r>
+      <w:r>
+        <w:rPr/>
+        <w:t xml:space="preserve">, </w:t>
+      </w:r>
+      <w:r>
+        <w:rPr>
+          <w:rStyle w:val="SourceText"/>
+        </w:rPr>
+        <w:t>xdotool</w:t>
+      </w:r>
+      <w:r>
+        <w:rPr/>
+        <w:t xml:space="preserve"> and </w:t>
+      </w:r>
+      <w:r>
+        <w:rPr>
+          <w:rStyle w:val="SourceText"/>
+        </w:rPr>
+        <w:t>sendkeys</w:t>
+      </w:r>
+      <w:r>
+        <w:rPr/>
+        <w:t xml:space="preserve"> actually type the configured command into the terminal that runs this session. Whichever method is in force, it acts only when all five of these hold: - this machine opted in; - the handoff was written by this session after the wrap-up request, is longer than a stub, and is not the automatic PreCompact skeleton; - the context reading that caused the wrap-up was a real measurement (see "When it will not clear"); - this session is bound to its own Claude Code process, and that process has a terminal of its own (see "Which window gets the keystroke") — a headless session, such as a </w:t>
+      </w:r>
+      <w:r>
+        <w:rPr>
+          <w:rStyle w:val="SourceText"/>
+        </w:rPr>
+        <w:t>claude -p</w:t>
+      </w:r>
+      <w:r>
+        <w:rPr/>
+        <w:t xml:space="preserve"> child, gets one message instead, naming its handoff and saying the process that started it must start a new one; - for a method that types (</w:t>
+      </w:r>
+      <w:r>
+        <w:rPr>
+          <w:rStyle w:val="SourceText"/>
+        </w:rPr>
+        <w:t>tmux</w:t>
+      </w:r>
+      <w:r>
+        <w:rPr/>
+        <w:t>/</w:t>
+      </w:r>
+      <w:r>
+        <w:rPr>
+          <w:rStyle w:val="SourceText"/>
+        </w:rPr>
+        <w:t>xdotool</w:t>
+      </w:r>
+      <w:r>
+        <w:rPr/>
+        <w:t>/</w:t>
+      </w:r>
+      <w:r>
+        <w:rPr>
+          <w:rStyle w:val="SourceText"/>
+        </w:rPr>
+        <w:t>sendkeys</w:t>
+      </w:r>
+      <w:r>
+        <w:rPr/>
+        <w:t xml:space="preserve">), the target window can be identified exactly, from that process — </w:t>
+      </w:r>
+      <w:r>
+        <w:rPr>
+          <w:rStyle w:val="SourceText"/>
+        </w:rPr>
+        <w:t>notify</w:t>
+      </w:r>
+      <w:r>
+        <w:rPr/>
+        <w:t xml:space="preserve"> needs none of this, since it identifies no window. </w:t>
       </w:r>
     </w:p>
     <w:p>
@@ -20496,6 +20293,541 @@
         <w:rPr/>
       </w:pPr>
       <w:r>
+        <w:rPr>
+          <w:rStyle w:val="Strong"/>
+        </w:rPr>
+        <w:t>Crew neither causes nor tunes Claude Code's own auto-compact.</w:t>
+      </w:r>
+      <w:r>
+        <w:rPr/>
+        <w:t xml:space="preserve"> That is a separate, built-in behaviour that fires whenever Claude Code itself decides to; this cycle only reacts to a handoff once one exists, and nothing here makes auto-compact happen sooner, later, or at all. While an autopilot goal runs, the handoff names the goal, not the ticket in hand: every writer (autopilot's low-context stop, </w:t>
+      </w:r>
+      <w:r>
+        <w:rPr>
+          <w:rStyle w:val="SourceText"/>
+        </w:rPr>
+        <w:t>/crew:handoff</w:t>
+      </w:r>
+      <w:r>
+        <w:rPr/>
+        <w:t xml:space="preserve">, the PreCompact skeleton) asks </w:t>
+      </w:r>
+      <w:r>
+        <w:rPr>
+          <w:rStyle w:val="SourceText"/>
+        </w:rPr>
+        <w:t>crew_autopilot.py handoff-resume</w:t>
+      </w:r>
+      <w:r>
+        <w:rPr/>
+        <w:t xml:space="preserve">, which answers </w:t>
+      </w:r>
+      <w:r>
+        <w:rPr>
+          <w:rStyle w:val="SourceText"/>
+        </w:rPr>
+        <w:t>resume: /crew:autopilot --goal &lt;slug&gt;</w:t>
+      </w:r>
+      <w:r>
+        <w:rPr/>
+        <w:t xml:space="preserve"> for the one running goal. Two running goals or an unreadable goal file give </w:t>
+      </w:r>
+      <w:r>
+        <w:rPr>
+          <w:rStyle w:val="SourceText"/>
+        </w:rPr>
+        <w:t>resume: none</w:t>
+      </w:r>
+      <w:r>
+        <w:rPr/>
+        <w:t xml:space="preserve">: it could not tell which goal runs, and it never falls back to the ticket form, which would drop the goal. With no usable handoff at all (a crash, a killed terminal), a bare </w:t>
+      </w:r>
+      <w:r>
+        <w:rPr>
+          <w:rStyle w:val="SourceText"/>
+        </w:rPr>
+        <w:t>/crew:autopilot</w:t>
+      </w:r>
+      <w:r>
+        <w:rPr/>
+        <w:t xml:space="preserve"> looks for a running goal before the active ticket: the order is argument, handoff, running goal, active ticket, INDEX. One running goal resumes; two stop and list both; a goal file it cannot read stops (could not tell, so the active ticket is not driven); a stopped goal is named, never resumed. 3. </w:t>
+      </w:r>
+      <w:r>
+        <w:rPr>
+          <w:rStyle w:val="Strong"/>
+        </w:rPr>
+        <w:t>Resume.</w:t>
+      </w:r>
+      <w:r>
+        <w:rPr/>
+        <w:t xml:space="preserve"> The new session starts with the handoff and its next action already in context, within the 3,000-character resume budget. Nothing starts working unprompted: crew does not use </w:t>
+      </w:r>
+      <w:r>
+        <w:rPr>
+          <w:rStyle w:val="SourceText"/>
+        </w:rPr>
+        <w:t>initialUserMessage</w:t>
+      </w:r>
+      <w:r>
+        <w:rPr/>
+        <w:t xml:space="preserve">, so you press Enter to continue. Claude Code 2.1.282 drops it in an interactive session anyway (spike, 2026-09-25): it is honoured by </w:t>
+      </w:r>
+      <w:r>
+        <w:rPr>
+          <w:rStyle w:val="SourceText"/>
+        </w:rPr>
+        <w:t>claude -p</w:t>
+      </w:r>
+      <w:r>
+        <w:rPr/>
+        <w:t xml:space="preserve"> only.</w:t>
+      </w:r>
+    </w:p>
+    <w:p>
+      <w:pPr>
+        <w:pStyle w:val="BodyText"/>
+        <w:bidi w:val="0"/>
+        <w:jc w:val="left"/>
+        <w:rPr/>
+      </w:pPr>
+      <w:r>
+        <w:rPr/>
+        <w:t xml:space="preserve">With </w:t>
+      </w:r>
+      <w:r>
+        <w:rPr>
+          <w:rStyle w:val="SourceText"/>
+        </w:rPr>
+        <w:t>resume.auto: true</w:t>
+      </w:r>
+      <w:r>
+        <w:rPr/>
+        <w:t xml:space="preserve"> in the machine-global config, the handoff after </w:t>
+      </w:r>
+      <w:r>
+        <w:rPr>
+          <w:rStyle w:val="SourceText"/>
+        </w:rPr>
+        <w:t>/clear</w:t>
+      </w:r>
+      <w:r>
+        <w:rPr/>
+        <w:t xml:space="preserve"> or a manual </w:t>
+      </w:r>
+      <w:r>
+        <w:rPr>
+          <w:rStyle w:val="SourceText"/>
+        </w:rPr>
+        <w:t>/compact</w:t>
+      </w:r>
+      <w:r>
+        <w:rPr/>
+        <w:t xml:space="preserve"> also names the exact next command, read from the note's </w:t>
+      </w:r>
+      <w:r>
+        <w:rPr>
+          <w:rStyle w:val="SourceText"/>
+        </w:rPr>
+        <w:t>resume:</w:t>
+      </w:r>
+      <w:r>
+        <w:rPr/>
+        <w:t xml:space="preserve"> line (</w:t>
+      </w:r>
+      <w:r>
+        <w:rPr>
+          <w:rStyle w:val="SourceText"/>
+        </w:rPr>
+        <w:t>resume: /crew:done T-0001</w:t>
+      </w:r>
+      <w:r>
+        <w:rPr/>
+        <w:t xml:space="preserve">): </w:t>
+      </w:r>
+      <w:r>
+        <w:rPr>
+          <w:rStyle w:val="SourceText"/>
+        </w:rPr>
+        <w:t>Auto-resume: ready to run /crew:done T-0001.</w:t>
+      </w:r>
+      <w:r>
+        <w:rPr/>
+        <w:t xml:space="preserve"> — or </w:t>
+      </w:r>
+      <w:r>
+        <w:rPr>
+          <w:rStyle w:val="SourceText"/>
+        </w:rPr>
+        <w:t>Auto-resume did not start: &lt;reason&gt;.</w:t>
+      </w:r>
+      <w:r>
+        <w:rPr/>
+        <w:t xml:space="preserve"> when a check refuses it. It does not start from the hook: you press Enter or type it, or crew types it where the terminal can be identified (below). The refusal reasons are: compact was not a manual /compact; no handoff note, or it was archived as stale, or is stale and could not be archived; the handoff is the automatic PreCompact skeleton; no resume line, </w:t>
+      </w:r>
+      <w:r>
+        <w:rPr>
+          <w:rStyle w:val="SourceText"/>
+        </w:rPr>
+        <w:t>resume: none</w:t>
+      </w:r>
+      <w:r>
+        <w:rPr/>
+        <w:t xml:space="preserve">, or a line the grammar refuses (a second line, trailing text, an unknown command, or an excluded one such as </w:t>
+      </w:r>
+      <w:r>
+        <w:rPr>
+          <w:rStyle w:val="SourceText"/>
+        </w:rPr>
+        <w:t>/crew:approve</w:t>
+      </w:r>
+      <w:r>
+        <w:rPr/>
+        <w:t xml:space="preserve">); the note's </w:t>
+      </w:r>
+      <w:r>
+        <w:rPr>
+          <w:rStyle w:val="SourceText"/>
+        </w:rPr>
+        <w:t>branch:</w:t>
+      </w:r>
+      <w:r>
+        <w:rPr/>
+        <w:t xml:space="preserve"> or </w:t>
+      </w:r>
+      <w:r>
+        <w:rPr>
+          <w:rStyle w:val="SourceText"/>
+        </w:rPr>
+        <w:t>head:</w:t>
+      </w:r>
+      <w:r>
+        <w:rPr/>
+        <w:t xml:space="preserve"> does not match the checkout (a ticket line only: a </w:t>
+      </w:r>
+      <w:r>
+        <w:rPr>
+          <w:rStyle w:val="SourceText"/>
+        </w:rPr>
+        <w:t>--goal</w:t>
+      </w:r>
+      <w:r>
+        <w:rPr/>
+        <w:t xml:space="preserve"> line is judged by its goal file, and waits unless that goal is </w:t>
+      </w:r>
+      <w:r>
+        <w:rPr>
+          <w:rStyle w:val="SourceText"/>
+        </w:rPr>
+        <w:t>running</w:t>
+      </w:r>
+      <w:r>
+        <w:rPr/>
+        <w:t xml:space="preserve">); the ticket directory or goal file is missing; the command is not installed; </w:t>
+      </w:r>
+      <w:r>
+        <w:rPr>
+          <w:rStyle w:val="SourceText"/>
+        </w:rPr>
+        <w:t>handoff-author.json</w:t>
+      </w:r>
+      <w:r>
+        <w:rPr/>
+        <w:t xml:space="preserve"> could not be read; no record of which session wrote this handoff; a later handoff write could not replace or remove </w:t>
+      </w:r>
+      <w:r>
+        <w:rPr>
+          <w:rStyle w:val="SourceText"/>
+        </w:rPr>
+        <w:t>handoff-author.json</w:t>
+      </w:r>
+      <w:r>
+        <w:rPr/>
+        <w:t xml:space="preserve"> (</w:t>
+      </w:r>
+      <w:r>
+        <w:rPr>
+          <w:rStyle w:val="SourceText"/>
+        </w:rPr>
+        <w:t>handoff-author.json.stuck</w:t>
+      </w:r>
+      <w:r>
+        <w:rPr/>
+        <w:t xml:space="preserve">), or the file and its directory are both read-only so it can be neither replaced nor removed; the handoff changed since its author session wrote it; the handoff was written by another session; this session's process could not be identified (always on a host without </w:t>
+      </w:r>
+      <w:r>
+        <w:rPr>
+          <w:rStyle w:val="SourceText"/>
+        </w:rPr>
+        <w:t>/proc</w:t>
+      </w:r>
+      <w:r>
+        <w:rPr/>
+        <w:t>, such as native Windows or macOS); the record of past auto-resumes (</w:t>
+      </w:r>
+      <w:r>
+        <w:rPr>
+          <w:rStyle w:val="SourceText"/>
+        </w:rPr>
+        <w:t>resume-state.json</w:t>
+      </w:r>
+      <w:r>
+        <w:rPr/>
+        <w:t xml:space="preserve">) could not be read, or its directory cannot be searched; this handoff was already resumed; the progress fingerprint could not be computed; the same command with no progress since the last auto-resume; </w:t>
+      </w:r>
+      <w:r>
+        <w:rPr>
+          <w:rStyle w:val="SourceText"/>
+        </w:rPr>
+        <w:t>internal error</w:t>
+      </w:r>
+      <w:r>
+        <w:rPr/>
+        <w:t xml:space="preserve"> (the decision itself failed, and the handoff is still injected). Never on a plain </w:t>
+      </w:r>
+      <w:r>
+        <w:rPr>
+          <w:rStyle w:val="SourceText"/>
+        </w:rPr>
+        <w:t>startup</w:t>
+      </w:r>
+      <w:r>
+        <w:rPr/>
+        <w:t>.</w:t>
+      </w:r>
+    </w:p>
+    <w:p>
+      <w:pPr>
+        <w:pStyle w:val="BodyText"/>
+        <w:bidi w:val="0"/>
+        <w:jc w:val="left"/>
+        <w:rPr/>
+      </w:pPr>
+      <w:r>
+        <w:rPr>
+          <w:rStyle w:val="Strong"/>
+        </w:rPr>
+        <w:t>Crew types it where it can (T-0013).</w:t>
+      </w:r>
+      <w:r>
+        <w:rPr/>
+        <w:t xml:space="preserve"> The context hook runs its own flavour's </w:t>
+      </w:r>
+      <w:r>
+        <w:rPr>
+          <w:rStyle w:val="SourceText"/>
+        </w:rPr>
+        <w:t>auto-clear</w:t>
+      </w:r>
+      <w:r>
+        <w:rPr/>
+        <w:t xml:space="preserve"> sender in resume mode. Consent is </w:t>
+      </w:r>
+      <w:r>
+        <w:rPr>
+          <w:rStyle w:val="SourceText"/>
+        </w:rPr>
+        <w:t>resume.auto</w:t>
+      </w:r>
+      <w:r>
+        <w:rPr/>
+        <w:t xml:space="preserve">; </w:t>
+      </w:r>
+      <w:r>
+        <w:rPr>
+          <w:rStyle w:val="SourceText"/>
+        </w:rPr>
+        <w:t>context.autoClear</w:t>
+      </w:r>
+      <w:r>
+        <w:rPr/>
+        <w:t xml:space="preserve"> only describes the terminal. In tmux it waits </w:t>
+      </w:r>
+      <w:r>
+        <w:rPr>
+          <w:rStyle w:val="SourceText"/>
+        </w:rPr>
+        <w:t>resume.typeDelaySeconds</w:t>
+      </w:r>
+      <w:r>
+        <w:rPr/>
+        <w:t xml:space="preserve"> (default 2), polls the pane for an idle, empty input line for up to </w:t>
+      </w:r>
+      <w:r>
+        <w:rPr>
+          <w:rStyle w:val="SourceText"/>
+        </w:rPr>
+        <w:t>resume.readyTimeoutSeconds</w:t>
+      </w:r>
+      <w:r>
+        <w:rPr/>
+        <w:t xml:space="preserve"> (default 15), then sends the command and, half a second later, Enter. On native Windows it types only under an explicit </w:t>
+      </w:r>
+      <w:r>
+        <w:rPr>
+          <w:rStyle w:val="SourceText"/>
+        </w:rPr>
+        <w:t>method: sendkeys</w:t>
+      </w:r>
+      <w:r>
+        <w:rPr/>
+        <w:t xml:space="preserve">, after the delay, with the focus and tab rechecks; </w:t>
+      </w:r>
+      <w:r>
+        <w:rPr>
+          <w:rStyle w:val="SourceText"/>
+        </w:rPr>
+        <w:t>auto</w:t>
+      </w:r>
+      <w:r>
+        <w:rPr/>
+        <w:t xml:space="preserve"> there types nothing. It types once per handoff (a marker under </w:t>
+      </w:r>
+      <w:r>
+        <w:rPr>
+          <w:rStyle w:val="SourceText"/>
+        </w:rPr>
+        <w:t>&lt;git-common-dir&gt;/crew/</w:t>
+      </w:r>
+      <w:r>
+        <w:rPr/>
+        <w:t xml:space="preserve">) and records the run first, so a run that could not be recorded is never typed. The context then says </w:t>
+      </w:r>
+      <w:r>
+        <w:rPr>
+          <w:rStyle w:val="SourceText"/>
+        </w:rPr>
+        <w:t>Auto-resume: typing /crew:done T-0001 into this session in 2s (method tmux)</w:t>
+      </w:r>
+      <w:r>
+        <w:rPr/>
+        <w:t xml:space="preserve">, or keeps the line above and adds </w:t>
+      </w:r>
+      <w:r>
+        <w:rPr>
+          <w:rStyle w:val="SourceText"/>
+        </w:rPr>
+        <w:t>Auto-resume was not typed: &lt;reason&gt;.</w:t>
+      </w:r>
+      <w:r>
+        <w:rPr/>
+        <w:t xml:space="preserve"> Every refusal is in </w:t>
+      </w:r>
+      <w:r>
+        <w:rPr>
+          <w:rStyle w:val="SourceText"/>
+        </w:rPr>
+        <w:t>.crew/.autoclear.log</w:t>
+      </w:r>
+      <w:r>
+        <w:rPr/>
+        <w:t xml:space="preserve">: decide did not say run; no usable method, </w:t>
+      </w:r>
+      <w:r>
+        <w:rPr>
+          <w:rStyle w:val="SourceText"/>
+        </w:rPr>
+        <w:t>$TMUX</w:t>
+      </w:r>
+      <w:r>
+        <w:rPr/>
+        <w:t xml:space="preserve"> unset or a pane that is not this session's; </w:t>
+      </w:r>
+      <w:r>
+        <w:rPr>
+          <w:rStyle w:val="SourceText"/>
+        </w:rPr>
+        <w:t>wtype</w:t>
+      </w:r>
+      <w:r>
+        <w:rPr/>
+        <w:t xml:space="preserve"> or </w:t>
+      </w:r>
+      <w:r>
+        <w:rPr>
+          <w:rStyle w:val="SourceText"/>
+        </w:rPr>
+        <w:t>xdotool</w:t>
+      </w:r>
+      <w:r>
+        <w:rPr/>
+        <w:t>; already typed; the run could not be recorded; the input line is not empty; not ready in time; on Windows, focus lost or a tab not provable. The 2 s default comes from a measurement (input ready by 0.134 s after SessionStart on Claude Code 2.1.282); a delay is still a guess, and Windows has no probe.</w:t>
+      </w:r>
+    </w:p>
+    <w:p>
+      <w:pPr>
+        <w:pStyle w:val="BodyText"/>
+        <w:bidi w:val="0"/>
+        <w:jc w:val="left"/>
+        <w:rPr/>
+      </w:pPr>
+      <w:r>
+        <w:rPr/>
+        <w:t xml:space="preserve">A note resumes only in the session that wrote it. Write it with the Write tool (as </w:t>
+      </w:r>
+      <w:r>
+        <w:rPr>
+          <w:rStyle w:val="SourceText"/>
+        </w:rPr>
+        <w:t>/crew:handoff</w:t>
+      </w:r>
+      <w:r>
+        <w:rPr/>
+        <w:t xml:space="preserve"> does): the context hook then records which session and which Claude Code process wrote it. After </w:t>
+      </w:r>
+      <w:r>
+        <w:rPr>
+          <w:rStyle w:val="SourceText"/>
+        </w:rPr>
+        <w:t>/compact</w:t>
+      </w:r>
+      <w:r>
+        <w:rPr/>
+        <w:t xml:space="preserve"> the session must match; after </w:t>
+      </w:r>
+      <w:r>
+        <w:rPr>
+          <w:rStyle w:val="SourceText"/>
+        </w:rPr>
+        <w:t>/clear</w:t>
+      </w:r>
+      <w:r>
+        <w:rPr/>
+        <w:t xml:space="preserve"> the process must, so a </w:t>
+      </w:r>
+      <w:r>
+        <w:rPr>
+          <w:rStyle w:val="SourceText"/>
+        </w:rPr>
+        <w:t>/clear</w:t>
+      </w:r>
+      <w:r>
+        <w:rPr/>
+        <w:t xml:space="preserve"> in another terminal on the same worktree waits. A note written by Bash or by hand waits.</w:t>
+      </w:r>
+    </w:p>
+    <w:p>
+      <w:pPr>
+        <w:pStyle w:val="Heading3"/>
+        <w:bidi w:val="0"/>
+        <w:ind w:hanging="0" w:left="0" w:right="0"/>
+        <w:jc w:val="left"/>
+        <w:rPr/>
+      </w:pPr>
+      <w:bookmarkStart w:id="31" w:name="turning-it-on-and-off"/>
+      <w:bookmarkEnd w:id="31"/>
+      <w:r>
+        <w:rPr/>
+        <w:t>Turning It on and Off</w:t>
+      </w:r>
+    </w:p>
+    <w:p>
+      <w:pPr>
+        <w:pStyle w:val="BodyText"/>
+        <w:bidi w:val="0"/>
+        <w:jc w:val="left"/>
+        <w:rPr/>
+      </w:pPr>
+      <w:r>
         <w:rPr/>
         <w:t xml:space="preserve">Wrap-up and resume are on by default. Auto-clear is </w:t>
       </w:r>
@@ -20512,9 +20844,9 @@
     </w:p>
     <w:tbl>
       <w:tblPr>
-        <w:tblW w:w="12890" w:type="dxa"/>
+        <w:tblW w:w="12926" w:type="dxa"/>
         <w:jc w:val="left"/>
-        <w:tblInd w:w="0" w:type="dxa"/>
+        <w:tblInd w:w="28" w:type="dxa"/>
         <w:tblLayout w:type="fixed"/>
         <w:tblCellMar>
           <w:top w:w="28" w:type="dxa"/>
@@ -20524,10 +20856,10 @@
         </w:tblCellMar>
       </w:tblPr>
       <w:tblGrid>
-        <w:gridCol w:w="2685"/>
-        <w:gridCol w:w="4096"/>
-        <w:gridCol w:w="1956"/>
-        <w:gridCol w:w="4153"/>
+        <w:gridCol w:w="2552"/>
+        <w:gridCol w:w="4100"/>
+        <w:gridCol w:w="2009"/>
+        <w:gridCol w:w="4265"/>
       </w:tblGrid>
       <w:tr>
         <w:trPr>
@@ -20535,7 +20867,7 @@
         </w:trPr>
         <w:tc>
           <w:tcPr>
-            <w:tcW w:w="2685" w:type="dxa"/>
+            <w:tcW w:w="2552" w:type="dxa"/>
             <w:tcBorders/>
             <w:vAlign w:val="center"/>
           </w:tcPr>
@@ -20557,7 +20889,7 @@
         </w:tc>
         <w:tc>
           <w:tcPr>
-            <w:tcW w:w="4096" w:type="dxa"/>
+            <w:tcW w:w="4100" w:type="dxa"/>
             <w:tcBorders/>
             <w:vAlign w:val="center"/>
           </w:tcPr>
@@ -20579,7 +20911,7 @@
         </w:tc>
         <w:tc>
           <w:tcPr>
-            <w:tcW w:w="1956" w:type="dxa"/>
+            <w:tcW w:w="2009" w:type="dxa"/>
             <w:tcBorders/>
             <w:vAlign w:val="center"/>
           </w:tcPr>
@@ -20601,7 +20933,7 @@
         </w:tc>
         <w:tc>
           <w:tcPr>
-            <w:tcW w:w="4153" w:type="dxa"/>
+            <w:tcW w:w="4265" w:type="dxa"/>
             <w:tcBorders/>
             <w:vAlign w:val="center"/>
           </w:tcPr>
@@ -20626,7 +20958,7 @@
         <w:trPr/>
         <w:tc>
           <w:tcPr>
-            <w:tcW w:w="2685" w:type="dxa"/>
+            <w:tcW w:w="2552" w:type="dxa"/>
             <w:tcBorders/>
             <w:vAlign w:val="center"/>
           </w:tcPr>
@@ -20663,7 +20995,7 @@
         </w:tc>
         <w:tc>
           <w:tcPr>
-            <w:tcW w:w="4096" w:type="dxa"/>
+            <w:tcW w:w="4100" w:type="dxa"/>
             <w:tcBorders/>
             <w:vAlign w:val="center"/>
           </w:tcPr>
@@ -20686,7 +21018,7 @@
         </w:tc>
         <w:tc>
           <w:tcPr>
-            <w:tcW w:w="1956" w:type="dxa"/>
+            <w:tcW w:w="2009" w:type="dxa"/>
             <w:tcBorders/>
             <w:vAlign w:val="center"/>
           </w:tcPr>
@@ -20709,7 +21041,7 @@
         </w:tc>
         <w:tc>
           <w:tcPr>
-            <w:tcW w:w="4153" w:type="dxa"/>
+            <w:tcW w:w="4265" w:type="dxa"/>
             <w:tcBorders/>
             <w:vAlign w:val="center"/>
           </w:tcPr>
@@ -20733,7 +21065,7 @@
         <w:trPr/>
         <w:tc>
           <w:tcPr>
-            <w:tcW w:w="2685" w:type="dxa"/>
+            <w:tcW w:w="2552" w:type="dxa"/>
             <w:tcBorders/>
             <w:vAlign w:val="center"/>
           </w:tcPr>
@@ -20754,7 +21086,7 @@
         </w:tc>
         <w:tc>
           <w:tcPr>
-            <w:tcW w:w="4096" w:type="dxa"/>
+            <w:tcW w:w="4100" w:type="dxa"/>
             <w:tcBorders/>
             <w:vAlign w:val="center"/>
           </w:tcPr>
@@ -20777,7 +21109,7 @@
         </w:tc>
         <w:tc>
           <w:tcPr>
-            <w:tcW w:w="1956" w:type="dxa"/>
+            <w:tcW w:w="2009" w:type="dxa"/>
             <w:tcBorders/>
             <w:vAlign w:val="center"/>
           </w:tcPr>
@@ -20850,7 +21182,7 @@
         </w:tc>
         <w:tc>
           <w:tcPr>
-            <w:tcW w:w="4153" w:type="dxa"/>
+            <w:tcW w:w="4265" w:type="dxa"/>
             <w:tcBorders/>
             <w:vAlign w:val="center"/>
           </w:tcPr>
@@ -20874,7 +21206,7 @@
         <w:trPr/>
         <w:tc>
           <w:tcPr>
-            <w:tcW w:w="2685" w:type="dxa"/>
+            <w:tcW w:w="2552" w:type="dxa"/>
             <w:tcBorders/>
             <w:vAlign w:val="center"/>
           </w:tcPr>
@@ -20895,7 +21227,7 @@
         </w:tc>
         <w:tc>
           <w:tcPr>
-            <w:tcW w:w="4096" w:type="dxa"/>
+            <w:tcW w:w="4100" w:type="dxa"/>
             <w:tcBorders/>
             <w:vAlign w:val="center"/>
           </w:tcPr>
@@ -20918,7 +21250,7 @@
         </w:tc>
         <w:tc>
           <w:tcPr>
-            <w:tcW w:w="1956" w:type="dxa"/>
+            <w:tcW w:w="2009" w:type="dxa"/>
             <w:tcBorders/>
             <w:vAlign w:val="center"/>
           </w:tcPr>
@@ -20939,7 +21271,7 @@
         </w:tc>
         <w:tc>
           <w:tcPr>
-            <w:tcW w:w="4153" w:type="dxa"/>
+            <w:tcW w:w="4265" w:type="dxa"/>
             <w:tcBorders/>
             <w:vAlign w:val="center"/>
           </w:tcPr>
@@ -20963,7 +21295,7 @@
         <w:trPr/>
         <w:tc>
           <w:tcPr>
-            <w:tcW w:w="2685" w:type="dxa"/>
+            <w:tcW w:w="2552" w:type="dxa"/>
             <w:tcBorders/>
             <w:vAlign w:val="center"/>
           </w:tcPr>
@@ -20984,7 +21316,7 @@
         </w:tc>
         <w:tc>
           <w:tcPr>
-            <w:tcW w:w="4096" w:type="dxa"/>
+            <w:tcW w:w="4100" w:type="dxa"/>
             <w:tcBorders/>
             <w:vAlign w:val="center"/>
           </w:tcPr>
@@ -21007,7 +21339,7 @@
         </w:tc>
         <w:tc>
           <w:tcPr>
-            <w:tcW w:w="1956" w:type="dxa"/>
+            <w:tcW w:w="2009" w:type="dxa"/>
             <w:tcBorders/>
             <w:vAlign w:val="center"/>
           </w:tcPr>
@@ -21030,7 +21362,7 @@
         </w:tc>
         <w:tc>
           <w:tcPr>
-            <w:tcW w:w="4153" w:type="dxa"/>
+            <w:tcW w:w="4265" w:type="dxa"/>
             <w:tcBorders/>
             <w:vAlign w:val="center"/>
           </w:tcPr>
@@ -21054,7 +21386,7 @@
         <w:trPr/>
         <w:tc>
           <w:tcPr>
-            <w:tcW w:w="2685" w:type="dxa"/>
+            <w:tcW w:w="2552" w:type="dxa"/>
             <w:tcBorders/>
             <w:vAlign w:val="center"/>
           </w:tcPr>
@@ -21075,7 +21407,7 @@
         </w:tc>
         <w:tc>
           <w:tcPr>
-            <w:tcW w:w="4096" w:type="dxa"/>
+            <w:tcW w:w="4100" w:type="dxa"/>
             <w:tcBorders/>
             <w:vAlign w:val="center"/>
           </w:tcPr>
@@ -21098,7 +21430,7 @@
         </w:tc>
         <w:tc>
           <w:tcPr>
-            <w:tcW w:w="1956" w:type="dxa"/>
+            <w:tcW w:w="2009" w:type="dxa"/>
             <w:tcBorders/>
             <w:vAlign w:val="center"/>
           </w:tcPr>
@@ -21121,7 +21453,7 @@
         </w:tc>
         <w:tc>
           <w:tcPr>
-            <w:tcW w:w="4153" w:type="dxa"/>
+            <w:tcW w:w="4265" w:type="dxa"/>
             <w:tcBorders/>
             <w:vAlign w:val="center"/>
           </w:tcPr>
@@ -21145,7 +21477,7 @@
         <w:trPr/>
         <w:tc>
           <w:tcPr>
-            <w:tcW w:w="2685" w:type="dxa"/>
+            <w:tcW w:w="2552" w:type="dxa"/>
             <w:tcBorders/>
             <w:vAlign w:val="center"/>
           </w:tcPr>
@@ -21172,7 +21504,7 @@
         </w:tc>
         <w:tc>
           <w:tcPr>
-            <w:tcW w:w="4096" w:type="dxa"/>
+            <w:tcW w:w="4100" w:type="dxa"/>
             <w:tcBorders/>
             <w:vAlign w:val="center"/>
           </w:tcPr>
@@ -21195,7 +21527,7 @@
         </w:tc>
         <w:tc>
           <w:tcPr>
-            <w:tcW w:w="1956" w:type="dxa"/>
+            <w:tcW w:w="2009" w:type="dxa"/>
             <w:tcBorders/>
             <w:vAlign w:val="center"/>
           </w:tcPr>
@@ -21218,7 +21550,7 @@
         </w:tc>
         <w:tc>
           <w:tcPr>
-            <w:tcW w:w="4153" w:type="dxa"/>
+            <w:tcW w:w="4265" w:type="dxa"/>
             <w:tcBorders/>
             <w:vAlign w:val="center"/>
           </w:tcPr>
@@ -21252,7 +21584,7 @@
         <w:trPr/>
         <w:tc>
           <w:tcPr>
-            <w:tcW w:w="2685" w:type="dxa"/>
+            <w:tcW w:w="2552" w:type="dxa"/>
             <w:tcBorders/>
             <w:vAlign w:val="center"/>
           </w:tcPr>
@@ -21275,7 +21607,7 @@
         </w:tc>
         <w:tc>
           <w:tcPr>
-            <w:tcW w:w="4096" w:type="dxa"/>
+            <w:tcW w:w="4100" w:type="dxa"/>
             <w:tcBorders/>
             <w:vAlign w:val="center"/>
           </w:tcPr>
@@ -21298,7 +21630,7 @@
         </w:tc>
         <w:tc>
           <w:tcPr>
-            <w:tcW w:w="1956" w:type="dxa"/>
+            <w:tcW w:w="2009" w:type="dxa"/>
             <w:tcBorders/>
             <w:vAlign w:val="center"/>
           </w:tcPr>
@@ -21321,7 +21653,7 @@
         </w:tc>
         <w:tc>
           <w:tcPr>
-            <w:tcW w:w="4153" w:type="dxa"/>
+            <w:tcW w:w="4265" w:type="dxa"/>
             <w:tcBorders/>
             <w:vAlign w:val="center"/>
           </w:tcPr>
@@ -21375,7 +21707,7 @@
         <w:trPr/>
         <w:tc>
           <w:tcPr>
-            <w:tcW w:w="2685" w:type="dxa"/>
+            <w:tcW w:w="2552" w:type="dxa"/>
             <w:tcBorders/>
             <w:vAlign w:val="center"/>
           </w:tcPr>
@@ -21412,7 +21744,7 @@
         </w:tc>
         <w:tc>
           <w:tcPr>
-            <w:tcW w:w="4096" w:type="dxa"/>
+            <w:tcW w:w="4100" w:type="dxa"/>
             <w:tcBorders/>
             <w:vAlign w:val="center"/>
           </w:tcPr>
@@ -21435,7 +21767,7 @@
         </w:tc>
         <w:tc>
           <w:tcPr>
-            <w:tcW w:w="1956" w:type="dxa"/>
+            <w:tcW w:w="2009" w:type="dxa"/>
             <w:tcBorders/>
             <w:vAlign w:val="center"/>
           </w:tcPr>
@@ -21458,7 +21790,7 @@
         </w:tc>
         <w:tc>
           <w:tcPr>
-            <w:tcW w:w="4153" w:type="dxa"/>
+            <w:tcW w:w="4265" w:type="dxa"/>
             <w:tcBorders/>
             <w:vAlign w:val="center"/>
           </w:tcPr>
@@ -21492,7 +21824,7 @@
         <w:trPr/>
         <w:tc>
           <w:tcPr>
-            <w:tcW w:w="2685" w:type="dxa"/>
+            <w:tcW w:w="2552" w:type="dxa"/>
             <w:tcBorders/>
             <w:vAlign w:val="center"/>
           </w:tcPr>
@@ -21515,7 +21847,7 @@
         </w:tc>
         <w:tc>
           <w:tcPr>
-            <w:tcW w:w="4096" w:type="dxa"/>
+            <w:tcW w:w="4100" w:type="dxa"/>
             <w:tcBorders/>
             <w:vAlign w:val="center"/>
           </w:tcPr>
@@ -21538,7 +21870,7 @@
         </w:tc>
         <w:tc>
           <w:tcPr>
-            <w:tcW w:w="1956" w:type="dxa"/>
+            <w:tcW w:w="2009" w:type="dxa"/>
             <w:tcBorders/>
             <w:vAlign w:val="center"/>
           </w:tcPr>
@@ -21561,7 +21893,7 @@
         </w:tc>
         <w:tc>
           <w:tcPr>
-            <w:tcW w:w="4153" w:type="dxa"/>
+            <w:tcW w:w="4265" w:type="dxa"/>
             <w:tcBorders/>
             <w:vAlign w:val="center"/>
           </w:tcPr>
@@ -21615,7 +21947,7 @@
         <w:trPr/>
         <w:tc>
           <w:tcPr>
-            <w:tcW w:w="2685" w:type="dxa"/>
+            <w:tcW w:w="2552" w:type="dxa"/>
             <w:tcBorders/>
             <w:vAlign w:val="center"/>
           </w:tcPr>
@@ -21638,7 +21970,7 @@
         </w:tc>
         <w:tc>
           <w:tcPr>
-            <w:tcW w:w="4096" w:type="dxa"/>
+            <w:tcW w:w="4100" w:type="dxa"/>
             <w:tcBorders/>
             <w:vAlign w:val="center"/>
           </w:tcPr>
@@ -21661,7 +21993,7 @@
         </w:tc>
         <w:tc>
           <w:tcPr>
-            <w:tcW w:w="1956" w:type="dxa"/>
+            <w:tcW w:w="2009" w:type="dxa"/>
             <w:tcBorders/>
             <w:vAlign w:val="center"/>
           </w:tcPr>
@@ -21684,7 +22016,7 @@
         </w:tc>
         <w:tc>
           <w:tcPr>
-            <w:tcW w:w="4153" w:type="dxa"/>
+            <w:tcW w:w="4265" w:type="dxa"/>
             <w:tcBorders/>
             <w:vAlign w:val="center"/>
           </w:tcPr>
@@ -21718,7 +22050,7 @@
         <w:trPr/>
         <w:tc>
           <w:tcPr>
-            <w:tcW w:w="2685" w:type="dxa"/>
+            <w:tcW w:w="2552" w:type="dxa"/>
             <w:tcBorders/>
             <w:vAlign w:val="center"/>
           </w:tcPr>
@@ -21741,7 +22073,7 @@
         </w:tc>
         <w:tc>
           <w:tcPr>
-            <w:tcW w:w="4096" w:type="dxa"/>
+            <w:tcW w:w="4100" w:type="dxa"/>
             <w:tcBorders/>
             <w:vAlign w:val="center"/>
           </w:tcPr>
@@ -21764,7 +22096,7 @@
         </w:tc>
         <w:tc>
           <w:tcPr>
-            <w:tcW w:w="1956" w:type="dxa"/>
+            <w:tcW w:w="2009" w:type="dxa"/>
             <w:tcBorders/>
             <w:vAlign w:val="center"/>
           </w:tcPr>
@@ -21787,7 +22119,7 @@
         </w:tc>
         <w:tc>
           <w:tcPr>
-            <w:tcW w:w="4153" w:type="dxa"/>
+            <w:tcW w:w="4265" w:type="dxa"/>
             <w:tcBorders/>
             <w:vAlign w:val="center"/>
           </w:tcPr>
@@ -21811,7 +22143,7 @@
         <w:trPr/>
         <w:tc>
           <w:tcPr>
-            <w:tcW w:w="2685" w:type="dxa"/>
+            <w:tcW w:w="2552" w:type="dxa"/>
             <w:tcBorders/>
             <w:vAlign w:val="center"/>
           </w:tcPr>
@@ -21834,7 +22166,7 @@
         </w:tc>
         <w:tc>
           <w:tcPr>
-            <w:tcW w:w="4096" w:type="dxa"/>
+            <w:tcW w:w="4100" w:type="dxa"/>
             <w:tcBorders/>
             <w:vAlign w:val="center"/>
           </w:tcPr>
@@ -21857,7 +22189,7 @@
         </w:tc>
         <w:tc>
           <w:tcPr>
-            <w:tcW w:w="1956" w:type="dxa"/>
+            <w:tcW w:w="2009" w:type="dxa"/>
             <w:tcBorders/>
             <w:vAlign w:val="center"/>
           </w:tcPr>
@@ -21880,7 +22212,7 @@
         </w:tc>
         <w:tc>
           <w:tcPr>
-            <w:tcW w:w="4153" w:type="dxa"/>
+            <w:tcW w:w="4265" w:type="dxa"/>
             <w:tcBorders/>
             <w:vAlign w:val="center"/>
           </w:tcPr>
@@ -22043,8 +22375,8 @@
         <w:jc w:val="left"/>
         <w:rPr/>
       </w:pPr>
-      <w:bookmarkStart w:id="31" w:name="armed-wrap-up-contextautoclearwrapup"/>
-      <w:bookmarkEnd w:id="31"/>
+      <w:bookmarkStart w:id="32" w:name="armed-wrap-up-contextautoclearwrapup"/>
+      <w:bookmarkEnd w:id="32"/>
       <w:r>
         <w:rPr/>
         <w:t>Armed wrap-up (</w:t>
@@ -22127,7 +22459,7 @@
         <w:pStyle w:val="BodyText"/>
         <w:numPr>
           <w:ilvl w:val="0"/>
-          <w:numId w:val="38"/>
+          <w:numId w:val="39"/>
         </w:numPr>
         <w:tabs>
           <w:tab w:val="clear" w:pos="1134"/>
@@ -22159,7 +22491,7 @@
         <w:pStyle w:val="BodyText"/>
         <w:numPr>
           <w:ilvl w:val="0"/>
-          <w:numId w:val="38"/>
+          <w:numId w:val="39"/>
         </w:numPr>
         <w:tabs>
           <w:tab w:val="clear" w:pos="1134"/>
@@ -22191,7 +22523,7 @@
         <w:pStyle w:val="BodyText"/>
         <w:numPr>
           <w:ilvl w:val="0"/>
-          <w:numId w:val="38"/>
+          <w:numId w:val="39"/>
         </w:numPr>
         <w:tabs>
           <w:tab w:val="clear" w:pos="1134"/>
@@ -22213,7 +22545,7 @@
         <w:pStyle w:val="BodyText"/>
         <w:numPr>
           <w:ilvl w:val="0"/>
-          <w:numId w:val="38"/>
+          <w:numId w:val="39"/>
         </w:numPr>
         <w:tabs>
           <w:tab w:val="clear" w:pos="1134"/>
@@ -22311,8 +22643,8 @@
         <w:jc w:val="left"/>
         <w:rPr/>
       </w:pPr>
-      <w:bookmarkStart w:id="32" w:name="arming-one-scratch-repo-while-other-sess"/>
-      <w:bookmarkEnd w:id="32"/>
+      <w:bookmarkStart w:id="33" w:name="arming-one-scratch-repo-while-other-sess"/>
+      <w:bookmarkEnd w:id="33"/>
       <w:r>
         <w:rPr/>
         <w:t>Arming one scratch repo while other sessions are live</w:t>
@@ -22368,9 +22700,9 @@
     </w:p>
     <w:tbl>
       <w:tblPr>
-        <w:tblW w:w="10938" w:type="dxa"/>
+        <w:tblW w:w="10959" w:type="dxa"/>
         <w:jc w:val="left"/>
-        <w:tblInd w:w="0" w:type="dxa"/>
+        <w:tblInd w:w="28" w:type="dxa"/>
         <w:tblLayout w:type="fixed"/>
         <w:tblCellMar>
           <w:top w:w="28" w:type="dxa"/>
@@ -22380,9 +22712,9 @@
         </w:tblCellMar>
       </w:tblPr>
       <w:tblGrid>
-        <w:gridCol w:w="3751"/>
-        <w:gridCol w:w="2941"/>
-        <w:gridCol w:w="4246"/>
+        <w:gridCol w:w="3762"/>
+        <w:gridCol w:w="2975"/>
+        <w:gridCol w:w="4222"/>
       </w:tblGrid>
       <w:tr>
         <w:trPr>
@@ -22390,7 +22722,7 @@
         </w:trPr>
         <w:tc>
           <w:tcPr>
-            <w:tcW w:w="3751" w:type="dxa"/>
+            <w:tcW w:w="3762" w:type="dxa"/>
             <w:tcBorders/>
             <w:vAlign w:val="center"/>
           </w:tcPr>
@@ -22412,7 +22744,7 @@
         </w:tc>
         <w:tc>
           <w:tcPr>
-            <w:tcW w:w="2941" w:type="dxa"/>
+            <w:tcW w:w="2975" w:type="dxa"/>
             <w:tcBorders/>
             <w:vAlign w:val="center"/>
           </w:tcPr>
@@ -22434,7 +22766,7 @@
         </w:tc>
         <w:tc>
           <w:tcPr>
-            <w:tcW w:w="4246" w:type="dxa"/>
+            <w:tcW w:w="4222" w:type="dxa"/>
             <w:tcBorders/>
             <w:vAlign w:val="center"/>
           </w:tcPr>
@@ -22459,7 +22791,7 @@
         <w:trPr/>
         <w:tc>
           <w:tcPr>
-            <w:tcW w:w="3751" w:type="dxa"/>
+            <w:tcW w:w="3762" w:type="dxa"/>
             <w:tcBorders/>
             <w:vAlign w:val="center"/>
           </w:tcPr>
@@ -22482,7 +22814,7 @@
         </w:tc>
         <w:tc>
           <w:tcPr>
-            <w:tcW w:w="2941" w:type="dxa"/>
+            <w:tcW w:w="2975" w:type="dxa"/>
             <w:tcBorders/>
             <w:vAlign w:val="center"/>
           </w:tcPr>
@@ -22503,7 +22835,7 @@
         </w:tc>
         <w:tc>
           <w:tcPr>
-            <w:tcW w:w="4246" w:type="dxa"/>
+            <w:tcW w:w="4222" w:type="dxa"/>
             <w:tcBorders/>
             <w:vAlign w:val="center"/>
           </w:tcPr>
@@ -22527,7 +22859,7 @@
         <w:trPr/>
         <w:tc>
           <w:tcPr>
-            <w:tcW w:w="3751" w:type="dxa"/>
+            <w:tcW w:w="3762" w:type="dxa"/>
             <w:tcBorders/>
             <w:vAlign w:val="center"/>
           </w:tcPr>
@@ -22550,7 +22882,7 @@
         </w:tc>
         <w:tc>
           <w:tcPr>
-            <w:tcW w:w="2941" w:type="dxa"/>
+            <w:tcW w:w="2975" w:type="dxa"/>
             <w:tcBorders/>
             <w:vAlign w:val="center"/>
           </w:tcPr>
@@ -22571,7 +22903,7 @@
         </w:tc>
         <w:tc>
           <w:tcPr>
-            <w:tcW w:w="4246" w:type="dxa"/>
+            <w:tcW w:w="4222" w:type="dxa"/>
             <w:tcBorders/>
             <w:vAlign w:val="center"/>
           </w:tcPr>
@@ -22597,7 +22929,7 @@
         <w:pStyle w:val="BodyText"/>
         <w:numPr>
           <w:ilvl w:val="0"/>
-          <w:numId w:val="39"/>
+          <w:numId w:val="40"/>
         </w:numPr>
         <w:tabs>
           <w:tab w:val="clear" w:pos="1134"/>
@@ -22639,7 +22971,7 @@
         <w:pStyle w:val="BodyText"/>
         <w:numPr>
           <w:ilvl w:val="0"/>
-          <w:numId w:val="39"/>
+          <w:numId w:val="40"/>
         </w:numPr>
         <w:tabs>
           <w:tab w:val="clear" w:pos="1134"/>
@@ -22661,7 +22993,7 @@
         <w:pStyle w:val="BodyText"/>
         <w:numPr>
           <w:ilvl w:val="0"/>
-          <w:numId w:val="39"/>
+          <w:numId w:val="40"/>
         </w:numPr>
         <w:tabs>
           <w:tab w:val="clear" w:pos="1134"/>
@@ -22713,7 +23045,7 @@
         <w:pStyle w:val="BodyText"/>
         <w:numPr>
           <w:ilvl w:val="0"/>
-          <w:numId w:val="39"/>
+          <w:numId w:val="40"/>
         </w:numPr>
         <w:tabs>
           <w:tab w:val="clear" w:pos="1134"/>
@@ -22735,7 +23067,7 @@
         <w:pStyle w:val="BodyText"/>
         <w:numPr>
           <w:ilvl w:val="0"/>
-          <w:numId w:val="39"/>
+          <w:numId w:val="40"/>
         </w:numPr>
         <w:tabs>
           <w:tab w:val="clear" w:pos="1134"/>
@@ -22867,7 +23199,7 @@
         <w:pStyle w:val="BodyText"/>
         <w:numPr>
           <w:ilvl w:val="0"/>
-          <w:numId w:val="39"/>
+          <w:numId w:val="40"/>
         </w:numPr>
         <w:tabs>
           <w:tab w:val="clear" w:pos="1134"/>
@@ -22919,7 +23251,7 @@
         <w:pStyle w:val="BodyText"/>
         <w:numPr>
           <w:ilvl w:val="0"/>
-          <w:numId w:val="39"/>
+          <w:numId w:val="40"/>
         </w:numPr>
         <w:tabs>
           <w:tab w:val="clear" w:pos="1134"/>
@@ -23175,8 +23507,8 @@
         <w:jc w:val="left"/>
         <w:rPr/>
       </w:pPr>
-      <w:bookmarkStart w:id="33" w:name="which-method-and-what-it-does"/>
-      <w:bookmarkEnd w:id="33"/>
+      <w:bookmarkStart w:id="34" w:name="which-method-and-what-it-does"/>
+      <w:bookmarkEnd w:id="34"/>
       <w:r>
         <w:rPr/>
         <w:t>Which Method, and What It Does</w:t>
@@ -23184,9 +23516,9 @@
     </w:p>
     <w:tbl>
       <w:tblPr>
-        <w:tblW w:w="12890" w:type="dxa"/>
+        <w:tblW w:w="12926" w:type="dxa"/>
         <w:jc w:val="left"/>
-        <w:tblInd w:w="0" w:type="dxa"/>
+        <w:tblInd w:w="28" w:type="dxa"/>
         <w:tblLayout w:type="fixed"/>
         <w:tblCellMar>
           <w:top w:w="28" w:type="dxa"/>
@@ -23196,9 +23528,9 @@
         </w:tblCellMar>
       </w:tblPr>
       <w:tblGrid>
-        <w:gridCol w:w="1171"/>
-        <w:gridCol w:w="9268"/>
-        <w:gridCol w:w="2451"/>
+        <w:gridCol w:w="1180"/>
+        <w:gridCol w:w="9263"/>
+        <w:gridCol w:w="2483"/>
       </w:tblGrid>
       <w:tr>
         <w:trPr>
@@ -23206,7 +23538,7 @@
         </w:trPr>
         <w:tc>
           <w:tcPr>
-            <w:tcW w:w="1171" w:type="dxa"/>
+            <w:tcW w:w="1180" w:type="dxa"/>
             <w:tcBorders/>
             <w:vAlign w:val="center"/>
           </w:tcPr>
@@ -23228,7 +23560,7 @@
         </w:tc>
         <w:tc>
           <w:tcPr>
-            <w:tcW w:w="9268" w:type="dxa"/>
+            <w:tcW w:w="9263" w:type="dxa"/>
             <w:tcBorders/>
             <w:vAlign w:val="center"/>
           </w:tcPr>
@@ -23250,7 +23582,7 @@
         </w:tc>
         <w:tc>
           <w:tcPr>
-            <w:tcW w:w="2451" w:type="dxa"/>
+            <w:tcW w:w="2483" w:type="dxa"/>
             <w:tcBorders/>
             <w:vAlign w:val="center"/>
           </w:tcPr>
@@ -23285,7 +23617,7 @@
         <w:trPr/>
         <w:tc>
           <w:tcPr>
-            <w:tcW w:w="1171" w:type="dxa"/>
+            <w:tcW w:w="1180" w:type="dxa"/>
             <w:tcBorders/>
             <w:vAlign w:val="center"/>
           </w:tcPr>
@@ -23308,7 +23640,7 @@
         </w:tc>
         <w:tc>
           <w:tcPr>
-            <w:tcW w:w="9268" w:type="dxa"/>
+            <w:tcW w:w="9263" w:type="dxa"/>
             <w:tcBorders/>
             <w:vAlign w:val="center"/>
           </w:tcPr>
@@ -23339,7 +23671,7 @@
         </w:tc>
         <w:tc>
           <w:tcPr>
-            <w:tcW w:w="2451" w:type="dxa"/>
+            <w:tcW w:w="2483" w:type="dxa"/>
             <w:tcBorders/>
             <w:vAlign w:val="center"/>
           </w:tcPr>
@@ -23383,7 +23715,7 @@
         <w:trPr/>
         <w:tc>
           <w:tcPr>
-            <w:tcW w:w="1171" w:type="dxa"/>
+            <w:tcW w:w="1180" w:type="dxa"/>
             <w:tcBorders/>
             <w:vAlign w:val="center"/>
           </w:tcPr>
@@ -23406,7 +23738,7 @@
         </w:tc>
         <w:tc>
           <w:tcPr>
-            <w:tcW w:w="9268" w:type="dxa"/>
+            <w:tcW w:w="9263" w:type="dxa"/>
             <w:tcBorders/>
             <w:vAlign w:val="center"/>
           </w:tcPr>
@@ -23437,7 +23769,7 @@
         </w:tc>
         <w:tc>
           <w:tcPr>
-            <w:tcW w:w="2451" w:type="dxa"/>
+            <w:tcW w:w="2483" w:type="dxa"/>
             <w:tcBorders/>
             <w:vAlign w:val="center"/>
           </w:tcPr>
@@ -23481,7 +23813,7 @@
         <w:trPr/>
         <w:tc>
           <w:tcPr>
-            <w:tcW w:w="1171" w:type="dxa"/>
+            <w:tcW w:w="1180" w:type="dxa"/>
             <w:tcBorders/>
             <w:vAlign w:val="center"/>
           </w:tcPr>
@@ -23504,7 +23836,7 @@
         </w:tc>
         <w:tc>
           <w:tcPr>
-            <w:tcW w:w="9268" w:type="dxa"/>
+            <w:tcW w:w="9263" w:type="dxa"/>
             <w:tcBorders/>
             <w:vAlign w:val="center"/>
           </w:tcPr>
@@ -23525,7 +23857,7 @@
         </w:tc>
         <w:tc>
           <w:tcPr>
-            <w:tcW w:w="2451" w:type="dxa"/>
+            <w:tcW w:w="2483" w:type="dxa"/>
             <w:tcBorders/>
             <w:vAlign w:val="center"/>
           </w:tcPr>
@@ -23555,7 +23887,7 @@
         <w:trPr/>
         <w:tc>
           <w:tcPr>
-            <w:tcW w:w="1171" w:type="dxa"/>
+            <w:tcW w:w="1180" w:type="dxa"/>
             <w:tcBorders/>
             <w:vAlign w:val="center"/>
           </w:tcPr>
@@ -23578,7 +23910,7 @@
         </w:tc>
         <w:tc>
           <w:tcPr>
-            <w:tcW w:w="9268" w:type="dxa"/>
+            <w:tcW w:w="9263" w:type="dxa"/>
             <w:tcBorders/>
             <w:vAlign w:val="center"/>
           </w:tcPr>
@@ -23661,7 +23993,7 @@
         </w:tc>
         <w:tc>
           <w:tcPr>
-            <w:tcW w:w="2451" w:type="dxa"/>
+            <w:tcW w:w="2483" w:type="dxa"/>
             <w:tcBorders/>
             <w:vAlign w:val="center"/>
           </w:tcPr>
@@ -23685,7 +24017,7 @@
         <w:trPr/>
         <w:tc>
           <w:tcPr>
-            <w:tcW w:w="1171" w:type="dxa"/>
+            <w:tcW w:w="1180" w:type="dxa"/>
             <w:tcBorders/>
             <w:vAlign w:val="center"/>
           </w:tcPr>
@@ -23708,7 +24040,7 @@
         </w:tc>
         <w:tc>
           <w:tcPr>
-            <w:tcW w:w="9268" w:type="dxa"/>
+            <w:tcW w:w="9263" w:type="dxa"/>
             <w:tcBorders/>
             <w:vAlign w:val="center"/>
           </w:tcPr>
@@ -23729,7 +24061,7 @@
         </w:tc>
         <w:tc>
           <w:tcPr>
-            <w:tcW w:w="2451" w:type="dxa"/>
+            <w:tcW w:w="2483" w:type="dxa"/>
             <w:tcBorders/>
             <w:vAlign w:val="center"/>
           </w:tcPr>
@@ -23758,8 +24090,8 @@
         <w:jc w:val="left"/>
         <w:rPr/>
       </w:pPr>
-      <w:bookmarkStart w:id="34" w:name="when-it-will-not-clear-or-notify"/>
-      <w:bookmarkEnd w:id="34"/>
+      <w:bookmarkStart w:id="35" w:name="when-it-will-not-clear-or-notify"/>
+      <w:bookmarkEnd w:id="35"/>
       <w:r>
         <w:rPr/>
         <w:t>When It Will Not Clear (or Notify)</w:t>
@@ -23809,9 +24141,9 @@
     </w:p>
     <w:tbl>
       <w:tblPr>
-        <w:tblW w:w="12890" w:type="dxa"/>
+        <w:tblW w:w="12926" w:type="dxa"/>
         <w:jc w:val="left"/>
-        <w:tblInd w:w="0" w:type="dxa"/>
+        <w:tblInd w:w="28" w:type="dxa"/>
         <w:tblLayout w:type="fixed"/>
         <w:tblCellMar>
           <w:top w:w="28" w:type="dxa"/>
@@ -23821,8 +24153,8 @@
         </w:tblCellMar>
       </w:tblPr>
       <w:tblGrid>
-        <w:gridCol w:w="5564"/>
-        <w:gridCol w:w="7326"/>
+        <w:gridCol w:w="5613"/>
+        <w:gridCol w:w="7313"/>
       </w:tblGrid>
       <w:tr>
         <w:trPr>
@@ -23830,7 +24162,7 @@
         </w:trPr>
         <w:tc>
           <w:tcPr>
-            <w:tcW w:w="5564" w:type="dxa"/>
+            <w:tcW w:w="5613" w:type="dxa"/>
             <w:tcBorders/>
             <w:vAlign w:val="center"/>
           </w:tcPr>
@@ -23852,7 +24184,7 @@
         </w:tc>
         <w:tc>
           <w:tcPr>
-            <w:tcW w:w="7326" w:type="dxa"/>
+            <w:tcW w:w="7313" w:type="dxa"/>
             <w:tcBorders/>
             <w:vAlign w:val="center"/>
           </w:tcPr>
@@ -23877,7 +24209,7 @@
         <w:trPr/>
         <w:tc>
           <w:tcPr>
-            <w:tcW w:w="5564" w:type="dxa"/>
+            <w:tcW w:w="5613" w:type="dxa"/>
             <w:tcBorders/>
             <w:vAlign w:val="center"/>
           </w:tcPr>
@@ -23900,7 +24232,7 @@
         </w:tc>
         <w:tc>
           <w:tcPr>
-            <w:tcW w:w="7326" w:type="dxa"/>
+            <w:tcW w:w="7313" w:type="dxa"/>
             <w:tcBorders/>
             <w:vAlign w:val="center"/>
           </w:tcPr>
@@ -23924,7 +24256,7 @@
         <w:trPr/>
         <w:tc>
           <w:tcPr>
-            <w:tcW w:w="5564" w:type="dxa"/>
+            <w:tcW w:w="5613" w:type="dxa"/>
             <w:tcBorders/>
             <w:vAlign w:val="center"/>
           </w:tcPr>
@@ -23947,7 +24279,7 @@
         </w:tc>
         <w:tc>
           <w:tcPr>
-            <w:tcW w:w="7326" w:type="dxa"/>
+            <w:tcW w:w="7313" w:type="dxa"/>
             <w:tcBorders/>
             <w:vAlign w:val="center"/>
           </w:tcPr>
@@ -23981,7 +24313,7 @@
         <w:trPr/>
         <w:tc>
           <w:tcPr>
-            <w:tcW w:w="5564" w:type="dxa"/>
+            <w:tcW w:w="5613" w:type="dxa"/>
             <w:tcBorders/>
             <w:vAlign w:val="center"/>
           </w:tcPr>
@@ -24004,7 +24336,7 @@
         </w:tc>
         <w:tc>
           <w:tcPr>
-            <w:tcW w:w="7326" w:type="dxa"/>
+            <w:tcW w:w="7313" w:type="dxa"/>
             <w:tcBorders/>
             <w:vAlign w:val="center"/>
           </w:tcPr>
@@ -24028,7 +24360,7 @@
         <w:trPr/>
         <w:tc>
           <w:tcPr>
-            <w:tcW w:w="5564" w:type="dxa"/>
+            <w:tcW w:w="5613" w:type="dxa"/>
             <w:tcBorders/>
             <w:vAlign w:val="center"/>
           </w:tcPr>
@@ -24051,7 +24383,7 @@
         </w:tc>
         <w:tc>
           <w:tcPr>
-            <w:tcW w:w="7326" w:type="dxa"/>
+            <w:tcW w:w="7313" w:type="dxa"/>
             <w:tcBorders/>
             <w:vAlign w:val="center"/>
           </w:tcPr>
@@ -24075,7 +24407,7 @@
         <w:trPr/>
         <w:tc>
           <w:tcPr>
-            <w:tcW w:w="5564" w:type="dxa"/>
+            <w:tcW w:w="5613" w:type="dxa"/>
             <w:tcBorders/>
             <w:vAlign w:val="center"/>
           </w:tcPr>
@@ -24098,7 +24430,7 @@
         </w:tc>
         <w:tc>
           <w:tcPr>
-            <w:tcW w:w="7326" w:type="dxa"/>
+            <w:tcW w:w="7313" w:type="dxa"/>
             <w:tcBorders/>
             <w:vAlign w:val="center"/>
           </w:tcPr>
@@ -24122,7 +24454,7 @@
         <w:trPr/>
         <w:tc>
           <w:tcPr>
-            <w:tcW w:w="5564" w:type="dxa"/>
+            <w:tcW w:w="5613" w:type="dxa"/>
             <w:tcBorders/>
             <w:vAlign w:val="center"/>
           </w:tcPr>
@@ -24145,7 +24477,7 @@
         </w:tc>
         <w:tc>
           <w:tcPr>
-            <w:tcW w:w="7326" w:type="dxa"/>
+            <w:tcW w:w="7313" w:type="dxa"/>
             <w:tcBorders/>
             <w:vAlign w:val="center"/>
           </w:tcPr>
@@ -24169,7 +24501,7 @@
         <w:trPr/>
         <w:tc>
           <w:tcPr>
-            <w:tcW w:w="5564" w:type="dxa"/>
+            <w:tcW w:w="5613" w:type="dxa"/>
             <w:tcBorders/>
             <w:vAlign w:val="center"/>
           </w:tcPr>
@@ -24202,7 +24534,7 @@
         </w:tc>
         <w:tc>
           <w:tcPr>
-            <w:tcW w:w="7326" w:type="dxa"/>
+            <w:tcW w:w="7313" w:type="dxa"/>
             <w:tcBorders/>
             <w:vAlign w:val="center"/>
           </w:tcPr>
@@ -24246,7 +24578,7 @@
         <w:trPr/>
         <w:tc>
           <w:tcPr>
-            <w:tcW w:w="5564" w:type="dxa"/>
+            <w:tcW w:w="5613" w:type="dxa"/>
             <w:tcBorders/>
             <w:vAlign w:val="center"/>
           </w:tcPr>
@@ -24279,7 +24611,7 @@
         </w:tc>
         <w:tc>
           <w:tcPr>
-            <w:tcW w:w="7326" w:type="dxa"/>
+            <w:tcW w:w="7313" w:type="dxa"/>
             <w:tcBorders/>
             <w:vAlign w:val="center"/>
           </w:tcPr>
@@ -24333,7 +24665,7 @@
         <w:trPr/>
         <w:tc>
           <w:tcPr>
-            <w:tcW w:w="5564" w:type="dxa"/>
+            <w:tcW w:w="5613" w:type="dxa"/>
             <w:tcBorders/>
             <w:vAlign w:val="center"/>
           </w:tcPr>
@@ -24356,7 +24688,7 @@
         </w:tc>
         <w:tc>
           <w:tcPr>
-            <w:tcW w:w="7326" w:type="dxa"/>
+            <w:tcW w:w="7313" w:type="dxa"/>
             <w:tcBorders/>
             <w:vAlign w:val="center"/>
           </w:tcPr>
@@ -24410,7 +24742,7 @@
         <w:trPr/>
         <w:tc>
           <w:tcPr>
-            <w:tcW w:w="5564" w:type="dxa"/>
+            <w:tcW w:w="5613" w:type="dxa"/>
             <w:tcBorders/>
             <w:vAlign w:val="center"/>
           </w:tcPr>
@@ -24433,7 +24765,7 @@
         </w:tc>
         <w:tc>
           <w:tcPr>
-            <w:tcW w:w="7326" w:type="dxa"/>
+            <w:tcW w:w="7313" w:type="dxa"/>
             <w:tcBorders/>
             <w:vAlign w:val="center"/>
           </w:tcPr>
@@ -24473,7 +24805,7 @@
         <w:trPr/>
         <w:tc>
           <w:tcPr>
-            <w:tcW w:w="5564" w:type="dxa"/>
+            <w:tcW w:w="5613" w:type="dxa"/>
             <w:tcBorders/>
             <w:vAlign w:val="center"/>
           </w:tcPr>
@@ -24496,7 +24828,7 @@
         </w:tc>
         <w:tc>
           <w:tcPr>
-            <w:tcW w:w="7326" w:type="dxa"/>
+            <w:tcW w:w="7313" w:type="dxa"/>
             <w:tcBorders/>
             <w:vAlign w:val="center"/>
           </w:tcPr>
@@ -24546,7 +24878,7 @@
         <w:trPr/>
         <w:tc>
           <w:tcPr>
-            <w:tcW w:w="5564" w:type="dxa"/>
+            <w:tcW w:w="5613" w:type="dxa"/>
             <w:tcBorders/>
             <w:vAlign w:val="center"/>
           </w:tcPr>
@@ -24569,7 +24901,7 @@
         </w:tc>
         <w:tc>
           <w:tcPr>
-            <w:tcW w:w="7326" w:type="dxa"/>
+            <w:tcW w:w="7313" w:type="dxa"/>
             <w:tcBorders/>
             <w:vAlign w:val="center"/>
           </w:tcPr>
@@ -24593,7 +24925,7 @@
         <w:trPr/>
         <w:tc>
           <w:tcPr>
-            <w:tcW w:w="5564" w:type="dxa"/>
+            <w:tcW w:w="5613" w:type="dxa"/>
             <w:tcBorders/>
             <w:vAlign w:val="center"/>
           </w:tcPr>
@@ -24626,7 +24958,7 @@
         </w:tc>
         <w:tc>
           <w:tcPr>
-            <w:tcW w:w="7326" w:type="dxa"/>
+            <w:tcW w:w="7313" w:type="dxa"/>
             <w:tcBorders/>
             <w:vAlign w:val="center"/>
           </w:tcPr>
@@ -24650,7 +24982,7 @@
         <w:trPr/>
         <w:tc>
           <w:tcPr>
-            <w:tcW w:w="5564" w:type="dxa"/>
+            <w:tcW w:w="5613" w:type="dxa"/>
             <w:tcBorders/>
             <w:vAlign w:val="center"/>
           </w:tcPr>
@@ -24693,7 +25025,7 @@
         </w:tc>
         <w:tc>
           <w:tcPr>
-            <w:tcW w:w="7326" w:type="dxa"/>
+            <w:tcW w:w="7313" w:type="dxa"/>
             <w:tcBorders/>
             <w:vAlign w:val="center"/>
           </w:tcPr>
@@ -24717,7 +25049,7 @@
         <w:trPr/>
         <w:tc>
           <w:tcPr>
-            <w:tcW w:w="5564" w:type="dxa"/>
+            <w:tcW w:w="5613" w:type="dxa"/>
             <w:tcBorders/>
             <w:vAlign w:val="center"/>
           </w:tcPr>
@@ -24750,7 +25082,7 @@
         </w:tc>
         <w:tc>
           <w:tcPr>
-            <w:tcW w:w="7326" w:type="dxa"/>
+            <w:tcW w:w="7313" w:type="dxa"/>
             <w:tcBorders/>
             <w:vAlign w:val="center"/>
           </w:tcPr>
@@ -24784,7 +25116,7 @@
         <w:trPr/>
         <w:tc>
           <w:tcPr>
-            <w:tcW w:w="5564" w:type="dxa"/>
+            <w:tcW w:w="5613" w:type="dxa"/>
             <w:tcBorders/>
             <w:vAlign w:val="center"/>
           </w:tcPr>
@@ -24807,7 +25139,7 @@
         </w:tc>
         <w:tc>
           <w:tcPr>
-            <w:tcW w:w="7326" w:type="dxa"/>
+            <w:tcW w:w="7313" w:type="dxa"/>
             <w:tcBorders/>
             <w:vAlign w:val="center"/>
           </w:tcPr>
@@ -24837,7 +25169,7 @@
         <w:trPr/>
         <w:tc>
           <w:tcPr>
-            <w:tcW w:w="5564" w:type="dxa"/>
+            <w:tcW w:w="5613" w:type="dxa"/>
             <w:tcBorders/>
             <w:vAlign w:val="center"/>
           </w:tcPr>
@@ -24860,7 +25192,7 @@
         </w:tc>
         <w:tc>
           <w:tcPr>
-            <w:tcW w:w="7326" w:type="dxa"/>
+            <w:tcW w:w="7313" w:type="dxa"/>
             <w:tcBorders/>
             <w:vAlign w:val="center"/>
           </w:tcPr>
@@ -24894,7 +25226,7 @@
         <w:trPr/>
         <w:tc>
           <w:tcPr>
-            <w:tcW w:w="5564" w:type="dxa"/>
+            <w:tcW w:w="5613" w:type="dxa"/>
             <w:tcBorders/>
             <w:vAlign w:val="center"/>
           </w:tcPr>
@@ -24917,7 +25249,7 @@
         </w:tc>
         <w:tc>
           <w:tcPr>
-            <w:tcW w:w="7326" w:type="dxa"/>
+            <w:tcW w:w="7313" w:type="dxa"/>
             <w:tcBorders/>
             <w:vAlign w:val="center"/>
           </w:tcPr>
@@ -24947,7 +25279,7 @@
         <w:trPr/>
         <w:tc>
           <w:tcPr>
-            <w:tcW w:w="5564" w:type="dxa"/>
+            <w:tcW w:w="5613" w:type="dxa"/>
             <w:tcBorders/>
             <w:vAlign w:val="center"/>
           </w:tcPr>
@@ -24970,7 +25302,7 @@
         </w:tc>
         <w:tc>
           <w:tcPr>
-            <w:tcW w:w="7326" w:type="dxa"/>
+            <w:tcW w:w="7313" w:type="dxa"/>
             <w:tcBorders/>
             <w:vAlign w:val="center"/>
           </w:tcPr>
@@ -25014,7 +25346,7 @@
         <w:trPr/>
         <w:tc>
           <w:tcPr>
-            <w:tcW w:w="5564" w:type="dxa"/>
+            <w:tcW w:w="5613" w:type="dxa"/>
             <w:tcBorders/>
             <w:vAlign w:val="center"/>
           </w:tcPr>
@@ -25037,7 +25369,7 @@
         </w:tc>
         <w:tc>
           <w:tcPr>
-            <w:tcW w:w="7326" w:type="dxa"/>
+            <w:tcW w:w="7313" w:type="dxa"/>
             <w:tcBorders/>
             <w:vAlign w:val="center"/>
           </w:tcPr>
@@ -25088,8 +25420,8 @@
         <w:jc w:val="left"/>
         <w:rPr/>
       </w:pPr>
-      <w:bookmarkStart w:id="35" w:name="which-window-gets-the-keystroke"/>
-      <w:bookmarkEnd w:id="35"/>
+      <w:bookmarkStart w:id="36" w:name="which-window-gets-the-keystroke"/>
+      <w:bookmarkEnd w:id="36"/>
       <w:r>
         <w:rPr/>
         <w:t>Which Window Gets the Keystroke</w:t>
@@ -25214,7 +25546,7 @@
         <w:pStyle w:val="BodyText"/>
         <w:numPr>
           <w:ilvl w:val="0"/>
-          <w:numId w:val="40"/>
+          <w:numId w:val="41"/>
         </w:numPr>
         <w:tabs>
           <w:tab w:val="clear" w:pos="1134"/>
@@ -25252,7 +25584,7 @@
         <w:pStyle w:val="BodyText"/>
         <w:numPr>
           <w:ilvl w:val="0"/>
-          <w:numId w:val="40"/>
+          <w:numId w:val="41"/>
         </w:numPr>
         <w:tabs>
           <w:tab w:val="clear" w:pos="1134"/>
@@ -25312,7 +25644,7 @@
         <w:pStyle w:val="BodyText"/>
         <w:numPr>
           <w:ilvl w:val="0"/>
-          <w:numId w:val="40"/>
+          <w:numId w:val="41"/>
         </w:numPr>
         <w:tabs>
           <w:tab w:val="clear" w:pos="1134"/>
@@ -30319,8 +30651,8 @@
   <w:abstractNum w:abstractNumId="37">
     <w:lvl w:ilvl="0">
       <w:start w:val="1"/>
-      <w:numFmt w:val="decimal"/>
-      <w:lvlText w:val="%1."/>
+      <w:numFmt w:val="bullet"/>
+      <w:lvlText w:val=""/>
       <w:lvlJc w:val="left"/>
       <w:pPr>
         <w:tabs>
@@ -30328,12 +30660,14 @@
         </w:tabs>
         <w:ind w:left="709" w:hanging="283"/>
       </w:pPr>
-      <w:rPr/>
+      <w:rPr>
+        <w:rFonts w:ascii="Symbol" w:hAnsi="Symbol" w:cs="Symbol" w:hint="default"/>
+      </w:rPr>
     </w:lvl>
     <w:lvl w:ilvl="1">
       <w:start w:val="1"/>
-      <w:numFmt w:val="decimal"/>
-      <w:lvlText w:val="%2."/>
+      <w:numFmt w:val="bullet"/>
+      <w:lvlText w:val=""/>
       <w:lvlJc w:val="left"/>
       <w:pPr>
         <w:tabs>
@@ -30341,12 +30675,14 @@
         </w:tabs>
         <w:ind w:left="1418" w:hanging="283"/>
       </w:pPr>
-      <w:rPr/>
+      <w:rPr>
+        <w:rFonts w:ascii="Symbol" w:hAnsi="Symbol" w:cs="Symbol" w:hint="default"/>
+      </w:rPr>
     </w:lvl>
     <w:lvl w:ilvl="2">
       <w:start w:val="1"/>
-      <w:numFmt w:val="decimal"/>
-      <w:lvlText w:val="%3."/>
+      <w:numFmt w:val="bullet"/>
+      <w:lvlText w:val=""/>
       <w:lvlJc w:val="left"/>
       <w:pPr>
         <w:tabs>
@@ -30354,12 +30690,14 @@
         </w:tabs>
         <w:ind w:left="2127" w:hanging="283"/>
       </w:pPr>
-      <w:rPr/>
+      <w:rPr>
+        <w:rFonts w:ascii="Symbol" w:hAnsi="Symbol" w:cs="Symbol" w:hint="default"/>
+      </w:rPr>
     </w:lvl>
     <w:lvl w:ilvl="3">
       <w:start w:val="1"/>
-      <w:numFmt w:val="decimal"/>
-      <w:lvlText w:val="%4."/>
+      <w:numFmt w:val="bullet"/>
+      <w:lvlText w:val=""/>
       <w:lvlJc w:val="left"/>
       <w:pPr>
         <w:tabs>
@@ -30367,12 +30705,14 @@
         </w:tabs>
         <w:ind w:left="2836" w:hanging="283"/>
       </w:pPr>
-      <w:rPr/>
+      <w:rPr>
+        <w:rFonts w:ascii="Symbol" w:hAnsi="Symbol" w:cs="Symbol" w:hint="default"/>
+      </w:rPr>
     </w:lvl>
     <w:lvl w:ilvl="4">
       <w:start w:val="1"/>
-      <w:numFmt w:val="decimal"/>
-      <w:lvlText w:val="%5."/>
+      <w:numFmt w:val="bullet"/>
+      <w:lvlText w:val=""/>
       <w:lvlJc w:val="left"/>
       <w:pPr>
         <w:tabs>
@@ -30380,12 +30720,14 @@
         </w:tabs>
         <w:ind w:left="3545" w:hanging="283"/>
       </w:pPr>
-      <w:rPr/>
+      <w:rPr>
+        <w:rFonts w:ascii="Symbol" w:hAnsi="Symbol" w:cs="Symbol" w:hint="default"/>
+      </w:rPr>
     </w:lvl>
     <w:lvl w:ilvl="5">
       <w:start w:val="1"/>
-      <w:numFmt w:val="decimal"/>
-      <w:lvlText w:val="%6."/>
+      <w:numFmt w:val="bullet"/>
+      <w:lvlText w:val=""/>
       <w:lvlJc w:val="left"/>
       <w:pPr>
         <w:tabs>
@@ -30393,12 +30735,14 @@
         </w:tabs>
         <w:ind w:left="4254" w:hanging="283"/>
       </w:pPr>
-      <w:rPr/>
+      <w:rPr>
+        <w:rFonts w:ascii="Symbol" w:hAnsi="Symbol" w:cs="Symbol" w:hint="default"/>
+      </w:rPr>
     </w:lvl>
     <w:lvl w:ilvl="6">
       <w:start w:val="1"/>
-      <w:numFmt w:val="decimal"/>
-      <w:lvlText w:val="%7."/>
+      <w:numFmt w:val="bullet"/>
+      <w:lvlText w:val=""/>
       <w:lvlJc w:val="left"/>
       <w:pPr>
         <w:tabs>
@@ -30406,12 +30750,14 @@
         </w:tabs>
         <w:ind w:left="4963" w:hanging="283"/>
       </w:pPr>
-      <w:rPr/>
+      <w:rPr>
+        <w:rFonts w:ascii="Symbol" w:hAnsi="Symbol" w:cs="Symbol" w:hint="default"/>
+      </w:rPr>
     </w:lvl>
     <w:lvl w:ilvl="7">
       <w:start w:val="1"/>
-      <w:numFmt w:val="decimal"/>
-      <w:lvlText w:val="%8."/>
+      <w:numFmt w:val="bullet"/>
+      <w:lvlText w:val=""/>
       <w:lvlJc w:val="left"/>
       <w:pPr>
         <w:tabs>
@@ -30419,12 +30765,14 @@
         </w:tabs>
         <w:ind w:left="5672" w:hanging="283"/>
       </w:pPr>
-      <w:rPr/>
+      <w:rPr>
+        <w:rFonts w:ascii="Symbol" w:hAnsi="Symbol" w:cs="Symbol" w:hint="default"/>
+      </w:rPr>
     </w:lvl>
     <w:lvl w:ilvl="8">
       <w:start w:val="1"/>
-      <w:numFmt w:val="decimal"/>
-      <w:lvlText w:val="%9."/>
+      <w:numFmt w:val="bullet"/>
+      <w:lvlText w:val=""/>
       <w:lvlJc w:val="left"/>
       <w:pPr>
         <w:tabs>
@@ -30432,14 +30780,16 @@
         </w:tabs>
         <w:ind w:left="6381" w:hanging="283"/>
       </w:pPr>
-      <w:rPr/>
+      <w:rPr>
+        <w:rFonts w:ascii="Symbol" w:hAnsi="Symbol" w:cs="Symbol" w:hint="default"/>
+      </w:rPr>
     </w:lvl>
   </w:abstractNum>
   <w:abstractNum w:abstractNumId="38">
     <w:lvl w:ilvl="0">
       <w:start w:val="1"/>
-      <w:numFmt w:val="bullet"/>
-      <w:lvlText w:val=""/>
+      <w:numFmt w:val="decimal"/>
+      <w:lvlText w:val="%1."/>
       <w:lvlJc w:val="left"/>
       <w:pPr>
         <w:tabs>
@@ -30447,14 +30797,12 @@
         </w:tabs>
         <w:ind w:left="709" w:hanging="283"/>
       </w:pPr>
-      <w:rPr>
-        <w:rFonts w:ascii="Symbol" w:hAnsi="Symbol" w:cs="Symbol" w:hint="default"/>
-      </w:rPr>
+      <w:rPr/>
     </w:lvl>
     <w:lvl w:ilvl="1">
       <w:start w:val="1"/>
-      <w:numFmt w:val="bullet"/>
-      <w:lvlText w:val=""/>
+      <w:numFmt w:val="decimal"/>
+      <w:lvlText w:val="%2."/>
       <w:lvlJc w:val="left"/>
       <w:pPr>
         <w:tabs>
@@ -30462,14 +30810,12 @@
         </w:tabs>
         <w:ind w:left="1418" w:hanging="283"/>
       </w:pPr>
-      <w:rPr>
-        <w:rFonts w:ascii="Symbol" w:hAnsi="Symbol" w:cs="Symbol" w:hint="default"/>
-      </w:rPr>
+      <w:rPr/>
     </w:lvl>
     <w:lvl w:ilvl="2">
       <w:start w:val="1"/>
-      <w:numFmt w:val="bullet"/>
-      <w:lvlText w:val=""/>
+      <w:numFmt w:val="decimal"/>
+      <w:lvlText w:val="%3."/>
       <w:lvlJc w:val="left"/>
       <w:pPr>
         <w:tabs>
@@ -30477,14 +30823,12 @@
         </w:tabs>
         <w:ind w:left="2127" w:hanging="283"/>
       </w:pPr>
-      <w:rPr>
-        <w:rFonts w:ascii="Symbol" w:hAnsi="Symbol" w:cs="Symbol" w:hint="default"/>
-      </w:rPr>
+      <w:rPr/>
     </w:lvl>
     <w:lvl w:ilvl="3">
       <w:start w:val="1"/>
-      <w:numFmt w:val="bullet"/>
-      <w:lvlText w:val=""/>
+      <w:numFmt w:val="decimal"/>
+      <w:lvlText w:val="%4."/>
       <w:lvlJc w:val="left"/>
       <w:pPr>
         <w:tabs>
@@ -30492,14 +30836,12 @@
         </w:tabs>
         <w:ind w:left="2836" w:hanging="283"/>
       </w:pPr>
-      <w:rPr>
-        <w:rFonts w:ascii="Symbol" w:hAnsi="Symbol" w:cs="Symbol" w:hint="default"/>
-      </w:rPr>
+      <w:rPr/>
     </w:lvl>
     <w:lvl w:ilvl="4">
       <w:start w:val="1"/>
-      <w:numFmt w:val="bullet"/>
-      <w:lvlText w:val=""/>
+      <w:numFmt w:val="decimal"/>
+      <w:lvlText w:val="%5."/>
       <w:lvlJc w:val="left"/>
       <w:pPr>
         <w:tabs>
@@ -30507,14 +30849,12 @@
         </w:tabs>
         <w:ind w:left="3545" w:hanging="283"/>
       </w:pPr>
-      <w:rPr>
-        <w:rFonts w:ascii="Symbol" w:hAnsi="Symbol" w:cs="Symbol" w:hint="default"/>
-      </w:rPr>
+      <w:rPr/>
     </w:lvl>
     <w:lvl w:ilvl="5">
       <w:start w:val="1"/>
-      <w:numFmt w:val="bullet"/>
-      <w:lvlText w:val=""/>
+      <w:numFmt w:val="decimal"/>
+      <w:lvlText w:val="%6."/>
       <w:lvlJc w:val="left"/>
       <w:pPr>
         <w:tabs>
@@ -30522,14 +30862,12 @@
         </w:tabs>
         <w:ind w:left="4254" w:hanging="283"/>
       </w:pPr>
-      <w:rPr>
-        <w:rFonts w:ascii="Symbol" w:hAnsi="Symbol" w:cs="Symbol" w:hint="default"/>
-      </w:rPr>
+      <w:rPr/>
     </w:lvl>
     <w:lvl w:ilvl="6">
       <w:start w:val="1"/>
-      <w:numFmt w:val="bullet"/>
-      <w:lvlText w:val=""/>
+      <w:numFmt w:val="decimal"/>
+      <w:lvlText w:val="%7."/>
       <w:lvlJc w:val="left"/>
       <w:pPr>
         <w:tabs>
@@ -30537,14 +30875,12 @@
         </w:tabs>
         <w:ind w:left="4963" w:hanging="283"/>
       </w:pPr>
-      <w:rPr>
-        <w:rFonts w:ascii="Symbol" w:hAnsi="Symbol" w:cs="Symbol" w:hint="default"/>
-      </w:rPr>
+      <w:rPr/>
     </w:lvl>
     <w:lvl w:ilvl="7">
       <w:start w:val="1"/>
-      <w:numFmt w:val="bullet"/>
-      <w:lvlText w:val=""/>
+      <w:numFmt w:val="decimal"/>
+      <w:lvlText w:val="%8."/>
       <w:lvlJc w:val="left"/>
       <w:pPr>
         <w:tabs>
@@ -30552,14 +30888,12 @@
         </w:tabs>
         <w:ind w:left="5672" w:hanging="283"/>
       </w:pPr>
-      <w:rPr>
-        <w:rFonts w:ascii="Symbol" w:hAnsi="Symbol" w:cs="Symbol" w:hint="default"/>
-      </w:rPr>
+      <w:rPr/>
     </w:lvl>
     <w:lvl w:ilvl="8">
       <w:start w:val="1"/>
-      <w:numFmt w:val="bullet"/>
-      <w:lvlText w:val=""/>
+      <w:numFmt w:val="decimal"/>
+      <w:lvlText w:val="%9."/>
       <w:lvlJc w:val="left"/>
       <w:pPr>
         <w:tabs>
@@ -30567,9 +30901,7 @@
         </w:tabs>
         <w:ind w:left="6381" w:hanging="283"/>
       </w:pPr>
-      <w:rPr>
-        <w:rFonts w:ascii="Symbol" w:hAnsi="Symbol" w:cs="Symbol" w:hint="default"/>
-      </w:rPr>
+      <w:rPr/>
     </w:lvl>
   </w:abstractNum>
   <w:abstractNum w:abstractNumId="39">
@@ -30849,9 +31181,146 @@
   <w:abstractNum w:abstractNumId="41">
     <w:lvl w:ilvl="0">
       <w:start w:val="1"/>
+      <w:numFmt w:val="bullet"/>
+      <w:lvlText w:val=""/>
+      <w:lvlJc w:val="left"/>
+      <w:pPr>
+        <w:tabs>
+          <w:tab w:val="num" w:pos="709"/>
+        </w:tabs>
+        <w:ind w:left="709" w:hanging="283"/>
+      </w:pPr>
+      <w:rPr>
+        <w:rFonts w:ascii="Symbol" w:hAnsi="Symbol" w:cs="Symbol" w:hint="default"/>
+      </w:rPr>
+    </w:lvl>
+    <w:lvl w:ilvl="1">
+      <w:start w:val="1"/>
+      <w:numFmt w:val="bullet"/>
+      <w:lvlText w:val=""/>
+      <w:lvlJc w:val="left"/>
+      <w:pPr>
+        <w:tabs>
+          <w:tab w:val="num" w:pos="1418"/>
+        </w:tabs>
+        <w:ind w:left="1418" w:hanging="283"/>
+      </w:pPr>
+      <w:rPr>
+        <w:rFonts w:ascii="Symbol" w:hAnsi="Symbol" w:cs="Symbol" w:hint="default"/>
+      </w:rPr>
+    </w:lvl>
+    <w:lvl w:ilvl="2">
+      <w:start w:val="1"/>
+      <w:numFmt w:val="bullet"/>
+      <w:lvlText w:val=""/>
+      <w:lvlJc w:val="left"/>
+      <w:pPr>
+        <w:tabs>
+          <w:tab w:val="num" w:pos="2127"/>
+        </w:tabs>
+        <w:ind w:left="2127" w:hanging="283"/>
+      </w:pPr>
+      <w:rPr>
+        <w:rFonts w:ascii="Symbol" w:hAnsi="Symbol" w:cs="Symbol" w:hint="default"/>
+      </w:rPr>
+    </w:lvl>
+    <w:lvl w:ilvl="3">
+      <w:start w:val="1"/>
+      <w:numFmt w:val="bullet"/>
+      <w:lvlText w:val=""/>
+      <w:lvlJc w:val="left"/>
+      <w:pPr>
+        <w:tabs>
+          <w:tab w:val="num" w:pos="2836"/>
+        </w:tabs>
+        <w:ind w:left="2836" w:hanging="283"/>
+      </w:pPr>
+      <w:rPr>
+        <w:rFonts w:ascii="Symbol" w:hAnsi="Symbol" w:cs="Symbol" w:hint="default"/>
+      </w:rPr>
+    </w:lvl>
+    <w:lvl w:ilvl="4">
+      <w:start w:val="1"/>
+      <w:numFmt w:val="bullet"/>
+      <w:lvlText w:val=""/>
+      <w:lvlJc w:val="left"/>
+      <w:pPr>
+        <w:tabs>
+          <w:tab w:val="num" w:pos="3545"/>
+        </w:tabs>
+        <w:ind w:left="3545" w:hanging="283"/>
+      </w:pPr>
+      <w:rPr>
+        <w:rFonts w:ascii="Symbol" w:hAnsi="Symbol" w:cs="Symbol" w:hint="default"/>
+      </w:rPr>
+    </w:lvl>
+    <w:lvl w:ilvl="5">
+      <w:start w:val="1"/>
+      <w:numFmt w:val="bullet"/>
+      <w:lvlText w:val=""/>
+      <w:lvlJc w:val="left"/>
+      <w:pPr>
+        <w:tabs>
+          <w:tab w:val="num" w:pos="4254"/>
+        </w:tabs>
+        <w:ind w:left="4254" w:hanging="283"/>
+      </w:pPr>
+      <w:rPr>
+        <w:rFonts w:ascii="Symbol" w:hAnsi="Symbol" w:cs="Symbol" w:hint="default"/>
+      </w:rPr>
+    </w:lvl>
+    <w:lvl w:ilvl="6">
+      <w:start w:val="1"/>
+      <w:numFmt w:val="bullet"/>
+      <w:lvlText w:val=""/>
+      <w:lvlJc w:val="left"/>
+      <w:pPr>
+        <w:tabs>
+          <w:tab w:val="num" w:pos="4963"/>
+        </w:tabs>
+        <w:ind w:left="4963" w:hanging="283"/>
+      </w:pPr>
+      <w:rPr>
+        <w:rFonts w:ascii="Symbol" w:hAnsi="Symbol" w:cs="Symbol" w:hint="default"/>
+      </w:rPr>
+    </w:lvl>
+    <w:lvl w:ilvl="7">
+      <w:start w:val="1"/>
+      <w:numFmt w:val="bullet"/>
+      <w:lvlText w:val=""/>
+      <w:lvlJc w:val="left"/>
+      <w:pPr>
+        <w:tabs>
+          <w:tab w:val="num" w:pos="5672"/>
+        </w:tabs>
+        <w:ind w:left="5672" w:hanging="283"/>
+      </w:pPr>
+      <w:rPr>
+        <w:rFonts w:ascii="Symbol" w:hAnsi="Symbol" w:cs="Symbol" w:hint="default"/>
+      </w:rPr>
+    </w:lvl>
+    <w:lvl w:ilvl="8">
+      <w:start w:val="1"/>
+      <w:numFmt w:val="bullet"/>
+      <w:lvlText w:val=""/>
+      <w:lvlJc w:val="left"/>
+      <w:pPr>
+        <w:tabs>
+          <w:tab w:val="num" w:pos="6381"/>
+        </w:tabs>
+        <w:ind w:left="6381" w:hanging="283"/>
+      </w:pPr>
+      <w:rPr>
+        <w:rFonts w:ascii="Symbol" w:hAnsi="Symbol" w:cs="Symbol" w:hint="default"/>
+      </w:rPr>
+    </w:lvl>
+  </w:abstractNum>
+  <w:abstractNum w:abstractNumId="42">
+    <w:lvl w:ilvl="0">
+      <w:start w:val="1"/>
       <w:numFmt w:val="none"/>
       <w:suff w:val="nothing"/>
-      <w:lvlText w:val="%1"/>
+      <w:lvlText w:val=""/>
       <w:lvlJc w:val="left"/>
       <w:pPr>
         <w:tabs>
@@ -30862,10 +31331,51 @@
     </w:lvl>
     <w:lvl w:ilvl="1">
       <w:start w:val="1"/>
+      <w:numFmt w:val="none"/>
       <w:pStyle w:val="Heading2"/>
+      <w:suff w:val="nothing"/>
+      <w:lvlText w:val=""/>
+      <w:lvlJc w:val="left"/>
+      <w:pPr>
+        <w:tabs>
+          <w:tab w:val="num" w:pos="0"/>
+        </w:tabs>
+        <w:ind w:left="0" w:hanging="0"/>
+      </w:pPr>
+    </w:lvl>
+    <w:lvl w:ilvl="2">
+      <w:start w:val="1"/>
+      <w:numFmt w:val="none"/>
+      <w:pStyle w:val="Heading3"/>
+      <w:suff w:val="nothing"/>
+      <w:lvlText w:val=""/>
+      <w:lvlJc w:val="left"/>
+      <w:pPr>
+        <w:tabs>
+          <w:tab w:val="num" w:pos="0"/>
+        </w:tabs>
+        <w:ind w:left="0" w:hanging="0"/>
+      </w:pPr>
+    </w:lvl>
+    <w:lvl w:ilvl="3">
+      <w:start w:val="1"/>
+      <w:numFmt w:val="none"/>
+      <w:pStyle w:val="Heading4"/>
+      <w:suff w:val="nothing"/>
+      <w:lvlText w:val=""/>
+      <w:lvlJc w:val="left"/>
+      <w:pPr>
+        <w:tabs>
+          <w:tab w:val="num" w:pos="0"/>
+        </w:tabs>
+        <w:ind w:left="0" w:hanging="0"/>
+      </w:pPr>
+    </w:lvl>
+    <w:lvl w:ilvl="4">
+      <w:start w:val="1"/>
       <w:numFmt w:val="none"/>
       <w:suff w:val="nothing"/>
-      <w:lvlText w:val="%2"/>
+      <w:lvlText w:val=""/>
       <w:lvlJc w:val="left"/>
       <w:pPr>
         <w:tabs>
@@ -30874,12 +31384,11 @@
         <w:ind w:left="0" w:hanging="0"/>
       </w:pPr>
     </w:lvl>
-    <w:lvl w:ilvl="2">
-      <w:start w:val="1"/>
-      <w:pStyle w:val="Heading3"/>
+    <w:lvl w:ilvl="5">
+      <w:start w:val="1"/>
       <w:numFmt w:val="none"/>
       <w:suff w:val="nothing"/>
-      <w:lvlText w:val="%3"/>
+      <w:lvlText w:val=""/>
       <w:lvlJc w:val="left"/>
       <w:pPr>
         <w:tabs>
@@ -30888,12 +31397,11 @@
         <w:ind w:left="0" w:hanging="0"/>
       </w:pPr>
     </w:lvl>
-    <w:lvl w:ilvl="3">
-      <w:start w:val="1"/>
-      <w:pStyle w:val="Heading4"/>
+    <w:lvl w:ilvl="6">
+      <w:start w:val="1"/>
       <w:numFmt w:val="none"/>
       <w:suff w:val="nothing"/>
-      <w:lvlText w:val="%4"/>
+      <w:lvlText w:val=""/>
       <w:lvlJc w:val="left"/>
       <w:pPr>
         <w:tabs>
@@ -30902,11 +31410,11 @@
         <w:ind w:left="0" w:hanging="0"/>
       </w:pPr>
     </w:lvl>
-    <w:lvl w:ilvl="4">
+    <w:lvl w:ilvl="7">
       <w:start w:val="1"/>
       <w:numFmt w:val="none"/>
       <w:suff w:val="nothing"/>
-      <w:lvlText w:val="%5"/>
+      <w:lvlText w:val=""/>
       <w:lvlJc w:val="left"/>
       <w:pPr>
         <w:tabs>
@@ -30915,50 +31423,11 @@
         <w:ind w:left="0" w:hanging="0"/>
       </w:pPr>
     </w:lvl>
-    <w:lvl w:ilvl="5">
+    <w:lvl w:ilvl="8">
       <w:start w:val="1"/>
       <w:numFmt w:val="none"/>
       <w:suff w:val="nothing"/>
-      <w:lvlText w:val="%6"/>
-      <w:lvlJc w:val="left"/>
-      <w:pPr>
-        <w:tabs>
-          <w:tab w:val="num" w:pos="0"/>
-        </w:tabs>
-        <w:ind w:left="0" w:hanging="0"/>
-      </w:pPr>
-    </w:lvl>
-    <w:lvl w:ilvl="6">
-      <w:start w:val="1"/>
-      <w:numFmt w:val="none"/>
-      <w:suff w:val="nothing"/>
-      <w:lvlText w:val="%7"/>
-      <w:lvlJc w:val="left"/>
-      <w:pPr>
-        <w:tabs>
-          <w:tab w:val="num" w:pos="0"/>
-        </w:tabs>
-        <w:ind w:left="0" w:hanging="0"/>
-      </w:pPr>
-    </w:lvl>
-    <w:lvl w:ilvl="7">
-      <w:start w:val="1"/>
-      <w:numFmt w:val="none"/>
-      <w:suff w:val="nothing"/>
-      <w:lvlText w:val="%8"/>
-      <w:lvlJc w:val="left"/>
-      <w:pPr>
-        <w:tabs>
-          <w:tab w:val="num" w:pos="0"/>
-        </w:tabs>
-        <w:ind w:left="0" w:hanging="0"/>
-      </w:pPr>
-    </w:lvl>
-    <w:lvl w:ilvl="8">
-      <w:start w:val="1"/>
-      <w:numFmt w:val="none"/>
-      <w:suff w:val="nothing"/>
-      <w:lvlText w:val="%9"/>
+      <w:lvlText w:val=""/>
       <w:lvlJc w:val="left"/>
       <w:pPr>
         <w:tabs>
@@ -31091,6 +31560,9 @@
   <w:num w:numId="41">
     <w:abstractNumId w:val="41"/>
   </w:num>
+  <w:num w:numId="42">
+    <w:abstractNumId w:val="42"/>
+  </w:num>
 </w:numbering>
 </file>
 
@@ -31099,7 +31571,7 @@
   <w:docDefaults>
     <w:rPrDefault>
       <w:rPr>
-        <w:rFonts w:ascii="Liberation Serif" w:hAnsi="Liberation Serif" w:eastAsia="WenQuanYi Zen Hei" w:cs="FreeSans"/>
+        <w:rFonts w:ascii="Liberation Serif" w:hAnsi="Liberation Serif" w:eastAsia="Noto Serif CJK SC" w:cs="Noto Sans Devanagari"/>
         <w:sz w:val="24"/>
         <w:szCs w:val="24"/>
         <w:lang w:val="en-US" w:eastAsia="zh-CN" w:bidi="hi-IN"/>
@@ -31129,7 +31601,7 @@
     </w:rPr>
   </w:style>
   <w:style w:type="paragraph" w:styleId="Heading1">
-    <w:name w:val="Heading 1"/>
+    <w:name w:val="heading 1"/>
     <w:basedOn w:val="Heading"/>
     <w:next w:val="BodyText"/>
     <w:qFormat/>
@@ -31137,7 +31609,6 @@
       <w:spacing w:before="240" w:after="80"/>
     </w:pPr>
     <w:rPr>
-      <w:rFonts w:ascii="Noto Sans" w:hAnsi="Noto Sans"/>
       <w:b/>
       <w:bCs/>
       <w:color w:val="88C0D0"/>
@@ -31146,7 +31617,7 @@
     </w:rPr>
   </w:style>
   <w:style w:type="paragraph" w:styleId="Heading2">
-    <w:name w:val="Heading 2"/>
+    <w:name w:val="heading 2"/>
     <w:basedOn w:val="Heading"/>
     <w:next w:val="BodyText"/>
     <w:qFormat/>
@@ -31159,7 +31630,7 @@
       <w:outlineLvl w:val="1"/>
     </w:pPr>
     <w:rPr>
-      <w:rFonts w:ascii="Liberation Serif" w:hAnsi="Liberation Serif" w:eastAsia="WenQuanYi Zen Hei" w:cs="FreeSans"/>
+      <w:rFonts w:ascii="Liberation Serif" w:hAnsi="Liberation Serif" w:eastAsia="Noto Serif CJK SC" w:cs="Noto Sans Devanagari"/>
       <w:b/>
       <w:bCs/>
       <w:color w:val="88C0D0"/>
@@ -31168,7 +31639,7 @@
     </w:rPr>
   </w:style>
   <w:style w:type="paragraph" w:styleId="Heading3">
-    <w:name w:val="Heading 3"/>
+    <w:name w:val="heading 3"/>
     <w:basedOn w:val="Heading"/>
     <w:next w:val="BodyText"/>
     <w:qFormat/>
@@ -31178,7 +31649,7 @@
       <w:outlineLvl w:val="2"/>
     </w:pPr>
     <w:rPr>
-      <w:rFonts w:ascii="Liberation Serif" w:hAnsi="Liberation Serif" w:eastAsia="WenQuanYi Zen Hei" w:cs="FreeSans"/>
+      <w:rFonts w:ascii="Liberation Serif" w:hAnsi="Liberation Serif" w:eastAsia="Noto Serif CJK SC" w:cs="Noto Sans Devanagari"/>
       <w:b/>
       <w:bCs/>
       <w:color w:val="88C0D0"/>
@@ -31187,7 +31658,7 @@
     </w:rPr>
   </w:style>
   <w:style w:type="paragraph" w:styleId="Heading4">
-    <w:name w:val="Heading 4"/>
+    <w:name w:val="heading 4"/>
     <w:basedOn w:val="Heading"/>
     <w:next w:val="BodyText"/>
     <w:qFormat/>
@@ -31196,11 +31667,23 @@
       <w:outlineLvl w:val="3"/>
     </w:pPr>
     <w:rPr>
-      <w:rFonts w:ascii="Liberation Serif" w:hAnsi="Liberation Serif" w:eastAsia="WenQuanYi Zen Hei" w:cs="FreeSans"/>
+      <w:rFonts w:ascii="Liberation Serif" w:hAnsi="Liberation Serif" w:eastAsia="Noto Serif CJK SC" w:cs="Noto Sans Devanagari"/>
       <w:b/>
       <w:bCs/>
       <w:sz w:val="24"/>
       <w:szCs w:val="24"/>
+    </w:rPr>
+  </w:style>
+  <w:style w:type="character" w:styleId="EndnoteReference">
+    <w:name w:val="endnote reference"/>
+    <w:rPr>
+      <w:vertAlign w:val="superscript"/>
+    </w:rPr>
+  </w:style>
+  <w:style w:type="character" w:styleId="FootnoteReference">
+    <w:name w:val="footnote reference"/>
+    <w:rPr>
+      <w:vertAlign w:val="superscript"/>
     </w:rPr>
   </w:style>
   <w:style w:type="character" w:styleId="EndnoteCharacters">
@@ -31280,7 +31763,7 @@
     </w:rPr>
   </w:style>
   <w:style w:type="paragraph" w:styleId="EnvelopeRe